--- a/bp_svobo229_v2.docx
+++ b/bp_svobo229_v2.docx
@@ -457,7 +457,7 @@
           <w:sz w:val="28"/>
           <w:szCs w:val="28"/>
         </w:rPr>
-        <w:t>2025</w:t>
+        <w:t>2026</w:t>
       </w:r>
       <w:r>
         <w:rPr>
@@ -510,7 +510,7 @@
           <v:shape id="_x0000_i1025" type="#_x0000_t75" style="width:446.25pt;height:479.25pt" o:ole="">
             <v:imagedata r:id="rId12" o:title=""/>
           </v:shape>
-          <o:OLEObject Type="Embed" ProgID="Word.Document.12" ShapeID="_x0000_i1025" DrawAspect="Content" ObjectID="_1805223415" r:id="rId13">
+          <o:OLEObject Type="Embed" ProgID="Word.Document.12" ShapeID="_x0000_i1025" DrawAspect="Content" ObjectID="_1831999561" r:id="rId13">
             <o:FieldCodes>\s</o:FieldCodes>
           </o:OLEObject>
         </w:object>
@@ -6796,6 +6796,19 @@
       </w:r>
       <w:r>
         <w:t>posílání zpráv mezi závodníky webu.</w:t>
+      </w:r>
+    </w:p>
+    <w:p/>
+    <w:p>
+      <w:pPr>
+        <w:pStyle w:val="Odstavecseseznamem"/>
+        <w:numPr>
+          <w:ilvl w:val="0"/>
+          <w:numId w:val="40"/>
+        </w:numPr>
+      </w:pPr>
+      <w:r>
+        <w:t>Víc to rozepiš, excel export, nějaký zálohy, výpis/smlouvy pomocí .docx šablon jako jsi dělal ve Webrexu.</w:t>
       </w:r>
     </w:p>
     <w:p>
@@ -8300,6 +8313,118 @@
     </w:lvl>
   </w:abstractNum>
   <w:abstractNum w:abstractNumId="7" w15:restartNumberingAfterBreak="0">
+    <w:nsid w:val="213A5FD2"/>
+    <w:multiLevelType w:val="hybridMultilevel"/>
+    <w:tmpl w:val="554E2680"/>
+    <w:lvl w:ilvl="0" w:tplc="4E8A78B6">
+      <w:numFmt w:val="bullet"/>
+      <w:lvlText w:val=""/>
+      <w:lvlJc w:val="left"/>
+      <w:pPr>
+        <w:ind w:left="720" w:hanging="360"/>
+      </w:pPr>
+      <w:rPr>
+        <w:rFonts w:ascii="Wingdings" w:eastAsiaTheme="minorHAnsi" w:hAnsi="Wingdings" w:cstheme="minorBidi" w:hint="default"/>
+      </w:rPr>
+    </w:lvl>
+    <w:lvl w:ilvl="1" w:tplc="04050003" w:tentative="1">
+      <w:start w:val="1"/>
+      <w:numFmt w:val="bullet"/>
+      <w:lvlText w:val="o"/>
+      <w:lvlJc w:val="left"/>
+      <w:pPr>
+        <w:ind w:left="1440" w:hanging="360"/>
+      </w:pPr>
+      <w:rPr>
+        <w:rFonts w:ascii="Courier New" w:hAnsi="Courier New" w:cs="Courier New" w:hint="default"/>
+      </w:rPr>
+    </w:lvl>
+    <w:lvl w:ilvl="2" w:tplc="04050005" w:tentative="1">
+      <w:start w:val="1"/>
+      <w:numFmt w:val="bullet"/>
+      <w:lvlText w:val=""/>
+      <w:lvlJc w:val="left"/>
+      <w:pPr>
+        <w:ind w:left="2160" w:hanging="360"/>
+      </w:pPr>
+      <w:rPr>
+        <w:rFonts w:ascii="Wingdings" w:hAnsi="Wingdings" w:hint="default"/>
+      </w:rPr>
+    </w:lvl>
+    <w:lvl w:ilvl="3" w:tplc="04050001" w:tentative="1">
+      <w:start w:val="1"/>
+      <w:numFmt w:val="bullet"/>
+      <w:lvlText w:val=""/>
+      <w:lvlJc w:val="left"/>
+      <w:pPr>
+        <w:ind w:left="2880" w:hanging="360"/>
+      </w:pPr>
+      <w:rPr>
+        <w:rFonts w:ascii="Symbol" w:hAnsi="Symbol" w:hint="default"/>
+      </w:rPr>
+    </w:lvl>
+    <w:lvl w:ilvl="4" w:tplc="04050003" w:tentative="1">
+      <w:start w:val="1"/>
+      <w:numFmt w:val="bullet"/>
+      <w:lvlText w:val="o"/>
+      <w:lvlJc w:val="left"/>
+      <w:pPr>
+        <w:ind w:left="3600" w:hanging="360"/>
+      </w:pPr>
+      <w:rPr>
+        <w:rFonts w:ascii="Courier New" w:hAnsi="Courier New" w:cs="Courier New" w:hint="default"/>
+      </w:rPr>
+    </w:lvl>
+    <w:lvl w:ilvl="5" w:tplc="04050005" w:tentative="1">
+      <w:start w:val="1"/>
+      <w:numFmt w:val="bullet"/>
+      <w:lvlText w:val=""/>
+      <w:lvlJc w:val="left"/>
+      <w:pPr>
+        <w:ind w:left="4320" w:hanging="360"/>
+      </w:pPr>
+      <w:rPr>
+        <w:rFonts w:ascii="Wingdings" w:hAnsi="Wingdings" w:hint="default"/>
+      </w:rPr>
+    </w:lvl>
+    <w:lvl w:ilvl="6" w:tplc="04050001" w:tentative="1">
+      <w:start w:val="1"/>
+      <w:numFmt w:val="bullet"/>
+      <w:lvlText w:val=""/>
+      <w:lvlJc w:val="left"/>
+      <w:pPr>
+        <w:ind w:left="5040" w:hanging="360"/>
+      </w:pPr>
+      <w:rPr>
+        <w:rFonts w:ascii="Symbol" w:hAnsi="Symbol" w:hint="default"/>
+      </w:rPr>
+    </w:lvl>
+    <w:lvl w:ilvl="7" w:tplc="04050003" w:tentative="1">
+      <w:start w:val="1"/>
+      <w:numFmt w:val="bullet"/>
+      <w:lvlText w:val="o"/>
+      <w:lvlJc w:val="left"/>
+      <w:pPr>
+        <w:ind w:left="5760" w:hanging="360"/>
+      </w:pPr>
+      <w:rPr>
+        <w:rFonts w:ascii="Courier New" w:hAnsi="Courier New" w:cs="Courier New" w:hint="default"/>
+      </w:rPr>
+    </w:lvl>
+    <w:lvl w:ilvl="8" w:tplc="04050005" w:tentative="1">
+      <w:start w:val="1"/>
+      <w:numFmt w:val="bullet"/>
+      <w:lvlText w:val=""/>
+      <w:lvlJc w:val="left"/>
+      <w:pPr>
+        <w:ind w:left="6480" w:hanging="360"/>
+      </w:pPr>
+      <w:rPr>
+        <w:rFonts w:ascii="Wingdings" w:hAnsi="Wingdings" w:hint="default"/>
+      </w:rPr>
+    </w:lvl>
+  </w:abstractNum>
+  <w:abstractNum w:abstractNumId="8" w15:restartNumberingAfterBreak="0">
     <w:nsid w:val="2CB96E15"/>
     <w:multiLevelType w:val="hybridMultilevel"/>
     <w:tmpl w:val="E3DADC78"/>
@@ -8412,7 +8537,7 @@
       </w:rPr>
     </w:lvl>
   </w:abstractNum>
-  <w:abstractNum w:abstractNumId="8" w15:restartNumberingAfterBreak="0">
+  <w:abstractNum w:abstractNumId="9" w15:restartNumberingAfterBreak="0">
     <w:nsid w:val="2E053A0E"/>
     <w:multiLevelType w:val="hybridMultilevel"/>
     <w:tmpl w:val="4204115C"/>
@@ -8498,7 +8623,7 @@
       </w:pPr>
     </w:lvl>
   </w:abstractNum>
-  <w:abstractNum w:abstractNumId="9" w15:restartNumberingAfterBreak="0">
+  <w:abstractNum w:abstractNumId="10" w15:restartNumberingAfterBreak="0">
     <w:nsid w:val="32385533"/>
     <w:multiLevelType w:val="hybridMultilevel"/>
     <w:tmpl w:val="8264DC56"/>
@@ -8611,7 +8736,7 @@
       </w:rPr>
     </w:lvl>
   </w:abstractNum>
-  <w:abstractNum w:abstractNumId="10" w15:restartNumberingAfterBreak="0">
+  <w:abstractNum w:abstractNumId="11" w15:restartNumberingAfterBreak="0">
     <w:nsid w:val="325E002C"/>
     <w:multiLevelType w:val="multilevel"/>
     <w:tmpl w:val="B28EA22A"/>
@@ -8760,7 +8885,7 @@
       </w:rPr>
     </w:lvl>
   </w:abstractNum>
-  <w:abstractNum w:abstractNumId="11" w15:restartNumberingAfterBreak="0">
+  <w:abstractNum w:abstractNumId="12" w15:restartNumberingAfterBreak="0">
     <w:nsid w:val="32D12EE2"/>
     <w:multiLevelType w:val="hybridMultilevel"/>
     <w:tmpl w:val="B394B5E8"/>
@@ -8873,7 +8998,7 @@
       </w:rPr>
     </w:lvl>
   </w:abstractNum>
-  <w:abstractNum w:abstractNumId="12" w15:restartNumberingAfterBreak="0">
+  <w:abstractNum w:abstractNumId="13" w15:restartNumberingAfterBreak="0">
     <w:nsid w:val="33864F3A"/>
     <w:multiLevelType w:val="hybridMultilevel"/>
     <w:tmpl w:val="37EEECB4"/>
@@ -8986,7 +9111,7 @@
       </w:rPr>
     </w:lvl>
   </w:abstractNum>
-  <w:abstractNum w:abstractNumId="13" w15:restartNumberingAfterBreak="0">
+  <w:abstractNum w:abstractNumId="14" w15:restartNumberingAfterBreak="0">
     <w:nsid w:val="379E634F"/>
     <w:multiLevelType w:val="multilevel"/>
     <w:tmpl w:val="A418C716"/>
@@ -9099,7 +9224,7 @@
       </w:pPr>
     </w:lvl>
   </w:abstractNum>
-  <w:abstractNum w:abstractNumId="14" w15:restartNumberingAfterBreak="0">
+  <w:abstractNum w:abstractNumId="15" w15:restartNumberingAfterBreak="0">
     <w:nsid w:val="387228FC"/>
     <w:multiLevelType w:val="hybridMultilevel"/>
     <w:tmpl w:val="9BB891CC"/>
@@ -9212,7 +9337,7 @@
       </w:rPr>
     </w:lvl>
   </w:abstractNum>
-  <w:abstractNum w:abstractNumId="15" w15:restartNumberingAfterBreak="0">
+  <w:abstractNum w:abstractNumId="16" w15:restartNumberingAfterBreak="0">
     <w:nsid w:val="3B5F5F7D"/>
     <w:multiLevelType w:val="multilevel"/>
     <w:tmpl w:val="F9142A4E"/>
@@ -9301,7 +9426,7 @@
       </w:pPr>
     </w:lvl>
   </w:abstractNum>
-  <w:abstractNum w:abstractNumId="16" w15:restartNumberingAfterBreak="0">
+  <w:abstractNum w:abstractNumId="17" w15:restartNumberingAfterBreak="0">
     <w:nsid w:val="3D286053"/>
     <w:multiLevelType w:val="hybridMultilevel"/>
     <w:tmpl w:val="2C90F8B6"/>
@@ -9414,7 +9539,7 @@
       </w:rPr>
     </w:lvl>
   </w:abstractNum>
-  <w:abstractNum w:abstractNumId="17" w15:restartNumberingAfterBreak="0">
+  <w:abstractNum w:abstractNumId="18" w15:restartNumberingAfterBreak="0">
     <w:nsid w:val="3D4F4E22"/>
     <w:multiLevelType w:val="hybridMultilevel"/>
     <w:tmpl w:val="49AEEBEC"/>
@@ -9527,7 +9652,7 @@
       </w:rPr>
     </w:lvl>
   </w:abstractNum>
-  <w:abstractNum w:abstractNumId="18" w15:restartNumberingAfterBreak="0">
+  <w:abstractNum w:abstractNumId="19" w15:restartNumberingAfterBreak="0">
     <w:nsid w:val="3F817BFF"/>
     <w:multiLevelType w:val="hybridMultilevel"/>
     <w:tmpl w:val="57363A44"/>
@@ -9640,7 +9765,7 @@
       </w:rPr>
     </w:lvl>
   </w:abstractNum>
-  <w:abstractNum w:abstractNumId="19" w15:restartNumberingAfterBreak="0">
+  <w:abstractNum w:abstractNumId="20" w15:restartNumberingAfterBreak="0">
     <w:nsid w:val="4575495E"/>
     <w:multiLevelType w:val="hybridMultilevel"/>
     <w:tmpl w:val="E4F064E0"/>
@@ -9753,7 +9878,7 @@
       </w:rPr>
     </w:lvl>
   </w:abstractNum>
-  <w:abstractNum w:abstractNumId="20" w15:restartNumberingAfterBreak="0">
+  <w:abstractNum w:abstractNumId="21" w15:restartNumberingAfterBreak="0">
     <w:nsid w:val="46E509FF"/>
     <w:multiLevelType w:val="hybridMultilevel"/>
     <w:tmpl w:val="16E6C92C"/>
@@ -9878,7 +10003,7 @@
       </w:rPr>
     </w:lvl>
   </w:abstractNum>
-  <w:abstractNum w:abstractNumId="21" w15:restartNumberingAfterBreak="0">
+  <w:abstractNum w:abstractNumId="22" w15:restartNumberingAfterBreak="0">
     <w:nsid w:val="46FE4CC4"/>
     <w:multiLevelType w:val="hybridMultilevel"/>
     <w:tmpl w:val="7234943C"/>
@@ -9991,7 +10116,7 @@
       </w:rPr>
     </w:lvl>
   </w:abstractNum>
-  <w:abstractNum w:abstractNumId="22" w15:restartNumberingAfterBreak="0">
+  <w:abstractNum w:abstractNumId="23" w15:restartNumberingAfterBreak="0">
     <w:nsid w:val="4BBD4598"/>
     <w:multiLevelType w:val="hybridMultilevel"/>
     <w:tmpl w:val="5A8E75B6"/>
@@ -10104,7 +10229,7 @@
       </w:rPr>
     </w:lvl>
   </w:abstractNum>
-  <w:abstractNum w:abstractNumId="23" w15:restartNumberingAfterBreak="0">
+  <w:abstractNum w:abstractNumId="24" w15:restartNumberingAfterBreak="0">
     <w:nsid w:val="4C0F14F5"/>
     <w:multiLevelType w:val="hybridMultilevel"/>
     <w:tmpl w:val="5A12B6E6"/>
@@ -10193,7 +10318,7 @@
       </w:pPr>
     </w:lvl>
   </w:abstractNum>
-  <w:abstractNum w:abstractNumId="24" w15:restartNumberingAfterBreak="0">
+  <w:abstractNum w:abstractNumId="25" w15:restartNumberingAfterBreak="0">
     <w:nsid w:val="51167291"/>
     <w:multiLevelType w:val="hybridMultilevel"/>
     <w:tmpl w:val="8CFC3FCC"/>
@@ -10282,7 +10407,7 @@
       </w:pPr>
     </w:lvl>
   </w:abstractNum>
-  <w:abstractNum w:abstractNumId="25" w15:restartNumberingAfterBreak="0">
+  <w:abstractNum w:abstractNumId="26" w15:restartNumberingAfterBreak="0">
     <w:nsid w:val="557649DC"/>
     <w:multiLevelType w:val="multilevel"/>
     <w:tmpl w:val="45B45B66"/>
@@ -10377,7 +10502,7 @@
       </w:pPr>
     </w:lvl>
   </w:abstractNum>
-  <w:abstractNum w:abstractNumId="26" w15:restartNumberingAfterBreak="0">
+  <w:abstractNum w:abstractNumId="27" w15:restartNumberingAfterBreak="0">
     <w:nsid w:val="5E2B5BFA"/>
     <w:multiLevelType w:val="hybridMultilevel"/>
     <w:tmpl w:val="8EEEDC5A"/>
@@ -10490,7 +10615,7 @@
       </w:rPr>
     </w:lvl>
   </w:abstractNum>
-  <w:abstractNum w:abstractNumId="27" w15:restartNumberingAfterBreak="0">
+  <w:abstractNum w:abstractNumId="28" w15:restartNumberingAfterBreak="0">
     <w:nsid w:val="5F9F248F"/>
     <w:multiLevelType w:val="hybridMultilevel"/>
     <w:tmpl w:val="04050021"/>
@@ -10603,7 +10728,7 @@
       </w:rPr>
     </w:lvl>
   </w:abstractNum>
-  <w:abstractNum w:abstractNumId="28" w15:restartNumberingAfterBreak="0">
+  <w:abstractNum w:abstractNumId="29" w15:restartNumberingAfterBreak="0">
     <w:nsid w:val="610C5558"/>
     <w:multiLevelType w:val="hybridMultilevel"/>
     <w:tmpl w:val="BD84002E"/>
@@ -10716,7 +10841,7 @@
       </w:rPr>
     </w:lvl>
   </w:abstractNum>
-  <w:abstractNum w:abstractNumId="29" w15:restartNumberingAfterBreak="0">
+  <w:abstractNum w:abstractNumId="30" w15:restartNumberingAfterBreak="0">
     <w:nsid w:val="6AD42460"/>
     <w:multiLevelType w:val="hybridMultilevel"/>
     <w:tmpl w:val="8CFC3FCC"/>
@@ -10805,7 +10930,7 @@
       </w:pPr>
     </w:lvl>
   </w:abstractNum>
-  <w:abstractNum w:abstractNumId="30" w15:restartNumberingAfterBreak="0">
+  <w:abstractNum w:abstractNumId="31" w15:restartNumberingAfterBreak="0">
     <w:nsid w:val="6B4E5A6F"/>
     <w:multiLevelType w:val="multilevel"/>
     <w:tmpl w:val="200A6AF6"/>
@@ -10918,7 +11043,7 @@
       </w:pPr>
     </w:lvl>
   </w:abstractNum>
-  <w:abstractNum w:abstractNumId="31" w15:restartNumberingAfterBreak="0">
+  <w:abstractNum w:abstractNumId="32" w15:restartNumberingAfterBreak="0">
     <w:nsid w:val="6C497107"/>
     <w:multiLevelType w:val="hybridMultilevel"/>
     <w:tmpl w:val="EB7A42A0"/>
@@ -11031,7 +11156,7 @@
       </w:rPr>
     </w:lvl>
   </w:abstractNum>
-  <w:abstractNum w:abstractNumId="32" w15:restartNumberingAfterBreak="0">
+  <w:abstractNum w:abstractNumId="33" w15:restartNumberingAfterBreak="0">
     <w:nsid w:val="6EAE5475"/>
     <w:multiLevelType w:val="hybridMultilevel"/>
     <w:tmpl w:val="C0806FF2"/>
@@ -11144,7 +11269,7 @@
       </w:rPr>
     </w:lvl>
   </w:abstractNum>
-  <w:abstractNum w:abstractNumId="33" w15:restartNumberingAfterBreak="0">
+  <w:abstractNum w:abstractNumId="34" w15:restartNumberingAfterBreak="0">
     <w:nsid w:val="782750EB"/>
     <w:multiLevelType w:val="hybridMultilevel"/>
     <w:tmpl w:val="0D6AF1E4"/>
@@ -11257,7 +11382,7 @@
       </w:rPr>
     </w:lvl>
   </w:abstractNum>
-  <w:abstractNum w:abstractNumId="34" w15:restartNumberingAfterBreak="0">
+  <w:abstractNum w:abstractNumId="35" w15:restartNumberingAfterBreak="0">
     <w:nsid w:val="7A4B5D5C"/>
     <w:multiLevelType w:val="hybridMultilevel"/>
     <w:tmpl w:val="D496FADC"/>
@@ -11343,7 +11468,7 @@
       </w:pPr>
     </w:lvl>
   </w:abstractNum>
-  <w:abstractNum w:abstractNumId="35" w15:restartNumberingAfterBreak="0">
+  <w:abstractNum w:abstractNumId="36" w15:restartNumberingAfterBreak="0">
     <w:nsid w:val="7AF7268C"/>
     <w:multiLevelType w:val="hybridMultilevel"/>
     <w:tmpl w:val="09D0B6A0"/>
@@ -11455,7 +11580,7 @@
       </w:rPr>
     </w:lvl>
   </w:abstractNum>
-  <w:abstractNum w:abstractNumId="36" w15:restartNumberingAfterBreak="0">
+  <w:abstractNum w:abstractNumId="37" w15:restartNumberingAfterBreak="0">
     <w:nsid w:val="7D6D0E59"/>
     <w:multiLevelType w:val="hybridMultilevel"/>
     <w:tmpl w:val="5720D306"/>
@@ -11568,7 +11693,7 @@
       </w:rPr>
     </w:lvl>
   </w:abstractNum>
-  <w:abstractNum w:abstractNumId="37" w15:restartNumberingAfterBreak="0">
+  <w:abstractNum w:abstractNumId="38" w15:restartNumberingAfterBreak="0">
     <w:nsid w:val="7E7804A0"/>
     <w:multiLevelType w:val="hybridMultilevel"/>
     <w:tmpl w:val="4BF8FF76"/>
@@ -11682,25 +11807,25 @@
     </w:lvl>
   </w:abstractNum>
   <w:num w:numId="1" w16cid:durableId="620039191">
-    <w:abstractNumId w:val="11"/>
+    <w:abstractNumId w:val="12"/>
   </w:num>
   <w:num w:numId="2" w16cid:durableId="1385447912">
     <w:abstractNumId w:val="4"/>
   </w:num>
   <w:num w:numId="3" w16cid:durableId="402947605">
-    <w:abstractNumId w:val="25"/>
+    <w:abstractNumId w:val="26"/>
   </w:num>
   <w:num w:numId="4" w16cid:durableId="1949000298">
+    <w:abstractNumId w:val="34"/>
+  </w:num>
+  <w:num w:numId="5" w16cid:durableId="89399167">
     <w:abstractNumId w:val="33"/>
   </w:num>
-  <w:num w:numId="5" w16cid:durableId="89399167">
-    <w:abstractNumId w:val="32"/>
-  </w:num>
   <w:num w:numId="6" w16cid:durableId="469175344">
-    <w:abstractNumId w:val="28"/>
+    <w:abstractNumId w:val="29"/>
   </w:num>
   <w:num w:numId="7" w16cid:durableId="208298722">
-    <w:abstractNumId w:val="20"/>
+    <w:abstractNumId w:val="21"/>
   </w:num>
   <w:num w:numId="8" w16cid:durableId="177620192">
     <w:abstractNumId w:val="2"/>
@@ -11709,31 +11834,31 @@
     <w:abstractNumId w:val="0"/>
   </w:num>
   <w:num w:numId="10" w16cid:durableId="557058186">
-    <w:abstractNumId w:val="34"/>
+    <w:abstractNumId w:val="35"/>
   </w:num>
   <w:num w:numId="11" w16cid:durableId="813908948">
-    <w:abstractNumId w:val="15"/>
+    <w:abstractNumId w:val="16"/>
   </w:num>
   <w:num w:numId="12" w16cid:durableId="1457066175">
     <w:abstractNumId w:val="6"/>
   </w:num>
   <w:num w:numId="13" w16cid:durableId="1187863165">
-    <w:abstractNumId w:val="27"/>
+    <w:abstractNumId w:val="28"/>
   </w:num>
   <w:num w:numId="14" w16cid:durableId="1258904774">
-    <w:abstractNumId w:val="14"/>
+    <w:abstractNumId w:val="15"/>
   </w:num>
   <w:num w:numId="15" w16cid:durableId="625307972">
-    <w:abstractNumId w:val="29"/>
+    <w:abstractNumId w:val="30"/>
   </w:num>
   <w:num w:numId="16" w16cid:durableId="1657297398">
-    <w:abstractNumId w:val="24"/>
+    <w:abstractNumId w:val="25"/>
   </w:num>
   <w:num w:numId="17" w16cid:durableId="723871448">
-    <w:abstractNumId w:val="31"/>
+    <w:abstractNumId w:val="32"/>
   </w:num>
   <w:num w:numId="18" w16cid:durableId="137112280">
-    <w:abstractNumId w:val="36"/>
+    <w:abstractNumId w:val="37"/>
   </w:num>
   <w:num w:numId="19" w16cid:durableId="352072345">
     <w:abstractNumId w:val="3"/>
@@ -11742,61 +11867,64 @@
     <w:abstractNumId w:val="1"/>
   </w:num>
   <w:num w:numId="21" w16cid:durableId="1462190647">
-    <w:abstractNumId w:val="7"/>
+    <w:abstractNumId w:val="8"/>
   </w:num>
   <w:num w:numId="22" w16cid:durableId="747113366">
-    <w:abstractNumId w:val="35"/>
+    <w:abstractNumId w:val="36"/>
   </w:num>
   <w:num w:numId="23" w16cid:durableId="1057168060">
-    <w:abstractNumId w:val="13"/>
+    <w:abstractNumId w:val="14"/>
   </w:num>
   <w:num w:numId="24" w16cid:durableId="829751300">
     <w:abstractNumId w:val="5"/>
   </w:num>
   <w:num w:numId="25" w16cid:durableId="98837639">
+    <w:abstractNumId w:val="24"/>
+  </w:num>
+  <w:num w:numId="26" w16cid:durableId="693266025">
+    <w:abstractNumId w:val="27"/>
+  </w:num>
+  <w:num w:numId="27" w16cid:durableId="1892493753">
+    <w:abstractNumId w:val="31"/>
+  </w:num>
+  <w:num w:numId="28" w16cid:durableId="1558861174">
+    <w:abstractNumId w:val="26"/>
+  </w:num>
+  <w:num w:numId="29" w16cid:durableId="1134061409">
+    <w:abstractNumId w:val="17"/>
+  </w:num>
+  <w:num w:numId="30" w16cid:durableId="1744794599">
+    <w:abstractNumId w:val="20"/>
+  </w:num>
+  <w:num w:numId="31" w16cid:durableId="1817844041">
+    <w:abstractNumId w:val="22"/>
+  </w:num>
+  <w:num w:numId="32" w16cid:durableId="472908971">
+    <w:abstractNumId w:val="13"/>
+  </w:num>
+  <w:num w:numId="33" w16cid:durableId="429549034">
+    <w:abstractNumId w:val="38"/>
+  </w:num>
+  <w:num w:numId="34" w16cid:durableId="1563367793">
+    <w:abstractNumId w:val="11"/>
+  </w:num>
+  <w:num w:numId="35" w16cid:durableId="2117627208">
+    <w:abstractNumId w:val="9"/>
+  </w:num>
+  <w:num w:numId="36" w16cid:durableId="1190070517">
+    <w:abstractNumId w:val="19"/>
+  </w:num>
+  <w:num w:numId="37" w16cid:durableId="1535191084">
     <w:abstractNumId w:val="23"/>
   </w:num>
-  <w:num w:numId="26" w16cid:durableId="693266025">
-    <w:abstractNumId w:val="26"/>
+  <w:num w:numId="38" w16cid:durableId="1616475969">
+    <w:abstractNumId w:val="18"/>
   </w:num>
-  <w:num w:numId="27" w16cid:durableId="1892493753">
-    <w:abstractNumId w:val="30"/>
-  </w:num>
-  <w:num w:numId="28" w16cid:durableId="1558861174">
-    <w:abstractNumId w:val="25"/>
-  </w:num>
-  <w:num w:numId="29" w16cid:durableId="1134061409">
-    <w:abstractNumId w:val="16"/>
-  </w:num>
-  <w:num w:numId="30" w16cid:durableId="1744794599">
-    <w:abstractNumId w:val="19"/>
-  </w:num>
-  <w:num w:numId="31" w16cid:durableId="1817844041">
-    <w:abstractNumId w:val="21"/>
-  </w:num>
-  <w:num w:numId="32" w16cid:durableId="472908971">
-    <w:abstractNumId w:val="12"/>
-  </w:num>
-  <w:num w:numId="33" w16cid:durableId="429549034">
-    <w:abstractNumId w:val="37"/>
-  </w:num>
-  <w:num w:numId="34" w16cid:durableId="1563367793">
+  <w:num w:numId="39" w16cid:durableId="1976718596">
     <w:abstractNumId w:val="10"/>
   </w:num>
-  <w:num w:numId="35" w16cid:durableId="2117627208">
-    <w:abstractNumId w:val="8"/>
-  </w:num>
-  <w:num w:numId="36" w16cid:durableId="1190070517">
-    <w:abstractNumId w:val="18"/>
-  </w:num>
-  <w:num w:numId="37" w16cid:durableId="1535191084">
-    <w:abstractNumId w:val="22"/>
-  </w:num>
-  <w:num w:numId="38" w16cid:durableId="1616475969">
-    <w:abstractNumId w:val="17"/>
-  </w:num>
-  <w:num w:numId="39" w16cid:durableId="1976718596">
-    <w:abstractNumId w:val="9"/>
+  <w:num w:numId="40" w16cid:durableId="1667172072">
+    <w:abstractNumId w:val="7"/>
   </w:num>
 </w:numbering>
 </file>
@@ -13318,7 +13446,7 @@
   </w:font>
   <w:font w:name="Times New Roman">
     <w:panose1 w:val="02020603050405020304"/>
-    <w:charset w:val="EE"/>
+    <w:charset w:val="00"/>
     <w:family w:val="roman"/>
     <w:pitch w:val="variable"/>
     <w:sig w:usb0="E0002EFF" w:usb1="C000785B" w:usb2="00000009" w:usb3="00000000" w:csb0="000001FF" w:csb1="00000000"/>
@@ -13423,6 +13551,8 @@
     <w:rsid w:val="00892C81"/>
     <w:rsid w:val="008A243F"/>
     <w:rsid w:val="008A35E0"/>
+    <w:rsid w:val="008E6254"/>
+    <w:rsid w:val="0094301D"/>
     <w:rsid w:val="00967426"/>
     <w:rsid w:val="009864B0"/>
     <w:rsid w:val="009A542B"/>
@@ -14217,9 +14347,7 @@
 </file>
 
 <file path=customXml/item3.xml><?xml version="1.0" encoding="utf-8"?>
-<p:properties xmlns:p="http://schemas.microsoft.com/office/2006/metadata/properties" xmlns:xsi="http://www.w3.org/2001/XMLSchema-instance" xmlns:pc="http://schemas.microsoft.com/office/infopath/2007/PartnerControls">
-  <documentManagement/>
-</p:properties>
+<b:Sources xmlns:b="http://schemas.openxmlformats.org/officeDocument/2006/bibliography" xmlns="http://schemas.openxmlformats.org/officeDocument/2006/bibliography" SelectedStyle="\APASixthEditionOfficeOnline.xsl" StyleName="APA" Version="6"/>
 </file>
 
 <file path=customXml/item4.xml><?xml version="1.0" encoding="utf-8"?>
@@ -14355,7 +14483,9 @@
 </file>
 
 <file path=customXml/item5.xml><?xml version="1.0" encoding="utf-8"?>
-<b:Sources xmlns:b="http://schemas.openxmlformats.org/officeDocument/2006/bibliography" xmlns="http://schemas.openxmlformats.org/officeDocument/2006/bibliography" SelectedStyle="\APASixthEditionOfficeOnline.xsl" StyleName="APA" Version="6"/>
+<p:properties xmlns:p="http://schemas.microsoft.com/office/2006/metadata/properties" xmlns:xsi="http://www.w3.org/2001/XMLSchema-instance" xmlns:pc="http://schemas.microsoft.com/office/infopath/2007/PartnerControls">
+  <documentManagement/>
+</p:properties>
 </file>
 
 <file path=customXml/itemProps1.xml><?xml version="1.0" encoding="utf-8"?>
@@ -14375,10 +14505,9 @@
 </file>
 
 <file path=customXml/itemProps3.xml><?xml version="1.0" encoding="utf-8"?>
-<ds:datastoreItem xmlns:ds="http://schemas.openxmlformats.org/officeDocument/2006/customXml" ds:itemID="{EDE7D767-2E0D-494D-8433-FAEBD4A37F8E}">
+<ds:datastoreItem xmlns:ds="http://schemas.openxmlformats.org/officeDocument/2006/customXml" ds:itemID="{016BB16A-1E0F-4115-AADC-10D5070CD6B8}">
   <ds:schemaRefs>
-    <ds:schemaRef ds:uri="http://schemas.microsoft.com/office/2006/metadata/properties"/>
-    <ds:schemaRef ds:uri="http://schemas.microsoft.com/office/infopath/2007/PartnerControls"/>
+    <ds:schemaRef ds:uri="http://schemas.openxmlformats.org/officeDocument/2006/bibliography"/>
   </ds:schemaRefs>
 </ds:datastoreItem>
 </file>
@@ -14402,9 +14531,10 @@
 </file>
 
 <file path=customXml/itemProps5.xml><?xml version="1.0" encoding="utf-8"?>
-<ds:datastoreItem xmlns:ds="http://schemas.openxmlformats.org/officeDocument/2006/customXml" ds:itemID="{016BB16A-1E0F-4115-AADC-10D5070CD6B8}">
+<ds:datastoreItem xmlns:ds="http://schemas.openxmlformats.org/officeDocument/2006/customXml" ds:itemID="{EDE7D767-2E0D-494D-8433-FAEBD4A37F8E}">
   <ds:schemaRefs>
-    <ds:schemaRef ds:uri="http://schemas.openxmlformats.org/officeDocument/2006/bibliography"/>
+    <ds:schemaRef ds:uri="http://schemas.microsoft.com/office/2006/metadata/properties"/>
+    <ds:schemaRef ds:uri="http://schemas.microsoft.com/office/infopath/2007/PartnerControls"/>
   </ds:schemaRefs>
 </ds:datastoreItem>
 </file>
--- a/bp_svobo229_v2.docx
+++ b/bp_svobo229_v2.docx
@@ -510,7 +510,7 @@
           <v:shape id="_x0000_i1025" type="#_x0000_t75" style="width:446.25pt;height:479.25pt" o:ole="">
             <v:imagedata r:id="rId12" o:title=""/>
           </v:shape>
-          <o:OLEObject Type="Embed" ProgID="Word.Document.12" ShapeID="_x0000_i1025" DrawAspect="Content" ObjectID="_1831999561" r:id="rId13">
+          <o:OLEObject Type="Embed" ProgID="Word.Document.12" ShapeID="_x0000_i1025" DrawAspect="Content" ObjectID="_1833101272" r:id="rId13">
             <o:FieldCodes>\s</o:FieldCodes>
           </o:OLEObject>
         </w:object>
@@ -6588,6 +6588,9 @@
       <w:r>
         <w:t>Kapitola pojednává o návrhu uživatelského prostředí, popisu uživatelských rolí, které budou se samotnou webovou stránkou interagovat a v neposlední řadě kapitola obsahuje návrh databáze, která bude zajišťovat práci s daty.</w:t>
       </w:r>
+      <w:r>
+        <w:t xml:space="preserve"> </w:t>
+      </w:r>
     </w:p>
     <w:p/>
     <w:p>
@@ -6613,6 +6616,9 @@
       </w:r>
       <w:r>
         <w:t xml:space="preserve">. Celé uživatelské prostředí bude vytvořeno v minimalistickém stylu, který pomůže přehlednosti webových stránek. </w:t>
+      </w:r>
+      <w:r>
+        <w:t>Důraz dále bude kladen na responzivitu webu, aby bylo možné web plnohodnotně zobrazit na jakémkoliv zařízení</w:t>
       </w:r>
     </w:p>
     <w:p/>
@@ -6669,6 +6675,7 @@
     <w:p/>
     <w:p>
       <w:r>
+        <w:lastRenderedPageBreak/>
         <w:t>Návrh toho jak bude vypadat závodník… Bude mít své id, profile_pic, jméno, příjmení, datum narození, login, heslo, id_role, id_pasku</w:t>
       </w:r>
       <w:r>
@@ -6716,6 +6723,22 @@
     <w:p>
       <w:r>
         <w:t>Struktura mého projektu  - vysvětlení proč co kde je, komponenty které se často opakují jsou ve složce components a ty které jsou unikátní jsou ve složce pro danou stránku</w:t>
+      </w:r>
+    </w:p>
+    <w:p/>
+    <w:p/>
+    <w:p/>
+    <w:p>
+      <w:pPr>
+        <w:pStyle w:val="Nadpis2"/>
+      </w:pPr>
+      <w:r>
+        <w:t>Struktura projektu</w:t>
+      </w:r>
+    </w:p>
+    <w:p>
+      <w:r>
+        <w:t>Projekt obsahuje dvě hlavní složky konkrétně se jedná o složky Frontend a Backend. Frontend složka obsahuje několik podsložek (node_modules, public, src)</w:t>
       </w:r>
     </w:p>
     <w:p>
@@ -13528,6 +13551,7 @@
     <w:rsid w:val="002173EE"/>
     <w:rsid w:val="0023678F"/>
     <w:rsid w:val="00246DA7"/>
+    <w:rsid w:val="002470A6"/>
     <w:rsid w:val="00256898"/>
     <w:rsid w:val="002708F3"/>
     <w:rsid w:val="002E68DF"/>
@@ -13577,6 +13601,7 @@
     <w:rsid w:val="00EB3F8A"/>
     <w:rsid w:val="00F73B1B"/>
     <w:rsid w:val="00FC053B"/>
+    <w:rsid w:val="00FE0195"/>
   </w:rsids>
   <m:mathPr>
     <m:mathFont m:val="Cambria Math"/>
@@ -14347,7 +14372,9 @@
 </file>
 
 <file path=customXml/item3.xml><?xml version="1.0" encoding="utf-8"?>
-<b:Sources xmlns:b="http://schemas.openxmlformats.org/officeDocument/2006/bibliography" xmlns="http://schemas.openxmlformats.org/officeDocument/2006/bibliography" SelectedStyle="\APASixthEditionOfficeOnline.xsl" StyleName="APA" Version="6"/>
+<p:properties xmlns:p="http://schemas.microsoft.com/office/2006/metadata/properties" xmlns:xsi="http://www.w3.org/2001/XMLSchema-instance" xmlns:pc="http://schemas.microsoft.com/office/infopath/2007/PartnerControls">
+  <documentManagement/>
+</p:properties>
 </file>
 
 <file path=customXml/item4.xml><?xml version="1.0" encoding="utf-8"?>
@@ -14483,9 +14510,7 @@
 </file>
 
 <file path=customXml/item5.xml><?xml version="1.0" encoding="utf-8"?>
-<p:properties xmlns:p="http://schemas.microsoft.com/office/2006/metadata/properties" xmlns:xsi="http://www.w3.org/2001/XMLSchema-instance" xmlns:pc="http://schemas.microsoft.com/office/infopath/2007/PartnerControls">
-  <documentManagement/>
-</p:properties>
+<b:Sources xmlns:b="http://schemas.openxmlformats.org/officeDocument/2006/bibliography" xmlns="http://schemas.openxmlformats.org/officeDocument/2006/bibliography" SelectedStyle="\APASixthEditionOfficeOnline.xsl" StyleName="APA" Version="6"/>
 </file>
 
 <file path=customXml/itemProps1.xml><?xml version="1.0" encoding="utf-8"?>
@@ -14505,9 +14530,10 @@
 </file>
 
 <file path=customXml/itemProps3.xml><?xml version="1.0" encoding="utf-8"?>
-<ds:datastoreItem xmlns:ds="http://schemas.openxmlformats.org/officeDocument/2006/customXml" ds:itemID="{016BB16A-1E0F-4115-AADC-10D5070CD6B8}">
+<ds:datastoreItem xmlns:ds="http://schemas.openxmlformats.org/officeDocument/2006/customXml" ds:itemID="{EDE7D767-2E0D-494D-8433-FAEBD4A37F8E}">
   <ds:schemaRefs>
-    <ds:schemaRef ds:uri="http://schemas.openxmlformats.org/officeDocument/2006/bibliography"/>
+    <ds:schemaRef ds:uri="http://schemas.microsoft.com/office/2006/metadata/properties"/>
+    <ds:schemaRef ds:uri="http://schemas.microsoft.com/office/infopath/2007/PartnerControls"/>
   </ds:schemaRefs>
 </ds:datastoreItem>
 </file>
@@ -14531,10 +14557,9 @@
 </file>
 
 <file path=customXml/itemProps5.xml><?xml version="1.0" encoding="utf-8"?>
-<ds:datastoreItem xmlns:ds="http://schemas.openxmlformats.org/officeDocument/2006/customXml" ds:itemID="{EDE7D767-2E0D-494D-8433-FAEBD4A37F8E}">
+<ds:datastoreItem xmlns:ds="http://schemas.openxmlformats.org/officeDocument/2006/customXml" ds:itemID="{016BB16A-1E0F-4115-AADC-10D5070CD6B8}">
   <ds:schemaRefs>
-    <ds:schemaRef ds:uri="http://schemas.microsoft.com/office/2006/metadata/properties"/>
-    <ds:schemaRef ds:uri="http://schemas.microsoft.com/office/infopath/2007/PartnerControls"/>
+    <ds:schemaRef ds:uri="http://schemas.openxmlformats.org/officeDocument/2006/bibliography"/>
   </ds:schemaRefs>
 </ds:datastoreItem>
 </file>
--- a/bp_svobo229_v2.docx
+++ b/bp_svobo229_v2.docx
@@ -510,7 +510,7 @@
           <v:shape id="_x0000_i1025" type="#_x0000_t75" style="width:446.25pt;height:479.25pt" o:ole="">
             <v:imagedata r:id="rId12" o:title=""/>
           </v:shape>
-          <o:OLEObject Type="Embed" ProgID="Word.Document.12" ShapeID="_x0000_i1025" DrawAspect="Content" ObjectID="_1833101272" r:id="rId13">
+          <o:OLEObject Type="Embed" ProgID="Word.Document.12" ShapeID="_x0000_i1025" DrawAspect="Content" ObjectID="_1833213113" r:id="rId13">
             <o:FieldCodes>\s</o:FieldCodes>
           </o:OLEObject>
         </w:object>
@@ -6663,27 +6663,82 @@
         <w:t xml:space="preserve">Pro správnou funkcionalitu webových stránek je potřeba navrhnout kvalitní a dobře strukturovanou databázi, která bude popsána v této sekci. Pro samotný návrh jsem využíval webovou </w:t>
       </w:r>
       <w:r>
-        <w:t>stránku dbdiagram, ve které jsem si specifikoval všechny potřebné entity a vazby mezi nimi.</w:t>
+        <w:t xml:space="preserve">stránku </w:t>
+      </w:r>
+      <w:proofErr w:type="spellStart"/>
+      <w:r>
+        <w:t>dbdiagram</w:t>
+      </w:r>
+      <w:proofErr w:type="spellEnd"/>
+      <w:r>
+        <w:t>, ve které jsem si specifikoval všechny potřebné entity a vazby mezi nimi.</w:t>
       </w:r>
     </w:p>
     <w:p/>
     <w:p>
       <w:r>
-        <w:t>První tabulka byla tabulka uživatelů, která vycházela z kapitoly o uživatelských rolích. V této entitě bylo potřeba vytvořit login, password</w:t>
-      </w:r>
+        <w:t xml:space="preserve">První tabulka byla tabulka uživatelů, která vycházela z kapitoly o uživatelských rolích. V této entitě bylo potřeba vytvořit login, </w:t>
+      </w:r>
+      <w:proofErr w:type="spellStart"/>
+      <w:r>
+        <w:t>password</w:t>
+      </w:r>
+      <w:proofErr w:type="spellEnd"/>
     </w:p>
     <w:p/>
     <w:p>
       <w:r>
         <w:lastRenderedPageBreak/>
-        <w:t>Návrh toho jak bude vypadat závodník… Bude mít své id, profile_pic, jméno, příjmení, datum narození, login, heslo, id_role, id_pasku</w:t>
-      </w:r>
-      <w:r>
-        <w:t xml:space="preserve"> a úspěch (m:n)</w:t>
-      </w:r>
-      <w:r>
-        <w:t>, váha, best, legend, active</w:t>
-      </w:r>
+        <w:t xml:space="preserve">Návrh toho jak bude vypadat závodník… Bude mít své id, </w:t>
+      </w:r>
+      <w:proofErr w:type="spellStart"/>
+      <w:r>
+        <w:t>profile_pic</w:t>
+      </w:r>
+      <w:proofErr w:type="spellEnd"/>
+      <w:r>
+        <w:t xml:space="preserve">, jméno, příjmení, datum narození, login, heslo, </w:t>
+      </w:r>
+      <w:proofErr w:type="spellStart"/>
+      <w:r>
+        <w:t>id_role</w:t>
+      </w:r>
+      <w:proofErr w:type="spellEnd"/>
+      <w:r>
+        <w:t xml:space="preserve">, </w:t>
+      </w:r>
+      <w:proofErr w:type="spellStart"/>
+      <w:r>
+        <w:t>id_pasku</w:t>
+      </w:r>
+      <w:proofErr w:type="spellEnd"/>
+      <w:r>
+        <w:t xml:space="preserve"> a úspěch (</w:t>
+      </w:r>
+      <w:proofErr w:type="spellStart"/>
+      <w:r>
+        <w:t>m:n</w:t>
+      </w:r>
+      <w:proofErr w:type="spellEnd"/>
+      <w:r>
+        <w:t>)</w:t>
+      </w:r>
+      <w:r>
+        <w:t xml:space="preserve">, váha, </w:t>
+      </w:r>
+      <w:proofErr w:type="spellStart"/>
+      <w:r>
+        <w:t>best</w:t>
+      </w:r>
+      <w:proofErr w:type="spellEnd"/>
+      <w:r>
+        <w:t xml:space="preserve">, legend, </w:t>
+      </w:r>
+      <w:proofErr w:type="spellStart"/>
+      <w:r>
+        <w:t>active</w:t>
+      </w:r>
+      <w:proofErr w:type="spellEnd"/>
     </w:p>
     <w:p/>
     <w:p>
@@ -6722,25 +6777,245 @@
     </w:p>
     <w:p>
       <w:r>
-        <w:t>Struktura mého projektu  - vysvětlení proč co kde je, komponenty které se často opakují jsou ve složce components a ty které jsou unikátní jsou ve složce pro danou stránku</w:t>
+        <w:t xml:space="preserve">Struktura mého projektu  - vysvětlení proč co kde je, komponenty které se často opakují jsou ve složce </w:t>
+      </w:r>
+      <w:proofErr w:type="spellStart"/>
+      <w:r>
+        <w:t>components</w:t>
+      </w:r>
+      <w:proofErr w:type="spellEnd"/>
+      <w:r>
+        <w:t xml:space="preserve"> a ty které jsou unikátní jsou ve složce pro danou stránku</w:t>
       </w:r>
     </w:p>
     <w:p/>
+    <w:p>
+      <w:pPr>
+        <w:pStyle w:val="Nadpis2"/>
+      </w:pPr>
+      <w:r>
+        <w:t>Uživatelské role</w:t>
+      </w:r>
+    </w:p>
+    <w:p>
+      <w:r>
+        <w:t xml:space="preserve">Nové řešení bude obsahovat 3 typy uživatelských účtů. Každý typ </w:t>
+      </w:r>
+      <w:r>
+        <w:t>bude mít své pravomoce na základě kterých bude moci s nově navrženým systémem interagovat</w:t>
+      </w:r>
+      <w:r>
+        <w:t xml:space="preserve">. Mezi tyto role patří administrátor, trenér, závodník. S webovou stránkou bude moci interagovat i běžný návštěvník, avšak </w:t>
+      </w:r>
+      <w:r>
+        <w:t>nebude mít přístup do administrace či nebude mít možnost přihlašovat se na různé turnaje nebo zkoušky.</w:t>
+      </w:r>
+      <w:r>
+        <w:t xml:space="preserve"> Definování uživatelských rolí je velmi důležitým </w:t>
+      </w:r>
+      <w:r>
+        <w:t>aspektem,</w:t>
+      </w:r>
+      <w:r>
+        <w:t xml:space="preserve"> který slouží k jasnému stanovení pravomocí a možností jednotlivých uživatelů a díky jemuž </w:t>
+      </w:r>
+      <w:r>
+        <w:t>nebudou mít neoprávněné uživatelské účty přístup do administrace</w:t>
+      </w:r>
+    </w:p>
     <w:p/>
+    <w:p>
+      <w:r>
+        <w:rPr>
+          <w:b/>
+          <w:bCs/>
+        </w:rPr>
+        <w:t>Administrátor</w:t>
+      </w:r>
+      <w:r>
+        <w:t xml:space="preserve"> – role disponující nejvyššími pravomocemi</w:t>
+      </w:r>
+      <w:r>
+        <w:t>, administrátor má plnou kontrolu nad webem, může přidávat, mazat a upravovat závody, zkoušky, aktuality. Pracovat s bannery, odkazy</w:t>
+      </w:r>
+      <w:r>
+        <w:t xml:space="preserve">, </w:t>
+      </w:r>
+      <w:r>
+        <w:t>sponzory</w:t>
+      </w:r>
+      <w:r>
+        <w:t xml:space="preserve"> a v neposlední řadě má přístup ke všem uživatelským účtům a rolím. </w:t>
+      </w:r>
+    </w:p>
+    <w:p>
+      <w:r>
+        <w:rPr>
+          <w:b/>
+          <w:bCs/>
+        </w:rPr>
+        <w:t>Trenér</w:t>
+      </w:r>
+      <w:r>
+        <w:t xml:space="preserve"> – </w:t>
+      </w:r>
+      <w:r>
+        <w:t xml:space="preserve">  může přidávat, mazat a upravovat závody, zkoušky, aktuality</w:t>
+      </w:r>
+      <w:r>
+        <w:t xml:space="preserve">, upravovat uživatelům technické stupně pásu, přidávat úspěchy, ocenění, měnit jejich stav a přidávat uživatelům roli trenér – nikoli vyšší </w:t>
+      </w:r>
+      <w:r>
+        <w:t>roli,</w:t>
+      </w:r>
+      <w:r>
+        <w:t xml:space="preserve"> jak mají oni sami.</w:t>
+      </w:r>
+    </w:p>
+    <w:p>
+      <w:r>
+        <w:rPr>
+          <w:b/>
+          <w:bCs/>
+        </w:rPr>
+        <w:t>Závodník</w:t>
+      </w:r>
+      <w:r>
+        <w:t xml:space="preserve"> </w:t>
+      </w:r>
+      <w:r>
+        <w:t>–</w:t>
+      </w:r>
+      <w:r>
+        <w:t xml:space="preserve"> </w:t>
+      </w:r>
+      <w:r>
+        <w:t xml:space="preserve">po vytvoření a schválení uživatelského účtu se může závodník přihlásit </w:t>
+      </w:r>
+      <w:r>
+        <w:t>na závody a zkoušky. Může si upravit informace týkající se jeho účtu</w:t>
+      </w:r>
+      <w:r>
+        <w:t xml:space="preserve"> jako je například emailová adresa, telefonní číslo, heslo nebo aktuální váhová kategorie, která je velmi důležitým aspektem při přihlašování se na zkoušky. Uživatelé s tímto oprávněním samozřejmě budou mít také přístup k</w:t>
+      </w:r>
+      <w:r>
+        <w:t xml:space="preserve"> webov</w:t>
+      </w:r>
+      <w:r>
+        <w:t>ým</w:t>
+      </w:r>
+      <w:r>
+        <w:t xml:space="preserve"> stránk</w:t>
+      </w:r>
+      <w:r>
+        <w:t>ám</w:t>
+      </w:r>
+      <w:r>
+        <w:t xml:space="preserve"> jako běžný návštěvník.</w:t>
+      </w:r>
+    </w:p>
+    <w:p>
+      <w:r>
+        <w:rPr>
+          <w:b/>
+          <w:bCs/>
+        </w:rPr>
+        <w:t>Návštěvník</w:t>
+      </w:r>
+      <w:r>
+        <w:t xml:space="preserve"> – návštěvník webu může procházet a interagovat se všemi částmi webu, které nejsou schované za administrací. Může si procházet aktuality, podívat se na informace týkající se oddílu, nastudovat si sestavy potřebné k úspěšnému zvládnutí zkoušek na vyšší </w:t>
+      </w:r>
+      <w:r>
+        <w:t xml:space="preserve">technický </w:t>
+      </w:r>
+      <w:r>
+        <w:t>stupeň pásu. Prohlédnout si závodníky oddílu, podívat se v jakých prostorách oddíl najde a v případě zájmu si podat přihlášku.</w:t>
+      </w:r>
+    </w:p>
+    <w:p>
+      <w:pPr>
+        <w:pStyle w:val="Nadpis2"/>
+      </w:pPr>
+      <w:r>
+        <w:lastRenderedPageBreak/>
+        <w:t>Frontend</w:t>
+      </w:r>
+    </w:p>
+    <w:p>
+      <w:r>
+        <w:t>Část frontendu byla realizována pomocí Java skriptového frameworku React a stylována CSS frameworkem TailwindCSS. Frontend má jasnou strukturu a představuje tu část, kterou samotný uživatel při interakci s webem vidí.</w:t>
+      </w:r>
+    </w:p>
+    <w:p>
+      <w:pPr>
+        <w:pStyle w:val="Nadpis3"/>
+      </w:pPr>
+      <w:r>
+        <w:t>Struktura frontendu</w:t>
+      </w:r>
+    </w:p>
+    <w:p>
+      <w:r>
+        <w:t>Projekt obsahuje dvě hlavní složky konkrétně se jedná o složky Frontend a Backend. Frontend složka obsahuje několik podsložek (</w:t>
+      </w:r>
+      <w:proofErr w:type="spellStart"/>
+      <w:r>
+        <w:t>node_modules</w:t>
+      </w:r>
+      <w:proofErr w:type="spellEnd"/>
+      <w:r>
+        <w:t xml:space="preserve">, public, </w:t>
+      </w:r>
+      <w:proofErr w:type="spellStart"/>
+      <w:r>
+        <w:t>src</w:t>
+      </w:r>
+      <w:proofErr w:type="spellEnd"/>
+      <w:r>
+        <w:t>)</w:t>
+      </w:r>
+    </w:p>
     <w:p/>
     <w:p>
       <w:pPr>
         <w:pStyle w:val="Nadpis2"/>
       </w:pPr>
       <w:r>
-        <w:t>Struktura projektu</w:t>
-      </w:r>
-    </w:p>
-    <w:p>
-      <w:r>
-        <w:t>Projekt obsahuje dvě hlavní složky konkrétně se jedná o složky Frontend a Backend. Frontend složka obsahuje několik podsložek (node_modules, public, src)</w:t>
-      </w:r>
-    </w:p>
+        <w:t>Backend</w:t>
+      </w:r>
+    </w:p>
+    <w:p>
+      <w:proofErr w:type="spellStart"/>
+      <w:r>
+        <w:t>Backendová</w:t>
+      </w:r>
+      <w:proofErr w:type="spellEnd"/>
+      <w:r>
+        <w:t xml:space="preserve"> část je postavena na JavaScriptovém </w:t>
+      </w:r>
+      <w:proofErr w:type="spellStart"/>
+      <w:r>
+        <w:t>enginu</w:t>
+      </w:r>
+      <w:proofErr w:type="spellEnd"/>
+      <w:r>
+        <w:t xml:space="preserve"> NodeJS. Ve složkách se nachází důležité soubory, které se starají o zabezpečení webu, navigaci a o výpis informací z databáze.</w:t>
+      </w:r>
+    </w:p>
+    <w:p>
+      <w:pPr>
+        <w:pStyle w:val="Nadpis3"/>
+      </w:pPr>
+      <w:r>
+        <w:t xml:space="preserve">Struktura </w:t>
+      </w:r>
+      <w:proofErr w:type="spellStart"/>
+      <w:r>
+        <w:t>backendu</w:t>
+      </w:r>
+      <w:proofErr w:type="spellEnd"/>
+    </w:p>
+    <w:p/>
     <w:p>
       <w:pPr>
         <w:pStyle w:val="Nadpis1"/>
@@ -6831,7 +7106,23 @@
         </w:numPr>
       </w:pPr>
       <w:r>
-        <w:t>Víc to rozepiš, excel export, nějaký zálohy, výpis/smlouvy pomocí .docx šablon jako jsi dělal ve Webrexu.</w:t>
+        <w:t>Víc to rozepiš, excel export, nějaký zálohy, výpis/smlouvy pomocí .</w:t>
+      </w:r>
+      <w:proofErr w:type="spellStart"/>
+      <w:r>
+        <w:t>docx</w:t>
+      </w:r>
+      <w:proofErr w:type="spellEnd"/>
+      <w:r>
+        <w:t xml:space="preserve"> šablon jako jsi dělal ve </w:t>
+      </w:r>
+      <w:proofErr w:type="spellStart"/>
+      <w:r>
+        <w:t>Webrexu</w:t>
+      </w:r>
+      <w:proofErr w:type="spellEnd"/>
+      <w:r>
+        <w:t>.</w:t>
       </w:r>
     </w:p>
     <w:p>
@@ -13572,6 +13863,7 @@
     <w:rsid w:val="006944B7"/>
     <w:rsid w:val="006A772E"/>
     <w:rsid w:val="00735BCF"/>
+    <w:rsid w:val="00822174"/>
     <w:rsid w:val="00892C81"/>
     <w:rsid w:val="008A243F"/>
     <w:rsid w:val="008A35E0"/>
@@ -13582,6 +13874,7 @@
     <w:rsid w:val="009A542B"/>
     <w:rsid w:val="00A21386"/>
     <w:rsid w:val="00A274E2"/>
+    <w:rsid w:val="00A43524"/>
     <w:rsid w:val="00A50638"/>
     <w:rsid w:val="00A766F6"/>
     <w:rsid w:val="00B50241"/>
@@ -14372,9 +14665,7 @@
 </file>
 
 <file path=customXml/item3.xml><?xml version="1.0" encoding="utf-8"?>
-<p:properties xmlns:p="http://schemas.microsoft.com/office/2006/metadata/properties" xmlns:xsi="http://www.w3.org/2001/XMLSchema-instance" xmlns:pc="http://schemas.microsoft.com/office/infopath/2007/PartnerControls">
-  <documentManagement/>
-</p:properties>
+<b:Sources xmlns:b="http://schemas.openxmlformats.org/officeDocument/2006/bibliography" xmlns="http://schemas.openxmlformats.org/officeDocument/2006/bibliography" SelectedStyle="\APASixthEditionOfficeOnline.xsl" StyleName="APA" Version="6"/>
 </file>
 
 <file path=customXml/item4.xml><?xml version="1.0" encoding="utf-8"?>
@@ -14510,7 +14801,9 @@
 </file>
 
 <file path=customXml/item5.xml><?xml version="1.0" encoding="utf-8"?>
-<b:Sources xmlns:b="http://schemas.openxmlformats.org/officeDocument/2006/bibliography" xmlns="http://schemas.openxmlformats.org/officeDocument/2006/bibliography" SelectedStyle="\APASixthEditionOfficeOnline.xsl" StyleName="APA" Version="6"/>
+<p:properties xmlns:p="http://schemas.microsoft.com/office/2006/metadata/properties" xmlns:xsi="http://www.w3.org/2001/XMLSchema-instance" xmlns:pc="http://schemas.microsoft.com/office/infopath/2007/PartnerControls">
+  <documentManagement/>
+</p:properties>
 </file>
 
 <file path=customXml/itemProps1.xml><?xml version="1.0" encoding="utf-8"?>
@@ -14530,10 +14823,9 @@
 </file>
 
 <file path=customXml/itemProps3.xml><?xml version="1.0" encoding="utf-8"?>
-<ds:datastoreItem xmlns:ds="http://schemas.openxmlformats.org/officeDocument/2006/customXml" ds:itemID="{EDE7D767-2E0D-494D-8433-FAEBD4A37F8E}">
+<ds:datastoreItem xmlns:ds="http://schemas.openxmlformats.org/officeDocument/2006/customXml" ds:itemID="{016BB16A-1E0F-4115-AADC-10D5070CD6B8}">
   <ds:schemaRefs>
-    <ds:schemaRef ds:uri="http://schemas.microsoft.com/office/2006/metadata/properties"/>
-    <ds:schemaRef ds:uri="http://schemas.microsoft.com/office/infopath/2007/PartnerControls"/>
+    <ds:schemaRef ds:uri="http://schemas.openxmlformats.org/officeDocument/2006/bibliography"/>
   </ds:schemaRefs>
 </ds:datastoreItem>
 </file>
@@ -14557,9 +14849,10 @@
 </file>
 
 <file path=customXml/itemProps5.xml><?xml version="1.0" encoding="utf-8"?>
-<ds:datastoreItem xmlns:ds="http://schemas.openxmlformats.org/officeDocument/2006/customXml" ds:itemID="{016BB16A-1E0F-4115-AADC-10D5070CD6B8}">
+<ds:datastoreItem xmlns:ds="http://schemas.openxmlformats.org/officeDocument/2006/customXml" ds:itemID="{EDE7D767-2E0D-494D-8433-FAEBD4A37F8E}">
   <ds:schemaRefs>
-    <ds:schemaRef ds:uri="http://schemas.openxmlformats.org/officeDocument/2006/bibliography"/>
+    <ds:schemaRef ds:uri="http://schemas.microsoft.com/office/2006/metadata/properties"/>
+    <ds:schemaRef ds:uri="http://schemas.microsoft.com/office/infopath/2007/PartnerControls"/>
   </ds:schemaRefs>
 </ds:datastoreItem>
 </file>
--- a/bp_svobo229_v2.docx
+++ b/bp_svobo229_v2.docx
@@ -510,7 +510,7 @@
           <v:shape id="_x0000_i1025" type="#_x0000_t75" style="width:446.25pt;height:479.25pt" o:ole="">
             <v:imagedata r:id="rId12" o:title=""/>
           </v:shape>
-          <o:OLEObject Type="Embed" ProgID="Word.Document.12" ShapeID="_x0000_i1025" DrawAspect="Content" ObjectID="_1833213113" r:id="rId13">
+          <o:OLEObject Type="Embed" ProgID="Word.Document.12" ShapeID="_x0000_i1025" DrawAspect="Content" ObjectID="_1833302912" r:id="rId13">
             <o:FieldCodes>\s</o:FieldCodes>
           </o:OLEObject>
         </w:object>
@@ -6663,82 +6663,27 @@
         <w:t xml:space="preserve">Pro správnou funkcionalitu webových stránek je potřeba navrhnout kvalitní a dobře strukturovanou databázi, která bude popsána v této sekci. Pro samotný návrh jsem využíval webovou </w:t>
       </w:r>
       <w:r>
-        <w:t xml:space="preserve">stránku </w:t>
-      </w:r>
-      <w:proofErr w:type="spellStart"/>
-      <w:r>
-        <w:t>dbdiagram</w:t>
-      </w:r>
-      <w:proofErr w:type="spellEnd"/>
-      <w:r>
-        <w:t>, ve které jsem si specifikoval všechny potřebné entity a vazby mezi nimi.</w:t>
+        <w:t>stránku dbdiagram, ve které jsem si specifikoval všechny potřebné entity a vazby mezi nimi.</w:t>
       </w:r>
     </w:p>
     <w:p/>
     <w:p>
       <w:r>
-        <w:t xml:space="preserve">První tabulka byla tabulka uživatelů, která vycházela z kapitoly o uživatelských rolích. V této entitě bylo potřeba vytvořit login, </w:t>
-      </w:r>
-      <w:proofErr w:type="spellStart"/>
-      <w:r>
-        <w:t>password</w:t>
-      </w:r>
-      <w:proofErr w:type="spellEnd"/>
+        <w:t>První tabulka byla tabulka uživatelů, která vycházela z kapitoly o uživatelských rolích. V této entitě bylo potřeba vytvořit login, password</w:t>
+      </w:r>
     </w:p>
     <w:p/>
     <w:p>
       <w:r>
         <w:lastRenderedPageBreak/>
-        <w:t xml:space="preserve">Návrh toho jak bude vypadat závodník… Bude mít své id, </w:t>
-      </w:r>
-      <w:proofErr w:type="spellStart"/>
-      <w:r>
-        <w:t>profile_pic</w:t>
-      </w:r>
-      <w:proofErr w:type="spellEnd"/>
-      <w:r>
-        <w:t xml:space="preserve">, jméno, příjmení, datum narození, login, heslo, </w:t>
-      </w:r>
-      <w:proofErr w:type="spellStart"/>
-      <w:r>
-        <w:t>id_role</w:t>
-      </w:r>
-      <w:proofErr w:type="spellEnd"/>
-      <w:r>
-        <w:t xml:space="preserve">, </w:t>
-      </w:r>
-      <w:proofErr w:type="spellStart"/>
-      <w:r>
-        <w:t>id_pasku</w:t>
-      </w:r>
-      <w:proofErr w:type="spellEnd"/>
-      <w:r>
-        <w:t xml:space="preserve"> a úspěch (</w:t>
-      </w:r>
-      <w:proofErr w:type="spellStart"/>
-      <w:r>
-        <w:t>m:n</w:t>
-      </w:r>
-      <w:proofErr w:type="spellEnd"/>
-      <w:r>
-        <w:t>)</w:t>
-      </w:r>
-      <w:r>
-        <w:t xml:space="preserve">, váha, </w:t>
-      </w:r>
-      <w:proofErr w:type="spellStart"/>
-      <w:r>
-        <w:t>best</w:t>
-      </w:r>
-      <w:proofErr w:type="spellEnd"/>
-      <w:r>
-        <w:t xml:space="preserve">, legend, </w:t>
-      </w:r>
-      <w:proofErr w:type="spellStart"/>
-      <w:r>
-        <w:t>active</w:t>
-      </w:r>
-      <w:proofErr w:type="spellEnd"/>
+        <w:t>Návrh toho jak bude vypadat závodník… Bude mít své id, profile_pic, jméno, příjmení, datum narození, login, heslo, id_role, id_pasku</w:t>
+      </w:r>
+      <w:r>
+        <w:t xml:space="preserve"> a úspěch (m:n)</w:t>
+      </w:r>
+      <w:r>
+        <w:t>, váha, best, legend, active</w:t>
+      </w:r>
     </w:p>
     <w:p/>
     <w:p>
@@ -6777,15 +6722,7 @@
     </w:p>
     <w:p>
       <w:r>
-        <w:t xml:space="preserve">Struktura mého projektu  - vysvětlení proč co kde je, komponenty které se často opakují jsou ve složce </w:t>
-      </w:r>
-      <w:proofErr w:type="spellStart"/>
-      <w:r>
-        <w:t>components</w:t>
-      </w:r>
-      <w:proofErr w:type="spellEnd"/>
-      <w:r>
-        <w:t xml:space="preserve"> a ty které jsou unikátní jsou ve složce pro danou stránku</w:t>
+        <w:t>Struktura mého projektu  - vysvětlení proč co kde je, komponenty které se často opakují jsou ve složce components a ty které jsou unikátní jsou ve složce pro danou stránku</w:t>
       </w:r>
     </w:p>
     <w:p/>
@@ -6956,26 +6893,100 @@
     </w:p>
     <w:p>
       <w:r>
-        <w:t>Projekt obsahuje dvě hlavní složky konkrétně se jedná o složky Frontend a Backend. Frontend složka obsahuje několik podsložek (</w:t>
-      </w:r>
-      <w:proofErr w:type="spellStart"/>
+        <w:t xml:space="preserve">Frontend obsahuje několik hlavních složek ve kterých jsou uložené jednotlivé části </w:t>
+      </w:r>
+    </w:p>
+    <w:p>
+      <w:pPr>
+        <w:jc w:val="center"/>
+      </w:pPr>
+      <w:r>
+        <w:drawing>
+          <wp:inline distT="0" distB="0" distL="0" distR="0" wp14:anchorId="7B5E2BA2" wp14:editId="75E6EEDF">
+            <wp:extent cx="1505160" cy="3810532"/>
+            <wp:effectExtent l="0" t="0" r="0" b="0"/>
+            <wp:docPr id="602272705" name="Obrázek 1" descr="Obsah obrázku text, snímek obrazovky, Písmo, číslo&#10;&#10;Obsah generovaný pomocí AI může být nesprávný."/>
+            <wp:cNvGraphicFramePr>
+              <a:graphicFrameLocks xmlns:a="http://schemas.openxmlformats.org/drawingml/2006/main" noChangeAspect="1"/>
+            </wp:cNvGraphicFramePr>
+            <a:graphic xmlns:a="http://schemas.openxmlformats.org/drawingml/2006/main">
+              <a:graphicData uri="http://schemas.openxmlformats.org/drawingml/2006/picture">
+                <pic:pic xmlns:pic="http://schemas.openxmlformats.org/drawingml/2006/picture">
+                  <pic:nvPicPr>
+                    <pic:cNvPr id="602272705" name="Obrázek 1" descr="Obsah obrázku text, snímek obrazovky, Písmo, číslo&#10;&#10;Obsah generovaný pomocí AI může být nesprávný."/>
+                    <pic:cNvPicPr/>
+                  </pic:nvPicPr>
+                  <pic:blipFill>
+                    <a:blip r:embed="rId34"/>
+                    <a:stretch>
+                      <a:fillRect/>
+                    </a:stretch>
+                  </pic:blipFill>
+                  <pic:spPr>
+                    <a:xfrm>
+                      <a:off x="0" y="0"/>
+                      <a:ext cx="1505160" cy="3810532"/>
+                    </a:xfrm>
+                    <a:prstGeom prst="rect">
+                      <a:avLst/>
+                    </a:prstGeom>
+                  </pic:spPr>
+                </pic:pic>
+              </a:graphicData>
+            </a:graphic>
+          </wp:inline>
+        </w:drawing>
+      </w:r>
+    </w:p>
+    <w:p>
+      <w:pPr>
+        <w:pStyle w:val="Titulek"/>
+      </w:pPr>
+      <w:r>
+        <w:t>Obr.</w:t>
+      </w:r>
+      <w:r>
+        <w:t>14</w:t>
+      </w:r>
+      <w:r>
+        <w:t xml:space="preserve">: </w:t>
+      </w:r>
+      <w:r>
+        <w:t>Struktura frontendu</w:t>
+      </w:r>
+    </w:p>
+    <w:p>
+      <w:pPr>
+        <w:pStyle w:val="Zdroj"/>
+      </w:pPr>
+      <w:r>
+        <w:t>Zdroj: Vlastní</w:t>
+      </w:r>
+    </w:p>
+    <w:p>
       <w:r>
         <w:t>node_modules</w:t>
       </w:r>
-      <w:proofErr w:type="spellEnd"/>
-      <w:r>
-        <w:t xml:space="preserve">, public, </w:t>
-      </w:r>
-      <w:proofErr w:type="spellStart"/>
-      <w:r>
-        <w:t>src</w:t>
-      </w:r>
-      <w:proofErr w:type="spellEnd"/>
-      <w:r>
-        <w:t>)</w:t>
-      </w:r>
-    </w:p>
-    <w:p/>
+      <w:r>
+        <w:t xml:space="preserve"> – adresář, který obsahuje veškeré externí knihovny a závislosti projektu stažené pomocí správce bal</w:t>
+      </w:r>
+      <w:r>
+        <w:t>í</w:t>
+      </w:r>
+      <w:r>
+        <w:t xml:space="preserve">čku NPM </w:t>
+      </w:r>
+    </w:p>
+    <w:p>
+      <w:r>
+        <w:t>public</w:t>
+      </w:r>
+    </w:p>
+    <w:p>
+      <w:r>
+        <w:t xml:space="preserve">src </w:t>
+      </w:r>
+    </w:p>
     <w:p>
       <w:pPr>
         <w:pStyle w:val="Nadpis2"/>
@@ -6985,21 +6996,8 @@
       </w:r>
     </w:p>
     <w:p>
-      <w:proofErr w:type="spellStart"/>
-      <w:r>
-        <w:t>Backendová</w:t>
-      </w:r>
-      <w:proofErr w:type="spellEnd"/>
-      <w:r>
-        <w:t xml:space="preserve"> část je postavena na JavaScriptovém </w:t>
-      </w:r>
-      <w:proofErr w:type="spellStart"/>
-      <w:r>
-        <w:t>enginu</w:t>
-      </w:r>
-      <w:proofErr w:type="spellEnd"/>
-      <w:r>
-        <w:t xml:space="preserve"> NodeJS. Ve složkách se nachází důležité soubory, které se starají o zabezpečení webu, navigaci a o výpis informací z databáze.</w:t>
+      <w:r>
+        <w:t>Backendová část je postavena na JavaScriptovém enginu NodeJS. Ve složkách se nachází důležité soubory, které se starají o zabezpečení webu, navigaci a o výpis informací z databáze.</w:t>
       </w:r>
     </w:p>
     <w:p>
@@ -7007,13 +7005,8 @@
         <w:pStyle w:val="Nadpis3"/>
       </w:pPr>
       <w:r>
-        <w:t xml:space="preserve">Struktura </w:t>
-      </w:r>
-      <w:proofErr w:type="spellStart"/>
-      <w:r>
-        <w:t>backendu</w:t>
-      </w:r>
-      <w:proofErr w:type="spellEnd"/>
+        <w:t>Struktura backendu</w:t>
+      </w:r>
     </w:p>
     <w:p/>
     <w:p>
@@ -7106,23 +7099,7 @@
         </w:numPr>
       </w:pPr>
       <w:r>
-        <w:t>Víc to rozepiš, excel export, nějaký zálohy, výpis/smlouvy pomocí .</w:t>
-      </w:r>
-      <w:proofErr w:type="spellStart"/>
-      <w:r>
-        <w:t>docx</w:t>
-      </w:r>
-      <w:proofErr w:type="spellEnd"/>
-      <w:r>
-        <w:t xml:space="preserve"> šablon jako jsi dělal ve </w:t>
-      </w:r>
-      <w:proofErr w:type="spellStart"/>
-      <w:r>
-        <w:t>Webrexu</w:t>
-      </w:r>
-      <w:proofErr w:type="spellEnd"/>
-      <w:r>
-        <w:t>.</w:t>
+        <w:t>Víc to rozepiš, excel export, nějaký zálohy, výpis/smlouvy pomocí .docx šablon jako jsi dělal ve Webrexu.</w:t>
       </w:r>
     </w:p>
     <w:p>
@@ -7155,7 +7132,7 @@
       <w:r>
         <w:t>. Online. 2024. Dostupné z: </w:t>
       </w:r>
-      <w:hyperlink r:id="rId34" w:history="1">
+      <w:hyperlink r:id="rId35" w:history="1">
         <w:r>
           <w:rPr>
             <w:rStyle w:val="Hypertextovodkaz"/>
@@ -7181,7 +7158,7 @@
       <w:r>
         <w:t xml:space="preserve">, T. The World Wide Web. Online. 1991. Dostupné z: </w:t>
       </w:r>
-      <w:hyperlink r:id="rId35" w:history="1">
+      <w:hyperlink r:id="rId36" w:history="1">
         <w:r>
           <w:rPr>
             <w:rStyle w:val="Hypertextovodkaz"/>
@@ -7207,7 +7184,7 @@
       <w:r>
         <w:t>. Online. 2024. Dostupné z: </w:t>
       </w:r>
-      <w:hyperlink r:id="rId36" w:history="1">
+      <w:hyperlink r:id="rId37" w:history="1">
         <w:r>
           <w:rPr>
             <w:rStyle w:val="Hypertextovodkaz"/>
@@ -7233,7 +7210,7 @@
       <w:r>
         <w:t>. Online. 2016. Dostupné z: </w:t>
       </w:r>
-      <w:hyperlink r:id="rId37" w:history="1">
+      <w:hyperlink r:id="rId38" w:history="1">
         <w:r>
           <w:rPr>
             <w:rStyle w:val="Hypertextovodkaz"/>
@@ -7259,7 +7236,7 @@
       <w:r>
         <w:t>. Online. HTTPS://WWW.WORLDTAEKWONDO.CZ/CZ/O-TAEKWONDO-CO-JE-TO-TAEKWONDO.HTML. Český svaz Taekwondo. 2024. Dostupné z: </w:t>
       </w:r>
-      <w:hyperlink r:id="rId38" w:history="1">
+      <w:hyperlink r:id="rId39" w:history="1">
         <w:r>
           <w:rPr>
             <w:rStyle w:val="Hypertextovodkaz"/>
@@ -7285,7 +7262,7 @@
       <w:r>
         <w:t>. Online. 2016. Dostupné z: </w:t>
       </w:r>
-      <w:hyperlink r:id="rId39" w:history="1">
+      <w:hyperlink r:id="rId40" w:history="1">
         <w:r>
           <w:rPr>
             <w:rStyle w:val="Hypertextovodkaz"/>
@@ -7314,7 +7291,7 @@
       <w:r>
         <w:t>. 2023, roč. 2023, č. 12, s. 1. Dostupné z: </w:t>
       </w:r>
-      <w:hyperlink r:id="rId40" w:history="1">
+      <w:hyperlink r:id="rId41" w:history="1">
         <w:r>
           <w:rPr>
             <w:rStyle w:val="Hypertextovodkaz"/>
@@ -7340,7 +7317,7 @@
       <w:r>
         <w:t xml:space="preserve">, D., &amp; Ellis-Chadwick, F. Digital Marketing. Online. 2022. Dostupné z: </w:t>
       </w:r>
-      <w:hyperlink r:id="rId41" w:history="1">
+      <w:hyperlink r:id="rId42" w:history="1">
         <w:r>
           <w:rPr>
             <w:rStyle w:val="Hypertextovodkaz"/>
@@ -7366,7 +7343,7 @@
       <w:r>
         <w:t xml:space="preserve">, E. Responsive Web Design. Online. 2010. Dostupné z: </w:t>
       </w:r>
-      <w:hyperlink r:id="rId42" w:history="1">
+      <w:hyperlink r:id="rId43" w:history="1">
         <w:r>
           <w:rPr>
             <w:rStyle w:val="Hypertextovodkaz"/>
@@ -7392,7 +7369,7 @@
       <w:r>
         <w:t xml:space="preserve">. Online. 2024. Dostupné z: </w:t>
       </w:r>
-      <w:hyperlink r:id="rId43" w:tgtFrame="_new" w:history="1">
+      <w:hyperlink r:id="rId44" w:tgtFrame="_new" w:history="1">
         <w:r>
           <w:rPr>
             <w:rStyle w:val="Hypertextovodkaz"/>
@@ -7418,7 +7395,7 @@
       <w:r>
         <w:t>. Online. 2016. Dostupné z: </w:t>
       </w:r>
-      <w:hyperlink r:id="rId44" w:history="1">
+      <w:hyperlink r:id="rId45" w:history="1">
         <w:r>
           <w:rPr>
             <w:rStyle w:val="Hypertextovodkaz"/>
@@ -7444,7 +7421,7 @@
       <w:r>
         <w:t>. Online. 2009. Dostupné z: </w:t>
       </w:r>
-      <w:hyperlink r:id="rId45" w:history="1">
+      <w:hyperlink r:id="rId46" w:history="1">
         <w:r>
           <w:rPr>
             <w:rStyle w:val="Hypertextovodkaz"/>
@@ -7470,7 +7447,7 @@
       <w:r>
         <w:t xml:space="preserve">, T. What Is Web 2.0. Online. 2005. Dostupné z: </w:t>
       </w:r>
-      <w:hyperlink r:id="rId46" w:history="1">
+      <w:hyperlink r:id="rId47" w:history="1">
         <w:r>
           <w:rPr>
             <w:rStyle w:val="Hypertextovodkaz"/>
@@ -7496,7 +7473,7 @@
       <w:r>
         <w:t xml:space="preserve">. OWASP Top Ten. Online. 2024. Dostupné z: </w:t>
       </w:r>
-      <w:hyperlink r:id="rId47" w:history="1">
+      <w:hyperlink r:id="rId48" w:history="1">
         <w:r>
           <w:rPr>
             <w:rStyle w:val="Hypertextovodkaz"/>
@@ -7522,7 +7499,7 @@
       <w:r>
         <w:t>. Online. 2016. Dostupné z: </w:t>
       </w:r>
-      <w:hyperlink r:id="rId48" w:history="1">
+      <w:hyperlink r:id="rId49" w:history="1">
         <w:r>
           <w:rPr>
             <w:rStyle w:val="Hypertextovodkaz"/>
@@ -7548,7 +7525,7 @@
       <w:r>
         <w:t>. Online. 2013. Dostupné z: </w:t>
       </w:r>
-      <w:hyperlink r:id="rId49" w:history="1">
+      <w:hyperlink r:id="rId50" w:history="1">
         <w:r>
           <w:rPr>
             <w:rStyle w:val="Hypertextovodkaz"/>
@@ -7574,7 +7551,7 @@
       <w:r>
         <w:t>. Online. 2024. Dostupné z: </w:t>
       </w:r>
-      <w:hyperlink r:id="rId50" w:history="1">
+      <w:hyperlink r:id="rId51" w:history="1">
         <w:r>
           <w:rPr>
             <w:rStyle w:val="Hypertextovodkaz"/>
@@ -7600,7 +7577,7 @@
       <w:r>
         <w:t xml:space="preserve">. The Transport Layer Security (TLS) Protocol. Online. 2008. Dostupné z: </w:t>
       </w:r>
-      <w:hyperlink r:id="rId51" w:history="1">
+      <w:hyperlink r:id="rId52" w:history="1">
         <w:r>
           <w:rPr>
             <w:rStyle w:val="Hypertextovodkaz"/>
@@ -7626,7 +7603,7 @@
       <w:r>
         <w:t xml:space="preserve">, B. Artificial Intelligence in web Development. Online. 2023. Dostupné z: </w:t>
       </w:r>
-      <w:hyperlink r:id="rId52" w:history="1">
+      <w:hyperlink r:id="rId53" w:history="1">
         <w:r>
           <w:rPr>
             <w:rStyle w:val="Hypertextovodkaz"/>
@@ -7653,7 +7630,7 @@
       <w:r>
         <w:t>. Online. 2024. Dostupné z: </w:t>
       </w:r>
-      <w:hyperlink r:id="rId53" w:history="1">
+      <w:hyperlink r:id="rId54" w:history="1">
         <w:r>
           <w:rPr>
             <w:rStyle w:val="Hypertextovodkaz"/>
@@ -7679,7 +7656,7 @@
       <w:r>
         <w:t>. Online. 2024. Dostupné z: </w:t>
       </w:r>
-      <w:hyperlink r:id="rId54" w:history="1">
+      <w:hyperlink r:id="rId55" w:history="1">
         <w:r>
           <w:rPr>
             <w:rStyle w:val="Hypertextovodkaz"/>
@@ -7705,7 +7682,7 @@
       <w:r>
         <w:t xml:space="preserve">. HTML and Web Standards. Online. 2024. Dostupné z: </w:t>
       </w:r>
-      <w:hyperlink r:id="rId55" w:history="1">
+      <w:hyperlink r:id="rId56" w:history="1">
         <w:r>
           <w:rPr>
             <w:rStyle w:val="Hypertextovodkaz"/>
@@ -7718,7 +7695,7 @@
       </w:r>
     </w:p>
     <w:sectPr>
-      <w:footerReference w:type="default" r:id="rId56"/>
+      <w:footerReference w:type="default" r:id="rId57"/>
       <w:pgSz w:w="11906" w:h="16838"/>
       <w:pgMar w:top="1418" w:right="1418" w:bottom="1418" w:left="1985" w:header="709" w:footer="709" w:gutter="0"/>
       <w:cols w:space="708"/>
@@ -13834,6 +13811,7 @@
   <w:rsids>
     <w:rsidRoot w:val="00E53066"/>
     <w:rsid w:val="00030807"/>
+    <w:rsid w:val="00066453"/>
     <w:rsid w:val="000E44EE"/>
     <w:rsid w:val="000E5915"/>
     <w:rsid w:val="0012777F"/>
@@ -13872,6 +13850,7 @@
     <w:rsid w:val="00967426"/>
     <w:rsid w:val="009864B0"/>
     <w:rsid w:val="009A542B"/>
+    <w:rsid w:val="00A20453"/>
     <w:rsid w:val="00A21386"/>
     <w:rsid w:val="00A274E2"/>
     <w:rsid w:val="00A43524"/>
@@ -14665,7 +14644,9 @@
 </file>
 
 <file path=customXml/item3.xml><?xml version="1.0" encoding="utf-8"?>
-<b:Sources xmlns:b="http://schemas.openxmlformats.org/officeDocument/2006/bibliography" xmlns="http://schemas.openxmlformats.org/officeDocument/2006/bibliography" SelectedStyle="\APASixthEditionOfficeOnline.xsl" StyleName="APA" Version="6"/>
+<p:properties xmlns:p="http://schemas.microsoft.com/office/2006/metadata/properties" xmlns:xsi="http://www.w3.org/2001/XMLSchema-instance" xmlns:pc="http://schemas.microsoft.com/office/infopath/2007/PartnerControls">
+  <documentManagement/>
+</p:properties>
 </file>
 
 <file path=customXml/item4.xml><?xml version="1.0" encoding="utf-8"?>
@@ -14801,9 +14782,7 @@
 </file>
 
 <file path=customXml/item5.xml><?xml version="1.0" encoding="utf-8"?>
-<p:properties xmlns:p="http://schemas.microsoft.com/office/2006/metadata/properties" xmlns:xsi="http://www.w3.org/2001/XMLSchema-instance" xmlns:pc="http://schemas.microsoft.com/office/infopath/2007/PartnerControls">
-  <documentManagement/>
-</p:properties>
+<b:Sources xmlns:b="http://schemas.openxmlformats.org/officeDocument/2006/bibliography" xmlns="http://schemas.openxmlformats.org/officeDocument/2006/bibliography" SelectedStyle="\APASixthEditionOfficeOnline.xsl" StyleName="APA" Version="6"/>
 </file>
 
 <file path=customXml/itemProps1.xml><?xml version="1.0" encoding="utf-8"?>
@@ -14823,9 +14802,10 @@
 </file>
 
 <file path=customXml/itemProps3.xml><?xml version="1.0" encoding="utf-8"?>
-<ds:datastoreItem xmlns:ds="http://schemas.openxmlformats.org/officeDocument/2006/customXml" ds:itemID="{016BB16A-1E0F-4115-AADC-10D5070CD6B8}">
+<ds:datastoreItem xmlns:ds="http://schemas.openxmlformats.org/officeDocument/2006/customXml" ds:itemID="{EDE7D767-2E0D-494D-8433-FAEBD4A37F8E}">
   <ds:schemaRefs>
-    <ds:schemaRef ds:uri="http://schemas.openxmlformats.org/officeDocument/2006/bibliography"/>
+    <ds:schemaRef ds:uri="http://schemas.microsoft.com/office/2006/metadata/properties"/>
+    <ds:schemaRef ds:uri="http://schemas.microsoft.com/office/infopath/2007/PartnerControls"/>
   </ds:schemaRefs>
 </ds:datastoreItem>
 </file>
@@ -14849,10 +14829,9 @@
 </file>
 
 <file path=customXml/itemProps5.xml><?xml version="1.0" encoding="utf-8"?>
-<ds:datastoreItem xmlns:ds="http://schemas.openxmlformats.org/officeDocument/2006/customXml" ds:itemID="{EDE7D767-2E0D-494D-8433-FAEBD4A37F8E}">
+<ds:datastoreItem xmlns:ds="http://schemas.openxmlformats.org/officeDocument/2006/customXml" ds:itemID="{016BB16A-1E0F-4115-AADC-10D5070CD6B8}">
   <ds:schemaRefs>
-    <ds:schemaRef ds:uri="http://schemas.microsoft.com/office/2006/metadata/properties"/>
-    <ds:schemaRef ds:uri="http://schemas.microsoft.com/office/infopath/2007/PartnerControls"/>
+    <ds:schemaRef ds:uri="http://schemas.openxmlformats.org/officeDocument/2006/bibliography"/>
   </ds:schemaRefs>
 </ds:datastoreItem>
 </file>
--- a/bp_svobo229_v2.docx
+++ b/bp_svobo229_v2.docx
@@ -507,10 +507,10 @@
             <v:path o:extrusionok="f" gradientshapeok="t" o:connecttype="rect"/>
             <o:lock v:ext="edit" aspectratio="t"/>
           </v:shapetype>
-          <v:shape id="_x0000_i1025" type="#_x0000_t75" style="width:446.25pt;height:479.25pt" o:ole="">
+          <v:shape id="_x0000_i1025" type="#_x0000_t75" style="width:446.25pt;height:478.7pt" o:ole="">
             <v:imagedata r:id="rId12" o:title=""/>
           </v:shape>
-          <o:OLEObject Type="Embed" ProgID="Word.Document.12" ShapeID="_x0000_i1025" DrawAspect="Content" ObjectID="_1833302912" r:id="rId13">
+          <o:OLEObject Type="Embed" ProgID="Word.Document.12" ShapeID="_x0000_i1025" DrawAspect="Content" ObjectID="_1833364159" r:id="rId13">
             <o:FieldCodes>\s</o:FieldCodes>
           </o:OLEObject>
         </w:object>
@@ -6609,7 +6609,13 @@
     </w:p>
     <w:p>
       <w:r>
-        <w:t xml:space="preserve">Uživatelské prostředí bude obsahovat 3 základní barvy a to </w:t>
+        <w:t xml:space="preserve">Uživatelské prostředí bude obsahovat 3 základní </w:t>
+      </w:r>
+      <w:r>
+        <w:t>barvy,</w:t>
+      </w:r>
+      <w:r>
+        <w:t xml:space="preserve"> a to </w:t>
       </w:r>
       <w:r>
         <w:t>krémově bílou, zelenou v týmovém odstínu a černou</w:t>
@@ -6647,7 +6653,13 @@
         <w:t xml:space="preserve">S webovou stránkou budou moci interagovat určité role, které se mezi sebou liší v pravomocích. Základní rolí zde bude role návštěvníka, který si bude moci pouze web prohlížet případně </w:t>
       </w:r>
       <w:r>
-        <w:t>vyplnit formulář. Další rolí bude role pro závodníky, kteří se po přihlášení budou moci přihlašovat a ohlašovat z různých akcí či zkoušek. Nad rolí závodníka bude stát role trenéra, který může přidávat, odebírat a editovat různé akce, profily uživatelů a obsah na webové stránce. Rolí z nejvyššími právy je role administrátora, který má plné řízení webové stránky.</w:t>
+        <w:t xml:space="preserve">vyplnit formulář. Další rolí bude role pro závodníky, kteří se po přihlášení budou moci přihlašovat a ohlašovat z různých akcí či zkoušek. Nad rolí závodníka bude stát role trenéra, který může přidávat, odebírat a editovat různé akce, profily uživatelů a obsah na webové stránce. Rolí </w:t>
+      </w:r>
+      <w:r>
+        <w:t>s</w:t>
+      </w:r>
+      <w:r>
+        <w:t> nejvyššími právy je role administrátora, který má plné řízení webové stránky.</w:t>
       </w:r>
     </w:p>
     <w:p>
@@ -6663,27 +6675,82 @@
         <w:t xml:space="preserve">Pro správnou funkcionalitu webových stránek je potřeba navrhnout kvalitní a dobře strukturovanou databázi, která bude popsána v této sekci. Pro samotný návrh jsem využíval webovou </w:t>
       </w:r>
       <w:r>
-        <w:t>stránku dbdiagram, ve které jsem si specifikoval všechny potřebné entity a vazby mezi nimi.</w:t>
+        <w:t xml:space="preserve">stránku </w:t>
+      </w:r>
+      <w:proofErr w:type="spellStart"/>
+      <w:r>
+        <w:t>dbdiagram</w:t>
+      </w:r>
+      <w:proofErr w:type="spellEnd"/>
+      <w:r>
+        <w:t>, ve které jsem si specifikoval všechny potřebné entity a vazby mezi nimi.</w:t>
       </w:r>
     </w:p>
     <w:p/>
     <w:p>
       <w:r>
-        <w:t>První tabulka byla tabulka uživatelů, která vycházela z kapitoly o uživatelských rolích. V této entitě bylo potřeba vytvořit login, password</w:t>
-      </w:r>
+        <w:t xml:space="preserve">První tabulka byla tabulka uživatelů, která vycházela z kapitoly o uživatelských rolích. V této entitě bylo potřeba vytvořit login, </w:t>
+      </w:r>
+      <w:proofErr w:type="spellStart"/>
+      <w:r>
+        <w:t>password</w:t>
+      </w:r>
+      <w:proofErr w:type="spellEnd"/>
     </w:p>
     <w:p/>
     <w:p>
       <w:r>
         <w:lastRenderedPageBreak/>
-        <w:t>Návrh toho jak bude vypadat závodník… Bude mít své id, profile_pic, jméno, příjmení, datum narození, login, heslo, id_role, id_pasku</w:t>
-      </w:r>
-      <w:r>
-        <w:t xml:space="preserve"> a úspěch (m:n)</w:t>
-      </w:r>
-      <w:r>
-        <w:t>, váha, best, legend, active</w:t>
-      </w:r>
+        <w:t xml:space="preserve">Návrh toho jak bude vypadat závodník… Bude mít své id, </w:t>
+      </w:r>
+      <w:proofErr w:type="spellStart"/>
+      <w:r>
+        <w:t>profile_pic</w:t>
+      </w:r>
+      <w:proofErr w:type="spellEnd"/>
+      <w:r>
+        <w:t xml:space="preserve">, jméno, příjmení, datum narození, login, heslo, </w:t>
+      </w:r>
+      <w:proofErr w:type="spellStart"/>
+      <w:r>
+        <w:t>id_role</w:t>
+      </w:r>
+      <w:proofErr w:type="spellEnd"/>
+      <w:r>
+        <w:t xml:space="preserve">, </w:t>
+      </w:r>
+      <w:proofErr w:type="spellStart"/>
+      <w:r>
+        <w:t>id_pasku</w:t>
+      </w:r>
+      <w:proofErr w:type="spellEnd"/>
+      <w:r>
+        <w:t xml:space="preserve"> a úspěch (</w:t>
+      </w:r>
+      <w:proofErr w:type="spellStart"/>
+      <w:r>
+        <w:t>m:n</w:t>
+      </w:r>
+      <w:proofErr w:type="spellEnd"/>
+      <w:r>
+        <w:t>)</w:t>
+      </w:r>
+      <w:r>
+        <w:t xml:space="preserve">, váha, </w:t>
+      </w:r>
+      <w:proofErr w:type="spellStart"/>
+      <w:r>
+        <w:t>best</w:t>
+      </w:r>
+      <w:proofErr w:type="spellEnd"/>
+      <w:r>
+        <w:t xml:space="preserve">, legend, </w:t>
+      </w:r>
+      <w:proofErr w:type="spellStart"/>
+      <w:r>
+        <w:t>active</w:t>
+      </w:r>
+      <w:proofErr w:type="spellEnd"/>
     </w:p>
     <w:p/>
     <w:p>
@@ -6722,7 +6789,15 @@
     </w:p>
     <w:p>
       <w:r>
-        <w:t>Struktura mého projektu  - vysvětlení proč co kde je, komponenty které se často opakují jsou ve složce components a ty které jsou unikátní jsou ve složce pro danou stránku</w:t>
+        <w:t xml:space="preserve">Struktura mého projektu  - vysvětlení proč co kde je, komponenty které se často opakují jsou ve složce </w:t>
+      </w:r>
+      <w:proofErr w:type="spellStart"/>
+      <w:r>
+        <w:t>components</w:t>
+      </w:r>
+      <w:proofErr w:type="spellEnd"/>
+      <w:r>
+        <w:t xml:space="preserve"> a ty které jsou unikátní jsou ve složce pro danou stránku</w:t>
       </w:r>
     </w:p>
     <w:p/>
@@ -6893,7 +6968,18 @@
     </w:p>
     <w:p>
       <w:r>
-        <w:t xml:space="preserve">Frontend obsahuje několik hlavních složek ve kterých jsou uložené jednotlivé části </w:t>
+        <w:t>Frontend obsahuje několik hlavních složek ve kterých jsou uložené jednotlivé části</w:t>
+      </w:r>
+      <w:r>
+        <w:t xml:space="preserve">. Struktura odpovídá typickému </w:t>
+      </w:r>
+      <w:proofErr w:type="spellStart"/>
+      <w:r>
+        <w:t>Reactovému</w:t>
+      </w:r>
+      <w:proofErr w:type="spellEnd"/>
+      <w:r>
+        <w:t xml:space="preserve"> projektu.</w:t>
       </w:r>
     </w:p>
     <w:p>
@@ -6901,6 +6987,9 @@
         <w:jc w:val="center"/>
       </w:pPr>
       <w:r>
+        <w:rPr>
+          <w:noProof/>
+        </w:rPr>
         <w:drawing>
           <wp:inline distT="0" distB="0" distL="0" distR="0" wp14:anchorId="7B5E2BA2" wp14:editId="75E6EEDF">
             <wp:extent cx="1505160" cy="3810532"/>
@@ -6949,10 +7038,7 @@
         <w:t>14</w:t>
       </w:r>
       <w:r>
-        <w:t xml:space="preserve">: </w:t>
-      </w:r>
-      <w:r>
-        <w:t>Struktura frontendu</w:t>
+        <w:t>: Struktura frontendu</w:t>
       </w:r>
     </w:p>
     <w:p>
@@ -6965,8 +7051,40 @@
     </w:p>
     <w:p>
       <w:r>
+        <w:t>Kořenová složka</w:t>
+      </w:r>
+      <w:r>
+        <w:t xml:space="preserve"> obsahuje několik velmi důležitých podsložek</w:t>
+      </w:r>
+      <w:r>
+        <w:t xml:space="preserve"> a souborů</w:t>
+      </w:r>
+      <w:r>
+        <w:t>, které jsou důležité pro správnou a přehlednou strukturu projektu.</w:t>
+      </w:r>
+    </w:p>
+    <w:p>
+      <w:r>
+        <w:t xml:space="preserve">Adresáře: </w:t>
+      </w:r>
+    </w:p>
+    <w:p>
+      <w:proofErr w:type="spellStart"/>
+      <w:r>
+        <w:rPr>
+          <w:b/>
+          <w:bCs/>
+        </w:rPr>
         <w:t>node_modules</w:t>
       </w:r>
+      <w:proofErr w:type="spellEnd"/>
+      <w:r>
+        <w:rPr>
+          <w:b/>
+          <w:bCs/>
+        </w:rPr>
+        <w:t>/</w:t>
+      </w:r>
       <w:r>
         <w:t xml:space="preserve"> – adresář, který obsahuje veškeré externí knihovny a závislosti projektu stažené pomocí správce bal</w:t>
       </w:r>
@@ -6979,13 +7097,382 @@
     </w:p>
     <w:p>
       <w:r>
+        <w:rPr>
+          <w:b/>
+          <w:bCs/>
+        </w:rPr>
         <w:t>public</w:t>
       </w:r>
-    </w:p>
-    <w:p>
-      <w:r>
-        <w:t xml:space="preserve">src </w:t>
-      </w:r>
+      <w:r>
+        <w:rPr>
+          <w:b/>
+          <w:bCs/>
+        </w:rPr>
+        <w:t>/</w:t>
+      </w:r>
+      <w:r>
+        <w:rPr>
+          <w:b/>
+          <w:bCs/>
+        </w:rPr>
+        <w:t xml:space="preserve"> – </w:t>
+      </w:r>
+      <w:r>
+        <w:t xml:space="preserve">obsahuje statické soubory, které se při práci pouze zkopírují a </w:t>
+      </w:r>
+      <w:proofErr w:type="spellStart"/>
+      <w:r>
+        <w:t>webpack</w:t>
+      </w:r>
+      <w:proofErr w:type="spellEnd"/>
+      <w:r>
+        <w:t xml:space="preserve"> /</w:t>
+      </w:r>
+      <w:proofErr w:type="spellStart"/>
+      <w:r>
+        <w:t>vite</w:t>
+      </w:r>
+      <w:proofErr w:type="spellEnd"/>
+      <w:r>
+        <w:t xml:space="preserve"> je nezpracovává, ukládají se zde většinou favikony, loga a soubor index.html který slouží vstupní bod aplikace</w:t>
+      </w:r>
+    </w:p>
+    <w:p>
+      <w:proofErr w:type="spellStart"/>
+      <w:r>
+        <w:rPr>
+          <w:b/>
+          <w:bCs/>
+        </w:rPr>
+        <w:t>src</w:t>
+      </w:r>
+      <w:proofErr w:type="spellEnd"/>
+      <w:r>
+        <w:rPr>
+          <w:b/>
+          <w:bCs/>
+        </w:rPr>
+        <w:t>/</w:t>
+      </w:r>
+      <w:r>
+        <w:rPr>
+          <w:b/>
+          <w:bCs/>
+        </w:rPr>
+        <w:t xml:space="preserve"> </w:t>
+      </w:r>
+      <w:r>
+        <w:rPr>
+          <w:b/>
+          <w:bCs/>
+        </w:rPr>
+        <w:t xml:space="preserve">– </w:t>
+      </w:r>
+      <w:r>
+        <w:t xml:space="preserve">složka </w:t>
+      </w:r>
+      <w:r>
+        <w:t xml:space="preserve">obsahující přímo </w:t>
+      </w:r>
+      <w:proofErr w:type="spellStart"/>
+      <w:r>
+        <w:t>kod</w:t>
+      </w:r>
+      <w:proofErr w:type="spellEnd"/>
+      <w:r>
+        <w:t xml:space="preserve"> psaný programátorem ve které si sám definuje logiku i samotný vzhled aplikace</w:t>
+      </w:r>
+    </w:p>
+    <w:p>
+      <w:pPr>
+        <w:pStyle w:val="Odstavecseseznamem"/>
+        <w:numPr>
+          <w:ilvl w:val="0"/>
+          <w:numId w:val="42"/>
+        </w:numPr>
+      </w:pPr>
+      <w:proofErr w:type="spellStart"/>
+      <w:r>
+        <w:t>Assets</w:t>
+      </w:r>
+      <w:proofErr w:type="spellEnd"/>
+    </w:p>
+    <w:p>
+      <w:pPr>
+        <w:pStyle w:val="Odstavecseseznamem"/>
+        <w:numPr>
+          <w:ilvl w:val="0"/>
+          <w:numId w:val="42"/>
+        </w:numPr>
+      </w:pPr>
+      <w:proofErr w:type="spellStart"/>
+      <w:r>
+        <w:lastRenderedPageBreak/>
+        <w:t>Components</w:t>
+      </w:r>
+      <w:proofErr w:type="spellEnd"/>
+    </w:p>
+    <w:p>
+      <w:pPr>
+        <w:pStyle w:val="Odstavecseseznamem"/>
+        <w:numPr>
+          <w:ilvl w:val="0"/>
+          <w:numId w:val="42"/>
+        </w:numPr>
+      </w:pPr>
+      <w:r>
+        <w:t>Data</w:t>
+      </w:r>
+    </w:p>
+    <w:p>
+      <w:pPr>
+        <w:pStyle w:val="Odstavecseseznamem"/>
+        <w:numPr>
+          <w:ilvl w:val="0"/>
+          <w:numId w:val="42"/>
+        </w:numPr>
+      </w:pPr>
+      <w:r>
+        <w:t>Hooks</w:t>
+      </w:r>
+    </w:p>
+    <w:p>
+      <w:pPr>
+        <w:pStyle w:val="Odstavecseseznamem"/>
+        <w:numPr>
+          <w:ilvl w:val="0"/>
+          <w:numId w:val="42"/>
+        </w:numPr>
+      </w:pPr>
+      <w:r>
+        <w:t>Layout</w:t>
+      </w:r>
+    </w:p>
+    <w:p>
+      <w:pPr>
+        <w:pStyle w:val="Odstavecseseznamem"/>
+        <w:numPr>
+          <w:ilvl w:val="0"/>
+          <w:numId w:val="42"/>
+        </w:numPr>
+      </w:pPr>
+      <w:proofErr w:type="spellStart"/>
+      <w:r>
+        <w:t>Pages</w:t>
+      </w:r>
+      <w:proofErr w:type="spellEnd"/>
+      <w:r>
+        <w:t xml:space="preserve"> – obsahuje složky pojmenované po stránkách, kterými aplikace disponuje, každá složka obsahuje unikátní </w:t>
+      </w:r>
+      <w:proofErr w:type="spellStart"/>
+      <w:r>
+        <w:t>componenty</w:t>
+      </w:r>
+      <w:proofErr w:type="spellEnd"/>
+      <w:r>
+        <w:t>, které jsou na dané stránce použité</w:t>
+      </w:r>
+    </w:p>
+    <w:p>
+      <w:pPr>
+        <w:pStyle w:val="Odstavecseseznamem"/>
+        <w:numPr>
+          <w:ilvl w:val="0"/>
+          <w:numId w:val="42"/>
+        </w:numPr>
+      </w:pPr>
+      <w:proofErr w:type="spellStart"/>
+      <w:r>
+        <w:t>Utils</w:t>
+      </w:r>
+      <w:proofErr w:type="spellEnd"/>
+    </w:p>
+    <w:p>
+      <w:pPr>
+        <w:rPr>
+          <w:b/>
+          <w:bCs/>
+        </w:rPr>
+      </w:pPr>
+    </w:p>
+    <w:p>
+      <w:pPr>
+        <w:rPr>
+          <w:b/>
+          <w:bCs/>
+        </w:rPr>
+      </w:pPr>
+      <w:r>
+        <w:rPr>
+          <w:b/>
+          <w:bCs/>
+        </w:rPr>
+        <w:t>A následující soubory</w:t>
+      </w:r>
+    </w:p>
+    <w:p>
+      <w:r>
+        <w:rPr>
+          <w:b/>
+          <w:bCs/>
+        </w:rPr>
+        <w:t>.</w:t>
+      </w:r>
+      <w:proofErr w:type="spellStart"/>
+      <w:r>
+        <w:rPr>
+          <w:b/>
+          <w:bCs/>
+        </w:rPr>
+        <w:t>gitignore</w:t>
+      </w:r>
+      <w:proofErr w:type="spellEnd"/>
+      <w:r>
+        <w:t xml:space="preserve"> – jsou zde definovány složky a soubory, které nemají být zpracovávány verzovacími systémy jako je například Git</w:t>
+      </w:r>
+      <w:r>
+        <w:t>, typickým příkladem bývá soubor .env ve kterém se nachází citlivé údaje jako jsou API klíče či konfigurace databáze ke které je projekt napojený.</w:t>
+      </w:r>
+    </w:p>
+    <w:p>
+      <w:r>
+        <w:rPr>
+          <w:b/>
+          <w:bCs/>
+        </w:rPr>
+        <w:t>eslint.config.js</w:t>
+      </w:r>
+      <w:r>
+        <w:t xml:space="preserve"> – konfigurační soubor nástroje ESLint, který slouží k statické analýze zdrojového </w:t>
+      </w:r>
+      <w:r>
+        <w:t>kódu</w:t>
+      </w:r>
+      <w:r>
+        <w:t xml:space="preserve">, definuje sadu syntaktických a stylových pravidel, zajišťuje konzistenci </w:t>
+      </w:r>
+      <w:r>
+        <w:t>kódu</w:t>
+      </w:r>
+    </w:p>
+    <w:p>
+      <w:r>
+        <w:rPr>
+          <w:b/>
+          <w:bCs/>
+        </w:rPr>
+        <w:t>index.html</w:t>
+      </w:r>
+      <w:r>
+        <w:t xml:space="preserve"> –</w:t>
+      </w:r>
+      <w:r>
+        <w:t xml:space="preserve"> obsahuje</w:t>
+      </w:r>
+      <w:r>
+        <w:t xml:space="preserve"> HTML šablo</w:t>
+      </w:r>
+      <w:r>
+        <w:t>nu</w:t>
+      </w:r>
+      <w:r>
+        <w:t xml:space="preserve"> do které je vkládána React aplikace</w:t>
+      </w:r>
+    </w:p>
+    <w:p>
+      <w:r>
+        <w:rPr>
+          <w:b/>
+          <w:bCs/>
+        </w:rPr>
+        <w:t>package-lock.json</w:t>
+      </w:r>
+      <w:r>
+        <w:t xml:space="preserve"> – </w:t>
+      </w:r>
+      <w:r>
+        <w:t>generuje se automaticky při každé instalaci a uživatel by do něj neměl vůbec zasahovat</w:t>
+      </w:r>
+    </w:p>
+    <w:p>
+      <w:r>
+        <w:rPr>
+          <w:b/>
+          <w:bCs/>
+        </w:rPr>
+        <w:t>package.json</w:t>
+      </w:r>
+      <w:r>
+        <w:t xml:space="preserve"> – jsou zde základní informace o projektu a seznam hlavních závislostí </w:t>
+      </w:r>
+    </w:p>
+    <w:p>
+      <w:r>
+        <w:rPr>
+          <w:b/>
+          <w:bCs/>
+        </w:rPr>
+        <w:t>postcss.config.js</w:t>
+      </w:r>
+      <w:r>
+        <w:t xml:space="preserve"> – konfigurační soubor pro PostCSS, které optimalizuje CSS a umožňuje práci s TailWindCSS</w:t>
+      </w:r>
+    </w:p>
+    <w:p>
+      <w:r>
+        <w:rPr>
+          <w:b/>
+          <w:bCs/>
+        </w:rPr>
+        <w:t>tailwind.config.js</w:t>
+      </w:r>
+      <w:r>
+        <w:t xml:space="preserve"> </w:t>
+      </w:r>
+      <w:r>
+        <w:t>–</w:t>
+      </w:r>
+      <w:r>
+        <w:t xml:space="preserve"> </w:t>
+      </w:r>
+      <w:r>
+        <w:t>konfigurační soubor pro TailWindCSS</w:t>
+      </w:r>
+    </w:p>
+    <w:p>
+      <w:r>
+        <w:rPr>
+          <w:b/>
+          <w:bCs/>
+        </w:rPr>
+        <w:t>vite.config.js</w:t>
+      </w:r>
+      <w:r>
+        <w:t xml:space="preserve"> </w:t>
+      </w:r>
+      <w:r>
+        <w:t>–</w:t>
+      </w:r>
+      <w:r>
+        <w:t xml:space="preserve"> </w:t>
+      </w:r>
+      <w:r>
+        <w:t xml:space="preserve">nachází se zde definice </w:t>
+      </w:r>
+      <w:r>
+        <w:t>toho,</w:t>
+      </w:r>
+      <w:r>
+        <w:t xml:space="preserve"> jak se má projekt spouštět, sestavovat a jaké technologie má podporovat</w:t>
+      </w:r>
+    </w:p>
+    <w:p>
+      <w:pPr>
+        <w:rPr>
+          <w:b/>
+          <w:bCs/>
+        </w:rPr>
+      </w:pPr>
     </w:p>
     <w:p>
       <w:pPr>
@@ -8518,6 +9005,118 @@
     </w:lvl>
   </w:abstractNum>
   <w:abstractNum w:abstractNumId="6" w15:restartNumberingAfterBreak="0">
+    <w:nsid w:val="10A237BD"/>
+    <w:multiLevelType w:val="hybridMultilevel"/>
+    <w:tmpl w:val="1FE630BE"/>
+    <w:lvl w:ilvl="0" w:tplc="9C642D8E">
+      <w:numFmt w:val="bullet"/>
+      <w:lvlText w:val="-"/>
+      <w:lvlJc w:val="left"/>
+      <w:pPr>
+        <w:ind w:left="1065" w:hanging="360"/>
+      </w:pPr>
+      <w:rPr>
+        <w:rFonts w:ascii="Calibri" w:eastAsiaTheme="minorHAnsi" w:hAnsi="Calibri" w:cs="Calibri" w:hint="default"/>
+      </w:rPr>
+    </w:lvl>
+    <w:lvl w:ilvl="1" w:tplc="04050003" w:tentative="1">
+      <w:start w:val="1"/>
+      <w:numFmt w:val="bullet"/>
+      <w:lvlText w:val="o"/>
+      <w:lvlJc w:val="left"/>
+      <w:pPr>
+        <w:ind w:left="1785" w:hanging="360"/>
+      </w:pPr>
+      <w:rPr>
+        <w:rFonts w:ascii="Courier New" w:hAnsi="Courier New" w:cs="Courier New" w:hint="default"/>
+      </w:rPr>
+    </w:lvl>
+    <w:lvl w:ilvl="2" w:tplc="04050005" w:tentative="1">
+      <w:start w:val="1"/>
+      <w:numFmt w:val="bullet"/>
+      <w:lvlText w:val=""/>
+      <w:lvlJc w:val="left"/>
+      <w:pPr>
+        <w:ind w:left="2505" w:hanging="360"/>
+      </w:pPr>
+      <w:rPr>
+        <w:rFonts w:ascii="Wingdings" w:hAnsi="Wingdings" w:hint="default"/>
+      </w:rPr>
+    </w:lvl>
+    <w:lvl w:ilvl="3" w:tplc="04050001" w:tentative="1">
+      <w:start w:val="1"/>
+      <w:numFmt w:val="bullet"/>
+      <w:lvlText w:val=""/>
+      <w:lvlJc w:val="left"/>
+      <w:pPr>
+        <w:ind w:left="3225" w:hanging="360"/>
+      </w:pPr>
+      <w:rPr>
+        <w:rFonts w:ascii="Symbol" w:hAnsi="Symbol" w:hint="default"/>
+      </w:rPr>
+    </w:lvl>
+    <w:lvl w:ilvl="4" w:tplc="04050003" w:tentative="1">
+      <w:start w:val="1"/>
+      <w:numFmt w:val="bullet"/>
+      <w:lvlText w:val="o"/>
+      <w:lvlJc w:val="left"/>
+      <w:pPr>
+        <w:ind w:left="3945" w:hanging="360"/>
+      </w:pPr>
+      <w:rPr>
+        <w:rFonts w:ascii="Courier New" w:hAnsi="Courier New" w:cs="Courier New" w:hint="default"/>
+      </w:rPr>
+    </w:lvl>
+    <w:lvl w:ilvl="5" w:tplc="04050005" w:tentative="1">
+      <w:start w:val="1"/>
+      <w:numFmt w:val="bullet"/>
+      <w:lvlText w:val=""/>
+      <w:lvlJc w:val="left"/>
+      <w:pPr>
+        <w:ind w:left="4665" w:hanging="360"/>
+      </w:pPr>
+      <w:rPr>
+        <w:rFonts w:ascii="Wingdings" w:hAnsi="Wingdings" w:hint="default"/>
+      </w:rPr>
+    </w:lvl>
+    <w:lvl w:ilvl="6" w:tplc="04050001" w:tentative="1">
+      <w:start w:val="1"/>
+      <w:numFmt w:val="bullet"/>
+      <w:lvlText w:val=""/>
+      <w:lvlJc w:val="left"/>
+      <w:pPr>
+        <w:ind w:left="5385" w:hanging="360"/>
+      </w:pPr>
+      <w:rPr>
+        <w:rFonts w:ascii="Symbol" w:hAnsi="Symbol" w:hint="default"/>
+      </w:rPr>
+    </w:lvl>
+    <w:lvl w:ilvl="7" w:tplc="04050003" w:tentative="1">
+      <w:start w:val="1"/>
+      <w:numFmt w:val="bullet"/>
+      <w:lvlText w:val="o"/>
+      <w:lvlJc w:val="left"/>
+      <w:pPr>
+        <w:ind w:left="6105" w:hanging="360"/>
+      </w:pPr>
+      <w:rPr>
+        <w:rFonts w:ascii="Courier New" w:hAnsi="Courier New" w:cs="Courier New" w:hint="default"/>
+      </w:rPr>
+    </w:lvl>
+    <w:lvl w:ilvl="8" w:tplc="04050005" w:tentative="1">
+      <w:start w:val="1"/>
+      <w:numFmt w:val="bullet"/>
+      <w:lvlText w:val=""/>
+      <w:lvlJc w:val="left"/>
+      <w:pPr>
+        <w:ind w:left="6825" w:hanging="360"/>
+      </w:pPr>
+      <w:rPr>
+        <w:rFonts w:ascii="Wingdings" w:hAnsi="Wingdings" w:hint="default"/>
+      </w:rPr>
+    </w:lvl>
+  </w:abstractNum>
+  <w:abstractNum w:abstractNumId="7" w15:restartNumberingAfterBreak="0">
     <w:nsid w:val="13931792"/>
     <w:multiLevelType w:val="hybridMultilevel"/>
     <w:tmpl w:val="0405001D"/>
@@ -8603,7 +9202,7 @@
       </w:pPr>
     </w:lvl>
   </w:abstractNum>
-  <w:abstractNum w:abstractNumId="7" w15:restartNumberingAfterBreak="0">
+  <w:abstractNum w:abstractNumId="8" w15:restartNumberingAfterBreak="0">
     <w:nsid w:val="213A5FD2"/>
     <w:multiLevelType w:val="hybridMultilevel"/>
     <w:tmpl w:val="554E2680"/>
@@ -8715,7 +9314,7 @@
       </w:rPr>
     </w:lvl>
   </w:abstractNum>
-  <w:abstractNum w:abstractNumId="8" w15:restartNumberingAfterBreak="0">
+  <w:abstractNum w:abstractNumId="9" w15:restartNumberingAfterBreak="0">
     <w:nsid w:val="2CB96E15"/>
     <w:multiLevelType w:val="hybridMultilevel"/>
     <w:tmpl w:val="E3DADC78"/>
@@ -8828,7 +9427,7 @@
       </w:rPr>
     </w:lvl>
   </w:abstractNum>
-  <w:abstractNum w:abstractNumId="9" w15:restartNumberingAfterBreak="0">
+  <w:abstractNum w:abstractNumId="10" w15:restartNumberingAfterBreak="0">
     <w:nsid w:val="2E053A0E"/>
     <w:multiLevelType w:val="hybridMultilevel"/>
     <w:tmpl w:val="4204115C"/>
@@ -8914,7 +9513,7 @@
       </w:pPr>
     </w:lvl>
   </w:abstractNum>
-  <w:abstractNum w:abstractNumId="10" w15:restartNumberingAfterBreak="0">
+  <w:abstractNum w:abstractNumId="11" w15:restartNumberingAfterBreak="0">
     <w:nsid w:val="32385533"/>
     <w:multiLevelType w:val="hybridMultilevel"/>
     <w:tmpl w:val="8264DC56"/>
@@ -9027,7 +9626,7 @@
       </w:rPr>
     </w:lvl>
   </w:abstractNum>
-  <w:abstractNum w:abstractNumId="11" w15:restartNumberingAfterBreak="0">
+  <w:abstractNum w:abstractNumId="12" w15:restartNumberingAfterBreak="0">
     <w:nsid w:val="325E002C"/>
     <w:multiLevelType w:val="multilevel"/>
     <w:tmpl w:val="B28EA22A"/>
@@ -9176,7 +9775,7 @@
       </w:rPr>
     </w:lvl>
   </w:abstractNum>
-  <w:abstractNum w:abstractNumId="12" w15:restartNumberingAfterBreak="0">
+  <w:abstractNum w:abstractNumId="13" w15:restartNumberingAfterBreak="0">
     <w:nsid w:val="32D12EE2"/>
     <w:multiLevelType w:val="hybridMultilevel"/>
     <w:tmpl w:val="B394B5E8"/>
@@ -9289,7 +9888,7 @@
       </w:rPr>
     </w:lvl>
   </w:abstractNum>
-  <w:abstractNum w:abstractNumId="13" w15:restartNumberingAfterBreak="0">
+  <w:abstractNum w:abstractNumId="14" w15:restartNumberingAfterBreak="0">
     <w:nsid w:val="33864F3A"/>
     <w:multiLevelType w:val="hybridMultilevel"/>
     <w:tmpl w:val="37EEECB4"/>
@@ -9402,7 +10001,7 @@
       </w:rPr>
     </w:lvl>
   </w:abstractNum>
-  <w:abstractNum w:abstractNumId="14" w15:restartNumberingAfterBreak="0">
+  <w:abstractNum w:abstractNumId="15" w15:restartNumberingAfterBreak="0">
     <w:nsid w:val="379E634F"/>
     <w:multiLevelType w:val="multilevel"/>
     <w:tmpl w:val="A418C716"/>
@@ -9515,7 +10114,7 @@
       </w:pPr>
     </w:lvl>
   </w:abstractNum>
-  <w:abstractNum w:abstractNumId="15" w15:restartNumberingAfterBreak="0">
+  <w:abstractNum w:abstractNumId="16" w15:restartNumberingAfterBreak="0">
     <w:nsid w:val="387228FC"/>
     <w:multiLevelType w:val="hybridMultilevel"/>
     <w:tmpl w:val="9BB891CC"/>
@@ -9628,7 +10227,7 @@
       </w:rPr>
     </w:lvl>
   </w:abstractNum>
-  <w:abstractNum w:abstractNumId="16" w15:restartNumberingAfterBreak="0">
+  <w:abstractNum w:abstractNumId="17" w15:restartNumberingAfterBreak="0">
     <w:nsid w:val="3B5F5F7D"/>
     <w:multiLevelType w:val="multilevel"/>
     <w:tmpl w:val="F9142A4E"/>
@@ -9717,7 +10316,7 @@
       </w:pPr>
     </w:lvl>
   </w:abstractNum>
-  <w:abstractNum w:abstractNumId="17" w15:restartNumberingAfterBreak="0">
+  <w:abstractNum w:abstractNumId="18" w15:restartNumberingAfterBreak="0">
     <w:nsid w:val="3D286053"/>
     <w:multiLevelType w:val="hybridMultilevel"/>
     <w:tmpl w:val="2C90F8B6"/>
@@ -9830,7 +10429,7 @@
       </w:rPr>
     </w:lvl>
   </w:abstractNum>
-  <w:abstractNum w:abstractNumId="18" w15:restartNumberingAfterBreak="0">
+  <w:abstractNum w:abstractNumId="19" w15:restartNumberingAfterBreak="0">
     <w:nsid w:val="3D4F4E22"/>
     <w:multiLevelType w:val="hybridMultilevel"/>
     <w:tmpl w:val="49AEEBEC"/>
@@ -9943,7 +10542,7 @@
       </w:rPr>
     </w:lvl>
   </w:abstractNum>
-  <w:abstractNum w:abstractNumId="19" w15:restartNumberingAfterBreak="0">
+  <w:abstractNum w:abstractNumId="20" w15:restartNumberingAfterBreak="0">
     <w:nsid w:val="3F817BFF"/>
     <w:multiLevelType w:val="hybridMultilevel"/>
     <w:tmpl w:val="57363A44"/>
@@ -10056,7 +10655,7 @@
       </w:rPr>
     </w:lvl>
   </w:abstractNum>
-  <w:abstractNum w:abstractNumId="20" w15:restartNumberingAfterBreak="0">
+  <w:abstractNum w:abstractNumId="21" w15:restartNumberingAfterBreak="0">
     <w:nsid w:val="4575495E"/>
     <w:multiLevelType w:val="hybridMultilevel"/>
     <w:tmpl w:val="E4F064E0"/>
@@ -10169,7 +10768,7 @@
       </w:rPr>
     </w:lvl>
   </w:abstractNum>
-  <w:abstractNum w:abstractNumId="21" w15:restartNumberingAfterBreak="0">
+  <w:abstractNum w:abstractNumId="22" w15:restartNumberingAfterBreak="0">
     <w:nsid w:val="46E509FF"/>
     <w:multiLevelType w:val="hybridMultilevel"/>
     <w:tmpl w:val="16E6C92C"/>
@@ -10294,7 +10893,7 @@
       </w:rPr>
     </w:lvl>
   </w:abstractNum>
-  <w:abstractNum w:abstractNumId="22" w15:restartNumberingAfterBreak="0">
+  <w:abstractNum w:abstractNumId="23" w15:restartNumberingAfterBreak="0">
     <w:nsid w:val="46FE4CC4"/>
     <w:multiLevelType w:val="hybridMultilevel"/>
     <w:tmpl w:val="7234943C"/>
@@ -10407,7 +11006,7 @@
       </w:rPr>
     </w:lvl>
   </w:abstractNum>
-  <w:abstractNum w:abstractNumId="23" w15:restartNumberingAfterBreak="0">
+  <w:abstractNum w:abstractNumId="24" w15:restartNumberingAfterBreak="0">
     <w:nsid w:val="4BBD4598"/>
     <w:multiLevelType w:val="hybridMultilevel"/>
     <w:tmpl w:val="5A8E75B6"/>
@@ -10520,7 +11119,7 @@
       </w:rPr>
     </w:lvl>
   </w:abstractNum>
-  <w:abstractNum w:abstractNumId="24" w15:restartNumberingAfterBreak="0">
+  <w:abstractNum w:abstractNumId="25" w15:restartNumberingAfterBreak="0">
     <w:nsid w:val="4C0F14F5"/>
     <w:multiLevelType w:val="hybridMultilevel"/>
     <w:tmpl w:val="5A12B6E6"/>
@@ -10609,7 +11208,7 @@
       </w:pPr>
     </w:lvl>
   </w:abstractNum>
-  <w:abstractNum w:abstractNumId="25" w15:restartNumberingAfterBreak="0">
+  <w:abstractNum w:abstractNumId="26" w15:restartNumberingAfterBreak="0">
     <w:nsid w:val="51167291"/>
     <w:multiLevelType w:val="hybridMultilevel"/>
     <w:tmpl w:val="8CFC3FCC"/>
@@ -10698,7 +11297,7 @@
       </w:pPr>
     </w:lvl>
   </w:abstractNum>
-  <w:abstractNum w:abstractNumId="26" w15:restartNumberingAfterBreak="0">
+  <w:abstractNum w:abstractNumId="27" w15:restartNumberingAfterBreak="0">
     <w:nsid w:val="557649DC"/>
     <w:multiLevelType w:val="multilevel"/>
     <w:tmpl w:val="45B45B66"/>
@@ -10793,7 +11392,7 @@
       </w:pPr>
     </w:lvl>
   </w:abstractNum>
-  <w:abstractNum w:abstractNumId="27" w15:restartNumberingAfterBreak="0">
+  <w:abstractNum w:abstractNumId="28" w15:restartNumberingAfterBreak="0">
     <w:nsid w:val="5E2B5BFA"/>
     <w:multiLevelType w:val="hybridMultilevel"/>
     <w:tmpl w:val="8EEEDC5A"/>
@@ -10906,7 +11505,7 @@
       </w:rPr>
     </w:lvl>
   </w:abstractNum>
-  <w:abstractNum w:abstractNumId="28" w15:restartNumberingAfterBreak="0">
+  <w:abstractNum w:abstractNumId="29" w15:restartNumberingAfterBreak="0">
     <w:nsid w:val="5F9F248F"/>
     <w:multiLevelType w:val="hybridMultilevel"/>
     <w:tmpl w:val="04050021"/>
@@ -11019,7 +11618,7 @@
       </w:rPr>
     </w:lvl>
   </w:abstractNum>
-  <w:abstractNum w:abstractNumId="29" w15:restartNumberingAfterBreak="0">
+  <w:abstractNum w:abstractNumId="30" w15:restartNumberingAfterBreak="0">
     <w:nsid w:val="610C5558"/>
     <w:multiLevelType w:val="hybridMultilevel"/>
     <w:tmpl w:val="BD84002E"/>
@@ -11132,7 +11731,7 @@
       </w:rPr>
     </w:lvl>
   </w:abstractNum>
-  <w:abstractNum w:abstractNumId="30" w15:restartNumberingAfterBreak="0">
+  <w:abstractNum w:abstractNumId="31" w15:restartNumberingAfterBreak="0">
     <w:nsid w:val="6AD42460"/>
     <w:multiLevelType w:val="hybridMultilevel"/>
     <w:tmpl w:val="8CFC3FCC"/>
@@ -11221,7 +11820,7 @@
       </w:pPr>
     </w:lvl>
   </w:abstractNum>
-  <w:abstractNum w:abstractNumId="31" w15:restartNumberingAfterBreak="0">
+  <w:abstractNum w:abstractNumId="32" w15:restartNumberingAfterBreak="0">
     <w:nsid w:val="6B4E5A6F"/>
     <w:multiLevelType w:val="multilevel"/>
     <w:tmpl w:val="200A6AF6"/>
@@ -11334,7 +11933,7 @@
       </w:pPr>
     </w:lvl>
   </w:abstractNum>
-  <w:abstractNum w:abstractNumId="32" w15:restartNumberingAfterBreak="0">
+  <w:abstractNum w:abstractNumId="33" w15:restartNumberingAfterBreak="0">
     <w:nsid w:val="6C497107"/>
     <w:multiLevelType w:val="hybridMultilevel"/>
     <w:tmpl w:val="EB7A42A0"/>
@@ -11447,7 +12046,7 @@
       </w:rPr>
     </w:lvl>
   </w:abstractNum>
-  <w:abstractNum w:abstractNumId="33" w15:restartNumberingAfterBreak="0">
+  <w:abstractNum w:abstractNumId="34" w15:restartNumberingAfterBreak="0">
     <w:nsid w:val="6EAE5475"/>
     <w:multiLevelType w:val="hybridMultilevel"/>
     <w:tmpl w:val="C0806FF2"/>
@@ -11560,7 +12159,7 @@
       </w:rPr>
     </w:lvl>
   </w:abstractNum>
-  <w:abstractNum w:abstractNumId="34" w15:restartNumberingAfterBreak="0">
+  <w:abstractNum w:abstractNumId="35" w15:restartNumberingAfterBreak="0">
     <w:nsid w:val="782750EB"/>
     <w:multiLevelType w:val="hybridMultilevel"/>
     <w:tmpl w:val="0D6AF1E4"/>
@@ -11673,7 +12272,7 @@
       </w:rPr>
     </w:lvl>
   </w:abstractNum>
-  <w:abstractNum w:abstractNumId="35" w15:restartNumberingAfterBreak="0">
+  <w:abstractNum w:abstractNumId="36" w15:restartNumberingAfterBreak="0">
     <w:nsid w:val="7A4B5D5C"/>
     <w:multiLevelType w:val="hybridMultilevel"/>
     <w:tmpl w:val="D496FADC"/>
@@ -11759,7 +12358,7 @@
       </w:pPr>
     </w:lvl>
   </w:abstractNum>
-  <w:abstractNum w:abstractNumId="36" w15:restartNumberingAfterBreak="0">
+  <w:abstractNum w:abstractNumId="37" w15:restartNumberingAfterBreak="0">
     <w:nsid w:val="7AF7268C"/>
     <w:multiLevelType w:val="hybridMultilevel"/>
     <w:tmpl w:val="09D0B6A0"/>
@@ -11871,7 +12470,7 @@
       </w:rPr>
     </w:lvl>
   </w:abstractNum>
-  <w:abstractNum w:abstractNumId="37" w15:restartNumberingAfterBreak="0">
+  <w:abstractNum w:abstractNumId="38" w15:restartNumberingAfterBreak="0">
     <w:nsid w:val="7D6D0E59"/>
     <w:multiLevelType w:val="hybridMultilevel"/>
     <w:tmpl w:val="5720D306"/>
@@ -11984,7 +12583,119 @@
       </w:rPr>
     </w:lvl>
   </w:abstractNum>
-  <w:abstractNum w:abstractNumId="38" w15:restartNumberingAfterBreak="0">
+  <w:abstractNum w:abstractNumId="39" w15:restartNumberingAfterBreak="0">
+    <w:nsid w:val="7D8102B7"/>
+    <w:multiLevelType w:val="hybridMultilevel"/>
+    <w:tmpl w:val="E21AA672"/>
+    <w:lvl w:ilvl="0" w:tplc="EBF6F9C6">
+      <w:numFmt w:val="bullet"/>
+      <w:lvlText w:val="-"/>
+      <w:lvlJc w:val="left"/>
+      <w:pPr>
+        <w:ind w:left="1065" w:hanging="360"/>
+      </w:pPr>
+      <w:rPr>
+        <w:rFonts w:ascii="Calibri" w:eastAsiaTheme="minorHAnsi" w:hAnsi="Calibri" w:cs="Calibri" w:hint="default"/>
+      </w:rPr>
+    </w:lvl>
+    <w:lvl w:ilvl="1" w:tplc="04050003" w:tentative="1">
+      <w:start w:val="1"/>
+      <w:numFmt w:val="bullet"/>
+      <w:lvlText w:val="o"/>
+      <w:lvlJc w:val="left"/>
+      <w:pPr>
+        <w:ind w:left="1785" w:hanging="360"/>
+      </w:pPr>
+      <w:rPr>
+        <w:rFonts w:ascii="Courier New" w:hAnsi="Courier New" w:cs="Courier New" w:hint="default"/>
+      </w:rPr>
+    </w:lvl>
+    <w:lvl w:ilvl="2" w:tplc="04050005" w:tentative="1">
+      <w:start w:val="1"/>
+      <w:numFmt w:val="bullet"/>
+      <w:lvlText w:val=""/>
+      <w:lvlJc w:val="left"/>
+      <w:pPr>
+        <w:ind w:left="2505" w:hanging="360"/>
+      </w:pPr>
+      <w:rPr>
+        <w:rFonts w:ascii="Wingdings" w:hAnsi="Wingdings" w:hint="default"/>
+      </w:rPr>
+    </w:lvl>
+    <w:lvl w:ilvl="3" w:tplc="04050001" w:tentative="1">
+      <w:start w:val="1"/>
+      <w:numFmt w:val="bullet"/>
+      <w:lvlText w:val=""/>
+      <w:lvlJc w:val="left"/>
+      <w:pPr>
+        <w:ind w:left="3225" w:hanging="360"/>
+      </w:pPr>
+      <w:rPr>
+        <w:rFonts w:ascii="Symbol" w:hAnsi="Symbol" w:hint="default"/>
+      </w:rPr>
+    </w:lvl>
+    <w:lvl w:ilvl="4" w:tplc="04050003" w:tentative="1">
+      <w:start w:val="1"/>
+      <w:numFmt w:val="bullet"/>
+      <w:lvlText w:val="o"/>
+      <w:lvlJc w:val="left"/>
+      <w:pPr>
+        <w:ind w:left="3945" w:hanging="360"/>
+      </w:pPr>
+      <w:rPr>
+        <w:rFonts w:ascii="Courier New" w:hAnsi="Courier New" w:cs="Courier New" w:hint="default"/>
+      </w:rPr>
+    </w:lvl>
+    <w:lvl w:ilvl="5" w:tplc="04050005" w:tentative="1">
+      <w:start w:val="1"/>
+      <w:numFmt w:val="bullet"/>
+      <w:lvlText w:val=""/>
+      <w:lvlJc w:val="left"/>
+      <w:pPr>
+        <w:ind w:left="4665" w:hanging="360"/>
+      </w:pPr>
+      <w:rPr>
+        <w:rFonts w:ascii="Wingdings" w:hAnsi="Wingdings" w:hint="default"/>
+      </w:rPr>
+    </w:lvl>
+    <w:lvl w:ilvl="6" w:tplc="04050001" w:tentative="1">
+      <w:start w:val="1"/>
+      <w:numFmt w:val="bullet"/>
+      <w:lvlText w:val=""/>
+      <w:lvlJc w:val="left"/>
+      <w:pPr>
+        <w:ind w:left="5385" w:hanging="360"/>
+      </w:pPr>
+      <w:rPr>
+        <w:rFonts w:ascii="Symbol" w:hAnsi="Symbol" w:hint="default"/>
+      </w:rPr>
+    </w:lvl>
+    <w:lvl w:ilvl="7" w:tplc="04050003" w:tentative="1">
+      <w:start w:val="1"/>
+      <w:numFmt w:val="bullet"/>
+      <w:lvlText w:val="o"/>
+      <w:lvlJc w:val="left"/>
+      <w:pPr>
+        <w:ind w:left="6105" w:hanging="360"/>
+      </w:pPr>
+      <w:rPr>
+        <w:rFonts w:ascii="Courier New" w:hAnsi="Courier New" w:cs="Courier New" w:hint="default"/>
+      </w:rPr>
+    </w:lvl>
+    <w:lvl w:ilvl="8" w:tplc="04050005" w:tentative="1">
+      <w:start w:val="1"/>
+      <w:numFmt w:val="bullet"/>
+      <w:lvlText w:val=""/>
+      <w:lvlJc w:val="left"/>
+      <w:pPr>
+        <w:ind w:left="6825" w:hanging="360"/>
+      </w:pPr>
+      <w:rPr>
+        <w:rFonts w:ascii="Wingdings" w:hAnsi="Wingdings" w:hint="default"/>
+      </w:rPr>
+    </w:lvl>
+  </w:abstractNum>
+  <w:abstractNum w:abstractNumId="40" w15:restartNumberingAfterBreak="0">
     <w:nsid w:val="7E7804A0"/>
     <w:multiLevelType w:val="hybridMultilevel"/>
     <w:tmpl w:val="4BF8FF76"/>
@@ -12098,25 +12809,25 @@
     </w:lvl>
   </w:abstractNum>
   <w:num w:numId="1" w16cid:durableId="620039191">
-    <w:abstractNumId w:val="12"/>
+    <w:abstractNumId w:val="13"/>
   </w:num>
   <w:num w:numId="2" w16cid:durableId="1385447912">
     <w:abstractNumId w:val="4"/>
   </w:num>
   <w:num w:numId="3" w16cid:durableId="402947605">
-    <w:abstractNumId w:val="26"/>
+    <w:abstractNumId w:val="27"/>
   </w:num>
   <w:num w:numId="4" w16cid:durableId="1949000298">
+    <w:abstractNumId w:val="35"/>
+  </w:num>
+  <w:num w:numId="5" w16cid:durableId="89399167">
     <w:abstractNumId w:val="34"/>
   </w:num>
-  <w:num w:numId="5" w16cid:durableId="89399167">
-    <w:abstractNumId w:val="33"/>
-  </w:num>
   <w:num w:numId="6" w16cid:durableId="469175344">
-    <w:abstractNumId w:val="29"/>
+    <w:abstractNumId w:val="30"/>
   </w:num>
   <w:num w:numId="7" w16cid:durableId="208298722">
-    <w:abstractNumId w:val="21"/>
+    <w:abstractNumId w:val="22"/>
   </w:num>
   <w:num w:numId="8" w16cid:durableId="177620192">
     <w:abstractNumId w:val="2"/>
@@ -12125,31 +12836,31 @@
     <w:abstractNumId w:val="0"/>
   </w:num>
   <w:num w:numId="10" w16cid:durableId="557058186">
-    <w:abstractNumId w:val="35"/>
+    <w:abstractNumId w:val="36"/>
   </w:num>
   <w:num w:numId="11" w16cid:durableId="813908948">
+    <w:abstractNumId w:val="17"/>
+  </w:num>
+  <w:num w:numId="12" w16cid:durableId="1457066175">
+    <w:abstractNumId w:val="7"/>
+  </w:num>
+  <w:num w:numId="13" w16cid:durableId="1187863165">
+    <w:abstractNumId w:val="29"/>
+  </w:num>
+  <w:num w:numId="14" w16cid:durableId="1258904774">
     <w:abstractNumId w:val="16"/>
   </w:num>
-  <w:num w:numId="12" w16cid:durableId="1457066175">
-    <w:abstractNumId w:val="6"/>
-  </w:num>
-  <w:num w:numId="13" w16cid:durableId="1187863165">
-    <w:abstractNumId w:val="28"/>
-  </w:num>
-  <w:num w:numId="14" w16cid:durableId="1258904774">
-    <w:abstractNumId w:val="15"/>
-  </w:num>
   <w:num w:numId="15" w16cid:durableId="625307972">
-    <w:abstractNumId w:val="30"/>
+    <w:abstractNumId w:val="31"/>
   </w:num>
   <w:num w:numId="16" w16cid:durableId="1657297398">
-    <w:abstractNumId w:val="25"/>
+    <w:abstractNumId w:val="26"/>
   </w:num>
   <w:num w:numId="17" w16cid:durableId="723871448">
-    <w:abstractNumId w:val="32"/>
+    <w:abstractNumId w:val="33"/>
   </w:num>
   <w:num w:numId="18" w16cid:durableId="137112280">
-    <w:abstractNumId w:val="37"/>
+    <w:abstractNumId w:val="38"/>
   </w:num>
   <w:num w:numId="19" w16cid:durableId="352072345">
     <w:abstractNumId w:val="3"/>
@@ -12158,64 +12869,70 @@
     <w:abstractNumId w:val="1"/>
   </w:num>
   <w:num w:numId="21" w16cid:durableId="1462190647">
-    <w:abstractNumId w:val="8"/>
+    <w:abstractNumId w:val="9"/>
   </w:num>
   <w:num w:numId="22" w16cid:durableId="747113366">
-    <w:abstractNumId w:val="36"/>
+    <w:abstractNumId w:val="37"/>
   </w:num>
   <w:num w:numId="23" w16cid:durableId="1057168060">
-    <w:abstractNumId w:val="14"/>
+    <w:abstractNumId w:val="15"/>
   </w:num>
   <w:num w:numId="24" w16cid:durableId="829751300">
     <w:abstractNumId w:val="5"/>
   </w:num>
   <w:num w:numId="25" w16cid:durableId="98837639">
+    <w:abstractNumId w:val="25"/>
+  </w:num>
+  <w:num w:numId="26" w16cid:durableId="693266025">
+    <w:abstractNumId w:val="28"/>
+  </w:num>
+  <w:num w:numId="27" w16cid:durableId="1892493753">
+    <w:abstractNumId w:val="32"/>
+  </w:num>
+  <w:num w:numId="28" w16cid:durableId="1558861174">
+    <w:abstractNumId w:val="27"/>
+  </w:num>
+  <w:num w:numId="29" w16cid:durableId="1134061409">
+    <w:abstractNumId w:val="18"/>
+  </w:num>
+  <w:num w:numId="30" w16cid:durableId="1744794599">
+    <w:abstractNumId w:val="21"/>
+  </w:num>
+  <w:num w:numId="31" w16cid:durableId="1817844041">
+    <w:abstractNumId w:val="23"/>
+  </w:num>
+  <w:num w:numId="32" w16cid:durableId="472908971">
+    <w:abstractNumId w:val="14"/>
+  </w:num>
+  <w:num w:numId="33" w16cid:durableId="429549034">
+    <w:abstractNumId w:val="40"/>
+  </w:num>
+  <w:num w:numId="34" w16cid:durableId="1563367793">
+    <w:abstractNumId w:val="12"/>
+  </w:num>
+  <w:num w:numId="35" w16cid:durableId="2117627208">
+    <w:abstractNumId w:val="10"/>
+  </w:num>
+  <w:num w:numId="36" w16cid:durableId="1190070517">
+    <w:abstractNumId w:val="20"/>
+  </w:num>
+  <w:num w:numId="37" w16cid:durableId="1535191084">
     <w:abstractNumId w:val="24"/>
   </w:num>
-  <w:num w:numId="26" w16cid:durableId="693266025">
-    <w:abstractNumId w:val="27"/>
+  <w:num w:numId="38" w16cid:durableId="1616475969">
+    <w:abstractNumId w:val="19"/>
   </w:num>
-  <w:num w:numId="27" w16cid:durableId="1892493753">
-    <w:abstractNumId w:val="31"/>
-  </w:num>
-  <w:num w:numId="28" w16cid:durableId="1558861174">
-    <w:abstractNumId w:val="26"/>
-  </w:num>
-  <w:num w:numId="29" w16cid:durableId="1134061409">
-    <w:abstractNumId w:val="17"/>
-  </w:num>
-  <w:num w:numId="30" w16cid:durableId="1744794599">
-    <w:abstractNumId w:val="20"/>
-  </w:num>
-  <w:num w:numId="31" w16cid:durableId="1817844041">
-    <w:abstractNumId w:val="22"/>
-  </w:num>
-  <w:num w:numId="32" w16cid:durableId="472908971">
-    <w:abstractNumId w:val="13"/>
-  </w:num>
-  <w:num w:numId="33" w16cid:durableId="429549034">
-    <w:abstractNumId w:val="38"/>
-  </w:num>
-  <w:num w:numId="34" w16cid:durableId="1563367793">
+  <w:num w:numId="39" w16cid:durableId="1976718596">
     <w:abstractNumId w:val="11"/>
   </w:num>
-  <w:num w:numId="35" w16cid:durableId="2117627208">
-    <w:abstractNumId w:val="9"/>
+  <w:num w:numId="40" w16cid:durableId="1667172072">
+    <w:abstractNumId w:val="8"/>
   </w:num>
-  <w:num w:numId="36" w16cid:durableId="1190070517">
-    <w:abstractNumId w:val="19"/>
+  <w:num w:numId="41" w16cid:durableId="1244728155">
+    <w:abstractNumId w:val="6"/>
   </w:num>
-  <w:num w:numId="37" w16cid:durableId="1535191084">
-    <w:abstractNumId w:val="23"/>
-  </w:num>
-  <w:num w:numId="38" w16cid:durableId="1616475969">
-    <w:abstractNumId w:val="18"/>
-  </w:num>
-  <w:num w:numId="39" w16cid:durableId="1976718596">
-    <w:abstractNumId w:val="10"/>
-  </w:num>
-  <w:num w:numId="40" w16cid:durableId="1667172072">
-    <w:abstractNumId w:val="7"/>
+  <w:num w:numId="42" w16cid:durableId="1439136245">
+    <w:abstractNumId w:val="39"/>
   </w:num>
 </w:numbering>
 </file>
@@ -13823,7 +14540,9 @@
     <w:rsid w:val="002470A6"/>
     <w:rsid w:val="00256898"/>
     <w:rsid w:val="002708F3"/>
+    <w:rsid w:val="002B1941"/>
     <w:rsid w:val="002E68DF"/>
+    <w:rsid w:val="00334563"/>
     <w:rsid w:val="003458A9"/>
     <w:rsid w:val="003E0F7E"/>
     <w:rsid w:val="00406C6A"/>
@@ -14644,9 +15363,7 @@
 </file>
 
 <file path=customXml/item3.xml><?xml version="1.0" encoding="utf-8"?>
-<p:properties xmlns:p="http://schemas.microsoft.com/office/2006/metadata/properties" xmlns:xsi="http://www.w3.org/2001/XMLSchema-instance" xmlns:pc="http://schemas.microsoft.com/office/infopath/2007/PartnerControls">
-  <documentManagement/>
-</p:properties>
+<b:Sources xmlns:b="http://schemas.openxmlformats.org/officeDocument/2006/bibliography" xmlns="http://schemas.openxmlformats.org/officeDocument/2006/bibliography" SelectedStyle="\APASixthEditionOfficeOnline.xsl" StyleName="APA" Version="6"/>
 </file>
 
 <file path=customXml/item4.xml><?xml version="1.0" encoding="utf-8"?>
@@ -14782,7 +15499,9 @@
 </file>
 
 <file path=customXml/item5.xml><?xml version="1.0" encoding="utf-8"?>
-<b:Sources xmlns:b="http://schemas.openxmlformats.org/officeDocument/2006/bibliography" xmlns="http://schemas.openxmlformats.org/officeDocument/2006/bibliography" SelectedStyle="\APASixthEditionOfficeOnline.xsl" StyleName="APA" Version="6"/>
+<p:properties xmlns:p="http://schemas.microsoft.com/office/2006/metadata/properties" xmlns:xsi="http://www.w3.org/2001/XMLSchema-instance" xmlns:pc="http://schemas.microsoft.com/office/infopath/2007/PartnerControls">
+  <documentManagement/>
+</p:properties>
 </file>
 
 <file path=customXml/itemProps1.xml><?xml version="1.0" encoding="utf-8"?>
@@ -14802,10 +15521,9 @@
 </file>
 
 <file path=customXml/itemProps3.xml><?xml version="1.0" encoding="utf-8"?>
-<ds:datastoreItem xmlns:ds="http://schemas.openxmlformats.org/officeDocument/2006/customXml" ds:itemID="{EDE7D767-2E0D-494D-8433-FAEBD4A37F8E}">
+<ds:datastoreItem xmlns:ds="http://schemas.openxmlformats.org/officeDocument/2006/customXml" ds:itemID="{016BB16A-1E0F-4115-AADC-10D5070CD6B8}">
   <ds:schemaRefs>
-    <ds:schemaRef ds:uri="http://schemas.microsoft.com/office/2006/metadata/properties"/>
-    <ds:schemaRef ds:uri="http://schemas.microsoft.com/office/infopath/2007/PartnerControls"/>
+    <ds:schemaRef ds:uri="http://schemas.openxmlformats.org/officeDocument/2006/bibliography"/>
   </ds:schemaRefs>
 </ds:datastoreItem>
 </file>
@@ -14829,9 +15547,10 @@
 </file>
 
 <file path=customXml/itemProps5.xml><?xml version="1.0" encoding="utf-8"?>
-<ds:datastoreItem xmlns:ds="http://schemas.openxmlformats.org/officeDocument/2006/customXml" ds:itemID="{016BB16A-1E0F-4115-AADC-10D5070CD6B8}">
+<ds:datastoreItem xmlns:ds="http://schemas.openxmlformats.org/officeDocument/2006/customXml" ds:itemID="{EDE7D767-2E0D-494D-8433-FAEBD4A37F8E}">
   <ds:schemaRefs>
-    <ds:schemaRef ds:uri="http://schemas.openxmlformats.org/officeDocument/2006/bibliography"/>
+    <ds:schemaRef ds:uri="http://schemas.microsoft.com/office/2006/metadata/properties"/>
+    <ds:schemaRef ds:uri="http://schemas.microsoft.com/office/infopath/2007/PartnerControls"/>
   </ds:schemaRefs>
 </ds:datastoreItem>
 </file>
--- a/bp_svobo229_v2.docx
+++ b/bp_svobo229_v2.docx
@@ -510,7 +510,7 @@
           <v:shape id="_x0000_i1025" type="#_x0000_t75" style="width:446.25pt;height:478.7pt" o:ole="">
             <v:imagedata r:id="rId12" o:title=""/>
           </v:shape>
-          <o:OLEObject Type="Embed" ProgID="Word.Document.12" ShapeID="_x0000_i1025" DrawAspect="Content" ObjectID="_1833364159" r:id="rId13">
+          <o:OLEObject Type="Embed" ProgID="Word.Document.12" ShapeID="_x0000_i1025" DrawAspect="Content" ObjectID="_1833391329" r:id="rId13">
             <o:FieldCodes>\s</o:FieldCodes>
           </o:OLEObject>
         </w:object>
@@ -6675,82 +6675,27 @@
         <w:t xml:space="preserve">Pro správnou funkcionalitu webových stránek je potřeba navrhnout kvalitní a dobře strukturovanou databázi, která bude popsána v této sekci. Pro samotný návrh jsem využíval webovou </w:t>
       </w:r>
       <w:r>
-        <w:t xml:space="preserve">stránku </w:t>
-      </w:r>
-      <w:proofErr w:type="spellStart"/>
-      <w:r>
-        <w:t>dbdiagram</w:t>
-      </w:r>
-      <w:proofErr w:type="spellEnd"/>
-      <w:r>
-        <w:t>, ve které jsem si specifikoval všechny potřebné entity a vazby mezi nimi.</w:t>
+        <w:t>stránku dbdiagram, ve které jsem si specifikoval všechny potřebné entity a vazby mezi nimi.</w:t>
       </w:r>
     </w:p>
     <w:p/>
     <w:p>
       <w:r>
-        <w:t xml:space="preserve">První tabulka byla tabulka uživatelů, která vycházela z kapitoly o uživatelských rolích. V této entitě bylo potřeba vytvořit login, </w:t>
-      </w:r>
-      <w:proofErr w:type="spellStart"/>
-      <w:r>
-        <w:t>password</w:t>
-      </w:r>
-      <w:proofErr w:type="spellEnd"/>
+        <w:t>První tabulka byla tabulka uživatelů, která vycházela z kapitoly o uživatelských rolích. V této entitě bylo potřeba vytvořit login, password</w:t>
+      </w:r>
     </w:p>
     <w:p/>
     <w:p>
       <w:r>
         <w:lastRenderedPageBreak/>
-        <w:t xml:space="preserve">Návrh toho jak bude vypadat závodník… Bude mít své id, </w:t>
-      </w:r>
-      <w:proofErr w:type="spellStart"/>
-      <w:r>
-        <w:t>profile_pic</w:t>
-      </w:r>
-      <w:proofErr w:type="spellEnd"/>
-      <w:r>
-        <w:t xml:space="preserve">, jméno, příjmení, datum narození, login, heslo, </w:t>
-      </w:r>
-      <w:proofErr w:type="spellStart"/>
-      <w:r>
-        <w:t>id_role</w:t>
-      </w:r>
-      <w:proofErr w:type="spellEnd"/>
-      <w:r>
-        <w:t xml:space="preserve">, </w:t>
-      </w:r>
-      <w:proofErr w:type="spellStart"/>
-      <w:r>
-        <w:t>id_pasku</w:t>
-      </w:r>
-      <w:proofErr w:type="spellEnd"/>
-      <w:r>
-        <w:t xml:space="preserve"> a úspěch (</w:t>
-      </w:r>
-      <w:proofErr w:type="spellStart"/>
-      <w:r>
-        <w:t>m:n</w:t>
-      </w:r>
-      <w:proofErr w:type="spellEnd"/>
-      <w:r>
-        <w:t>)</w:t>
-      </w:r>
-      <w:r>
-        <w:t xml:space="preserve">, váha, </w:t>
-      </w:r>
-      <w:proofErr w:type="spellStart"/>
-      <w:r>
-        <w:t>best</w:t>
-      </w:r>
-      <w:proofErr w:type="spellEnd"/>
-      <w:r>
-        <w:t xml:space="preserve">, legend, </w:t>
-      </w:r>
-      <w:proofErr w:type="spellStart"/>
-      <w:r>
-        <w:t>active</w:t>
-      </w:r>
-      <w:proofErr w:type="spellEnd"/>
+        <w:t>Návrh toho jak bude vypadat závodník… Bude mít své id, profile_pic, jméno, příjmení, datum narození, login, heslo, id_role, id_pasku</w:t>
+      </w:r>
+      <w:r>
+        <w:t xml:space="preserve"> a úspěch (m:n)</w:t>
+      </w:r>
+      <w:r>
+        <w:t>, váha, best, legend, active</w:t>
+      </w:r>
     </w:p>
     <w:p/>
     <w:p>
@@ -6789,15 +6734,7 @@
     </w:p>
     <w:p>
       <w:r>
-        <w:t xml:space="preserve">Struktura mého projektu  - vysvětlení proč co kde je, komponenty které se často opakují jsou ve složce </w:t>
-      </w:r>
-      <w:proofErr w:type="spellStart"/>
-      <w:r>
-        <w:t>components</w:t>
-      </w:r>
-      <w:proofErr w:type="spellEnd"/>
-      <w:r>
-        <w:t xml:space="preserve"> a ty které jsou unikátní jsou ve složce pro danou stránku</w:t>
+        <w:t>Struktura mého projektu  - vysvětlení proč co kde je, komponenty které se často opakují jsou ve složce components a ty které jsou unikátní jsou ve složce pro danou stránku</w:t>
       </w:r>
     </w:p>
     <w:p/>
@@ -6971,15 +6908,7 @@
         <w:t>Frontend obsahuje několik hlavních složek ve kterých jsou uložené jednotlivé části</w:t>
       </w:r>
       <w:r>
-        <w:t xml:space="preserve">. Struktura odpovídá typickému </w:t>
-      </w:r>
-      <w:proofErr w:type="spellStart"/>
-      <w:r>
-        <w:t>Reactovému</w:t>
-      </w:r>
-      <w:proofErr w:type="spellEnd"/>
-      <w:r>
-        <w:t xml:space="preserve"> projektu.</w:t>
+        <w:t>. Struktura odpovídá typickému Reactovému projektu.</w:t>
       </w:r>
     </w:p>
     <w:p>
@@ -7064,35 +6993,18 @@
       </w:r>
     </w:p>
     <w:p>
-      <w:r>
-        <w:t xml:space="preserve">Adresáře: </w:t>
-      </w:r>
-    </w:p>
-    <w:p>
-      <w:proofErr w:type="spellStart"/>
-      <w:r>
+      <w:pPr>
         <w:rPr>
           <w:b/>
           <w:bCs/>
         </w:rPr>
-        <w:t>node_modules</w:t>
-      </w:r>
-      <w:proofErr w:type="spellEnd"/>
+      </w:pPr>
       <w:r>
         <w:rPr>
           <w:b/>
           <w:bCs/>
         </w:rPr>
-        <w:t>/</w:t>
-      </w:r>
-      <w:r>
-        <w:t xml:space="preserve"> – adresář, který obsahuje veškeré externí knihovny a závislosti projektu stažené pomocí správce bal</w:t>
-      </w:r>
-      <w:r>
-        <w:t>í</w:t>
-      </w:r>
-      <w:r>
-        <w:t xml:space="preserve">čku NPM </w:t>
+        <w:t xml:space="preserve">Adresáře: </w:t>
       </w:r>
     </w:p>
     <w:p>
@@ -7101,7 +7013,7 @@
           <w:b/>
           <w:bCs/>
         </w:rPr>
-        <w:t>public</w:t>
+        <w:t>node_modules</w:t>
       </w:r>
       <w:r>
         <w:rPr>
@@ -7111,76 +7023,88 @@
         <w:t>/</w:t>
       </w:r>
       <w:r>
+        <w:t xml:space="preserve"> – adresář, který obsahuje veškeré externí knihovny a závislosti projektu stažené pomocí správce bal</w:t>
+      </w:r>
+      <w:r>
+        <w:t>í</w:t>
+      </w:r>
+      <w:r>
+        <w:t xml:space="preserve">čku NPM </w:t>
+      </w:r>
+    </w:p>
+    <w:p>
+      <w:r>
         <w:rPr>
           <w:b/>
           <w:bCs/>
         </w:rPr>
-        <w:t xml:space="preserve"> – </w:t>
-      </w:r>
-      <w:r>
-        <w:t xml:space="preserve">obsahuje statické soubory, které se při práci pouze zkopírují a </w:t>
-      </w:r>
-      <w:proofErr w:type="spellStart"/>
-      <w:r>
-        <w:t>webpack</w:t>
-      </w:r>
-      <w:proofErr w:type="spellEnd"/>
-      <w:r>
-        <w:t xml:space="preserve"> /</w:t>
-      </w:r>
-      <w:proofErr w:type="spellStart"/>
-      <w:r>
-        <w:t>vite</w:t>
-      </w:r>
-      <w:proofErr w:type="spellEnd"/>
-      <w:r>
-        <w:t xml:space="preserve"> je nezpracovává, ukládají se zde většinou favikony, loga a soubor index.html který slouží vstupní bod aplikace</w:t>
-      </w:r>
-    </w:p>
-    <w:p>
-      <w:proofErr w:type="spellStart"/>
+        <w:t>public</w:t>
+      </w:r>
       <w:r>
         <w:rPr>
           <w:b/>
           <w:bCs/>
         </w:rPr>
-        <w:t>src</w:t>
-      </w:r>
-      <w:proofErr w:type="spellEnd"/>
+        <w:t>/</w:t>
+      </w:r>
       <w:r>
         <w:rPr>
           <w:b/>
           <w:bCs/>
         </w:rPr>
-        <w:t>/</w:t>
-      </w:r>
+        <w:t xml:space="preserve"> – </w:t>
+      </w:r>
+      <w:r>
+        <w:t>obsahuje statické soubory, které se při práci pouze zkopírují a webpack /vite je nezpracovává, ukládají se zde většinou favikony, loga a soubor index.html který slouží vstupní bod aplikace</w:t>
+      </w:r>
+    </w:p>
+    <w:p>
+      <w:pPr>
+        <w:pStyle w:val="Odstavecseseznamem"/>
+        <w:numPr>
+          <w:ilvl w:val="0"/>
+          <w:numId w:val="43"/>
+        </w:numPr>
+      </w:pPr>
+      <w:r>
+        <w:t>V mém řešení jsem zde umístil i složky, které obsahují soubory, které jsou při nahrávané na server</w:t>
+      </w:r>
+    </w:p>
+    <w:p>
       <w:r>
         <w:rPr>
           <w:b/>
           <w:bCs/>
         </w:rPr>
-        <w:t xml:space="preserve"> </w:t>
+        <w:lastRenderedPageBreak/>
+        <w:t>src</w:t>
       </w:r>
       <w:r>
         <w:rPr>
           <w:b/>
           <w:bCs/>
         </w:rPr>
+        <w:t>/</w:t>
+      </w:r>
+      <w:r>
+        <w:rPr>
+          <w:b/>
+          <w:bCs/>
+        </w:rPr>
+        <w:t xml:space="preserve"> </w:t>
+      </w:r>
+      <w:r>
+        <w:rPr>
+          <w:b/>
+          <w:bCs/>
+        </w:rPr>
         <w:t xml:space="preserve">– </w:t>
       </w:r>
       <w:r>
         <w:t xml:space="preserve">složka </w:t>
       </w:r>
       <w:r>
-        <w:t xml:space="preserve">obsahující přímo </w:t>
-      </w:r>
-      <w:proofErr w:type="spellStart"/>
-      <w:r>
-        <w:t>kod</w:t>
-      </w:r>
-      <w:proofErr w:type="spellEnd"/>
-      <w:r>
-        <w:t xml:space="preserve"> psaný programátorem ve které si sám definuje logiku i samotný vzhled aplikace</w:t>
+        <w:t>obsahující přímo kod psaný programátorem ve které si sám definuje logiku i samotný vzhled aplikace</w:t>
       </w:r>
     </w:p>
     <w:p>
@@ -7191,11 +7115,9 @@
           <w:numId w:val="42"/>
         </w:numPr>
       </w:pPr>
-      <w:proofErr w:type="spellStart"/>
       <w:r>
         <w:t>Assets</w:t>
       </w:r>
-      <w:proofErr w:type="spellEnd"/>
     </w:p>
     <w:p>
       <w:pPr>
@@ -7205,12 +7127,15 @@
           <w:numId w:val="42"/>
         </w:numPr>
       </w:pPr>
-      <w:proofErr w:type="spellStart"/>
-      <w:r>
-        <w:lastRenderedPageBreak/>
+      <w:r>
         <w:t>Components</w:t>
       </w:r>
-      <w:proofErr w:type="spellEnd"/>
+      <w:r>
+        <w:t xml:space="preserve"> – složka s react componentamy, které jsou znovu použitelné jako jsou například tlačítka, header, autentizace uživatele </w:t>
+      </w:r>
+      <w:r>
+        <w:t>zkrátka komponenty, které se využívají na více stránkách</w:t>
+      </w:r>
     </w:p>
     <w:p>
       <w:pPr>
@@ -7256,21 +7181,11 @@
           <w:numId w:val="42"/>
         </w:numPr>
       </w:pPr>
-      <w:proofErr w:type="spellStart"/>
       <w:r>
         <w:t>Pages</w:t>
       </w:r>
-      <w:proofErr w:type="spellEnd"/>
-      <w:r>
-        <w:t xml:space="preserve"> – obsahuje složky pojmenované po stránkách, kterými aplikace disponuje, každá složka obsahuje unikátní </w:t>
-      </w:r>
-      <w:proofErr w:type="spellStart"/>
-      <w:r>
-        <w:t>componenty</w:t>
-      </w:r>
-      <w:proofErr w:type="spellEnd"/>
-      <w:r>
-        <w:t>, které jsou na dané stránce použité</w:t>
+      <w:r>
+        <w:t xml:space="preserve"> – obsahuje složky pojmenované po stránkách, kterými aplikace disponuje, každá složka obsahuje unikátní componenty, které jsou na dané stránce použité</w:t>
       </w:r>
     </w:p>
     <w:p>
@@ -7281,11 +7196,9 @@
           <w:numId w:val="42"/>
         </w:numPr>
       </w:pPr>
-      <w:proofErr w:type="spellStart"/>
       <w:r>
         <w:t>Utils</w:t>
       </w:r>
-      <w:proofErr w:type="spellEnd"/>
     </w:p>
     <w:p>
       <w:pPr>
@@ -7309,24 +7222,22 @@
         </w:rPr>
         <w:t>A následující soubory</w:t>
       </w:r>
-    </w:p>
-    <w:p>
       <w:r>
         <w:rPr>
           <w:b/>
           <w:bCs/>
         </w:rPr>
-        <w:t>.</w:t>
-      </w:r>
-      <w:proofErr w:type="spellStart"/>
+        <w:t>:</w:t>
+      </w:r>
+    </w:p>
+    <w:p>
       <w:r>
         <w:rPr>
           <w:b/>
           <w:bCs/>
         </w:rPr>
-        <w:t>gitignore</w:t>
-      </w:r>
-      <w:proofErr w:type="spellEnd"/>
+        <w:t>.gitignore</w:t>
+      </w:r>
       <w:r>
         <w:t xml:space="preserve"> – jsou zde definovány složky a soubory, které nemají být zpracovávány verzovacími systémy jako je například Git</w:t>
       </w:r>
@@ -10228,6 +10139,118 @@
     </w:lvl>
   </w:abstractNum>
   <w:abstractNum w:abstractNumId="17" w15:restartNumberingAfterBreak="0">
+    <w:nsid w:val="39B22D22"/>
+    <w:multiLevelType w:val="hybridMultilevel"/>
+    <w:tmpl w:val="C284DE6C"/>
+    <w:lvl w:ilvl="0" w:tplc="8BD628DC">
+      <w:numFmt w:val="bullet"/>
+      <w:lvlText w:val="-"/>
+      <w:lvlJc w:val="left"/>
+      <w:pPr>
+        <w:ind w:left="1065" w:hanging="360"/>
+      </w:pPr>
+      <w:rPr>
+        <w:rFonts w:ascii="Calibri" w:eastAsiaTheme="minorHAnsi" w:hAnsi="Calibri" w:cs="Calibri" w:hint="default"/>
+      </w:rPr>
+    </w:lvl>
+    <w:lvl w:ilvl="1" w:tplc="04050003" w:tentative="1">
+      <w:start w:val="1"/>
+      <w:numFmt w:val="bullet"/>
+      <w:lvlText w:val="o"/>
+      <w:lvlJc w:val="left"/>
+      <w:pPr>
+        <w:ind w:left="1785" w:hanging="360"/>
+      </w:pPr>
+      <w:rPr>
+        <w:rFonts w:ascii="Courier New" w:hAnsi="Courier New" w:cs="Courier New" w:hint="default"/>
+      </w:rPr>
+    </w:lvl>
+    <w:lvl w:ilvl="2" w:tplc="04050005" w:tentative="1">
+      <w:start w:val="1"/>
+      <w:numFmt w:val="bullet"/>
+      <w:lvlText w:val=""/>
+      <w:lvlJc w:val="left"/>
+      <w:pPr>
+        <w:ind w:left="2505" w:hanging="360"/>
+      </w:pPr>
+      <w:rPr>
+        <w:rFonts w:ascii="Wingdings" w:hAnsi="Wingdings" w:hint="default"/>
+      </w:rPr>
+    </w:lvl>
+    <w:lvl w:ilvl="3" w:tplc="04050001" w:tentative="1">
+      <w:start w:val="1"/>
+      <w:numFmt w:val="bullet"/>
+      <w:lvlText w:val=""/>
+      <w:lvlJc w:val="left"/>
+      <w:pPr>
+        <w:ind w:left="3225" w:hanging="360"/>
+      </w:pPr>
+      <w:rPr>
+        <w:rFonts w:ascii="Symbol" w:hAnsi="Symbol" w:hint="default"/>
+      </w:rPr>
+    </w:lvl>
+    <w:lvl w:ilvl="4" w:tplc="04050003" w:tentative="1">
+      <w:start w:val="1"/>
+      <w:numFmt w:val="bullet"/>
+      <w:lvlText w:val="o"/>
+      <w:lvlJc w:val="left"/>
+      <w:pPr>
+        <w:ind w:left="3945" w:hanging="360"/>
+      </w:pPr>
+      <w:rPr>
+        <w:rFonts w:ascii="Courier New" w:hAnsi="Courier New" w:cs="Courier New" w:hint="default"/>
+      </w:rPr>
+    </w:lvl>
+    <w:lvl w:ilvl="5" w:tplc="04050005" w:tentative="1">
+      <w:start w:val="1"/>
+      <w:numFmt w:val="bullet"/>
+      <w:lvlText w:val=""/>
+      <w:lvlJc w:val="left"/>
+      <w:pPr>
+        <w:ind w:left="4665" w:hanging="360"/>
+      </w:pPr>
+      <w:rPr>
+        <w:rFonts w:ascii="Wingdings" w:hAnsi="Wingdings" w:hint="default"/>
+      </w:rPr>
+    </w:lvl>
+    <w:lvl w:ilvl="6" w:tplc="04050001" w:tentative="1">
+      <w:start w:val="1"/>
+      <w:numFmt w:val="bullet"/>
+      <w:lvlText w:val=""/>
+      <w:lvlJc w:val="left"/>
+      <w:pPr>
+        <w:ind w:left="5385" w:hanging="360"/>
+      </w:pPr>
+      <w:rPr>
+        <w:rFonts w:ascii="Symbol" w:hAnsi="Symbol" w:hint="default"/>
+      </w:rPr>
+    </w:lvl>
+    <w:lvl w:ilvl="7" w:tplc="04050003" w:tentative="1">
+      <w:start w:val="1"/>
+      <w:numFmt w:val="bullet"/>
+      <w:lvlText w:val="o"/>
+      <w:lvlJc w:val="left"/>
+      <w:pPr>
+        <w:ind w:left="6105" w:hanging="360"/>
+      </w:pPr>
+      <w:rPr>
+        <w:rFonts w:ascii="Courier New" w:hAnsi="Courier New" w:cs="Courier New" w:hint="default"/>
+      </w:rPr>
+    </w:lvl>
+    <w:lvl w:ilvl="8" w:tplc="04050005" w:tentative="1">
+      <w:start w:val="1"/>
+      <w:numFmt w:val="bullet"/>
+      <w:lvlText w:val=""/>
+      <w:lvlJc w:val="left"/>
+      <w:pPr>
+        <w:ind w:left="6825" w:hanging="360"/>
+      </w:pPr>
+      <w:rPr>
+        <w:rFonts w:ascii="Wingdings" w:hAnsi="Wingdings" w:hint="default"/>
+      </w:rPr>
+    </w:lvl>
+  </w:abstractNum>
+  <w:abstractNum w:abstractNumId="18" w15:restartNumberingAfterBreak="0">
     <w:nsid w:val="3B5F5F7D"/>
     <w:multiLevelType w:val="multilevel"/>
     <w:tmpl w:val="F9142A4E"/>
@@ -10316,7 +10339,7 @@
       </w:pPr>
     </w:lvl>
   </w:abstractNum>
-  <w:abstractNum w:abstractNumId="18" w15:restartNumberingAfterBreak="0">
+  <w:abstractNum w:abstractNumId="19" w15:restartNumberingAfterBreak="0">
     <w:nsid w:val="3D286053"/>
     <w:multiLevelType w:val="hybridMultilevel"/>
     <w:tmpl w:val="2C90F8B6"/>
@@ -10429,7 +10452,7 @@
       </w:rPr>
     </w:lvl>
   </w:abstractNum>
-  <w:abstractNum w:abstractNumId="19" w15:restartNumberingAfterBreak="0">
+  <w:abstractNum w:abstractNumId="20" w15:restartNumberingAfterBreak="0">
     <w:nsid w:val="3D4F4E22"/>
     <w:multiLevelType w:val="hybridMultilevel"/>
     <w:tmpl w:val="49AEEBEC"/>
@@ -10542,7 +10565,7 @@
       </w:rPr>
     </w:lvl>
   </w:abstractNum>
-  <w:abstractNum w:abstractNumId="20" w15:restartNumberingAfterBreak="0">
+  <w:abstractNum w:abstractNumId="21" w15:restartNumberingAfterBreak="0">
     <w:nsid w:val="3F817BFF"/>
     <w:multiLevelType w:val="hybridMultilevel"/>
     <w:tmpl w:val="57363A44"/>
@@ -10655,7 +10678,7 @@
       </w:rPr>
     </w:lvl>
   </w:abstractNum>
-  <w:abstractNum w:abstractNumId="21" w15:restartNumberingAfterBreak="0">
+  <w:abstractNum w:abstractNumId="22" w15:restartNumberingAfterBreak="0">
     <w:nsid w:val="4575495E"/>
     <w:multiLevelType w:val="hybridMultilevel"/>
     <w:tmpl w:val="E4F064E0"/>
@@ -10768,7 +10791,7 @@
       </w:rPr>
     </w:lvl>
   </w:abstractNum>
-  <w:abstractNum w:abstractNumId="22" w15:restartNumberingAfterBreak="0">
+  <w:abstractNum w:abstractNumId="23" w15:restartNumberingAfterBreak="0">
     <w:nsid w:val="46E509FF"/>
     <w:multiLevelType w:val="hybridMultilevel"/>
     <w:tmpl w:val="16E6C92C"/>
@@ -10893,7 +10916,7 @@
       </w:rPr>
     </w:lvl>
   </w:abstractNum>
-  <w:abstractNum w:abstractNumId="23" w15:restartNumberingAfterBreak="0">
+  <w:abstractNum w:abstractNumId="24" w15:restartNumberingAfterBreak="0">
     <w:nsid w:val="46FE4CC4"/>
     <w:multiLevelType w:val="hybridMultilevel"/>
     <w:tmpl w:val="7234943C"/>
@@ -11006,7 +11029,7 @@
       </w:rPr>
     </w:lvl>
   </w:abstractNum>
-  <w:abstractNum w:abstractNumId="24" w15:restartNumberingAfterBreak="0">
+  <w:abstractNum w:abstractNumId="25" w15:restartNumberingAfterBreak="0">
     <w:nsid w:val="4BBD4598"/>
     <w:multiLevelType w:val="hybridMultilevel"/>
     <w:tmpl w:val="5A8E75B6"/>
@@ -11119,7 +11142,7 @@
       </w:rPr>
     </w:lvl>
   </w:abstractNum>
-  <w:abstractNum w:abstractNumId="25" w15:restartNumberingAfterBreak="0">
+  <w:abstractNum w:abstractNumId="26" w15:restartNumberingAfterBreak="0">
     <w:nsid w:val="4C0F14F5"/>
     <w:multiLevelType w:val="hybridMultilevel"/>
     <w:tmpl w:val="5A12B6E6"/>
@@ -11208,7 +11231,7 @@
       </w:pPr>
     </w:lvl>
   </w:abstractNum>
-  <w:abstractNum w:abstractNumId="26" w15:restartNumberingAfterBreak="0">
+  <w:abstractNum w:abstractNumId="27" w15:restartNumberingAfterBreak="0">
     <w:nsid w:val="51167291"/>
     <w:multiLevelType w:val="hybridMultilevel"/>
     <w:tmpl w:val="8CFC3FCC"/>
@@ -11297,7 +11320,7 @@
       </w:pPr>
     </w:lvl>
   </w:abstractNum>
-  <w:abstractNum w:abstractNumId="27" w15:restartNumberingAfterBreak="0">
+  <w:abstractNum w:abstractNumId="28" w15:restartNumberingAfterBreak="0">
     <w:nsid w:val="557649DC"/>
     <w:multiLevelType w:val="multilevel"/>
     <w:tmpl w:val="45B45B66"/>
@@ -11392,7 +11415,7 @@
       </w:pPr>
     </w:lvl>
   </w:abstractNum>
-  <w:abstractNum w:abstractNumId="28" w15:restartNumberingAfterBreak="0">
+  <w:abstractNum w:abstractNumId="29" w15:restartNumberingAfterBreak="0">
     <w:nsid w:val="5E2B5BFA"/>
     <w:multiLevelType w:val="hybridMultilevel"/>
     <w:tmpl w:val="8EEEDC5A"/>
@@ -11505,7 +11528,7 @@
       </w:rPr>
     </w:lvl>
   </w:abstractNum>
-  <w:abstractNum w:abstractNumId="29" w15:restartNumberingAfterBreak="0">
+  <w:abstractNum w:abstractNumId="30" w15:restartNumberingAfterBreak="0">
     <w:nsid w:val="5F9F248F"/>
     <w:multiLevelType w:val="hybridMultilevel"/>
     <w:tmpl w:val="04050021"/>
@@ -11618,7 +11641,7 @@
       </w:rPr>
     </w:lvl>
   </w:abstractNum>
-  <w:abstractNum w:abstractNumId="30" w15:restartNumberingAfterBreak="0">
+  <w:abstractNum w:abstractNumId="31" w15:restartNumberingAfterBreak="0">
     <w:nsid w:val="610C5558"/>
     <w:multiLevelType w:val="hybridMultilevel"/>
     <w:tmpl w:val="BD84002E"/>
@@ -11731,7 +11754,7 @@
       </w:rPr>
     </w:lvl>
   </w:abstractNum>
-  <w:abstractNum w:abstractNumId="31" w15:restartNumberingAfterBreak="0">
+  <w:abstractNum w:abstractNumId="32" w15:restartNumberingAfterBreak="0">
     <w:nsid w:val="6AD42460"/>
     <w:multiLevelType w:val="hybridMultilevel"/>
     <w:tmpl w:val="8CFC3FCC"/>
@@ -11820,7 +11843,7 @@
       </w:pPr>
     </w:lvl>
   </w:abstractNum>
-  <w:abstractNum w:abstractNumId="32" w15:restartNumberingAfterBreak="0">
+  <w:abstractNum w:abstractNumId="33" w15:restartNumberingAfterBreak="0">
     <w:nsid w:val="6B4E5A6F"/>
     <w:multiLevelType w:val="multilevel"/>
     <w:tmpl w:val="200A6AF6"/>
@@ -11933,7 +11956,7 @@
       </w:pPr>
     </w:lvl>
   </w:abstractNum>
-  <w:abstractNum w:abstractNumId="33" w15:restartNumberingAfterBreak="0">
+  <w:abstractNum w:abstractNumId="34" w15:restartNumberingAfterBreak="0">
     <w:nsid w:val="6C497107"/>
     <w:multiLevelType w:val="hybridMultilevel"/>
     <w:tmpl w:val="EB7A42A0"/>
@@ -12046,7 +12069,7 @@
       </w:rPr>
     </w:lvl>
   </w:abstractNum>
-  <w:abstractNum w:abstractNumId="34" w15:restartNumberingAfterBreak="0">
+  <w:abstractNum w:abstractNumId="35" w15:restartNumberingAfterBreak="0">
     <w:nsid w:val="6EAE5475"/>
     <w:multiLevelType w:val="hybridMultilevel"/>
     <w:tmpl w:val="C0806FF2"/>
@@ -12159,7 +12182,7 @@
       </w:rPr>
     </w:lvl>
   </w:abstractNum>
-  <w:abstractNum w:abstractNumId="35" w15:restartNumberingAfterBreak="0">
+  <w:abstractNum w:abstractNumId="36" w15:restartNumberingAfterBreak="0">
     <w:nsid w:val="782750EB"/>
     <w:multiLevelType w:val="hybridMultilevel"/>
     <w:tmpl w:val="0D6AF1E4"/>
@@ -12272,7 +12295,7 @@
       </w:rPr>
     </w:lvl>
   </w:abstractNum>
-  <w:abstractNum w:abstractNumId="36" w15:restartNumberingAfterBreak="0">
+  <w:abstractNum w:abstractNumId="37" w15:restartNumberingAfterBreak="0">
     <w:nsid w:val="7A4B5D5C"/>
     <w:multiLevelType w:val="hybridMultilevel"/>
     <w:tmpl w:val="D496FADC"/>
@@ -12358,7 +12381,7 @@
       </w:pPr>
     </w:lvl>
   </w:abstractNum>
-  <w:abstractNum w:abstractNumId="37" w15:restartNumberingAfterBreak="0">
+  <w:abstractNum w:abstractNumId="38" w15:restartNumberingAfterBreak="0">
     <w:nsid w:val="7AF7268C"/>
     <w:multiLevelType w:val="hybridMultilevel"/>
     <w:tmpl w:val="09D0B6A0"/>
@@ -12470,7 +12493,7 @@
       </w:rPr>
     </w:lvl>
   </w:abstractNum>
-  <w:abstractNum w:abstractNumId="38" w15:restartNumberingAfterBreak="0">
+  <w:abstractNum w:abstractNumId="39" w15:restartNumberingAfterBreak="0">
     <w:nsid w:val="7D6D0E59"/>
     <w:multiLevelType w:val="hybridMultilevel"/>
     <w:tmpl w:val="5720D306"/>
@@ -12583,7 +12606,7 @@
       </w:rPr>
     </w:lvl>
   </w:abstractNum>
-  <w:abstractNum w:abstractNumId="39" w15:restartNumberingAfterBreak="0">
+  <w:abstractNum w:abstractNumId="40" w15:restartNumberingAfterBreak="0">
     <w:nsid w:val="7D8102B7"/>
     <w:multiLevelType w:val="hybridMultilevel"/>
     <w:tmpl w:val="E21AA672"/>
@@ -12695,7 +12718,7 @@
       </w:rPr>
     </w:lvl>
   </w:abstractNum>
-  <w:abstractNum w:abstractNumId="40" w15:restartNumberingAfterBreak="0">
+  <w:abstractNum w:abstractNumId="41" w15:restartNumberingAfterBreak="0">
     <w:nsid w:val="7E7804A0"/>
     <w:multiLevelType w:val="hybridMultilevel"/>
     <w:tmpl w:val="4BF8FF76"/>
@@ -12815,19 +12838,19 @@
     <w:abstractNumId w:val="4"/>
   </w:num>
   <w:num w:numId="3" w16cid:durableId="402947605">
-    <w:abstractNumId w:val="27"/>
+    <w:abstractNumId w:val="28"/>
   </w:num>
   <w:num w:numId="4" w16cid:durableId="1949000298">
+    <w:abstractNumId w:val="36"/>
+  </w:num>
+  <w:num w:numId="5" w16cid:durableId="89399167">
     <w:abstractNumId w:val="35"/>
   </w:num>
-  <w:num w:numId="5" w16cid:durableId="89399167">
-    <w:abstractNumId w:val="34"/>
-  </w:num>
   <w:num w:numId="6" w16cid:durableId="469175344">
-    <w:abstractNumId w:val="30"/>
+    <w:abstractNumId w:val="31"/>
   </w:num>
   <w:num w:numId="7" w16cid:durableId="208298722">
-    <w:abstractNumId w:val="22"/>
+    <w:abstractNumId w:val="23"/>
   </w:num>
   <w:num w:numId="8" w16cid:durableId="177620192">
     <w:abstractNumId w:val="2"/>
@@ -12836,31 +12859,31 @@
     <w:abstractNumId w:val="0"/>
   </w:num>
   <w:num w:numId="10" w16cid:durableId="557058186">
-    <w:abstractNumId w:val="36"/>
+    <w:abstractNumId w:val="37"/>
   </w:num>
   <w:num w:numId="11" w16cid:durableId="813908948">
-    <w:abstractNumId w:val="17"/>
+    <w:abstractNumId w:val="18"/>
   </w:num>
   <w:num w:numId="12" w16cid:durableId="1457066175">
     <w:abstractNumId w:val="7"/>
   </w:num>
   <w:num w:numId="13" w16cid:durableId="1187863165">
-    <w:abstractNumId w:val="29"/>
+    <w:abstractNumId w:val="30"/>
   </w:num>
   <w:num w:numId="14" w16cid:durableId="1258904774">
     <w:abstractNumId w:val="16"/>
   </w:num>
   <w:num w:numId="15" w16cid:durableId="625307972">
-    <w:abstractNumId w:val="31"/>
+    <w:abstractNumId w:val="32"/>
   </w:num>
   <w:num w:numId="16" w16cid:durableId="1657297398">
-    <w:abstractNumId w:val="26"/>
+    <w:abstractNumId w:val="27"/>
   </w:num>
   <w:num w:numId="17" w16cid:durableId="723871448">
-    <w:abstractNumId w:val="33"/>
+    <w:abstractNumId w:val="34"/>
   </w:num>
   <w:num w:numId="18" w16cid:durableId="137112280">
-    <w:abstractNumId w:val="38"/>
+    <w:abstractNumId w:val="39"/>
   </w:num>
   <w:num w:numId="19" w16cid:durableId="352072345">
     <w:abstractNumId w:val="3"/>
@@ -12872,7 +12895,7 @@
     <w:abstractNumId w:val="9"/>
   </w:num>
   <w:num w:numId="22" w16cid:durableId="747113366">
-    <w:abstractNumId w:val="37"/>
+    <w:abstractNumId w:val="38"/>
   </w:num>
   <w:num w:numId="23" w16cid:durableId="1057168060">
     <w:abstractNumId w:val="15"/>
@@ -12881,31 +12904,31 @@
     <w:abstractNumId w:val="5"/>
   </w:num>
   <w:num w:numId="25" w16cid:durableId="98837639">
-    <w:abstractNumId w:val="25"/>
+    <w:abstractNumId w:val="26"/>
   </w:num>
   <w:num w:numId="26" w16cid:durableId="693266025">
+    <w:abstractNumId w:val="29"/>
+  </w:num>
+  <w:num w:numId="27" w16cid:durableId="1892493753">
+    <w:abstractNumId w:val="33"/>
+  </w:num>
+  <w:num w:numId="28" w16cid:durableId="1558861174">
     <w:abstractNumId w:val="28"/>
   </w:num>
-  <w:num w:numId="27" w16cid:durableId="1892493753">
-    <w:abstractNumId w:val="32"/>
-  </w:num>
-  <w:num w:numId="28" w16cid:durableId="1558861174">
-    <w:abstractNumId w:val="27"/>
-  </w:num>
   <w:num w:numId="29" w16cid:durableId="1134061409">
-    <w:abstractNumId w:val="18"/>
+    <w:abstractNumId w:val="19"/>
   </w:num>
   <w:num w:numId="30" w16cid:durableId="1744794599">
-    <w:abstractNumId w:val="21"/>
+    <w:abstractNumId w:val="22"/>
   </w:num>
   <w:num w:numId="31" w16cid:durableId="1817844041">
-    <w:abstractNumId w:val="23"/>
+    <w:abstractNumId w:val="24"/>
   </w:num>
   <w:num w:numId="32" w16cid:durableId="472908971">
     <w:abstractNumId w:val="14"/>
   </w:num>
   <w:num w:numId="33" w16cid:durableId="429549034">
-    <w:abstractNumId w:val="40"/>
+    <w:abstractNumId w:val="41"/>
   </w:num>
   <w:num w:numId="34" w16cid:durableId="1563367793">
     <w:abstractNumId w:val="12"/>
@@ -12914,13 +12937,13 @@
     <w:abstractNumId w:val="10"/>
   </w:num>
   <w:num w:numId="36" w16cid:durableId="1190070517">
-    <w:abstractNumId w:val="20"/>
+    <w:abstractNumId w:val="21"/>
   </w:num>
   <w:num w:numId="37" w16cid:durableId="1535191084">
-    <w:abstractNumId w:val="24"/>
+    <w:abstractNumId w:val="25"/>
   </w:num>
   <w:num w:numId="38" w16cid:durableId="1616475969">
-    <w:abstractNumId w:val="19"/>
+    <w:abstractNumId w:val="20"/>
   </w:num>
   <w:num w:numId="39" w16cid:durableId="1976718596">
     <w:abstractNumId w:val="11"/>
@@ -12932,7 +12955,10 @@
     <w:abstractNumId w:val="6"/>
   </w:num>
   <w:num w:numId="42" w16cid:durableId="1439136245">
-    <w:abstractNumId w:val="39"/>
+    <w:abstractNumId w:val="40"/>
+  </w:num>
+  <w:num w:numId="43" w16cid:durableId="1486357054">
+    <w:abstractNumId w:val="17"/>
   </w:num>
 </w:numbering>
 </file>
@@ -14540,6 +14566,7 @@
     <w:rsid w:val="002470A6"/>
     <w:rsid w:val="00256898"/>
     <w:rsid w:val="002708F3"/>
+    <w:rsid w:val="002B06DC"/>
     <w:rsid w:val="002B1941"/>
     <w:rsid w:val="002E68DF"/>
     <w:rsid w:val="00334563"/>
@@ -14561,6 +14588,7 @@
     <w:rsid w:val="006A772E"/>
     <w:rsid w:val="00735BCF"/>
     <w:rsid w:val="00822174"/>
+    <w:rsid w:val="008543C9"/>
     <w:rsid w:val="00892C81"/>
     <w:rsid w:val="008A243F"/>
     <w:rsid w:val="008A35E0"/>
@@ -15363,7 +15391,9 @@
 </file>
 
 <file path=customXml/item3.xml><?xml version="1.0" encoding="utf-8"?>
-<b:Sources xmlns:b="http://schemas.openxmlformats.org/officeDocument/2006/bibliography" xmlns="http://schemas.openxmlformats.org/officeDocument/2006/bibliography" SelectedStyle="\APASixthEditionOfficeOnline.xsl" StyleName="APA" Version="6"/>
+<p:properties xmlns:p="http://schemas.microsoft.com/office/2006/metadata/properties" xmlns:xsi="http://www.w3.org/2001/XMLSchema-instance" xmlns:pc="http://schemas.microsoft.com/office/infopath/2007/PartnerControls">
+  <documentManagement/>
+</p:properties>
 </file>
 
 <file path=customXml/item4.xml><?xml version="1.0" encoding="utf-8"?>
@@ -15499,9 +15529,7 @@
 </file>
 
 <file path=customXml/item5.xml><?xml version="1.0" encoding="utf-8"?>
-<p:properties xmlns:p="http://schemas.microsoft.com/office/2006/metadata/properties" xmlns:xsi="http://www.w3.org/2001/XMLSchema-instance" xmlns:pc="http://schemas.microsoft.com/office/infopath/2007/PartnerControls">
-  <documentManagement/>
-</p:properties>
+<b:Sources xmlns:b="http://schemas.openxmlformats.org/officeDocument/2006/bibliography" xmlns="http://schemas.openxmlformats.org/officeDocument/2006/bibliography" SelectedStyle="\APASixthEditionOfficeOnline.xsl" StyleName="APA" Version="6"/>
 </file>
 
 <file path=customXml/itemProps1.xml><?xml version="1.0" encoding="utf-8"?>
@@ -15521,9 +15549,10 @@
 </file>
 
 <file path=customXml/itemProps3.xml><?xml version="1.0" encoding="utf-8"?>
-<ds:datastoreItem xmlns:ds="http://schemas.openxmlformats.org/officeDocument/2006/customXml" ds:itemID="{016BB16A-1E0F-4115-AADC-10D5070CD6B8}">
+<ds:datastoreItem xmlns:ds="http://schemas.openxmlformats.org/officeDocument/2006/customXml" ds:itemID="{EDE7D767-2E0D-494D-8433-FAEBD4A37F8E}">
   <ds:schemaRefs>
-    <ds:schemaRef ds:uri="http://schemas.openxmlformats.org/officeDocument/2006/bibliography"/>
+    <ds:schemaRef ds:uri="http://schemas.microsoft.com/office/2006/metadata/properties"/>
+    <ds:schemaRef ds:uri="http://schemas.microsoft.com/office/infopath/2007/PartnerControls"/>
   </ds:schemaRefs>
 </ds:datastoreItem>
 </file>
@@ -15547,10 +15576,9 @@
 </file>
 
 <file path=customXml/itemProps5.xml><?xml version="1.0" encoding="utf-8"?>
-<ds:datastoreItem xmlns:ds="http://schemas.openxmlformats.org/officeDocument/2006/customXml" ds:itemID="{EDE7D767-2E0D-494D-8433-FAEBD4A37F8E}">
+<ds:datastoreItem xmlns:ds="http://schemas.openxmlformats.org/officeDocument/2006/customXml" ds:itemID="{016BB16A-1E0F-4115-AADC-10D5070CD6B8}">
   <ds:schemaRefs>
-    <ds:schemaRef ds:uri="http://schemas.microsoft.com/office/2006/metadata/properties"/>
-    <ds:schemaRef ds:uri="http://schemas.microsoft.com/office/infopath/2007/PartnerControls"/>
+    <ds:schemaRef ds:uri="http://schemas.openxmlformats.org/officeDocument/2006/bibliography"/>
   </ds:schemaRefs>
 </ds:datastoreItem>
 </file>
--- a/bp_svobo229_v2.docx
+++ b/bp_svobo229_v2.docx
@@ -510,7 +510,7 @@
           <v:shape id="_x0000_i1025" type="#_x0000_t75" style="width:446.25pt;height:478.7pt" o:ole="">
             <v:imagedata r:id="rId12" o:title=""/>
           </v:shape>
-          <o:OLEObject Type="Embed" ProgID="Word.Document.12" ShapeID="_x0000_i1025" DrawAspect="Content" ObjectID="_1833391329" r:id="rId13">
+          <o:OLEObject Type="Embed" ProgID="Word.Document.12" ShapeID="_x0000_i1025" DrawAspect="Content" ObjectID="_1833477119" r:id="rId13">
             <o:FieldCodes>\s</o:FieldCodes>
           </o:OLEObject>
         </w:object>
@@ -6591,116 +6591,1544 @@
       <w:r>
         <w:t xml:space="preserve"> </w:t>
       </w:r>
+      <w:r>
+        <w:t>Z této kapitoly poté bude vycházet finální řešení mé bakalářské práce</w:t>
+      </w:r>
+      <w:r>
+        <w:t>.</w:t>
+      </w:r>
     </w:p>
     <w:p/>
     <w:p>
-      <w:r>
-        <w:t>PŘIDAT SEM TEXT</w:t>
+      <w:pPr>
+        <w:pStyle w:val="Nadpis2"/>
+      </w:pPr>
+      <w:r>
+        <w:t>Uživatelské prostředí</w:t>
+      </w:r>
+    </w:p>
+    <w:p>
+      <w:r>
+        <w:t xml:space="preserve">Uživatelské prostředí bude obsahovat 3 základní </w:t>
+      </w:r>
+      <w:r>
+        <w:t>barvy,</w:t>
+      </w:r>
+      <w:r>
+        <w:t xml:space="preserve"> a to </w:t>
+      </w:r>
+      <w:r>
+        <w:t>krémově bílou, zelenou v týmovém odstínu a černou</w:t>
+      </w:r>
+      <w:r>
+        <w:t>. Celé uživatelské prostředí bude vytvořeno v minimalistickém stylu</w:t>
+      </w:r>
+      <w:r>
+        <w:t xml:space="preserve"> a bude kombinovat prvky moderního designu</w:t>
+      </w:r>
+      <w:r>
+        <w:t xml:space="preserve">, </w:t>
+      </w:r>
+      <w:r>
+        <w:t>tato kombinace</w:t>
+      </w:r>
+      <w:r>
+        <w:t xml:space="preserve"> pomůže přehlednosti webových stránek. </w:t>
+      </w:r>
+      <w:r>
+        <w:t xml:space="preserve">Webová stránka bude mít fixní mezery mezi jednotlivými prvky a bude zde použito </w:t>
+      </w:r>
+      <w:r>
+        <w:t>zakulacení</w:t>
+      </w:r>
+      <w:r>
+        <w:t xml:space="preserve"> ostrých hran</w:t>
+      </w:r>
+      <w:r>
+        <w:t xml:space="preserve">. </w:t>
+      </w:r>
+      <w:r>
+        <w:t>Důraz dále bude kladen na responzivitu webu, aby bylo možné web plnohodnotně zobrazit na jakémkoliv zařízení</w:t>
+      </w:r>
+      <w:r>
+        <w:t xml:space="preserve">. </w:t>
+      </w:r>
+      <w:r>
+        <w:t>Uživatelské prostředí bylo navrženo v programu Figma a při samotné tvorbě bylo vše stylováno pomocí TailwindCSS.</w:t>
+      </w:r>
+    </w:p>
+    <w:p>
+      <w:pPr>
+        <w:keepNext/>
+        <w:jc w:val="center"/>
+      </w:pPr>
+      <w:r>
+        <w:drawing>
+          <wp:inline distT="0" distB="0" distL="0" distR="0" wp14:anchorId="7F19650A" wp14:editId="5C631017">
+            <wp:extent cx="4652387" cy="4543505"/>
+            <wp:effectExtent l="0" t="0" r="0" b="0"/>
+            <wp:docPr id="723304867" name="Obrázek 1" descr="Obsah obrázku text, elektronika, software, snímek obrazovky&#10;&#10;Obsah generovaný pomocí AI může být nesprávný."/>
+            <wp:cNvGraphicFramePr>
+              <a:graphicFrameLocks xmlns:a="http://schemas.openxmlformats.org/drawingml/2006/main" noChangeAspect="1"/>
+            </wp:cNvGraphicFramePr>
+            <a:graphic xmlns:a="http://schemas.openxmlformats.org/drawingml/2006/main">
+              <a:graphicData uri="http://schemas.openxmlformats.org/drawingml/2006/picture">
+                <pic:pic xmlns:pic="http://schemas.openxmlformats.org/drawingml/2006/picture">
+                  <pic:nvPicPr>
+                    <pic:cNvPr id="723304867" name="Obrázek 1" descr="Obsah obrázku text, elektronika, software, snímek obrazovky&#10;&#10;Obsah generovaný pomocí AI může být nesprávný."/>
+                    <pic:cNvPicPr/>
+                  </pic:nvPicPr>
+                  <pic:blipFill>
+                    <a:blip r:embed="rId34"/>
+                    <a:stretch>
+                      <a:fillRect/>
+                    </a:stretch>
+                  </pic:blipFill>
+                  <pic:spPr>
+                    <a:xfrm>
+                      <a:off x="0" y="0"/>
+                      <a:ext cx="4660498" cy="4551426"/>
+                    </a:xfrm>
+                    <a:prstGeom prst="rect">
+                      <a:avLst/>
+                    </a:prstGeom>
+                  </pic:spPr>
+                </pic:pic>
+              </a:graphicData>
+            </a:graphic>
+          </wp:inline>
+        </w:drawing>
+      </w:r>
+    </w:p>
+    <w:p>
+      <w:pPr>
+        <w:pStyle w:val="Titulek"/>
+      </w:pPr>
+      <w:r>
+        <w:t xml:space="preserve">Obr. </w:t>
+      </w:r>
+      <w:fldSimple w:instr=" SEQ Obr. \* ARABIC ">
+        <w:r>
+          <w:rPr>
+            <w:noProof/>
+          </w:rPr>
+          <w:t>14</w:t>
+        </w:r>
+      </w:fldSimple>
+      <w:r>
+        <w:t>: Návrh úvodní stránky</w:t>
+      </w:r>
+    </w:p>
+    <w:p>
+      <w:pPr>
+        <w:jc w:val="center"/>
+        <w:rPr>
+          <w:i/>
+          <w:iCs/>
+        </w:rPr>
+      </w:pPr>
+      <w:r>
+        <w:rPr>
+          <w:i/>
+          <w:iCs/>
+        </w:rPr>
+        <w:t>Zdroj: vlastní</w:t>
+      </w:r>
+    </w:p>
+    <w:p>
+      <w:pPr>
+        <w:keepNext/>
+        <w:jc w:val="left"/>
+      </w:pPr>
+      <w:r>
+        <w:rPr>
+          <w:noProof/>
+        </w:rPr>
+        <w:lastRenderedPageBreak/>
+        <w:drawing>
+          <wp:inline distT="0" distB="0" distL="0" distR="0" wp14:anchorId="03AC6D39" wp14:editId="7BFFBDF0">
+            <wp:extent cx="5399405" cy="3037205"/>
+            <wp:effectExtent l="0" t="0" r="0" b="0"/>
+            <wp:docPr id="1413056992" name="Obrázek 1" descr="Obsah obrázku text, snímek obrazovky, software, Multimediální software&#10;&#10;Obsah generovaný pomocí AI může být nesprávný."/>
+            <wp:cNvGraphicFramePr>
+              <a:graphicFrameLocks xmlns:a="http://schemas.openxmlformats.org/drawingml/2006/main" noChangeAspect="1"/>
+            </wp:cNvGraphicFramePr>
+            <a:graphic xmlns:a="http://schemas.openxmlformats.org/drawingml/2006/main">
+              <a:graphicData uri="http://schemas.openxmlformats.org/drawingml/2006/picture">
+                <pic:pic xmlns:pic="http://schemas.openxmlformats.org/drawingml/2006/picture">
+                  <pic:nvPicPr>
+                    <pic:cNvPr id="1413056992" name="Obrázek 1" descr="Obsah obrázku text, snímek obrazovky, software, Multimediální software&#10;&#10;Obsah generovaný pomocí AI může být nesprávný."/>
+                    <pic:cNvPicPr/>
+                  </pic:nvPicPr>
+                  <pic:blipFill>
+                    <a:blip r:embed="rId35"/>
+                    <a:stretch>
+                      <a:fillRect/>
+                    </a:stretch>
+                  </pic:blipFill>
+                  <pic:spPr>
+                    <a:xfrm>
+                      <a:off x="0" y="0"/>
+                      <a:ext cx="5399405" cy="3037205"/>
+                    </a:xfrm>
+                    <a:prstGeom prst="rect">
+                      <a:avLst/>
+                    </a:prstGeom>
+                  </pic:spPr>
+                </pic:pic>
+              </a:graphicData>
+            </a:graphic>
+          </wp:inline>
+        </w:drawing>
+      </w:r>
+    </w:p>
+    <w:p>
+      <w:pPr>
+        <w:pStyle w:val="Titulek"/>
+      </w:pPr>
+      <w:r>
+        <w:t xml:space="preserve">Obr. </w:t>
+      </w:r>
+      <w:fldSimple w:instr=" SEQ Obr. \* ARABIC ">
+        <w:r>
+          <w:rPr>
+            <w:noProof/>
+          </w:rPr>
+          <w:t>15</w:t>
+        </w:r>
+      </w:fldSimple>
+      <w:r>
+        <w:t>: Návrh administrace</w:t>
+      </w:r>
+    </w:p>
+    <w:p>
+      <w:pPr>
+        <w:jc w:val="center"/>
+        <w:rPr>
+          <w:i/>
+          <w:iCs/>
+        </w:rPr>
+      </w:pPr>
+      <w:r>
+        <w:rPr>
+          <w:i/>
+          <w:iCs/>
+        </w:rPr>
+        <w:t>Zdroj: vlastní</w:t>
+      </w:r>
+    </w:p>
+    <w:p>
+      <w:pPr>
+        <w:pStyle w:val="Nadpis2"/>
+      </w:pPr>
+      <w:r>
+        <w:t>Uživatelské role</w:t>
+      </w:r>
+    </w:p>
+    <w:p>
+      <w:r>
+        <w:t>Nové řešení bude obsahovat 3 typy uživatelských účtů. Každý typ bude mít své pravomoce na základě kterých bude moci s nově navrženým systémem interagovat. Mezi tyto role patří administrátor, trenér, závodník. S webovou stránkou bude moci interagovat i běžný návštěvník, avšak nebude mít přístup do administrace či nebude mít možnost přihlašovat se na různé turnaje nebo zkoušky. Definování uživatelských rolí je velmi důležitým aspektem, který slouží k jasnému stanovení pravomocí a možností jednotlivých uživatelů a díky jemuž nebudou mít neoprávněné uživatelské účty přístup do administrace</w:t>
+      </w:r>
+      <w:r>
+        <w:t>.</w:t>
       </w:r>
     </w:p>
     <w:p/>
     <w:p>
+      <w:r>
+        <w:rPr>
+          <w:b/>
+          <w:bCs/>
+        </w:rPr>
+        <w:t>Administrátor</w:t>
+      </w:r>
+      <w:r>
+        <w:t xml:space="preserve"> – role disponující nejvyššími pravomocemi, administrátor má plnou kontrolu nad webem, může přidávat, mazat a upravovat závody, zkoušky, aktuality. Pracovat s bannery, odkazy, sponzory a v neposlední řadě má přístup ke všem uživatelským účtům a rolím. </w:t>
+      </w:r>
+    </w:p>
+    <w:p>
+      <w:r>
+        <w:rPr>
+          <w:b/>
+          <w:bCs/>
+        </w:rPr>
+        <w:t>Trenér</w:t>
+      </w:r>
+      <w:r>
+        <w:t xml:space="preserve"> –   může přidávat, mazat a upravovat závody, zkoušky, aktuality, upravovat uživatelům technické stupně pásu, přidávat úspěchy, ocenění, měnit jejich stav a přidávat uživatelům roli trenér – nikoli vyšší roli, jak mají oni sami.</w:t>
+      </w:r>
+    </w:p>
+    <w:p>
+      <w:r>
+        <w:rPr>
+          <w:b/>
+          <w:bCs/>
+        </w:rPr>
+        <w:t>Závodník</w:t>
+      </w:r>
+      <w:r>
+        <w:t xml:space="preserve"> – po vytvoření a schválení uživatelského účtu se může závodník přihlásit na závody a zkoušky. Může si upravit informace týkající se jeho účtu jako je například emailová adresa, telefonní číslo, heslo nebo aktuální váhová kategorie, která je velmi důležitým aspektem při přihlašování se na zkoušky. Uživatelé s tímto oprávněním samozřejmě budou mít také přístup k webovým stránkám jako běžný návštěvník.</w:t>
+      </w:r>
+    </w:p>
+    <w:p>
+      <w:r>
+        <w:rPr>
+          <w:b/>
+          <w:bCs/>
+        </w:rPr>
+        <w:t>Návštěvník</w:t>
+      </w:r>
+      <w:r>
+        <w:t xml:space="preserve"> – návštěvník webu může procházet a interagovat se všemi částmi webu, které nejsou schované za administrací. Může si procházet aktuality, podívat se na informace týkající se oddílu, nastudovat si sestavy potřebné k úspěšnému zvládnutí zkoušek na vyšší technický stupeň pásu. </w:t>
+      </w:r>
+      <w:r>
+        <w:lastRenderedPageBreak/>
+        <w:t>Prohlédnout si závodníky oddílu, podívat se v jakých prostorách oddíl najde a v případě zájmu si podat přihlášku.</w:t>
+      </w:r>
+    </w:p>
+    <w:p/>
+    <w:p>
       <w:pPr>
         <w:pStyle w:val="Nadpis2"/>
       </w:pPr>
       <w:r>
-        <w:t>Uživatelské prostředí</w:t>
-      </w:r>
-    </w:p>
-    <w:p>
-      <w:r>
-        <w:t xml:space="preserve">Uživatelské prostředí bude obsahovat 3 základní </w:t>
-      </w:r>
-      <w:r>
-        <w:t>barvy,</w:t>
-      </w:r>
-      <w:r>
-        <w:t xml:space="preserve"> a to </w:t>
-      </w:r>
-      <w:r>
-        <w:t>krémově bílou, zelenou v týmovém odstínu a černou</w:t>
-      </w:r>
-      <w:r>
-        <w:t xml:space="preserve">. Celé uživatelské prostředí bude vytvořeno v minimalistickém stylu, který pomůže přehlednosti webových stránek. </w:t>
-      </w:r>
-      <w:r>
-        <w:t>Důraz dále bude kladen na responzivitu webu, aby bylo možné web plnohodnotně zobrazit na jakémkoliv zařízení</w:t>
+        <w:t>Databáze</w:t>
+      </w:r>
+    </w:p>
+    <w:p>
+      <w:r>
+        <w:t xml:space="preserve">Pro správnou funkcionalitu webových stránek je potřeba navrhnout kvalitní a dobře strukturovanou databázi, která bude popsána v této sekci. Pro samotný návrh jsem využíval webovou </w:t>
+      </w:r>
+      <w:r>
+        <w:t xml:space="preserve">stránku </w:t>
+      </w:r>
+      <w:proofErr w:type="spellStart"/>
+      <w:r>
+        <w:t>dbdiagram</w:t>
+      </w:r>
+      <w:proofErr w:type="spellEnd"/>
+      <w:r>
+        <w:t>, ve které jsem si specifikoval všechny potřebné entity a vazby mezi nimi.</w:t>
+      </w:r>
+      <w:r>
+        <w:t xml:space="preserve"> Databáze je implementována v relačním databázovém systému MySQL a obsahuje celkem 14 tabulek, které jsou vzájemně provázány pomocí cizích klíčů.</w:t>
+      </w:r>
+    </w:p>
+    <w:p>
+      <w:pPr>
+        <w:pStyle w:val="Nadpis3"/>
+      </w:pPr>
+      <w:r>
+        <w:t>Popis jednotlivých tabulek</w:t>
+      </w:r>
+    </w:p>
+    <w:p>
+      <w:proofErr w:type="spellStart"/>
+      <w:r>
+        <w:rPr>
+          <w:b/>
+          <w:bCs/>
+        </w:rPr>
+        <w:t>Fighters</w:t>
+      </w:r>
+      <w:proofErr w:type="spellEnd"/>
+      <w:r>
+        <w:rPr>
+          <w:b/>
+          <w:bCs/>
+        </w:rPr>
+        <w:t xml:space="preserve"> – závodníci</w:t>
+      </w:r>
+    </w:p>
+    <w:p>
+      <w:r>
+        <w:t xml:space="preserve">Tabulka </w:t>
+      </w:r>
+      <w:proofErr w:type="spellStart"/>
+      <w:r>
+        <w:t>fighters</w:t>
+      </w:r>
+      <w:proofErr w:type="spellEnd"/>
+      <w:r>
+        <w:t xml:space="preserve"> představuje centrální entitu celého systému a uchovává informace o všech závodnících oddílu. Každý záznam obsahuje základní osobní údaje jako jméno (</w:t>
+      </w:r>
+      <w:proofErr w:type="spellStart"/>
+      <w:r>
+        <w:t>name</w:t>
+      </w:r>
+      <w:proofErr w:type="spellEnd"/>
+      <w:r>
+        <w:t>), příjmení (</w:t>
+      </w:r>
+      <w:proofErr w:type="spellStart"/>
+      <w:r>
+        <w:t>surname</w:t>
+      </w:r>
+      <w:proofErr w:type="spellEnd"/>
+      <w:r>
+        <w:t>) a datum narození (</w:t>
+      </w:r>
+      <w:proofErr w:type="spellStart"/>
+      <w:r>
+        <w:t>birth</w:t>
+      </w:r>
+      <w:proofErr w:type="spellEnd"/>
+      <w:r>
+        <w:t xml:space="preserve">). Dále jsou zde uloženy </w:t>
+      </w:r>
+      <w:r>
+        <w:t>záznamy týkající se úspěchů závodníků</w:t>
+      </w:r>
+      <w:r>
+        <w:t xml:space="preserve"> – cizí klíč </w:t>
+      </w:r>
+      <w:proofErr w:type="spellStart"/>
+      <w:r>
+        <w:t>belts_id</w:t>
+      </w:r>
+      <w:proofErr w:type="spellEnd"/>
+      <w:r>
+        <w:t xml:space="preserve"> odkazující na aktuální technický stupeň závodníka, </w:t>
+      </w:r>
+      <w:proofErr w:type="spellStart"/>
+      <w:r>
+        <w:t>category_id</w:t>
+      </w:r>
+      <w:proofErr w:type="spellEnd"/>
+      <w:r>
+        <w:t xml:space="preserve"> určující věkovou kategorii a </w:t>
+      </w:r>
+      <w:proofErr w:type="spellStart"/>
+      <w:r>
+        <w:t>actual_weight_category</w:t>
+      </w:r>
+      <w:proofErr w:type="spellEnd"/>
+      <w:r>
+        <w:t xml:space="preserve"> reprezentující aktuální váhovou kategorii závodníka v kilogramech.</w:t>
+      </w:r>
+    </w:p>
+    <w:p>
+      <w:r>
+        <w:t xml:space="preserve">Tabulka také obsahuje booleovské </w:t>
+      </w:r>
+      <w:r>
+        <w:t>hodnoty</w:t>
+      </w:r>
+      <w:r>
+        <w:t xml:space="preserve"> </w:t>
+      </w:r>
+      <w:proofErr w:type="spellStart"/>
+      <w:r>
+        <w:t>best</w:t>
+      </w:r>
+      <w:proofErr w:type="spellEnd"/>
+      <w:r>
+        <w:t xml:space="preserve"> a legend, které slouží k označení výjimečných závodníků zobrazovaných na veřejné části webu, a </w:t>
+      </w:r>
+      <w:r>
+        <w:t>stav</w:t>
+      </w:r>
+      <w:r>
+        <w:t xml:space="preserve"> </w:t>
+      </w:r>
+      <w:proofErr w:type="spellStart"/>
+      <w:r>
+        <w:t>active</w:t>
+      </w:r>
+      <w:proofErr w:type="spellEnd"/>
+      <w:r>
+        <w:t xml:space="preserve"> určující, zda je závodník aktuálně aktivním členem oddílu</w:t>
+      </w:r>
+      <w:r>
+        <w:t xml:space="preserve"> či nikoliv</w:t>
+      </w:r>
+      <w:r>
+        <w:t xml:space="preserve">. Sloupec </w:t>
+      </w:r>
+      <w:proofErr w:type="spellStart"/>
+      <w:r>
+        <w:t>img_path</w:t>
+      </w:r>
+      <w:proofErr w:type="spellEnd"/>
+      <w:r>
+        <w:t xml:space="preserve"> uchovává cestu k profilové fotografii závodníka.</w:t>
       </w:r>
     </w:p>
     <w:p/>
+    <w:p>
+      <w:pPr>
+        <w:rPr>
+          <w:b/>
+          <w:bCs/>
+        </w:rPr>
+      </w:pPr>
+      <w:proofErr w:type="spellStart"/>
+      <w:r>
+        <w:rPr>
+          <w:b/>
+          <w:bCs/>
+        </w:rPr>
+        <w:t>Belts</w:t>
+      </w:r>
+      <w:proofErr w:type="spellEnd"/>
+      <w:r>
+        <w:rPr>
+          <w:b/>
+          <w:bCs/>
+        </w:rPr>
+        <w:t xml:space="preserve"> – pásky</w:t>
+      </w:r>
+    </w:p>
+    <w:p>
+      <w:r>
+        <w:t xml:space="preserve">Tabulka </w:t>
+      </w:r>
+      <w:proofErr w:type="spellStart"/>
+      <w:r>
+        <w:t>belts</w:t>
+      </w:r>
+      <w:proofErr w:type="spellEnd"/>
+      <w:r>
+        <w:t xml:space="preserve"> </w:t>
+      </w:r>
+      <w:r>
+        <w:t>obsahuje všechny</w:t>
+      </w:r>
+      <w:r>
+        <w:t xml:space="preserve"> dostupné technické stupně v </w:t>
+      </w:r>
+      <w:proofErr w:type="spellStart"/>
+      <w:r>
+        <w:t>Taekwodnu</w:t>
+      </w:r>
+      <w:proofErr w:type="spellEnd"/>
+      <w:r>
+        <w:t xml:space="preserve">, od </w:t>
+      </w:r>
+      <w:r>
+        <w:t>bílého</w:t>
+      </w:r>
+      <w:r>
+        <w:t xml:space="preserve"> pásku přes barevné pásky až po jednotlivé dany černého pásku. Každý stupeň má svůj název (</w:t>
+      </w:r>
+      <w:proofErr w:type="spellStart"/>
+      <w:r>
+        <w:t>belt_name</w:t>
+      </w:r>
+      <w:proofErr w:type="spellEnd"/>
+      <w:r>
+        <w:t xml:space="preserve">), označení </w:t>
+      </w:r>
+      <w:proofErr w:type="spellStart"/>
+      <w:r>
+        <w:t>cupu</w:t>
+      </w:r>
+      <w:proofErr w:type="spellEnd"/>
+      <w:r>
+        <w:t xml:space="preserve"> (cup, např. „8. CUP" nebo „1. DAN"</w:t>
+      </w:r>
+      <w:proofErr w:type="gramStart"/>
+      <w:r>
+        <w:t>),  cenu</w:t>
+      </w:r>
+      <w:proofErr w:type="gramEnd"/>
+      <w:r>
+        <w:t xml:space="preserve"> zkoušky (</w:t>
+      </w:r>
+      <w:proofErr w:type="spellStart"/>
+      <w:r>
+        <w:t>price</w:t>
+      </w:r>
+      <w:proofErr w:type="spellEnd"/>
+      <w:r>
+        <w:t>), cestu k obrázku pásku (</w:t>
+      </w:r>
+      <w:proofErr w:type="spellStart"/>
+      <w:r>
+        <w:t>img_path</w:t>
+      </w:r>
+      <w:proofErr w:type="spellEnd"/>
+      <w:r>
+        <w:t>), doplňující informace (</w:t>
+      </w:r>
+      <w:proofErr w:type="spellStart"/>
+      <w:r>
+        <w:t>info</w:t>
+      </w:r>
+      <w:proofErr w:type="spellEnd"/>
+      <w:r>
+        <w:t>) a cestu k výukovému videu (</w:t>
+      </w:r>
+      <w:proofErr w:type="spellStart"/>
+      <w:r>
+        <w:t>video_path</w:t>
+      </w:r>
+      <w:proofErr w:type="spellEnd"/>
+      <w:r>
+        <w:t xml:space="preserve">). Tabulka je ve vztahu </w:t>
+      </w:r>
+      <w:proofErr w:type="gramStart"/>
+      <w:r>
+        <w:t>1:N</w:t>
+      </w:r>
+      <w:proofErr w:type="gramEnd"/>
+      <w:r>
+        <w:t xml:space="preserve"> s tabulkou </w:t>
+      </w:r>
+      <w:proofErr w:type="spellStart"/>
+      <w:r>
+        <w:t>fighters</w:t>
+      </w:r>
+      <w:proofErr w:type="spellEnd"/>
+      <w:r>
+        <w:t xml:space="preserve"> – jeden technický stupeň může mít více závodníků, ale každý závodník má právě jeden aktuální stupeň.</w:t>
+      </w:r>
+    </w:p>
     <w:p/>
     <w:p>
-      <w:r>
-        <w:t>Napsat něco o struktuře projektu a napsat něco o expressu</w:t>
-      </w:r>
-    </w:p>
-    <w:p>
-      <w:r>
+      <w:proofErr w:type="spellStart"/>
+      <w:r>
+        <w:rPr>
+          <w:b/>
+          <w:bCs/>
+        </w:rPr>
+        <w:t>Category</w:t>
+      </w:r>
+      <w:proofErr w:type="spellEnd"/>
+      <w:r>
+        <w:rPr>
+          <w:b/>
+          <w:bCs/>
+        </w:rPr>
+        <w:t xml:space="preserve"> – kategorie</w:t>
+      </w:r>
+    </w:p>
+    <w:p>
+      <w:r>
+        <w:t xml:space="preserve">Tabulka </w:t>
+      </w:r>
+      <w:proofErr w:type="spellStart"/>
+      <w:r>
+        <w:t>category</w:t>
+      </w:r>
+      <w:proofErr w:type="spellEnd"/>
+      <w:r>
+        <w:t xml:space="preserve"> definuje věkové kategorie závodníků používané v soutěž</w:t>
+      </w:r>
+      <w:r>
+        <w:t>ích</w:t>
+      </w:r>
+      <w:r>
+        <w:t xml:space="preserve"> taekwondo. Každá kategorie je charakterizována názvem (</w:t>
+      </w:r>
+      <w:proofErr w:type="spellStart"/>
+      <w:r>
+        <w:t>name</w:t>
+      </w:r>
+      <w:proofErr w:type="spellEnd"/>
+      <w:r>
+        <w:t xml:space="preserve">, např. </w:t>
+      </w:r>
+      <w:proofErr w:type="spellStart"/>
+      <w:r>
+        <w:t>Youth</w:t>
+      </w:r>
+      <w:proofErr w:type="spellEnd"/>
+      <w:r>
+        <w:t xml:space="preserve">, </w:t>
+      </w:r>
+      <w:proofErr w:type="spellStart"/>
+      <w:r>
+        <w:t>Cadet</w:t>
+      </w:r>
+      <w:proofErr w:type="spellEnd"/>
+      <w:r>
+        <w:t xml:space="preserve">, Junior, Senior, Ultra) a věkovým rozsahem vyjádřeným sloupci min a max. Vztah s tabulkou </w:t>
+      </w:r>
+      <w:proofErr w:type="spellStart"/>
+      <w:r>
+        <w:t>fighters</w:t>
+      </w:r>
+      <w:proofErr w:type="spellEnd"/>
+      <w:r>
+        <w:t xml:space="preserve"> je opět </w:t>
+      </w:r>
+      <w:proofErr w:type="gramStart"/>
+      <w:r>
+        <w:t>1:N</w:t>
+      </w:r>
+      <w:proofErr w:type="gramEnd"/>
+      <w:r>
+        <w:t xml:space="preserve"> – v jedné kategorii může závodit více závodníků, ale každý závodník patří do právě jedné kategorie.</w:t>
+      </w:r>
+    </w:p>
+    <w:p/>
+    <w:p>
+      <w:r>
+        <w:rPr>
+          <w:b/>
+          <w:bCs/>
+        </w:rPr>
+        <w:t>Users – uživatelé</w:t>
+      </w:r>
+    </w:p>
+    <w:p>
+      <w:r>
+        <w:lastRenderedPageBreak/>
+        <w:t xml:space="preserve">Tabulka users spravuje uživatelské účty systému. Každý uživatel má přihlašovací jméno (login), </w:t>
+      </w:r>
+      <w:proofErr w:type="spellStart"/>
+      <w:r>
+        <w:t>zahashované</w:t>
+      </w:r>
+      <w:proofErr w:type="spellEnd"/>
+      <w:r>
+        <w:t xml:space="preserve"> heslo (</w:t>
+      </w:r>
+      <w:proofErr w:type="spellStart"/>
+      <w:r>
+        <w:t>password</w:t>
+      </w:r>
+      <w:proofErr w:type="spellEnd"/>
+      <w:r>
+        <w:t>)</w:t>
+      </w:r>
+      <w:r>
+        <w:t xml:space="preserve"> pomocí </w:t>
+      </w:r>
+      <w:proofErr w:type="spellStart"/>
+      <w:r>
+        <w:t>byCriptu</w:t>
+      </w:r>
+      <w:proofErr w:type="spellEnd"/>
+      <w:r>
+        <w:t xml:space="preserve">, volitelný e-mail (email) a telefonní číslo (phone). Sloupec </w:t>
+      </w:r>
+      <w:proofErr w:type="spellStart"/>
+      <w:r>
+        <w:t>role_id</w:t>
+      </w:r>
+      <w:proofErr w:type="spellEnd"/>
+      <w:r>
+        <w:t xml:space="preserve"> určuje oprávnění uživatele v systému a </w:t>
+      </w:r>
+      <w:proofErr w:type="spellStart"/>
+      <w:r>
+        <w:t>fighter_id</w:t>
+      </w:r>
+      <w:proofErr w:type="spellEnd"/>
+      <w:r>
+        <w:t xml:space="preserve"> umožňuje provázání uživatelského účtu s konkrétním závodníkem. Toto propojení je ve vztahu 1:1 – jeden závodník může mít právě jeden uživatelský účet a jeden uživatelský účet může být přiřazen právě jednomu závodníkovi. Toto provázání umožňuje závodníkům přihlásit se do systému a spravovat vlastní profil nebo</w:t>
+      </w:r>
+      <w:r>
+        <w:t xml:space="preserve"> své</w:t>
+      </w:r>
+      <w:r>
+        <w:t xml:space="preserve"> registrace na turnaje</w:t>
+      </w:r>
+      <w:r>
+        <w:t xml:space="preserve"> či zkoušky</w:t>
+      </w:r>
+      <w:r>
+        <w:t>.</w:t>
+      </w:r>
+    </w:p>
+    <w:p/>
+    <w:p>
+      <w:pPr>
+        <w:rPr>
+          <w:b/>
+          <w:bCs/>
+        </w:rPr>
+      </w:pPr>
+      <w:r>
+        <w:rPr>
+          <w:b/>
+          <w:bCs/>
+        </w:rPr>
+        <w:t>Role</w:t>
+      </w:r>
+    </w:p>
+    <w:p>
+      <w:r>
+        <w:t>Tabulka role definuje role a oprávnění uživatelů v systému. Aktuálně jsou definovány role jako administrátor (admin), trenér (</w:t>
+      </w:r>
+      <w:proofErr w:type="spellStart"/>
+      <w:r>
+        <w:t>trainer</w:t>
+      </w:r>
+      <w:proofErr w:type="spellEnd"/>
+      <w:r>
+        <w:t xml:space="preserve">), uživatel (user) a různé třídy trenérů. Vztah s tabulkou users je </w:t>
+      </w:r>
+      <w:proofErr w:type="gramStart"/>
+      <w:r>
+        <w:t>1:N</w:t>
+      </w:r>
+      <w:proofErr w:type="gramEnd"/>
+      <w:r>
+        <w:t xml:space="preserve"> – jedna role může být přiřazena více uživatelům, ale každý uživatel má právě jednu roli. Tato tabulka je klíčová pro řízení přístupu k administraci systému.</w:t>
+      </w:r>
+    </w:p>
+    <w:p/>
+    <w:p>
+      <w:proofErr w:type="spellStart"/>
+      <w:r>
+        <w:rPr>
+          <w:b/>
+          <w:bCs/>
+        </w:rPr>
+        <w:t>Tournament</w:t>
+      </w:r>
+      <w:proofErr w:type="spellEnd"/>
+      <w:r>
+        <w:rPr>
+          <w:b/>
+          <w:bCs/>
+        </w:rPr>
+        <w:t xml:space="preserve"> – turnaje a akce</w:t>
+      </w:r>
+      <w:r>
+        <w:rPr>
+          <w:b/>
+          <w:bCs/>
+        </w:rPr>
         <w:t xml:space="preserve"> </w:t>
       </w:r>
     </w:p>
+    <w:p>
+      <w:r>
+        <w:t xml:space="preserve">Tabulka </w:t>
+      </w:r>
+      <w:proofErr w:type="spellStart"/>
+      <w:r>
+        <w:t>tournament</w:t>
+      </w:r>
+      <w:proofErr w:type="spellEnd"/>
+      <w:r>
+        <w:t xml:space="preserve"> uchovává informace o plánovaných i proběhlých turnajích a soustředěních oddílu. Každý záznam obsahuje název akce (</w:t>
+      </w:r>
+      <w:proofErr w:type="spellStart"/>
+      <w:r>
+        <w:t>name</w:t>
+      </w:r>
+      <w:proofErr w:type="spellEnd"/>
+      <w:r>
+        <w:t>), místo konání (</w:t>
+      </w:r>
+      <w:proofErr w:type="spellStart"/>
+      <w:r>
+        <w:t>location</w:t>
+      </w:r>
+      <w:proofErr w:type="spellEnd"/>
+      <w:r>
+        <w:t>), startovné (</w:t>
+      </w:r>
+      <w:proofErr w:type="spellStart"/>
+      <w:r>
+        <w:t>price</w:t>
+      </w:r>
+      <w:proofErr w:type="spellEnd"/>
+      <w:r>
+        <w:t>), datum začátku a konce (</w:t>
+      </w:r>
+      <w:proofErr w:type="spellStart"/>
+      <w:r>
+        <w:t>start_date</w:t>
+      </w:r>
+      <w:proofErr w:type="spellEnd"/>
+      <w:r>
+        <w:t xml:space="preserve">, </w:t>
+      </w:r>
+      <w:proofErr w:type="spellStart"/>
+      <w:r>
+        <w:t>end_date</w:t>
+      </w:r>
+      <w:proofErr w:type="spellEnd"/>
+      <w:r>
+        <w:t>), datum uzávěrky přihlášek (</w:t>
+      </w:r>
+      <w:proofErr w:type="spellStart"/>
+      <w:r>
+        <w:t>registrable_date</w:t>
+      </w:r>
+      <w:proofErr w:type="spellEnd"/>
+      <w:r>
+        <w:t>), doplňující informace (</w:t>
+      </w:r>
+      <w:proofErr w:type="spellStart"/>
+      <w:r>
+        <w:t>info</w:t>
+      </w:r>
+      <w:proofErr w:type="spellEnd"/>
+      <w:r>
+        <w:t>) a cestu k fotografii nebo plakátu akce (</w:t>
+      </w:r>
+      <w:proofErr w:type="spellStart"/>
+      <w:r>
+        <w:t>img_path</w:t>
+      </w:r>
+      <w:proofErr w:type="spellEnd"/>
+      <w:r>
+        <w:t xml:space="preserve">). Sloupec </w:t>
+      </w:r>
+      <w:proofErr w:type="spellStart"/>
+      <w:r>
+        <w:t>type_id</w:t>
+      </w:r>
+      <w:proofErr w:type="spellEnd"/>
+      <w:r>
+        <w:t xml:space="preserve"> odkazuje na typ akce a </w:t>
+      </w:r>
+      <w:proofErr w:type="spellStart"/>
+      <w:r>
+        <w:t>users_id</w:t>
+      </w:r>
+      <w:proofErr w:type="spellEnd"/>
+      <w:r>
+        <w:t xml:space="preserve"> eviduje, který uživatel akci vytvořil. </w:t>
+      </w:r>
+      <w:r>
+        <w:t xml:space="preserve"> S</w:t>
+      </w:r>
+      <w:r>
+        <w:t xml:space="preserve">loupec </w:t>
+      </w:r>
+      <w:proofErr w:type="spellStart"/>
+      <w:r>
+        <w:t>google_event_id</w:t>
+      </w:r>
+      <w:proofErr w:type="spellEnd"/>
+      <w:r>
+        <w:t xml:space="preserve"> </w:t>
+      </w:r>
+      <w:r>
+        <w:t>slouží pro interakci a zobrazování turnajů a akcí pomocí integrace</w:t>
+      </w:r>
+      <w:r>
+        <w:t xml:space="preserve"> Google </w:t>
+      </w:r>
+      <w:proofErr w:type="spellStart"/>
+      <w:r>
+        <w:t>Calendar</w:t>
+      </w:r>
+      <w:proofErr w:type="spellEnd"/>
+      <w:r>
+        <w:t xml:space="preserve"> API.</w:t>
+      </w:r>
+    </w:p>
     <w:p/>
     <w:p>
       <w:pPr>
-        <w:pStyle w:val="Nadpis2"/>
-      </w:pPr>
-      <w:r>
-        <w:t>Uživatelské role</w:t>
-      </w:r>
-    </w:p>
-    <w:p>
-      <w:r>
-        <w:t xml:space="preserve">S webovou stránkou budou moci interagovat určité role, které se mezi sebou liší v pravomocích. Základní rolí zde bude role návštěvníka, který si bude moci pouze web prohlížet případně </w:t>
-      </w:r>
-      <w:r>
-        <w:t xml:space="preserve">vyplnit formulář. Další rolí bude role pro závodníky, kteří se po přihlášení budou moci přihlašovat a ohlašovat z různých akcí či zkoušek. Nad rolí závodníka bude stát role trenéra, který může přidávat, odebírat a editovat různé akce, profily uživatelů a obsah na webové stránce. Rolí </w:t>
-      </w:r>
-      <w:r>
-        <w:t>s</w:t>
-      </w:r>
-      <w:r>
-        <w:t> nejvyššími právy je role administrátora, který má plné řízení webové stránky.</w:t>
-      </w:r>
-    </w:p>
-    <w:p>
-      <w:pPr>
-        <w:pStyle w:val="Nadpis2"/>
-      </w:pPr>
-      <w:r>
-        <w:t>Databáze</w:t>
-      </w:r>
-    </w:p>
-    <w:p>
-      <w:r>
-        <w:t xml:space="preserve">Pro správnou funkcionalitu webových stránek je potřeba navrhnout kvalitní a dobře strukturovanou databázi, která bude popsána v této sekci. Pro samotný návrh jsem využíval webovou </w:t>
-      </w:r>
-      <w:r>
-        <w:t>stránku dbdiagram, ve které jsem si specifikoval všechny potřebné entity a vazby mezi nimi.</w:t>
+        <w:rPr>
+          <w:b/>
+          <w:bCs/>
+        </w:rPr>
+      </w:pPr>
+      <w:r>
+        <w:rPr>
+          <w:b/>
+          <w:bCs/>
+        </w:rPr>
+        <w:t xml:space="preserve">Type – typy akcí </w:t>
+      </w:r>
+    </w:p>
+    <w:p>
+      <w:r>
+        <w:t xml:space="preserve">Tabulka type je pomocná tabulka definující typy akcí, například Turnaj nebo Soustředění. Je ve vztahu </w:t>
+      </w:r>
+      <w:proofErr w:type="gramStart"/>
+      <w:r>
+        <w:t>1:N</w:t>
+      </w:r>
+      <w:proofErr w:type="gramEnd"/>
+      <w:r>
+        <w:t xml:space="preserve"> s tabulkou </w:t>
+      </w:r>
+      <w:proofErr w:type="spellStart"/>
+      <w:r>
+        <w:t>tournament</w:t>
+      </w:r>
+      <w:proofErr w:type="spellEnd"/>
+      <w:r>
+        <w:t xml:space="preserve"> – jeden typ může zahrnovat více turnajů.</w:t>
       </w:r>
     </w:p>
     <w:p/>
     <w:p>
-      <w:r>
-        <w:t>První tabulka byla tabulka uživatelů, která vycházela z kapitoly o uživatelských rolích. V této entitě bylo potřeba vytvořit login, password</w:t>
+      <w:pPr>
+        <w:rPr>
+          <w:b/>
+          <w:bCs/>
+        </w:rPr>
+      </w:pPr>
+      <w:proofErr w:type="spellStart"/>
+      <w:r>
+        <w:rPr>
+          <w:b/>
+          <w:bCs/>
+        </w:rPr>
+        <w:t>Tournament_registration</w:t>
+      </w:r>
+      <w:proofErr w:type="spellEnd"/>
+      <w:r>
+        <w:rPr>
+          <w:b/>
+          <w:bCs/>
+        </w:rPr>
+        <w:t xml:space="preserve"> – registrace na turnaje</w:t>
+      </w:r>
+    </w:p>
+    <w:p>
+      <w:r>
+        <w:t xml:space="preserve">Tabulka </w:t>
+      </w:r>
+      <w:proofErr w:type="spellStart"/>
+      <w:r>
+        <w:t>tournament_registration</w:t>
+      </w:r>
+      <w:proofErr w:type="spellEnd"/>
+      <w:r>
+        <w:t xml:space="preserve"> realizuje vazební tabulku vztahu </w:t>
+      </w:r>
+      <w:proofErr w:type="gramStart"/>
+      <w:r>
+        <w:t>M:N</w:t>
+      </w:r>
+      <w:proofErr w:type="gramEnd"/>
+      <w:r>
+        <w:t xml:space="preserve"> mezi závodníky a turnaji. Závodník se může registrovat na více turnajů a jeden turnaj může mít více registrovaných závodníků. Každá registrace obsahuje volitelnou poznámku (</w:t>
+      </w:r>
+      <w:proofErr w:type="spellStart"/>
+      <w:r>
+        <w:t>note</w:t>
+      </w:r>
+      <w:proofErr w:type="spellEnd"/>
+      <w:r>
+        <w:t>), stav registrace (status) a dosažené umístění (place), které lze vyplnit zpětně po skončení turnaje.</w:t>
       </w:r>
     </w:p>
     <w:p/>
     <w:p>
       <w:r>
+        <w:rPr>
+          <w:b/>
+          <w:bCs/>
+        </w:rPr>
+        <w:t>Event – aktuality</w:t>
+      </w:r>
+    </w:p>
+    <w:p>
+      <w:r>
+        <w:t>Tabulka event uchovává aktuality a příspěvky zveřejňované na webu oddílu. Každá aktualita má název (</w:t>
+      </w:r>
+      <w:proofErr w:type="spellStart"/>
+      <w:r>
+        <w:t>title</w:t>
+      </w:r>
+      <w:proofErr w:type="spellEnd"/>
+      <w:r>
+        <w:t>), textový obsah (body), stav (status), datum zveřejnění (</w:t>
+      </w:r>
+      <w:proofErr w:type="spellStart"/>
+      <w:r>
+        <w:t>date_start</w:t>
+      </w:r>
+      <w:proofErr w:type="spellEnd"/>
+      <w:r>
+        <w:t>), časové razítko poslední úpravy (</w:t>
+      </w:r>
+      <w:proofErr w:type="spellStart"/>
+      <w:r>
+        <w:t>created_at</w:t>
+      </w:r>
+      <w:proofErr w:type="spellEnd"/>
+      <w:r>
+        <w:t>) a cestu k titulní fotografii (</w:t>
+      </w:r>
+      <w:proofErr w:type="spellStart"/>
+      <w:r>
+        <w:t>photo</w:t>
+      </w:r>
+      <w:proofErr w:type="spellEnd"/>
+      <w:r>
+        <w:t xml:space="preserve">). Cizí klíč </w:t>
+      </w:r>
+      <w:proofErr w:type="spellStart"/>
+      <w:r>
+        <w:t>user_id</w:t>
+      </w:r>
+      <w:proofErr w:type="spellEnd"/>
+      <w:r>
+        <w:t xml:space="preserve"> odkazuje na autora příspěvku. Vztah s tabulkou users je </w:t>
+      </w:r>
+      <w:proofErr w:type="gramStart"/>
+      <w:r>
+        <w:t>1:N</w:t>
+      </w:r>
+      <w:proofErr w:type="gramEnd"/>
+      <w:r>
+        <w:t xml:space="preserve"> – jeden uživatel může vytvořit více aktualit.</w:t>
+      </w:r>
+    </w:p>
+    <w:p/>
+    <w:p>
+      <w:pPr>
+        <w:rPr>
+          <w:b/>
+          <w:bCs/>
+        </w:rPr>
+      </w:pPr>
+      <w:proofErr w:type="spellStart"/>
+      <w:r>
+        <w:rPr>
+          <w:b/>
+          <w:bCs/>
+        </w:rPr>
         <w:lastRenderedPageBreak/>
-        <w:t>Návrh toho jak bude vypadat závodník… Bude mít své id, profile_pic, jméno, příjmení, datum narození, login, heslo, id_role, id_pasku</w:t>
-      </w:r>
-      <w:r>
-        <w:t xml:space="preserve"> a úspěch (m:n)</w:t>
-      </w:r>
-      <w:r>
-        <w:t>, váha, best, legend, active</w:t>
+        <w:t>Event_photos</w:t>
+      </w:r>
+      <w:proofErr w:type="spellEnd"/>
+      <w:r>
+        <w:rPr>
+          <w:b/>
+          <w:bCs/>
+        </w:rPr>
+        <w:t xml:space="preserve"> – fotogalerie aktualit</w:t>
+      </w:r>
+    </w:p>
+    <w:p>
+      <w:r>
+        <w:t xml:space="preserve">Tabulka </w:t>
+      </w:r>
+      <w:proofErr w:type="spellStart"/>
+      <w:r>
+        <w:t>event_photos</w:t>
+      </w:r>
+      <w:proofErr w:type="spellEnd"/>
+      <w:r>
+        <w:t xml:space="preserve"> rozšiřuje systém aktualit o podporu více fotografií u jednoho příspěvku. Každý záznam obsahuje cestu k souboru (</w:t>
+      </w:r>
+      <w:proofErr w:type="spellStart"/>
+      <w:r>
+        <w:t>img_path</w:t>
+      </w:r>
+      <w:proofErr w:type="spellEnd"/>
+      <w:r>
+        <w:t>), pořadí fotografie (</w:t>
+      </w:r>
+      <w:proofErr w:type="spellStart"/>
+      <w:r>
+        <w:t>sort_order</w:t>
+      </w:r>
+      <w:proofErr w:type="spellEnd"/>
+      <w:r>
+        <w:t xml:space="preserve">) pro správné zobrazení galerie a cizí klíč </w:t>
+      </w:r>
+      <w:proofErr w:type="spellStart"/>
+      <w:r>
+        <w:t>event_id</w:t>
+      </w:r>
+      <w:proofErr w:type="spellEnd"/>
+      <w:r>
+        <w:t xml:space="preserve"> odkazující na příslušnou aktualitu. Vazba na tabulku event je definována s kaskádovým mazáním (ON DELETE CASCADE), což zajišťuje, že při smazání aktuality se automaticky odstraní i všechny její fotografie. Vztah je </w:t>
+      </w:r>
+      <w:proofErr w:type="gramStart"/>
+      <w:r>
+        <w:t>1:N</w:t>
+      </w:r>
+      <w:proofErr w:type="gramEnd"/>
+      <w:r>
+        <w:t xml:space="preserve"> – jedna aktualita může mít více fotografií.</w:t>
       </w:r>
     </w:p>
     <w:p/>
     <w:p>
-      <w:r>
-        <w:t>Pásek – id, korejské jméno, cup, cenu, obrázek</w:t>
+      <w:pPr>
+        <w:rPr>
+          <w:b/>
+          <w:bCs/>
+        </w:rPr>
+      </w:pPr>
+      <w:proofErr w:type="spellStart"/>
+      <w:r>
+        <w:rPr>
+          <w:b/>
+          <w:bCs/>
+        </w:rPr>
+        <w:t>Sponsors</w:t>
+      </w:r>
+      <w:proofErr w:type="spellEnd"/>
+      <w:r>
+        <w:rPr>
+          <w:b/>
+          <w:bCs/>
+        </w:rPr>
+        <w:t xml:space="preserve"> – sponzoři</w:t>
+      </w:r>
+    </w:p>
+    <w:p>
+      <w:r>
+        <w:t xml:space="preserve">Tabulka </w:t>
+      </w:r>
+      <w:proofErr w:type="spellStart"/>
+      <w:r>
+        <w:t>sponsors</w:t>
+      </w:r>
+      <w:proofErr w:type="spellEnd"/>
+      <w:r>
+        <w:t xml:space="preserve"> eviduje sponzory oddílu zobrazované na webu. Každý sponzor má název (</w:t>
+      </w:r>
+      <w:proofErr w:type="spellStart"/>
+      <w:r>
+        <w:t>sponsor_name</w:t>
+      </w:r>
+      <w:proofErr w:type="spellEnd"/>
+      <w:r>
+        <w:t>), volitelný odkaz na web (</w:t>
+      </w:r>
+      <w:proofErr w:type="spellStart"/>
+      <w:r>
+        <w:t>url</w:t>
+      </w:r>
+      <w:proofErr w:type="spellEnd"/>
+      <w:r>
+        <w:t>) a cestu k logu (</w:t>
+      </w:r>
+      <w:proofErr w:type="spellStart"/>
+      <w:r>
+        <w:t>img_path</w:t>
+      </w:r>
+      <w:proofErr w:type="spellEnd"/>
+      <w:r>
+        <w:t>).</w:t>
+      </w:r>
+    </w:p>
+    <w:p/>
+    <w:p>
+      <w:pPr>
+        <w:rPr>
+          <w:b/>
+          <w:bCs/>
+        </w:rPr>
+      </w:pPr>
+      <w:r>
+        <w:rPr>
+          <w:b/>
+          <w:bCs/>
+        </w:rPr>
+        <w:t>Banner</w:t>
+      </w:r>
+    </w:p>
+    <w:p>
+      <w:r>
+        <w:t>Tabulka banner spravuje reklamní bannery zobrazované na úvodní stránce webu. Každý banner má název (</w:t>
+      </w:r>
+      <w:proofErr w:type="spellStart"/>
+      <w:r>
+        <w:t>banner_name</w:t>
+      </w:r>
+      <w:proofErr w:type="spellEnd"/>
+      <w:r>
+        <w:t>), cestu k obrázku (</w:t>
+      </w:r>
+      <w:proofErr w:type="spellStart"/>
+      <w:r>
+        <w:t>img_path</w:t>
+      </w:r>
+      <w:proofErr w:type="spellEnd"/>
+      <w:r>
+        <w:t xml:space="preserve">) a příznak </w:t>
+      </w:r>
+      <w:proofErr w:type="spellStart"/>
+      <w:r>
+        <w:t>active</w:t>
+      </w:r>
+      <w:proofErr w:type="spellEnd"/>
+      <w:r>
+        <w:t xml:space="preserve"> určující, zda je banner aktuálně zobrazen.</w:t>
+      </w:r>
+    </w:p>
+    <w:p/>
+    <w:p>
+      <w:pPr>
+        <w:rPr>
+          <w:b/>
+          <w:bCs/>
+        </w:rPr>
+      </w:pPr>
+      <w:proofErr w:type="spellStart"/>
+      <w:r>
+        <w:rPr>
+          <w:b/>
+          <w:bCs/>
+        </w:rPr>
+        <w:t>Trainings</w:t>
+      </w:r>
+      <w:proofErr w:type="spellEnd"/>
+      <w:r>
+        <w:rPr>
+          <w:b/>
+          <w:bCs/>
+        </w:rPr>
+        <w:t xml:space="preserve"> – tréninky</w:t>
+      </w:r>
+    </w:p>
+    <w:p>
+      <w:r>
+        <w:t xml:space="preserve">Tabulka </w:t>
+      </w:r>
+      <w:proofErr w:type="spellStart"/>
+      <w:r>
+        <w:t>trainings</w:t>
+      </w:r>
+      <w:proofErr w:type="spellEnd"/>
+      <w:r>
+        <w:t xml:space="preserve"> uchovává pravidelný tréninkový rozvrh oddílu. Každý záznam definuje den začátku a konce tréninku (</w:t>
+      </w:r>
+      <w:proofErr w:type="spellStart"/>
+      <w:r>
+        <w:t>day_start</w:t>
+      </w:r>
+      <w:proofErr w:type="spellEnd"/>
+      <w:r>
+        <w:t xml:space="preserve">, </w:t>
+      </w:r>
+      <w:proofErr w:type="spellStart"/>
+      <w:r>
+        <w:t>day_end</w:t>
+      </w:r>
+      <w:proofErr w:type="spellEnd"/>
+      <w:r>
+        <w:t xml:space="preserve">), typ tréninku (type, např. začátečníci nebo pokročilí) a čas </w:t>
+      </w:r>
+      <w:r>
+        <w:t>začátku i konce</w:t>
+      </w:r>
+      <w:r>
+        <w:t xml:space="preserve"> (</w:t>
+      </w:r>
+      <w:proofErr w:type="spellStart"/>
+      <w:r>
+        <w:t>time_start</w:t>
+      </w:r>
+      <w:proofErr w:type="spellEnd"/>
+      <w:r>
+        <w:t xml:space="preserve">, </w:t>
+      </w:r>
+      <w:proofErr w:type="spellStart"/>
+      <w:r>
+        <w:t>time_end</w:t>
+      </w:r>
+      <w:proofErr w:type="spellEnd"/>
+      <w:r>
+        <w:t>).</w:t>
+      </w:r>
+    </w:p>
+    <w:p/>
+    <w:p>
+      <w:pPr>
+        <w:rPr>
+          <w:b/>
+          <w:bCs/>
+        </w:rPr>
+      </w:pPr>
+      <w:proofErr w:type="spellStart"/>
+      <w:r>
+        <w:rPr>
+          <w:b/>
+          <w:bCs/>
+        </w:rPr>
+        <w:t>Subscriber_email</w:t>
+      </w:r>
+      <w:proofErr w:type="spellEnd"/>
+      <w:r>
+        <w:rPr>
+          <w:b/>
+          <w:bCs/>
+        </w:rPr>
+        <w:t xml:space="preserve"> – newsletter</w:t>
+      </w:r>
+    </w:p>
+    <w:p>
+      <w:r>
+        <w:t xml:space="preserve">Tabulka </w:t>
+      </w:r>
+      <w:proofErr w:type="spellStart"/>
+      <w:r>
+        <w:t>subscriber_email</w:t>
+      </w:r>
+      <w:proofErr w:type="spellEnd"/>
+      <w:r>
+        <w:t xml:space="preserve"> spravuje odběratele e-mailového newsletteru. Každý odběratel je identifikován e-mailovou adresou (email), </w:t>
+      </w:r>
+      <w:r>
+        <w:t>zobrazení</w:t>
+      </w:r>
+      <w:r>
+        <w:t xml:space="preserve"> aktivního odběru (</w:t>
+      </w:r>
+      <w:proofErr w:type="spellStart"/>
+      <w:r>
+        <w:t>active</w:t>
+      </w:r>
+      <w:proofErr w:type="spellEnd"/>
+      <w:r>
+        <w:t>), odkazem na konkrétní novinku (</w:t>
+      </w:r>
+      <w:proofErr w:type="spellStart"/>
+      <w:r>
+        <w:t>news_id</w:t>
+      </w:r>
+      <w:proofErr w:type="spellEnd"/>
+      <w:r>
+        <w:t>) a ověřovacím tokenem (token) používaným pro potvrzení odběru nebo odhlášení.</w:t>
+      </w:r>
+    </w:p>
+    <w:p/>
+    <w:p>
+      <w:pPr>
+        <w:rPr>
+          <w:b/>
+          <w:bCs/>
+        </w:rPr>
+      </w:pPr>
+      <w:r>
+        <w:rPr>
+          <w:b/>
+          <w:bCs/>
+        </w:rPr>
+        <w:t>Relace mezi tabulkami</w:t>
+      </w:r>
+    </w:p>
+    <w:p>
+      <w:r>
+        <w:t xml:space="preserve">Databáze využívá standardní typy relací relačního modelu. Vztahy </w:t>
+      </w:r>
+      <w:proofErr w:type="gramStart"/>
+      <w:r>
+        <w:t>1:N</w:t>
+      </w:r>
+      <w:proofErr w:type="gramEnd"/>
+      <w:r>
+        <w:t xml:space="preserve"> jsou nejčastější – například jeden technický stupeň může mít více závodníků, jedna role více uživatelů nebo jedna aktualita více fotografií. Vztah 1:1 je realizován mezi tabulkami users a </w:t>
+      </w:r>
+      <w:proofErr w:type="spellStart"/>
+      <w:r>
+        <w:t>fighters</w:t>
+      </w:r>
+      <w:proofErr w:type="spellEnd"/>
+      <w:r>
+        <w:t xml:space="preserve">, kde každý závodník může mít nejvýše jeden uživatelský účet. Vztah </w:t>
+      </w:r>
+      <w:proofErr w:type="gramStart"/>
+      <w:r>
+        <w:t>M:N</w:t>
+      </w:r>
+      <w:proofErr w:type="gramEnd"/>
+      <w:r>
+        <w:t xml:space="preserve"> je implementován prostřednictvím vazební tabulky </w:t>
+      </w:r>
+      <w:proofErr w:type="spellStart"/>
+      <w:r>
+        <w:t>tournament_registration</w:t>
+      </w:r>
+      <w:proofErr w:type="spellEnd"/>
+      <w:r>
+        <w:t>, která propojuje závodníky s turnaji a umožňuje evidovat jejich přihlášky a výsledky.</w:t>
+      </w:r>
+    </w:p>
+    <w:p>
+      <w:r>
+        <w:t xml:space="preserve">Referenční integrita je vynucována pomocí cizích klíčů s různými strategiemi při mazání záznamů. Tabulka </w:t>
+      </w:r>
+      <w:proofErr w:type="spellStart"/>
+      <w:r>
+        <w:t>event_photos</w:t>
+      </w:r>
+      <w:proofErr w:type="spellEnd"/>
+      <w:r>
+        <w:t xml:space="preserve"> používá kaskádové mazání, zatímco ostatní vazby používají </w:t>
+      </w:r>
+      <w:r>
+        <w:lastRenderedPageBreak/>
+        <w:t>výchozí omezení zabraňující smazání rodičovského záznamu, pokud na něj existují závislé záznamy.</w:t>
+      </w:r>
+    </w:p>
+    <w:p>
+      <w:pPr>
+        <w:keepNext/>
+      </w:pPr>
+      <w:r>
+        <w:drawing>
+          <wp:inline distT="0" distB="0" distL="0" distR="0" wp14:anchorId="0A479DE2" wp14:editId="3B987C7F">
+            <wp:extent cx="5399405" cy="2806700"/>
+            <wp:effectExtent l="0" t="0" r="0" b="0"/>
+            <wp:docPr id="1452830420" name="Obrázek 1" descr="Obsah obrázku text, snímek obrazovky, číslo&#10;&#10;Obsah generovaný pomocí AI může být nesprávný."/>
+            <wp:cNvGraphicFramePr>
+              <a:graphicFrameLocks xmlns:a="http://schemas.openxmlformats.org/drawingml/2006/main" noChangeAspect="1"/>
+            </wp:cNvGraphicFramePr>
+            <a:graphic xmlns:a="http://schemas.openxmlformats.org/drawingml/2006/main">
+              <a:graphicData uri="http://schemas.openxmlformats.org/drawingml/2006/picture">
+                <pic:pic xmlns:pic="http://schemas.openxmlformats.org/drawingml/2006/picture">
+                  <pic:nvPicPr>
+                    <pic:cNvPr id="1452830420" name="Obrázek 1" descr="Obsah obrázku text, snímek obrazovky, číslo&#10;&#10;Obsah generovaný pomocí AI může být nesprávný."/>
+                    <pic:cNvPicPr/>
+                  </pic:nvPicPr>
+                  <pic:blipFill>
+                    <a:blip r:embed="rId36"/>
+                    <a:stretch>
+                      <a:fillRect/>
+                    </a:stretch>
+                  </pic:blipFill>
+                  <pic:spPr>
+                    <a:xfrm>
+                      <a:off x="0" y="0"/>
+                      <a:ext cx="5399405" cy="2806700"/>
+                    </a:xfrm>
+                    <a:prstGeom prst="rect">
+                      <a:avLst/>
+                    </a:prstGeom>
+                  </pic:spPr>
+                </pic:pic>
+              </a:graphicData>
+            </a:graphic>
+          </wp:inline>
+        </w:drawing>
+      </w:r>
+    </w:p>
+    <w:p>
+      <w:pPr>
+        <w:pStyle w:val="Titulek"/>
+      </w:pPr>
+      <w:r>
+        <w:t xml:space="preserve">Obr. </w:t>
+      </w:r>
+      <w:fldSimple w:instr=" SEQ Obr. \* ARABIC ">
+        <w:r>
+          <w:rPr>
+            <w:noProof/>
+          </w:rPr>
+          <w:t>16</w:t>
+        </w:r>
+      </w:fldSimple>
+      <w:r>
+        <w:t xml:space="preserve"> </w:t>
+      </w:r>
+      <w:r>
+        <w:t>Diagram</w:t>
+      </w:r>
+    </w:p>
+    <w:p>
+      <w:pPr>
+        <w:jc w:val="center"/>
+      </w:pPr>
+      <w:r>
+        <w:rPr>
+          <w:i/>
+          <w:iCs/>
+        </w:rPr>
+        <w:t>Zdroj: vlastní</w:t>
       </w:r>
     </w:p>
     <w:p>
@@ -6712,6 +8140,7 @@
         <w:t>Praktická část</w:t>
       </w:r>
     </w:p>
+    <w:p/>
     <w:p>
       <w:r>
         <w:t>Kapitola zabývající se samotnou realizací bakalářské práce</w:t>
@@ -6743,150 +8172,6 @@
         <w:pStyle w:val="Nadpis2"/>
       </w:pPr>
       <w:r>
-        <w:t>Uživatelské role</w:t>
-      </w:r>
-    </w:p>
-    <w:p>
-      <w:r>
-        <w:t xml:space="preserve">Nové řešení bude obsahovat 3 typy uživatelských účtů. Každý typ </w:t>
-      </w:r>
-      <w:r>
-        <w:t>bude mít své pravomoce na základě kterých bude moci s nově navrženým systémem interagovat</w:t>
-      </w:r>
-      <w:r>
-        <w:t xml:space="preserve">. Mezi tyto role patří administrátor, trenér, závodník. S webovou stránkou bude moci interagovat i běžný návštěvník, avšak </w:t>
-      </w:r>
-      <w:r>
-        <w:t>nebude mít přístup do administrace či nebude mít možnost přihlašovat se na různé turnaje nebo zkoušky.</w:t>
-      </w:r>
-      <w:r>
-        <w:t xml:space="preserve"> Definování uživatelských rolí je velmi důležitým </w:t>
-      </w:r>
-      <w:r>
-        <w:t>aspektem,</w:t>
-      </w:r>
-      <w:r>
-        <w:t xml:space="preserve"> který slouží k jasnému stanovení pravomocí a možností jednotlivých uživatelů a díky jemuž </w:t>
-      </w:r>
-      <w:r>
-        <w:t>nebudou mít neoprávněné uživatelské účty přístup do administrace</w:t>
-      </w:r>
-    </w:p>
-    <w:p/>
-    <w:p>
-      <w:r>
-        <w:rPr>
-          <w:b/>
-          <w:bCs/>
-        </w:rPr>
-        <w:t>Administrátor</w:t>
-      </w:r>
-      <w:r>
-        <w:t xml:space="preserve"> – role disponující nejvyššími pravomocemi</w:t>
-      </w:r>
-      <w:r>
-        <w:t>, administrátor má plnou kontrolu nad webem, může přidávat, mazat a upravovat závody, zkoušky, aktuality. Pracovat s bannery, odkazy</w:t>
-      </w:r>
-      <w:r>
-        <w:t xml:space="preserve">, </w:t>
-      </w:r>
-      <w:r>
-        <w:t>sponzory</w:t>
-      </w:r>
-      <w:r>
-        <w:t xml:space="preserve"> a v neposlední řadě má přístup ke všem uživatelským účtům a rolím. </w:t>
-      </w:r>
-    </w:p>
-    <w:p>
-      <w:r>
-        <w:rPr>
-          <w:b/>
-          <w:bCs/>
-        </w:rPr>
-        <w:t>Trenér</w:t>
-      </w:r>
-      <w:r>
-        <w:t xml:space="preserve"> – </w:t>
-      </w:r>
-      <w:r>
-        <w:t xml:space="preserve">  může přidávat, mazat a upravovat závody, zkoušky, aktuality</w:t>
-      </w:r>
-      <w:r>
-        <w:t xml:space="preserve">, upravovat uživatelům technické stupně pásu, přidávat úspěchy, ocenění, měnit jejich stav a přidávat uživatelům roli trenér – nikoli vyšší </w:t>
-      </w:r>
-      <w:r>
-        <w:t>roli,</w:t>
-      </w:r>
-      <w:r>
-        <w:t xml:space="preserve"> jak mají oni sami.</w:t>
-      </w:r>
-    </w:p>
-    <w:p>
-      <w:r>
-        <w:rPr>
-          <w:b/>
-          <w:bCs/>
-        </w:rPr>
-        <w:t>Závodník</w:t>
-      </w:r>
-      <w:r>
-        <w:t xml:space="preserve"> </w:t>
-      </w:r>
-      <w:r>
-        <w:t>–</w:t>
-      </w:r>
-      <w:r>
-        <w:t xml:space="preserve"> </w:t>
-      </w:r>
-      <w:r>
-        <w:t xml:space="preserve">po vytvoření a schválení uživatelského účtu se může závodník přihlásit </w:t>
-      </w:r>
-      <w:r>
-        <w:t>na závody a zkoušky. Může si upravit informace týkající se jeho účtu</w:t>
-      </w:r>
-      <w:r>
-        <w:t xml:space="preserve"> jako je například emailová adresa, telefonní číslo, heslo nebo aktuální váhová kategorie, která je velmi důležitým aspektem při přihlašování se na zkoušky. Uživatelé s tímto oprávněním samozřejmě budou mít také přístup k</w:t>
-      </w:r>
-      <w:r>
-        <w:t xml:space="preserve"> webov</w:t>
-      </w:r>
-      <w:r>
-        <w:t>ým</w:t>
-      </w:r>
-      <w:r>
-        <w:t xml:space="preserve"> stránk</w:t>
-      </w:r>
-      <w:r>
-        <w:t>ám</w:t>
-      </w:r>
-      <w:r>
-        <w:t xml:space="preserve"> jako běžný návštěvník.</w:t>
-      </w:r>
-    </w:p>
-    <w:p>
-      <w:r>
-        <w:rPr>
-          <w:b/>
-          <w:bCs/>
-        </w:rPr>
-        <w:t>Návštěvník</w:t>
-      </w:r>
-      <w:r>
-        <w:t xml:space="preserve"> – návštěvník webu může procházet a interagovat se všemi částmi webu, které nejsou schované za administrací. Může si procházet aktuality, podívat se na informace týkající se oddílu, nastudovat si sestavy potřebné k úspěšnému zvládnutí zkoušek na vyšší </w:t>
-      </w:r>
-      <w:r>
-        <w:t xml:space="preserve">technický </w:t>
-      </w:r>
-      <w:r>
-        <w:t>stupeň pásu. Prohlédnout si závodníky oddílu, podívat se v jakých prostorách oddíl najde a v případě zájmu si podat přihlášku.</w:t>
-      </w:r>
-    </w:p>
-    <w:p>
-      <w:pPr>
-        <w:pStyle w:val="Nadpis2"/>
-      </w:pPr>
-      <w:r>
-        <w:lastRenderedPageBreak/>
         <w:t>Frontend</w:t>
       </w:r>
     </w:p>
@@ -6913,6 +8198,7 @@
     </w:p>
     <w:p>
       <w:pPr>
+        <w:keepNext/>
         <w:jc w:val="center"/>
       </w:pPr>
       <w:r>
@@ -6935,7 +8221,7 @@
                     <pic:cNvPicPr/>
                   </pic:nvPicPr>
                   <pic:blipFill>
-                    <a:blip r:embed="rId34"/>
+                    <a:blip r:embed="rId37"/>
                     <a:stretch>
                       <a:fillRect/>
                     </a:stretch>
@@ -6961,11 +8247,16 @@
         <w:pStyle w:val="Titulek"/>
       </w:pPr>
       <w:r>
-        <w:t>Obr.</w:t>
-      </w:r>
-      <w:r>
-        <w:t>14</w:t>
-      </w:r>
+        <w:t xml:space="preserve">Obr. </w:t>
+      </w:r>
+      <w:fldSimple w:instr=" SEQ Obr. \* ARABIC ">
+        <w:r>
+          <w:rPr>
+            <w:noProof/>
+          </w:rPr>
+          <w:t>17</w:t>
+        </w:r>
+      </w:fldSimple>
       <w:r>
         <w:t>: Struktura frontendu</w:t>
       </w:r>
@@ -6980,6 +8271,7 @@
     </w:p>
     <w:p>
       <w:r>
+        <w:lastRenderedPageBreak/>
         <w:t>Kořenová složka</w:t>
       </w:r>
       <w:r>
@@ -7076,7 +8368,6 @@
           <w:b/>
           <w:bCs/>
         </w:rPr>
-        <w:lastRenderedPageBreak/>
         <w:t>src</w:t>
       </w:r>
       <w:r>
@@ -7104,7 +8395,13 @@
         <w:t xml:space="preserve">složka </w:t>
       </w:r>
       <w:r>
-        <w:t>obsahující přímo kod psaný programátorem ve které si sám definuje logiku i samotný vzhled aplikace</w:t>
+        <w:t xml:space="preserve">obsahující přímo </w:t>
+      </w:r>
+      <w:r>
+        <w:t>kód</w:t>
+      </w:r>
+      <w:r>
+        <w:t xml:space="preserve"> psaný programátorem ve které si sám definuje logiku i samotný vzhled aplikace</w:t>
       </w:r>
     </w:p>
     <w:p>
@@ -7131,7 +8428,13 @@
         <w:t>Components</w:t>
       </w:r>
       <w:r>
-        <w:t xml:space="preserve"> – složka s react componentamy, které jsou znovu použitelné jako jsou například tlačítka, header, autentizace uživatele </w:t>
+        <w:t xml:space="preserve"> – složka s react componentamy, které jsou znovu použitelné jako jsou například tlačítka, </w:t>
+      </w:r>
+      <w:r>
+        <w:t>formuláře</w:t>
+      </w:r>
+      <w:r>
+        <w:t xml:space="preserve">, autentizace uživatele </w:t>
       </w:r>
       <w:r>
         <w:t>zkrátka komponenty, které se využívají na více stránkách</w:t>
@@ -7172,6 +8475,14 @@
       <w:r>
         <w:t>Layout</w:t>
       </w:r>
+      <w:r>
+        <w:t xml:space="preserve"> – skládá se z částí, které tvoří layout aplikace, patří sem například header, footer, </w:t>
+      </w:r>
+      <w:proofErr w:type="spellStart"/>
+      <w:r>
+        <w:t>container</w:t>
+      </w:r>
+      <w:proofErr w:type="spellEnd"/>
     </w:p>
     <w:p>
       <w:pPr>
@@ -7181,11 +8492,21 @@
           <w:numId w:val="42"/>
         </w:numPr>
       </w:pPr>
+      <w:proofErr w:type="spellStart"/>
       <w:r>
         <w:t>Pages</w:t>
       </w:r>
-      <w:r>
-        <w:t xml:space="preserve"> – obsahuje složky pojmenované po stránkách, kterými aplikace disponuje, každá složka obsahuje unikátní componenty, které jsou na dané stránce použité</w:t>
+      <w:proofErr w:type="spellEnd"/>
+      <w:r>
+        <w:t xml:space="preserve"> – obsahuje složky pojmenované po stránkách, kterými aplikace disponuje, každá složka obsahuje unikátní </w:t>
+      </w:r>
+      <w:proofErr w:type="spellStart"/>
+      <w:r>
+        <w:t>componenty</w:t>
+      </w:r>
+      <w:proofErr w:type="spellEnd"/>
+      <w:r>
+        <w:t>, které jsou na dané stránce použité</w:t>
       </w:r>
     </w:p>
     <w:p>
@@ -7196,9 +8517,11 @@
           <w:numId w:val="42"/>
         </w:numPr>
       </w:pPr>
+      <w:proofErr w:type="spellStart"/>
       <w:r>
         <w:t>Utils</w:t>
       </w:r>
+      <w:proofErr w:type="spellEnd"/>
     </w:p>
     <w:p>
       <w:pPr>
@@ -7220,74 +8543,60 @@
           <w:b/>
           <w:bCs/>
         </w:rPr>
-        <w:t>A následující soubory</w:t>
+        <w:t>S</w:t>
       </w:r>
       <w:r>
         <w:rPr>
           <w:b/>
           <w:bCs/>
         </w:rPr>
-        <w:t>:</w:t>
-      </w:r>
-    </w:p>
-    <w:p>
+        <w:t>oubory</w:t>
+      </w:r>
       <w:r>
         <w:rPr>
           <w:b/>
           <w:bCs/>
         </w:rPr>
-        <w:t>.gitignore</w:t>
-      </w:r>
-      <w:r>
-        <w:t xml:space="preserve"> – jsou zde definovány složky a soubory, které nemají být zpracovávány verzovacími systémy jako je například Git</w:t>
-      </w:r>
-      <w:r>
-        <w:t>, typickým příkladem bývá soubor .env ve kterém se nachází citlivé údaje jako jsou API klíče či konfigurace databáze ke které je projekt napojený.</w:t>
-      </w:r>
-    </w:p>
-    <w:p>
+        <w:t>:</w:t>
+      </w:r>
+    </w:p>
+    <w:p>
+      <w:proofErr w:type="gramStart"/>
       <w:r>
         <w:rPr>
           <w:b/>
           <w:bCs/>
         </w:rPr>
-        <w:t>eslint.config.js</w:t>
-      </w:r>
-      <w:r>
-        <w:t xml:space="preserve"> – konfigurační soubor nástroje ESLint, který slouží k statické analýze zdrojového </w:t>
-      </w:r>
-      <w:r>
-        <w:t>kódu</w:t>
-      </w:r>
-      <w:r>
-        <w:t xml:space="preserve">, definuje sadu syntaktických a stylových pravidel, zajišťuje konzistenci </w:t>
-      </w:r>
-      <w:r>
-        <w:t>kódu</w:t>
-      </w:r>
-    </w:p>
-    <w:p>
+        <w:t>.</w:t>
+      </w:r>
+      <w:proofErr w:type="spellStart"/>
       <w:r>
         <w:rPr>
           <w:b/>
           <w:bCs/>
         </w:rPr>
-        <w:t>index.html</w:t>
-      </w:r>
-      <w:r>
-        <w:t xml:space="preserve"> –</w:t>
-      </w:r>
-      <w:r>
-        <w:t xml:space="preserve"> obsahuje</w:t>
-      </w:r>
-      <w:r>
-        <w:t xml:space="preserve"> HTML šablo</w:t>
-      </w:r>
-      <w:r>
-        <w:t>nu</w:t>
-      </w:r>
-      <w:r>
-        <w:t xml:space="preserve"> do které je vkládána React aplikace</w:t>
+        <w:t>gitignore</w:t>
+      </w:r>
+      <w:proofErr w:type="spellEnd"/>
+      <w:proofErr w:type="gramEnd"/>
+      <w:r>
+        <w:t xml:space="preserve"> – jsou zde definovány složky a soubory, které nemají být zpracovávány verzovacími systémy jako je například Git</w:t>
+      </w:r>
+      <w:r>
+        <w:t xml:space="preserve">, typickým příkladem bývá </w:t>
+      </w:r>
+      <w:proofErr w:type="gramStart"/>
+      <w:r>
+        <w:t>soubor .</w:t>
+      </w:r>
+      <w:proofErr w:type="spellStart"/>
+      <w:r>
+        <w:t>env</w:t>
+      </w:r>
+      <w:proofErr w:type="spellEnd"/>
+      <w:proofErr w:type="gramEnd"/>
+      <w:r>
+        <w:t xml:space="preserve"> ve kterém se nachází citlivé údaje jako jsou API klíče či konfigurace databáze ke které je projekt napojený.</w:t>
       </w:r>
     </w:p>
     <w:p>
@@ -7296,13 +8605,22 @@
           <w:b/>
           <w:bCs/>
         </w:rPr>
-        <w:t>package-lock.json</w:t>
-      </w:r>
-      <w:r>
-        <w:t xml:space="preserve"> – </w:t>
-      </w:r>
-      <w:r>
-        <w:t>generuje se automaticky při každé instalaci a uživatel by do něj neměl vůbec zasahovat</w:t>
+        <w:t>index.html</w:t>
+      </w:r>
+      <w:r>
+        <w:t xml:space="preserve"> –</w:t>
+      </w:r>
+      <w:r>
+        <w:t xml:space="preserve"> obsahuje</w:t>
+      </w:r>
+      <w:r>
+        <w:t xml:space="preserve"> HTML šablo</w:t>
+      </w:r>
+      <w:r>
+        <w:t>nu</w:t>
+      </w:r>
+      <w:r>
+        <w:t xml:space="preserve"> do které je vkládána React aplikace</w:t>
       </w:r>
     </w:p>
     <w:p>
@@ -7311,80 +8629,286 @@
           <w:b/>
           <w:bCs/>
         </w:rPr>
-        <w:t>package.json</w:t>
-      </w:r>
-      <w:r>
-        <w:t xml:space="preserve"> – jsou zde základní informace o projektu a seznam hlavních závislostí </w:t>
-      </w:r>
-    </w:p>
-    <w:p>
+        <w:t>package-</w:t>
+      </w:r>
+      <w:proofErr w:type="gramStart"/>
       <w:r>
         <w:rPr>
           <w:b/>
           <w:bCs/>
         </w:rPr>
-        <w:t>postcss.config.js</w:t>
-      </w:r>
-      <w:r>
-        <w:t xml:space="preserve"> – konfigurační soubor pro PostCSS, které optimalizuje CSS a umožňuje práci s TailWindCSS</w:t>
-      </w:r>
-    </w:p>
-    <w:p>
+        <w:t>lock.json</w:t>
+      </w:r>
+      <w:proofErr w:type="gramEnd"/>
+      <w:r>
+        <w:t xml:space="preserve"> – </w:t>
+      </w:r>
+      <w:r>
+        <w:t>generuje se automaticky při každé instalaci a uživatel by do něj neměl vůbec zasahovat</w:t>
+      </w:r>
+    </w:p>
+    <w:p>
+      <w:proofErr w:type="gramStart"/>
       <w:r>
         <w:rPr>
           <w:b/>
           <w:bCs/>
         </w:rPr>
-        <w:t>tailwind.config.js</w:t>
-      </w:r>
-      <w:r>
-        <w:t xml:space="preserve"> </w:t>
-      </w:r>
-      <w:r>
-        <w:t>–</w:t>
-      </w:r>
-      <w:r>
-        <w:t xml:space="preserve"> </w:t>
-      </w:r>
-      <w:r>
-        <w:t>konfigurační soubor pro TailWindCSS</w:t>
-      </w:r>
-    </w:p>
-    <w:p>
-      <w:r>
+        <w:t>package.json</w:t>
+      </w:r>
+      <w:proofErr w:type="gramEnd"/>
+      <w:r>
+        <w:t xml:space="preserve"> – jsou zde základní informace o projektu a seznam hlavních závislostí </w:t>
+      </w:r>
+    </w:p>
+    <w:p/>
+    <w:p>
+      <w:pPr>
         <w:rPr>
           <w:b/>
           <w:bCs/>
         </w:rPr>
-        <w:t>vite.config.js</w:t>
-      </w:r>
-      <w:r>
-        <w:t xml:space="preserve"> </w:t>
-      </w:r>
-      <w:r>
-        <w:t>–</w:t>
-      </w:r>
-      <w:r>
-        <w:t xml:space="preserve"> </w:t>
-      </w:r>
-      <w:r>
-        <w:t xml:space="preserve">nachází se zde definice </w:t>
-      </w:r>
-      <w:r>
-        <w:t>toho,</w:t>
-      </w:r>
-      <w:r>
-        <w:t xml:space="preserve"> jak se má projekt spouštět, sestavovat a jaké technologie má podporovat</w:t>
-      </w:r>
-    </w:p>
-    <w:p>
-      <w:pPr>
+      </w:pPr>
+      <w:r>
         <w:rPr>
           <w:b/>
           <w:bCs/>
         </w:rPr>
-      </w:pPr>
-    </w:p>
+        <w:t>Konfigurační soubory:</w:t>
+      </w:r>
+    </w:p>
+    <w:p>
+      <w:r>
+        <w:rPr>
+          <w:b/>
+          <w:bCs/>
+        </w:rPr>
+        <w:t>eslint.config.js</w:t>
+      </w:r>
+      <w:r>
+        <w:t xml:space="preserve"> – konfigurační soubor nástroje ESLint, který slouží k statické analýze zdrojového kódu, definuje sadu syntaktických a stylových pravidel, zajišťuje konzistenci kódu</w:t>
+      </w:r>
+    </w:p>
+    <w:p>
+      <w:r>
+        <w:rPr>
+          <w:b/>
+          <w:bCs/>
+        </w:rPr>
+        <w:t>postcss.config.js</w:t>
+      </w:r>
+      <w:r>
+        <w:t xml:space="preserve"> – konfigurační soubor pro PostCSS, které optimalizuje CSS a umožňuje práci s TailWindCSS</w:t>
+      </w:r>
+    </w:p>
+    <w:p>
+      <w:r>
+        <w:rPr>
+          <w:b/>
+          <w:bCs/>
+        </w:rPr>
+        <w:lastRenderedPageBreak/>
+        <w:t>tailwind.config.js</w:t>
+      </w:r>
+      <w:r>
+        <w:t xml:space="preserve"> – konfigurační soubor pro TailWindCSS</w:t>
+      </w:r>
+    </w:p>
+    <w:p>
+      <w:r>
+        <w:rPr>
+          <w:b/>
+          <w:bCs/>
+        </w:rPr>
+        <w:t>vite.config.js</w:t>
+      </w:r>
+      <w:r>
+        <w:t xml:space="preserve"> – nachází se zde definice toho, jak se má projekt spouštět, sestavovat a jaké technologie má podporovat</w:t>
+      </w:r>
+    </w:p>
+    <w:p>
+      <w:pPr>
+        <w:rPr>
+          <w:b/>
+          <w:bCs/>
+        </w:rPr>
+      </w:pPr>
+    </w:p>
+    <w:p>
+      <w:pPr>
+        <w:pStyle w:val="Nadpis3"/>
+      </w:pPr>
+      <w:r>
+        <w:t>Layout</w:t>
+      </w:r>
+    </w:p>
+    <w:p>
+      <w:r>
+        <w:t xml:space="preserve">V projektu se nachází složka </w:t>
+      </w:r>
+      <w:proofErr w:type="gramStart"/>
+      <w:r>
+        <w:t>layout</w:t>
+      </w:r>
+      <w:proofErr w:type="gramEnd"/>
+      <w:r>
+        <w:t xml:space="preserve"> ve které jsou definovány všechny klíčové komponenty, které definují </w:t>
+      </w:r>
+      <w:proofErr w:type="gramStart"/>
+      <w:r>
+        <w:t>to</w:t>
+      </w:r>
+      <w:proofErr w:type="gramEnd"/>
+      <w:r>
+        <w:t xml:space="preserve"> jak bude stránka vypadat. Nachází se zde </w:t>
+      </w:r>
+      <w:proofErr w:type="spellStart"/>
+      <w:r>
+        <w:t>header</w:t>
+      </w:r>
+      <w:proofErr w:type="spellEnd"/>
+      <w:r>
+        <w:t xml:space="preserve">, footer, </w:t>
+      </w:r>
+      <w:proofErr w:type="spellStart"/>
+      <w:r>
+        <w:t>sidebar</w:t>
+      </w:r>
+      <w:proofErr w:type="spellEnd"/>
+      <w:r>
+        <w:t xml:space="preserve"> a také </w:t>
+      </w:r>
+      <w:proofErr w:type="spellStart"/>
+      <w:r>
+        <w:t>container</w:t>
+      </w:r>
+      <w:proofErr w:type="spellEnd"/>
+      <w:r>
+        <w:t xml:space="preserve"> ve kterém se vykreslují všechny komponenty specifické pro určité stránky.</w:t>
+      </w:r>
+      <w:r>
+        <w:t xml:space="preserve"> Komponenty z této složky jsou poté importovány do souboru </w:t>
+      </w:r>
+      <w:proofErr w:type="spellStart"/>
+      <w:r>
+        <w:t>App.jsx</w:t>
+      </w:r>
+      <w:proofErr w:type="spellEnd"/>
+      <w:r>
+        <w:t>.</w:t>
+      </w:r>
+    </w:p>
+    <w:p/>
+    <w:p>
+      <w:pPr>
+        <w:pStyle w:val="Nadpis3"/>
+      </w:pPr>
+      <w:proofErr w:type="spellStart"/>
+      <w:r>
+        <w:t>App.jsx</w:t>
+      </w:r>
+      <w:proofErr w:type="spellEnd"/>
+    </w:p>
+    <w:p>
+      <w:r>
+        <w:t>Soubor,</w:t>
+      </w:r>
+      <w:r>
+        <w:t xml:space="preserve"> který slouží jako hlavní komponenta aplikace a kde se skládá celá struktura aplikace</w:t>
+      </w:r>
+      <w:r>
+        <w:t xml:space="preserve">. Jsou zde </w:t>
+      </w:r>
+      <w:r>
+        <w:t>naimportovány všechny stránky</w:t>
+      </w:r>
+    </w:p>
+    <w:p>
+      <w:r>
+        <w:rPr>
+          <w:noProof/>
+        </w:rPr>
+        <w:drawing>
+          <wp:inline distT="0" distB="0" distL="0" distR="0" wp14:anchorId="7B47F5EC" wp14:editId="5DF3F7B5">
+            <wp:extent cx="5399405" cy="3037205"/>
+            <wp:effectExtent l="0" t="0" r="0" b="0"/>
+            <wp:docPr id="1519902485" name="Obrázek 1" descr="Obsah obrázku text, snímek obrazovky, software, počítač&#10;&#10;Obsah generovaný pomocí AI může být nesprávný."/>
+            <wp:cNvGraphicFramePr>
+              <a:graphicFrameLocks xmlns:a="http://schemas.openxmlformats.org/drawingml/2006/main" noChangeAspect="1"/>
+            </wp:cNvGraphicFramePr>
+            <a:graphic xmlns:a="http://schemas.openxmlformats.org/drawingml/2006/main">
+              <a:graphicData uri="http://schemas.openxmlformats.org/drawingml/2006/picture">
+                <pic:pic xmlns:pic="http://schemas.openxmlformats.org/drawingml/2006/picture">
+                  <pic:nvPicPr>
+                    <pic:cNvPr id="1519902485" name="Obrázek 1" descr="Obsah obrázku text, snímek obrazovky, software, počítač&#10;&#10;Obsah generovaný pomocí AI může být nesprávný."/>
+                    <pic:cNvPicPr/>
+                  </pic:nvPicPr>
+                  <pic:blipFill>
+                    <a:blip r:embed="rId38"/>
+                    <a:stretch>
+                      <a:fillRect/>
+                    </a:stretch>
+                  </pic:blipFill>
+                  <pic:spPr>
+                    <a:xfrm>
+                      <a:off x="0" y="0"/>
+                      <a:ext cx="5399405" cy="3037205"/>
+                    </a:xfrm>
+                    <a:prstGeom prst="rect">
+                      <a:avLst/>
+                    </a:prstGeom>
+                  </pic:spPr>
+                </pic:pic>
+              </a:graphicData>
+            </a:graphic>
+          </wp:inline>
+        </w:drawing>
+      </w:r>
+    </w:p>
+    <w:p>
+      <w:r>
+        <w:rPr>
+          <w:noProof/>
+        </w:rPr>
+        <w:lastRenderedPageBreak/>
+        <w:drawing>
+          <wp:inline distT="0" distB="0" distL="0" distR="0" wp14:anchorId="12AA7C56" wp14:editId="3BD907A1">
+            <wp:extent cx="5399405" cy="3037205"/>
+            <wp:effectExtent l="0" t="0" r="0" b="0"/>
+            <wp:docPr id="1180943489" name="Obrázek 1" descr="Obsah obrázku text, snímek obrazovky, software, Počítačová ikona&#10;&#10;Obsah generovaný pomocí AI může být nesprávný."/>
+            <wp:cNvGraphicFramePr>
+              <a:graphicFrameLocks xmlns:a="http://schemas.openxmlformats.org/drawingml/2006/main" noChangeAspect="1"/>
+            </wp:cNvGraphicFramePr>
+            <a:graphic xmlns:a="http://schemas.openxmlformats.org/drawingml/2006/main">
+              <a:graphicData uri="http://schemas.openxmlformats.org/drawingml/2006/picture">
+                <pic:pic xmlns:pic="http://schemas.openxmlformats.org/drawingml/2006/picture">
+                  <pic:nvPicPr>
+                    <pic:cNvPr id="1180943489" name="Obrázek 1" descr="Obsah obrázku text, snímek obrazovky, software, Počítačová ikona&#10;&#10;Obsah generovaný pomocí AI může být nesprávný."/>
+                    <pic:cNvPicPr/>
+                  </pic:nvPicPr>
+                  <pic:blipFill>
+                    <a:blip r:embed="rId39"/>
+                    <a:stretch>
+                      <a:fillRect/>
+                    </a:stretch>
+                  </pic:blipFill>
+                  <pic:spPr>
+                    <a:xfrm>
+                      <a:off x="0" y="0"/>
+                      <a:ext cx="5399405" cy="3037205"/>
+                    </a:xfrm>
+                    <a:prstGeom prst="rect">
+                      <a:avLst/>
+                    </a:prstGeom>
+                  </pic:spPr>
+                </pic:pic>
+              </a:graphicData>
+            </a:graphic>
+          </wp:inline>
+        </w:drawing>
+      </w:r>
+    </w:p>
+    <w:p/>
     <w:p>
       <w:pPr>
         <w:pStyle w:val="Nadpis2"/>
@@ -7404,6 +8928,207 @@
       </w:pPr>
       <w:r>
         <w:t>Struktura backendu</w:t>
+      </w:r>
+    </w:p>
+    <w:p>
+      <w:pPr>
+        <w:keepNext/>
+        <w:jc w:val="center"/>
+      </w:pPr>
+      <w:r>
+        <w:drawing>
+          <wp:inline distT="0" distB="0" distL="0" distR="0" wp14:anchorId="7B1861B0" wp14:editId="56468741">
+            <wp:extent cx="1552792" cy="3534268"/>
+            <wp:effectExtent l="0" t="0" r="9525" b="0"/>
+            <wp:docPr id="1177450098" name="Obrázek 1" descr="Obsah obrázku text, snímek obrazovky, Písmo&#10;&#10;Obsah generovaný pomocí AI může být nesprávný."/>
+            <wp:cNvGraphicFramePr>
+              <a:graphicFrameLocks xmlns:a="http://schemas.openxmlformats.org/drawingml/2006/main" noChangeAspect="1"/>
+            </wp:cNvGraphicFramePr>
+            <a:graphic xmlns:a="http://schemas.openxmlformats.org/drawingml/2006/main">
+              <a:graphicData uri="http://schemas.openxmlformats.org/drawingml/2006/picture">
+                <pic:pic xmlns:pic="http://schemas.openxmlformats.org/drawingml/2006/picture">
+                  <pic:nvPicPr>
+                    <pic:cNvPr id="1177450098" name="Obrázek 1" descr="Obsah obrázku text, snímek obrazovky, Písmo&#10;&#10;Obsah generovaný pomocí AI může být nesprávný."/>
+                    <pic:cNvPicPr/>
+                  </pic:nvPicPr>
+                  <pic:blipFill>
+                    <a:blip r:embed="rId40"/>
+                    <a:stretch>
+                      <a:fillRect/>
+                    </a:stretch>
+                  </pic:blipFill>
+                  <pic:spPr>
+                    <a:xfrm>
+                      <a:off x="0" y="0"/>
+                      <a:ext cx="1552792" cy="3534268"/>
+                    </a:xfrm>
+                    <a:prstGeom prst="rect">
+                      <a:avLst/>
+                    </a:prstGeom>
+                  </pic:spPr>
+                </pic:pic>
+              </a:graphicData>
+            </a:graphic>
+          </wp:inline>
+        </w:drawing>
+      </w:r>
+    </w:p>
+    <w:p>
+      <w:pPr>
+        <w:pStyle w:val="Titulek"/>
+        <w:rPr>
+          <w:i/>
+          <w:iCs w:val="0"/>
+        </w:rPr>
+      </w:pPr>
+      <w:r>
+        <w:rPr>
+          <w:i/>
+          <w:iCs w:val="0"/>
+        </w:rPr>
+        <w:t xml:space="preserve">Obr. </w:t>
+      </w:r>
+      <w:r>
+        <w:rPr>
+          <w:i/>
+          <w:iCs w:val="0"/>
+        </w:rPr>
+        <w:fldChar w:fldCharType="begin"/>
+      </w:r>
+      <w:r>
+        <w:rPr>
+          <w:i/>
+          <w:iCs w:val="0"/>
+        </w:rPr>
+        <w:instrText xml:space="preserve"> SEQ Obr. \* ARABIC </w:instrText>
+      </w:r>
+      <w:r>
+        <w:rPr>
+          <w:i/>
+          <w:iCs w:val="0"/>
+        </w:rPr>
+        <w:fldChar w:fldCharType="separate"/>
+      </w:r>
+      <w:r>
+        <w:rPr>
+          <w:i/>
+          <w:iCs w:val="0"/>
+          <w:noProof/>
+        </w:rPr>
+        <w:t>18</w:t>
+      </w:r>
+      <w:r>
+        <w:rPr>
+          <w:i/>
+          <w:iCs w:val="0"/>
+        </w:rPr>
+        <w:fldChar w:fldCharType="end"/>
+      </w:r>
+      <w:r>
+        <w:rPr>
+          <w:i/>
+          <w:iCs w:val="0"/>
+        </w:rPr>
+        <w:t>: Struktura backendu</w:t>
+      </w:r>
+    </w:p>
+    <w:p>
+      <w:pPr>
+        <w:jc w:val="center"/>
+        <w:rPr>
+          <w:i/>
+        </w:rPr>
+      </w:pPr>
+      <w:r>
+        <w:rPr>
+          <w:i/>
+        </w:rPr>
+        <w:t>Zdroj: vlastní</w:t>
+      </w:r>
+    </w:p>
+    <w:p>
+      <w:pPr>
+        <w:pStyle w:val="Nadpis3"/>
+      </w:pPr>
+      <w:r>
+        <w:lastRenderedPageBreak/>
+        <w:t xml:space="preserve">Získávání dat </w:t>
+      </w:r>
+    </w:p>
+    <w:p>
+      <w:r>
+        <w:t xml:space="preserve">Komunikace mezi </w:t>
+      </w:r>
+      <w:proofErr w:type="spellStart"/>
+      <w:r>
+        <w:t>frontendovou</w:t>
+      </w:r>
+      <w:proofErr w:type="spellEnd"/>
+      <w:r>
+        <w:t xml:space="preserve"> a </w:t>
+      </w:r>
+      <w:proofErr w:type="spellStart"/>
+      <w:r>
+        <w:t>backendovou</w:t>
+      </w:r>
+      <w:proofErr w:type="spellEnd"/>
+      <w:r>
+        <w:t xml:space="preserve"> částí aplikace je realizována prostřednictvím REST API. Backend postaven na Node.js s frameworkem Express.js vystavuje sadu </w:t>
+      </w:r>
+      <w:proofErr w:type="spellStart"/>
+      <w:r>
+        <w:t>endpointů</w:t>
+      </w:r>
+      <w:proofErr w:type="spellEnd"/>
+      <w:r>
+        <w:t xml:space="preserve"> organizovaných podle jednotlivých zdrojů (</w:t>
+      </w:r>
+      <w:proofErr w:type="spellStart"/>
+      <w:r>
+        <w:t>resources</w:t>
+      </w:r>
+      <w:proofErr w:type="spellEnd"/>
+      <w:r>
+        <w:t>). Každý zdroj má vlastní router umístěný v samostatném souboru, přičemž HTTP metody GET, POST, PUT a DELETE odpovídají operacím čtení, vytváření, úpravy a mazání dat. Přenos dat probíhá ve formátu JSON. Autentizace je řešena pomocí JWT tokenu předávaného v hlavičce každého požadavku.</w:t>
+      </w:r>
+    </w:p>
+    <w:p>
+      <w:r>
+        <w:drawing>
+          <wp:inline distT="0" distB="0" distL="0" distR="0" wp14:anchorId="04590C5C" wp14:editId="312B536B">
+            <wp:extent cx="5399405" cy="1932305"/>
+            <wp:effectExtent l="0" t="0" r="0" b="0"/>
+            <wp:docPr id="1405460977" name="Obrázek 1" descr="Obsah obrázku text, snímek obrazovky, Písmo, číslo&#10;&#10;Obsah generovaný pomocí AI může být nesprávný."/>
+            <wp:cNvGraphicFramePr>
+              <a:graphicFrameLocks xmlns:a="http://schemas.openxmlformats.org/drawingml/2006/main" noChangeAspect="1"/>
+            </wp:cNvGraphicFramePr>
+            <a:graphic xmlns:a="http://schemas.openxmlformats.org/drawingml/2006/main">
+              <a:graphicData uri="http://schemas.openxmlformats.org/drawingml/2006/picture">
+                <pic:pic xmlns:pic="http://schemas.openxmlformats.org/drawingml/2006/picture">
+                  <pic:nvPicPr>
+                    <pic:cNvPr id="1405460977" name="Obrázek 1" descr="Obsah obrázku text, snímek obrazovky, Písmo, číslo&#10;&#10;Obsah generovaný pomocí AI může být nesprávný."/>
+                    <pic:cNvPicPr/>
+                  </pic:nvPicPr>
+                  <pic:blipFill>
+                    <a:blip r:embed="rId41"/>
+                    <a:stretch>
+                      <a:fillRect/>
+                    </a:stretch>
+                  </pic:blipFill>
+                  <pic:spPr>
+                    <a:xfrm>
+                      <a:off x="0" y="0"/>
+                      <a:ext cx="5399405" cy="1932305"/>
+                    </a:xfrm>
+                    <a:prstGeom prst="rect">
+                      <a:avLst/>
+                    </a:prstGeom>
+                  </pic:spPr>
+                </pic:pic>
+              </a:graphicData>
+            </a:graphic>
+          </wp:inline>
+        </w:drawing>
       </w:r>
     </w:p>
     <w:p/>
@@ -7530,7 +9255,7 @@
       <w:r>
         <w:t>. Online. 2024. Dostupné z: </w:t>
       </w:r>
-      <w:hyperlink r:id="rId35" w:history="1">
+      <w:hyperlink r:id="rId42" w:history="1">
         <w:r>
           <w:rPr>
             <w:rStyle w:val="Hypertextovodkaz"/>
@@ -7556,7 +9281,7 @@
       <w:r>
         <w:t xml:space="preserve">, T. The World Wide Web. Online. 1991. Dostupné z: </w:t>
       </w:r>
-      <w:hyperlink r:id="rId36" w:history="1">
+      <w:hyperlink r:id="rId43" w:history="1">
         <w:r>
           <w:rPr>
             <w:rStyle w:val="Hypertextovodkaz"/>
@@ -7582,7 +9307,7 @@
       <w:r>
         <w:t>. Online. 2024. Dostupné z: </w:t>
       </w:r>
-      <w:hyperlink r:id="rId37" w:history="1">
+      <w:hyperlink r:id="rId44" w:history="1">
         <w:r>
           <w:rPr>
             <w:rStyle w:val="Hypertextovodkaz"/>
@@ -7608,7 +9333,7 @@
       <w:r>
         <w:t>. Online. 2016. Dostupné z: </w:t>
       </w:r>
-      <w:hyperlink r:id="rId38" w:history="1">
+      <w:hyperlink r:id="rId45" w:history="1">
         <w:r>
           <w:rPr>
             <w:rStyle w:val="Hypertextovodkaz"/>
@@ -7634,7 +9359,7 @@
       <w:r>
         <w:t>. Online. HTTPS://WWW.WORLDTAEKWONDO.CZ/CZ/O-TAEKWONDO-CO-JE-TO-TAEKWONDO.HTML. Český svaz Taekwondo. 2024. Dostupné z: </w:t>
       </w:r>
-      <w:hyperlink r:id="rId39" w:history="1">
+      <w:hyperlink r:id="rId46" w:history="1">
         <w:r>
           <w:rPr>
             <w:rStyle w:val="Hypertextovodkaz"/>
@@ -7660,7 +9385,7 @@
       <w:r>
         <w:t>. Online. 2016. Dostupné z: </w:t>
       </w:r>
-      <w:hyperlink r:id="rId40" w:history="1">
+      <w:hyperlink r:id="rId47" w:history="1">
         <w:r>
           <w:rPr>
             <w:rStyle w:val="Hypertextovodkaz"/>
@@ -7689,7 +9414,7 @@
       <w:r>
         <w:t>. 2023, roč. 2023, č. 12, s. 1. Dostupné z: </w:t>
       </w:r>
-      <w:hyperlink r:id="rId41" w:history="1">
+      <w:hyperlink r:id="rId48" w:history="1">
         <w:r>
           <w:rPr>
             <w:rStyle w:val="Hypertextovodkaz"/>
@@ -7715,7 +9440,7 @@
       <w:r>
         <w:t xml:space="preserve">, D., &amp; Ellis-Chadwick, F. Digital Marketing. Online. 2022. Dostupné z: </w:t>
       </w:r>
-      <w:hyperlink r:id="rId42" w:history="1">
+      <w:hyperlink r:id="rId49" w:history="1">
         <w:r>
           <w:rPr>
             <w:rStyle w:val="Hypertextovodkaz"/>
@@ -7741,7 +9466,7 @@
       <w:r>
         <w:t xml:space="preserve">, E. Responsive Web Design. Online. 2010. Dostupné z: </w:t>
       </w:r>
-      <w:hyperlink r:id="rId43" w:history="1">
+      <w:hyperlink r:id="rId50" w:history="1">
         <w:r>
           <w:rPr>
             <w:rStyle w:val="Hypertextovodkaz"/>
@@ -7767,7 +9492,7 @@
       <w:r>
         <w:t xml:space="preserve">. Online. 2024. Dostupné z: </w:t>
       </w:r>
-      <w:hyperlink r:id="rId44" w:tgtFrame="_new" w:history="1">
+      <w:hyperlink r:id="rId51" w:tgtFrame="_new" w:history="1">
         <w:r>
           <w:rPr>
             <w:rStyle w:val="Hypertextovodkaz"/>
@@ -7793,7 +9518,7 @@
       <w:r>
         <w:t>. Online. 2016. Dostupné z: </w:t>
       </w:r>
-      <w:hyperlink r:id="rId45" w:history="1">
+      <w:hyperlink r:id="rId52" w:history="1">
         <w:r>
           <w:rPr>
             <w:rStyle w:val="Hypertextovodkaz"/>
@@ -7819,7 +9544,7 @@
       <w:r>
         <w:t>. Online. 2009. Dostupné z: </w:t>
       </w:r>
-      <w:hyperlink r:id="rId46" w:history="1">
+      <w:hyperlink r:id="rId53" w:history="1">
         <w:r>
           <w:rPr>
             <w:rStyle w:val="Hypertextovodkaz"/>
@@ -7845,7 +9570,7 @@
       <w:r>
         <w:t xml:space="preserve">, T. What Is Web 2.0. Online. 2005. Dostupné z: </w:t>
       </w:r>
-      <w:hyperlink r:id="rId47" w:history="1">
+      <w:hyperlink r:id="rId54" w:history="1">
         <w:r>
           <w:rPr>
             <w:rStyle w:val="Hypertextovodkaz"/>
@@ -7871,7 +9596,7 @@
       <w:r>
         <w:t xml:space="preserve">. OWASP Top Ten. Online. 2024. Dostupné z: </w:t>
       </w:r>
-      <w:hyperlink r:id="rId48" w:history="1">
+      <w:hyperlink r:id="rId55" w:history="1">
         <w:r>
           <w:rPr>
             <w:rStyle w:val="Hypertextovodkaz"/>
@@ -7897,7 +9622,7 @@
       <w:r>
         <w:t>. Online. 2016. Dostupné z: </w:t>
       </w:r>
-      <w:hyperlink r:id="rId49" w:history="1">
+      <w:hyperlink r:id="rId56" w:history="1">
         <w:r>
           <w:rPr>
             <w:rStyle w:val="Hypertextovodkaz"/>
@@ -7923,7 +9648,7 @@
       <w:r>
         <w:t>. Online. 2013. Dostupné z: </w:t>
       </w:r>
-      <w:hyperlink r:id="rId50" w:history="1">
+      <w:hyperlink r:id="rId57" w:history="1">
         <w:r>
           <w:rPr>
             <w:rStyle w:val="Hypertextovodkaz"/>
@@ -7949,7 +9674,7 @@
       <w:r>
         <w:t>. Online. 2024. Dostupné z: </w:t>
       </w:r>
-      <w:hyperlink r:id="rId51" w:history="1">
+      <w:hyperlink r:id="rId58" w:history="1">
         <w:r>
           <w:rPr>
             <w:rStyle w:val="Hypertextovodkaz"/>
@@ -7975,7 +9700,7 @@
       <w:r>
         <w:t xml:space="preserve">. The Transport Layer Security (TLS) Protocol. Online. 2008. Dostupné z: </w:t>
       </w:r>
-      <w:hyperlink r:id="rId52" w:history="1">
+      <w:hyperlink r:id="rId59" w:history="1">
         <w:r>
           <w:rPr>
             <w:rStyle w:val="Hypertextovodkaz"/>
@@ -8001,7 +9726,7 @@
       <w:r>
         <w:t xml:space="preserve">, B. Artificial Intelligence in web Development. Online. 2023. Dostupné z: </w:t>
       </w:r>
-      <w:hyperlink r:id="rId53" w:history="1">
+      <w:hyperlink r:id="rId60" w:history="1">
         <w:r>
           <w:rPr>
             <w:rStyle w:val="Hypertextovodkaz"/>
@@ -8028,7 +9753,7 @@
       <w:r>
         <w:t>. Online. 2024. Dostupné z: </w:t>
       </w:r>
-      <w:hyperlink r:id="rId54" w:history="1">
+      <w:hyperlink r:id="rId61" w:history="1">
         <w:r>
           <w:rPr>
             <w:rStyle w:val="Hypertextovodkaz"/>
@@ -8054,7 +9779,7 @@
       <w:r>
         <w:t>. Online. 2024. Dostupné z: </w:t>
       </w:r>
-      <w:hyperlink r:id="rId55" w:history="1">
+      <w:hyperlink r:id="rId62" w:history="1">
         <w:r>
           <w:rPr>
             <w:rStyle w:val="Hypertextovodkaz"/>
@@ -8080,7 +9805,7 @@
       <w:r>
         <w:t xml:space="preserve">. HTML and Web Standards. Online. 2024. Dostupné z: </w:t>
       </w:r>
-      <w:hyperlink r:id="rId56" w:history="1">
+      <w:hyperlink r:id="rId63" w:history="1">
         <w:r>
           <w:rPr>
             <w:rStyle w:val="Hypertextovodkaz"/>
@@ -8093,7 +9818,7 @@
       </w:r>
     </w:p>
     <w:sectPr>
-      <w:footerReference w:type="default" r:id="rId57"/>
+      <w:footerReference w:type="default" r:id="rId64"/>
       <w:pgSz w:w="11906" w:h="16838"/>
       <w:pgMar w:top="1418" w:right="1418" w:bottom="1418" w:left="1985" w:header="709" w:footer="709" w:gutter="0"/>
       <w:cols w:space="708"/>
@@ -13595,7 +15320,6 @@
   <w:style w:type="character" w:default="1" w:styleId="Standardnpsmoodstavce">
     <w:name w:val="Default Paragraph Font"/>
     <w:uiPriority w:val="1"/>
-    <w:semiHidden/>
     <w:unhideWhenUsed/>
   </w:style>
   <w:style w:type="table" w:default="1" w:styleId="Normlntabulka">
@@ -14583,6 +16307,7 @@
     <w:rsid w:val="005B74A1"/>
     <w:rsid w:val="005D768A"/>
     <w:rsid w:val="00604492"/>
+    <w:rsid w:val="00667E7A"/>
     <w:rsid w:val="00684E0D"/>
     <w:rsid w:val="006944B7"/>
     <w:rsid w:val="006A772E"/>
@@ -14609,6 +16334,7 @@
     <w:rsid w:val="00B9668D"/>
     <w:rsid w:val="00BD304C"/>
     <w:rsid w:val="00BE008A"/>
+    <w:rsid w:val="00C0644A"/>
     <w:rsid w:val="00C576BC"/>
     <w:rsid w:val="00C75662"/>
     <w:rsid w:val="00C91DEC"/>
@@ -15391,9 +17117,7 @@
 </file>
 
 <file path=customXml/item3.xml><?xml version="1.0" encoding="utf-8"?>
-<p:properties xmlns:p="http://schemas.microsoft.com/office/2006/metadata/properties" xmlns:xsi="http://www.w3.org/2001/XMLSchema-instance" xmlns:pc="http://schemas.microsoft.com/office/infopath/2007/PartnerControls">
-  <documentManagement/>
-</p:properties>
+<b:Sources xmlns:b="http://schemas.openxmlformats.org/officeDocument/2006/bibliography" xmlns="http://schemas.openxmlformats.org/officeDocument/2006/bibliography" SelectedStyle="\APASixthEditionOfficeOnline.xsl" StyleName="APA" Version="6"/>
 </file>
 
 <file path=customXml/item4.xml><?xml version="1.0" encoding="utf-8"?>
@@ -15529,7 +17253,9 @@
 </file>
 
 <file path=customXml/item5.xml><?xml version="1.0" encoding="utf-8"?>
-<b:Sources xmlns:b="http://schemas.openxmlformats.org/officeDocument/2006/bibliography" xmlns="http://schemas.openxmlformats.org/officeDocument/2006/bibliography" SelectedStyle="\APASixthEditionOfficeOnline.xsl" StyleName="APA" Version="6"/>
+<p:properties xmlns:p="http://schemas.microsoft.com/office/2006/metadata/properties" xmlns:xsi="http://www.w3.org/2001/XMLSchema-instance" xmlns:pc="http://schemas.microsoft.com/office/infopath/2007/PartnerControls">
+  <documentManagement/>
+</p:properties>
 </file>
 
 <file path=customXml/itemProps1.xml><?xml version="1.0" encoding="utf-8"?>
@@ -15549,10 +17275,9 @@
 </file>
 
 <file path=customXml/itemProps3.xml><?xml version="1.0" encoding="utf-8"?>
-<ds:datastoreItem xmlns:ds="http://schemas.openxmlformats.org/officeDocument/2006/customXml" ds:itemID="{EDE7D767-2E0D-494D-8433-FAEBD4A37F8E}">
+<ds:datastoreItem xmlns:ds="http://schemas.openxmlformats.org/officeDocument/2006/customXml" ds:itemID="{016BB16A-1E0F-4115-AADC-10D5070CD6B8}">
   <ds:schemaRefs>
-    <ds:schemaRef ds:uri="http://schemas.microsoft.com/office/2006/metadata/properties"/>
-    <ds:schemaRef ds:uri="http://schemas.microsoft.com/office/infopath/2007/PartnerControls"/>
+    <ds:schemaRef ds:uri="http://schemas.openxmlformats.org/officeDocument/2006/bibliography"/>
   </ds:schemaRefs>
 </ds:datastoreItem>
 </file>
@@ -15576,9 +17301,10 @@
 </file>
 
 <file path=customXml/itemProps5.xml><?xml version="1.0" encoding="utf-8"?>
-<ds:datastoreItem xmlns:ds="http://schemas.openxmlformats.org/officeDocument/2006/customXml" ds:itemID="{016BB16A-1E0F-4115-AADC-10D5070CD6B8}">
+<ds:datastoreItem xmlns:ds="http://schemas.openxmlformats.org/officeDocument/2006/customXml" ds:itemID="{EDE7D767-2E0D-494D-8433-FAEBD4A37F8E}">
   <ds:schemaRefs>
-    <ds:schemaRef ds:uri="http://schemas.openxmlformats.org/officeDocument/2006/bibliography"/>
+    <ds:schemaRef ds:uri="http://schemas.microsoft.com/office/2006/metadata/properties"/>
+    <ds:schemaRef ds:uri="http://schemas.microsoft.com/office/infopath/2007/PartnerControls"/>
   </ds:schemaRefs>
 </ds:datastoreItem>
 </file>
--- a/bp_svobo229_v2.docx
+++ b/bp_svobo229_v2.docx
@@ -510,7 +510,7 @@
           <v:shape id="_x0000_i1025" type="#_x0000_t75" style="width:446.25pt;height:478.7pt" o:ole="">
             <v:imagedata r:id="rId12" o:title=""/>
           </v:shape>
-          <o:OLEObject Type="Embed" ProgID="Word.Document.12" ShapeID="_x0000_i1025" DrawAspect="Content" ObjectID="_1833477119" r:id="rId13">
+          <o:OLEObject Type="Embed" ProgID="Word.Document.12" ShapeID="_x0000_i1025" DrawAspect="Content" ObjectID="_1833529856" r:id="rId13">
             <o:FieldCodes>\s</o:FieldCodes>
           </o:OLEObject>
         </w:object>
@@ -6663,6 +6663,9 @@
         <w:jc w:val="center"/>
       </w:pPr>
       <w:r>
+        <w:rPr>
+          <w:noProof/>
+        </w:rPr>
         <w:drawing>
           <wp:inline distT="0" distB="0" distL="0" distR="0" wp14:anchorId="7F19650A" wp14:editId="5C631017">
             <wp:extent cx="4652387" cy="4543505"/>
@@ -6827,10 +6830,7 @@
     </w:p>
     <w:p>
       <w:r>
-        <w:t>Nové řešení bude obsahovat 3 typy uživatelských účtů. Každý typ bude mít své pravomoce na základě kterých bude moci s nově navrženým systémem interagovat. Mezi tyto role patří administrátor, trenér, závodník. S webovou stránkou bude moci interagovat i běžný návštěvník, avšak nebude mít přístup do administrace či nebude mít možnost přihlašovat se na různé turnaje nebo zkoušky. Definování uživatelských rolí je velmi důležitým aspektem, který slouží k jasnému stanovení pravomocí a možností jednotlivých uživatelů a díky jemuž nebudou mít neoprávněné uživatelské účty přístup do administrace</w:t>
-      </w:r>
-      <w:r>
-        <w:t>.</w:t>
+        <w:t>Nové řešení bude obsahovat 3 typy uživatelských účtů. Každý typ bude mít své pravomoce na základě kterých bude moci s nově navrženým systémem interagovat. Mezi tyto role patří administrátor, trenér, závodník. S webovou stránkou bude moci interagovat i běžný návštěvník, avšak nebude mít přístup do administrace či nebude mít možnost přihlašovat se na různé turnaje nebo zkoušky. Definování uživatelských rolí je velmi důležitým aspektem, který slouží k jasnému stanovení pravomocí a možností jednotlivých uživatelů a díky jemuž nebudou mít neoprávněné uživatelské účty přístup do administrace.</w:t>
       </w:r>
     </w:p>
     <w:p/>
@@ -6900,15 +6900,7 @@
         <w:t xml:space="preserve">Pro správnou funkcionalitu webových stránek je potřeba navrhnout kvalitní a dobře strukturovanou databázi, která bude popsána v této sekci. Pro samotný návrh jsem využíval webovou </w:t>
       </w:r>
       <w:r>
-        <w:t xml:space="preserve">stránku </w:t>
-      </w:r>
-      <w:proofErr w:type="spellStart"/>
-      <w:r>
-        <w:t>dbdiagram</w:t>
-      </w:r>
-      <w:proofErr w:type="spellEnd"/>
-      <w:r>
-        <w:t>, ve které jsem si specifikoval všechny potřebné entity a vazby mezi nimi.</w:t>
+        <w:t>stránku dbdiagram, ve které jsem si specifikoval všechny potřebné entity a vazby mezi nimi.</w:t>
       </w:r>
       <w:r>
         <w:t xml:space="preserve"> Databáze je implementována v relačním databázovém systému MySQL a obsahuje celkem 14 tabulek, které jsou vzájemně provázány pomocí cizích klíčů.</w:t>
@@ -6923,343 +6915,161 @@
       </w:r>
     </w:p>
     <w:p>
-      <w:proofErr w:type="spellStart"/>
       <w:r>
         <w:rPr>
           <w:b/>
           <w:bCs/>
         </w:rPr>
-        <w:t>Fighters</w:t>
-      </w:r>
-      <w:proofErr w:type="spellEnd"/>
-      <w:r>
+        <w:t>Fighters – závodníci</w:t>
+      </w:r>
+    </w:p>
+    <w:p>
+      <w:r>
+        <w:t xml:space="preserve">Tabulka fighters představuje centrální entitu celého systému a uchovává informace o všech závodnících oddílu. Každý záznam obsahuje základní osobní údaje jako jméno (name), příjmení (surname) a datum narození (birth). Dále jsou zde uloženy </w:t>
+      </w:r>
+      <w:r>
+        <w:t>záznamy týkající se úspěchů závodníků</w:t>
+      </w:r>
+      <w:r>
+        <w:t xml:space="preserve"> – cizí klíč belts_id odkazující na aktuální technický stupeň závodníka, category_id určující věkovou kategorii a actual_weight_category reprezentující aktuální váhovou kategorii závodníka v kilogramech.</w:t>
+      </w:r>
+    </w:p>
+    <w:p>
+      <w:r>
+        <w:t xml:space="preserve">Tabulka také obsahuje booleovské </w:t>
+      </w:r>
+      <w:r>
+        <w:t>hodnoty</w:t>
+      </w:r>
+      <w:r>
+        <w:t xml:space="preserve"> best a legend, které slouží k označení výjimečných závodníků zobrazovaných na veřejné části webu, a </w:t>
+      </w:r>
+      <w:r>
+        <w:t>stav</w:t>
+      </w:r>
+      <w:r>
+        <w:t xml:space="preserve"> active určující, zda je závodník aktuálně aktivním členem oddílu</w:t>
+      </w:r>
+      <w:r>
+        <w:t xml:space="preserve"> či nikoliv</w:t>
+      </w:r>
+      <w:r>
+        <w:t>. Sloupec img_path uchovává cestu k profilové fotografii závodníka.</w:t>
+      </w:r>
+    </w:p>
+    <w:p/>
+    <w:p>
+      <w:pPr>
         <w:rPr>
           <w:b/>
           <w:bCs/>
         </w:rPr>
-        <w:t xml:space="preserve"> – závodníci</w:t>
-      </w:r>
-    </w:p>
-    <w:p>
-      <w:r>
-        <w:t xml:space="preserve">Tabulka </w:t>
-      </w:r>
-      <w:proofErr w:type="spellStart"/>
-      <w:r>
-        <w:t>fighters</w:t>
-      </w:r>
-      <w:proofErr w:type="spellEnd"/>
-      <w:r>
-        <w:t xml:space="preserve"> představuje centrální entitu celého systému a uchovává informace o všech závodnících oddílu. Každý záznam obsahuje základní osobní údaje jako jméno (</w:t>
-      </w:r>
-      <w:proofErr w:type="spellStart"/>
-      <w:r>
-        <w:t>name</w:t>
-      </w:r>
-      <w:proofErr w:type="spellEnd"/>
-      <w:r>
-        <w:t>), příjmení (</w:t>
-      </w:r>
-      <w:proofErr w:type="spellStart"/>
-      <w:r>
-        <w:t>surname</w:t>
-      </w:r>
-      <w:proofErr w:type="spellEnd"/>
-      <w:r>
-        <w:t>) a datum narození (</w:t>
-      </w:r>
-      <w:proofErr w:type="spellStart"/>
-      <w:r>
-        <w:t>birth</w:t>
-      </w:r>
-      <w:proofErr w:type="spellEnd"/>
-      <w:r>
-        <w:t xml:space="preserve">). Dále jsou zde uloženy </w:t>
-      </w:r>
-      <w:r>
-        <w:t>záznamy týkající se úspěchů závodníků</w:t>
-      </w:r>
-      <w:r>
-        <w:t xml:space="preserve"> – cizí klíč </w:t>
-      </w:r>
-      <w:proofErr w:type="spellStart"/>
-      <w:r>
-        <w:t>belts_id</w:t>
-      </w:r>
-      <w:proofErr w:type="spellEnd"/>
-      <w:r>
-        <w:t xml:space="preserve"> odkazující na aktuální technický stupeň závodníka, </w:t>
-      </w:r>
-      <w:proofErr w:type="spellStart"/>
-      <w:r>
-        <w:t>category_id</w:t>
-      </w:r>
-      <w:proofErr w:type="spellEnd"/>
-      <w:r>
-        <w:t xml:space="preserve"> určující věkovou kategorii a </w:t>
-      </w:r>
-      <w:proofErr w:type="spellStart"/>
-      <w:r>
-        <w:t>actual_weight_category</w:t>
-      </w:r>
-      <w:proofErr w:type="spellEnd"/>
-      <w:r>
-        <w:t xml:space="preserve"> reprezentující aktuální váhovou kategorii závodníka v kilogramech.</w:t>
-      </w:r>
-    </w:p>
-    <w:p>
-      <w:r>
-        <w:t xml:space="preserve">Tabulka také obsahuje booleovské </w:t>
-      </w:r>
-      <w:r>
-        <w:t>hodnoty</w:t>
-      </w:r>
-      <w:r>
-        <w:t xml:space="preserve"> </w:t>
-      </w:r>
-      <w:proofErr w:type="spellStart"/>
-      <w:r>
-        <w:t>best</w:t>
-      </w:r>
-      <w:proofErr w:type="spellEnd"/>
-      <w:r>
-        <w:t xml:space="preserve"> a legend, které slouží k označení výjimečných závodníků zobrazovaných na veřejné části webu, a </w:t>
-      </w:r>
-      <w:r>
-        <w:t>stav</w:t>
-      </w:r>
-      <w:r>
-        <w:t xml:space="preserve"> </w:t>
-      </w:r>
-      <w:proofErr w:type="spellStart"/>
-      <w:r>
-        <w:t>active</w:t>
-      </w:r>
-      <w:proofErr w:type="spellEnd"/>
-      <w:r>
-        <w:t xml:space="preserve"> určující, zda je závodník aktuálně aktivním členem oddílu</w:t>
-      </w:r>
-      <w:r>
-        <w:t xml:space="preserve"> či nikoliv</w:t>
-      </w:r>
-      <w:r>
-        <w:t xml:space="preserve">. Sloupec </w:t>
-      </w:r>
-      <w:proofErr w:type="spellStart"/>
-      <w:r>
-        <w:t>img_path</w:t>
-      </w:r>
-      <w:proofErr w:type="spellEnd"/>
-      <w:r>
-        <w:t xml:space="preserve"> uchovává cestu k profilové fotografii závodníka.</w:t>
-      </w:r>
-    </w:p>
-    <w:p/>
-    <w:p>
-      <w:pPr>
+      </w:pPr>
+      <w:r>
         <w:rPr>
           <w:b/>
           <w:bCs/>
         </w:rPr>
-      </w:pPr>
-      <w:proofErr w:type="spellStart"/>
+        <w:t>Belts – pásky</w:t>
+      </w:r>
+    </w:p>
+    <w:p>
+      <w:r>
+        <w:t xml:space="preserve">Tabulka belts </w:t>
+      </w:r>
+      <w:r>
+        <w:t>obsahuje všechny</w:t>
+      </w:r>
+      <w:r>
+        <w:t xml:space="preserve"> dostupné technické stupně v </w:t>
+      </w:r>
+      <w:r>
+        <w:t>Taekwodnu</w:t>
+      </w:r>
+      <w:r>
+        <w:t xml:space="preserve">, od </w:t>
+      </w:r>
+      <w:r>
+        <w:t>bílého</w:t>
+      </w:r>
+      <w:r>
+        <w:t xml:space="preserve"> pásku přes barevné pásky až po jednotlivé dany černého pásku. Každý stupeň má svůj název (belt_name), označení cupu (cup, např. „8. CUP" nebo „1. DAN"),  cenu zkoušky (price), cestu k obrázku pásku (img_path), doplňující informace (info) a cestu k výukovému videu (video_path). Tabulka je ve vztahu 1:N s tabulkou fighters – jeden technický stupeň může mít více závodníků, ale každý závodník má právě jeden aktuální stupeň.</w:t>
+      </w:r>
+    </w:p>
+    <w:p/>
+    <w:p>
       <w:r>
         <w:rPr>
           <w:b/>
           <w:bCs/>
         </w:rPr>
-        <w:t>Belts</w:t>
-      </w:r>
-      <w:proofErr w:type="spellEnd"/>
+        <w:t>Category – kategorie</w:t>
+      </w:r>
+    </w:p>
+    <w:p>
+      <w:r>
+        <w:t>Tabulka category definuje věkové kategorie závodníků používané v soutěž</w:t>
+      </w:r>
+      <w:r>
+        <w:t>ích</w:t>
+      </w:r>
+      <w:r>
+        <w:t xml:space="preserve"> taekwondo. Každá kategorie je charakterizována názvem (name, např. Youth, Cadet, Junior, Senior, Ultra) a věkovým rozsahem vyjádřeným sloupci min a max. Vztah s tabulkou fighters je opět 1:N – v jedné kategorii může závodit více závodníků, ale každý závodník patří do právě jedné kategorie.</w:t>
+      </w:r>
+    </w:p>
+    <w:p/>
+    <w:p>
       <w:r>
         <w:rPr>
           <w:b/>
           <w:bCs/>
         </w:rPr>
-        <w:t xml:space="preserve"> – pásky</w:t>
-      </w:r>
-    </w:p>
-    <w:p>
-      <w:r>
-        <w:t xml:space="preserve">Tabulka </w:t>
-      </w:r>
-      <w:proofErr w:type="spellStart"/>
-      <w:r>
-        <w:t>belts</w:t>
-      </w:r>
-      <w:proofErr w:type="spellEnd"/>
-      <w:r>
-        <w:t xml:space="preserve"> </w:t>
-      </w:r>
-      <w:r>
-        <w:t>obsahuje všechny</w:t>
-      </w:r>
-      <w:r>
-        <w:t xml:space="preserve"> dostupné technické stupně v </w:t>
-      </w:r>
-      <w:proofErr w:type="spellStart"/>
-      <w:r>
-        <w:t>Taekwodnu</w:t>
-      </w:r>
-      <w:proofErr w:type="spellEnd"/>
-      <w:r>
-        <w:t xml:space="preserve">, od </w:t>
-      </w:r>
-      <w:r>
-        <w:t>bílého</w:t>
-      </w:r>
-      <w:r>
-        <w:t xml:space="preserve"> pásku přes barevné pásky až po jednotlivé dany černého pásku. Každý stupeň má svůj název (</w:t>
-      </w:r>
-      <w:proofErr w:type="spellStart"/>
-      <w:r>
-        <w:t>belt_name</w:t>
-      </w:r>
-      <w:proofErr w:type="spellEnd"/>
-      <w:r>
-        <w:t xml:space="preserve">), označení </w:t>
-      </w:r>
-      <w:proofErr w:type="spellStart"/>
-      <w:r>
-        <w:t>cupu</w:t>
-      </w:r>
-      <w:proofErr w:type="spellEnd"/>
-      <w:r>
-        <w:t xml:space="preserve"> (cup, např. „8. CUP" nebo „1. DAN"</w:t>
-      </w:r>
-      <w:proofErr w:type="gramStart"/>
-      <w:r>
-        <w:t>),  cenu</w:t>
-      </w:r>
-      <w:proofErr w:type="gramEnd"/>
-      <w:r>
-        <w:t xml:space="preserve"> zkoušky (</w:t>
-      </w:r>
-      <w:proofErr w:type="spellStart"/>
-      <w:r>
-        <w:t>price</w:t>
-      </w:r>
-      <w:proofErr w:type="spellEnd"/>
-      <w:r>
-        <w:t>), cestu k obrázku pásku (</w:t>
-      </w:r>
-      <w:proofErr w:type="spellStart"/>
-      <w:r>
-        <w:t>img_path</w:t>
-      </w:r>
-      <w:proofErr w:type="spellEnd"/>
-      <w:r>
-        <w:t>), doplňující informace (</w:t>
-      </w:r>
-      <w:proofErr w:type="spellStart"/>
-      <w:r>
-        <w:t>info</w:t>
-      </w:r>
-      <w:proofErr w:type="spellEnd"/>
-      <w:r>
-        <w:t>) a cestu k výukovému videu (</w:t>
-      </w:r>
-      <w:proofErr w:type="spellStart"/>
-      <w:r>
-        <w:t>video_path</w:t>
-      </w:r>
-      <w:proofErr w:type="spellEnd"/>
-      <w:r>
-        <w:t xml:space="preserve">). Tabulka je ve vztahu </w:t>
-      </w:r>
-      <w:proofErr w:type="gramStart"/>
-      <w:r>
-        <w:t>1:N</w:t>
-      </w:r>
-      <w:proofErr w:type="gramEnd"/>
-      <w:r>
-        <w:t xml:space="preserve"> s tabulkou </w:t>
-      </w:r>
-      <w:proofErr w:type="spellStart"/>
-      <w:r>
-        <w:t>fighters</w:t>
-      </w:r>
-      <w:proofErr w:type="spellEnd"/>
-      <w:r>
-        <w:t xml:space="preserve"> – jeden technický stupeň může mít více závodníků, ale každý závodník má právě jeden aktuální stupeň.</w:t>
+        <w:t>Users – uživatelé</w:t>
+      </w:r>
+    </w:p>
+    <w:p>
+      <w:r>
+        <w:lastRenderedPageBreak/>
+        <w:t>Tabulka users spravuje uživatelské účty systému. Každý uživatel má přihlašovací jméno (login), zahashované heslo (password)</w:t>
+      </w:r>
+      <w:r>
+        <w:t xml:space="preserve"> pomocí byCriptu</w:t>
+      </w:r>
+      <w:r>
+        <w:t>, volitelný e-mail (email) a telefonní číslo (phone). Sloupec role_id určuje oprávnění uživatele v systému a fighter_id umožňuje provázání uživatelského účtu s konkrétním závodníkem. Toto propojení je ve vztahu 1:1 – jeden závodník může mít právě jeden uživatelský účet a jeden uživatelský účet může být přiřazen právě jednomu závodníkovi. Toto provázání umožňuje závodníkům přihlásit se do systému a spravovat vlastní profil nebo</w:t>
+      </w:r>
+      <w:r>
+        <w:t xml:space="preserve"> své</w:t>
+      </w:r>
+      <w:r>
+        <w:t xml:space="preserve"> registrace na turnaje</w:t>
+      </w:r>
+      <w:r>
+        <w:t xml:space="preserve"> či zkoušky</w:t>
+      </w:r>
+      <w:r>
+        <w:t>.</w:t>
       </w:r>
     </w:p>
     <w:p/>
     <w:p>
-      <w:proofErr w:type="spellStart"/>
-      <w:r>
+      <w:pPr>
         <w:rPr>
           <w:b/>
           <w:bCs/>
         </w:rPr>
-        <w:t>Category</w:t>
-      </w:r>
-      <w:proofErr w:type="spellEnd"/>
+      </w:pPr>
       <w:r>
         <w:rPr>
           <w:b/>
           <w:bCs/>
         </w:rPr>
-        <w:t xml:space="preserve"> – kategorie</w:t>
-      </w:r>
-    </w:p>
-    <w:p>
-      <w:r>
-        <w:t xml:space="preserve">Tabulka </w:t>
-      </w:r>
-      <w:proofErr w:type="spellStart"/>
-      <w:r>
-        <w:t>category</w:t>
-      </w:r>
-      <w:proofErr w:type="spellEnd"/>
-      <w:r>
-        <w:t xml:space="preserve"> definuje věkové kategorie závodníků používané v soutěž</w:t>
-      </w:r>
-      <w:r>
-        <w:t>ích</w:t>
-      </w:r>
-      <w:r>
-        <w:t xml:space="preserve"> taekwondo. Každá kategorie je charakterizována názvem (</w:t>
-      </w:r>
-      <w:proofErr w:type="spellStart"/>
-      <w:r>
-        <w:t>name</w:t>
-      </w:r>
-      <w:proofErr w:type="spellEnd"/>
-      <w:r>
-        <w:t xml:space="preserve">, např. </w:t>
-      </w:r>
-      <w:proofErr w:type="spellStart"/>
-      <w:r>
-        <w:t>Youth</w:t>
-      </w:r>
-      <w:proofErr w:type="spellEnd"/>
-      <w:r>
-        <w:t xml:space="preserve">, </w:t>
-      </w:r>
-      <w:proofErr w:type="spellStart"/>
-      <w:r>
-        <w:t>Cadet</w:t>
-      </w:r>
-      <w:proofErr w:type="spellEnd"/>
-      <w:r>
-        <w:t xml:space="preserve">, Junior, Senior, Ultra) a věkovým rozsahem vyjádřeným sloupci min a max. Vztah s tabulkou </w:t>
-      </w:r>
-      <w:proofErr w:type="spellStart"/>
-      <w:r>
-        <w:t>fighters</w:t>
-      </w:r>
-      <w:proofErr w:type="spellEnd"/>
-      <w:r>
-        <w:t xml:space="preserve"> je opět </w:t>
-      </w:r>
-      <w:proofErr w:type="gramStart"/>
-      <w:r>
-        <w:t>1:N</w:t>
-      </w:r>
-      <w:proofErr w:type="gramEnd"/>
-      <w:r>
-        <w:t xml:space="preserve"> – v jedné kategorii může závodit více závodníků, ale každý závodník patří do právě jedné kategorie.</w:t>
+        <w:t>Role</w:t>
+      </w:r>
+    </w:p>
+    <w:p>
+      <w:r>
+        <w:t>Tabulka role definuje role a oprávnění uživatelů v systému. Aktuálně jsou definovány role jako administrátor (admin), trenér (trainer), uživatel (user) a různé třídy trenérů. Vztah s tabulkou users je 1:N – jedna role může být přiřazena více uživatelům, ale každý uživatel má právě jednu roli. Tato tabulka je klíčová pro řízení přístupu k administraci systému.</w:t>
       </w:r>
     </w:p>
     <w:p/>
@@ -7269,477 +7079,179 @@
           <w:b/>
           <w:bCs/>
         </w:rPr>
-        <w:t>Users – uživatelé</w:t>
-      </w:r>
-    </w:p>
-    <w:p>
-      <w:r>
-        <w:lastRenderedPageBreak/>
-        <w:t xml:space="preserve">Tabulka users spravuje uživatelské účty systému. Každý uživatel má přihlašovací jméno (login), </w:t>
-      </w:r>
-      <w:proofErr w:type="spellStart"/>
-      <w:r>
-        <w:t>zahashované</w:t>
-      </w:r>
-      <w:proofErr w:type="spellEnd"/>
-      <w:r>
-        <w:t xml:space="preserve"> heslo (</w:t>
-      </w:r>
-      <w:proofErr w:type="spellStart"/>
-      <w:r>
-        <w:t>password</w:t>
-      </w:r>
-      <w:proofErr w:type="spellEnd"/>
-      <w:r>
-        <w:t>)</w:t>
-      </w:r>
-      <w:r>
-        <w:t xml:space="preserve"> pomocí </w:t>
-      </w:r>
-      <w:proofErr w:type="spellStart"/>
-      <w:r>
-        <w:t>byCriptu</w:t>
-      </w:r>
-      <w:proofErr w:type="spellEnd"/>
-      <w:r>
-        <w:t xml:space="preserve">, volitelný e-mail (email) a telefonní číslo (phone). Sloupec </w:t>
-      </w:r>
-      <w:proofErr w:type="spellStart"/>
-      <w:r>
-        <w:t>role_id</w:t>
-      </w:r>
-      <w:proofErr w:type="spellEnd"/>
-      <w:r>
-        <w:t xml:space="preserve"> určuje oprávnění uživatele v systému a </w:t>
-      </w:r>
-      <w:proofErr w:type="spellStart"/>
-      <w:r>
-        <w:t>fighter_id</w:t>
-      </w:r>
-      <w:proofErr w:type="spellEnd"/>
-      <w:r>
-        <w:t xml:space="preserve"> umožňuje provázání uživatelského účtu s konkrétním závodníkem. Toto propojení je ve vztahu 1:1 – jeden závodník může mít právě jeden uživatelský účet a jeden uživatelský účet může být přiřazen právě jednomu závodníkovi. Toto provázání umožňuje závodníkům přihlásit se do systému a spravovat vlastní profil nebo</w:t>
-      </w:r>
-      <w:r>
-        <w:t xml:space="preserve"> své</w:t>
-      </w:r>
-      <w:r>
-        <w:t xml:space="preserve"> registrace na turnaje</w:t>
-      </w:r>
-      <w:r>
-        <w:t xml:space="preserve"> či zkoušky</w:t>
-      </w:r>
-      <w:r>
-        <w:t>.</w:t>
-      </w:r>
-    </w:p>
-    <w:p/>
-    <w:p>
-      <w:pPr>
+        <w:t>Tournament – turnaje a akce</w:t>
+      </w:r>
+      <w:r>
         <w:rPr>
           <w:b/>
           <w:bCs/>
         </w:rPr>
-      </w:pPr>
-      <w:r>
+        <w:t xml:space="preserve"> </w:t>
+      </w:r>
+    </w:p>
+    <w:p>
+      <w:r>
+        <w:t xml:space="preserve">Tabulka tournament uchovává informace o plánovaných i proběhlých turnajích a soustředěních oddílu. Každý záznam obsahuje název akce (name), místo konání (location), startovné (price), datum začátku a konce (start_date, end_date), datum uzávěrky přihlášek (registrable_date), doplňující informace (info) a cestu k fotografii nebo plakátu akce (img_path). Sloupec type_id odkazuje na typ akce a users_id eviduje, který uživatel akci vytvořil. </w:t>
+      </w:r>
+      <w:r>
+        <w:t xml:space="preserve"> S</w:t>
+      </w:r>
+      <w:r>
+        <w:t xml:space="preserve">loupec google_event_id </w:t>
+      </w:r>
+      <w:r>
+        <w:t>slouží pro interakci a zobrazování turnajů a akcí pomocí integrace</w:t>
+      </w:r>
+      <w:r>
+        <w:t xml:space="preserve"> Google Calendar API.</w:t>
+      </w:r>
+    </w:p>
+    <w:p/>
+    <w:p>
+      <w:pPr>
         <w:rPr>
           <w:b/>
           <w:bCs/>
         </w:rPr>
-        <w:t>Role</w:t>
-      </w:r>
-    </w:p>
-    <w:p>
-      <w:r>
-        <w:t>Tabulka role definuje role a oprávnění uživatelů v systému. Aktuálně jsou definovány role jako administrátor (admin), trenér (</w:t>
-      </w:r>
-      <w:proofErr w:type="spellStart"/>
-      <w:r>
-        <w:t>trainer</w:t>
-      </w:r>
-      <w:proofErr w:type="spellEnd"/>
-      <w:r>
-        <w:t xml:space="preserve">), uživatel (user) a různé třídy trenérů. Vztah s tabulkou users je </w:t>
-      </w:r>
-      <w:proofErr w:type="gramStart"/>
-      <w:r>
-        <w:t>1:N</w:t>
-      </w:r>
-      <w:proofErr w:type="gramEnd"/>
-      <w:r>
-        <w:t xml:space="preserve"> – jedna role může být přiřazena více uživatelům, ale každý uživatel má právě jednu roli. Tato tabulka je klíčová pro řízení přístupu k administraci systému.</w:t>
-      </w:r>
-    </w:p>
-    <w:p/>
-    <w:p>
-      <w:proofErr w:type="spellStart"/>
+      </w:pPr>
       <w:r>
         <w:rPr>
           <w:b/>
           <w:bCs/>
         </w:rPr>
-        <w:t>Tournament</w:t>
-      </w:r>
-      <w:proofErr w:type="spellEnd"/>
-      <w:r>
+        <w:t xml:space="preserve">Type – typy akcí </w:t>
+      </w:r>
+    </w:p>
+    <w:p>
+      <w:r>
+        <w:t>Tabulka type je pomocná tabulka definující typy akcí, například Turnaj nebo Soustředění. Je ve vztahu 1:N s tabulkou tournament – jeden typ může zahrnovat více turnajů.</w:t>
+      </w:r>
+    </w:p>
+    <w:p/>
+    <w:p>
+      <w:pPr>
         <w:rPr>
           <w:b/>
           <w:bCs/>
         </w:rPr>
-        <w:t xml:space="preserve"> – turnaje a akce</w:t>
-      </w:r>
+      </w:pPr>
       <w:r>
         <w:rPr>
           <w:b/>
           <w:bCs/>
         </w:rPr>
-        <w:t xml:space="preserve"> </w:t>
-      </w:r>
-    </w:p>
-    <w:p>
-      <w:r>
-        <w:t xml:space="preserve">Tabulka </w:t>
-      </w:r>
-      <w:proofErr w:type="spellStart"/>
-      <w:r>
-        <w:t>tournament</w:t>
-      </w:r>
-      <w:proofErr w:type="spellEnd"/>
-      <w:r>
-        <w:t xml:space="preserve"> uchovává informace o plánovaných i proběhlých turnajích a soustředěních oddílu. Každý záznam obsahuje název akce (</w:t>
-      </w:r>
-      <w:proofErr w:type="spellStart"/>
-      <w:r>
-        <w:t>name</w:t>
-      </w:r>
-      <w:proofErr w:type="spellEnd"/>
-      <w:r>
-        <w:t>), místo konání (</w:t>
-      </w:r>
-      <w:proofErr w:type="spellStart"/>
-      <w:r>
-        <w:t>location</w:t>
-      </w:r>
-      <w:proofErr w:type="spellEnd"/>
-      <w:r>
-        <w:t>), startovné (</w:t>
-      </w:r>
-      <w:proofErr w:type="spellStart"/>
-      <w:r>
-        <w:t>price</w:t>
-      </w:r>
-      <w:proofErr w:type="spellEnd"/>
-      <w:r>
-        <w:t>), datum začátku a konce (</w:t>
-      </w:r>
-      <w:proofErr w:type="spellStart"/>
-      <w:r>
-        <w:t>start_date</w:t>
-      </w:r>
-      <w:proofErr w:type="spellEnd"/>
-      <w:r>
-        <w:t xml:space="preserve">, </w:t>
-      </w:r>
-      <w:proofErr w:type="spellStart"/>
-      <w:r>
-        <w:t>end_date</w:t>
-      </w:r>
-      <w:proofErr w:type="spellEnd"/>
-      <w:r>
-        <w:t>), datum uzávěrky přihlášek (</w:t>
-      </w:r>
-      <w:proofErr w:type="spellStart"/>
-      <w:r>
-        <w:t>registrable_date</w:t>
-      </w:r>
-      <w:proofErr w:type="spellEnd"/>
-      <w:r>
-        <w:t>), doplňující informace (</w:t>
-      </w:r>
-      <w:proofErr w:type="spellStart"/>
-      <w:r>
-        <w:t>info</w:t>
-      </w:r>
-      <w:proofErr w:type="spellEnd"/>
-      <w:r>
-        <w:t>) a cestu k fotografii nebo plakátu akce (</w:t>
-      </w:r>
-      <w:proofErr w:type="spellStart"/>
-      <w:r>
-        <w:t>img_path</w:t>
-      </w:r>
-      <w:proofErr w:type="spellEnd"/>
-      <w:r>
-        <w:t xml:space="preserve">). Sloupec </w:t>
-      </w:r>
-      <w:proofErr w:type="spellStart"/>
-      <w:r>
-        <w:t>type_id</w:t>
-      </w:r>
-      <w:proofErr w:type="spellEnd"/>
-      <w:r>
-        <w:t xml:space="preserve"> odkazuje na typ akce a </w:t>
-      </w:r>
-      <w:proofErr w:type="spellStart"/>
-      <w:r>
-        <w:t>users_id</w:t>
-      </w:r>
-      <w:proofErr w:type="spellEnd"/>
-      <w:r>
-        <w:t xml:space="preserve"> eviduje, který uživatel akci vytvořil. </w:t>
-      </w:r>
-      <w:r>
-        <w:t xml:space="preserve"> S</w:t>
-      </w:r>
-      <w:r>
-        <w:t xml:space="preserve">loupec </w:t>
-      </w:r>
-      <w:proofErr w:type="spellStart"/>
-      <w:r>
-        <w:t>google_event_id</w:t>
-      </w:r>
-      <w:proofErr w:type="spellEnd"/>
-      <w:r>
-        <w:t xml:space="preserve"> </w:t>
-      </w:r>
-      <w:r>
-        <w:t>slouží pro interakci a zobrazování turnajů a akcí pomocí integrace</w:t>
-      </w:r>
-      <w:r>
-        <w:t xml:space="preserve"> Google </w:t>
-      </w:r>
-      <w:proofErr w:type="spellStart"/>
-      <w:r>
-        <w:t>Calendar</w:t>
-      </w:r>
-      <w:proofErr w:type="spellEnd"/>
-      <w:r>
-        <w:t xml:space="preserve"> API.</w:t>
+        <w:t>Tournament_registration – registrace na turnaje</w:t>
+      </w:r>
+    </w:p>
+    <w:p>
+      <w:r>
+        <w:t>Tabulka tournament_registration realizuje vazební tabulku vztahu M:N mezi závodníky a turnaji. Závodník se může registrovat na více turnajů a jeden turnaj může mít více registrovaných závodníků. Každá registrace obsahuje volitelnou poznámku (note), stav registrace (status) a dosažené umístění (place), které lze vyplnit zpětně po skončení turnaje.</w:t>
       </w:r>
     </w:p>
     <w:p/>
     <w:p>
-      <w:pPr>
+      <w:r>
         <w:rPr>
           <w:b/>
           <w:bCs/>
         </w:rPr>
-      </w:pPr>
-      <w:r>
+        <w:t>Event – aktuality</w:t>
+      </w:r>
+    </w:p>
+    <w:p>
+      <w:r>
+        <w:t>Tabulka event uchovává aktuality a příspěvky zveřejňované na webu oddílu. Každá aktualita má název (title), textový obsah (body), stav (status), datum zveřejnění (date_start), časové razítko poslední úpravy (created_at) a cestu k titulní fotografii (photo). Cizí klíč user_id odkazuje na autora příspěvku. Vztah s tabulkou users je 1:N – jeden uživatel může vytvořit více aktualit.</w:t>
+      </w:r>
+    </w:p>
+    <w:p/>
+    <w:p>
+      <w:pPr>
         <w:rPr>
           <w:b/>
           <w:bCs/>
         </w:rPr>
-        <w:t xml:space="preserve">Type – typy akcí </w:t>
-      </w:r>
-    </w:p>
-    <w:p>
-      <w:r>
-        <w:t xml:space="preserve">Tabulka type je pomocná tabulka definující typy akcí, například Turnaj nebo Soustředění. Je ve vztahu </w:t>
-      </w:r>
-      <w:proofErr w:type="gramStart"/>
-      <w:r>
-        <w:t>1:N</w:t>
-      </w:r>
-      <w:proofErr w:type="gramEnd"/>
-      <w:r>
-        <w:t xml:space="preserve"> s tabulkou </w:t>
-      </w:r>
-      <w:proofErr w:type="spellStart"/>
-      <w:r>
-        <w:t>tournament</w:t>
-      </w:r>
-      <w:proofErr w:type="spellEnd"/>
-      <w:r>
-        <w:t xml:space="preserve"> – jeden typ může zahrnovat více turnajů.</w:t>
-      </w:r>
-    </w:p>
-    <w:p/>
-    <w:p>
-      <w:pPr>
+      </w:pPr>
+      <w:r>
         <w:rPr>
           <w:b/>
           <w:bCs/>
         </w:rPr>
-      </w:pPr>
-      <w:proofErr w:type="spellStart"/>
-      <w:r>
+        <w:lastRenderedPageBreak/>
+        <w:t>Event_photos – fotogalerie aktualit</w:t>
+      </w:r>
+    </w:p>
+    <w:p>
+      <w:r>
+        <w:t>Tabulka event_photos rozšiřuje systém aktualit o podporu více fotografií u jednoho příspěvku. Každý záznam obsahuje cestu k souboru (img_path), pořadí fotografie (sort_order) pro správné zobrazení galerie a cizí klíč event_id odkazující na příslušnou aktualitu. Vazba na tabulku event je definována s kaskádovým mazáním (ON DELETE CASCADE), což zajišťuje, že při smazání aktuality se automaticky odstraní i všechny její fotografie. Vztah je 1:N – jedna aktualita může mít více fotografií.</w:t>
+      </w:r>
+    </w:p>
+    <w:p/>
+    <w:p>
+      <w:pPr>
         <w:rPr>
           <w:b/>
           <w:bCs/>
         </w:rPr>
-        <w:t>Tournament_registration</w:t>
-      </w:r>
-      <w:proofErr w:type="spellEnd"/>
+      </w:pPr>
       <w:r>
         <w:rPr>
           <w:b/>
           <w:bCs/>
         </w:rPr>
-        <w:t xml:space="preserve"> – registrace na turnaje</w:t>
-      </w:r>
-    </w:p>
-    <w:p>
-      <w:r>
-        <w:t xml:space="preserve">Tabulka </w:t>
-      </w:r>
-      <w:proofErr w:type="spellStart"/>
-      <w:r>
-        <w:t>tournament_registration</w:t>
-      </w:r>
-      <w:proofErr w:type="spellEnd"/>
-      <w:r>
-        <w:t xml:space="preserve"> realizuje vazební tabulku vztahu </w:t>
-      </w:r>
-      <w:proofErr w:type="gramStart"/>
-      <w:r>
-        <w:t>M:N</w:t>
-      </w:r>
-      <w:proofErr w:type="gramEnd"/>
-      <w:r>
-        <w:t xml:space="preserve"> mezi závodníky a turnaji. Závodník se může registrovat na více turnajů a jeden turnaj může mít více registrovaných závodníků. Každá registrace obsahuje volitelnou poznámku (</w:t>
-      </w:r>
-      <w:proofErr w:type="spellStart"/>
-      <w:r>
-        <w:t>note</w:t>
-      </w:r>
-      <w:proofErr w:type="spellEnd"/>
-      <w:r>
-        <w:t>), stav registrace (status) a dosažené umístění (place), které lze vyplnit zpětně po skončení turnaje.</w:t>
+        <w:t>Sponsors – sponzoři</w:t>
+      </w:r>
+    </w:p>
+    <w:p>
+      <w:r>
+        <w:t>Tabulka sponsors eviduje sponzory oddílu zobrazované na webu. Každý sponzor má název (sponsor_name), volitelný odkaz na web (url) a cestu k logu (img_path).</w:t>
       </w:r>
     </w:p>
     <w:p/>
     <w:p>
-      <w:r>
+      <w:pPr>
         <w:rPr>
           <w:b/>
           <w:bCs/>
         </w:rPr>
-        <w:t>Event – aktuality</w:t>
-      </w:r>
-    </w:p>
-    <w:p>
-      <w:r>
-        <w:t>Tabulka event uchovává aktuality a příspěvky zveřejňované na webu oddílu. Každá aktualita má název (</w:t>
-      </w:r>
-      <w:proofErr w:type="spellStart"/>
-      <w:r>
-        <w:t>title</w:t>
-      </w:r>
-      <w:proofErr w:type="spellEnd"/>
-      <w:r>
-        <w:t>), textový obsah (body), stav (status), datum zveřejnění (</w:t>
-      </w:r>
-      <w:proofErr w:type="spellStart"/>
-      <w:r>
-        <w:t>date_start</w:t>
-      </w:r>
-      <w:proofErr w:type="spellEnd"/>
-      <w:r>
-        <w:t>), časové razítko poslední úpravy (</w:t>
-      </w:r>
-      <w:proofErr w:type="spellStart"/>
-      <w:r>
-        <w:t>created_at</w:t>
-      </w:r>
-      <w:proofErr w:type="spellEnd"/>
-      <w:r>
-        <w:t>) a cestu k titulní fotografii (</w:t>
-      </w:r>
-      <w:proofErr w:type="spellStart"/>
-      <w:r>
-        <w:t>photo</w:t>
-      </w:r>
-      <w:proofErr w:type="spellEnd"/>
-      <w:r>
-        <w:t xml:space="preserve">). Cizí klíč </w:t>
-      </w:r>
-      <w:proofErr w:type="spellStart"/>
-      <w:r>
-        <w:t>user_id</w:t>
-      </w:r>
-      <w:proofErr w:type="spellEnd"/>
-      <w:r>
-        <w:t xml:space="preserve"> odkazuje na autora příspěvku. Vztah s tabulkou users je </w:t>
-      </w:r>
-      <w:proofErr w:type="gramStart"/>
-      <w:r>
-        <w:t>1:N</w:t>
-      </w:r>
-      <w:proofErr w:type="gramEnd"/>
-      <w:r>
-        <w:t xml:space="preserve"> – jeden uživatel může vytvořit více aktualit.</w:t>
-      </w:r>
-    </w:p>
-    <w:p/>
-    <w:p>
-      <w:pPr>
+      </w:pPr>
+      <w:r>
         <w:rPr>
           <w:b/>
           <w:bCs/>
         </w:rPr>
-      </w:pPr>
-      <w:proofErr w:type="spellStart"/>
-      <w:r>
+        <w:t>Banner</w:t>
+      </w:r>
+    </w:p>
+    <w:p>
+      <w:r>
+        <w:t>Tabulka banner spravuje reklamní bannery zobrazované na úvodní stránce webu. Každý banner má název (banner_name), cestu k obrázku (img_path) a příznak active určující, zda je banner aktuálně zobrazen.</w:t>
+      </w:r>
+    </w:p>
+    <w:p/>
+    <w:p>
+      <w:pPr>
         <w:rPr>
           <w:b/>
           <w:bCs/>
         </w:rPr>
-        <w:lastRenderedPageBreak/>
-        <w:t>Event_photos</w:t>
-      </w:r>
-      <w:proofErr w:type="spellEnd"/>
+      </w:pPr>
       <w:r>
         <w:rPr>
           <w:b/>
           <w:bCs/>
         </w:rPr>
-        <w:t xml:space="preserve"> – fotogalerie aktualit</w:t>
-      </w:r>
-    </w:p>
-    <w:p>
-      <w:r>
-        <w:t xml:space="preserve">Tabulka </w:t>
-      </w:r>
-      <w:proofErr w:type="spellStart"/>
-      <w:r>
-        <w:t>event_photos</w:t>
-      </w:r>
-      <w:proofErr w:type="spellEnd"/>
-      <w:r>
-        <w:t xml:space="preserve"> rozšiřuje systém aktualit o podporu více fotografií u jednoho příspěvku. Každý záznam obsahuje cestu k souboru (</w:t>
-      </w:r>
-      <w:proofErr w:type="spellStart"/>
-      <w:r>
-        <w:t>img_path</w:t>
-      </w:r>
-      <w:proofErr w:type="spellEnd"/>
-      <w:r>
-        <w:t>), pořadí fotografie (</w:t>
-      </w:r>
-      <w:proofErr w:type="spellStart"/>
-      <w:r>
-        <w:t>sort_order</w:t>
-      </w:r>
-      <w:proofErr w:type="spellEnd"/>
-      <w:r>
-        <w:t xml:space="preserve">) pro správné zobrazení galerie a cizí klíč </w:t>
-      </w:r>
-      <w:proofErr w:type="spellStart"/>
-      <w:r>
-        <w:t>event_id</w:t>
-      </w:r>
-      <w:proofErr w:type="spellEnd"/>
-      <w:r>
-        <w:t xml:space="preserve"> odkazující na příslušnou aktualitu. Vazba na tabulku event je definována s kaskádovým mazáním (ON DELETE CASCADE), což zajišťuje, že při smazání aktuality se automaticky odstraní i všechny její fotografie. Vztah je </w:t>
-      </w:r>
-      <w:proofErr w:type="gramStart"/>
-      <w:r>
-        <w:t>1:N</w:t>
-      </w:r>
-      <w:proofErr w:type="gramEnd"/>
-      <w:r>
-        <w:t xml:space="preserve"> – jedna aktualita může mít více fotografií.</w:t>
+        <w:t>Trainings – tréninky</w:t>
+      </w:r>
+    </w:p>
+    <w:p>
+      <w:r>
+        <w:t xml:space="preserve">Tabulka trainings uchovává pravidelný tréninkový rozvrh oddílu. Každý záznam definuje den začátku a konce tréninku (day_start, day_end), typ tréninku (type, např. začátečníci nebo pokročilí) a čas </w:t>
+      </w:r>
+      <w:r>
+        <w:t>začátku i konce</w:t>
+      </w:r>
+      <w:r>
+        <w:t xml:space="preserve"> (time_start, time_end).</w:t>
       </w:r>
     </w:p>
     <w:p/>
@@ -7750,305 +7262,49 @@
           <w:bCs/>
         </w:rPr>
       </w:pPr>
-      <w:proofErr w:type="spellStart"/>
       <w:r>
         <w:rPr>
           <w:b/>
           <w:bCs/>
         </w:rPr>
-        <w:t>Sponsors</w:t>
-      </w:r>
-      <w:proofErr w:type="spellEnd"/>
-      <w:r>
+        <w:t>Subscriber_email – newsletter</w:t>
+      </w:r>
+    </w:p>
+    <w:p>
+      <w:r>
+        <w:t xml:space="preserve">Tabulka subscriber_email spravuje odběratele e-mailového newsletteru. Každý odběratel je identifikován e-mailovou adresou (email), </w:t>
+      </w:r>
+      <w:r>
+        <w:t>zobrazení</w:t>
+      </w:r>
+      <w:r>
+        <w:t xml:space="preserve"> aktivního odběru (active), odkazem na konkrétní novinku (news_id) a ověřovacím tokenem (token) používaným pro potvrzení odběru nebo odhlášení.</w:t>
+      </w:r>
+    </w:p>
+    <w:p/>
+    <w:p>
+      <w:pPr>
         <w:rPr>
           <w:b/>
           <w:bCs/>
         </w:rPr>
-        <w:t xml:space="preserve"> – sponzoři</w:t>
-      </w:r>
-    </w:p>
-    <w:p>
-      <w:r>
-        <w:t xml:space="preserve">Tabulka </w:t>
-      </w:r>
-      <w:proofErr w:type="spellStart"/>
-      <w:r>
-        <w:t>sponsors</w:t>
-      </w:r>
-      <w:proofErr w:type="spellEnd"/>
-      <w:r>
-        <w:t xml:space="preserve"> eviduje sponzory oddílu zobrazované na webu. Každý sponzor má název (</w:t>
-      </w:r>
-      <w:proofErr w:type="spellStart"/>
-      <w:r>
-        <w:t>sponsor_name</w:t>
-      </w:r>
-      <w:proofErr w:type="spellEnd"/>
-      <w:r>
-        <w:t>), volitelný odkaz na web (</w:t>
-      </w:r>
-      <w:proofErr w:type="spellStart"/>
-      <w:r>
-        <w:t>url</w:t>
-      </w:r>
-      <w:proofErr w:type="spellEnd"/>
-      <w:r>
-        <w:t>) a cestu k logu (</w:t>
-      </w:r>
-      <w:proofErr w:type="spellStart"/>
-      <w:r>
-        <w:t>img_path</w:t>
-      </w:r>
-      <w:proofErr w:type="spellEnd"/>
-      <w:r>
-        <w:t>).</w:t>
-      </w:r>
-    </w:p>
-    <w:p/>
-    <w:p>
-      <w:pPr>
+      </w:pPr>
+      <w:r>
         <w:rPr>
           <w:b/>
           <w:bCs/>
         </w:rPr>
-      </w:pPr>
-      <w:r>
-        <w:rPr>
-          <w:b/>
-          <w:bCs/>
-        </w:rPr>
-        <w:t>Banner</w:t>
-      </w:r>
-    </w:p>
-    <w:p>
-      <w:r>
-        <w:t>Tabulka banner spravuje reklamní bannery zobrazované na úvodní stránce webu. Každý banner má název (</w:t>
-      </w:r>
-      <w:proofErr w:type="spellStart"/>
-      <w:r>
-        <w:t>banner_name</w:t>
-      </w:r>
-      <w:proofErr w:type="spellEnd"/>
-      <w:r>
-        <w:t>), cestu k obrázku (</w:t>
-      </w:r>
-      <w:proofErr w:type="spellStart"/>
-      <w:r>
-        <w:t>img_path</w:t>
-      </w:r>
-      <w:proofErr w:type="spellEnd"/>
-      <w:r>
-        <w:t xml:space="preserve">) a příznak </w:t>
-      </w:r>
-      <w:proofErr w:type="spellStart"/>
-      <w:r>
-        <w:t>active</w:t>
-      </w:r>
-      <w:proofErr w:type="spellEnd"/>
-      <w:r>
-        <w:t xml:space="preserve"> určující, zda je banner aktuálně zobrazen.</w:t>
-      </w:r>
-    </w:p>
-    <w:p/>
-    <w:p>
-      <w:pPr>
-        <w:rPr>
-          <w:b/>
-          <w:bCs/>
-        </w:rPr>
-      </w:pPr>
-      <w:proofErr w:type="spellStart"/>
-      <w:r>
-        <w:rPr>
-          <w:b/>
-          <w:bCs/>
-        </w:rPr>
-        <w:t>Trainings</w:t>
-      </w:r>
-      <w:proofErr w:type="spellEnd"/>
-      <w:r>
-        <w:rPr>
-          <w:b/>
-          <w:bCs/>
-        </w:rPr>
-        <w:t xml:space="preserve"> – tréninky</w:t>
-      </w:r>
-    </w:p>
-    <w:p>
-      <w:r>
-        <w:t xml:space="preserve">Tabulka </w:t>
-      </w:r>
-      <w:proofErr w:type="spellStart"/>
-      <w:r>
-        <w:t>trainings</w:t>
-      </w:r>
-      <w:proofErr w:type="spellEnd"/>
-      <w:r>
-        <w:t xml:space="preserve"> uchovává pravidelný tréninkový rozvrh oddílu. Každý záznam definuje den začátku a konce tréninku (</w:t>
-      </w:r>
-      <w:proofErr w:type="spellStart"/>
-      <w:r>
-        <w:t>day_start</w:t>
-      </w:r>
-      <w:proofErr w:type="spellEnd"/>
-      <w:r>
-        <w:t xml:space="preserve">, </w:t>
-      </w:r>
-      <w:proofErr w:type="spellStart"/>
-      <w:r>
-        <w:t>day_end</w:t>
-      </w:r>
-      <w:proofErr w:type="spellEnd"/>
-      <w:r>
-        <w:t xml:space="preserve">), typ tréninku (type, např. začátečníci nebo pokročilí) a čas </w:t>
-      </w:r>
-      <w:r>
-        <w:t>začátku i konce</w:t>
-      </w:r>
-      <w:r>
-        <w:t xml:space="preserve"> (</w:t>
-      </w:r>
-      <w:proofErr w:type="spellStart"/>
-      <w:r>
-        <w:t>time_start</w:t>
-      </w:r>
-      <w:proofErr w:type="spellEnd"/>
-      <w:r>
-        <w:t xml:space="preserve">, </w:t>
-      </w:r>
-      <w:proofErr w:type="spellStart"/>
-      <w:r>
-        <w:t>time_end</w:t>
-      </w:r>
-      <w:proofErr w:type="spellEnd"/>
-      <w:r>
-        <w:t>).</w:t>
-      </w:r>
-    </w:p>
-    <w:p/>
-    <w:p>
-      <w:pPr>
-        <w:rPr>
-          <w:b/>
-          <w:bCs/>
-        </w:rPr>
-      </w:pPr>
-      <w:proofErr w:type="spellStart"/>
-      <w:r>
-        <w:rPr>
-          <w:b/>
-          <w:bCs/>
-        </w:rPr>
-        <w:t>Subscriber_email</w:t>
-      </w:r>
-      <w:proofErr w:type="spellEnd"/>
-      <w:r>
-        <w:rPr>
-          <w:b/>
-          <w:bCs/>
-        </w:rPr>
-        <w:t xml:space="preserve"> – newsletter</w:t>
-      </w:r>
-    </w:p>
-    <w:p>
-      <w:r>
-        <w:t xml:space="preserve">Tabulka </w:t>
-      </w:r>
-      <w:proofErr w:type="spellStart"/>
-      <w:r>
-        <w:t>subscriber_email</w:t>
-      </w:r>
-      <w:proofErr w:type="spellEnd"/>
-      <w:r>
-        <w:t xml:space="preserve"> spravuje odběratele e-mailového newsletteru. Každý odběratel je identifikován e-mailovou adresou (email), </w:t>
-      </w:r>
-      <w:r>
-        <w:t>zobrazení</w:t>
-      </w:r>
-      <w:r>
-        <w:t xml:space="preserve"> aktivního odběru (</w:t>
-      </w:r>
-      <w:proofErr w:type="spellStart"/>
-      <w:r>
-        <w:t>active</w:t>
-      </w:r>
-      <w:proofErr w:type="spellEnd"/>
-      <w:r>
-        <w:t>), odkazem na konkrétní novinku (</w:t>
-      </w:r>
-      <w:proofErr w:type="spellStart"/>
-      <w:r>
-        <w:t>news_id</w:t>
-      </w:r>
-      <w:proofErr w:type="spellEnd"/>
-      <w:r>
-        <w:t>) a ověřovacím tokenem (token) používaným pro potvrzení odběru nebo odhlášení.</w:t>
-      </w:r>
-    </w:p>
-    <w:p/>
-    <w:p>
-      <w:pPr>
-        <w:rPr>
-          <w:b/>
-          <w:bCs/>
-        </w:rPr>
-      </w:pPr>
-      <w:r>
-        <w:rPr>
-          <w:b/>
-          <w:bCs/>
-        </w:rPr>
         <w:t>Relace mezi tabulkami</w:t>
       </w:r>
     </w:p>
     <w:p>
       <w:r>
-        <w:t xml:space="preserve">Databáze využívá standardní typy relací relačního modelu. Vztahy </w:t>
-      </w:r>
-      <w:proofErr w:type="gramStart"/>
-      <w:r>
-        <w:t>1:N</w:t>
-      </w:r>
-      <w:proofErr w:type="gramEnd"/>
-      <w:r>
-        <w:t xml:space="preserve"> jsou nejčastější – například jeden technický stupeň může mít více závodníků, jedna role více uživatelů nebo jedna aktualita více fotografií. Vztah 1:1 je realizován mezi tabulkami users a </w:t>
-      </w:r>
-      <w:proofErr w:type="spellStart"/>
-      <w:r>
-        <w:t>fighters</w:t>
-      </w:r>
-      <w:proofErr w:type="spellEnd"/>
-      <w:r>
-        <w:t xml:space="preserve">, kde každý závodník může mít nejvýše jeden uživatelský účet. Vztah </w:t>
-      </w:r>
-      <w:proofErr w:type="gramStart"/>
-      <w:r>
-        <w:t>M:N</w:t>
-      </w:r>
-      <w:proofErr w:type="gramEnd"/>
-      <w:r>
-        <w:t xml:space="preserve"> je implementován prostřednictvím vazební tabulky </w:t>
-      </w:r>
-      <w:proofErr w:type="spellStart"/>
-      <w:r>
-        <w:t>tournament_registration</w:t>
-      </w:r>
-      <w:proofErr w:type="spellEnd"/>
-      <w:r>
-        <w:t>, která propojuje závodníky s turnaji a umožňuje evidovat jejich přihlášky a výsledky.</w:t>
-      </w:r>
-    </w:p>
-    <w:p>
-      <w:r>
-        <w:t xml:space="preserve">Referenční integrita je vynucována pomocí cizích klíčů s různými strategiemi při mazání záznamů. Tabulka </w:t>
-      </w:r>
-      <w:proofErr w:type="spellStart"/>
-      <w:r>
-        <w:t>event_photos</w:t>
-      </w:r>
-      <w:proofErr w:type="spellEnd"/>
-      <w:r>
-        <w:t xml:space="preserve"> používá kaskádové mazání, zatímco ostatní vazby používají </w:t>
+        <w:t>Databáze využívá standardní typy relací relačního modelu. Vztahy 1:N jsou nejčastější – například jeden technický stupeň může mít více závodníků, jedna role více uživatelů nebo jedna aktualita více fotografií. Vztah 1:1 je realizován mezi tabulkami users a fighters, kde každý závodník může mít nejvýše jeden uživatelský účet. Vztah M:N je implementován prostřednictvím vazební tabulky tournament_registration, která propojuje závodníky s turnaji a umožňuje evidovat jejich přihlášky a výsledky.</w:t>
+      </w:r>
+    </w:p>
+    <w:p>
+      <w:r>
+        <w:t xml:space="preserve">Referenční integrita je vynucována pomocí cizích klíčů s různými strategiemi při mazání záznamů. Tabulka event_photos používá kaskádové mazání, zatímco ostatní vazby používají </w:t>
       </w:r>
       <w:r>
         <w:lastRenderedPageBreak/>
@@ -8060,6 +7316,9 @@
         <w:keepNext/>
       </w:pPr>
       <w:r>
+        <w:rPr>
+          <w:noProof/>
+        </w:rPr>
         <w:drawing>
           <wp:inline distT="0" distB="0" distL="0" distR="0" wp14:anchorId="0A479DE2" wp14:editId="3B987C7F">
             <wp:extent cx="5399405" cy="2806700"/>
@@ -8476,13 +7735,8 @@
         <w:t>Layout</w:t>
       </w:r>
       <w:r>
-        <w:t xml:space="preserve"> – skládá se z částí, které tvoří layout aplikace, patří sem například header, footer, </w:t>
-      </w:r>
-      <w:proofErr w:type="spellStart"/>
-      <w:r>
-        <w:t>container</w:t>
-      </w:r>
-      <w:proofErr w:type="spellEnd"/>
+        <w:t xml:space="preserve"> – skládá se z částí, které tvoří layout aplikace, patří sem například header, footer, container</w:t>
+      </w:r>
     </w:p>
     <w:p>
       <w:pPr>
@@ -8492,21 +7746,11 @@
           <w:numId w:val="42"/>
         </w:numPr>
       </w:pPr>
-      <w:proofErr w:type="spellStart"/>
       <w:r>
         <w:t>Pages</w:t>
       </w:r>
-      <w:proofErr w:type="spellEnd"/>
-      <w:r>
-        <w:t xml:space="preserve"> – obsahuje složky pojmenované po stránkách, kterými aplikace disponuje, každá složka obsahuje unikátní </w:t>
-      </w:r>
-      <w:proofErr w:type="spellStart"/>
-      <w:r>
-        <w:t>componenty</w:t>
-      </w:r>
-      <w:proofErr w:type="spellEnd"/>
-      <w:r>
-        <w:t>, které jsou na dané stránce použité</w:t>
+      <w:r>
+        <w:t xml:space="preserve"> – obsahuje složky pojmenované po stránkách, kterými aplikace disponuje, každá složka obsahuje unikátní componenty, které jsou na dané stránce použité</w:t>
       </w:r>
     </w:p>
     <w:p>
@@ -8517,11 +7761,9 @@
           <w:numId w:val="42"/>
         </w:numPr>
       </w:pPr>
-      <w:proofErr w:type="spellStart"/>
       <w:r>
         <w:t>Utils</w:t>
       </w:r>
-      <w:proofErr w:type="spellEnd"/>
     </w:p>
     <w:p>
       <w:pPr>
@@ -8561,42 +7803,42 @@
       </w:r>
     </w:p>
     <w:p>
-      <w:proofErr w:type="gramStart"/>
       <w:r>
         <w:rPr>
           <w:b/>
           <w:bCs/>
         </w:rPr>
-        <w:t>.</w:t>
-      </w:r>
-      <w:proofErr w:type="spellStart"/>
+        <w:t>.gitignore</w:t>
+      </w:r>
+      <w:r>
+        <w:t xml:space="preserve"> – jsou zde definovány složky a soubory, které nemají být zpracovávány verzovacími systémy jako je například Git</w:t>
+      </w:r>
+      <w:r>
+        <w:t>, typickým příkladem bývá soubor .env ve kterém se nachází citlivé údaje jako jsou API klíče či konfigurace databáze ke které je projekt napojený.</w:t>
+      </w:r>
+    </w:p>
+    <w:p>
       <w:r>
         <w:rPr>
           <w:b/>
           <w:bCs/>
         </w:rPr>
-        <w:t>gitignore</w:t>
-      </w:r>
-      <w:proofErr w:type="spellEnd"/>
-      <w:proofErr w:type="gramEnd"/>
-      <w:r>
-        <w:t xml:space="preserve"> – jsou zde definovány složky a soubory, které nemají být zpracovávány verzovacími systémy jako je například Git</w:t>
-      </w:r>
-      <w:r>
-        <w:t xml:space="preserve">, typickým příkladem bývá </w:t>
-      </w:r>
-      <w:proofErr w:type="gramStart"/>
-      <w:r>
-        <w:t>soubor .</w:t>
-      </w:r>
-      <w:proofErr w:type="spellStart"/>
-      <w:r>
-        <w:t>env</w:t>
-      </w:r>
-      <w:proofErr w:type="spellEnd"/>
-      <w:proofErr w:type="gramEnd"/>
-      <w:r>
-        <w:t xml:space="preserve"> ve kterém se nachází citlivé údaje jako jsou API klíče či konfigurace databáze ke které je projekt napojený.</w:t>
+        <w:t>index.html</w:t>
+      </w:r>
+      <w:r>
+        <w:t xml:space="preserve"> –</w:t>
+      </w:r>
+      <w:r>
+        <w:t xml:space="preserve"> obsahuje</w:t>
+      </w:r>
+      <w:r>
+        <w:t xml:space="preserve"> HTML šablo</w:t>
+      </w:r>
+      <w:r>
+        <w:t>nu</w:t>
+      </w:r>
+      <w:r>
+        <w:t xml:space="preserve"> do které je vkládána React aplikace</w:t>
       </w:r>
     </w:p>
     <w:p>
@@ -8605,22 +7847,13 @@
           <w:b/>
           <w:bCs/>
         </w:rPr>
-        <w:t>index.html</w:t>
-      </w:r>
-      <w:r>
-        <w:t xml:space="preserve"> –</w:t>
-      </w:r>
-      <w:r>
-        <w:t xml:space="preserve"> obsahuje</w:t>
-      </w:r>
-      <w:r>
-        <w:t xml:space="preserve"> HTML šablo</w:t>
-      </w:r>
-      <w:r>
-        <w:t>nu</w:t>
-      </w:r>
-      <w:r>
-        <w:t xml:space="preserve"> do které je vkládána React aplikace</w:t>
+        <w:t>package-lock.json</w:t>
+      </w:r>
+      <w:r>
+        <w:t xml:space="preserve"> – </w:t>
+      </w:r>
+      <w:r>
+        <w:t>generuje se automaticky při každé instalaci a uživatel by do něj neměl vůbec zasahovat</w:t>
       </w:r>
     </w:p>
     <w:p>
@@ -8629,52 +7862,50 @@
           <w:b/>
           <w:bCs/>
         </w:rPr>
-        <w:t>package-</w:t>
-      </w:r>
-      <w:proofErr w:type="gramStart"/>
-      <w:r>
+        <w:t>package.json</w:t>
+      </w:r>
+      <w:r>
+        <w:t xml:space="preserve"> – jsou zde základní informace o projektu a seznam hlavních závislostí </w:t>
+      </w:r>
+    </w:p>
+    <w:p/>
+    <w:p>
+      <w:pPr>
         <w:rPr>
           <w:b/>
           <w:bCs/>
         </w:rPr>
-        <w:t>lock.json</w:t>
-      </w:r>
-      <w:proofErr w:type="gramEnd"/>
-      <w:r>
-        <w:t xml:space="preserve"> – </w:t>
-      </w:r>
-      <w:r>
-        <w:t>generuje se automaticky při každé instalaci a uživatel by do něj neměl vůbec zasahovat</w:t>
-      </w:r>
-    </w:p>
-    <w:p>
-      <w:proofErr w:type="gramStart"/>
+      </w:pPr>
       <w:r>
         <w:rPr>
           <w:b/>
           <w:bCs/>
         </w:rPr>
-        <w:t>package.json</w:t>
-      </w:r>
-      <w:proofErr w:type="gramEnd"/>
-      <w:r>
-        <w:t xml:space="preserve"> – jsou zde základní informace o projektu a seznam hlavních závislostí </w:t>
-      </w:r>
-    </w:p>
-    <w:p/>
-    <w:p>
-      <w:pPr>
+        <w:t>Konfigurační soubory:</w:t>
+      </w:r>
+    </w:p>
+    <w:p>
+      <w:r>
         <w:rPr>
           <w:b/>
           <w:bCs/>
         </w:rPr>
-      </w:pPr>
+        <w:t>eslint.config.js</w:t>
+      </w:r>
+      <w:r>
+        <w:t xml:space="preserve"> – konfigurační soubor nástroje ESLint, který slouží k statické analýze zdrojového kódu, definuje sadu syntaktických a stylových pravidel, zajišťuje konzistenci kódu</w:t>
+      </w:r>
+    </w:p>
+    <w:p>
       <w:r>
         <w:rPr>
           <w:b/>
           <w:bCs/>
         </w:rPr>
-        <w:t>Konfigurační soubory:</w:t>
+        <w:t>postcss.config.js</w:t>
+      </w:r>
+      <w:r>
+        <w:t xml:space="preserve"> – konfigurační soubor pro PostCSS, které optimalizuje CSS a umožňuje práci s TailWindCSS</w:t>
       </w:r>
     </w:p>
     <w:p>
@@ -8683,10 +7914,11 @@
           <w:b/>
           <w:bCs/>
         </w:rPr>
-        <w:t>eslint.config.js</w:t>
-      </w:r>
-      <w:r>
-        <w:t xml:space="preserve"> – konfigurační soubor nástroje ESLint, který slouží k statické analýze zdrojového kódu, definuje sadu syntaktických a stylových pravidel, zajišťuje konzistenci kódu</w:t>
+        <w:lastRenderedPageBreak/>
+        <w:t>tailwind.config.js</w:t>
+      </w:r>
+      <w:r>
+        <w:t xml:space="preserve"> – konfigurační soubor pro TailWindCSS</w:t>
       </w:r>
     </w:p>
     <w:p>
@@ -8695,43 +7927,18 @@
           <w:b/>
           <w:bCs/>
         </w:rPr>
-        <w:t>postcss.config.js</w:t>
-      </w:r>
-      <w:r>
-        <w:t xml:space="preserve"> – konfigurační soubor pro PostCSS, které optimalizuje CSS a umožňuje práci s TailWindCSS</w:t>
-      </w:r>
-    </w:p>
-    <w:p>
-      <w:r>
+        <w:t>vite.config.js</w:t>
+      </w:r>
+      <w:r>
+        <w:t xml:space="preserve"> – nachází se zde definice toho, jak se má projekt spouštět, sestavovat a jaké technologie má podporovat</w:t>
+      </w:r>
+    </w:p>
+    <w:p>
+      <w:pPr>
         <w:rPr>
           <w:b/>
           <w:bCs/>
         </w:rPr>
-        <w:lastRenderedPageBreak/>
-        <w:t>tailwind.config.js</w:t>
-      </w:r>
-      <w:r>
-        <w:t xml:space="preserve"> – konfigurační soubor pro TailWindCSS</w:t>
-      </w:r>
-    </w:p>
-    <w:p>
-      <w:r>
-        <w:rPr>
-          <w:b/>
-          <w:bCs/>
-        </w:rPr>
-        <w:t>vite.config.js</w:t>
-      </w:r>
-      <w:r>
-        <w:t xml:space="preserve"> – nachází se zde definice toho, jak se má projekt spouštět, sestavovat a jaké technologie má podporovat</w:t>
-      </w:r>
-    </w:p>
-    <w:p>
-      <w:pPr>
-        <w:rPr>
-          <w:b/>
-          <w:bCs/>
-        </w:rPr>
       </w:pPr>
     </w:p>
     <w:p>
@@ -8744,70 +7951,23 @@
     </w:p>
     <w:p>
       <w:r>
-        <w:t xml:space="preserve">V projektu se nachází složka </w:t>
-      </w:r>
-      <w:proofErr w:type="gramStart"/>
-      <w:r>
-        <w:t>layout</w:t>
-      </w:r>
-      <w:proofErr w:type="gramEnd"/>
-      <w:r>
-        <w:t xml:space="preserve"> ve které jsou definovány všechny klíčové komponenty, které definují </w:t>
-      </w:r>
-      <w:proofErr w:type="gramStart"/>
-      <w:r>
-        <w:t>to</w:t>
-      </w:r>
-      <w:proofErr w:type="gramEnd"/>
-      <w:r>
-        <w:t xml:space="preserve"> jak bude stránka vypadat. Nachází se zde </w:t>
-      </w:r>
-      <w:proofErr w:type="spellStart"/>
-      <w:r>
-        <w:t>header</w:t>
-      </w:r>
-      <w:proofErr w:type="spellEnd"/>
-      <w:r>
-        <w:t xml:space="preserve">, footer, </w:t>
-      </w:r>
-      <w:proofErr w:type="spellStart"/>
-      <w:r>
-        <w:t>sidebar</w:t>
-      </w:r>
-      <w:proofErr w:type="spellEnd"/>
-      <w:r>
-        <w:t xml:space="preserve"> a také </w:t>
-      </w:r>
-      <w:proofErr w:type="spellStart"/>
-      <w:r>
-        <w:t>container</w:t>
-      </w:r>
-      <w:proofErr w:type="spellEnd"/>
-      <w:r>
-        <w:t xml:space="preserve"> ve kterém se vykreslují všechny komponenty specifické pro určité stránky.</w:t>
-      </w:r>
-      <w:r>
-        <w:t xml:space="preserve"> Komponenty z této složky jsou poté importovány do souboru </w:t>
-      </w:r>
-      <w:proofErr w:type="spellStart"/>
+        <w:t>V projektu se nachází složka layout ve které jsou definovány všechny klíčové komponenty, které definují to jak bude stránka vypadat. Nachází se zde header, footer, sidebar a také container ve kterém se vykreslují všechny komponenty specifické pro určité stránky.</w:t>
+      </w:r>
+      <w:r>
+        <w:t xml:space="preserve"> Komponenty z této složky jsou poté importovány do souboru App.jsx</w:t>
+      </w:r>
+      <w:r>
+        <w:t>.</w:t>
+      </w:r>
+    </w:p>
+    <w:p/>
+    <w:p>
+      <w:pPr>
+        <w:pStyle w:val="Nadpis3"/>
+      </w:pPr>
       <w:r>
         <w:t>App.jsx</w:t>
       </w:r>
-      <w:proofErr w:type="spellEnd"/>
-      <w:r>
-        <w:t>.</w:t>
-      </w:r>
-    </w:p>
-    <w:p/>
-    <w:p>
-      <w:pPr>
-        <w:pStyle w:val="Nadpis3"/>
-      </w:pPr>
-      <w:proofErr w:type="spellStart"/>
-      <w:r>
-        <w:t>App.jsx</w:t>
-      </w:r>
-      <w:proofErr w:type="spellEnd"/>
     </w:p>
     <w:p>
       <w:r>
@@ -8817,10 +7977,28 @@
         <w:t xml:space="preserve"> který slouží jako hlavní komponenta aplikace a kde se skládá celá struktura aplikace</w:t>
       </w:r>
       <w:r>
-        <w:t xml:space="preserve">. Jsou zde </w:t>
+        <w:t xml:space="preserve">. </w:t>
+      </w:r>
+      <w:r>
+        <w:t xml:space="preserve">Stará se o to, co uživatel uvidí a jak se aplikace bude chovat jako celek. </w:t>
+      </w:r>
+      <w:r>
+        <w:t xml:space="preserve">Jsou zde </w:t>
       </w:r>
       <w:r>
         <w:t>naimportovány všechny stránky</w:t>
+      </w:r>
+      <w:r>
+        <w:t xml:space="preserve"> a</w:t>
+      </w:r>
+      <w:r>
+        <w:t xml:space="preserve"> pomocí logiky &lt;ProtectedRoute&gt; jsou</w:t>
+      </w:r>
+      <w:r>
+        <w:t xml:space="preserve"> rozděleny na veřejnou část a část která se skrývá za loginem. Nachází se zde i importované globální CSS ve kterém jsou definovány použité třídy na stylizaci komponent a celé aplikace. </w:t>
+      </w:r>
+      <w:r>
+        <w:t>Routování jde zde zajištěno pomocí knihovny react-router-dom.</w:t>
       </w:r>
     </w:p>
     <w:p>
@@ -8936,6 +8114,9 @@
         <w:jc w:val="center"/>
       </w:pPr>
       <w:r>
+        <w:rPr>
+          <w:noProof/>
+        </w:rPr>
         <w:drawing>
           <wp:inline distT="0" distB="0" distL="0" distR="0" wp14:anchorId="7B1861B0" wp14:editId="56468741">
             <wp:extent cx="1552792" cy="3534268"/>
@@ -9057,43 +8238,14 @@
     </w:p>
     <w:p>
       <w:r>
-        <w:t xml:space="preserve">Komunikace mezi </w:t>
-      </w:r>
-      <w:proofErr w:type="spellStart"/>
-      <w:r>
-        <w:t>frontendovou</w:t>
-      </w:r>
-      <w:proofErr w:type="spellEnd"/>
-      <w:r>
-        <w:t xml:space="preserve"> a </w:t>
-      </w:r>
-      <w:proofErr w:type="spellStart"/>
-      <w:r>
-        <w:t>backendovou</w:t>
-      </w:r>
-      <w:proofErr w:type="spellEnd"/>
-      <w:r>
-        <w:t xml:space="preserve"> částí aplikace je realizována prostřednictvím REST API. Backend postaven na Node.js s frameworkem Express.js vystavuje sadu </w:t>
-      </w:r>
-      <w:proofErr w:type="spellStart"/>
-      <w:r>
-        <w:t>endpointů</w:t>
-      </w:r>
-      <w:proofErr w:type="spellEnd"/>
-      <w:r>
-        <w:t xml:space="preserve"> organizovaných podle jednotlivých zdrojů (</w:t>
-      </w:r>
-      <w:proofErr w:type="spellStart"/>
-      <w:r>
-        <w:t>resources</w:t>
-      </w:r>
-      <w:proofErr w:type="spellEnd"/>
-      <w:r>
-        <w:t>). Každý zdroj má vlastní router umístěný v samostatném souboru, přičemž HTTP metody GET, POST, PUT a DELETE odpovídají operacím čtení, vytváření, úpravy a mazání dat. Přenos dat probíhá ve formátu JSON. Autentizace je řešena pomocí JWT tokenu předávaného v hlavičce každého požadavku.</w:t>
-      </w:r>
-    </w:p>
-    <w:p>
-      <w:r>
+        <w:t>Komunikace mezi frontendovou a backendovou částí aplikace je realizována prostřednictvím REST API. Backend postaven na Node.js s frameworkem Express.js vystavuje sadu endpointů organizovaných podle jednotlivých zdrojů (resources). Každý zdroj má vlastní router umístěný v samostatném souboru, přičemž HTTP metody GET, POST, PUT a DELETE odpovídají operacím čtení, vytváření, úpravy a mazání dat. Přenos dat probíhá ve formátu JSON. Autentizace je řešena pomocí JWT tokenu předávaného v hlavičce každého požadavku.</w:t>
+      </w:r>
+    </w:p>
+    <w:p>
+      <w:r>
+        <w:rPr>
+          <w:noProof/>
+        </w:rPr>
         <w:drawing>
           <wp:inline distT="0" distB="0" distL="0" distR="0" wp14:anchorId="04590C5C" wp14:editId="312B536B">
             <wp:extent cx="5399405" cy="1932305"/>
@@ -9135,96 +8287,240 @@
     <w:p>
       <w:pPr>
         <w:pStyle w:val="Nadpis1"/>
+      </w:pPr>
+      <w:r>
+        <w:lastRenderedPageBreak/>
+        <w:t>Implementace řešení</w:t>
+      </w:r>
+    </w:p>
+    <w:p>
+      <w:r>
+        <w:t xml:space="preserve">Nasazení webové aplikace na školní server probíhalo v několika krocích, které zajistily správné fungování backendu i frontendu a jejich dostupnost na adrese </w:t>
+      </w:r>
+      <w:hyperlink r:id="rId42" w:tgtFrame="_new" w:history="1">
+        <w:r>
+          <w:rPr>
+            <w:rStyle w:val="Hypertextovodkaz"/>
+            <w:b/>
+            <w:bCs/>
+          </w:rPr>
+          <w:t>http://alpha.kts.vspj.cz:</w:t>
+        </w:r>
+      </w:hyperlink>
+      <w:r>
+        <w:t xml:space="preserve"> </w:t>
+      </w:r>
+      <w:r>
+        <w:t>. Celý proces lze popsat následovně:</w:t>
+      </w:r>
+    </w:p>
+    <w:p>
+      <w:pPr>
         <w:numPr>
           <w:ilvl w:val="0"/>
-          <w:numId w:val="0"/>
+          <w:numId w:val="44"/>
         </w:numPr>
-        <w:ind w:left="431" w:hanging="431"/>
-      </w:pPr>
-      <w:bookmarkStart w:id="29" w:name="_Toc60053869"/>
-      <w:bookmarkStart w:id="30" w:name="_Toc187493172"/>
-      <w:r>
-        <w:lastRenderedPageBreak/>
-        <w:t>Závěr</w:t>
-      </w:r>
-      <w:bookmarkEnd w:id="29"/>
-      <w:bookmarkEnd w:id="30"/>
-    </w:p>
-    <w:p>
-      <w:r>
-        <w:t xml:space="preserve">Cílem bakalářské práce bylo kompletně restrukturalizovat webové stránky sportovního oddílu Taekwondo Lacek. Původní webové stránky měly zastaralý design, nebyly responzivní a chybělo jim několik klíčových funkcionalit, které jsem při tvorbě nového webu zohlednil </w:t>
+      </w:pPr>
+      <w:r>
+        <w:rPr>
+          <w:b/>
+          <w:bCs/>
+        </w:rPr>
+        <w:t>Nahrání projektu na server</w:t>
+      </w:r>
+      <w:r>
+        <w:t xml:space="preserve">: </w:t>
+      </w:r>
+      <w:r>
+        <w:t xml:space="preserve">Pomocí nástroje </w:t>
+      </w:r>
+      <w:r>
+        <w:rPr>
+          <w:b/>
+          <w:bCs/>
+        </w:rPr>
+        <w:t>FileZilla</w:t>
+      </w:r>
+      <w:r>
+        <w:t xml:space="preserve"> byly soubory frontendu </w:t>
       </w:r>
       <w:r>
         <w:br/>
       </w:r>
       <w:r>
-        <w:t>a implementoval. Jednou z klíčových funkcionalit je přihlašování závodníků na turnaje či zkoušky což majiteli oddílu šetří spoustu času a zvyšuje efektivitu, protože nyní již nemusí složitě vyhledávat a sepisovat závodníky, kteří mají zájem o účast na oddílových akcích.</w:t>
-      </w:r>
-    </w:p>
-    <w:p>
-      <w:r>
-        <w:t xml:space="preserve">Obě verze webů splňují </w:t>
-      </w:r>
-      <w:r>
-        <w:t>veškeré stanovené</w:t>
-      </w:r>
-      <w:r>
-        <w:t xml:space="preserve"> požadavky</w:t>
-      </w:r>
-      <w:r>
-        <w:t xml:space="preserve">. Výsledem jsou webové stránky, které odpovídají současným požadavkům na design a technické standardy jako je například bezpečnost dat či responzivita, která je pro většinu uživatelů klíčová. </w:t>
-      </w:r>
-    </w:p>
-    <w:p>
-      <w:r>
-        <w:t xml:space="preserve">Tvorba bakalářské práce mi přinesla cenné zkušenosti nejen v oblasti programování, ale </w:t>
-      </w:r>
-      <w:r>
-        <w:br/>
-      </w:r>
-      <w:r>
-        <w:t xml:space="preserve">i v oblasti komunikace se zákazníkem a vyjednávání. Během vývoje jsem se seznámil s principy moderního designu a bezpečnosti webových stránek, tyto zkušenosti považuji za velmi cenné </w:t>
-      </w:r>
-      <w:r>
-        <w:br/>
-      </w:r>
-      <w:r>
-        <w:t xml:space="preserve">a jsem si jistý, že mi pomohou v mém profesním růstu. Vytvořil jsem funkční webovou stránku, která splňuje veškeré požadavky, má praktickou hodnotu a přispívá k efektivnější organizaci </w:t>
-      </w:r>
-      <w:r>
-        <w:br/>
-      </w:r>
-      <w:r>
-        <w:t>a propagaci oddílu Taekwondo Lacek.</w:t>
-      </w:r>
-    </w:p>
-    <w:p>
-      <w:r>
-        <w:t xml:space="preserve">Do budoucna přemýšlím, že bych web rozšířil o možnost objednat si týmové oblečení, zažádat </w:t>
-      </w:r>
-      <w:r>
-        <w:br/>
-      </w:r>
-      <w:r>
-        <w:t xml:space="preserve">o svazovou známku či svazovou knížečku. Dále bych zde i rád přidal možnost </w:t>
-      </w:r>
-      <w:r>
-        <w:t>posílání zpráv mezi závodníky webu.</w:t>
-      </w:r>
-    </w:p>
-    <w:p/>
-    <w:p>
-      <w:pPr>
-        <w:pStyle w:val="Odstavecseseznamem"/>
+        <w:t>i backendu přeneseny na školní server. Pro zachování přehlednosti byly soubory organizovány do samostatných adresářů pro frontend a backend</w:t>
+      </w:r>
+      <w:r>
+        <w:t xml:space="preserve"> v hlavní složce BP</w:t>
+      </w:r>
+      <w:r>
+        <w:t>.</w:t>
+      </w:r>
+    </w:p>
+    <w:p>
+      <w:pPr>
         <w:numPr>
           <w:ilvl w:val="0"/>
-          <w:numId w:val="40"/>
+          <w:numId w:val="44"/>
         </w:numPr>
       </w:pPr>
       <w:r>
-        <w:t>Víc to rozepiš, excel export, nějaký zálohy, výpis/smlouvy pomocí .docx šablon jako jsi dělal ve Webrexu.</w:t>
-      </w:r>
-    </w:p>
+        <w:rPr>
+          <w:b/>
+          <w:bCs/>
+        </w:rPr>
+        <w:t>Instalace závislostí</w:t>
+      </w:r>
+      <w:r>
+        <w:t xml:space="preserve">: </w:t>
+      </w:r>
+      <w:r>
+        <w:t xml:space="preserve">Po nahrání projektu byly přímo na serveru spuštěny příkazy pro instalaci potřebných závislostí pomocí </w:t>
+      </w:r>
+      <w:r>
+        <w:rPr>
+          <w:b/>
+          <w:bCs/>
+        </w:rPr>
+        <w:t>npm</w:t>
+      </w:r>
+      <w:r>
+        <w:t>. Tento krok zajistil, že aplikace bude mít přístup ke všem knihovnám a modulům nezbytným pro její běh.</w:t>
+      </w:r>
+    </w:p>
+    <w:p>
+      <w:pPr>
+        <w:numPr>
+          <w:ilvl w:val="0"/>
+          <w:numId w:val="44"/>
+        </w:numPr>
+      </w:pPr>
+      <w:r>
+        <w:rPr>
+          <w:b/>
+          <w:bCs/>
+        </w:rPr>
+        <w:t>Nastavení veřejných portů</w:t>
+      </w:r>
+      <w:r>
+        <w:t xml:space="preserve">: </w:t>
+      </w:r>
+      <w:r>
+        <w:t>Pro zajištění dostupnosti aplikace byly na serveru otevřeny porty:</w:t>
+      </w:r>
+    </w:p>
+    <w:p>
+      <w:pPr>
+        <w:numPr>
+          <w:ilvl w:val="1"/>
+          <w:numId w:val="44"/>
+        </w:numPr>
+      </w:pPr>
+      <w:r>
+        <w:rPr>
+          <w:b/>
+          <w:bCs/>
+        </w:rPr>
+        <w:t>8098</w:t>
+      </w:r>
+      <w:r>
+        <w:t xml:space="preserve"> –</w:t>
+      </w:r>
+      <w:r>
+        <w:t xml:space="preserve"> </w:t>
+      </w:r>
+      <w:r>
+        <w:t>pro frontend, který zpřístupňuje uživatelské rozhraní,</w:t>
+      </w:r>
+    </w:p>
+    <w:p>
+      <w:pPr>
+        <w:numPr>
+          <w:ilvl w:val="1"/>
+          <w:numId w:val="44"/>
+        </w:numPr>
+      </w:pPr>
+      <w:r>
+        <w:rPr>
+          <w:b/>
+          <w:bCs/>
+        </w:rPr>
+        <w:t>8099</w:t>
+      </w:r>
+      <w:r>
+        <w:t xml:space="preserve"> </w:t>
+      </w:r>
+      <w:r>
+        <w:t>–</w:t>
+      </w:r>
+      <w:r>
+        <w:t xml:space="preserve"> </w:t>
+      </w:r>
+      <w:r>
+        <w:t>pro backend, který obsluhuje API endpointy.</w:t>
+      </w:r>
+      <w:r>
+        <w:t xml:space="preserve"> P</w:t>
+      </w:r>
+      <w:r>
+        <w:t>orty byly následně propojeny tak, aby frontend správně komunikoval s</w:t>
+      </w:r>
+      <w:r>
+        <w:t> </w:t>
+      </w:r>
+      <w:r>
+        <w:t>backendem.</w:t>
+      </w:r>
+    </w:p>
+    <w:p>
+      <w:pPr>
+        <w:numPr>
+          <w:ilvl w:val="0"/>
+          <w:numId w:val="44"/>
+        </w:numPr>
+      </w:pPr>
+      <w:r>
+        <w:rPr>
+          <w:b/>
+          <w:bCs/>
+        </w:rPr>
+        <w:t>Spuštění aplikace</w:t>
+      </w:r>
+      <w:r>
+        <w:t xml:space="preserve">: </w:t>
+      </w:r>
+      <w:r>
+        <w:t xml:space="preserve">Obě části aplikace byly spuštěny pomocí nástroje </w:t>
+      </w:r>
+      <w:r>
+        <w:rPr>
+          <w:b/>
+          <w:bCs/>
+        </w:rPr>
+        <w:t>screen</w:t>
+      </w:r>
+      <w:r>
+        <w:t>, který umožňuje běh procesů i po odhlášení ze serveru</w:t>
+      </w:r>
+      <w:r>
+        <w:t xml:space="preserve"> a </w:t>
+      </w:r>
+      <w:r>
+        <w:t>zajišťuje nepřetržitý provoz aplikace. V případě výpadku lze aplikaci snadno znovu spustit připojením do příslušné obrazovky nástroje screen.</w:t>
+      </w:r>
+    </w:p>
+    <w:p>
+      <w:r>
+        <w:t xml:space="preserve">Po dokončení těchto kroků byla aplikace otestována z hlediska dostupnosti, správné funkčnosti jednotlivých funkcí a propojení mezi frontendem a backendem. </w:t>
+      </w:r>
+    </w:p>
+    <w:p/>
+    <w:p>
+      <w:r>
+        <w:t>PŘEDĚLAT!!!!</w:t>
+      </w:r>
+    </w:p>
+    <w:p/>
     <w:p>
       <w:pPr>
         <w:pStyle w:val="Nadpis1"/>
@@ -9234,6 +8530,99 @@
         </w:numPr>
         <w:ind w:left="431" w:hanging="431"/>
       </w:pPr>
+      <w:bookmarkStart w:id="29" w:name="_Toc60053869"/>
+      <w:bookmarkStart w:id="30" w:name="_Toc187493172"/>
+      <w:r>
+        <w:lastRenderedPageBreak/>
+        <w:t>Závěr</w:t>
+      </w:r>
+      <w:bookmarkEnd w:id="29"/>
+      <w:bookmarkEnd w:id="30"/>
+    </w:p>
+    <w:p>
+      <w:r>
+        <w:t xml:space="preserve">Cílem bakalářské práce bylo kompletně restrukturalizovat webové stránky sportovního oddílu Taekwondo Lacek. Původní webové stránky měly zastaralý design, nebyly responzivní a chybělo jim několik klíčových funkcionalit, které jsem při tvorbě nového webu zohlednil </w:t>
+      </w:r>
+      <w:r>
+        <w:br/>
+      </w:r>
+      <w:r>
+        <w:t>a implementoval. Jednou z klíčových funkcionalit je přihlašování závodníků na turnaje či zkoušky což majiteli oddílu šetří spoustu času a zvyšuje efektivitu, protože nyní již nemusí složitě vyhledávat a sepisovat závodníky, kteří mají zájem o účast na oddílových akcích.</w:t>
+      </w:r>
+    </w:p>
+    <w:p>
+      <w:r>
+        <w:t xml:space="preserve">Obě verze webů splňují </w:t>
+      </w:r>
+      <w:r>
+        <w:t>veškeré stanovené</w:t>
+      </w:r>
+      <w:r>
+        <w:t xml:space="preserve"> požadavky</w:t>
+      </w:r>
+      <w:r>
+        <w:t xml:space="preserve">. Výsledem jsou webové stránky, které odpovídají současným požadavkům na design a technické standardy jako je například bezpečnost dat či responzivita, která je pro většinu uživatelů klíčová. </w:t>
+      </w:r>
+    </w:p>
+    <w:p>
+      <w:r>
+        <w:t xml:space="preserve">Tvorba bakalářské práce mi přinesla cenné zkušenosti nejen v oblasti programování, ale </w:t>
+      </w:r>
+      <w:r>
+        <w:br/>
+      </w:r>
+      <w:r>
+        <w:t xml:space="preserve">i v oblasti komunikace se zákazníkem a vyjednávání. Během vývoje jsem se seznámil s principy moderního designu a bezpečnosti webových stránek, tyto zkušenosti považuji za velmi cenné </w:t>
+      </w:r>
+      <w:r>
+        <w:br/>
+      </w:r>
+      <w:r>
+        <w:t xml:space="preserve">a jsem si jistý, že mi pomohou v mém profesním růstu. Vytvořil jsem funkční webovou stránku, která splňuje veškeré požadavky, má praktickou hodnotu a přispívá k efektivnější organizaci </w:t>
+      </w:r>
+      <w:r>
+        <w:br/>
+      </w:r>
+      <w:r>
+        <w:t>a propagaci oddílu Taekwondo Lacek.</w:t>
+      </w:r>
+    </w:p>
+    <w:p>
+      <w:r>
+        <w:t xml:space="preserve">Do budoucna přemýšlím, že bych web rozšířil o možnost objednat si týmové oblečení, zažádat </w:t>
+      </w:r>
+      <w:r>
+        <w:br/>
+      </w:r>
+      <w:r>
+        <w:t xml:space="preserve">o svazovou známku či svazovou knížečku. Dále bych zde i rád přidal možnost </w:t>
+      </w:r>
+      <w:r>
+        <w:t>posílání zpráv mezi závodníky webu.</w:t>
+      </w:r>
+    </w:p>
+    <w:p/>
+    <w:p>
+      <w:pPr>
+        <w:pStyle w:val="Odstavecseseznamem"/>
+        <w:numPr>
+          <w:ilvl w:val="0"/>
+          <w:numId w:val="40"/>
+        </w:numPr>
+      </w:pPr>
+      <w:r>
+        <w:t>Víc to rozepiš, excel export, nějaký zálohy, výpis/smlouvy pomocí .docx šablon jako jsi dělal ve Webrexu.</w:t>
+      </w:r>
+    </w:p>
+    <w:p>
+      <w:pPr>
+        <w:pStyle w:val="Nadpis1"/>
+        <w:numPr>
+          <w:ilvl w:val="0"/>
+          <w:numId w:val="0"/>
+        </w:numPr>
+        <w:ind w:left="431" w:hanging="431"/>
+      </w:pPr>
       <w:bookmarkStart w:id="31" w:name="_Toc187493173"/>
       <w:r>
         <w:lastRenderedPageBreak/>
@@ -9255,7 +8644,7 @@
       <w:r>
         <w:t>. Online. 2024. Dostupné z: </w:t>
       </w:r>
-      <w:hyperlink r:id="rId42" w:history="1">
+      <w:hyperlink r:id="rId43" w:history="1">
         <w:r>
           <w:rPr>
             <w:rStyle w:val="Hypertextovodkaz"/>
@@ -9281,7 +8670,7 @@
       <w:r>
         <w:t xml:space="preserve">, T. The World Wide Web. Online. 1991. Dostupné z: </w:t>
       </w:r>
-      <w:hyperlink r:id="rId43" w:history="1">
+      <w:hyperlink r:id="rId44" w:history="1">
         <w:r>
           <w:rPr>
             <w:rStyle w:val="Hypertextovodkaz"/>
@@ -9307,7 +8696,7 @@
       <w:r>
         <w:t>. Online. 2024. Dostupné z: </w:t>
       </w:r>
-      <w:hyperlink r:id="rId44" w:history="1">
+      <w:hyperlink r:id="rId45" w:history="1">
         <w:r>
           <w:rPr>
             <w:rStyle w:val="Hypertextovodkaz"/>
@@ -9333,7 +8722,7 @@
       <w:r>
         <w:t>. Online. 2016. Dostupné z: </w:t>
       </w:r>
-      <w:hyperlink r:id="rId45" w:history="1">
+      <w:hyperlink r:id="rId46" w:history="1">
         <w:r>
           <w:rPr>
             <w:rStyle w:val="Hypertextovodkaz"/>
@@ -9359,7 +8748,7 @@
       <w:r>
         <w:t>. Online. HTTPS://WWW.WORLDTAEKWONDO.CZ/CZ/O-TAEKWONDO-CO-JE-TO-TAEKWONDO.HTML. Český svaz Taekwondo. 2024. Dostupné z: </w:t>
       </w:r>
-      <w:hyperlink r:id="rId46" w:history="1">
+      <w:hyperlink r:id="rId47" w:history="1">
         <w:r>
           <w:rPr>
             <w:rStyle w:val="Hypertextovodkaz"/>
@@ -9385,7 +8774,7 @@
       <w:r>
         <w:t>. Online. 2016. Dostupné z: </w:t>
       </w:r>
-      <w:hyperlink r:id="rId47" w:history="1">
+      <w:hyperlink r:id="rId48" w:history="1">
         <w:r>
           <w:rPr>
             <w:rStyle w:val="Hypertextovodkaz"/>
@@ -9414,7 +8803,7 @@
       <w:r>
         <w:t>. 2023, roč. 2023, č. 12, s. 1. Dostupné z: </w:t>
       </w:r>
-      <w:hyperlink r:id="rId48" w:history="1">
+      <w:hyperlink r:id="rId49" w:history="1">
         <w:r>
           <w:rPr>
             <w:rStyle w:val="Hypertextovodkaz"/>
@@ -9440,7 +8829,7 @@
       <w:r>
         <w:t xml:space="preserve">, D., &amp; Ellis-Chadwick, F. Digital Marketing. Online. 2022. Dostupné z: </w:t>
       </w:r>
-      <w:hyperlink r:id="rId49" w:history="1">
+      <w:hyperlink r:id="rId50" w:history="1">
         <w:r>
           <w:rPr>
             <w:rStyle w:val="Hypertextovodkaz"/>
@@ -9466,7 +8855,7 @@
       <w:r>
         <w:t xml:space="preserve">, E. Responsive Web Design. Online. 2010. Dostupné z: </w:t>
       </w:r>
-      <w:hyperlink r:id="rId50" w:history="1">
+      <w:hyperlink r:id="rId51" w:history="1">
         <w:r>
           <w:rPr>
             <w:rStyle w:val="Hypertextovodkaz"/>
@@ -9492,7 +8881,7 @@
       <w:r>
         <w:t xml:space="preserve">. Online. 2024. Dostupné z: </w:t>
       </w:r>
-      <w:hyperlink r:id="rId51" w:tgtFrame="_new" w:history="1">
+      <w:hyperlink r:id="rId52" w:tgtFrame="_new" w:history="1">
         <w:r>
           <w:rPr>
             <w:rStyle w:val="Hypertextovodkaz"/>
@@ -9518,7 +8907,7 @@
       <w:r>
         <w:t>. Online. 2016. Dostupné z: </w:t>
       </w:r>
-      <w:hyperlink r:id="rId52" w:history="1">
+      <w:hyperlink r:id="rId53" w:history="1">
         <w:r>
           <w:rPr>
             <w:rStyle w:val="Hypertextovodkaz"/>
@@ -9544,7 +8933,7 @@
       <w:r>
         <w:t>. Online. 2009. Dostupné z: </w:t>
       </w:r>
-      <w:hyperlink r:id="rId53" w:history="1">
+      <w:hyperlink r:id="rId54" w:history="1">
         <w:r>
           <w:rPr>
             <w:rStyle w:val="Hypertextovodkaz"/>
@@ -9570,7 +8959,7 @@
       <w:r>
         <w:t xml:space="preserve">, T. What Is Web 2.0. Online. 2005. Dostupné z: </w:t>
       </w:r>
-      <w:hyperlink r:id="rId54" w:history="1">
+      <w:hyperlink r:id="rId55" w:history="1">
         <w:r>
           <w:rPr>
             <w:rStyle w:val="Hypertextovodkaz"/>
@@ -9596,7 +8985,7 @@
       <w:r>
         <w:t xml:space="preserve">. OWASP Top Ten. Online. 2024. Dostupné z: </w:t>
       </w:r>
-      <w:hyperlink r:id="rId55" w:history="1">
+      <w:hyperlink r:id="rId56" w:history="1">
         <w:r>
           <w:rPr>
             <w:rStyle w:val="Hypertextovodkaz"/>
@@ -9622,7 +9011,7 @@
       <w:r>
         <w:t>. Online. 2016. Dostupné z: </w:t>
       </w:r>
-      <w:hyperlink r:id="rId56" w:history="1">
+      <w:hyperlink r:id="rId57" w:history="1">
         <w:r>
           <w:rPr>
             <w:rStyle w:val="Hypertextovodkaz"/>
@@ -9648,7 +9037,7 @@
       <w:r>
         <w:t>. Online. 2013. Dostupné z: </w:t>
       </w:r>
-      <w:hyperlink r:id="rId57" w:history="1">
+      <w:hyperlink r:id="rId58" w:history="1">
         <w:r>
           <w:rPr>
             <w:rStyle w:val="Hypertextovodkaz"/>
@@ -9674,7 +9063,7 @@
       <w:r>
         <w:t>. Online. 2024. Dostupné z: </w:t>
       </w:r>
-      <w:hyperlink r:id="rId58" w:history="1">
+      <w:hyperlink r:id="rId59" w:history="1">
         <w:r>
           <w:rPr>
             <w:rStyle w:val="Hypertextovodkaz"/>
@@ -9700,7 +9089,7 @@
       <w:r>
         <w:t xml:space="preserve">. The Transport Layer Security (TLS) Protocol. Online. 2008. Dostupné z: </w:t>
       </w:r>
-      <w:hyperlink r:id="rId59" w:history="1">
+      <w:hyperlink r:id="rId60" w:history="1">
         <w:r>
           <w:rPr>
             <w:rStyle w:val="Hypertextovodkaz"/>
@@ -9726,7 +9115,7 @@
       <w:r>
         <w:t xml:space="preserve">, B. Artificial Intelligence in web Development. Online. 2023. Dostupné z: </w:t>
       </w:r>
-      <w:hyperlink r:id="rId60" w:history="1">
+      <w:hyperlink r:id="rId61" w:history="1">
         <w:r>
           <w:rPr>
             <w:rStyle w:val="Hypertextovodkaz"/>
@@ -9753,7 +9142,7 @@
       <w:r>
         <w:t>. Online. 2024. Dostupné z: </w:t>
       </w:r>
-      <w:hyperlink r:id="rId61" w:history="1">
+      <w:hyperlink r:id="rId62" w:history="1">
         <w:r>
           <w:rPr>
             <w:rStyle w:val="Hypertextovodkaz"/>
@@ -9779,7 +9168,7 @@
       <w:r>
         <w:t>. Online. 2024. Dostupné z: </w:t>
       </w:r>
-      <w:hyperlink r:id="rId62" w:history="1">
+      <w:hyperlink r:id="rId63" w:history="1">
         <w:r>
           <w:rPr>
             <w:rStyle w:val="Hypertextovodkaz"/>
@@ -9805,7 +9194,7 @@
       <w:r>
         <w:t xml:space="preserve">. HTML and Web Standards. Online. 2024. Dostupné z: </w:t>
       </w:r>
-      <w:hyperlink r:id="rId63" w:history="1">
+      <w:hyperlink r:id="rId64" w:history="1">
         <w:r>
           <w:rPr>
             <w:rStyle w:val="Hypertextovodkaz"/>
@@ -9818,7 +9207,7 @@
       </w:r>
     </w:p>
     <w:sectPr>
-      <w:footerReference w:type="default" r:id="rId64"/>
+      <w:footerReference w:type="default" r:id="rId65"/>
       <w:pgSz w:w="11906" w:h="16838"/>
       <w:pgMar w:top="1418" w:right="1418" w:bottom="1418" w:left="1985" w:header="709" w:footer="709" w:gutter="0"/>
       <w:cols w:space="708"/>
@@ -12404,6 +11793,123 @@
     </w:lvl>
   </w:abstractNum>
   <w:abstractNum w:abstractNumId="22" w15:restartNumberingAfterBreak="0">
+    <w:nsid w:val="434439A7"/>
+    <w:multiLevelType w:val="multilevel"/>
+    <w:tmpl w:val="D7906C18"/>
+    <w:lvl w:ilvl="0">
+      <w:start w:val="1"/>
+      <w:numFmt w:val="decimal"/>
+      <w:lvlText w:val="%1."/>
+      <w:lvlJc w:val="left"/>
+      <w:pPr>
+        <w:tabs>
+          <w:tab w:val="num" w:pos="720"/>
+        </w:tabs>
+        <w:ind w:left="720" w:hanging="360"/>
+      </w:pPr>
+    </w:lvl>
+    <w:lvl w:ilvl="1">
+      <w:start w:val="1"/>
+      <w:numFmt w:val="bullet"/>
+      <w:lvlText w:val="o"/>
+      <w:lvlJc w:val="left"/>
+      <w:pPr>
+        <w:tabs>
+          <w:tab w:val="num" w:pos="1440"/>
+        </w:tabs>
+        <w:ind w:left="1440" w:hanging="360"/>
+      </w:pPr>
+      <w:rPr>
+        <w:rFonts w:ascii="Courier New" w:hAnsi="Courier New" w:hint="default"/>
+        <w:sz w:val="20"/>
+      </w:rPr>
+    </w:lvl>
+    <w:lvl w:ilvl="2" w:tentative="1">
+      <w:start w:val="1"/>
+      <w:numFmt w:val="decimal"/>
+      <w:lvlText w:val="%3."/>
+      <w:lvlJc w:val="left"/>
+      <w:pPr>
+        <w:tabs>
+          <w:tab w:val="num" w:pos="2160"/>
+        </w:tabs>
+        <w:ind w:left="2160" w:hanging="360"/>
+      </w:pPr>
+    </w:lvl>
+    <w:lvl w:ilvl="3" w:tentative="1">
+      <w:start w:val="1"/>
+      <w:numFmt w:val="decimal"/>
+      <w:lvlText w:val="%4."/>
+      <w:lvlJc w:val="left"/>
+      <w:pPr>
+        <w:tabs>
+          <w:tab w:val="num" w:pos="2880"/>
+        </w:tabs>
+        <w:ind w:left="2880" w:hanging="360"/>
+      </w:pPr>
+    </w:lvl>
+    <w:lvl w:ilvl="4" w:tentative="1">
+      <w:start w:val="1"/>
+      <w:numFmt w:val="decimal"/>
+      <w:lvlText w:val="%5."/>
+      <w:lvlJc w:val="left"/>
+      <w:pPr>
+        <w:tabs>
+          <w:tab w:val="num" w:pos="3600"/>
+        </w:tabs>
+        <w:ind w:left="3600" w:hanging="360"/>
+      </w:pPr>
+    </w:lvl>
+    <w:lvl w:ilvl="5" w:tentative="1">
+      <w:start w:val="1"/>
+      <w:numFmt w:val="decimal"/>
+      <w:lvlText w:val="%6."/>
+      <w:lvlJc w:val="left"/>
+      <w:pPr>
+        <w:tabs>
+          <w:tab w:val="num" w:pos="4320"/>
+        </w:tabs>
+        <w:ind w:left="4320" w:hanging="360"/>
+      </w:pPr>
+    </w:lvl>
+    <w:lvl w:ilvl="6" w:tentative="1">
+      <w:start w:val="1"/>
+      <w:numFmt w:val="decimal"/>
+      <w:lvlText w:val="%7."/>
+      <w:lvlJc w:val="left"/>
+      <w:pPr>
+        <w:tabs>
+          <w:tab w:val="num" w:pos="5040"/>
+        </w:tabs>
+        <w:ind w:left="5040" w:hanging="360"/>
+      </w:pPr>
+    </w:lvl>
+    <w:lvl w:ilvl="7" w:tentative="1">
+      <w:start w:val="1"/>
+      <w:numFmt w:val="decimal"/>
+      <w:lvlText w:val="%8."/>
+      <w:lvlJc w:val="left"/>
+      <w:pPr>
+        <w:tabs>
+          <w:tab w:val="num" w:pos="5760"/>
+        </w:tabs>
+        <w:ind w:left="5760" w:hanging="360"/>
+      </w:pPr>
+    </w:lvl>
+    <w:lvl w:ilvl="8" w:tentative="1">
+      <w:start w:val="1"/>
+      <w:numFmt w:val="decimal"/>
+      <w:lvlText w:val="%9."/>
+      <w:lvlJc w:val="left"/>
+      <w:pPr>
+        <w:tabs>
+          <w:tab w:val="num" w:pos="6480"/>
+        </w:tabs>
+        <w:ind w:left="6480" w:hanging="360"/>
+      </w:pPr>
+    </w:lvl>
+  </w:abstractNum>
+  <w:abstractNum w:abstractNumId="23" w15:restartNumberingAfterBreak="0">
     <w:nsid w:val="4575495E"/>
     <w:multiLevelType w:val="hybridMultilevel"/>
     <w:tmpl w:val="E4F064E0"/>
@@ -12516,7 +12022,7 @@
       </w:rPr>
     </w:lvl>
   </w:abstractNum>
-  <w:abstractNum w:abstractNumId="23" w15:restartNumberingAfterBreak="0">
+  <w:abstractNum w:abstractNumId="24" w15:restartNumberingAfterBreak="0">
     <w:nsid w:val="46E509FF"/>
     <w:multiLevelType w:val="hybridMultilevel"/>
     <w:tmpl w:val="16E6C92C"/>
@@ -12641,7 +12147,7 @@
       </w:rPr>
     </w:lvl>
   </w:abstractNum>
-  <w:abstractNum w:abstractNumId="24" w15:restartNumberingAfterBreak="0">
+  <w:abstractNum w:abstractNumId="25" w15:restartNumberingAfterBreak="0">
     <w:nsid w:val="46FE4CC4"/>
     <w:multiLevelType w:val="hybridMultilevel"/>
     <w:tmpl w:val="7234943C"/>
@@ -12754,7 +12260,7 @@
       </w:rPr>
     </w:lvl>
   </w:abstractNum>
-  <w:abstractNum w:abstractNumId="25" w15:restartNumberingAfterBreak="0">
+  <w:abstractNum w:abstractNumId="26" w15:restartNumberingAfterBreak="0">
     <w:nsid w:val="4BBD4598"/>
     <w:multiLevelType w:val="hybridMultilevel"/>
     <w:tmpl w:val="5A8E75B6"/>
@@ -12867,7 +12373,7 @@
       </w:rPr>
     </w:lvl>
   </w:abstractNum>
-  <w:abstractNum w:abstractNumId="26" w15:restartNumberingAfterBreak="0">
+  <w:abstractNum w:abstractNumId="27" w15:restartNumberingAfterBreak="0">
     <w:nsid w:val="4C0F14F5"/>
     <w:multiLevelType w:val="hybridMultilevel"/>
     <w:tmpl w:val="5A12B6E6"/>
@@ -12956,7 +12462,7 @@
       </w:pPr>
     </w:lvl>
   </w:abstractNum>
-  <w:abstractNum w:abstractNumId="27" w15:restartNumberingAfterBreak="0">
+  <w:abstractNum w:abstractNumId="28" w15:restartNumberingAfterBreak="0">
     <w:nsid w:val="51167291"/>
     <w:multiLevelType w:val="hybridMultilevel"/>
     <w:tmpl w:val="8CFC3FCC"/>
@@ -13045,7 +12551,7 @@
       </w:pPr>
     </w:lvl>
   </w:abstractNum>
-  <w:abstractNum w:abstractNumId="28" w15:restartNumberingAfterBreak="0">
+  <w:abstractNum w:abstractNumId="29" w15:restartNumberingAfterBreak="0">
     <w:nsid w:val="557649DC"/>
     <w:multiLevelType w:val="multilevel"/>
     <w:tmpl w:val="45B45B66"/>
@@ -13140,7 +12646,7 @@
       </w:pPr>
     </w:lvl>
   </w:abstractNum>
-  <w:abstractNum w:abstractNumId="29" w15:restartNumberingAfterBreak="0">
+  <w:abstractNum w:abstractNumId="30" w15:restartNumberingAfterBreak="0">
     <w:nsid w:val="5E2B5BFA"/>
     <w:multiLevelType w:val="hybridMultilevel"/>
     <w:tmpl w:val="8EEEDC5A"/>
@@ -13253,7 +12759,7 @@
       </w:rPr>
     </w:lvl>
   </w:abstractNum>
-  <w:abstractNum w:abstractNumId="30" w15:restartNumberingAfterBreak="0">
+  <w:abstractNum w:abstractNumId="31" w15:restartNumberingAfterBreak="0">
     <w:nsid w:val="5F9F248F"/>
     <w:multiLevelType w:val="hybridMultilevel"/>
     <w:tmpl w:val="04050021"/>
@@ -13366,7 +12872,7 @@
       </w:rPr>
     </w:lvl>
   </w:abstractNum>
-  <w:abstractNum w:abstractNumId="31" w15:restartNumberingAfterBreak="0">
+  <w:abstractNum w:abstractNumId="32" w15:restartNumberingAfterBreak="0">
     <w:nsid w:val="610C5558"/>
     <w:multiLevelType w:val="hybridMultilevel"/>
     <w:tmpl w:val="BD84002E"/>
@@ -13479,7 +12985,7 @@
       </w:rPr>
     </w:lvl>
   </w:abstractNum>
-  <w:abstractNum w:abstractNumId="32" w15:restartNumberingAfterBreak="0">
+  <w:abstractNum w:abstractNumId="33" w15:restartNumberingAfterBreak="0">
     <w:nsid w:val="6AD42460"/>
     <w:multiLevelType w:val="hybridMultilevel"/>
     <w:tmpl w:val="8CFC3FCC"/>
@@ -13568,7 +13074,7 @@
       </w:pPr>
     </w:lvl>
   </w:abstractNum>
-  <w:abstractNum w:abstractNumId="33" w15:restartNumberingAfterBreak="0">
+  <w:abstractNum w:abstractNumId="34" w15:restartNumberingAfterBreak="0">
     <w:nsid w:val="6B4E5A6F"/>
     <w:multiLevelType w:val="multilevel"/>
     <w:tmpl w:val="200A6AF6"/>
@@ -13681,7 +13187,7 @@
       </w:pPr>
     </w:lvl>
   </w:abstractNum>
-  <w:abstractNum w:abstractNumId="34" w15:restartNumberingAfterBreak="0">
+  <w:abstractNum w:abstractNumId="35" w15:restartNumberingAfterBreak="0">
     <w:nsid w:val="6C497107"/>
     <w:multiLevelType w:val="hybridMultilevel"/>
     <w:tmpl w:val="EB7A42A0"/>
@@ -13794,7 +13300,7 @@
       </w:rPr>
     </w:lvl>
   </w:abstractNum>
-  <w:abstractNum w:abstractNumId="35" w15:restartNumberingAfterBreak="0">
+  <w:abstractNum w:abstractNumId="36" w15:restartNumberingAfterBreak="0">
     <w:nsid w:val="6EAE5475"/>
     <w:multiLevelType w:val="hybridMultilevel"/>
     <w:tmpl w:val="C0806FF2"/>
@@ -13907,7 +13413,7 @@
       </w:rPr>
     </w:lvl>
   </w:abstractNum>
-  <w:abstractNum w:abstractNumId="36" w15:restartNumberingAfterBreak="0">
+  <w:abstractNum w:abstractNumId="37" w15:restartNumberingAfterBreak="0">
     <w:nsid w:val="782750EB"/>
     <w:multiLevelType w:val="hybridMultilevel"/>
     <w:tmpl w:val="0D6AF1E4"/>
@@ -14020,7 +13526,7 @@
       </w:rPr>
     </w:lvl>
   </w:abstractNum>
-  <w:abstractNum w:abstractNumId="37" w15:restartNumberingAfterBreak="0">
+  <w:abstractNum w:abstractNumId="38" w15:restartNumberingAfterBreak="0">
     <w:nsid w:val="7A4B5D5C"/>
     <w:multiLevelType w:val="hybridMultilevel"/>
     <w:tmpl w:val="D496FADC"/>
@@ -14106,7 +13612,7 @@
       </w:pPr>
     </w:lvl>
   </w:abstractNum>
-  <w:abstractNum w:abstractNumId="38" w15:restartNumberingAfterBreak="0">
+  <w:abstractNum w:abstractNumId="39" w15:restartNumberingAfterBreak="0">
     <w:nsid w:val="7AF7268C"/>
     <w:multiLevelType w:val="hybridMultilevel"/>
     <w:tmpl w:val="09D0B6A0"/>
@@ -14218,7 +13724,7 @@
       </w:rPr>
     </w:lvl>
   </w:abstractNum>
-  <w:abstractNum w:abstractNumId="39" w15:restartNumberingAfterBreak="0">
+  <w:abstractNum w:abstractNumId="40" w15:restartNumberingAfterBreak="0">
     <w:nsid w:val="7D6D0E59"/>
     <w:multiLevelType w:val="hybridMultilevel"/>
     <w:tmpl w:val="5720D306"/>
@@ -14331,7 +13837,7 @@
       </w:rPr>
     </w:lvl>
   </w:abstractNum>
-  <w:abstractNum w:abstractNumId="40" w15:restartNumberingAfterBreak="0">
+  <w:abstractNum w:abstractNumId="41" w15:restartNumberingAfterBreak="0">
     <w:nsid w:val="7D8102B7"/>
     <w:multiLevelType w:val="hybridMultilevel"/>
     <w:tmpl w:val="E21AA672"/>
@@ -14443,7 +13949,7 @@
       </w:rPr>
     </w:lvl>
   </w:abstractNum>
-  <w:abstractNum w:abstractNumId="41" w15:restartNumberingAfterBreak="0">
+  <w:abstractNum w:abstractNumId="42" w15:restartNumberingAfterBreak="0">
     <w:nsid w:val="7E7804A0"/>
     <w:multiLevelType w:val="hybridMultilevel"/>
     <w:tmpl w:val="4BF8FF76"/>
@@ -14563,19 +14069,19 @@
     <w:abstractNumId w:val="4"/>
   </w:num>
   <w:num w:numId="3" w16cid:durableId="402947605">
-    <w:abstractNumId w:val="28"/>
+    <w:abstractNumId w:val="29"/>
   </w:num>
   <w:num w:numId="4" w16cid:durableId="1949000298">
+    <w:abstractNumId w:val="37"/>
+  </w:num>
+  <w:num w:numId="5" w16cid:durableId="89399167">
     <w:abstractNumId w:val="36"/>
   </w:num>
-  <w:num w:numId="5" w16cid:durableId="89399167">
-    <w:abstractNumId w:val="35"/>
-  </w:num>
   <w:num w:numId="6" w16cid:durableId="469175344">
-    <w:abstractNumId w:val="31"/>
+    <w:abstractNumId w:val="32"/>
   </w:num>
   <w:num w:numId="7" w16cid:durableId="208298722">
-    <w:abstractNumId w:val="23"/>
+    <w:abstractNumId w:val="24"/>
   </w:num>
   <w:num w:numId="8" w16cid:durableId="177620192">
     <w:abstractNumId w:val="2"/>
@@ -14584,7 +14090,7 @@
     <w:abstractNumId w:val="0"/>
   </w:num>
   <w:num w:numId="10" w16cid:durableId="557058186">
-    <w:abstractNumId w:val="37"/>
+    <w:abstractNumId w:val="38"/>
   </w:num>
   <w:num w:numId="11" w16cid:durableId="813908948">
     <w:abstractNumId w:val="18"/>
@@ -14593,22 +14099,22 @@
     <w:abstractNumId w:val="7"/>
   </w:num>
   <w:num w:numId="13" w16cid:durableId="1187863165">
-    <w:abstractNumId w:val="30"/>
+    <w:abstractNumId w:val="31"/>
   </w:num>
   <w:num w:numId="14" w16cid:durableId="1258904774">
     <w:abstractNumId w:val="16"/>
   </w:num>
   <w:num w:numId="15" w16cid:durableId="625307972">
-    <w:abstractNumId w:val="32"/>
+    <w:abstractNumId w:val="33"/>
   </w:num>
   <w:num w:numId="16" w16cid:durableId="1657297398">
-    <w:abstractNumId w:val="27"/>
+    <w:abstractNumId w:val="28"/>
   </w:num>
   <w:num w:numId="17" w16cid:durableId="723871448">
-    <w:abstractNumId w:val="34"/>
+    <w:abstractNumId w:val="35"/>
   </w:num>
   <w:num w:numId="18" w16cid:durableId="137112280">
-    <w:abstractNumId w:val="39"/>
+    <w:abstractNumId w:val="40"/>
   </w:num>
   <w:num w:numId="19" w16cid:durableId="352072345">
     <w:abstractNumId w:val="3"/>
@@ -14620,7 +14126,7 @@
     <w:abstractNumId w:val="9"/>
   </w:num>
   <w:num w:numId="22" w16cid:durableId="747113366">
-    <w:abstractNumId w:val="38"/>
+    <w:abstractNumId w:val="39"/>
   </w:num>
   <w:num w:numId="23" w16cid:durableId="1057168060">
     <w:abstractNumId w:val="15"/>
@@ -14629,31 +14135,31 @@
     <w:abstractNumId w:val="5"/>
   </w:num>
   <w:num w:numId="25" w16cid:durableId="98837639">
-    <w:abstractNumId w:val="26"/>
+    <w:abstractNumId w:val="27"/>
   </w:num>
   <w:num w:numId="26" w16cid:durableId="693266025">
-    <w:abstractNumId w:val="29"/>
+    <w:abstractNumId w:val="30"/>
   </w:num>
   <w:num w:numId="27" w16cid:durableId="1892493753">
-    <w:abstractNumId w:val="33"/>
+    <w:abstractNumId w:val="34"/>
   </w:num>
   <w:num w:numId="28" w16cid:durableId="1558861174">
-    <w:abstractNumId w:val="28"/>
+    <w:abstractNumId w:val="29"/>
   </w:num>
   <w:num w:numId="29" w16cid:durableId="1134061409">
     <w:abstractNumId w:val="19"/>
   </w:num>
   <w:num w:numId="30" w16cid:durableId="1744794599">
-    <w:abstractNumId w:val="22"/>
+    <w:abstractNumId w:val="23"/>
   </w:num>
   <w:num w:numId="31" w16cid:durableId="1817844041">
-    <w:abstractNumId w:val="24"/>
+    <w:abstractNumId w:val="25"/>
   </w:num>
   <w:num w:numId="32" w16cid:durableId="472908971">
     <w:abstractNumId w:val="14"/>
   </w:num>
   <w:num w:numId="33" w16cid:durableId="429549034">
-    <w:abstractNumId w:val="41"/>
+    <w:abstractNumId w:val="42"/>
   </w:num>
   <w:num w:numId="34" w16cid:durableId="1563367793">
     <w:abstractNumId w:val="12"/>
@@ -14665,7 +14171,7 @@
     <w:abstractNumId w:val="21"/>
   </w:num>
   <w:num w:numId="37" w16cid:durableId="1535191084">
-    <w:abstractNumId w:val="25"/>
+    <w:abstractNumId w:val="26"/>
   </w:num>
   <w:num w:numId="38" w16cid:durableId="1616475969">
     <w:abstractNumId w:val="20"/>
@@ -14680,10 +14186,13 @@
     <w:abstractNumId w:val="6"/>
   </w:num>
   <w:num w:numId="42" w16cid:durableId="1439136245">
-    <w:abstractNumId w:val="40"/>
+    <w:abstractNumId w:val="41"/>
   </w:num>
   <w:num w:numId="43" w16cid:durableId="1486357054">
     <w:abstractNumId w:val="17"/>
+  </w:num>
+  <w:num w:numId="44" w16cid:durableId="906382337">
+    <w:abstractNumId w:val="22"/>
   </w:num>
 </w:numbering>
 </file>
@@ -15320,6 +14829,7 @@
   <w:style w:type="character" w:default="1" w:styleId="Standardnpsmoodstavce">
     <w:name w:val="Default Paragraph Font"/>
     <w:uiPriority w:val="1"/>
+    <w:semiHidden/>
     <w:unhideWhenUsed/>
   </w:style>
   <w:style w:type="table" w:default="1" w:styleId="Normlntabulka">
@@ -16343,10 +15853,12 @@
     <w:rsid w:val="00D17CE7"/>
     <w:rsid w:val="00E0364E"/>
     <w:rsid w:val="00E53066"/>
+    <w:rsid w:val="00E866B4"/>
     <w:rsid w:val="00EB3F8A"/>
     <w:rsid w:val="00F73B1B"/>
     <w:rsid w:val="00FC053B"/>
     <w:rsid w:val="00FE0195"/>
+    <w:rsid w:val="00FF34A8"/>
   </w:rsids>
   <m:mathPr>
     <m:mathFont m:val="Cambria Math"/>
@@ -17117,10 +16629,16 @@
 </file>
 
 <file path=customXml/item3.xml><?xml version="1.0" encoding="utf-8"?>
+<p:properties xmlns:p="http://schemas.microsoft.com/office/2006/metadata/properties" xmlns:xsi="http://www.w3.org/2001/XMLSchema-instance" xmlns:pc="http://schemas.microsoft.com/office/infopath/2007/PartnerControls">
+  <documentManagement/>
+</p:properties>
+</file>
+
+<file path=customXml/item4.xml><?xml version="1.0" encoding="utf-8"?>
 <b:Sources xmlns:b="http://schemas.openxmlformats.org/officeDocument/2006/bibliography" xmlns="http://schemas.openxmlformats.org/officeDocument/2006/bibliography" SelectedStyle="\APASixthEditionOfficeOnline.xsl" StyleName="APA" Version="6"/>
 </file>
 
-<file path=customXml/item4.xml><?xml version="1.0" encoding="utf-8"?>
+<file path=customXml/item5.xml><?xml version="1.0" encoding="utf-8"?>
 <ct:contentTypeSchema xmlns:ct="http://schemas.microsoft.com/office/2006/metadata/contentType" xmlns:ma="http://schemas.microsoft.com/office/2006/metadata/properties/metaAttributes" ct:_="" ma:_="" ma:contentTypeName="Dokument" ma:contentTypeID="0x010100AB4421CFC579A4449DC25ACBD6176571" ma:contentTypeVersion="2" ma:contentTypeDescription="Vytvoří nový dokument" ma:contentTypeScope="" ma:versionID="571ac08f18df58b33840592d245cde2d">
   <xsd:schema xmlns:xsd="http://www.w3.org/2001/XMLSchema" xmlns:xs="http://www.w3.org/2001/XMLSchema" xmlns:p="http://schemas.microsoft.com/office/2006/metadata/properties" xmlns:ns2="921a4a19-005d-42bf-a6ee-1c0f1cd55622" targetNamespace="http://schemas.microsoft.com/office/2006/metadata/properties" ma:root="true" ma:fieldsID="4559ad2502f86f60dcde6a0f6b3f7266" ns2:_="">
     <xsd:import namespace="921a4a19-005d-42bf-a6ee-1c0f1cd55622"/>
@@ -17252,12 +16770,6 @@
 </ct:contentTypeSchema>
 </file>
 
-<file path=customXml/item5.xml><?xml version="1.0" encoding="utf-8"?>
-<p:properties xmlns:p="http://schemas.microsoft.com/office/2006/metadata/properties" xmlns:xsi="http://www.w3.org/2001/XMLSchema-instance" xmlns:pc="http://schemas.microsoft.com/office/infopath/2007/PartnerControls">
-  <documentManagement/>
-</p:properties>
-</file>
-
 <file path=customXml/itemProps1.xml><?xml version="1.0" encoding="utf-8"?>
 <ds:datastoreItem xmlns:ds="http://schemas.openxmlformats.org/officeDocument/2006/customXml" ds:itemID="{55AF091B-3C7A-41E3-B477-F2FDAA23CFDA}">
   <ds:schemaRefs>
@@ -17275,6 +16787,15 @@
 </file>
 
 <file path=customXml/itemProps3.xml><?xml version="1.0" encoding="utf-8"?>
+<ds:datastoreItem xmlns:ds="http://schemas.openxmlformats.org/officeDocument/2006/customXml" ds:itemID="{EDE7D767-2E0D-494D-8433-FAEBD4A37F8E}">
+  <ds:schemaRefs>
+    <ds:schemaRef ds:uri="http://schemas.microsoft.com/office/2006/metadata/properties"/>
+    <ds:schemaRef ds:uri="http://schemas.microsoft.com/office/infopath/2007/PartnerControls"/>
+  </ds:schemaRefs>
+</ds:datastoreItem>
+</file>
+
+<file path=customXml/itemProps4.xml><?xml version="1.0" encoding="utf-8"?>
 <ds:datastoreItem xmlns:ds="http://schemas.openxmlformats.org/officeDocument/2006/customXml" ds:itemID="{016BB16A-1E0F-4115-AADC-10D5070CD6B8}">
   <ds:schemaRefs>
     <ds:schemaRef ds:uri="http://schemas.openxmlformats.org/officeDocument/2006/bibliography"/>
@@ -17282,7 +16803,7 @@
 </ds:datastoreItem>
 </file>
 
-<file path=customXml/itemProps4.xml><?xml version="1.0" encoding="utf-8"?>
+<file path=customXml/itemProps5.xml><?xml version="1.0" encoding="utf-8"?>
 <ds:datastoreItem xmlns:ds="http://schemas.openxmlformats.org/officeDocument/2006/customXml" ds:itemID="{838CEF72-1B4D-4D33-9891-FFC95F507282}">
   <ds:schemaRefs>
     <ds:schemaRef ds:uri="http://schemas.microsoft.com/office/2006/metadata/contentType"/>
@@ -17298,13 +16819,4 @@
     <ds:schemaRef ds:uri="http://schemas.microsoft.com/internal/obd"/>
   </ds:schemaRefs>
 </ds:datastoreItem>
-</file>
-
-<file path=customXml/itemProps5.xml><?xml version="1.0" encoding="utf-8"?>
-<ds:datastoreItem xmlns:ds="http://schemas.openxmlformats.org/officeDocument/2006/customXml" ds:itemID="{EDE7D767-2E0D-494D-8433-FAEBD4A37F8E}">
-  <ds:schemaRefs>
-    <ds:schemaRef ds:uri="http://schemas.microsoft.com/office/2006/metadata/properties"/>
-    <ds:schemaRef ds:uri="http://schemas.microsoft.com/office/infopath/2007/PartnerControls"/>
-  </ds:schemaRefs>
-</ds:datastoreItem>
 </file>
--- a/bp_svobo229_v2.docx
+++ b/bp_svobo229_v2.docx
@@ -507,10 +507,10 @@
             <v:path o:extrusionok="f" gradientshapeok="t" o:connecttype="rect"/>
             <o:lock v:ext="edit" aspectratio="t"/>
           </v:shapetype>
-          <v:shape id="_x0000_i1025" type="#_x0000_t75" style="width:446.25pt;height:478.7pt" o:ole="">
+          <v:shape id="_x0000_i1025" type="#_x0000_t75" style="width:446.25pt;height:478.5pt" o:ole="">
             <v:imagedata r:id="rId12" o:title=""/>
           </v:shape>
-          <o:OLEObject Type="Embed" ProgID="Word.Document.12" ShapeID="_x0000_i1025" DrawAspect="Content" ObjectID="_1833529856" r:id="rId13">
+          <o:OLEObject Type="Embed" ProgID="Word.Document.12" ShapeID="_x0000_i1025" DrawAspect="Content" ObjectID="_1833629586" r:id="rId13">
             <o:FieldCodes>\s</o:FieldCodes>
           </o:OLEObject>
         </w:object>
@@ -4839,14 +4839,27 @@
       <w:r>
         <w:t xml:space="preserve">Obr. </w:t>
       </w:r>
-      <w:fldSimple w:instr=" SEQ Obr. \* ARABIC ">
-        <w:r>
-          <w:rPr>
-            <w:noProof/>
-          </w:rPr>
-          <w:t>1</w:t>
-        </w:r>
-      </w:fldSimple>
+      <w:r>
+        <w:fldChar w:fldCharType="begin"/>
+      </w:r>
+      <w:r>
+        <w:instrText xml:space="preserve"> SEQ Obr. \* ARABIC </w:instrText>
+      </w:r>
+      <w:r>
+        <w:fldChar w:fldCharType="separate"/>
+      </w:r>
+      <w:r>
+        <w:rPr>
+          <w:noProof/>
+        </w:rPr>
+        <w:t>1</w:t>
+      </w:r>
+      <w:r>
+        <w:rPr>
+          <w:noProof/>
+        </w:rPr>
+        <w:fldChar w:fldCharType="end"/>
+      </w:r>
       <w:r>
         <w:t xml:space="preserve">: TailwindCSS </w:t>
       </w:r>
@@ -5137,14 +5150,27 @@
       <w:r>
         <w:t xml:space="preserve">Obr. </w:t>
       </w:r>
-      <w:fldSimple w:instr=" SEQ Obr. \* ARABIC ">
-        <w:r>
-          <w:rPr>
-            <w:noProof/>
-          </w:rPr>
-          <w:t>2</w:t>
-        </w:r>
-      </w:fldSimple>
+      <w:r>
+        <w:fldChar w:fldCharType="begin"/>
+      </w:r>
+      <w:r>
+        <w:instrText xml:space="preserve"> SEQ Obr. \* ARABIC </w:instrText>
+      </w:r>
+      <w:r>
+        <w:fldChar w:fldCharType="separate"/>
+      </w:r>
+      <w:r>
+        <w:rPr>
+          <w:noProof/>
+        </w:rPr>
+        <w:t>2</w:t>
+      </w:r>
+      <w:r>
+        <w:rPr>
+          <w:noProof/>
+        </w:rPr>
+        <w:fldChar w:fldCharType="end"/>
+      </w:r>
       <w:r>
         <w:t>: Ukázka hooku</w:t>
       </w:r>
@@ -5247,14 +5273,27 @@
       <w:r>
         <w:t xml:space="preserve">Obr. </w:t>
       </w:r>
-      <w:fldSimple w:instr=" SEQ Obr. \* ARABIC ">
-        <w:r>
-          <w:rPr>
-            <w:noProof/>
-          </w:rPr>
-          <w:t>3</w:t>
-        </w:r>
-      </w:fldSimple>
+      <w:r>
+        <w:fldChar w:fldCharType="begin"/>
+      </w:r>
+      <w:r>
+        <w:instrText xml:space="preserve"> SEQ Obr. \* ARABIC </w:instrText>
+      </w:r>
+      <w:r>
+        <w:fldChar w:fldCharType="separate"/>
+      </w:r>
+      <w:r>
+        <w:rPr>
+          <w:noProof/>
+        </w:rPr>
+        <w:t>3</w:t>
+      </w:r>
+      <w:r>
+        <w:rPr>
+          <w:noProof/>
+        </w:rPr>
+        <w:fldChar w:fldCharType="end"/>
+      </w:r>
       <w:r>
         <w:t>: Příklad komponenty</w:t>
       </w:r>
@@ -5336,14 +5375,27 @@
       <w:r>
         <w:t xml:space="preserve">Obr. </w:t>
       </w:r>
-      <w:fldSimple w:instr=" SEQ Obr. \* ARABIC ">
-        <w:r>
-          <w:rPr>
-            <w:noProof/>
-          </w:rPr>
-          <w:t>4</w:t>
-        </w:r>
-      </w:fldSimple>
+      <w:r>
+        <w:fldChar w:fldCharType="begin"/>
+      </w:r>
+      <w:r>
+        <w:instrText xml:space="preserve"> SEQ Obr. \* ARABIC </w:instrText>
+      </w:r>
+      <w:r>
+        <w:fldChar w:fldCharType="separate"/>
+      </w:r>
+      <w:r>
+        <w:rPr>
+          <w:noProof/>
+        </w:rPr>
+        <w:t>4</w:t>
+      </w:r>
+      <w:r>
+        <w:rPr>
+          <w:noProof/>
+        </w:rPr>
+        <w:fldChar w:fldCharType="end"/>
+      </w:r>
       <w:r>
         <w:t>: Komponenta se vstupy</w:t>
       </w:r>
@@ -5412,14 +5464,27 @@
       <w:r>
         <w:t xml:space="preserve">Obr. </w:t>
       </w:r>
-      <w:fldSimple w:instr=" SEQ Obr. \* ARABIC ">
-        <w:r>
-          <w:rPr>
-            <w:noProof/>
-          </w:rPr>
-          <w:t>5</w:t>
-        </w:r>
-      </w:fldSimple>
+      <w:r>
+        <w:fldChar w:fldCharType="begin"/>
+      </w:r>
+      <w:r>
+        <w:instrText xml:space="preserve"> SEQ Obr. \* ARABIC </w:instrText>
+      </w:r>
+      <w:r>
+        <w:fldChar w:fldCharType="separate"/>
+      </w:r>
+      <w:r>
+        <w:rPr>
+          <w:noProof/>
+        </w:rPr>
+        <w:t>5</w:t>
+      </w:r>
+      <w:r>
+        <w:rPr>
+          <w:noProof/>
+        </w:rPr>
+        <w:fldChar w:fldCharType="end"/>
+      </w:r>
       <w:r>
         <w:t>: Práce se vstupy</w:t>
       </w:r>
@@ -5492,14 +5557,27 @@
       <w:r>
         <w:t xml:space="preserve">Obr. </w:t>
       </w:r>
-      <w:fldSimple w:instr=" SEQ Obr. \* ARABIC ">
-        <w:r>
-          <w:rPr>
-            <w:noProof/>
-          </w:rPr>
-          <w:t>6</w:t>
-        </w:r>
-      </w:fldSimple>
+      <w:r>
+        <w:fldChar w:fldCharType="begin"/>
+      </w:r>
+      <w:r>
+        <w:instrText xml:space="preserve"> SEQ Obr. \* ARABIC </w:instrText>
+      </w:r>
+      <w:r>
+        <w:fldChar w:fldCharType="separate"/>
+      </w:r>
+      <w:r>
+        <w:rPr>
+          <w:noProof/>
+        </w:rPr>
+        <w:t>6</w:t>
+      </w:r>
+      <w:r>
+        <w:rPr>
+          <w:noProof/>
+        </w:rPr>
+        <w:fldChar w:fldCharType="end"/>
+      </w:r>
       <w:r>
         <w:t>: Použití komponenty</w:t>
       </w:r>
@@ -5606,14 +5684,27 @@
       <w:r>
         <w:t xml:space="preserve">Obr. </w:t>
       </w:r>
-      <w:fldSimple w:instr=" SEQ Obr. \* ARABIC ">
-        <w:r>
-          <w:rPr>
-            <w:noProof/>
-          </w:rPr>
-          <w:t>7</w:t>
-        </w:r>
-      </w:fldSimple>
+      <w:r>
+        <w:fldChar w:fldCharType="begin"/>
+      </w:r>
+      <w:r>
+        <w:instrText xml:space="preserve"> SEQ Obr. \* ARABIC </w:instrText>
+      </w:r>
+      <w:r>
+        <w:fldChar w:fldCharType="separate"/>
+      </w:r>
+      <w:r>
+        <w:rPr>
+          <w:noProof/>
+        </w:rPr>
+        <w:t>7</w:t>
+      </w:r>
+      <w:r>
+        <w:rPr>
+          <w:noProof/>
+        </w:rPr>
+        <w:fldChar w:fldCharType="end"/>
+      </w:r>
       <w:r>
         <w:t>: Porovnání DOMu</w:t>
       </w:r>
@@ -5723,14 +5814,27 @@
       <w:r>
         <w:t xml:space="preserve">Obr. </w:t>
       </w:r>
-      <w:fldSimple w:instr=" SEQ Obr. \* ARABIC ">
-        <w:r>
-          <w:rPr>
-            <w:noProof/>
-          </w:rPr>
-          <w:t>8</w:t>
-        </w:r>
-      </w:fldSimple>
+      <w:r>
+        <w:fldChar w:fldCharType="begin"/>
+      </w:r>
+      <w:r>
+        <w:instrText xml:space="preserve"> SEQ Obr. \* ARABIC </w:instrText>
+      </w:r>
+      <w:r>
+        <w:fldChar w:fldCharType="separate"/>
+      </w:r>
+      <w:r>
+        <w:rPr>
+          <w:noProof/>
+        </w:rPr>
+        <w:t>8</w:t>
+      </w:r>
+      <w:r>
+        <w:rPr>
+          <w:noProof/>
+        </w:rPr>
+        <w:fldChar w:fldCharType="end"/>
+      </w:r>
       <w:r>
         <w:t>: Ukázka JSX</w:t>
       </w:r>
@@ -5877,14 +5981,27 @@
       <w:r>
         <w:t xml:space="preserve">Obr. </w:t>
       </w:r>
-      <w:fldSimple w:instr=" SEQ Obr. \* ARABIC ">
-        <w:r>
-          <w:rPr>
-            <w:noProof/>
-          </w:rPr>
-          <w:t>9</w:t>
-        </w:r>
-      </w:fldSimple>
+      <w:r>
+        <w:fldChar w:fldCharType="begin"/>
+      </w:r>
+      <w:r>
+        <w:instrText xml:space="preserve"> SEQ Obr. \* ARABIC </w:instrText>
+      </w:r>
+      <w:r>
+        <w:fldChar w:fldCharType="separate"/>
+      </w:r>
+      <w:r>
+        <w:rPr>
+          <w:noProof/>
+        </w:rPr>
+        <w:t>9</w:t>
+      </w:r>
+      <w:r>
+        <w:rPr>
+          <w:noProof/>
+        </w:rPr>
+        <w:fldChar w:fldCharType="end"/>
+      </w:r>
       <w:r>
         <w:t>: Ukázka kódu NodeJS</w:t>
       </w:r>
@@ -6161,14 +6278,27 @@
       <w:r>
         <w:t xml:space="preserve">Obr. </w:t>
       </w:r>
-      <w:fldSimple w:instr=" SEQ Obr. \* ARABIC ">
-        <w:r>
-          <w:rPr>
-            <w:noProof/>
-          </w:rPr>
-          <w:t>10</w:t>
-        </w:r>
-      </w:fldSimple>
+      <w:r>
+        <w:fldChar w:fldCharType="begin"/>
+      </w:r>
+      <w:r>
+        <w:instrText xml:space="preserve"> SEQ Obr. \* ARABIC </w:instrText>
+      </w:r>
+      <w:r>
+        <w:fldChar w:fldCharType="separate"/>
+      </w:r>
+      <w:r>
+        <w:rPr>
+          <w:noProof/>
+        </w:rPr>
+        <w:t>10</w:t>
+      </w:r>
+      <w:r>
+        <w:rPr>
+          <w:noProof/>
+        </w:rPr>
+        <w:fldChar w:fldCharType="end"/>
+      </w:r>
       <w:r>
         <w:t>: Logo NPM</w:t>
       </w:r>
@@ -6285,14 +6415,27 @@
       <w:r>
         <w:t xml:space="preserve">Obr. </w:t>
       </w:r>
-      <w:fldSimple w:instr=" SEQ Obr. \* ARABIC ">
-        <w:r>
-          <w:rPr>
-            <w:noProof/>
-          </w:rPr>
-          <w:t>11</w:t>
-        </w:r>
-      </w:fldSimple>
+      <w:r>
+        <w:fldChar w:fldCharType="begin"/>
+      </w:r>
+      <w:r>
+        <w:instrText xml:space="preserve"> SEQ Obr. \* ARABIC </w:instrText>
+      </w:r>
+      <w:r>
+        <w:fldChar w:fldCharType="separate"/>
+      </w:r>
+      <w:r>
+        <w:rPr>
+          <w:noProof/>
+        </w:rPr>
+        <w:t>11</w:t>
+      </w:r>
+      <w:r>
+        <w:rPr>
+          <w:noProof/>
+        </w:rPr>
+        <w:fldChar w:fldCharType="end"/>
+      </w:r>
       <w:r>
         <w:t>: Prostředí MySQL</w:t>
       </w:r>
@@ -6424,14 +6567,27 @@
       <w:r>
         <w:t xml:space="preserve">Obr. </w:t>
       </w:r>
-      <w:fldSimple w:instr=" SEQ Obr. \* ARABIC ">
-        <w:r>
-          <w:rPr>
-            <w:noProof/>
-          </w:rPr>
-          <w:t>12</w:t>
-        </w:r>
-      </w:fldSimple>
+      <w:r>
+        <w:fldChar w:fldCharType="begin"/>
+      </w:r>
+      <w:r>
+        <w:instrText xml:space="preserve"> SEQ Obr. \* ARABIC </w:instrText>
+      </w:r>
+      <w:r>
+        <w:fldChar w:fldCharType="separate"/>
+      </w:r>
+      <w:r>
+        <w:rPr>
+          <w:noProof/>
+        </w:rPr>
+        <w:t>12</w:t>
+      </w:r>
+      <w:r>
+        <w:rPr>
+          <w:noProof/>
+        </w:rPr>
+        <w:fldChar w:fldCharType="end"/>
+      </w:r>
       <w:r>
         <w:t>: Prostřední Figmy</w:t>
       </w:r>
@@ -6554,14 +6710,27 @@
       <w:r>
         <w:t xml:space="preserve">Obr. </w:t>
       </w:r>
-      <w:fldSimple w:instr=" SEQ Obr. \* ARABIC ">
-        <w:r>
-          <w:rPr>
-            <w:noProof/>
-          </w:rPr>
-          <w:t>13</w:t>
-        </w:r>
-      </w:fldSimple>
+      <w:r>
+        <w:fldChar w:fldCharType="begin"/>
+      </w:r>
+      <w:r>
+        <w:instrText xml:space="preserve"> SEQ Obr. \* ARABIC </w:instrText>
+      </w:r>
+      <w:r>
+        <w:fldChar w:fldCharType="separate"/>
+      </w:r>
+      <w:r>
+        <w:rPr>
+          <w:noProof/>
+        </w:rPr>
+        <w:t>13</w:t>
+      </w:r>
+      <w:r>
+        <w:rPr>
+          <w:noProof/>
+        </w:rPr>
+        <w:fldChar w:fldCharType="end"/>
+      </w:r>
       <w:r>
         <w:t>: Prostředí Visual Studio Code</w:t>
       </w:r>
@@ -6710,14 +6879,27 @@
       <w:r>
         <w:t xml:space="preserve">Obr. </w:t>
       </w:r>
-      <w:fldSimple w:instr=" SEQ Obr. \* ARABIC ">
-        <w:r>
-          <w:rPr>
-            <w:noProof/>
-          </w:rPr>
-          <w:t>14</w:t>
-        </w:r>
-      </w:fldSimple>
+      <w:r>
+        <w:fldChar w:fldCharType="begin"/>
+      </w:r>
+      <w:r>
+        <w:instrText xml:space="preserve"> SEQ Obr. \* ARABIC </w:instrText>
+      </w:r>
+      <w:r>
+        <w:fldChar w:fldCharType="separate"/>
+      </w:r>
+      <w:r>
+        <w:rPr>
+          <w:noProof/>
+        </w:rPr>
+        <w:t>14</w:t>
+      </w:r>
+      <w:r>
+        <w:rPr>
+          <w:noProof/>
+        </w:rPr>
+        <w:fldChar w:fldCharType="end"/>
+      </w:r>
       <w:r>
         <w:t>: Návrh úvodní stránky</w:t>
       </w:r>
@@ -6792,14 +6974,27 @@
       <w:r>
         <w:t xml:space="preserve">Obr. </w:t>
       </w:r>
-      <w:fldSimple w:instr=" SEQ Obr. \* ARABIC ">
-        <w:r>
-          <w:rPr>
-            <w:noProof/>
-          </w:rPr>
-          <w:t>15</w:t>
-        </w:r>
-      </w:fldSimple>
+      <w:r>
+        <w:fldChar w:fldCharType="begin"/>
+      </w:r>
+      <w:r>
+        <w:instrText xml:space="preserve"> SEQ Obr. \* ARABIC </w:instrText>
+      </w:r>
+      <w:r>
+        <w:fldChar w:fldCharType="separate"/>
+      </w:r>
+      <w:r>
+        <w:rPr>
+          <w:noProof/>
+        </w:rPr>
+        <w:t>15</w:t>
+      </w:r>
+      <w:r>
+        <w:rPr>
+          <w:noProof/>
+        </w:rPr>
+        <w:fldChar w:fldCharType="end"/>
+      </w:r>
       <w:r>
         <w:t>: Návrh administrace</w:t>
       </w:r>
@@ -6900,7 +7095,15 @@
         <w:t xml:space="preserve">Pro správnou funkcionalitu webových stránek je potřeba navrhnout kvalitní a dobře strukturovanou databázi, která bude popsána v této sekci. Pro samotný návrh jsem využíval webovou </w:t>
       </w:r>
       <w:r>
-        <w:t>stránku dbdiagram, ve které jsem si specifikoval všechny potřebné entity a vazby mezi nimi.</w:t>
+        <w:t xml:space="preserve">stránku </w:t>
+      </w:r>
+      <w:proofErr w:type="spellStart"/>
+      <w:r>
+        <w:t>dbdiagram</w:t>
+      </w:r>
+      <w:proofErr w:type="spellEnd"/>
+      <w:r>
+        <w:t>, ve které jsem si specifikoval všechny potřebné entity a vazby mezi nimi.</w:t>
       </w:r>
       <w:r>
         <w:t xml:space="preserve"> Databáze je implementována v relačním databázovém systému MySQL a obsahuje celkem 14 tabulek, které jsou vzájemně provázány pomocí cizích klíčů.</w:t>
@@ -6915,161 +7118,319 @@
       </w:r>
     </w:p>
     <w:p>
+      <w:proofErr w:type="spellStart"/>
       <w:r>
         <w:rPr>
           <w:b/>
           <w:bCs/>
         </w:rPr>
-        <w:t>Fighters – závodníci</w:t>
-      </w:r>
-    </w:p>
-    <w:p>
-      <w:r>
-        <w:t xml:space="preserve">Tabulka fighters představuje centrální entitu celého systému a uchovává informace o všech závodnících oddílu. Každý záznam obsahuje základní osobní údaje jako jméno (name), příjmení (surname) a datum narození (birth). Dále jsou zde uloženy </w:t>
-      </w:r>
-      <w:r>
-        <w:t>záznamy týkající se úspěchů závodníků</w:t>
-      </w:r>
-      <w:r>
-        <w:t xml:space="preserve"> – cizí klíč belts_id odkazující na aktuální technický stupeň závodníka, category_id určující věkovou kategorii a actual_weight_category reprezentující aktuální váhovou kategorii závodníka v kilogramech.</w:t>
-      </w:r>
-    </w:p>
-    <w:p>
-      <w:r>
-        <w:t xml:space="preserve">Tabulka také obsahuje booleovské </w:t>
-      </w:r>
-      <w:r>
-        <w:t>hodnoty</w:t>
-      </w:r>
-      <w:r>
-        <w:t xml:space="preserve"> best a legend, které slouží k označení výjimečných závodníků zobrazovaných na veřejné části webu, a </w:t>
-      </w:r>
-      <w:r>
-        <w:t>stav</w:t>
-      </w:r>
-      <w:r>
-        <w:t xml:space="preserve"> active určující, zda je závodník aktuálně aktivním členem oddílu</w:t>
-      </w:r>
-      <w:r>
-        <w:t xml:space="preserve"> či nikoliv</w:t>
-      </w:r>
-      <w:r>
-        <w:t>. Sloupec img_path uchovává cestu k profilové fotografii závodníka.</w:t>
-      </w:r>
-    </w:p>
-    <w:p/>
-    <w:p>
-      <w:pPr>
+        <w:t>Fighters</w:t>
+      </w:r>
+      <w:proofErr w:type="spellEnd"/>
+      <w:r>
         <w:rPr>
           <w:b/>
           <w:bCs/>
         </w:rPr>
-      </w:pPr>
-      <w:r>
+        <w:t xml:space="preserve"> – závodníci</w:t>
+      </w:r>
+    </w:p>
+    <w:p>
+      <w:r>
+        <w:t xml:space="preserve">Tabulka </w:t>
+      </w:r>
+      <w:proofErr w:type="spellStart"/>
+      <w:r>
+        <w:t>fighters</w:t>
+      </w:r>
+      <w:proofErr w:type="spellEnd"/>
+      <w:r>
+        <w:t xml:space="preserve"> představuje centrální entitu celého systému a uchovává informace o všech závodnících oddílu. Každý záznam obsahuje základní osobní údaje jako jméno (</w:t>
+      </w:r>
+      <w:proofErr w:type="spellStart"/>
+      <w:r>
+        <w:t>name</w:t>
+      </w:r>
+      <w:proofErr w:type="spellEnd"/>
+      <w:r>
+        <w:t>), příjmení (</w:t>
+      </w:r>
+      <w:proofErr w:type="spellStart"/>
+      <w:r>
+        <w:t>surname</w:t>
+      </w:r>
+      <w:proofErr w:type="spellEnd"/>
+      <w:r>
+        <w:t>) a datum narození (</w:t>
+      </w:r>
+      <w:proofErr w:type="spellStart"/>
+      <w:r>
+        <w:t>birth</w:t>
+      </w:r>
+      <w:proofErr w:type="spellEnd"/>
+      <w:r>
+        <w:t xml:space="preserve">). Dále jsou zde uloženy </w:t>
+      </w:r>
+      <w:r>
+        <w:t>záznamy týkající se úspěchů závodníků</w:t>
+      </w:r>
+      <w:r>
+        <w:t xml:space="preserve"> – cizí klíč </w:t>
+      </w:r>
+      <w:proofErr w:type="spellStart"/>
+      <w:r>
+        <w:t>belts_id</w:t>
+      </w:r>
+      <w:proofErr w:type="spellEnd"/>
+      <w:r>
+        <w:t xml:space="preserve"> odkazující na aktuální technický stupeň závodníka, </w:t>
+      </w:r>
+      <w:proofErr w:type="spellStart"/>
+      <w:r>
+        <w:t>category_id</w:t>
+      </w:r>
+      <w:proofErr w:type="spellEnd"/>
+      <w:r>
+        <w:t xml:space="preserve"> určující věkovou kategorii a </w:t>
+      </w:r>
+      <w:proofErr w:type="spellStart"/>
+      <w:r>
+        <w:t>actual_weight_category</w:t>
+      </w:r>
+      <w:proofErr w:type="spellEnd"/>
+      <w:r>
+        <w:t xml:space="preserve"> reprezentující aktuální váhovou kategorii závodníka v kilogramech.</w:t>
+      </w:r>
+    </w:p>
+    <w:p>
+      <w:r>
+        <w:t xml:space="preserve">Tabulka také obsahuje booleovské </w:t>
+      </w:r>
+      <w:r>
+        <w:t>hodnoty</w:t>
+      </w:r>
+      <w:r>
+        <w:t xml:space="preserve"> </w:t>
+      </w:r>
+      <w:proofErr w:type="spellStart"/>
+      <w:r>
+        <w:t>best</w:t>
+      </w:r>
+      <w:proofErr w:type="spellEnd"/>
+      <w:r>
+        <w:t xml:space="preserve"> a legend, které slouží k označení výjimečných závodníků zobrazovaných na veřejné části webu, a </w:t>
+      </w:r>
+      <w:r>
+        <w:t>stav</w:t>
+      </w:r>
+      <w:r>
+        <w:t xml:space="preserve"> </w:t>
+      </w:r>
+      <w:proofErr w:type="spellStart"/>
+      <w:r>
+        <w:t>active</w:t>
+      </w:r>
+      <w:proofErr w:type="spellEnd"/>
+      <w:r>
+        <w:t xml:space="preserve"> určující, zda je závodník aktuálně aktivním členem oddílu</w:t>
+      </w:r>
+      <w:r>
+        <w:t xml:space="preserve"> či nikoliv</w:t>
+      </w:r>
+      <w:r>
+        <w:t xml:space="preserve">. Sloupec </w:t>
+      </w:r>
+      <w:proofErr w:type="spellStart"/>
+      <w:r>
+        <w:t>img_path</w:t>
+      </w:r>
+      <w:proofErr w:type="spellEnd"/>
+      <w:r>
+        <w:t xml:space="preserve"> uchovává cestu k profilové fotografii závodníka.</w:t>
+      </w:r>
+    </w:p>
+    <w:p/>
+    <w:p>
+      <w:pPr>
         <w:rPr>
           <w:b/>
           <w:bCs/>
         </w:rPr>
-        <w:t>Belts – pásky</w:t>
-      </w:r>
-    </w:p>
-    <w:p>
-      <w:r>
-        <w:t xml:space="preserve">Tabulka belts </w:t>
-      </w:r>
-      <w:r>
-        <w:t>obsahuje všechny</w:t>
-      </w:r>
-      <w:r>
-        <w:t xml:space="preserve"> dostupné technické stupně v </w:t>
-      </w:r>
-      <w:r>
-        <w:t>Taekwodnu</w:t>
-      </w:r>
-      <w:r>
-        <w:t xml:space="preserve">, od </w:t>
-      </w:r>
-      <w:r>
-        <w:t>bílého</w:t>
-      </w:r>
-      <w:r>
-        <w:t xml:space="preserve"> pásku přes barevné pásky až po jednotlivé dany černého pásku. Každý stupeň má svůj název (belt_name), označení cupu (cup, např. „8. CUP" nebo „1. DAN"),  cenu zkoušky (price), cestu k obrázku pásku (img_path), doplňující informace (info) a cestu k výukovému videu (video_path). Tabulka je ve vztahu 1:N s tabulkou fighters – jeden technický stupeň může mít více závodníků, ale každý závodník má právě jeden aktuální stupeň.</w:t>
-      </w:r>
-    </w:p>
-    <w:p/>
-    <w:p>
+      </w:pPr>
+      <w:proofErr w:type="spellStart"/>
       <w:r>
         <w:rPr>
           <w:b/>
           <w:bCs/>
         </w:rPr>
-        <w:t>Category – kategorie</w:t>
-      </w:r>
-    </w:p>
-    <w:p>
-      <w:r>
-        <w:t>Tabulka category definuje věkové kategorie závodníků používané v soutěž</w:t>
-      </w:r>
-      <w:r>
-        <w:t>ích</w:t>
-      </w:r>
-      <w:r>
-        <w:t xml:space="preserve"> taekwondo. Každá kategorie je charakterizována názvem (name, např. Youth, Cadet, Junior, Senior, Ultra) a věkovým rozsahem vyjádřeným sloupci min a max. Vztah s tabulkou fighters je opět 1:N – v jedné kategorii může závodit více závodníků, ale každý závodník patří do právě jedné kategorie.</w:t>
-      </w:r>
-    </w:p>
-    <w:p/>
-    <w:p>
+        <w:t>Belts</w:t>
+      </w:r>
+      <w:proofErr w:type="spellEnd"/>
       <w:r>
         <w:rPr>
           <w:b/>
           <w:bCs/>
         </w:rPr>
-        <w:t>Users – uživatelé</w:t>
-      </w:r>
-    </w:p>
-    <w:p>
-      <w:r>
-        <w:lastRenderedPageBreak/>
-        <w:t>Tabulka users spravuje uživatelské účty systému. Každý uživatel má přihlašovací jméno (login), zahashované heslo (password)</w:t>
-      </w:r>
-      <w:r>
-        <w:t xml:space="preserve"> pomocí byCriptu</w:t>
-      </w:r>
-      <w:r>
-        <w:t>, volitelný e-mail (email) a telefonní číslo (phone). Sloupec role_id určuje oprávnění uživatele v systému a fighter_id umožňuje provázání uživatelského účtu s konkrétním závodníkem. Toto propojení je ve vztahu 1:1 – jeden závodník může mít právě jeden uživatelský účet a jeden uživatelský účet může být přiřazen právě jednomu závodníkovi. Toto provázání umožňuje závodníkům přihlásit se do systému a spravovat vlastní profil nebo</w:t>
-      </w:r>
-      <w:r>
-        <w:t xml:space="preserve"> své</w:t>
-      </w:r>
-      <w:r>
-        <w:t xml:space="preserve"> registrace na turnaje</w:t>
-      </w:r>
-      <w:r>
-        <w:t xml:space="preserve"> či zkoušky</w:t>
-      </w:r>
-      <w:r>
-        <w:t>.</w:t>
+        <w:t xml:space="preserve"> – pásky</w:t>
+      </w:r>
+    </w:p>
+    <w:p>
+      <w:r>
+        <w:t xml:space="preserve">Tabulka </w:t>
+      </w:r>
+      <w:proofErr w:type="spellStart"/>
+      <w:r>
+        <w:t>belts</w:t>
+      </w:r>
+      <w:proofErr w:type="spellEnd"/>
+      <w:r>
+        <w:t xml:space="preserve"> </w:t>
+      </w:r>
+      <w:r>
+        <w:t>obsahuje všechny</w:t>
+      </w:r>
+      <w:r>
+        <w:t xml:space="preserve"> dostupné technické stupně v </w:t>
+      </w:r>
+      <w:proofErr w:type="spellStart"/>
+      <w:r>
+        <w:t>Taekwodnu</w:t>
+      </w:r>
+      <w:proofErr w:type="spellEnd"/>
+      <w:r>
+        <w:t xml:space="preserve">, od </w:t>
+      </w:r>
+      <w:r>
+        <w:t>bílého</w:t>
+      </w:r>
+      <w:r>
+        <w:t xml:space="preserve"> pásku přes barevné pásky až po jednotlivé dany černého pásku. Každý stupeň má svůj název (</w:t>
+      </w:r>
+      <w:proofErr w:type="spellStart"/>
+      <w:r>
+        <w:t>belt_name</w:t>
+      </w:r>
+      <w:proofErr w:type="spellEnd"/>
+      <w:r>
+        <w:t xml:space="preserve">), označení </w:t>
+      </w:r>
+      <w:proofErr w:type="spellStart"/>
+      <w:r>
+        <w:t>cupu</w:t>
+      </w:r>
+      <w:proofErr w:type="spellEnd"/>
+      <w:r>
+        <w:t xml:space="preserve"> (cup, např. „8. CUP" nebo „1. DAN"),  cenu zkoušky (</w:t>
+      </w:r>
+      <w:proofErr w:type="spellStart"/>
+      <w:r>
+        <w:t>price</w:t>
+      </w:r>
+      <w:proofErr w:type="spellEnd"/>
+      <w:r>
+        <w:t>), cestu k obrázku pásku (</w:t>
+      </w:r>
+      <w:proofErr w:type="spellStart"/>
+      <w:r>
+        <w:t>img_path</w:t>
+      </w:r>
+      <w:proofErr w:type="spellEnd"/>
+      <w:r>
+        <w:t>), doplňující informace (</w:t>
+      </w:r>
+      <w:proofErr w:type="spellStart"/>
+      <w:r>
+        <w:t>info</w:t>
+      </w:r>
+      <w:proofErr w:type="spellEnd"/>
+      <w:r>
+        <w:t>) a cestu k výukovému videu (</w:t>
+      </w:r>
+      <w:proofErr w:type="spellStart"/>
+      <w:r>
+        <w:t>video_path</w:t>
+      </w:r>
+      <w:proofErr w:type="spellEnd"/>
+      <w:r>
+        <w:t xml:space="preserve">). Tabulka je ve vztahu 1:N s tabulkou </w:t>
+      </w:r>
+      <w:proofErr w:type="spellStart"/>
+      <w:r>
+        <w:t>fighters</w:t>
+      </w:r>
+      <w:proofErr w:type="spellEnd"/>
+      <w:r>
+        <w:t xml:space="preserve"> – jeden technický stupeň může mít více závodníků, ale každý závodník má právě jeden aktuální stupeň.</w:t>
       </w:r>
     </w:p>
     <w:p/>
     <w:p>
-      <w:pPr>
+      <w:proofErr w:type="spellStart"/>
+      <w:r>
         <w:rPr>
           <w:b/>
           <w:bCs/>
         </w:rPr>
-      </w:pPr>
+        <w:t>Category</w:t>
+      </w:r>
+      <w:proofErr w:type="spellEnd"/>
       <w:r>
         <w:rPr>
           <w:b/>
           <w:bCs/>
         </w:rPr>
-        <w:t>Role</w:t>
-      </w:r>
-    </w:p>
-    <w:p>
-      <w:r>
-        <w:t>Tabulka role definuje role a oprávnění uživatelů v systému. Aktuálně jsou definovány role jako administrátor (admin), trenér (trainer), uživatel (user) a různé třídy trenérů. Vztah s tabulkou users je 1:N – jedna role může být přiřazena více uživatelům, ale každý uživatel má právě jednu roli. Tato tabulka je klíčová pro řízení přístupu k administraci systému.</w:t>
+        <w:t xml:space="preserve"> – kategorie</w:t>
+      </w:r>
+    </w:p>
+    <w:p>
+      <w:r>
+        <w:t xml:space="preserve">Tabulka </w:t>
+      </w:r>
+      <w:proofErr w:type="spellStart"/>
+      <w:r>
+        <w:t>category</w:t>
+      </w:r>
+      <w:proofErr w:type="spellEnd"/>
+      <w:r>
+        <w:t xml:space="preserve"> definuje věkové kategorie závodníků používané v soutěž</w:t>
+      </w:r>
+      <w:r>
+        <w:t>ích</w:t>
+      </w:r>
+      <w:r>
+        <w:t xml:space="preserve"> taekwondo. Každá kategorie je charakterizována názvem (</w:t>
+      </w:r>
+      <w:proofErr w:type="spellStart"/>
+      <w:r>
+        <w:t>name</w:t>
+      </w:r>
+      <w:proofErr w:type="spellEnd"/>
+      <w:r>
+        <w:t xml:space="preserve">, např. </w:t>
+      </w:r>
+      <w:proofErr w:type="spellStart"/>
+      <w:r>
+        <w:t>Youth</w:t>
+      </w:r>
+      <w:proofErr w:type="spellEnd"/>
+      <w:r>
+        <w:t xml:space="preserve">, </w:t>
+      </w:r>
+      <w:proofErr w:type="spellStart"/>
+      <w:r>
+        <w:t>Cadet</w:t>
+      </w:r>
+      <w:proofErr w:type="spellEnd"/>
+      <w:r>
+        <w:t xml:space="preserve">, Junior, Senior, Ultra) a věkovým rozsahem vyjádřeným sloupci min a max. Vztah s tabulkou </w:t>
+      </w:r>
+      <w:proofErr w:type="spellStart"/>
+      <w:r>
+        <w:t>fighters</w:t>
+      </w:r>
+      <w:proofErr w:type="spellEnd"/>
+      <w:r>
+        <w:t xml:space="preserve"> je opět 1:N – v jedné kategorii může závodit více závodníků, ale každý závodník patří do právě jedné kategorie.</w:t>
       </w:r>
     </w:p>
     <w:p/>
@@ -7079,179 +7440,437 @@
           <w:b/>
           <w:bCs/>
         </w:rPr>
-        <w:t>Tournament – turnaje a akce</w:t>
-      </w:r>
-      <w:r>
+        <w:t>Users – uživatelé</w:t>
+      </w:r>
+    </w:p>
+    <w:p>
+      <w:r>
+        <w:lastRenderedPageBreak/>
+        <w:t xml:space="preserve">Tabulka users spravuje uživatelské účty systému. Každý uživatel má přihlašovací jméno (login), </w:t>
+      </w:r>
+      <w:proofErr w:type="spellStart"/>
+      <w:r>
+        <w:t>zahashované</w:t>
+      </w:r>
+      <w:proofErr w:type="spellEnd"/>
+      <w:r>
+        <w:t xml:space="preserve"> heslo (</w:t>
+      </w:r>
+      <w:proofErr w:type="spellStart"/>
+      <w:r>
+        <w:t>password</w:t>
+      </w:r>
+      <w:proofErr w:type="spellEnd"/>
+      <w:r>
+        <w:t>)</w:t>
+      </w:r>
+      <w:r>
+        <w:t xml:space="preserve"> pomocí </w:t>
+      </w:r>
+      <w:proofErr w:type="spellStart"/>
+      <w:r>
+        <w:t>byCriptu</w:t>
+      </w:r>
+      <w:proofErr w:type="spellEnd"/>
+      <w:r>
+        <w:t xml:space="preserve">, volitelný e-mail (email) a telefonní číslo (phone). Sloupec </w:t>
+      </w:r>
+      <w:proofErr w:type="spellStart"/>
+      <w:r>
+        <w:t>role_id</w:t>
+      </w:r>
+      <w:proofErr w:type="spellEnd"/>
+      <w:r>
+        <w:t xml:space="preserve"> určuje oprávnění uživatele v systému a </w:t>
+      </w:r>
+      <w:proofErr w:type="spellStart"/>
+      <w:r>
+        <w:t>fighter_id</w:t>
+      </w:r>
+      <w:proofErr w:type="spellEnd"/>
+      <w:r>
+        <w:t xml:space="preserve"> umožňuje provázání uživatelského účtu s konkrétním závodníkem. Toto propojení je ve vztahu 1:1 – jeden závodník může mít právě jeden uživatelský účet a jeden uživatelský účet může být přiřazen právě jednomu závodníkovi. Toto provázání umožňuje závodníkům přihlásit se do systému a spravovat vlastní profil nebo</w:t>
+      </w:r>
+      <w:r>
+        <w:t xml:space="preserve"> své</w:t>
+      </w:r>
+      <w:r>
+        <w:t xml:space="preserve"> registrace na turnaje</w:t>
+      </w:r>
+      <w:r>
+        <w:t xml:space="preserve"> či zkoušky</w:t>
+      </w:r>
+      <w:r>
+        <w:t>.</w:t>
+      </w:r>
+    </w:p>
+    <w:p/>
+    <w:p>
+      <w:pPr>
         <w:rPr>
           <w:b/>
           <w:bCs/>
         </w:rPr>
-        <w:t xml:space="preserve"> </w:t>
-      </w:r>
-    </w:p>
-    <w:p>
-      <w:r>
-        <w:t xml:space="preserve">Tabulka tournament uchovává informace o plánovaných i proběhlých turnajích a soustředěních oddílu. Každý záznam obsahuje název akce (name), místo konání (location), startovné (price), datum začátku a konce (start_date, end_date), datum uzávěrky přihlášek (registrable_date), doplňující informace (info) a cestu k fotografii nebo plakátu akce (img_path). Sloupec type_id odkazuje na typ akce a users_id eviduje, který uživatel akci vytvořil. </w:t>
-      </w:r>
-      <w:r>
-        <w:t xml:space="preserve"> S</w:t>
-      </w:r>
-      <w:r>
-        <w:t xml:space="preserve">loupec google_event_id </w:t>
-      </w:r>
-      <w:r>
-        <w:t>slouží pro interakci a zobrazování turnajů a akcí pomocí integrace</w:t>
-      </w:r>
-      <w:r>
-        <w:t xml:space="preserve"> Google Calendar API.</w:t>
-      </w:r>
-    </w:p>
-    <w:p/>
-    <w:p>
-      <w:pPr>
+      </w:pPr>
+      <w:r>
         <w:rPr>
           <w:b/>
           <w:bCs/>
         </w:rPr>
-      </w:pPr>
+        <w:t>Role</w:t>
+      </w:r>
+    </w:p>
+    <w:p>
+      <w:r>
+        <w:t>Tabulka role definuje role a oprávnění uživatelů v systému. Aktuálně jsou definovány role jako administrátor (admin), trenér (</w:t>
+      </w:r>
+      <w:proofErr w:type="spellStart"/>
+      <w:r>
+        <w:t>trainer</w:t>
+      </w:r>
+      <w:proofErr w:type="spellEnd"/>
+      <w:r>
+        <w:t>), uživatel (user) a různé třídy trenérů. Vztah s tabulkou users je 1:N – jedna role může být přiřazena více uživatelům, ale každý uživatel má právě jednu roli. Tato tabulka je klíčová pro řízení přístupu k administraci systému.</w:t>
+      </w:r>
+    </w:p>
+    <w:p/>
+    <w:p>
+      <w:proofErr w:type="spellStart"/>
       <w:r>
         <w:rPr>
           <w:b/>
           <w:bCs/>
         </w:rPr>
-        <w:t xml:space="preserve">Type – typy akcí </w:t>
-      </w:r>
-    </w:p>
-    <w:p>
-      <w:r>
-        <w:t>Tabulka type je pomocná tabulka definující typy akcí, například Turnaj nebo Soustředění. Je ve vztahu 1:N s tabulkou tournament – jeden typ může zahrnovat více turnajů.</w:t>
-      </w:r>
-    </w:p>
-    <w:p/>
-    <w:p>
-      <w:pPr>
+        <w:t>Tournament</w:t>
+      </w:r>
+      <w:proofErr w:type="spellEnd"/>
+      <w:r>
         <w:rPr>
           <w:b/>
           <w:bCs/>
         </w:rPr>
-      </w:pPr>
+        <w:t xml:space="preserve"> – turnaje a akce</w:t>
+      </w:r>
       <w:r>
         <w:rPr>
           <w:b/>
           <w:bCs/>
         </w:rPr>
-        <w:t>Tournament_registration – registrace na turnaje</w:t>
-      </w:r>
-    </w:p>
-    <w:p>
-      <w:r>
-        <w:t>Tabulka tournament_registration realizuje vazební tabulku vztahu M:N mezi závodníky a turnaji. Závodník se může registrovat na více turnajů a jeden turnaj může mít více registrovaných závodníků. Každá registrace obsahuje volitelnou poznámku (note), stav registrace (status) a dosažené umístění (place), které lze vyplnit zpětně po skončení turnaje.</w:t>
+        <w:t xml:space="preserve"> </w:t>
+      </w:r>
+    </w:p>
+    <w:p>
+      <w:r>
+        <w:t xml:space="preserve">Tabulka </w:t>
+      </w:r>
+      <w:proofErr w:type="spellStart"/>
+      <w:r>
+        <w:t>tournament</w:t>
+      </w:r>
+      <w:proofErr w:type="spellEnd"/>
+      <w:r>
+        <w:t xml:space="preserve"> uchovává informace o plánovaných i proběhlých turnajích a soustředěních oddílu. Každý záznam obsahuje název akce (</w:t>
+      </w:r>
+      <w:proofErr w:type="spellStart"/>
+      <w:r>
+        <w:t>name</w:t>
+      </w:r>
+      <w:proofErr w:type="spellEnd"/>
+      <w:r>
+        <w:t>), místo konání (</w:t>
+      </w:r>
+      <w:proofErr w:type="spellStart"/>
+      <w:r>
+        <w:t>location</w:t>
+      </w:r>
+      <w:proofErr w:type="spellEnd"/>
+      <w:r>
+        <w:t>), startovné (</w:t>
+      </w:r>
+      <w:proofErr w:type="spellStart"/>
+      <w:r>
+        <w:t>price</w:t>
+      </w:r>
+      <w:proofErr w:type="spellEnd"/>
+      <w:r>
+        <w:t>), datum začátku a konce (</w:t>
+      </w:r>
+      <w:proofErr w:type="spellStart"/>
+      <w:r>
+        <w:t>start_date</w:t>
+      </w:r>
+      <w:proofErr w:type="spellEnd"/>
+      <w:r>
+        <w:t xml:space="preserve">, </w:t>
+      </w:r>
+      <w:proofErr w:type="spellStart"/>
+      <w:r>
+        <w:t>end_date</w:t>
+      </w:r>
+      <w:proofErr w:type="spellEnd"/>
+      <w:r>
+        <w:t>), datum uzávěrky přihlášek (</w:t>
+      </w:r>
+      <w:proofErr w:type="spellStart"/>
+      <w:r>
+        <w:t>registrable_date</w:t>
+      </w:r>
+      <w:proofErr w:type="spellEnd"/>
+      <w:r>
+        <w:t>), doplňující informace (</w:t>
+      </w:r>
+      <w:proofErr w:type="spellStart"/>
+      <w:r>
+        <w:t>info</w:t>
+      </w:r>
+      <w:proofErr w:type="spellEnd"/>
+      <w:r>
+        <w:t>) a cestu k fotografii nebo plakátu akce (</w:t>
+      </w:r>
+      <w:proofErr w:type="spellStart"/>
+      <w:r>
+        <w:t>img_path</w:t>
+      </w:r>
+      <w:proofErr w:type="spellEnd"/>
+      <w:r>
+        <w:t xml:space="preserve">). Sloupec </w:t>
+      </w:r>
+      <w:proofErr w:type="spellStart"/>
+      <w:r>
+        <w:t>type_id</w:t>
+      </w:r>
+      <w:proofErr w:type="spellEnd"/>
+      <w:r>
+        <w:t xml:space="preserve"> odkazuje na typ akce a </w:t>
+      </w:r>
+      <w:proofErr w:type="spellStart"/>
+      <w:r>
+        <w:t>users_id</w:t>
+      </w:r>
+      <w:proofErr w:type="spellEnd"/>
+      <w:r>
+        <w:t xml:space="preserve"> eviduje, který uživatel akci vytvořil. </w:t>
+      </w:r>
+      <w:r>
+        <w:t xml:space="preserve"> S</w:t>
+      </w:r>
+      <w:r>
+        <w:t xml:space="preserve">loupec </w:t>
+      </w:r>
+      <w:proofErr w:type="spellStart"/>
+      <w:r>
+        <w:t>google_event_id</w:t>
+      </w:r>
+      <w:proofErr w:type="spellEnd"/>
+      <w:r>
+        <w:t xml:space="preserve"> </w:t>
+      </w:r>
+      <w:r>
+        <w:t>slouží pro interakci a zobrazování turnajů a akcí pomocí integrace</w:t>
+      </w:r>
+      <w:r>
+        <w:t xml:space="preserve"> Google </w:t>
+      </w:r>
+      <w:proofErr w:type="spellStart"/>
+      <w:r>
+        <w:t>Calendar</w:t>
+      </w:r>
+      <w:proofErr w:type="spellEnd"/>
+      <w:r>
+        <w:t xml:space="preserve"> API.</w:t>
       </w:r>
     </w:p>
     <w:p/>
     <w:p>
-      <w:r>
+      <w:pPr>
         <w:rPr>
           <w:b/>
           <w:bCs/>
         </w:rPr>
-        <w:t>Event – aktuality</w:t>
-      </w:r>
-    </w:p>
-    <w:p>
-      <w:r>
-        <w:t>Tabulka event uchovává aktuality a příspěvky zveřejňované na webu oddílu. Každá aktualita má název (title), textový obsah (body), stav (status), datum zveřejnění (date_start), časové razítko poslední úpravy (created_at) a cestu k titulní fotografii (photo). Cizí klíč user_id odkazuje na autora příspěvku. Vztah s tabulkou users je 1:N – jeden uživatel může vytvořit více aktualit.</w:t>
-      </w:r>
-    </w:p>
-    <w:p/>
-    <w:p>
-      <w:pPr>
+      </w:pPr>
+      <w:r>
         <w:rPr>
           <w:b/>
           <w:bCs/>
         </w:rPr>
-      </w:pPr>
-      <w:r>
+        <w:t xml:space="preserve">Type – typy akcí </w:t>
+      </w:r>
+    </w:p>
+    <w:p>
+      <w:r>
+        <w:t xml:space="preserve">Tabulka type je pomocná tabulka definující typy akcí, například Turnaj nebo Soustředění. Je ve vztahu 1:N s tabulkou </w:t>
+      </w:r>
+      <w:proofErr w:type="spellStart"/>
+      <w:r>
+        <w:t>tournament</w:t>
+      </w:r>
+      <w:proofErr w:type="spellEnd"/>
+      <w:r>
+        <w:t xml:space="preserve"> – jeden typ může zahrnovat více turnajů.</w:t>
+      </w:r>
+    </w:p>
+    <w:p/>
+    <w:p>
+      <w:pPr>
         <w:rPr>
           <w:b/>
           <w:bCs/>
         </w:rPr>
-        <w:lastRenderedPageBreak/>
-        <w:t>Event_photos – fotogalerie aktualit</w:t>
-      </w:r>
-    </w:p>
-    <w:p>
-      <w:r>
-        <w:t>Tabulka event_photos rozšiřuje systém aktualit o podporu více fotografií u jednoho příspěvku. Každý záznam obsahuje cestu k souboru (img_path), pořadí fotografie (sort_order) pro správné zobrazení galerie a cizí klíč event_id odkazující na příslušnou aktualitu. Vazba na tabulku event je definována s kaskádovým mazáním (ON DELETE CASCADE), což zajišťuje, že při smazání aktuality se automaticky odstraní i všechny její fotografie. Vztah je 1:N – jedna aktualita může mít více fotografií.</w:t>
-      </w:r>
-    </w:p>
-    <w:p/>
-    <w:p>
-      <w:pPr>
+      </w:pPr>
+      <w:proofErr w:type="spellStart"/>
+      <w:r>
         <w:rPr>
           <w:b/>
           <w:bCs/>
         </w:rPr>
-      </w:pPr>
+        <w:t>Tournament_registration</w:t>
+      </w:r>
+      <w:proofErr w:type="spellEnd"/>
       <w:r>
         <w:rPr>
           <w:b/>
           <w:bCs/>
         </w:rPr>
-        <w:t>Sponsors – sponzoři</w:t>
-      </w:r>
-    </w:p>
-    <w:p>
-      <w:r>
-        <w:t>Tabulka sponsors eviduje sponzory oddílu zobrazované na webu. Každý sponzor má název (sponsor_name), volitelný odkaz na web (url) a cestu k logu (img_path).</w:t>
+        <w:t xml:space="preserve"> – registrace na turnaje</w:t>
+      </w:r>
+    </w:p>
+    <w:p>
+      <w:r>
+        <w:t xml:space="preserve">Tabulka </w:t>
+      </w:r>
+      <w:proofErr w:type="spellStart"/>
+      <w:r>
+        <w:t>tournament_registration</w:t>
+      </w:r>
+      <w:proofErr w:type="spellEnd"/>
+      <w:r>
+        <w:t xml:space="preserve"> realizuje vazební tabulku vztahu M:N mezi závodníky a turnaji. Závodník se může registrovat na více turnajů a jeden turnaj může mít více registrovaných závodníků. Každá registrace obsahuje volitelnou poznámku (</w:t>
+      </w:r>
+      <w:proofErr w:type="spellStart"/>
+      <w:r>
+        <w:t>note</w:t>
+      </w:r>
+      <w:proofErr w:type="spellEnd"/>
+      <w:r>
+        <w:t>), stav registrace (status) a dosažené umístění (place), které lze vyplnit zpětně po skončení turnaje.</w:t>
       </w:r>
     </w:p>
     <w:p/>
     <w:p>
-      <w:pPr>
+      <w:r>
         <w:rPr>
           <w:b/>
           <w:bCs/>
         </w:rPr>
-      </w:pPr>
-      <w:r>
+        <w:t>Event – aktuality</w:t>
+      </w:r>
+    </w:p>
+    <w:p>
+      <w:r>
+        <w:t>Tabulka event uchovává aktuality a příspěvky zveřejňované na webu oddílu. Každá aktualita má název (</w:t>
+      </w:r>
+      <w:proofErr w:type="spellStart"/>
+      <w:r>
+        <w:t>title</w:t>
+      </w:r>
+      <w:proofErr w:type="spellEnd"/>
+      <w:r>
+        <w:t>), textový obsah (body), stav (status), datum zveřejnění (</w:t>
+      </w:r>
+      <w:proofErr w:type="spellStart"/>
+      <w:r>
+        <w:t>date_start</w:t>
+      </w:r>
+      <w:proofErr w:type="spellEnd"/>
+      <w:r>
+        <w:t>), časové razítko poslední úpravy (</w:t>
+      </w:r>
+      <w:proofErr w:type="spellStart"/>
+      <w:r>
+        <w:t>created_at</w:t>
+      </w:r>
+      <w:proofErr w:type="spellEnd"/>
+      <w:r>
+        <w:t>) a cestu k titulní fotografii (</w:t>
+      </w:r>
+      <w:proofErr w:type="spellStart"/>
+      <w:r>
+        <w:t>photo</w:t>
+      </w:r>
+      <w:proofErr w:type="spellEnd"/>
+      <w:r>
+        <w:t xml:space="preserve">). Cizí klíč </w:t>
+      </w:r>
+      <w:proofErr w:type="spellStart"/>
+      <w:r>
+        <w:t>user_id</w:t>
+      </w:r>
+      <w:proofErr w:type="spellEnd"/>
+      <w:r>
+        <w:t xml:space="preserve"> odkazuje na autora příspěvku. Vztah s tabulkou users je 1:N – jeden uživatel může vytvořit více aktualit.</w:t>
+      </w:r>
+    </w:p>
+    <w:p/>
+    <w:p>
+      <w:pPr>
         <w:rPr>
           <w:b/>
           <w:bCs/>
         </w:rPr>
-        <w:t>Banner</w:t>
-      </w:r>
-    </w:p>
-    <w:p>
-      <w:r>
-        <w:t>Tabulka banner spravuje reklamní bannery zobrazované na úvodní stránce webu. Každý banner má název (banner_name), cestu k obrázku (img_path) a příznak active určující, zda je banner aktuálně zobrazen.</w:t>
-      </w:r>
-    </w:p>
-    <w:p/>
-    <w:p>
-      <w:pPr>
+      </w:pPr>
+      <w:proofErr w:type="spellStart"/>
+      <w:r>
         <w:rPr>
           <w:b/>
           <w:bCs/>
         </w:rPr>
-      </w:pPr>
+        <w:lastRenderedPageBreak/>
+        <w:t>Event_photos</w:t>
+      </w:r>
+      <w:proofErr w:type="spellEnd"/>
       <w:r>
         <w:rPr>
           <w:b/>
           <w:bCs/>
         </w:rPr>
-        <w:t>Trainings – tréninky</w:t>
-      </w:r>
-    </w:p>
-    <w:p>
-      <w:r>
-        <w:t xml:space="preserve">Tabulka trainings uchovává pravidelný tréninkový rozvrh oddílu. Každý záznam definuje den začátku a konce tréninku (day_start, day_end), typ tréninku (type, např. začátečníci nebo pokročilí) a čas </w:t>
-      </w:r>
-      <w:r>
-        <w:t>začátku i konce</w:t>
-      </w:r>
-      <w:r>
-        <w:t xml:space="preserve"> (time_start, time_end).</w:t>
+        <w:t xml:space="preserve"> – fotogalerie aktualit</w:t>
+      </w:r>
+    </w:p>
+    <w:p>
+      <w:r>
+        <w:t xml:space="preserve">Tabulka </w:t>
+      </w:r>
+      <w:proofErr w:type="spellStart"/>
+      <w:r>
+        <w:t>event_photos</w:t>
+      </w:r>
+      <w:proofErr w:type="spellEnd"/>
+      <w:r>
+        <w:t xml:space="preserve"> rozšiřuje systém aktualit o podporu více fotografií u jednoho příspěvku. Každý záznam obsahuje cestu k souboru (</w:t>
+      </w:r>
+      <w:proofErr w:type="spellStart"/>
+      <w:r>
+        <w:t>img_path</w:t>
+      </w:r>
+      <w:proofErr w:type="spellEnd"/>
+      <w:r>
+        <w:t>), pořadí fotografie (</w:t>
+      </w:r>
+      <w:proofErr w:type="spellStart"/>
+      <w:r>
+        <w:t>sort_order</w:t>
+      </w:r>
+      <w:proofErr w:type="spellEnd"/>
+      <w:r>
+        <w:t xml:space="preserve">) pro správné zobrazení galerie a cizí klíč </w:t>
+      </w:r>
+      <w:proofErr w:type="spellStart"/>
+      <w:r>
+        <w:t>event_id</w:t>
+      </w:r>
+      <w:proofErr w:type="spellEnd"/>
+      <w:r>
+        <w:t xml:space="preserve"> odkazující na příslušnou aktualitu. Vazba na tabulku event je definována s kaskádovým mazáním (ON DELETE CASCADE), což zajišťuje, že při smazání aktuality se automaticky odstraní i všechny její fotografie. Vztah je 1:N – jedna aktualita může mít více fotografií.</w:t>
       </w:r>
     </w:p>
     <w:p/>
@@ -7262,49 +7881,289 @@
           <w:bCs/>
         </w:rPr>
       </w:pPr>
+      <w:proofErr w:type="spellStart"/>
       <w:r>
         <w:rPr>
           <w:b/>
           <w:bCs/>
         </w:rPr>
-        <w:t>Subscriber_email – newsletter</w:t>
-      </w:r>
-    </w:p>
-    <w:p>
-      <w:r>
-        <w:t xml:space="preserve">Tabulka subscriber_email spravuje odběratele e-mailového newsletteru. Každý odběratel je identifikován e-mailovou adresou (email), </w:t>
-      </w:r>
-      <w:r>
-        <w:t>zobrazení</w:t>
-      </w:r>
-      <w:r>
-        <w:t xml:space="preserve"> aktivního odběru (active), odkazem na konkrétní novinku (news_id) a ověřovacím tokenem (token) používaným pro potvrzení odběru nebo odhlášení.</w:t>
-      </w:r>
-    </w:p>
-    <w:p/>
-    <w:p>
-      <w:pPr>
+        <w:t>Sponsors</w:t>
+      </w:r>
+      <w:proofErr w:type="spellEnd"/>
+      <w:r>
         <w:rPr>
           <w:b/>
           <w:bCs/>
         </w:rPr>
-      </w:pPr>
-      <w:r>
+        <w:t xml:space="preserve"> – sponzoři</w:t>
+      </w:r>
+    </w:p>
+    <w:p>
+      <w:r>
+        <w:t xml:space="preserve">Tabulka </w:t>
+      </w:r>
+      <w:proofErr w:type="spellStart"/>
+      <w:r>
+        <w:t>sponsors</w:t>
+      </w:r>
+      <w:proofErr w:type="spellEnd"/>
+      <w:r>
+        <w:t xml:space="preserve"> eviduje sponzory oddílu zobrazované na webu. Každý sponzor má název (</w:t>
+      </w:r>
+      <w:proofErr w:type="spellStart"/>
+      <w:r>
+        <w:t>sponsor_name</w:t>
+      </w:r>
+      <w:proofErr w:type="spellEnd"/>
+      <w:r>
+        <w:t>), volitelný odkaz na web (</w:t>
+      </w:r>
+      <w:proofErr w:type="spellStart"/>
+      <w:r>
+        <w:t>url</w:t>
+      </w:r>
+      <w:proofErr w:type="spellEnd"/>
+      <w:r>
+        <w:t>) a cestu k logu (</w:t>
+      </w:r>
+      <w:proofErr w:type="spellStart"/>
+      <w:r>
+        <w:t>img_path</w:t>
+      </w:r>
+      <w:proofErr w:type="spellEnd"/>
+      <w:r>
+        <w:t>).</w:t>
+      </w:r>
+    </w:p>
+    <w:p/>
+    <w:p>
+      <w:pPr>
         <w:rPr>
           <w:b/>
           <w:bCs/>
         </w:rPr>
+      </w:pPr>
+      <w:r>
+        <w:rPr>
+          <w:b/>
+          <w:bCs/>
+        </w:rPr>
+        <w:t>Banner</w:t>
+      </w:r>
+    </w:p>
+    <w:p>
+      <w:r>
+        <w:t>Tabulka banner spravuje reklamní bannery zobrazované na úvodní stránce webu. Každý banner má název (</w:t>
+      </w:r>
+      <w:proofErr w:type="spellStart"/>
+      <w:r>
+        <w:t>banner_name</w:t>
+      </w:r>
+      <w:proofErr w:type="spellEnd"/>
+      <w:r>
+        <w:t>), cestu k obrázku (</w:t>
+      </w:r>
+      <w:proofErr w:type="spellStart"/>
+      <w:r>
+        <w:t>img_path</w:t>
+      </w:r>
+      <w:proofErr w:type="spellEnd"/>
+      <w:r>
+        <w:t xml:space="preserve">) a příznak </w:t>
+      </w:r>
+      <w:proofErr w:type="spellStart"/>
+      <w:r>
+        <w:t>active</w:t>
+      </w:r>
+      <w:proofErr w:type="spellEnd"/>
+      <w:r>
+        <w:t xml:space="preserve"> určující, zda je banner aktuálně zobrazen.</w:t>
+      </w:r>
+    </w:p>
+    <w:p/>
+    <w:p>
+      <w:pPr>
+        <w:rPr>
+          <w:b/>
+          <w:bCs/>
+        </w:rPr>
+      </w:pPr>
+      <w:proofErr w:type="spellStart"/>
+      <w:r>
+        <w:rPr>
+          <w:b/>
+          <w:bCs/>
+        </w:rPr>
+        <w:t>Trainings</w:t>
+      </w:r>
+      <w:proofErr w:type="spellEnd"/>
+      <w:r>
+        <w:rPr>
+          <w:b/>
+          <w:bCs/>
+        </w:rPr>
+        <w:t xml:space="preserve"> – tréninky</w:t>
+      </w:r>
+    </w:p>
+    <w:p>
+      <w:r>
+        <w:t xml:space="preserve">Tabulka </w:t>
+      </w:r>
+      <w:proofErr w:type="spellStart"/>
+      <w:r>
+        <w:t>trainings</w:t>
+      </w:r>
+      <w:proofErr w:type="spellEnd"/>
+      <w:r>
+        <w:t xml:space="preserve"> uchovává pravidelný tréninkový rozvrh oddílu. Každý záznam definuje den začátku a konce tréninku (</w:t>
+      </w:r>
+      <w:proofErr w:type="spellStart"/>
+      <w:r>
+        <w:t>day_start</w:t>
+      </w:r>
+      <w:proofErr w:type="spellEnd"/>
+      <w:r>
+        <w:t xml:space="preserve">, </w:t>
+      </w:r>
+      <w:proofErr w:type="spellStart"/>
+      <w:r>
+        <w:t>day_end</w:t>
+      </w:r>
+      <w:proofErr w:type="spellEnd"/>
+      <w:r>
+        <w:t xml:space="preserve">), typ tréninku (type, např. začátečníci nebo pokročilí) a čas </w:t>
+      </w:r>
+      <w:r>
+        <w:t>začátku i konce</w:t>
+      </w:r>
+      <w:r>
+        <w:t xml:space="preserve"> (</w:t>
+      </w:r>
+      <w:proofErr w:type="spellStart"/>
+      <w:r>
+        <w:t>time_start</w:t>
+      </w:r>
+      <w:proofErr w:type="spellEnd"/>
+      <w:r>
+        <w:t xml:space="preserve">, </w:t>
+      </w:r>
+      <w:proofErr w:type="spellStart"/>
+      <w:r>
+        <w:t>time_end</w:t>
+      </w:r>
+      <w:proofErr w:type="spellEnd"/>
+      <w:r>
+        <w:t>).</w:t>
+      </w:r>
+    </w:p>
+    <w:p/>
+    <w:p>
+      <w:pPr>
+        <w:rPr>
+          <w:b/>
+          <w:bCs/>
+        </w:rPr>
+      </w:pPr>
+      <w:proofErr w:type="spellStart"/>
+      <w:r>
+        <w:rPr>
+          <w:b/>
+          <w:bCs/>
+        </w:rPr>
+        <w:t>Subscriber_email</w:t>
+      </w:r>
+      <w:proofErr w:type="spellEnd"/>
+      <w:r>
+        <w:rPr>
+          <w:b/>
+          <w:bCs/>
+        </w:rPr>
+        <w:t xml:space="preserve"> – newsletter</w:t>
+      </w:r>
+    </w:p>
+    <w:p>
+      <w:r>
+        <w:t xml:space="preserve">Tabulka </w:t>
+      </w:r>
+      <w:proofErr w:type="spellStart"/>
+      <w:r>
+        <w:t>subscriber_email</w:t>
+      </w:r>
+      <w:proofErr w:type="spellEnd"/>
+      <w:r>
+        <w:t xml:space="preserve"> spravuje odběratele e-mailového newsletteru. Každý odběratel je identifikován e-mailovou adresou (email), </w:t>
+      </w:r>
+      <w:r>
+        <w:t>zobrazení</w:t>
+      </w:r>
+      <w:r>
+        <w:t xml:space="preserve"> aktivního odběru (</w:t>
+      </w:r>
+      <w:proofErr w:type="spellStart"/>
+      <w:r>
+        <w:t>active</w:t>
+      </w:r>
+      <w:proofErr w:type="spellEnd"/>
+      <w:r>
+        <w:t>), odkazem na konkrétní novinku (</w:t>
+      </w:r>
+      <w:proofErr w:type="spellStart"/>
+      <w:r>
+        <w:t>news_id</w:t>
+      </w:r>
+      <w:proofErr w:type="spellEnd"/>
+      <w:r>
+        <w:t>) a ověřovacím tokenem (token) používaným pro potvrzení odběru nebo odhlášení.</w:t>
+      </w:r>
+    </w:p>
+    <w:p/>
+    <w:p>
+      <w:pPr>
+        <w:rPr>
+          <w:b/>
+          <w:bCs/>
+        </w:rPr>
+      </w:pPr>
+      <w:r>
+        <w:rPr>
+          <w:b/>
+          <w:bCs/>
+        </w:rPr>
         <w:t>Relace mezi tabulkami</w:t>
       </w:r>
     </w:p>
     <w:p>
       <w:r>
-        <w:t>Databáze využívá standardní typy relací relačního modelu. Vztahy 1:N jsou nejčastější – například jeden technický stupeň může mít více závodníků, jedna role více uživatelů nebo jedna aktualita více fotografií. Vztah 1:1 je realizován mezi tabulkami users a fighters, kde každý závodník může mít nejvýše jeden uživatelský účet. Vztah M:N je implementován prostřednictvím vazební tabulky tournament_registration, která propojuje závodníky s turnaji a umožňuje evidovat jejich přihlášky a výsledky.</w:t>
-      </w:r>
-    </w:p>
-    <w:p>
-      <w:r>
-        <w:t xml:space="preserve">Referenční integrita je vynucována pomocí cizích klíčů s různými strategiemi při mazání záznamů. Tabulka event_photos používá kaskádové mazání, zatímco ostatní vazby používají </w:t>
+        <w:t xml:space="preserve">Databáze využívá standardní typy relací relačního modelu. Vztahy 1:N jsou nejčastější – například jeden technický stupeň může mít více závodníků, jedna role více uživatelů nebo jedna aktualita více fotografií. Vztah 1:1 je realizován mezi tabulkami users a </w:t>
+      </w:r>
+      <w:proofErr w:type="spellStart"/>
+      <w:r>
+        <w:t>fighters</w:t>
+      </w:r>
+      <w:proofErr w:type="spellEnd"/>
+      <w:r>
+        <w:t xml:space="preserve">, kde každý závodník může mít nejvýše jeden uživatelský účet. Vztah M:N je implementován prostřednictvím vazební tabulky </w:t>
+      </w:r>
+      <w:proofErr w:type="spellStart"/>
+      <w:r>
+        <w:t>tournament_registration</w:t>
+      </w:r>
+      <w:proofErr w:type="spellEnd"/>
+      <w:r>
+        <w:t>, která propojuje závodníky s turnaji a umožňuje evidovat jejich přihlášky a výsledky.</w:t>
+      </w:r>
+    </w:p>
+    <w:p>
+      <w:r>
+        <w:t xml:space="preserve">Referenční integrita je vynucována pomocí cizích klíčů s různými strategiemi při mazání záznamů. Tabulka </w:t>
+      </w:r>
+      <w:proofErr w:type="spellStart"/>
+      <w:r>
+        <w:t>event_photos</w:t>
+      </w:r>
+      <w:proofErr w:type="spellEnd"/>
+      <w:r>
+        <w:t xml:space="preserve"> používá kaskádové mazání, zatímco ostatní vazby používají </w:t>
       </w:r>
       <w:r>
         <w:lastRenderedPageBreak/>
@@ -7363,14 +8222,27 @@
       <w:r>
         <w:t xml:space="preserve">Obr. </w:t>
       </w:r>
-      <w:fldSimple w:instr=" SEQ Obr. \* ARABIC ">
-        <w:r>
-          <w:rPr>
-            <w:noProof/>
-          </w:rPr>
-          <w:t>16</w:t>
-        </w:r>
-      </w:fldSimple>
+      <w:r>
+        <w:fldChar w:fldCharType="begin"/>
+      </w:r>
+      <w:r>
+        <w:instrText xml:space="preserve"> SEQ Obr. \* ARABIC </w:instrText>
+      </w:r>
+      <w:r>
+        <w:fldChar w:fldCharType="separate"/>
+      </w:r>
+      <w:r>
+        <w:rPr>
+          <w:noProof/>
+        </w:rPr>
+        <w:t>16</w:t>
+      </w:r>
+      <w:r>
+        <w:rPr>
+          <w:noProof/>
+        </w:rPr>
+        <w:fldChar w:fldCharType="end"/>
+      </w:r>
       <w:r>
         <w:t xml:space="preserve"> </w:t>
       </w:r>
@@ -7422,7 +8294,15 @@
     </w:p>
     <w:p>
       <w:r>
-        <w:t>Struktura mého projektu  - vysvětlení proč co kde je, komponenty které se často opakují jsou ve složce components a ty které jsou unikátní jsou ve složce pro danou stránku</w:t>
+        <w:t xml:space="preserve">Struktura mého projektu  - vysvětlení proč co kde je, komponenty které se často opakují jsou ve složce </w:t>
+      </w:r>
+      <w:proofErr w:type="spellStart"/>
+      <w:r>
+        <w:t>components</w:t>
+      </w:r>
+      <w:proofErr w:type="spellEnd"/>
+      <w:r>
+        <w:t xml:space="preserve"> a ty které jsou unikátní jsou ve složce pro danou stránku</w:t>
       </w:r>
     </w:p>
     <w:p/>
@@ -7508,14 +8388,27 @@
       <w:r>
         <w:t xml:space="preserve">Obr. </w:t>
       </w:r>
-      <w:fldSimple w:instr=" SEQ Obr. \* ARABIC ">
-        <w:r>
-          <w:rPr>
-            <w:noProof/>
-          </w:rPr>
-          <w:t>17</w:t>
-        </w:r>
-      </w:fldSimple>
+      <w:r>
+        <w:fldChar w:fldCharType="begin"/>
+      </w:r>
+      <w:r>
+        <w:instrText xml:space="preserve"> SEQ Obr. \* ARABIC </w:instrText>
+      </w:r>
+      <w:r>
+        <w:fldChar w:fldCharType="separate"/>
+      </w:r>
+      <w:r>
+        <w:rPr>
+          <w:noProof/>
+        </w:rPr>
+        <w:t>17</w:t>
+      </w:r>
+      <w:r>
+        <w:rPr>
+          <w:noProof/>
+        </w:rPr>
+        <w:fldChar w:fldCharType="end"/>
+      </w:r>
       <w:r>
         <w:t>: Struktura frontendu</w:t>
       </w:r>
@@ -7671,9 +8564,11 @@
           <w:numId w:val="42"/>
         </w:numPr>
       </w:pPr>
+      <w:proofErr w:type="spellStart"/>
       <w:r>
         <w:t>Assets</w:t>
       </w:r>
+      <w:proofErr w:type="spellEnd"/>
     </w:p>
     <w:p>
       <w:pPr>
@@ -7683,11 +8578,21 @@
           <w:numId w:val="42"/>
         </w:numPr>
       </w:pPr>
+      <w:proofErr w:type="spellStart"/>
       <w:r>
         <w:t>Components</w:t>
       </w:r>
-      <w:r>
-        <w:t xml:space="preserve"> – složka s react componentamy, které jsou znovu použitelné jako jsou například tlačítka, </w:t>
+      <w:proofErr w:type="spellEnd"/>
+      <w:r>
+        <w:t xml:space="preserve"> – složka s react </w:t>
+      </w:r>
+      <w:proofErr w:type="spellStart"/>
+      <w:r>
+        <w:t>componentamy</w:t>
+      </w:r>
+      <w:proofErr w:type="spellEnd"/>
+      <w:r>
+        <w:t xml:space="preserve">, které jsou znovu použitelné jako jsou například tlačítka, </w:t>
       </w:r>
       <w:r>
         <w:t>formuláře</w:t>
@@ -7735,8 +8640,21 @@
         <w:t>Layout</w:t>
       </w:r>
       <w:r>
-        <w:t xml:space="preserve"> – skládá se z částí, které tvoří layout aplikace, patří sem například header, footer, container</w:t>
-      </w:r>
+        <w:t xml:space="preserve"> – skládá se z částí, které tvoří layout aplikace, patří sem například </w:t>
+      </w:r>
+      <w:proofErr w:type="spellStart"/>
+      <w:r>
+        <w:t>header</w:t>
+      </w:r>
+      <w:proofErr w:type="spellEnd"/>
+      <w:r>
+        <w:t xml:space="preserve">, footer, </w:t>
+      </w:r>
+      <w:proofErr w:type="spellStart"/>
+      <w:r>
+        <w:t>container</w:t>
+      </w:r>
+      <w:proofErr w:type="spellEnd"/>
     </w:p>
     <w:p>
       <w:pPr>
@@ -7746,11 +8664,21 @@
           <w:numId w:val="42"/>
         </w:numPr>
       </w:pPr>
+      <w:proofErr w:type="spellStart"/>
       <w:r>
         <w:t>Pages</w:t>
       </w:r>
-      <w:r>
-        <w:t xml:space="preserve"> – obsahuje složky pojmenované po stránkách, kterými aplikace disponuje, každá složka obsahuje unikátní componenty, které jsou na dané stránce použité</w:t>
+      <w:proofErr w:type="spellEnd"/>
+      <w:r>
+        <w:t xml:space="preserve"> – obsahuje složky pojmenované po stránkách, kterými aplikace disponuje, každá složka obsahuje unikátní </w:t>
+      </w:r>
+      <w:proofErr w:type="spellStart"/>
+      <w:r>
+        <w:t>componenty</w:t>
+      </w:r>
+      <w:proofErr w:type="spellEnd"/>
+      <w:r>
+        <w:t>, které jsou na dané stránce použité</w:t>
       </w:r>
     </w:p>
     <w:p>
@@ -7761,9 +8689,11 @@
           <w:numId w:val="42"/>
         </w:numPr>
       </w:pPr>
+      <w:proofErr w:type="spellStart"/>
       <w:r>
         <w:t>Utils</w:t>
       </w:r>
+      <w:proofErr w:type="spellEnd"/>
     </w:p>
     <w:p>
       <w:pPr>
@@ -7808,37 +8738,30 @@
           <w:b/>
           <w:bCs/>
         </w:rPr>
-        <w:t>.gitignore</w:t>
-      </w:r>
-      <w:r>
-        <w:t xml:space="preserve"> – jsou zde definovány složky a soubory, které nemají být zpracovávány verzovacími systémy jako je například Git</w:t>
-      </w:r>
-      <w:r>
-        <w:t>, typickým příkladem bývá soubor .env ve kterém se nachází citlivé údaje jako jsou API klíče či konfigurace databáze ke které je projekt napojený.</w:t>
-      </w:r>
-    </w:p>
-    <w:p>
+        <w:t>.</w:t>
+      </w:r>
+      <w:proofErr w:type="spellStart"/>
       <w:r>
         <w:rPr>
           <w:b/>
           <w:bCs/>
         </w:rPr>
-        <w:t>index.html</w:t>
-      </w:r>
-      <w:r>
-        <w:t xml:space="preserve"> –</w:t>
-      </w:r>
-      <w:r>
-        <w:t xml:space="preserve"> obsahuje</w:t>
-      </w:r>
-      <w:r>
-        <w:t xml:space="preserve"> HTML šablo</w:t>
-      </w:r>
-      <w:r>
-        <w:t>nu</w:t>
-      </w:r>
-      <w:r>
-        <w:t xml:space="preserve"> do které je vkládána React aplikace</w:t>
+        <w:t>gitignore</w:t>
+      </w:r>
+      <w:proofErr w:type="spellEnd"/>
+      <w:r>
+        <w:t xml:space="preserve"> – jsou zde definovány složky a soubory, které nemají být zpracovávány verzovacími systémy jako je například Git</w:t>
+      </w:r>
+      <w:r>
+        <w:t>, typickým příkladem bývá soubor .</w:t>
+      </w:r>
+      <w:proofErr w:type="spellStart"/>
+      <w:r>
+        <w:t>env</w:t>
+      </w:r>
+      <w:proofErr w:type="spellEnd"/>
+      <w:r>
+        <w:t xml:space="preserve"> ve kterém se nachází citlivé údaje jako jsou API klíče či konfigurace databáze ke které je projekt napojený.</w:t>
       </w:r>
     </w:p>
     <w:p>
@@ -7847,13 +8770,22 @@
           <w:b/>
           <w:bCs/>
         </w:rPr>
-        <w:t>package-lock.json</w:t>
-      </w:r>
-      <w:r>
-        <w:t xml:space="preserve"> – </w:t>
-      </w:r>
-      <w:r>
-        <w:t>generuje se automaticky při každé instalaci a uživatel by do něj neměl vůbec zasahovat</w:t>
+        <w:t>index.html</w:t>
+      </w:r>
+      <w:r>
+        <w:t xml:space="preserve"> –</w:t>
+      </w:r>
+      <w:r>
+        <w:t xml:space="preserve"> obsahuje</w:t>
+      </w:r>
+      <w:r>
+        <w:t xml:space="preserve"> HTML šablo</w:t>
+      </w:r>
+      <w:r>
+        <w:t>nu</w:t>
+      </w:r>
+      <w:r>
+        <w:t xml:space="preserve"> do které je vkládána React aplikace</w:t>
       </w:r>
     </w:p>
     <w:p>
@@ -7862,38 +8794,41 @@
           <w:b/>
           <w:bCs/>
         </w:rPr>
-        <w:t>package.json</w:t>
-      </w:r>
-      <w:r>
-        <w:t xml:space="preserve"> – jsou zde základní informace o projektu a seznam hlavních závislostí </w:t>
-      </w:r>
-    </w:p>
-    <w:p/>
-    <w:p>
-      <w:pPr>
+        <w:t>package-lock.json</w:t>
+      </w:r>
+      <w:r>
+        <w:t xml:space="preserve"> – </w:t>
+      </w:r>
+      <w:r>
+        <w:t>generuje se automaticky při každé instalaci a uživatel by do něj neměl vůbec zasahovat</w:t>
+      </w:r>
+    </w:p>
+    <w:p>
+      <w:r>
         <w:rPr>
           <w:b/>
           <w:bCs/>
         </w:rPr>
-      </w:pPr>
-      <w:r>
+        <w:t>package.json</w:t>
+      </w:r>
+      <w:r>
+        <w:t xml:space="preserve"> – jsou zde základní informace o projektu a seznam hlavních závislostí </w:t>
+      </w:r>
+    </w:p>
+    <w:p/>
+    <w:p>
+      <w:pPr>
         <w:rPr>
           <w:b/>
           <w:bCs/>
         </w:rPr>
-        <w:t>Konfigurační soubory:</w:t>
-      </w:r>
-    </w:p>
-    <w:p>
+      </w:pPr>
       <w:r>
         <w:rPr>
           <w:b/>
           <w:bCs/>
         </w:rPr>
-        <w:t>eslint.config.js</w:t>
-      </w:r>
-      <w:r>
-        <w:t xml:space="preserve"> – konfigurační soubor nástroje ESLint, který slouží k statické analýze zdrojového kódu, definuje sadu syntaktických a stylových pravidel, zajišťuje konzistenci kódu</w:t>
+        <w:t>Konfigurační soubory:</w:t>
       </w:r>
     </w:p>
     <w:p>
@@ -7902,10 +8837,10 @@
           <w:b/>
           <w:bCs/>
         </w:rPr>
-        <w:t>postcss.config.js</w:t>
-      </w:r>
-      <w:r>
-        <w:t xml:space="preserve"> – konfigurační soubor pro PostCSS, které optimalizuje CSS a umožňuje práci s TailWindCSS</w:t>
+        <w:t>eslint.config.js</w:t>
+      </w:r>
+      <w:r>
+        <w:t xml:space="preserve"> – konfigurační soubor nástroje ESLint, který slouží k statické analýze zdrojového kódu, definuje sadu syntaktických a stylových pravidel, zajišťuje konzistenci kódu</w:t>
       </w:r>
     </w:p>
     <w:p>
@@ -7914,6 +8849,18 @@
           <w:b/>
           <w:bCs/>
         </w:rPr>
+        <w:t>postcss.config.js</w:t>
+      </w:r>
+      <w:r>
+        <w:t xml:space="preserve"> – konfigurační soubor pro PostCSS, které optimalizuje CSS a umožňuje práci s TailWindCSS</w:t>
+      </w:r>
+    </w:p>
+    <w:p>
+      <w:r>
+        <w:rPr>
+          <w:b/>
+          <w:bCs/>
+        </w:rPr>
         <w:lastRenderedPageBreak/>
         <w:t>tailwind.config.js</w:t>
       </w:r>
@@ -7951,11 +8898,40 @@
     </w:p>
     <w:p>
       <w:r>
-        <w:t>V projektu se nachází složka layout ve které jsou definovány všechny klíčové komponenty, které definují to jak bude stránka vypadat. Nachází se zde header, footer, sidebar a také container ve kterém se vykreslují všechny komponenty specifické pro určité stránky.</w:t>
-      </w:r>
-      <w:r>
-        <w:t xml:space="preserve"> Komponenty z této složky jsou poté importovány do souboru App.jsx</w:t>
-      </w:r>
+        <w:t xml:space="preserve">V projektu se nachází složka layout ve které jsou definovány všechny klíčové komponenty, které definují to jak bude stránka vypadat. Nachází se zde </w:t>
+      </w:r>
+      <w:proofErr w:type="spellStart"/>
+      <w:r>
+        <w:t>header</w:t>
+      </w:r>
+      <w:proofErr w:type="spellEnd"/>
+      <w:r>
+        <w:t xml:space="preserve">, footer, </w:t>
+      </w:r>
+      <w:proofErr w:type="spellStart"/>
+      <w:r>
+        <w:t>sidebar</w:t>
+      </w:r>
+      <w:proofErr w:type="spellEnd"/>
+      <w:r>
+        <w:t xml:space="preserve"> a také </w:t>
+      </w:r>
+      <w:proofErr w:type="spellStart"/>
+      <w:r>
+        <w:t>container</w:t>
+      </w:r>
+      <w:proofErr w:type="spellEnd"/>
+      <w:r>
+        <w:t xml:space="preserve"> ve kterém se vykreslují všechny komponenty specifické pro určité stránky.</w:t>
+      </w:r>
+      <w:r>
+        <w:t xml:space="preserve"> Komponenty z této složky jsou poté importovány do souboru </w:t>
+      </w:r>
+      <w:proofErr w:type="spellStart"/>
+      <w:r>
+        <w:t>App.jsx</w:t>
+      </w:r>
+      <w:proofErr w:type="spellEnd"/>
       <w:r>
         <w:t>.</w:t>
       </w:r>
@@ -7965,9 +8941,11 @@
       <w:pPr>
         <w:pStyle w:val="Nadpis3"/>
       </w:pPr>
+      <w:proofErr w:type="spellStart"/>
       <w:r>
         <w:t>App.jsx</w:t>
       </w:r>
+      <w:proofErr w:type="spellEnd"/>
     </w:p>
     <w:p>
       <w:r>
@@ -7992,13 +8970,26 @@
         <w:t xml:space="preserve"> a</w:t>
       </w:r>
       <w:r>
-        <w:t xml:space="preserve"> pomocí logiky &lt;ProtectedRoute&gt; jsou</w:t>
+        <w:t xml:space="preserve"> pomocí logiky &lt;</w:t>
+      </w:r>
+      <w:proofErr w:type="spellStart"/>
+      <w:r>
+        <w:t>ProtectedRoute</w:t>
+      </w:r>
+      <w:proofErr w:type="spellEnd"/>
+      <w:r>
+        <w:t>&gt; jsou</w:t>
       </w:r>
       <w:r>
         <w:t xml:space="preserve"> rozděleny na veřejnou část a část která se skrývá za loginem. Nachází se zde i importované globální CSS ve kterém jsou definovány použité třídy na stylizaci komponent a celé aplikace. </w:t>
       </w:r>
-      <w:r>
-        <w:t>Routování jde zde zajištěno pomocí knihovny react-router-dom.</w:t>
+      <w:proofErr w:type="spellStart"/>
+      <w:r>
+        <w:t>Routování</w:t>
+      </w:r>
+      <w:proofErr w:type="spellEnd"/>
+      <w:r>
+        <w:t xml:space="preserve"> jde zde zajištěno pomocí knihovny react-router-dom.</w:t>
       </w:r>
     </w:p>
     <w:p>
@@ -8233,12 +9224,3307 @@
       </w:pPr>
       <w:r>
         <w:lastRenderedPageBreak/>
-        <w:t xml:space="preserve">Získávání dat </w:t>
-      </w:r>
-    </w:p>
-    <w:p>
-      <w:r>
-        <w:t>Komunikace mezi frontendovou a backendovou částí aplikace je realizována prostřednictvím REST API. Backend postaven na Node.js s frameworkem Express.js vystavuje sadu endpointů organizovaných podle jednotlivých zdrojů (resources). Každý zdroj má vlastní router umístěný v samostatném souboru, přičemž HTTP metody GET, POST, PUT a DELETE odpovídají operacím čtení, vytváření, úpravy a mazání dat. Přenos dat probíhá ve formátu JSON. Autentizace je řešena pomocí JWT tokenu předávaného v hlavičce každého požadavku.</w:t>
+        <w:t>Routy</w:t>
+      </w:r>
+    </w:p>
+    <w:p>
+      <w:r>
+        <w:t xml:space="preserve">Důležitou částí týkající se backendu je </w:t>
+      </w:r>
+      <w:r>
+        <w:t>bezpochyby</w:t>
+      </w:r>
+      <w:r>
+        <w:t xml:space="preserve"> </w:t>
+      </w:r>
+      <w:proofErr w:type="spellStart"/>
+      <w:r>
+        <w:t>routování</w:t>
+      </w:r>
+      <w:proofErr w:type="spellEnd"/>
+      <w:r>
+        <w:t>. Jedná se o mechanismus, který definuje, jaká komponenta nebo jaká data se mají aktuálně vykreslit.</w:t>
+      </w:r>
+      <w:r>
+        <w:t xml:space="preserve"> Vše začíná http požadavkem, který je zpracován v souboru server.js a dále předán centrálnímu souboru Router.js. Zde se podle prefixu URL určí příslušný sub-router, který dále zpracuje samotný požadavek.</w:t>
+      </w:r>
+    </w:p>
+    <w:p>
+      <w:r>
+        <w:t xml:space="preserve">Mé řešení obsahuje jeden centrální soubor Router.js ve kterém mám </w:t>
+      </w:r>
+      <w:r>
+        <w:t>definované routy a cesty k nim.</w:t>
+      </w:r>
+    </w:p>
+    <w:p>
+      <w:pPr>
+        <w:pBdr>
+          <w:top w:val="single" w:sz="4" w:space="1" w:color="auto"/>
+          <w:left w:val="single" w:sz="4" w:space="4" w:color="auto"/>
+          <w:bottom w:val="single" w:sz="4" w:space="1" w:color="auto"/>
+          <w:right w:val="single" w:sz="4" w:space="4" w:color="auto"/>
+        </w:pBdr>
+        <w:shd w:val="clear" w:color="auto" w:fill="FFFFFF"/>
+        <w:spacing w:after="0" w:line="285" w:lineRule="atLeast"/>
+        <w:jc w:val="left"/>
+        <w:rPr>
+          <w:rFonts w:ascii="Consolas" w:eastAsia="Times New Roman" w:hAnsi="Consolas" w:cs="Times New Roman"/>
+          <w:color w:val="202020"/>
+          <w:sz w:val="21"/>
+          <w:szCs w:val="21"/>
+          <w:lang w:eastAsia="cs-CZ"/>
+        </w:rPr>
+      </w:pPr>
+      <w:r>
+        <w:t xml:space="preserve"> </w:t>
+      </w:r>
+      <w:proofErr w:type="spellStart"/>
+      <w:r>
+        <w:rPr>
+          <w:rFonts w:ascii="Consolas" w:eastAsia="Times New Roman" w:hAnsi="Consolas" w:cs="Times New Roman"/>
+          <w:color w:val="5460C1"/>
+          <w:sz w:val="21"/>
+          <w:szCs w:val="21"/>
+          <w:lang w:eastAsia="cs-CZ"/>
+        </w:rPr>
+        <w:t>const</w:t>
+      </w:r>
+      <w:proofErr w:type="spellEnd"/>
+      <w:r>
+        <w:rPr>
+          <w:rFonts w:ascii="Consolas" w:eastAsia="Times New Roman" w:hAnsi="Consolas" w:cs="Times New Roman"/>
+          <w:color w:val="202020"/>
+          <w:sz w:val="21"/>
+          <w:szCs w:val="21"/>
+          <w:lang w:eastAsia="cs-CZ"/>
+        </w:rPr>
+        <w:t xml:space="preserve"> </w:t>
+      </w:r>
+      <w:proofErr w:type="spellStart"/>
+      <w:r>
+        <w:rPr>
+          <w:rFonts w:ascii="Consolas" w:eastAsia="Times New Roman" w:hAnsi="Consolas" w:cs="Times New Roman"/>
+          <w:color w:val="3086C5"/>
+          <w:sz w:val="21"/>
+          <w:szCs w:val="21"/>
+          <w:lang w:eastAsia="cs-CZ"/>
+        </w:rPr>
+        <w:t>eventRouter</w:t>
+      </w:r>
+      <w:proofErr w:type="spellEnd"/>
+      <w:r>
+        <w:rPr>
+          <w:rFonts w:ascii="Consolas" w:eastAsia="Times New Roman" w:hAnsi="Consolas" w:cs="Times New Roman"/>
+          <w:color w:val="202020"/>
+          <w:sz w:val="21"/>
+          <w:szCs w:val="21"/>
+          <w:lang w:eastAsia="cs-CZ"/>
+        </w:rPr>
+        <w:t xml:space="preserve"> </w:t>
+      </w:r>
+      <w:r>
+        <w:rPr>
+          <w:rFonts w:ascii="Consolas" w:eastAsia="Times New Roman" w:hAnsi="Consolas" w:cs="Times New Roman"/>
+          <w:color w:val="573F35"/>
+          <w:sz w:val="21"/>
+          <w:szCs w:val="21"/>
+          <w:lang w:eastAsia="cs-CZ"/>
+        </w:rPr>
+        <w:t>=</w:t>
+      </w:r>
+      <w:r>
+        <w:rPr>
+          <w:rFonts w:ascii="Consolas" w:eastAsia="Times New Roman" w:hAnsi="Consolas" w:cs="Times New Roman"/>
+          <w:color w:val="202020"/>
+          <w:sz w:val="21"/>
+          <w:szCs w:val="21"/>
+          <w:lang w:eastAsia="cs-CZ"/>
+        </w:rPr>
+        <w:t xml:space="preserve"> </w:t>
+      </w:r>
+      <w:proofErr w:type="spellStart"/>
+      <w:r>
+        <w:rPr>
+          <w:rFonts w:ascii="Consolas" w:eastAsia="Times New Roman" w:hAnsi="Consolas" w:cs="Times New Roman"/>
+          <w:color w:val="98863B"/>
+          <w:sz w:val="21"/>
+          <w:szCs w:val="21"/>
+          <w:lang w:eastAsia="cs-CZ"/>
+        </w:rPr>
+        <w:t>require</w:t>
+      </w:r>
+      <w:proofErr w:type="spellEnd"/>
+      <w:r>
+        <w:rPr>
+          <w:rFonts w:ascii="Consolas" w:eastAsia="Times New Roman" w:hAnsi="Consolas" w:cs="Times New Roman"/>
+          <w:color w:val="202020"/>
+          <w:sz w:val="21"/>
+          <w:szCs w:val="21"/>
+          <w:lang w:eastAsia="cs-CZ"/>
+        </w:rPr>
+        <w:t>(</w:t>
+      </w:r>
+      <w:r>
+        <w:rPr>
+          <w:rFonts w:ascii="Consolas" w:eastAsia="Times New Roman" w:hAnsi="Consolas" w:cs="Times New Roman"/>
+          <w:color w:val="B86855"/>
+          <w:sz w:val="21"/>
+          <w:szCs w:val="21"/>
+          <w:lang w:eastAsia="cs-CZ"/>
+        </w:rPr>
+        <w:t>"./</w:t>
+      </w:r>
+      <w:proofErr w:type="spellStart"/>
+      <w:r>
+        <w:rPr>
+          <w:rFonts w:ascii="Consolas" w:eastAsia="Times New Roman" w:hAnsi="Consolas" w:cs="Times New Roman"/>
+          <w:color w:val="B86855"/>
+          <w:sz w:val="21"/>
+          <w:szCs w:val="21"/>
+          <w:lang w:eastAsia="cs-CZ"/>
+        </w:rPr>
+        <w:t>Events</w:t>
+      </w:r>
+      <w:proofErr w:type="spellEnd"/>
+      <w:r>
+        <w:rPr>
+          <w:rFonts w:ascii="Consolas" w:eastAsia="Times New Roman" w:hAnsi="Consolas" w:cs="Times New Roman"/>
+          <w:color w:val="B86855"/>
+          <w:sz w:val="21"/>
+          <w:szCs w:val="21"/>
+          <w:lang w:eastAsia="cs-CZ"/>
+        </w:rPr>
+        <w:t>/</w:t>
+      </w:r>
+      <w:proofErr w:type="spellStart"/>
+      <w:r>
+        <w:rPr>
+          <w:rFonts w:ascii="Consolas" w:eastAsia="Times New Roman" w:hAnsi="Consolas" w:cs="Times New Roman"/>
+          <w:color w:val="B86855"/>
+          <w:sz w:val="21"/>
+          <w:szCs w:val="21"/>
+          <w:lang w:eastAsia="cs-CZ"/>
+        </w:rPr>
+        <w:t>RouterEvents</w:t>
+      </w:r>
+      <w:proofErr w:type="spellEnd"/>
+      <w:r>
+        <w:rPr>
+          <w:rFonts w:ascii="Consolas" w:eastAsia="Times New Roman" w:hAnsi="Consolas" w:cs="Times New Roman"/>
+          <w:color w:val="B86855"/>
+          <w:sz w:val="21"/>
+          <w:szCs w:val="21"/>
+          <w:lang w:eastAsia="cs-CZ"/>
+        </w:rPr>
+        <w:t>"</w:t>
+      </w:r>
+      <w:r>
+        <w:rPr>
+          <w:rFonts w:ascii="Consolas" w:eastAsia="Times New Roman" w:hAnsi="Consolas" w:cs="Times New Roman"/>
+          <w:color w:val="202020"/>
+          <w:sz w:val="21"/>
+          <w:szCs w:val="21"/>
+          <w:lang w:eastAsia="cs-CZ"/>
+        </w:rPr>
+        <w:t>);</w:t>
+      </w:r>
+    </w:p>
+    <w:p>
+      <w:pPr>
+        <w:pBdr>
+          <w:top w:val="single" w:sz="4" w:space="1" w:color="auto"/>
+          <w:left w:val="single" w:sz="4" w:space="4" w:color="auto"/>
+          <w:bottom w:val="single" w:sz="4" w:space="1" w:color="auto"/>
+          <w:right w:val="single" w:sz="4" w:space="4" w:color="auto"/>
+        </w:pBdr>
+        <w:shd w:val="clear" w:color="auto" w:fill="FFFFFF"/>
+        <w:spacing w:after="0" w:line="285" w:lineRule="atLeast"/>
+        <w:jc w:val="left"/>
+        <w:rPr>
+          <w:rFonts w:ascii="Consolas" w:eastAsia="Times New Roman" w:hAnsi="Consolas" w:cs="Times New Roman"/>
+          <w:color w:val="202020"/>
+          <w:sz w:val="21"/>
+          <w:szCs w:val="21"/>
+          <w:lang w:eastAsia="cs-CZ"/>
+        </w:rPr>
+      </w:pPr>
+      <w:proofErr w:type="spellStart"/>
+      <w:r>
+        <w:rPr>
+          <w:rFonts w:ascii="Consolas" w:eastAsia="Times New Roman" w:hAnsi="Consolas" w:cs="Times New Roman"/>
+          <w:color w:val="5460C1"/>
+          <w:sz w:val="21"/>
+          <w:szCs w:val="21"/>
+          <w:lang w:eastAsia="cs-CZ"/>
+        </w:rPr>
+        <w:t>const</w:t>
+      </w:r>
+      <w:proofErr w:type="spellEnd"/>
+      <w:r>
+        <w:rPr>
+          <w:rFonts w:ascii="Consolas" w:eastAsia="Times New Roman" w:hAnsi="Consolas" w:cs="Times New Roman"/>
+          <w:color w:val="202020"/>
+          <w:sz w:val="21"/>
+          <w:szCs w:val="21"/>
+          <w:lang w:eastAsia="cs-CZ"/>
+        </w:rPr>
+        <w:t xml:space="preserve"> </w:t>
+      </w:r>
+      <w:proofErr w:type="spellStart"/>
+      <w:r>
+        <w:rPr>
+          <w:rFonts w:ascii="Consolas" w:eastAsia="Times New Roman" w:hAnsi="Consolas" w:cs="Times New Roman"/>
+          <w:color w:val="3086C5"/>
+          <w:sz w:val="21"/>
+          <w:szCs w:val="21"/>
+          <w:lang w:eastAsia="cs-CZ"/>
+        </w:rPr>
+        <w:t>tournamentRouter</w:t>
+      </w:r>
+      <w:proofErr w:type="spellEnd"/>
+      <w:r>
+        <w:rPr>
+          <w:rFonts w:ascii="Consolas" w:eastAsia="Times New Roman" w:hAnsi="Consolas" w:cs="Times New Roman"/>
+          <w:color w:val="202020"/>
+          <w:sz w:val="21"/>
+          <w:szCs w:val="21"/>
+          <w:lang w:eastAsia="cs-CZ"/>
+        </w:rPr>
+        <w:t xml:space="preserve"> </w:t>
+      </w:r>
+      <w:r>
+        <w:rPr>
+          <w:rFonts w:ascii="Consolas" w:eastAsia="Times New Roman" w:hAnsi="Consolas" w:cs="Times New Roman"/>
+          <w:color w:val="573F35"/>
+          <w:sz w:val="21"/>
+          <w:szCs w:val="21"/>
+          <w:lang w:eastAsia="cs-CZ"/>
+        </w:rPr>
+        <w:t>=</w:t>
+      </w:r>
+      <w:r>
+        <w:rPr>
+          <w:rFonts w:ascii="Consolas" w:eastAsia="Times New Roman" w:hAnsi="Consolas" w:cs="Times New Roman"/>
+          <w:color w:val="202020"/>
+          <w:sz w:val="21"/>
+          <w:szCs w:val="21"/>
+          <w:lang w:eastAsia="cs-CZ"/>
+        </w:rPr>
+        <w:t xml:space="preserve"> </w:t>
+      </w:r>
+      <w:proofErr w:type="spellStart"/>
+      <w:r>
+        <w:rPr>
+          <w:rFonts w:ascii="Consolas" w:eastAsia="Times New Roman" w:hAnsi="Consolas" w:cs="Times New Roman"/>
+          <w:color w:val="98863B"/>
+          <w:sz w:val="21"/>
+          <w:szCs w:val="21"/>
+          <w:lang w:eastAsia="cs-CZ"/>
+        </w:rPr>
+        <w:t>require</w:t>
+      </w:r>
+      <w:proofErr w:type="spellEnd"/>
+      <w:r>
+        <w:rPr>
+          <w:rFonts w:ascii="Consolas" w:eastAsia="Times New Roman" w:hAnsi="Consolas" w:cs="Times New Roman"/>
+          <w:color w:val="202020"/>
+          <w:sz w:val="21"/>
+          <w:szCs w:val="21"/>
+          <w:lang w:eastAsia="cs-CZ"/>
+        </w:rPr>
+        <w:t>(</w:t>
+      </w:r>
+      <w:r>
+        <w:rPr>
+          <w:rFonts w:ascii="Consolas" w:eastAsia="Times New Roman" w:hAnsi="Consolas" w:cs="Times New Roman"/>
+          <w:color w:val="B86855"/>
+          <w:sz w:val="21"/>
+          <w:szCs w:val="21"/>
+          <w:lang w:eastAsia="cs-CZ"/>
+        </w:rPr>
+        <w:t>"./</w:t>
+      </w:r>
+      <w:proofErr w:type="spellStart"/>
+      <w:r>
+        <w:rPr>
+          <w:rFonts w:ascii="Consolas" w:eastAsia="Times New Roman" w:hAnsi="Consolas" w:cs="Times New Roman"/>
+          <w:color w:val="B86855"/>
+          <w:sz w:val="21"/>
+          <w:szCs w:val="21"/>
+          <w:lang w:eastAsia="cs-CZ"/>
+        </w:rPr>
+        <w:t>Tournaments</w:t>
+      </w:r>
+      <w:proofErr w:type="spellEnd"/>
+      <w:r>
+        <w:rPr>
+          <w:rFonts w:ascii="Consolas" w:eastAsia="Times New Roman" w:hAnsi="Consolas" w:cs="Times New Roman"/>
+          <w:color w:val="B86855"/>
+          <w:sz w:val="21"/>
+          <w:szCs w:val="21"/>
+          <w:lang w:eastAsia="cs-CZ"/>
+        </w:rPr>
+        <w:t>/</w:t>
+      </w:r>
+      <w:proofErr w:type="spellStart"/>
+      <w:r>
+        <w:rPr>
+          <w:rFonts w:ascii="Consolas" w:eastAsia="Times New Roman" w:hAnsi="Consolas" w:cs="Times New Roman"/>
+          <w:color w:val="B86855"/>
+          <w:sz w:val="21"/>
+          <w:szCs w:val="21"/>
+          <w:lang w:eastAsia="cs-CZ"/>
+        </w:rPr>
+        <w:t>RouterTournaments</w:t>
+      </w:r>
+      <w:proofErr w:type="spellEnd"/>
+      <w:r>
+        <w:rPr>
+          <w:rFonts w:ascii="Consolas" w:eastAsia="Times New Roman" w:hAnsi="Consolas" w:cs="Times New Roman"/>
+          <w:color w:val="B86855"/>
+          <w:sz w:val="21"/>
+          <w:szCs w:val="21"/>
+          <w:lang w:eastAsia="cs-CZ"/>
+        </w:rPr>
+        <w:t>"</w:t>
+      </w:r>
+      <w:r>
+        <w:rPr>
+          <w:rFonts w:ascii="Consolas" w:eastAsia="Times New Roman" w:hAnsi="Consolas" w:cs="Times New Roman"/>
+          <w:color w:val="202020"/>
+          <w:sz w:val="21"/>
+          <w:szCs w:val="21"/>
+          <w:lang w:eastAsia="cs-CZ"/>
+        </w:rPr>
+        <w:t>);</w:t>
+      </w:r>
+    </w:p>
+    <w:p>
+      <w:pPr>
+        <w:pBdr>
+          <w:top w:val="single" w:sz="4" w:space="1" w:color="auto"/>
+          <w:left w:val="single" w:sz="4" w:space="4" w:color="auto"/>
+          <w:bottom w:val="single" w:sz="4" w:space="1" w:color="auto"/>
+          <w:right w:val="single" w:sz="4" w:space="4" w:color="auto"/>
+        </w:pBdr>
+        <w:shd w:val="clear" w:color="auto" w:fill="FFFFFF"/>
+        <w:spacing w:after="0" w:line="285" w:lineRule="atLeast"/>
+        <w:jc w:val="left"/>
+        <w:rPr>
+          <w:rFonts w:ascii="Consolas" w:eastAsia="Times New Roman" w:hAnsi="Consolas" w:cs="Times New Roman"/>
+          <w:color w:val="202020"/>
+          <w:sz w:val="21"/>
+          <w:szCs w:val="21"/>
+          <w:lang w:eastAsia="cs-CZ"/>
+        </w:rPr>
+      </w:pPr>
+      <w:proofErr w:type="spellStart"/>
+      <w:r>
+        <w:rPr>
+          <w:rFonts w:ascii="Consolas" w:eastAsia="Times New Roman" w:hAnsi="Consolas" w:cs="Times New Roman"/>
+          <w:color w:val="5460C1"/>
+          <w:sz w:val="21"/>
+          <w:szCs w:val="21"/>
+          <w:lang w:eastAsia="cs-CZ"/>
+        </w:rPr>
+        <w:t>const</w:t>
+      </w:r>
+      <w:proofErr w:type="spellEnd"/>
+      <w:r>
+        <w:rPr>
+          <w:rFonts w:ascii="Consolas" w:eastAsia="Times New Roman" w:hAnsi="Consolas" w:cs="Times New Roman"/>
+          <w:color w:val="202020"/>
+          <w:sz w:val="21"/>
+          <w:szCs w:val="21"/>
+          <w:lang w:eastAsia="cs-CZ"/>
+        </w:rPr>
+        <w:t xml:space="preserve"> </w:t>
+      </w:r>
+      <w:proofErr w:type="spellStart"/>
+      <w:r>
+        <w:rPr>
+          <w:rFonts w:ascii="Consolas" w:eastAsia="Times New Roman" w:hAnsi="Consolas" w:cs="Times New Roman"/>
+          <w:color w:val="3086C5"/>
+          <w:sz w:val="21"/>
+          <w:szCs w:val="21"/>
+          <w:lang w:eastAsia="cs-CZ"/>
+        </w:rPr>
+        <w:t>beltRouter</w:t>
+      </w:r>
+      <w:proofErr w:type="spellEnd"/>
+      <w:r>
+        <w:rPr>
+          <w:rFonts w:ascii="Consolas" w:eastAsia="Times New Roman" w:hAnsi="Consolas" w:cs="Times New Roman"/>
+          <w:color w:val="202020"/>
+          <w:sz w:val="21"/>
+          <w:szCs w:val="21"/>
+          <w:lang w:eastAsia="cs-CZ"/>
+        </w:rPr>
+        <w:t xml:space="preserve"> </w:t>
+      </w:r>
+      <w:r>
+        <w:rPr>
+          <w:rFonts w:ascii="Consolas" w:eastAsia="Times New Roman" w:hAnsi="Consolas" w:cs="Times New Roman"/>
+          <w:color w:val="573F35"/>
+          <w:sz w:val="21"/>
+          <w:szCs w:val="21"/>
+          <w:lang w:eastAsia="cs-CZ"/>
+        </w:rPr>
+        <w:t>=</w:t>
+      </w:r>
+      <w:r>
+        <w:rPr>
+          <w:rFonts w:ascii="Consolas" w:eastAsia="Times New Roman" w:hAnsi="Consolas" w:cs="Times New Roman"/>
+          <w:color w:val="202020"/>
+          <w:sz w:val="21"/>
+          <w:szCs w:val="21"/>
+          <w:lang w:eastAsia="cs-CZ"/>
+        </w:rPr>
+        <w:t xml:space="preserve"> </w:t>
+      </w:r>
+      <w:proofErr w:type="spellStart"/>
+      <w:r>
+        <w:rPr>
+          <w:rFonts w:ascii="Consolas" w:eastAsia="Times New Roman" w:hAnsi="Consolas" w:cs="Times New Roman"/>
+          <w:color w:val="98863B"/>
+          <w:sz w:val="21"/>
+          <w:szCs w:val="21"/>
+          <w:lang w:eastAsia="cs-CZ"/>
+        </w:rPr>
+        <w:t>require</w:t>
+      </w:r>
+      <w:proofErr w:type="spellEnd"/>
+      <w:r>
+        <w:rPr>
+          <w:rFonts w:ascii="Consolas" w:eastAsia="Times New Roman" w:hAnsi="Consolas" w:cs="Times New Roman"/>
+          <w:color w:val="202020"/>
+          <w:sz w:val="21"/>
+          <w:szCs w:val="21"/>
+          <w:lang w:eastAsia="cs-CZ"/>
+        </w:rPr>
+        <w:t>(</w:t>
+      </w:r>
+      <w:r>
+        <w:rPr>
+          <w:rFonts w:ascii="Consolas" w:eastAsia="Times New Roman" w:hAnsi="Consolas" w:cs="Times New Roman"/>
+          <w:color w:val="B86855"/>
+          <w:sz w:val="21"/>
+          <w:szCs w:val="21"/>
+          <w:lang w:eastAsia="cs-CZ"/>
+        </w:rPr>
+        <w:t>"./</w:t>
+      </w:r>
+      <w:proofErr w:type="spellStart"/>
+      <w:r>
+        <w:rPr>
+          <w:rFonts w:ascii="Consolas" w:eastAsia="Times New Roman" w:hAnsi="Consolas" w:cs="Times New Roman"/>
+          <w:color w:val="B86855"/>
+          <w:sz w:val="21"/>
+          <w:szCs w:val="21"/>
+          <w:lang w:eastAsia="cs-CZ"/>
+        </w:rPr>
+        <w:t>Belts</w:t>
+      </w:r>
+      <w:proofErr w:type="spellEnd"/>
+      <w:r>
+        <w:rPr>
+          <w:rFonts w:ascii="Consolas" w:eastAsia="Times New Roman" w:hAnsi="Consolas" w:cs="Times New Roman"/>
+          <w:color w:val="B86855"/>
+          <w:sz w:val="21"/>
+          <w:szCs w:val="21"/>
+          <w:lang w:eastAsia="cs-CZ"/>
+        </w:rPr>
+        <w:t>/</w:t>
+      </w:r>
+      <w:proofErr w:type="spellStart"/>
+      <w:r>
+        <w:rPr>
+          <w:rFonts w:ascii="Consolas" w:eastAsia="Times New Roman" w:hAnsi="Consolas" w:cs="Times New Roman"/>
+          <w:color w:val="B86855"/>
+          <w:sz w:val="21"/>
+          <w:szCs w:val="21"/>
+          <w:lang w:eastAsia="cs-CZ"/>
+        </w:rPr>
+        <w:t>RouterBelts</w:t>
+      </w:r>
+      <w:proofErr w:type="spellEnd"/>
+      <w:r>
+        <w:rPr>
+          <w:rFonts w:ascii="Consolas" w:eastAsia="Times New Roman" w:hAnsi="Consolas" w:cs="Times New Roman"/>
+          <w:color w:val="B86855"/>
+          <w:sz w:val="21"/>
+          <w:szCs w:val="21"/>
+          <w:lang w:eastAsia="cs-CZ"/>
+        </w:rPr>
+        <w:t>"</w:t>
+      </w:r>
+      <w:r>
+        <w:rPr>
+          <w:rFonts w:ascii="Consolas" w:eastAsia="Times New Roman" w:hAnsi="Consolas" w:cs="Times New Roman"/>
+          <w:color w:val="202020"/>
+          <w:sz w:val="21"/>
+          <w:szCs w:val="21"/>
+          <w:lang w:eastAsia="cs-CZ"/>
+        </w:rPr>
+        <w:t>);</w:t>
+      </w:r>
+    </w:p>
+    <w:p>
+      <w:pPr>
+        <w:pBdr>
+          <w:top w:val="single" w:sz="4" w:space="1" w:color="auto"/>
+          <w:left w:val="single" w:sz="4" w:space="4" w:color="auto"/>
+          <w:bottom w:val="single" w:sz="4" w:space="1" w:color="auto"/>
+          <w:right w:val="single" w:sz="4" w:space="4" w:color="auto"/>
+        </w:pBdr>
+        <w:shd w:val="clear" w:color="auto" w:fill="FFFFFF"/>
+        <w:spacing w:after="0" w:line="285" w:lineRule="atLeast"/>
+        <w:jc w:val="left"/>
+        <w:rPr>
+          <w:rFonts w:ascii="Consolas" w:eastAsia="Times New Roman" w:hAnsi="Consolas" w:cs="Times New Roman"/>
+          <w:color w:val="202020"/>
+          <w:sz w:val="21"/>
+          <w:szCs w:val="21"/>
+          <w:lang w:eastAsia="cs-CZ"/>
+        </w:rPr>
+      </w:pPr>
+      <w:proofErr w:type="spellStart"/>
+      <w:r>
+        <w:rPr>
+          <w:rFonts w:ascii="Consolas" w:eastAsia="Times New Roman" w:hAnsi="Consolas" w:cs="Times New Roman"/>
+          <w:color w:val="5460C1"/>
+          <w:sz w:val="21"/>
+          <w:szCs w:val="21"/>
+          <w:lang w:eastAsia="cs-CZ"/>
+        </w:rPr>
+        <w:t>const</w:t>
+      </w:r>
+      <w:proofErr w:type="spellEnd"/>
+      <w:r>
+        <w:rPr>
+          <w:rFonts w:ascii="Consolas" w:eastAsia="Times New Roman" w:hAnsi="Consolas" w:cs="Times New Roman"/>
+          <w:color w:val="202020"/>
+          <w:sz w:val="21"/>
+          <w:szCs w:val="21"/>
+          <w:lang w:eastAsia="cs-CZ"/>
+        </w:rPr>
+        <w:t xml:space="preserve"> </w:t>
+      </w:r>
+      <w:proofErr w:type="spellStart"/>
+      <w:r>
+        <w:rPr>
+          <w:rFonts w:ascii="Consolas" w:eastAsia="Times New Roman" w:hAnsi="Consolas" w:cs="Times New Roman"/>
+          <w:color w:val="3086C5"/>
+          <w:sz w:val="21"/>
+          <w:szCs w:val="21"/>
+          <w:lang w:eastAsia="cs-CZ"/>
+        </w:rPr>
+        <w:t>fightersRouter</w:t>
+      </w:r>
+      <w:proofErr w:type="spellEnd"/>
+      <w:r>
+        <w:rPr>
+          <w:rFonts w:ascii="Consolas" w:eastAsia="Times New Roman" w:hAnsi="Consolas" w:cs="Times New Roman"/>
+          <w:color w:val="202020"/>
+          <w:sz w:val="21"/>
+          <w:szCs w:val="21"/>
+          <w:lang w:eastAsia="cs-CZ"/>
+        </w:rPr>
+        <w:t xml:space="preserve"> </w:t>
+      </w:r>
+      <w:r>
+        <w:rPr>
+          <w:rFonts w:ascii="Consolas" w:eastAsia="Times New Roman" w:hAnsi="Consolas" w:cs="Times New Roman"/>
+          <w:color w:val="573F35"/>
+          <w:sz w:val="21"/>
+          <w:szCs w:val="21"/>
+          <w:lang w:eastAsia="cs-CZ"/>
+        </w:rPr>
+        <w:t>=</w:t>
+      </w:r>
+      <w:r>
+        <w:rPr>
+          <w:rFonts w:ascii="Consolas" w:eastAsia="Times New Roman" w:hAnsi="Consolas" w:cs="Times New Roman"/>
+          <w:color w:val="202020"/>
+          <w:sz w:val="21"/>
+          <w:szCs w:val="21"/>
+          <w:lang w:eastAsia="cs-CZ"/>
+        </w:rPr>
+        <w:t xml:space="preserve"> </w:t>
+      </w:r>
+      <w:proofErr w:type="spellStart"/>
+      <w:r>
+        <w:rPr>
+          <w:rFonts w:ascii="Consolas" w:eastAsia="Times New Roman" w:hAnsi="Consolas" w:cs="Times New Roman"/>
+          <w:color w:val="98863B"/>
+          <w:sz w:val="21"/>
+          <w:szCs w:val="21"/>
+          <w:lang w:eastAsia="cs-CZ"/>
+        </w:rPr>
+        <w:t>require</w:t>
+      </w:r>
+      <w:proofErr w:type="spellEnd"/>
+      <w:r>
+        <w:rPr>
+          <w:rFonts w:ascii="Consolas" w:eastAsia="Times New Roman" w:hAnsi="Consolas" w:cs="Times New Roman"/>
+          <w:color w:val="202020"/>
+          <w:sz w:val="21"/>
+          <w:szCs w:val="21"/>
+          <w:lang w:eastAsia="cs-CZ"/>
+        </w:rPr>
+        <w:t>(</w:t>
+      </w:r>
+      <w:r>
+        <w:rPr>
+          <w:rFonts w:ascii="Consolas" w:eastAsia="Times New Roman" w:hAnsi="Consolas" w:cs="Times New Roman"/>
+          <w:color w:val="B86855"/>
+          <w:sz w:val="21"/>
+          <w:szCs w:val="21"/>
+          <w:lang w:eastAsia="cs-CZ"/>
+        </w:rPr>
+        <w:t>"./</w:t>
+      </w:r>
+      <w:proofErr w:type="spellStart"/>
+      <w:r>
+        <w:rPr>
+          <w:rFonts w:ascii="Consolas" w:eastAsia="Times New Roman" w:hAnsi="Consolas" w:cs="Times New Roman"/>
+          <w:color w:val="B86855"/>
+          <w:sz w:val="21"/>
+          <w:szCs w:val="21"/>
+          <w:lang w:eastAsia="cs-CZ"/>
+        </w:rPr>
+        <w:t>Fighters</w:t>
+      </w:r>
+      <w:proofErr w:type="spellEnd"/>
+      <w:r>
+        <w:rPr>
+          <w:rFonts w:ascii="Consolas" w:eastAsia="Times New Roman" w:hAnsi="Consolas" w:cs="Times New Roman"/>
+          <w:color w:val="B86855"/>
+          <w:sz w:val="21"/>
+          <w:szCs w:val="21"/>
+          <w:lang w:eastAsia="cs-CZ"/>
+        </w:rPr>
+        <w:t>/</w:t>
+      </w:r>
+      <w:proofErr w:type="spellStart"/>
+      <w:r>
+        <w:rPr>
+          <w:rFonts w:ascii="Consolas" w:eastAsia="Times New Roman" w:hAnsi="Consolas" w:cs="Times New Roman"/>
+          <w:color w:val="B86855"/>
+          <w:sz w:val="21"/>
+          <w:szCs w:val="21"/>
+          <w:lang w:eastAsia="cs-CZ"/>
+        </w:rPr>
+        <w:t>RouterFighters</w:t>
+      </w:r>
+      <w:proofErr w:type="spellEnd"/>
+      <w:r>
+        <w:rPr>
+          <w:rFonts w:ascii="Consolas" w:eastAsia="Times New Roman" w:hAnsi="Consolas" w:cs="Times New Roman"/>
+          <w:color w:val="B86855"/>
+          <w:sz w:val="21"/>
+          <w:szCs w:val="21"/>
+          <w:lang w:eastAsia="cs-CZ"/>
+        </w:rPr>
+        <w:t>"</w:t>
+      </w:r>
+      <w:r>
+        <w:rPr>
+          <w:rFonts w:ascii="Consolas" w:eastAsia="Times New Roman" w:hAnsi="Consolas" w:cs="Times New Roman"/>
+          <w:color w:val="202020"/>
+          <w:sz w:val="21"/>
+          <w:szCs w:val="21"/>
+          <w:lang w:eastAsia="cs-CZ"/>
+        </w:rPr>
+        <w:t>);</w:t>
+      </w:r>
+    </w:p>
+    <w:p>
+      <w:pPr>
+        <w:pBdr>
+          <w:top w:val="single" w:sz="4" w:space="1" w:color="auto"/>
+          <w:left w:val="single" w:sz="4" w:space="4" w:color="auto"/>
+          <w:bottom w:val="single" w:sz="4" w:space="1" w:color="auto"/>
+          <w:right w:val="single" w:sz="4" w:space="4" w:color="auto"/>
+        </w:pBdr>
+        <w:shd w:val="clear" w:color="auto" w:fill="FFFFFF"/>
+        <w:spacing w:after="0" w:line="285" w:lineRule="atLeast"/>
+        <w:jc w:val="left"/>
+        <w:rPr>
+          <w:rFonts w:ascii="Consolas" w:eastAsia="Times New Roman" w:hAnsi="Consolas" w:cs="Times New Roman"/>
+          <w:color w:val="202020"/>
+          <w:sz w:val="21"/>
+          <w:szCs w:val="21"/>
+          <w:lang w:eastAsia="cs-CZ"/>
+        </w:rPr>
+      </w:pPr>
+      <w:proofErr w:type="spellStart"/>
+      <w:r>
+        <w:rPr>
+          <w:rFonts w:ascii="Consolas" w:eastAsia="Times New Roman" w:hAnsi="Consolas" w:cs="Times New Roman"/>
+          <w:color w:val="5460C1"/>
+          <w:sz w:val="21"/>
+          <w:szCs w:val="21"/>
+          <w:lang w:eastAsia="cs-CZ"/>
+        </w:rPr>
+        <w:t>const</w:t>
+      </w:r>
+      <w:proofErr w:type="spellEnd"/>
+      <w:r>
+        <w:rPr>
+          <w:rFonts w:ascii="Consolas" w:eastAsia="Times New Roman" w:hAnsi="Consolas" w:cs="Times New Roman"/>
+          <w:color w:val="202020"/>
+          <w:sz w:val="21"/>
+          <w:szCs w:val="21"/>
+          <w:lang w:eastAsia="cs-CZ"/>
+        </w:rPr>
+        <w:t xml:space="preserve"> </w:t>
+      </w:r>
+      <w:proofErr w:type="spellStart"/>
+      <w:r>
+        <w:rPr>
+          <w:rFonts w:ascii="Consolas" w:eastAsia="Times New Roman" w:hAnsi="Consolas" w:cs="Times New Roman"/>
+          <w:color w:val="3086C5"/>
+          <w:sz w:val="21"/>
+          <w:szCs w:val="21"/>
+          <w:lang w:eastAsia="cs-CZ"/>
+        </w:rPr>
+        <w:t>newsRouter</w:t>
+      </w:r>
+      <w:proofErr w:type="spellEnd"/>
+      <w:r>
+        <w:rPr>
+          <w:rFonts w:ascii="Consolas" w:eastAsia="Times New Roman" w:hAnsi="Consolas" w:cs="Times New Roman"/>
+          <w:color w:val="202020"/>
+          <w:sz w:val="21"/>
+          <w:szCs w:val="21"/>
+          <w:lang w:eastAsia="cs-CZ"/>
+        </w:rPr>
+        <w:t xml:space="preserve"> </w:t>
+      </w:r>
+      <w:r>
+        <w:rPr>
+          <w:rFonts w:ascii="Consolas" w:eastAsia="Times New Roman" w:hAnsi="Consolas" w:cs="Times New Roman"/>
+          <w:color w:val="573F35"/>
+          <w:sz w:val="21"/>
+          <w:szCs w:val="21"/>
+          <w:lang w:eastAsia="cs-CZ"/>
+        </w:rPr>
+        <w:t>=</w:t>
+      </w:r>
+      <w:r>
+        <w:rPr>
+          <w:rFonts w:ascii="Consolas" w:eastAsia="Times New Roman" w:hAnsi="Consolas" w:cs="Times New Roman"/>
+          <w:color w:val="202020"/>
+          <w:sz w:val="21"/>
+          <w:szCs w:val="21"/>
+          <w:lang w:eastAsia="cs-CZ"/>
+        </w:rPr>
+        <w:t xml:space="preserve"> </w:t>
+      </w:r>
+      <w:proofErr w:type="spellStart"/>
+      <w:r>
+        <w:rPr>
+          <w:rFonts w:ascii="Consolas" w:eastAsia="Times New Roman" w:hAnsi="Consolas" w:cs="Times New Roman"/>
+          <w:color w:val="98863B"/>
+          <w:sz w:val="21"/>
+          <w:szCs w:val="21"/>
+          <w:lang w:eastAsia="cs-CZ"/>
+        </w:rPr>
+        <w:t>require</w:t>
+      </w:r>
+      <w:proofErr w:type="spellEnd"/>
+      <w:r>
+        <w:rPr>
+          <w:rFonts w:ascii="Consolas" w:eastAsia="Times New Roman" w:hAnsi="Consolas" w:cs="Times New Roman"/>
+          <w:color w:val="202020"/>
+          <w:sz w:val="21"/>
+          <w:szCs w:val="21"/>
+          <w:lang w:eastAsia="cs-CZ"/>
+        </w:rPr>
+        <w:t>(</w:t>
+      </w:r>
+      <w:r>
+        <w:rPr>
+          <w:rFonts w:ascii="Consolas" w:eastAsia="Times New Roman" w:hAnsi="Consolas" w:cs="Times New Roman"/>
+          <w:color w:val="B86855"/>
+          <w:sz w:val="21"/>
+          <w:szCs w:val="21"/>
+          <w:lang w:eastAsia="cs-CZ"/>
+        </w:rPr>
+        <w:t>"./</w:t>
+      </w:r>
+      <w:proofErr w:type="spellStart"/>
+      <w:r>
+        <w:rPr>
+          <w:rFonts w:ascii="Consolas" w:eastAsia="Times New Roman" w:hAnsi="Consolas" w:cs="Times New Roman"/>
+          <w:color w:val="B86855"/>
+          <w:sz w:val="21"/>
+          <w:szCs w:val="21"/>
+          <w:lang w:eastAsia="cs-CZ"/>
+        </w:rPr>
+        <w:t>News</w:t>
+      </w:r>
+      <w:proofErr w:type="spellEnd"/>
+      <w:r>
+        <w:rPr>
+          <w:rFonts w:ascii="Consolas" w:eastAsia="Times New Roman" w:hAnsi="Consolas" w:cs="Times New Roman"/>
+          <w:color w:val="B86855"/>
+          <w:sz w:val="21"/>
+          <w:szCs w:val="21"/>
+          <w:lang w:eastAsia="cs-CZ"/>
+        </w:rPr>
+        <w:t>/</w:t>
+      </w:r>
+      <w:proofErr w:type="spellStart"/>
+      <w:r>
+        <w:rPr>
+          <w:rFonts w:ascii="Consolas" w:eastAsia="Times New Roman" w:hAnsi="Consolas" w:cs="Times New Roman"/>
+          <w:color w:val="B86855"/>
+          <w:sz w:val="21"/>
+          <w:szCs w:val="21"/>
+          <w:lang w:eastAsia="cs-CZ"/>
+        </w:rPr>
+        <w:t>RouterNews</w:t>
+      </w:r>
+      <w:proofErr w:type="spellEnd"/>
+      <w:r>
+        <w:rPr>
+          <w:rFonts w:ascii="Consolas" w:eastAsia="Times New Roman" w:hAnsi="Consolas" w:cs="Times New Roman"/>
+          <w:color w:val="B86855"/>
+          <w:sz w:val="21"/>
+          <w:szCs w:val="21"/>
+          <w:lang w:eastAsia="cs-CZ"/>
+        </w:rPr>
+        <w:t>"</w:t>
+      </w:r>
+      <w:r>
+        <w:rPr>
+          <w:rFonts w:ascii="Consolas" w:eastAsia="Times New Roman" w:hAnsi="Consolas" w:cs="Times New Roman"/>
+          <w:color w:val="202020"/>
+          <w:sz w:val="21"/>
+          <w:szCs w:val="21"/>
+          <w:lang w:eastAsia="cs-CZ"/>
+        </w:rPr>
+        <w:t>);</w:t>
+      </w:r>
+    </w:p>
+    <w:p>
+      <w:pPr>
+        <w:pBdr>
+          <w:top w:val="single" w:sz="4" w:space="1" w:color="auto"/>
+          <w:left w:val="single" w:sz="4" w:space="4" w:color="auto"/>
+          <w:bottom w:val="single" w:sz="4" w:space="1" w:color="auto"/>
+          <w:right w:val="single" w:sz="4" w:space="4" w:color="auto"/>
+        </w:pBdr>
+        <w:shd w:val="clear" w:color="auto" w:fill="FFFFFF"/>
+        <w:spacing w:after="0" w:line="285" w:lineRule="atLeast"/>
+        <w:jc w:val="left"/>
+        <w:rPr>
+          <w:rFonts w:ascii="Consolas" w:eastAsia="Times New Roman" w:hAnsi="Consolas" w:cs="Times New Roman"/>
+          <w:color w:val="202020"/>
+          <w:sz w:val="21"/>
+          <w:szCs w:val="21"/>
+          <w:lang w:eastAsia="cs-CZ"/>
+        </w:rPr>
+      </w:pPr>
+      <w:proofErr w:type="spellStart"/>
+      <w:r>
+        <w:rPr>
+          <w:rFonts w:ascii="Consolas" w:eastAsia="Times New Roman" w:hAnsi="Consolas" w:cs="Times New Roman"/>
+          <w:color w:val="5460C1"/>
+          <w:sz w:val="21"/>
+          <w:szCs w:val="21"/>
+          <w:lang w:eastAsia="cs-CZ"/>
+        </w:rPr>
+        <w:t>const</w:t>
+      </w:r>
+      <w:proofErr w:type="spellEnd"/>
+      <w:r>
+        <w:rPr>
+          <w:rFonts w:ascii="Consolas" w:eastAsia="Times New Roman" w:hAnsi="Consolas" w:cs="Times New Roman"/>
+          <w:color w:val="202020"/>
+          <w:sz w:val="21"/>
+          <w:szCs w:val="21"/>
+          <w:lang w:eastAsia="cs-CZ"/>
+        </w:rPr>
+        <w:t xml:space="preserve"> </w:t>
+      </w:r>
+      <w:proofErr w:type="spellStart"/>
+      <w:r>
+        <w:rPr>
+          <w:rFonts w:ascii="Consolas" w:eastAsia="Times New Roman" w:hAnsi="Consolas" w:cs="Times New Roman"/>
+          <w:color w:val="3086C5"/>
+          <w:sz w:val="21"/>
+          <w:szCs w:val="21"/>
+          <w:lang w:eastAsia="cs-CZ"/>
+        </w:rPr>
+        <w:t>usersRouter</w:t>
+      </w:r>
+      <w:proofErr w:type="spellEnd"/>
+      <w:r>
+        <w:rPr>
+          <w:rFonts w:ascii="Consolas" w:eastAsia="Times New Roman" w:hAnsi="Consolas" w:cs="Times New Roman"/>
+          <w:color w:val="202020"/>
+          <w:sz w:val="21"/>
+          <w:szCs w:val="21"/>
+          <w:lang w:eastAsia="cs-CZ"/>
+        </w:rPr>
+        <w:t xml:space="preserve"> </w:t>
+      </w:r>
+      <w:r>
+        <w:rPr>
+          <w:rFonts w:ascii="Consolas" w:eastAsia="Times New Roman" w:hAnsi="Consolas" w:cs="Times New Roman"/>
+          <w:color w:val="573F35"/>
+          <w:sz w:val="21"/>
+          <w:szCs w:val="21"/>
+          <w:lang w:eastAsia="cs-CZ"/>
+        </w:rPr>
+        <w:t>=</w:t>
+      </w:r>
+      <w:r>
+        <w:rPr>
+          <w:rFonts w:ascii="Consolas" w:eastAsia="Times New Roman" w:hAnsi="Consolas" w:cs="Times New Roman"/>
+          <w:color w:val="202020"/>
+          <w:sz w:val="21"/>
+          <w:szCs w:val="21"/>
+          <w:lang w:eastAsia="cs-CZ"/>
+        </w:rPr>
+        <w:t xml:space="preserve"> </w:t>
+      </w:r>
+      <w:proofErr w:type="spellStart"/>
+      <w:r>
+        <w:rPr>
+          <w:rFonts w:ascii="Consolas" w:eastAsia="Times New Roman" w:hAnsi="Consolas" w:cs="Times New Roman"/>
+          <w:color w:val="98863B"/>
+          <w:sz w:val="21"/>
+          <w:szCs w:val="21"/>
+          <w:lang w:eastAsia="cs-CZ"/>
+        </w:rPr>
+        <w:t>require</w:t>
+      </w:r>
+      <w:proofErr w:type="spellEnd"/>
+      <w:r>
+        <w:rPr>
+          <w:rFonts w:ascii="Consolas" w:eastAsia="Times New Roman" w:hAnsi="Consolas" w:cs="Times New Roman"/>
+          <w:color w:val="202020"/>
+          <w:sz w:val="21"/>
+          <w:szCs w:val="21"/>
+          <w:lang w:eastAsia="cs-CZ"/>
+        </w:rPr>
+        <w:t>(</w:t>
+      </w:r>
+      <w:r>
+        <w:rPr>
+          <w:rFonts w:ascii="Consolas" w:eastAsia="Times New Roman" w:hAnsi="Consolas" w:cs="Times New Roman"/>
+          <w:color w:val="B86855"/>
+          <w:sz w:val="21"/>
+          <w:szCs w:val="21"/>
+          <w:lang w:eastAsia="cs-CZ"/>
+        </w:rPr>
+        <w:t>"./Users/</w:t>
+      </w:r>
+      <w:proofErr w:type="spellStart"/>
+      <w:r>
+        <w:rPr>
+          <w:rFonts w:ascii="Consolas" w:eastAsia="Times New Roman" w:hAnsi="Consolas" w:cs="Times New Roman"/>
+          <w:color w:val="B86855"/>
+          <w:sz w:val="21"/>
+          <w:szCs w:val="21"/>
+          <w:lang w:eastAsia="cs-CZ"/>
+        </w:rPr>
+        <w:t>RouterUsers</w:t>
+      </w:r>
+      <w:proofErr w:type="spellEnd"/>
+      <w:r>
+        <w:rPr>
+          <w:rFonts w:ascii="Consolas" w:eastAsia="Times New Roman" w:hAnsi="Consolas" w:cs="Times New Roman"/>
+          <w:color w:val="B86855"/>
+          <w:sz w:val="21"/>
+          <w:szCs w:val="21"/>
+          <w:lang w:eastAsia="cs-CZ"/>
+        </w:rPr>
+        <w:t>"</w:t>
+      </w:r>
+      <w:r>
+        <w:rPr>
+          <w:rFonts w:ascii="Consolas" w:eastAsia="Times New Roman" w:hAnsi="Consolas" w:cs="Times New Roman"/>
+          <w:color w:val="202020"/>
+          <w:sz w:val="21"/>
+          <w:szCs w:val="21"/>
+          <w:lang w:eastAsia="cs-CZ"/>
+        </w:rPr>
+        <w:t>);</w:t>
+      </w:r>
+    </w:p>
+    <w:p>
+      <w:pPr>
+        <w:pBdr>
+          <w:top w:val="single" w:sz="4" w:space="1" w:color="auto"/>
+          <w:left w:val="single" w:sz="4" w:space="4" w:color="auto"/>
+          <w:bottom w:val="single" w:sz="4" w:space="1" w:color="auto"/>
+          <w:right w:val="single" w:sz="4" w:space="4" w:color="auto"/>
+        </w:pBdr>
+        <w:shd w:val="clear" w:color="auto" w:fill="FFFFFF"/>
+        <w:spacing w:after="0" w:line="285" w:lineRule="atLeast"/>
+        <w:jc w:val="left"/>
+        <w:rPr>
+          <w:rFonts w:ascii="Consolas" w:eastAsia="Times New Roman" w:hAnsi="Consolas" w:cs="Times New Roman"/>
+          <w:color w:val="202020"/>
+          <w:sz w:val="21"/>
+          <w:szCs w:val="21"/>
+          <w:lang w:eastAsia="cs-CZ"/>
+        </w:rPr>
+      </w:pPr>
+      <w:proofErr w:type="spellStart"/>
+      <w:r>
+        <w:rPr>
+          <w:rFonts w:ascii="Consolas" w:eastAsia="Times New Roman" w:hAnsi="Consolas" w:cs="Times New Roman"/>
+          <w:color w:val="5460C1"/>
+          <w:sz w:val="21"/>
+          <w:szCs w:val="21"/>
+          <w:lang w:eastAsia="cs-CZ"/>
+        </w:rPr>
+        <w:t>const</w:t>
+      </w:r>
+      <w:proofErr w:type="spellEnd"/>
+      <w:r>
+        <w:rPr>
+          <w:rFonts w:ascii="Consolas" w:eastAsia="Times New Roman" w:hAnsi="Consolas" w:cs="Times New Roman"/>
+          <w:color w:val="202020"/>
+          <w:sz w:val="21"/>
+          <w:szCs w:val="21"/>
+          <w:lang w:eastAsia="cs-CZ"/>
+        </w:rPr>
+        <w:t xml:space="preserve"> </w:t>
+      </w:r>
+      <w:proofErr w:type="spellStart"/>
+      <w:r>
+        <w:rPr>
+          <w:rFonts w:ascii="Consolas" w:eastAsia="Times New Roman" w:hAnsi="Consolas" w:cs="Times New Roman"/>
+          <w:color w:val="3086C5"/>
+          <w:sz w:val="21"/>
+          <w:szCs w:val="21"/>
+          <w:lang w:eastAsia="cs-CZ"/>
+        </w:rPr>
+        <w:t>sponsorsRouter</w:t>
+      </w:r>
+      <w:proofErr w:type="spellEnd"/>
+      <w:r>
+        <w:rPr>
+          <w:rFonts w:ascii="Consolas" w:eastAsia="Times New Roman" w:hAnsi="Consolas" w:cs="Times New Roman"/>
+          <w:color w:val="202020"/>
+          <w:sz w:val="21"/>
+          <w:szCs w:val="21"/>
+          <w:lang w:eastAsia="cs-CZ"/>
+        </w:rPr>
+        <w:t xml:space="preserve"> </w:t>
+      </w:r>
+      <w:r>
+        <w:rPr>
+          <w:rFonts w:ascii="Consolas" w:eastAsia="Times New Roman" w:hAnsi="Consolas" w:cs="Times New Roman"/>
+          <w:color w:val="573F35"/>
+          <w:sz w:val="21"/>
+          <w:szCs w:val="21"/>
+          <w:lang w:eastAsia="cs-CZ"/>
+        </w:rPr>
+        <w:t>=</w:t>
+      </w:r>
+      <w:r>
+        <w:rPr>
+          <w:rFonts w:ascii="Consolas" w:eastAsia="Times New Roman" w:hAnsi="Consolas" w:cs="Times New Roman"/>
+          <w:color w:val="202020"/>
+          <w:sz w:val="21"/>
+          <w:szCs w:val="21"/>
+          <w:lang w:eastAsia="cs-CZ"/>
+        </w:rPr>
+        <w:t xml:space="preserve"> </w:t>
+      </w:r>
+      <w:proofErr w:type="spellStart"/>
+      <w:r>
+        <w:rPr>
+          <w:rFonts w:ascii="Consolas" w:eastAsia="Times New Roman" w:hAnsi="Consolas" w:cs="Times New Roman"/>
+          <w:color w:val="98863B"/>
+          <w:sz w:val="21"/>
+          <w:szCs w:val="21"/>
+          <w:lang w:eastAsia="cs-CZ"/>
+        </w:rPr>
+        <w:t>require</w:t>
+      </w:r>
+      <w:proofErr w:type="spellEnd"/>
+      <w:r>
+        <w:rPr>
+          <w:rFonts w:ascii="Consolas" w:eastAsia="Times New Roman" w:hAnsi="Consolas" w:cs="Times New Roman"/>
+          <w:color w:val="202020"/>
+          <w:sz w:val="21"/>
+          <w:szCs w:val="21"/>
+          <w:lang w:eastAsia="cs-CZ"/>
+        </w:rPr>
+        <w:t>(</w:t>
+      </w:r>
+      <w:r>
+        <w:rPr>
+          <w:rFonts w:ascii="Consolas" w:eastAsia="Times New Roman" w:hAnsi="Consolas" w:cs="Times New Roman"/>
+          <w:color w:val="B86855"/>
+          <w:sz w:val="21"/>
+          <w:szCs w:val="21"/>
+          <w:lang w:eastAsia="cs-CZ"/>
+        </w:rPr>
+        <w:t>"./</w:t>
+      </w:r>
+      <w:proofErr w:type="spellStart"/>
+      <w:r>
+        <w:rPr>
+          <w:rFonts w:ascii="Consolas" w:eastAsia="Times New Roman" w:hAnsi="Consolas" w:cs="Times New Roman"/>
+          <w:color w:val="B86855"/>
+          <w:sz w:val="21"/>
+          <w:szCs w:val="21"/>
+          <w:lang w:eastAsia="cs-CZ"/>
+        </w:rPr>
+        <w:t>Sponsors</w:t>
+      </w:r>
+      <w:proofErr w:type="spellEnd"/>
+      <w:r>
+        <w:rPr>
+          <w:rFonts w:ascii="Consolas" w:eastAsia="Times New Roman" w:hAnsi="Consolas" w:cs="Times New Roman"/>
+          <w:color w:val="B86855"/>
+          <w:sz w:val="21"/>
+          <w:szCs w:val="21"/>
+          <w:lang w:eastAsia="cs-CZ"/>
+        </w:rPr>
+        <w:t>/</w:t>
+      </w:r>
+      <w:proofErr w:type="spellStart"/>
+      <w:r>
+        <w:rPr>
+          <w:rFonts w:ascii="Consolas" w:eastAsia="Times New Roman" w:hAnsi="Consolas" w:cs="Times New Roman"/>
+          <w:color w:val="B86855"/>
+          <w:sz w:val="21"/>
+          <w:szCs w:val="21"/>
+          <w:lang w:eastAsia="cs-CZ"/>
+        </w:rPr>
+        <w:t>RouterSponsors</w:t>
+      </w:r>
+      <w:proofErr w:type="spellEnd"/>
+      <w:r>
+        <w:rPr>
+          <w:rFonts w:ascii="Consolas" w:eastAsia="Times New Roman" w:hAnsi="Consolas" w:cs="Times New Roman"/>
+          <w:color w:val="B86855"/>
+          <w:sz w:val="21"/>
+          <w:szCs w:val="21"/>
+          <w:lang w:eastAsia="cs-CZ"/>
+        </w:rPr>
+        <w:t>"</w:t>
+      </w:r>
+      <w:r>
+        <w:rPr>
+          <w:rFonts w:ascii="Consolas" w:eastAsia="Times New Roman" w:hAnsi="Consolas" w:cs="Times New Roman"/>
+          <w:color w:val="202020"/>
+          <w:sz w:val="21"/>
+          <w:szCs w:val="21"/>
+          <w:lang w:eastAsia="cs-CZ"/>
+        </w:rPr>
+        <w:t>);</w:t>
+      </w:r>
+    </w:p>
+    <w:p>
+      <w:pPr>
+        <w:pBdr>
+          <w:top w:val="single" w:sz="4" w:space="1" w:color="auto"/>
+          <w:left w:val="single" w:sz="4" w:space="4" w:color="auto"/>
+          <w:bottom w:val="single" w:sz="4" w:space="1" w:color="auto"/>
+          <w:right w:val="single" w:sz="4" w:space="4" w:color="auto"/>
+        </w:pBdr>
+        <w:shd w:val="clear" w:color="auto" w:fill="FFFFFF"/>
+        <w:spacing w:after="0" w:line="285" w:lineRule="atLeast"/>
+        <w:jc w:val="left"/>
+        <w:rPr>
+          <w:rFonts w:ascii="Consolas" w:eastAsia="Times New Roman" w:hAnsi="Consolas" w:cs="Times New Roman"/>
+          <w:color w:val="202020"/>
+          <w:sz w:val="21"/>
+          <w:szCs w:val="21"/>
+          <w:lang w:eastAsia="cs-CZ"/>
+        </w:rPr>
+      </w:pPr>
+      <w:proofErr w:type="spellStart"/>
+      <w:r>
+        <w:rPr>
+          <w:rFonts w:ascii="Consolas" w:eastAsia="Times New Roman" w:hAnsi="Consolas" w:cs="Times New Roman"/>
+          <w:color w:val="5460C1"/>
+          <w:sz w:val="21"/>
+          <w:szCs w:val="21"/>
+          <w:lang w:eastAsia="cs-CZ"/>
+        </w:rPr>
+        <w:t>const</w:t>
+      </w:r>
+      <w:proofErr w:type="spellEnd"/>
+      <w:r>
+        <w:rPr>
+          <w:rFonts w:ascii="Consolas" w:eastAsia="Times New Roman" w:hAnsi="Consolas" w:cs="Times New Roman"/>
+          <w:color w:val="202020"/>
+          <w:sz w:val="21"/>
+          <w:szCs w:val="21"/>
+          <w:lang w:eastAsia="cs-CZ"/>
+        </w:rPr>
+        <w:t xml:space="preserve"> </w:t>
+      </w:r>
+      <w:proofErr w:type="spellStart"/>
+      <w:r>
+        <w:rPr>
+          <w:rFonts w:ascii="Consolas" w:eastAsia="Times New Roman" w:hAnsi="Consolas" w:cs="Times New Roman"/>
+          <w:color w:val="3086C5"/>
+          <w:sz w:val="21"/>
+          <w:szCs w:val="21"/>
+          <w:lang w:eastAsia="cs-CZ"/>
+        </w:rPr>
+        <w:t>bannerRouter</w:t>
+      </w:r>
+      <w:proofErr w:type="spellEnd"/>
+      <w:r>
+        <w:rPr>
+          <w:rFonts w:ascii="Consolas" w:eastAsia="Times New Roman" w:hAnsi="Consolas" w:cs="Times New Roman"/>
+          <w:color w:val="202020"/>
+          <w:sz w:val="21"/>
+          <w:szCs w:val="21"/>
+          <w:lang w:eastAsia="cs-CZ"/>
+        </w:rPr>
+        <w:t xml:space="preserve"> </w:t>
+      </w:r>
+      <w:r>
+        <w:rPr>
+          <w:rFonts w:ascii="Consolas" w:eastAsia="Times New Roman" w:hAnsi="Consolas" w:cs="Times New Roman"/>
+          <w:color w:val="573F35"/>
+          <w:sz w:val="21"/>
+          <w:szCs w:val="21"/>
+          <w:lang w:eastAsia="cs-CZ"/>
+        </w:rPr>
+        <w:t>=</w:t>
+      </w:r>
+      <w:r>
+        <w:rPr>
+          <w:rFonts w:ascii="Consolas" w:eastAsia="Times New Roman" w:hAnsi="Consolas" w:cs="Times New Roman"/>
+          <w:color w:val="202020"/>
+          <w:sz w:val="21"/>
+          <w:szCs w:val="21"/>
+          <w:lang w:eastAsia="cs-CZ"/>
+        </w:rPr>
+        <w:t xml:space="preserve"> </w:t>
+      </w:r>
+      <w:proofErr w:type="spellStart"/>
+      <w:r>
+        <w:rPr>
+          <w:rFonts w:ascii="Consolas" w:eastAsia="Times New Roman" w:hAnsi="Consolas" w:cs="Times New Roman"/>
+          <w:color w:val="98863B"/>
+          <w:sz w:val="21"/>
+          <w:szCs w:val="21"/>
+          <w:lang w:eastAsia="cs-CZ"/>
+        </w:rPr>
+        <w:t>require</w:t>
+      </w:r>
+      <w:proofErr w:type="spellEnd"/>
+      <w:r>
+        <w:rPr>
+          <w:rFonts w:ascii="Consolas" w:eastAsia="Times New Roman" w:hAnsi="Consolas" w:cs="Times New Roman"/>
+          <w:color w:val="202020"/>
+          <w:sz w:val="21"/>
+          <w:szCs w:val="21"/>
+          <w:lang w:eastAsia="cs-CZ"/>
+        </w:rPr>
+        <w:t>(</w:t>
+      </w:r>
+      <w:r>
+        <w:rPr>
+          <w:rFonts w:ascii="Consolas" w:eastAsia="Times New Roman" w:hAnsi="Consolas" w:cs="Times New Roman"/>
+          <w:color w:val="B86855"/>
+          <w:sz w:val="21"/>
+          <w:szCs w:val="21"/>
+          <w:lang w:eastAsia="cs-CZ"/>
+        </w:rPr>
+        <w:t>"./Banner/</w:t>
+      </w:r>
+      <w:proofErr w:type="spellStart"/>
+      <w:r>
+        <w:rPr>
+          <w:rFonts w:ascii="Consolas" w:eastAsia="Times New Roman" w:hAnsi="Consolas" w:cs="Times New Roman"/>
+          <w:color w:val="B86855"/>
+          <w:sz w:val="21"/>
+          <w:szCs w:val="21"/>
+          <w:lang w:eastAsia="cs-CZ"/>
+        </w:rPr>
+        <w:t>RouterBanner</w:t>
+      </w:r>
+      <w:proofErr w:type="spellEnd"/>
+      <w:r>
+        <w:rPr>
+          <w:rFonts w:ascii="Consolas" w:eastAsia="Times New Roman" w:hAnsi="Consolas" w:cs="Times New Roman"/>
+          <w:color w:val="B86855"/>
+          <w:sz w:val="21"/>
+          <w:szCs w:val="21"/>
+          <w:lang w:eastAsia="cs-CZ"/>
+        </w:rPr>
+        <w:t>"</w:t>
+      </w:r>
+      <w:r>
+        <w:rPr>
+          <w:rFonts w:ascii="Consolas" w:eastAsia="Times New Roman" w:hAnsi="Consolas" w:cs="Times New Roman"/>
+          <w:color w:val="202020"/>
+          <w:sz w:val="21"/>
+          <w:szCs w:val="21"/>
+          <w:lang w:eastAsia="cs-CZ"/>
+        </w:rPr>
+        <w:t>);</w:t>
+      </w:r>
+    </w:p>
+    <w:p>
+      <w:pPr>
+        <w:pBdr>
+          <w:top w:val="single" w:sz="4" w:space="1" w:color="auto"/>
+          <w:left w:val="single" w:sz="4" w:space="4" w:color="auto"/>
+          <w:bottom w:val="single" w:sz="4" w:space="1" w:color="auto"/>
+          <w:right w:val="single" w:sz="4" w:space="4" w:color="auto"/>
+        </w:pBdr>
+        <w:shd w:val="clear" w:color="auto" w:fill="FFFFFF"/>
+        <w:spacing w:after="0" w:line="285" w:lineRule="atLeast"/>
+        <w:jc w:val="left"/>
+        <w:rPr>
+          <w:rFonts w:ascii="Consolas" w:eastAsia="Times New Roman" w:hAnsi="Consolas" w:cs="Times New Roman"/>
+          <w:color w:val="202020"/>
+          <w:sz w:val="21"/>
+          <w:szCs w:val="21"/>
+          <w:lang w:eastAsia="cs-CZ"/>
+        </w:rPr>
+      </w:pPr>
+      <w:proofErr w:type="spellStart"/>
+      <w:r>
+        <w:rPr>
+          <w:rFonts w:ascii="Consolas" w:eastAsia="Times New Roman" w:hAnsi="Consolas" w:cs="Times New Roman"/>
+          <w:color w:val="5460C1"/>
+          <w:sz w:val="21"/>
+          <w:szCs w:val="21"/>
+          <w:lang w:eastAsia="cs-CZ"/>
+        </w:rPr>
+        <w:t>const</w:t>
+      </w:r>
+      <w:proofErr w:type="spellEnd"/>
+      <w:r>
+        <w:rPr>
+          <w:rFonts w:ascii="Consolas" w:eastAsia="Times New Roman" w:hAnsi="Consolas" w:cs="Times New Roman"/>
+          <w:color w:val="202020"/>
+          <w:sz w:val="21"/>
+          <w:szCs w:val="21"/>
+          <w:lang w:eastAsia="cs-CZ"/>
+        </w:rPr>
+        <w:t xml:space="preserve"> </w:t>
+      </w:r>
+      <w:proofErr w:type="spellStart"/>
+      <w:r>
+        <w:rPr>
+          <w:rFonts w:ascii="Consolas" w:eastAsia="Times New Roman" w:hAnsi="Consolas" w:cs="Times New Roman"/>
+          <w:color w:val="3086C5"/>
+          <w:sz w:val="21"/>
+          <w:szCs w:val="21"/>
+          <w:lang w:eastAsia="cs-CZ"/>
+        </w:rPr>
+        <w:t>roleRouter</w:t>
+      </w:r>
+      <w:proofErr w:type="spellEnd"/>
+      <w:r>
+        <w:rPr>
+          <w:rFonts w:ascii="Consolas" w:eastAsia="Times New Roman" w:hAnsi="Consolas" w:cs="Times New Roman"/>
+          <w:color w:val="202020"/>
+          <w:sz w:val="21"/>
+          <w:szCs w:val="21"/>
+          <w:lang w:eastAsia="cs-CZ"/>
+        </w:rPr>
+        <w:t xml:space="preserve"> </w:t>
+      </w:r>
+      <w:r>
+        <w:rPr>
+          <w:rFonts w:ascii="Consolas" w:eastAsia="Times New Roman" w:hAnsi="Consolas" w:cs="Times New Roman"/>
+          <w:color w:val="573F35"/>
+          <w:sz w:val="21"/>
+          <w:szCs w:val="21"/>
+          <w:lang w:eastAsia="cs-CZ"/>
+        </w:rPr>
+        <w:t>=</w:t>
+      </w:r>
+      <w:r>
+        <w:rPr>
+          <w:rFonts w:ascii="Consolas" w:eastAsia="Times New Roman" w:hAnsi="Consolas" w:cs="Times New Roman"/>
+          <w:color w:val="202020"/>
+          <w:sz w:val="21"/>
+          <w:szCs w:val="21"/>
+          <w:lang w:eastAsia="cs-CZ"/>
+        </w:rPr>
+        <w:t xml:space="preserve"> </w:t>
+      </w:r>
+      <w:proofErr w:type="spellStart"/>
+      <w:r>
+        <w:rPr>
+          <w:rFonts w:ascii="Consolas" w:eastAsia="Times New Roman" w:hAnsi="Consolas" w:cs="Times New Roman"/>
+          <w:color w:val="98863B"/>
+          <w:sz w:val="21"/>
+          <w:szCs w:val="21"/>
+          <w:lang w:eastAsia="cs-CZ"/>
+        </w:rPr>
+        <w:t>require</w:t>
+      </w:r>
+      <w:proofErr w:type="spellEnd"/>
+      <w:r>
+        <w:rPr>
+          <w:rFonts w:ascii="Consolas" w:eastAsia="Times New Roman" w:hAnsi="Consolas" w:cs="Times New Roman"/>
+          <w:color w:val="202020"/>
+          <w:sz w:val="21"/>
+          <w:szCs w:val="21"/>
+          <w:lang w:eastAsia="cs-CZ"/>
+        </w:rPr>
+        <w:t>(</w:t>
+      </w:r>
+      <w:r>
+        <w:rPr>
+          <w:rFonts w:ascii="Consolas" w:eastAsia="Times New Roman" w:hAnsi="Consolas" w:cs="Times New Roman"/>
+          <w:color w:val="B86855"/>
+          <w:sz w:val="21"/>
+          <w:szCs w:val="21"/>
+          <w:lang w:eastAsia="cs-CZ"/>
+        </w:rPr>
+        <w:t>"./</w:t>
+      </w:r>
+      <w:proofErr w:type="spellStart"/>
+      <w:r>
+        <w:rPr>
+          <w:rFonts w:ascii="Consolas" w:eastAsia="Times New Roman" w:hAnsi="Consolas" w:cs="Times New Roman"/>
+          <w:color w:val="B86855"/>
+          <w:sz w:val="21"/>
+          <w:szCs w:val="21"/>
+          <w:lang w:eastAsia="cs-CZ"/>
+        </w:rPr>
+        <w:t>Roles</w:t>
+      </w:r>
+      <w:proofErr w:type="spellEnd"/>
+      <w:r>
+        <w:rPr>
+          <w:rFonts w:ascii="Consolas" w:eastAsia="Times New Roman" w:hAnsi="Consolas" w:cs="Times New Roman"/>
+          <w:color w:val="B86855"/>
+          <w:sz w:val="21"/>
+          <w:szCs w:val="21"/>
+          <w:lang w:eastAsia="cs-CZ"/>
+        </w:rPr>
+        <w:t>/</w:t>
+      </w:r>
+      <w:proofErr w:type="spellStart"/>
+      <w:r>
+        <w:rPr>
+          <w:rFonts w:ascii="Consolas" w:eastAsia="Times New Roman" w:hAnsi="Consolas" w:cs="Times New Roman"/>
+          <w:color w:val="B86855"/>
+          <w:sz w:val="21"/>
+          <w:szCs w:val="21"/>
+          <w:lang w:eastAsia="cs-CZ"/>
+        </w:rPr>
+        <w:t>RouterRoles</w:t>
+      </w:r>
+      <w:proofErr w:type="spellEnd"/>
+      <w:r>
+        <w:rPr>
+          <w:rFonts w:ascii="Consolas" w:eastAsia="Times New Roman" w:hAnsi="Consolas" w:cs="Times New Roman"/>
+          <w:color w:val="B86855"/>
+          <w:sz w:val="21"/>
+          <w:szCs w:val="21"/>
+          <w:lang w:eastAsia="cs-CZ"/>
+        </w:rPr>
+        <w:t>"</w:t>
+      </w:r>
+      <w:r>
+        <w:rPr>
+          <w:rFonts w:ascii="Consolas" w:eastAsia="Times New Roman" w:hAnsi="Consolas" w:cs="Times New Roman"/>
+          <w:color w:val="202020"/>
+          <w:sz w:val="21"/>
+          <w:szCs w:val="21"/>
+          <w:lang w:eastAsia="cs-CZ"/>
+        </w:rPr>
+        <w:t>);</w:t>
+      </w:r>
+    </w:p>
+    <w:p>
+      <w:pPr>
+        <w:pBdr>
+          <w:top w:val="single" w:sz="4" w:space="1" w:color="auto"/>
+          <w:left w:val="single" w:sz="4" w:space="4" w:color="auto"/>
+          <w:bottom w:val="single" w:sz="4" w:space="1" w:color="auto"/>
+          <w:right w:val="single" w:sz="4" w:space="4" w:color="auto"/>
+        </w:pBdr>
+        <w:shd w:val="clear" w:color="auto" w:fill="FFFFFF"/>
+        <w:spacing w:after="0" w:line="285" w:lineRule="atLeast"/>
+        <w:jc w:val="left"/>
+        <w:rPr>
+          <w:rFonts w:ascii="Consolas" w:eastAsia="Times New Roman" w:hAnsi="Consolas" w:cs="Times New Roman"/>
+          <w:color w:val="202020"/>
+          <w:sz w:val="21"/>
+          <w:szCs w:val="21"/>
+          <w:lang w:eastAsia="cs-CZ"/>
+        </w:rPr>
+      </w:pPr>
+      <w:proofErr w:type="spellStart"/>
+      <w:r>
+        <w:rPr>
+          <w:rFonts w:ascii="Consolas" w:eastAsia="Times New Roman" w:hAnsi="Consolas" w:cs="Times New Roman"/>
+          <w:color w:val="5460C1"/>
+          <w:sz w:val="21"/>
+          <w:szCs w:val="21"/>
+          <w:lang w:eastAsia="cs-CZ"/>
+        </w:rPr>
+        <w:t>const</w:t>
+      </w:r>
+      <w:proofErr w:type="spellEnd"/>
+      <w:r>
+        <w:rPr>
+          <w:rFonts w:ascii="Consolas" w:eastAsia="Times New Roman" w:hAnsi="Consolas" w:cs="Times New Roman"/>
+          <w:color w:val="202020"/>
+          <w:sz w:val="21"/>
+          <w:szCs w:val="21"/>
+          <w:lang w:eastAsia="cs-CZ"/>
+        </w:rPr>
+        <w:t xml:space="preserve"> </w:t>
+      </w:r>
+      <w:proofErr w:type="spellStart"/>
+      <w:r>
+        <w:rPr>
+          <w:rFonts w:ascii="Consolas" w:eastAsia="Times New Roman" w:hAnsi="Consolas" w:cs="Times New Roman"/>
+          <w:color w:val="3086C5"/>
+          <w:sz w:val="21"/>
+          <w:szCs w:val="21"/>
+          <w:lang w:eastAsia="cs-CZ"/>
+        </w:rPr>
+        <w:t>categoryRouter</w:t>
+      </w:r>
+      <w:proofErr w:type="spellEnd"/>
+      <w:r>
+        <w:rPr>
+          <w:rFonts w:ascii="Consolas" w:eastAsia="Times New Roman" w:hAnsi="Consolas" w:cs="Times New Roman"/>
+          <w:color w:val="202020"/>
+          <w:sz w:val="21"/>
+          <w:szCs w:val="21"/>
+          <w:lang w:eastAsia="cs-CZ"/>
+        </w:rPr>
+        <w:t xml:space="preserve"> </w:t>
+      </w:r>
+      <w:r>
+        <w:rPr>
+          <w:rFonts w:ascii="Consolas" w:eastAsia="Times New Roman" w:hAnsi="Consolas" w:cs="Times New Roman"/>
+          <w:color w:val="573F35"/>
+          <w:sz w:val="21"/>
+          <w:szCs w:val="21"/>
+          <w:lang w:eastAsia="cs-CZ"/>
+        </w:rPr>
+        <w:t>=</w:t>
+      </w:r>
+      <w:r>
+        <w:rPr>
+          <w:rFonts w:ascii="Consolas" w:eastAsia="Times New Roman" w:hAnsi="Consolas" w:cs="Times New Roman"/>
+          <w:color w:val="202020"/>
+          <w:sz w:val="21"/>
+          <w:szCs w:val="21"/>
+          <w:lang w:eastAsia="cs-CZ"/>
+        </w:rPr>
+        <w:t xml:space="preserve"> </w:t>
+      </w:r>
+      <w:proofErr w:type="spellStart"/>
+      <w:r>
+        <w:rPr>
+          <w:rFonts w:ascii="Consolas" w:eastAsia="Times New Roman" w:hAnsi="Consolas" w:cs="Times New Roman"/>
+          <w:color w:val="98863B"/>
+          <w:sz w:val="21"/>
+          <w:szCs w:val="21"/>
+          <w:lang w:eastAsia="cs-CZ"/>
+        </w:rPr>
+        <w:t>require</w:t>
+      </w:r>
+      <w:proofErr w:type="spellEnd"/>
+      <w:r>
+        <w:rPr>
+          <w:rFonts w:ascii="Consolas" w:eastAsia="Times New Roman" w:hAnsi="Consolas" w:cs="Times New Roman"/>
+          <w:color w:val="202020"/>
+          <w:sz w:val="21"/>
+          <w:szCs w:val="21"/>
+          <w:lang w:eastAsia="cs-CZ"/>
+        </w:rPr>
+        <w:t>(</w:t>
+      </w:r>
+      <w:r>
+        <w:rPr>
+          <w:rFonts w:ascii="Consolas" w:eastAsia="Times New Roman" w:hAnsi="Consolas" w:cs="Times New Roman"/>
+          <w:color w:val="B86855"/>
+          <w:sz w:val="21"/>
+          <w:szCs w:val="21"/>
+          <w:lang w:eastAsia="cs-CZ"/>
+        </w:rPr>
+        <w:t>"./</w:t>
+      </w:r>
+      <w:proofErr w:type="spellStart"/>
+      <w:r>
+        <w:rPr>
+          <w:rFonts w:ascii="Consolas" w:eastAsia="Times New Roman" w:hAnsi="Consolas" w:cs="Times New Roman"/>
+          <w:color w:val="B86855"/>
+          <w:sz w:val="21"/>
+          <w:szCs w:val="21"/>
+          <w:lang w:eastAsia="cs-CZ"/>
+        </w:rPr>
+        <w:t>Category</w:t>
+      </w:r>
+      <w:proofErr w:type="spellEnd"/>
+      <w:r>
+        <w:rPr>
+          <w:rFonts w:ascii="Consolas" w:eastAsia="Times New Roman" w:hAnsi="Consolas" w:cs="Times New Roman"/>
+          <w:color w:val="B86855"/>
+          <w:sz w:val="21"/>
+          <w:szCs w:val="21"/>
+          <w:lang w:eastAsia="cs-CZ"/>
+        </w:rPr>
+        <w:t>/</w:t>
+      </w:r>
+      <w:proofErr w:type="spellStart"/>
+      <w:r>
+        <w:rPr>
+          <w:rFonts w:ascii="Consolas" w:eastAsia="Times New Roman" w:hAnsi="Consolas" w:cs="Times New Roman"/>
+          <w:color w:val="B86855"/>
+          <w:sz w:val="21"/>
+          <w:szCs w:val="21"/>
+          <w:lang w:eastAsia="cs-CZ"/>
+        </w:rPr>
+        <w:t>RouterCategory</w:t>
+      </w:r>
+      <w:proofErr w:type="spellEnd"/>
+      <w:r>
+        <w:rPr>
+          <w:rFonts w:ascii="Consolas" w:eastAsia="Times New Roman" w:hAnsi="Consolas" w:cs="Times New Roman"/>
+          <w:color w:val="B86855"/>
+          <w:sz w:val="21"/>
+          <w:szCs w:val="21"/>
+          <w:lang w:eastAsia="cs-CZ"/>
+        </w:rPr>
+        <w:t>"</w:t>
+      </w:r>
+      <w:r>
+        <w:rPr>
+          <w:rFonts w:ascii="Consolas" w:eastAsia="Times New Roman" w:hAnsi="Consolas" w:cs="Times New Roman"/>
+          <w:color w:val="202020"/>
+          <w:sz w:val="21"/>
+          <w:szCs w:val="21"/>
+          <w:lang w:eastAsia="cs-CZ"/>
+        </w:rPr>
+        <w:t>);</w:t>
+      </w:r>
+    </w:p>
+    <w:p>
+      <w:pPr>
+        <w:pBdr>
+          <w:top w:val="single" w:sz="4" w:space="1" w:color="auto"/>
+          <w:left w:val="single" w:sz="4" w:space="4" w:color="auto"/>
+          <w:bottom w:val="single" w:sz="4" w:space="1" w:color="auto"/>
+          <w:right w:val="single" w:sz="4" w:space="4" w:color="auto"/>
+        </w:pBdr>
+        <w:shd w:val="clear" w:color="auto" w:fill="FFFFFF"/>
+        <w:spacing w:after="0" w:line="285" w:lineRule="atLeast"/>
+        <w:jc w:val="left"/>
+        <w:rPr>
+          <w:rFonts w:ascii="Consolas" w:eastAsia="Times New Roman" w:hAnsi="Consolas" w:cs="Times New Roman"/>
+          <w:color w:val="202020"/>
+          <w:sz w:val="21"/>
+          <w:szCs w:val="21"/>
+          <w:lang w:eastAsia="cs-CZ"/>
+        </w:rPr>
+      </w:pPr>
+      <w:proofErr w:type="spellStart"/>
+      <w:r>
+        <w:rPr>
+          <w:rFonts w:ascii="Consolas" w:eastAsia="Times New Roman" w:hAnsi="Consolas" w:cs="Times New Roman"/>
+          <w:color w:val="5460C1"/>
+          <w:sz w:val="21"/>
+          <w:szCs w:val="21"/>
+          <w:lang w:eastAsia="cs-CZ"/>
+        </w:rPr>
+        <w:t>const</w:t>
+      </w:r>
+      <w:proofErr w:type="spellEnd"/>
+      <w:r>
+        <w:rPr>
+          <w:rFonts w:ascii="Consolas" w:eastAsia="Times New Roman" w:hAnsi="Consolas" w:cs="Times New Roman"/>
+          <w:color w:val="202020"/>
+          <w:sz w:val="21"/>
+          <w:szCs w:val="21"/>
+          <w:lang w:eastAsia="cs-CZ"/>
+        </w:rPr>
+        <w:t xml:space="preserve"> </w:t>
+      </w:r>
+      <w:proofErr w:type="spellStart"/>
+      <w:r>
+        <w:rPr>
+          <w:rFonts w:ascii="Consolas" w:eastAsia="Times New Roman" w:hAnsi="Consolas" w:cs="Times New Roman"/>
+          <w:color w:val="3086C5"/>
+          <w:sz w:val="21"/>
+          <w:szCs w:val="21"/>
+          <w:lang w:eastAsia="cs-CZ"/>
+        </w:rPr>
+        <w:t>trainingRouter</w:t>
+      </w:r>
+      <w:proofErr w:type="spellEnd"/>
+      <w:r>
+        <w:rPr>
+          <w:rFonts w:ascii="Consolas" w:eastAsia="Times New Roman" w:hAnsi="Consolas" w:cs="Times New Roman"/>
+          <w:color w:val="202020"/>
+          <w:sz w:val="21"/>
+          <w:szCs w:val="21"/>
+          <w:lang w:eastAsia="cs-CZ"/>
+        </w:rPr>
+        <w:t xml:space="preserve"> </w:t>
+      </w:r>
+      <w:r>
+        <w:rPr>
+          <w:rFonts w:ascii="Consolas" w:eastAsia="Times New Roman" w:hAnsi="Consolas" w:cs="Times New Roman"/>
+          <w:color w:val="573F35"/>
+          <w:sz w:val="21"/>
+          <w:szCs w:val="21"/>
+          <w:lang w:eastAsia="cs-CZ"/>
+        </w:rPr>
+        <w:t>=</w:t>
+      </w:r>
+      <w:r>
+        <w:rPr>
+          <w:rFonts w:ascii="Consolas" w:eastAsia="Times New Roman" w:hAnsi="Consolas" w:cs="Times New Roman"/>
+          <w:color w:val="202020"/>
+          <w:sz w:val="21"/>
+          <w:szCs w:val="21"/>
+          <w:lang w:eastAsia="cs-CZ"/>
+        </w:rPr>
+        <w:t xml:space="preserve"> </w:t>
+      </w:r>
+      <w:proofErr w:type="spellStart"/>
+      <w:r>
+        <w:rPr>
+          <w:rFonts w:ascii="Consolas" w:eastAsia="Times New Roman" w:hAnsi="Consolas" w:cs="Times New Roman"/>
+          <w:color w:val="98863B"/>
+          <w:sz w:val="21"/>
+          <w:szCs w:val="21"/>
+          <w:lang w:eastAsia="cs-CZ"/>
+        </w:rPr>
+        <w:t>require</w:t>
+      </w:r>
+      <w:proofErr w:type="spellEnd"/>
+      <w:r>
+        <w:rPr>
+          <w:rFonts w:ascii="Consolas" w:eastAsia="Times New Roman" w:hAnsi="Consolas" w:cs="Times New Roman"/>
+          <w:color w:val="202020"/>
+          <w:sz w:val="21"/>
+          <w:szCs w:val="21"/>
+          <w:lang w:eastAsia="cs-CZ"/>
+        </w:rPr>
+        <w:t>(</w:t>
+      </w:r>
+      <w:r>
+        <w:rPr>
+          <w:rFonts w:ascii="Consolas" w:eastAsia="Times New Roman" w:hAnsi="Consolas" w:cs="Times New Roman"/>
+          <w:color w:val="B86855"/>
+          <w:sz w:val="21"/>
+          <w:szCs w:val="21"/>
+          <w:lang w:eastAsia="cs-CZ"/>
+        </w:rPr>
+        <w:t>"./</w:t>
+      </w:r>
+      <w:proofErr w:type="spellStart"/>
+      <w:r>
+        <w:rPr>
+          <w:rFonts w:ascii="Consolas" w:eastAsia="Times New Roman" w:hAnsi="Consolas" w:cs="Times New Roman"/>
+          <w:color w:val="B86855"/>
+          <w:sz w:val="21"/>
+          <w:szCs w:val="21"/>
+          <w:lang w:eastAsia="cs-CZ"/>
+        </w:rPr>
+        <w:t>Trainings</w:t>
+      </w:r>
+      <w:proofErr w:type="spellEnd"/>
+      <w:r>
+        <w:rPr>
+          <w:rFonts w:ascii="Consolas" w:eastAsia="Times New Roman" w:hAnsi="Consolas" w:cs="Times New Roman"/>
+          <w:color w:val="B86855"/>
+          <w:sz w:val="21"/>
+          <w:szCs w:val="21"/>
+          <w:lang w:eastAsia="cs-CZ"/>
+        </w:rPr>
+        <w:t>/</w:t>
+      </w:r>
+      <w:proofErr w:type="spellStart"/>
+      <w:r>
+        <w:rPr>
+          <w:rFonts w:ascii="Consolas" w:eastAsia="Times New Roman" w:hAnsi="Consolas" w:cs="Times New Roman"/>
+          <w:color w:val="B86855"/>
+          <w:sz w:val="21"/>
+          <w:szCs w:val="21"/>
+          <w:lang w:eastAsia="cs-CZ"/>
+        </w:rPr>
+        <w:t>RouterTrainings</w:t>
+      </w:r>
+      <w:proofErr w:type="spellEnd"/>
+      <w:r>
+        <w:rPr>
+          <w:rFonts w:ascii="Consolas" w:eastAsia="Times New Roman" w:hAnsi="Consolas" w:cs="Times New Roman"/>
+          <w:color w:val="B86855"/>
+          <w:sz w:val="21"/>
+          <w:szCs w:val="21"/>
+          <w:lang w:eastAsia="cs-CZ"/>
+        </w:rPr>
+        <w:t>"</w:t>
+      </w:r>
+      <w:r>
+        <w:rPr>
+          <w:rFonts w:ascii="Consolas" w:eastAsia="Times New Roman" w:hAnsi="Consolas" w:cs="Times New Roman"/>
+          <w:color w:val="202020"/>
+          <w:sz w:val="21"/>
+          <w:szCs w:val="21"/>
+          <w:lang w:eastAsia="cs-CZ"/>
+        </w:rPr>
+        <w:t>);</w:t>
+      </w:r>
+    </w:p>
+    <w:p>
+      <w:r>
+        <w:t>Zvolil jsem modulární řešení, které je připraveno na další škálovatelnost aplikace a jednotlivé routy jsem umístil do příslušných složek.</w:t>
+      </w:r>
+    </w:p>
+    <w:p>
+      <w:r>
+        <w:t>Kromě definice routeru je potřeba router i registrovat, což jsem provedl následovně</w:t>
+      </w:r>
+    </w:p>
+    <w:p>
+      <w:pPr>
+        <w:pBdr>
+          <w:top w:val="single" w:sz="4" w:space="1" w:color="auto"/>
+          <w:left w:val="single" w:sz="4" w:space="4" w:color="auto"/>
+          <w:bottom w:val="single" w:sz="4" w:space="1" w:color="auto"/>
+          <w:right w:val="single" w:sz="4" w:space="4" w:color="auto"/>
+        </w:pBdr>
+        <w:shd w:val="clear" w:color="auto" w:fill="FFFFFF"/>
+        <w:spacing w:after="0" w:line="285" w:lineRule="atLeast"/>
+        <w:jc w:val="left"/>
+        <w:rPr>
+          <w:rFonts w:ascii="Consolas" w:eastAsia="Times New Roman" w:hAnsi="Consolas" w:cs="Times New Roman"/>
+          <w:color w:val="202020"/>
+          <w:sz w:val="21"/>
+          <w:szCs w:val="21"/>
+          <w:lang w:eastAsia="cs-CZ"/>
+        </w:rPr>
+      </w:pPr>
+      <w:proofErr w:type="spellStart"/>
+      <w:r>
+        <w:rPr>
+          <w:rFonts w:ascii="Consolas" w:eastAsia="Times New Roman" w:hAnsi="Consolas" w:cs="Times New Roman"/>
+          <w:color w:val="3086C5"/>
+          <w:sz w:val="21"/>
+          <w:szCs w:val="21"/>
+          <w:lang w:eastAsia="cs-CZ"/>
+        </w:rPr>
+        <w:t>router</w:t>
+      </w:r>
+      <w:r>
+        <w:rPr>
+          <w:rFonts w:ascii="Consolas" w:eastAsia="Times New Roman" w:hAnsi="Consolas" w:cs="Times New Roman"/>
+          <w:color w:val="202020"/>
+          <w:sz w:val="21"/>
+          <w:szCs w:val="21"/>
+          <w:lang w:eastAsia="cs-CZ"/>
+        </w:rPr>
+        <w:t>.</w:t>
+      </w:r>
+      <w:r>
+        <w:rPr>
+          <w:rFonts w:ascii="Consolas" w:eastAsia="Times New Roman" w:hAnsi="Consolas" w:cs="Times New Roman"/>
+          <w:color w:val="98863B"/>
+          <w:sz w:val="21"/>
+          <w:szCs w:val="21"/>
+          <w:lang w:eastAsia="cs-CZ"/>
+        </w:rPr>
+        <w:t>use</w:t>
+      </w:r>
+      <w:proofErr w:type="spellEnd"/>
+      <w:r>
+        <w:rPr>
+          <w:rFonts w:ascii="Consolas" w:eastAsia="Times New Roman" w:hAnsi="Consolas" w:cs="Times New Roman"/>
+          <w:color w:val="202020"/>
+          <w:sz w:val="21"/>
+          <w:szCs w:val="21"/>
+          <w:lang w:eastAsia="cs-CZ"/>
+        </w:rPr>
+        <w:t>(</w:t>
+      </w:r>
+      <w:r>
+        <w:rPr>
+          <w:rFonts w:ascii="Consolas" w:eastAsia="Times New Roman" w:hAnsi="Consolas" w:cs="Times New Roman"/>
+          <w:color w:val="B86855"/>
+          <w:sz w:val="21"/>
+          <w:szCs w:val="21"/>
+          <w:lang w:eastAsia="cs-CZ"/>
+        </w:rPr>
+        <w:t>"/</w:t>
+      </w:r>
+      <w:proofErr w:type="spellStart"/>
+      <w:r>
+        <w:rPr>
+          <w:rFonts w:ascii="Consolas" w:eastAsia="Times New Roman" w:hAnsi="Consolas" w:cs="Times New Roman"/>
+          <w:color w:val="B86855"/>
+          <w:sz w:val="21"/>
+          <w:szCs w:val="21"/>
+          <w:lang w:eastAsia="cs-CZ"/>
+        </w:rPr>
+        <w:t>events</w:t>
+      </w:r>
+      <w:proofErr w:type="spellEnd"/>
+      <w:r>
+        <w:rPr>
+          <w:rFonts w:ascii="Consolas" w:eastAsia="Times New Roman" w:hAnsi="Consolas" w:cs="Times New Roman"/>
+          <w:color w:val="B86855"/>
+          <w:sz w:val="21"/>
+          <w:szCs w:val="21"/>
+          <w:lang w:eastAsia="cs-CZ"/>
+        </w:rPr>
+        <w:t>"</w:t>
+      </w:r>
+      <w:r>
+        <w:rPr>
+          <w:rFonts w:ascii="Consolas" w:eastAsia="Times New Roman" w:hAnsi="Consolas" w:cs="Times New Roman"/>
+          <w:color w:val="202020"/>
+          <w:sz w:val="21"/>
+          <w:szCs w:val="21"/>
+          <w:lang w:eastAsia="cs-CZ"/>
+        </w:rPr>
+        <w:t xml:space="preserve">, </w:t>
+      </w:r>
+      <w:proofErr w:type="spellStart"/>
+      <w:r>
+        <w:rPr>
+          <w:rFonts w:ascii="Consolas" w:eastAsia="Times New Roman" w:hAnsi="Consolas" w:cs="Times New Roman"/>
+          <w:color w:val="282D85"/>
+          <w:sz w:val="21"/>
+          <w:szCs w:val="21"/>
+          <w:lang w:eastAsia="cs-CZ"/>
+        </w:rPr>
+        <w:t>eventRouter</w:t>
+      </w:r>
+      <w:proofErr w:type="spellEnd"/>
+      <w:r>
+        <w:rPr>
+          <w:rFonts w:ascii="Consolas" w:eastAsia="Times New Roman" w:hAnsi="Consolas" w:cs="Times New Roman"/>
+          <w:color w:val="202020"/>
+          <w:sz w:val="21"/>
+          <w:szCs w:val="21"/>
+          <w:lang w:eastAsia="cs-CZ"/>
+        </w:rPr>
+        <w:t>);</w:t>
+      </w:r>
+    </w:p>
+    <w:p>
+      <w:pPr>
+        <w:pBdr>
+          <w:top w:val="single" w:sz="4" w:space="1" w:color="auto"/>
+          <w:left w:val="single" w:sz="4" w:space="4" w:color="auto"/>
+          <w:bottom w:val="single" w:sz="4" w:space="1" w:color="auto"/>
+          <w:right w:val="single" w:sz="4" w:space="4" w:color="auto"/>
+        </w:pBdr>
+        <w:shd w:val="clear" w:color="auto" w:fill="FFFFFF"/>
+        <w:spacing w:after="0" w:line="285" w:lineRule="atLeast"/>
+        <w:jc w:val="left"/>
+        <w:rPr>
+          <w:rFonts w:ascii="Consolas" w:eastAsia="Times New Roman" w:hAnsi="Consolas" w:cs="Times New Roman"/>
+          <w:color w:val="202020"/>
+          <w:sz w:val="21"/>
+          <w:szCs w:val="21"/>
+          <w:lang w:eastAsia="cs-CZ"/>
+        </w:rPr>
+      </w:pPr>
+      <w:proofErr w:type="spellStart"/>
+      <w:r>
+        <w:rPr>
+          <w:rFonts w:ascii="Consolas" w:eastAsia="Times New Roman" w:hAnsi="Consolas" w:cs="Times New Roman"/>
+          <w:color w:val="3086C5"/>
+          <w:sz w:val="21"/>
+          <w:szCs w:val="21"/>
+          <w:lang w:eastAsia="cs-CZ"/>
+        </w:rPr>
+        <w:t>router</w:t>
+      </w:r>
+      <w:r>
+        <w:rPr>
+          <w:rFonts w:ascii="Consolas" w:eastAsia="Times New Roman" w:hAnsi="Consolas" w:cs="Times New Roman"/>
+          <w:color w:val="202020"/>
+          <w:sz w:val="21"/>
+          <w:szCs w:val="21"/>
+          <w:lang w:eastAsia="cs-CZ"/>
+        </w:rPr>
+        <w:t>.</w:t>
+      </w:r>
+      <w:r>
+        <w:rPr>
+          <w:rFonts w:ascii="Consolas" w:eastAsia="Times New Roman" w:hAnsi="Consolas" w:cs="Times New Roman"/>
+          <w:color w:val="98863B"/>
+          <w:sz w:val="21"/>
+          <w:szCs w:val="21"/>
+          <w:lang w:eastAsia="cs-CZ"/>
+        </w:rPr>
+        <w:t>use</w:t>
+      </w:r>
+      <w:proofErr w:type="spellEnd"/>
+      <w:r>
+        <w:rPr>
+          <w:rFonts w:ascii="Consolas" w:eastAsia="Times New Roman" w:hAnsi="Consolas" w:cs="Times New Roman"/>
+          <w:color w:val="202020"/>
+          <w:sz w:val="21"/>
+          <w:szCs w:val="21"/>
+          <w:lang w:eastAsia="cs-CZ"/>
+        </w:rPr>
+        <w:t>(</w:t>
+      </w:r>
+      <w:r>
+        <w:rPr>
+          <w:rFonts w:ascii="Consolas" w:eastAsia="Times New Roman" w:hAnsi="Consolas" w:cs="Times New Roman"/>
+          <w:color w:val="B86855"/>
+          <w:sz w:val="21"/>
+          <w:szCs w:val="21"/>
+          <w:lang w:eastAsia="cs-CZ"/>
+        </w:rPr>
+        <w:t>"/</w:t>
+      </w:r>
+      <w:proofErr w:type="spellStart"/>
+      <w:r>
+        <w:rPr>
+          <w:rFonts w:ascii="Consolas" w:eastAsia="Times New Roman" w:hAnsi="Consolas" w:cs="Times New Roman"/>
+          <w:color w:val="B86855"/>
+          <w:sz w:val="21"/>
+          <w:szCs w:val="21"/>
+          <w:lang w:eastAsia="cs-CZ"/>
+        </w:rPr>
+        <w:t>tournaments</w:t>
+      </w:r>
+      <w:proofErr w:type="spellEnd"/>
+      <w:r>
+        <w:rPr>
+          <w:rFonts w:ascii="Consolas" w:eastAsia="Times New Roman" w:hAnsi="Consolas" w:cs="Times New Roman"/>
+          <w:color w:val="B86855"/>
+          <w:sz w:val="21"/>
+          <w:szCs w:val="21"/>
+          <w:lang w:eastAsia="cs-CZ"/>
+        </w:rPr>
+        <w:t>"</w:t>
+      </w:r>
+      <w:r>
+        <w:rPr>
+          <w:rFonts w:ascii="Consolas" w:eastAsia="Times New Roman" w:hAnsi="Consolas" w:cs="Times New Roman"/>
+          <w:color w:val="202020"/>
+          <w:sz w:val="21"/>
+          <w:szCs w:val="21"/>
+          <w:lang w:eastAsia="cs-CZ"/>
+        </w:rPr>
+        <w:t xml:space="preserve">, </w:t>
+      </w:r>
+      <w:proofErr w:type="spellStart"/>
+      <w:r>
+        <w:rPr>
+          <w:rFonts w:ascii="Consolas" w:eastAsia="Times New Roman" w:hAnsi="Consolas" w:cs="Times New Roman"/>
+          <w:color w:val="282D85"/>
+          <w:sz w:val="21"/>
+          <w:szCs w:val="21"/>
+          <w:lang w:eastAsia="cs-CZ"/>
+        </w:rPr>
+        <w:t>tournamentRouter</w:t>
+      </w:r>
+      <w:proofErr w:type="spellEnd"/>
+      <w:r>
+        <w:rPr>
+          <w:rFonts w:ascii="Consolas" w:eastAsia="Times New Roman" w:hAnsi="Consolas" w:cs="Times New Roman"/>
+          <w:color w:val="202020"/>
+          <w:sz w:val="21"/>
+          <w:szCs w:val="21"/>
+          <w:lang w:eastAsia="cs-CZ"/>
+        </w:rPr>
+        <w:t>);</w:t>
+      </w:r>
+    </w:p>
+    <w:p>
+      <w:pPr>
+        <w:pBdr>
+          <w:top w:val="single" w:sz="4" w:space="1" w:color="auto"/>
+          <w:left w:val="single" w:sz="4" w:space="4" w:color="auto"/>
+          <w:bottom w:val="single" w:sz="4" w:space="1" w:color="auto"/>
+          <w:right w:val="single" w:sz="4" w:space="4" w:color="auto"/>
+        </w:pBdr>
+        <w:shd w:val="clear" w:color="auto" w:fill="FFFFFF"/>
+        <w:spacing w:after="0" w:line="285" w:lineRule="atLeast"/>
+        <w:jc w:val="left"/>
+        <w:rPr>
+          <w:rFonts w:ascii="Consolas" w:eastAsia="Times New Roman" w:hAnsi="Consolas" w:cs="Times New Roman"/>
+          <w:color w:val="202020"/>
+          <w:sz w:val="21"/>
+          <w:szCs w:val="21"/>
+          <w:lang w:eastAsia="cs-CZ"/>
+        </w:rPr>
+      </w:pPr>
+      <w:proofErr w:type="spellStart"/>
+      <w:r>
+        <w:rPr>
+          <w:rFonts w:ascii="Consolas" w:eastAsia="Times New Roman" w:hAnsi="Consolas" w:cs="Times New Roman"/>
+          <w:color w:val="3086C5"/>
+          <w:sz w:val="21"/>
+          <w:szCs w:val="21"/>
+          <w:lang w:eastAsia="cs-CZ"/>
+        </w:rPr>
+        <w:t>router</w:t>
+      </w:r>
+      <w:r>
+        <w:rPr>
+          <w:rFonts w:ascii="Consolas" w:eastAsia="Times New Roman" w:hAnsi="Consolas" w:cs="Times New Roman"/>
+          <w:color w:val="202020"/>
+          <w:sz w:val="21"/>
+          <w:szCs w:val="21"/>
+          <w:lang w:eastAsia="cs-CZ"/>
+        </w:rPr>
+        <w:t>.</w:t>
+      </w:r>
+      <w:r>
+        <w:rPr>
+          <w:rFonts w:ascii="Consolas" w:eastAsia="Times New Roman" w:hAnsi="Consolas" w:cs="Times New Roman"/>
+          <w:color w:val="98863B"/>
+          <w:sz w:val="21"/>
+          <w:szCs w:val="21"/>
+          <w:lang w:eastAsia="cs-CZ"/>
+        </w:rPr>
+        <w:t>use</w:t>
+      </w:r>
+      <w:proofErr w:type="spellEnd"/>
+      <w:r>
+        <w:rPr>
+          <w:rFonts w:ascii="Consolas" w:eastAsia="Times New Roman" w:hAnsi="Consolas" w:cs="Times New Roman"/>
+          <w:color w:val="202020"/>
+          <w:sz w:val="21"/>
+          <w:szCs w:val="21"/>
+          <w:lang w:eastAsia="cs-CZ"/>
+        </w:rPr>
+        <w:t>(</w:t>
+      </w:r>
+      <w:r>
+        <w:rPr>
+          <w:rFonts w:ascii="Consolas" w:eastAsia="Times New Roman" w:hAnsi="Consolas" w:cs="Times New Roman"/>
+          <w:color w:val="B86855"/>
+          <w:sz w:val="21"/>
+          <w:szCs w:val="21"/>
+          <w:lang w:eastAsia="cs-CZ"/>
+        </w:rPr>
+        <w:t>"/</w:t>
+      </w:r>
+      <w:proofErr w:type="spellStart"/>
+      <w:r>
+        <w:rPr>
+          <w:rFonts w:ascii="Consolas" w:eastAsia="Times New Roman" w:hAnsi="Consolas" w:cs="Times New Roman"/>
+          <w:color w:val="B86855"/>
+          <w:sz w:val="21"/>
+          <w:szCs w:val="21"/>
+          <w:lang w:eastAsia="cs-CZ"/>
+        </w:rPr>
+        <w:t>belts</w:t>
+      </w:r>
+      <w:proofErr w:type="spellEnd"/>
+      <w:r>
+        <w:rPr>
+          <w:rFonts w:ascii="Consolas" w:eastAsia="Times New Roman" w:hAnsi="Consolas" w:cs="Times New Roman"/>
+          <w:color w:val="B86855"/>
+          <w:sz w:val="21"/>
+          <w:szCs w:val="21"/>
+          <w:lang w:eastAsia="cs-CZ"/>
+        </w:rPr>
+        <w:t>"</w:t>
+      </w:r>
+      <w:r>
+        <w:rPr>
+          <w:rFonts w:ascii="Consolas" w:eastAsia="Times New Roman" w:hAnsi="Consolas" w:cs="Times New Roman"/>
+          <w:color w:val="202020"/>
+          <w:sz w:val="21"/>
+          <w:szCs w:val="21"/>
+          <w:lang w:eastAsia="cs-CZ"/>
+        </w:rPr>
+        <w:t xml:space="preserve">, </w:t>
+      </w:r>
+      <w:proofErr w:type="spellStart"/>
+      <w:r>
+        <w:rPr>
+          <w:rFonts w:ascii="Consolas" w:eastAsia="Times New Roman" w:hAnsi="Consolas" w:cs="Times New Roman"/>
+          <w:color w:val="282D85"/>
+          <w:sz w:val="21"/>
+          <w:szCs w:val="21"/>
+          <w:lang w:eastAsia="cs-CZ"/>
+        </w:rPr>
+        <w:t>beltRouter</w:t>
+      </w:r>
+      <w:proofErr w:type="spellEnd"/>
+      <w:r>
+        <w:rPr>
+          <w:rFonts w:ascii="Consolas" w:eastAsia="Times New Roman" w:hAnsi="Consolas" w:cs="Times New Roman"/>
+          <w:color w:val="202020"/>
+          <w:sz w:val="21"/>
+          <w:szCs w:val="21"/>
+          <w:lang w:eastAsia="cs-CZ"/>
+        </w:rPr>
+        <w:t>);</w:t>
+      </w:r>
+    </w:p>
+    <w:p>
+      <w:pPr>
+        <w:pBdr>
+          <w:top w:val="single" w:sz="4" w:space="1" w:color="auto"/>
+          <w:left w:val="single" w:sz="4" w:space="4" w:color="auto"/>
+          <w:bottom w:val="single" w:sz="4" w:space="1" w:color="auto"/>
+          <w:right w:val="single" w:sz="4" w:space="4" w:color="auto"/>
+        </w:pBdr>
+        <w:shd w:val="clear" w:color="auto" w:fill="FFFFFF"/>
+        <w:spacing w:after="0" w:line="285" w:lineRule="atLeast"/>
+        <w:jc w:val="left"/>
+        <w:rPr>
+          <w:rFonts w:ascii="Consolas" w:eastAsia="Times New Roman" w:hAnsi="Consolas" w:cs="Times New Roman"/>
+          <w:color w:val="202020"/>
+          <w:sz w:val="21"/>
+          <w:szCs w:val="21"/>
+          <w:lang w:eastAsia="cs-CZ"/>
+        </w:rPr>
+      </w:pPr>
+      <w:proofErr w:type="spellStart"/>
+      <w:r>
+        <w:rPr>
+          <w:rFonts w:ascii="Consolas" w:eastAsia="Times New Roman" w:hAnsi="Consolas" w:cs="Times New Roman"/>
+          <w:color w:val="3086C5"/>
+          <w:sz w:val="21"/>
+          <w:szCs w:val="21"/>
+          <w:lang w:eastAsia="cs-CZ"/>
+        </w:rPr>
+        <w:t>router</w:t>
+      </w:r>
+      <w:r>
+        <w:rPr>
+          <w:rFonts w:ascii="Consolas" w:eastAsia="Times New Roman" w:hAnsi="Consolas" w:cs="Times New Roman"/>
+          <w:color w:val="202020"/>
+          <w:sz w:val="21"/>
+          <w:szCs w:val="21"/>
+          <w:lang w:eastAsia="cs-CZ"/>
+        </w:rPr>
+        <w:t>.</w:t>
+      </w:r>
+      <w:r>
+        <w:rPr>
+          <w:rFonts w:ascii="Consolas" w:eastAsia="Times New Roman" w:hAnsi="Consolas" w:cs="Times New Roman"/>
+          <w:color w:val="98863B"/>
+          <w:sz w:val="21"/>
+          <w:szCs w:val="21"/>
+          <w:lang w:eastAsia="cs-CZ"/>
+        </w:rPr>
+        <w:t>use</w:t>
+      </w:r>
+      <w:proofErr w:type="spellEnd"/>
+      <w:r>
+        <w:rPr>
+          <w:rFonts w:ascii="Consolas" w:eastAsia="Times New Roman" w:hAnsi="Consolas" w:cs="Times New Roman"/>
+          <w:color w:val="202020"/>
+          <w:sz w:val="21"/>
+          <w:szCs w:val="21"/>
+          <w:lang w:eastAsia="cs-CZ"/>
+        </w:rPr>
+        <w:t>(</w:t>
+      </w:r>
+      <w:r>
+        <w:rPr>
+          <w:rFonts w:ascii="Consolas" w:eastAsia="Times New Roman" w:hAnsi="Consolas" w:cs="Times New Roman"/>
+          <w:color w:val="B86855"/>
+          <w:sz w:val="21"/>
+          <w:szCs w:val="21"/>
+          <w:lang w:eastAsia="cs-CZ"/>
+        </w:rPr>
+        <w:t>"/</w:t>
+      </w:r>
+      <w:proofErr w:type="spellStart"/>
+      <w:r>
+        <w:rPr>
+          <w:rFonts w:ascii="Consolas" w:eastAsia="Times New Roman" w:hAnsi="Consolas" w:cs="Times New Roman"/>
+          <w:color w:val="B86855"/>
+          <w:sz w:val="21"/>
+          <w:szCs w:val="21"/>
+          <w:lang w:eastAsia="cs-CZ"/>
+        </w:rPr>
+        <w:t>fighters</w:t>
+      </w:r>
+      <w:proofErr w:type="spellEnd"/>
+      <w:r>
+        <w:rPr>
+          <w:rFonts w:ascii="Consolas" w:eastAsia="Times New Roman" w:hAnsi="Consolas" w:cs="Times New Roman"/>
+          <w:color w:val="B86855"/>
+          <w:sz w:val="21"/>
+          <w:szCs w:val="21"/>
+          <w:lang w:eastAsia="cs-CZ"/>
+        </w:rPr>
+        <w:t>"</w:t>
+      </w:r>
+      <w:r>
+        <w:rPr>
+          <w:rFonts w:ascii="Consolas" w:eastAsia="Times New Roman" w:hAnsi="Consolas" w:cs="Times New Roman"/>
+          <w:color w:val="202020"/>
+          <w:sz w:val="21"/>
+          <w:szCs w:val="21"/>
+          <w:lang w:eastAsia="cs-CZ"/>
+        </w:rPr>
+        <w:t xml:space="preserve">, </w:t>
+      </w:r>
+      <w:proofErr w:type="spellStart"/>
+      <w:r>
+        <w:rPr>
+          <w:rFonts w:ascii="Consolas" w:eastAsia="Times New Roman" w:hAnsi="Consolas" w:cs="Times New Roman"/>
+          <w:color w:val="282D85"/>
+          <w:sz w:val="21"/>
+          <w:szCs w:val="21"/>
+          <w:lang w:eastAsia="cs-CZ"/>
+        </w:rPr>
+        <w:t>fightersRouter</w:t>
+      </w:r>
+      <w:proofErr w:type="spellEnd"/>
+      <w:r>
+        <w:rPr>
+          <w:rFonts w:ascii="Consolas" w:eastAsia="Times New Roman" w:hAnsi="Consolas" w:cs="Times New Roman"/>
+          <w:color w:val="202020"/>
+          <w:sz w:val="21"/>
+          <w:szCs w:val="21"/>
+          <w:lang w:eastAsia="cs-CZ"/>
+        </w:rPr>
+        <w:t>);</w:t>
+      </w:r>
+    </w:p>
+    <w:p>
+      <w:pPr>
+        <w:pBdr>
+          <w:top w:val="single" w:sz="4" w:space="1" w:color="auto"/>
+          <w:left w:val="single" w:sz="4" w:space="4" w:color="auto"/>
+          <w:bottom w:val="single" w:sz="4" w:space="1" w:color="auto"/>
+          <w:right w:val="single" w:sz="4" w:space="4" w:color="auto"/>
+        </w:pBdr>
+        <w:shd w:val="clear" w:color="auto" w:fill="FFFFFF"/>
+        <w:spacing w:after="0" w:line="285" w:lineRule="atLeast"/>
+        <w:jc w:val="left"/>
+        <w:rPr>
+          <w:rFonts w:ascii="Consolas" w:eastAsia="Times New Roman" w:hAnsi="Consolas" w:cs="Times New Roman"/>
+          <w:color w:val="202020"/>
+          <w:sz w:val="21"/>
+          <w:szCs w:val="21"/>
+          <w:lang w:eastAsia="cs-CZ"/>
+        </w:rPr>
+      </w:pPr>
+      <w:proofErr w:type="spellStart"/>
+      <w:r>
+        <w:rPr>
+          <w:rFonts w:ascii="Consolas" w:eastAsia="Times New Roman" w:hAnsi="Consolas" w:cs="Times New Roman"/>
+          <w:color w:val="3086C5"/>
+          <w:sz w:val="21"/>
+          <w:szCs w:val="21"/>
+          <w:lang w:eastAsia="cs-CZ"/>
+        </w:rPr>
+        <w:t>router</w:t>
+      </w:r>
+      <w:r>
+        <w:rPr>
+          <w:rFonts w:ascii="Consolas" w:eastAsia="Times New Roman" w:hAnsi="Consolas" w:cs="Times New Roman"/>
+          <w:color w:val="202020"/>
+          <w:sz w:val="21"/>
+          <w:szCs w:val="21"/>
+          <w:lang w:eastAsia="cs-CZ"/>
+        </w:rPr>
+        <w:t>.</w:t>
+      </w:r>
+      <w:r>
+        <w:rPr>
+          <w:rFonts w:ascii="Consolas" w:eastAsia="Times New Roman" w:hAnsi="Consolas" w:cs="Times New Roman"/>
+          <w:color w:val="98863B"/>
+          <w:sz w:val="21"/>
+          <w:szCs w:val="21"/>
+          <w:lang w:eastAsia="cs-CZ"/>
+        </w:rPr>
+        <w:t>use</w:t>
+      </w:r>
+      <w:proofErr w:type="spellEnd"/>
+      <w:r>
+        <w:rPr>
+          <w:rFonts w:ascii="Consolas" w:eastAsia="Times New Roman" w:hAnsi="Consolas" w:cs="Times New Roman"/>
+          <w:color w:val="202020"/>
+          <w:sz w:val="21"/>
+          <w:szCs w:val="21"/>
+          <w:lang w:eastAsia="cs-CZ"/>
+        </w:rPr>
+        <w:t>(</w:t>
+      </w:r>
+      <w:r>
+        <w:rPr>
+          <w:rFonts w:ascii="Consolas" w:eastAsia="Times New Roman" w:hAnsi="Consolas" w:cs="Times New Roman"/>
+          <w:color w:val="B86855"/>
+          <w:sz w:val="21"/>
+          <w:szCs w:val="21"/>
+          <w:lang w:eastAsia="cs-CZ"/>
+        </w:rPr>
+        <w:t>"/users"</w:t>
+      </w:r>
+      <w:r>
+        <w:rPr>
+          <w:rFonts w:ascii="Consolas" w:eastAsia="Times New Roman" w:hAnsi="Consolas" w:cs="Times New Roman"/>
+          <w:color w:val="202020"/>
+          <w:sz w:val="21"/>
+          <w:szCs w:val="21"/>
+          <w:lang w:eastAsia="cs-CZ"/>
+        </w:rPr>
+        <w:t xml:space="preserve">, </w:t>
+      </w:r>
+      <w:proofErr w:type="spellStart"/>
+      <w:r>
+        <w:rPr>
+          <w:rFonts w:ascii="Consolas" w:eastAsia="Times New Roman" w:hAnsi="Consolas" w:cs="Times New Roman"/>
+          <w:color w:val="282D85"/>
+          <w:sz w:val="21"/>
+          <w:szCs w:val="21"/>
+          <w:lang w:eastAsia="cs-CZ"/>
+        </w:rPr>
+        <w:t>usersRouter</w:t>
+      </w:r>
+      <w:proofErr w:type="spellEnd"/>
+      <w:r>
+        <w:rPr>
+          <w:rFonts w:ascii="Consolas" w:eastAsia="Times New Roman" w:hAnsi="Consolas" w:cs="Times New Roman"/>
+          <w:color w:val="202020"/>
+          <w:sz w:val="21"/>
+          <w:szCs w:val="21"/>
+          <w:lang w:eastAsia="cs-CZ"/>
+        </w:rPr>
+        <w:t>);</w:t>
+      </w:r>
+    </w:p>
+    <w:p>
+      <w:pPr>
+        <w:pBdr>
+          <w:top w:val="single" w:sz="4" w:space="1" w:color="auto"/>
+          <w:left w:val="single" w:sz="4" w:space="4" w:color="auto"/>
+          <w:bottom w:val="single" w:sz="4" w:space="1" w:color="auto"/>
+          <w:right w:val="single" w:sz="4" w:space="4" w:color="auto"/>
+        </w:pBdr>
+        <w:shd w:val="clear" w:color="auto" w:fill="FFFFFF"/>
+        <w:spacing w:after="0" w:line="285" w:lineRule="atLeast"/>
+        <w:jc w:val="left"/>
+        <w:rPr>
+          <w:rFonts w:ascii="Consolas" w:eastAsia="Times New Roman" w:hAnsi="Consolas" w:cs="Times New Roman"/>
+          <w:color w:val="202020"/>
+          <w:sz w:val="21"/>
+          <w:szCs w:val="21"/>
+          <w:lang w:eastAsia="cs-CZ"/>
+        </w:rPr>
+      </w:pPr>
+      <w:proofErr w:type="spellStart"/>
+      <w:r>
+        <w:rPr>
+          <w:rFonts w:ascii="Consolas" w:eastAsia="Times New Roman" w:hAnsi="Consolas" w:cs="Times New Roman"/>
+          <w:color w:val="3086C5"/>
+          <w:sz w:val="21"/>
+          <w:szCs w:val="21"/>
+          <w:lang w:eastAsia="cs-CZ"/>
+        </w:rPr>
+        <w:t>router</w:t>
+      </w:r>
+      <w:r>
+        <w:rPr>
+          <w:rFonts w:ascii="Consolas" w:eastAsia="Times New Roman" w:hAnsi="Consolas" w:cs="Times New Roman"/>
+          <w:color w:val="202020"/>
+          <w:sz w:val="21"/>
+          <w:szCs w:val="21"/>
+          <w:lang w:eastAsia="cs-CZ"/>
+        </w:rPr>
+        <w:t>.</w:t>
+      </w:r>
+      <w:r>
+        <w:rPr>
+          <w:rFonts w:ascii="Consolas" w:eastAsia="Times New Roman" w:hAnsi="Consolas" w:cs="Times New Roman"/>
+          <w:color w:val="98863B"/>
+          <w:sz w:val="21"/>
+          <w:szCs w:val="21"/>
+          <w:lang w:eastAsia="cs-CZ"/>
+        </w:rPr>
+        <w:t>use</w:t>
+      </w:r>
+      <w:proofErr w:type="spellEnd"/>
+      <w:r>
+        <w:rPr>
+          <w:rFonts w:ascii="Consolas" w:eastAsia="Times New Roman" w:hAnsi="Consolas" w:cs="Times New Roman"/>
+          <w:color w:val="202020"/>
+          <w:sz w:val="21"/>
+          <w:szCs w:val="21"/>
+          <w:lang w:eastAsia="cs-CZ"/>
+        </w:rPr>
+        <w:t>(</w:t>
+      </w:r>
+      <w:r>
+        <w:rPr>
+          <w:rFonts w:ascii="Consolas" w:eastAsia="Times New Roman" w:hAnsi="Consolas" w:cs="Times New Roman"/>
+          <w:color w:val="B86855"/>
+          <w:sz w:val="21"/>
+          <w:szCs w:val="21"/>
+          <w:lang w:eastAsia="cs-CZ"/>
+        </w:rPr>
+        <w:t>"/</w:t>
+      </w:r>
+      <w:proofErr w:type="spellStart"/>
+      <w:r>
+        <w:rPr>
+          <w:rFonts w:ascii="Consolas" w:eastAsia="Times New Roman" w:hAnsi="Consolas" w:cs="Times New Roman"/>
+          <w:color w:val="B86855"/>
+          <w:sz w:val="21"/>
+          <w:szCs w:val="21"/>
+          <w:lang w:eastAsia="cs-CZ"/>
+        </w:rPr>
+        <w:t>sponsors</w:t>
+      </w:r>
+      <w:proofErr w:type="spellEnd"/>
+      <w:r>
+        <w:rPr>
+          <w:rFonts w:ascii="Consolas" w:eastAsia="Times New Roman" w:hAnsi="Consolas" w:cs="Times New Roman"/>
+          <w:color w:val="B86855"/>
+          <w:sz w:val="21"/>
+          <w:szCs w:val="21"/>
+          <w:lang w:eastAsia="cs-CZ"/>
+        </w:rPr>
+        <w:t>"</w:t>
+      </w:r>
+      <w:r>
+        <w:rPr>
+          <w:rFonts w:ascii="Consolas" w:eastAsia="Times New Roman" w:hAnsi="Consolas" w:cs="Times New Roman"/>
+          <w:color w:val="202020"/>
+          <w:sz w:val="21"/>
+          <w:szCs w:val="21"/>
+          <w:lang w:eastAsia="cs-CZ"/>
+        </w:rPr>
+        <w:t xml:space="preserve">, </w:t>
+      </w:r>
+      <w:proofErr w:type="spellStart"/>
+      <w:r>
+        <w:rPr>
+          <w:rFonts w:ascii="Consolas" w:eastAsia="Times New Roman" w:hAnsi="Consolas" w:cs="Times New Roman"/>
+          <w:color w:val="282D85"/>
+          <w:sz w:val="21"/>
+          <w:szCs w:val="21"/>
+          <w:lang w:eastAsia="cs-CZ"/>
+        </w:rPr>
+        <w:t>sponsorsRouter</w:t>
+      </w:r>
+      <w:proofErr w:type="spellEnd"/>
+      <w:r>
+        <w:rPr>
+          <w:rFonts w:ascii="Consolas" w:eastAsia="Times New Roman" w:hAnsi="Consolas" w:cs="Times New Roman"/>
+          <w:color w:val="202020"/>
+          <w:sz w:val="21"/>
+          <w:szCs w:val="21"/>
+          <w:lang w:eastAsia="cs-CZ"/>
+        </w:rPr>
+        <w:t>);</w:t>
+      </w:r>
+    </w:p>
+    <w:p>
+      <w:pPr>
+        <w:pBdr>
+          <w:top w:val="single" w:sz="4" w:space="1" w:color="auto"/>
+          <w:left w:val="single" w:sz="4" w:space="4" w:color="auto"/>
+          <w:bottom w:val="single" w:sz="4" w:space="1" w:color="auto"/>
+          <w:right w:val="single" w:sz="4" w:space="4" w:color="auto"/>
+        </w:pBdr>
+        <w:shd w:val="clear" w:color="auto" w:fill="FFFFFF"/>
+        <w:spacing w:after="0" w:line="285" w:lineRule="atLeast"/>
+        <w:jc w:val="left"/>
+        <w:rPr>
+          <w:rFonts w:ascii="Consolas" w:eastAsia="Times New Roman" w:hAnsi="Consolas" w:cs="Times New Roman"/>
+          <w:color w:val="202020"/>
+          <w:sz w:val="21"/>
+          <w:szCs w:val="21"/>
+          <w:lang w:eastAsia="cs-CZ"/>
+        </w:rPr>
+      </w:pPr>
+      <w:proofErr w:type="spellStart"/>
+      <w:r>
+        <w:rPr>
+          <w:rFonts w:ascii="Consolas" w:eastAsia="Times New Roman" w:hAnsi="Consolas" w:cs="Times New Roman"/>
+          <w:color w:val="3086C5"/>
+          <w:sz w:val="21"/>
+          <w:szCs w:val="21"/>
+          <w:lang w:eastAsia="cs-CZ"/>
+        </w:rPr>
+        <w:t>router</w:t>
+      </w:r>
+      <w:r>
+        <w:rPr>
+          <w:rFonts w:ascii="Consolas" w:eastAsia="Times New Roman" w:hAnsi="Consolas" w:cs="Times New Roman"/>
+          <w:color w:val="202020"/>
+          <w:sz w:val="21"/>
+          <w:szCs w:val="21"/>
+          <w:lang w:eastAsia="cs-CZ"/>
+        </w:rPr>
+        <w:t>.</w:t>
+      </w:r>
+      <w:r>
+        <w:rPr>
+          <w:rFonts w:ascii="Consolas" w:eastAsia="Times New Roman" w:hAnsi="Consolas" w:cs="Times New Roman"/>
+          <w:color w:val="98863B"/>
+          <w:sz w:val="21"/>
+          <w:szCs w:val="21"/>
+          <w:lang w:eastAsia="cs-CZ"/>
+        </w:rPr>
+        <w:t>use</w:t>
+      </w:r>
+      <w:proofErr w:type="spellEnd"/>
+      <w:r>
+        <w:rPr>
+          <w:rFonts w:ascii="Consolas" w:eastAsia="Times New Roman" w:hAnsi="Consolas" w:cs="Times New Roman"/>
+          <w:color w:val="202020"/>
+          <w:sz w:val="21"/>
+          <w:szCs w:val="21"/>
+          <w:lang w:eastAsia="cs-CZ"/>
+        </w:rPr>
+        <w:t>(</w:t>
+      </w:r>
+      <w:r>
+        <w:rPr>
+          <w:rFonts w:ascii="Consolas" w:eastAsia="Times New Roman" w:hAnsi="Consolas" w:cs="Times New Roman"/>
+          <w:color w:val="B86855"/>
+          <w:sz w:val="21"/>
+          <w:szCs w:val="21"/>
+          <w:lang w:eastAsia="cs-CZ"/>
+        </w:rPr>
+        <w:t>"/</w:t>
+      </w:r>
+      <w:proofErr w:type="spellStart"/>
+      <w:r>
+        <w:rPr>
+          <w:rFonts w:ascii="Consolas" w:eastAsia="Times New Roman" w:hAnsi="Consolas" w:cs="Times New Roman"/>
+          <w:color w:val="B86855"/>
+          <w:sz w:val="21"/>
+          <w:szCs w:val="21"/>
+          <w:lang w:eastAsia="cs-CZ"/>
+        </w:rPr>
+        <w:t>news</w:t>
+      </w:r>
+      <w:proofErr w:type="spellEnd"/>
+      <w:r>
+        <w:rPr>
+          <w:rFonts w:ascii="Consolas" w:eastAsia="Times New Roman" w:hAnsi="Consolas" w:cs="Times New Roman"/>
+          <w:color w:val="B86855"/>
+          <w:sz w:val="21"/>
+          <w:szCs w:val="21"/>
+          <w:lang w:eastAsia="cs-CZ"/>
+        </w:rPr>
+        <w:t>"</w:t>
+      </w:r>
+      <w:r>
+        <w:rPr>
+          <w:rFonts w:ascii="Consolas" w:eastAsia="Times New Roman" w:hAnsi="Consolas" w:cs="Times New Roman"/>
+          <w:color w:val="202020"/>
+          <w:sz w:val="21"/>
+          <w:szCs w:val="21"/>
+          <w:lang w:eastAsia="cs-CZ"/>
+        </w:rPr>
+        <w:t xml:space="preserve">, </w:t>
+      </w:r>
+      <w:proofErr w:type="spellStart"/>
+      <w:r>
+        <w:rPr>
+          <w:rFonts w:ascii="Consolas" w:eastAsia="Times New Roman" w:hAnsi="Consolas" w:cs="Times New Roman"/>
+          <w:color w:val="282D85"/>
+          <w:sz w:val="21"/>
+          <w:szCs w:val="21"/>
+          <w:lang w:eastAsia="cs-CZ"/>
+        </w:rPr>
+        <w:t>newsRouter</w:t>
+      </w:r>
+      <w:proofErr w:type="spellEnd"/>
+      <w:r>
+        <w:rPr>
+          <w:rFonts w:ascii="Consolas" w:eastAsia="Times New Roman" w:hAnsi="Consolas" w:cs="Times New Roman"/>
+          <w:color w:val="202020"/>
+          <w:sz w:val="21"/>
+          <w:szCs w:val="21"/>
+          <w:lang w:eastAsia="cs-CZ"/>
+        </w:rPr>
+        <w:t>);</w:t>
+      </w:r>
+    </w:p>
+    <w:p>
+      <w:pPr>
+        <w:pBdr>
+          <w:top w:val="single" w:sz="4" w:space="1" w:color="auto"/>
+          <w:left w:val="single" w:sz="4" w:space="4" w:color="auto"/>
+          <w:bottom w:val="single" w:sz="4" w:space="1" w:color="auto"/>
+          <w:right w:val="single" w:sz="4" w:space="4" w:color="auto"/>
+        </w:pBdr>
+        <w:shd w:val="clear" w:color="auto" w:fill="FFFFFF"/>
+        <w:spacing w:after="0" w:line="285" w:lineRule="atLeast"/>
+        <w:jc w:val="left"/>
+        <w:rPr>
+          <w:rFonts w:ascii="Consolas" w:eastAsia="Times New Roman" w:hAnsi="Consolas" w:cs="Times New Roman"/>
+          <w:color w:val="202020"/>
+          <w:sz w:val="21"/>
+          <w:szCs w:val="21"/>
+          <w:lang w:eastAsia="cs-CZ"/>
+        </w:rPr>
+      </w:pPr>
+      <w:proofErr w:type="spellStart"/>
+      <w:r>
+        <w:rPr>
+          <w:rFonts w:ascii="Consolas" w:eastAsia="Times New Roman" w:hAnsi="Consolas" w:cs="Times New Roman"/>
+          <w:color w:val="3086C5"/>
+          <w:sz w:val="21"/>
+          <w:szCs w:val="21"/>
+          <w:lang w:eastAsia="cs-CZ"/>
+        </w:rPr>
+        <w:t>router</w:t>
+      </w:r>
+      <w:r>
+        <w:rPr>
+          <w:rFonts w:ascii="Consolas" w:eastAsia="Times New Roman" w:hAnsi="Consolas" w:cs="Times New Roman"/>
+          <w:color w:val="202020"/>
+          <w:sz w:val="21"/>
+          <w:szCs w:val="21"/>
+          <w:lang w:eastAsia="cs-CZ"/>
+        </w:rPr>
+        <w:t>.</w:t>
+      </w:r>
+      <w:r>
+        <w:rPr>
+          <w:rFonts w:ascii="Consolas" w:eastAsia="Times New Roman" w:hAnsi="Consolas" w:cs="Times New Roman"/>
+          <w:color w:val="98863B"/>
+          <w:sz w:val="21"/>
+          <w:szCs w:val="21"/>
+          <w:lang w:eastAsia="cs-CZ"/>
+        </w:rPr>
+        <w:t>use</w:t>
+      </w:r>
+      <w:proofErr w:type="spellEnd"/>
+      <w:r>
+        <w:rPr>
+          <w:rFonts w:ascii="Consolas" w:eastAsia="Times New Roman" w:hAnsi="Consolas" w:cs="Times New Roman"/>
+          <w:color w:val="202020"/>
+          <w:sz w:val="21"/>
+          <w:szCs w:val="21"/>
+          <w:lang w:eastAsia="cs-CZ"/>
+        </w:rPr>
+        <w:t>(</w:t>
+      </w:r>
+      <w:r>
+        <w:rPr>
+          <w:rFonts w:ascii="Consolas" w:eastAsia="Times New Roman" w:hAnsi="Consolas" w:cs="Times New Roman"/>
+          <w:color w:val="B86855"/>
+          <w:sz w:val="21"/>
+          <w:szCs w:val="21"/>
+          <w:lang w:eastAsia="cs-CZ"/>
+        </w:rPr>
+        <w:t>"/banner"</w:t>
+      </w:r>
+      <w:r>
+        <w:rPr>
+          <w:rFonts w:ascii="Consolas" w:eastAsia="Times New Roman" w:hAnsi="Consolas" w:cs="Times New Roman"/>
+          <w:color w:val="202020"/>
+          <w:sz w:val="21"/>
+          <w:szCs w:val="21"/>
+          <w:lang w:eastAsia="cs-CZ"/>
+        </w:rPr>
+        <w:t xml:space="preserve">, </w:t>
+      </w:r>
+      <w:proofErr w:type="spellStart"/>
+      <w:r>
+        <w:rPr>
+          <w:rFonts w:ascii="Consolas" w:eastAsia="Times New Roman" w:hAnsi="Consolas" w:cs="Times New Roman"/>
+          <w:color w:val="282D85"/>
+          <w:sz w:val="21"/>
+          <w:szCs w:val="21"/>
+          <w:lang w:eastAsia="cs-CZ"/>
+        </w:rPr>
+        <w:t>bannerRouter</w:t>
+      </w:r>
+      <w:proofErr w:type="spellEnd"/>
+      <w:r>
+        <w:rPr>
+          <w:rFonts w:ascii="Consolas" w:eastAsia="Times New Roman" w:hAnsi="Consolas" w:cs="Times New Roman"/>
+          <w:color w:val="202020"/>
+          <w:sz w:val="21"/>
+          <w:szCs w:val="21"/>
+          <w:lang w:eastAsia="cs-CZ"/>
+        </w:rPr>
+        <w:t>);</w:t>
+      </w:r>
+    </w:p>
+    <w:p>
+      <w:pPr>
+        <w:pBdr>
+          <w:top w:val="single" w:sz="4" w:space="1" w:color="auto"/>
+          <w:left w:val="single" w:sz="4" w:space="4" w:color="auto"/>
+          <w:bottom w:val="single" w:sz="4" w:space="1" w:color="auto"/>
+          <w:right w:val="single" w:sz="4" w:space="4" w:color="auto"/>
+        </w:pBdr>
+        <w:shd w:val="clear" w:color="auto" w:fill="FFFFFF"/>
+        <w:spacing w:after="0" w:line="285" w:lineRule="atLeast"/>
+        <w:jc w:val="left"/>
+        <w:rPr>
+          <w:rFonts w:ascii="Consolas" w:eastAsia="Times New Roman" w:hAnsi="Consolas" w:cs="Times New Roman"/>
+          <w:color w:val="202020"/>
+          <w:sz w:val="21"/>
+          <w:szCs w:val="21"/>
+          <w:lang w:eastAsia="cs-CZ"/>
+        </w:rPr>
+      </w:pPr>
+      <w:proofErr w:type="spellStart"/>
+      <w:r>
+        <w:rPr>
+          <w:rFonts w:ascii="Consolas" w:eastAsia="Times New Roman" w:hAnsi="Consolas" w:cs="Times New Roman"/>
+          <w:color w:val="3086C5"/>
+          <w:sz w:val="21"/>
+          <w:szCs w:val="21"/>
+          <w:lang w:eastAsia="cs-CZ"/>
+        </w:rPr>
+        <w:t>router</w:t>
+      </w:r>
+      <w:r>
+        <w:rPr>
+          <w:rFonts w:ascii="Consolas" w:eastAsia="Times New Roman" w:hAnsi="Consolas" w:cs="Times New Roman"/>
+          <w:color w:val="202020"/>
+          <w:sz w:val="21"/>
+          <w:szCs w:val="21"/>
+          <w:lang w:eastAsia="cs-CZ"/>
+        </w:rPr>
+        <w:t>.</w:t>
+      </w:r>
+      <w:r>
+        <w:rPr>
+          <w:rFonts w:ascii="Consolas" w:eastAsia="Times New Roman" w:hAnsi="Consolas" w:cs="Times New Roman"/>
+          <w:color w:val="98863B"/>
+          <w:sz w:val="21"/>
+          <w:szCs w:val="21"/>
+          <w:lang w:eastAsia="cs-CZ"/>
+        </w:rPr>
+        <w:t>use</w:t>
+      </w:r>
+      <w:proofErr w:type="spellEnd"/>
+      <w:r>
+        <w:rPr>
+          <w:rFonts w:ascii="Consolas" w:eastAsia="Times New Roman" w:hAnsi="Consolas" w:cs="Times New Roman"/>
+          <w:color w:val="202020"/>
+          <w:sz w:val="21"/>
+          <w:szCs w:val="21"/>
+          <w:lang w:eastAsia="cs-CZ"/>
+        </w:rPr>
+        <w:t>(</w:t>
+      </w:r>
+      <w:r>
+        <w:rPr>
+          <w:rFonts w:ascii="Consolas" w:eastAsia="Times New Roman" w:hAnsi="Consolas" w:cs="Times New Roman"/>
+          <w:color w:val="B86855"/>
+          <w:sz w:val="21"/>
+          <w:szCs w:val="21"/>
+          <w:lang w:eastAsia="cs-CZ"/>
+        </w:rPr>
+        <w:t>"/</w:t>
+      </w:r>
+      <w:proofErr w:type="spellStart"/>
+      <w:r>
+        <w:rPr>
+          <w:rFonts w:ascii="Consolas" w:eastAsia="Times New Roman" w:hAnsi="Consolas" w:cs="Times New Roman"/>
+          <w:color w:val="B86855"/>
+          <w:sz w:val="21"/>
+          <w:szCs w:val="21"/>
+          <w:lang w:eastAsia="cs-CZ"/>
+        </w:rPr>
+        <w:t>roles</w:t>
+      </w:r>
+      <w:proofErr w:type="spellEnd"/>
+      <w:r>
+        <w:rPr>
+          <w:rFonts w:ascii="Consolas" w:eastAsia="Times New Roman" w:hAnsi="Consolas" w:cs="Times New Roman"/>
+          <w:color w:val="B86855"/>
+          <w:sz w:val="21"/>
+          <w:szCs w:val="21"/>
+          <w:lang w:eastAsia="cs-CZ"/>
+        </w:rPr>
+        <w:t>"</w:t>
+      </w:r>
+      <w:r>
+        <w:rPr>
+          <w:rFonts w:ascii="Consolas" w:eastAsia="Times New Roman" w:hAnsi="Consolas" w:cs="Times New Roman"/>
+          <w:color w:val="202020"/>
+          <w:sz w:val="21"/>
+          <w:szCs w:val="21"/>
+          <w:lang w:eastAsia="cs-CZ"/>
+        </w:rPr>
+        <w:t xml:space="preserve">, </w:t>
+      </w:r>
+      <w:proofErr w:type="spellStart"/>
+      <w:r>
+        <w:rPr>
+          <w:rFonts w:ascii="Consolas" w:eastAsia="Times New Roman" w:hAnsi="Consolas" w:cs="Times New Roman"/>
+          <w:color w:val="282D85"/>
+          <w:sz w:val="21"/>
+          <w:szCs w:val="21"/>
+          <w:lang w:eastAsia="cs-CZ"/>
+        </w:rPr>
+        <w:t>roleRouter</w:t>
+      </w:r>
+      <w:proofErr w:type="spellEnd"/>
+      <w:r>
+        <w:rPr>
+          <w:rFonts w:ascii="Consolas" w:eastAsia="Times New Roman" w:hAnsi="Consolas" w:cs="Times New Roman"/>
+          <w:color w:val="202020"/>
+          <w:sz w:val="21"/>
+          <w:szCs w:val="21"/>
+          <w:lang w:eastAsia="cs-CZ"/>
+        </w:rPr>
+        <w:t>);</w:t>
+      </w:r>
+    </w:p>
+    <w:p>
+      <w:pPr>
+        <w:pBdr>
+          <w:top w:val="single" w:sz="4" w:space="1" w:color="auto"/>
+          <w:left w:val="single" w:sz="4" w:space="4" w:color="auto"/>
+          <w:bottom w:val="single" w:sz="4" w:space="1" w:color="auto"/>
+          <w:right w:val="single" w:sz="4" w:space="4" w:color="auto"/>
+        </w:pBdr>
+        <w:shd w:val="clear" w:color="auto" w:fill="FFFFFF"/>
+        <w:spacing w:after="0" w:line="285" w:lineRule="atLeast"/>
+        <w:jc w:val="left"/>
+        <w:rPr>
+          <w:rFonts w:ascii="Consolas" w:eastAsia="Times New Roman" w:hAnsi="Consolas" w:cs="Times New Roman"/>
+          <w:color w:val="202020"/>
+          <w:sz w:val="21"/>
+          <w:szCs w:val="21"/>
+          <w:lang w:eastAsia="cs-CZ"/>
+        </w:rPr>
+      </w:pPr>
+      <w:proofErr w:type="spellStart"/>
+      <w:r>
+        <w:rPr>
+          <w:rFonts w:ascii="Consolas" w:eastAsia="Times New Roman" w:hAnsi="Consolas" w:cs="Times New Roman"/>
+          <w:color w:val="3086C5"/>
+          <w:sz w:val="21"/>
+          <w:szCs w:val="21"/>
+          <w:lang w:eastAsia="cs-CZ"/>
+        </w:rPr>
+        <w:t>router</w:t>
+      </w:r>
+      <w:r>
+        <w:rPr>
+          <w:rFonts w:ascii="Consolas" w:eastAsia="Times New Roman" w:hAnsi="Consolas" w:cs="Times New Roman"/>
+          <w:color w:val="202020"/>
+          <w:sz w:val="21"/>
+          <w:szCs w:val="21"/>
+          <w:lang w:eastAsia="cs-CZ"/>
+        </w:rPr>
+        <w:t>.</w:t>
+      </w:r>
+      <w:r>
+        <w:rPr>
+          <w:rFonts w:ascii="Consolas" w:eastAsia="Times New Roman" w:hAnsi="Consolas" w:cs="Times New Roman"/>
+          <w:color w:val="98863B"/>
+          <w:sz w:val="21"/>
+          <w:szCs w:val="21"/>
+          <w:lang w:eastAsia="cs-CZ"/>
+        </w:rPr>
+        <w:t>use</w:t>
+      </w:r>
+      <w:proofErr w:type="spellEnd"/>
+      <w:r>
+        <w:rPr>
+          <w:rFonts w:ascii="Consolas" w:eastAsia="Times New Roman" w:hAnsi="Consolas" w:cs="Times New Roman"/>
+          <w:color w:val="202020"/>
+          <w:sz w:val="21"/>
+          <w:szCs w:val="21"/>
+          <w:lang w:eastAsia="cs-CZ"/>
+        </w:rPr>
+        <w:t>(</w:t>
+      </w:r>
+      <w:r>
+        <w:rPr>
+          <w:rFonts w:ascii="Consolas" w:eastAsia="Times New Roman" w:hAnsi="Consolas" w:cs="Times New Roman"/>
+          <w:color w:val="B86855"/>
+          <w:sz w:val="21"/>
+          <w:szCs w:val="21"/>
+          <w:lang w:eastAsia="cs-CZ"/>
+        </w:rPr>
+        <w:t>"/</w:t>
+      </w:r>
+      <w:proofErr w:type="spellStart"/>
+      <w:r>
+        <w:rPr>
+          <w:rFonts w:ascii="Consolas" w:eastAsia="Times New Roman" w:hAnsi="Consolas" w:cs="Times New Roman"/>
+          <w:color w:val="B86855"/>
+          <w:sz w:val="21"/>
+          <w:szCs w:val="21"/>
+          <w:lang w:eastAsia="cs-CZ"/>
+        </w:rPr>
+        <w:t>category</w:t>
+      </w:r>
+      <w:proofErr w:type="spellEnd"/>
+      <w:r>
+        <w:rPr>
+          <w:rFonts w:ascii="Consolas" w:eastAsia="Times New Roman" w:hAnsi="Consolas" w:cs="Times New Roman"/>
+          <w:color w:val="B86855"/>
+          <w:sz w:val="21"/>
+          <w:szCs w:val="21"/>
+          <w:lang w:eastAsia="cs-CZ"/>
+        </w:rPr>
+        <w:t>"</w:t>
+      </w:r>
+      <w:r>
+        <w:rPr>
+          <w:rFonts w:ascii="Consolas" w:eastAsia="Times New Roman" w:hAnsi="Consolas" w:cs="Times New Roman"/>
+          <w:color w:val="202020"/>
+          <w:sz w:val="21"/>
+          <w:szCs w:val="21"/>
+          <w:lang w:eastAsia="cs-CZ"/>
+        </w:rPr>
+        <w:t xml:space="preserve">, </w:t>
+      </w:r>
+      <w:proofErr w:type="spellStart"/>
+      <w:r>
+        <w:rPr>
+          <w:rFonts w:ascii="Consolas" w:eastAsia="Times New Roman" w:hAnsi="Consolas" w:cs="Times New Roman"/>
+          <w:color w:val="282D85"/>
+          <w:sz w:val="21"/>
+          <w:szCs w:val="21"/>
+          <w:lang w:eastAsia="cs-CZ"/>
+        </w:rPr>
+        <w:t>categoryRouter</w:t>
+      </w:r>
+      <w:proofErr w:type="spellEnd"/>
+      <w:r>
+        <w:rPr>
+          <w:rFonts w:ascii="Consolas" w:eastAsia="Times New Roman" w:hAnsi="Consolas" w:cs="Times New Roman"/>
+          <w:color w:val="202020"/>
+          <w:sz w:val="21"/>
+          <w:szCs w:val="21"/>
+          <w:lang w:eastAsia="cs-CZ"/>
+        </w:rPr>
+        <w:t>);</w:t>
+      </w:r>
+    </w:p>
+    <w:p>
+      <w:pPr>
+        <w:pBdr>
+          <w:top w:val="single" w:sz="4" w:space="1" w:color="auto"/>
+          <w:left w:val="single" w:sz="4" w:space="4" w:color="auto"/>
+          <w:bottom w:val="single" w:sz="4" w:space="1" w:color="auto"/>
+          <w:right w:val="single" w:sz="4" w:space="4" w:color="auto"/>
+        </w:pBdr>
+        <w:shd w:val="clear" w:color="auto" w:fill="FFFFFF"/>
+        <w:spacing w:after="0" w:line="285" w:lineRule="atLeast"/>
+        <w:jc w:val="left"/>
+        <w:rPr>
+          <w:rFonts w:ascii="Consolas" w:eastAsia="Times New Roman" w:hAnsi="Consolas" w:cs="Times New Roman"/>
+          <w:color w:val="202020"/>
+          <w:sz w:val="21"/>
+          <w:szCs w:val="21"/>
+          <w:lang w:eastAsia="cs-CZ"/>
+        </w:rPr>
+      </w:pPr>
+      <w:proofErr w:type="spellStart"/>
+      <w:r>
+        <w:rPr>
+          <w:rFonts w:ascii="Consolas" w:eastAsia="Times New Roman" w:hAnsi="Consolas" w:cs="Times New Roman"/>
+          <w:color w:val="3086C5"/>
+          <w:sz w:val="21"/>
+          <w:szCs w:val="21"/>
+          <w:lang w:eastAsia="cs-CZ"/>
+        </w:rPr>
+        <w:t>router</w:t>
+      </w:r>
+      <w:r>
+        <w:rPr>
+          <w:rFonts w:ascii="Consolas" w:eastAsia="Times New Roman" w:hAnsi="Consolas" w:cs="Times New Roman"/>
+          <w:color w:val="202020"/>
+          <w:sz w:val="21"/>
+          <w:szCs w:val="21"/>
+          <w:lang w:eastAsia="cs-CZ"/>
+        </w:rPr>
+        <w:t>.</w:t>
+      </w:r>
+      <w:r>
+        <w:rPr>
+          <w:rFonts w:ascii="Consolas" w:eastAsia="Times New Roman" w:hAnsi="Consolas" w:cs="Times New Roman"/>
+          <w:color w:val="98863B"/>
+          <w:sz w:val="21"/>
+          <w:szCs w:val="21"/>
+          <w:lang w:eastAsia="cs-CZ"/>
+        </w:rPr>
+        <w:t>use</w:t>
+      </w:r>
+      <w:proofErr w:type="spellEnd"/>
+      <w:r>
+        <w:rPr>
+          <w:rFonts w:ascii="Consolas" w:eastAsia="Times New Roman" w:hAnsi="Consolas" w:cs="Times New Roman"/>
+          <w:color w:val="202020"/>
+          <w:sz w:val="21"/>
+          <w:szCs w:val="21"/>
+          <w:lang w:eastAsia="cs-CZ"/>
+        </w:rPr>
+        <w:t>(</w:t>
+      </w:r>
+      <w:r>
+        <w:rPr>
+          <w:rFonts w:ascii="Consolas" w:eastAsia="Times New Roman" w:hAnsi="Consolas" w:cs="Times New Roman"/>
+          <w:color w:val="B86855"/>
+          <w:sz w:val="21"/>
+          <w:szCs w:val="21"/>
+          <w:lang w:eastAsia="cs-CZ"/>
+        </w:rPr>
+        <w:t>"/</w:t>
+      </w:r>
+      <w:proofErr w:type="spellStart"/>
+      <w:r>
+        <w:rPr>
+          <w:rFonts w:ascii="Consolas" w:eastAsia="Times New Roman" w:hAnsi="Consolas" w:cs="Times New Roman"/>
+          <w:color w:val="B86855"/>
+          <w:sz w:val="21"/>
+          <w:szCs w:val="21"/>
+          <w:lang w:eastAsia="cs-CZ"/>
+        </w:rPr>
+        <w:t>trainings</w:t>
+      </w:r>
+      <w:proofErr w:type="spellEnd"/>
+      <w:r>
+        <w:rPr>
+          <w:rFonts w:ascii="Consolas" w:eastAsia="Times New Roman" w:hAnsi="Consolas" w:cs="Times New Roman"/>
+          <w:color w:val="B86855"/>
+          <w:sz w:val="21"/>
+          <w:szCs w:val="21"/>
+          <w:lang w:eastAsia="cs-CZ"/>
+        </w:rPr>
+        <w:t>"</w:t>
+      </w:r>
+      <w:r>
+        <w:rPr>
+          <w:rFonts w:ascii="Consolas" w:eastAsia="Times New Roman" w:hAnsi="Consolas" w:cs="Times New Roman"/>
+          <w:color w:val="202020"/>
+          <w:sz w:val="21"/>
+          <w:szCs w:val="21"/>
+          <w:lang w:eastAsia="cs-CZ"/>
+        </w:rPr>
+        <w:t xml:space="preserve">, </w:t>
+      </w:r>
+      <w:proofErr w:type="spellStart"/>
+      <w:r>
+        <w:rPr>
+          <w:rFonts w:ascii="Consolas" w:eastAsia="Times New Roman" w:hAnsi="Consolas" w:cs="Times New Roman"/>
+          <w:color w:val="282D85"/>
+          <w:sz w:val="21"/>
+          <w:szCs w:val="21"/>
+          <w:lang w:eastAsia="cs-CZ"/>
+        </w:rPr>
+        <w:t>trainingRouter</w:t>
+      </w:r>
+      <w:proofErr w:type="spellEnd"/>
+      <w:r>
+        <w:rPr>
+          <w:rFonts w:ascii="Consolas" w:eastAsia="Times New Roman" w:hAnsi="Consolas" w:cs="Times New Roman"/>
+          <w:color w:val="202020"/>
+          <w:sz w:val="21"/>
+          <w:szCs w:val="21"/>
+          <w:lang w:eastAsia="cs-CZ"/>
+        </w:rPr>
+        <w:t>);</w:t>
+      </w:r>
+    </w:p>
+    <w:p/>
+    <w:p>
+      <w:pPr>
+        <w:pStyle w:val="Nadpis3"/>
+      </w:pPr>
+      <w:r>
+        <w:t>API</w:t>
+      </w:r>
+    </w:p>
+    <w:p>
+      <w:r>
+        <w:t xml:space="preserve">Komunikace mezi </w:t>
+      </w:r>
+      <w:proofErr w:type="spellStart"/>
+      <w:r>
+        <w:t>frontendovou</w:t>
+      </w:r>
+      <w:proofErr w:type="spellEnd"/>
+      <w:r>
+        <w:t xml:space="preserve"> a </w:t>
+      </w:r>
+      <w:proofErr w:type="spellStart"/>
+      <w:r>
+        <w:t>backendovou</w:t>
+      </w:r>
+      <w:proofErr w:type="spellEnd"/>
+      <w:r>
+        <w:t xml:space="preserve"> částí aplikace je realizována prostřednictvím REST API. Backend</w:t>
+      </w:r>
+      <w:r>
+        <w:t xml:space="preserve"> je</w:t>
+      </w:r>
+      <w:r>
+        <w:t xml:space="preserve"> postaven na Node.js s frameworkem Express.js</w:t>
+      </w:r>
+      <w:r>
+        <w:t>,</w:t>
+      </w:r>
+      <w:r>
+        <w:t xml:space="preserve"> který</w:t>
+      </w:r>
+      <w:r>
+        <w:t xml:space="preserve"> </w:t>
+      </w:r>
+      <w:r>
+        <w:t>obsahuje</w:t>
+      </w:r>
+      <w:r>
+        <w:t xml:space="preserve"> sadu </w:t>
+      </w:r>
+      <w:proofErr w:type="spellStart"/>
+      <w:r>
+        <w:t>endpointů</w:t>
+      </w:r>
+      <w:proofErr w:type="spellEnd"/>
+      <w:r>
+        <w:t xml:space="preserve"> organizovaných podle jednotlivých zdrojů. Každý zdroj má vlastní router umístěný v samostatném souboru, přičemž HTTP metody GET, POST, PUT a DELETE odpovídají operacím </w:t>
+      </w:r>
+      <w:r>
+        <w:t xml:space="preserve">CRUD - </w:t>
+      </w:r>
+      <w:r>
+        <w:t>vytváření,</w:t>
+      </w:r>
+      <w:r>
+        <w:t xml:space="preserve"> </w:t>
+      </w:r>
+      <w:r>
+        <w:t xml:space="preserve">čtení, </w:t>
+      </w:r>
+      <w:r>
+        <w:t xml:space="preserve">úpravy a mazání dat. Přenos dat probíhá ve formátu JSON. </w:t>
+      </w:r>
+      <w:r>
+        <w:t>Přičemž je zde i a</w:t>
+      </w:r>
+      <w:r>
+        <w:t>utentizace</w:t>
+      </w:r>
+      <w:r>
+        <w:t>, která</w:t>
+      </w:r>
+      <w:r>
+        <w:t xml:space="preserve"> je řešena pomocí JWT tokenu předávaného v hlavičce každého požadavku</w:t>
+      </w:r>
+      <w:r>
+        <w:t>, aby k těmto operacím neměl přístup i neoprávněný uživatel.</w:t>
       </w:r>
     </w:p>
     <w:p>
@@ -8246,6 +12532,7 @@
         <w:rPr>
           <w:noProof/>
         </w:rPr>
+        <w:lastRenderedPageBreak/>
         <w:drawing>
           <wp:inline distT="0" distB="0" distL="0" distR="0" wp14:anchorId="04590C5C" wp14:editId="312B536B">
             <wp:extent cx="5399405" cy="1932305"/>
@@ -8283,7 +12570,25 @@
         </w:drawing>
       </w:r>
     </w:p>
-    <w:p/>
+    <w:p>
+      <w:r>
+        <w:t xml:space="preserve">Pro </w:t>
+      </w:r>
+      <w:r>
+        <w:t>operace se</w:t>
+      </w:r>
+      <w:r>
+        <w:t xml:space="preserve"> využívají HTTP metody:</w:t>
+      </w:r>
+    </w:p>
+    <w:p>
+      <w:pPr>
+        <w:pStyle w:val="Nadpis3"/>
+      </w:pPr>
+      <w:r>
+        <w:t>Zabezpečení</w:t>
+      </w:r>
+    </w:p>
     <w:p>
       <w:pPr>
         <w:pStyle w:val="Nadpis1"/>
@@ -8308,10 +12613,7 @@
         </w:r>
       </w:hyperlink>
       <w:r>
-        <w:t xml:space="preserve"> </w:t>
-      </w:r>
-      <w:r>
-        <w:t>. Celý proces lze popsat následovně:</w:t>
+        <w:t xml:space="preserve"> . Celý proces lze popsat následovně:</w:t>
       </w:r>
     </w:p>
     <w:p>
@@ -8334,6 +12636,7 @@
       <w:r>
         <w:t xml:space="preserve">Pomocí nástroje </w:t>
       </w:r>
+      <w:proofErr w:type="spellStart"/>
       <w:r>
         <w:rPr>
           <w:b/>
@@ -8341,6 +12644,7 @@
         </w:rPr>
         <w:t>FileZilla</w:t>
       </w:r>
+      <w:proofErr w:type="spellEnd"/>
       <w:r>
         <w:t xml:space="preserve"> byly soubory frontendu </w:t>
       </w:r>
@@ -8457,7 +12761,15 @@
         <w:t xml:space="preserve"> </w:t>
       </w:r>
       <w:r>
-        <w:t>pro backend, který obsluhuje API endpointy.</w:t>
+        <w:t xml:space="preserve">pro backend, který obsluhuje API </w:t>
+      </w:r>
+      <w:proofErr w:type="spellStart"/>
+      <w:r>
+        <w:t>endpointy</w:t>
+      </w:r>
+      <w:proofErr w:type="spellEnd"/>
+      <w:r>
+        <w:t>.</w:t>
       </w:r>
       <w:r>
         <w:t xml:space="preserve"> P</w:t>
@@ -8468,8 +12780,13 @@
       <w:r>
         <w:t> </w:t>
       </w:r>
-      <w:r>
-        <w:t>backendem.</w:t>
+      <w:proofErr w:type="spellStart"/>
+      <w:r>
+        <w:t>backendem</w:t>
+      </w:r>
+      <w:proofErr w:type="spellEnd"/>
+      <w:r>
+        <w:t>.</w:t>
       </w:r>
     </w:p>
     <w:p>
@@ -8511,7 +12828,23 @@
     </w:p>
     <w:p>
       <w:r>
-        <w:t xml:space="preserve">Po dokončení těchto kroků byla aplikace otestována z hlediska dostupnosti, správné funkčnosti jednotlivých funkcí a propojení mezi frontendem a backendem. </w:t>
+        <w:t xml:space="preserve">Po dokončení těchto kroků byla aplikace otestována z hlediska dostupnosti, správné funkčnosti jednotlivých funkcí a propojení mezi </w:t>
+      </w:r>
+      <w:proofErr w:type="spellStart"/>
+      <w:r>
+        <w:t>frontendem</w:t>
+      </w:r>
+      <w:proofErr w:type="spellEnd"/>
+      <w:r>
+        <w:t xml:space="preserve"> a </w:t>
+      </w:r>
+      <w:proofErr w:type="spellStart"/>
+      <w:r>
+        <w:t>backendem</w:t>
+      </w:r>
+      <w:proofErr w:type="spellEnd"/>
+      <w:r>
+        <w:t xml:space="preserve">. </w:t>
       </w:r>
     </w:p>
     <w:p/>
@@ -14829,7 +19162,6 @@
   <w:style w:type="character" w:default="1" w:styleId="Standardnpsmoodstavce">
     <w:name w:val="Default Paragraph Font"/>
     <w:uiPriority w:val="1"/>
-    <w:semiHidden/>
     <w:unhideWhenUsed/>
   </w:style>
   <w:style w:type="table" w:default="1" w:styleId="Normlntabulka">
@@ -15749,10 +20081,17 @@
   </w:font>
   <w:font w:name="Segoe UI">
     <w:panose1 w:val="020B0502040204020203"/>
-    <w:charset w:val="EE"/>
+    <w:charset w:val="00"/>
     <w:family w:val="swiss"/>
     <w:pitch w:val="variable"/>
     <w:sig w:usb0="E4002EFF" w:usb1="C000E47F" w:usb2="00000009" w:usb3="00000000" w:csb0="000001FF" w:csb1="00000000"/>
+  </w:font>
+  <w:font w:name="Consolas">
+    <w:panose1 w:val="020B0609020204030204"/>
+    <w:charset w:val="EE"/>
+    <w:family w:val="modern"/>
+    <w:pitch w:val="fixed"/>
+    <w:sig w:usb0="E00006FF" w:usb1="0000FCFF" w:usb2="00000001" w:usb3="00000000" w:csb0="0000019F" w:csb1="00000000"/>
   </w:font>
   <w:font w:name="Aptos">
     <w:charset w:val="00"/>
@@ -15842,9 +20181,11 @@
     <w:rsid w:val="00B67870"/>
     <w:rsid w:val="00B84349"/>
     <w:rsid w:val="00B9668D"/>
+    <w:rsid w:val="00BB0C23"/>
     <w:rsid w:val="00BD304C"/>
     <w:rsid w:val="00BE008A"/>
     <w:rsid w:val="00C0644A"/>
+    <w:rsid w:val="00C50AFF"/>
     <w:rsid w:val="00C576BC"/>
     <w:rsid w:val="00C75662"/>
     <w:rsid w:val="00C91DEC"/>
@@ -16629,16 +20970,6 @@
 </file>
 
 <file path=customXml/item3.xml><?xml version="1.0" encoding="utf-8"?>
-<p:properties xmlns:p="http://schemas.microsoft.com/office/2006/metadata/properties" xmlns:xsi="http://www.w3.org/2001/XMLSchema-instance" xmlns:pc="http://schemas.microsoft.com/office/infopath/2007/PartnerControls">
-  <documentManagement/>
-</p:properties>
-</file>
-
-<file path=customXml/item4.xml><?xml version="1.0" encoding="utf-8"?>
-<b:Sources xmlns:b="http://schemas.openxmlformats.org/officeDocument/2006/bibliography" xmlns="http://schemas.openxmlformats.org/officeDocument/2006/bibliography" SelectedStyle="\APASixthEditionOfficeOnline.xsl" StyleName="APA" Version="6"/>
-</file>
-
-<file path=customXml/item5.xml><?xml version="1.0" encoding="utf-8"?>
 <ct:contentTypeSchema xmlns:ct="http://schemas.microsoft.com/office/2006/metadata/contentType" xmlns:ma="http://schemas.microsoft.com/office/2006/metadata/properties/metaAttributes" ct:_="" ma:_="" ma:contentTypeName="Dokument" ma:contentTypeID="0x010100AB4421CFC579A4449DC25ACBD6176571" ma:contentTypeVersion="2" ma:contentTypeDescription="Vytvoří nový dokument" ma:contentTypeScope="" ma:versionID="571ac08f18df58b33840592d245cde2d">
   <xsd:schema xmlns:xsd="http://www.w3.org/2001/XMLSchema" xmlns:xs="http://www.w3.org/2001/XMLSchema" xmlns:p="http://schemas.microsoft.com/office/2006/metadata/properties" xmlns:ns2="921a4a19-005d-42bf-a6ee-1c0f1cd55622" targetNamespace="http://schemas.microsoft.com/office/2006/metadata/properties" ma:root="true" ma:fieldsID="4559ad2502f86f60dcde6a0f6b3f7266" ns2:_="">
     <xsd:import namespace="921a4a19-005d-42bf-a6ee-1c0f1cd55622"/>
@@ -16770,6 +21101,16 @@
 </ct:contentTypeSchema>
 </file>
 
+<file path=customXml/item4.xml><?xml version="1.0" encoding="utf-8"?>
+<p:properties xmlns:p="http://schemas.microsoft.com/office/2006/metadata/properties" xmlns:xsi="http://www.w3.org/2001/XMLSchema-instance" xmlns:pc="http://schemas.microsoft.com/office/infopath/2007/PartnerControls">
+  <documentManagement/>
+</p:properties>
+</file>
+
+<file path=customXml/item5.xml><?xml version="1.0" encoding="utf-8"?>
+<b:Sources xmlns:b="http://schemas.openxmlformats.org/officeDocument/2006/bibliography" xmlns="http://schemas.openxmlformats.org/officeDocument/2006/bibliography" SelectedStyle="\APASixthEditionOfficeOnline.xsl" StyleName="APA" Version="6"/>
+</file>
+
 <file path=customXml/itemProps1.xml><?xml version="1.0" encoding="utf-8"?>
 <ds:datastoreItem xmlns:ds="http://schemas.openxmlformats.org/officeDocument/2006/customXml" ds:itemID="{55AF091B-3C7A-41E3-B477-F2FDAA23CFDA}">
   <ds:schemaRefs>
@@ -16787,23 +21128,6 @@
 </file>
 
 <file path=customXml/itemProps3.xml><?xml version="1.0" encoding="utf-8"?>
-<ds:datastoreItem xmlns:ds="http://schemas.openxmlformats.org/officeDocument/2006/customXml" ds:itemID="{EDE7D767-2E0D-494D-8433-FAEBD4A37F8E}">
-  <ds:schemaRefs>
-    <ds:schemaRef ds:uri="http://schemas.microsoft.com/office/2006/metadata/properties"/>
-    <ds:schemaRef ds:uri="http://schemas.microsoft.com/office/infopath/2007/PartnerControls"/>
-  </ds:schemaRefs>
-</ds:datastoreItem>
-</file>
-
-<file path=customXml/itemProps4.xml><?xml version="1.0" encoding="utf-8"?>
-<ds:datastoreItem xmlns:ds="http://schemas.openxmlformats.org/officeDocument/2006/customXml" ds:itemID="{016BB16A-1E0F-4115-AADC-10D5070CD6B8}">
-  <ds:schemaRefs>
-    <ds:schemaRef ds:uri="http://schemas.openxmlformats.org/officeDocument/2006/bibliography"/>
-  </ds:schemaRefs>
-</ds:datastoreItem>
-</file>
-
-<file path=customXml/itemProps5.xml><?xml version="1.0" encoding="utf-8"?>
 <ds:datastoreItem xmlns:ds="http://schemas.openxmlformats.org/officeDocument/2006/customXml" ds:itemID="{838CEF72-1B4D-4D33-9891-FFC95F507282}">
   <ds:schemaRefs>
     <ds:schemaRef ds:uri="http://schemas.microsoft.com/office/2006/metadata/contentType"/>
@@ -16819,4 +21143,21 @@
     <ds:schemaRef ds:uri="http://schemas.microsoft.com/internal/obd"/>
   </ds:schemaRefs>
 </ds:datastoreItem>
+</file>
+
+<file path=customXml/itemProps4.xml><?xml version="1.0" encoding="utf-8"?>
+<ds:datastoreItem xmlns:ds="http://schemas.openxmlformats.org/officeDocument/2006/customXml" ds:itemID="{EDE7D767-2E0D-494D-8433-FAEBD4A37F8E}">
+  <ds:schemaRefs>
+    <ds:schemaRef ds:uri="http://schemas.microsoft.com/office/2006/metadata/properties"/>
+    <ds:schemaRef ds:uri="http://schemas.microsoft.com/office/infopath/2007/PartnerControls"/>
+  </ds:schemaRefs>
+</ds:datastoreItem>
+</file>
+
+<file path=customXml/itemProps5.xml><?xml version="1.0" encoding="utf-8"?>
+<ds:datastoreItem xmlns:ds="http://schemas.openxmlformats.org/officeDocument/2006/customXml" ds:itemID="{016BB16A-1E0F-4115-AADC-10D5070CD6B8}">
+  <ds:schemaRefs>
+    <ds:schemaRef ds:uri="http://schemas.openxmlformats.org/officeDocument/2006/bibliography"/>
+  </ds:schemaRefs>
+</ds:datastoreItem>
 </file>
--- a/bp_svobo229_v2.docx
+++ b/bp_svobo229_v2.docx
@@ -507,10 +507,10 @@
             <v:path o:extrusionok="f" gradientshapeok="t" o:connecttype="rect"/>
             <o:lock v:ext="edit" aspectratio="t"/>
           </v:shapetype>
-          <v:shape id="_x0000_i1025" type="#_x0000_t75" style="width:446.25pt;height:478.5pt" o:ole="">
+          <v:shape id="_x0000_i1035" type="#_x0000_t75" style="width:446.25pt;height:478.5pt" o:ole="">
             <v:imagedata r:id="rId12" o:title=""/>
           </v:shape>
-          <o:OLEObject Type="Embed" ProgID="Word.Document.12" ShapeID="_x0000_i1025" DrawAspect="Content" ObjectID="_1833823282" r:id="rId13">
+          <o:OLEObject Type="Embed" ProgID="Word.Document.12" ShapeID="_x0000_i1035" DrawAspect="Content" ObjectID="_1834222022" r:id="rId13">
             <o:FieldCodes>\s</o:FieldCodes>
           </o:OLEObject>
         </w:object>
@@ -4757,16 +4757,11 @@
         <w:ind w:left="1418" w:hanging="1418"/>
       </w:pPr>
       <w:r>
-        <w:t>CSS</w:t>
+        <w:t>CRUD</w:t>
       </w:r>
       <w:r>
         <w:tab/>
-      </w:r>
-      <w:r>
-        <w:t>Cascading Style Sheets</w:t>
-      </w:r>
-      <w:r>
-        <w:t xml:space="preserve"> (Kaskádové styly)</w:t>
+        <w:t>Create, Read, Update, Delete (vytvořit, číst, aktualizovat, vymazat)</w:t>
       </w:r>
     </w:p>
     <w:p>
@@ -4775,11 +4770,16 @@
         <w:ind w:left="1418" w:hanging="1418"/>
       </w:pPr>
       <w:r>
-        <w:t>CRUD</w:t>
+        <w:t>CSS</w:t>
       </w:r>
       <w:r>
         <w:tab/>
-        <w:t>Create, Read, Update, Delete (vytvořit, číst, aktualizovat, vymazat)</w:t>
+      </w:r>
+      <w:r>
+        <w:t>Cascading Style Sheets</w:t>
+      </w:r>
+      <w:r>
+        <w:t xml:space="preserve"> (Kaskádové styly)</w:t>
       </w:r>
     </w:p>
     <w:p>
@@ -4859,6 +4859,21 @@
         <w:ind w:left="1418" w:hanging="1418"/>
       </w:pPr>
       <w:r>
+        <w:t>JWT</w:t>
+      </w:r>
+      <w:r>
+        <w:tab/>
+      </w:r>
+      <w:r>
+        <w:t>JSON Web Token</w:t>
+      </w:r>
+    </w:p>
+    <w:p>
+      <w:pPr>
+        <w:spacing w:after="160"/>
+        <w:ind w:left="1418" w:hanging="1418"/>
+      </w:pPr>
+      <w:r>
         <w:t>NPM</w:t>
       </w:r>
       <w:r>
@@ -4889,21 +4904,6 @@
       <w:r>
         <w:tab/>
         <w:t>Vysoká škola polytechnická Jihlava</w:t>
-      </w:r>
-    </w:p>
-    <w:p>
-      <w:pPr>
-        <w:spacing w:after="160"/>
-        <w:ind w:left="1418" w:hanging="1418"/>
-      </w:pPr>
-      <w:r>
-        <w:t>JWT</w:t>
-      </w:r>
-      <w:r>
-        <w:tab/>
-      </w:r>
-      <w:r>
-        <w:t>JSON Web Token</w:t>
       </w:r>
     </w:p>
     <w:p>
@@ -4938,7 +4938,13 @@
         <w:spacing w:after="160"/>
       </w:pPr>
       <w:r>
-        <w:t xml:space="preserve">Bakalářská práce bude zpracovávat problematiku týkající se restrukturalizace webových stránek sportovního oddílu taekwondo Lacek. Aktuální webové stránky jsou již velmi zastaralé a v rámci oddílu skoro nepoužitelné, a to jak z pohledu grafického, tak i funkčního hlediska. V mé práci se soustředím na modernizaci designu, zajištění responzivity a přidání všech klíčových funkcí jako je například přihlašování závodníků na akce, zkoušky, přidání formulářů a kalendář akcí. Součástí </w:t>
+        <w:t xml:space="preserve">Bakalářská práce bude zpracovávat problematiku týkající se restrukturalizace webových stránek sportovního oddílu </w:t>
+      </w:r>
+      <w:r>
+        <w:t>T</w:t>
+      </w:r>
+      <w:r>
+        <w:t xml:space="preserve">aekwondo Lacek. Aktuální webové stránky jsou již velmi zastaralé a v rámci oddílu skoro nepoužitelné, a to jak z pohledu grafického, tak i funkčního hlediska. V mé práci se soustředím na modernizaci designu, zajištění responzivity a přidání všech klíčových funkcí jako je například přihlašování závodníků na akce, zkoušky, přidání formulářů a kalendář akcí. Součástí </w:t>
       </w:r>
       <w:r>
         <w:br/>
@@ -4958,7 +4964,13 @@
         <w:spacing w:after="160"/>
       </w:pPr>
       <w:r>
-        <w:t xml:space="preserve">Téma jsem si vybral, protože již několik let trénuji taekwondo pod vedení pana Petra Lacka </w:t>
+        <w:t xml:space="preserve">Téma jsem si vybral, protože již několik let trénuji </w:t>
+      </w:r>
+      <w:r>
+        <w:t>T</w:t>
+      </w:r>
+      <w:r>
+        <w:t xml:space="preserve">aekwondo pod vedení pana Petra Lacka </w:t>
       </w:r>
       <w:r>
         <w:br/>
@@ -4980,7 +4992,13 @@
         <w:spacing w:after="160"/>
       </w:pPr>
       <w:r>
-        <w:t>Mým cílem je pro náš oddíl vytvořit nové moderní responzivní webové stránky, které budou disponovat všemi potřebnými funckionalitami a lákavým moderním zároveň jednoduchým designem, který bude obsahovat barvy taekwonda i samotného oddílu.</w:t>
+        <w:t xml:space="preserve">Mým cílem je pro náš oddíl vytvořit nové moderní responzivní webové stránky, které budou disponovat všemi potřebnými funckionalitami a lákavým moderním zároveň jednoduchým designem, který bude obsahovat barvy </w:t>
+      </w:r>
+      <w:r>
+        <w:t>T</w:t>
+      </w:r>
+      <w:r>
+        <w:t>aekwonda i samotného oddílu.</w:t>
       </w:r>
     </w:p>
     <w:p>
@@ -5113,7 +5131,13 @@
     </w:p>
     <w:p>
       <w:r>
-        <w:t>Po stanovení požadovaných funkcí bylo potřeba se zákazníkem vykomunikovat návrh grafického designu nových webových stránek. Společně jsme se shodli na použití týmových barev a barev které reprezentují samotné taekwondo. Mezi tyto barvy patří primárně zelená, černá a bílá barva.</w:t>
+        <w:t xml:space="preserve">Po stanovení požadovaných funkcí bylo potřeba se zákazníkem vykomunikovat návrh grafického designu nových webových stránek. Společně jsme se shodli na použití týmových barev a barev které reprezentují samotné </w:t>
+      </w:r>
+      <w:r>
+        <w:t>T</w:t>
+      </w:r>
+      <w:r>
+        <w:t>aekwondo. Mezi tyto barvy patří primárně zelená, černá a bílá barva.</w:t>
       </w:r>
     </w:p>
     <w:p>
@@ -8122,7 +8146,13 @@
         <w:t>ích</w:t>
       </w:r>
       <w:r>
-        <w:t xml:space="preserve"> taekwondo. Každá kategorie je charakterizována názvem (name, např. Youth, Cadet, Junior, Senior, Ultra) </w:t>
+        <w:t xml:space="preserve"> </w:t>
+      </w:r>
+      <w:r>
+        <w:t>T</w:t>
+      </w:r>
+      <w:r>
+        <w:t xml:space="preserve">aekwondo. Každá kategorie je charakterizována názvem (name, např. Youth, Cadet, Junior, Senior, Ultra) </w:t>
       </w:r>
     </w:p>
     <w:p>
@@ -18003,6 +18033,9 @@
       <w:r>
         <w:t>Kromě definice routeru je potřeba router i registrovat, což jsem provedl následovně</w:t>
       </w:r>
+      <w:r>
+        <w:t>:</w:t>
+      </w:r>
     </w:p>
     <w:p>
       <w:pPr>
@@ -36398,10 +36431,6 @@
     <w:p>
       <w:pPr>
         <w:pStyle w:val="Nadpis3"/>
-        <w:numPr>
-          <w:ilvl w:val="2"/>
-          <w:numId w:val="45"/>
-        </w:numPr>
       </w:pPr>
       <w:r>
         <w:t>Autentizace pomocí JWT</w:t>
@@ -44406,6 +44435,29 @@
     <w:basedOn w:val="Standardnpsmoodstavce"/>
     <w:rsid w:val="008C77A8"/>
   </w:style>
+  <w:style w:type="table" w:customStyle="1" w:styleId="TableGrid">
+    <w:name w:val="TableGrid"/>
+    <w:rsid w:val="008D2E38"/>
+    <w:pPr>
+      <w:spacing w:after="0" w:line="240" w:lineRule="auto"/>
+    </w:pPr>
+    <w:rPr>
+      <w:rFonts w:eastAsiaTheme="minorEastAsia"/>
+      <w:kern w:val="2"/>
+      <w:sz w:val="24"/>
+      <w:szCs w:val="24"/>
+      <w:lang w:eastAsia="cs-CZ"/>
+      <w14:ligatures w14:val="standardContextual"/>
+    </w:rPr>
+    <w:tblPr>
+      <w:tblCellMar>
+        <w:top w:w="0" w:type="dxa"/>
+        <w:left w:w="0" w:type="dxa"/>
+        <w:bottom w:w="0" w:type="dxa"/>
+        <w:right w:w="0" w:type="dxa"/>
+      </w:tblCellMar>
+    </w:tblPr>
+  </w:style>
 </w:styles>
 </file>
 
@@ -44723,6 +44775,7 @@
     <w:rsid w:val="001476E4"/>
     <w:rsid w:val="0020159E"/>
     <w:rsid w:val="002173EE"/>
+    <w:rsid w:val="00217A4D"/>
     <w:rsid w:val="0023678F"/>
     <w:rsid w:val="00246DA7"/>
     <w:rsid w:val="002470A6"/>
@@ -44752,6 +44805,7 @@
     <w:rsid w:val="00684E0D"/>
     <w:rsid w:val="006944B7"/>
     <w:rsid w:val="006A772E"/>
+    <w:rsid w:val="007262AD"/>
     <w:rsid w:val="00735BCF"/>
     <w:rsid w:val="00822174"/>
     <w:rsid w:val="008543C9"/>
@@ -45563,16 +45617,6 @@
 </file>
 
 <file path=customXml/item3.xml><?xml version="1.0" encoding="utf-8"?>
-<p:properties xmlns:p="http://schemas.microsoft.com/office/2006/metadata/properties" xmlns:xsi="http://www.w3.org/2001/XMLSchema-instance" xmlns:pc="http://schemas.microsoft.com/office/infopath/2007/PartnerControls">
-  <documentManagement/>
-</p:properties>
-</file>
-
-<file path=customXml/item4.xml><?xml version="1.0" encoding="utf-8"?>
-<b:Sources xmlns:b="http://schemas.openxmlformats.org/officeDocument/2006/bibliography" xmlns="http://schemas.openxmlformats.org/officeDocument/2006/bibliography" SelectedStyle="\APASixthEditionOfficeOnline.xsl" StyleName="APA" Version="6"/>
-</file>
-
-<file path=customXml/item5.xml><?xml version="1.0" encoding="utf-8"?>
 <ct:contentTypeSchema xmlns:ct="http://schemas.microsoft.com/office/2006/metadata/contentType" xmlns:ma="http://schemas.microsoft.com/office/2006/metadata/properties/metaAttributes" ct:_="" ma:_="" ma:contentTypeName="Dokument" ma:contentTypeID="0x010100AB4421CFC579A4449DC25ACBD6176571" ma:contentTypeVersion="2" ma:contentTypeDescription="Vytvoří nový dokument" ma:contentTypeScope="" ma:versionID="571ac08f18df58b33840592d245cde2d">
   <xsd:schema xmlns:xsd="http://www.w3.org/2001/XMLSchema" xmlns:xs="http://www.w3.org/2001/XMLSchema" xmlns:p="http://schemas.microsoft.com/office/2006/metadata/properties" xmlns:ns2="921a4a19-005d-42bf-a6ee-1c0f1cd55622" targetNamespace="http://schemas.microsoft.com/office/2006/metadata/properties" ma:root="true" ma:fieldsID="4559ad2502f86f60dcde6a0f6b3f7266" ns2:_="">
     <xsd:import namespace="921a4a19-005d-42bf-a6ee-1c0f1cd55622"/>
@@ -45704,6 +45748,16 @@
 </ct:contentTypeSchema>
 </file>
 
+<file path=customXml/item4.xml><?xml version="1.0" encoding="utf-8"?>
+<p:properties xmlns:p="http://schemas.microsoft.com/office/2006/metadata/properties" xmlns:xsi="http://www.w3.org/2001/XMLSchema-instance" xmlns:pc="http://schemas.microsoft.com/office/infopath/2007/PartnerControls">
+  <documentManagement/>
+</p:properties>
+</file>
+
+<file path=customXml/item5.xml><?xml version="1.0" encoding="utf-8"?>
+<b:Sources xmlns:b="http://schemas.openxmlformats.org/officeDocument/2006/bibliography" xmlns="http://schemas.openxmlformats.org/officeDocument/2006/bibliography" SelectedStyle="\APASixthEditionOfficeOnline.xsl" StyleName="APA" Version="6"/>
+</file>
+
 <file path=customXml/itemProps1.xml><?xml version="1.0" encoding="utf-8"?>
 <ds:datastoreItem xmlns:ds="http://schemas.openxmlformats.org/officeDocument/2006/customXml" ds:itemID="{55AF091B-3C7A-41E3-B477-F2FDAA23CFDA}">
   <ds:schemaRefs>
@@ -45721,23 +45775,6 @@
 </file>
 
 <file path=customXml/itemProps3.xml><?xml version="1.0" encoding="utf-8"?>
-<ds:datastoreItem xmlns:ds="http://schemas.openxmlformats.org/officeDocument/2006/customXml" ds:itemID="{EDE7D767-2E0D-494D-8433-FAEBD4A37F8E}">
-  <ds:schemaRefs>
-    <ds:schemaRef ds:uri="http://schemas.microsoft.com/office/2006/metadata/properties"/>
-    <ds:schemaRef ds:uri="http://schemas.microsoft.com/office/infopath/2007/PartnerControls"/>
-  </ds:schemaRefs>
-</ds:datastoreItem>
-</file>
-
-<file path=customXml/itemProps4.xml><?xml version="1.0" encoding="utf-8"?>
-<ds:datastoreItem xmlns:ds="http://schemas.openxmlformats.org/officeDocument/2006/customXml" ds:itemID="{016BB16A-1E0F-4115-AADC-10D5070CD6B8}">
-  <ds:schemaRefs>
-    <ds:schemaRef ds:uri="http://schemas.openxmlformats.org/officeDocument/2006/bibliography"/>
-  </ds:schemaRefs>
-</ds:datastoreItem>
-</file>
-
-<file path=customXml/itemProps5.xml><?xml version="1.0" encoding="utf-8"?>
 <ds:datastoreItem xmlns:ds="http://schemas.openxmlformats.org/officeDocument/2006/customXml" ds:itemID="{838CEF72-1B4D-4D33-9891-FFC95F507282}">
   <ds:schemaRefs>
     <ds:schemaRef ds:uri="http://schemas.microsoft.com/office/2006/metadata/contentType"/>
@@ -45753,4 +45790,21 @@
     <ds:schemaRef ds:uri="http://schemas.microsoft.com/internal/obd"/>
   </ds:schemaRefs>
 </ds:datastoreItem>
+</file>
+
+<file path=customXml/itemProps4.xml><?xml version="1.0" encoding="utf-8"?>
+<ds:datastoreItem xmlns:ds="http://schemas.openxmlformats.org/officeDocument/2006/customXml" ds:itemID="{EDE7D767-2E0D-494D-8433-FAEBD4A37F8E}">
+  <ds:schemaRefs>
+    <ds:schemaRef ds:uri="http://schemas.microsoft.com/office/2006/metadata/properties"/>
+    <ds:schemaRef ds:uri="http://schemas.microsoft.com/office/infopath/2007/PartnerControls"/>
+  </ds:schemaRefs>
+</ds:datastoreItem>
+</file>
+
+<file path=customXml/itemProps5.xml><?xml version="1.0" encoding="utf-8"?>
+<ds:datastoreItem xmlns:ds="http://schemas.openxmlformats.org/officeDocument/2006/customXml" ds:itemID="{016BB16A-1E0F-4115-AADC-10D5070CD6B8}">
+  <ds:schemaRefs>
+    <ds:schemaRef ds:uri="http://schemas.openxmlformats.org/officeDocument/2006/bibliography"/>
+  </ds:schemaRefs>
+</ds:datastoreItem>
 </file>
--- a/bp_svobo229_v2.docx
+++ b/bp_svobo229_v2.docx
@@ -507,10 +507,10 @@
             <v:path o:extrusionok="f" gradientshapeok="t" o:connecttype="rect"/>
             <o:lock v:ext="edit" aspectratio="t"/>
           </v:shapetype>
-          <v:shape id="_x0000_i1035" type="#_x0000_t75" style="width:446.25pt;height:478.5pt" o:ole="">
+          <v:shape id="_x0000_i1025" type="#_x0000_t75" style="width:446.25pt;height:478.5pt" o:ole="">
             <v:imagedata r:id="rId12" o:title=""/>
           </v:shape>
-          <o:OLEObject Type="Embed" ProgID="Word.Document.12" ShapeID="_x0000_i1035" DrawAspect="Content" ObjectID="_1834222022" r:id="rId13">
+          <o:OLEObject Type="Embed" ProgID="Word.Document.12" ShapeID="_x0000_i1025" DrawAspect="Content" ObjectID="_1835717395" r:id="rId13">
             <o:FieldCodes>\s</o:FieldCodes>
           </o:OLEObject>
         </w:object>
@@ -5042,7 +5042,7 @@
     </w:p>
     <w:p>
       <w:r>
-        <w:t xml:space="preserve">Díky společné komunikaci jsem si uvědomil spoustu důležitých aspektů, na které bych se měl zaměřit a které bych měl vynechat. Jedním z těchto aspektů byl můj návrh evidence umístění jednotlivých závodníků na akcích. Majitelem oddílu mi bylo vysvětleno, že se jedná o velmi dobrý návrh, ale že bohužel ne pokaždé lze všechna umístění evidovat a že </w:t>
+        <w:t xml:space="preserve">Díky společné komunikaci jsem si uvědomil spoustu důležitých aspektů, na které bych se měl zaměřit a které bych měl vynechat. Jedním z aspektů byl můj návrh evidence umístění jednotlivých závodníků na akcích. Majitelem oddílu mi bylo vysvětleno, že se jedná o velmi dobrý návrh, ale že bohužel ne pokaždé lze všechna umístění evidovat a že </w:t>
       </w:r>
       <w:r>
         <w:t>nemá k dispozici úspěchy všech závodníků z let minulých.</w:t>
@@ -5131,13 +5131,28 @@
     </w:p>
     <w:p>
       <w:r>
-        <w:t xml:space="preserve">Po stanovení požadovaných funkcí bylo potřeba se zákazníkem vykomunikovat návrh grafického designu nových webových stránek. Společně jsme se shodli na použití týmových barev a barev které reprezentují samotné </w:t>
+        <w:t xml:space="preserve">Po stanovení požadovaných funkcí bylo potřeba se zákazníkem vykomunikovat návrh grafického designu nových webových stránek. Společně jsme se shodli na použití </w:t>
+      </w:r>
+      <w:r>
+        <w:t>barevné palety, která reprezentuje náš oddíl</w:t>
+      </w:r>
+      <w:r>
+        <w:t xml:space="preserve"> a </w:t>
+      </w:r>
+      <w:r>
+        <w:t>také</w:t>
+      </w:r>
+      <w:r>
+        <w:t xml:space="preserve"> samotné </w:t>
       </w:r>
       <w:r>
         <w:t>T</w:t>
       </w:r>
       <w:r>
-        <w:t>aekwondo. Mezi tyto barvy patří primárně zelená, černá a bílá barva.</w:t>
+        <w:t xml:space="preserve">aekwondo. </w:t>
+      </w:r>
+      <w:r>
+        <w:t>Zmíněná barevná paleta se skládá ze zelené, černé a bílé barvy.</w:t>
       </w:r>
     </w:p>
     <w:p>
@@ -5234,13 +5249,13 @@
     </w:p>
     <w:p>
       <w:r>
-        <w:t xml:space="preserve">Hlavní principy tohoto umění zahrnují sebeovládání, respekt k druhým a rozvoj fyzické </w:t>
-      </w:r>
-      <w:r>
-        <w:br/>
-      </w:r>
-      <w:r>
-        <w:t>i psychické kondice. Taekwondo podporuje nejen fyzickou zdatnost, ale také duševní rovnováhu, přičemž učí cvičence etickým hodnotám a zodpovědnému využití nabytých dovedností. Kodex Taekwonda zdůrazňuje zákaz nečestného útoku a nepřiměřeného použití síly.</w:t>
+        <w:t xml:space="preserve">Hlavní principy </w:t>
+      </w:r>
+      <w:r>
+        <w:t>zmíněného bojového</w:t>
+      </w:r>
+      <w:r>
+        <w:t xml:space="preserve"> umění zahrnují sebeovládání, respekt k druhým a rozvoj fyzické i psychické kondice. Taekwondo podporuje nejen fyzickou zdatnost, ale také duševní rovnováhu, přičemž učí cvičence etickým hodnotám a zodpovědnému využití nabytých dovedností. Kodex Taekwonda zdůrazňuje zákaz nečestného útoku a nepřiměřeného použití síly.</w:t>
       </w:r>
     </w:p>
     <w:p>
@@ -5675,7 +5690,13 @@
         <w:t xml:space="preserve"> </w:t>
       </w:r>
       <w:r>
-        <w:t>Evropského parlamentu a Rady (EU) 2016/679 ze dne 27. dubna 2016 o ochraně fyzických osob v souvislosti se zpracováním osobních údajů a o volném pohybu těchto údajů</w:t>
+        <w:t>Evropského parlamentu a Rady (EU) 2016/679 ze dne 27. dubna 2016 o ochraně fyzických osob v souvislosti se zpracováním osobních údajů a o volném pohybu</w:t>
+      </w:r>
+      <w:r>
+        <w:t xml:space="preserve"> osobních</w:t>
+      </w:r>
+      <w:r>
+        <w:t xml:space="preserve"> údajů</w:t>
       </w:r>
       <w:r>
         <w:t>. Nařízení představuje nový právní rámec ochrany osobních údajů v evropském prostoru, které od 25. května 2018 přímo stanovuje pravidla pro zpracování osobních údajů. Včetně práv subjektu. Cílem GDPR je ochrana osobních údajů v dnešní době (</w:t>
@@ -5721,7 +5742,7 @@
         <w:t>Subjekt údajů má právo na to být informován o zpracování jeho osobních údajů.</w:t>
       </w:r>
       <w:r>
-        <w:t xml:space="preserve"> Přístupem k osobním údajům se rozumí právo subjektu získat od správce informaci (potvrzení), zda jsou či nejsou jeho osobní údaje zpracovávány a pokud jsou zpracovávány, má subjekt údajů právo tyto osobní údaje získat a zároveň má právo získat následující informace:</w:t>
+        <w:t xml:space="preserve"> Přístupem k osobním údajům se rozumí právo subjektu získat od správce informaci (potvrzení), zda jsou či nejsou jeho osobní údaje zpracovávány a pokud jsou zpracovávány, má subjekt údajů právo osobní údaje získat a zároveň má právo získat následující informace:</w:t>
       </w:r>
     </w:p>
     <w:p>
@@ -5890,7 +5911,13 @@
     </w:p>
     <w:p>
       <w:r>
-        <w:t xml:space="preserve">Vzhled webových stránek bude zajištěn pomocí moderního CSS frameworku TailwindCSS. Pomocí tohoto frameworku budu schopen vytvořit atraktivní, responzivní web rychlým </w:t>
+        <w:t xml:space="preserve">Vzhled webových stránek bude zajištěn pomocí moderního CSS frameworku TailwindCSS. Pomocí </w:t>
+      </w:r>
+      <w:r>
+        <w:t>zmíněného</w:t>
+      </w:r>
+      <w:r>
+        <w:t xml:space="preserve"> frameworku budu schopen vytvořit atraktivní, responzivní web rychlým </w:t>
       </w:r>
       <w:r>
         <w:br/>
@@ -7113,7 +7140,7 @@
         <w:t>kód</w:t>
       </w:r>
       <w:r>
-        <w:t>, stejně jako spravovat závislosti v jejich projektech. NPM poskytuje online úložiště pro publikování open-source NodeJS projektů a také příkazový řádek pro možnou interakci s tímto online úložištěm. Jedná se o nedílnou součást ekosystému NodeJS a je hraje významnou roli při vývoji moderních JavaScriptových aplikací</w:t>
+        <w:t>, stejně jako spravovat závislosti v jejich projektech. NPM poskytuje online úložiště pro publikování open-source NodeJS projektů a také příkazový řádek pro možnou interakci s online úložištěm. Jedná se o nedílnou součást ekosystému NodeJS a je hraje významnou roli při vývoji moderních JavaScriptových aplikací</w:t>
       </w:r>
       <w:r>
         <w:t xml:space="preserve"> (NPM, 2024)</w:t>
@@ -7781,13 +7808,9 @@
         <w:t xml:space="preserve"> </w:t>
       </w:r>
       <w:r>
-        <w:t>Z této kapitoly poté bude vycházet finální řešení mé bakalářské práce</w:t>
-      </w:r>
-      <w:r>
-        <w:t>.</w:t>
-      </w:r>
-    </w:p>
-    <w:p/>
+        <w:t>Na základě poznatků uvedených v kapitole bude následně vyhotoveno finální řešení mé bakalářské práce.</w:t>
+      </w:r>
+    </w:p>
     <w:p>
       <w:pPr>
         <w:pStyle w:val="Nadpis2"/>
@@ -7818,13 +7841,16 @@
         <w:t xml:space="preserve"> a bude kombinovat prvky moderního designu</w:t>
       </w:r>
       <w:r>
-        <w:t xml:space="preserve">, </w:t>
-      </w:r>
-      <w:r>
-        <w:t>tato kombinace</w:t>
-      </w:r>
-      <w:r>
-        <w:t xml:space="preserve"> pomůže přehlednosti webových stránek. </w:t>
+        <w:t xml:space="preserve"> čímž</w:t>
+      </w:r>
+      <w:r>
+        <w:t xml:space="preserve"> </w:t>
+      </w:r>
+      <w:r>
+        <w:t>bude zajištěna větší</w:t>
+      </w:r>
+      <w:r>
+        <w:t xml:space="preserve"> přehlednost webových stránek. </w:t>
       </w:r>
       <w:r>
         <w:t xml:space="preserve">Webová stránka bude mít fixní mezery mezi jednotlivými prvky a bude zde použito </w:t>
@@ -7949,7 +7975,13 @@
     </w:p>
     <w:p>
       <w:r>
-        <w:t>Nové řešení bude obsahovat 3 typy uživatelských účtů. Každý typ bude mít své pravomoce na základě kterých bude moci s nově navrženým systémem interagovat. Mezi tyto role patří administrátor, trenér, závodník. S webovou stránkou bude moci interagovat i běžný návštěvník, avšak nebude mít přístup do administrace či nebude mít možnost přihlašovat se na různé turnaje nebo zkoušky. Definování uživatelských rolí je velmi důležitým aspektem, který slouží k jasnému stanovení pravomocí a možností jednotlivých uživatelů a díky jemuž nebudou mít neoprávněné uživatelské účty přístup do administrace.</w:t>
+        <w:t>Nové řešení bude obsahovat 3 typy uživatelských účtů. Každý typ bude mít své pravomoce na základě kterých bude moci s nově navrženým systémem interagovat. Mezi</w:t>
+      </w:r>
+      <w:r>
+        <w:t xml:space="preserve"> </w:t>
+      </w:r>
+      <w:r>
+        <w:t>role patří administrátor, trenér, závodník. S webovou stránkou bude moci interagovat i běžný návštěvník, avšak nebude mít přístup do administrace či nebude mít možnost přihlašovat se na různé turnaje nebo zkoušky. Definování uživatelských rolí je velmi důležitým aspektem, který slouží k jasnému stanovení pravomocí a možností jednotlivých uživatelů a díky jemuž nebudou mít neoprávněné uživatelské účty přístup do administrace.</w:t>
       </w:r>
     </w:p>
     <w:p/>
@@ -7986,12 +8018,19 @@
         <w:t>Závodník</w:t>
       </w:r>
       <w:r>
-        <w:t xml:space="preserve"> – po vytvoření a schválení uživatelského účtu se může závodník přihlásit na závody a zkoušky. Může si upravit informace týkající se jeho účtu jako je například emailová adresa, telefonní číslo, heslo nebo aktuální váhová kategorie, která je velmi důležitým aspektem při přihlašování se na zkoušky. Uživatelé s tímto oprávněním samozřejmě budou mít také přístup </w:t>
-      </w:r>
-    </w:p>
-    <w:p>
-      <w:r>
-        <w:t>k webovým stránkám jako běžný návštěvník.</w:t>
+        <w:t xml:space="preserve"> – po vytvoření a schválení uživatelského účtu se může závodník přihlásit na závody </w:t>
+      </w:r>
+      <w:r>
+        <w:br/>
+      </w:r>
+      <w:r>
+        <w:t>a zkoušky. Může si upravit informace týkající se jeho účtu jako je například emailová adresa, telefonní číslo, heslo nebo aktuální váhová kategorie, která je velmi důležitým aspektem při přihlašování se na zkoušky. Uživatelé s </w:t>
+      </w:r>
+      <w:r>
+        <w:t>přiděleným</w:t>
+      </w:r>
+      <w:r>
+        <w:t xml:space="preserve"> oprávněním samozřejmě budou mít také přístup k webovým stránkám jako běžný návštěvník.</w:t>
       </w:r>
     </w:p>
     <w:p>
@@ -8006,7 +8045,6 @@
         <w:t xml:space="preserve"> – návštěvník webu může procházet a interagovat se všemi částmi webu, které nejsou schované za administrací. Může si procházet aktuality, podívat se na informace týkající se oddílu, nastudovat si sestavy potřebné k úspěšnému zvládnutí zkoušek na vyšší technický stupeň pásu. Prohlédnout si závodníky oddílu, podívat se v jakých prostorách oddíl najde a v případě zájmu si podat přihlášku.</w:t>
       </w:r>
     </w:p>
-    <w:p/>
     <w:p>
       <w:pPr>
         <w:pStyle w:val="Nadpis2"/>
@@ -8089,7 +8127,6 @@
         <w:t>. Sloupec img_path uchovává cestu k profilové fotografii závodníka.</w:t>
       </w:r>
     </w:p>
-    <w:p/>
     <w:p>
       <w:pPr>
         <w:rPr>
@@ -8128,7 +8165,6 @@
         <w:t xml:space="preserve"> pásku přes barevné pásky až po jednotlivé dany černého pásku. Každý stupeň má svůj název (belt_name), označení cupu (cup, např. „8. CUP" nebo „1. DAN"),  cenu zkoušky (price), cestu k obrázku pásku (img_path), doplňující informace (info) a cestu k výukovému videu (video_path). Tabulka je ve vztahu 1:N s tabulkou fighters – jeden technický stupeň může mít více závodníků, ale každý závodník má právě jeden aktuální stupeň.</w:t>
       </w:r>
     </w:p>
-    <w:p/>
     <w:p>
       <w:r>
         <w:rPr>
@@ -8165,7 +8201,6 @@
         <w:t>v jedné kategorii může závodit více závodníků, ale každý závodník patří do právě jedné kategorie.</w:t>
       </w:r>
     </w:p>
-    <w:p/>
     <w:p>
       <w:r>
         <w:rPr>
@@ -8225,10 +8260,21 @@
     </w:p>
     <w:p>
       <w:r>
-        <w:t>Tabulka role definuje role a oprávnění uživatelů v systému. Aktuálně jsou definovány role jako administrátor (admin), trenér (trainer), uživatel (user) a různé třídy trenérů. Vztah s tabulkou users je 1:N – jedna role může být přiřazena více uživatelům, ale každý uživatel má právě jednu roli. Tato tabulka je klíčová pro řízení přístupu k administraci systému.</w:t>
-      </w:r>
-    </w:p>
-    <w:p/>
+        <w:t xml:space="preserve">Tabulka role definuje role a oprávnění uživatelů v systému. Aktuálně jsou definovány role jako administrátor (admin), trenér (trainer), uživatel (user) a různé třídy trenérů. Vztah s tabulkou users je 1:N – jedna role může být přiřazena více uživatelům, ale každý uživatel má právě jednu roli. </w:t>
+      </w:r>
+      <w:r>
+        <w:t>T</w:t>
+      </w:r>
+      <w:r>
+        <w:t>abulka je klíčová pro řízení přístupu k administraci systému</w:t>
+      </w:r>
+      <w:r>
+        <w:t xml:space="preserve"> a k přihlašování uživatelů na zkoušky či turnaje</w:t>
+      </w:r>
+      <w:r>
+        <w:t>.</w:t>
+      </w:r>
+    </w:p>
     <w:p>
       <w:r>
         <w:rPr>
@@ -8262,7 +8308,6 @@
         <w:t xml:space="preserve"> Google Calendar API.</w:t>
       </w:r>
     </w:p>
-    <w:p/>
     <w:p>
       <w:pPr>
         <w:rPr>
@@ -8283,7 +8328,6 @@
         <w:t>Tabulka type je pomocná tabulka definující typy akcí, například Turnaj nebo Soustředění. Je ve vztahu 1:N s tabulkou tournament – jeden typ může zahrnovat více turnajů.</w:t>
       </w:r>
     </w:p>
-    <w:p/>
     <w:p>
       <w:pPr>
         <w:rPr>
@@ -8309,7 +8353,6 @@
         <w:t>a dosažené umístění (place), které lze vyplnit zpětně po skončení turnaje.</w:t>
       </w:r>
     </w:p>
-    <w:p/>
     <w:p>
       <w:r>
         <w:rPr>
@@ -8324,7 +8367,6 @@
         <w:t>Tabulka event uchovává aktuality a příspěvky zveřejňované na webu oddílu. Každá aktualita má název (title), textový obsah (body), stav (status), datum zveřejnění (date_start), časové razítko poslední úpravy (created_at) a cestu k titulní fotografii (photo). Cizí klíč user_id odkazuje na autora příspěvku. Vztah s tabulkou users je 1:N – jeden uživatel může vytvořit více aktualit.</w:t>
       </w:r>
     </w:p>
-    <w:p/>
     <w:p>
       <w:pPr>
         <w:rPr>
@@ -8345,7 +8387,6 @@
         <w:t>Tabulka event_photos rozšiřuje systém aktualit o podporu více fotografií u jednoho příspěvku. Každý záznam obsahuje cestu k souboru (img_path), pořadí fotografie (sort_order) pro správné zobrazení galerie a cizí klíč event_id odkazující na příslušnou aktualitu. Vazba na tabulku event je definována s kaskádovým mazáním (ON DELETE CASCADE), což zajišťuje, že při smazání aktuality se automaticky odstraní i všechny její fotografie. Vztah je 1:N – jedna aktualita může mít více fotografií.</w:t>
       </w:r>
     </w:p>
-    <w:p/>
     <w:p>
       <w:pPr>
         <w:rPr>
@@ -8358,7 +8399,6 @@
           <w:b/>
           <w:bCs/>
         </w:rPr>
-        <w:lastRenderedPageBreak/>
         <w:t>Sponsors – sponzoři</w:t>
       </w:r>
     </w:p>
@@ -8385,10 +8425,10 @@
     </w:p>
     <w:p>
       <w:r>
+        <w:lastRenderedPageBreak/>
         <w:t>Tabulka banner spravuje reklamní bannery zobrazované na úvodní stránce webu. Každý banner má název (banner_name), cestu k obrázku (img_path) a příznak active určující, zda je banner aktuálně zobrazen.</w:t>
       </w:r>
     </w:p>
-    <w:p/>
     <w:p>
       <w:pPr>
         <w:rPr>
@@ -8415,7 +8455,6 @@
         <w:t xml:space="preserve"> (time_start, time_end).</w:t>
       </w:r>
     </w:p>
-    <w:p/>
     <w:p>
       <w:pPr>
         <w:rPr>
@@ -8442,7 +8481,6 @@
         <w:t xml:space="preserve"> aktivního odběru (active), odkazem na konkrétní novinku (news_id) a ověřovacím tokenem (token) používaným pro potvrzení odběru nebo odhlášení.</w:t>
       </w:r>
     </w:p>
-    <w:p/>
     <w:p>
       <w:pPr>
         <w:rPr>
@@ -8476,7 +8514,6 @@
         <w:rPr>
           <w:noProof/>
         </w:rPr>
-        <w:lastRenderedPageBreak/>
         <w:drawing>
           <wp:inline distT="0" distB="0" distL="0" distR="0" wp14:anchorId="0A479DE2" wp14:editId="3B987C7F">
             <wp:extent cx="5399405" cy="2806700"/>
@@ -37417,7 +37454,13 @@
         <w:br/>
       </w:r>
       <w:r>
-        <w:t xml:space="preserve">i v oblasti komunikace se zákazníkem a vyjednávání. Během vývoje jsem se seznámil s principy moderního designu a bezpečnosti webových stránek, tyto zkušenosti považuji za velmi cenné </w:t>
+        <w:t xml:space="preserve">i v oblasti komunikace se zákazníkem a vyjednávání. Během vývoje jsem se seznámil s principy moderního designu a bezpečnosti webových stránek, </w:t>
+      </w:r>
+      <w:r>
+        <w:t>získané</w:t>
+      </w:r>
+      <w:r>
+        <w:t xml:space="preserve"> zkušenosti považuji za velmi cenné </w:t>
       </w:r>
       <w:r>
         <w:br/>
@@ -44798,6 +44841,7 @@
     <w:rsid w:val="00481594"/>
     <w:rsid w:val="00545064"/>
     <w:rsid w:val="00560DF0"/>
+    <w:rsid w:val="00567CBB"/>
     <w:rsid w:val="005B74A1"/>
     <w:rsid w:val="005D768A"/>
     <w:rsid w:val="00604492"/>
@@ -44836,6 +44880,7 @@
     <w:rsid w:val="00C576BC"/>
     <w:rsid w:val="00C75662"/>
     <w:rsid w:val="00C91DEC"/>
+    <w:rsid w:val="00CA6695"/>
     <w:rsid w:val="00CD5686"/>
     <w:rsid w:val="00CD6760"/>
     <w:rsid w:val="00D17CE7"/>
@@ -45617,6 +45662,10 @@
 </file>
 
 <file path=customXml/item3.xml><?xml version="1.0" encoding="utf-8"?>
+<b:Sources xmlns:b="http://schemas.openxmlformats.org/officeDocument/2006/bibliography" xmlns="http://schemas.openxmlformats.org/officeDocument/2006/bibliography" SelectedStyle="\APASixthEditionOfficeOnline.xsl" StyleName="APA" Version="6"/>
+</file>
+
+<file path=customXml/item4.xml><?xml version="1.0" encoding="utf-8"?>
 <ct:contentTypeSchema xmlns:ct="http://schemas.microsoft.com/office/2006/metadata/contentType" xmlns:ma="http://schemas.microsoft.com/office/2006/metadata/properties/metaAttributes" ct:_="" ma:_="" ma:contentTypeName="Dokument" ma:contentTypeID="0x010100AB4421CFC579A4449DC25ACBD6176571" ma:contentTypeVersion="2" ma:contentTypeDescription="Vytvoří nový dokument" ma:contentTypeScope="" ma:versionID="571ac08f18df58b33840592d245cde2d">
   <xsd:schema xmlns:xsd="http://www.w3.org/2001/XMLSchema" xmlns:xs="http://www.w3.org/2001/XMLSchema" xmlns:p="http://schemas.microsoft.com/office/2006/metadata/properties" xmlns:ns2="921a4a19-005d-42bf-a6ee-1c0f1cd55622" targetNamespace="http://schemas.microsoft.com/office/2006/metadata/properties" ma:root="true" ma:fieldsID="4559ad2502f86f60dcde6a0f6b3f7266" ns2:_="">
     <xsd:import namespace="921a4a19-005d-42bf-a6ee-1c0f1cd55622"/>
@@ -45748,14 +45797,10 @@
 </ct:contentTypeSchema>
 </file>
 
-<file path=customXml/item4.xml><?xml version="1.0" encoding="utf-8"?>
+<file path=customXml/item5.xml><?xml version="1.0" encoding="utf-8"?>
 <p:properties xmlns:p="http://schemas.microsoft.com/office/2006/metadata/properties" xmlns:xsi="http://www.w3.org/2001/XMLSchema-instance" xmlns:pc="http://schemas.microsoft.com/office/infopath/2007/PartnerControls">
   <documentManagement/>
 </p:properties>
-</file>
-
-<file path=customXml/item5.xml><?xml version="1.0" encoding="utf-8"?>
-<b:Sources xmlns:b="http://schemas.openxmlformats.org/officeDocument/2006/bibliography" xmlns="http://schemas.openxmlformats.org/officeDocument/2006/bibliography" SelectedStyle="\APASixthEditionOfficeOnline.xsl" StyleName="APA" Version="6"/>
 </file>
 
 <file path=customXml/itemProps1.xml><?xml version="1.0" encoding="utf-8"?>
@@ -45775,6 +45820,14 @@
 </file>
 
 <file path=customXml/itemProps3.xml><?xml version="1.0" encoding="utf-8"?>
+<ds:datastoreItem xmlns:ds="http://schemas.openxmlformats.org/officeDocument/2006/customXml" ds:itemID="{016BB16A-1E0F-4115-AADC-10D5070CD6B8}">
+  <ds:schemaRefs>
+    <ds:schemaRef ds:uri="http://schemas.openxmlformats.org/officeDocument/2006/bibliography"/>
+  </ds:schemaRefs>
+</ds:datastoreItem>
+</file>
+
+<file path=customXml/itemProps4.xml><?xml version="1.0" encoding="utf-8"?>
 <ds:datastoreItem xmlns:ds="http://schemas.openxmlformats.org/officeDocument/2006/customXml" ds:itemID="{838CEF72-1B4D-4D33-9891-FFC95F507282}">
   <ds:schemaRefs>
     <ds:schemaRef ds:uri="http://schemas.microsoft.com/office/2006/metadata/contentType"/>
@@ -45792,19 +45845,11 @@
 </ds:datastoreItem>
 </file>
 
-<file path=customXml/itemProps4.xml><?xml version="1.0" encoding="utf-8"?>
+<file path=customXml/itemProps5.xml><?xml version="1.0" encoding="utf-8"?>
 <ds:datastoreItem xmlns:ds="http://schemas.openxmlformats.org/officeDocument/2006/customXml" ds:itemID="{EDE7D767-2E0D-494D-8433-FAEBD4A37F8E}">
   <ds:schemaRefs>
     <ds:schemaRef ds:uri="http://schemas.microsoft.com/office/2006/metadata/properties"/>
     <ds:schemaRef ds:uri="http://schemas.microsoft.com/office/infopath/2007/PartnerControls"/>
   </ds:schemaRefs>
 </ds:datastoreItem>
-</file>
-
-<file path=customXml/itemProps5.xml><?xml version="1.0" encoding="utf-8"?>
-<ds:datastoreItem xmlns:ds="http://schemas.openxmlformats.org/officeDocument/2006/customXml" ds:itemID="{016BB16A-1E0F-4115-AADC-10D5070CD6B8}">
-  <ds:schemaRefs>
-    <ds:schemaRef ds:uri="http://schemas.openxmlformats.org/officeDocument/2006/bibliography"/>
-  </ds:schemaRefs>
-</ds:datastoreItem>
 </file>
--- a/bp_svobo229_v2.docx
+++ b/bp_svobo229_v2.docx
@@ -510,7 +510,7 @@
           <v:shape id="_x0000_i1025" type="#_x0000_t75" style="width:446.25pt;height:478.5pt" o:ole="">
             <v:imagedata r:id="rId12" o:title=""/>
           </v:shape>
-          <o:OLEObject Type="Embed" ProgID="Word.Document.12" ShapeID="_x0000_i1025" DrawAspect="Content" ObjectID="_1835717395" r:id="rId13">
+          <o:OLEObject Type="Embed" ProgID="Word.Document.12" ShapeID="_x0000_i1025" DrawAspect="Content" ObjectID="_1835877138" r:id="rId13">
             <o:FieldCodes>\s</o:FieldCodes>
           </o:OLEObject>
         </w:object>
@@ -7984,7 +7984,6 @@
         <w:t>role patří administrátor, trenér, závodník. S webovou stránkou bude moci interagovat i běžný návštěvník, avšak nebude mít přístup do administrace či nebude mít možnost přihlašovat se na různé turnaje nebo zkoušky. Definování uživatelských rolí je velmi důležitým aspektem, který slouží k jasnému stanovení pravomocí a možností jednotlivých uživatelů a díky jemuž nebudou mít neoprávněné uživatelské účty přístup do administrace.</w:t>
       </w:r>
     </w:p>
-    <w:p/>
     <w:p>
       <w:r>
         <w:rPr>
@@ -8057,7 +8056,22 @@
     </w:p>
     <w:p>
       <w:r>
-        <w:t xml:space="preserve">Pro správnou funkcionalitu webových stránek je potřeba navrhnout kvalitní a dobře strukturovanou databázi, která bude popsána v této sekci. Pro samotný návrh jsem využíval webovou </w:t>
+        <w:t>Pro správnou funkcionalitu webových stránek je potřeba navrhnout kvalitní a dobře strukturovanou databázi, která</w:t>
+      </w:r>
+      <w:r>
+        <w:t xml:space="preserve"> bude</w:t>
+      </w:r>
+      <w:r>
+        <w:t xml:space="preserve"> </w:t>
+      </w:r>
+      <w:r>
+        <w:t>disponovat všemi potřebnými entitami a</w:t>
+      </w:r>
+      <w:r>
+        <w:t xml:space="preserve"> relačními vztahy mezi nimi</w:t>
+      </w:r>
+      <w:r>
+        <w:t xml:space="preserve">. Pro samotný návrh jsem využíval webovou </w:t>
       </w:r>
       <w:r>
         <w:t>stránku dbdiagram, ve které jsem si specifikoval všechny potřebné entity a vazby mezi nimi.</w:t>
@@ -8188,10 +8202,14 @@
         <w:t>T</w:t>
       </w:r>
       <w:r>
-        <w:t xml:space="preserve">aekwondo. Každá kategorie je charakterizována názvem (name, např. Youth, Cadet, Junior, Senior, Ultra) </w:t>
-      </w:r>
-    </w:p>
-    <w:p>
+        <w:t>aekwondo. Každá kategorie je charakterizována názvem (name, např. Youth, Cadet, Junior, Senior, Ultra)</w:t>
+      </w:r>
+      <w:r>
+        <w:t xml:space="preserve"> </w:t>
+      </w:r>
+      <w:r>
+        <w:br/>
+      </w:r>
       <w:r>
         <w:t xml:space="preserve">a věkovým rozsahem vyjádřeným sloupci min a max. Vztah s tabulkou fighters je opět 1:N – </w:t>
       </w:r>
@@ -8218,7 +8236,19 @@
         <w:t xml:space="preserve"> pomocí byCriptu</w:t>
       </w:r>
       <w:r>
-        <w:t>, volitelný e-mail (email) a telefonní číslo (phone). Sloupec role_id určuje oprávnění uživatele v systému a fighter_id umožňuje provázání uživatelského účtu s konkrétním závodníkem. Toto propojení je ve vztahu 1:1 – jeden závodník může mít právě jeden uživatelský účet a jeden uživatelský účet může být přiřazen právě jednomu závodníkovi. Toto provázání umožňuje závodníkům přihlásit se do systému a spravovat vlastní profil nebo</w:t>
+        <w:t xml:space="preserve">, volitelný e-mail (email) a telefonní číslo (phone). Sloupec role_id určuje oprávnění uživatele v systému a fighter_id umožňuje provázání uživatelského účtu s konkrétním závodníkem. </w:t>
+      </w:r>
+      <w:r>
+        <w:t>P</w:t>
+      </w:r>
+      <w:r>
+        <w:t>ropojení je ve vztahu 1:1 – jeden závodník může mít právě jeden uživatelský účet a jeden uživatelský účet může být přiřazen právě jednomu závodníkovi.</w:t>
+      </w:r>
+      <w:r>
+        <w:t xml:space="preserve"> P</w:t>
+      </w:r>
+      <w:r>
+        <w:t>rovázání umožňuje závodníkům přihlásit se do systému a spravovat vlastní profil nebo</w:t>
       </w:r>
       <w:r>
         <w:t xml:space="preserve"> své</w:t>
@@ -8347,8 +8377,9 @@
       <w:r>
         <w:t xml:space="preserve">Tabulka tournament_registration realizuje vazební tabulku vztahu M:N mezi závodníky a turnaji. Závodník se může registrovat na více turnajů a jeden turnaj může mít více registrovaných závodníků. Každá registrace obsahuje volitelnou poznámku (note), stav registrace (status) </w:t>
       </w:r>
-    </w:p>
-    <w:p>
+      <w:r>
+        <w:br/>
+      </w:r>
       <w:r>
         <w:t>a dosažené umístění (place), které lze vyplnit zpětně po skončení turnaje.</w:t>
       </w:r>
@@ -8607,10 +8638,14 @@
         <w:t>ac</w:t>
       </w:r>
       <w:r>
-        <w:t xml:space="preserve">ek. Cílem bylo vytvořit plnohodnotný webový systém sestávající z veřejně přístupného webu pro návštěvníky </w:t>
-      </w:r>
-    </w:p>
-    <w:p>
+        <w:t>ek. Cílem bylo vytvořit plnohodnotný webový systém sestávající z veřejně přístupného webu pro návštěvníky</w:t>
+      </w:r>
+      <w:r>
+        <w:t xml:space="preserve"> </w:t>
+      </w:r>
+      <w:r>
+        <w:br/>
+      </w:r>
       <w:r>
         <w:t>a administračního rozhraní pro správu obsahu.</w:t>
       </w:r>
@@ -8622,10 +8657,14 @@
     </w:p>
     <w:p>
       <w:r>
-        <w:t xml:space="preserve">Obě části spolu komunikují prostřednictvím REST API – frontend odesílá HTTP požadavky na backendové endpointy a zpracovává přijatá data ve formátu JSON. Pro vývoj byl zvolen následující technologický stack: na straně frontendu framework React.js s knihovnou React Router pro správu navigace a Tailwind CSS pro stylování, na straně backendu Node.js </w:t>
-      </w:r>
-    </w:p>
-    <w:p>
+        <w:t>Obě části spolu komunikují prostřednictvím REST API – frontend odesílá HTTP požadavky na backendové endpointy a zpracovává přijatá data ve formátu JSON. Pro vývoj byl zvolen následující technologický stack: na straně frontendu framework React.js s knihovnou React Router pro správu navigace a Tailwind CSS pro stylování, na straně backendu Node.js</w:t>
+      </w:r>
+      <w:r>
+        <w:t xml:space="preserve"> </w:t>
+      </w:r>
+      <w:r>
+        <w:br/>
+      </w:r>
       <w:r>
         <w:t>s frameworkem Express.js a relační databáze MySQL pro persistentní ukládání dat.</w:t>
       </w:r>
@@ -9047,7 +9086,16 @@
         <w:t>V projektu se nachází složka layout ve které jsou definovány všechny klíčové komponenty, které definují to jak bude stránka vypadat. Nachází se zde header, footer, sidebar a také container ve kterém se vykreslují všechny komponenty specifické pro určité stránky.</w:t>
       </w:r>
       <w:r>
-        <w:t xml:space="preserve"> Komponenty z této složky jsou poté importovány do souboru App.jsx</w:t>
+        <w:t xml:space="preserve"> Komponenty z </w:t>
+      </w:r>
+      <w:r>
+        <w:t>layout</w:t>
+      </w:r>
+      <w:r>
+        <w:t xml:space="preserve"> složky jsou poté importovány do souboru App.jsx</w:t>
+      </w:r>
+      <w:r>
+        <w:t xml:space="preserve"> a jsou zde použity</w:t>
       </w:r>
       <w:r>
         <w:t>.</w:t>
@@ -9089,7 +9137,16 @@
         <w:t xml:space="preserve"> pomocí logiky &lt;ProtectedRoute&gt; jsou</w:t>
       </w:r>
       <w:r>
-        <w:t xml:space="preserve"> rozděleny na veřejnou část a část která se skrývá za loginem.</w:t>
+        <w:t xml:space="preserve"> rozděleny na veřejnou </w:t>
+      </w:r>
+      <w:r>
+        <w:t xml:space="preserve">a privátní část, která </w:t>
+      </w:r>
+      <w:r>
+        <w:t>se skrývá za loginem</w:t>
+      </w:r>
+      <w:r>
+        <w:t xml:space="preserve"> a je dostupná pouze uživatelům, kteří disponují uživatelským účtem.</w:t>
       </w:r>
     </w:p>
     <w:p>
@@ -16336,6 +16393,11 @@
       </w:pPr>
       <w:r>
         <w:t>Struktura backendu</w:t>
+      </w:r>
+    </w:p>
+    <w:p>
+      <w:r>
+        <w:t>Backend složka obsahuje několik souborů a složek ve kterých se nachází všechny potřebné routy a konfigurace, které zajišťují správné dodávání dat pro frontend část aplikace.</w:t>
       </w:r>
     </w:p>
     <w:p>
@@ -16518,6 +16580,7 @@
           <w:b/>
           <w:bCs/>
         </w:rPr>
+        <w:lastRenderedPageBreak/>
         <w:t>Routes/</w:t>
       </w:r>
       <w:r>
@@ -16550,7 +16613,6 @@
           <w:bCs/>
           <w:iCs/>
         </w:rPr>
-        <w:lastRenderedPageBreak/>
         <w:t>Soubory:</w:t>
       </w:r>
     </w:p>
@@ -18201,6 +18263,7 @@
           <w:szCs w:val="21"/>
           <w:lang w:eastAsia="cs-CZ"/>
         </w:rPr>
+        <w:lastRenderedPageBreak/>
         <w:t>router</w:t>
       </w:r>
       <w:r>
@@ -18701,7 +18764,6 @@
           <w:szCs w:val="21"/>
           <w:lang w:eastAsia="cs-CZ"/>
         </w:rPr>
-        <w:lastRenderedPageBreak/>
         <w:t>router</w:t>
       </w:r>
       <w:r>
@@ -19209,8 +19271,9 @@
       <w:r>
         <w:t xml:space="preserve"> sadu endpointů organizovaných podle jednotlivých zdrojů. Každý zdroj má vlastní router umístěný </w:t>
       </w:r>
-    </w:p>
-    <w:p>
+      <w:r>
+        <w:br/>
+      </w:r>
       <w:r>
         <w:t xml:space="preserve">v samostatném souboru, přičemž HTTP metody GET, POST, PUT a DELETE odpovídají operacím </w:t>
       </w:r>
@@ -19242,7 +19305,7 @@
         <w:t xml:space="preserve"> je řešena pomocí JWT tokenu předávaného v hlavičce každého požadavku</w:t>
       </w:r>
       <w:r>
-        <w:t>, aby k těmto operacím neměl přístup i neoprávněný uživatel.</w:t>
+        <w:t>, aby k operacím neměl přístup i neoprávněný uživatel.</w:t>
       </w:r>
     </w:p>
     <w:p>
@@ -19854,6 +19917,7 @@
           <w:szCs w:val="21"/>
           <w:lang w:eastAsia="cs-CZ"/>
         </w:rPr>
+        <w:lastRenderedPageBreak/>
         <w:t>        e.created_at</w:t>
       </w:r>
     </w:p>
@@ -19984,7 +20048,6 @@
           <w:szCs w:val="21"/>
           <w:lang w:eastAsia="cs-CZ"/>
         </w:rPr>
-        <w:lastRenderedPageBreak/>
         <w:t>    (</w:t>
       </w:r>
       <w:r>
@@ -21710,8 +21773,9 @@
       <w:r>
         <w:t xml:space="preserve">, jsou nejnovější </w:t>
       </w:r>
-    </w:p>
-    <w:p>
+      <w:r>
+        <w:br/>
+      </w:r>
       <w:r>
         <w:t>a limitovány na 3.</w:t>
       </w:r>
@@ -22049,10 +22113,12 @@
     <w:p/>
     <w:p>
       <w:r>
+        <w:lastRenderedPageBreak/>
         <w:t xml:space="preserve">Zobrazení specifické aktuality je realizováno pomocí id v endpointu - /api/events/id. Pokud neexistuje žádný záznam s uvedeným id dojde k vypsání chybové hlášky informující uživatele </w:t>
       </w:r>
-    </w:p>
-    <w:p>
+      <w:r>
+        <w:br/>
+      </w:r>
       <w:r>
         <w:t xml:space="preserve">o faktu, že aktualita nebyla nalezena. </w:t>
       </w:r>
@@ -22224,7 +22290,6 @@
           <w:szCs w:val="21"/>
           <w:lang w:eastAsia="cs-CZ"/>
         </w:rPr>
-        <w:lastRenderedPageBreak/>
         <w:t xml:space="preserve">  </w:t>
       </w:r>
       <w:r>
@@ -24687,6 +24752,7 @@
           <w:szCs w:val="21"/>
           <w:lang w:eastAsia="cs-CZ"/>
         </w:rPr>
+        <w:lastRenderedPageBreak/>
         <w:t xml:space="preserve">  </w:t>
       </w:r>
       <w:r>
@@ -25317,7 +25383,6 @@
           <w:szCs w:val="21"/>
           <w:lang w:eastAsia="cs-CZ"/>
         </w:rPr>
-        <w:lastRenderedPageBreak/>
         <w:t xml:space="preserve">    </w:t>
       </w:r>
       <w:r>
@@ -28158,6 +28223,7 @@
           <w:szCs w:val="21"/>
           <w:lang w:eastAsia="cs-CZ"/>
         </w:rPr>
+        <w:lastRenderedPageBreak/>
         <w:t xml:space="preserve">        </w:t>
       </w:r>
       <w:r>
@@ -28324,7 +28390,6 @@
     <w:p/>
     <w:p>
       <w:r>
-        <w:lastRenderedPageBreak/>
         <w:t xml:space="preserve">Pro případ úpravy aktuality se zde nachází metoda </w:t>
       </w:r>
       <w:r>
@@ -28340,8 +28405,12 @@
       <w:r>
         <w:t>. Endpoint se nachází na adrese /api/events/id</w:t>
       </w:r>
-    </w:p>
-    <w:p>
+      <w:r>
+        <w:t xml:space="preserve"> </w:t>
+      </w:r>
+      <w:r>
+        <w:br/>
+      </w:r>
       <w:r>
         <w:t xml:space="preserve">a taktéž je chráněný pomocí JWT. K endpointu mají </w:t>
       </w:r>
@@ -31646,6 +31715,7 @@
           <w:szCs w:val="21"/>
           <w:lang w:eastAsia="cs-CZ"/>
         </w:rPr>
+        <w:lastRenderedPageBreak/>
         <w:t xml:space="preserve">        </w:t>
       </w:r>
       <w:r>
@@ -32306,7 +32376,6 @@
           <w:szCs w:val="21"/>
           <w:lang w:eastAsia="cs-CZ"/>
         </w:rPr>
-        <w:lastRenderedPageBreak/>
         <w:t xml:space="preserve">            </w:t>
       </w:r>
       <w:r>
@@ -33098,8 +33167,9 @@
       <w:r>
         <w:t xml:space="preserve">, která je skrytá za verifyToken – zajišťuje, že požadavek odeslal pouze přihlášený uživatel s platným JWT </w:t>
       </w:r>
-    </w:p>
-    <w:p>
+      <w:r>
+        <w:br/>
+      </w:r>
       <w:r>
         <w:t>a oprávněnou rolí.</w:t>
       </w:r>
@@ -35323,7 +35393,6 @@
           <w:szCs w:val="21"/>
           <w:lang w:eastAsia="cs-CZ"/>
         </w:rPr>
-        <w:lastRenderedPageBreak/>
         <w:t>          }</w:t>
       </w:r>
     </w:p>
@@ -36427,41 +36496,13 @@
       </w:r>
     </w:p>
     <w:p>
-      <w:pPr>
-        <w:pStyle w:val="font-claude-response-body"/>
-        <w:jc w:val="both"/>
-        <w:rPr>
-          <w:rFonts w:asciiTheme="minorHAnsi" w:eastAsiaTheme="minorHAnsi" w:hAnsiTheme="minorHAnsi" w:cstheme="minorBidi"/>
-          <w:sz w:val="22"/>
-          <w:szCs w:val="22"/>
-          <w:lang w:eastAsia="en-US"/>
-        </w:rPr>
-      </w:pPr>
-      <w:r>
-        <w:rPr>
-          <w:rFonts w:asciiTheme="minorHAnsi" w:eastAsiaTheme="minorHAnsi" w:hAnsiTheme="minorHAnsi" w:cstheme="minorBidi"/>
-          <w:sz w:val="22"/>
-          <w:szCs w:val="22"/>
-          <w:lang w:eastAsia="en-US"/>
-        </w:rPr>
+      <w:r>
         <w:t xml:space="preserve">Bezpečnost webové aplikace je klíčovou součástí každého moderního systému. V rámci </w:t>
       </w:r>
       <w:r>
-        <w:rPr>
-          <w:rFonts w:asciiTheme="minorHAnsi" w:eastAsiaTheme="minorHAnsi" w:hAnsiTheme="minorHAnsi" w:cstheme="minorBidi"/>
-          <w:sz w:val="22"/>
-          <w:szCs w:val="22"/>
-          <w:lang w:eastAsia="en-US"/>
-        </w:rPr>
         <w:t>mé</w:t>
       </w:r>
       <w:r>
-        <w:rPr>
-          <w:rFonts w:asciiTheme="minorHAnsi" w:eastAsiaTheme="minorHAnsi" w:hAnsiTheme="minorHAnsi" w:cstheme="minorBidi"/>
-          <w:sz w:val="22"/>
-          <w:szCs w:val="22"/>
-          <w:lang w:eastAsia="en-US"/>
-        </w:rPr>
         <w:t xml:space="preserve"> práce bylo implementováno několik vrstev zabezpečení pokrývajících autentizaci uživatelů, ochranu API endpointů a bezpečné ukládání přístupových údajů.</w:t>
       </w:r>
     </w:p>
@@ -36474,62 +36515,18 @@
       </w:r>
     </w:p>
     <w:p>
-      <w:pPr>
-        <w:pStyle w:val="font-claude-response-body"/>
-        <w:jc w:val="both"/>
-        <w:rPr>
-          <w:rFonts w:asciiTheme="minorHAnsi" w:eastAsiaTheme="minorHAnsi" w:hAnsiTheme="minorHAnsi" w:cstheme="minorBidi"/>
-          <w:sz w:val="22"/>
-          <w:szCs w:val="22"/>
-          <w:lang w:eastAsia="en-US"/>
-        </w:rPr>
-      </w:pPr>
-      <w:r>
-        <w:rPr>
-          <w:rFonts w:asciiTheme="minorHAnsi" w:eastAsiaTheme="minorHAnsi" w:hAnsiTheme="minorHAnsi" w:cstheme="minorBidi"/>
-          <w:sz w:val="22"/>
-          <w:szCs w:val="22"/>
-          <w:lang w:eastAsia="en-US"/>
-        </w:rPr>
+      <w:r>
         <w:t xml:space="preserve">Pro autentizaci byl zvolen standard JSON Web Token (JWT), který představuje </w:t>
       </w:r>
       <w:r>
-        <w:rPr>
-          <w:rFonts w:asciiTheme="minorHAnsi" w:eastAsiaTheme="minorHAnsi" w:hAnsiTheme="minorHAnsi" w:cstheme="minorBidi"/>
-          <w:sz w:val="22"/>
-          <w:szCs w:val="22"/>
-          <w:lang w:eastAsia="en-US"/>
-        </w:rPr>
         <w:t>bez stavový</w:t>
       </w:r>
       <w:r>
-        <w:rPr>
-          <w:rFonts w:asciiTheme="minorHAnsi" w:eastAsiaTheme="minorHAnsi" w:hAnsiTheme="minorHAnsi" w:cstheme="minorBidi"/>
-          <w:sz w:val="22"/>
-          <w:szCs w:val="22"/>
-          <w:lang w:eastAsia="en-US"/>
-        </w:rPr>
         <w:t xml:space="preserve"> mechanismus ověřování identity uživatele. Na rozdíl od tradičních session-based přístupů JWT nevyžaduje ukládání stavu na straně serveru – veškeré potřebné informace jsou zakódovány přímo v tokenu.</w:t>
       </w:r>
     </w:p>
     <w:p>
-      <w:pPr>
-        <w:pStyle w:val="font-claude-response-body"/>
-        <w:jc w:val="both"/>
-        <w:rPr>
-          <w:rFonts w:asciiTheme="minorHAnsi" w:eastAsiaTheme="minorHAnsi" w:hAnsiTheme="minorHAnsi" w:cstheme="minorBidi"/>
-          <w:sz w:val="22"/>
-          <w:szCs w:val="22"/>
-          <w:lang w:eastAsia="en-US"/>
-        </w:rPr>
-      </w:pPr>
-      <w:r>
-        <w:rPr>
-          <w:rFonts w:asciiTheme="minorHAnsi" w:eastAsiaTheme="minorHAnsi" w:hAnsiTheme="minorHAnsi" w:cstheme="minorBidi"/>
-          <w:sz w:val="22"/>
-          <w:szCs w:val="22"/>
-          <w:lang w:eastAsia="en-US"/>
-        </w:rPr>
+      <w:r>
         <w:t>Token se skládá ze tří částí oddělených tečkou: hlavičky (header) obsahující typ tokenu a použitý algoritmus, těla (payload) s uživatelskými daty a podpisu (signature) zajišťujícího integritu tokenu. Po úspěšném přihlášení server vygeneruje token s payloadem obsahujícím identifikátor uživatele, jeho přihlašovací jméno a roli. Token má nastavenou platnost jedné hodiny, po jejímž uplynutí je uživatel automaticky odhlášen.</w:t>
       </w:r>
     </w:p>
@@ -36950,6 +36947,7 @@
           <w:szCs w:val="21"/>
           <w:lang w:eastAsia="cs-CZ"/>
         </w:rPr>
+        <w:lastRenderedPageBreak/>
         <w:t xml:space="preserve">        { </w:t>
       </w:r>
       <w:r>
@@ -37024,68 +37022,22 @@
       </w:r>
     </w:p>
     <w:p>
-      <w:pPr>
-        <w:pStyle w:val="font-claude-response-body"/>
-        <w:jc w:val="both"/>
-        <w:rPr>
-          <w:rFonts w:asciiTheme="minorHAnsi" w:eastAsiaTheme="minorHAnsi" w:hAnsiTheme="minorHAnsi" w:cstheme="minorBidi"/>
-          <w:sz w:val="22"/>
-          <w:szCs w:val="22"/>
-          <w:lang w:eastAsia="en-US"/>
-        </w:rPr>
-      </w:pPr>
-      <w:r>
-        <w:rPr>
-          <w:rFonts w:asciiTheme="minorHAnsi" w:eastAsiaTheme="minorHAnsi" w:hAnsiTheme="minorHAnsi" w:cstheme="minorBidi"/>
-          <w:sz w:val="22"/>
-          <w:szCs w:val="22"/>
-          <w:lang w:eastAsia="en-US"/>
-        </w:rPr>
+      <w:r>
         <w:t>SECRET_</w:t>
       </w:r>
       <w:r>
-        <w:rPr>
-          <w:rFonts w:asciiTheme="minorHAnsi" w:eastAsiaTheme="minorHAnsi" w:hAnsiTheme="minorHAnsi" w:cstheme="minorBidi"/>
-          <w:sz w:val="22"/>
-          <w:szCs w:val="22"/>
-          <w:lang w:eastAsia="en-US"/>
-        </w:rPr>
         <w:t>KEY – tajný</w:t>
       </w:r>
       <w:r>
-        <w:rPr>
-          <w:rFonts w:asciiTheme="minorHAnsi" w:eastAsiaTheme="minorHAnsi" w:hAnsiTheme="minorHAnsi" w:cstheme="minorBidi"/>
-          <w:sz w:val="22"/>
-          <w:szCs w:val="22"/>
-          <w:lang w:eastAsia="en-US"/>
-        </w:rPr>
         <w:t xml:space="preserve"> klíč použitý k podpisu tokenu je uložen v</w:t>
       </w:r>
       <w:r>
-        <w:rPr>
-          <w:rFonts w:asciiTheme="minorHAnsi" w:eastAsiaTheme="minorHAnsi" w:hAnsiTheme="minorHAnsi" w:cstheme="minorBidi"/>
-          <w:sz w:val="22"/>
-          <w:szCs w:val="22"/>
-          <w:lang w:eastAsia="en-US"/>
-        </w:rPr>
         <w:t xml:space="preserve"> konfiguračním </w:t>
       </w:r>
       <w:r>
-        <w:rPr>
-          <w:rFonts w:asciiTheme="minorHAnsi" w:eastAsiaTheme="minorHAnsi" w:hAnsiTheme="minorHAnsi" w:cstheme="minorBidi"/>
-          <w:sz w:val="22"/>
-          <w:szCs w:val="22"/>
-          <w:lang w:eastAsia="en-US"/>
-        </w:rPr>
         <w:t>souboru .env a není součástí zdrojového kódu, čímž je zajištěna jeho bezpečnost.</w:t>
       </w:r>
       <w:r>
-        <w:rPr>
-          <w:rFonts w:asciiTheme="minorHAnsi" w:eastAsiaTheme="minorHAnsi" w:hAnsiTheme="minorHAnsi" w:cstheme="minorBidi"/>
-          <w:sz w:val="22"/>
-          <w:szCs w:val="22"/>
-          <w:lang w:eastAsia="en-US"/>
-        </w:rPr>
         <w:t xml:space="preserve"> Samotný soubor .env je taktéž zahrnut v souboru .gitignore, čímž nedochází k jeho zpracování pomocí verzovacích nástrojů. </w:t>
       </w:r>
     </w:p>
@@ -37094,28 +37046,11 @@
         <w:pStyle w:val="Nadpis3"/>
       </w:pPr>
       <w:r>
-        <w:lastRenderedPageBreak/>
         <w:t>Hashování hesel</w:t>
       </w:r>
     </w:p>
     <w:p>
-      <w:pPr>
-        <w:pStyle w:val="font-claude-response-body"/>
-        <w:jc w:val="both"/>
-        <w:rPr>
-          <w:rFonts w:asciiTheme="minorHAnsi" w:eastAsiaTheme="minorHAnsi" w:hAnsiTheme="minorHAnsi" w:cstheme="minorBidi"/>
-          <w:sz w:val="22"/>
-          <w:szCs w:val="22"/>
-          <w:lang w:eastAsia="en-US"/>
-        </w:rPr>
-      </w:pPr>
-      <w:r>
-        <w:rPr>
-          <w:rFonts w:asciiTheme="minorHAnsi" w:eastAsiaTheme="minorHAnsi" w:hAnsiTheme="minorHAnsi" w:cstheme="minorBidi"/>
-          <w:sz w:val="22"/>
-          <w:szCs w:val="22"/>
-          <w:lang w:eastAsia="en-US"/>
-        </w:rPr>
+      <w:r>
         <w:t>Uživatelská hesla se do databáze neukládají v čitelné podobně, ale při registraci se heslo do databáze odesílá zaheshované pomocí ByCript knihovny. Faktor hashovaní je nastaven na náročnost 10, faktor určuje výpočetní složitost procesu a znesnadňuje případné útoky.</w:t>
       </w:r>
     </w:p>
@@ -37311,44 +37246,18 @@
     </w:p>
     <w:p/>
     <w:p>
-      <w:pPr>
-        <w:pStyle w:val="font-claude-response-body"/>
-        <w:jc w:val="both"/>
-        <w:rPr>
-          <w:rFonts w:asciiTheme="minorHAnsi" w:eastAsiaTheme="minorHAnsi" w:hAnsiTheme="minorHAnsi" w:cstheme="minorBidi"/>
-          <w:sz w:val="22"/>
-          <w:szCs w:val="22"/>
-          <w:lang w:eastAsia="en-US"/>
-        </w:rPr>
-      </w:pPr>
-      <w:r>
-        <w:rPr>
-          <w:rFonts w:asciiTheme="minorHAnsi" w:eastAsiaTheme="minorHAnsi" w:hAnsiTheme="minorHAnsi" w:cstheme="minorBidi"/>
-          <w:sz w:val="22"/>
-          <w:szCs w:val="22"/>
-          <w:lang w:eastAsia="en-US"/>
-        </w:rPr>
-        <w:t>Při přihlášení je zadané heslo porovnáno s uloženým hashem pomocí funkce bcrypt.compare, která vrátí true pouze pokud hesla odpovídají. Tímto způsobem není nikdy nutné hash dešifrovat, což je záměrná vlastnost jednosměrného hashování.</w:t>
-      </w:r>
-    </w:p>
-    <w:p>
-      <w:pPr>
-        <w:pStyle w:val="font-claude-response-body"/>
-        <w:jc w:val="both"/>
-        <w:rPr>
-          <w:rFonts w:asciiTheme="minorHAnsi" w:eastAsiaTheme="minorHAnsi" w:hAnsiTheme="minorHAnsi" w:cstheme="minorBidi"/>
-          <w:sz w:val="22"/>
-          <w:szCs w:val="22"/>
-          <w:lang w:eastAsia="en-US"/>
-        </w:rPr>
-      </w:pPr>
-      <w:r>
-        <w:rPr>
-          <w:rFonts w:asciiTheme="minorHAnsi" w:eastAsiaTheme="minorHAnsi" w:hAnsiTheme="minorHAnsi" w:cstheme="minorBidi"/>
-          <w:sz w:val="22"/>
-          <w:szCs w:val="22"/>
-          <w:lang w:eastAsia="en-US"/>
-        </w:rPr>
+      <w:r>
+        <w:t xml:space="preserve">Při přihlášení je zadané heslo porovnáno s uloženým hashem pomocí funkce bcrypt.compare, která vrátí true pouze pokud hesla odpovídají. </w:t>
+      </w:r>
+      <w:r>
+        <w:t>Díky porovnávání</w:t>
+      </w:r>
+      <w:r>
+        <w:t xml:space="preserve"> není nikdy nutné hash dešifrovat, což je záměrná vlastnost jednosměrného hashování.</w:t>
+      </w:r>
+    </w:p>
+    <w:p>
+      <w:r>
         <w:t>Při registraci je navíc provedena kontrola duplicity emailové adresy – pokud již účet s daným emailem existuje, server vrátí chybu s HTTP status kódem 409 (Conflict) a registrace není dokončena.</w:t>
       </w:r>
     </w:p>
@@ -37364,8 +37273,12 @@
       <w:r>
         <w:t>Na straně frontendu je autentizace řešena pomocí centrálního modulu utils/auth.js obsahujícího službu authService. Po úspěšném přihlášení je JWT token uložen do localStorage prohlížeče</w:t>
       </w:r>
-    </w:p>
-    <w:p>
+      <w:r>
+        <w:t xml:space="preserve"> </w:t>
+      </w:r>
+      <w:r>
+        <w:br/>
+      </w:r>
       <w:r>
         <w:t>a přikládán ke každému chráněnému požadavku v Authorization hlavičce. Pro dynamické překreslení uživatelského rozhraní po přihlášení a odhlášení je využit mechanismus vlastních DOM událostí (authChange), který zajišťuje aktualizaci stavu bez nutnosti obnovení stránky.</w:t>
       </w:r>
@@ -37380,7 +37293,13 @@
     </w:p>
     <w:p>
       <w:r>
-        <w:t>Server má nakonfigurovanou politiku CORS (Cross-Origin Resource Sharing) povolenou pouze pro doménu http://localhost:5173, na které běží frontendová aplikace. Tím je zajištěno že API nepřijímá požadavky z neznámých nebo neoprávněných domén.</w:t>
+        <w:t xml:space="preserve">Server má nakonfigurovanou politiku CORS (Cross-Origin Resource Sharing) povolenou pouze pro doménu http://localhost:5173, na které běží frontendová aplikace. </w:t>
+      </w:r>
+      <w:r>
+        <w:t>Čímž</w:t>
+      </w:r>
+      <w:r>
+        <w:t xml:space="preserve"> je zajištěno že API nepřijímá požadavky z neznámých nebo neoprávněných domén.</w:t>
       </w:r>
     </w:p>
     <w:p>
@@ -44811,6 +44730,7 @@
   <w:rsids>
     <w:rsidRoot w:val="00E53066"/>
     <w:rsid w:val="00030807"/>
+    <w:rsid w:val="00063792"/>
     <w:rsid w:val="00066453"/>
     <w:rsid w:val="000E44EE"/>
     <w:rsid w:val="000E5915"/>
@@ -44890,6 +44810,7 @@
     <w:rsid w:val="00EB3F8A"/>
     <w:rsid w:val="00F73B1B"/>
     <w:rsid w:val="00FC053B"/>
+    <w:rsid w:val="00FC4095"/>
     <w:rsid w:val="00FE0195"/>
     <w:rsid w:val="00FF34A8"/>
   </w:rsids>
@@ -45662,10 +45583,16 @@
 </file>
 
 <file path=customXml/item3.xml><?xml version="1.0" encoding="utf-8"?>
+<p:properties xmlns:p="http://schemas.microsoft.com/office/2006/metadata/properties" xmlns:xsi="http://www.w3.org/2001/XMLSchema-instance" xmlns:pc="http://schemas.microsoft.com/office/infopath/2007/PartnerControls">
+  <documentManagement/>
+</p:properties>
+</file>
+
+<file path=customXml/item4.xml><?xml version="1.0" encoding="utf-8"?>
 <b:Sources xmlns:b="http://schemas.openxmlformats.org/officeDocument/2006/bibliography" xmlns="http://schemas.openxmlformats.org/officeDocument/2006/bibliography" SelectedStyle="\APASixthEditionOfficeOnline.xsl" StyleName="APA" Version="6"/>
 </file>
 
-<file path=customXml/item4.xml><?xml version="1.0" encoding="utf-8"?>
+<file path=customXml/item5.xml><?xml version="1.0" encoding="utf-8"?>
 <ct:contentTypeSchema xmlns:ct="http://schemas.microsoft.com/office/2006/metadata/contentType" xmlns:ma="http://schemas.microsoft.com/office/2006/metadata/properties/metaAttributes" ct:_="" ma:_="" ma:contentTypeName="Dokument" ma:contentTypeID="0x010100AB4421CFC579A4449DC25ACBD6176571" ma:contentTypeVersion="2" ma:contentTypeDescription="Vytvoří nový dokument" ma:contentTypeScope="" ma:versionID="571ac08f18df58b33840592d245cde2d">
   <xsd:schema xmlns:xsd="http://www.w3.org/2001/XMLSchema" xmlns:xs="http://www.w3.org/2001/XMLSchema" xmlns:p="http://schemas.microsoft.com/office/2006/metadata/properties" xmlns:ns2="921a4a19-005d-42bf-a6ee-1c0f1cd55622" targetNamespace="http://schemas.microsoft.com/office/2006/metadata/properties" ma:root="true" ma:fieldsID="4559ad2502f86f60dcde6a0f6b3f7266" ns2:_="">
     <xsd:import namespace="921a4a19-005d-42bf-a6ee-1c0f1cd55622"/>
@@ -45797,12 +45724,6 @@
 </ct:contentTypeSchema>
 </file>
 
-<file path=customXml/item5.xml><?xml version="1.0" encoding="utf-8"?>
-<p:properties xmlns:p="http://schemas.microsoft.com/office/2006/metadata/properties" xmlns:xsi="http://www.w3.org/2001/XMLSchema-instance" xmlns:pc="http://schemas.microsoft.com/office/infopath/2007/PartnerControls">
-  <documentManagement/>
-</p:properties>
-</file>
-
 <file path=customXml/itemProps1.xml><?xml version="1.0" encoding="utf-8"?>
 <ds:datastoreItem xmlns:ds="http://schemas.openxmlformats.org/officeDocument/2006/customXml" ds:itemID="{55AF091B-3C7A-41E3-B477-F2FDAA23CFDA}">
   <ds:schemaRefs>
@@ -45820,6 +45741,15 @@
 </file>
 
 <file path=customXml/itemProps3.xml><?xml version="1.0" encoding="utf-8"?>
+<ds:datastoreItem xmlns:ds="http://schemas.openxmlformats.org/officeDocument/2006/customXml" ds:itemID="{EDE7D767-2E0D-494D-8433-FAEBD4A37F8E}">
+  <ds:schemaRefs>
+    <ds:schemaRef ds:uri="http://schemas.microsoft.com/office/2006/metadata/properties"/>
+    <ds:schemaRef ds:uri="http://schemas.microsoft.com/office/infopath/2007/PartnerControls"/>
+  </ds:schemaRefs>
+</ds:datastoreItem>
+</file>
+
+<file path=customXml/itemProps4.xml><?xml version="1.0" encoding="utf-8"?>
 <ds:datastoreItem xmlns:ds="http://schemas.openxmlformats.org/officeDocument/2006/customXml" ds:itemID="{016BB16A-1E0F-4115-AADC-10D5070CD6B8}">
   <ds:schemaRefs>
     <ds:schemaRef ds:uri="http://schemas.openxmlformats.org/officeDocument/2006/bibliography"/>
@@ -45827,7 +45757,7 @@
 </ds:datastoreItem>
 </file>
 
-<file path=customXml/itemProps4.xml><?xml version="1.0" encoding="utf-8"?>
+<file path=customXml/itemProps5.xml><?xml version="1.0" encoding="utf-8"?>
 <ds:datastoreItem xmlns:ds="http://schemas.openxmlformats.org/officeDocument/2006/customXml" ds:itemID="{838CEF72-1B4D-4D33-9891-FFC95F507282}">
   <ds:schemaRefs>
     <ds:schemaRef ds:uri="http://schemas.microsoft.com/office/2006/metadata/contentType"/>
@@ -45843,13 +45773,4 @@
     <ds:schemaRef ds:uri="http://schemas.microsoft.com/internal/obd"/>
   </ds:schemaRefs>
 </ds:datastoreItem>
-</file>
-
-<file path=customXml/itemProps5.xml><?xml version="1.0" encoding="utf-8"?>
-<ds:datastoreItem xmlns:ds="http://schemas.openxmlformats.org/officeDocument/2006/customXml" ds:itemID="{EDE7D767-2E0D-494D-8433-FAEBD4A37F8E}">
-  <ds:schemaRefs>
-    <ds:schemaRef ds:uri="http://schemas.microsoft.com/office/2006/metadata/properties"/>
-    <ds:schemaRef ds:uri="http://schemas.microsoft.com/office/infopath/2007/PartnerControls"/>
-  </ds:schemaRefs>
-</ds:datastoreItem>
 </file>
--- a/bp_svobo229_v2.docx
+++ b/bp_svobo229_v2.docx
@@ -478,42 +478,231 @@
         </w:sectPr>
       </w:pPr>
     </w:p>
-    <w:bookmarkStart w:id="0" w:name="_MON_1790952788"/>
-    <w:bookmarkEnd w:id="0"/>
-    <w:p>
-      <w:pPr>
-        <w:tabs>
-          <w:tab w:val="left" w:pos="1701"/>
-        </w:tabs>
-      </w:pPr>
-      <w:r>
-        <w:object w:dxaOrig="8925" w:dyaOrig="9610" w14:anchorId="6704BC1D">
-          <v:shapetype id="_x0000_t75" coordsize="21600,21600" o:spt="75" o:preferrelative="t" path="m@4@5l@4@11@9@11@9@5xe" filled="f" stroked="f">
-            <v:stroke joinstyle="miter"/>
-            <v:formulas>
-              <v:f eqn="if lineDrawn pixelLineWidth 0"/>
-              <v:f eqn="sum @0 1 0"/>
-              <v:f eqn="sum 0 0 @1"/>
-              <v:f eqn="prod @2 1 2"/>
-              <v:f eqn="prod @3 21600 pixelWidth"/>
-              <v:f eqn="prod @3 21600 pixelHeight"/>
-              <v:f eqn="sum @0 0 1"/>
-              <v:f eqn="prod @6 1 2"/>
-              <v:f eqn="prod @7 21600 pixelWidth"/>
-              <v:f eqn="sum @8 21600 0"/>
-              <v:f eqn="prod @7 21600 pixelHeight"/>
-              <v:f eqn="sum @10 21600 0"/>
-            </v:formulas>
-            <v:path o:extrusionok="f" gradientshapeok="t" o:connecttype="rect"/>
-            <o:lock v:ext="edit" aspectratio="t"/>
-          </v:shapetype>
-          <v:shape id="_x0000_i1025" type="#_x0000_t75" style="width:446.25pt;height:478.5pt" o:ole="">
-            <v:imagedata r:id="rId12" o:title=""/>
-          </v:shape>
-          <o:OLEObject Type="Embed" ProgID="Word.Document.12" ShapeID="_x0000_i1025" DrawAspect="Content" ObjectID="_1835877138" r:id="rId13">
-            <o:FieldCodes>\s</o:FieldCodes>
-          </o:OLEObject>
-        </w:object>
+    <w:p>
+      <w:pPr>
+        <w:jc w:val="center"/>
+        <w:rPr>
+          <w:b/>
+          <w:bCs/>
+          <w:sz w:val="36"/>
+          <w:szCs w:val="36"/>
+        </w:rPr>
+      </w:pPr>
+      <w:r>
+        <w:rPr>
+          <w:b/>
+          <w:bCs/>
+          <w:sz w:val="36"/>
+          <w:szCs w:val="36"/>
+        </w:rPr>
+        <w:lastRenderedPageBreak/>
+        <w:t>Vysoká škola polytechnická Jihlava</w:t>
+      </w:r>
+    </w:p>
+    <w:p>
+      <w:pPr>
+        <w:jc w:val="center"/>
+      </w:pPr>
+      <w:r>
+        <w:t>Tolstého 16, 586 01 Jihlava</w:t>
+      </w:r>
+    </w:p>
+    <w:p/>
+    <w:p/>
+    <w:p>
+      <w:pPr>
+        <w:rPr>
+          <w:sz w:val="44"/>
+          <w:szCs w:val="44"/>
+        </w:rPr>
+      </w:pPr>
+    </w:p>
+    <w:p>
+      <w:pPr>
+        <w:jc w:val="center"/>
+        <w:rPr>
+          <w:b/>
+          <w:bCs/>
+          <w:sz w:val="44"/>
+          <w:szCs w:val="44"/>
+        </w:rPr>
+      </w:pPr>
+      <w:r>
+        <w:rPr>
+          <w:b/>
+          <w:bCs/>
+          <w:sz w:val="44"/>
+          <w:szCs w:val="44"/>
+        </w:rPr>
+        <w:t>ZADÁNÍ BAKALÁŘSKÉ PRÁCE</w:t>
+      </w:r>
+    </w:p>
+    <w:p/>
+    <w:p/>
+    <w:p>
+      <w:pPr>
+        <w:jc w:val="left"/>
+        <w:rPr>
+          <w:b/>
+          <w:bCs/>
+        </w:rPr>
+      </w:pPr>
+      <w:r>
+        <w:t>Autor práce:</w:t>
+      </w:r>
+      <w:r>
+        <w:tab/>
+      </w:r>
+      <w:r>
+        <w:tab/>
+      </w:r>
+      <w:r>
+        <w:tab/>
+      </w:r>
+      <w:r>
+        <w:rPr>
+          <w:b/>
+          <w:bCs/>
+        </w:rPr>
+        <w:t>Petr Svoboda</w:t>
+      </w:r>
+    </w:p>
+    <w:p>
+      <w:pPr>
+        <w:jc w:val="left"/>
+      </w:pPr>
+      <w:r>
+        <w:t>Studijní program:</w:t>
+      </w:r>
+      <w:r>
+        <w:tab/>
+      </w:r>
+      <w:r>
+        <w:tab/>
+        <w:t xml:space="preserve">Aplikovaná informatika </w:t>
+      </w:r>
+    </w:p>
+    <w:p>
+      <w:pPr>
+        <w:jc w:val="left"/>
+      </w:pPr>
+      <w:r>
+        <w:t>Obor:</w:t>
+      </w:r>
+      <w:r>
+        <w:tab/>
+      </w:r>
+      <w:r>
+        <w:tab/>
+      </w:r>
+      <w:r>
+        <w:tab/>
+      </w:r>
+      <w:r>
+        <w:tab/>
+        <w:t>Aplikovaná informatika</w:t>
+      </w:r>
+    </w:p>
+    <w:p>
+      <w:pPr>
+        <w:jc w:val="left"/>
+      </w:pPr>
+      <w:r>
+        <w:t xml:space="preserve">Garant studijního </w:t>
+      </w:r>
+      <w:r>
+        <w:tab/>
+      </w:r>
+      <w:r>
+        <w:tab/>
+      </w:r>
+      <w:r>
+        <w:t xml:space="preserve">doc. </w:t>
+      </w:r>
+      <w:r>
+        <w:t>Ing. Lenka Kuklišová Pavelková, Ph.D.</w:t>
+      </w:r>
+    </w:p>
+    <w:p>
+      <w:pPr>
+        <w:jc w:val="left"/>
+      </w:pPr>
+      <w:r>
+        <w:t xml:space="preserve"> programu:</w:t>
+      </w:r>
+      <w:r>
+        <w:tab/>
+      </w:r>
+    </w:p>
+    <w:p>
+      <w:pPr>
+        <w:jc w:val="left"/>
+      </w:pPr>
+      <w:r>
+        <w:t xml:space="preserve"> </w:t>
+      </w:r>
+    </w:p>
+    <w:p>
+      <w:pPr>
+        <w:jc w:val="left"/>
+      </w:pPr>
+    </w:p>
+    <w:p>
+      <w:pPr>
+        <w:ind w:left="2832" w:hanging="2832"/>
+        <w:jc w:val="left"/>
+        <w:rPr>
+          <w:b/>
+          <w:bCs/>
+        </w:rPr>
+      </w:pPr>
+      <w:r>
+        <w:t>Název práce:</w:t>
+      </w:r>
+      <w:r>
+        <w:tab/>
+      </w:r>
+      <w:r>
+        <w:rPr>
+          <w:b/>
+          <w:bCs/>
+        </w:rPr>
+        <w:t>Restrukturalizace webových stránek oddílu Taekwondo Lacek</w:t>
+      </w:r>
+    </w:p>
+    <w:p>
+      <w:pPr>
+        <w:jc w:val="left"/>
+      </w:pPr>
+      <w:r>
+        <w:t>Vedoucí práce:</w:t>
+      </w:r>
+      <w:r>
+        <w:tab/>
+      </w:r>
+      <w:r>
+        <w:tab/>
+      </w:r>
+      <w:r>
+        <w:tab/>
+        <w:t>Mgr. Hana Vojáčková, Ph.D.</w:t>
+      </w:r>
+      <w:r>
+        <w:br/>
+      </w:r>
+    </w:p>
+    <w:p>
+      <w:pPr>
+        <w:ind w:left="2832" w:hanging="2832"/>
+      </w:pPr>
+      <w:r>
+        <w:t>Cíl práce:</w:t>
+      </w:r>
+      <w:r>
+        <w:tab/>
+      </w:r>
+      <w:r>
+        <w:t>Cílem bakalářské práce je kompletní rekonstrukce webových stránek oddílu Taekwondo Lacek. Aktuální webové stránky jsou již velmi zastaralé, jak designově, tak i z hlediska funkčnosti. Změny se budou týkat především modernizace designu, zlepšení responzivity a přidání klíčových funkcí pro zajištění všech potřebných funkcionalit jako je přihlašování závodníků na akce či zkoušky, zobrazení kalendáře, ve kterém budou uvedeny termíny jednotlivých akcí. Dále bude přidán registrační formulář pro nové zájemce o členství v oddílu, implementována galerie obrázků, přidány odkazy na sociální sítě a zpřehledněna navigace.</w:t>
       </w:r>
     </w:p>
     <w:p>
@@ -953,7 +1142,7 @@
       <w:pPr>
         <w:spacing w:after="180"/>
         <w:sectPr>
-          <w:footerReference w:type="default" r:id="rId14"/>
+          <w:footerReference w:type="default" r:id="rId12"/>
           <w:pgSz w:w="11906" w:h="16838"/>
           <w:pgMar w:top="1418" w:right="1418" w:bottom="1418" w:left="1985" w:header="709" w:footer="709" w:gutter="0"/>
           <w:cols w:space="708"/>
@@ -3307,8 +3496,8 @@
       <w:pPr>
         <w:pStyle w:val="Nadpis1"/>
         <w:sectPr>
-          <w:headerReference w:type="default" r:id="rId15"/>
-          <w:footerReference w:type="default" r:id="rId16"/>
+          <w:headerReference w:type="default" r:id="rId13"/>
+          <w:footerReference w:type="default" r:id="rId14"/>
           <w:pgSz w:w="11906" w:h="16838"/>
           <w:pgMar w:top="1418" w:right="1418" w:bottom="1418" w:left="1985" w:header="709" w:footer="709" w:gutter="0"/>
           <w:cols w:space="708"/>
@@ -3324,12 +3513,12 @@
           <w:numId w:val="0"/>
         </w:numPr>
       </w:pPr>
-      <w:bookmarkStart w:id="1" w:name="_Toc223201194"/>
+      <w:bookmarkStart w:id="0" w:name="_Toc223201194"/>
       <w:r>
         <w:lastRenderedPageBreak/>
         <w:t>Seznam obrázků</w:t>
       </w:r>
-      <w:bookmarkEnd w:id="1"/>
+      <w:bookmarkEnd w:id="0"/>
     </w:p>
     <w:p>
       <w:pPr>
@@ -4713,12 +4902,12 @@
         </w:numPr>
         <w:ind w:left="431" w:hanging="431"/>
       </w:pPr>
-      <w:bookmarkStart w:id="2" w:name="_Toc223201195"/>
+      <w:bookmarkStart w:id="1" w:name="_Toc223201195"/>
       <w:r>
         <w:lastRenderedPageBreak/>
         <w:t>Seznam zkratek</w:t>
       </w:r>
-      <w:bookmarkEnd w:id="2"/>
+      <w:bookmarkEnd w:id="1"/>
     </w:p>
     <w:p>
       <w:pPr>
@@ -4909,7 +5098,7 @@
     <w:p>
       <w:pPr>
         <w:sectPr>
-          <w:footerReference w:type="default" r:id="rId17"/>
+          <w:footerReference w:type="default" r:id="rId15"/>
           <w:pgSz w:w="11906" w:h="16838"/>
           <w:pgMar w:top="1418" w:right="1418" w:bottom="1418" w:left="1985" w:header="709" w:footer="709" w:gutter="0"/>
           <w:cols w:space="708"/>
@@ -4926,12 +5115,12 @@
         </w:numPr>
         <w:ind w:left="431" w:hanging="431"/>
       </w:pPr>
-      <w:bookmarkStart w:id="3" w:name="_Toc223201196"/>
+      <w:bookmarkStart w:id="2" w:name="_Toc223201196"/>
       <w:r>
         <w:lastRenderedPageBreak/>
         <w:t>Úvod</w:t>
       </w:r>
-      <w:bookmarkEnd w:id="3"/>
+      <w:bookmarkEnd w:id="2"/>
     </w:p>
     <w:p>
       <w:pPr>
@@ -5005,174 +5194,174 @@
       <w:pPr>
         <w:pStyle w:val="Nadpis1"/>
       </w:pPr>
-      <w:bookmarkStart w:id="4" w:name="_Toc223201197"/>
+      <w:bookmarkStart w:id="3" w:name="_Toc223201197"/>
       <w:r>
         <w:lastRenderedPageBreak/>
         <w:t>Komunikace se zákazníkem</w:t>
       </w:r>
+      <w:bookmarkEnd w:id="3"/>
+      <w:r>
+        <w:t xml:space="preserve"> </w:t>
+      </w:r>
+    </w:p>
+    <w:p>
+      <w:r>
+        <w:t xml:space="preserve">Před samotnou tvorbou webových stránek bylo potřeba spojit se s majitelem oddílu Petrem Lackem a ostatními členy, kteří se aktivně podílí na propagaci, trénincích a organizacích sportovních událostí </w:t>
+      </w:r>
+      <w:r>
+        <w:t>oddílu.</w:t>
+      </w:r>
+    </w:p>
+    <w:p>
+      <w:r>
+        <w:t>Pro usměrnění komunikace jsme si založili, hromadný chat na komunikační platformě Messenger, kde jsme spolu vše potřebné konzultovali.</w:t>
+      </w:r>
+      <w:r>
+        <w:t xml:space="preserve"> </w:t>
+      </w:r>
+      <w:r>
+        <w:t xml:space="preserve">Hlavním předmětem konzultace bylo stanovení požadovaných </w:t>
+      </w:r>
+      <w:r>
+        <w:t>funkcí</w:t>
+      </w:r>
+      <w:r>
+        <w:t xml:space="preserve"> a návrh grafického designu.</w:t>
+      </w:r>
+    </w:p>
+    <w:p>
+      <w:r>
+        <w:t xml:space="preserve">Díky společné komunikaci jsem si uvědomil spoustu důležitých aspektů, na které bych se měl zaměřit a které bych měl vynechat. Jedním z aspektů byl můj návrh evidence umístění jednotlivých závodníků na akcích. Majitelem oddílu mi bylo vysvětleno, že se jedná o velmi dobrý návrh, ale že bohužel ne pokaždé lze všechna umístění evidovat a že </w:t>
+      </w:r>
+      <w:r>
+        <w:t>nemá k dispozici úspěchy všech závodníků z let minulých.</w:t>
+      </w:r>
+    </w:p>
+    <w:p>
+      <w:pPr>
+        <w:pStyle w:val="Nadpis2"/>
+      </w:pPr>
+      <w:bookmarkStart w:id="4" w:name="_Toc223201198"/>
+      <w:r>
+        <w:t>Stanovení požadovaných funkcí</w:t>
+      </w:r>
       <w:bookmarkEnd w:id="4"/>
+    </w:p>
+    <w:p>
+      <w:r>
+        <w:t>Komunikace se zákazníkem mi pomohla stanovit všechny potřebné funkcionality, kterými bude nový web disponovat.</w:t>
+      </w:r>
+    </w:p>
+    <w:p>
+      <w:r>
+        <w:t xml:space="preserve">Důležitým prvkem </w:t>
+      </w:r>
+      <w:r>
+        <w:t>je</w:t>
+      </w:r>
+      <w:r>
+        <w:t xml:space="preserve"> kalendář akcí, který se bude nacházet na hlavní stránce a bude zobrazovat všechny turnaje či zkoušky</w:t>
+      </w:r>
+      <w:r>
+        <w:t xml:space="preserve">. Každý člen oddílu bude mít vytvořen vlastní uživatelský profil nebo si o jeho tvorbu bude moci zažádat skrze formulář. Uživatelské profily budou umožnovat závodníkům se přihlásit na turnaje, zkoušky nebo si případně zažádat o vydání nové svazové známky, knížečky či </w:t>
+      </w:r>
+      <w:r>
+        <w:t>si objednat nové týmové oblečení.</w:t>
+      </w:r>
+    </w:p>
+    <w:p>
+      <w:r>
+        <w:t xml:space="preserve">Kromě kalendáře akcí se na hlavní stránce bude nacházet </w:t>
+      </w:r>
+      <w:r>
+        <w:t>newsletter</w:t>
+      </w:r>
+      <w:r>
+        <w:t>, který odebírajícím členům bude zasílat pravidelné upozornění</w:t>
+      </w:r>
+      <w:r>
+        <w:t>,</w:t>
+      </w:r>
+      <w:r>
+        <w:t xml:space="preserve"> pokud bude oznámen nový turnaj či zkouška.</w:t>
+      </w:r>
+    </w:p>
+    <w:p>
+      <w:r>
+        <w:t>Stávající webové stránky nejsou responzivní a velmi špatně se prohlíží například z mobilního telefonu. Další nutnou funkcionalitou je tedy responzivita.</w:t>
+      </w:r>
+    </w:p>
+    <w:p>
+      <w:r>
+        <w:t>V neposlední řade</w:t>
+      </w:r>
+      <w:r>
+        <w:t xml:space="preserve"> se na mě majitel oddílu obrátil s tím, že si přeje mít na úvodní stránce </w:t>
+      </w:r>
+      <w:r>
+        <w:t>video galerii</w:t>
+      </w:r>
+      <w:r>
+        <w:t xml:space="preserve"> se sloganem</w:t>
+      </w:r>
+      <w:r>
+        <w:t xml:space="preserve"> a rád by na měl v patičce odkazy na týmové sociální sítě.</w:t>
+      </w:r>
+    </w:p>
+    <w:p>
+      <w:pPr>
+        <w:pStyle w:val="Nadpis2"/>
+      </w:pPr>
+      <w:bookmarkStart w:id="5" w:name="_Toc223201199"/>
+      <w:r>
+        <w:t>Návrh grafického designu</w:t>
+      </w:r>
+      <w:bookmarkEnd w:id="5"/>
+    </w:p>
+    <w:p>
+      <w:r>
+        <w:t xml:space="preserve">Po stanovení požadovaných funkcí bylo potřeba se zákazníkem vykomunikovat návrh grafického designu nových webových stránek. Společně jsme se shodli na použití </w:t>
+      </w:r>
+      <w:r>
+        <w:t>barevné palety, která reprezentuje náš oddíl</w:t>
+      </w:r>
+      <w:r>
+        <w:t xml:space="preserve"> a </w:t>
+      </w:r>
+      <w:r>
+        <w:t>také</w:t>
+      </w:r>
+      <w:r>
+        <w:t xml:space="preserve"> samotné </w:t>
+      </w:r>
+      <w:r>
+        <w:t>T</w:t>
+      </w:r>
+      <w:r>
+        <w:t xml:space="preserve">aekwondo. </w:t>
+      </w:r>
+      <w:r>
+        <w:t>Zmíněná barevná paleta se skládá ze zelené, černé a bílé barvy.</w:t>
+      </w:r>
+    </w:p>
+    <w:p>
+      <w:r>
+        <w:t xml:space="preserve">Mou vizí bylo vytvořit jednoduchý, ale zároveň přehledný design, který bude mít za cíl zaujmout co nejvíce návštěvníku s čímž majitel organizace souhlasil. </w:t>
+      </w:r>
+      <w:r>
+        <w:t>Pro estetiku, zde použiji několik ikon, které jsou zdarma k použití na internetu.</w:t>
+      </w:r>
+    </w:p>
+    <w:p>
+      <w:r>
+        <w:t xml:space="preserve">Součástí nového designu bude i </w:t>
+      </w:r>
+      <w:r>
+        <w:t>předělání</w:t>
+      </w:r>
       <w:r>
         <w:t xml:space="preserve"> </w:t>
       </w:r>
-    </w:p>
-    <w:p>
-      <w:r>
-        <w:t xml:space="preserve">Před samotnou tvorbou webových stránek bylo potřeba spojit se s majitelem oddílu Petrem Lackem a ostatními členy, kteří se aktivně podílí na propagaci, trénincích a organizacích sportovních událostí </w:t>
-      </w:r>
-      <w:r>
-        <w:t>oddílu.</w:t>
-      </w:r>
-    </w:p>
-    <w:p>
-      <w:r>
-        <w:t>Pro usměrnění komunikace jsme si založili, hromadný chat na komunikační platformě Messenger, kde jsme spolu vše potřebné konzultovali.</w:t>
-      </w:r>
-      <w:r>
-        <w:t xml:space="preserve"> </w:t>
-      </w:r>
-      <w:r>
-        <w:t xml:space="preserve">Hlavním předmětem konzultace bylo stanovení požadovaných </w:t>
-      </w:r>
-      <w:r>
-        <w:t>funkcí</w:t>
-      </w:r>
-      <w:r>
-        <w:t xml:space="preserve"> a návrh grafického designu.</w:t>
-      </w:r>
-    </w:p>
-    <w:p>
-      <w:r>
-        <w:t xml:space="preserve">Díky společné komunikaci jsem si uvědomil spoustu důležitých aspektů, na které bych se měl zaměřit a které bych měl vynechat. Jedním z aspektů byl můj návrh evidence umístění jednotlivých závodníků na akcích. Majitelem oddílu mi bylo vysvětleno, že se jedná o velmi dobrý návrh, ale že bohužel ne pokaždé lze všechna umístění evidovat a že </w:t>
-      </w:r>
-      <w:r>
-        <w:t>nemá k dispozici úspěchy všech závodníků z let minulých.</w:t>
-      </w:r>
-    </w:p>
-    <w:p>
-      <w:pPr>
-        <w:pStyle w:val="Nadpis2"/>
-      </w:pPr>
-      <w:bookmarkStart w:id="5" w:name="_Toc223201198"/>
-      <w:r>
-        <w:t>Stanovení požadovaných funkcí</w:t>
-      </w:r>
-      <w:bookmarkEnd w:id="5"/>
-    </w:p>
-    <w:p>
-      <w:r>
-        <w:t>Komunikace se zákazníkem mi pomohla stanovit všechny potřebné funkcionality, kterými bude nový web disponovat.</w:t>
-      </w:r>
-    </w:p>
-    <w:p>
-      <w:r>
-        <w:t xml:space="preserve">Důležitým prvkem </w:t>
-      </w:r>
-      <w:r>
-        <w:t>je</w:t>
-      </w:r>
-      <w:r>
-        <w:t xml:space="preserve"> kalendář akcí, který se bude nacházet na hlavní stránce a bude zobrazovat všechny turnaje či zkoušky</w:t>
-      </w:r>
-      <w:r>
-        <w:t xml:space="preserve">. Každý člen oddílu bude mít vytvořen vlastní uživatelský profil nebo si o jeho tvorbu bude moci zažádat skrze formulář. Uživatelské profily budou umožnovat závodníkům se přihlásit na turnaje, zkoušky nebo si případně zažádat o vydání nové svazové známky, knížečky či </w:t>
-      </w:r>
-      <w:r>
-        <w:t>si objednat nové týmové oblečení.</w:t>
-      </w:r>
-    </w:p>
-    <w:p>
-      <w:r>
-        <w:t xml:space="preserve">Kromě kalendáře akcí se na hlavní stránce bude nacházet </w:t>
-      </w:r>
-      <w:r>
-        <w:t>newsletter</w:t>
-      </w:r>
-      <w:r>
-        <w:t>, který odebírajícím členům bude zasílat pravidelné upozornění</w:t>
-      </w:r>
-      <w:r>
-        <w:t>,</w:t>
-      </w:r>
-      <w:r>
-        <w:t xml:space="preserve"> pokud bude oznámen nový turnaj či zkouška.</w:t>
-      </w:r>
-    </w:p>
-    <w:p>
-      <w:r>
-        <w:t>Stávající webové stránky nejsou responzivní a velmi špatně se prohlíží například z mobilního telefonu. Další nutnou funkcionalitou je tedy responzivita.</w:t>
-      </w:r>
-    </w:p>
-    <w:p>
-      <w:r>
-        <w:t>V neposlední řade</w:t>
-      </w:r>
-      <w:r>
-        <w:t xml:space="preserve"> se na mě majitel oddílu obrátil s tím, že si přeje mít na úvodní stránce </w:t>
-      </w:r>
-      <w:r>
-        <w:t>video galerii</w:t>
-      </w:r>
-      <w:r>
-        <w:t xml:space="preserve"> se sloganem</w:t>
-      </w:r>
-      <w:r>
-        <w:t xml:space="preserve"> a rád by na měl v patičce odkazy na týmové sociální sítě.</w:t>
-      </w:r>
-    </w:p>
-    <w:p>
-      <w:pPr>
-        <w:pStyle w:val="Nadpis2"/>
-      </w:pPr>
-      <w:bookmarkStart w:id="6" w:name="_Toc223201199"/>
-      <w:r>
-        <w:t>Návrh grafického designu</w:t>
-      </w:r>
-      <w:bookmarkEnd w:id="6"/>
-    </w:p>
-    <w:p>
-      <w:r>
-        <w:t xml:space="preserve">Po stanovení požadovaných funkcí bylo potřeba se zákazníkem vykomunikovat návrh grafického designu nových webových stránek. Společně jsme se shodli na použití </w:t>
-      </w:r>
-      <w:r>
-        <w:t>barevné palety, která reprezentuje náš oddíl</w:t>
-      </w:r>
-      <w:r>
-        <w:t xml:space="preserve"> a </w:t>
-      </w:r>
-      <w:r>
-        <w:t>také</w:t>
-      </w:r>
-      <w:r>
-        <w:t xml:space="preserve"> samotné </w:t>
-      </w:r>
-      <w:r>
-        <w:t>T</w:t>
-      </w:r>
-      <w:r>
-        <w:t xml:space="preserve">aekwondo. </w:t>
-      </w:r>
-      <w:r>
-        <w:t>Zmíněná barevná paleta se skládá ze zelené, černé a bílé barvy.</w:t>
-      </w:r>
-    </w:p>
-    <w:p>
-      <w:r>
-        <w:t xml:space="preserve">Mou vizí bylo vytvořit jednoduchý, ale zároveň přehledný design, který bude mít za cíl zaujmout co nejvíce návštěvníku s čímž majitel organizace souhlasil. </w:t>
-      </w:r>
-      <w:r>
-        <w:t>Pro estetiku, zde použiji několik ikon, které jsou zdarma k použití na internetu.</w:t>
-      </w:r>
-    </w:p>
-    <w:p>
-      <w:r>
-        <w:t xml:space="preserve">Součástí nového designu bude i </w:t>
-      </w:r>
-      <w:r>
-        <w:t>předělání</w:t>
-      </w:r>
-      <w:r>
-        <w:t xml:space="preserve"> </w:t>
-      </w:r>
       <w:r>
         <w:t xml:space="preserve">stávajícího </w:t>
       </w:r>
@@ -5193,54 +5382,54 @@
       <w:pPr>
         <w:pStyle w:val="Nadpis1"/>
       </w:pPr>
-      <w:bookmarkStart w:id="7" w:name="_Toc223201200"/>
+      <w:bookmarkStart w:id="6" w:name="_Toc223201200"/>
       <w:r>
         <w:lastRenderedPageBreak/>
         <w:t>Teoretická východiska</w:t>
       </w:r>
+      <w:bookmarkEnd w:id="6"/>
+    </w:p>
+    <w:p>
+      <w:r>
+        <w:t xml:space="preserve">Kapitola popisující </w:t>
+      </w:r>
+      <w:r>
+        <w:t xml:space="preserve">teoretická východiska bakalářské </w:t>
+      </w:r>
+      <w:r>
+        <w:t>práce,</w:t>
+      </w:r>
+      <w:r>
+        <w:t xml:space="preserve"> do kter</w:t>
+      </w:r>
+      <w:r>
+        <w:t>é</w:t>
+      </w:r>
+      <w:r>
+        <w:t xml:space="preserve"> se </w:t>
+      </w:r>
+      <w:r>
+        <w:t>řadí,</w:t>
+      </w:r>
+      <w:r>
+        <w:t xml:space="preserve"> co to je Taekwondo,</w:t>
+      </w:r>
+      <w:r>
+        <w:t xml:space="preserve"> úvod do problematiky webových stránek, technologie a nástroje pro vývoj webu</w:t>
+      </w:r>
+      <w:r>
+        <w:t>.</w:t>
+      </w:r>
+    </w:p>
+    <w:p>
+      <w:pPr>
+        <w:pStyle w:val="Nadpis2"/>
+      </w:pPr>
+      <w:bookmarkStart w:id="7" w:name="_Toc223201201"/>
+      <w:r>
+        <w:t>Co to je Taekwondo</w:t>
+      </w:r>
       <w:bookmarkEnd w:id="7"/>
-    </w:p>
-    <w:p>
-      <w:r>
-        <w:t xml:space="preserve">Kapitola popisující </w:t>
-      </w:r>
-      <w:r>
-        <w:t xml:space="preserve">teoretická východiska bakalářské </w:t>
-      </w:r>
-      <w:r>
-        <w:t>práce,</w:t>
-      </w:r>
-      <w:r>
-        <w:t xml:space="preserve"> do kter</w:t>
-      </w:r>
-      <w:r>
-        <w:t>é</w:t>
-      </w:r>
-      <w:r>
-        <w:t xml:space="preserve"> se </w:t>
-      </w:r>
-      <w:r>
-        <w:t>řadí,</w:t>
-      </w:r>
-      <w:r>
-        <w:t xml:space="preserve"> co to je Taekwondo,</w:t>
-      </w:r>
-      <w:r>
-        <w:t xml:space="preserve"> úvod do problematiky webových stránek, technologie a nástroje pro vývoj webu</w:t>
-      </w:r>
-      <w:r>
-        <w:t>.</w:t>
-      </w:r>
-    </w:p>
-    <w:p>
-      <w:pPr>
-        <w:pStyle w:val="Nadpis2"/>
-      </w:pPr>
-      <w:bookmarkStart w:id="8" w:name="_Toc223201201"/>
-      <w:r>
-        <w:t>Co to je Taekwondo</w:t>
-      </w:r>
-      <w:bookmarkEnd w:id="8"/>
     </w:p>
     <w:p>
       <w:r>
@@ -5386,29 +5575,29 @@
       <w:pPr>
         <w:pStyle w:val="Nadpis2"/>
       </w:pPr>
-      <w:bookmarkStart w:id="9" w:name="_Toc223201202"/>
+      <w:bookmarkStart w:id="8" w:name="_Toc223201202"/>
       <w:r>
         <w:t>Úvod do problematiky webových stránek</w:t>
       </w:r>
+      <w:bookmarkEnd w:id="8"/>
+    </w:p>
+    <w:p>
+      <w:r>
+        <w:t xml:space="preserve">Webové stránky jsou v dnešní době již nedílnou součástí moderního světa. Pomocí webových stránek jsme schopni </w:t>
+      </w:r>
+      <w:r>
+        <w:t>se na internetu prezentovat, předávat informace, nabízet služby či komunikovat. Kapitola se zabývá definicí webových stránek, jejich významem, historií, současnými trendy a bezpečností.</w:t>
+      </w:r>
+    </w:p>
+    <w:p>
+      <w:pPr>
+        <w:pStyle w:val="Nadpis2"/>
+      </w:pPr>
+      <w:bookmarkStart w:id="9" w:name="_Toc223201203"/>
+      <w:r>
+        <w:t>Definice webových stránek</w:t>
+      </w:r>
       <w:bookmarkEnd w:id="9"/>
-    </w:p>
-    <w:p>
-      <w:r>
-        <w:t xml:space="preserve">Webové stránky jsou v dnešní době již nedílnou součástí moderního světa. Pomocí webových stránek jsme schopni </w:t>
-      </w:r>
-      <w:r>
-        <w:t>se na internetu prezentovat, předávat informace, nabízet služby či komunikovat. Kapitola se zabývá definicí webových stránek, jejich významem, historií, současnými trendy a bezpečností.</w:t>
-      </w:r>
-    </w:p>
-    <w:p>
-      <w:pPr>
-        <w:pStyle w:val="Nadpis2"/>
-      </w:pPr>
-      <w:bookmarkStart w:id="10" w:name="_Toc223201203"/>
-      <w:r>
-        <w:t>Definice webových stránek</w:t>
-      </w:r>
-      <w:bookmarkEnd w:id="10"/>
     </w:p>
     <w:p>
       <w:r>
@@ -5479,53 +5668,53 @@
       <w:pPr>
         <w:pStyle w:val="Nadpis2"/>
       </w:pPr>
-      <w:bookmarkStart w:id="11" w:name="_Toc223201204"/>
+      <w:bookmarkStart w:id="10" w:name="_Toc223201204"/>
       <w:r>
         <w:t>Význam webových stránek</w:t>
       </w:r>
+      <w:bookmarkEnd w:id="10"/>
+    </w:p>
+    <w:p>
+      <w:r>
+        <w:t>Webová stránka je dokument nebo soubor dokumentů zpřístupněný na internetu, který je možné zobrazit pomocí webového prohlížeče. Podle definice organizace W3C (World Wide Web Consortium) je webová stránka strukturována pomocí jazyka HTML</w:t>
+      </w:r>
+      <w:r>
+        <w:t xml:space="preserve"> </w:t>
+      </w:r>
+      <w:r>
+        <w:t>a obvykle obsahuje text, multimediální obsah a odkazy na jiné stránky. Každá webová stránka má svou jedinečnou adresu (URL), která ji identifikuje na internetu (W3C, 2024).</w:t>
+      </w:r>
+    </w:p>
+    <w:p>
+      <w:pPr>
+        <w:pStyle w:val="Nadpis2"/>
+      </w:pPr>
+      <w:bookmarkStart w:id="11" w:name="_Toc223201205"/>
+      <w:r>
+        <w:t>Historický vývoj</w:t>
+      </w:r>
       <w:bookmarkEnd w:id="11"/>
     </w:p>
     <w:p>
       <w:r>
-        <w:t>Webová stránka je dokument nebo soubor dokumentů zpřístupněný na internetu, který je možné zobrazit pomocí webového prohlížeče. Podle definice organizace W3C (World Wide Web Consortium) je webová stránka strukturována pomocí jazyka HTML</w:t>
-      </w:r>
-      <w:r>
-        <w:t xml:space="preserve"> </w:t>
-      </w:r>
-      <w:r>
-        <w:t>a obvykle obsahuje text, multimediální obsah a odkazy na jiné stránky. Každá webová stránka má svou jedinečnou adresu (URL), která ji identifikuje na internetu (W3C, 2024).</w:t>
+        <w:t xml:space="preserve">První webová stránka byla vytvořena v roce 1991 Timem Berners-Leem, který je považován za otce World Wide Webu (Berners-Lee, 1991). V prvních letech byly webové stránky jednoduché a zaměřené na text. Výrazný pokrok nastal s příchodem CSS (Cascading Style Sheets) v roce 1996, které umožnily lepší design a stylizaci. Nástup Webu 2.0 v roce 2004 přinesl interaktivitu </w:t>
+      </w:r>
+      <w:r>
+        <w:br/>
+      </w:r>
+      <w:r>
+        <w:t>a uživatelsky generovaný obsah. V současnosti jsou webové stránky sofistikované, zaměřené na uživatelský zážitek a přizpůsobené mobilním zařízením (O'Reilly, 2005).</w:t>
       </w:r>
     </w:p>
     <w:p>
       <w:pPr>
         <w:pStyle w:val="Nadpis2"/>
       </w:pPr>
-      <w:bookmarkStart w:id="12" w:name="_Toc223201205"/>
-      <w:r>
-        <w:t>Historický vývoj</w:t>
+      <w:bookmarkStart w:id="12" w:name="_Toc223201206"/>
+      <w:r>
+        <w:t>Současné trendy</w:t>
       </w:r>
       <w:bookmarkEnd w:id="12"/>
-    </w:p>
-    <w:p>
-      <w:r>
-        <w:t xml:space="preserve">První webová stránka byla vytvořena v roce 1991 Timem Berners-Leem, který je považován za otce World Wide Webu (Berners-Lee, 1991). V prvních letech byly webové stránky jednoduché a zaměřené na text. Výrazný pokrok nastal s příchodem CSS (Cascading Style Sheets) v roce 1996, které umožnily lepší design a stylizaci. Nástup Webu 2.0 v roce 2004 přinesl interaktivitu </w:t>
-      </w:r>
-      <w:r>
-        <w:br/>
-      </w:r>
-      <w:r>
-        <w:t>a uživatelsky generovaný obsah. V současnosti jsou webové stránky sofistikované, zaměřené na uživatelský zážitek a přizpůsobené mobilním zařízením (O'Reilly, 2005).</w:t>
-      </w:r>
-    </w:p>
-    <w:p>
-      <w:pPr>
-        <w:pStyle w:val="Nadpis2"/>
-      </w:pPr>
-      <w:bookmarkStart w:id="13" w:name="_Toc223201206"/>
-      <w:r>
-        <w:t>Současné trendy</w:t>
-      </w:r>
-      <w:bookmarkEnd w:id="13"/>
     </w:p>
     <w:p>
       <w:r>
@@ -5584,11 +5773,11 @@
       <w:pPr>
         <w:pStyle w:val="Nadpis2"/>
       </w:pPr>
-      <w:bookmarkStart w:id="14" w:name="_Toc223201207"/>
+      <w:bookmarkStart w:id="13" w:name="_Toc223201207"/>
       <w:r>
         <w:t>Bezpečnost</w:t>
       </w:r>
-      <w:bookmarkEnd w:id="14"/>
+      <w:bookmarkEnd w:id="13"/>
     </w:p>
     <w:p>
       <w:r>
@@ -5851,11 +6040,11 @@
       <w:pPr>
         <w:pStyle w:val="Nadpis2"/>
       </w:pPr>
-      <w:bookmarkStart w:id="15" w:name="_Toc223201208"/>
+      <w:bookmarkStart w:id="14" w:name="_Toc223201208"/>
       <w:r>
         <w:t>Technologie a nástroje pro vývoj webu</w:t>
       </w:r>
-      <w:bookmarkEnd w:id="15"/>
+      <w:bookmarkEnd w:id="14"/>
     </w:p>
     <w:p>
       <w:r>
@@ -6024,7 +6213,7 @@
                     <pic:cNvPicPr/>
                   </pic:nvPicPr>
                   <pic:blipFill>
-                    <a:blip r:embed="rId18"/>
+                    <a:blip r:embed="rId16"/>
                     <a:stretch>
                       <a:fillRect/>
                     </a:stretch>
@@ -6049,25 +6238,38 @@
       <w:pPr>
         <w:pStyle w:val="Titulek"/>
       </w:pPr>
-      <w:bookmarkStart w:id="16" w:name="_Toc223199525"/>
+      <w:bookmarkStart w:id="15" w:name="_Toc223199525"/>
       <w:r>
         <w:t xml:space="preserve">Obr. </w:t>
       </w:r>
-      <w:fldSimple w:instr=" SEQ Obr. \* ARABIC ">
-        <w:r>
-          <w:rPr>
-            <w:noProof/>
-          </w:rPr>
-          <w:t>1</w:t>
-        </w:r>
-      </w:fldSimple>
+      <w:r>
+        <w:fldChar w:fldCharType="begin"/>
+      </w:r>
+      <w:r>
+        <w:instrText xml:space="preserve"> SEQ Obr. \* ARABIC </w:instrText>
+      </w:r>
+      <w:r>
+        <w:fldChar w:fldCharType="separate"/>
+      </w:r>
+      <w:r>
+        <w:rPr>
+          <w:noProof/>
+        </w:rPr>
+        <w:t>1</w:t>
+      </w:r>
+      <w:r>
+        <w:rPr>
+          <w:noProof/>
+        </w:rPr>
+        <w:fldChar w:fldCharType="end"/>
+      </w:r>
       <w:r>
         <w:t xml:space="preserve">: TailwindCSS </w:t>
       </w:r>
       <w:r>
         <w:t>syntaxe</w:t>
       </w:r>
-      <w:bookmarkEnd w:id="16"/>
+      <w:bookmarkEnd w:id="15"/>
     </w:p>
     <w:p>
       <w:pPr>
@@ -6322,7 +6524,7 @@
                     <pic:cNvPicPr/>
                   </pic:nvPicPr>
                   <pic:blipFill>
-                    <a:blip r:embed="rId19"/>
+                    <a:blip r:embed="rId17"/>
                     <a:stretch>
                       <a:fillRect/>
                     </a:stretch>
@@ -6347,22 +6549,35 @@
       <w:pPr>
         <w:pStyle w:val="Titulek"/>
       </w:pPr>
-      <w:bookmarkStart w:id="17" w:name="_Toc223199526"/>
+      <w:bookmarkStart w:id="16" w:name="_Toc223199526"/>
       <w:r>
         <w:t xml:space="preserve">Obr. </w:t>
       </w:r>
-      <w:fldSimple w:instr=" SEQ Obr. \* ARABIC ">
-        <w:r>
-          <w:rPr>
-            <w:noProof/>
-          </w:rPr>
-          <w:t>2</w:t>
-        </w:r>
-      </w:fldSimple>
+      <w:r>
+        <w:fldChar w:fldCharType="begin"/>
+      </w:r>
+      <w:r>
+        <w:instrText xml:space="preserve"> SEQ Obr. \* ARABIC </w:instrText>
+      </w:r>
+      <w:r>
+        <w:fldChar w:fldCharType="separate"/>
+      </w:r>
+      <w:r>
+        <w:rPr>
+          <w:noProof/>
+        </w:rPr>
+        <w:t>2</w:t>
+      </w:r>
+      <w:r>
+        <w:rPr>
+          <w:noProof/>
+        </w:rPr>
+        <w:fldChar w:fldCharType="end"/>
+      </w:r>
       <w:r>
         <w:t>: Ukázka hooku</w:t>
       </w:r>
-      <w:bookmarkEnd w:id="17"/>
+      <w:bookmarkEnd w:id="16"/>
     </w:p>
     <w:p>
       <w:pPr>
@@ -6432,7 +6647,7 @@
                     <pic:cNvPicPr/>
                   </pic:nvPicPr>
                   <pic:blipFill>
-                    <a:blip r:embed="rId20"/>
+                    <a:blip r:embed="rId18"/>
                     <a:stretch>
                       <a:fillRect/>
                     </a:stretch>
@@ -6457,22 +6672,35 @@
       <w:pPr>
         <w:pStyle w:val="Titulek"/>
       </w:pPr>
-      <w:bookmarkStart w:id="18" w:name="_Toc223199527"/>
+      <w:bookmarkStart w:id="17" w:name="_Toc223199527"/>
       <w:r>
         <w:t xml:space="preserve">Obr. </w:t>
       </w:r>
-      <w:fldSimple w:instr=" SEQ Obr. \* ARABIC ">
-        <w:r>
-          <w:rPr>
-            <w:noProof/>
-          </w:rPr>
-          <w:t>3</w:t>
-        </w:r>
-      </w:fldSimple>
+      <w:r>
+        <w:fldChar w:fldCharType="begin"/>
+      </w:r>
+      <w:r>
+        <w:instrText xml:space="preserve"> SEQ Obr. \* ARABIC </w:instrText>
+      </w:r>
+      <w:r>
+        <w:fldChar w:fldCharType="separate"/>
+      </w:r>
+      <w:r>
+        <w:rPr>
+          <w:noProof/>
+        </w:rPr>
+        <w:t>3</w:t>
+      </w:r>
+      <w:r>
+        <w:rPr>
+          <w:noProof/>
+        </w:rPr>
+        <w:fldChar w:fldCharType="end"/>
+      </w:r>
       <w:r>
         <w:t>: Příklad komponenty</w:t>
       </w:r>
-      <w:bookmarkEnd w:id="18"/>
+      <w:bookmarkEnd w:id="17"/>
     </w:p>
     <w:p>
       <w:pPr>
@@ -6521,7 +6749,7 @@
                     <pic:cNvPicPr/>
                   </pic:nvPicPr>
                   <pic:blipFill>
-                    <a:blip r:embed="rId21"/>
+                    <a:blip r:embed="rId19"/>
                     <a:stretch>
                       <a:fillRect/>
                     </a:stretch>
@@ -6546,22 +6774,35 @@
       <w:pPr>
         <w:pStyle w:val="Titulek"/>
       </w:pPr>
-      <w:bookmarkStart w:id="19" w:name="_Toc223199528"/>
+      <w:bookmarkStart w:id="18" w:name="_Toc223199528"/>
       <w:r>
         <w:t xml:space="preserve">Obr. </w:t>
       </w:r>
-      <w:fldSimple w:instr=" SEQ Obr. \* ARABIC ">
-        <w:r>
-          <w:rPr>
-            <w:noProof/>
-          </w:rPr>
-          <w:t>4</w:t>
-        </w:r>
-      </w:fldSimple>
+      <w:r>
+        <w:fldChar w:fldCharType="begin"/>
+      </w:r>
+      <w:r>
+        <w:instrText xml:space="preserve"> SEQ Obr. \* ARABIC </w:instrText>
+      </w:r>
+      <w:r>
+        <w:fldChar w:fldCharType="separate"/>
+      </w:r>
+      <w:r>
+        <w:rPr>
+          <w:noProof/>
+        </w:rPr>
+        <w:t>4</w:t>
+      </w:r>
+      <w:r>
+        <w:rPr>
+          <w:noProof/>
+        </w:rPr>
+        <w:fldChar w:fldCharType="end"/>
+      </w:r>
       <w:r>
         <w:t>: Komponenta se vstupy</w:t>
       </w:r>
-      <w:bookmarkEnd w:id="19"/>
+      <w:bookmarkEnd w:id="18"/>
     </w:p>
     <w:p>
       <w:pPr>
@@ -6597,7 +6838,7 @@
                     <pic:cNvPicPr/>
                   </pic:nvPicPr>
                   <pic:blipFill>
-                    <a:blip r:embed="rId22"/>
+                    <a:blip r:embed="rId20"/>
                     <a:stretch>
                       <a:fillRect/>
                     </a:stretch>
@@ -6622,22 +6863,35 @@
       <w:pPr>
         <w:pStyle w:val="Titulek"/>
       </w:pPr>
-      <w:bookmarkStart w:id="20" w:name="_Toc223199529"/>
+      <w:bookmarkStart w:id="19" w:name="_Toc223199529"/>
       <w:r>
         <w:t xml:space="preserve">Obr. </w:t>
       </w:r>
-      <w:fldSimple w:instr=" SEQ Obr. \* ARABIC ">
-        <w:r>
-          <w:rPr>
-            <w:noProof/>
-          </w:rPr>
-          <w:t>5</w:t>
-        </w:r>
-      </w:fldSimple>
+      <w:r>
+        <w:fldChar w:fldCharType="begin"/>
+      </w:r>
+      <w:r>
+        <w:instrText xml:space="preserve"> SEQ Obr. \* ARABIC </w:instrText>
+      </w:r>
+      <w:r>
+        <w:fldChar w:fldCharType="separate"/>
+      </w:r>
+      <w:r>
+        <w:rPr>
+          <w:noProof/>
+        </w:rPr>
+        <w:t>5</w:t>
+      </w:r>
+      <w:r>
+        <w:rPr>
+          <w:noProof/>
+        </w:rPr>
+        <w:fldChar w:fldCharType="end"/>
+      </w:r>
       <w:r>
         <w:t>: Práce se vstupy</w:t>
       </w:r>
-      <w:bookmarkEnd w:id="20"/>
+      <w:bookmarkEnd w:id="19"/>
     </w:p>
     <w:p>
       <w:pPr>
@@ -6677,7 +6931,7 @@
                     <pic:cNvPicPr/>
                   </pic:nvPicPr>
                   <pic:blipFill>
-                    <a:blip r:embed="rId23"/>
+                    <a:blip r:embed="rId21"/>
                     <a:stretch>
                       <a:fillRect/>
                     </a:stretch>
@@ -6702,22 +6956,35 @@
       <w:pPr>
         <w:pStyle w:val="Titulek"/>
       </w:pPr>
-      <w:bookmarkStart w:id="21" w:name="_Toc223199530"/>
+      <w:bookmarkStart w:id="20" w:name="_Toc223199530"/>
       <w:r>
         <w:t xml:space="preserve">Obr. </w:t>
       </w:r>
-      <w:fldSimple w:instr=" SEQ Obr. \* ARABIC ">
-        <w:r>
-          <w:rPr>
-            <w:noProof/>
-          </w:rPr>
-          <w:t>6</w:t>
-        </w:r>
-      </w:fldSimple>
+      <w:r>
+        <w:fldChar w:fldCharType="begin"/>
+      </w:r>
+      <w:r>
+        <w:instrText xml:space="preserve"> SEQ Obr. \* ARABIC </w:instrText>
+      </w:r>
+      <w:r>
+        <w:fldChar w:fldCharType="separate"/>
+      </w:r>
+      <w:r>
+        <w:rPr>
+          <w:noProof/>
+        </w:rPr>
+        <w:t>6</w:t>
+      </w:r>
+      <w:r>
+        <w:rPr>
+          <w:noProof/>
+        </w:rPr>
+        <w:fldChar w:fldCharType="end"/>
+      </w:r>
       <w:r>
         <w:t>: Použití komponenty</w:t>
       </w:r>
-      <w:bookmarkEnd w:id="21"/>
+      <w:bookmarkEnd w:id="20"/>
     </w:p>
     <w:p>
       <w:pPr>
@@ -6783,7 +7050,7 @@
                     </pic:cNvPicPr>
                   </pic:nvPicPr>
                   <pic:blipFill>
-                    <a:blip r:embed="rId24">
+                    <a:blip r:embed="rId22">
                       <a:extLst>
                         <a:ext uri="{28A0092B-C50C-407E-A947-70E740481C1C}">
                           <a14:useLocalDpi xmlns:a14="http://schemas.microsoft.com/office/drawing/2010/main" val="0"/>
@@ -6816,22 +7083,35 @@
       <w:pPr>
         <w:pStyle w:val="Titulek"/>
       </w:pPr>
-      <w:bookmarkStart w:id="22" w:name="_Toc223199531"/>
+      <w:bookmarkStart w:id="21" w:name="_Toc223199531"/>
       <w:r>
         <w:t xml:space="preserve">Obr. </w:t>
       </w:r>
-      <w:fldSimple w:instr=" SEQ Obr. \* ARABIC ">
-        <w:r>
-          <w:rPr>
-            <w:noProof/>
-          </w:rPr>
-          <w:t>7</w:t>
-        </w:r>
-      </w:fldSimple>
+      <w:r>
+        <w:fldChar w:fldCharType="begin"/>
+      </w:r>
+      <w:r>
+        <w:instrText xml:space="preserve"> SEQ Obr. \* ARABIC </w:instrText>
+      </w:r>
+      <w:r>
+        <w:fldChar w:fldCharType="separate"/>
+      </w:r>
+      <w:r>
+        <w:rPr>
+          <w:noProof/>
+        </w:rPr>
+        <w:t>7</w:t>
+      </w:r>
+      <w:r>
+        <w:rPr>
+          <w:noProof/>
+        </w:rPr>
+        <w:fldChar w:fldCharType="end"/>
+      </w:r>
       <w:r>
         <w:t>: Porovnání DOMu</w:t>
       </w:r>
-      <w:bookmarkEnd w:id="22"/>
+      <w:bookmarkEnd w:id="21"/>
     </w:p>
     <w:p>
       <w:pPr>
@@ -6840,7 +7120,7 @@
       <w:r>
         <w:t xml:space="preserve">Zdroj: </w:t>
       </w:r>
-      <w:hyperlink r:id="rId25" w:history="1">
+      <w:hyperlink r:id="rId23" w:history="1">
         <w:r>
           <w:rPr>
             <w:rStyle w:val="Hypertextovodkaz"/>
@@ -6908,7 +7188,7 @@
                     <pic:cNvPicPr/>
                   </pic:nvPicPr>
                   <pic:blipFill>
-                    <a:blip r:embed="rId26"/>
+                    <a:blip r:embed="rId24"/>
                     <a:stretch>
                       <a:fillRect/>
                     </a:stretch>
@@ -6933,22 +7213,35 @@
       <w:pPr>
         <w:pStyle w:val="Titulek"/>
       </w:pPr>
-      <w:bookmarkStart w:id="23" w:name="_Toc223199532"/>
+      <w:bookmarkStart w:id="22" w:name="_Toc223199532"/>
       <w:r>
         <w:t xml:space="preserve">Obr. </w:t>
       </w:r>
-      <w:fldSimple w:instr=" SEQ Obr. \* ARABIC ">
-        <w:r>
-          <w:rPr>
-            <w:noProof/>
-          </w:rPr>
-          <w:t>8</w:t>
-        </w:r>
-      </w:fldSimple>
+      <w:r>
+        <w:fldChar w:fldCharType="begin"/>
+      </w:r>
+      <w:r>
+        <w:instrText xml:space="preserve"> SEQ Obr. \* ARABIC </w:instrText>
+      </w:r>
+      <w:r>
+        <w:fldChar w:fldCharType="separate"/>
+      </w:r>
+      <w:r>
+        <w:rPr>
+          <w:noProof/>
+        </w:rPr>
+        <w:t>8</w:t>
+      </w:r>
+      <w:r>
+        <w:rPr>
+          <w:noProof/>
+        </w:rPr>
+        <w:fldChar w:fldCharType="end"/>
+      </w:r>
       <w:r>
         <w:t>: Ukázka JSX</w:t>
       </w:r>
-      <w:bookmarkEnd w:id="23"/>
+      <w:bookmarkEnd w:id="22"/>
     </w:p>
     <w:p>
       <w:pPr>
@@ -7051,7 +7344,7 @@
                     </pic:cNvPicPr>
                   </pic:nvPicPr>
                   <pic:blipFill>
-                    <a:blip r:embed="rId27">
+                    <a:blip r:embed="rId25">
                       <a:extLst>
                         <a:ext uri="{28A0092B-C50C-407E-A947-70E740481C1C}">
                           <a14:useLocalDpi xmlns:a14="http://schemas.microsoft.com/office/drawing/2010/main" val="0"/>
@@ -7087,22 +7380,35 @@
       <w:pPr>
         <w:pStyle w:val="Titulek"/>
       </w:pPr>
-      <w:bookmarkStart w:id="24" w:name="_Toc223199533"/>
+      <w:bookmarkStart w:id="23" w:name="_Toc223199533"/>
       <w:r>
         <w:t xml:space="preserve">Obr. </w:t>
       </w:r>
-      <w:fldSimple w:instr=" SEQ Obr. \* ARABIC ">
-        <w:r>
-          <w:rPr>
-            <w:noProof/>
-          </w:rPr>
-          <w:t>9</w:t>
-        </w:r>
-      </w:fldSimple>
+      <w:r>
+        <w:fldChar w:fldCharType="begin"/>
+      </w:r>
+      <w:r>
+        <w:instrText xml:space="preserve"> SEQ Obr. \* ARABIC </w:instrText>
+      </w:r>
+      <w:r>
+        <w:fldChar w:fldCharType="separate"/>
+      </w:r>
+      <w:r>
+        <w:rPr>
+          <w:noProof/>
+        </w:rPr>
+        <w:t>9</w:t>
+      </w:r>
+      <w:r>
+        <w:rPr>
+          <w:noProof/>
+        </w:rPr>
+        <w:fldChar w:fldCharType="end"/>
+      </w:r>
       <w:r>
         <w:t>: Ukázka kódu NodeJS</w:t>
       </w:r>
-      <w:bookmarkEnd w:id="24"/>
+      <w:bookmarkEnd w:id="23"/>
     </w:p>
     <w:p>
       <w:pPr>
@@ -7111,7 +7417,7 @@
       <w:r>
         <w:t xml:space="preserve">Zdroj: </w:t>
       </w:r>
-      <w:hyperlink r:id="rId28" w:history="1">
+      <w:hyperlink r:id="rId26" w:history="1">
         <w:r>
           <w:rPr>
             <w:rStyle w:val="Hypertextovodkaz"/>
@@ -7335,7 +7641,7 @@
                     </pic:cNvPicPr>
                   </pic:nvPicPr>
                   <pic:blipFill>
-                    <a:blip r:embed="rId29">
+                    <a:blip r:embed="rId27">
                       <a:extLst>
                         <a:ext uri="{28A0092B-C50C-407E-A947-70E740481C1C}">
                           <a14:useLocalDpi xmlns:a14="http://schemas.microsoft.com/office/drawing/2010/main" val="0"/>
@@ -7371,22 +7677,35 @@
       <w:pPr>
         <w:pStyle w:val="Titulek"/>
       </w:pPr>
-      <w:bookmarkStart w:id="25" w:name="_Toc223199534"/>
+      <w:bookmarkStart w:id="24" w:name="_Toc223199534"/>
       <w:r>
         <w:t xml:space="preserve">Obr. </w:t>
       </w:r>
-      <w:fldSimple w:instr=" SEQ Obr. \* ARABIC ">
-        <w:r>
-          <w:rPr>
-            <w:noProof/>
-          </w:rPr>
-          <w:t>10</w:t>
-        </w:r>
-      </w:fldSimple>
+      <w:r>
+        <w:fldChar w:fldCharType="begin"/>
+      </w:r>
+      <w:r>
+        <w:instrText xml:space="preserve"> SEQ Obr. \* ARABIC </w:instrText>
+      </w:r>
+      <w:r>
+        <w:fldChar w:fldCharType="separate"/>
+      </w:r>
+      <w:r>
+        <w:rPr>
+          <w:noProof/>
+        </w:rPr>
+        <w:t>10</w:t>
+      </w:r>
+      <w:r>
+        <w:rPr>
+          <w:noProof/>
+        </w:rPr>
+        <w:fldChar w:fldCharType="end"/>
+      </w:r>
       <w:r>
         <w:t>: Logo NPM</w:t>
       </w:r>
-      <w:bookmarkEnd w:id="25"/>
+      <w:bookmarkEnd w:id="24"/>
     </w:p>
     <w:p>
       <w:pPr>
@@ -7398,7 +7717,7 @@
       <w:r>
         <w:t xml:space="preserve"> </w:t>
       </w:r>
-      <w:hyperlink r:id="rId30" w:history="1">
+      <w:hyperlink r:id="rId28" w:history="1">
         <w:r>
           <w:rPr>
             <w:rStyle w:val="Hypertextovodkaz"/>
@@ -7470,7 +7789,7 @@
                     <pic:cNvPicPr/>
                   </pic:nvPicPr>
                   <pic:blipFill>
-                    <a:blip r:embed="rId31"/>
+                    <a:blip r:embed="rId29"/>
                     <a:stretch>
                       <a:fillRect/>
                     </a:stretch>
@@ -7495,22 +7814,35 @@
       <w:pPr>
         <w:pStyle w:val="Titulek"/>
       </w:pPr>
-      <w:bookmarkStart w:id="26" w:name="_Toc223199535"/>
+      <w:bookmarkStart w:id="25" w:name="_Toc223199535"/>
       <w:r>
         <w:t xml:space="preserve">Obr. </w:t>
       </w:r>
-      <w:fldSimple w:instr=" SEQ Obr. \* ARABIC ">
-        <w:r>
-          <w:rPr>
-            <w:noProof/>
-          </w:rPr>
-          <w:t>11</w:t>
-        </w:r>
-      </w:fldSimple>
+      <w:r>
+        <w:fldChar w:fldCharType="begin"/>
+      </w:r>
+      <w:r>
+        <w:instrText xml:space="preserve"> SEQ Obr. \* ARABIC </w:instrText>
+      </w:r>
+      <w:r>
+        <w:fldChar w:fldCharType="separate"/>
+      </w:r>
+      <w:r>
+        <w:rPr>
+          <w:noProof/>
+        </w:rPr>
+        <w:t>11</w:t>
+      </w:r>
+      <w:r>
+        <w:rPr>
+          <w:noProof/>
+        </w:rPr>
+        <w:fldChar w:fldCharType="end"/>
+      </w:r>
       <w:r>
         <w:t>: Prostředí MySQL</w:t>
       </w:r>
-      <w:bookmarkEnd w:id="26"/>
+      <w:bookmarkEnd w:id="25"/>
     </w:p>
     <w:p>
       <w:pPr>
@@ -7609,7 +7941,7 @@
                     <pic:cNvPicPr/>
                   </pic:nvPicPr>
                   <pic:blipFill>
-                    <a:blip r:embed="rId32"/>
+                    <a:blip r:embed="rId30"/>
                     <a:stretch>
                       <a:fillRect/>
                     </a:stretch>
@@ -7634,22 +7966,35 @@
       <w:pPr>
         <w:pStyle w:val="Titulek"/>
       </w:pPr>
-      <w:bookmarkStart w:id="27" w:name="_Toc223199536"/>
+      <w:bookmarkStart w:id="26" w:name="_Toc223199536"/>
       <w:r>
         <w:t xml:space="preserve">Obr. </w:t>
       </w:r>
-      <w:fldSimple w:instr=" SEQ Obr. \* ARABIC ">
-        <w:r>
-          <w:rPr>
-            <w:noProof/>
-          </w:rPr>
-          <w:t>12</w:t>
-        </w:r>
-      </w:fldSimple>
+      <w:r>
+        <w:fldChar w:fldCharType="begin"/>
+      </w:r>
+      <w:r>
+        <w:instrText xml:space="preserve"> SEQ Obr. \* ARABIC </w:instrText>
+      </w:r>
+      <w:r>
+        <w:fldChar w:fldCharType="separate"/>
+      </w:r>
+      <w:r>
+        <w:rPr>
+          <w:noProof/>
+        </w:rPr>
+        <w:t>12</w:t>
+      </w:r>
+      <w:r>
+        <w:rPr>
+          <w:noProof/>
+        </w:rPr>
+        <w:fldChar w:fldCharType="end"/>
+      </w:r>
       <w:r>
         <w:t>: Prostřední Figmy</w:t>
       </w:r>
-      <w:bookmarkEnd w:id="27"/>
+      <w:bookmarkEnd w:id="26"/>
     </w:p>
     <w:p>
       <w:pPr>
@@ -7739,7 +8084,7 @@
                     <pic:cNvPicPr/>
                   </pic:nvPicPr>
                   <pic:blipFill>
-                    <a:blip r:embed="rId33"/>
+                    <a:blip r:embed="rId31"/>
                     <a:stretch>
                       <a:fillRect/>
                     </a:stretch>
@@ -7764,22 +8109,35 @@
       <w:pPr>
         <w:pStyle w:val="Titulek"/>
       </w:pPr>
-      <w:bookmarkStart w:id="28" w:name="_Toc223199537"/>
+      <w:bookmarkStart w:id="27" w:name="_Toc223199537"/>
       <w:r>
         <w:t xml:space="preserve">Obr. </w:t>
       </w:r>
-      <w:fldSimple w:instr=" SEQ Obr. \* ARABIC ">
-        <w:r>
-          <w:rPr>
-            <w:noProof/>
-          </w:rPr>
-          <w:t>13</w:t>
-        </w:r>
-      </w:fldSimple>
+      <w:r>
+        <w:fldChar w:fldCharType="begin"/>
+      </w:r>
+      <w:r>
+        <w:instrText xml:space="preserve"> SEQ Obr. \* ARABIC </w:instrText>
+      </w:r>
+      <w:r>
+        <w:fldChar w:fldCharType="separate"/>
+      </w:r>
+      <w:r>
+        <w:rPr>
+          <w:noProof/>
+        </w:rPr>
+        <w:t>13</w:t>
+      </w:r>
+      <w:r>
+        <w:rPr>
+          <w:noProof/>
+        </w:rPr>
+        <w:fldChar w:fldCharType="end"/>
+      </w:r>
       <w:r>
         <w:t>: Prostředí Visual Studio Code</w:t>
       </w:r>
-      <w:bookmarkEnd w:id="28"/>
+      <w:bookmarkEnd w:id="27"/>
     </w:p>
     <w:p>
       <w:pPr>
@@ -7793,33 +8151,33 @@
       <w:pPr>
         <w:pStyle w:val="Nadpis1"/>
       </w:pPr>
-      <w:bookmarkStart w:id="29" w:name="_Toc223201209"/>
+      <w:bookmarkStart w:id="28" w:name="_Toc223201209"/>
       <w:r>
         <w:lastRenderedPageBreak/>
         <w:t>Návrh</w:t>
       </w:r>
+      <w:bookmarkEnd w:id="28"/>
+    </w:p>
+    <w:p>
+      <w:r>
+        <w:t>Kapitola pojednává o návrhu uživatelského prostředí, popisu uživatelských rolí, které budou se samotnou webovou stránkou interagovat a v neposlední řadě kapitola obsahuje návrh databáze, která bude zajišťovat práci s daty.</w:t>
+      </w:r>
+      <w:r>
+        <w:t xml:space="preserve"> </w:t>
+      </w:r>
+      <w:r>
+        <w:t>Na základě poznatků uvedených v kapitole bude následně vyhotoveno finální řešení mé bakalářské práce.</w:t>
+      </w:r>
+    </w:p>
+    <w:p>
+      <w:pPr>
+        <w:pStyle w:val="Nadpis2"/>
+      </w:pPr>
+      <w:bookmarkStart w:id="29" w:name="_Toc223201210"/>
+      <w:r>
+        <w:t>Uživatelské prostředí</w:t>
+      </w:r>
       <w:bookmarkEnd w:id="29"/>
-    </w:p>
-    <w:p>
-      <w:r>
-        <w:t>Kapitola pojednává o návrhu uživatelského prostředí, popisu uživatelských rolí, které budou se samotnou webovou stránkou interagovat a v neposlední řadě kapitola obsahuje návrh databáze, která bude zajišťovat práci s daty.</w:t>
-      </w:r>
-      <w:r>
-        <w:t xml:space="preserve"> </w:t>
-      </w:r>
-      <w:r>
-        <w:t>Na základě poznatků uvedených v kapitole bude následně vyhotoveno finální řešení mé bakalářské práce.</w:t>
-      </w:r>
-    </w:p>
-    <w:p>
-      <w:pPr>
-        <w:pStyle w:val="Nadpis2"/>
-      </w:pPr>
-      <w:bookmarkStart w:id="30" w:name="_Toc223201210"/>
-      <w:r>
-        <w:t>Uživatelské prostředí</w:t>
-      </w:r>
-      <w:bookmarkEnd w:id="30"/>
     </w:p>
     <w:p>
       <w:r>
@@ -7899,7 +8257,7 @@
                     <pic:cNvPicPr/>
                   </pic:nvPicPr>
                   <pic:blipFill>
-                    <a:blip r:embed="rId34"/>
+                    <a:blip r:embed="rId32"/>
                     <a:stretch>
                       <a:fillRect/>
                     </a:stretch>
@@ -7924,22 +8282,35 @@
       <w:pPr>
         <w:pStyle w:val="Titulek"/>
       </w:pPr>
-      <w:bookmarkStart w:id="31" w:name="_Toc223199538"/>
+      <w:bookmarkStart w:id="30" w:name="_Toc223199538"/>
       <w:r>
         <w:t xml:space="preserve">Obr. </w:t>
       </w:r>
-      <w:fldSimple w:instr=" SEQ Obr. \* ARABIC ">
-        <w:r>
-          <w:rPr>
-            <w:noProof/>
-          </w:rPr>
-          <w:t>14</w:t>
-        </w:r>
-      </w:fldSimple>
+      <w:r>
+        <w:fldChar w:fldCharType="begin"/>
+      </w:r>
+      <w:r>
+        <w:instrText xml:space="preserve"> SEQ Obr. \* ARABIC </w:instrText>
+      </w:r>
+      <w:r>
+        <w:fldChar w:fldCharType="separate"/>
+      </w:r>
+      <w:r>
+        <w:rPr>
+          <w:noProof/>
+        </w:rPr>
+        <w:t>14</w:t>
+      </w:r>
+      <w:r>
+        <w:rPr>
+          <w:noProof/>
+        </w:rPr>
+        <w:fldChar w:fldCharType="end"/>
+      </w:r>
       <w:r>
         <w:t>: Návrh úvodní stránky</w:t>
       </w:r>
-      <w:bookmarkEnd w:id="31"/>
+      <w:bookmarkEnd w:id="30"/>
     </w:p>
     <w:p>
       <w:pPr>
@@ -7967,11 +8338,11 @@
       <w:pPr>
         <w:pStyle w:val="Nadpis2"/>
       </w:pPr>
-      <w:bookmarkStart w:id="32" w:name="_Toc223201211"/>
+      <w:bookmarkStart w:id="31" w:name="_Toc223201211"/>
       <w:r>
         <w:t>Uživatelské role</w:t>
       </w:r>
-      <w:bookmarkEnd w:id="32"/>
+      <w:bookmarkEnd w:id="31"/>
     </w:p>
     <w:p>
       <w:r>
@@ -8048,11 +8419,11 @@
       <w:pPr>
         <w:pStyle w:val="Nadpis2"/>
       </w:pPr>
-      <w:bookmarkStart w:id="33" w:name="_Toc223201212"/>
+      <w:bookmarkStart w:id="32" w:name="_Toc223201212"/>
       <w:r>
         <w:t>Databáze</w:t>
       </w:r>
-      <w:bookmarkEnd w:id="33"/>
+      <w:bookmarkEnd w:id="32"/>
     </w:p>
     <w:p>
       <w:r>
@@ -8561,7 +8932,7 @@
                     <pic:cNvPicPr/>
                   </pic:nvPicPr>
                   <pic:blipFill>
-                    <a:blip r:embed="rId35"/>
+                    <a:blip r:embed="rId33"/>
                     <a:stretch>
                       <a:fillRect/>
                     </a:stretch>
@@ -8586,25 +8957,38 @@
       <w:pPr>
         <w:pStyle w:val="Titulek"/>
       </w:pPr>
-      <w:bookmarkStart w:id="34" w:name="_Toc223199540"/>
+      <w:bookmarkStart w:id="33" w:name="_Toc223199540"/>
       <w:r>
         <w:t xml:space="preserve">Obr. </w:t>
       </w:r>
-      <w:fldSimple w:instr=" SEQ Obr. \* ARABIC ">
-        <w:r>
-          <w:rPr>
-            <w:noProof/>
-          </w:rPr>
-          <w:t>16</w:t>
-        </w:r>
-      </w:fldSimple>
+      <w:r>
+        <w:fldChar w:fldCharType="begin"/>
+      </w:r>
+      <w:r>
+        <w:instrText xml:space="preserve"> SEQ Obr. \* ARABIC </w:instrText>
+      </w:r>
+      <w:r>
+        <w:fldChar w:fldCharType="separate"/>
+      </w:r>
+      <w:r>
+        <w:rPr>
+          <w:noProof/>
+        </w:rPr>
+        <w:t>16</w:t>
+      </w:r>
+      <w:r>
+        <w:rPr>
+          <w:noProof/>
+        </w:rPr>
+        <w:fldChar w:fldCharType="end"/>
+      </w:r>
       <w:r>
         <w:t xml:space="preserve"> </w:t>
       </w:r>
       <w:r>
         <w:t>Diagram</w:t>
       </w:r>
-      <w:bookmarkEnd w:id="34"/>
+      <w:bookmarkEnd w:id="33"/>
     </w:p>
     <w:p>
       <w:pPr>
@@ -8622,61 +9006,61 @@
       <w:pPr>
         <w:pStyle w:val="Nadpis1"/>
       </w:pPr>
-      <w:bookmarkStart w:id="35" w:name="_Toc223201213"/>
+      <w:bookmarkStart w:id="34" w:name="_Toc223201213"/>
       <w:r>
         <w:lastRenderedPageBreak/>
         <w:t>Praktická část</w:t>
       </w:r>
+      <w:bookmarkEnd w:id="34"/>
+    </w:p>
+    <w:p>
+      <w:bookmarkStart w:id="35" w:name="_Toc223201214"/>
+      <w:r>
+        <w:t>Praktická část práce se zabývá realizací webové aplikace pro TKD oddíl L</w:t>
+      </w:r>
+      <w:r>
+        <w:t>ac</w:t>
+      </w:r>
+      <w:r>
+        <w:t>ek. Cílem bylo vytvořit plnohodnotný webový systém sestávající z veřejně přístupného webu pro návštěvníky</w:t>
+      </w:r>
+      <w:r>
+        <w:t xml:space="preserve"> </w:t>
+      </w:r>
+      <w:r>
+        <w:br/>
+      </w:r>
+      <w:r>
+        <w:t>a administračního rozhraní pro správu obsahu.</w:t>
+      </w:r>
+    </w:p>
+    <w:p>
+      <w:r>
+        <w:t>Vývoj aplikace byl rozdělen na dvě vzájemně propojené části. Frontend představuje uživatelské rozhraní běžící v prohlížeči návštěvníka, které zobrazuje informace o oddílu, aktuality, turnaje, závodníky a další obsah. Backend tvoří serverová část aplikace zajišťující zpracování požadavků, komunikaci s databází a autentizaci uživatelů.</w:t>
+      </w:r>
+    </w:p>
+    <w:p>
+      <w:r>
+        <w:t>Obě části spolu komunikují prostřednictvím REST API – frontend odesílá HTTP požadavky na backendové endpointy a zpracovává přijatá data ve formátu JSON. Pro vývoj byl zvolen následující technologický stack: na straně frontendu framework React.js s knihovnou React Router pro správu navigace a Tailwind CSS pro stylování, na straně backendu Node.js</w:t>
+      </w:r>
+      <w:r>
+        <w:t xml:space="preserve"> </w:t>
+      </w:r>
+      <w:r>
+        <w:br/>
+      </w:r>
+      <w:r>
+        <w:t>s frameworkem Express.js a relační databáze MySQL pro persistentní ukládání dat.</w:t>
+      </w:r>
+    </w:p>
+    <w:p>
+      <w:pPr>
+        <w:pStyle w:val="Nadpis2"/>
+      </w:pPr>
+      <w:r>
+        <w:t>Frontend</w:t>
+      </w:r>
       <w:bookmarkEnd w:id="35"/>
-    </w:p>
-    <w:p>
-      <w:bookmarkStart w:id="36" w:name="_Toc223201214"/>
-      <w:r>
-        <w:t>Praktická část práce se zabývá realizací webové aplikace pro TKD oddíl L</w:t>
-      </w:r>
-      <w:r>
-        <w:t>ac</w:t>
-      </w:r>
-      <w:r>
-        <w:t>ek. Cílem bylo vytvořit plnohodnotný webový systém sestávající z veřejně přístupného webu pro návštěvníky</w:t>
-      </w:r>
-      <w:r>
-        <w:t xml:space="preserve"> </w:t>
-      </w:r>
-      <w:r>
-        <w:br/>
-      </w:r>
-      <w:r>
-        <w:t>a administračního rozhraní pro správu obsahu.</w:t>
-      </w:r>
-    </w:p>
-    <w:p>
-      <w:r>
-        <w:t>Vývoj aplikace byl rozdělen na dvě vzájemně propojené části. Frontend představuje uživatelské rozhraní běžící v prohlížeči návštěvníka, které zobrazuje informace o oddílu, aktuality, turnaje, závodníky a další obsah. Backend tvoří serverová část aplikace zajišťující zpracování požadavků, komunikaci s databází a autentizaci uživatelů.</w:t>
-      </w:r>
-    </w:p>
-    <w:p>
-      <w:r>
-        <w:t>Obě části spolu komunikují prostřednictvím REST API – frontend odesílá HTTP požadavky na backendové endpointy a zpracovává přijatá data ve formátu JSON. Pro vývoj byl zvolen následující technologický stack: na straně frontendu framework React.js s knihovnou React Router pro správu navigace a Tailwind CSS pro stylování, na straně backendu Node.js</w:t>
-      </w:r>
-      <w:r>
-        <w:t xml:space="preserve"> </w:t>
-      </w:r>
-      <w:r>
-        <w:br/>
-      </w:r>
-      <w:r>
-        <w:t>s frameworkem Express.js a relační databáze MySQL pro persistentní ukládání dat.</w:t>
-      </w:r>
-    </w:p>
-    <w:p>
-      <w:pPr>
-        <w:pStyle w:val="Nadpis2"/>
-      </w:pPr>
-      <w:r>
-        <w:t>Frontend</w:t>
-      </w:r>
-      <w:bookmarkEnd w:id="36"/>
     </w:p>
     <w:p>
       <w:r>
@@ -8724,7 +9108,7 @@
                     <pic:cNvPicPr/>
                   </pic:nvPicPr>
                   <pic:blipFill>
-                    <a:blip r:embed="rId36"/>
+                    <a:blip r:embed="rId34"/>
                     <a:stretch>
                       <a:fillRect/>
                     </a:stretch>
@@ -8749,22 +9133,35 @@
       <w:pPr>
         <w:pStyle w:val="Titulek"/>
       </w:pPr>
-      <w:bookmarkStart w:id="37" w:name="_Toc223199541"/>
+      <w:bookmarkStart w:id="36" w:name="_Toc223199541"/>
       <w:r>
         <w:t xml:space="preserve">Obr. </w:t>
       </w:r>
-      <w:fldSimple w:instr=" SEQ Obr. \* ARABIC ">
-        <w:r>
-          <w:rPr>
-            <w:noProof/>
-          </w:rPr>
-          <w:t>17</w:t>
-        </w:r>
-      </w:fldSimple>
+      <w:r>
+        <w:fldChar w:fldCharType="begin"/>
+      </w:r>
+      <w:r>
+        <w:instrText xml:space="preserve"> SEQ Obr. \* ARABIC </w:instrText>
+      </w:r>
+      <w:r>
+        <w:fldChar w:fldCharType="separate"/>
+      </w:r>
+      <w:r>
+        <w:rPr>
+          <w:noProof/>
+        </w:rPr>
+        <w:t>17</w:t>
+      </w:r>
+      <w:r>
+        <w:rPr>
+          <w:noProof/>
+        </w:rPr>
+        <w:fldChar w:fldCharType="end"/>
+      </w:r>
       <w:r>
         <w:t>: Struktura frontendu</w:t>
       </w:r>
-      <w:bookmarkEnd w:id="37"/>
+      <w:bookmarkEnd w:id="36"/>
     </w:p>
     <w:p>
       <w:pPr>
@@ -16370,11 +16767,11 @@
       <w:pPr>
         <w:pStyle w:val="Nadpis2"/>
       </w:pPr>
-      <w:bookmarkStart w:id="38" w:name="_Toc223201215"/>
+      <w:bookmarkStart w:id="37" w:name="_Toc223201215"/>
       <w:r>
         <w:t>Backend</w:t>
       </w:r>
-      <w:bookmarkEnd w:id="38"/>
+      <w:bookmarkEnd w:id="37"/>
     </w:p>
     <w:p>
       <w:r>
@@ -16425,7 +16822,7 @@
                     <pic:cNvPicPr/>
                   </pic:nvPicPr>
                   <pic:blipFill>
-                    <a:blip r:embed="rId37"/>
+                    <a:blip r:embed="rId35"/>
                     <a:stretch>
                       <a:fillRect/>
                     </a:stretch>
@@ -16456,22 +16853,35 @@
       <w:pPr>
         <w:pStyle w:val="Titulek"/>
       </w:pPr>
-      <w:bookmarkStart w:id="39" w:name="_Toc223199542"/>
+      <w:bookmarkStart w:id="38" w:name="_Toc223199542"/>
       <w:r>
         <w:t xml:space="preserve">Obr. </w:t>
       </w:r>
-      <w:fldSimple w:instr=" SEQ Obr. \* ARABIC ">
-        <w:r>
-          <w:rPr>
-            <w:noProof/>
-          </w:rPr>
-          <w:t>18</w:t>
-        </w:r>
-      </w:fldSimple>
+      <w:r>
+        <w:fldChar w:fldCharType="begin"/>
+      </w:r>
+      <w:r>
+        <w:instrText xml:space="preserve"> SEQ Obr. \* ARABIC </w:instrText>
+      </w:r>
+      <w:r>
+        <w:fldChar w:fldCharType="separate"/>
+      </w:r>
+      <w:r>
+        <w:rPr>
+          <w:noProof/>
+        </w:rPr>
+        <w:t>18</w:t>
+      </w:r>
+      <w:r>
+        <w:rPr>
+          <w:noProof/>
+        </w:rPr>
+        <w:fldChar w:fldCharType="end"/>
+      </w:r>
       <w:r>
         <w:t>: Struktura backendu</w:t>
       </w:r>
-      <w:bookmarkEnd w:id="39"/>
+      <w:bookmarkEnd w:id="38"/>
     </w:p>
     <w:p>
       <w:pPr>
@@ -37306,12 +37716,12 @@
       <w:pPr>
         <w:pStyle w:val="Nadpis1"/>
       </w:pPr>
-      <w:bookmarkStart w:id="40" w:name="_Toc223201216"/>
+      <w:bookmarkStart w:id="39" w:name="_Toc223201216"/>
       <w:r>
         <w:lastRenderedPageBreak/>
         <w:t>Implementace řešení</w:t>
       </w:r>
-      <w:bookmarkEnd w:id="40"/>
+      <w:bookmarkEnd w:id="39"/>
     </w:p>
     <w:p>
       <w:r>
@@ -37331,14 +37741,14 @@
         </w:numPr>
         <w:ind w:left="431" w:hanging="431"/>
       </w:pPr>
-      <w:bookmarkStart w:id="41" w:name="_Toc60053869"/>
-      <w:bookmarkStart w:id="42" w:name="_Toc223201217"/>
+      <w:bookmarkStart w:id="40" w:name="_Toc60053869"/>
+      <w:bookmarkStart w:id="41" w:name="_Toc223201217"/>
       <w:r>
         <w:lastRenderedPageBreak/>
         <w:t>Závěr</w:t>
       </w:r>
+      <w:bookmarkEnd w:id="40"/>
       <w:bookmarkEnd w:id="41"/>
-      <w:bookmarkEnd w:id="42"/>
     </w:p>
     <w:p>
       <w:r>
@@ -37418,12 +37828,12 @@
         </w:numPr>
         <w:ind w:left="431" w:hanging="431"/>
       </w:pPr>
-      <w:bookmarkStart w:id="43" w:name="_Toc223201218"/>
+      <w:bookmarkStart w:id="42" w:name="_Toc223201218"/>
       <w:r>
         <w:lastRenderedPageBreak/>
         <w:t>Seznam použité literatury</w:t>
       </w:r>
-      <w:bookmarkEnd w:id="43"/>
+      <w:bookmarkEnd w:id="42"/>
     </w:p>
     <w:p>
       <w:pPr>
@@ -37439,7 +37849,7 @@
       <w:r>
         <w:t>. Online. 2024. Dostupné z: </w:t>
       </w:r>
-      <w:hyperlink r:id="rId38" w:history="1">
+      <w:hyperlink r:id="rId36" w:history="1">
         <w:r>
           <w:rPr>
             <w:rStyle w:val="Hypertextovodkaz"/>
@@ -37465,7 +37875,7 @@
       <w:r>
         <w:t xml:space="preserve">, T. The World Wide Web. Online. 1991. Dostupné z: </w:t>
       </w:r>
-      <w:hyperlink r:id="rId39" w:history="1">
+      <w:hyperlink r:id="rId37" w:history="1">
         <w:r>
           <w:rPr>
             <w:rStyle w:val="Hypertextovodkaz"/>
@@ -37491,7 +37901,7 @@
       <w:r>
         <w:t>. Online. 2024. Dostupné z: </w:t>
       </w:r>
-      <w:hyperlink r:id="rId40" w:history="1">
+      <w:hyperlink r:id="rId38" w:history="1">
         <w:r>
           <w:rPr>
             <w:rStyle w:val="Hypertextovodkaz"/>
@@ -37517,7 +37927,7 @@
       <w:r>
         <w:t>. Online. 2016. Dostupné z: </w:t>
       </w:r>
-      <w:hyperlink r:id="rId41" w:history="1">
+      <w:hyperlink r:id="rId39" w:history="1">
         <w:r>
           <w:rPr>
             <w:rStyle w:val="Hypertextovodkaz"/>
@@ -37543,7 +37953,7 @@
       <w:r>
         <w:t>. Online. HTTPS://WWW.WORLDTAEKWONDO.CZ/CZ/O-TAEKWONDO-CO-JE-TO-TAEKWONDO.HTML. Český svaz Taekwondo. 2024. Dostupné z: </w:t>
       </w:r>
-      <w:hyperlink r:id="rId42" w:history="1">
+      <w:hyperlink r:id="rId40" w:history="1">
         <w:r>
           <w:rPr>
             <w:rStyle w:val="Hypertextovodkaz"/>
@@ -37569,7 +37979,7 @@
       <w:r>
         <w:t>. Online. 2016. Dostupné z: </w:t>
       </w:r>
-      <w:hyperlink r:id="rId43" w:history="1">
+      <w:hyperlink r:id="rId41" w:history="1">
         <w:r>
           <w:rPr>
             <w:rStyle w:val="Hypertextovodkaz"/>
@@ -37598,7 +38008,7 @@
       <w:r>
         <w:t>. 2023, roč. 2023, č. 12, s. 1. Dostupné z: </w:t>
       </w:r>
-      <w:hyperlink r:id="rId44" w:history="1">
+      <w:hyperlink r:id="rId42" w:history="1">
         <w:r>
           <w:rPr>
             <w:rStyle w:val="Hypertextovodkaz"/>
@@ -37624,7 +38034,7 @@
       <w:r>
         <w:t xml:space="preserve">, D., &amp; Ellis-Chadwick, F. Digital Marketing. Online. 2022. Dostupné z: </w:t>
       </w:r>
-      <w:hyperlink r:id="rId45" w:history="1">
+      <w:hyperlink r:id="rId43" w:history="1">
         <w:r>
           <w:rPr>
             <w:rStyle w:val="Hypertextovodkaz"/>
@@ -37650,7 +38060,7 @@
       <w:r>
         <w:t xml:space="preserve">, E. Responsive Web Design. Online. 2010. Dostupné z: </w:t>
       </w:r>
-      <w:hyperlink r:id="rId46" w:history="1">
+      <w:hyperlink r:id="rId44" w:history="1">
         <w:r>
           <w:rPr>
             <w:rStyle w:val="Hypertextovodkaz"/>
@@ -37676,7 +38086,7 @@
       <w:r>
         <w:t xml:space="preserve">. Online. 2024. Dostupné z: </w:t>
       </w:r>
-      <w:hyperlink r:id="rId47" w:tgtFrame="_new" w:history="1">
+      <w:hyperlink r:id="rId45" w:tgtFrame="_new" w:history="1">
         <w:r>
           <w:rPr>
             <w:rStyle w:val="Hypertextovodkaz"/>
@@ -37702,7 +38112,7 @@
       <w:r>
         <w:t>. Online. 2016. Dostupné z: </w:t>
       </w:r>
-      <w:hyperlink r:id="rId48" w:history="1">
+      <w:hyperlink r:id="rId46" w:history="1">
         <w:r>
           <w:rPr>
             <w:rStyle w:val="Hypertextovodkaz"/>
@@ -37728,7 +38138,7 @@
       <w:r>
         <w:t>. Online. 2009. Dostupné z: </w:t>
       </w:r>
-      <w:hyperlink r:id="rId49" w:history="1">
+      <w:hyperlink r:id="rId47" w:history="1">
         <w:r>
           <w:rPr>
             <w:rStyle w:val="Hypertextovodkaz"/>
@@ -37754,7 +38164,7 @@
       <w:r>
         <w:t xml:space="preserve">, T. What Is Web 2.0. Online. 2005. Dostupné z: </w:t>
       </w:r>
-      <w:hyperlink r:id="rId50" w:history="1">
+      <w:hyperlink r:id="rId48" w:history="1">
         <w:r>
           <w:rPr>
             <w:rStyle w:val="Hypertextovodkaz"/>
@@ -37780,7 +38190,7 @@
       <w:r>
         <w:t xml:space="preserve">. OWASP Top Ten. Online. 2024. Dostupné z: </w:t>
       </w:r>
-      <w:hyperlink r:id="rId51" w:history="1">
+      <w:hyperlink r:id="rId49" w:history="1">
         <w:r>
           <w:rPr>
             <w:rStyle w:val="Hypertextovodkaz"/>
@@ -37806,7 +38216,7 @@
       <w:r>
         <w:t>. Online. 2016. Dostupné z: </w:t>
       </w:r>
-      <w:hyperlink r:id="rId52" w:history="1">
+      <w:hyperlink r:id="rId50" w:history="1">
         <w:r>
           <w:rPr>
             <w:rStyle w:val="Hypertextovodkaz"/>
@@ -37832,7 +38242,7 @@
       <w:r>
         <w:t>. Online. 2013. Dostupné z: </w:t>
       </w:r>
-      <w:hyperlink r:id="rId53" w:history="1">
+      <w:hyperlink r:id="rId51" w:history="1">
         <w:r>
           <w:rPr>
             <w:rStyle w:val="Hypertextovodkaz"/>
@@ -37858,7 +38268,7 @@
       <w:r>
         <w:t>. Online. 2024. Dostupné z: </w:t>
       </w:r>
-      <w:hyperlink r:id="rId54" w:history="1">
+      <w:hyperlink r:id="rId52" w:history="1">
         <w:r>
           <w:rPr>
             <w:rStyle w:val="Hypertextovodkaz"/>
@@ -37884,7 +38294,7 @@
       <w:r>
         <w:t xml:space="preserve">. The Transport Layer Security (TLS) Protocol. Online. 2008. Dostupné z: </w:t>
       </w:r>
-      <w:hyperlink r:id="rId55" w:history="1">
+      <w:hyperlink r:id="rId53" w:history="1">
         <w:r>
           <w:rPr>
             <w:rStyle w:val="Hypertextovodkaz"/>
@@ -37910,7 +38320,7 @@
       <w:r>
         <w:t xml:space="preserve">, B. Artificial Intelligence in web Development. Online. 2023. Dostupné z: </w:t>
       </w:r>
-      <w:hyperlink r:id="rId56" w:history="1">
+      <w:hyperlink r:id="rId54" w:history="1">
         <w:r>
           <w:rPr>
             <w:rStyle w:val="Hypertextovodkaz"/>
@@ -37937,7 +38347,7 @@
       <w:r>
         <w:t>. Online. 2024. Dostupné z: </w:t>
       </w:r>
-      <w:hyperlink r:id="rId57" w:history="1">
+      <w:hyperlink r:id="rId55" w:history="1">
         <w:r>
           <w:rPr>
             <w:rStyle w:val="Hypertextovodkaz"/>
@@ -37963,7 +38373,7 @@
       <w:r>
         <w:t>. Online. 2024. Dostupné z: </w:t>
       </w:r>
-      <w:hyperlink r:id="rId58" w:history="1">
+      <w:hyperlink r:id="rId56" w:history="1">
         <w:r>
           <w:rPr>
             <w:rStyle w:val="Hypertextovodkaz"/>
@@ -37989,7 +38399,7 @@
       <w:r>
         <w:t xml:space="preserve">. HTML and Web Standards. Online. 2024. Dostupné z: </w:t>
       </w:r>
-      <w:hyperlink r:id="rId59" w:history="1">
+      <w:hyperlink r:id="rId57" w:history="1">
         <w:r>
           <w:rPr>
             <w:rStyle w:val="Hypertextovodkaz"/>
@@ -38002,7 +38412,7 @@
       </w:r>
     </w:p>
     <w:sectPr>
-      <w:footerReference w:type="default" r:id="rId60"/>
+      <w:footerReference w:type="default" r:id="rId58"/>
       <w:pgSz w:w="11906" w:h="16838"/>
       <w:pgMar w:top="1418" w:right="1418" w:bottom="1418" w:left="1985" w:header="709" w:footer="709" w:gutter="0"/>
       <w:cols w:space="708"/>
@@ -44420,6 +44830,29 @@
       </w:tblCellMar>
     </w:tblPr>
   </w:style>
+  <w:style w:type="table" w:customStyle="1" w:styleId="TableGrid1">
+    <w:name w:val="TableGrid1"/>
+    <w:rsid w:val="00167C54"/>
+    <w:pPr>
+      <w:spacing w:after="0" w:line="240" w:lineRule="auto"/>
+    </w:pPr>
+    <w:rPr>
+      <w:rFonts w:eastAsia="Times New Roman"/>
+      <w:kern w:val="2"/>
+      <w:sz w:val="24"/>
+      <w:szCs w:val="24"/>
+      <w:lang w:eastAsia="cs-CZ"/>
+      <w14:ligatures w14:val="standardContextual"/>
+    </w:rPr>
+    <w:tblPr>
+      <w:tblCellMar>
+        <w:top w:w="0" w:type="dxa"/>
+        <w:left w:w="0" w:type="dxa"/>
+        <w:bottom w:w="0" w:type="dxa"/>
+        <w:right w:w="0" w:type="dxa"/>
+      </w:tblCellMar>
+    </w:tblPr>
+  </w:style>
 </w:styles>
 </file>
 
@@ -44684,7 +45117,7 @@
   </w:font>
   <w:font w:name="Segoe UI">
     <w:panose1 w:val="020B0502040204020203"/>
-    <w:charset w:val="00"/>
+    <w:charset w:val="EE"/>
     <w:family w:val="swiss"/>
     <w:pitch w:val="variable"/>
     <w:sig w:usb0="E4002EFF" w:usb1="C000E47F" w:usb2="00000009" w:usb3="00000000" w:csb0="000001FF" w:csb1="00000000"/>
@@ -44788,6 +45221,7 @@
     <w:rsid w:val="00A43524"/>
     <w:rsid w:val="00A50638"/>
     <w:rsid w:val="00A766F6"/>
+    <w:rsid w:val="00B12775"/>
     <w:rsid w:val="00B50241"/>
     <w:rsid w:val="00B67870"/>
     <w:rsid w:val="00B84349"/>
@@ -44806,6 +45240,7 @@
     <w:rsid w:val="00D17CE7"/>
     <w:rsid w:val="00E0364E"/>
     <w:rsid w:val="00E53066"/>
+    <w:rsid w:val="00E85F47"/>
     <w:rsid w:val="00E866B4"/>
     <w:rsid w:val="00EB3F8A"/>
     <w:rsid w:val="00F73B1B"/>
@@ -45583,16 +46018,6 @@
 </file>
 
 <file path=customXml/item3.xml><?xml version="1.0" encoding="utf-8"?>
-<p:properties xmlns:p="http://schemas.microsoft.com/office/2006/metadata/properties" xmlns:xsi="http://www.w3.org/2001/XMLSchema-instance" xmlns:pc="http://schemas.microsoft.com/office/infopath/2007/PartnerControls">
-  <documentManagement/>
-</p:properties>
-</file>
-
-<file path=customXml/item4.xml><?xml version="1.0" encoding="utf-8"?>
-<b:Sources xmlns:b="http://schemas.openxmlformats.org/officeDocument/2006/bibliography" xmlns="http://schemas.openxmlformats.org/officeDocument/2006/bibliography" SelectedStyle="\APASixthEditionOfficeOnline.xsl" StyleName="APA" Version="6"/>
-</file>
-
-<file path=customXml/item5.xml><?xml version="1.0" encoding="utf-8"?>
 <ct:contentTypeSchema xmlns:ct="http://schemas.microsoft.com/office/2006/metadata/contentType" xmlns:ma="http://schemas.microsoft.com/office/2006/metadata/properties/metaAttributes" ct:_="" ma:_="" ma:contentTypeName="Dokument" ma:contentTypeID="0x010100AB4421CFC579A4449DC25ACBD6176571" ma:contentTypeVersion="2" ma:contentTypeDescription="Vytvoří nový dokument" ma:contentTypeScope="" ma:versionID="571ac08f18df58b33840592d245cde2d">
   <xsd:schema xmlns:xsd="http://www.w3.org/2001/XMLSchema" xmlns:xs="http://www.w3.org/2001/XMLSchema" xmlns:p="http://schemas.microsoft.com/office/2006/metadata/properties" xmlns:ns2="921a4a19-005d-42bf-a6ee-1c0f1cd55622" targetNamespace="http://schemas.microsoft.com/office/2006/metadata/properties" ma:root="true" ma:fieldsID="4559ad2502f86f60dcde6a0f6b3f7266" ns2:_="">
     <xsd:import namespace="921a4a19-005d-42bf-a6ee-1c0f1cd55622"/>
@@ -45724,6 +46149,16 @@
 </ct:contentTypeSchema>
 </file>
 
+<file path=customXml/item4.xml><?xml version="1.0" encoding="utf-8"?>
+<p:properties xmlns:p="http://schemas.microsoft.com/office/2006/metadata/properties" xmlns:xsi="http://www.w3.org/2001/XMLSchema-instance" xmlns:pc="http://schemas.microsoft.com/office/infopath/2007/PartnerControls">
+  <documentManagement/>
+</p:properties>
+</file>
+
+<file path=customXml/item5.xml><?xml version="1.0" encoding="utf-8"?>
+<b:Sources xmlns:b="http://schemas.openxmlformats.org/officeDocument/2006/bibliography" xmlns="http://schemas.openxmlformats.org/officeDocument/2006/bibliography" SelectedStyle="\APASixthEditionOfficeOnline.xsl" StyleName="APA" Version="6"/>
+</file>
+
 <file path=customXml/itemProps1.xml><?xml version="1.0" encoding="utf-8"?>
 <ds:datastoreItem xmlns:ds="http://schemas.openxmlformats.org/officeDocument/2006/customXml" ds:itemID="{55AF091B-3C7A-41E3-B477-F2FDAA23CFDA}">
   <ds:schemaRefs>
@@ -45741,23 +46176,6 @@
 </file>
 
 <file path=customXml/itemProps3.xml><?xml version="1.0" encoding="utf-8"?>
-<ds:datastoreItem xmlns:ds="http://schemas.openxmlformats.org/officeDocument/2006/customXml" ds:itemID="{EDE7D767-2E0D-494D-8433-FAEBD4A37F8E}">
-  <ds:schemaRefs>
-    <ds:schemaRef ds:uri="http://schemas.microsoft.com/office/2006/metadata/properties"/>
-    <ds:schemaRef ds:uri="http://schemas.microsoft.com/office/infopath/2007/PartnerControls"/>
-  </ds:schemaRefs>
-</ds:datastoreItem>
-</file>
-
-<file path=customXml/itemProps4.xml><?xml version="1.0" encoding="utf-8"?>
-<ds:datastoreItem xmlns:ds="http://schemas.openxmlformats.org/officeDocument/2006/customXml" ds:itemID="{016BB16A-1E0F-4115-AADC-10D5070CD6B8}">
-  <ds:schemaRefs>
-    <ds:schemaRef ds:uri="http://schemas.openxmlformats.org/officeDocument/2006/bibliography"/>
-  </ds:schemaRefs>
-</ds:datastoreItem>
-</file>
-
-<file path=customXml/itemProps5.xml><?xml version="1.0" encoding="utf-8"?>
 <ds:datastoreItem xmlns:ds="http://schemas.openxmlformats.org/officeDocument/2006/customXml" ds:itemID="{838CEF72-1B4D-4D33-9891-FFC95F507282}">
   <ds:schemaRefs>
     <ds:schemaRef ds:uri="http://schemas.microsoft.com/office/2006/metadata/contentType"/>
@@ -45773,4 +46191,21 @@
     <ds:schemaRef ds:uri="http://schemas.microsoft.com/internal/obd"/>
   </ds:schemaRefs>
 </ds:datastoreItem>
+</file>
+
+<file path=customXml/itemProps4.xml><?xml version="1.0" encoding="utf-8"?>
+<ds:datastoreItem xmlns:ds="http://schemas.openxmlformats.org/officeDocument/2006/customXml" ds:itemID="{EDE7D767-2E0D-494D-8433-FAEBD4A37F8E}">
+  <ds:schemaRefs>
+    <ds:schemaRef ds:uri="http://schemas.microsoft.com/office/2006/metadata/properties"/>
+    <ds:schemaRef ds:uri="http://schemas.microsoft.com/office/infopath/2007/PartnerControls"/>
+  </ds:schemaRefs>
+</ds:datastoreItem>
+</file>
+
+<file path=customXml/itemProps5.xml><?xml version="1.0" encoding="utf-8"?>
+<ds:datastoreItem xmlns:ds="http://schemas.openxmlformats.org/officeDocument/2006/customXml" ds:itemID="{016BB16A-1E0F-4115-AADC-10D5070CD6B8}">
+  <ds:schemaRefs>
+    <ds:schemaRef ds:uri="http://schemas.openxmlformats.org/officeDocument/2006/bibliography"/>
+  </ds:schemaRefs>
+</ds:datastoreItem>
 </file>
--- a/bp_svobo229_v2.docx
+++ b/bp_svobo229_v2.docx
@@ -2943,7 +2943,7 @@
             <w:noProof/>
             <w:webHidden/>
           </w:rPr>
-          <w:t>25</w:t>
+          <w:t>24</w:t>
         </w:r>
         <w:r>
           <w:rPr>
@@ -3039,7 +3039,7 @@
             <w:noProof/>
             <w:webHidden/>
           </w:rPr>
-          <w:t>29</w:t>
+          <w:t>28</w:t>
         </w:r>
         <w:r>
           <w:rPr>
@@ -3133,7 +3133,7 @@
             <w:noProof/>
             <w:webHidden/>
           </w:rPr>
-          <w:t>29</w:t>
+          <w:t>28</w:t>
         </w:r>
         <w:r>
           <w:rPr>
@@ -3227,7 +3227,7 @@
             <w:noProof/>
             <w:webHidden/>
           </w:rPr>
-          <w:t>33</w:t>
+          <w:t>32</w:t>
         </w:r>
         <w:r>
           <w:rPr>
@@ -3323,7 +3323,7 @@
             <w:noProof/>
             <w:webHidden/>
           </w:rPr>
-          <w:t>44</w:t>
+          <w:t>42</w:t>
         </w:r>
         <w:r>
           <w:rPr>
@@ -3398,7 +3398,7 @@
             <w:noProof/>
             <w:webHidden/>
           </w:rPr>
-          <w:t>45</w:t>
+          <w:t>43</w:t>
         </w:r>
         <w:r>
           <w:rPr>
@@ -3473,7 +3473,7 @@
             <w:noProof/>
             <w:webHidden/>
           </w:rPr>
-          <w:t>46</w:t>
+          <w:t>44</w:t>
         </w:r>
         <w:r>
           <w:rPr>
@@ -3554,7 +3554,7 @@
         </w:rPr>
         <w:fldChar w:fldCharType="separate"/>
       </w:r>
-      <w:hyperlink w:anchor="_Toc223199525" w:history="1">
+      <w:hyperlink w:anchor="_Toc225507398" w:history="1">
         <w:r>
           <w:rPr>
             <w:rStyle w:val="Hypertextovodkaz"/>
@@ -3581,7 +3581,7 @@
             <w:noProof/>
             <w:webHidden/>
           </w:rPr>
-          <w:instrText xml:space="preserve"> PAGEREF _Toc223199525 \h </w:instrText>
+          <w:instrText xml:space="preserve"> PAGEREF _Toc225507398 \h </w:instrText>
         </w:r>
         <w:r>
           <w:rPr>
@@ -3628,7 +3628,7 @@
           <w14:ligatures w14:val="standardContextual"/>
         </w:rPr>
       </w:pPr>
-      <w:hyperlink w:anchor="_Toc223199526" w:history="1">
+      <w:hyperlink w:anchor="_Toc225507399" w:history="1">
         <w:r>
           <w:rPr>
             <w:rStyle w:val="Hypertextovodkaz"/>
@@ -3655,7 +3655,7 @@
             <w:noProof/>
             <w:webHidden/>
           </w:rPr>
-          <w:instrText xml:space="preserve"> PAGEREF _Toc223199526 \h </w:instrText>
+          <w:instrText xml:space="preserve"> PAGEREF _Toc225507399 \h </w:instrText>
         </w:r>
         <w:r>
           <w:rPr>
@@ -3702,7 +3702,7 @@
           <w14:ligatures w14:val="standardContextual"/>
         </w:rPr>
       </w:pPr>
-      <w:hyperlink w:anchor="_Toc223199527" w:history="1">
+      <w:hyperlink w:anchor="_Toc225507400" w:history="1">
         <w:r>
           <w:rPr>
             <w:rStyle w:val="Hypertextovodkaz"/>
@@ -3729,7 +3729,7 @@
             <w:noProof/>
             <w:webHidden/>
           </w:rPr>
-          <w:instrText xml:space="preserve"> PAGEREF _Toc223199527 \h </w:instrText>
+          <w:instrText xml:space="preserve"> PAGEREF _Toc225507400 \h </w:instrText>
         </w:r>
         <w:r>
           <w:rPr>
@@ -3776,7 +3776,7 @@
           <w14:ligatures w14:val="standardContextual"/>
         </w:rPr>
       </w:pPr>
-      <w:hyperlink w:anchor="_Toc223199528" w:history="1">
+      <w:hyperlink w:anchor="_Toc225507401" w:history="1">
         <w:r>
           <w:rPr>
             <w:rStyle w:val="Hypertextovodkaz"/>
@@ -3803,7 +3803,7 @@
             <w:noProof/>
             <w:webHidden/>
           </w:rPr>
-          <w:instrText xml:space="preserve"> PAGEREF _Toc223199528 \h </w:instrText>
+          <w:instrText xml:space="preserve"> PAGEREF _Toc225507401 \h </w:instrText>
         </w:r>
         <w:r>
           <w:rPr>
@@ -3850,7 +3850,7 @@
           <w14:ligatures w14:val="standardContextual"/>
         </w:rPr>
       </w:pPr>
-      <w:hyperlink w:anchor="_Toc223199529" w:history="1">
+      <w:hyperlink w:anchor="_Toc225507402" w:history="1">
         <w:r>
           <w:rPr>
             <w:rStyle w:val="Hypertextovodkaz"/>
@@ -3877,7 +3877,7 @@
             <w:noProof/>
             <w:webHidden/>
           </w:rPr>
-          <w:instrText xml:space="preserve"> PAGEREF _Toc223199529 \h </w:instrText>
+          <w:instrText xml:space="preserve"> PAGEREF _Toc225507402 \h </w:instrText>
         </w:r>
         <w:r>
           <w:rPr>
@@ -3924,7 +3924,7 @@
           <w14:ligatures w14:val="standardContextual"/>
         </w:rPr>
       </w:pPr>
-      <w:hyperlink w:anchor="_Toc223199530" w:history="1">
+      <w:hyperlink w:anchor="_Toc225507403" w:history="1">
         <w:r>
           <w:rPr>
             <w:rStyle w:val="Hypertextovodkaz"/>
@@ -3951,7 +3951,7 @@
             <w:noProof/>
             <w:webHidden/>
           </w:rPr>
-          <w:instrText xml:space="preserve"> PAGEREF _Toc223199530 \h </w:instrText>
+          <w:instrText xml:space="preserve"> PAGEREF _Toc225507403 \h </w:instrText>
         </w:r>
         <w:r>
           <w:rPr>
@@ -3998,7 +3998,7 @@
           <w14:ligatures w14:val="standardContextual"/>
         </w:rPr>
       </w:pPr>
-      <w:hyperlink w:anchor="_Toc223199531" w:history="1">
+      <w:hyperlink w:anchor="_Toc225507404" w:history="1">
         <w:r>
           <w:rPr>
             <w:rStyle w:val="Hypertextovodkaz"/>
@@ -4025,7 +4025,7 @@
             <w:noProof/>
             <w:webHidden/>
           </w:rPr>
-          <w:instrText xml:space="preserve"> PAGEREF _Toc223199531 \h </w:instrText>
+          <w:instrText xml:space="preserve"> PAGEREF _Toc225507404 \h </w:instrText>
         </w:r>
         <w:r>
           <w:rPr>
@@ -4072,7 +4072,7 @@
           <w14:ligatures w14:val="standardContextual"/>
         </w:rPr>
       </w:pPr>
-      <w:hyperlink w:anchor="_Toc223199532" w:history="1">
+      <w:hyperlink w:anchor="_Toc225507405" w:history="1">
         <w:r>
           <w:rPr>
             <w:rStyle w:val="Hypertextovodkaz"/>
@@ -4099,7 +4099,7 @@
             <w:noProof/>
             <w:webHidden/>
           </w:rPr>
-          <w:instrText xml:space="preserve"> PAGEREF _Toc223199532 \h </w:instrText>
+          <w:instrText xml:space="preserve"> PAGEREF _Toc225507405 \h </w:instrText>
         </w:r>
         <w:r>
           <w:rPr>
@@ -4146,7 +4146,7 @@
           <w14:ligatures w14:val="standardContextual"/>
         </w:rPr>
       </w:pPr>
-      <w:hyperlink w:anchor="_Toc223199533" w:history="1">
+      <w:hyperlink w:anchor="_Toc225507406" w:history="1">
         <w:r>
           <w:rPr>
             <w:rStyle w:val="Hypertextovodkaz"/>
@@ -4173,7 +4173,7 @@
             <w:noProof/>
             <w:webHidden/>
           </w:rPr>
-          <w:instrText xml:space="preserve"> PAGEREF _Toc223199533 \h </w:instrText>
+          <w:instrText xml:space="preserve"> PAGEREF _Toc225507406 \h </w:instrText>
         </w:r>
         <w:r>
           <w:rPr>
@@ -4220,7 +4220,7 @@
           <w14:ligatures w14:val="standardContextual"/>
         </w:rPr>
       </w:pPr>
-      <w:hyperlink w:anchor="_Toc223199534" w:history="1">
+      <w:hyperlink w:anchor="_Toc225507407" w:history="1">
         <w:r>
           <w:rPr>
             <w:rStyle w:val="Hypertextovodkaz"/>
@@ -4247,7 +4247,7 @@
             <w:noProof/>
             <w:webHidden/>
           </w:rPr>
-          <w:instrText xml:space="preserve"> PAGEREF _Toc223199534 \h </w:instrText>
+          <w:instrText xml:space="preserve"> PAGEREF _Toc225507407 \h </w:instrText>
         </w:r>
         <w:r>
           <w:rPr>
@@ -4294,7 +4294,7 @@
           <w14:ligatures w14:val="standardContextual"/>
         </w:rPr>
       </w:pPr>
-      <w:hyperlink w:anchor="_Toc223199535" w:history="1">
+      <w:hyperlink w:anchor="_Toc225507408" w:history="1">
         <w:r>
           <w:rPr>
             <w:rStyle w:val="Hypertextovodkaz"/>
@@ -4321,7 +4321,7 @@
             <w:noProof/>
             <w:webHidden/>
           </w:rPr>
-          <w:instrText xml:space="preserve"> PAGEREF _Toc223199535 \h </w:instrText>
+          <w:instrText xml:space="preserve"> PAGEREF _Toc225507408 \h </w:instrText>
         </w:r>
         <w:r>
           <w:rPr>
@@ -4368,7 +4368,7 @@
           <w14:ligatures w14:val="standardContextual"/>
         </w:rPr>
       </w:pPr>
-      <w:hyperlink w:anchor="_Toc223199536" w:history="1">
+      <w:hyperlink w:anchor="_Toc225507409" w:history="1">
         <w:r>
           <w:rPr>
             <w:rStyle w:val="Hypertextovodkaz"/>
@@ -4395,7 +4395,7 @@
             <w:noProof/>
             <w:webHidden/>
           </w:rPr>
-          <w:instrText xml:space="preserve"> PAGEREF _Toc223199536 \h </w:instrText>
+          <w:instrText xml:space="preserve"> PAGEREF _Toc225507409 \h </w:instrText>
         </w:r>
         <w:r>
           <w:rPr>
@@ -4442,7 +4442,7 @@
           <w14:ligatures w14:val="standardContextual"/>
         </w:rPr>
       </w:pPr>
-      <w:hyperlink w:anchor="_Toc223199537" w:history="1">
+      <w:hyperlink w:anchor="_Toc225507410" w:history="1">
         <w:r>
           <w:rPr>
             <w:rStyle w:val="Hypertextovodkaz"/>
@@ -4469,7 +4469,7 @@
             <w:noProof/>
             <w:webHidden/>
           </w:rPr>
-          <w:instrText xml:space="preserve"> PAGEREF _Toc223199537 \h </w:instrText>
+          <w:instrText xml:space="preserve"> PAGEREF _Toc225507410 \h </w:instrText>
         </w:r>
         <w:r>
           <w:rPr>
@@ -4516,7 +4516,7 @@
           <w14:ligatures w14:val="standardContextual"/>
         </w:rPr>
       </w:pPr>
-      <w:hyperlink w:anchor="_Toc223199538" w:history="1">
+      <w:hyperlink w:anchor="_Toc225507411" w:history="1">
         <w:r>
           <w:rPr>
             <w:rStyle w:val="Hypertextovodkaz"/>
@@ -4543,7 +4543,7 @@
             <w:noProof/>
             <w:webHidden/>
           </w:rPr>
-          <w:instrText xml:space="preserve"> PAGEREF _Toc223199538 \h </w:instrText>
+          <w:instrText xml:space="preserve"> PAGEREF _Toc225507411 \h </w:instrText>
         </w:r>
         <w:r>
           <w:rPr>
@@ -4590,81 +4590,7 @@
           <w14:ligatures w14:val="standardContextual"/>
         </w:rPr>
       </w:pPr>
-      <w:hyperlink w:anchor="_Toc223199539" w:history="1">
-        <w:r>
-          <w:rPr>
-            <w:rStyle w:val="Hypertextovodkaz"/>
-            <w:noProof/>
-          </w:rPr>
-          <w:t>Obr. 15: Návrh administrace</w:t>
-        </w:r>
-        <w:r>
-          <w:rPr>
-            <w:noProof/>
-            <w:webHidden/>
-          </w:rPr>
-          <w:tab/>
-        </w:r>
-        <w:r>
-          <w:rPr>
-            <w:noProof/>
-            <w:webHidden/>
-          </w:rPr>
-          <w:fldChar w:fldCharType="begin"/>
-        </w:r>
-        <w:r>
-          <w:rPr>
-            <w:noProof/>
-            <w:webHidden/>
-          </w:rPr>
-          <w:instrText xml:space="preserve"> PAGEREF _Toc223199539 \h </w:instrText>
-        </w:r>
-        <w:r>
-          <w:rPr>
-            <w:noProof/>
-            <w:webHidden/>
-          </w:rPr>
-        </w:r>
-        <w:r>
-          <w:rPr>
-            <w:noProof/>
-            <w:webHidden/>
-          </w:rPr>
-          <w:fldChar w:fldCharType="separate"/>
-        </w:r>
-        <w:r>
-          <w:rPr>
-            <w:noProof/>
-            <w:webHidden/>
-          </w:rPr>
-          <w:t>24</w:t>
-        </w:r>
-        <w:r>
-          <w:rPr>
-            <w:noProof/>
-            <w:webHidden/>
-          </w:rPr>
-          <w:fldChar w:fldCharType="end"/>
-        </w:r>
-      </w:hyperlink>
-    </w:p>
-    <w:p>
-      <w:pPr>
-        <w:pStyle w:val="Seznamobrzk"/>
-        <w:tabs>
-          <w:tab w:val="right" w:leader="dot" w:pos="8493"/>
-        </w:tabs>
-        <w:rPr>
-          <w:rFonts w:eastAsiaTheme="minorEastAsia"/>
-          <w:noProof/>
-          <w:kern w:val="2"/>
-          <w:sz w:val="24"/>
-          <w:szCs w:val="24"/>
-          <w:lang w:eastAsia="cs-CZ"/>
-          <w14:ligatures w14:val="standardContextual"/>
-        </w:rPr>
-      </w:pPr>
-      <w:hyperlink w:anchor="_Toc223199540" w:history="1">
+      <w:hyperlink w:anchor="_Toc225507412" w:history="1">
         <w:r>
           <w:rPr>
             <w:rStyle w:val="Hypertextovodkaz"/>
@@ -4691,7 +4617,81 @@
             <w:noProof/>
             <w:webHidden/>
           </w:rPr>
-          <w:instrText xml:space="preserve"> PAGEREF _Toc223199540 \h </w:instrText>
+          <w:instrText xml:space="preserve"> PAGEREF _Toc225507412 \h </w:instrText>
+        </w:r>
+        <w:r>
+          <w:rPr>
+            <w:noProof/>
+            <w:webHidden/>
+          </w:rPr>
+        </w:r>
+        <w:r>
+          <w:rPr>
+            <w:noProof/>
+            <w:webHidden/>
+          </w:rPr>
+          <w:fldChar w:fldCharType="separate"/>
+        </w:r>
+        <w:r>
+          <w:rPr>
+            <w:noProof/>
+            <w:webHidden/>
+          </w:rPr>
+          <w:t>27</w:t>
+        </w:r>
+        <w:r>
+          <w:rPr>
+            <w:noProof/>
+            <w:webHidden/>
+          </w:rPr>
+          <w:fldChar w:fldCharType="end"/>
+        </w:r>
+      </w:hyperlink>
+    </w:p>
+    <w:p>
+      <w:pPr>
+        <w:pStyle w:val="Seznamobrzk"/>
+        <w:tabs>
+          <w:tab w:val="right" w:leader="dot" w:pos="8493"/>
+        </w:tabs>
+        <w:rPr>
+          <w:rFonts w:eastAsiaTheme="minorEastAsia"/>
+          <w:noProof/>
+          <w:kern w:val="2"/>
+          <w:sz w:val="24"/>
+          <w:szCs w:val="24"/>
+          <w:lang w:eastAsia="cs-CZ"/>
+          <w14:ligatures w14:val="standardContextual"/>
+        </w:rPr>
+      </w:pPr>
+      <w:hyperlink w:anchor="_Toc225507413" w:history="1">
+        <w:r>
+          <w:rPr>
+            <w:rStyle w:val="Hypertextovodkaz"/>
+            <w:noProof/>
+          </w:rPr>
+          <w:t>Obr. 17: Struktura frontendu</w:t>
+        </w:r>
+        <w:r>
+          <w:rPr>
+            <w:noProof/>
+            <w:webHidden/>
+          </w:rPr>
+          <w:tab/>
+        </w:r>
+        <w:r>
+          <w:rPr>
+            <w:noProof/>
+            <w:webHidden/>
+          </w:rPr>
+          <w:fldChar w:fldCharType="begin"/>
+        </w:r>
+        <w:r>
+          <w:rPr>
+            <w:noProof/>
+            <w:webHidden/>
+          </w:rPr>
+          <w:instrText xml:space="preserve"> PAGEREF _Toc225507413 \h </w:instrText>
         </w:r>
         <w:r>
           <w:rPr>
@@ -4738,81 +4738,7 @@
           <w14:ligatures w14:val="standardContextual"/>
         </w:rPr>
       </w:pPr>
-      <w:hyperlink w:anchor="_Toc223199541" w:history="1">
-        <w:r>
-          <w:rPr>
-            <w:rStyle w:val="Hypertextovodkaz"/>
-            <w:noProof/>
-          </w:rPr>
-          <w:t>Obr. 17: Struktura frontendu</w:t>
-        </w:r>
-        <w:r>
-          <w:rPr>
-            <w:noProof/>
-            <w:webHidden/>
-          </w:rPr>
-          <w:tab/>
-        </w:r>
-        <w:r>
-          <w:rPr>
-            <w:noProof/>
-            <w:webHidden/>
-          </w:rPr>
-          <w:fldChar w:fldCharType="begin"/>
-        </w:r>
-        <w:r>
-          <w:rPr>
-            <w:noProof/>
-            <w:webHidden/>
-          </w:rPr>
-          <w:instrText xml:space="preserve"> PAGEREF _Toc223199541 \h </w:instrText>
-        </w:r>
-        <w:r>
-          <w:rPr>
-            <w:noProof/>
-            <w:webHidden/>
-          </w:rPr>
-        </w:r>
-        <w:r>
-          <w:rPr>
-            <w:noProof/>
-            <w:webHidden/>
-          </w:rPr>
-          <w:fldChar w:fldCharType="separate"/>
-        </w:r>
-        <w:r>
-          <w:rPr>
-            <w:noProof/>
-            <w:webHidden/>
-          </w:rPr>
-          <w:t>29</w:t>
-        </w:r>
-        <w:r>
-          <w:rPr>
-            <w:noProof/>
-            <w:webHidden/>
-          </w:rPr>
-          <w:fldChar w:fldCharType="end"/>
-        </w:r>
-      </w:hyperlink>
-    </w:p>
-    <w:p>
-      <w:pPr>
-        <w:pStyle w:val="Seznamobrzk"/>
-        <w:tabs>
-          <w:tab w:val="right" w:leader="dot" w:pos="8493"/>
-        </w:tabs>
-        <w:rPr>
-          <w:rFonts w:eastAsiaTheme="minorEastAsia"/>
-          <w:noProof/>
-          <w:kern w:val="2"/>
-          <w:sz w:val="24"/>
-          <w:szCs w:val="24"/>
-          <w:lang w:eastAsia="cs-CZ"/>
-          <w14:ligatures w14:val="standardContextual"/>
-        </w:rPr>
-      </w:pPr>
-      <w:hyperlink w:anchor="_Toc223199542" w:history="1">
+      <w:hyperlink w:anchor="_Toc225507414" w:history="1">
         <w:r>
           <w:rPr>
             <w:rStyle w:val="Hypertextovodkaz"/>
@@ -4839,7 +4765,7 @@
             <w:noProof/>
             <w:webHidden/>
           </w:rPr>
-          <w:instrText xml:space="preserve"> PAGEREF _Toc223199542 \h </w:instrText>
+          <w:instrText xml:space="preserve"> PAGEREF _Toc225507414 \h </w:instrText>
         </w:r>
         <w:r>
           <w:rPr>
@@ -4859,7 +4785,7 @@
             <w:noProof/>
             <w:webHidden/>
           </w:rPr>
-          <w:t>34</w:t>
+          <w:t>32</w:t>
         </w:r>
         <w:r>
           <w:rPr>
@@ -5586,7 +5512,99 @@
         <w:t xml:space="preserve">Webové stránky jsou v dnešní době již nedílnou součástí moderního světa. Pomocí webových stránek jsme schopni </w:t>
       </w:r>
       <w:r>
-        <w:t>se na internetu prezentovat, předávat informace, nabízet služby či komunikovat. Kapitola se zabývá definicí webových stránek, jejich významem, historií, současnými trendy a bezpečností.</w:t>
+        <w:t xml:space="preserve">se na internetu prezentovat, předávat informace, nabízet služby či komunikovat. </w:t>
+      </w:r>
+    </w:p>
+    <w:p>
+      <w:r>
+        <w:t xml:space="preserve">Každá webová stránka </w:t>
+      </w:r>
+      <w:r>
+        <w:t>je složena ze 3 základních stavebních kamenů:</w:t>
+      </w:r>
+    </w:p>
+    <w:p>
+      <w:pPr>
+        <w:pStyle w:val="Odstavecseseznamem"/>
+        <w:numPr>
+          <w:ilvl w:val="0"/>
+          <w:numId w:val="47"/>
+        </w:numPr>
+      </w:pPr>
+      <w:r>
+        <w:rPr>
+          <w:b/>
+          <w:bCs/>
+        </w:rPr>
+        <w:t>HTML:</w:t>
+      </w:r>
+      <w:r>
+        <w:rPr>
+          <w:b/>
+          <w:bCs/>
+        </w:rPr>
+        <w:t xml:space="preserve"> </w:t>
+      </w:r>
+      <w:r>
+        <w:t>Struktura a sémantika</w:t>
+      </w:r>
+    </w:p>
+    <w:p>
+      <w:pPr>
+        <w:pStyle w:val="Odstavecseseznamem"/>
+        <w:numPr>
+          <w:ilvl w:val="0"/>
+          <w:numId w:val="47"/>
+        </w:numPr>
+        <w:rPr>
+          <w:b/>
+          <w:bCs/>
+        </w:rPr>
+      </w:pPr>
+      <w:r>
+        <w:rPr>
+          <w:b/>
+          <w:bCs/>
+        </w:rPr>
+        <w:t>CSS:</w:t>
+      </w:r>
+      <w:r>
+        <w:rPr>
+          <w:b/>
+          <w:bCs/>
+        </w:rPr>
+        <w:t xml:space="preserve"> </w:t>
+      </w:r>
+      <w:r>
+        <w:t>Vizuální prezentace a responzivita</w:t>
+      </w:r>
+    </w:p>
+    <w:p>
+      <w:pPr>
+        <w:pStyle w:val="Odstavecseseznamem"/>
+        <w:numPr>
+          <w:ilvl w:val="0"/>
+          <w:numId w:val="47"/>
+        </w:numPr>
+        <w:rPr>
+          <w:b/>
+          <w:bCs/>
+        </w:rPr>
+      </w:pPr>
+      <w:r>
+        <w:rPr>
+          <w:b/>
+          <w:bCs/>
+        </w:rPr>
+        <w:t>JavaScript:</w:t>
+      </w:r>
+      <w:r>
+        <w:t xml:space="preserve"> Dynamika a interaktivita </w:t>
+      </w:r>
+    </w:p>
+    <w:p>
+      <w:r>
+        <w:t>Kapitola se zabývá definicí webových stránek, jejich významem, historií, současnými trendy a bezpečností.</w:t>
       </w:r>
     </w:p>
     <w:p>
@@ -5595,6 +5613,7 @@
       </w:pPr>
       <w:bookmarkStart w:id="9" w:name="_Toc223201203"/>
       <w:r>
+        <w:lastRenderedPageBreak/>
         <w:t>Definice webových stránek</w:t>
       </w:r>
       <w:bookmarkEnd w:id="9"/>
@@ -5612,7 +5631,6 @@
     </w:p>
     <w:p>
       <w:r>
-        <w:lastRenderedPageBreak/>
         <w:t>Webové stránky hrají zásadní roli v mnoha oblastech, jako je podnikání, vzdělávání, zdravotnictví a vládní komunikace. Slouží jako nástroj pro:</w:t>
       </w:r>
     </w:p>
@@ -5775,6 +5793,7 @@
       </w:pPr>
       <w:bookmarkStart w:id="13" w:name="_Toc223201207"/>
       <w:r>
+        <w:lastRenderedPageBreak/>
         <w:t>Bezpečnost</w:t>
       </w:r>
       <w:bookmarkEnd w:id="13"/>
@@ -5850,8 +5869,14 @@
         </w:numPr>
       </w:pPr>
       <w:r>
-        <w:lastRenderedPageBreak/>
-        <w:t>Použití SSL/TLS: Šifrování komunikace mezi serverem a klientem jako standard ochrany dat (RFC 5246).</w:t>
+        <w:rPr>
+          <w:b/>
+          <w:bCs/>
+        </w:rPr>
+        <w:t>Použití SSL/TLS:</w:t>
+      </w:r>
+      <w:r>
+        <w:t xml:space="preserve"> Šifrování komunikace mezi serverem a klientem jako standard ochrany dat (RFC 5246).</w:t>
       </w:r>
     </w:p>
     <w:p>
@@ -6042,6 +6067,7 @@
       </w:pPr>
       <w:bookmarkStart w:id="14" w:name="_Toc223201208"/>
       <w:r>
+        <w:lastRenderedPageBreak/>
         <w:t>Technologie a nástroje pro vývoj webu</w:t>
       </w:r>
       <w:bookmarkEnd w:id="14"/>
@@ -6077,11 +6103,7 @@
         <w:t xml:space="preserve"> moderní technologie, které jsou díky své efektivnosti, </w:t>
       </w:r>
       <w:r>
-        <w:t xml:space="preserve">množství dokumentace a škálovatelnosti řazeny mezi nejoblíbenější a nejspolehlivější. Tvorba frontendu bude realizována pomocí frameworků TailWindCSS, React. Backend bude postaven </w:t>
-      </w:r>
-      <w:r>
-        <w:lastRenderedPageBreak/>
-        <w:t>na serverovém frameworku NodeJS a databázi MySQL.</w:t>
+        <w:t>množství dokumentace a škálovatelnosti řazeny mezi nejoblíbenější a nejspolehlivější. Tvorba frontendu bude realizována pomocí frameworků TailWindCSS, React. Backend bude postaven na serverovém frameworku NodeJS a databázi MySQL.</w:t>
       </w:r>
       <w:r>
         <w:t xml:space="preserve"> </w:t>
@@ -6238,56 +6260,43 @@
       <w:pPr>
         <w:pStyle w:val="Titulek"/>
       </w:pPr>
-      <w:bookmarkStart w:id="15" w:name="_Toc223199525"/>
+      <w:bookmarkStart w:id="15" w:name="_Toc225507398"/>
       <w:r>
         <w:t xml:space="preserve">Obr. </w:t>
       </w:r>
-      <w:r>
-        <w:fldChar w:fldCharType="begin"/>
-      </w:r>
-      <w:r>
-        <w:instrText xml:space="preserve"> SEQ Obr. \* ARABIC </w:instrText>
-      </w:r>
-      <w:r>
-        <w:fldChar w:fldCharType="separate"/>
-      </w:r>
-      <w:r>
+      <w:fldSimple w:instr=" SEQ Obr. \* ARABIC ">
+        <w:r>
+          <w:rPr>
+            <w:noProof/>
+          </w:rPr>
+          <w:t>1</w:t>
+        </w:r>
+      </w:fldSimple>
+      <w:r>
+        <w:t xml:space="preserve">: TailwindCSS </w:t>
+      </w:r>
+      <w:r>
+        <w:t>syntaxe</w:t>
+      </w:r>
+      <w:bookmarkEnd w:id="15"/>
+    </w:p>
+    <w:p>
+      <w:pPr>
+        <w:pStyle w:val="Zdroj"/>
         <w:rPr>
           <w:noProof/>
         </w:rPr>
-        <w:t>1</w:t>
-      </w:r>
+      </w:pPr>
       <w:r>
         <w:rPr>
           <w:noProof/>
         </w:rPr>
-        <w:fldChar w:fldCharType="end"/>
-      </w:r>
-      <w:r>
-        <w:t xml:space="preserve">: TailwindCSS </w:t>
-      </w:r>
-      <w:r>
-        <w:t>syntaxe</w:t>
-      </w:r>
-      <w:bookmarkEnd w:id="15"/>
-    </w:p>
-    <w:p>
-      <w:pPr>
-        <w:pStyle w:val="Zdroj"/>
+        <w:t xml:space="preserve">Zdroj: </w:t>
+      </w:r>
+      <w:r>
         <w:rPr>
           <w:noProof/>
         </w:rPr>
-      </w:pPr>
-      <w:r>
-        <w:rPr>
-          <w:noProof/>
-        </w:rPr>
-        <w:t xml:space="preserve">Zdroj: </w:t>
-      </w:r>
-      <w:r>
-        <w:rPr>
-          <w:noProof/>
-        </w:rPr>
         <w:t>Vlastní</w:t>
       </w:r>
     </w:p>
@@ -6323,6 +6332,15 @@
       </w:r>
       <w:r>
         <w:t>.</w:t>
+      </w:r>
+    </w:p>
+    <w:p>
+      <w:pPr>
+        <w:spacing w:after="160" w:line="259" w:lineRule="auto"/>
+        <w:jc w:val="left"/>
+      </w:pPr>
+      <w:r>
+        <w:br w:type="page"/>
       </w:r>
     </w:p>
     <w:p>
@@ -6337,6 +6355,7 @@
           <w:b/>
           <w:bCs/>
         </w:rPr>
+        <w:lastRenderedPageBreak/>
         <w:t>Výhody</w:t>
       </w:r>
       <w:r>
@@ -6416,7 +6435,6 @@
           <w:b/>
           <w:bCs/>
         </w:rPr>
-        <w:lastRenderedPageBreak/>
         <w:t>Context:</w:t>
       </w:r>
       <w:r>
@@ -6549,31 +6567,18 @@
       <w:pPr>
         <w:pStyle w:val="Titulek"/>
       </w:pPr>
-      <w:bookmarkStart w:id="16" w:name="_Toc223199526"/>
+      <w:bookmarkStart w:id="16" w:name="_Toc225507399"/>
       <w:r>
         <w:t xml:space="preserve">Obr. </w:t>
       </w:r>
-      <w:r>
-        <w:fldChar w:fldCharType="begin"/>
-      </w:r>
-      <w:r>
-        <w:instrText xml:space="preserve"> SEQ Obr. \* ARABIC </w:instrText>
-      </w:r>
-      <w:r>
-        <w:fldChar w:fldCharType="separate"/>
-      </w:r>
-      <w:r>
-        <w:rPr>
-          <w:noProof/>
-        </w:rPr>
-        <w:t>2</w:t>
-      </w:r>
-      <w:r>
-        <w:rPr>
-          <w:noProof/>
-        </w:rPr>
-        <w:fldChar w:fldCharType="end"/>
-      </w:r>
+      <w:fldSimple w:instr=" SEQ Obr. \* ARABIC ">
+        <w:r>
+          <w:rPr>
+            <w:noProof/>
+          </w:rPr>
+          <w:t>2</w:t>
+        </w:r>
+      </w:fldSimple>
       <w:r>
         <w:t>: Ukázka hooku</w:t>
       </w:r>
@@ -6672,31 +6677,18 @@
       <w:pPr>
         <w:pStyle w:val="Titulek"/>
       </w:pPr>
-      <w:bookmarkStart w:id="17" w:name="_Toc223199527"/>
+      <w:bookmarkStart w:id="17" w:name="_Toc225507400"/>
       <w:r>
         <w:t xml:space="preserve">Obr. </w:t>
       </w:r>
-      <w:r>
-        <w:fldChar w:fldCharType="begin"/>
-      </w:r>
-      <w:r>
-        <w:instrText xml:space="preserve"> SEQ Obr. \* ARABIC </w:instrText>
-      </w:r>
-      <w:r>
-        <w:fldChar w:fldCharType="separate"/>
-      </w:r>
-      <w:r>
-        <w:rPr>
-          <w:noProof/>
-        </w:rPr>
-        <w:t>3</w:t>
-      </w:r>
-      <w:r>
-        <w:rPr>
-          <w:noProof/>
-        </w:rPr>
-        <w:fldChar w:fldCharType="end"/>
-      </w:r>
+      <w:fldSimple w:instr=" SEQ Obr. \* ARABIC ">
+        <w:r>
+          <w:rPr>
+            <w:noProof/>
+          </w:rPr>
+          <w:t>3</w:t>
+        </w:r>
+      </w:fldSimple>
       <w:r>
         <w:t>: Příklad komponenty</w:t>
       </w:r>
@@ -6774,31 +6766,18 @@
       <w:pPr>
         <w:pStyle w:val="Titulek"/>
       </w:pPr>
-      <w:bookmarkStart w:id="18" w:name="_Toc223199528"/>
+      <w:bookmarkStart w:id="18" w:name="_Toc225507401"/>
       <w:r>
         <w:t xml:space="preserve">Obr. </w:t>
       </w:r>
-      <w:r>
-        <w:fldChar w:fldCharType="begin"/>
-      </w:r>
-      <w:r>
-        <w:instrText xml:space="preserve"> SEQ Obr. \* ARABIC </w:instrText>
-      </w:r>
-      <w:r>
-        <w:fldChar w:fldCharType="separate"/>
-      </w:r>
-      <w:r>
-        <w:rPr>
-          <w:noProof/>
-        </w:rPr>
-        <w:t>4</w:t>
-      </w:r>
-      <w:r>
-        <w:rPr>
-          <w:noProof/>
-        </w:rPr>
-        <w:fldChar w:fldCharType="end"/>
-      </w:r>
+      <w:fldSimple w:instr=" SEQ Obr. \* ARABIC ">
+        <w:r>
+          <w:rPr>
+            <w:noProof/>
+          </w:rPr>
+          <w:t>4</w:t>
+        </w:r>
+      </w:fldSimple>
       <w:r>
         <w:t>: Komponenta se vstupy</w:t>
       </w:r>
@@ -6863,31 +6842,18 @@
       <w:pPr>
         <w:pStyle w:val="Titulek"/>
       </w:pPr>
-      <w:bookmarkStart w:id="19" w:name="_Toc223199529"/>
+      <w:bookmarkStart w:id="19" w:name="_Toc225507402"/>
       <w:r>
         <w:t xml:space="preserve">Obr. </w:t>
       </w:r>
-      <w:r>
-        <w:fldChar w:fldCharType="begin"/>
-      </w:r>
-      <w:r>
-        <w:instrText xml:space="preserve"> SEQ Obr. \* ARABIC </w:instrText>
-      </w:r>
-      <w:r>
-        <w:fldChar w:fldCharType="separate"/>
-      </w:r>
-      <w:r>
-        <w:rPr>
-          <w:noProof/>
-        </w:rPr>
-        <w:t>5</w:t>
-      </w:r>
-      <w:r>
-        <w:rPr>
-          <w:noProof/>
-        </w:rPr>
-        <w:fldChar w:fldCharType="end"/>
-      </w:r>
+      <w:fldSimple w:instr=" SEQ Obr. \* ARABIC ">
+        <w:r>
+          <w:rPr>
+            <w:noProof/>
+          </w:rPr>
+          <w:t>5</w:t>
+        </w:r>
+      </w:fldSimple>
       <w:r>
         <w:t>: Práce se vstupy</w:t>
       </w:r>
@@ -6956,31 +6922,18 @@
       <w:pPr>
         <w:pStyle w:val="Titulek"/>
       </w:pPr>
-      <w:bookmarkStart w:id="20" w:name="_Toc223199530"/>
+      <w:bookmarkStart w:id="20" w:name="_Toc225507403"/>
       <w:r>
         <w:t xml:space="preserve">Obr. </w:t>
       </w:r>
-      <w:r>
-        <w:fldChar w:fldCharType="begin"/>
-      </w:r>
-      <w:r>
-        <w:instrText xml:space="preserve"> SEQ Obr. \* ARABIC </w:instrText>
-      </w:r>
-      <w:r>
-        <w:fldChar w:fldCharType="separate"/>
-      </w:r>
-      <w:r>
-        <w:rPr>
-          <w:noProof/>
-        </w:rPr>
-        <w:t>6</w:t>
-      </w:r>
-      <w:r>
-        <w:rPr>
-          <w:noProof/>
-        </w:rPr>
-        <w:fldChar w:fldCharType="end"/>
-      </w:r>
+      <w:fldSimple w:instr=" SEQ Obr. \* ARABIC ">
+        <w:r>
+          <w:rPr>
+            <w:noProof/>
+          </w:rPr>
+          <w:t>6</w:t>
+        </w:r>
+      </w:fldSimple>
       <w:r>
         <w:t>: Použití komponenty</w:t>
       </w:r>
@@ -7083,31 +7036,18 @@
       <w:pPr>
         <w:pStyle w:val="Titulek"/>
       </w:pPr>
-      <w:bookmarkStart w:id="21" w:name="_Toc223199531"/>
+      <w:bookmarkStart w:id="21" w:name="_Toc225507404"/>
       <w:r>
         <w:t xml:space="preserve">Obr. </w:t>
       </w:r>
-      <w:r>
-        <w:fldChar w:fldCharType="begin"/>
-      </w:r>
-      <w:r>
-        <w:instrText xml:space="preserve"> SEQ Obr. \* ARABIC </w:instrText>
-      </w:r>
-      <w:r>
-        <w:fldChar w:fldCharType="separate"/>
-      </w:r>
-      <w:r>
-        <w:rPr>
-          <w:noProof/>
-        </w:rPr>
-        <w:t>7</w:t>
-      </w:r>
-      <w:r>
-        <w:rPr>
-          <w:noProof/>
-        </w:rPr>
-        <w:fldChar w:fldCharType="end"/>
-      </w:r>
+      <w:fldSimple w:instr=" SEQ Obr. \* ARABIC ">
+        <w:r>
+          <w:rPr>
+            <w:noProof/>
+          </w:rPr>
+          <w:t>7</w:t>
+        </w:r>
+      </w:fldSimple>
       <w:r>
         <w:t>: Porovnání DOMu</w:t>
       </w:r>
@@ -7213,31 +7153,18 @@
       <w:pPr>
         <w:pStyle w:val="Titulek"/>
       </w:pPr>
-      <w:bookmarkStart w:id="22" w:name="_Toc223199532"/>
+      <w:bookmarkStart w:id="22" w:name="_Toc225507405"/>
       <w:r>
         <w:t xml:space="preserve">Obr. </w:t>
       </w:r>
-      <w:r>
-        <w:fldChar w:fldCharType="begin"/>
-      </w:r>
-      <w:r>
-        <w:instrText xml:space="preserve"> SEQ Obr. \* ARABIC </w:instrText>
-      </w:r>
-      <w:r>
-        <w:fldChar w:fldCharType="separate"/>
-      </w:r>
-      <w:r>
-        <w:rPr>
-          <w:noProof/>
-        </w:rPr>
-        <w:t>8</w:t>
-      </w:r>
-      <w:r>
-        <w:rPr>
-          <w:noProof/>
-        </w:rPr>
-        <w:fldChar w:fldCharType="end"/>
-      </w:r>
+      <w:fldSimple w:instr=" SEQ Obr. \* ARABIC ">
+        <w:r>
+          <w:rPr>
+            <w:noProof/>
+          </w:rPr>
+          <w:t>8</w:t>
+        </w:r>
+      </w:fldSimple>
       <w:r>
         <w:t>: Ukázka JSX</w:t>
       </w:r>
@@ -7380,31 +7307,18 @@
       <w:pPr>
         <w:pStyle w:val="Titulek"/>
       </w:pPr>
-      <w:bookmarkStart w:id="23" w:name="_Toc223199533"/>
+      <w:bookmarkStart w:id="23" w:name="_Toc225507406"/>
       <w:r>
         <w:t xml:space="preserve">Obr. </w:t>
       </w:r>
-      <w:r>
-        <w:fldChar w:fldCharType="begin"/>
-      </w:r>
-      <w:r>
-        <w:instrText xml:space="preserve"> SEQ Obr. \* ARABIC </w:instrText>
-      </w:r>
-      <w:r>
-        <w:fldChar w:fldCharType="separate"/>
-      </w:r>
-      <w:r>
-        <w:rPr>
-          <w:noProof/>
-        </w:rPr>
-        <w:t>9</w:t>
-      </w:r>
-      <w:r>
-        <w:rPr>
-          <w:noProof/>
-        </w:rPr>
-        <w:fldChar w:fldCharType="end"/>
-      </w:r>
+      <w:fldSimple w:instr=" SEQ Obr. \* ARABIC ">
+        <w:r>
+          <w:rPr>
+            <w:noProof/>
+          </w:rPr>
+          <w:t>9</w:t>
+        </w:r>
+      </w:fldSimple>
       <w:r>
         <w:t>: Ukázka kódu NodeJS</w:t>
       </w:r>
@@ -7677,31 +7591,18 @@
       <w:pPr>
         <w:pStyle w:val="Titulek"/>
       </w:pPr>
-      <w:bookmarkStart w:id="24" w:name="_Toc223199534"/>
+      <w:bookmarkStart w:id="24" w:name="_Toc225507407"/>
       <w:r>
         <w:t xml:space="preserve">Obr. </w:t>
       </w:r>
-      <w:r>
-        <w:fldChar w:fldCharType="begin"/>
-      </w:r>
-      <w:r>
-        <w:instrText xml:space="preserve"> SEQ Obr. \* ARABIC </w:instrText>
-      </w:r>
-      <w:r>
-        <w:fldChar w:fldCharType="separate"/>
-      </w:r>
-      <w:r>
-        <w:rPr>
-          <w:noProof/>
-        </w:rPr>
-        <w:t>10</w:t>
-      </w:r>
-      <w:r>
-        <w:rPr>
-          <w:noProof/>
-        </w:rPr>
-        <w:fldChar w:fldCharType="end"/>
-      </w:r>
+      <w:fldSimple w:instr=" SEQ Obr. \* ARABIC ">
+        <w:r>
+          <w:rPr>
+            <w:noProof/>
+          </w:rPr>
+          <w:t>10</w:t>
+        </w:r>
+      </w:fldSimple>
       <w:r>
         <w:t>: Logo NPM</w:t>
       </w:r>
@@ -7814,31 +7715,18 @@
       <w:pPr>
         <w:pStyle w:val="Titulek"/>
       </w:pPr>
-      <w:bookmarkStart w:id="25" w:name="_Toc223199535"/>
+      <w:bookmarkStart w:id="25" w:name="_Toc225507408"/>
       <w:r>
         <w:t xml:space="preserve">Obr. </w:t>
       </w:r>
-      <w:r>
-        <w:fldChar w:fldCharType="begin"/>
-      </w:r>
-      <w:r>
-        <w:instrText xml:space="preserve"> SEQ Obr. \* ARABIC </w:instrText>
-      </w:r>
-      <w:r>
-        <w:fldChar w:fldCharType="separate"/>
-      </w:r>
-      <w:r>
-        <w:rPr>
-          <w:noProof/>
-        </w:rPr>
-        <w:t>11</w:t>
-      </w:r>
-      <w:r>
-        <w:rPr>
-          <w:noProof/>
-        </w:rPr>
-        <w:fldChar w:fldCharType="end"/>
-      </w:r>
+      <w:fldSimple w:instr=" SEQ Obr. \* ARABIC ">
+        <w:r>
+          <w:rPr>
+            <w:noProof/>
+          </w:rPr>
+          <w:t>11</w:t>
+        </w:r>
+      </w:fldSimple>
       <w:r>
         <w:t>: Prostředí MySQL</w:t>
       </w:r>
@@ -7966,31 +7854,18 @@
       <w:pPr>
         <w:pStyle w:val="Titulek"/>
       </w:pPr>
-      <w:bookmarkStart w:id="26" w:name="_Toc223199536"/>
+      <w:bookmarkStart w:id="26" w:name="_Toc225507409"/>
       <w:r>
         <w:t xml:space="preserve">Obr. </w:t>
       </w:r>
-      <w:r>
-        <w:fldChar w:fldCharType="begin"/>
-      </w:r>
-      <w:r>
-        <w:instrText xml:space="preserve"> SEQ Obr. \* ARABIC </w:instrText>
-      </w:r>
-      <w:r>
-        <w:fldChar w:fldCharType="separate"/>
-      </w:r>
-      <w:r>
-        <w:rPr>
-          <w:noProof/>
-        </w:rPr>
-        <w:t>12</w:t>
-      </w:r>
-      <w:r>
-        <w:rPr>
-          <w:noProof/>
-        </w:rPr>
-        <w:fldChar w:fldCharType="end"/>
-      </w:r>
+      <w:fldSimple w:instr=" SEQ Obr. \* ARABIC ">
+        <w:r>
+          <w:rPr>
+            <w:noProof/>
+          </w:rPr>
+          <w:t>12</w:t>
+        </w:r>
+      </w:fldSimple>
       <w:r>
         <w:t>: Prostřední Figmy</w:t>
       </w:r>
@@ -8109,31 +7984,18 @@
       <w:pPr>
         <w:pStyle w:val="Titulek"/>
       </w:pPr>
-      <w:bookmarkStart w:id="27" w:name="_Toc223199537"/>
+      <w:bookmarkStart w:id="27" w:name="_Toc225507410"/>
       <w:r>
         <w:t xml:space="preserve">Obr. </w:t>
       </w:r>
-      <w:r>
-        <w:fldChar w:fldCharType="begin"/>
-      </w:r>
-      <w:r>
-        <w:instrText xml:space="preserve"> SEQ Obr. \* ARABIC </w:instrText>
-      </w:r>
-      <w:r>
-        <w:fldChar w:fldCharType="separate"/>
-      </w:r>
-      <w:r>
-        <w:rPr>
-          <w:noProof/>
-        </w:rPr>
-        <w:t>13</w:t>
-      </w:r>
-      <w:r>
-        <w:rPr>
-          <w:noProof/>
-        </w:rPr>
-        <w:fldChar w:fldCharType="end"/>
-      </w:r>
+      <w:fldSimple w:instr=" SEQ Obr. \* ARABIC ">
+        <w:r>
+          <w:rPr>
+            <w:noProof/>
+          </w:rPr>
+          <w:t>13</w:t>
+        </w:r>
+      </w:fldSimple>
       <w:r>
         <w:t>: Prostředí Visual Studio Code</w:t>
       </w:r>
@@ -8282,31 +8144,18 @@
       <w:pPr>
         <w:pStyle w:val="Titulek"/>
       </w:pPr>
-      <w:bookmarkStart w:id="30" w:name="_Toc223199538"/>
+      <w:bookmarkStart w:id="30" w:name="_Toc225507411"/>
       <w:r>
         <w:t xml:space="preserve">Obr. </w:t>
       </w:r>
-      <w:r>
-        <w:fldChar w:fldCharType="begin"/>
-      </w:r>
-      <w:r>
-        <w:instrText xml:space="preserve"> SEQ Obr. \* ARABIC </w:instrText>
-      </w:r>
-      <w:r>
-        <w:fldChar w:fldCharType="separate"/>
-      </w:r>
-      <w:r>
-        <w:rPr>
-          <w:noProof/>
-        </w:rPr>
-        <w:t>14</w:t>
-      </w:r>
-      <w:r>
-        <w:rPr>
-          <w:noProof/>
-        </w:rPr>
-        <w:fldChar w:fldCharType="end"/>
-      </w:r>
+      <w:fldSimple w:instr=" SEQ Obr. \* ARABIC ">
+        <w:r>
+          <w:rPr>
+            <w:noProof/>
+          </w:rPr>
+          <w:t>14</w:t>
+        </w:r>
+      </w:fldSimple>
       <w:r>
         <w:t>: Návrh úvodní stránky</w:t>
       </w:r>
@@ -8330,16 +8179,11 @@
     </w:p>
     <w:p>
       <w:pPr>
-        <w:keepNext/>
-        <w:jc w:val="left"/>
-      </w:pPr>
-    </w:p>
-    <w:p>
-      <w:pPr>
         <w:pStyle w:val="Nadpis2"/>
       </w:pPr>
       <w:bookmarkStart w:id="31" w:name="_Toc223201211"/>
       <w:r>
+        <w:lastRenderedPageBreak/>
         <w:t>Uživatelské role</w:t>
       </w:r>
       <w:bookmarkEnd w:id="31"/>
@@ -8633,6 +8477,221 @@
       <w:r>
         <w:t>.</w:t>
       </w:r>
+      <w:r>
+        <w:t xml:space="preserve"> Tabulka obsahuje i sloupec status (status), který určuje v jakém stavu se nachází uživatelský účet po registraci, na výběr jsou 3 možnosti pending pro podané žádosti, approved pro ověřené a potvrzené účty a rejected pro zamítnuté účty.</w:t>
+      </w:r>
+    </w:p>
+    <w:p>
+      <w:pPr>
+        <w:rPr>
+          <w:b/>
+          <w:bCs/>
+        </w:rPr>
+      </w:pPr>
+      <w:r>
+        <w:rPr>
+          <w:b/>
+          <w:bCs/>
+        </w:rPr>
+        <w:t>Role</w:t>
+      </w:r>
+    </w:p>
+    <w:p>
+      <w:r>
+        <w:t xml:space="preserve">Tabulka role definuje role a oprávnění uživatelů v systému. Aktuálně jsou definovány role jako administrátor (admin), trenér (trainer), uživatel (user) a různé třídy trenérů. Vztah s tabulkou users je 1:N – jedna role může být přiřazena více uživatelům, ale každý uživatel má právě jednu roli. </w:t>
+      </w:r>
+      <w:r>
+        <w:t>T</w:t>
+      </w:r>
+      <w:r>
+        <w:t>abulka je klíčová pro řízení přístupu k administraci systému</w:t>
+      </w:r>
+      <w:r>
+        <w:t xml:space="preserve"> a k přihlašování uživatelů na zkoušky či turnaje</w:t>
+      </w:r>
+      <w:r>
+        <w:t>.</w:t>
+      </w:r>
+    </w:p>
+    <w:p>
+      <w:r>
+        <w:rPr>
+          <w:b/>
+          <w:bCs/>
+        </w:rPr>
+        <w:lastRenderedPageBreak/>
+        <w:t>Tournament – turnaje a akce</w:t>
+      </w:r>
+      <w:r>
+        <w:rPr>
+          <w:b/>
+          <w:bCs/>
+        </w:rPr>
+        <w:t xml:space="preserve"> </w:t>
+      </w:r>
+    </w:p>
+    <w:p>
+      <w:r>
+        <w:t xml:space="preserve">Tabulka tournament uchovává informace o plánovaných i proběhlých turnajích a soustředěních oddílu. Každý záznam obsahuje název akce (name), místo konání (location), startovné (price), datum začátku a konce (start_date, end_date), datum uzávěrky přihlášek (registrable_date), doplňující informace (info) a cestu k fotografii nebo plakátu akce (img_path). Sloupec type_id odkazuje na typ akce a users_id eviduje, který uživatel akci vytvořil. </w:t>
+      </w:r>
+      <w:r>
+        <w:t xml:space="preserve"> S</w:t>
+      </w:r>
+      <w:r>
+        <w:t xml:space="preserve">loupec google_event_id </w:t>
+      </w:r>
+      <w:r>
+        <w:t>slouží pro interakci a zobrazování turnajů a akcí pomocí integrace</w:t>
+      </w:r>
+      <w:r>
+        <w:t xml:space="preserve"> Google Calendar API.</w:t>
+      </w:r>
+    </w:p>
+    <w:p>
+      <w:pPr>
+        <w:rPr>
+          <w:b/>
+          <w:bCs/>
+        </w:rPr>
+      </w:pPr>
+      <w:r>
+        <w:rPr>
+          <w:b/>
+          <w:bCs/>
+        </w:rPr>
+        <w:t xml:space="preserve">Type – typy akcí </w:t>
+      </w:r>
+    </w:p>
+    <w:p>
+      <w:r>
+        <w:t>Tabulka type je pomocná tabulka definující typy akcí, například Turnaj nebo Soustředění. Je ve vztahu 1:N s tabulkou tournament – jeden typ může zahrnovat více turnajů.</w:t>
+      </w:r>
+    </w:p>
+    <w:p>
+      <w:pPr>
+        <w:rPr>
+          <w:b/>
+          <w:bCs/>
+        </w:rPr>
+      </w:pPr>
+      <w:r>
+        <w:rPr>
+          <w:b/>
+          <w:bCs/>
+        </w:rPr>
+        <w:t>Tournament_registration – registrace na turnaje</w:t>
+      </w:r>
+    </w:p>
+    <w:p>
+      <w:r>
+        <w:t xml:space="preserve">Tabulka tournament_registration realizuje vazební tabulku vztahu M:N mezi závodníky a turnaji. Závodník se může registrovat na více turnajů a jeden turnaj může mít více registrovaných závodníků. Každá registrace obsahuje volitelnou poznámku (note), stav registrace (status) </w:t>
+      </w:r>
+      <w:r>
+        <w:br/>
+      </w:r>
+      <w:r>
+        <w:t>a dosažené umístění (place), které lze vyplnit zpětně po skončení turnaje.</w:t>
+      </w:r>
+    </w:p>
+    <w:p>
+      <w:r>
+        <w:rPr>
+          <w:b/>
+          <w:bCs/>
+        </w:rPr>
+        <w:t>Event – aktuality</w:t>
+      </w:r>
+    </w:p>
+    <w:p>
+      <w:r>
+        <w:t>Tabulka event uchovává aktuality a příspěvky zveřejňované na webu oddílu. Každá aktualita má název (title), textový obsah (body), stav (status), datum zveřejnění (date_start), časové razítko poslední úpravy (created_at) a cestu k titulní fotografii (photo). Cizí klíč user_id odkazuje na autora příspěvku. Vztah s tabulkou users je 1:N – jeden uživatel může vytvořit více aktualit.</w:t>
+      </w:r>
+    </w:p>
+    <w:p>
+      <w:pPr>
+        <w:rPr>
+          <w:b/>
+          <w:bCs/>
+        </w:rPr>
+      </w:pPr>
+      <w:r>
+        <w:rPr>
+          <w:b/>
+          <w:bCs/>
+        </w:rPr>
+        <w:t>Event_photos – fotogalerie aktualit</w:t>
+      </w:r>
+    </w:p>
+    <w:p>
+      <w:r>
+        <w:t>Tabulka event_photos rozšiřuje systém aktualit o podporu více fotografií u jednoho příspěvku. Každý záznam obsahuje cestu k souboru (img_path), pořadí fotografie (sort_order) pro správné zobrazení galerie a cizí klíč event_id odkazující na příslušnou aktualitu. Vazba na tabulku event je definována s kaskádovým mazáním (ON DELETE CASCADE), což zajišťuje, že při smazání aktuality se automaticky odstraní i všechny její fotografie. Vztah je 1:N – jedna aktualita může mít více fotografií.</w:t>
+      </w:r>
+    </w:p>
+    <w:p>
+      <w:pPr>
+        <w:rPr>
+          <w:b/>
+          <w:bCs/>
+        </w:rPr>
+      </w:pPr>
+      <w:r>
+        <w:rPr>
+          <w:b/>
+          <w:bCs/>
+        </w:rPr>
+        <w:t>Sponsors – sponzoři</w:t>
+      </w:r>
+    </w:p>
+    <w:p>
+      <w:r>
+        <w:t>Tabulka sponsors eviduje sponzory oddílu zobrazované na webu. Každý sponzor má název (sponsor_name), volitelný odkaz na web (url) a cestu k logu (img_path).</w:t>
+      </w:r>
+    </w:p>
+    <w:p>
+      <w:pPr>
+        <w:rPr>
+          <w:b/>
+          <w:bCs/>
+        </w:rPr>
+      </w:pPr>
+      <w:r>
+        <w:rPr>
+          <w:b/>
+          <w:bCs/>
+        </w:rPr>
+        <w:t>Banner</w:t>
+      </w:r>
+    </w:p>
+    <w:p>
+      <w:r>
+        <w:t>Tabulka banner spravuje reklamní bannery zobrazované na úvodní stránce webu. Každý banner má název (banner_name), cestu k obrázku (img_path) a příznak active určující, zda je banner aktuálně zobrazen.</w:t>
+      </w:r>
+    </w:p>
+    <w:p>
+      <w:pPr>
+        <w:rPr>
+          <w:b/>
+          <w:bCs/>
+        </w:rPr>
+      </w:pPr>
+      <w:r>
+        <w:rPr>
+          <w:b/>
+          <w:bCs/>
+        </w:rPr>
+        <w:t>Trainings – tréninky</w:t>
+      </w:r>
+    </w:p>
+    <w:p>
+      <w:r>
+        <w:t xml:space="preserve">Tabulka trainings uchovává pravidelný tréninkový rozvrh oddílu. Každý záznam definuje den začátku a konce tréninku (day_start, day_end), typ tréninku (type, např. začátečníci nebo pokročilí) a čas </w:t>
+      </w:r>
+      <w:r>
+        <w:t>začátku i konce</w:t>
+      </w:r>
+      <w:r>
+        <w:t xml:space="preserve"> (time_start, time_end).</w:t>
+      </w:r>
     </w:p>
     <w:p>
       <w:pPr>
@@ -8656,219 +8715,6 @@
           <w:bCs/>
         </w:rPr>
         <w:lastRenderedPageBreak/>
-        <w:t>Role</w:t>
-      </w:r>
-    </w:p>
-    <w:p>
-      <w:r>
-        <w:t xml:space="preserve">Tabulka role definuje role a oprávnění uživatelů v systému. Aktuálně jsou definovány role jako administrátor (admin), trenér (trainer), uživatel (user) a různé třídy trenérů. Vztah s tabulkou users je 1:N – jedna role může být přiřazena více uživatelům, ale každý uživatel má právě jednu roli. </w:t>
-      </w:r>
-      <w:r>
-        <w:t>T</w:t>
-      </w:r>
-      <w:r>
-        <w:t>abulka je klíčová pro řízení přístupu k administraci systému</w:t>
-      </w:r>
-      <w:r>
-        <w:t xml:space="preserve"> a k přihlašování uživatelů na zkoušky či turnaje</w:t>
-      </w:r>
-      <w:r>
-        <w:t>.</w:t>
-      </w:r>
-    </w:p>
-    <w:p>
-      <w:r>
-        <w:rPr>
-          <w:b/>
-          <w:bCs/>
-        </w:rPr>
-        <w:t>Tournament – turnaje a akce</w:t>
-      </w:r>
-      <w:r>
-        <w:rPr>
-          <w:b/>
-          <w:bCs/>
-        </w:rPr>
-        <w:t xml:space="preserve"> </w:t>
-      </w:r>
-    </w:p>
-    <w:p>
-      <w:r>
-        <w:t xml:space="preserve">Tabulka tournament uchovává informace o plánovaných i proběhlých turnajích a soustředěních oddílu. Každý záznam obsahuje název akce (name), místo konání (location), startovné (price), datum začátku a konce (start_date, end_date), datum uzávěrky přihlášek (registrable_date), doplňující informace (info) a cestu k fotografii nebo plakátu akce (img_path). Sloupec type_id odkazuje na typ akce a users_id eviduje, který uživatel akci vytvořil. </w:t>
-      </w:r>
-      <w:r>
-        <w:t xml:space="preserve"> S</w:t>
-      </w:r>
-      <w:r>
-        <w:t xml:space="preserve">loupec google_event_id </w:t>
-      </w:r>
-      <w:r>
-        <w:t>slouží pro interakci a zobrazování turnajů a akcí pomocí integrace</w:t>
-      </w:r>
-      <w:r>
-        <w:t xml:space="preserve"> Google Calendar API.</w:t>
-      </w:r>
-    </w:p>
-    <w:p>
-      <w:pPr>
-        <w:rPr>
-          <w:b/>
-          <w:bCs/>
-        </w:rPr>
-      </w:pPr>
-      <w:r>
-        <w:rPr>
-          <w:b/>
-          <w:bCs/>
-        </w:rPr>
-        <w:t xml:space="preserve">Type – typy akcí </w:t>
-      </w:r>
-    </w:p>
-    <w:p>
-      <w:r>
-        <w:t>Tabulka type je pomocná tabulka definující typy akcí, například Turnaj nebo Soustředění. Je ve vztahu 1:N s tabulkou tournament – jeden typ může zahrnovat více turnajů.</w:t>
-      </w:r>
-    </w:p>
-    <w:p>
-      <w:pPr>
-        <w:rPr>
-          <w:b/>
-          <w:bCs/>
-        </w:rPr>
-      </w:pPr>
-      <w:r>
-        <w:rPr>
-          <w:b/>
-          <w:bCs/>
-        </w:rPr>
-        <w:t>Tournament_registration – registrace na turnaje</w:t>
-      </w:r>
-    </w:p>
-    <w:p>
-      <w:r>
-        <w:t xml:space="preserve">Tabulka tournament_registration realizuje vazební tabulku vztahu M:N mezi závodníky a turnaji. Závodník se může registrovat na více turnajů a jeden turnaj může mít více registrovaných závodníků. Každá registrace obsahuje volitelnou poznámku (note), stav registrace (status) </w:t>
-      </w:r>
-      <w:r>
-        <w:br/>
-      </w:r>
-      <w:r>
-        <w:t>a dosažené umístění (place), které lze vyplnit zpětně po skončení turnaje.</w:t>
-      </w:r>
-    </w:p>
-    <w:p>
-      <w:r>
-        <w:rPr>
-          <w:b/>
-          <w:bCs/>
-        </w:rPr>
-        <w:t>Event – aktuality</w:t>
-      </w:r>
-    </w:p>
-    <w:p>
-      <w:r>
-        <w:t>Tabulka event uchovává aktuality a příspěvky zveřejňované na webu oddílu. Každá aktualita má název (title), textový obsah (body), stav (status), datum zveřejnění (date_start), časové razítko poslední úpravy (created_at) a cestu k titulní fotografii (photo). Cizí klíč user_id odkazuje na autora příspěvku. Vztah s tabulkou users je 1:N – jeden uživatel může vytvořit více aktualit.</w:t>
-      </w:r>
-    </w:p>
-    <w:p>
-      <w:pPr>
-        <w:rPr>
-          <w:b/>
-          <w:bCs/>
-        </w:rPr>
-      </w:pPr>
-      <w:r>
-        <w:rPr>
-          <w:b/>
-          <w:bCs/>
-        </w:rPr>
-        <w:t>Event_photos – fotogalerie aktualit</w:t>
-      </w:r>
-    </w:p>
-    <w:p>
-      <w:r>
-        <w:t>Tabulka event_photos rozšiřuje systém aktualit o podporu více fotografií u jednoho příspěvku. Každý záznam obsahuje cestu k souboru (img_path), pořadí fotografie (sort_order) pro správné zobrazení galerie a cizí klíč event_id odkazující na příslušnou aktualitu. Vazba na tabulku event je definována s kaskádovým mazáním (ON DELETE CASCADE), což zajišťuje, že při smazání aktuality se automaticky odstraní i všechny její fotografie. Vztah je 1:N – jedna aktualita může mít více fotografií.</w:t>
-      </w:r>
-    </w:p>
-    <w:p>
-      <w:pPr>
-        <w:rPr>
-          <w:b/>
-          <w:bCs/>
-        </w:rPr>
-      </w:pPr>
-      <w:r>
-        <w:rPr>
-          <w:b/>
-          <w:bCs/>
-        </w:rPr>
-        <w:t>Sponsors – sponzoři</w:t>
-      </w:r>
-    </w:p>
-    <w:p>
-      <w:r>
-        <w:t>Tabulka sponsors eviduje sponzory oddílu zobrazované na webu. Každý sponzor má název (sponsor_name), volitelný odkaz na web (url) a cestu k logu (img_path).</w:t>
-      </w:r>
-    </w:p>
-    <w:p/>
-    <w:p>
-      <w:pPr>
-        <w:rPr>
-          <w:b/>
-          <w:bCs/>
-        </w:rPr>
-      </w:pPr>
-      <w:r>
-        <w:rPr>
-          <w:b/>
-          <w:bCs/>
-        </w:rPr>
-        <w:t>Banner</w:t>
-      </w:r>
-    </w:p>
-    <w:p>
-      <w:r>
-        <w:lastRenderedPageBreak/>
-        <w:t>Tabulka banner spravuje reklamní bannery zobrazované na úvodní stránce webu. Každý banner má název (banner_name), cestu k obrázku (img_path) a příznak active určující, zda je banner aktuálně zobrazen.</w:t>
-      </w:r>
-    </w:p>
-    <w:p>
-      <w:pPr>
-        <w:rPr>
-          <w:b/>
-          <w:bCs/>
-        </w:rPr>
-      </w:pPr>
-      <w:r>
-        <w:rPr>
-          <w:b/>
-          <w:bCs/>
-        </w:rPr>
-        <w:t>Trainings – tréninky</w:t>
-      </w:r>
-    </w:p>
-    <w:p>
-      <w:r>
-        <w:t xml:space="preserve">Tabulka trainings uchovává pravidelný tréninkový rozvrh oddílu. Každý záznam definuje den začátku a konce tréninku (day_start, day_end), typ tréninku (type, např. začátečníci nebo pokročilí) a čas </w:t>
-      </w:r>
-      <w:r>
-        <w:t>začátku i konce</w:t>
-      </w:r>
-      <w:r>
-        <w:t xml:space="preserve"> (time_start, time_end).</w:t>
-      </w:r>
-    </w:p>
-    <w:p>
-      <w:pPr>
-        <w:rPr>
-          <w:b/>
-          <w:bCs/>
-        </w:rPr>
-      </w:pPr>
-      <w:r>
-        <w:rPr>
-          <w:b/>
-          <w:bCs/>
-        </w:rPr>
         <w:t>Subscriber_email – newsletter</w:t>
       </w:r>
     </w:p>
@@ -8957,31 +8803,18 @@
       <w:pPr>
         <w:pStyle w:val="Titulek"/>
       </w:pPr>
-      <w:bookmarkStart w:id="33" w:name="_Toc223199540"/>
+      <w:bookmarkStart w:id="33" w:name="_Toc225507412"/>
       <w:r>
         <w:t xml:space="preserve">Obr. </w:t>
       </w:r>
-      <w:r>
-        <w:fldChar w:fldCharType="begin"/>
-      </w:r>
-      <w:r>
-        <w:instrText xml:space="preserve"> SEQ Obr. \* ARABIC </w:instrText>
-      </w:r>
-      <w:r>
-        <w:fldChar w:fldCharType="separate"/>
-      </w:r>
-      <w:r>
-        <w:rPr>
-          <w:noProof/>
-        </w:rPr>
-        <w:t>16</w:t>
-      </w:r>
-      <w:r>
-        <w:rPr>
-          <w:noProof/>
-        </w:rPr>
-        <w:fldChar w:fldCharType="end"/>
-      </w:r>
+      <w:fldSimple w:instr=" SEQ Obr. \* ARABIC ">
+        <w:r>
+          <w:rPr>
+            <w:noProof/>
+          </w:rPr>
+          <w:t>16</w:t>
+        </w:r>
+      </w:fldSimple>
       <w:r>
         <w:t xml:space="preserve"> </w:t>
       </w:r>
@@ -9023,9 +8856,6 @@
       </w:r>
       <w:r>
         <w:t>ek. Cílem bylo vytvořit plnohodnotný webový systém sestávající z veřejně přístupného webu pro návštěvníky</w:t>
-      </w:r>
-      <w:r>
-        <w:t xml:space="preserve"> </w:t>
       </w:r>
       <w:r>
         <w:br/>
@@ -9133,31 +8963,18 @@
       <w:pPr>
         <w:pStyle w:val="Titulek"/>
       </w:pPr>
-      <w:bookmarkStart w:id="36" w:name="_Toc223199541"/>
+      <w:bookmarkStart w:id="36" w:name="_Toc225507413"/>
       <w:r>
         <w:t xml:space="preserve">Obr. </w:t>
       </w:r>
-      <w:r>
-        <w:fldChar w:fldCharType="begin"/>
-      </w:r>
-      <w:r>
-        <w:instrText xml:space="preserve"> SEQ Obr. \* ARABIC </w:instrText>
-      </w:r>
-      <w:r>
-        <w:fldChar w:fldCharType="separate"/>
-      </w:r>
-      <w:r>
-        <w:rPr>
-          <w:noProof/>
-        </w:rPr>
-        <w:t>17</w:t>
-      </w:r>
-      <w:r>
-        <w:rPr>
-          <w:noProof/>
-        </w:rPr>
-        <w:fldChar w:fldCharType="end"/>
-      </w:r>
+      <w:fldSimple w:instr=" SEQ Obr. \* ARABIC ">
+        <w:r>
+          <w:rPr>
+            <w:noProof/>
+          </w:rPr>
+          <w:t>17</w:t>
+        </w:r>
+      </w:fldSimple>
       <w:r>
         <w:t>: Struktura frontendu</w:t>
       </w:r>
@@ -9291,10 +9108,14 @@
         <w:t>kód</w:t>
       </w:r>
       <w:r>
-        <w:t xml:space="preserve"> psaný programátorem ve které si sám definuje logiku </w:t>
-      </w:r>
-    </w:p>
-    <w:p>
+        <w:t xml:space="preserve"> psaný programátorem ve které si sám definuje logiku</w:t>
+      </w:r>
+      <w:r>
+        <w:t xml:space="preserve"> </w:t>
+      </w:r>
+      <w:r>
+        <w:br/>
+      </w:r>
       <w:r>
         <w:t>i samotný vzhled aplikace</w:t>
       </w:r>
@@ -9302,7 +9123,6 @@
         <w:t xml:space="preserve"> obsahuje například komponenty a jednotlivé stránky</w:t>
       </w:r>
     </w:p>
-    <w:p/>
     <w:p>
       <w:pPr>
         <w:rPr>
@@ -9398,7 +9218,6 @@
         <w:t xml:space="preserve"> – jsou zde základní informace o projektu a seznam hlavních závislostí </w:t>
       </w:r>
     </w:p>
-    <w:p/>
     <w:p>
       <w:pPr>
         <w:rPr>
@@ -9459,16 +9278,8 @@
         <w:t>vite.config.js</w:t>
       </w:r>
       <w:r>
-        <w:t xml:space="preserve"> – nachází se zde definice toho, jak se má projekt spouštět, sestavovat a jaké technologie má podporovat</w:t>
-      </w:r>
-    </w:p>
-    <w:p>
-      <w:pPr>
-        <w:rPr>
-          <w:b/>
-          <w:bCs/>
-        </w:rPr>
-      </w:pPr>
+        <w:t xml:space="preserve"> – nachází se zde definice, jak se má projekt spouštět, sestavovat a jaké technologie má podporovat</w:t>
+      </w:r>
     </w:p>
     <w:p>
       <w:pPr>
@@ -9498,13 +9309,11 @@
         <w:t>.</w:t>
       </w:r>
     </w:p>
-    <w:p/>
     <w:p>
       <w:pPr>
         <w:pStyle w:val="Nadpis3"/>
       </w:pPr>
       <w:r>
-        <w:lastRenderedPageBreak/>
         <w:t>App.jsx</w:t>
       </w:r>
     </w:p>
@@ -9573,6 +9382,7 @@
           <w:szCs w:val="21"/>
           <w:lang w:eastAsia="cs-CZ"/>
         </w:rPr>
+        <w:lastRenderedPageBreak/>
         <w:t>import</w:t>
       </w:r>
       <w:r>
@@ -12356,7 +12166,6 @@
         <w:t>;</w:t>
       </w:r>
     </w:p>
-    <w:p/>
     <w:p>
       <w:r>
         <w:t>Na začátku souboru</w:t>
@@ -12855,7 +12664,6 @@
           <w:szCs w:val="21"/>
           <w:lang w:eastAsia="cs-CZ"/>
         </w:rPr>
-        <w:lastRenderedPageBreak/>
         <w:t xml:space="preserve">    </w:t>
       </w:r>
       <w:r>
@@ -13296,6 +13104,7 @@
           <w:szCs w:val="21"/>
           <w:lang w:eastAsia="cs-CZ"/>
         </w:rPr>
+        <w:lastRenderedPageBreak/>
         <w:t>              &lt;</w:t>
       </w:r>
       <w:r>
@@ -16686,7 +16495,6 @@
           <w:szCs w:val="21"/>
           <w:lang w:eastAsia="cs-CZ"/>
         </w:rPr>
-        <w:lastRenderedPageBreak/>
         <w:t>    &lt;/&gt;</w:t>
       </w:r>
     </w:p>
@@ -16750,7 +16558,6 @@
         <w:t>}</w:t>
       </w:r>
     </w:p>
-    <w:p/>
     <w:p>
       <w:r>
         <w:t>Routování je rozděleno na dvě části a to na admin routy, které jsou skryté za loginem a veřejné routy, které jsou dostupné pro veřejnost. Admin routy jsou definované tím, že v sobě mají /admin. Veřejná a chráněná část se od sebe dále liší layoutem. Zatímco veřejné routy obsahují header a footer</w:t>
@@ -16762,13 +16569,13 @@
         <w:t xml:space="preserve"> chráněná část obsahuje sidebar a nedisponuje footerem.</w:t>
       </w:r>
     </w:p>
-    <w:p/>
     <w:p>
       <w:pPr>
         <w:pStyle w:val="Nadpis2"/>
       </w:pPr>
       <w:bookmarkStart w:id="37" w:name="_Toc223201215"/>
       <w:r>
+        <w:lastRenderedPageBreak/>
         <w:t>Backend</w:t>
       </w:r>
       <w:bookmarkEnd w:id="37"/>
@@ -16853,31 +16660,18 @@
       <w:pPr>
         <w:pStyle w:val="Titulek"/>
       </w:pPr>
-      <w:bookmarkStart w:id="38" w:name="_Toc223199542"/>
+      <w:bookmarkStart w:id="38" w:name="_Toc225507414"/>
       <w:r>
         <w:t xml:space="preserve">Obr. </w:t>
       </w:r>
-      <w:r>
-        <w:fldChar w:fldCharType="begin"/>
-      </w:r>
-      <w:r>
-        <w:instrText xml:space="preserve"> SEQ Obr. \* ARABIC </w:instrText>
-      </w:r>
-      <w:r>
-        <w:fldChar w:fldCharType="separate"/>
-      </w:r>
-      <w:r>
-        <w:rPr>
-          <w:noProof/>
-        </w:rPr>
-        <w:t>18</w:t>
-      </w:r>
-      <w:r>
-        <w:rPr>
-          <w:noProof/>
-        </w:rPr>
-        <w:fldChar w:fldCharType="end"/>
-      </w:r>
+      <w:fldSimple w:instr=" SEQ Obr. \* ARABIC ">
+        <w:r>
+          <w:rPr>
+            <w:noProof/>
+          </w:rPr>
+          <w:t>18</w:t>
+        </w:r>
+      </w:fldSimple>
       <w:r>
         <w:t>: Struktura backendu</w:t>
       </w:r>
@@ -16990,7 +16784,6 @@
           <w:b/>
           <w:bCs/>
         </w:rPr>
-        <w:lastRenderedPageBreak/>
         <w:t>Routes/</w:t>
       </w:r>
       <w:r>
@@ -16999,14 +16792,6 @@
         </w:rPr>
         <w:t xml:space="preserve"> - nachází se zde centrální Router.js soubor a řada podsložek vytvořených podle stránek ve kterých se nachází jednotlivé routery pro dané stránky</w:t>
       </w:r>
-    </w:p>
-    <w:p>
-      <w:pPr>
-        <w:jc w:val="left"/>
-        <w:rPr>
-          <w:iCs/>
-        </w:rPr>
-      </w:pPr>
     </w:p>
     <w:p>
       <w:pPr>
@@ -17140,6 +16925,7 @@
           <w:b/>
           <w:bCs/>
         </w:rPr>
+        <w:lastRenderedPageBreak/>
         <w:t>package-lock.json</w:t>
       </w:r>
       <w:r>
@@ -18532,7 +18318,6 @@
         <w:t>);</w:t>
       </w:r>
     </w:p>
-    <w:p/>
     <w:p>
       <w:r>
         <w:t>Zvolil jsem modulární řešení, které je připraveno na další škálovatelnost aplikace a jednotlivé routy jsem umístil do příslušných složek.</w:t>
@@ -18673,7 +18458,6 @@
           <w:szCs w:val="21"/>
           <w:lang w:eastAsia="cs-CZ"/>
         </w:rPr>
-        <w:lastRenderedPageBreak/>
         <w:t>router</w:t>
       </w:r>
       <w:r>
@@ -19647,7 +19431,6 @@
         <w:t>);</w:t>
       </w:r>
     </w:p>
-    <w:p/>
     <w:p>
       <w:pPr>
         <w:pStyle w:val="Nadpis3"/>
@@ -19685,6 +19468,7 @@
         <w:br/>
       </w:r>
       <w:r>
+        <w:lastRenderedPageBreak/>
         <w:t xml:space="preserve">v samostatném souboru, přičemž HTTP metody GET, POST, PUT a DELETE odpovídají operacím </w:t>
       </w:r>
       <w:r>
@@ -19749,7 +19533,6 @@
         <w:t>. Získávání dat je realizováno pomocí metody active record někdy známé jako raw SQL. Řešení jsem zvolil z důvodu jednoduchosti a plné kontroly nad dotazy.</w:t>
       </w:r>
     </w:p>
-    <w:p/>
     <w:p>
       <w:r>
         <w:t>Pro veřejn</w:t>
@@ -20327,7 +20110,6 @@
           <w:szCs w:val="21"/>
           <w:lang w:eastAsia="cs-CZ"/>
         </w:rPr>
-        <w:lastRenderedPageBreak/>
         <w:t>        e.created_at</w:t>
       </w:r>
     </w:p>
@@ -21668,6 +21450,7 @@
           <w:szCs w:val="21"/>
           <w:lang w:eastAsia="cs-CZ"/>
         </w:rPr>
+        <w:lastRenderedPageBreak/>
         <w:t xml:space="preserve">            </w:t>
       </w:r>
       <w:r>
@@ -22161,7 +21944,6 @@
         <w:t>});</w:t>
       </w:r>
     </w:p>
-    <w:p/>
     <w:p>
       <w:r>
         <w:t>V souboru mám defino</w:t>
@@ -22520,10 +22302,8 @@
         <w:t>     LIMIT 3`</w:t>
       </w:r>
     </w:p>
-    <w:p/>
-    <w:p>
-      <w:r>
-        <w:lastRenderedPageBreak/>
+    <w:p>
+      <w:r>
         <w:t xml:space="preserve">Zobrazení specifické aktuality je realizováno pomocí id v endpointu - /api/events/id. Pokud neexistuje žádný záznam s uvedeným id dojde k vypsání chybové hlášky informující uživatele </w:t>
       </w:r>
       <w:r>
@@ -24683,7 +24463,6 @@
         <w:t>});</w:t>
       </w:r>
     </w:p>
-    <w:p/>
     <w:p>
       <w:r>
         <w:t xml:space="preserve">Vytváření aktualit je realizováno metodou </w:t>
@@ -25162,7 +24941,6 @@
           <w:szCs w:val="21"/>
           <w:lang w:eastAsia="cs-CZ"/>
         </w:rPr>
-        <w:lastRenderedPageBreak/>
         <w:t xml:space="preserve">  </w:t>
       </w:r>
       <w:r>
@@ -27153,6 +26931,7 @@
           <w:szCs w:val="21"/>
           <w:lang w:eastAsia="cs-CZ"/>
         </w:rPr>
+        <w:lastRenderedPageBreak/>
         <w:t xml:space="preserve">      </w:t>
       </w:r>
       <w:r>
@@ -28633,7 +28412,6 @@
           <w:szCs w:val="21"/>
           <w:lang w:eastAsia="cs-CZ"/>
         </w:rPr>
-        <w:lastRenderedPageBreak/>
         <w:t xml:space="preserve">        </w:t>
       </w:r>
       <w:r>
@@ -28797,7 +28575,6 @@
         <w:t>});</w:t>
       </w:r>
     </w:p>
-    <w:p/>
     <w:p>
       <w:r>
         <w:t xml:space="preserve">Pro případ úpravy aktuality se zde nachází metoda </w:t>
@@ -30345,6 +30122,7 @@
           <w:szCs w:val="21"/>
           <w:lang w:eastAsia="cs-CZ"/>
         </w:rPr>
+        <w:lastRenderedPageBreak/>
         <w:t xml:space="preserve">    </w:t>
       </w:r>
       <w:r>
@@ -32125,7 +31903,6 @@
           <w:szCs w:val="21"/>
           <w:lang w:eastAsia="cs-CZ"/>
         </w:rPr>
-        <w:lastRenderedPageBreak/>
         <w:t xml:space="preserve">        </w:t>
       </w:r>
       <w:r>
@@ -33559,7 +33336,6 @@
         <w:t>});</w:t>
       </w:r>
     </w:p>
-    <w:p/>
     <w:p>
       <w:r>
         <w:t xml:space="preserve">Mazání aktualit zajišťuje metoda </w:t>
@@ -33623,6 +33399,7 @@
           <w:szCs w:val="21"/>
           <w:lang w:eastAsia="cs-CZ"/>
         </w:rPr>
+        <w:lastRenderedPageBreak/>
         <w:t>router</w:t>
       </w:r>
       <w:r>
@@ -36896,12 +36673,12 @@
         <w:t>});</w:t>
       </w:r>
     </w:p>
-    <w:p/>
     <w:p>
       <w:pPr>
         <w:pStyle w:val="Nadpis3"/>
       </w:pPr>
       <w:r>
+        <w:lastRenderedPageBreak/>
         <w:t>Zabezpečení</w:t>
       </w:r>
     </w:p>
@@ -37357,7 +37134,6 @@
           <w:szCs w:val="21"/>
           <w:lang w:eastAsia="cs-CZ"/>
         </w:rPr>
-        <w:lastRenderedPageBreak/>
         <w:t xml:space="preserve">        { </w:t>
       </w:r>
       <w:r>
@@ -37654,7 +37430,6 @@
         <w:t>);</w:t>
       </w:r>
     </w:p>
-    <w:p/>
     <w:p>
       <w:r>
         <w:t xml:space="preserve">Při přihlášení je zadané heslo porovnáno s uloženým hashem pomocí funkce bcrypt.compare, která vrátí true pouze pokud hesla odpovídají. </w:t>
@@ -37690,7 +37465,11 @@
         <w:br/>
       </w:r>
       <w:r>
-        <w:t>a přikládán ke každému chráněnému požadavku v Authorization hlavičce. Pro dynamické překreslení uživatelského rozhraní po přihlášení a odhlášení je využit mechanismus vlastních DOM událostí (authChange), který zajišťuje aktualizaci stavu bez nutnosti obnovení stránky.</w:t>
+        <w:t xml:space="preserve">a přikládán ke každému chráněnému požadavku v Authorization hlavičce. Pro dynamické </w:t>
+      </w:r>
+      <w:r>
+        <w:lastRenderedPageBreak/>
+        <w:t>překreslení uživatelského rozhraní po přihlášení a odhlášení je využit mechanismus vlastních DOM událostí (authChange), který zajišťuje aktualizaci stavu bez nutnosti obnovení stránky.</w:t>
       </w:r>
     </w:p>
     <w:p>
@@ -41965,6 +41744,119 @@
     </w:lvl>
   </w:abstractNum>
   <w:abstractNum w:abstractNumId="31" w15:restartNumberingAfterBreak="0">
+    <w:nsid w:val="5E59400F"/>
+    <w:multiLevelType w:val="hybridMultilevel"/>
+    <w:tmpl w:val="65B651E0"/>
+    <w:lvl w:ilvl="0" w:tplc="04050001">
+      <w:start w:val="1"/>
+      <w:numFmt w:val="bullet"/>
+      <w:lvlText w:val=""/>
+      <w:lvlJc w:val="left"/>
+      <w:pPr>
+        <w:ind w:left="720" w:hanging="360"/>
+      </w:pPr>
+      <w:rPr>
+        <w:rFonts w:ascii="Symbol" w:hAnsi="Symbol" w:hint="default"/>
+      </w:rPr>
+    </w:lvl>
+    <w:lvl w:ilvl="1" w:tplc="04050003" w:tentative="1">
+      <w:start w:val="1"/>
+      <w:numFmt w:val="bullet"/>
+      <w:lvlText w:val="o"/>
+      <w:lvlJc w:val="left"/>
+      <w:pPr>
+        <w:ind w:left="1440" w:hanging="360"/>
+      </w:pPr>
+      <w:rPr>
+        <w:rFonts w:ascii="Courier New" w:hAnsi="Courier New" w:cs="Courier New" w:hint="default"/>
+      </w:rPr>
+    </w:lvl>
+    <w:lvl w:ilvl="2" w:tplc="04050005" w:tentative="1">
+      <w:start w:val="1"/>
+      <w:numFmt w:val="bullet"/>
+      <w:lvlText w:val=""/>
+      <w:lvlJc w:val="left"/>
+      <w:pPr>
+        <w:ind w:left="2160" w:hanging="360"/>
+      </w:pPr>
+      <w:rPr>
+        <w:rFonts w:ascii="Wingdings" w:hAnsi="Wingdings" w:hint="default"/>
+      </w:rPr>
+    </w:lvl>
+    <w:lvl w:ilvl="3" w:tplc="04050001" w:tentative="1">
+      <w:start w:val="1"/>
+      <w:numFmt w:val="bullet"/>
+      <w:lvlText w:val=""/>
+      <w:lvlJc w:val="left"/>
+      <w:pPr>
+        <w:ind w:left="2880" w:hanging="360"/>
+      </w:pPr>
+      <w:rPr>
+        <w:rFonts w:ascii="Symbol" w:hAnsi="Symbol" w:hint="default"/>
+      </w:rPr>
+    </w:lvl>
+    <w:lvl w:ilvl="4" w:tplc="04050003" w:tentative="1">
+      <w:start w:val="1"/>
+      <w:numFmt w:val="bullet"/>
+      <w:lvlText w:val="o"/>
+      <w:lvlJc w:val="left"/>
+      <w:pPr>
+        <w:ind w:left="3600" w:hanging="360"/>
+      </w:pPr>
+      <w:rPr>
+        <w:rFonts w:ascii="Courier New" w:hAnsi="Courier New" w:cs="Courier New" w:hint="default"/>
+      </w:rPr>
+    </w:lvl>
+    <w:lvl w:ilvl="5" w:tplc="04050005" w:tentative="1">
+      <w:start w:val="1"/>
+      <w:numFmt w:val="bullet"/>
+      <w:lvlText w:val=""/>
+      <w:lvlJc w:val="left"/>
+      <w:pPr>
+        <w:ind w:left="4320" w:hanging="360"/>
+      </w:pPr>
+      <w:rPr>
+        <w:rFonts w:ascii="Wingdings" w:hAnsi="Wingdings" w:hint="default"/>
+      </w:rPr>
+    </w:lvl>
+    <w:lvl w:ilvl="6" w:tplc="04050001" w:tentative="1">
+      <w:start w:val="1"/>
+      <w:numFmt w:val="bullet"/>
+      <w:lvlText w:val=""/>
+      <w:lvlJc w:val="left"/>
+      <w:pPr>
+        <w:ind w:left="5040" w:hanging="360"/>
+      </w:pPr>
+      <w:rPr>
+        <w:rFonts w:ascii="Symbol" w:hAnsi="Symbol" w:hint="default"/>
+      </w:rPr>
+    </w:lvl>
+    <w:lvl w:ilvl="7" w:tplc="04050003" w:tentative="1">
+      <w:start w:val="1"/>
+      <w:numFmt w:val="bullet"/>
+      <w:lvlText w:val="o"/>
+      <w:lvlJc w:val="left"/>
+      <w:pPr>
+        <w:ind w:left="5760" w:hanging="360"/>
+      </w:pPr>
+      <w:rPr>
+        <w:rFonts w:ascii="Courier New" w:hAnsi="Courier New" w:cs="Courier New" w:hint="default"/>
+      </w:rPr>
+    </w:lvl>
+    <w:lvl w:ilvl="8" w:tplc="04050005" w:tentative="1">
+      <w:start w:val="1"/>
+      <w:numFmt w:val="bullet"/>
+      <w:lvlText w:val=""/>
+      <w:lvlJc w:val="left"/>
+      <w:pPr>
+        <w:ind w:left="6480" w:hanging="360"/>
+      </w:pPr>
+      <w:rPr>
+        <w:rFonts w:ascii="Wingdings" w:hAnsi="Wingdings" w:hint="default"/>
+      </w:rPr>
+    </w:lvl>
+  </w:abstractNum>
+  <w:abstractNum w:abstractNumId="32" w15:restartNumberingAfterBreak="0">
     <w:nsid w:val="5F9F248F"/>
     <w:multiLevelType w:val="hybridMultilevel"/>
     <w:tmpl w:val="04050021"/>
@@ -42077,7 +41969,7 @@
       </w:rPr>
     </w:lvl>
   </w:abstractNum>
-  <w:abstractNum w:abstractNumId="32" w15:restartNumberingAfterBreak="0">
+  <w:abstractNum w:abstractNumId="33" w15:restartNumberingAfterBreak="0">
     <w:nsid w:val="610C5558"/>
     <w:multiLevelType w:val="hybridMultilevel"/>
     <w:tmpl w:val="BD84002E"/>
@@ -42190,7 +42082,7 @@
       </w:rPr>
     </w:lvl>
   </w:abstractNum>
-  <w:abstractNum w:abstractNumId="33" w15:restartNumberingAfterBreak="0">
+  <w:abstractNum w:abstractNumId="34" w15:restartNumberingAfterBreak="0">
     <w:nsid w:val="6AD42460"/>
     <w:multiLevelType w:val="hybridMultilevel"/>
     <w:tmpl w:val="8CFC3FCC"/>
@@ -42279,7 +42171,7 @@
       </w:pPr>
     </w:lvl>
   </w:abstractNum>
-  <w:abstractNum w:abstractNumId="34" w15:restartNumberingAfterBreak="0">
+  <w:abstractNum w:abstractNumId="35" w15:restartNumberingAfterBreak="0">
     <w:nsid w:val="6B4E5A6F"/>
     <w:multiLevelType w:val="multilevel"/>
     <w:tmpl w:val="200A6AF6"/>
@@ -42392,7 +42284,7 @@
       </w:pPr>
     </w:lvl>
   </w:abstractNum>
-  <w:abstractNum w:abstractNumId="35" w15:restartNumberingAfterBreak="0">
+  <w:abstractNum w:abstractNumId="36" w15:restartNumberingAfterBreak="0">
     <w:nsid w:val="6C497107"/>
     <w:multiLevelType w:val="hybridMultilevel"/>
     <w:tmpl w:val="EB7A42A0"/>
@@ -42505,7 +42397,7 @@
       </w:rPr>
     </w:lvl>
   </w:abstractNum>
-  <w:abstractNum w:abstractNumId="36" w15:restartNumberingAfterBreak="0">
+  <w:abstractNum w:abstractNumId="37" w15:restartNumberingAfterBreak="0">
     <w:nsid w:val="6EAE5475"/>
     <w:multiLevelType w:val="hybridMultilevel"/>
     <w:tmpl w:val="C0806FF2"/>
@@ -42618,7 +42510,7 @@
       </w:rPr>
     </w:lvl>
   </w:abstractNum>
-  <w:abstractNum w:abstractNumId="37" w15:restartNumberingAfterBreak="0">
+  <w:abstractNum w:abstractNumId="38" w15:restartNumberingAfterBreak="0">
     <w:nsid w:val="782750EB"/>
     <w:multiLevelType w:val="hybridMultilevel"/>
     <w:tmpl w:val="0D6AF1E4"/>
@@ -42731,7 +42623,7 @@
       </w:rPr>
     </w:lvl>
   </w:abstractNum>
-  <w:abstractNum w:abstractNumId="38" w15:restartNumberingAfterBreak="0">
+  <w:abstractNum w:abstractNumId="39" w15:restartNumberingAfterBreak="0">
     <w:nsid w:val="7A4B5D5C"/>
     <w:multiLevelType w:val="hybridMultilevel"/>
     <w:tmpl w:val="D496FADC"/>
@@ -42817,7 +42709,7 @@
       </w:pPr>
     </w:lvl>
   </w:abstractNum>
-  <w:abstractNum w:abstractNumId="39" w15:restartNumberingAfterBreak="0">
+  <w:abstractNum w:abstractNumId="40" w15:restartNumberingAfterBreak="0">
     <w:nsid w:val="7AF7268C"/>
     <w:multiLevelType w:val="hybridMultilevel"/>
     <w:tmpl w:val="09D0B6A0"/>
@@ -42929,7 +42821,7 @@
       </w:rPr>
     </w:lvl>
   </w:abstractNum>
-  <w:abstractNum w:abstractNumId="40" w15:restartNumberingAfterBreak="0">
+  <w:abstractNum w:abstractNumId="41" w15:restartNumberingAfterBreak="0">
     <w:nsid w:val="7D6D0E59"/>
     <w:multiLevelType w:val="hybridMultilevel"/>
     <w:tmpl w:val="5720D306"/>
@@ -43042,7 +42934,7 @@
       </w:rPr>
     </w:lvl>
   </w:abstractNum>
-  <w:abstractNum w:abstractNumId="41" w15:restartNumberingAfterBreak="0">
+  <w:abstractNum w:abstractNumId="42" w15:restartNumberingAfterBreak="0">
     <w:nsid w:val="7D8102B7"/>
     <w:multiLevelType w:val="hybridMultilevel"/>
     <w:tmpl w:val="E21AA672"/>
@@ -43154,7 +43046,7 @@
       </w:rPr>
     </w:lvl>
   </w:abstractNum>
-  <w:abstractNum w:abstractNumId="42" w15:restartNumberingAfterBreak="0">
+  <w:abstractNum w:abstractNumId="43" w15:restartNumberingAfterBreak="0">
     <w:nsid w:val="7E7804A0"/>
     <w:multiLevelType w:val="hybridMultilevel"/>
     <w:tmpl w:val="4BF8FF76"/>
@@ -43277,13 +43169,13 @@
     <w:abstractNumId w:val="29"/>
   </w:num>
   <w:num w:numId="4" w16cid:durableId="1949000298">
+    <w:abstractNumId w:val="38"/>
+  </w:num>
+  <w:num w:numId="5" w16cid:durableId="89399167">
     <w:abstractNumId w:val="37"/>
   </w:num>
-  <w:num w:numId="5" w16cid:durableId="89399167">
-    <w:abstractNumId w:val="36"/>
-  </w:num>
   <w:num w:numId="6" w16cid:durableId="469175344">
-    <w:abstractNumId w:val="32"/>
+    <w:abstractNumId w:val="33"/>
   </w:num>
   <w:num w:numId="7" w16cid:durableId="208298722">
     <w:abstractNumId w:val="24"/>
@@ -43295,7 +43187,7 @@
     <w:abstractNumId w:val="0"/>
   </w:num>
   <w:num w:numId="10" w16cid:durableId="557058186">
-    <w:abstractNumId w:val="38"/>
+    <w:abstractNumId w:val="39"/>
   </w:num>
   <w:num w:numId="11" w16cid:durableId="813908948">
     <w:abstractNumId w:val="18"/>
@@ -43304,22 +43196,22 @@
     <w:abstractNumId w:val="7"/>
   </w:num>
   <w:num w:numId="13" w16cid:durableId="1187863165">
-    <w:abstractNumId w:val="31"/>
+    <w:abstractNumId w:val="32"/>
   </w:num>
   <w:num w:numId="14" w16cid:durableId="1258904774">
     <w:abstractNumId w:val="16"/>
   </w:num>
   <w:num w:numId="15" w16cid:durableId="625307972">
-    <w:abstractNumId w:val="33"/>
+    <w:abstractNumId w:val="34"/>
   </w:num>
   <w:num w:numId="16" w16cid:durableId="1657297398">
     <w:abstractNumId w:val="28"/>
   </w:num>
   <w:num w:numId="17" w16cid:durableId="723871448">
-    <w:abstractNumId w:val="35"/>
+    <w:abstractNumId w:val="36"/>
   </w:num>
   <w:num w:numId="18" w16cid:durableId="137112280">
-    <w:abstractNumId w:val="40"/>
+    <w:abstractNumId w:val="41"/>
   </w:num>
   <w:num w:numId="19" w16cid:durableId="352072345">
     <w:abstractNumId w:val="3"/>
@@ -43331,7 +43223,7 @@
     <w:abstractNumId w:val="9"/>
   </w:num>
   <w:num w:numId="22" w16cid:durableId="747113366">
-    <w:abstractNumId w:val="39"/>
+    <w:abstractNumId w:val="40"/>
   </w:num>
   <w:num w:numId="23" w16cid:durableId="1057168060">
     <w:abstractNumId w:val="15"/>
@@ -43346,7 +43238,7 @@
     <w:abstractNumId w:val="30"/>
   </w:num>
   <w:num w:numId="27" w16cid:durableId="1892493753">
-    <w:abstractNumId w:val="34"/>
+    <w:abstractNumId w:val="35"/>
   </w:num>
   <w:num w:numId="28" w16cid:durableId="1558861174">
     <w:abstractNumId w:val="29"/>
@@ -43364,7 +43256,7 @@
     <w:abstractNumId w:val="14"/>
   </w:num>
   <w:num w:numId="33" w16cid:durableId="429549034">
-    <w:abstractNumId w:val="42"/>
+    <w:abstractNumId w:val="43"/>
   </w:num>
   <w:num w:numId="34" w16cid:durableId="1563367793">
     <w:abstractNumId w:val="12"/>
@@ -43391,7 +43283,7 @@
     <w:abstractNumId w:val="6"/>
   </w:num>
   <w:num w:numId="42" w16cid:durableId="1439136245">
-    <w:abstractNumId w:val="41"/>
+    <w:abstractNumId w:val="42"/>
   </w:num>
   <w:num w:numId="43" w16cid:durableId="1486357054">
     <w:abstractNumId w:val="17"/>
@@ -43431,6 +43323,9 @@
   </w:num>
   <w:num w:numId="46" w16cid:durableId="986855691">
     <w:abstractNumId w:val="29"/>
+  </w:num>
+  <w:num w:numId="47" w16cid:durableId="1580941778">
+    <w:abstractNumId w:val="31"/>
   </w:num>
 </w:numbering>
 </file>
@@ -45196,6 +45091,7 @@
     <w:rsid w:val="00560DF0"/>
     <w:rsid w:val="00567CBB"/>
     <w:rsid w:val="005B74A1"/>
+    <w:rsid w:val="005D5255"/>
     <w:rsid w:val="005D768A"/>
     <w:rsid w:val="00604492"/>
     <w:rsid w:val="00667E7A"/>
@@ -45215,6 +45111,7 @@
     <w:rsid w:val="00967426"/>
     <w:rsid w:val="009864B0"/>
     <w:rsid w:val="009A542B"/>
+    <w:rsid w:val="009A77F9"/>
     <w:rsid w:val="00A20453"/>
     <w:rsid w:val="00A21386"/>
     <w:rsid w:val="00A274E2"/>
@@ -46018,6 +45915,10 @@
 </file>
 
 <file path=customXml/item3.xml><?xml version="1.0" encoding="utf-8"?>
+<b:Sources xmlns:b="http://schemas.openxmlformats.org/officeDocument/2006/bibliography" xmlns="http://schemas.openxmlformats.org/officeDocument/2006/bibliography" SelectedStyle="\APASixthEditionOfficeOnline.xsl" StyleName="APA" Version="6"/>
+</file>
+
+<file path=customXml/item4.xml><?xml version="1.0" encoding="utf-8"?>
 <ct:contentTypeSchema xmlns:ct="http://schemas.microsoft.com/office/2006/metadata/contentType" xmlns:ma="http://schemas.microsoft.com/office/2006/metadata/properties/metaAttributes" ct:_="" ma:_="" ma:contentTypeName="Dokument" ma:contentTypeID="0x010100AB4421CFC579A4449DC25ACBD6176571" ma:contentTypeVersion="2" ma:contentTypeDescription="Vytvoří nový dokument" ma:contentTypeScope="" ma:versionID="571ac08f18df58b33840592d245cde2d">
   <xsd:schema xmlns:xsd="http://www.w3.org/2001/XMLSchema" xmlns:xs="http://www.w3.org/2001/XMLSchema" xmlns:p="http://schemas.microsoft.com/office/2006/metadata/properties" xmlns:ns2="921a4a19-005d-42bf-a6ee-1c0f1cd55622" targetNamespace="http://schemas.microsoft.com/office/2006/metadata/properties" ma:root="true" ma:fieldsID="4559ad2502f86f60dcde6a0f6b3f7266" ns2:_="">
     <xsd:import namespace="921a4a19-005d-42bf-a6ee-1c0f1cd55622"/>
@@ -46149,14 +46050,10 @@
 </ct:contentTypeSchema>
 </file>
 
-<file path=customXml/item4.xml><?xml version="1.0" encoding="utf-8"?>
+<file path=customXml/item5.xml><?xml version="1.0" encoding="utf-8"?>
 <p:properties xmlns:p="http://schemas.microsoft.com/office/2006/metadata/properties" xmlns:xsi="http://www.w3.org/2001/XMLSchema-instance" xmlns:pc="http://schemas.microsoft.com/office/infopath/2007/PartnerControls">
   <documentManagement/>
 </p:properties>
-</file>
-
-<file path=customXml/item5.xml><?xml version="1.0" encoding="utf-8"?>
-<b:Sources xmlns:b="http://schemas.openxmlformats.org/officeDocument/2006/bibliography" xmlns="http://schemas.openxmlformats.org/officeDocument/2006/bibliography" SelectedStyle="\APASixthEditionOfficeOnline.xsl" StyleName="APA" Version="6"/>
 </file>
 
 <file path=customXml/itemProps1.xml><?xml version="1.0" encoding="utf-8"?>
@@ -46176,6 +46073,14 @@
 </file>
 
 <file path=customXml/itemProps3.xml><?xml version="1.0" encoding="utf-8"?>
+<ds:datastoreItem xmlns:ds="http://schemas.openxmlformats.org/officeDocument/2006/customXml" ds:itemID="{016BB16A-1E0F-4115-AADC-10D5070CD6B8}">
+  <ds:schemaRefs>
+    <ds:schemaRef ds:uri="http://schemas.openxmlformats.org/officeDocument/2006/bibliography"/>
+  </ds:schemaRefs>
+</ds:datastoreItem>
+</file>
+
+<file path=customXml/itemProps4.xml><?xml version="1.0" encoding="utf-8"?>
 <ds:datastoreItem xmlns:ds="http://schemas.openxmlformats.org/officeDocument/2006/customXml" ds:itemID="{838CEF72-1B4D-4D33-9891-FFC95F507282}">
   <ds:schemaRefs>
     <ds:schemaRef ds:uri="http://schemas.microsoft.com/office/2006/metadata/contentType"/>
@@ -46193,19 +46098,11 @@
 </ds:datastoreItem>
 </file>
 
-<file path=customXml/itemProps4.xml><?xml version="1.0" encoding="utf-8"?>
+<file path=customXml/itemProps5.xml><?xml version="1.0" encoding="utf-8"?>
 <ds:datastoreItem xmlns:ds="http://schemas.openxmlformats.org/officeDocument/2006/customXml" ds:itemID="{EDE7D767-2E0D-494D-8433-FAEBD4A37F8E}">
   <ds:schemaRefs>
     <ds:schemaRef ds:uri="http://schemas.microsoft.com/office/2006/metadata/properties"/>
     <ds:schemaRef ds:uri="http://schemas.microsoft.com/office/infopath/2007/PartnerControls"/>
   </ds:schemaRefs>
 </ds:datastoreItem>
-</file>
-
-<file path=customXml/itemProps5.xml><?xml version="1.0" encoding="utf-8"?>
-<ds:datastoreItem xmlns:ds="http://schemas.openxmlformats.org/officeDocument/2006/customXml" ds:itemID="{016BB16A-1E0F-4115-AADC-10D5070CD6B8}">
-  <ds:schemaRefs>
-    <ds:schemaRef ds:uri="http://schemas.openxmlformats.org/officeDocument/2006/bibliography"/>
-  </ds:schemaRefs>
-</ds:datastoreItem>
 </file>
--- a/bp_svobo229_v2.docx
+++ b/bp_svobo229_v2.docx
@@ -3092,7 +3092,21 @@
             <w:rStyle w:val="Hypertextovodkaz"/>
             <w:noProof/>
           </w:rPr>
-          <w:t>Frontend</w:t>
+          <w:t>Fronte</w:t>
+        </w:r>
+        <w:r>
+          <w:rPr>
+            <w:rStyle w:val="Hypertextovodkaz"/>
+            <w:noProof/>
+          </w:rPr>
+          <w:t>n</w:t>
+        </w:r>
+        <w:r>
+          <w:rPr>
+            <w:rStyle w:val="Hypertextovodkaz"/>
+            <w:noProof/>
+          </w:rPr>
+          <w:t>d</w:t>
         </w:r>
         <w:r>
           <w:rPr>
@@ -5604,7 +5618,13 @@
     </w:p>
     <w:p>
       <w:r>
-        <w:t>Kapitola se zabývá definicí webových stránek, jejich významem, historií, současnými trendy a bezpečností.</w:t>
+        <w:t xml:space="preserve">Kapitola se zabývá definicí webových stránek, jejich významem, historií, současnými trendy </w:t>
+      </w:r>
+      <w:r>
+        <w:br/>
+      </w:r>
+      <w:r>
+        <w:t>a bezpečností.</w:t>
       </w:r>
     </w:p>
     <w:p>
@@ -7445,13 +7465,7 @@
         <w:t>balíčky</w:t>
       </w:r>
       <w:r>
-        <w:t xml:space="preserve">, což umožňuje </w:t>
-      </w:r>
-      <w:r>
-        <w:br/>
-      </w:r>
-      <w:r>
-        <w:t xml:space="preserve">a usnadňuje </w:t>
+        <w:t xml:space="preserve">, což umožňuje a usnadňuje </w:t>
       </w:r>
       <w:r>
         <w:t xml:space="preserve">udržování </w:t>
@@ -8428,8 +8442,9 @@
       <w:r>
         <w:t xml:space="preserve">a věkovým rozsahem vyjádřeným sloupci min a max. Vztah s tabulkou fighters je opět 1:N – </w:t>
       </w:r>
-    </w:p>
-    <w:p>
+      <w:r>
+        <w:br/>
+      </w:r>
       <w:r>
         <w:t>v jedné kategorii může závodit více závodníků, ale každý závodník patří do právě jedné kategorie.</w:t>
       </w:r>
@@ -8907,7 +8922,19 @@
     </w:p>
     <w:p>
       <w:r>
-        <w:t>Frontend obsahuje několik hlavních složek ve kterých jsou uložené jednotlivé části</w:t>
+        <w:t>Frontend obsahuje několik hlavních složek</w:t>
+      </w:r>
+      <w:r>
+        <w:t>,</w:t>
+      </w:r>
+      <w:r>
+        <w:t xml:space="preserve"> ve kterých jsou uložen</w:t>
+      </w:r>
+      <w:r>
+        <w:t>y</w:t>
+      </w:r>
+      <w:r>
+        <w:t xml:space="preserve"> jednotlivé části</w:t>
       </w:r>
       <w:r>
         <w:t>. Struktura odpovídá typickému Reactovému projektu.</w:t>
@@ -9164,7 +9191,7 @@
         <w:t xml:space="preserve"> – jsou zde definovány složky a soubory, které nemají být zpracovávány verzovacími systémy jako je například Git</w:t>
       </w:r>
       <w:r>
-        <w:t>, typickým příkladem bývá soubor .env ve kterém se nachází citlivé údaje jako jsou API klíče či konfigurace databáze ke které je projekt napojený.</w:t>
+        <w:t>, typickým příkladem bývá soubor .env ve kterém se nachází citlivé údaje jako jsou API klíče či konfigurace databáze ke které je projekt napojený</w:t>
       </w:r>
     </w:p>
     <w:p>
@@ -45084,6 +45111,7 @@
     <w:rsid w:val="00427646"/>
     <w:rsid w:val="00427C7D"/>
     <w:rsid w:val="00460741"/>
+    <w:rsid w:val="00463D1E"/>
     <w:rsid w:val="004649D4"/>
     <w:rsid w:val="00472ECA"/>
     <w:rsid w:val="00481594"/>
@@ -45106,6 +45134,7 @@
     <w:rsid w:val="008A243F"/>
     <w:rsid w:val="008A35E0"/>
     <w:rsid w:val="008E6254"/>
+    <w:rsid w:val="008F2F96"/>
     <w:rsid w:val="0092588D"/>
     <w:rsid w:val="0094301D"/>
     <w:rsid w:val="00967426"/>
@@ -45915,10 +45944,16 @@
 </file>
 
 <file path=customXml/item3.xml><?xml version="1.0" encoding="utf-8"?>
+<p:properties xmlns:p="http://schemas.microsoft.com/office/2006/metadata/properties" xmlns:xsi="http://www.w3.org/2001/XMLSchema-instance" xmlns:pc="http://schemas.microsoft.com/office/infopath/2007/PartnerControls">
+  <documentManagement/>
+</p:properties>
+</file>
+
+<file path=customXml/item4.xml><?xml version="1.0" encoding="utf-8"?>
 <b:Sources xmlns:b="http://schemas.openxmlformats.org/officeDocument/2006/bibliography" xmlns="http://schemas.openxmlformats.org/officeDocument/2006/bibliography" SelectedStyle="\APASixthEditionOfficeOnline.xsl" StyleName="APA" Version="6"/>
 </file>
 
-<file path=customXml/item4.xml><?xml version="1.0" encoding="utf-8"?>
+<file path=customXml/item5.xml><?xml version="1.0" encoding="utf-8"?>
 <ct:contentTypeSchema xmlns:ct="http://schemas.microsoft.com/office/2006/metadata/contentType" xmlns:ma="http://schemas.microsoft.com/office/2006/metadata/properties/metaAttributes" ct:_="" ma:_="" ma:contentTypeName="Dokument" ma:contentTypeID="0x010100AB4421CFC579A4449DC25ACBD6176571" ma:contentTypeVersion="2" ma:contentTypeDescription="Vytvoří nový dokument" ma:contentTypeScope="" ma:versionID="571ac08f18df58b33840592d245cde2d">
   <xsd:schema xmlns:xsd="http://www.w3.org/2001/XMLSchema" xmlns:xs="http://www.w3.org/2001/XMLSchema" xmlns:p="http://schemas.microsoft.com/office/2006/metadata/properties" xmlns:ns2="921a4a19-005d-42bf-a6ee-1c0f1cd55622" targetNamespace="http://schemas.microsoft.com/office/2006/metadata/properties" ma:root="true" ma:fieldsID="4559ad2502f86f60dcde6a0f6b3f7266" ns2:_="">
     <xsd:import namespace="921a4a19-005d-42bf-a6ee-1c0f1cd55622"/>
@@ -46050,12 +46085,6 @@
 </ct:contentTypeSchema>
 </file>
 
-<file path=customXml/item5.xml><?xml version="1.0" encoding="utf-8"?>
-<p:properties xmlns:p="http://schemas.microsoft.com/office/2006/metadata/properties" xmlns:xsi="http://www.w3.org/2001/XMLSchema-instance" xmlns:pc="http://schemas.microsoft.com/office/infopath/2007/PartnerControls">
-  <documentManagement/>
-</p:properties>
-</file>
-
 <file path=customXml/itemProps1.xml><?xml version="1.0" encoding="utf-8"?>
 <ds:datastoreItem xmlns:ds="http://schemas.openxmlformats.org/officeDocument/2006/customXml" ds:itemID="{55AF091B-3C7A-41E3-B477-F2FDAA23CFDA}">
   <ds:schemaRefs>
@@ -46073,6 +46102,15 @@
 </file>
 
 <file path=customXml/itemProps3.xml><?xml version="1.0" encoding="utf-8"?>
+<ds:datastoreItem xmlns:ds="http://schemas.openxmlformats.org/officeDocument/2006/customXml" ds:itemID="{EDE7D767-2E0D-494D-8433-FAEBD4A37F8E}">
+  <ds:schemaRefs>
+    <ds:schemaRef ds:uri="http://schemas.microsoft.com/office/2006/metadata/properties"/>
+    <ds:schemaRef ds:uri="http://schemas.microsoft.com/office/infopath/2007/PartnerControls"/>
+  </ds:schemaRefs>
+</ds:datastoreItem>
+</file>
+
+<file path=customXml/itemProps4.xml><?xml version="1.0" encoding="utf-8"?>
 <ds:datastoreItem xmlns:ds="http://schemas.openxmlformats.org/officeDocument/2006/customXml" ds:itemID="{016BB16A-1E0F-4115-AADC-10D5070CD6B8}">
   <ds:schemaRefs>
     <ds:schemaRef ds:uri="http://schemas.openxmlformats.org/officeDocument/2006/bibliography"/>
@@ -46080,7 +46118,7 @@
 </ds:datastoreItem>
 </file>
 
-<file path=customXml/itemProps4.xml><?xml version="1.0" encoding="utf-8"?>
+<file path=customXml/itemProps5.xml><?xml version="1.0" encoding="utf-8"?>
 <ds:datastoreItem xmlns:ds="http://schemas.openxmlformats.org/officeDocument/2006/customXml" ds:itemID="{838CEF72-1B4D-4D33-9891-FFC95F507282}">
   <ds:schemaRefs>
     <ds:schemaRef ds:uri="http://schemas.microsoft.com/office/2006/metadata/contentType"/>
@@ -46096,13 +46134,4 @@
     <ds:schemaRef ds:uri="http://schemas.microsoft.com/internal/obd"/>
   </ds:schemaRefs>
 </ds:datastoreItem>
-</file>
-
-<file path=customXml/itemProps5.xml><?xml version="1.0" encoding="utf-8"?>
-<ds:datastoreItem xmlns:ds="http://schemas.openxmlformats.org/officeDocument/2006/customXml" ds:itemID="{EDE7D767-2E0D-494D-8433-FAEBD4A37F8E}">
-  <ds:schemaRefs>
-    <ds:schemaRef ds:uri="http://schemas.microsoft.com/office/2006/metadata/properties"/>
-    <ds:schemaRef ds:uri="http://schemas.microsoft.com/office/infopath/2007/PartnerControls"/>
-  </ds:schemaRefs>
-</ds:datastoreItem>
 </file>
--- a/bp_svobo229_v2.docx
+++ b/bp_svobo229_v2.docx
@@ -3092,21 +3092,7 @@
             <w:rStyle w:val="Hypertextovodkaz"/>
             <w:noProof/>
           </w:rPr>
-          <w:t>Fronte</w:t>
-        </w:r>
-        <w:r>
-          <w:rPr>
-            <w:rStyle w:val="Hypertextovodkaz"/>
-            <w:noProof/>
-          </w:rPr>
-          <w:t>n</w:t>
-        </w:r>
-        <w:r>
-          <w:rPr>
-            <w:rStyle w:val="Hypertextovodkaz"/>
-            <w:noProof/>
-          </w:rPr>
-          <w:t>d</w:t>
+          <w:t>Frontend</w:t>
         </w:r>
         <w:r>
           <w:rPr>
@@ -6724,16 +6710,43 @@
     </w:p>
     <w:p>
       <w:r>
-        <w:t xml:space="preserve">Komponenty též mohou přijít vstupy, kterým se odborně říká </w:t>
-      </w:r>
-      <w:r>
-        <w:t xml:space="preserve">props. Komponenty se vstupy se většinou </w:t>
-      </w:r>
-      <w:r>
-        <w:t>používají,</w:t>
-      </w:r>
-      <w:r>
-        <w:t xml:space="preserve"> pokud chceme dynamicky měnit hodnoty, které komponenta obdrží. </w:t>
+        <w:t xml:space="preserve">Komponenty mohou </w:t>
+      </w:r>
+      <w:r>
+        <w:t>přijímat</w:t>
+      </w:r>
+      <w:r>
+        <w:t xml:space="preserve"> </w:t>
+      </w:r>
+      <w:r>
+        <w:t>vstupní data</w:t>
+      </w:r>
+      <w:r>
+        <w:t xml:space="preserve">, kterým se odborně říká </w:t>
+      </w:r>
+      <w:r>
+        <w:t>props.</w:t>
+      </w:r>
+      <w:r>
+        <w:t xml:space="preserve"> </w:t>
+      </w:r>
+      <w:r>
+        <w:t>Použí</w:t>
+      </w:r>
+      <w:r>
+        <w:t>vají se</w:t>
+      </w:r>
+      <w:r>
+        <w:t xml:space="preserve"> v případech, kdy</w:t>
+      </w:r>
+      <w:r>
+        <w:t>ž je</w:t>
+      </w:r>
+      <w:r>
+        <w:t xml:space="preserve"> </w:t>
+      </w:r>
+      <w:r>
+        <w:t>potřeba dynamicky měnit hodnoty uvnitř komponenty.</w:t>
       </w:r>
     </w:p>
     <w:p>
@@ -8234,7 +8247,7 @@
         <w:t>Trenér</w:t>
       </w:r>
       <w:r>
-        <w:t xml:space="preserve"> –   může přidávat, mazat a upravovat závody, zkoušky, aktuality, upravovat uživatelům technické stupně pásu, přidávat úspěchy, ocenění, měnit jejich stav a přidávat uživatelům roli trenér – nikoli vyšší roli, jak mají oni sami.</w:t>
+        <w:t xml:space="preserve"> – může přidávat, mazat a upravovat závody, zkoušky, aktuality, upravovat uživatelům technické stupně pásu, přidávat úspěchy, ocenění, měnit jejich stav a přidávat uživatelům roli trenér – nikoli vyšší roli, jak mají oni sami.</w:t>
       </w:r>
     </w:p>
     <w:p>
@@ -8246,13 +8259,37 @@
         <w:t>Závodník</w:t>
       </w:r>
       <w:r>
-        <w:t xml:space="preserve"> – po vytvoření a schválení uživatelského účtu se může závodník přihlásit na závody </w:t>
-      </w:r>
-      <w:r>
-        <w:br/>
-      </w:r>
-      <w:r>
-        <w:t>a zkoušky. Může si upravit informace týkající se jeho účtu jako je například emailová adresa, telefonní číslo, heslo nebo aktuální váhová kategorie, která je velmi důležitým aspektem při přihlašování se na zkoušky. Uživatelé s </w:t>
+        <w:t xml:space="preserve"> – po </w:t>
+      </w:r>
+      <w:r>
+        <w:t>registraci</w:t>
+      </w:r>
+      <w:r>
+        <w:t xml:space="preserve"> a schválení uživatelského účtu</w:t>
+      </w:r>
+      <w:r>
+        <w:t xml:space="preserve"> administrátorem</w:t>
+      </w:r>
+      <w:r>
+        <w:t xml:space="preserve"> </w:t>
+      </w:r>
+      <w:r>
+        <w:t>má</w:t>
+      </w:r>
+      <w:r>
+        <w:t xml:space="preserve"> závodník</w:t>
+      </w:r>
+      <w:r>
+        <w:t xml:space="preserve"> možnost</w:t>
+      </w:r>
+      <w:r>
+        <w:t xml:space="preserve"> přihlásit</w:t>
+      </w:r>
+      <w:r>
+        <w:t xml:space="preserve"> se </w:t>
+      </w:r>
+      <w:r>
+        <w:t>na závody a zkoušky. Může si upravit informace týkající se jeho účtu jako je například emailová adresa, telefonní číslo, heslo nebo aktuální váhová kategorie, která je velmi důležitým aspektem při přihlašování se na zkoušky. Uživatelé s </w:t>
       </w:r>
       <w:r>
         <w:t>přiděleným</w:t>
@@ -8270,7 +8307,61 @@
         <w:t>Návštěvník</w:t>
       </w:r>
       <w:r>
-        <w:t xml:space="preserve"> – návštěvník webu může procházet a interagovat se všemi částmi webu, které nejsou schované za administrací. Může si procházet aktuality, podívat se na informace týkající se oddílu, nastudovat si sestavy potřebné k úspěšnému zvládnutí zkoušek na vyšší technický stupeň pásu. Prohlédnout si závodníky oddílu, podívat se v jakých prostorách oddíl najde a v případě zájmu si podat přihlášku.</w:t>
+        <w:t xml:space="preserve"> – návštěvník webu může procházet a interagovat se všemi částmi webu, které nejsou schované za administrací. Může s</w:t>
+      </w:r>
+      <w:r>
+        <w:t>e</w:t>
+      </w:r>
+      <w:r>
+        <w:t xml:space="preserve"> </w:t>
+      </w:r>
+      <w:r>
+        <w:t>podívat na</w:t>
+      </w:r>
+      <w:r>
+        <w:t xml:space="preserve"> aktuality</w:t>
+      </w:r>
+      <w:r>
+        <w:t>, turnaje a</w:t>
+      </w:r>
+      <w:r>
+        <w:t xml:space="preserve"> informace týkající se oddílu, nastudovat si sestavy potřebné k úspěšnému zvládnutí zkoušek na vyšší technický stupeň pásu. Prohlédnout si závodníky oddílu, </w:t>
+      </w:r>
+      <w:r>
+        <w:t>zjistit</w:t>
+      </w:r>
+      <w:r>
+        <w:t xml:space="preserve"> na jaké adrese a</w:t>
+      </w:r>
+      <w:r>
+        <w:t xml:space="preserve"> v jakých prostorách oddíl </w:t>
+      </w:r>
+      <w:r>
+        <w:t>působí</w:t>
+      </w:r>
+      <w:r>
+        <w:t>.</w:t>
+      </w:r>
+      <w:r>
+        <w:t xml:space="preserve"> </w:t>
+      </w:r>
+      <w:r>
+        <w:t>P</w:t>
+      </w:r>
+      <w:r>
+        <w:t>řípadně</w:t>
+      </w:r>
+      <w:r>
+        <w:t xml:space="preserve"> pomocí registračního formuláře</w:t>
+      </w:r>
+      <w:r>
+        <w:t xml:space="preserve"> podat přihlášku</w:t>
+      </w:r>
+      <w:r>
+        <w:t xml:space="preserve"> do oddílu</w:t>
+      </w:r>
+      <w:r>
+        <w:t>.</w:t>
       </w:r>
     </w:p>
     <w:p>
@@ -45128,6 +45219,7 @@
     <w:rsid w:val="006A772E"/>
     <w:rsid w:val="007262AD"/>
     <w:rsid w:val="00735BCF"/>
+    <w:rsid w:val="007B1123"/>
     <w:rsid w:val="00822174"/>
     <w:rsid w:val="008543C9"/>
     <w:rsid w:val="00892C81"/>
@@ -45144,6 +45236,7 @@
     <w:rsid w:val="00A20453"/>
     <w:rsid w:val="00A21386"/>
     <w:rsid w:val="00A274E2"/>
+    <w:rsid w:val="00A42025"/>
     <w:rsid w:val="00A43524"/>
     <w:rsid w:val="00A50638"/>
     <w:rsid w:val="00A766F6"/>
@@ -45944,16 +46037,6 @@
 </file>
 
 <file path=customXml/item3.xml><?xml version="1.0" encoding="utf-8"?>
-<p:properties xmlns:p="http://schemas.microsoft.com/office/2006/metadata/properties" xmlns:xsi="http://www.w3.org/2001/XMLSchema-instance" xmlns:pc="http://schemas.microsoft.com/office/infopath/2007/PartnerControls">
-  <documentManagement/>
-</p:properties>
-</file>
-
-<file path=customXml/item4.xml><?xml version="1.0" encoding="utf-8"?>
-<b:Sources xmlns:b="http://schemas.openxmlformats.org/officeDocument/2006/bibliography" xmlns="http://schemas.openxmlformats.org/officeDocument/2006/bibliography" SelectedStyle="\APASixthEditionOfficeOnline.xsl" StyleName="APA" Version="6"/>
-</file>
-
-<file path=customXml/item5.xml><?xml version="1.0" encoding="utf-8"?>
 <ct:contentTypeSchema xmlns:ct="http://schemas.microsoft.com/office/2006/metadata/contentType" xmlns:ma="http://schemas.microsoft.com/office/2006/metadata/properties/metaAttributes" ct:_="" ma:_="" ma:contentTypeName="Dokument" ma:contentTypeID="0x010100AB4421CFC579A4449DC25ACBD6176571" ma:contentTypeVersion="2" ma:contentTypeDescription="Vytvoří nový dokument" ma:contentTypeScope="" ma:versionID="571ac08f18df58b33840592d245cde2d">
   <xsd:schema xmlns:xsd="http://www.w3.org/2001/XMLSchema" xmlns:xs="http://www.w3.org/2001/XMLSchema" xmlns:p="http://schemas.microsoft.com/office/2006/metadata/properties" xmlns:ns2="921a4a19-005d-42bf-a6ee-1c0f1cd55622" targetNamespace="http://schemas.microsoft.com/office/2006/metadata/properties" ma:root="true" ma:fieldsID="4559ad2502f86f60dcde6a0f6b3f7266" ns2:_="">
     <xsd:import namespace="921a4a19-005d-42bf-a6ee-1c0f1cd55622"/>
@@ -46085,6 +46168,16 @@
 </ct:contentTypeSchema>
 </file>
 
+<file path=customXml/item4.xml><?xml version="1.0" encoding="utf-8"?>
+<p:properties xmlns:p="http://schemas.microsoft.com/office/2006/metadata/properties" xmlns:xsi="http://www.w3.org/2001/XMLSchema-instance" xmlns:pc="http://schemas.microsoft.com/office/infopath/2007/PartnerControls">
+  <documentManagement/>
+</p:properties>
+</file>
+
+<file path=customXml/item5.xml><?xml version="1.0" encoding="utf-8"?>
+<b:Sources xmlns:b="http://schemas.openxmlformats.org/officeDocument/2006/bibliography" xmlns="http://schemas.openxmlformats.org/officeDocument/2006/bibliography" SelectedStyle="\APASixthEditionOfficeOnline.xsl" StyleName="APA" Version="6"/>
+</file>
+
 <file path=customXml/itemProps1.xml><?xml version="1.0" encoding="utf-8"?>
 <ds:datastoreItem xmlns:ds="http://schemas.openxmlformats.org/officeDocument/2006/customXml" ds:itemID="{55AF091B-3C7A-41E3-B477-F2FDAA23CFDA}">
   <ds:schemaRefs>
@@ -46102,23 +46195,6 @@
 </file>
 
 <file path=customXml/itemProps3.xml><?xml version="1.0" encoding="utf-8"?>
-<ds:datastoreItem xmlns:ds="http://schemas.openxmlformats.org/officeDocument/2006/customXml" ds:itemID="{EDE7D767-2E0D-494D-8433-FAEBD4A37F8E}">
-  <ds:schemaRefs>
-    <ds:schemaRef ds:uri="http://schemas.microsoft.com/office/2006/metadata/properties"/>
-    <ds:schemaRef ds:uri="http://schemas.microsoft.com/office/infopath/2007/PartnerControls"/>
-  </ds:schemaRefs>
-</ds:datastoreItem>
-</file>
-
-<file path=customXml/itemProps4.xml><?xml version="1.0" encoding="utf-8"?>
-<ds:datastoreItem xmlns:ds="http://schemas.openxmlformats.org/officeDocument/2006/customXml" ds:itemID="{016BB16A-1E0F-4115-AADC-10D5070CD6B8}">
-  <ds:schemaRefs>
-    <ds:schemaRef ds:uri="http://schemas.openxmlformats.org/officeDocument/2006/bibliography"/>
-  </ds:schemaRefs>
-</ds:datastoreItem>
-</file>
-
-<file path=customXml/itemProps5.xml><?xml version="1.0" encoding="utf-8"?>
 <ds:datastoreItem xmlns:ds="http://schemas.openxmlformats.org/officeDocument/2006/customXml" ds:itemID="{838CEF72-1B4D-4D33-9891-FFC95F507282}">
   <ds:schemaRefs>
     <ds:schemaRef ds:uri="http://schemas.microsoft.com/office/2006/metadata/contentType"/>
@@ -46134,4 +46210,21 @@
     <ds:schemaRef ds:uri="http://schemas.microsoft.com/internal/obd"/>
   </ds:schemaRefs>
 </ds:datastoreItem>
+</file>
+
+<file path=customXml/itemProps4.xml><?xml version="1.0" encoding="utf-8"?>
+<ds:datastoreItem xmlns:ds="http://schemas.openxmlformats.org/officeDocument/2006/customXml" ds:itemID="{EDE7D767-2E0D-494D-8433-FAEBD4A37F8E}">
+  <ds:schemaRefs>
+    <ds:schemaRef ds:uri="http://schemas.microsoft.com/office/2006/metadata/properties"/>
+    <ds:schemaRef ds:uri="http://schemas.microsoft.com/office/infopath/2007/PartnerControls"/>
+  </ds:schemaRefs>
+</ds:datastoreItem>
+</file>
+
+<file path=customXml/itemProps5.xml><?xml version="1.0" encoding="utf-8"?>
+<ds:datastoreItem xmlns:ds="http://schemas.openxmlformats.org/officeDocument/2006/customXml" ds:itemID="{016BB16A-1E0F-4115-AADC-10D5070CD6B8}">
+  <ds:schemaRefs>
+    <ds:schemaRef ds:uri="http://schemas.openxmlformats.org/officeDocument/2006/bibliography"/>
+  </ds:schemaRefs>
+</ds:datastoreItem>
 </file>
--- a/bp_svobo229_v2.docx
+++ b/bp_svobo229_v2.docx
@@ -734,7 +734,13 @@
     </w:p>
     <w:p>
       <w:r>
-        <w:t>Frontendová část bude realizována pomocí JavaScriptového frameworku ReactJS, který umožňuje efektivní vývoj komponentového uživatelského rozhraní, a frameworku TailWindCSS, jenž zajišťuje rychlé a flexibilní stylování. Pro backend je využit serverový framework NodeJS, který poskytuje stabilní a škálovatelnou platformu. Údaje budou ukládány do relační databáze MySQL, která zajistí spolehlivou správu dat.</w:t>
+        <w:t xml:space="preserve">Frontendová část bude realizována pomocí JavaScriptového frameworku ReactJS, který umožňuje efektivní vývoj komponentového uživatelského rozhraní, a frameworku </w:t>
+      </w:r>
+      <w:r>
+        <w:t xml:space="preserve">Tailwind </w:t>
+      </w:r>
+      <w:r>
+        <w:t>CSS, jenž zajišťuje rychlé a flexibilní stylování. Pro backend je využit serverový framework NodeJS, který poskytuje stabilní a škálovatelnou platformu. Údaje budou ukládány do relační databáze MySQL, která zajistí spolehlivou správu dat.</w:t>
       </w:r>
     </w:p>
     <w:p>
@@ -761,7 +767,13 @@
         <w:t xml:space="preserve">Webové stránky; Taekwondo, týmový web; </w:t>
       </w:r>
       <w:r>
-        <w:t>ReactJS; TailWindCSS; NodeJS; MySQL</w:t>
+        <w:t xml:space="preserve">ReactJS; </w:t>
+      </w:r>
+      <w:r>
+        <w:t xml:space="preserve">Tailwind </w:t>
+      </w:r>
+      <w:r>
+        <w:t>CSS; NodeJS; MySQL</w:t>
       </w:r>
     </w:p>
     <w:p>
@@ -785,7 +797,13 @@
     </w:p>
     <w:p>
       <w:r>
-        <w:t>The frontend will be developed using the JavaScript framework ReactJS, which facilitates efficient development of component-based user interfaces, and the TailWindCSS framework, which ensures fast and flexible styling. The backend will utilize the server framework NodeJS, providing a stable and scalable platform. Data will be stored in a relational MySQL database, ensuring reliable data management.</w:t>
+        <w:t xml:space="preserve">The frontend will be developed using the JavaScript framework ReactJS, which facilitates efficient development of component-based user interfaces, and the </w:t>
+      </w:r>
+      <w:r>
+        <w:t xml:space="preserve">Tailwind </w:t>
+      </w:r>
+      <w:r>
+        <w:t>CSS framework, which ensures fast and flexible styling. The backend will utilize the server framework NodeJS, providing a stable and scalable platform. Data will be stored in a relational MySQL database, ensuring reliable data management.</w:t>
       </w:r>
     </w:p>
     <w:p>
@@ -814,7 +832,13 @@
         </w:rPr>
       </w:pPr>
       <w:r>
-        <w:t>Websites; Taekwondo, team website; ReactJS; TailWindCSS; NodeJS; MySQL</w:t>
+        <w:t xml:space="preserve">Websites; Taekwondo, team website; ReactJS; </w:t>
+      </w:r>
+      <w:r>
+        <w:t xml:space="preserve">Tailwind </w:t>
+      </w:r>
+      <w:r>
+        <w:t>CSS; NodeJS; MySQL</w:t>
       </w:r>
       <w:r>
         <w:rPr>
@@ -1236,7 +1260,7 @@
       <w:r>
         <w:fldChar w:fldCharType="separate"/>
       </w:r>
-      <w:hyperlink w:anchor="_Toc223201194" w:history="1">
+      <w:hyperlink w:anchor="_Toc226373068" w:history="1">
         <w:r>
           <w:rPr>
             <w:rStyle w:val="Hypertextovodkaz"/>
@@ -1263,7 +1287,7 @@
             <w:noProof/>
             <w:webHidden/>
           </w:rPr>
-          <w:instrText xml:space="preserve"> PAGEREF _Toc223201194 \h </w:instrText>
+          <w:instrText xml:space="preserve"> PAGEREF _Toc226373068 \h </w:instrText>
         </w:r>
         <w:r>
           <w:rPr>
@@ -1311,7 +1335,7 @@
           <w14:ligatures w14:val="standardContextual"/>
         </w:rPr>
       </w:pPr>
-      <w:hyperlink w:anchor="_Toc223201195" w:history="1">
+      <w:hyperlink w:anchor="_Toc226373069" w:history="1">
         <w:r>
           <w:rPr>
             <w:rStyle w:val="Hypertextovodkaz"/>
@@ -1338,7 +1362,7 @@
             <w:noProof/>
             <w:webHidden/>
           </w:rPr>
-          <w:instrText xml:space="preserve"> PAGEREF _Toc223201195 \h </w:instrText>
+          <w:instrText xml:space="preserve"> PAGEREF _Toc226373069 \h </w:instrText>
         </w:r>
         <w:r>
           <w:rPr>
@@ -1386,7 +1410,7 @@
           <w14:ligatures w14:val="standardContextual"/>
         </w:rPr>
       </w:pPr>
-      <w:hyperlink w:anchor="_Toc223201196" w:history="1">
+      <w:hyperlink w:anchor="_Toc226373070" w:history="1">
         <w:r>
           <w:rPr>
             <w:rStyle w:val="Hypertextovodkaz"/>
@@ -1413,7 +1437,7 @@
             <w:noProof/>
             <w:webHidden/>
           </w:rPr>
-          <w:instrText xml:space="preserve"> PAGEREF _Toc223201196 \h </w:instrText>
+          <w:instrText xml:space="preserve"> PAGEREF _Toc226373070 \h </w:instrText>
         </w:r>
         <w:r>
           <w:rPr>
@@ -1462,7 +1486,7 @@
           <w14:ligatures w14:val="standardContextual"/>
         </w:rPr>
       </w:pPr>
-      <w:hyperlink w:anchor="_Toc223201197" w:history="1">
+      <w:hyperlink w:anchor="_Toc226373071" w:history="1">
         <w:r>
           <w:rPr>
             <w:rStyle w:val="Hypertextovodkaz"/>
@@ -1509,7 +1533,7 @@
             <w:noProof/>
             <w:webHidden/>
           </w:rPr>
-          <w:instrText xml:space="preserve"> PAGEREF _Toc223201197 \h </w:instrText>
+          <w:instrText xml:space="preserve"> PAGEREF _Toc226373071 \h </w:instrText>
         </w:r>
         <w:r>
           <w:rPr>
@@ -1557,7 +1581,7 @@
           <w14:ligatures w14:val="standardContextual"/>
         </w:rPr>
       </w:pPr>
-      <w:hyperlink w:anchor="_Toc223201198" w:history="1">
+      <w:hyperlink w:anchor="_Toc226373072" w:history="1">
         <w:r>
           <w:rPr>
             <w:rStyle w:val="Hypertextovodkaz"/>
@@ -1603,7 +1627,7 @@
             <w:noProof/>
             <w:webHidden/>
           </w:rPr>
-          <w:instrText xml:space="preserve"> PAGEREF _Toc223201198 \h </w:instrText>
+          <w:instrText xml:space="preserve"> PAGEREF _Toc226373072 \h </w:instrText>
         </w:r>
         <w:r>
           <w:rPr>
@@ -1651,7 +1675,7 @@
           <w14:ligatures w14:val="standardContextual"/>
         </w:rPr>
       </w:pPr>
-      <w:hyperlink w:anchor="_Toc223201199" w:history="1">
+      <w:hyperlink w:anchor="_Toc226373073" w:history="1">
         <w:r>
           <w:rPr>
             <w:rStyle w:val="Hypertextovodkaz"/>
@@ -1697,7 +1721,7 @@
             <w:noProof/>
             <w:webHidden/>
           </w:rPr>
-          <w:instrText xml:space="preserve"> PAGEREF _Toc223201199 \h </w:instrText>
+          <w:instrText xml:space="preserve"> PAGEREF _Toc226373073 \h </w:instrText>
         </w:r>
         <w:r>
           <w:rPr>
@@ -1746,7 +1770,7 @@
           <w14:ligatures w14:val="standardContextual"/>
         </w:rPr>
       </w:pPr>
-      <w:hyperlink w:anchor="_Toc223201200" w:history="1">
+      <w:hyperlink w:anchor="_Toc226373074" w:history="1">
         <w:r>
           <w:rPr>
             <w:rStyle w:val="Hypertextovodkaz"/>
@@ -1793,7 +1817,7 @@
             <w:noProof/>
             <w:webHidden/>
           </w:rPr>
-          <w:instrText xml:space="preserve"> PAGEREF _Toc223201200 \h </w:instrText>
+          <w:instrText xml:space="preserve"> PAGEREF _Toc226373074 \h </w:instrText>
         </w:r>
         <w:r>
           <w:rPr>
@@ -1841,7 +1865,7 @@
           <w14:ligatures w14:val="standardContextual"/>
         </w:rPr>
       </w:pPr>
-      <w:hyperlink w:anchor="_Toc223201201" w:history="1">
+      <w:hyperlink w:anchor="_Toc226373075" w:history="1">
         <w:r>
           <w:rPr>
             <w:rStyle w:val="Hypertextovodkaz"/>
@@ -1887,7 +1911,7 @@
             <w:noProof/>
             <w:webHidden/>
           </w:rPr>
-          <w:instrText xml:space="preserve"> PAGEREF _Toc223201201 \h </w:instrText>
+          <w:instrText xml:space="preserve"> PAGEREF _Toc226373075 \h </w:instrText>
         </w:r>
         <w:r>
           <w:rPr>
@@ -1935,7 +1959,7 @@
           <w14:ligatures w14:val="standardContextual"/>
         </w:rPr>
       </w:pPr>
-      <w:hyperlink w:anchor="_Toc223201202" w:history="1">
+      <w:hyperlink w:anchor="_Toc226373076" w:history="1">
         <w:r>
           <w:rPr>
             <w:rStyle w:val="Hypertextovodkaz"/>
@@ -1981,7 +2005,7 @@
             <w:noProof/>
             <w:webHidden/>
           </w:rPr>
-          <w:instrText xml:space="preserve"> PAGEREF _Toc223201202 \h </w:instrText>
+          <w:instrText xml:space="preserve"> PAGEREF _Toc226373076 \h </w:instrText>
         </w:r>
         <w:r>
           <w:rPr>
@@ -2029,7 +2053,7 @@
           <w14:ligatures w14:val="standardContextual"/>
         </w:rPr>
       </w:pPr>
-      <w:hyperlink w:anchor="_Toc223201203" w:history="1">
+      <w:hyperlink w:anchor="_Toc226373077" w:history="1">
         <w:r>
           <w:rPr>
             <w:rStyle w:val="Hypertextovodkaz"/>
@@ -2075,7 +2099,7 @@
             <w:noProof/>
             <w:webHidden/>
           </w:rPr>
-          <w:instrText xml:space="preserve"> PAGEREF _Toc223201203 \h </w:instrText>
+          <w:instrText xml:space="preserve"> PAGEREF _Toc226373077 \h </w:instrText>
         </w:r>
         <w:r>
           <w:rPr>
@@ -2095,7 +2119,7 @@
             <w:noProof/>
             <w:webHidden/>
           </w:rPr>
-          <w:t>11</w:t>
+          <w:t>12</w:t>
         </w:r>
         <w:r>
           <w:rPr>
@@ -2123,7 +2147,7 @@
           <w14:ligatures w14:val="standardContextual"/>
         </w:rPr>
       </w:pPr>
-      <w:hyperlink w:anchor="_Toc223201204" w:history="1">
+      <w:hyperlink w:anchor="_Toc226373078" w:history="1">
         <w:r>
           <w:rPr>
             <w:rStyle w:val="Hypertextovodkaz"/>
@@ -2169,7 +2193,7 @@
             <w:noProof/>
             <w:webHidden/>
           </w:rPr>
-          <w:instrText xml:space="preserve"> PAGEREF _Toc223201204 \h </w:instrText>
+          <w:instrText xml:space="preserve"> PAGEREF _Toc226373078 \h </w:instrText>
         </w:r>
         <w:r>
           <w:rPr>
@@ -2217,7 +2241,7 @@
           <w14:ligatures w14:val="standardContextual"/>
         </w:rPr>
       </w:pPr>
-      <w:hyperlink w:anchor="_Toc223201205" w:history="1">
+      <w:hyperlink w:anchor="_Toc226373079" w:history="1">
         <w:r>
           <w:rPr>
             <w:rStyle w:val="Hypertextovodkaz"/>
@@ -2263,7 +2287,7 @@
             <w:noProof/>
             <w:webHidden/>
           </w:rPr>
-          <w:instrText xml:space="preserve"> PAGEREF _Toc223201205 \h </w:instrText>
+          <w:instrText xml:space="preserve"> PAGEREF _Toc226373079 \h </w:instrText>
         </w:r>
         <w:r>
           <w:rPr>
@@ -2311,7 +2335,7 @@
           <w14:ligatures w14:val="standardContextual"/>
         </w:rPr>
       </w:pPr>
-      <w:hyperlink w:anchor="_Toc223201206" w:history="1">
+      <w:hyperlink w:anchor="_Toc226373080" w:history="1">
         <w:r>
           <w:rPr>
             <w:rStyle w:val="Hypertextovodkaz"/>
@@ -2357,7 +2381,7 @@
             <w:noProof/>
             <w:webHidden/>
           </w:rPr>
-          <w:instrText xml:space="preserve"> PAGEREF _Toc223201206 \h </w:instrText>
+          <w:instrText xml:space="preserve"> PAGEREF _Toc226373080 \h </w:instrText>
         </w:r>
         <w:r>
           <w:rPr>
@@ -2405,7 +2429,7 @@
           <w14:ligatures w14:val="standardContextual"/>
         </w:rPr>
       </w:pPr>
-      <w:hyperlink w:anchor="_Toc223201207" w:history="1">
+      <w:hyperlink w:anchor="_Toc226373081" w:history="1">
         <w:r>
           <w:rPr>
             <w:rStyle w:val="Hypertextovodkaz"/>
@@ -2451,7 +2475,7 @@
             <w:noProof/>
             <w:webHidden/>
           </w:rPr>
-          <w:instrText xml:space="preserve"> PAGEREF _Toc223201207 \h </w:instrText>
+          <w:instrText xml:space="preserve"> PAGEREF _Toc226373081 \h </w:instrText>
         </w:r>
         <w:r>
           <w:rPr>
@@ -2471,7 +2495,7 @@
             <w:noProof/>
             <w:webHidden/>
           </w:rPr>
-          <w:t>12</w:t>
+          <w:t>13</w:t>
         </w:r>
         <w:r>
           <w:rPr>
@@ -2499,7 +2523,7 @@
           <w14:ligatures w14:val="standardContextual"/>
         </w:rPr>
       </w:pPr>
-      <w:hyperlink w:anchor="_Toc223201208" w:history="1">
+      <w:hyperlink w:anchor="_Toc226373082" w:history="1">
         <w:r>
           <w:rPr>
             <w:rStyle w:val="Hypertextovodkaz"/>
@@ -2545,7 +2569,7 @@
             <w:noProof/>
             <w:webHidden/>
           </w:rPr>
-          <w:instrText xml:space="preserve"> PAGEREF _Toc223201208 \h </w:instrText>
+          <w:instrText xml:space="preserve"> PAGEREF _Toc226373082 \h </w:instrText>
         </w:r>
         <w:r>
           <w:rPr>
@@ -2565,7 +2589,7 @@
             <w:noProof/>
             <w:webHidden/>
           </w:rPr>
-          <w:t>13</w:t>
+          <w:t>14</w:t>
         </w:r>
         <w:r>
           <w:rPr>
@@ -2594,7 +2618,7 @@
           <w14:ligatures w14:val="standardContextual"/>
         </w:rPr>
       </w:pPr>
-      <w:hyperlink w:anchor="_Toc223201209" w:history="1">
+      <w:hyperlink w:anchor="_Toc226373083" w:history="1">
         <w:r>
           <w:rPr>
             <w:rStyle w:val="Hypertextovodkaz"/>
@@ -2641,7 +2665,7 @@
             <w:noProof/>
             <w:webHidden/>
           </w:rPr>
-          <w:instrText xml:space="preserve"> PAGEREF _Toc223201209 \h </w:instrText>
+          <w:instrText xml:space="preserve"> PAGEREF _Toc226373083 \h </w:instrText>
         </w:r>
         <w:r>
           <w:rPr>
@@ -2689,7 +2713,7 @@
           <w14:ligatures w14:val="standardContextual"/>
         </w:rPr>
       </w:pPr>
-      <w:hyperlink w:anchor="_Toc223201210" w:history="1">
+      <w:hyperlink w:anchor="_Toc226373084" w:history="1">
         <w:r>
           <w:rPr>
             <w:rStyle w:val="Hypertextovodkaz"/>
@@ -2735,7 +2759,7 @@
             <w:noProof/>
             <w:webHidden/>
           </w:rPr>
-          <w:instrText xml:space="preserve"> PAGEREF _Toc223201210 \h </w:instrText>
+          <w:instrText xml:space="preserve"> PAGEREF _Toc226373084 \h </w:instrText>
         </w:r>
         <w:r>
           <w:rPr>
@@ -2783,7 +2807,7 @@
           <w14:ligatures w14:val="standardContextual"/>
         </w:rPr>
       </w:pPr>
-      <w:hyperlink w:anchor="_Toc223201211" w:history="1">
+      <w:hyperlink w:anchor="_Toc226373085" w:history="1">
         <w:r>
           <w:rPr>
             <w:rStyle w:val="Hypertextovodkaz"/>
@@ -2829,7 +2853,7 @@
             <w:noProof/>
             <w:webHidden/>
           </w:rPr>
-          <w:instrText xml:space="preserve"> PAGEREF _Toc223201211 \h </w:instrText>
+          <w:instrText xml:space="preserve"> PAGEREF _Toc226373085 \h </w:instrText>
         </w:r>
         <w:r>
           <w:rPr>
@@ -2877,7 +2901,7 @@
           <w14:ligatures w14:val="standardContextual"/>
         </w:rPr>
       </w:pPr>
-      <w:hyperlink w:anchor="_Toc223201212" w:history="1">
+      <w:hyperlink w:anchor="_Toc226373086" w:history="1">
         <w:r>
           <w:rPr>
             <w:rStyle w:val="Hypertextovodkaz"/>
@@ -2923,7 +2947,7 @@
             <w:noProof/>
             <w:webHidden/>
           </w:rPr>
-          <w:instrText xml:space="preserve"> PAGEREF _Toc223201212 \h </w:instrText>
+          <w:instrText xml:space="preserve"> PAGEREF _Toc226373086 \h </w:instrText>
         </w:r>
         <w:r>
           <w:rPr>
@@ -2972,7 +2996,7 @@
           <w14:ligatures w14:val="standardContextual"/>
         </w:rPr>
       </w:pPr>
-      <w:hyperlink w:anchor="_Toc223201213" w:history="1">
+      <w:hyperlink w:anchor="_Toc226373087" w:history="1">
         <w:r>
           <w:rPr>
             <w:rStyle w:val="Hypertextovodkaz"/>
@@ -3019,7 +3043,7 @@
             <w:noProof/>
             <w:webHidden/>
           </w:rPr>
-          <w:instrText xml:space="preserve"> PAGEREF _Toc223201213 \h </w:instrText>
+          <w:instrText xml:space="preserve"> PAGEREF _Toc226373087 \h </w:instrText>
         </w:r>
         <w:r>
           <w:rPr>
@@ -3067,7 +3091,7 @@
           <w14:ligatures w14:val="standardContextual"/>
         </w:rPr>
       </w:pPr>
-      <w:hyperlink w:anchor="_Toc223201214" w:history="1">
+      <w:hyperlink w:anchor="_Toc226373088" w:history="1">
         <w:r>
           <w:rPr>
             <w:rStyle w:val="Hypertextovodkaz"/>
@@ -3113,7 +3137,7 @@
             <w:noProof/>
             <w:webHidden/>
           </w:rPr>
-          <w:instrText xml:space="preserve"> PAGEREF _Toc223201214 \h </w:instrText>
+          <w:instrText xml:space="preserve"> PAGEREF _Toc226373088 \h </w:instrText>
         </w:r>
         <w:r>
           <w:rPr>
@@ -3161,7 +3185,7 @@
           <w14:ligatures w14:val="standardContextual"/>
         </w:rPr>
       </w:pPr>
-      <w:hyperlink w:anchor="_Toc223201215" w:history="1">
+      <w:hyperlink w:anchor="_Toc226373089" w:history="1">
         <w:r>
           <w:rPr>
             <w:rStyle w:val="Hypertextovodkaz"/>
@@ -3207,7 +3231,7 @@
             <w:noProof/>
             <w:webHidden/>
           </w:rPr>
-          <w:instrText xml:space="preserve"> PAGEREF _Toc223201215 \h </w:instrText>
+          <w:instrText xml:space="preserve"> PAGEREF _Toc226373089 \h </w:instrText>
         </w:r>
         <w:r>
           <w:rPr>
@@ -3256,7 +3280,7 @@
           <w14:ligatures w14:val="standardContextual"/>
         </w:rPr>
       </w:pPr>
-      <w:hyperlink w:anchor="_Toc223201216" w:history="1">
+      <w:hyperlink w:anchor="_Toc226373090" w:history="1">
         <w:r>
           <w:rPr>
             <w:rStyle w:val="Hypertextovodkaz"/>
@@ -3303,7 +3327,7 @@
             <w:noProof/>
             <w:webHidden/>
           </w:rPr>
-          <w:instrText xml:space="preserve"> PAGEREF _Toc223201216 \h </w:instrText>
+          <w:instrText xml:space="preserve"> PAGEREF _Toc226373090 \h </w:instrText>
         </w:r>
         <w:r>
           <w:rPr>
@@ -3351,7 +3375,7 @@
           <w14:ligatures w14:val="standardContextual"/>
         </w:rPr>
       </w:pPr>
-      <w:hyperlink w:anchor="_Toc223201217" w:history="1">
+      <w:hyperlink w:anchor="_Toc226373091" w:history="1">
         <w:r>
           <w:rPr>
             <w:rStyle w:val="Hypertextovodkaz"/>
@@ -3378,7 +3402,7 @@
             <w:noProof/>
             <w:webHidden/>
           </w:rPr>
-          <w:instrText xml:space="preserve"> PAGEREF _Toc223201217 \h </w:instrText>
+          <w:instrText xml:space="preserve"> PAGEREF _Toc226373091 \h </w:instrText>
         </w:r>
         <w:r>
           <w:rPr>
@@ -3426,7 +3450,7 @@
           <w14:ligatures w14:val="standardContextual"/>
         </w:rPr>
       </w:pPr>
-      <w:hyperlink w:anchor="_Toc223201218" w:history="1">
+      <w:hyperlink w:anchor="_Toc226373092" w:history="1">
         <w:r>
           <w:rPr>
             <w:rStyle w:val="Hypertextovodkaz"/>
@@ -3453,7 +3477,7 @@
             <w:noProof/>
             <w:webHidden/>
           </w:rPr>
-          <w:instrText xml:space="preserve"> PAGEREF _Toc223201218 \h </w:instrText>
+          <w:instrText xml:space="preserve"> PAGEREF _Toc226373092 \h </w:instrText>
         </w:r>
         <w:r>
           <w:rPr>
@@ -3513,7 +3537,7 @@
           <w:numId w:val="0"/>
         </w:numPr>
       </w:pPr>
-      <w:bookmarkStart w:id="0" w:name="_Toc223201194"/>
+      <w:bookmarkStart w:id="0" w:name="_Toc226373068"/>
       <w:r>
         <w:lastRenderedPageBreak/>
         <w:t>Seznam obrázků</w:t>
@@ -3554,13 +3578,13 @@
         </w:rPr>
         <w:fldChar w:fldCharType="separate"/>
       </w:r>
-      <w:hyperlink w:anchor="_Toc225507398" w:history="1">
+      <w:hyperlink w:anchor="_Toc226373051" w:history="1">
         <w:r>
           <w:rPr>
             <w:rStyle w:val="Hypertextovodkaz"/>
             <w:noProof/>
           </w:rPr>
-          <w:t>Obr. 1: TailwindCSS syntaxe</w:t>
+          <w:t>Obr. 1: Tailwind CSS syntaxe</w:t>
         </w:r>
         <w:r>
           <w:rPr>
@@ -3581,7 +3605,7 @@
             <w:noProof/>
             <w:webHidden/>
           </w:rPr>
-          <w:instrText xml:space="preserve"> PAGEREF _Toc225507398 \h </w:instrText>
+          <w:instrText xml:space="preserve"> PAGEREF _Toc226373051 \h </w:instrText>
         </w:r>
         <w:r>
           <w:rPr>
@@ -3628,7 +3652,7 @@
           <w14:ligatures w14:val="standardContextual"/>
         </w:rPr>
       </w:pPr>
-      <w:hyperlink w:anchor="_Toc225507399" w:history="1">
+      <w:hyperlink w:anchor="_Toc226373052" w:history="1">
         <w:r>
           <w:rPr>
             <w:rStyle w:val="Hypertextovodkaz"/>
@@ -3655,7 +3679,7 @@
             <w:noProof/>
             <w:webHidden/>
           </w:rPr>
-          <w:instrText xml:space="preserve"> PAGEREF _Toc225507399 \h </w:instrText>
+          <w:instrText xml:space="preserve"> PAGEREF _Toc226373052 \h </w:instrText>
         </w:r>
         <w:r>
           <w:rPr>
@@ -3702,7 +3726,7 @@
           <w14:ligatures w14:val="standardContextual"/>
         </w:rPr>
       </w:pPr>
-      <w:hyperlink w:anchor="_Toc225507400" w:history="1">
+      <w:hyperlink w:anchor="_Toc226373053" w:history="1">
         <w:r>
           <w:rPr>
             <w:rStyle w:val="Hypertextovodkaz"/>
@@ -3729,7 +3753,7 @@
             <w:noProof/>
             <w:webHidden/>
           </w:rPr>
-          <w:instrText xml:space="preserve"> PAGEREF _Toc225507400 \h </w:instrText>
+          <w:instrText xml:space="preserve"> PAGEREF _Toc226373053 \h </w:instrText>
         </w:r>
         <w:r>
           <w:rPr>
@@ -3776,7 +3800,7 @@
           <w14:ligatures w14:val="standardContextual"/>
         </w:rPr>
       </w:pPr>
-      <w:hyperlink w:anchor="_Toc225507401" w:history="1">
+      <w:hyperlink w:anchor="_Toc226373054" w:history="1">
         <w:r>
           <w:rPr>
             <w:rStyle w:val="Hypertextovodkaz"/>
@@ -3803,7 +3827,7 @@
             <w:noProof/>
             <w:webHidden/>
           </w:rPr>
-          <w:instrText xml:space="preserve"> PAGEREF _Toc225507401 \h </w:instrText>
+          <w:instrText xml:space="preserve"> PAGEREF _Toc226373054 \h </w:instrText>
         </w:r>
         <w:r>
           <w:rPr>
@@ -3850,7 +3874,7 @@
           <w14:ligatures w14:val="standardContextual"/>
         </w:rPr>
       </w:pPr>
-      <w:hyperlink w:anchor="_Toc225507402" w:history="1">
+      <w:hyperlink w:anchor="_Toc226373055" w:history="1">
         <w:r>
           <w:rPr>
             <w:rStyle w:val="Hypertextovodkaz"/>
@@ -3877,7 +3901,7 @@
             <w:noProof/>
             <w:webHidden/>
           </w:rPr>
-          <w:instrText xml:space="preserve"> PAGEREF _Toc225507402 \h </w:instrText>
+          <w:instrText xml:space="preserve"> PAGEREF _Toc226373055 \h </w:instrText>
         </w:r>
         <w:r>
           <w:rPr>
@@ -3924,7 +3948,7 @@
           <w14:ligatures w14:val="standardContextual"/>
         </w:rPr>
       </w:pPr>
-      <w:hyperlink w:anchor="_Toc225507403" w:history="1">
+      <w:hyperlink w:anchor="_Toc226373056" w:history="1">
         <w:r>
           <w:rPr>
             <w:rStyle w:val="Hypertextovodkaz"/>
@@ -3951,7 +3975,7 @@
             <w:noProof/>
             <w:webHidden/>
           </w:rPr>
-          <w:instrText xml:space="preserve"> PAGEREF _Toc225507403 \h </w:instrText>
+          <w:instrText xml:space="preserve"> PAGEREF _Toc226373056 \h </w:instrText>
         </w:r>
         <w:r>
           <w:rPr>
@@ -3998,7 +4022,7 @@
           <w14:ligatures w14:val="standardContextual"/>
         </w:rPr>
       </w:pPr>
-      <w:hyperlink w:anchor="_Toc225507404" w:history="1">
+      <w:hyperlink w:anchor="_Toc226373057" w:history="1">
         <w:r>
           <w:rPr>
             <w:rStyle w:val="Hypertextovodkaz"/>
@@ -4025,7 +4049,7 @@
             <w:noProof/>
             <w:webHidden/>
           </w:rPr>
-          <w:instrText xml:space="preserve"> PAGEREF _Toc225507404 \h </w:instrText>
+          <w:instrText xml:space="preserve"> PAGEREF _Toc226373057 \h </w:instrText>
         </w:r>
         <w:r>
           <w:rPr>
@@ -4072,7 +4096,7 @@
           <w14:ligatures w14:val="standardContextual"/>
         </w:rPr>
       </w:pPr>
-      <w:hyperlink w:anchor="_Toc225507405" w:history="1">
+      <w:hyperlink w:anchor="_Toc226373058" w:history="1">
         <w:r>
           <w:rPr>
             <w:rStyle w:val="Hypertextovodkaz"/>
@@ -4099,7 +4123,7 @@
             <w:noProof/>
             <w:webHidden/>
           </w:rPr>
-          <w:instrText xml:space="preserve"> PAGEREF _Toc225507405 \h </w:instrText>
+          <w:instrText xml:space="preserve"> PAGEREF _Toc226373058 \h </w:instrText>
         </w:r>
         <w:r>
           <w:rPr>
@@ -4146,7 +4170,7 @@
           <w14:ligatures w14:val="standardContextual"/>
         </w:rPr>
       </w:pPr>
-      <w:hyperlink w:anchor="_Toc225507406" w:history="1">
+      <w:hyperlink w:anchor="_Toc226373059" w:history="1">
         <w:r>
           <w:rPr>
             <w:rStyle w:val="Hypertextovodkaz"/>
@@ -4173,7 +4197,7 @@
             <w:noProof/>
             <w:webHidden/>
           </w:rPr>
-          <w:instrText xml:space="preserve"> PAGEREF _Toc225507406 \h </w:instrText>
+          <w:instrText xml:space="preserve"> PAGEREF _Toc226373059 \h </w:instrText>
         </w:r>
         <w:r>
           <w:rPr>
@@ -4220,7 +4244,7 @@
           <w14:ligatures w14:val="standardContextual"/>
         </w:rPr>
       </w:pPr>
-      <w:hyperlink w:anchor="_Toc225507407" w:history="1">
+      <w:hyperlink w:anchor="_Toc226373060" w:history="1">
         <w:r>
           <w:rPr>
             <w:rStyle w:val="Hypertextovodkaz"/>
@@ -4247,7 +4271,7 @@
             <w:noProof/>
             <w:webHidden/>
           </w:rPr>
-          <w:instrText xml:space="preserve"> PAGEREF _Toc225507407 \h </w:instrText>
+          <w:instrText xml:space="preserve"> PAGEREF _Toc226373060 \h </w:instrText>
         </w:r>
         <w:r>
           <w:rPr>
@@ -4294,7 +4318,7 @@
           <w14:ligatures w14:val="standardContextual"/>
         </w:rPr>
       </w:pPr>
-      <w:hyperlink w:anchor="_Toc225507408" w:history="1">
+      <w:hyperlink w:anchor="_Toc226373061" w:history="1">
         <w:r>
           <w:rPr>
             <w:rStyle w:val="Hypertextovodkaz"/>
@@ -4321,7 +4345,7 @@
             <w:noProof/>
             <w:webHidden/>
           </w:rPr>
-          <w:instrText xml:space="preserve"> PAGEREF _Toc225507408 \h </w:instrText>
+          <w:instrText xml:space="preserve"> PAGEREF _Toc226373061 \h </w:instrText>
         </w:r>
         <w:r>
           <w:rPr>
@@ -4368,7 +4392,7 @@
           <w14:ligatures w14:val="standardContextual"/>
         </w:rPr>
       </w:pPr>
-      <w:hyperlink w:anchor="_Toc225507409" w:history="1">
+      <w:hyperlink w:anchor="_Toc226373062" w:history="1">
         <w:r>
           <w:rPr>
             <w:rStyle w:val="Hypertextovodkaz"/>
@@ -4395,7 +4419,7 @@
             <w:noProof/>
             <w:webHidden/>
           </w:rPr>
-          <w:instrText xml:space="preserve"> PAGEREF _Toc225507409 \h </w:instrText>
+          <w:instrText xml:space="preserve"> PAGEREF _Toc226373062 \h </w:instrText>
         </w:r>
         <w:r>
           <w:rPr>
@@ -4442,7 +4466,7 @@
           <w14:ligatures w14:val="standardContextual"/>
         </w:rPr>
       </w:pPr>
-      <w:hyperlink w:anchor="_Toc225507410" w:history="1">
+      <w:hyperlink w:anchor="_Toc226373063" w:history="1">
         <w:r>
           <w:rPr>
             <w:rStyle w:val="Hypertextovodkaz"/>
@@ -4469,7 +4493,7 @@
             <w:noProof/>
             <w:webHidden/>
           </w:rPr>
-          <w:instrText xml:space="preserve"> PAGEREF _Toc225507410 \h </w:instrText>
+          <w:instrText xml:space="preserve"> PAGEREF _Toc226373063 \h </w:instrText>
         </w:r>
         <w:r>
           <w:rPr>
@@ -4516,7 +4540,7 @@
           <w14:ligatures w14:val="standardContextual"/>
         </w:rPr>
       </w:pPr>
-      <w:hyperlink w:anchor="_Toc225507411" w:history="1">
+      <w:hyperlink w:anchor="_Toc226373064" w:history="1">
         <w:r>
           <w:rPr>
             <w:rStyle w:val="Hypertextovodkaz"/>
@@ -4543,7 +4567,7 @@
             <w:noProof/>
             <w:webHidden/>
           </w:rPr>
-          <w:instrText xml:space="preserve"> PAGEREF _Toc225507411 \h </w:instrText>
+          <w:instrText xml:space="preserve"> PAGEREF _Toc226373064 \h </w:instrText>
         </w:r>
         <w:r>
           <w:rPr>
@@ -4590,7 +4614,7 @@
           <w14:ligatures w14:val="standardContextual"/>
         </w:rPr>
       </w:pPr>
-      <w:hyperlink w:anchor="_Toc225507412" w:history="1">
+      <w:hyperlink w:anchor="_Toc226373065" w:history="1">
         <w:r>
           <w:rPr>
             <w:rStyle w:val="Hypertextovodkaz"/>
@@ -4617,7 +4641,7 @@
             <w:noProof/>
             <w:webHidden/>
           </w:rPr>
-          <w:instrText xml:space="preserve"> PAGEREF _Toc225507412 \h </w:instrText>
+          <w:instrText xml:space="preserve"> PAGEREF _Toc226373065 \h </w:instrText>
         </w:r>
         <w:r>
           <w:rPr>
@@ -4664,7 +4688,7 @@
           <w14:ligatures w14:val="standardContextual"/>
         </w:rPr>
       </w:pPr>
-      <w:hyperlink w:anchor="_Toc225507413" w:history="1">
+      <w:hyperlink w:anchor="_Toc226373066" w:history="1">
         <w:r>
           <w:rPr>
             <w:rStyle w:val="Hypertextovodkaz"/>
@@ -4691,7 +4715,7 @@
             <w:noProof/>
             <w:webHidden/>
           </w:rPr>
-          <w:instrText xml:space="preserve"> PAGEREF _Toc225507413 \h </w:instrText>
+          <w:instrText xml:space="preserve"> PAGEREF _Toc226373066 \h </w:instrText>
         </w:r>
         <w:r>
           <w:rPr>
@@ -4738,7 +4762,7 @@
           <w14:ligatures w14:val="standardContextual"/>
         </w:rPr>
       </w:pPr>
-      <w:hyperlink w:anchor="_Toc225507414" w:history="1">
+      <w:hyperlink w:anchor="_Toc226373067" w:history="1">
         <w:r>
           <w:rPr>
             <w:rStyle w:val="Hypertextovodkaz"/>
@@ -4765,7 +4789,7 @@
             <w:noProof/>
             <w:webHidden/>
           </w:rPr>
-          <w:instrText xml:space="preserve"> PAGEREF _Toc225507414 \h </w:instrText>
+          <w:instrText xml:space="preserve"> PAGEREF _Toc226373067 \h </w:instrText>
         </w:r>
         <w:r>
           <w:rPr>
@@ -4828,7 +4852,7 @@
         </w:numPr>
         <w:ind w:left="431" w:hanging="431"/>
       </w:pPr>
-      <w:bookmarkStart w:id="1" w:name="_Toc223201195"/>
+      <w:bookmarkStart w:id="1" w:name="_Toc226373069"/>
       <w:r>
         <w:lastRenderedPageBreak/>
         <w:t>Seznam zkratek</w:t>
@@ -5041,7 +5065,7 @@
         </w:numPr>
         <w:ind w:left="431" w:hanging="431"/>
       </w:pPr>
-      <w:bookmarkStart w:id="2" w:name="_Toc223201196"/>
+      <w:bookmarkStart w:id="2" w:name="_Toc226373070"/>
       <w:r>
         <w:lastRenderedPageBreak/>
         <w:t>Úvod</w:t>
@@ -5099,7 +5123,13 @@
         <w:spacing w:after="160"/>
       </w:pPr>
       <w:r>
-        <w:t>Pracovat budu ve vývojovém prostředí VisualStudioCode a k realizaci využiji JavaScriptový framework React společně s CSS frameworkem TailWindCSS pro tvorbu frontendu, backend bude realizován skrze databázi MySQL a serverové řešení pomocí NodeJS. Grafický návrh zpracuji v programu Figma.</w:t>
+        <w:t xml:space="preserve">Pracovat budu ve vývojovém prostředí VisualStudioCode a k realizaci využiji JavaScriptový framework React společně s CSS frameworkem </w:t>
+      </w:r>
+      <w:r>
+        <w:t xml:space="preserve">Tailwind </w:t>
+      </w:r>
+      <w:r>
+        <w:t>CSS pro tvorbu frontendu, backend bude realizován skrze databázi MySQL a serverové řešení pomocí NodeJS. Grafický návrh zpracuji v programu Figma.</w:t>
       </w:r>
     </w:p>
     <w:p>
@@ -5120,7 +5150,7 @@
       <w:pPr>
         <w:pStyle w:val="Nadpis1"/>
       </w:pPr>
-      <w:bookmarkStart w:id="3" w:name="_Toc223201197"/>
+      <w:bookmarkStart w:id="3" w:name="_Toc226373071"/>
       <w:r>
         <w:lastRenderedPageBreak/>
         <w:t>Komunikace se zákazníkem</w:t>
@@ -5167,7 +5197,7 @@
       <w:pPr>
         <w:pStyle w:val="Nadpis2"/>
       </w:pPr>
-      <w:bookmarkStart w:id="4" w:name="_Toc223201198"/>
+      <w:bookmarkStart w:id="4" w:name="_Toc226373072"/>
       <w:r>
         <w:t>Stanovení požadovaných funkcí</w:t>
       </w:r>
@@ -5189,27 +5219,10 @@
         <w:t xml:space="preserve"> kalendář akcí, který se bude nacházet na hlavní stránce a bude zobrazovat všechny turnaje či zkoušky</w:t>
       </w:r>
       <w:r>
-        <w:t xml:space="preserve">. Každý člen oddílu bude mít vytvořen vlastní uživatelský profil nebo si o jeho tvorbu bude moci zažádat skrze formulář. Uživatelské profily budou umožnovat závodníkům se přihlásit na turnaje, zkoušky nebo si případně zažádat o vydání nové svazové známky, knížečky či </w:t>
-      </w:r>
-      <w:r>
-        <w:t>si objednat nové týmové oblečení.</w:t>
-      </w:r>
-    </w:p>
-    <w:p>
-      <w:r>
-        <w:t xml:space="preserve">Kromě kalendáře akcí se na hlavní stránce bude nacházet </w:t>
-      </w:r>
-      <w:r>
-        <w:t>newsletter</w:t>
-      </w:r>
-      <w:r>
-        <w:t>, který odebírajícím členům bude zasílat pravidelné upozornění</w:t>
-      </w:r>
-      <w:r>
-        <w:t>,</w:t>
-      </w:r>
-      <w:r>
-        <w:t xml:space="preserve"> pokud bude oznámen nový turnaj či zkouška.</w:t>
+        <w:t xml:space="preserve">. Každý člen oddílu bude mít vytvořen vlastní uživatelský profil nebo si o jeho tvorbu bude moci zažádat skrze formulář. Uživatelské profily budou umožnovat závodníkům se přihlásit na turnaje, zkoušky </w:t>
+      </w:r>
+      <w:r>
+        <w:t xml:space="preserve">či si upravit vlastní profilové informace jako jsou aktuální váha, email, telefonní číslo. </w:t>
       </w:r>
     </w:p>
     <w:p>
@@ -5238,7 +5251,7 @@
       <w:pPr>
         <w:pStyle w:val="Nadpis2"/>
       </w:pPr>
-      <w:bookmarkStart w:id="5" w:name="_Toc223201199"/>
+      <w:bookmarkStart w:id="5" w:name="_Toc226373073"/>
       <w:r>
         <w:t>Návrh grafického designu</w:t>
       </w:r>
@@ -5308,7 +5321,7 @@
       <w:pPr>
         <w:pStyle w:val="Nadpis1"/>
       </w:pPr>
-      <w:bookmarkStart w:id="6" w:name="_Toc223201200"/>
+      <w:bookmarkStart w:id="6" w:name="_Toc226373074"/>
       <w:r>
         <w:lastRenderedPageBreak/>
         <w:t>Teoretická východiska</w:t>
@@ -5351,7 +5364,7 @@
       <w:pPr>
         <w:pStyle w:val="Nadpis2"/>
       </w:pPr>
-      <w:bookmarkStart w:id="7" w:name="_Toc223201201"/>
+      <w:bookmarkStart w:id="7" w:name="_Toc226373075"/>
       <w:r>
         <w:t>Co to je Taekwondo</w:t>
       </w:r>
@@ -5501,7 +5514,7 @@
       <w:pPr>
         <w:pStyle w:val="Nadpis2"/>
       </w:pPr>
-      <w:bookmarkStart w:id="8" w:name="_Toc223201202"/>
+      <w:bookmarkStart w:id="8" w:name="_Toc226373076"/>
       <w:r>
         <w:t>Úvod do problematiky webových stránek</w:t>
       </w:r>
@@ -5617,7 +5630,7 @@
       <w:pPr>
         <w:pStyle w:val="Nadpis2"/>
       </w:pPr>
-      <w:bookmarkStart w:id="9" w:name="_Toc223201203"/>
+      <w:bookmarkStart w:id="9" w:name="_Toc226373077"/>
       <w:r>
         <w:lastRenderedPageBreak/>
         <w:t>Definice webových stránek</w:t>
@@ -5692,7 +5705,7 @@
       <w:pPr>
         <w:pStyle w:val="Nadpis2"/>
       </w:pPr>
-      <w:bookmarkStart w:id="10" w:name="_Toc223201204"/>
+      <w:bookmarkStart w:id="10" w:name="_Toc226373078"/>
       <w:r>
         <w:t>Význam webových stránek</w:t>
       </w:r>
@@ -5713,7 +5726,7 @@
       <w:pPr>
         <w:pStyle w:val="Nadpis2"/>
       </w:pPr>
-      <w:bookmarkStart w:id="11" w:name="_Toc223201205"/>
+      <w:bookmarkStart w:id="11" w:name="_Toc226373079"/>
       <w:r>
         <w:t>Historický vývoj</w:t>
       </w:r>
@@ -5734,7 +5747,7 @@
       <w:pPr>
         <w:pStyle w:val="Nadpis2"/>
       </w:pPr>
-      <w:bookmarkStart w:id="12" w:name="_Toc223201206"/>
+      <w:bookmarkStart w:id="12" w:name="_Toc226373080"/>
       <w:r>
         <w:t>Současné trendy</w:t>
       </w:r>
@@ -5797,7 +5810,7 @@
       <w:pPr>
         <w:pStyle w:val="Nadpis2"/>
       </w:pPr>
-      <w:bookmarkStart w:id="13" w:name="_Toc223201207"/>
+      <w:bookmarkStart w:id="13" w:name="_Toc226373081"/>
       <w:r>
         <w:lastRenderedPageBreak/>
         <w:t>Bezpečnost</w:t>
@@ -6071,7 +6084,7 @@
       <w:pPr>
         <w:pStyle w:val="Nadpis2"/>
       </w:pPr>
-      <w:bookmarkStart w:id="14" w:name="_Toc223201208"/>
+      <w:bookmarkStart w:id="14" w:name="_Toc226373082"/>
       <w:r>
         <w:lastRenderedPageBreak/>
         <w:t>Technologie a nástroje pro vývoj webu</w:t>
@@ -6109,7 +6122,13 @@
         <w:t xml:space="preserve"> moderní technologie, které jsou díky své efektivnosti, </w:t>
       </w:r>
       <w:r>
-        <w:t>množství dokumentace a škálovatelnosti řazeny mezi nejoblíbenější a nejspolehlivější. Tvorba frontendu bude realizována pomocí frameworků TailWindCSS, React. Backend bude postaven na serverovém frameworku NodeJS a databázi MySQL.</w:t>
+        <w:t xml:space="preserve">množství dokumentace a škálovatelnosti řazeny mezi nejoblíbenější a nejspolehlivější. Tvorba frontendu bude realizována pomocí frameworků </w:t>
+      </w:r>
+      <w:r>
+        <w:t xml:space="preserve">Tailwind </w:t>
+      </w:r>
+      <w:r>
+        <w:t>CSS, React. Backend bude postaven na serverovém frameworku NodeJS a databázi MySQL.</w:t>
       </w:r>
       <w:r>
         <w:t xml:space="preserve"> </w:t>
@@ -6123,12 +6142,21 @@
         <w:pStyle w:val="Nadpis3"/>
       </w:pPr>
       <w:r>
-        <w:t>TailwindCSS</w:t>
-      </w:r>
-    </w:p>
-    <w:p>
-      <w:r>
-        <w:t xml:space="preserve">Vzhled webových stránek bude zajištěn pomocí moderního CSS frameworku TailwindCSS. Pomocí </w:t>
+        <w:t xml:space="preserve">Tailwind </w:t>
+      </w:r>
+      <w:r>
+        <w:t>CSS</w:t>
+      </w:r>
+    </w:p>
+    <w:p>
+      <w:r>
+        <w:t xml:space="preserve">Vzhled webových stránek bude zajištěn pomocí moderního CSS frameworku </w:t>
+      </w:r>
+      <w:r>
+        <w:t xml:space="preserve">Tailwind </w:t>
+      </w:r>
+      <w:r>
+        <w:t xml:space="preserve">CSS. Pomocí </w:t>
       </w:r>
       <w:r>
         <w:t>zmíněného</w:t>
@@ -6185,7 +6213,10 @@
         <w:t xml:space="preserve">pro mobilní zařízení. Vzhledem k tomu, že na web, který tvořím, budou uživatelé přistupovat primárně z mobilních zařízení, je pro mě </w:t>
       </w:r>
       <w:r>
-        <w:t>TailwindCSS</w:t>
+        <w:t xml:space="preserve">Tailwind </w:t>
+      </w:r>
+      <w:r>
+        <w:t>CSS</w:t>
       </w:r>
       <w:r>
         <w:t xml:space="preserve"> ideální.</w:t>
@@ -6196,19 +6227,31 @@
         <w:t xml:space="preserve">Dále </w:t>
       </w:r>
       <w:r>
+        <w:t xml:space="preserve">Tailwind </w:t>
+      </w:r>
+      <w:r>
+        <w:t>CSS</w:t>
+      </w:r>
+      <w:r>
+        <w:t xml:space="preserve"> automaticky odstraňuje veškerý nepoužívaný CSS při vytváření produkční verze, což znamená, že výsledný CSS soubor je co nejmenší. Ve skutečnosti většina projektů postavených na </w:t>
+      </w:r>
+      <w:r>
         <w:t>Tailwind</w:t>
       </w:r>
       <w:r>
-        <w:t>CSS</w:t>
-      </w:r>
-      <w:r>
-        <w:t xml:space="preserve"> automaticky odstraňuje veškerý nepoužívaný CSS při vytváření produkční verze, což znamená, že výsledný CSS soubor je co nejmenší. Ve skutečnosti většina projektů postavených na Tailwindu doručí klientovi CSS soubor menší než 10 kB</w:t>
+        <w:t>u doručí klientovi CSS soubor menší než 10 kB</w:t>
       </w:r>
       <w:r>
         <w:t xml:space="preserve"> </w:t>
       </w:r>
       <w:r>
-        <w:t>(Tailwind CSS, 2024)</w:t>
+        <w:t>(</w:t>
+      </w:r>
+      <w:r>
+        <w:t>Tailwind</w:t>
+      </w:r>
+      <w:r>
+        <w:t xml:space="preserve"> CSS, 2024)</w:t>
       </w:r>
       <w:r>
         <w:t>.</w:t>
@@ -6266,7 +6309,7 @@
       <w:pPr>
         <w:pStyle w:val="Titulek"/>
       </w:pPr>
-      <w:bookmarkStart w:id="15" w:name="_Toc225507398"/>
+      <w:bookmarkStart w:id="15" w:name="_Toc226373051"/>
       <w:r>
         <w:t xml:space="preserve">Obr. </w:t>
       </w:r>
@@ -6279,7 +6322,13 @@
         </w:r>
       </w:fldSimple>
       <w:r>
-        <w:t xml:space="preserve">: TailwindCSS </w:t>
+        <w:t xml:space="preserve">: </w:t>
+      </w:r>
+      <w:r>
+        <w:t xml:space="preserve">Tailwind </w:t>
+      </w:r>
+      <w:r>
+        <w:t xml:space="preserve">CSS </w:t>
       </w:r>
       <w:r>
         <w:t>syntaxe</w:t>
@@ -6573,7 +6622,7 @@
       <w:pPr>
         <w:pStyle w:val="Titulek"/>
       </w:pPr>
-      <w:bookmarkStart w:id="16" w:name="_Toc225507399"/>
+      <w:bookmarkStart w:id="16" w:name="_Toc226373052"/>
       <w:r>
         <w:t xml:space="preserve">Obr. </w:t>
       </w:r>
@@ -6683,7 +6732,7 @@
       <w:pPr>
         <w:pStyle w:val="Titulek"/>
       </w:pPr>
-      <w:bookmarkStart w:id="17" w:name="_Toc225507400"/>
+      <w:bookmarkStart w:id="17" w:name="_Toc226373053"/>
       <w:r>
         <w:t xml:space="preserve">Obr. </w:t>
       </w:r>
@@ -6799,7 +6848,7 @@
       <w:pPr>
         <w:pStyle w:val="Titulek"/>
       </w:pPr>
-      <w:bookmarkStart w:id="18" w:name="_Toc225507401"/>
+      <w:bookmarkStart w:id="18" w:name="_Toc226373054"/>
       <w:r>
         <w:t xml:space="preserve">Obr. </w:t>
       </w:r>
@@ -6875,7 +6924,7 @@
       <w:pPr>
         <w:pStyle w:val="Titulek"/>
       </w:pPr>
-      <w:bookmarkStart w:id="19" w:name="_Toc225507402"/>
+      <w:bookmarkStart w:id="19" w:name="_Toc226373055"/>
       <w:r>
         <w:t xml:space="preserve">Obr. </w:t>
       </w:r>
@@ -6955,7 +7004,7 @@
       <w:pPr>
         <w:pStyle w:val="Titulek"/>
       </w:pPr>
-      <w:bookmarkStart w:id="20" w:name="_Toc225507403"/>
+      <w:bookmarkStart w:id="20" w:name="_Toc226373056"/>
       <w:r>
         <w:t xml:space="preserve">Obr. </w:t>
       </w:r>
@@ -7069,7 +7118,7 @@
       <w:pPr>
         <w:pStyle w:val="Titulek"/>
       </w:pPr>
-      <w:bookmarkStart w:id="21" w:name="_Toc225507404"/>
+      <w:bookmarkStart w:id="21" w:name="_Toc226373057"/>
       <w:r>
         <w:t xml:space="preserve">Obr. </w:t>
       </w:r>
@@ -7186,7 +7235,7 @@
       <w:pPr>
         <w:pStyle w:val="Titulek"/>
       </w:pPr>
-      <w:bookmarkStart w:id="22" w:name="_Toc225507405"/>
+      <w:bookmarkStart w:id="22" w:name="_Toc226373058"/>
       <w:r>
         <w:t xml:space="preserve">Obr. </w:t>
       </w:r>
@@ -7340,7 +7389,7 @@
       <w:pPr>
         <w:pStyle w:val="Titulek"/>
       </w:pPr>
-      <w:bookmarkStart w:id="23" w:name="_Toc225507406"/>
+      <w:bookmarkStart w:id="23" w:name="_Toc226373059"/>
       <w:r>
         <w:t xml:space="preserve">Obr. </w:t>
       </w:r>
@@ -7618,7 +7667,7 @@
       <w:pPr>
         <w:pStyle w:val="Titulek"/>
       </w:pPr>
-      <w:bookmarkStart w:id="24" w:name="_Toc225507407"/>
+      <w:bookmarkStart w:id="24" w:name="_Toc226373060"/>
       <w:r>
         <w:t xml:space="preserve">Obr. </w:t>
       </w:r>
@@ -7742,7 +7791,7 @@
       <w:pPr>
         <w:pStyle w:val="Titulek"/>
       </w:pPr>
-      <w:bookmarkStart w:id="25" w:name="_Toc225507408"/>
+      <w:bookmarkStart w:id="25" w:name="_Toc226373061"/>
       <w:r>
         <w:t xml:space="preserve">Obr. </w:t>
       </w:r>
@@ -7881,7 +7930,7 @@
       <w:pPr>
         <w:pStyle w:val="Titulek"/>
       </w:pPr>
-      <w:bookmarkStart w:id="26" w:name="_Toc225507409"/>
+      <w:bookmarkStart w:id="26" w:name="_Toc226373062"/>
       <w:r>
         <w:t xml:space="preserve">Obr. </w:t>
       </w:r>
@@ -8011,7 +8060,7 @@
       <w:pPr>
         <w:pStyle w:val="Titulek"/>
       </w:pPr>
-      <w:bookmarkStart w:id="27" w:name="_Toc225507410"/>
+      <w:bookmarkStart w:id="27" w:name="_Toc226373063"/>
       <w:r>
         <w:t xml:space="preserve">Obr. </w:t>
       </w:r>
@@ -8040,7 +8089,7 @@
       <w:pPr>
         <w:pStyle w:val="Nadpis1"/>
       </w:pPr>
-      <w:bookmarkStart w:id="28" w:name="_Toc223201209"/>
+      <w:bookmarkStart w:id="28" w:name="_Toc226373083"/>
       <w:r>
         <w:lastRenderedPageBreak/>
         <w:t>Návrh</w:t>
@@ -8062,7 +8111,7 @@
       <w:pPr>
         <w:pStyle w:val="Nadpis2"/>
       </w:pPr>
-      <w:bookmarkStart w:id="29" w:name="_Toc223201210"/>
+      <w:bookmarkStart w:id="29" w:name="_Toc226373084"/>
       <w:r>
         <w:t>Uživatelské prostředí</w:t>
       </w:r>
@@ -8118,7 +8167,13 @@
         <w:t xml:space="preserve">. </w:t>
       </w:r>
       <w:r>
-        <w:t>Uživatelské prostředí bylo navrženo v programu Figma a při samotné tvorbě bylo vše stylováno pomocí TailwindCSS.</w:t>
+        <w:t xml:space="preserve">Uživatelské prostředí bylo navrženo v programu Figma a při samotné tvorbě bylo vše stylováno pomocí </w:t>
+      </w:r>
+      <w:r>
+        <w:t xml:space="preserve">Tailwind </w:t>
+      </w:r>
+      <w:r>
+        <w:t>CSS.</w:t>
       </w:r>
     </w:p>
     <w:p>
@@ -8171,7 +8226,7 @@
       <w:pPr>
         <w:pStyle w:val="Titulek"/>
       </w:pPr>
-      <w:bookmarkStart w:id="30" w:name="_Toc225507411"/>
+      <w:bookmarkStart w:id="30" w:name="_Toc226373064"/>
       <w:r>
         <w:t xml:space="preserve">Obr. </w:t>
       </w:r>
@@ -8208,7 +8263,7 @@
       <w:pPr>
         <w:pStyle w:val="Nadpis2"/>
       </w:pPr>
-      <w:bookmarkStart w:id="31" w:name="_Toc223201211"/>
+      <w:bookmarkStart w:id="31" w:name="_Toc226373085"/>
       <w:r>
         <w:lastRenderedPageBreak/>
         <w:t>Uživatelské role</w:t>
@@ -8368,7 +8423,7 @@
       <w:pPr>
         <w:pStyle w:val="Nadpis2"/>
       </w:pPr>
-      <w:bookmarkStart w:id="32" w:name="_Toc223201212"/>
+      <w:bookmarkStart w:id="32" w:name="_Toc226373086"/>
       <w:r>
         <w:t>Databáze</w:t>
       </w:r>
@@ -8909,7 +8964,7 @@
       <w:pPr>
         <w:pStyle w:val="Titulek"/>
       </w:pPr>
-      <w:bookmarkStart w:id="33" w:name="_Toc225507412"/>
+      <w:bookmarkStart w:id="33" w:name="_Toc226373065"/>
       <w:r>
         <w:t xml:space="preserve">Obr. </w:t>
       </w:r>
@@ -8945,7 +9000,7 @@
       <w:pPr>
         <w:pStyle w:val="Nadpis1"/>
       </w:pPr>
-      <w:bookmarkStart w:id="34" w:name="_Toc223201213"/>
+      <w:bookmarkStart w:id="34" w:name="_Toc226373087"/>
       <w:r>
         <w:lastRenderedPageBreak/>
         <w:t>Praktická část</w:t>
@@ -8953,7 +9008,6 @@
       <w:bookmarkEnd w:id="34"/>
     </w:p>
     <w:p>
-      <w:bookmarkStart w:id="35" w:name="_Toc223201214"/>
       <w:r>
         <w:t>Praktická část práce se zabývá realizací webové aplikace pro TKD oddíl L</w:t>
       </w:r>
@@ -8977,7 +9031,13 @@
     </w:p>
     <w:p>
       <w:r>
-        <w:t>Obě části spolu komunikují prostřednictvím REST API – frontend odesílá HTTP požadavky na backendové endpointy a zpracovává přijatá data ve formátu JSON. Pro vývoj byl zvolen následující technologický stack: na straně frontendu framework React.js s knihovnou React Router pro správu navigace a Tailwind CSS pro stylování, na straně backendu Node.js</w:t>
+        <w:t xml:space="preserve">Obě části spolu komunikují prostřednictvím REST API – frontend odesílá HTTP požadavky na backendové endpointy a zpracovává přijatá data ve formátu JSON. Pro vývoj byl zvolen následující technologický stack: na straně frontendu framework React.js s knihovnou React Router pro správu navigace a </w:t>
+      </w:r>
+      <w:r>
+        <w:t>Tailwind</w:t>
+      </w:r>
+      <w:r>
+        <w:t xml:space="preserve"> CSS pro stylování, na straně backendu Node.js</w:t>
       </w:r>
       <w:r>
         <w:t xml:space="preserve"> </w:t>
@@ -8993,6 +9053,7 @@
       <w:pPr>
         <w:pStyle w:val="Nadpis2"/>
       </w:pPr>
+      <w:bookmarkStart w:id="35" w:name="_Toc226373088"/>
       <w:r>
         <w:t>Frontend</w:t>
       </w:r>
@@ -9000,7 +9061,13 @@
     </w:p>
     <w:p>
       <w:r>
-        <w:t>Část frontendu byla realizována pomocí Java skriptového frameworku React a stylována CSS frameworkem TailwindCSS. Frontend má jasnou strukturu a představuje tu část, kterou samotný uživatel při interakci s webem vidí.</w:t>
+        <w:t xml:space="preserve">Část frontendu byla realizována pomocí Java skriptového frameworku React a stylována CSS frameworkem </w:t>
+      </w:r>
+      <w:r>
+        <w:t xml:space="preserve">Tailwind </w:t>
+      </w:r>
+      <w:r>
+        <w:t>CSS. Frontend má jasnou strukturu a představuje tu část, kterou samotný uživatel při interakci s webem vidí.</w:t>
       </w:r>
     </w:p>
     <w:p>
@@ -9081,7 +9148,7 @@
       <w:pPr>
         <w:pStyle w:val="Titulek"/>
       </w:pPr>
-      <w:bookmarkStart w:id="36" w:name="_Toc225507413"/>
+      <w:bookmarkStart w:id="36" w:name="_Toc226373066"/>
       <w:r>
         <w:t xml:space="preserve">Obr. </w:t>
       </w:r>
@@ -9372,7 +9439,13 @@
         <w:t>postcss.config.js</w:t>
       </w:r>
       <w:r>
-        <w:t xml:space="preserve"> – konfigurační soubor pro PostCSS, které optimalizuje CSS a umožňuje práci s TailWindCSS</w:t>
+        <w:t xml:space="preserve"> – konfigurační soubor pro PostCSS, které optimalizuje CSS a umožňuje práci s</w:t>
+      </w:r>
+      <w:r>
+        <w:t xml:space="preserve"> Tailwind </w:t>
+      </w:r>
+      <w:r>
+        <w:t>CSS</w:t>
       </w:r>
     </w:p>
     <w:p>
@@ -9381,10 +9454,23 @@
           <w:b/>
           <w:bCs/>
         </w:rPr>
-        <w:t>tailwind.config.js</w:t>
-      </w:r>
-      <w:r>
-        <w:t xml:space="preserve"> – konfigurační soubor pro TailWindCSS</w:t>
+        <w:t>Tailwind</w:t>
+      </w:r>
+      <w:r>
+        <w:rPr>
+          <w:b/>
+          <w:bCs/>
+        </w:rPr>
+        <w:t>.config.js</w:t>
+      </w:r>
+      <w:r>
+        <w:t xml:space="preserve"> – konfigurační soubor pro </w:t>
+      </w:r>
+      <w:r>
+        <w:t xml:space="preserve">Tailwind </w:t>
+      </w:r>
+      <w:r>
+        <w:t>CSS</w:t>
       </w:r>
     </w:p>
     <w:p>
@@ -16691,7 +16777,7 @@
       <w:pPr>
         <w:pStyle w:val="Nadpis2"/>
       </w:pPr>
-      <w:bookmarkStart w:id="37" w:name="_Toc223201215"/>
+      <w:bookmarkStart w:id="37" w:name="_Toc226373089"/>
       <w:r>
         <w:lastRenderedPageBreak/>
         <w:t>Backend</w:t>
@@ -16778,7 +16864,7 @@
       <w:pPr>
         <w:pStyle w:val="Titulek"/>
       </w:pPr>
-      <w:bookmarkStart w:id="38" w:name="_Toc225507414"/>
+      <w:bookmarkStart w:id="38" w:name="_Toc226373067"/>
       <w:r>
         <w:t xml:space="preserve">Obr. </w:t>
       </w:r>
@@ -37613,7 +37699,7 @@
       <w:pPr>
         <w:pStyle w:val="Nadpis1"/>
       </w:pPr>
-      <w:bookmarkStart w:id="39" w:name="_Toc223201216"/>
+      <w:bookmarkStart w:id="39" w:name="_Toc226373090"/>
       <w:r>
         <w:lastRenderedPageBreak/>
         <w:t>Implementace řešení</w:t>
@@ -37639,7 +37725,7 @@
         <w:ind w:left="431" w:hanging="431"/>
       </w:pPr>
       <w:bookmarkStart w:id="40" w:name="_Toc60053869"/>
-      <w:bookmarkStart w:id="41" w:name="_Toc223201217"/>
+      <w:bookmarkStart w:id="41" w:name="_Toc226373091"/>
       <w:r>
         <w:lastRenderedPageBreak/>
         <w:t>Závěr</w:t>
@@ -37725,7 +37811,7 @@
         </w:numPr>
         <w:ind w:left="431" w:hanging="431"/>
       </w:pPr>
-      <w:bookmarkStart w:id="42" w:name="_Toc223201218"/>
+      <w:bookmarkStart w:id="42" w:name="_Toc226373092"/>
       <w:r>
         <w:lastRenderedPageBreak/>
         <w:t>Seznam použité literatury</w:t>
@@ -38239,7 +38325,14 @@
           <w:iCs/>
         </w:rPr>
         <w:lastRenderedPageBreak/>
-        <w:t>TailWindCSS</w:t>
+        <w:t>Tailwind</w:t>
+      </w:r>
+      <w:r>
+        <w:rPr>
+          <w:i/>
+          <w:iCs/>
+        </w:rPr>
+        <w:t>CSS</w:t>
       </w:r>
       <w:r>
         <w:t>. Online. 2024. Dostupné z: </w:t>
@@ -38249,7 +38342,19 @@
           <w:rPr>
             <w:rStyle w:val="Hypertextovodkaz"/>
           </w:rPr>
-          <w:t>https://tailwindcss.com/</w:t>
+          <w:t>https://</w:t>
+        </w:r>
+        <w:r>
+          <w:rPr>
+            <w:rStyle w:val="Hypertextovodkaz"/>
+          </w:rPr>
+          <w:t>Tailwind</w:t>
+        </w:r>
+        <w:r>
+          <w:rPr>
+            <w:rStyle w:val="Hypertextovodkaz"/>
+          </w:rPr>
+          <w:t>css.com/</w:t>
         </w:r>
       </w:hyperlink>
       <w:r>
@@ -45195,6 +45300,7 @@
     <w:rsid w:val="002E68DF"/>
     <w:rsid w:val="0032748D"/>
     <w:rsid w:val="00334563"/>
+    <w:rsid w:val="003363A2"/>
     <w:rsid w:val="003458A9"/>
     <w:rsid w:val="003B1E93"/>
     <w:rsid w:val="003E0F7E"/>
@@ -45206,6 +45312,7 @@
     <w:rsid w:val="004649D4"/>
     <w:rsid w:val="00472ECA"/>
     <w:rsid w:val="00481594"/>
+    <w:rsid w:val="005425F7"/>
     <w:rsid w:val="00545064"/>
     <w:rsid w:val="00560DF0"/>
     <w:rsid w:val="00567CBB"/>
@@ -46037,6 +46144,10 @@
 </file>
 
 <file path=customXml/item3.xml><?xml version="1.0" encoding="utf-8"?>
+<b:Sources xmlns:b="http://schemas.openxmlformats.org/officeDocument/2006/bibliography" xmlns="http://schemas.openxmlformats.org/officeDocument/2006/bibliography" SelectedStyle="\APASixthEditionOfficeOnline.xsl" StyleName="APA" Version="6"/>
+</file>
+
+<file path=customXml/item4.xml><?xml version="1.0" encoding="utf-8"?>
 <ct:contentTypeSchema xmlns:ct="http://schemas.microsoft.com/office/2006/metadata/contentType" xmlns:ma="http://schemas.microsoft.com/office/2006/metadata/properties/metaAttributes" ct:_="" ma:_="" ma:contentTypeName="Dokument" ma:contentTypeID="0x010100AB4421CFC579A4449DC25ACBD6176571" ma:contentTypeVersion="2" ma:contentTypeDescription="Vytvoří nový dokument" ma:contentTypeScope="" ma:versionID="571ac08f18df58b33840592d245cde2d">
   <xsd:schema xmlns:xsd="http://www.w3.org/2001/XMLSchema" xmlns:xs="http://www.w3.org/2001/XMLSchema" xmlns:p="http://schemas.microsoft.com/office/2006/metadata/properties" xmlns:ns2="921a4a19-005d-42bf-a6ee-1c0f1cd55622" targetNamespace="http://schemas.microsoft.com/office/2006/metadata/properties" ma:root="true" ma:fieldsID="4559ad2502f86f60dcde6a0f6b3f7266" ns2:_="">
     <xsd:import namespace="921a4a19-005d-42bf-a6ee-1c0f1cd55622"/>
@@ -46168,14 +46279,10 @@
 </ct:contentTypeSchema>
 </file>
 
-<file path=customXml/item4.xml><?xml version="1.0" encoding="utf-8"?>
+<file path=customXml/item5.xml><?xml version="1.0" encoding="utf-8"?>
 <p:properties xmlns:p="http://schemas.microsoft.com/office/2006/metadata/properties" xmlns:xsi="http://www.w3.org/2001/XMLSchema-instance" xmlns:pc="http://schemas.microsoft.com/office/infopath/2007/PartnerControls">
   <documentManagement/>
 </p:properties>
-</file>
-
-<file path=customXml/item5.xml><?xml version="1.0" encoding="utf-8"?>
-<b:Sources xmlns:b="http://schemas.openxmlformats.org/officeDocument/2006/bibliography" xmlns="http://schemas.openxmlformats.org/officeDocument/2006/bibliography" SelectedStyle="\APASixthEditionOfficeOnline.xsl" StyleName="APA" Version="6"/>
 </file>
 
 <file path=customXml/itemProps1.xml><?xml version="1.0" encoding="utf-8"?>
@@ -46195,6 +46302,14 @@
 </file>
 
 <file path=customXml/itemProps3.xml><?xml version="1.0" encoding="utf-8"?>
+<ds:datastoreItem xmlns:ds="http://schemas.openxmlformats.org/officeDocument/2006/customXml" ds:itemID="{016BB16A-1E0F-4115-AADC-10D5070CD6B8}">
+  <ds:schemaRefs>
+    <ds:schemaRef ds:uri="http://schemas.openxmlformats.org/officeDocument/2006/bibliography"/>
+  </ds:schemaRefs>
+</ds:datastoreItem>
+</file>
+
+<file path=customXml/itemProps4.xml><?xml version="1.0" encoding="utf-8"?>
 <ds:datastoreItem xmlns:ds="http://schemas.openxmlformats.org/officeDocument/2006/customXml" ds:itemID="{838CEF72-1B4D-4D33-9891-FFC95F507282}">
   <ds:schemaRefs>
     <ds:schemaRef ds:uri="http://schemas.microsoft.com/office/2006/metadata/contentType"/>
@@ -46212,19 +46327,11 @@
 </ds:datastoreItem>
 </file>
 
-<file path=customXml/itemProps4.xml><?xml version="1.0" encoding="utf-8"?>
+<file path=customXml/itemProps5.xml><?xml version="1.0" encoding="utf-8"?>
 <ds:datastoreItem xmlns:ds="http://schemas.openxmlformats.org/officeDocument/2006/customXml" ds:itemID="{EDE7D767-2E0D-494D-8433-FAEBD4A37F8E}">
   <ds:schemaRefs>
     <ds:schemaRef ds:uri="http://schemas.microsoft.com/office/2006/metadata/properties"/>
     <ds:schemaRef ds:uri="http://schemas.microsoft.com/office/infopath/2007/PartnerControls"/>
   </ds:schemaRefs>
 </ds:datastoreItem>
-</file>
-
-<file path=customXml/itemProps5.xml><?xml version="1.0" encoding="utf-8"?>
-<ds:datastoreItem xmlns:ds="http://schemas.openxmlformats.org/officeDocument/2006/customXml" ds:itemID="{016BB16A-1E0F-4115-AADC-10D5070CD6B8}">
-  <ds:schemaRefs>
-    <ds:schemaRef ds:uri="http://schemas.openxmlformats.org/officeDocument/2006/bibliography"/>
-  </ds:schemaRefs>
-</ds:datastoreItem>
 </file>
--- a/bp_svobo229_v2.docx
+++ b/bp_svobo229_v2.docx
@@ -8302,7 +8302,10 @@
         <w:t>Trenér</w:t>
       </w:r>
       <w:r>
-        <w:t xml:space="preserve"> – může přidávat, mazat a upravovat závody, zkoušky, aktuality, upravovat uživatelům technické stupně pásu, přidávat úspěchy, ocenění, měnit jejich stav a přidávat uživatelům roli trenér – nikoli vyšší roli, jak mají oni sami.</w:t>
+        <w:t xml:space="preserve"> – může přidávat, mazat a upravovat závody, zkoušky, aktuality, upravovat uživatelům technické stupně pásu, přidávat úspěchy, ocenění, měnit jejich stav</w:t>
+      </w:r>
+      <w:r>
+        <w:t>.</w:t>
       </w:r>
     </w:p>
     <w:p>
@@ -45319,6 +45322,7 @@
     <w:rsid w:val="005B74A1"/>
     <w:rsid w:val="005D5255"/>
     <w:rsid w:val="005D768A"/>
+    <w:rsid w:val="005F19B0"/>
     <w:rsid w:val="00604492"/>
     <w:rsid w:val="00667E7A"/>
     <w:rsid w:val="00684E0D"/>
@@ -45369,6 +45373,7 @@
     <w:rsid w:val="00E85F47"/>
     <w:rsid w:val="00E866B4"/>
     <w:rsid w:val="00EB3F8A"/>
+    <w:rsid w:val="00F12DE4"/>
     <w:rsid w:val="00F73B1B"/>
     <w:rsid w:val="00FC053B"/>
     <w:rsid w:val="00FC4095"/>
@@ -46144,10 +46149,16 @@
 </file>
 
 <file path=customXml/item3.xml><?xml version="1.0" encoding="utf-8"?>
+<p:properties xmlns:p="http://schemas.microsoft.com/office/2006/metadata/properties" xmlns:xsi="http://www.w3.org/2001/XMLSchema-instance" xmlns:pc="http://schemas.microsoft.com/office/infopath/2007/PartnerControls">
+  <documentManagement/>
+</p:properties>
+</file>
+
+<file path=customXml/item4.xml><?xml version="1.0" encoding="utf-8"?>
 <b:Sources xmlns:b="http://schemas.openxmlformats.org/officeDocument/2006/bibliography" xmlns="http://schemas.openxmlformats.org/officeDocument/2006/bibliography" SelectedStyle="\APASixthEditionOfficeOnline.xsl" StyleName="APA" Version="6"/>
 </file>
 
-<file path=customXml/item4.xml><?xml version="1.0" encoding="utf-8"?>
+<file path=customXml/item5.xml><?xml version="1.0" encoding="utf-8"?>
 <ct:contentTypeSchema xmlns:ct="http://schemas.microsoft.com/office/2006/metadata/contentType" xmlns:ma="http://schemas.microsoft.com/office/2006/metadata/properties/metaAttributes" ct:_="" ma:_="" ma:contentTypeName="Dokument" ma:contentTypeID="0x010100AB4421CFC579A4449DC25ACBD6176571" ma:contentTypeVersion="2" ma:contentTypeDescription="Vytvoří nový dokument" ma:contentTypeScope="" ma:versionID="571ac08f18df58b33840592d245cde2d">
   <xsd:schema xmlns:xsd="http://www.w3.org/2001/XMLSchema" xmlns:xs="http://www.w3.org/2001/XMLSchema" xmlns:p="http://schemas.microsoft.com/office/2006/metadata/properties" xmlns:ns2="921a4a19-005d-42bf-a6ee-1c0f1cd55622" targetNamespace="http://schemas.microsoft.com/office/2006/metadata/properties" ma:root="true" ma:fieldsID="4559ad2502f86f60dcde6a0f6b3f7266" ns2:_="">
     <xsd:import namespace="921a4a19-005d-42bf-a6ee-1c0f1cd55622"/>
@@ -46279,12 +46290,6 @@
 </ct:contentTypeSchema>
 </file>
 
-<file path=customXml/item5.xml><?xml version="1.0" encoding="utf-8"?>
-<p:properties xmlns:p="http://schemas.microsoft.com/office/2006/metadata/properties" xmlns:xsi="http://www.w3.org/2001/XMLSchema-instance" xmlns:pc="http://schemas.microsoft.com/office/infopath/2007/PartnerControls">
-  <documentManagement/>
-</p:properties>
-</file>
-
 <file path=customXml/itemProps1.xml><?xml version="1.0" encoding="utf-8"?>
 <ds:datastoreItem xmlns:ds="http://schemas.openxmlformats.org/officeDocument/2006/customXml" ds:itemID="{55AF091B-3C7A-41E3-B477-F2FDAA23CFDA}">
   <ds:schemaRefs>
@@ -46302,6 +46307,15 @@
 </file>
 
 <file path=customXml/itemProps3.xml><?xml version="1.0" encoding="utf-8"?>
+<ds:datastoreItem xmlns:ds="http://schemas.openxmlformats.org/officeDocument/2006/customXml" ds:itemID="{EDE7D767-2E0D-494D-8433-FAEBD4A37F8E}">
+  <ds:schemaRefs>
+    <ds:schemaRef ds:uri="http://schemas.microsoft.com/office/2006/metadata/properties"/>
+    <ds:schemaRef ds:uri="http://schemas.microsoft.com/office/infopath/2007/PartnerControls"/>
+  </ds:schemaRefs>
+</ds:datastoreItem>
+</file>
+
+<file path=customXml/itemProps4.xml><?xml version="1.0" encoding="utf-8"?>
 <ds:datastoreItem xmlns:ds="http://schemas.openxmlformats.org/officeDocument/2006/customXml" ds:itemID="{016BB16A-1E0F-4115-AADC-10D5070CD6B8}">
   <ds:schemaRefs>
     <ds:schemaRef ds:uri="http://schemas.openxmlformats.org/officeDocument/2006/bibliography"/>
@@ -46309,7 +46323,7 @@
 </ds:datastoreItem>
 </file>
 
-<file path=customXml/itemProps4.xml><?xml version="1.0" encoding="utf-8"?>
+<file path=customXml/itemProps5.xml><?xml version="1.0" encoding="utf-8"?>
 <ds:datastoreItem xmlns:ds="http://schemas.openxmlformats.org/officeDocument/2006/customXml" ds:itemID="{838CEF72-1B4D-4D33-9891-FFC95F507282}">
   <ds:schemaRefs>
     <ds:schemaRef ds:uri="http://schemas.microsoft.com/office/2006/metadata/contentType"/>
@@ -46325,13 +46339,4 @@
     <ds:schemaRef ds:uri="http://schemas.microsoft.com/internal/obd"/>
   </ds:schemaRefs>
 </ds:datastoreItem>
-</file>
-
-<file path=customXml/itemProps5.xml><?xml version="1.0" encoding="utf-8"?>
-<ds:datastoreItem xmlns:ds="http://schemas.openxmlformats.org/officeDocument/2006/customXml" ds:itemID="{EDE7D767-2E0D-494D-8433-FAEBD4A37F8E}">
-  <ds:schemaRefs>
-    <ds:schemaRef ds:uri="http://schemas.microsoft.com/office/2006/metadata/properties"/>
-    <ds:schemaRef ds:uri="http://schemas.microsoft.com/office/infopath/2007/PartnerControls"/>
-  </ds:schemaRefs>
-</ds:datastoreItem>
 </file>
--- a/bp_svobo229_v2.docx
+++ b/bp_svobo229_v2.docx
@@ -5288,30 +5288,22 @@
         <w:t xml:space="preserve">Mou vizí bylo vytvořit jednoduchý, ale zároveň přehledný design, který bude mít za cíl zaujmout co nejvíce návštěvníku s čímž majitel organizace souhlasil. </w:t>
       </w:r>
       <w:r>
-        <w:t>Pro estetiku, zde použiji několik ikon, které jsou zdarma k použití na internetu.</w:t>
-      </w:r>
-    </w:p>
-    <w:p>
-      <w:r>
-        <w:t xml:space="preserve">Součástí nového designu bude i </w:t>
-      </w:r>
-      <w:r>
-        <w:t>předělání</w:t>
+        <w:t xml:space="preserve">Pro estetiku, </w:t>
+      </w:r>
+      <w:r>
+        <w:t>bude</w:t>
       </w:r>
       <w:r>
         <w:t xml:space="preserve"> </w:t>
       </w:r>
       <w:r>
-        <w:t xml:space="preserve">stávajícího </w:t>
-      </w:r>
-      <w:r>
-        <w:t>loga</w:t>
-      </w:r>
-      <w:r>
-        <w:t xml:space="preserve"> do modernější verze</w:t>
-      </w:r>
-      <w:r>
-        <w:t xml:space="preserve"> včetně nové favikony</w:t>
+        <w:t xml:space="preserve">použito </w:t>
+      </w:r>
+      <w:r>
+        <w:t>několik ikon, které jsou zdarma k použití na internetu</w:t>
+      </w:r>
+      <w:r>
+        <w:t xml:space="preserve"> a které nabízí sám React</w:t>
       </w:r>
       <w:r>
         <w:t>.</w:t>
@@ -5674,7 +5666,10 @@
         </w:numPr>
       </w:pPr>
       <w:r>
-        <w:t>Marketing a reklamu: Podniky využívají web k oslovení širokého publika za nízké náklady (Chaffey &amp; Ellis-Chadwick, 2022).</w:t>
+        <w:t>Marketing a reklamu: Podniky využívají web k oslovení širokého publika za nízké náklady</w:t>
+      </w:r>
+      <w:r>
+        <w:t>.</w:t>
       </w:r>
     </w:p>
     <w:p>
@@ -5698,7 +5693,22 @@
         </w:numPr>
       </w:pPr>
       <w:r>
-        <w:t>E-commerce: Elektronické obchody umožňují snadný nákup a prodej zboží.</w:t>
+        <w:t>E-commerce: Elektronické obchody umožňují snadný nákup a prodej zboží</w:t>
+      </w:r>
+      <w:r>
+        <w:t xml:space="preserve"> </w:t>
+      </w:r>
+      <w:r>
+        <w:t xml:space="preserve">(Chaffey </w:t>
+      </w:r>
+      <w:r>
+        <w:br/>
+      </w:r>
+      <w:r>
+        <w:t>&amp; Ellis-Chadwick, 2022)</w:t>
+      </w:r>
+      <w:r>
+        <w:t>.</w:t>
       </w:r>
     </w:p>
     <w:p>
@@ -6263,16 +6273,14 @@
     <w:p>
       <w:pPr>
         <w:keepNext/>
-      </w:pPr>
-      <w:r>
-        <w:rPr>
-          <w:noProof/>
-        </w:rPr>
+        <w:jc w:val="center"/>
+      </w:pPr>
+      <w:r>
         <w:drawing>
-          <wp:inline distT="0" distB="0" distL="0" distR="0" wp14:anchorId="00B7A78F" wp14:editId="4A4F9CBA">
-            <wp:extent cx="5399405" cy="553085"/>
-            <wp:effectExtent l="0" t="0" r="0" b="0"/>
-            <wp:docPr id="1831717085" name="Obrázek 1"/>
+          <wp:inline distT="0" distB="0" distL="0" distR="0" wp14:anchorId="7422B484" wp14:editId="27388776">
+            <wp:extent cx="5399405" cy="1674495"/>
+            <wp:effectExtent l="0" t="0" r="0" b="1905"/>
+            <wp:docPr id="1646999686" name="Obrázek 1"/>
             <wp:cNvGraphicFramePr>
               <a:graphicFrameLocks xmlns:a="http://schemas.openxmlformats.org/drawingml/2006/main" noChangeAspect="1"/>
             </wp:cNvGraphicFramePr>
@@ -6280,7 +6288,7 @@
               <a:graphicData uri="http://schemas.openxmlformats.org/drawingml/2006/picture">
                 <pic:pic xmlns:pic="http://schemas.openxmlformats.org/drawingml/2006/picture">
                   <pic:nvPicPr>
-                    <pic:cNvPr id="1831717085" name=""/>
+                    <pic:cNvPr id="1646999686" name=""/>
                     <pic:cNvPicPr/>
                   </pic:nvPicPr>
                   <pic:blipFill>
@@ -6292,7 +6300,7 @@
                   <pic:spPr>
                     <a:xfrm>
                       <a:off x="0" y="0"/>
-                      <a:ext cx="5399405" cy="553085"/>
+                      <a:ext cx="5399405" cy="1674495"/>
                     </a:xfrm>
                     <a:prstGeom prst="rect">
                       <a:avLst/>
@@ -6368,7 +6376,11 @@
         <w:t xml:space="preserve">React je JavaScriptová knihovna sloužící k vytváření uživatelských rozhraní, zejména pro aplikace, kde je potřeba efektivně aktualizovat a renderovat obsah v uživatelském rozhraní. React byl původně vyvinut firmou Facebook (nyní Meta). </w:t>
       </w:r>
       <w:r>
-        <w:t xml:space="preserve">V dnešní době se jedná o jeden z nejpopulárnějších frameworků pro vývoj webových </w:t>
+        <w:t xml:space="preserve">V dnešní době se jedná o jeden </w:t>
+      </w:r>
+      <w:r>
+        <w:lastRenderedPageBreak/>
+        <w:t xml:space="preserve">z nejpopulárnějších frameworků pro vývoj webových </w:t>
       </w:r>
       <w:r>
         <w:t>aplikací,</w:t>
@@ -6387,15 +6399,6 @@
       </w:r>
       <w:r>
         <w:t>.</w:t>
-      </w:r>
-    </w:p>
-    <w:p>
-      <w:pPr>
-        <w:spacing w:after="160" w:line="259" w:lineRule="auto"/>
-        <w:jc w:val="left"/>
-      </w:pPr>
-      <w:r>
-        <w:br w:type="page"/>
       </w:r>
     </w:p>
     <w:p>
@@ -6410,7 +6413,6 @@
           <w:b/>
           <w:bCs/>
         </w:rPr>
-        <w:lastRenderedPageBreak/>
         <w:t>Výhody</w:t>
       </w:r>
       <w:r>
@@ -6675,7 +6677,17 @@
         <w:t>komponent,</w:t>
       </w:r>
       <w:r>
-        <w:t xml:space="preserve"> a to umožňuje vytvářet složitější UI z menších a snad spravovatelných částí. Pokud je potřeba, aby komponenta reagovala na změny, tak se používají stavy, které jsou spravovány uvnitř komponenty</w:t>
+        <w:t xml:space="preserve"> a to umožňuje vytvářet složitější UI z menších a snad</w:t>
+      </w:r>
+      <w:r>
+        <w:t>no</w:t>
+      </w:r>
+      <w:r>
+        <w:t xml:space="preserve"> spravovatelných </w:t>
+      </w:r>
+      <w:r>
+        <w:lastRenderedPageBreak/>
+        <w:t>částí. Pokud je potřeba, aby komponenta reagovala na změny, tak se používají stavy, které jsou spravovány uvnitř komponenty</w:t>
       </w:r>
       <w:r>
         <w:t xml:space="preserve"> (React, 2024).</w:t>
@@ -6690,7 +6702,6 @@
         <w:rPr>
           <w:noProof/>
         </w:rPr>
-        <w:lastRenderedPageBreak/>
         <w:drawing>
           <wp:inline distT="0" distB="0" distL="0" distR="0" wp14:anchorId="11EDC34F" wp14:editId="09CC8E9A">
             <wp:extent cx="5399405" cy="2374265"/>
@@ -8137,6 +8148,9 @@
         <w:t xml:space="preserve"> a bude kombinovat prvky moderního designu</w:t>
       </w:r>
       <w:r>
+        <w:t>,</w:t>
+      </w:r>
+      <w:r>
         <w:t xml:space="preserve"> čímž</w:t>
       </w:r>
       <w:r>
@@ -8167,13 +8181,10 @@
         <w:t xml:space="preserve">. </w:t>
       </w:r>
       <w:r>
-        <w:t xml:space="preserve">Uživatelské prostředí bylo navrženo v programu Figma a při samotné tvorbě bylo vše stylováno pomocí </w:t>
-      </w:r>
-      <w:r>
-        <w:t xml:space="preserve">Tailwind </w:t>
-      </w:r>
-      <w:r>
-        <w:t>CSS.</w:t>
+        <w:t>Uživatelské prostředí bylo navrženo v</w:t>
+      </w:r>
+      <w:r>
+        <w:t> grafickém programu Figma.</w:t>
       </w:r>
     </w:p>
     <w:p>
@@ -8272,13 +8283,34 @@
     </w:p>
     <w:p>
       <w:r>
-        <w:t>Nové řešení bude obsahovat 3 typy uživatelských účtů. Každý typ bude mít své pravomoce na základě kterých bude moci s nově navrženým systémem interagovat. Mezi</w:t>
+        <w:t>Nové řešení bude obsahovat 3 typy uživatelských účtů. Každý typ bude mít své pravomoce na základě kterých bude moci s nově navrženým systémem interagovat.</w:t>
       </w:r>
       <w:r>
         <w:t xml:space="preserve"> </w:t>
       </w:r>
       <w:r>
-        <w:t>role patří administrátor, trenér, závodník. S webovou stránkou bude moci interagovat i běžný návštěvník, avšak nebude mít přístup do administrace či nebude mít možnost přihlašovat se na různé turnaje nebo zkoušky. Definování uživatelských rolí je velmi důležitým aspektem, který slouží k jasnému stanovení pravomocí a možností jednotlivých uživatelů a díky jemuž nebudou mít neoprávněné uživatelské účty přístup do administrace.</w:t>
+        <w:t>Mezi</w:t>
+      </w:r>
+      <w:r>
+        <w:t xml:space="preserve"> </w:t>
+      </w:r>
+      <w:r>
+        <w:t>role patří administrátor, trenér, závodník. S webovou stránkou bude moci interagovat i běžný návštěvník, avšak nebude mít přístup do administrace</w:t>
+      </w:r>
+      <w:r>
+        <w:t xml:space="preserve"> a</w:t>
+      </w:r>
+      <w:r>
+        <w:t xml:space="preserve"> nebude mít možnost přihlašovat se na různé turnaje nebo zkoušky. Definování uživatelských rolí je velmi důležitým aspektem, který slouží k jasnému stanovení pravomocí a možností jednotlivých uživatelů</w:t>
+      </w:r>
+      <w:r>
+        <w:t>. Zároveň slouží jako pojistka proti neautorizovanému</w:t>
+      </w:r>
+      <w:r>
+        <w:t xml:space="preserve"> </w:t>
+      </w:r>
+      <w:r>
+        <w:t>přístupu do administrace.</w:t>
       </w:r>
     </w:p>
     <w:p>
@@ -8290,7 +8322,28 @@
         <w:t>Administrátor</w:t>
       </w:r>
       <w:r>
-        <w:t xml:space="preserve"> – role disponující nejvyššími pravomocemi, administrátor má plnou kontrolu nad webem, může přidávat, mazat a upravovat závody, zkoušky, aktuality. Pracovat s bannery, odkazy, sponzory a v neposlední řadě má přístup ke všem uživatelským účtům a rolím. </w:t>
+        <w:t xml:space="preserve"> – role disponující nejvyššími pravomocemi, administrátor má plnou kontrolu nad webem, může přidávat, mazat a upravovat </w:t>
+      </w:r>
+      <w:r>
+        <w:t>turnaje</w:t>
+      </w:r>
+      <w:r>
+        <w:t>, zkoušky, aktuality. Pracovat s bannery, odkazy, sponzory</w:t>
+      </w:r>
+      <w:r>
+        <w:t xml:space="preserve">. V </w:t>
+      </w:r>
+      <w:r>
+        <w:t xml:space="preserve">neposlední řadě má přístup ke všem uživatelským účtům a </w:t>
+      </w:r>
+      <w:r>
+        <w:t>může spravovat přihlášky uživatelů</w:t>
+      </w:r>
+      <w:r>
+        <w:t xml:space="preserve"> včetně jejich profilových informací</w:t>
+      </w:r>
+      <w:r>
+        <w:t xml:space="preserve">. </w:t>
       </w:r>
     </w:p>
     <w:p>
@@ -8302,10 +8355,22 @@
         <w:t>Trenér</w:t>
       </w:r>
       <w:r>
-        <w:t xml:space="preserve"> – může přidávat, mazat a upravovat závody, zkoušky, aktuality, upravovat uživatelům technické stupně pásu, přidávat úspěchy, ocenění, měnit jejich stav</w:t>
+        <w:t xml:space="preserve"> – může přidávat, mazat a upravovat </w:t>
+      </w:r>
+      <w:r>
+        <w:t>turnaje</w:t>
+      </w:r>
+      <w:r>
+        <w:t xml:space="preserve">, zkoušky, aktuality, upravovat </w:t>
+      </w:r>
+      <w:r>
+        <w:t>závodníkům profilové informace jako jsou například technické stupně, aktuální váhová kategorie a jejich úspěchy</w:t>
       </w:r>
       <w:r>
         <w:t>.</w:t>
+      </w:r>
+      <w:r>
+        <w:t xml:space="preserve"> Trenéři mají pravomoce přihlašovat a odhlašovat uživatele z turnajů a zkoušek.</w:t>
       </w:r>
     </w:p>
     <w:p>
@@ -8347,7 +8412,13 @@
         <w:t xml:space="preserve"> se </w:t>
       </w:r>
       <w:r>
-        <w:t>na závody a zkoušky. Může si upravit informace týkající se jeho účtu jako je například emailová adresa, telefonní číslo, heslo nebo aktuální váhová kategorie, která je velmi důležitým aspektem při přihlašování se na zkoušky. Uživatelé s </w:t>
+        <w:t xml:space="preserve">na </w:t>
+      </w:r>
+      <w:r>
+        <w:t>turnaje</w:t>
+      </w:r>
+      <w:r>
+        <w:t xml:space="preserve"> a zkoušky. Může si upravit informace týkající se jeho účtu jako je například emailová adresa, telefonní číslo, heslo nebo aktuální váhová kategorie, která je velmi důležitým aspektem při přihlašování se na zkoušky. Uživatelé s </w:t>
       </w:r>
       <w:r>
         <w:t>přiděleným</w:t>
@@ -8365,37 +8436,34 @@
         <w:t>Návštěvník</w:t>
       </w:r>
       <w:r>
-        <w:t xml:space="preserve"> – návštěvník webu může procházet a interagovat se všemi částmi webu, které nejsou schované za administrací. Může s</w:t>
-      </w:r>
-      <w:r>
-        <w:t>e</w:t>
+        <w:t xml:space="preserve"> – návštěvník</w:t>
+      </w:r>
+      <w:r>
+        <w:t xml:space="preserve"> webu</w:t>
       </w:r>
       <w:r>
         <w:t xml:space="preserve"> </w:t>
       </w:r>
       <w:r>
-        <w:t>podívat na</w:t>
-      </w:r>
-      <w:r>
-        <w:t xml:space="preserve"> aktuality</w:t>
-      </w:r>
-      <w:r>
-        <w:t>, turnaje a</w:t>
-      </w:r>
-      <w:r>
-        <w:t xml:space="preserve"> informace týkající se oddílu, nastudovat si sestavy potřebné k úspěšnému zvládnutí zkoušek na vyšší technický stupeň pásu. Prohlédnout si závodníky oddílu, </w:t>
-      </w:r>
-      <w:r>
-        <w:t>zjistit</w:t>
-      </w:r>
-      <w:r>
-        <w:t xml:space="preserve"> na jaké adrese a</w:t>
-      </w:r>
-      <w:r>
-        <w:t xml:space="preserve"> v jakých prostorách oddíl </w:t>
-      </w:r>
-      <w:r>
-        <w:t>působí</w:t>
+        <w:t>má přístup ke všem veřejným</w:t>
+      </w:r>
+      <w:r>
+        <w:t xml:space="preserve"> čás</w:t>
+      </w:r>
+      <w:r>
+        <w:t>tem</w:t>
+      </w:r>
+      <w:r>
+        <w:t xml:space="preserve"> webu.</w:t>
+      </w:r>
+      <w:r>
+        <w:t xml:space="preserve"> To zahrnuje turnaje, zkoušky, aktuality, informace týkající se oddílu, závodníky případně sestavy potřebné k</w:t>
+      </w:r>
+      <w:r>
+        <w:t xml:space="preserve"> úspěšnému</w:t>
+      </w:r>
+      <w:r>
+        <w:t xml:space="preserve"> zvládnutí zkoušek na vyšší technický stupeň pásu</w:t>
       </w:r>
       <w:r>
         <w:t>.</w:t>
@@ -8404,22 +8472,13 @@
         <w:t xml:space="preserve"> </w:t>
       </w:r>
       <w:r>
-        <w:t>P</w:t>
-      </w:r>
-      <w:r>
-        <w:t>řípadně</w:t>
-      </w:r>
-      <w:r>
-        <w:t xml:space="preserve"> pomocí registračního formuláře</w:t>
-      </w:r>
-      <w:r>
-        <w:t xml:space="preserve"> podat přihlášku</w:t>
-      </w:r>
-      <w:r>
-        <w:t xml:space="preserve"> do oddílu</w:t>
-      </w:r>
-      <w:r>
-        <w:t>.</w:t>
+        <w:t xml:space="preserve">V případě zájmu o členství v řadách oddílu se zde nachází sekce kontaktů </w:t>
+      </w:r>
+      <w:r>
+        <w:t>i</w:t>
+      </w:r>
+      <w:r>
+        <w:t xml:space="preserve"> registrační formulář.</w:t>
       </w:r>
     </w:p>
     <w:p>
@@ -8455,7 +8514,13 @@
         <w:t>stránku dbdiagram, ve které jsem si specifikoval všechny potřebné entity a vazby mezi nimi.</w:t>
       </w:r>
       <w:r>
-        <w:t xml:space="preserve"> Databáze je implementována v relačním databázovém systému MySQL a obsahuje celkem 14 tabulek, které jsou vzájemně provázány pomocí cizích klíčů.</w:t>
+        <w:t xml:space="preserve"> Databáze je implementována v relačním databázovém systému MySQL a obsahuje celkem 1</w:t>
+      </w:r>
+      <w:r>
+        <w:t>5</w:t>
+      </w:r>
+      <w:r>
+        <w:t xml:space="preserve"> tabulek, které jsou vzájemně provázány pomocí cizích klíčů.</w:t>
       </w:r>
     </w:p>
     <w:p>
@@ -8609,13 +8674,19 @@
     </w:p>
     <w:p>
       <w:r>
-        <w:t>Tabulka users spravuje uživatelské účty systému. Každý uživatel má přihlašovací jméno (login), zahashované heslo (password)</w:t>
+        <w:t>Tabulka users spravuje uživatelské účty. Každý uživatel má přihlašovací jméno (login), zahashované heslo (password)</w:t>
       </w:r>
       <w:r>
         <w:t xml:space="preserve"> pomocí byCriptu</w:t>
       </w:r>
       <w:r>
-        <w:t xml:space="preserve">, volitelný e-mail (email) a telefonní číslo (phone). Sloupec role_id určuje oprávnění uživatele v systému a fighter_id umožňuje provázání uživatelského účtu s konkrétním závodníkem. </w:t>
+        <w:t xml:space="preserve">, e-mail (email) a telefonní číslo (phone). Sloupec role_id určuje </w:t>
+      </w:r>
+      <w:r>
+        <w:t>uživatelskou roli</w:t>
+      </w:r>
+      <w:r>
+        <w:t xml:space="preserve"> v systému a fighter_id umožňuje provázání uživatelského účtu s konkrétním závodníkem. </w:t>
       </w:r>
       <w:r>
         <w:t>P</w:t>
@@ -8642,7 +8713,7 @@
         <w:t>.</w:t>
       </w:r>
       <w:r>
-        <w:t xml:space="preserve"> Tabulka obsahuje i sloupec status (status), který určuje v jakém stavu se nachází uživatelský účet po registraci, na výběr jsou 3 možnosti pending pro podané žádosti, approved pro ověřené a potvrzené účty a rejected pro zamítnuté účty.</w:t>
+        <w:t xml:space="preserve"> Tabulka obsahuje i sloupec status (status), který určuje v jakém stavu se nachází uživatelský účet po registraci, na výběr jsou 3 možnosti pending pro podané žádosti, approved pro potvrzené účty a rejected pro zamítnuté účty.</w:t>
       </w:r>
     </w:p>
     <w:p>
@@ -8684,253 +8755,412 @@
           <w:bCs/>
         </w:rPr>
         <w:lastRenderedPageBreak/>
-        <w:t>Tournament – turnaje a akce</w:t>
+        <w:t>Tournament – turnaje a</w:t>
       </w:r>
       <w:r>
         <w:rPr>
           <w:b/>
           <w:bCs/>
         </w:rPr>
-        <w:t xml:space="preserve"> </w:t>
-      </w:r>
-    </w:p>
-    <w:p>
-      <w:r>
-        <w:t xml:space="preserve">Tabulka tournament uchovává informace o plánovaných i proběhlých turnajích a soustředěních oddílu. Každý záznam obsahuje název akce (name), místo konání (location), startovné (price), datum začátku a konce (start_date, end_date), datum uzávěrky přihlášek (registrable_date), doplňující informace (info) a cestu k fotografii nebo plakátu akce (img_path). Sloupec type_id odkazuje na typ akce a users_id eviduje, který uživatel akci vytvořil. </w:t>
-      </w:r>
-      <w:r>
-        <w:t xml:space="preserve"> S</w:t>
-      </w:r>
-      <w:r>
-        <w:t xml:space="preserve">loupec google_event_id </w:t>
-      </w:r>
-      <w:r>
-        <w:t>slouží pro interakci a zobrazování turnajů a akcí pomocí integrace</w:t>
-      </w:r>
-      <w:r>
-        <w:t xml:space="preserve"> Google Calendar API.</w:t>
-      </w:r>
-    </w:p>
-    <w:p>
-      <w:pPr>
+        <w:t xml:space="preserve"> soustředění</w:t>
+      </w:r>
+      <w:r>
         <w:rPr>
           <w:b/>
           <w:bCs/>
         </w:rPr>
-      </w:pPr>
-      <w:r>
+        <w:t xml:space="preserve"> </w:t>
+      </w:r>
+    </w:p>
+    <w:p>
+      <w:r>
+        <w:t xml:space="preserve">Tabulka tournament uchovává informace o plánovaných i proběhlých turnajích a soustředěních oddílu. Každý záznam obsahuje název akce (name), místo konání (location), startovné (price), datum začátku a konce (start_date, end_date), datum uzávěrky přihlášek (registrable_date), doplňující informace (info) a cestu k fotografii nebo plakátu akce (img_path). Sloupec type_id odkazuje na typ akce a users_id eviduje, který uživatel akci vytvořil. </w:t>
+      </w:r>
+      <w:r>
+        <w:t xml:space="preserve"> S</w:t>
+      </w:r>
+      <w:r>
+        <w:t xml:space="preserve">loupec google_event_id </w:t>
+      </w:r>
+      <w:r>
+        <w:t xml:space="preserve">slouží pro interakci a zobrazování turnajů a </w:t>
+      </w:r>
+      <w:r>
+        <w:t>soustředění</w:t>
+      </w:r>
+      <w:r>
+        <w:t xml:space="preserve"> pomocí integrace</w:t>
+      </w:r>
+      <w:r>
+        <w:t xml:space="preserve"> Google Calendar API.</w:t>
+      </w:r>
+      <w:r>
+        <w:t xml:space="preserve"> Nachází se zde i sloupec status (status), který </w:t>
+      </w:r>
+      <w:r>
+        <w:t>obsahuje záznam zda turnaj či zkouška již proběhly.</w:t>
+      </w:r>
+    </w:p>
+    <w:p>
+      <w:pPr>
         <w:rPr>
           <w:b/>
           <w:bCs/>
         </w:rPr>
-        <w:t xml:space="preserve">Type – typy akcí </w:t>
-      </w:r>
-    </w:p>
-    <w:p>
-      <w:r>
-        <w:t>Tabulka type je pomocná tabulka definující typy akcí, například Turnaj nebo Soustředění. Je ve vztahu 1:N s tabulkou tournament – jeden typ může zahrnovat více turnajů.</w:t>
-      </w:r>
-    </w:p>
-    <w:p>
-      <w:pPr>
+      </w:pPr>
+      <w:r>
         <w:rPr>
           <w:b/>
           <w:bCs/>
         </w:rPr>
-      </w:pPr>
-      <w:r>
+        <w:t>Tournament_registration – registrace na turnaje</w:t>
+      </w:r>
+    </w:p>
+    <w:p>
+      <w:r>
+        <w:t xml:space="preserve">Tabulka tournament_registration realizuje vazební tabulku vztahu M:N mezi závodníky a turnaji. Závodník se může registrovat na více turnajů a jeden turnaj může mít více registrovaných závodníků. Každá registrace obsahuje </w:t>
+      </w:r>
+      <w:r>
+        <w:t xml:space="preserve">cizí klíč fighter_id odkazující na závodníka, tournament_id určující turnaj na který je závodník registrován </w:t>
+      </w:r>
+      <w:r>
+        <w:t>a dosažené umístění (place), které lze vyplnit zpětně po skončení turnaje.</w:t>
+      </w:r>
+    </w:p>
+    <w:p>
+      <w:pPr>
         <w:rPr>
           <w:b/>
           <w:bCs/>
         </w:rPr>
-        <w:t>Tournament_registration – registrace na turnaje</w:t>
-      </w:r>
-    </w:p>
-    <w:p>
-      <w:r>
-        <w:t xml:space="preserve">Tabulka tournament_registration realizuje vazební tabulku vztahu M:N mezi závodníky a turnaji. Závodník se může registrovat na více turnajů a jeden turnaj může mít více registrovaných závodníků. Každá registrace obsahuje volitelnou poznámku (note), stav registrace (status) </w:t>
-      </w:r>
-      <w:r>
-        <w:br/>
-      </w:r>
-      <w:r>
-        <w:t>a dosažené umístění (place), které lze vyplnit zpětně po skončení turnaje.</w:t>
-      </w:r>
-    </w:p>
-    <w:p>
+      </w:pPr>
       <w:r>
         <w:rPr>
           <w:b/>
           <w:bCs/>
         </w:rPr>
-        <w:t>Event – aktuality</w:t>
-      </w:r>
-    </w:p>
-    <w:p>
-      <w:r>
-        <w:t>Tabulka event uchovává aktuality a příspěvky zveřejňované na webu oddílu. Každá aktualita má název (title), textový obsah (body), stav (status), datum zveřejnění (date_start), časové razítko poslední úpravy (created_at) a cestu k titulní fotografii (photo). Cizí klíč user_id odkazuje na autora příspěvku. Vztah s tabulkou users je 1:N – jeden uživatel může vytvořit více aktualit.</w:t>
-      </w:r>
-    </w:p>
-    <w:p>
-      <w:pPr>
+        <w:t xml:space="preserve">Type – typy akcí </w:t>
+      </w:r>
+    </w:p>
+    <w:p>
+      <w:r>
+        <w:t>Tabulka type je pomocná tabulka definující typy akcí, například Turnaj nebo Soustředění. Je ve vztahu 1:N s tabulkou tournament – jeden typ může zahrnovat více turnajů.</w:t>
+      </w:r>
+    </w:p>
+    <w:p>
+      <w:r>
         <w:rPr>
           <w:b/>
           <w:bCs/>
         </w:rPr>
-      </w:pPr>
-      <w:r>
+        <w:t>Event – aktuality</w:t>
+      </w:r>
+    </w:p>
+    <w:p>
+      <w:r>
+        <w:t>Tabulka event uchovává aktuality a příspěvky zveřejňované na webu oddílu. Každá aktualita má název (title), textový obsah (body), stav (status), datum zveřejnění (date_start), časové razítko poslední úpravy (created_at) a cestu k titulní fotografii (photo). Cizí klíč user_id odkazuje na autora příspěvku. Vztah s tabulkou users je 1:N – jeden uživatel může vytvořit více aktualit.</w:t>
+      </w:r>
+    </w:p>
+    <w:p>
+      <w:pPr>
         <w:rPr>
           <w:b/>
           <w:bCs/>
         </w:rPr>
-        <w:t>Event_photos – fotogalerie aktualit</w:t>
-      </w:r>
-    </w:p>
-    <w:p>
-      <w:r>
-        <w:t>Tabulka event_photos rozšiřuje systém aktualit o podporu více fotografií u jednoho příspěvku. Každý záznam obsahuje cestu k souboru (img_path), pořadí fotografie (sort_order) pro správné zobrazení galerie a cizí klíč event_id odkazující na příslušnou aktualitu. Vazba na tabulku event je definována s kaskádovým mazáním (ON DELETE CASCADE), což zajišťuje, že při smazání aktuality se automaticky odstraní i všechny její fotografie. Vztah je 1:N – jedna aktualita může mít více fotografií.</w:t>
-      </w:r>
-    </w:p>
-    <w:p>
-      <w:pPr>
+      </w:pPr>
+      <w:r>
         <w:rPr>
           <w:b/>
           <w:bCs/>
         </w:rPr>
-      </w:pPr>
-      <w:r>
+        <w:t>Event_photos – fotogalerie aktualit</w:t>
+      </w:r>
+    </w:p>
+    <w:p>
+      <w:r>
+        <w:t>Tabulka event_photos rozšiřuje systém aktualit o podporu více fotografií u jednoho příspěvku. Každý záznam obsahuje cestu k souboru (img_path), pořadí fotografie (sort_order) pro správné zobrazení galerie a cizí klíč event_id odkazující na příslušnou aktualitu. Vazba na tabulku event je definována s kaskádovým mazáním (ON DELETE CASCADE), což zajišťuje, že při smazání aktuality se automaticky odstraní i všechny její fotografie. Vztah je 1:N – jedna aktualita může mít více fotografií.</w:t>
+      </w:r>
+    </w:p>
+    <w:p>
+      <w:pPr>
         <w:rPr>
           <w:b/>
           <w:bCs/>
         </w:rPr>
-        <w:t>Sponsors – sponzoři</w:t>
-      </w:r>
-    </w:p>
-    <w:p>
-      <w:r>
-        <w:t>Tabulka sponsors eviduje sponzory oddílu zobrazované na webu. Každý sponzor má název (sponsor_name), volitelný odkaz na web (url) a cestu k logu (img_path).</w:t>
-      </w:r>
-    </w:p>
-    <w:p>
-      <w:pPr>
+      </w:pPr>
+      <w:r>
         <w:rPr>
           <w:b/>
           <w:bCs/>
         </w:rPr>
-      </w:pPr>
-      <w:r>
+        <w:t>Sponsors – sponzoři</w:t>
+      </w:r>
+    </w:p>
+    <w:p>
+      <w:r>
+        <w:t>Tabulka sponsors eviduje sponzory oddílu zobrazované na webu. Každý sponzor má název (sponsor_name), volitelný odkaz na web (url) a cestu k logu (img_path).</w:t>
+      </w:r>
+    </w:p>
+    <w:p>
+      <w:pPr>
         <w:rPr>
           <w:b/>
           <w:bCs/>
         </w:rPr>
-        <w:t>Banner</w:t>
-      </w:r>
-    </w:p>
-    <w:p>
-      <w:r>
-        <w:t>Tabulka banner spravuje reklamní bannery zobrazované na úvodní stránce webu. Každý banner má název (banner_name), cestu k obrázku (img_path) a příznak active určující, zda je banner aktuálně zobrazen.</w:t>
-      </w:r>
-    </w:p>
-    <w:p>
-      <w:pPr>
+      </w:pPr>
+      <w:r>
         <w:rPr>
           <w:b/>
           <w:bCs/>
         </w:rPr>
-      </w:pPr>
-      <w:r>
+        <w:t>Banner</w:t>
+      </w:r>
+    </w:p>
+    <w:p>
+      <w:r>
+        <w:t>Tabulka banner spravuje reklamní bannery zobrazované na úvodní stránce webu. Každý banner má název (banner_name), cestu k obrázku (img_path) a příznak active určující, zda je banner aktuálně zobrazen.</w:t>
+      </w:r>
+    </w:p>
+    <w:p>
+      <w:pPr>
+        <w:spacing w:after="160" w:line="259" w:lineRule="auto"/>
+        <w:jc w:val="left"/>
+      </w:pPr>
+      <w:r>
+        <w:br w:type="page"/>
+      </w:r>
+    </w:p>
+    <w:p>
+      <w:pPr>
         <w:rPr>
           <w:b/>
           <w:bCs/>
         </w:rPr>
-        <w:t>Trainings – tréninky</w:t>
-      </w:r>
-    </w:p>
-    <w:p>
-      <w:r>
-        <w:t xml:space="preserve">Tabulka trainings uchovává pravidelný tréninkový rozvrh oddílu. Každý záznam definuje den začátku a konce tréninku (day_start, day_end), typ tréninku (type, např. začátečníci nebo pokročilí) a čas </w:t>
-      </w:r>
-      <w:r>
-        <w:t>začátku i konce</w:t>
-      </w:r>
-      <w:r>
-        <w:t xml:space="preserve"> (time_start, time_end).</w:t>
-      </w:r>
-    </w:p>
-    <w:p>
-      <w:pPr>
-        <w:spacing w:after="160" w:line="259" w:lineRule="auto"/>
-        <w:jc w:val="left"/>
-      </w:pPr>
-      <w:r>
-        <w:br w:type="page"/>
-      </w:r>
-    </w:p>
-    <w:p>
-      <w:pPr>
+      </w:pPr>
+      <w:r>
         <w:rPr>
           <w:b/>
           <w:bCs/>
         </w:rPr>
-      </w:pPr>
-      <w:r>
+        <w:lastRenderedPageBreak/>
+        <w:t>Trainings – tréninky</w:t>
+      </w:r>
+    </w:p>
+    <w:p>
+      <w:r>
+        <w:t xml:space="preserve">Tabulka trainings uchovává pravidelný tréninkový rozvrh oddílu. Každý záznam definuje den začátku a konce tréninku (day_start, day_end), typ tréninku (type, např. začátečníci nebo pokročilí) a čas </w:t>
+      </w:r>
+      <w:r>
+        <w:t>začátku i konce</w:t>
+      </w:r>
+      <w:r>
+        <w:t xml:space="preserve"> (time_start, time_end).</w:t>
+      </w:r>
+    </w:p>
+    <w:p>
+      <w:pPr>
         <w:rPr>
           <w:b/>
           <w:bCs/>
         </w:rPr>
-        <w:lastRenderedPageBreak/>
-        <w:t>Subscriber_email – newsletter</w:t>
-      </w:r>
-    </w:p>
-    <w:p>
-      <w:r>
-        <w:t xml:space="preserve">Tabulka subscriber_email spravuje odběratele e-mailového newsletteru. Každý odběratel je identifikován e-mailovou adresou (email), </w:t>
-      </w:r>
-      <w:r>
-        <w:t>zobrazení</w:t>
-      </w:r>
-      <w:r>
-        <w:t xml:space="preserve"> aktivního odběru (active), odkazem na konkrétní novinku (news_id) a ověřovacím tokenem (token) používaným pro potvrzení odběru nebo odhlášení.</w:t>
-      </w:r>
-    </w:p>
-    <w:p>
-      <w:pPr>
+      </w:pPr>
+      <w:r>
         <w:rPr>
           <w:b/>
           <w:bCs/>
         </w:rPr>
-      </w:pPr>
+        <w:t>Exam</w:t>
+      </w:r>
       <w:r>
         <w:rPr>
           <w:b/>
           <w:bCs/>
         </w:rPr>
+        <w:t xml:space="preserve"> – </w:t>
+      </w:r>
+      <w:r>
+        <w:rPr>
+          <w:b/>
+          <w:bCs/>
+        </w:rPr>
+        <w:t>zkoušky</w:t>
+      </w:r>
+    </w:p>
+    <w:p>
+      <w:r>
+        <w:t>Tabulka zkoušky obsahuje informace o zkouškách, mezi tyto informace patří název zkoušky (title), potřebné informace (description), datum konání (date), datum do kterého je možné se na zkoušky přihlásit (registrable_date), místo konání (location), cenu zkoušky (price), status (status) určující, zda je zkouška viditelná či nikoliv, id uživatele, který zkoušku vytvořil (created_by</w:t>
+      </w:r>
+      <w:r>
+        <w:t>) a časové razítko vypsání zkoušky (created_at).</w:t>
+      </w:r>
+    </w:p>
+    <w:p>
+      <w:pPr>
+        <w:rPr>
+          <w:b/>
+          <w:bCs/>
+        </w:rPr>
+      </w:pPr>
+      <w:r>
+        <w:rPr>
+          <w:b/>
+          <w:bCs/>
+        </w:rPr>
+        <w:t>Exam_registration</w:t>
+      </w:r>
+      <w:r>
+        <w:rPr>
+          <w:b/>
+          <w:bCs/>
+        </w:rPr>
+        <w:t xml:space="preserve"> – </w:t>
+      </w:r>
+      <w:r>
+        <w:rPr>
+          <w:b/>
+          <w:bCs/>
+        </w:rPr>
+        <w:t>registrace na zkoušky</w:t>
+      </w:r>
+      <w:r>
+        <w:rPr>
+          <w:b/>
+          <w:bCs/>
+        </w:rPr>
+        <w:t xml:space="preserve"> </w:t>
+      </w:r>
+    </w:p>
+    <w:p>
+      <w:r>
+        <w:t xml:space="preserve">Tabulka </w:t>
+      </w:r>
+      <w:r>
+        <w:t>exam</w:t>
+      </w:r>
+      <w:r>
+        <w:t>_registration re</w:t>
+      </w:r>
+      <w:r>
+        <w:t>prezentuje</w:t>
+      </w:r>
+      <w:r>
+        <w:t xml:space="preserve"> </w:t>
+      </w:r>
+      <w:r>
+        <w:t>spojovací</w:t>
+      </w:r>
+      <w:r>
+        <w:t xml:space="preserve"> tabulku vztahu M:N mezi závodníky a </w:t>
+      </w:r>
+      <w:r>
+        <w:t>zkouškami</w:t>
+      </w:r>
+      <w:r>
+        <w:t xml:space="preserve">. </w:t>
+      </w:r>
+      <w:r>
+        <w:t xml:space="preserve">Závodník se může přihlásit na více zkoušek a jedna zkouška může mít více zaregistrovaných závodníků. Registrace obsahuje cizí klíč exam_id odkazující na zkoušku které registrace podléhá a fighter_id určující registrovaného závodníka. </w:t>
+      </w:r>
+      <w:r>
+        <w:t>!!!!</w:t>
+      </w:r>
+      <w:r>
+        <w:t>CREATED_AT</w:t>
+      </w:r>
+    </w:p>
+    <w:p>
+      <w:pPr>
+        <w:rPr>
+          <w:b/>
+          <w:bCs/>
+        </w:rPr>
+      </w:pPr>
+      <w:r>
+        <w:rPr>
+          <w:b/>
+          <w:bCs/>
+        </w:rPr>
         <w:t>Relace mezi tabulkami</w:t>
       </w:r>
     </w:p>
     <w:p>
       <w:r>
-        <w:t>Databáze využívá standardní typy relací relačního modelu. Vztahy 1:N jsou nejčastější – například jeden technický stupeň může mít více závodníků, jedna role více uživatelů nebo jedna aktualita více fotografií. Vztah 1:1 je realizován mezi tabulkami users a fighters, kde každý závodník může mít nejvýše jeden uživatelský účet. Vztah M:N je implementován prostřednictvím vazební tabulky tournament_registration, která propojuje závodníky s turnaji a umožňuje evidovat jejich přihlášky a výsledky.</w:t>
-      </w:r>
-    </w:p>
-    <w:p>
-      <w:r>
-        <w:t>Referenční integrita je vynucována pomocí cizích klíčů s různými strategiemi při mazání záznamů. Tabulka event_photos používá kaskádové mazání, zatímco ostatní vazby používají výchozí omezení zabraňující smazání rodičovského záznamu, pokud na něj existují závislé záznamy.</w:t>
+        <w:t>Databáze využívá standardní typy relací relačního modelu. Vztahy 1:N jsou nejčastější – například jeden technický stupeň může mít více závodníků, jedna role více uživatelů nebo jedna aktualita více fotografií. Vztah 1:1 je realizován mezi tabulkami users a fighters, kde každý závodník může mít nejvýše jeden uživatelský účet. Vztah M:N je implementován prostřednictvím vazební</w:t>
+      </w:r>
+      <w:r>
+        <w:t>ch</w:t>
+      </w:r>
+      <w:r>
+        <w:t xml:space="preserve"> </w:t>
+      </w:r>
+      <w:r>
+        <w:t>tabulek</w:t>
+      </w:r>
+      <w:r>
+        <w:t xml:space="preserve"> tournament_registration</w:t>
+      </w:r>
+      <w:r>
+        <w:t xml:space="preserve"> a exam_registration</w:t>
+      </w:r>
+      <w:r>
+        <w:t>, kter</w:t>
+      </w:r>
+      <w:r>
+        <w:t>é</w:t>
+      </w:r>
+      <w:r>
+        <w:t xml:space="preserve"> propojuj</w:t>
+      </w:r>
+      <w:r>
+        <w:t>í</w:t>
+      </w:r>
+      <w:r>
+        <w:t xml:space="preserve"> závodníky s turnaji </w:t>
+      </w:r>
+      <w:r>
+        <w:t>a</w:t>
+      </w:r>
+      <w:r>
+        <w:t xml:space="preserve"> zkouškami</w:t>
+      </w:r>
+      <w:r>
+        <w:t>.</w:t>
+      </w:r>
+    </w:p>
+    <w:p>
+      <w:r>
+        <w:t>Referenční integrita je vynucována pomocí cizích klíčů s různými strategiemi při mazání záznamů. Tabulk</w:t>
+      </w:r>
+      <w:r>
+        <w:t>y</w:t>
+      </w:r>
+      <w:r>
+        <w:t xml:space="preserve"> event_photos</w:t>
+      </w:r>
+      <w:r>
+        <w:t>, tournament_registration a exam_registraion</w:t>
+      </w:r>
+      <w:r>
+        <w:t xml:space="preserve"> použív</w:t>
+      </w:r>
+      <w:r>
+        <w:t>ají</w:t>
+      </w:r>
+      <w:r>
+        <w:t xml:space="preserve"> kaskádové mazání, zatímco ostatní vazby používají výchozí omezení zabraňující smazání rodičovského záznamu, pokud na něj existují závislé záznamy.</w:t>
       </w:r>
     </w:p>
     <w:p>
       <w:pPr>
         <w:keepNext/>
-      </w:pPr>
-      <w:r>
-        <w:rPr>
-          <w:noProof/>
-        </w:rPr>
+        <w:jc w:val="center"/>
+      </w:pPr>
+      <w:r>
         <w:drawing>
-          <wp:inline distT="0" distB="0" distL="0" distR="0" wp14:anchorId="0A479DE2" wp14:editId="3B987C7F">
-            <wp:extent cx="5399405" cy="2806700"/>
-            <wp:effectExtent l="0" t="0" r="0" b="0"/>
-            <wp:docPr id="1452830420" name="Obrázek 1" descr="Obsah obrázku text, snímek obrazovky, číslo&#10;&#10;Obsah generovaný pomocí AI může být nesprávný."/>
+          <wp:inline distT="0" distB="0" distL="0" distR="0" wp14:anchorId="14DBB070" wp14:editId="4D962FA2">
+            <wp:extent cx="4490114" cy="2629223"/>
+            <wp:effectExtent l="0" t="0" r="5715" b="0"/>
+            <wp:docPr id="199336383" name="Obrázek 1"/>
             <wp:cNvGraphicFramePr>
               <a:graphicFrameLocks xmlns:a="http://schemas.openxmlformats.org/drawingml/2006/main" noChangeAspect="1"/>
             </wp:cNvGraphicFramePr>
@@ -8938,7 +9168,7 @@
               <a:graphicData uri="http://schemas.openxmlformats.org/drawingml/2006/picture">
                 <pic:pic xmlns:pic="http://schemas.openxmlformats.org/drawingml/2006/picture">
                   <pic:nvPicPr>
-                    <pic:cNvPr id="1452830420" name="Obrázek 1" descr="Obsah obrázku text, snímek obrazovky, číslo&#10;&#10;Obsah generovaný pomocí AI může být nesprávný."/>
+                    <pic:cNvPr id="199336383" name=""/>
                     <pic:cNvPicPr/>
                   </pic:nvPicPr>
                   <pic:blipFill>
@@ -8950,7 +9180,7 @@
                   <pic:spPr>
                     <a:xfrm>
                       <a:off x="0" y="0"/>
-                      <a:ext cx="5399405" cy="2806700"/>
+                      <a:ext cx="4546204" cy="2662067"/>
                     </a:xfrm>
                     <a:prstGeom prst="rect">
                       <a:avLst/>
@@ -43954,7 +44184,7 @@
   <w:style w:type="paragraph" w:default="1" w:styleId="Normln">
     <w:name w:val="Normal"/>
     <w:qFormat/>
-    <w:rsid w:val="00BC0D2B"/>
+    <w:rsid w:val="00B564B8"/>
     <w:pPr>
       <w:spacing w:after="120" w:line="276" w:lineRule="auto"/>
       <w:jc w:val="both"/>
@@ -45283,6 +45513,7 @@
   </w:compat>
   <w:rsids>
     <w:rsidRoot w:val="00E53066"/>
+    <w:rsid w:val="00000B24"/>
     <w:rsid w:val="00030807"/>
     <w:rsid w:val="00063792"/>
     <w:rsid w:val="00066453"/>
@@ -45357,6 +45588,7 @@
     <w:rsid w:val="00B84349"/>
     <w:rsid w:val="00B9668D"/>
     <w:rsid w:val="00BB0C23"/>
+    <w:rsid w:val="00BC2617"/>
     <w:rsid w:val="00BD304C"/>
     <w:rsid w:val="00BE008A"/>
     <w:rsid w:val="00C0644A"/>
@@ -46149,16 +46381,6 @@
 </file>
 
 <file path=customXml/item3.xml><?xml version="1.0" encoding="utf-8"?>
-<p:properties xmlns:p="http://schemas.microsoft.com/office/2006/metadata/properties" xmlns:xsi="http://www.w3.org/2001/XMLSchema-instance" xmlns:pc="http://schemas.microsoft.com/office/infopath/2007/PartnerControls">
-  <documentManagement/>
-</p:properties>
-</file>
-
-<file path=customXml/item4.xml><?xml version="1.0" encoding="utf-8"?>
-<b:Sources xmlns:b="http://schemas.openxmlformats.org/officeDocument/2006/bibliography" xmlns="http://schemas.openxmlformats.org/officeDocument/2006/bibliography" SelectedStyle="\APASixthEditionOfficeOnline.xsl" StyleName="APA" Version="6"/>
-</file>
-
-<file path=customXml/item5.xml><?xml version="1.0" encoding="utf-8"?>
 <ct:contentTypeSchema xmlns:ct="http://schemas.microsoft.com/office/2006/metadata/contentType" xmlns:ma="http://schemas.microsoft.com/office/2006/metadata/properties/metaAttributes" ct:_="" ma:_="" ma:contentTypeName="Dokument" ma:contentTypeID="0x010100AB4421CFC579A4449DC25ACBD6176571" ma:contentTypeVersion="2" ma:contentTypeDescription="Vytvoří nový dokument" ma:contentTypeScope="" ma:versionID="571ac08f18df58b33840592d245cde2d">
   <xsd:schema xmlns:xsd="http://www.w3.org/2001/XMLSchema" xmlns:xs="http://www.w3.org/2001/XMLSchema" xmlns:p="http://schemas.microsoft.com/office/2006/metadata/properties" xmlns:ns2="921a4a19-005d-42bf-a6ee-1c0f1cd55622" targetNamespace="http://schemas.microsoft.com/office/2006/metadata/properties" ma:root="true" ma:fieldsID="4559ad2502f86f60dcde6a0f6b3f7266" ns2:_="">
     <xsd:import namespace="921a4a19-005d-42bf-a6ee-1c0f1cd55622"/>
@@ -46290,6 +46512,16 @@
 </ct:contentTypeSchema>
 </file>
 
+<file path=customXml/item4.xml><?xml version="1.0" encoding="utf-8"?>
+<p:properties xmlns:p="http://schemas.microsoft.com/office/2006/metadata/properties" xmlns:xsi="http://www.w3.org/2001/XMLSchema-instance" xmlns:pc="http://schemas.microsoft.com/office/infopath/2007/PartnerControls">
+  <documentManagement/>
+</p:properties>
+</file>
+
+<file path=customXml/item5.xml><?xml version="1.0" encoding="utf-8"?>
+<b:Sources xmlns:b="http://schemas.openxmlformats.org/officeDocument/2006/bibliography" xmlns="http://schemas.openxmlformats.org/officeDocument/2006/bibliography" SelectedStyle="\APASixthEditionOfficeOnline.xsl" StyleName="APA" Version="6"/>
+</file>
+
 <file path=customXml/itemProps1.xml><?xml version="1.0" encoding="utf-8"?>
 <ds:datastoreItem xmlns:ds="http://schemas.openxmlformats.org/officeDocument/2006/customXml" ds:itemID="{55AF091B-3C7A-41E3-B477-F2FDAA23CFDA}">
   <ds:schemaRefs>
@@ -46307,23 +46539,6 @@
 </file>
 
 <file path=customXml/itemProps3.xml><?xml version="1.0" encoding="utf-8"?>
-<ds:datastoreItem xmlns:ds="http://schemas.openxmlformats.org/officeDocument/2006/customXml" ds:itemID="{EDE7D767-2E0D-494D-8433-FAEBD4A37F8E}">
-  <ds:schemaRefs>
-    <ds:schemaRef ds:uri="http://schemas.microsoft.com/office/2006/metadata/properties"/>
-    <ds:schemaRef ds:uri="http://schemas.microsoft.com/office/infopath/2007/PartnerControls"/>
-  </ds:schemaRefs>
-</ds:datastoreItem>
-</file>
-
-<file path=customXml/itemProps4.xml><?xml version="1.0" encoding="utf-8"?>
-<ds:datastoreItem xmlns:ds="http://schemas.openxmlformats.org/officeDocument/2006/customXml" ds:itemID="{016BB16A-1E0F-4115-AADC-10D5070CD6B8}">
-  <ds:schemaRefs>
-    <ds:schemaRef ds:uri="http://schemas.openxmlformats.org/officeDocument/2006/bibliography"/>
-  </ds:schemaRefs>
-</ds:datastoreItem>
-</file>
-
-<file path=customXml/itemProps5.xml><?xml version="1.0" encoding="utf-8"?>
 <ds:datastoreItem xmlns:ds="http://schemas.openxmlformats.org/officeDocument/2006/customXml" ds:itemID="{838CEF72-1B4D-4D33-9891-FFC95F507282}">
   <ds:schemaRefs>
     <ds:schemaRef ds:uri="http://schemas.microsoft.com/office/2006/metadata/contentType"/>
@@ -46339,4 +46554,21 @@
     <ds:schemaRef ds:uri="http://schemas.microsoft.com/internal/obd"/>
   </ds:schemaRefs>
 </ds:datastoreItem>
+</file>
+
+<file path=customXml/itemProps4.xml><?xml version="1.0" encoding="utf-8"?>
+<ds:datastoreItem xmlns:ds="http://schemas.openxmlformats.org/officeDocument/2006/customXml" ds:itemID="{EDE7D767-2E0D-494D-8433-FAEBD4A37F8E}">
+  <ds:schemaRefs>
+    <ds:schemaRef ds:uri="http://schemas.microsoft.com/office/2006/metadata/properties"/>
+    <ds:schemaRef ds:uri="http://schemas.microsoft.com/office/infopath/2007/PartnerControls"/>
+  </ds:schemaRefs>
+</ds:datastoreItem>
+</file>
+
+<file path=customXml/itemProps5.xml><?xml version="1.0" encoding="utf-8"?>
+<ds:datastoreItem xmlns:ds="http://schemas.openxmlformats.org/officeDocument/2006/customXml" ds:itemID="{016BB16A-1E0F-4115-AADC-10D5070CD6B8}">
+  <ds:schemaRefs>
+    <ds:schemaRef ds:uri="http://schemas.openxmlformats.org/officeDocument/2006/bibliography"/>
+  </ds:schemaRefs>
+</ds:datastoreItem>
 </file>
--- a/bp_svobo229_v2.docx
+++ b/bp_svobo229_v2.docx
@@ -9219,6 +9219,9 @@
         <w:jc w:val="center"/>
       </w:pPr>
       <w:r>
+        <w:rPr>
+          <w:noProof/>
+        </w:rPr>
         <w:lastRenderedPageBreak/>
         <w:drawing>
           <wp:inline distT="0" distB="0" distL="0" distR="0" wp14:anchorId="6220C82B" wp14:editId="261EA4F5">
@@ -35412,16 +35415,16 @@
         <w:jc w:val="left"/>
         <w:rPr>
           <w:rFonts w:ascii="Consolas" w:eastAsia="Times New Roman" w:hAnsi="Consolas" w:cs="Times New Roman"/>
-          <w:color w:val="202020"/>
-          <w:sz w:val="21"/>
-          <w:szCs w:val="21"/>
-          <w:lang w:eastAsia="cs-CZ"/>
-        </w:rPr>
-      </w:pPr>
-      <w:r>
-        <w:rPr>
-          <w:rFonts w:ascii="Consolas" w:eastAsia="Times New Roman" w:hAnsi="Consolas" w:cs="Times New Roman"/>
-          <w:color w:val="3086C5"/>
+          <w:color w:val="3B3B3B"/>
+          <w:sz w:val="21"/>
+          <w:szCs w:val="21"/>
+          <w:lang w:eastAsia="cs-CZ"/>
+        </w:rPr>
+      </w:pPr>
+      <w:r>
+        <w:rPr>
+          <w:rFonts w:ascii="Consolas" w:eastAsia="Times New Roman" w:hAnsi="Consolas" w:cs="Times New Roman"/>
+          <w:color w:val="0070C1"/>
           <w:sz w:val="21"/>
           <w:szCs w:val="21"/>
           <w:lang w:eastAsia="cs-CZ"/>
@@ -35431,7 +35434,7 @@
       <w:r>
         <w:rPr>
           <w:rFonts w:ascii="Consolas" w:eastAsia="Times New Roman" w:hAnsi="Consolas" w:cs="Times New Roman"/>
-          <w:color w:val="202020"/>
+          <w:color w:val="3B3B3B"/>
           <w:sz w:val="21"/>
           <w:szCs w:val="21"/>
           <w:lang w:eastAsia="cs-CZ"/>
@@ -35441,7 +35444,7 @@
       <w:r>
         <w:rPr>
           <w:rFonts w:ascii="Consolas" w:eastAsia="Times New Roman" w:hAnsi="Consolas" w:cs="Times New Roman"/>
-          <w:color w:val="98863B"/>
+          <w:color w:val="795E26"/>
           <w:sz w:val="21"/>
           <w:szCs w:val="21"/>
           <w:lang w:eastAsia="cs-CZ"/>
@@ -35451,7 +35454,7 @@
       <w:r>
         <w:rPr>
           <w:rFonts w:ascii="Consolas" w:eastAsia="Times New Roman" w:hAnsi="Consolas" w:cs="Times New Roman"/>
-          <w:color w:val="202020"/>
+          <w:color w:val="3B3B3B"/>
           <w:sz w:val="21"/>
           <w:szCs w:val="21"/>
           <w:lang w:eastAsia="cs-CZ"/>
@@ -35461,7 +35464,7 @@
       <w:r>
         <w:rPr>
           <w:rFonts w:ascii="Consolas" w:eastAsia="Times New Roman" w:hAnsi="Consolas" w:cs="Times New Roman"/>
-          <w:color w:val="B86855"/>
+          <w:color w:val="A31515"/>
           <w:sz w:val="21"/>
           <w:szCs w:val="21"/>
           <w:lang w:eastAsia="cs-CZ"/>
@@ -35471,7 +35474,7 @@
       <w:r>
         <w:rPr>
           <w:rFonts w:ascii="Consolas" w:eastAsia="Times New Roman" w:hAnsi="Consolas" w:cs="Times New Roman"/>
-          <w:color w:val="202020"/>
+          <w:color w:val="3B3B3B"/>
           <w:sz w:val="21"/>
           <w:szCs w:val="21"/>
           <w:lang w:eastAsia="cs-CZ"/>
@@ -35481,7 +35484,7 @@
       <w:r>
         <w:rPr>
           <w:rFonts w:ascii="Consolas" w:eastAsia="Times New Roman" w:hAnsi="Consolas" w:cs="Times New Roman"/>
-          <w:color w:val="98863B"/>
+          <w:color w:val="795E26"/>
           <w:sz w:val="21"/>
           <w:szCs w:val="21"/>
           <w:lang w:eastAsia="cs-CZ"/>
@@ -35491,27 +35494,29 @@
       <w:r>
         <w:rPr>
           <w:rFonts w:ascii="Consolas" w:eastAsia="Times New Roman" w:hAnsi="Consolas" w:cs="Times New Roman"/>
-          <w:color w:val="202020"/>
+          <w:color w:val="3B3B3B"/>
           <w:sz w:val="21"/>
           <w:szCs w:val="21"/>
           <w:lang w:eastAsia="cs-CZ"/>
         </w:rPr>
         <w:t xml:space="preserve">, </w:t>
       </w:r>
-      <w:r>
-        <w:rPr>
-          <w:rFonts w:ascii="Consolas" w:eastAsia="Times New Roman" w:hAnsi="Consolas" w:cs="Times New Roman"/>
-          <w:color w:val="98863B"/>
-          <w:sz w:val="21"/>
-          <w:szCs w:val="21"/>
-          <w:lang w:eastAsia="cs-CZ"/>
-        </w:rPr>
-        <w:t>isAdmin</w:t>
-      </w:r>
-      <w:r>
-        <w:rPr>
-          <w:rFonts w:ascii="Consolas" w:eastAsia="Times New Roman" w:hAnsi="Consolas" w:cs="Times New Roman"/>
-          <w:color w:val="202020"/>
+      <w:proofErr w:type="spellStart"/>
+      <w:r>
+        <w:rPr>
+          <w:rFonts w:ascii="Consolas" w:eastAsia="Times New Roman" w:hAnsi="Consolas" w:cs="Times New Roman"/>
+          <w:color w:val="795E26"/>
+          <w:sz w:val="21"/>
+          <w:szCs w:val="21"/>
+          <w:lang w:eastAsia="cs-CZ"/>
+        </w:rPr>
+        <w:t>isAdminOrTrainer</w:t>
+      </w:r>
+      <w:proofErr w:type="spellEnd"/>
+      <w:r>
+        <w:rPr>
+          <w:rFonts w:ascii="Consolas" w:eastAsia="Times New Roman" w:hAnsi="Consolas" w:cs="Times New Roman"/>
+          <w:color w:val="3B3B3B"/>
           <w:sz w:val="21"/>
           <w:szCs w:val="21"/>
           <w:lang w:eastAsia="cs-CZ"/>
@@ -35521,7 +35526,7 @@
       <w:r>
         <w:rPr>
           <w:rFonts w:ascii="Consolas" w:eastAsia="Times New Roman" w:hAnsi="Consolas" w:cs="Times New Roman"/>
-          <w:color w:val="98863B"/>
+          <w:color w:val="795E26"/>
           <w:sz w:val="21"/>
           <w:szCs w:val="21"/>
           <w:lang w:eastAsia="cs-CZ"/>
@@ -35531,7 +35536,7 @@
       <w:r>
         <w:rPr>
           <w:rFonts w:ascii="Consolas" w:eastAsia="Times New Roman" w:hAnsi="Consolas" w:cs="Times New Roman"/>
-          <w:color w:val="202020"/>
+          <w:color w:val="3B3B3B"/>
           <w:sz w:val="21"/>
           <w:szCs w:val="21"/>
           <w:lang w:eastAsia="cs-CZ"/>
@@ -35541,7 +35546,7 @@
       <w:r>
         <w:rPr>
           <w:rFonts w:ascii="Consolas" w:eastAsia="Times New Roman" w:hAnsi="Consolas" w:cs="Times New Roman"/>
-          <w:color w:val="282D85"/>
+          <w:color w:val="001080"/>
           <w:sz w:val="21"/>
           <w:szCs w:val="21"/>
           <w:lang w:eastAsia="cs-CZ"/>
@@ -35551,7 +35556,7 @@
       <w:r>
         <w:rPr>
           <w:rFonts w:ascii="Consolas" w:eastAsia="Times New Roman" w:hAnsi="Consolas" w:cs="Times New Roman"/>
-          <w:color w:val="202020"/>
+          <w:color w:val="3B3B3B"/>
           <w:sz w:val="21"/>
           <w:szCs w:val="21"/>
           <w:lang w:eastAsia="cs-CZ"/>
@@ -35561,7 +35566,7 @@
       <w:r>
         <w:rPr>
           <w:rFonts w:ascii="Consolas" w:eastAsia="Times New Roman" w:hAnsi="Consolas" w:cs="Times New Roman"/>
-          <w:color w:val="282D85"/>
+          <w:color w:val="001080"/>
           <w:sz w:val="21"/>
           <w:szCs w:val="21"/>
           <w:lang w:eastAsia="cs-CZ"/>
@@ -35571,7 +35576,7 @@
       <w:r>
         <w:rPr>
           <w:rFonts w:ascii="Consolas" w:eastAsia="Times New Roman" w:hAnsi="Consolas" w:cs="Times New Roman"/>
-          <w:color w:val="202020"/>
+          <w:color w:val="3B3B3B"/>
           <w:sz w:val="21"/>
           <w:szCs w:val="21"/>
           <w:lang w:eastAsia="cs-CZ"/>
@@ -35581,7 +35586,7 @@
       <w:r>
         <w:rPr>
           <w:rFonts w:ascii="Consolas" w:eastAsia="Times New Roman" w:hAnsi="Consolas" w:cs="Times New Roman"/>
-          <w:color w:val="5460C1"/>
+          <w:color w:val="0000FF"/>
           <w:sz w:val="21"/>
           <w:szCs w:val="21"/>
           <w:lang w:eastAsia="cs-CZ"/>
@@ -35591,7 +35596,7 @@
       <w:r>
         <w:rPr>
           <w:rFonts w:ascii="Consolas" w:eastAsia="Times New Roman" w:hAnsi="Consolas" w:cs="Times New Roman"/>
-          <w:color w:val="202020"/>
+          <w:color w:val="3B3B3B"/>
           <w:sz w:val="21"/>
           <w:szCs w:val="21"/>
           <w:lang w:eastAsia="cs-CZ"/>
@@ -35612,16 +35617,16 @@
         <w:jc w:val="left"/>
         <w:rPr>
           <w:rFonts w:ascii="Consolas" w:eastAsia="Times New Roman" w:hAnsi="Consolas" w:cs="Times New Roman"/>
-          <w:color w:val="202020"/>
-          <w:sz w:val="21"/>
-          <w:szCs w:val="21"/>
-          <w:lang w:eastAsia="cs-CZ"/>
-        </w:rPr>
-      </w:pPr>
-      <w:r>
-        <w:rPr>
-          <w:rFonts w:ascii="Consolas" w:eastAsia="Times New Roman" w:hAnsi="Consolas" w:cs="Times New Roman"/>
-          <w:color w:val="202020"/>
+          <w:color w:val="3B3B3B"/>
+          <w:sz w:val="21"/>
+          <w:szCs w:val="21"/>
+          <w:lang w:eastAsia="cs-CZ"/>
+        </w:rPr>
+      </w:pPr>
+      <w:r>
+        <w:rPr>
+          <w:rFonts w:ascii="Consolas" w:eastAsia="Times New Roman" w:hAnsi="Consolas" w:cs="Times New Roman"/>
+          <w:color w:val="3B3B3B"/>
           <w:sz w:val="21"/>
           <w:szCs w:val="21"/>
           <w:lang w:eastAsia="cs-CZ"/>
@@ -35631,7 +35636,7 @@
       <w:r>
         <w:rPr>
           <w:rFonts w:ascii="Consolas" w:eastAsia="Times New Roman" w:hAnsi="Consolas" w:cs="Times New Roman"/>
-          <w:color w:val="5460C1"/>
+          <w:color w:val="0000FF"/>
           <w:sz w:val="21"/>
           <w:szCs w:val="21"/>
           <w:lang w:eastAsia="cs-CZ"/>
@@ -35641,7 +35646,7 @@
       <w:r>
         <w:rPr>
           <w:rFonts w:ascii="Consolas" w:eastAsia="Times New Roman" w:hAnsi="Consolas" w:cs="Times New Roman"/>
-          <w:color w:val="202020"/>
+          <w:color w:val="3B3B3B"/>
           <w:sz w:val="21"/>
           <w:szCs w:val="21"/>
           <w:lang w:eastAsia="cs-CZ"/>
@@ -35651,7 +35656,7 @@
       <w:r>
         <w:rPr>
           <w:rFonts w:ascii="Consolas" w:eastAsia="Times New Roman" w:hAnsi="Consolas" w:cs="Times New Roman"/>
-          <w:color w:val="3086C5"/>
+          <w:color w:val="0070C1"/>
           <w:sz w:val="21"/>
           <w:szCs w:val="21"/>
           <w:lang w:eastAsia="cs-CZ"/>
@@ -35661,7 +35666,7 @@
       <w:r>
         <w:rPr>
           <w:rFonts w:ascii="Consolas" w:eastAsia="Times New Roman" w:hAnsi="Consolas" w:cs="Times New Roman"/>
-          <w:color w:val="202020"/>
+          <w:color w:val="3B3B3B"/>
           <w:sz w:val="21"/>
           <w:szCs w:val="21"/>
           <w:lang w:eastAsia="cs-CZ"/>
@@ -35671,7 +35676,7 @@
       <w:r>
         <w:rPr>
           <w:rFonts w:ascii="Consolas" w:eastAsia="Times New Roman" w:hAnsi="Consolas" w:cs="Times New Roman"/>
-          <w:color w:val="573F35"/>
+          <w:color w:val="000000"/>
           <w:sz w:val="21"/>
           <w:szCs w:val="21"/>
           <w:lang w:eastAsia="cs-CZ"/>
@@ -35681,7 +35686,7 @@
       <w:r>
         <w:rPr>
           <w:rFonts w:ascii="Consolas" w:eastAsia="Times New Roman" w:hAnsi="Consolas" w:cs="Times New Roman"/>
-          <w:color w:val="202020"/>
+          <w:color w:val="3B3B3B"/>
           <w:sz w:val="21"/>
           <w:szCs w:val="21"/>
           <w:lang w:eastAsia="cs-CZ"/>
@@ -35691,7 +35696,7 @@
       <w:r>
         <w:rPr>
           <w:rFonts w:ascii="Consolas" w:eastAsia="Times New Roman" w:hAnsi="Consolas" w:cs="Times New Roman"/>
-          <w:color w:val="282D85"/>
+          <w:color w:val="001080"/>
           <w:sz w:val="21"/>
           <w:szCs w:val="21"/>
           <w:lang w:eastAsia="cs-CZ"/>
@@ -35701,7 +35706,7 @@
       <w:r>
         <w:rPr>
           <w:rFonts w:ascii="Consolas" w:eastAsia="Times New Roman" w:hAnsi="Consolas" w:cs="Times New Roman"/>
-          <w:color w:val="202020"/>
+          <w:color w:val="3B3B3B"/>
           <w:sz w:val="21"/>
           <w:szCs w:val="21"/>
           <w:lang w:eastAsia="cs-CZ"/>
@@ -35711,7 +35716,7 @@
       <w:r>
         <w:rPr>
           <w:rFonts w:ascii="Consolas" w:eastAsia="Times New Roman" w:hAnsi="Consolas" w:cs="Times New Roman"/>
-          <w:color w:val="282D85"/>
+          <w:color w:val="001080"/>
           <w:sz w:val="21"/>
           <w:szCs w:val="21"/>
           <w:lang w:eastAsia="cs-CZ"/>
@@ -35721,7 +35726,7 @@
       <w:r>
         <w:rPr>
           <w:rFonts w:ascii="Consolas" w:eastAsia="Times New Roman" w:hAnsi="Consolas" w:cs="Times New Roman"/>
-          <w:color w:val="202020"/>
+          <w:color w:val="3B3B3B"/>
           <w:sz w:val="21"/>
           <w:szCs w:val="21"/>
           <w:lang w:eastAsia="cs-CZ"/>
@@ -35742,16 +35747,16 @@
         <w:jc w:val="left"/>
         <w:rPr>
           <w:rFonts w:ascii="Consolas" w:eastAsia="Times New Roman" w:hAnsi="Consolas" w:cs="Times New Roman"/>
-          <w:color w:val="202020"/>
-          <w:sz w:val="21"/>
-          <w:szCs w:val="21"/>
-          <w:lang w:eastAsia="cs-CZ"/>
-        </w:rPr>
-      </w:pPr>
-      <w:r>
-        <w:rPr>
-          <w:rFonts w:ascii="Consolas" w:eastAsia="Times New Roman" w:hAnsi="Consolas" w:cs="Times New Roman"/>
-          <w:color w:val="202020"/>
+          <w:color w:val="3B3B3B"/>
+          <w:sz w:val="21"/>
+          <w:szCs w:val="21"/>
+          <w:lang w:eastAsia="cs-CZ"/>
+        </w:rPr>
+      </w:pPr>
+      <w:r>
+        <w:rPr>
+          <w:rFonts w:ascii="Consolas" w:eastAsia="Times New Roman" w:hAnsi="Consolas" w:cs="Times New Roman"/>
+          <w:color w:val="3B3B3B"/>
           <w:sz w:val="21"/>
           <w:szCs w:val="21"/>
           <w:lang w:eastAsia="cs-CZ"/>
@@ -35761,7 +35766,7 @@
       <w:r>
         <w:rPr>
           <w:rFonts w:ascii="Consolas" w:eastAsia="Times New Roman" w:hAnsi="Consolas" w:cs="Times New Roman"/>
-          <w:color w:val="5460C1"/>
+          <w:color w:val="0000FF"/>
           <w:sz w:val="21"/>
           <w:szCs w:val="21"/>
           <w:lang w:eastAsia="cs-CZ"/>
@@ -35771,7 +35776,7 @@
       <w:r>
         <w:rPr>
           <w:rFonts w:ascii="Consolas" w:eastAsia="Times New Roman" w:hAnsi="Consolas" w:cs="Times New Roman"/>
-          <w:color w:val="202020"/>
+          <w:color w:val="3B3B3B"/>
           <w:sz w:val="21"/>
           <w:szCs w:val="21"/>
           <w:lang w:eastAsia="cs-CZ"/>
@@ -35781,7 +35786,7 @@
       <w:r>
         <w:rPr>
           <w:rFonts w:ascii="Consolas" w:eastAsia="Times New Roman" w:hAnsi="Consolas" w:cs="Times New Roman"/>
-          <w:color w:val="3086C5"/>
+          <w:color w:val="0070C1"/>
           <w:sz w:val="21"/>
           <w:szCs w:val="21"/>
           <w:lang w:eastAsia="cs-CZ"/>
@@ -35791,7 +35796,7 @@
       <w:r>
         <w:rPr>
           <w:rFonts w:ascii="Consolas" w:eastAsia="Times New Roman" w:hAnsi="Consolas" w:cs="Times New Roman"/>
-          <w:color w:val="202020"/>
+          <w:color w:val="3B3B3B"/>
           <w:sz w:val="21"/>
           <w:szCs w:val="21"/>
           <w:lang w:eastAsia="cs-CZ"/>
@@ -35801,7 +35806,7 @@
       <w:r>
         <w:rPr>
           <w:rFonts w:ascii="Consolas" w:eastAsia="Times New Roman" w:hAnsi="Consolas" w:cs="Times New Roman"/>
-          <w:color w:val="3086C5"/>
+          <w:color w:val="0070C1"/>
           <w:sz w:val="21"/>
           <w:szCs w:val="21"/>
           <w:lang w:eastAsia="cs-CZ"/>
@@ -35811,7 +35816,7 @@
       <w:r>
         <w:rPr>
           <w:rFonts w:ascii="Consolas" w:eastAsia="Times New Roman" w:hAnsi="Consolas" w:cs="Times New Roman"/>
-          <w:color w:val="202020"/>
+          <w:color w:val="3B3B3B"/>
           <w:sz w:val="21"/>
           <w:szCs w:val="21"/>
           <w:lang w:eastAsia="cs-CZ"/>
@@ -35821,7 +35826,7 @@
       <w:r>
         <w:rPr>
           <w:rFonts w:ascii="Consolas" w:eastAsia="Times New Roman" w:hAnsi="Consolas" w:cs="Times New Roman"/>
-          <w:color w:val="3086C5"/>
+          <w:color w:val="0070C1"/>
           <w:sz w:val="21"/>
           <w:szCs w:val="21"/>
           <w:lang w:eastAsia="cs-CZ"/>
@@ -35831,7 +35836,7 @@
       <w:r>
         <w:rPr>
           <w:rFonts w:ascii="Consolas" w:eastAsia="Times New Roman" w:hAnsi="Consolas" w:cs="Times New Roman"/>
-          <w:color w:val="202020"/>
+          <w:color w:val="3B3B3B"/>
           <w:sz w:val="21"/>
           <w:szCs w:val="21"/>
           <w:lang w:eastAsia="cs-CZ"/>
@@ -35841,7 +35846,7 @@
       <w:r>
         <w:rPr>
           <w:rFonts w:ascii="Consolas" w:eastAsia="Times New Roman" w:hAnsi="Consolas" w:cs="Times New Roman"/>
-          <w:color w:val="3086C5"/>
+          <w:color w:val="0070C1"/>
           <w:sz w:val="21"/>
           <w:szCs w:val="21"/>
           <w:lang w:eastAsia="cs-CZ"/>
@@ -35851,7 +35856,7 @@
       <w:r>
         <w:rPr>
           <w:rFonts w:ascii="Consolas" w:eastAsia="Times New Roman" w:hAnsi="Consolas" w:cs="Times New Roman"/>
-          <w:color w:val="202020"/>
+          <w:color w:val="3B3B3B"/>
           <w:sz w:val="21"/>
           <w:szCs w:val="21"/>
           <w:lang w:eastAsia="cs-CZ"/>
@@ -35861,7 +35866,7 @@
       <w:r>
         <w:rPr>
           <w:rFonts w:ascii="Consolas" w:eastAsia="Times New Roman" w:hAnsi="Consolas" w:cs="Times New Roman"/>
-          <w:color w:val="573F35"/>
+          <w:color w:val="000000"/>
           <w:sz w:val="21"/>
           <w:szCs w:val="21"/>
           <w:lang w:eastAsia="cs-CZ"/>
@@ -35871,7 +35876,7 @@
       <w:r>
         <w:rPr>
           <w:rFonts w:ascii="Consolas" w:eastAsia="Times New Roman" w:hAnsi="Consolas" w:cs="Times New Roman"/>
-          <w:color w:val="202020"/>
+          <w:color w:val="3B3B3B"/>
           <w:sz w:val="21"/>
           <w:szCs w:val="21"/>
           <w:lang w:eastAsia="cs-CZ"/>
@@ -35881,7 +35886,7 @@
       <w:r>
         <w:rPr>
           <w:rFonts w:ascii="Consolas" w:eastAsia="Times New Roman" w:hAnsi="Consolas" w:cs="Times New Roman"/>
-          <w:color w:val="282D85"/>
+          <w:color w:val="001080"/>
           <w:sz w:val="21"/>
           <w:szCs w:val="21"/>
           <w:lang w:eastAsia="cs-CZ"/>
@@ -35891,7 +35896,7 @@
       <w:r>
         <w:rPr>
           <w:rFonts w:ascii="Consolas" w:eastAsia="Times New Roman" w:hAnsi="Consolas" w:cs="Times New Roman"/>
-          <w:color w:val="202020"/>
+          <w:color w:val="3B3B3B"/>
           <w:sz w:val="21"/>
           <w:szCs w:val="21"/>
           <w:lang w:eastAsia="cs-CZ"/>
@@ -35901,7 +35906,7 @@
       <w:r>
         <w:rPr>
           <w:rFonts w:ascii="Consolas" w:eastAsia="Times New Roman" w:hAnsi="Consolas" w:cs="Times New Roman"/>
-          <w:color w:val="282D85"/>
+          <w:color w:val="001080"/>
           <w:sz w:val="21"/>
           <w:szCs w:val="21"/>
           <w:lang w:eastAsia="cs-CZ"/>
@@ -35911,7 +35916,7 @@
       <w:r>
         <w:rPr>
           <w:rFonts w:ascii="Consolas" w:eastAsia="Times New Roman" w:hAnsi="Consolas" w:cs="Times New Roman"/>
-          <w:color w:val="202020"/>
+          <w:color w:val="3B3B3B"/>
           <w:sz w:val="21"/>
           <w:szCs w:val="21"/>
           <w:lang w:eastAsia="cs-CZ"/>
@@ -35932,7 +35937,7 @@
         <w:jc w:val="left"/>
         <w:rPr>
           <w:rFonts w:ascii="Consolas" w:eastAsia="Times New Roman" w:hAnsi="Consolas" w:cs="Times New Roman"/>
-          <w:color w:val="202020"/>
+          <w:color w:val="3B3B3B"/>
           <w:sz w:val="21"/>
           <w:szCs w:val="21"/>
           <w:lang w:eastAsia="cs-CZ"/>
@@ -35952,16 +35957,16 @@
         <w:jc w:val="left"/>
         <w:rPr>
           <w:rFonts w:ascii="Consolas" w:eastAsia="Times New Roman" w:hAnsi="Consolas" w:cs="Times New Roman"/>
-          <w:color w:val="202020"/>
-          <w:sz w:val="21"/>
-          <w:szCs w:val="21"/>
-          <w:lang w:eastAsia="cs-CZ"/>
-        </w:rPr>
-      </w:pPr>
-      <w:r>
-        <w:rPr>
-          <w:rFonts w:ascii="Consolas" w:eastAsia="Times New Roman" w:hAnsi="Consolas" w:cs="Times New Roman"/>
-          <w:color w:val="202020"/>
+          <w:color w:val="3B3B3B"/>
+          <w:sz w:val="21"/>
+          <w:szCs w:val="21"/>
+          <w:lang w:eastAsia="cs-CZ"/>
+        </w:rPr>
+      </w:pPr>
+      <w:r>
+        <w:rPr>
+          <w:rFonts w:ascii="Consolas" w:eastAsia="Times New Roman" w:hAnsi="Consolas" w:cs="Times New Roman"/>
+          <w:color w:val="3B3B3B"/>
           <w:sz w:val="21"/>
           <w:szCs w:val="21"/>
           <w:lang w:eastAsia="cs-CZ"/>
@@ -35971,7 +35976,7 @@
       <w:r>
         <w:rPr>
           <w:rFonts w:ascii="Consolas" w:eastAsia="Times New Roman" w:hAnsi="Consolas" w:cs="Times New Roman"/>
-          <w:color w:val="8F41AD"/>
+          <w:color w:val="AF00DB"/>
           <w:sz w:val="21"/>
           <w:szCs w:val="21"/>
           <w:lang w:eastAsia="cs-CZ"/>
@@ -35981,7 +35986,7 @@
       <w:r>
         <w:rPr>
           <w:rFonts w:ascii="Consolas" w:eastAsia="Times New Roman" w:hAnsi="Consolas" w:cs="Times New Roman"/>
-          <w:color w:val="202020"/>
+          <w:color w:val="3B3B3B"/>
           <w:sz w:val="21"/>
           <w:szCs w:val="21"/>
           <w:lang w:eastAsia="cs-CZ"/>
@@ -35991,7 +35996,7 @@
       <w:r>
         <w:rPr>
           <w:rFonts w:ascii="Consolas" w:eastAsia="Times New Roman" w:hAnsi="Consolas" w:cs="Times New Roman"/>
-          <w:color w:val="573F35"/>
+          <w:color w:val="000000"/>
           <w:sz w:val="21"/>
           <w:szCs w:val="21"/>
           <w:lang w:eastAsia="cs-CZ"/>
@@ -36001,7 +36006,7 @@
       <w:r>
         <w:rPr>
           <w:rFonts w:ascii="Consolas" w:eastAsia="Times New Roman" w:hAnsi="Consolas" w:cs="Times New Roman"/>
-          <w:color w:val="3086C5"/>
+          <w:color w:val="0070C1"/>
           <w:sz w:val="21"/>
           <w:szCs w:val="21"/>
           <w:lang w:eastAsia="cs-CZ"/>
@@ -36011,7 +36016,7 @@
       <w:r>
         <w:rPr>
           <w:rFonts w:ascii="Consolas" w:eastAsia="Times New Roman" w:hAnsi="Consolas" w:cs="Times New Roman"/>
-          <w:color w:val="202020"/>
+          <w:color w:val="3B3B3B"/>
           <w:sz w:val="21"/>
           <w:szCs w:val="21"/>
           <w:lang w:eastAsia="cs-CZ"/>
@@ -36021,7 +36026,7 @@
       <w:r>
         <w:rPr>
           <w:rFonts w:ascii="Consolas" w:eastAsia="Times New Roman" w:hAnsi="Consolas" w:cs="Times New Roman"/>
-          <w:color w:val="8F41AD"/>
+          <w:color w:val="AF00DB"/>
           <w:sz w:val="21"/>
           <w:szCs w:val="21"/>
           <w:lang w:eastAsia="cs-CZ"/>
@@ -36031,7 +36036,7 @@
       <w:r>
         <w:rPr>
           <w:rFonts w:ascii="Consolas" w:eastAsia="Times New Roman" w:hAnsi="Consolas" w:cs="Times New Roman"/>
-          <w:color w:val="202020"/>
+          <w:color w:val="3B3B3B"/>
           <w:sz w:val="21"/>
           <w:szCs w:val="21"/>
           <w:lang w:eastAsia="cs-CZ"/>
@@ -36041,7 +36046,7 @@
       <w:r>
         <w:rPr>
           <w:rFonts w:ascii="Consolas" w:eastAsia="Times New Roman" w:hAnsi="Consolas" w:cs="Times New Roman"/>
-          <w:color w:val="282D85"/>
+          <w:color w:val="001080"/>
           <w:sz w:val="21"/>
           <w:szCs w:val="21"/>
           <w:lang w:eastAsia="cs-CZ"/>
@@ -36051,7 +36056,7 @@
       <w:r>
         <w:rPr>
           <w:rFonts w:ascii="Consolas" w:eastAsia="Times New Roman" w:hAnsi="Consolas" w:cs="Times New Roman"/>
-          <w:color w:val="202020"/>
+          <w:color w:val="3B3B3B"/>
           <w:sz w:val="21"/>
           <w:szCs w:val="21"/>
           <w:lang w:eastAsia="cs-CZ"/>
@@ -36061,7 +36066,7 @@
       <w:r>
         <w:rPr>
           <w:rFonts w:ascii="Consolas" w:eastAsia="Times New Roman" w:hAnsi="Consolas" w:cs="Times New Roman"/>
-          <w:color w:val="98863B"/>
+          <w:color w:val="795E26"/>
           <w:sz w:val="21"/>
           <w:szCs w:val="21"/>
           <w:lang w:eastAsia="cs-CZ"/>
@@ -36071,7 +36076,7 @@
       <w:r>
         <w:rPr>
           <w:rFonts w:ascii="Consolas" w:eastAsia="Times New Roman" w:hAnsi="Consolas" w:cs="Times New Roman"/>
-          <w:color w:val="202020"/>
+          <w:color w:val="3B3B3B"/>
           <w:sz w:val="21"/>
           <w:szCs w:val="21"/>
           <w:lang w:eastAsia="cs-CZ"/>
@@ -36081,7 +36086,7 @@
       <w:r>
         <w:rPr>
           <w:rFonts w:ascii="Consolas" w:eastAsia="Times New Roman" w:hAnsi="Consolas" w:cs="Times New Roman"/>
-          <w:color w:val="2B9A69"/>
+          <w:color w:val="098658"/>
           <w:sz w:val="21"/>
           <w:szCs w:val="21"/>
           <w:lang w:eastAsia="cs-CZ"/>
@@ -36091,7 +36096,7 @@
       <w:r>
         <w:rPr>
           <w:rFonts w:ascii="Consolas" w:eastAsia="Times New Roman" w:hAnsi="Consolas" w:cs="Times New Roman"/>
-          <w:color w:val="202020"/>
+          <w:color w:val="3B3B3B"/>
           <w:sz w:val="21"/>
           <w:szCs w:val="21"/>
           <w:lang w:eastAsia="cs-CZ"/>
@@ -36101,7 +36106,7 @@
       <w:r>
         <w:rPr>
           <w:rFonts w:ascii="Consolas" w:eastAsia="Times New Roman" w:hAnsi="Consolas" w:cs="Times New Roman"/>
-          <w:color w:val="98863B"/>
+          <w:color w:val="795E26"/>
           <w:sz w:val="21"/>
           <w:szCs w:val="21"/>
           <w:lang w:eastAsia="cs-CZ"/>
@@ -36111,7 +36116,7 @@
       <w:r>
         <w:rPr>
           <w:rFonts w:ascii="Consolas" w:eastAsia="Times New Roman" w:hAnsi="Consolas" w:cs="Times New Roman"/>
-          <w:color w:val="202020"/>
+          <w:color w:val="3B3B3B"/>
           <w:sz w:val="21"/>
           <w:szCs w:val="21"/>
           <w:lang w:eastAsia="cs-CZ"/>
@@ -36121,7 +36126,7 @@
       <w:r>
         <w:rPr>
           <w:rFonts w:ascii="Consolas" w:eastAsia="Times New Roman" w:hAnsi="Consolas" w:cs="Times New Roman"/>
-          <w:color w:val="282D85"/>
+          <w:color w:val="001080"/>
           <w:sz w:val="21"/>
           <w:szCs w:val="21"/>
           <w:lang w:eastAsia="cs-CZ"/>
@@ -36131,7 +36136,7 @@
       <w:r>
         <w:rPr>
           <w:rFonts w:ascii="Consolas" w:eastAsia="Times New Roman" w:hAnsi="Consolas" w:cs="Times New Roman"/>
-          <w:color w:val="202020"/>
+          <w:color w:val="3B3B3B"/>
           <w:sz w:val="21"/>
           <w:szCs w:val="21"/>
           <w:lang w:eastAsia="cs-CZ"/>
@@ -36141,7 +36146,7 @@
       <w:r>
         <w:rPr>
           <w:rFonts w:ascii="Consolas" w:eastAsia="Times New Roman" w:hAnsi="Consolas" w:cs="Times New Roman"/>
-          <w:color w:val="B86855"/>
+          <w:color w:val="A31515"/>
           <w:sz w:val="21"/>
           <w:szCs w:val="21"/>
           <w:lang w:eastAsia="cs-CZ"/>
@@ -36151,7 +36156,7 @@
       <w:r>
         <w:rPr>
           <w:rFonts w:ascii="Consolas" w:eastAsia="Times New Roman" w:hAnsi="Consolas" w:cs="Times New Roman"/>
-          <w:color w:val="202020"/>
+          <w:color w:val="3B3B3B"/>
           <w:sz w:val="21"/>
           <w:szCs w:val="21"/>
           <w:lang w:eastAsia="cs-CZ"/>
@@ -36172,7 +36177,7 @@
         <w:jc w:val="left"/>
         <w:rPr>
           <w:rFonts w:ascii="Consolas" w:eastAsia="Times New Roman" w:hAnsi="Consolas" w:cs="Times New Roman"/>
-          <w:color w:val="202020"/>
+          <w:color w:val="3B3B3B"/>
           <w:sz w:val="21"/>
           <w:szCs w:val="21"/>
           <w:lang w:eastAsia="cs-CZ"/>
@@ -36192,16 +36197,16 @@
         <w:jc w:val="left"/>
         <w:rPr>
           <w:rFonts w:ascii="Consolas" w:eastAsia="Times New Roman" w:hAnsi="Consolas" w:cs="Times New Roman"/>
-          <w:color w:val="202020"/>
-          <w:sz w:val="21"/>
-          <w:szCs w:val="21"/>
-          <w:lang w:eastAsia="cs-CZ"/>
-        </w:rPr>
-      </w:pPr>
-      <w:r>
-        <w:rPr>
-          <w:rFonts w:ascii="Consolas" w:eastAsia="Times New Roman" w:hAnsi="Consolas" w:cs="Times New Roman"/>
-          <w:color w:val="202020"/>
+          <w:color w:val="3B3B3B"/>
+          <w:sz w:val="21"/>
+          <w:szCs w:val="21"/>
+          <w:lang w:eastAsia="cs-CZ"/>
+        </w:rPr>
+      </w:pPr>
+      <w:r>
+        <w:rPr>
+          <w:rFonts w:ascii="Consolas" w:eastAsia="Times New Roman" w:hAnsi="Consolas" w:cs="Times New Roman"/>
+          <w:color w:val="3B3B3B"/>
           <w:sz w:val="21"/>
           <w:szCs w:val="21"/>
           <w:lang w:eastAsia="cs-CZ"/>
@@ -36211,7 +36216,7 @@
       <w:r>
         <w:rPr>
           <w:rFonts w:ascii="Consolas" w:eastAsia="Times New Roman" w:hAnsi="Consolas" w:cs="Times New Roman"/>
-          <w:color w:val="5460C1"/>
+          <w:color w:val="0000FF"/>
           <w:sz w:val="21"/>
           <w:szCs w:val="21"/>
           <w:lang w:eastAsia="cs-CZ"/>
@@ -36221,7 +36226,7 @@
       <w:r>
         <w:rPr>
           <w:rFonts w:ascii="Consolas" w:eastAsia="Times New Roman" w:hAnsi="Consolas" w:cs="Times New Roman"/>
-          <w:color w:val="202020"/>
+          <w:color w:val="3B3B3B"/>
           <w:sz w:val="21"/>
           <w:szCs w:val="21"/>
           <w:lang w:eastAsia="cs-CZ"/>
@@ -36231,7 +36236,7 @@
       <w:r>
         <w:rPr>
           <w:rFonts w:ascii="Consolas" w:eastAsia="Times New Roman" w:hAnsi="Consolas" w:cs="Times New Roman"/>
-          <w:color w:val="3086C5"/>
+          <w:color w:val="0070C1"/>
           <w:sz w:val="21"/>
           <w:szCs w:val="21"/>
           <w:lang w:eastAsia="cs-CZ"/>
@@ -36241,7 +36246,7 @@
       <w:r>
         <w:rPr>
           <w:rFonts w:ascii="Consolas" w:eastAsia="Times New Roman" w:hAnsi="Consolas" w:cs="Times New Roman"/>
-          <w:color w:val="202020"/>
+          <w:color w:val="3B3B3B"/>
           <w:sz w:val="21"/>
           <w:szCs w:val="21"/>
           <w:lang w:eastAsia="cs-CZ"/>
@@ -36251,7 +36256,7 @@
       <w:r>
         <w:rPr>
           <w:rFonts w:ascii="Consolas" w:eastAsia="Times New Roman" w:hAnsi="Consolas" w:cs="Times New Roman"/>
-          <w:color w:val="573F35"/>
+          <w:color w:val="000000"/>
           <w:sz w:val="21"/>
           <w:szCs w:val="21"/>
           <w:lang w:eastAsia="cs-CZ"/>
@@ -36261,7 +36266,7 @@
       <w:r>
         <w:rPr>
           <w:rFonts w:ascii="Consolas" w:eastAsia="Times New Roman" w:hAnsi="Consolas" w:cs="Times New Roman"/>
-          <w:color w:val="202020"/>
+          <w:color w:val="3B3B3B"/>
           <w:sz w:val="21"/>
           <w:szCs w:val="21"/>
           <w:lang w:eastAsia="cs-CZ"/>
@@ -36271,7 +36276,7 @@
       <w:r>
         <w:rPr>
           <w:rFonts w:ascii="Consolas" w:eastAsia="Times New Roman" w:hAnsi="Consolas" w:cs="Times New Roman"/>
-          <w:color w:val="282D85"/>
+          <w:color w:val="001080"/>
           <w:sz w:val="21"/>
           <w:szCs w:val="21"/>
           <w:lang w:eastAsia="cs-CZ"/>
@@ -36281,7 +36286,7 @@
       <w:r>
         <w:rPr>
           <w:rFonts w:ascii="Consolas" w:eastAsia="Times New Roman" w:hAnsi="Consolas" w:cs="Times New Roman"/>
-          <w:color w:val="202020"/>
+          <w:color w:val="3B3B3B"/>
           <w:sz w:val="21"/>
           <w:szCs w:val="21"/>
           <w:lang w:eastAsia="cs-CZ"/>
@@ -36291,7 +36296,7 @@
       <w:r>
         <w:rPr>
           <w:rFonts w:ascii="Consolas" w:eastAsia="Times New Roman" w:hAnsi="Consolas" w:cs="Times New Roman"/>
-          <w:color w:val="282D85"/>
+          <w:color w:val="001080"/>
           <w:sz w:val="21"/>
           <w:szCs w:val="21"/>
           <w:lang w:eastAsia="cs-CZ"/>
@@ -36301,7 +36306,7 @@
       <w:r>
         <w:rPr>
           <w:rFonts w:ascii="Consolas" w:eastAsia="Times New Roman" w:hAnsi="Consolas" w:cs="Times New Roman"/>
-          <w:color w:val="202020"/>
+          <w:color w:val="3B3B3B"/>
           <w:sz w:val="21"/>
           <w:szCs w:val="21"/>
           <w:lang w:eastAsia="cs-CZ"/>
@@ -36311,7 +36316,7 @@
       <w:r>
         <w:rPr>
           <w:rFonts w:ascii="Consolas" w:eastAsia="Times New Roman" w:hAnsi="Consolas" w:cs="Times New Roman"/>
-          <w:color w:val="282D85"/>
+          <w:color w:val="001080"/>
           <w:sz w:val="21"/>
           <w:szCs w:val="21"/>
           <w:lang w:eastAsia="cs-CZ"/>
@@ -36321,7 +36326,7 @@
       <w:r>
         <w:rPr>
           <w:rFonts w:ascii="Consolas" w:eastAsia="Times New Roman" w:hAnsi="Consolas" w:cs="Times New Roman"/>
-          <w:color w:val="202020"/>
+          <w:color w:val="3B3B3B"/>
           <w:sz w:val="21"/>
           <w:szCs w:val="21"/>
           <w:lang w:eastAsia="cs-CZ"/>
@@ -36331,7 +36336,7 @@
       <w:r>
         <w:rPr>
           <w:rFonts w:ascii="Consolas" w:eastAsia="Times New Roman" w:hAnsi="Consolas" w:cs="Times New Roman"/>
-          <w:color w:val="2B9A69"/>
+          <w:color w:val="098658"/>
           <w:sz w:val="21"/>
           <w:szCs w:val="21"/>
           <w:lang w:eastAsia="cs-CZ"/>
@@ -36341,7 +36346,7 @@
       <w:r>
         <w:rPr>
           <w:rFonts w:ascii="Consolas" w:eastAsia="Times New Roman" w:hAnsi="Consolas" w:cs="Times New Roman"/>
-          <w:color w:val="202020"/>
+          <w:color w:val="3B3B3B"/>
           <w:sz w:val="21"/>
           <w:szCs w:val="21"/>
           <w:lang w:eastAsia="cs-CZ"/>
@@ -36362,16 +36367,16 @@
         <w:jc w:val="left"/>
         <w:rPr>
           <w:rFonts w:ascii="Consolas" w:eastAsia="Times New Roman" w:hAnsi="Consolas" w:cs="Times New Roman"/>
-          <w:color w:val="202020"/>
-          <w:sz w:val="21"/>
-          <w:szCs w:val="21"/>
-          <w:lang w:eastAsia="cs-CZ"/>
-        </w:rPr>
-      </w:pPr>
-      <w:r>
-        <w:rPr>
-          <w:rFonts w:ascii="Consolas" w:eastAsia="Times New Roman" w:hAnsi="Consolas" w:cs="Times New Roman"/>
-          <w:color w:val="202020"/>
+          <w:color w:val="3B3B3B"/>
+          <w:sz w:val="21"/>
+          <w:szCs w:val="21"/>
+          <w:lang w:eastAsia="cs-CZ"/>
+        </w:rPr>
+      </w:pPr>
+      <w:r>
+        <w:rPr>
+          <w:rFonts w:ascii="Consolas" w:eastAsia="Times New Roman" w:hAnsi="Consolas" w:cs="Times New Roman"/>
+          <w:color w:val="3B3B3B"/>
           <w:sz w:val="21"/>
           <w:szCs w:val="21"/>
           <w:lang w:eastAsia="cs-CZ"/>
@@ -36381,7 +36386,7 @@
       <w:r>
         <w:rPr>
           <w:rFonts w:ascii="Consolas" w:eastAsia="Times New Roman" w:hAnsi="Consolas" w:cs="Times New Roman"/>
-          <w:color w:val="5460C1"/>
+          <w:color w:val="0000FF"/>
           <w:sz w:val="21"/>
           <w:szCs w:val="21"/>
           <w:lang w:eastAsia="cs-CZ"/>
@@ -36391,7 +36396,7 @@
       <w:r>
         <w:rPr>
           <w:rFonts w:ascii="Consolas" w:eastAsia="Times New Roman" w:hAnsi="Consolas" w:cs="Times New Roman"/>
-          <w:color w:val="202020"/>
+          <w:color w:val="3B3B3B"/>
           <w:sz w:val="21"/>
           <w:szCs w:val="21"/>
           <w:lang w:eastAsia="cs-CZ"/>
@@ -36401,7 +36406,7 @@
       <w:r>
         <w:rPr>
           <w:rFonts w:ascii="Consolas" w:eastAsia="Times New Roman" w:hAnsi="Consolas" w:cs="Times New Roman"/>
-          <w:color w:val="3086C5"/>
+          <w:color w:val="0070C1"/>
           <w:sz w:val="21"/>
           <w:szCs w:val="21"/>
           <w:lang w:eastAsia="cs-CZ"/>
@@ -36411,7 +36416,7 @@
       <w:r>
         <w:rPr>
           <w:rFonts w:ascii="Consolas" w:eastAsia="Times New Roman" w:hAnsi="Consolas" w:cs="Times New Roman"/>
-          <w:color w:val="202020"/>
+          <w:color w:val="3B3B3B"/>
           <w:sz w:val="21"/>
           <w:szCs w:val="21"/>
           <w:lang w:eastAsia="cs-CZ"/>
@@ -36421,7 +36426,7 @@
       <w:r>
         <w:rPr>
           <w:rFonts w:ascii="Consolas" w:eastAsia="Times New Roman" w:hAnsi="Consolas" w:cs="Times New Roman"/>
-          <w:color w:val="573F35"/>
+          <w:color w:val="000000"/>
           <w:sz w:val="21"/>
           <w:szCs w:val="21"/>
           <w:lang w:eastAsia="cs-CZ"/>
@@ -36431,7 +36436,7 @@
       <w:r>
         <w:rPr>
           <w:rFonts w:ascii="Consolas" w:eastAsia="Times New Roman" w:hAnsi="Consolas" w:cs="Times New Roman"/>
-          <w:color w:val="202020"/>
+          <w:color w:val="3B3B3B"/>
           <w:sz w:val="21"/>
           <w:szCs w:val="21"/>
           <w:lang w:eastAsia="cs-CZ"/>
@@ -36441,7 +36446,7 @@
       <w:r>
         <w:rPr>
           <w:rFonts w:ascii="Consolas" w:eastAsia="Times New Roman" w:hAnsi="Consolas" w:cs="Times New Roman"/>
-          <w:color w:val="282D85"/>
+          <w:color w:val="001080"/>
           <w:sz w:val="21"/>
           <w:szCs w:val="21"/>
           <w:lang w:eastAsia="cs-CZ"/>
@@ -36451,7 +36456,7 @@
       <w:r>
         <w:rPr>
           <w:rFonts w:ascii="Consolas" w:eastAsia="Times New Roman" w:hAnsi="Consolas" w:cs="Times New Roman"/>
-          <w:color w:val="202020"/>
+          <w:color w:val="3B3B3B"/>
           <w:sz w:val="21"/>
           <w:szCs w:val="21"/>
           <w:lang w:eastAsia="cs-CZ"/>
@@ -36461,7 +36466,7 @@
       <w:r>
         <w:rPr>
           <w:rFonts w:ascii="Consolas" w:eastAsia="Times New Roman" w:hAnsi="Consolas" w:cs="Times New Roman"/>
-          <w:color w:val="282D85"/>
+          <w:color w:val="001080"/>
           <w:sz w:val="21"/>
           <w:szCs w:val="21"/>
           <w:lang w:eastAsia="cs-CZ"/>
@@ -36471,7 +36476,7 @@
       <w:r>
         <w:rPr>
           <w:rFonts w:ascii="Consolas" w:eastAsia="Times New Roman" w:hAnsi="Consolas" w:cs="Times New Roman"/>
-          <w:color w:val="202020"/>
+          <w:color w:val="3B3B3B"/>
           <w:sz w:val="21"/>
           <w:szCs w:val="21"/>
           <w:lang w:eastAsia="cs-CZ"/>
@@ -36481,7 +36486,7 @@
       <w:r>
         <w:rPr>
           <w:rFonts w:ascii="Consolas" w:eastAsia="Times New Roman" w:hAnsi="Consolas" w:cs="Times New Roman"/>
-          <w:color w:val="282D85"/>
+          <w:color w:val="001080"/>
           <w:sz w:val="21"/>
           <w:szCs w:val="21"/>
           <w:lang w:eastAsia="cs-CZ"/>
@@ -36491,7 +36496,7 @@
       <w:r>
         <w:rPr>
           <w:rFonts w:ascii="Consolas" w:eastAsia="Times New Roman" w:hAnsi="Consolas" w:cs="Times New Roman"/>
-          <w:color w:val="202020"/>
+          <w:color w:val="3B3B3B"/>
           <w:sz w:val="21"/>
           <w:szCs w:val="21"/>
           <w:lang w:eastAsia="cs-CZ"/>
@@ -36501,7 +36506,7 @@
       <w:r>
         <w:rPr>
           <w:rFonts w:ascii="Consolas" w:eastAsia="Times New Roman" w:hAnsi="Consolas" w:cs="Times New Roman"/>
-          <w:color w:val="573F35"/>
+          <w:color w:val="000000"/>
           <w:sz w:val="21"/>
           <w:szCs w:val="21"/>
           <w:lang w:eastAsia="cs-CZ"/>
@@ -36511,7 +36516,7 @@
       <w:r>
         <w:rPr>
           <w:rFonts w:ascii="Consolas" w:eastAsia="Times New Roman" w:hAnsi="Consolas" w:cs="Times New Roman"/>
-          <w:color w:val="202020"/>
+          <w:color w:val="3B3B3B"/>
           <w:sz w:val="21"/>
           <w:szCs w:val="21"/>
           <w:lang w:eastAsia="cs-CZ"/>
@@ -36532,7 +36537,7 @@
         <w:jc w:val="left"/>
         <w:rPr>
           <w:rFonts w:ascii="Consolas" w:eastAsia="Times New Roman" w:hAnsi="Consolas" w:cs="Times New Roman"/>
-          <w:color w:val="202020"/>
+          <w:color w:val="3B3B3B"/>
           <w:sz w:val="21"/>
           <w:szCs w:val="21"/>
           <w:lang w:eastAsia="cs-CZ"/>
@@ -36552,16 +36557,16 @@
         <w:jc w:val="left"/>
         <w:rPr>
           <w:rFonts w:ascii="Consolas" w:eastAsia="Times New Roman" w:hAnsi="Consolas" w:cs="Times New Roman"/>
-          <w:color w:val="202020"/>
-          <w:sz w:val="21"/>
-          <w:szCs w:val="21"/>
-          <w:lang w:eastAsia="cs-CZ"/>
-        </w:rPr>
-      </w:pPr>
-      <w:r>
-        <w:rPr>
-          <w:rFonts w:ascii="Consolas" w:eastAsia="Times New Roman" w:hAnsi="Consolas" w:cs="Times New Roman"/>
-          <w:color w:val="202020"/>
+          <w:color w:val="3B3B3B"/>
+          <w:sz w:val="21"/>
+          <w:szCs w:val="21"/>
+          <w:lang w:eastAsia="cs-CZ"/>
+        </w:rPr>
+      </w:pPr>
+      <w:r>
+        <w:rPr>
+          <w:rFonts w:ascii="Consolas" w:eastAsia="Times New Roman" w:hAnsi="Consolas" w:cs="Times New Roman"/>
+          <w:color w:val="3B3B3B"/>
           <w:sz w:val="21"/>
           <w:szCs w:val="21"/>
           <w:lang w:eastAsia="cs-CZ"/>
@@ -36571,7 +36576,7 @@
       <w:r>
         <w:rPr>
           <w:rFonts w:ascii="Consolas" w:eastAsia="Times New Roman" w:hAnsi="Consolas" w:cs="Times New Roman"/>
-          <w:color w:val="5460C1"/>
+          <w:color w:val="0000FF"/>
           <w:sz w:val="21"/>
           <w:szCs w:val="21"/>
           <w:lang w:eastAsia="cs-CZ"/>
@@ -36581,7 +36586,7 @@
       <w:r>
         <w:rPr>
           <w:rFonts w:ascii="Consolas" w:eastAsia="Times New Roman" w:hAnsi="Consolas" w:cs="Times New Roman"/>
-          <w:color w:val="202020"/>
+          <w:color w:val="3B3B3B"/>
           <w:sz w:val="21"/>
           <w:szCs w:val="21"/>
           <w:lang w:eastAsia="cs-CZ"/>
@@ -36591,7 +36596,7 @@
       <w:r>
         <w:rPr>
           <w:rFonts w:ascii="Consolas" w:eastAsia="Times New Roman" w:hAnsi="Consolas" w:cs="Times New Roman"/>
-          <w:color w:val="3086C5"/>
+          <w:color w:val="0070C1"/>
           <w:sz w:val="21"/>
           <w:szCs w:val="21"/>
           <w:lang w:eastAsia="cs-CZ"/>
@@ -36601,7 +36606,7 @@
       <w:r>
         <w:rPr>
           <w:rFonts w:ascii="Consolas" w:eastAsia="Times New Roman" w:hAnsi="Consolas" w:cs="Times New Roman"/>
-          <w:color w:val="202020"/>
+          <w:color w:val="3B3B3B"/>
           <w:sz w:val="21"/>
           <w:szCs w:val="21"/>
           <w:lang w:eastAsia="cs-CZ"/>
@@ -36611,7 +36616,7 @@
       <w:r>
         <w:rPr>
           <w:rFonts w:ascii="Consolas" w:eastAsia="Times New Roman" w:hAnsi="Consolas" w:cs="Times New Roman"/>
-          <w:color w:val="573F35"/>
+          <w:color w:val="000000"/>
           <w:sz w:val="21"/>
           <w:szCs w:val="21"/>
           <w:lang w:eastAsia="cs-CZ"/>
@@ -36621,7 +36626,7 @@
       <w:r>
         <w:rPr>
           <w:rFonts w:ascii="Consolas" w:eastAsia="Times New Roman" w:hAnsi="Consolas" w:cs="Times New Roman"/>
-          <w:color w:val="202020"/>
+          <w:color w:val="3B3B3B"/>
           <w:sz w:val="21"/>
           <w:szCs w:val="21"/>
           <w:lang w:eastAsia="cs-CZ"/>
@@ -36631,7 +36636,7 @@
       <w:r>
         <w:rPr>
           <w:rFonts w:ascii="Consolas" w:eastAsia="Times New Roman" w:hAnsi="Consolas" w:cs="Times New Roman"/>
-          <w:color w:val="3086C5"/>
+          <w:color w:val="0070C1"/>
           <w:sz w:val="21"/>
           <w:szCs w:val="21"/>
           <w:lang w:eastAsia="cs-CZ"/>
@@ -36652,16 +36657,16 @@
         <w:jc w:val="left"/>
         <w:rPr>
           <w:rFonts w:ascii="Consolas" w:eastAsia="Times New Roman" w:hAnsi="Consolas" w:cs="Times New Roman"/>
-          <w:color w:val="202020"/>
-          <w:sz w:val="21"/>
-          <w:szCs w:val="21"/>
-          <w:lang w:eastAsia="cs-CZ"/>
-        </w:rPr>
-      </w:pPr>
-      <w:r>
-        <w:rPr>
-          <w:rFonts w:ascii="Consolas" w:eastAsia="Times New Roman" w:hAnsi="Consolas" w:cs="Times New Roman"/>
-          <w:color w:val="202020"/>
+          <w:color w:val="3B3B3B"/>
+          <w:sz w:val="21"/>
+          <w:szCs w:val="21"/>
+          <w:lang w:eastAsia="cs-CZ"/>
+        </w:rPr>
+      </w:pPr>
+      <w:r>
+        <w:rPr>
+          <w:rFonts w:ascii="Consolas" w:eastAsia="Times New Roman" w:hAnsi="Consolas" w:cs="Times New Roman"/>
+          <w:color w:val="3B3B3B"/>
           <w:sz w:val="21"/>
           <w:szCs w:val="21"/>
           <w:lang w:eastAsia="cs-CZ"/>
@@ -36671,7 +36676,7 @@
       <w:r>
         <w:rPr>
           <w:rFonts w:ascii="Consolas" w:eastAsia="Times New Roman" w:hAnsi="Consolas" w:cs="Times New Roman"/>
-          <w:color w:val="573F35"/>
+          <w:color w:val="000000"/>
           <w:sz w:val="21"/>
           <w:szCs w:val="21"/>
           <w:lang w:eastAsia="cs-CZ"/>
@@ -36681,7 +36686,7 @@
       <w:r>
         <w:rPr>
           <w:rFonts w:ascii="Consolas" w:eastAsia="Times New Roman" w:hAnsi="Consolas" w:cs="Times New Roman"/>
-          <w:color w:val="202020"/>
+          <w:color w:val="3B3B3B"/>
           <w:sz w:val="21"/>
           <w:szCs w:val="21"/>
           <w:lang w:eastAsia="cs-CZ"/>
@@ -36691,7 +36696,7 @@
       <w:r>
         <w:rPr>
           <w:rFonts w:ascii="Consolas" w:eastAsia="Times New Roman" w:hAnsi="Consolas" w:cs="Times New Roman"/>
-          <w:color w:val="B86855"/>
+          <w:color w:val="A31515"/>
           <w:sz w:val="21"/>
           <w:szCs w:val="21"/>
           <w:lang w:eastAsia="cs-CZ"/>
@@ -36712,16 +36717,16 @@
         <w:jc w:val="left"/>
         <w:rPr>
           <w:rFonts w:ascii="Consolas" w:eastAsia="Times New Roman" w:hAnsi="Consolas" w:cs="Times New Roman"/>
-          <w:color w:val="202020"/>
-          <w:sz w:val="21"/>
-          <w:szCs w:val="21"/>
-          <w:lang w:eastAsia="cs-CZ"/>
-        </w:rPr>
-      </w:pPr>
-      <w:r>
-        <w:rPr>
-          <w:rFonts w:ascii="Consolas" w:eastAsia="Times New Roman" w:hAnsi="Consolas" w:cs="Times New Roman"/>
-          <w:color w:val="202020"/>
+          <w:color w:val="3B3B3B"/>
+          <w:sz w:val="21"/>
+          <w:szCs w:val="21"/>
+          <w:lang w:eastAsia="cs-CZ"/>
+        </w:rPr>
+      </w:pPr>
+      <w:r>
+        <w:rPr>
+          <w:rFonts w:ascii="Consolas" w:eastAsia="Times New Roman" w:hAnsi="Consolas" w:cs="Times New Roman"/>
+          <w:color w:val="3B3B3B"/>
           <w:sz w:val="21"/>
           <w:szCs w:val="21"/>
           <w:lang w:eastAsia="cs-CZ"/>
@@ -36731,7 +36736,7 @@
       <w:r>
         <w:rPr>
           <w:rFonts w:ascii="Consolas" w:eastAsia="Times New Roman" w:hAnsi="Consolas" w:cs="Times New Roman"/>
-          <w:color w:val="573F35"/>
+          <w:color w:val="000000"/>
           <w:sz w:val="21"/>
           <w:szCs w:val="21"/>
           <w:lang w:eastAsia="cs-CZ"/>
@@ -36741,7 +36746,7 @@
       <w:r>
         <w:rPr>
           <w:rFonts w:ascii="Consolas" w:eastAsia="Times New Roman" w:hAnsi="Consolas" w:cs="Times New Roman"/>
-          <w:color w:val="202020"/>
+          <w:color w:val="3B3B3B"/>
           <w:sz w:val="21"/>
           <w:szCs w:val="21"/>
           <w:lang w:eastAsia="cs-CZ"/>
@@ -36751,7 +36756,7 @@
       <w:r>
         <w:rPr>
           <w:rFonts w:ascii="Consolas" w:eastAsia="Times New Roman" w:hAnsi="Consolas" w:cs="Times New Roman"/>
-          <w:color w:val="B86855"/>
+          <w:color w:val="A31515"/>
           <w:sz w:val="21"/>
           <w:szCs w:val="21"/>
           <w:lang w:eastAsia="cs-CZ"/>
@@ -36761,7 +36766,7 @@
       <w:r>
         <w:rPr>
           <w:rFonts w:ascii="Consolas" w:eastAsia="Times New Roman" w:hAnsi="Consolas" w:cs="Times New Roman"/>
-          <w:color w:val="202020"/>
+          <w:color w:val="3B3B3B"/>
           <w:sz w:val="21"/>
           <w:szCs w:val="21"/>
           <w:lang w:eastAsia="cs-CZ"/>
@@ -36782,7 +36787,7 @@
         <w:jc w:val="left"/>
         <w:rPr>
           <w:rFonts w:ascii="Consolas" w:eastAsia="Times New Roman" w:hAnsi="Consolas" w:cs="Times New Roman"/>
-          <w:color w:val="202020"/>
+          <w:color w:val="3B3B3B"/>
           <w:sz w:val="21"/>
           <w:szCs w:val="21"/>
           <w:lang w:eastAsia="cs-CZ"/>
@@ -36802,16 +36807,16 @@
         <w:jc w:val="left"/>
         <w:rPr>
           <w:rFonts w:ascii="Consolas" w:eastAsia="Times New Roman" w:hAnsi="Consolas" w:cs="Times New Roman"/>
-          <w:color w:val="202020"/>
-          <w:sz w:val="21"/>
-          <w:szCs w:val="21"/>
-          <w:lang w:eastAsia="cs-CZ"/>
-        </w:rPr>
-      </w:pPr>
-      <w:r>
-        <w:rPr>
-          <w:rFonts w:ascii="Consolas" w:eastAsia="Times New Roman" w:hAnsi="Consolas" w:cs="Times New Roman"/>
-          <w:color w:val="202020"/>
+          <w:color w:val="3B3B3B"/>
+          <w:sz w:val="21"/>
+          <w:szCs w:val="21"/>
+          <w:lang w:eastAsia="cs-CZ"/>
+        </w:rPr>
+      </w:pPr>
+      <w:r>
+        <w:rPr>
+          <w:rFonts w:ascii="Consolas" w:eastAsia="Times New Roman" w:hAnsi="Consolas" w:cs="Times New Roman"/>
+          <w:color w:val="3B3B3B"/>
           <w:sz w:val="21"/>
           <w:szCs w:val="21"/>
           <w:lang w:eastAsia="cs-CZ"/>
@@ -36821,7 +36826,7 @@
       <w:r>
         <w:rPr>
           <w:rFonts w:ascii="Consolas" w:eastAsia="Times New Roman" w:hAnsi="Consolas" w:cs="Times New Roman"/>
-          <w:color w:val="5460C1"/>
+          <w:color w:val="0000FF"/>
           <w:sz w:val="21"/>
           <w:szCs w:val="21"/>
           <w:lang w:eastAsia="cs-CZ"/>
@@ -36831,7 +36836,7 @@
       <w:r>
         <w:rPr>
           <w:rFonts w:ascii="Consolas" w:eastAsia="Times New Roman" w:hAnsi="Consolas" w:cs="Times New Roman"/>
-          <w:color w:val="202020"/>
+          <w:color w:val="3B3B3B"/>
           <w:sz w:val="21"/>
           <w:szCs w:val="21"/>
           <w:lang w:eastAsia="cs-CZ"/>
@@ -36841,7 +36846,7 @@
       <w:r>
         <w:rPr>
           <w:rFonts w:ascii="Consolas" w:eastAsia="Times New Roman" w:hAnsi="Consolas" w:cs="Times New Roman"/>
-          <w:color w:val="3086C5"/>
+          <w:color w:val="0070C1"/>
           <w:sz w:val="21"/>
           <w:szCs w:val="21"/>
           <w:lang w:eastAsia="cs-CZ"/>
@@ -36851,7 +36856,7 @@
       <w:r>
         <w:rPr>
           <w:rFonts w:ascii="Consolas" w:eastAsia="Times New Roman" w:hAnsi="Consolas" w:cs="Times New Roman"/>
-          <w:color w:val="202020"/>
+          <w:color w:val="3B3B3B"/>
           <w:sz w:val="21"/>
           <w:szCs w:val="21"/>
           <w:lang w:eastAsia="cs-CZ"/>
@@ -36861,7 +36866,7 @@
       <w:r>
         <w:rPr>
           <w:rFonts w:ascii="Consolas" w:eastAsia="Times New Roman" w:hAnsi="Consolas" w:cs="Times New Roman"/>
-          <w:color w:val="573F35"/>
+          <w:color w:val="000000"/>
           <w:sz w:val="21"/>
           <w:szCs w:val="21"/>
           <w:lang w:eastAsia="cs-CZ"/>
@@ -36871,7 +36876,7 @@
       <w:r>
         <w:rPr>
           <w:rFonts w:ascii="Consolas" w:eastAsia="Times New Roman" w:hAnsi="Consolas" w:cs="Times New Roman"/>
-          <w:color w:val="202020"/>
+          <w:color w:val="3B3B3B"/>
           <w:sz w:val="21"/>
           <w:szCs w:val="21"/>
           <w:lang w:eastAsia="cs-CZ"/>
@@ -36881,7 +36886,7 @@
       <w:r>
         <w:rPr>
           <w:rFonts w:ascii="Consolas" w:eastAsia="Times New Roman" w:hAnsi="Consolas" w:cs="Times New Roman"/>
-          <w:color w:val="3086C5"/>
+          <w:color w:val="0070C1"/>
           <w:sz w:val="21"/>
           <w:szCs w:val="21"/>
           <w:lang w:eastAsia="cs-CZ"/>
@@ -36902,16 +36907,16 @@
         <w:jc w:val="left"/>
         <w:rPr>
           <w:rFonts w:ascii="Consolas" w:eastAsia="Times New Roman" w:hAnsi="Consolas" w:cs="Times New Roman"/>
-          <w:color w:val="202020"/>
-          <w:sz w:val="21"/>
-          <w:szCs w:val="21"/>
-          <w:lang w:eastAsia="cs-CZ"/>
-        </w:rPr>
-      </w:pPr>
-      <w:r>
-        <w:rPr>
-          <w:rFonts w:ascii="Consolas" w:eastAsia="Times New Roman" w:hAnsi="Consolas" w:cs="Times New Roman"/>
-          <w:color w:val="202020"/>
+          <w:color w:val="3B3B3B"/>
+          <w:sz w:val="21"/>
+          <w:szCs w:val="21"/>
+          <w:lang w:eastAsia="cs-CZ"/>
+        </w:rPr>
+      </w:pPr>
+      <w:r>
+        <w:rPr>
+          <w:rFonts w:ascii="Consolas" w:eastAsia="Times New Roman" w:hAnsi="Consolas" w:cs="Times New Roman"/>
+          <w:color w:val="3B3B3B"/>
           <w:sz w:val="21"/>
           <w:szCs w:val="21"/>
           <w:lang w:eastAsia="cs-CZ"/>
@@ -36921,7 +36926,7 @@
       <w:r>
         <w:rPr>
           <w:rFonts w:ascii="Consolas" w:eastAsia="Times New Roman" w:hAnsi="Consolas" w:cs="Times New Roman"/>
-          <w:color w:val="573F35"/>
+          <w:color w:val="000000"/>
           <w:sz w:val="21"/>
           <w:szCs w:val="21"/>
           <w:lang w:eastAsia="cs-CZ"/>
@@ -36931,7 +36936,7 @@
       <w:r>
         <w:rPr>
           <w:rFonts w:ascii="Consolas" w:eastAsia="Times New Roman" w:hAnsi="Consolas" w:cs="Times New Roman"/>
-          <w:color w:val="202020"/>
+          <w:color w:val="3B3B3B"/>
           <w:sz w:val="21"/>
           <w:szCs w:val="21"/>
           <w:lang w:eastAsia="cs-CZ"/>
@@ -36952,16 +36957,16 @@
         <w:jc w:val="left"/>
         <w:rPr>
           <w:rFonts w:ascii="Consolas" w:eastAsia="Times New Roman" w:hAnsi="Consolas" w:cs="Times New Roman"/>
-          <w:color w:val="202020"/>
-          <w:sz w:val="21"/>
-          <w:szCs w:val="21"/>
-          <w:lang w:eastAsia="cs-CZ"/>
-        </w:rPr>
-      </w:pPr>
-      <w:r>
-        <w:rPr>
-          <w:rFonts w:ascii="Consolas" w:eastAsia="Times New Roman" w:hAnsi="Consolas" w:cs="Times New Roman"/>
-          <w:color w:val="202020"/>
+          <w:color w:val="3B3B3B"/>
+          <w:sz w:val="21"/>
+          <w:szCs w:val="21"/>
+          <w:lang w:eastAsia="cs-CZ"/>
+        </w:rPr>
+      </w:pPr>
+      <w:r>
+        <w:rPr>
+          <w:rFonts w:ascii="Consolas" w:eastAsia="Times New Roman" w:hAnsi="Consolas" w:cs="Times New Roman"/>
+          <w:color w:val="3B3B3B"/>
           <w:sz w:val="21"/>
           <w:szCs w:val="21"/>
           <w:lang w:eastAsia="cs-CZ"/>
@@ -36971,7 +36976,7 @@
       <w:r>
         <w:rPr>
           <w:rFonts w:ascii="Consolas" w:eastAsia="Times New Roman" w:hAnsi="Consolas" w:cs="Times New Roman"/>
-          <w:color w:val="3086C5"/>
+          <w:color w:val="0070C1"/>
           <w:sz w:val="21"/>
           <w:szCs w:val="21"/>
           <w:lang w:eastAsia="cs-CZ"/>
@@ -36981,7 +36986,7 @@
       <w:r>
         <w:rPr>
           <w:rFonts w:ascii="Consolas" w:eastAsia="Times New Roman" w:hAnsi="Consolas" w:cs="Times New Roman"/>
-          <w:color w:val="202020"/>
+          <w:color w:val="3B3B3B"/>
           <w:sz w:val="21"/>
           <w:szCs w:val="21"/>
           <w:lang w:eastAsia="cs-CZ"/>
@@ -37002,16 +37007,16 @@
         <w:jc w:val="left"/>
         <w:rPr>
           <w:rFonts w:ascii="Consolas" w:eastAsia="Times New Roman" w:hAnsi="Consolas" w:cs="Times New Roman"/>
-          <w:color w:val="202020"/>
-          <w:sz w:val="21"/>
-          <w:szCs w:val="21"/>
-          <w:lang w:eastAsia="cs-CZ"/>
-        </w:rPr>
-      </w:pPr>
-      <w:r>
-        <w:rPr>
-          <w:rFonts w:ascii="Consolas" w:eastAsia="Times New Roman" w:hAnsi="Consolas" w:cs="Times New Roman"/>
-          <w:color w:val="202020"/>
+          <w:color w:val="3B3B3B"/>
+          <w:sz w:val="21"/>
+          <w:szCs w:val="21"/>
+          <w:lang w:eastAsia="cs-CZ"/>
+        </w:rPr>
+      </w:pPr>
+      <w:r>
+        <w:rPr>
+          <w:rFonts w:ascii="Consolas" w:eastAsia="Times New Roman" w:hAnsi="Consolas" w:cs="Times New Roman"/>
+          <w:color w:val="3B3B3B"/>
           <w:sz w:val="21"/>
           <w:szCs w:val="21"/>
           <w:lang w:eastAsia="cs-CZ"/>
@@ -37021,7 +37026,7 @@
       <w:r>
         <w:rPr>
           <w:rFonts w:ascii="Consolas" w:eastAsia="Times New Roman" w:hAnsi="Consolas" w:cs="Times New Roman"/>
-          <w:color w:val="3086C5"/>
+          <w:color w:val="0070C1"/>
           <w:sz w:val="21"/>
           <w:szCs w:val="21"/>
           <w:lang w:eastAsia="cs-CZ"/>
@@ -37031,7 +37036,7 @@
       <w:r>
         <w:rPr>
           <w:rFonts w:ascii="Consolas" w:eastAsia="Times New Roman" w:hAnsi="Consolas" w:cs="Times New Roman"/>
-          <w:color w:val="202020"/>
+          <w:color w:val="3B3B3B"/>
           <w:sz w:val="21"/>
           <w:szCs w:val="21"/>
           <w:lang w:eastAsia="cs-CZ"/>
@@ -37041,7 +37046,7 @@
       <w:r>
         <w:rPr>
           <w:rFonts w:ascii="Consolas" w:eastAsia="Times New Roman" w:hAnsi="Consolas" w:cs="Times New Roman"/>
-          <w:color w:val="573F35"/>
+          <w:color w:val="000000"/>
           <w:sz w:val="21"/>
           <w:szCs w:val="21"/>
           <w:lang w:eastAsia="cs-CZ"/>
@@ -37051,7 +37056,7 @@
       <w:r>
         <w:rPr>
           <w:rFonts w:ascii="Consolas" w:eastAsia="Times New Roman" w:hAnsi="Consolas" w:cs="Times New Roman"/>
-          <w:color w:val="202020"/>
+          <w:color w:val="3B3B3B"/>
           <w:sz w:val="21"/>
           <w:szCs w:val="21"/>
           <w:lang w:eastAsia="cs-CZ"/>
@@ -37061,7 +37066,7 @@
       <w:r>
         <w:rPr>
           <w:rFonts w:ascii="Consolas" w:eastAsia="Times New Roman" w:hAnsi="Consolas" w:cs="Times New Roman"/>
-          <w:color w:val="5460C1"/>
+          <w:color w:val="0000FF"/>
           <w:sz w:val="21"/>
           <w:szCs w:val="21"/>
           <w:lang w:eastAsia="cs-CZ"/>
@@ -37071,7 +37076,7 @@
       <w:r>
         <w:rPr>
           <w:rFonts w:ascii="Consolas" w:eastAsia="Times New Roman" w:hAnsi="Consolas" w:cs="Times New Roman"/>
-          <w:color w:val="202020"/>
+          <w:color w:val="3B3B3B"/>
           <w:sz w:val="21"/>
           <w:szCs w:val="21"/>
           <w:lang w:eastAsia="cs-CZ"/>
@@ -37092,16 +37097,16 @@
         <w:jc w:val="left"/>
         <w:rPr>
           <w:rFonts w:ascii="Consolas" w:eastAsia="Times New Roman" w:hAnsi="Consolas" w:cs="Times New Roman"/>
-          <w:color w:val="202020"/>
-          <w:sz w:val="21"/>
-          <w:szCs w:val="21"/>
-          <w:lang w:eastAsia="cs-CZ"/>
-        </w:rPr>
-      </w:pPr>
-      <w:r>
-        <w:rPr>
-          <w:rFonts w:ascii="Consolas" w:eastAsia="Times New Roman" w:hAnsi="Consolas" w:cs="Times New Roman"/>
-          <w:color w:val="202020"/>
+          <w:color w:val="3B3B3B"/>
+          <w:sz w:val="21"/>
+          <w:szCs w:val="21"/>
+          <w:lang w:eastAsia="cs-CZ"/>
+        </w:rPr>
+      </w:pPr>
+      <w:r>
+        <w:rPr>
+          <w:rFonts w:ascii="Consolas" w:eastAsia="Times New Roman" w:hAnsi="Consolas" w:cs="Times New Roman"/>
+          <w:color w:val="3B3B3B"/>
           <w:sz w:val="21"/>
           <w:szCs w:val="21"/>
           <w:lang w:eastAsia="cs-CZ"/>
@@ -37111,7 +37116,7 @@
       <w:r>
         <w:rPr>
           <w:rFonts w:ascii="Consolas" w:eastAsia="Times New Roman" w:hAnsi="Consolas" w:cs="Times New Roman"/>
-          <w:color w:val="3086C5"/>
+          <w:color w:val="0070C1"/>
           <w:sz w:val="21"/>
           <w:szCs w:val="21"/>
           <w:lang w:eastAsia="cs-CZ"/>
@@ -37121,7 +37126,7 @@
       <w:r>
         <w:rPr>
           <w:rFonts w:ascii="Consolas" w:eastAsia="Times New Roman" w:hAnsi="Consolas" w:cs="Times New Roman"/>
-          <w:color w:val="202020"/>
+          <w:color w:val="3B3B3B"/>
           <w:sz w:val="21"/>
           <w:szCs w:val="21"/>
           <w:lang w:eastAsia="cs-CZ"/>
@@ -37131,7 +37136,7 @@
       <w:r>
         <w:rPr>
           <w:rFonts w:ascii="Consolas" w:eastAsia="Times New Roman" w:hAnsi="Consolas" w:cs="Times New Roman"/>
-          <w:color w:val="573F35"/>
+          <w:color w:val="000000"/>
           <w:sz w:val="21"/>
           <w:szCs w:val="21"/>
           <w:lang w:eastAsia="cs-CZ"/>
@@ -37141,7 +37146,7 @@
       <w:r>
         <w:rPr>
           <w:rFonts w:ascii="Consolas" w:eastAsia="Times New Roman" w:hAnsi="Consolas" w:cs="Times New Roman"/>
-          <w:color w:val="202020"/>
+          <w:color w:val="3B3B3B"/>
           <w:sz w:val="21"/>
           <w:szCs w:val="21"/>
           <w:lang w:eastAsia="cs-CZ"/>
@@ -37151,7 +37156,7 @@
       <w:r>
         <w:rPr>
           <w:rFonts w:ascii="Consolas" w:eastAsia="Times New Roman" w:hAnsi="Consolas" w:cs="Times New Roman"/>
-          <w:color w:val="B86855"/>
+          <w:color w:val="A31515"/>
           <w:sz w:val="21"/>
           <w:szCs w:val="21"/>
           <w:lang w:eastAsia="cs-CZ"/>
@@ -37161,7 +37166,7 @@
       <w:r>
         <w:rPr>
           <w:rFonts w:ascii="Consolas" w:eastAsia="Times New Roman" w:hAnsi="Consolas" w:cs="Times New Roman"/>
-          <w:color w:val="202020"/>
+          <w:color w:val="3B3B3B"/>
           <w:sz w:val="21"/>
           <w:szCs w:val="21"/>
           <w:lang w:eastAsia="cs-CZ"/>
@@ -37182,16 +37187,16 @@
         <w:jc w:val="left"/>
         <w:rPr>
           <w:rFonts w:ascii="Consolas" w:eastAsia="Times New Roman" w:hAnsi="Consolas" w:cs="Times New Roman"/>
-          <w:color w:val="202020"/>
-          <w:sz w:val="21"/>
-          <w:szCs w:val="21"/>
-          <w:lang w:eastAsia="cs-CZ"/>
-        </w:rPr>
-      </w:pPr>
-      <w:r>
-        <w:rPr>
-          <w:rFonts w:ascii="Consolas" w:eastAsia="Times New Roman" w:hAnsi="Consolas" w:cs="Times New Roman"/>
-          <w:color w:val="202020"/>
+          <w:color w:val="3B3B3B"/>
+          <w:sz w:val="21"/>
+          <w:szCs w:val="21"/>
+          <w:lang w:eastAsia="cs-CZ"/>
+        </w:rPr>
+      </w:pPr>
+      <w:r>
+        <w:rPr>
+          <w:rFonts w:ascii="Consolas" w:eastAsia="Times New Roman" w:hAnsi="Consolas" w:cs="Times New Roman"/>
+          <w:color w:val="3B3B3B"/>
           <w:sz w:val="21"/>
           <w:szCs w:val="21"/>
           <w:lang w:eastAsia="cs-CZ"/>
@@ -37201,7 +37206,7 @@
       <w:r>
         <w:rPr>
           <w:rFonts w:ascii="Consolas" w:eastAsia="Times New Roman" w:hAnsi="Consolas" w:cs="Times New Roman"/>
-          <w:color w:val="3086C5"/>
+          <w:color w:val="0070C1"/>
           <w:sz w:val="21"/>
           <w:szCs w:val="21"/>
           <w:lang w:eastAsia="cs-CZ"/>
@@ -37211,7 +37216,7 @@
       <w:r>
         <w:rPr>
           <w:rFonts w:ascii="Consolas" w:eastAsia="Times New Roman" w:hAnsi="Consolas" w:cs="Times New Roman"/>
-          <w:color w:val="202020"/>
+          <w:color w:val="3B3B3B"/>
           <w:sz w:val="21"/>
           <w:szCs w:val="21"/>
           <w:lang w:eastAsia="cs-CZ"/>
@@ -37221,7 +37226,7 @@
       <w:r>
         <w:rPr>
           <w:rFonts w:ascii="Consolas" w:eastAsia="Times New Roman" w:hAnsi="Consolas" w:cs="Times New Roman"/>
-          <w:color w:val="573F35"/>
+          <w:color w:val="000000"/>
           <w:sz w:val="21"/>
           <w:szCs w:val="21"/>
           <w:lang w:eastAsia="cs-CZ"/>
@@ -37231,7 +37236,7 @@
       <w:r>
         <w:rPr>
           <w:rFonts w:ascii="Consolas" w:eastAsia="Times New Roman" w:hAnsi="Consolas" w:cs="Times New Roman"/>
-          <w:color w:val="202020"/>
+          <w:color w:val="3B3B3B"/>
           <w:sz w:val="21"/>
           <w:szCs w:val="21"/>
           <w:lang w:eastAsia="cs-CZ"/>
@@ -37241,7 +37246,7 @@
       <w:r>
         <w:rPr>
           <w:rFonts w:ascii="Consolas" w:eastAsia="Times New Roman" w:hAnsi="Consolas" w:cs="Times New Roman"/>
-          <w:color w:val="5460C1"/>
+          <w:color w:val="0000FF"/>
           <w:sz w:val="21"/>
           <w:szCs w:val="21"/>
           <w:lang w:eastAsia="cs-CZ"/>
@@ -37251,7 +37256,7 @@
       <w:r>
         <w:rPr>
           <w:rFonts w:ascii="Consolas" w:eastAsia="Times New Roman" w:hAnsi="Consolas" w:cs="Times New Roman"/>
-          <w:color w:val="202020"/>
+          <w:color w:val="3B3B3B"/>
           <w:sz w:val="21"/>
           <w:szCs w:val="21"/>
           <w:lang w:eastAsia="cs-CZ"/>
@@ -37272,16 +37277,16 @@
         <w:jc w:val="left"/>
         <w:rPr>
           <w:rFonts w:ascii="Consolas" w:eastAsia="Times New Roman" w:hAnsi="Consolas" w:cs="Times New Roman"/>
-          <w:color w:val="202020"/>
-          <w:sz w:val="21"/>
-          <w:szCs w:val="21"/>
-          <w:lang w:eastAsia="cs-CZ"/>
-        </w:rPr>
-      </w:pPr>
-      <w:r>
-        <w:rPr>
-          <w:rFonts w:ascii="Consolas" w:eastAsia="Times New Roman" w:hAnsi="Consolas" w:cs="Times New Roman"/>
-          <w:color w:val="202020"/>
+          <w:color w:val="3B3B3B"/>
+          <w:sz w:val="21"/>
+          <w:szCs w:val="21"/>
+          <w:lang w:eastAsia="cs-CZ"/>
+        </w:rPr>
+      </w:pPr>
+      <w:r>
+        <w:rPr>
+          <w:rFonts w:ascii="Consolas" w:eastAsia="Times New Roman" w:hAnsi="Consolas" w:cs="Times New Roman"/>
+          <w:color w:val="3B3B3B"/>
           <w:sz w:val="21"/>
           <w:szCs w:val="21"/>
           <w:lang w:eastAsia="cs-CZ"/>
@@ -37291,7 +37296,7 @@
       <w:r>
         <w:rPr>
           <w:rFonts w:ascii="Consolas" w:eastAsia="Times New Roman" w:hAnsi="Consolas" w:cs="Times New Roman"/>
-          <w:color w:val="B86855"/>
+          <w:color w:val="A31515"/>
           <w:sz w:val="21"/>
           <w:szCs w:val="21"/>
           <w:lang w:eastAsia="cs-CZ"/>
@@ -37301,7 +37306,7 @@
       <w:r>
         <w:rPr>
           <w:rFonts w:ascii="Consolas" w:eastAsia="Times New Roman" w:hAnsi="Consolas" w:cs="Times New Roman"/>
-          <w:color w:val="202020"/>
+          <w:color w:val="3B3B3B"/>
           <w:sz w:val="21"/>
           <w:szCs w:val="21"/>
           <w:lang w:eastAsia="cs-CZ"/>
@@ -37311,7 +37316,7 @@
       <w:r>
         <w:rPr>
           <w:rFonts w:ascii="Consolas" w:eastAsia="Times New Roman" w:hAnsi="Consolas" w:cs="Times New Roman"/>
-          <w:color w:val="573F35"/>
+          <w:color w:val="000000"/>
           <w:sz w:val="21"/>
           <w:szCs w:val="21"/>
           <w:lang w:eastAsia="cs-CZ"/>
@@ -37321,7 +37326,7 @@
       <w:r>
         <w:rPr>
           <w:rFonts w:ascii="Consolas" w:eastAsia="Times New Roman" w:hAnsi="Consolas" w:cs="Times New Roman"/>
-          <w:color w:val="202020"/>
+          <w:color w:val="3B3B3B"/>
           <w:sz w:val="21"/>
           <w:szCs w:val="21"/>
           <w:lang w:eastAsia="cs-CZ"/>
@@ -37331,7 +37336,7 @@
       <w:r>
         <w:rPr>
           <w:rFonts w:ascii="Consolas" w:eastAsia="Times New Roman" w:hAnsi="Consolas" w:cs="Times New Roman"/>
-          <w:color w:val="3086C5"/>
+          <w:color w:val="0070C1"/>
           <w:sz w:val="21"/>
           <w:szCs w:val="21"/>
           <w:lang w:eastAsia="cs-CZ"/>
@@ -37341,7 +37346,7 @@
       <w:r>
         <w:rPr>
           <w:rFonts w:ascii="Consolas" w:eastAsia="Times New Roman" w:hAnsi="Consolas" w:cs="Times New Roman"/>
-          <w:color w:val="202020"/>
+          <w:color w:val="3B3B3B"/>
           <w:sz w:val="21"/>
           <w:szCs w:val="21"/>
           <w:lang w:eastAsia="cs-CZ"/>
@@ -37351,7 +37356,7 @@
       <w:r>
         <w:rPr>
           <w:rFonts w:ascii="Consolas" w:eastAsia="Times New Roman" w:hAnsi="Consolas" w:cs="Times New Roman"/>
-          <w:color w:val="282D85"/>
+          <w:color w:val="001080"/>
           <w:sz w:val="21"/>
           <w:szCs w:val="21"/>
           <w:lang w:eastAsia="cs-CZ"/>
@@ -37361,7 +37366,7 @@
       <w:r>
         <w:rPr>
           <w:rFonts w:ascii="Consolas" w:eastAsia="Times New Roman" w:hAnsi="Consolas" w:cs="Times New Roman"/>
-          <w:color w:val="202020"/>
+          <w:color w:val="3B3B3B"/>
           <w:sz w:val="21"/>
           <w:szCs w:val="21"/>
           <w:lang w:eastAsia="cs-CZ"/>
@@ -37382,16 +37387,16 @@
         <w:jc w:val="left"/>
         <w:rPr>
           <w:rFonts w:ascii="Consolas" w:eastAsia="Times New Roman" w:hAnsi="Consolas" w:cs="Times New Roman"/>
-          <w:color w:val="202020"/>
-          <w:sz w:val="21"/>
-          <w:szCs w:val="21"/>
-          <w:lang w:eastAsia="cs-CZ"/>
-        </w:rPr>
-      </w:pPr>
-      <w:r>
-        <w:rPr>
-          <w:rFonts w:ascii="Consolas" w:eastAsia="Times New Roman" w:hAnsi="Consolas" w:cs="Times New Roman"/>
-          <w:color w:val="202020"/>
+          <w:color w:val="3B3B3B"/>
+          <w:sz w:val="21"/>
+          <w:szCs w:val="21"/>
+          <w:lang w:eastAsia="cs-CZ"/>
+        </w:rPr>
+      </w:pPr>
+      <w:r>
+        <w:rPr>
+          <w:rFonts w:ascii="Consolas" w:eastAsia="Times New Roman" w:hAnsi="Consolas" w:cs="Times New Roman"/>
+          <w:color w:val="3B3B3B"/>
           <w:sz w:val="21"/>
           <w:szCs w:val="21"/>
           <w:lang w:eastAsia="cs-CZ"/>
@@ -37401,7 +37406,7 @@
       <w:r>
         <w:rPr>
           <w:rFonts w:ascii="Consolas" w:eastAsia="Times New Roman" w:hAnsi="Consolas" w:cs="Times New Roman"/>
-          <w:color w:val="3086C5"/>
+          <w:color w:val="0070C1"/>
           <w:sz w:val="21"/>
           <w:szCs w:val="21"/>
           <w:lang w:eastAsia="cs-CZ"/>
@@ -37411,7 +37416,7 @@
       <w:r>
         <w:rPr>
           <w:rFonts w:ascii="Consolas" w:eastAsia="Times New Roman" w:hAnsi="Consolas" w:cs="Times New Roman"/>
-          <w:color w:val="202020"/>
+          <w:color w:val="3B3B3B"/>
           <w:sz w:val="21"/>
           <w:szCs w:val="21"/>
           <w:lang w:eastAsia="cs-CZ"/>
@@ -37432,16 +37437,16 @@
         <w:jc w:val="left"/>
         <w:rPr>
           <w:rFonts w:ascii="Consolas" w:eastAsia="Times New Roman" w:hAnsi="Consolas" w:cs="Times New Roman"/>
-          <w:color w:val="202020"/>
-          <w:sz w:val="21"/>
-          <w:szCs w:val="21"/>
-          <w:lang w:eastAsia="cs-CZ"/>
-        </w:rPr>
-      </w:pPr>
-      <w:r>
-        <w:rPr>
-          <w:rFonts w:ascii="Consolas" w:eastAsia="Times New Roman" w:hAnsi="Consolas" w:cs="Times New Roman"/>
-          <w:color w:val="202020"/>
+          <w:color w:val="3B3B3B"/>
+          <w:sz w:val="21"/>
+          <w:szCs w:val="21"/>
+          <w:lang w:eastAsia="cs-CZ"/>
+        </w:rPr>
+      </w:pPr>
+      <w:r>
+        <w:rPr>
+          <w:rFonts w:ascii="Consolas" w:eastAsia="Times New Roman" w:hAnsi="Consolas" w:cs="Times New Roman"/>
+          <w:color w:val="3B3B3B"/>
           <w:sz w:val="21"/>
           <w:szCs w:val="21"/>
           <w:lang w:eastAsia="cs-CZ"/>
@@ -37462,16 +37467,16 @@
         <w:jc w:val="left"/>
         <w:rPr>
           <w:rFonts w:ascii="Consolas" w:eastAsia="Times New Roman" w:hAnsi="Consolas" w:cs="Times New Roman"/>
-          <w:color w:val="202020"/>
-          <w:sz w:val="21"/>
-          <w:szCs w:val="21"/>
-          <w:lang w:eastAsia="cs-CZ"/>
-        </w:rPr>
-      </w:pPr>
-      <w:r>
-        <w:rPr>
-          <w:rFonts w:ascii="Consolas" w:eastAsia="Times New Roman" w:hAnsi="Consolas" w:cs="Times New Roman"/>
-          <w:color w:val="202020"/>
+          <w:color w:val="3B3B3B"/>
+          <w:sz w:val="21"/>
+          <w:szCs w:val="21"/>
+          <w:lang w:eastAsia="cs-CZ"/>
+        </w:rPr>
+      </w:pPr>
+      <w:r>
+        <w:rPr>
+          <w:rFonts w:ascii="Consolas" w:eastAsia="Times New Roman" w:hAnsi="Consolas" w:cs="Times New Roman"/>
+          <w:color w:val="3B3B3B"/>
           <w:sz w:val="21"/>
           <w:szCs w:val="21"/>
           <w:lang w:eastAsia="cs-CZ"/>
@@ -37481,7 +37486,7 @@
       <w:r>
         <w:rPr>
           <w:rFonts w:ascii="Consolas" w:eastAsia="Times New Roman" w:hAnsi="Consolas" w:cs="Times New Roman"/>
-          <w:color w:val="573F35"/>
+          <w:color w:val="000000"/>
           <w:sz w:val="21"/>
           <w:szCs w:val="21"/>
           <w:lang w:eastAsia="cs-CZ"/>
@@ -37491,7 +37496,7 @@
       <w:r>
         <w:rPr>
           <w:rFonts w:ascii="Consolas" w:eastAsia="Times New Roman" w:hAnsi="Consolas" w:cs="Times New Roman"/>
-          <w:color w:val="202020"/>
+          <w:color w:val="3B3B3B"/>
           <w:sz w:val="21"/>
           <w:szCs w:val="21"/>
           <w:lang w:eastAsia="cs-CZ"/>
@@ -37501,7 +37506,7 @@
       <w:r>
         <w:rPr>
           <w:rFonts w:ascii="Consolas" w:eastAsia="Times New Roman" w:hAnsi="Consolas" w:cs="Times New Roman"/>
-          <w:color w:val="3086C5"/>
+          <w:color w:val="0070C1"/>
           <w:sz w:val="21"/>
           <w:szCs w:val="21"/>
           <w:lang w:eastAsia="cs-CZ"/>
@@ -37511,7 +37516,7 @@
       <w:r>
         <w:rPr>
           <w:rFonts w:ascii="Consolas" w:eastAsia="Times New Roman" w:hAnsi="Consolas" w:cs="Times New Roman"/>
-          <w:color w:val="202020"/>
+          <w:color w:val="3B3B3B"/>
           <w:sz w:val="21"/>
           <w:szCs w:val="21"/>
           <w:lang w:eastAsia="cs-CZ"/>
@@ -37521,7 +37526,7 @@
       <w:r>
         <w:rPr>
           <w:rFonts w:ascii="Consolas" w:eastAsia="Times New Roman" w:hAnsi="Consolas" w:cs="Times New Roman"/>
-          <w:color w:val="3086C5"/>
+          <w:color w:val="0070C1"/>
           <w:sz w:val="21"/>
           <w:szCs w:val="21"/>
           <w:lang w:eastAsia="cs-CZ"/>
@@ -37531,7 +37536,7 @@
       <w:r>
         <w:rPr>
           <w:rFonts w:ascii="Consolas" w:eastAsia="Times New Roman" w:hAnsi="Consolas" w:cs="Times New Roman"/>
-          <w:color w:val="202020"/>
+          <w:color w:val="3B3B3B"/>
           <w:sz w:val="21"/>
           <w:szCs w:val="21"/>
           <w:lang w:eastAsia="cs-CZ"/>
@@ -37541,7 +37546,7 @@
       <w:r>
         <w:rPr>
           <w:rFonts w:ascii="Consolas" w:eastAsia="Times New Roman" w:hAnsi="Consolas" w:cs="Times New Roman"/>
-          <w:color w:val="573F35"/>
+          <w:color w:val="000000"/>
           <w:sz w:val="21"/>
           <w:szCs w:val="21"/>
           <w:lang w:eastAsia="cs-CZ"/>
@@ -37551,7 +37556,7 @@
       <w:r>
         <w:rPr>
           <w:rFonts w:ascii="Consolas" w:eastAsia="Times New Roman" w:hAnsi="Consolas" w:cs="Times New Roman"/>
-          <w:color w:val="202020"/>
+          <w:color w:val="3B3B3B"/>
           <w:sz w:val="21"/>
           <w:szCs w:val="21"/>
           <w:lang w:eastAsia="cs-CZ"/>
@@ -37561,7 +37566,7 @@
       <w:r>
         <w:rPr>
           <w:rFonts w:ascii="Consolas" w:eastAsia="Times New Roman" w:hAnsi="Consolas" w:cs="Times New Roman"/>
-          <w:color w:val="5460C1"/>
+          <w:color w:val="0000FF"/>
           <w:sz w:val="21"/>
           <w:szCs w:val="21"/>
           <w:lang w:eastAsia="cs-CZ"/>
@@ -37571,7 +37576,7 @@
       <w:r>
         <w:rPr>
           <w:rFonts w:ascii="Consolas" w:eastAsia="Times New Roman" w:hAnsi="Consolas" w:cs="Times New Roman"/>
-          <w:color w:val="202020"/>
+          <w:color w:val="3B3B3B"/>
           <w:sz w:val="21"/>
           <w:szCs w:val="21"/>
           <w:lang w:eastAsia="cs-CZ"/>
@@ -37581,7 +37586,7 @@
       <w:r>
         <w:rPr>
           <w:rFonts w:ascii="Consolas" w:eastAsia="Times New Roman" w:hAnsi="Consolas" w:cs="Times New Roman"/>
-          <w:color w:val="3086C5"/>
+          <w:color w:val="0070C1"/>
           <w:sz w:val="21"/>
           <w:szCs w:val="21"/>
           <w:lang w:eastAsia="cs-CZ"/>
@@ -37591,7 +37596,7 @@
       <w:r>
         <w:rPr>
           <w:rFonts w:ascii="Consolas" w:eastAsia="Times New Roman" w:hAnsi="Consolas" w:cs="Times New Roman"/>
-          <w:color w:val="202020"/>
+          <w:color w:val="3B3B3B"/>
           <w:sz w:val="21"/>
           <w:szCs w:val="21"/>
           <w:lang w:eastAsia="cs-CZ"/>
@@ -37601,7 +37606,7 @@
       <w:r>
         <w:rPr>
           <w:rFonts w:ascii="Consolas" w:eastAsia="Times New Roman" w:hAnsi="Consolas" w:cs="Times New Roman"/>
-          <w:color w:val="573F35"/>
+          <w:color w:val="000000"/>
           <w:sz w:val="21"/>
           <w:szCs w:val="21"/>
           <w:lang w:eastAsia="cs-CZ"/>
@@ -37611,7 +37616,7 @@
       <w:r>
         <w:rPr>
           <w:rFonts w:ascii="Consolas" w:eastAsia="Times New Roman" w:hAnsi="Consolas" w:cs="Times New Roman"/>
-          <w:color w:val="202020"/>
+          <w:color w:val="3B3B3B"/>
           <w:sz w:val="21"/>
           <w:szCs w:val="21"/>
           <w:lang w:eastAsia="cs-CZ"/>
@@ -37621,7 +37626,7 @@
       <w:r>
         <w:rPr>
           <w:rFonts w:ascii="Consolas" w:eastAsia="Times New Roman" w:hAnsi="Consolas" w:cs="Times New Roman"/>
-          <w:color w:val="B86855"/>
+          <w:color w:val="A31515"/>
           <w:sz w:val="21"/>
           <w:szCs w:val="21"/>
           <w:lang w:eastAsia="cs-CZ"/>
@@ -37631,7 +37636,7 @@
       <w:r>
         <w:rPr>
           <w:rFonts w:ascii="Consolas" w:eastAsia="Times New Roman" w:hAnsi="Consolas" w:cs="Times New Roman"/>
-          <w:color w:val="202020"/>
+          <w:color w:val="3B3B3B"/>
           <w:sz w:val="21"/>
           <w:szCs w:val="21"/>
           <w:lang w:eastAsia="cs-CZ"/>
@@ -37641,7 +37646,7 @@
       <w:r>
         <w:rPr>
           <w:rFonts w:ascii="Consolas" w:eastAsia="Times New Roman" w:hAnsi="Consolas" w:cs="Times New Roman"/>
-          <w:color w:val="3086C5"/>
+          <w:color w:val="0070C1"/>
           <w:sz w:val="21"/>
           <w:szCs w:val="21"/>
           <w:lang w:eastAsia="cs-CZ"/>
@@ -37651,7 +37656,7 @@
       <w:r>
         <w:rPr>
           <w:rFonts w:ascii="Consolas" w:eastAsia="Times New Roman" w:hAnsi="Consolas" w:cs="Times New Roman"/>
-          <w:color w:val="202020"/>
+          <w:color w:val="3B3B3B"/>
           <w:sz w:val="21"/>
           <w:szCs w:val="21"/>
           <w:lang w:eastAsia="cs-CZ"/>
@@ -37661,7 +37666,7 @@
       <w:r>
         <w:rPr>
           <w:rFonts w:ascii="Consolas" w:eastAsia="Times New Roman" w:hAnsi="Consolas" w:cs="Times New Roman"/>
-          <w:color w:val="573F35"/>
+          <w:color w:val="000000"/>
           <w:sz w:val="21"/>
           <w:szCs w:val="21"/>
           <w:lang w:eastAsia="cs-CZ"/>
@@ -37671,7 +37676,7 @@
       <w:r>
         <w:rPr>
           <w:rFonts w:ascii="Consolas" w:eastAsia="Times New Roman" w:hAnsi="Consolas" w:cs="Times New Roman"/>
-          <w:color w:val="202020"/>
+          <w:color w:val="3B3B3B"/>
           <w:sz w:val="21"/>
           <w:szCs w:val="21"/>
           <w:lang w:eastAsia="cs-CZ"/>
@@ -37681,7 +37686,7 @@
       <w:r>
         <w:rPr>
           <w:rFonts w:ascii="Consolas" w:eastAsia="Times New Roman" w:hAnsi="Consolas" w:cs="Times New Roman"/>
-          <w:color w:val="5460C1"/>
+          <w:color w:val="0000FF"/>
           <w:sz w:val="21"/>
           <w:szCs w:val="21"/>
           <w:lang w:eastAsia="cs-CZ"/>
@@ -37691,7 +37696,7 @@
       <w:r>
         <w:rPr>
           <w:rFonts w:ascii="Consolas" w:eastAsia="Times New Roman" w:hAnsi="Consolas" w:cs="Times New Roman"/>
-          <w:color w:val="202020"/>
+          <w:color w:val="3B3B3B"/>
           <w:sz w:val="21"/>
           <w:szCs w:val="21"/>
           <w:lang w:eastAsia="cs-CZ"/>
@@ -37701,7 +37706,7 @@
       <w:r>
         <w:rPr>
           <w:rFonts w:ascii="Consolas" w:eastAsia="Times New Roman" w:hAnsi="Consolas" w:cs="Times New Roman"/>
-          <w:color w:val="3086C5"/>
+          <w:color w:val="0070C1"/>
           <w:sz w:val="21"/>
           <w:szCs w:val="21"/>
           <w:lang w:eastAsia="cs-CZ"/>
@@ -37711,7 +37716,7 @@
       <w:r>
         <w:rPr>
           <w:rFonts w:ascii="Consolas" w:eastAsia="Times New Roman" w:hAnsi="Consolas" w:cs="Times New Roman"/>
-          <w:color w:val="202020"/>
+          <w:color w:val="3B3B3B"/>
           <w:sz w:val="21"/>
           <w:szCs w:val="21"/>
           <w:lang w:eastAsia="cs-CZ"/>
@@ -37732,7 +37737,7 @@
         <w:jc w:val="left"/>
         <w:rPr>
           <w:rFonts w:ascii="Consolas" w:eastAsia="Times New Roman" w:hAnsi="Consolas" w:cs="Times New Roman"/>
-          <w:color w:val="202020"/>
+          <w:color w:val="3B3B3B"/>
           <w:sz w:val="21"/>
           <w:szCs w:val="21"/>
           <w:lang w:eastAsia="cs-CZ"/>
@@ -37752,16 +37757,16 @@
         <w:jc w:val="left"/>
         <w:rPr>
           <w:rFonts w:ascii="Consolas" w:eastAsia="Times New Roman" w:hAnsi="Consolas" w:cs="Times New Roman"/>
-          <w:color w:val="202020"/>
-          <w:sz w:val="21"/>
-          <w:szCs w:val="21"/>
-          <w:lang w:eastAsia="cs-CZ"/>
-        </w:rPr>
-      </w:pPr>
-      <w:r>
-        <w:rPr>
-          <w:rFonts w:ascii="Consolas" w:eastAsia="Times New Roman" w:hAnsi="Consolas" w:cs="Times New Roman"/>
-          <w:color w:val="202020"/>
+          <w:color w:val="3B3B3B"/>
+          <w:sz w:val="21"/>
+          <w:szCs w:val="21"/>
+          <w:lang w:eastAsia="cs-CZ"/>
+        </w:rPr>
+      </w:pPr>
+      <w:r>
+        <w:rPr>
+          <w:rFonts w:ascii="Consolas" w:eastAsia="Times New Roman" w:hAnsi="Consolas" w:cs="Times New Roman"/>
+          <w:color w:val="3B3B3B"/>
           <w:sz w:val="21"/>
           <w:szCs w:val="21"/>
           <w:lang w:eastAsia="cs-CZ"/>
@@ -37771,7 +37776,7 @@
       <w:r>
         <w:rPr>
           <w:rFonts w:ascii="Consolas" w:eastAsia="Times New Roman" w:hAnsi="Consolas" w:cs="Times New Roman"/>
-          <w:color w:val="3086C5"/>
+          <w:color w:val="0070C1"/>
           <w:sz w:val="21"/>
           <w:szCs w:val="21"/>
           <w:lang w:eastAsia="cs-CZ"/>
@@ -37781,7 +37786,7 @@
       <w:r>
         <w:rPr>
           <w:rFonts w:ascii="Consolas" w:eastAsia="Times New Roman" w:hAnsi="Consolas" w:cs="Times New Roman"/>
-          <w:color w:val="202020"/>
+          <w:color w:val="3B3B3B"/>
           <w:sz w:val="21"/>
           <w:szCs w:val="21"/>
           <w:lang w:eastAsia="cs-CZ"/>
@@ -37791,7 +37796,7 @@
       <w:r>
         <w:rPr>
           <w:rFonts w:ascii="Consolas" w:eastAsia="Times New Roman" w:hAnsi="Consolas" w:cs="Times New Roman"/>
-          <w:color w:val="98863B"/>
+          <w:color w:val="795E26"/>
           <w:sz w:val="21"/>
           <w:szCs w:val="21"/>
           <w:lang w:eastAsia="cs-CZ"/>
@@ -37801,7 +37806,7 @@
       <w:r>
         <w:rPr>
           <w:rFonts w:ascii="Consolas" w:eastAsia="Times New Roman" w:hAnsi="Consolas" w:cs="Times New Roman"/>
-          <w:color w:val="202020"/>
+          <w:color w:val="3B3B3B"/>
           <w:sz w:val="21"/>
           <w:szCs w:val="21"/>
           <w:lang w:eastAsia="cs-CZ"/>
@@ -37811,7 +37816,7 @@
       <w:r>
         <w:rPr>
           <w:rFonts w:ascii="Consolas" w:eastAsia="Times New Roman" w:hAnsi="Consolas" w:cs="Times New Roman"/>
-          <w:color w:val="3086C5"/>
+          <w:color w:val="0070C1"/>
           <w:sz w:val="21"/>
           <w:szCs w:val="21"/>
           <w:lang w:eastAsia="cs-CZ"/>
@@ -37821,7 +37826,7 @@
       <w:r>
         <w:rPr>
           <w:rFonts w:ascii="Consolas" w:eastAsia="Times New Roman" w:hAnsi="Consolas" w:cs="Times New Roman"/>
-          <w:color w:val="202020"/>
+          <w:color w:val="3B3B3B"/>
           <w:sz w:val="21"/>
           <w:szCs w:val="21"/>
           <w:lang w:eastAsia="cs-CZ"/>
@@ -37831,7 +37836,7 @@
       <w:r>
         <w:rPr>
           <w:rFonts w:ascii="Consolas" w:eastAsia="Times New Roman" w:hAnsi="Consolas" w:cs="Times New Roman"/>
-          <w:color w:val="3086C5"/>
+          <w:color w:val="0070C1"/>
           <w:sz w:val="21"/>
           <w:szCs w:val="21"/>
           <w:lang w:eastAsia="cs-CZ"/>
@@ -37841,7 +37846,7 @@
       <w:r>
         <w:rPr>
           <w:rFonts w:ascii="Consolas" w:eastAsia="Times New Roman" w:hAnsi="Consolas" w:cs="Times New Roman"/>
-          <w:color w:val="202020"/>
+          <w:color w:val="3B3B3B"/>
           <w:sz w:val="21"/>
           <w:szCs w:val="21"/>
           <w:lang w:eastAsia="cs-CZ"/>
@@ -37851,7 +37856,7 @@
       <w:r>
         <w:rPr>
           <w:rFonts w:ascii="Consolas" w:eastAsia="Times New Roman" w:hAnsi="Consolas" w:cs="Times New Roman"/>
-          <w:color w:val="282D85"/>
+          <w:color w:val="001080"/>
           <w:sz w:val="21"/>
           <w:szCs w:val="21"/>
           <w:lang w:eastAsia="cs-CZ"/>
@@ -37861,7 +37866,7 @@
       <w:r>
         <w:rPr>
           <w:rFonts w:ascii="Consolas" w:eastAsia="Times New Roman" w:hAnsi="Consolas" w:cs="Times New Roman"/>
-          <w:color w:val="202020"/>
+          <w:color w:val="3B3B3B"/>
           <w:sz w:val="21"/>
           <w:szCs w:val="21"/>
           <w:lang w:eastAsia="cs-CZ"/>
@@ -37871,7 +37876,7 @@
       <w:r>
         <w:rPr>
           <w:rFonts w:ascii="Consolas" w:eastAsia="Times New Roman" w:hAnsi="Consolas" w:cs="Times New Roman"/>
-          <w:color w:val="282D85"/>
+          <w:color w:val="001080"/>
           <w:sz w:val="21"/>
           <w:szCs w:val="21"/>
           <w:lang w:eastAsia="cs-CZ"/>
@@ -37881,7 +37886,7 @@
       <w:r>
         <w:rPr>
           <w:rFonts w:ascii="Consolas" w:eastAsia="Times New Roman" w:hAnsi="Consolas" w:cs="Times New Roman"/>
-          <w:color w:val="202020"/>
+          <w:color w:val="3B3B3B"/>
           <w:sz w:val="21"/>
           <w:szCs w:val="21"/>
           <w:lang w:eastAsia="cs-CZ"/>
@@ -37891,7 +37896,7 @@
       <w:r>
         <w:rPr>
           <w:rFonts w:ascii="Consolas" w:eastAsia="Times New Roman" w:hAnsi="Consolas" w:cs="Times New Roman"/>
-          <w:color w:val="5460C1"/>
+          <w:color w:val="0000FF"/>
           <w:sz w:val="21"/>
           <w:szCs w:val="21"/>
           <w:lang w:eastAsia="cs-CZ"/>
@@ -37901,7 +37906,7 @@
       <w:r>
         <w:rPr>
           <w:rFonts w:ascii="Consolas" w:eastAsia="Times New Roman" w:hAnsi="Consolas" w:cs="Times New Roman"/>
-          <w:color w:val="202020"/>
+          <w:color w:val="3B3B3B"/>
           <w:sz w:val="21"/>
           <w:szCs w:val="21"/>
           <w:lang w:eastAsia="cs-CZ"/>
@@ -37922,16 +37927,16 @@
         <w:jc w:val="left"/>
         <w:rPr>
           <w:rFonts w:ascii="Consolas" w:eastAsia="Times New Roman" w:hAnsi="Consolas" w:cs="Times New Roman"/>
-          <w:color w:val="202020"/>
-          <w:sz w:val="21"/>
-          <w:szCs w:val="21"/>
-          <w:lang w:eastAsia="cs-CZ"/>
-        </w:rPr>
-      </w:pPr>
-      <w:r>
-        <w:rPr>
-          <w:rFonts w:ascii="Consolas" w:eastAsia="Times New Roman" w:hAnsi="Consolas" w:cs="Times New Roman"/>
-          <w:color w:val="202020"/>
+          <w:color w:val="3B3B3B"/>
+          <w:sz w:val="21"/>
+          <w:szCs w:val="21"/>
+          <w:lang w:eastAsia="cs-CZ"/>
+        </w:rPr>
+      </w:pPr>
+      <w:r>
+        <w:rPr>
+          <w:rFonts w:ascii="Consolas" w:eastAsia="Times New Roman" w:hAnsi="Consolas" w:cs="Times New Roman"/>
+          <w:color w:val="3B3B3B"/>
           <w:sz w:val="21"/>
           <w:szCs w:val="21"/>
           <w:lang w:eastAsia="cs-CZ"/>
@@ -37941,7 +37946,7 @@
       <w:r>
         <w:rPr>
           <w:rFonts w:ascii="Consolas" w:eastAsia="Times New Roman" w:hAnsi="Consolas" w:cs="Times New Roman"/>
-          <w:color w:val="8F41AD"/>
+          <w:color w:val="AF00DB"/>
           <w:sz w:val="21"/>
           <w:szCs w:val="21"/>
           <w:lang w:eastAsia="cs-CZ"/>
@@ -37951,7 +37956,7 @@
       <w:r>
         <w:rPr>
           <w:rFonts w:ascii="Consolas" w:eastAsia="Times New Roman" w:hAnsi="Consolas" w:cs="Times New Roman"/>
-          <w:color w:val="202020"/>
+          <w:color w:val="3B3B3B"/>
           <w:sz w:val="21"/>
           <w:szCs w:val="21"/>
           <w:lang w:eastAsia="cs-CZ"/>
@@ -37961,7 +37966,7 @@
       <w:r>
         <w:rPr>
           <w:rFonts w:ascii="Consolas" w:eastAsia="Times New Roman" w:hAnsi="Consolas" w:cs="Times New Roman"/>
-          <w:color w:val="282D85"/>
+          <w:color w:val="001080"/>
           <w:sz w:val="21"/>
           <w:szCs w:val="21"/>
           <w:lang w:eastAsia="cs-CZ"/>
@@ -37971,7 +37976,7 @@
       <w:r>
         <w:rPr>
           <w:rFonts w:ascii="Consolas" w:eastAsia="Times New Roman" w:hAnsi="Consolas" w:cs="Times New Roman"/>
-          <w:color w:val="202020"/>
+          <w:color w:val="3B3B3B"/>
           <w:sz w:val="21"/>
           <w:szCs w:val="21"/>
           <w:lang w:eastAsia="cs-CZ"/>
@@ -37992,16 +37997,16 @@
         <w:jc w:val="left"/>
         <w:rPr>
           <w:rFonts w:ascii="Consolas" w:eastAsia="Times New Roman" w:hAnsi="Consolas" w:cs="Times New Roman"/>
-          <w:color w:val="202020"/>
-          <w:sz w:val="21"/>
-          <w:szCs w:val="21"/>
-          <w:lang w:eastAsia="cs-CZ"/>
-        </w:rPr>
-      </w:pPr>
-      <w:r>
-        <w:rPr>
-          <w:rFonts w:ascii="Consolas" w:eastAsia="Times New Roman" w:hAnsi="Consolas" w:cs="Times New Roman"/>
-          <w:color w:val="202020"/>
+          <w:color w:val="3B3B3B"/>
+          <w:sz w:val="21"/>
+          <w:szCs w:val="21"/>
+          <w:lang w:eastAsia="cs-CZ"/>
+        </w:rPr>
+      </w:pPr>
+      <w:r>
+        <w:rPr>
+          <w:rFonts w:ascii="Consolas" w:eastAsia="Times New Roman" w:hAnsi="Consolas" w:cs="Times New Roman"/>
+          <w:color w:val="3B3B3B"/>
           <w:sz w:val="21"/>
           <w:szCs w:val="21"/>
           <w:lang w:eastAsia="cs-CZ"/>
@@ -38011,7 +38016,7 @@
       <w:r>
         <w:rPr>
           <w:rFonts w:ascii="Consolas" w:eastAsia="Times New Roman" w:hAnsi="Consolas" w:cs="Times New Roman"/>
-          <w:color w:val="8F41AD"/>
+          <w:color w:val="AF00DB"/>
           <w:sz w:val="21"/>
           <w:szCs w:val="21"/>
           <w:lang w:eastAsia="cs-CZ"/>
@@ -38021,7 +38026,7 @@
       <w:r>
         <w:rPr>
           <w:rFonts w:ascii="Consolas" w:eastAsia="Times New Roman" w:hAnsi="Consolas" w:cs="Times New Roman"/>
-          <w:color w:val="202020"/>
+          <w:color w:val="3B3B3B"/>
           <w:sz w:val="21"/>
           <w:szCs w:val="21"/>
           <w:lang w:eastAsia="cs-CZ"/>
@@ -38031,7 +38036,7 @@
       <w:r>
         <w:rPr>
           <w:rFonts w:ascii="Consolas" w:eastAsia="Times New Roman" w:hAnsi="Consolas" w:cs="Times New Roman"/>
-          <w:color w:val="282D85"/>
+          <w:color w:val="001080"/>
           <w:sz w:val="21"/>
           <w:szCs w:val="21"/>
           <w:lang w:eastAsia="cs-CZ"/>
@@ -38041,7 +38046,7 @@
       <w:r>
         <w:rPr>
           <w:rFonts w:ascii="Consolas" w:eastAsia="Times New Roman" w:hAnsi="Consolas" w:cs="Times New Roman"/>
-          <w:color w:val="202020"/>
+          <w:color w:val="3B3B3B"/>
           <w:sz w:val="21"/>
           <w:szCs w:val="21"/>
           <w:lang w:eastAsia="cs-CZ"/>
@@ -38051,7 +38056,7 @@
       <w:r>
         <w:rPr>
           <w:rFonts w:ascii="Consolas" w:eastAsia="Times New Roman" w:hAnsi="Consolas" w:cs="Times New Roman"/>
-          <w:color w:val="98863B"/>
+          <w:color w:val="795E26"/>
           <w:sz w:val="21"/>
           <w:szCs w:val="21"/>
           <w:lang w:eastAsia="cs-CZ"/>
@@ -38061,7 +38066,7 @@
       <w:r>
         <w:rPr>
           <w:rFonts w:ascii="Consolas" w:eastAsia="Times New Roman" w:hAnsi="Consolas" w:cs="Times New Roman"/>
-          <w:color w:val="202020"/>
+          <w:color w:val="3B3B3B"/>
           <w:sz w:val="21"/>
           <w:szCs w:val="21"/>
           <w:lang w:eastAsia="cs-CZ"/>
@@ -38071,7 +38076,7 @@
       <w:r>
         <w:rPr>
           <w:rFonts w:ascii="Consolas" w:eastAsia="Times New Roman" w:hAnsi="Consolas" w:cs="Times New Roman"/>
-          <w:color w:val="2B9A69"/>
+          <w:color w:val="098658"/>
           <w:sz w:val="21"/>
           <w:szCs w:val="21"/>
           <w:lang w:eastAsia="cs-CZ"/>
@@ -38081,7 +38086,7 @@
       <w:r>
         <w:rPr>
           <w:rFonts w:ascii="Consolas" w:eastAsia="Times New Roman" w:hAnsi="Consolas" w:cs="Times New Roman"/>
-          <w:color w:val="202020"/>
+          <w:color w:val="3B3B3B"/>
           <w:sz w:val="21"/>
           <w:szCs w:val="21"/>
           <w:lang w:eastAsia="cs-CZ"/>
@@ -38091,7 +38096,7 @@
       <w:r>
         <w:rPr>
           <w:rFonts w:ascii="Consolas" w:eastAsia="Times New Roman" w:hAnsi="Consolas" w:cs="Times New Roman"/>
-          <w:color w:val="98863B"/>
+          <w:color w:val="795E26"/>
           <w:sz w:val="21"/>
           <w:szCs w:val="21"/>
           <w:lang w:eastAsia="cs-CZ"/>
@@ -38101,7 +38106,7 @@
       <w:r>
         <w:rPr>
           <w:rFonts w:ascii="Consolas" w:eastAsia="Times New Roman" w:hAnsi="Consolas" w:cs="Times New Roman"/>
-          <w:color w:val="202020"/>
+          <w:color w:val="3B3B3B"/>
           <w:sz w:val="21"/>
           <w:szCs w:val="21"/>
           <w:lang w:eastAsia="cs-CZ"/>
@@ -38111,7 +38116,7 @@
       <w:r>
         <w:rPr>
           <w:rFonts w:ascii="Consolas" w:eastAsia="Times New Roman" w:hAnsi="Consolas" w:cs="Times New Roman"/>
-          <w:color w:val="282D85"/>
+          <w:color w:val="001080"/>
           <w:sz w:val="21"/>
           <w:szCs w:val="21"/>
           <w:lang w:eastAsia="cs-CZ"/>
@@ -38121,7 +38126,7 @@
       <w:r>
         <w:rPr>
           <w:rFonts w:ascii="Consolas" w:eastAsia="Times New Roman" w:hAnsi="Consolas" w:cs="Times New Roman"/>
-          <w:color w:val="202020"/>
+          <w:color w:val="3B3B3B"/>
           <w:sz w:val="21"/>
           <w:szCs w:val="21"/>
           <w:lang w:eastAsia="cs-CZ"/>
@@ -38131,7 +38136,7 @@
       <w:r>
         <w:rPr>
           <w:rFonts w:ascii="Consolas" w:eastAsia="Times New Roman" w:hAnsi="Consolas" w:cs="Times New Roman"/>
-          <w:color w:val="B86855"/>
+          <w:color w:val="A31515"/>
           <w:sz w:val="21"/>
           <w:szCs w:val="21"/>
           <w:lang w:eastAsia="cs-CZ"/>
@@ -38141,7 +38146,7 @@
       <w:r>
         <w:rPr>
           <w:rFonts w:ascii="Consolas" w:eastAsia="Times New Roman" w:hAnsi="Consolas" w:cs="Times New Roman"/>
-          <w:color w:val="202020"/>
+          <w:color w:val="3B3B3B"/>
           <w:sz w:val="21"/>
           <w:szCs w:val="21"/>
           <w:lang w:eastAsia="cs-CZ"/>
@@ -38162,16 +38167,16 @@
         <w:jc w:val="left"/>
         <w:rPr>
           <w:rFonts w:ascii="Consolas" w:eastAsia="Times New Roman" w:hAnsi="Consolas" w:cs="Times New Roman"/>
-          <w:color w:val="202020"/>
-          <w:sz w:val="21"/>
-          <w:szCs w:val="21"/>
-          <w:lang w:eastAsia="cs-CZ"/>
-        </w:rPr>
-      </w:pPr>
-      <w:r>
-        <w:rPr>
-          <w:rFonts w:ascii="Consolas" w:eastAsia="Times New Roman" w:hAnsi="Consolas" w:cs="Times New Roman"/>
-          <w:color w:val="202020"/>
+          <w:color w:val="3B3B3B"/>
+          <w:sz w:val="21"/>
+          <w:szCs w:val="21"/>
+          <w:lang w:eastAsia="cs-CZ"/>
+        </w:rPr>
+      </w:pPr>
+      <w:r>
+        <w:rPr>
+          <w:rFonts w:ascii="Consolas" w:eastAsia="Times New Roman" w:hAnsi="Consolas" w:cs="Times New Roman"/>
+          <w:color w:val="3B3B3B"/>
           <w:sz w:val="21"/>
           <w:szCs w:val="21"/>
           <w:lang w:eastAsia="cs-CZ"/>
@@ -38181,7 +38186,7 @@
       <w:r>
         <w:rPr>
           <w:rFonts w:ascii="Consolas" w:eastAsia="Times New Roman" w:hAnsi="Consolas" w:cs="Times New Roman"/>
-          <w:color w:val="8F41AD"/>
+          <w:color w:val="AF00DB"/>
           <w:sz w:val="21"/>
           <w:szCs w:val="21"/>
           <w:lang w:eastAsia="cs-CZ"/>
@@ -38191,7 +38196,7 @@
       <w:r>
         <w:rPr>
           <w:rFonts w:ascii="Consolas" w:eastAsia="Times New Roman" w:hAnsi="Consolas" w:cs="Times New Roman"/>
-          <w:color w:val="202020"/>
+          <w:color w:val="3B3B3B"/>
           <w:sz w:val="21"/>
           <w:szCs w:val="21"/>
           <w:lang w:eastAsia="cs-CZ"/>
@@ -38201,7 +38206,7 @@
       <w:r>
         <w:rPr>
           <w:rFonts w:ascii="Consolas" w:eastAsia="Times New Roman" w:hAnsi="Consolas" w:cs="Times New Roman"/>
-          <w:color w:val="282D85"/>
+          <w:color w:val="001080"/>
           <w:sz w:val="21"/>
           <w:szCs w:val="21"/>
           <w:lang w:eastAsia="cs-CZ"/>
@@ -38211,7 +38216,7 @@
       <w:r>
         <w:rPr>
           <w:rFonts w:ascii="Consolas" w:eastAsia="Times New Roman" w:hAnsi="Consolas" w:cs="Times New Roman"/>
-          <w:color w:val="202020"/>
+          <w:color w:val="3B3B3B"/>
           <w:sz w:val="21"/>
           <w:szCs w:val="21"/>
           <w:lang w:eastAsia="cs-CZ"/>
@@ -38221,7 +38226,7 @@
       <w:r>
         <w:rPr>
           <w:rFonts w:ascii="Consolas" w:eastAsia="Times New Roman" w:hAnsi="Consolas" w:cs="Times New Roman"/>
-          <w:color w:val="282D85"/>
+          <w:color w:val="001080"/>
           <w:sz w:val="21"/>
           <w:szCs w:val="21"/>
           <w:lang w:eastAsia="cs-CZ"/>
@@ -38231,7 +38236,7 @@
       <w:r>
         <w:rPr>
           <w:rFonts w:ascii="Consolas" w:eastAsia="Times New Roman" w:hAnsi="Consolas" w:cs="Times New Roman"/>
-          <w:color w:val="202020"/>
+          <w:color w:val="3B3B3B"/>
           <w:sz w:val="21"/>
           <w:szCs w:val="21"/>
           <w:lang w:eastAsia="cs-CZ"/>
@@ -38241,7 +38246,7 @@
       <w:r>
         <w:rPr>
           <w:rFonts w:ascii="Consolas" w:eastAsia="Times New Roman" w:hAnsi="Consolas" w:cs="Times New Roman"/>
-          <w:color w:val="573F35"/>
+          <w:color w:val="000000"/>
           <w:sz w:val="21"/>
           <w:szCs w:val="21"/>
           <w:lang w:eastAsia="cs-CZ"/>
@@ -38251,7 +38256,7 @@
       <w:r>
         <w:rPr>
           <w:rFonts w:ascii="Consolas" w:eastAsia="Times New Roman" w:hAnsi="Consolas" w:cs="Times New Roman"/>
-          <w:color w:val="202020"/>
+          <w:color w:val="3B3B3B"/>
           <w:sz w:val="21"/>
           <w:szCs w:val="21"/>
           <w:lang w:eastAsia="cs-CZ"/>
@@ -38261,7 +38266,7 @@
       <w:r>
         <w:rPr>
           <w:rFonts w:ascii="Consolas" w:eastAsia="Times New Roman" w:hAnsi="Consolas" w:cs="Times New Roman"/>
-          <w:color w:val="2B9A69"/>
+          <w:color w:val="098658"/>
           <w:sz w:val="21"/>
           <w:szCs w:val="21"/>
           <w:lang w:eastAsia="cs-CZ"/>
@@ -38271,7 +38276,7 @@
       <w:r>
         <w:rPr>
           <w:rFonts w:ascii="Consolas" w:eastAsia="Times New Roman" w:hAnsi="Consolas" w:cs="Times New Roman"/>
-          <w:color w:val="202020"/>
+          <w:color w:val="3B3B3B"/>
           <w:sz w:val="21"/>
           <w:szCs w:val="21"/>
           <w:lang w:eastAsia="cs-CZ"/>
@@ -38292,16 +38297,16 @@
         <w:jc w:val="left"/>
         <w:rPr>
           <w:rFonts w:ascii="Consolas" w:eastAsia="Times New Roman" w:hAnsi="Consolas" w:cs="Times New Roman"/>
-          <w:color w:val="202020"/>
-          <w:sz w:val="21"/>
-          <w:szCs w:val="21"/>
-          <w:lang w:eastAsia="cs-CZ"/>
-        </w:rPr>
-      </w:pPr>
-      <w:r>
-        <w:rPr>
-          <w:rFonts w:ascii="Consolas" w:eastAsia="Times New Roman" w:hAnsi="Consolas" w:cs="Times New Roman"/>
-          <w:color w:val="202020"/>
+          <w:color w:val="3B3B3B"/>
+          <w:sz w:val="21"/>
+          <w:szCs w:val="21"/>
+          <w:lang w:eastAsia="cs-CZ"/>
+        </w:rPr>
+      </w:pPr>
+      <w:r>
+        <w:rPr>
+          <w:rFonts w:ascii="Consolas" w:eastAsia="Times New Roman" w:hAnsi="Consolas" w:cs="Times New Roman"/>
+          <w:color w:val="3B3B3B"/>
           <w:sz w:val="21"/>
           <w:szCs w:val="21"/>
           <w:lang w:eastAsia="cs-CZ"/>
@@ -38311,7 +38316,7 @@
       <w:r>
         <w:rPr>
           <w:rFonts w:ascii="Consolas" w:eastAsia="Times New Roman" w:hAnsi="Consolas" w:cs="Times New Roman"/>
-          <w:color w:val="8F41AD"/>
+          <w:color w:val="AF00DB"/>
           <w:sz w:val="21"/>
           <w:szCs w:val="21"/>
           <w:lang w:eastAsia="cs-CZ"/>
@@ -38321,7 +38326,7 @@
       <w:r>
         <w:rPr>
           <w:rFonts w:ascii="Consolas" w:eastAsia="Times New Roman" w:hAnsi="Consolas" w:cs="Times New Roman"/>
-          <w:color w:val="202020"/>
+          <w:color w:val="3B3B3B"/>
           <w:sz w:val="21"/>
           <w:szCs w:val="21"/>
           <w:lang w:eastAsia="cs-CZ"/>
@@ -38331,7 +38336,7 @@
       <w:r>
         <w:rPr>
           <w:rFonts w:ascii="Consolas" w:eastAsia="Times New Roman" w:hAnsi="Consolas" w:cs="Times New Roman"/>
-          <w:color w:val="282D85"/>
+          <w:color w:val="001080"/>
           <w:sz w:val="21"/>
           <w:szCs w:val="21"/>
           <w:lang w:eastAsia="cs-CZ"/>
@@ -38341,7 +38346,7 @@
       <w:r>
         <w:rPr>
           <w:rFonts w:ascii="Consolas" w:eastAsia="Times New Roman" w:hAnsi="Consolas" w:cs="Times New Roman"/>
-          <w:color w:val="202020"/>
+          <w:color w:val="3B3B3B"/>
           <w:sz w:val="21"/>
           <w:szCs w:val="21"/>
           <w:lang w:eastAsia="cs-CZ"/>
@@ -38351,7 +38356,7 @@
       <w:r>
         <w:rPr>
           <w:rFonts w:ascii="Consolas" w:eastAsia="Times New Roman" w:hAnsi="Consolas" w:cs="Times New Roman"/>
-          <w:color w:val="98863B"/>
+          <w:color w:val="795E26"/>
           <w:sz w:val="21"/>
           <w:szCs w:val="21"/>
           <w:lang w:eastAsia="cs-CZ"/>
@@ -38361,7 +38366,7 @@
       <w:r>
         <w:rPr>
           <w:rFonts w:ascii="Consolas" w:eastAsia="Times New Roman" w:hAnsi="Consolas" w:cs="Times New Roman"/>
-          <w:color w:val="202020"/>
+          <w:color w:val="3B3B3B"/>
           <w:sz w:val="21"/>
           <w:szCs w:val="21"/>
           <w:lang w:eastAsia="cs-CZ"/>
@@ -38371,7 +38376,7 @@
       <w:r>
         <w:rPr>
           <w:rFonts w:ascii="Consolas" w:eastAsia="Times New Roman" w:hAnsi="Consolas" w:cs="Times New Roman"/>
-          <w:color w:val="2B9A69"/>
+          <w:color w:val="098658"/>
           <w:sz w:val="21"/>
           <w:szCs w:val="21"/>
           <w:lang w:eastAsia="cs-CZ"/>
@@ -38381,7 +38386,7 @@
       <w:r>
         <w:rPr>
           <w:rFonts w:ascii="Consolas" w:eastAsia="Times New Roman" w:hAnsi="Consolas" w:cs="Times New Roman"/>
-          <w:color w:val="202020"/>
+          <w:color w:val="3B3B3B"/>
           <w:sz w:val="21"/>
           <w:szCs w:val="21"/>
           <w:lang w:eastAsia="cs-CZ"/>
@@ -38391,7 +38396,7 @@
       <w:r>
         <w:rPr>
           <w:rFonts w:ascii="Consolas" w:eastAsia="Times New Roman" w:hAnsi="Consolas" w:cs="Times New Roman"/>
-          <w:color w:val="98863B"/>
+          <w:color w:val="795E26"/>
           <w:sz w:val="21"/>
           <w:szCs w:val="21"/>
           <w:lang w:eastAsia="cs-CZ"/>
@@ -38401,7 +38406,7 @@
       <w:r>
         <w:rPr>
           <w:rFonts w:ascii="Consolas" w:eastAsia="Times New Roman" w:hAnsi="Consolas" w:cs="Times New Roman"/>
-          <w:color w:val="202020"/>
+          <w:color w:val="3B3B3B"/>
           <w:sz w:val="21"/>
           <w:szCs w:val="21"/>
           <w:lang w:eastAsia="cs-CZ"/>
@@ -38411,7 +38416,7 @@
       <w:r>
         <w:rPr>
           <w:rFonts w:ascii="Consolas" w:eastAsia="Times New Roman" w:hAnsi="Consolas" w:cs="Times New Roman"/>
-          <w:color w:val="282D85"/>
+          <w:color w:val="001080"/>
           <w:sz w:val="21"/>
           <w:szCs w:val="21"/>
           <w:lang w:eastAsia="cs-CZ"/>
@@ -38421,7 +38426,7 @@
       <w:r>
         <w:rPr>
           <w:rFonts w:ascii="Consolas" w:eastAsia="Times New Roman" w:hAnsi="Consolas" w:cs="Times New Roman"/>
-          <w:color w:val="202020"/>
+          <w:color w:val="3B3B3B"/>
           <w:sz w:val="21"/>
           <w:szCs w:val="21"/>
           <w:lang w:eastAsia="cs-CZ"/>
@@ -38431,7 +38436,7 @@
       <w:r>
         <w:rPr>
           <w:rFonts w:ascii="Consolas" w:eastAsia="Times New Roman" w:hAnsi="Consolas" w:cs="Times New Roman"/>
-          <w:color w:val="B86855"/>
+          <w:color w:val="A31515"/>
           <w:sz w:val="21"/>
           <w:szCs w:val="21"/>
           <w:lang w:eastAsia="cs-CZ"/>
@@ -38441,7 +38446,7 @@
       <w:r>
         <w:rPr>
           <w:rFonts w:ascii="Consolas" w:eastAsia="Times New Roman" w:hAnsi="Consolas" w:cs="Times New Roman"/>
-          <w:color w:val="202020"/>
+          <w:color w:val="3B3B3B"/>
           <w:sz w:val="21"/>
           <w:szCs w:val="21"/>
           <w:lang w:eastAsia="cs-CZ"/>
@@ -38462,7 +38467,7 @@
         <w:jc w:val="left"/>
         <w:rPr>
           <w:rFonts w:ascii="Consolas" w:eastAsia="Times New Roman" w:hAnsi="Consolas" w:cs="Times New Roman"/>
-          <w:color w:val="202020"/>
+          <w:color w:val="3B3B3B"/>
           <w:sz w:val="21"/>
           <w:szCs w:val="21"/>
           <w:lang w:eastAsia="cs-CZ"/>
@@ -38482,26 +38487,27 @@
         <w:jc w:val="left"/>
         <w:rPr>
           <w:rFonts w:ascii="Consolas" w:eastAsia="Times New Roman" w:hAnsi="Consolas" w:cs="Times New Roman"/>
-          <w:color w:val="202020"/>
-          <w:sz w:val="21"/>
-          <w:szCs w:val="21"/>
-          <w:lang w:eastAsia="cs-CZ"/>
-        </w:rPr>
-      </w:pPr>
-      <w:r>
-        <w:rPr>
-          <w:rFonts w:ascii="Consolas" w:eastAsia="Times New Roman" w:hAnsi="Consolas" w:cs="Times New Roman"/>
-          <w:color w:val="202020"/>
-          <w:sz w:val="21"/>
-          <w:szCs w:val="21"/>
-          <w:lang w:eastAsia="cs-CZ"/>
-        </w:rPr>
+          <w:color w:val="3B3B3B"/>
+          <w:sz w:val="21"/>
+          <w:szCs w:val="21"/>
+          <w:lang w:eastAsia="cs-CZ"/>
+        </w:rPr>
+      </w:pPr>
+      <w:r>
+        <w:rPr>
+          <w:rFonts w:ascii="Consolas" w:eastAsia="Times New Roman" w:hAnsi="Consolas" w:cs="Times New Roman"/>
+          <w:color w:val="3B3B3B"/>
+          <w:sz w:val="21"/>
+          <w:szCs w:val="21"/>
+          <w:lang w:eastAsia="cs-CZ"/>
+        </w:rPr>
+        <w:lastRenderedPageBreak/>
         <w:t xml:space="preserve">    </w:t>
       </w:r>
       <w:r>
         <w:rPr>
           <w:rFonts w:ascii="Consolas" w:eastAsia="Times New Roman" w:hAnsi="Consolas" w:cs="Times New Roman"/>
-          <w:color w:val="8F41AD"/>
+          <w:color w:val="AF00DB"/>
           <w:sz w:val="21"/>
           <w:szCs w:val="21"/>
           <w:lang w:eastAsia="cs-CZ"/>
@@ -38511,7 +38517,7 @@
       <w:r>
         <w:rPr>
           <w:rFonts w:ascii="Consolas" w:eastAsia="Times New Roman" w:hAnsi="Consolas" w:cs="Times New Roman"/>
-          <w:color w:val="202020"/>
+          <w:color w:val="3B3B3B"/>
           <w:sz w:val="21"/>
           <w:szCs w:val="21"/>
           <w:lang w:eastAsia="cs-CZ"/>
@@ -38521,7 +38527,7 @@
       <w:r>
         <w:rPr>
           <w:rFonts w:ascii="Consolas" w:eastAsia="Times New Roman" w:hAnsi="Consolas" w:cs="Times New Roman"/>
-          <w:color w:val="3086C5"/>
+          <w:color w:val="0070C1"/>
           <w:sz w:val="21"/>
           <w:szCs w:val="21"/>
           <w:lang w:eastAsia="cs-CZ"/>
@@ -38531,7 +38537,7 @@
       <w:r>
         <w:rPr>
           <w:rFonts w:ascii="Consolas" w:eastAsia="Times New Roman" w:hAnsi="Consolas" w:cs="Times New Roman"/>
-          <w:color w:val="202020"/>
+          <w:color w:val="3B3B3B"/>
           <w:sz w:val="21"/>
           <w:szCs w:val="21"/>
           <w:lang w:eastAsia="cs-CZ"/>
@@ -38541,7 +38547,7 @@
       <w:r>
         <w:rPr>
           <w:rFonts w:ascii="Consolas" w:eastAsia="Times New Roman" w:hAnsi="Consolas" w:cs="Times New Roman"/>
-          <w:color w:val="282D85"/>
+          <w:color w:val="001080"/>
           <w:sz w:val="21"/>
           <w:szCs w:val="21"/>
           <w:lang w:eastAsia="cs-CZ"/>
@@ -38551,7 +38557,7 @@
       <w:r>
         <w:rPr>
           <w:rFonts w:ascii="Consolas" w:eastAsia="Times New Roman" w:hAnsi="Consolas" w:cs="Times New Roman"/>
-          <w:color w:val="202020"/>
+          <w:color w:val="3B3B3B"/>
           <w:sz w:val="21"/>
           <w:szCs w:val="21"/>
           <w:lang w:eastAsia="cs-CZ"/>
@@ -38561,7 +38567,7 @@
       <w:r>
         <w:rPr>
           <w:rFonts w:ascii="Consolas" w:eastAsia="Times New Roman" w:hAnsi="Consolas" w:cs="Times New Roman"/>
-          <w:color w:val="573F35"/>
+          <w:color w:val="000000"/>
           <w:sz w:val="21"/>
           <w:szCs w:val="21"/>
           <w:lang w:eastAsia="cs-CZ"/>
@@ -38571,7 +38577,7 @@
       <w:r>
         <w:rPr>
           <w:rFonts w:ascii="Consolas" w:eastAsia="Times New Roman" w:hAnsi="Consolas" w:cs="Times New Roman"/>
-          <w:color w:val="202020"/>
+          <w:color w:val="3B3B3B"/>
           <w:sz w:val="21"/>
           <w:szCs w:val="21"/>
           <w:lang w:eastAsia="cs-CZ"/>
@@ -38581,7 +38587,7 @@
       <w:r>
         <w:rPr>
           <w:rFonts w:ascii="Consolas" w:eastAsia="Times New Roman" w:hAnsi="Consolas" w:cs="Times New Roman"/>
-          <w:color w:val="2B9A69"/>
+          <w:color w:val="098658"/>
           <w:sz w:val="21"/>
           <w:szCs w:val="21"/>
           <w:lang w:eastAsia="cs-CZ"/>
@@ -38591,7 +38597,7 @@
       <w:r>
         <w:rPr>
           <w:rFonts w:ascii="Consolas" w:eastAsia="Times New Roman" w:hAnsi="Consolas" w:cs="Times New Roman"/>
-          <w:color w:val="202020"/>
+          <w:color w:val="3B3B3B"/>
           <w:sz w:val="21"/>
           <w:szCs w:val="21"/>
           <w:lang w:eastAsia="cs-CZ"/>
@@ -38612,27 +38618,26 @@
         <w:jc w:val="left"/>
         <w:rPr>
           <w:rFonts w:ascii="Consolas" w:eastAsia="Times New Roman" w:hAnsi="Consolas" w:cs="Times New Roman"/>
-          <w:color w:val="202020"/>
-          <w:sz w:val="21"/>
-          <w:szCs w:val="21"/>
-          <w:lang w:eastAsia="cs-CZ"/>
-        </w:rPr>
-      </w:pPr>
-      <w:r>
-        <w:rPr>
-          <w:rFonts w:ascii="Consolas" w:eastAsia="Times New Roman" w:hAnsi="Consolas" w:cs="Times New Roman"/>
-          <w:color w:val="202020"/>
-          <w:sz w:val="21"/>
-          <w:szCs w:val="21"/>
-          <w:lang w:eastAsia="cs-CZ"/>
-        </w:rPr>
-        <w:lastRenderedPageBreak/>
+          <w:color w:val="3B3B3B"/>
+          <w:sz w:val="21"/>
+          <w:szCs w:val="21"/>
+          <w:lang w:eastAsia="cs-CZ"/>
+        </w:rPr>
+      </w:pPr>
+      <w:r>
+        <w:rPr>
+          <w:rFonts w:ascii="Consolas" w:eastAsia="Times New Roman" w:hAnsi="Consolas" w:cs="Times New Roman"/>
+          <w:color w:val="3B3B3B"/>
+          <w:sz w:val="21"/>
+          <w:szCs w:val="21"/>
+          <w:lang w:eastAsia="cs-CZ"/>
+        </w:rPr>
         <w:t xml:space="preserve">      </w:t>
       </w:r>
       <w:r>
         <w:rPr>
           <w:rFonts w:ascii="Consolas" w:eastAsia="Times New Roman" w:hAnsi="Consolas" w:cs="Times New Roman"/>
-          <w:color w:val="3086C5"/>
+          <w:color w:val="0070C1"/>
           <w:sz w:val="21"/>
           <w:szCs w:val="21"/>
           <w:lang w:eastAsia="cs-CZ"/>
@@ -38642,7 +38647,7 @@
       <w:r>
         <w:rPr>
           <w:rFonts w:ascii="Consolas" w:eastAsia="Times New Roman" w:hAnsi="Consolas" w:cs="Times New Roman"/>
-          <w:color w:val="202020"/>
+          <w:color w:val="3B3B3B"/>
           <w:sz w:val="21"/>
           <w:szCs w:val="21"/>
           <w:lang w:eastAsia="cs-CZ"/>
@@ -38652,7 +38657,7 @@
       <w:r>
         <w:rPr>
           <w:rFonts w:ascii="Consolas" w:eastAsia="Times New Roman" w:hAnsi="Consolas" w:cs="Times New Roman"/>
-          <w:color w:val="98863B"/>
+          <w:color w:val="795E26"/>
           <w:sz w:val="21"/>
           <w:szCs w:val="21"/>
           <w:lang w:eastAsia="cs-CZ"/>
@@ -38662,7 +38667,7 @@
       <w:r>
         <w:rPr>
           <w:rFonts w:ascii="Consolas" w:eastAsia="Times New Roman" w:hAnsi="Consolas" w:cs="Times New Roman"/>
-          <w:color w:val="202020"/>
+          <w:color w:val="3B3B3B"/>
           <w:sz w:val="21"/>
           <w:szCs w:val="21"/>
           <w:lang w:eastAsia="cs-CZ"/>
@@ -38683,16 +38688,16 @@
         <w:jc w:val="left"/>
         <w:rPr>
           <w:rFonts w:ascii="Consolas" w:eastAsia="Times New Roman" w:hAnsi="Consolas" w:cs="Times New Roman"/>
-          <w:color w:val="202020"/>
-          <w:sz w:val="21"/>
-          <w:szCs w:val="21"/>
-          <w:lang w:eastAsia="cs-CZ"/>
-        </w:rPr>
-      </w:pPr>
-      <w:r>
-        <w:rPr>
-          <w:rFonts w:ascii="Consolas" w:eastAsia="Times New Roman" w:hAnsi="Consolas" w:cs="Times New Roman"/>
-          <w:color w:val="202020"/>
+          <w:color w:val="3B3B3B"/>
+          <w:sz w:val="21"/>
+          <w:szCs w:val="21"/>
+          <w:lang w:eastAsia="cs-CZ"/>
+        </w:rPr>
+      </w:pPr>
+      <w:r>
+        <w:rPr>
+          <w:rFonts w:ascii="Consolas" w:eastAsia="Times New Roman" w:hAnsi="Consolas" w:cs="Times New Roman"/>
+          <w:color w:val="3B3B3B"/>
           <w:sz w:val="21"/>
           <w:szCs w:val="21"/>
           <w:lang w:eastAsia="cs-CZ"/>
@@ -38702,7 +38707,7 @@
       <w:r>
         <w:rPr>
           <w:rFonts w:ascii="Consolas" w:eastAsia="Times New Roman" w:hAnsi="Consolas" w:cs="Times New Roman"/>
-          <w:color w:val="B86855"/>
+          <w:color w:val="A31515"/>
           <w:sz w:val="21"/>
           <w:szCs w:val="21"/>
           <w:lang w:eastAsia="cs-CZ"/>
@@ -38712,7 +38717,7 @@
       <w:r>
         <w:rPr>
           <w:rFonts w:ascii="Consolas" w:eastAsia="Times New Roman" w:hAnsi="Consolas" w:cs="Times New Roman"/>
-          <w:color w:val="202020"/>
+          <w:color w:val="3B3B3B"/>
           <w:sz w:val="21"/>
           <w:szCs w:val="21"/>
           <w:lang w:eastAsia="cs-CZ"/>
@@ -38733,16 +38738,16 @@
         <w:jc w:val="left"/>
         <w:rPr>
           <w:rFonts w:ascii="Consolas" w:eastAsia="Times New Roman" w:hAnsi="Consolas" w:cs="Times New Roman"/>
-          <w:color w:val="202020"/>
-          <w:sz w:val="21"/>
-          <w:szCs w:val="21"/>
-          <w:lang w:eastAsia="cs-CZ"/>
-        </w:rPr>
-      </w:pPr>
-      <w:r>
-        <w:rPr>
-          <w:rFonts w:ascii="Consolas" w:eastAsia="Times New Roman" w:hAnsi="Consolas" w:cs="Times New Roman"/>
-          <w:color w:val="202020"/>
+          <w:color w:val="3B3B3B"/>
+          <w:sz w:val="21"/>
+          <w:szCs w:val="21"/>
+          <w:lang w:eastAsia="cs-CZ"/>
+        </w:rPr>
+      </w:pPr>
+      <w:r>
+        <w:rPr>
+          <w:rFonts w:ascii="Consolas" w:eastAsia="Times New Roman" w:hAnsi="Consolas" w:cs="Times New Roman"/>
+          <w:color w:val="3B3B3B"/>
           <w:sz w:val="21"/>
           <w:szCs w:val="21"/>
           <w:lang w:eastAsia="cs-CZ"/>
@@ -38752,7 +38757,7 @@
       <w:r>
         <w:rPr>
           <w:rFonts w:ascii="Consolas" w:eastAsia="Times New Roman" w:hAnsi="Consolas" w:cs="Times New Roman"/>
-          <w:color w:val="3086C5"/>
+          <w:color w:val="0070C1"/>
           <w:sz w:val="21"/>
           <w:szCs w:val="21"/>
           <w:lang w:eastAsia="cs-CZ"/>
@@ -38762,7 +38767,7 @@
       <w:r>
         <w:rPr>
           <w:rFonts w:ascii="Consolas" w:eastAsia="Times New Roman" w:hAnsi="Consolas" w:cs="Times New Roman"/>
-          <w:color w:val="202020"/>
+          <w:color w:val="3B3B3B"/>
           <w:sz w:val="21"/>
           <w:szCs w:val="21"/>
           <w:lang w:eastAsia="cs-CZ"/>
@@ -38783,16 +38788,16 @@
         <w:jc w:val="left"/>
         <w:rPr>
           <w:rFonts w:ascii="Consolas" w:eastAsia="Times New Roman" w:hAnsi="Consolas" w:cs="Times New Roman"/>
-          <w:color w:val="202020"/>
-          <w:sz w:val="21"/>
-          <w:szCs w:val="21"/>
-          <w:lang w:eastAsia="cs-CZ"/>
-        </w:rPr>
-      </w:pPr>
-      <w:r>
-        <w:rPr>
-          <w:rFonts w:ascii="Consolas" w:eastAsia="Times New Roman" w:hAnsi="Consolas" w:cs="Times New Roman"/>
-          <w:color w:val="202020"/>
+          <w:color w:val="3B3B3B"/>
+          <w:sz w:val="21"/>
+          <w:szCs w:val="21"/>
+          <w:lang w:eastAsia="cs-CZ"/>
+        </w:rPr>
+      </w:pPr>
+      <w:r>
+        <w:rPr>
+          <w:rFonts w:ascii="Consolas" w:eastAsia="Times New Roman" w:hAnsi="Consolas" w:cs="Times New Roman"/>
+          <w:color w:val="3B3B3B"/>
           <w:sz w:val="21"/>
           <w:szCs w:val="21"/>
           <w:lang w:eastAsia="cs-CZ"/>
@@ -38802,7 +38807,7 @@
       <w:r>
         <w:rPr>
           <w:rFonts w:ascii="Consolas" w:eastAsia="Times New Roman" w:hAnsi="Consolas" w:cs="Times New Roman"/>
-          <w:color w:val="282D85"/>
+          <w:color w:val="001080"/>
           <w:sz w:val="21"/>
           <w:szCs w:val="21"/>
           <w:lang w:eastAsia="cs-CZ"/>
@@ -38812,7 +38817,7 @@
       <w:r>
         <w:rPr>
           <w:rFonts w:ascii="Consolas" w:eastAsia="Times New Roman" w:hAnsi="Consolas" w:cs="Times New Roman"/>
-          <w:color w:val="202020"/>
+          <w:color w:val="3B3B3B"/>
           <w:sz w:val="21"/>
           <w:szCs w:val="21"/>
           <w:lang w:eastAsia="cs-CZ"/>
@@ -38822,7 +38827,7 @@
       <w:r>
         <w:rPr>
           <w:rFonts w:ascii="Consolas" w:eastAsia="Times New Roman" w:hAnsi="Consolas" w:cs="Times New Roman"/>
-          <w:color w:val="282D85"/>
+          <w:color w:val="001080"/>
           <w:sz w:val="21"/>
           <w:szCs w:val="21"/>
           <w:lang w:eastAsia="cs-CZ"/>
@@ -38832,7 +38837,7 @@
       <w:r>
         <w:rPr>
           <w:rFonts w:ascii="Consolas" w:eastAsia="Times New Roman" w:hAnsi="Consolas" w:cs="Times New Roman"/>
-          <w:color w:val="202020"/>
+          <w:color w:val="3B3B3B"/>
           <w:sz w:val="21"/>
           <w:szCs w:val="21"/>
           <w:lang w:eastAsia="cs-CZ"/>
@@ -38842,7 +38847,7 @@
       <w:r>
         <w:rPr>
           <w:rFonts w:ascii="Consolas" w:eastAsia="Times New Roman" w:hAnsi="Consolas" w:cs="Times New Roman"/>
-          <w:color w:val="5460C1"/>
+          <w:color w:val="0000FF"/>
           <w:sz w:val="21"/>
           <w:szCs w:val="21"/>
           <w:lang w:eastAsia="cs-CZ"/>
@@ -38852,7 +38857,7 @@
       <w:r>
         <w:rPr>
           <w:rFonts w:ascii="Consolas" w:eastAsia="Times New Roman" w:hAnsi="Consolas" w:cs="Times New Roman"/>
-          <w:color w:val="202020"/>
+          <w:color w:val="3B3B3B"/>
           <w:sz w:val="21"/>
           <w:szCs w:val="21"/>
           <w:lang w:eastAsia="cs-CZ"/>
@@ -38873,16 +38878,16 @@
         <w:jc w:val="left"/>
         <w:rPr>
           <w:rFonts w:ascii="Consolas" w:eastAsia="Times New Roman" w:hAnsi="Consolas" w:cs="Times New Roman"/>
-          <w:color w:val="202020"/>
-          <w:sz w:val="21"/>
-          <w:szCs w:val="21"/>
-          <w:lang w:eastAsia="cs-CZ"/>
-        </w:rPr>
-      </w:pPr>
-      <w:r>
-        <w:rPr>
-          <w:rFonts w:ascii="Consolas" w:eastAsia="Times New Roman" w:hAnsi="Consolas" w:cs="Times New Roman"/>
-          <w:color w:val="202020"/>
+          <w:color w:val="3B3B3B"/>
+          <w:sz w:val="21"/>
+          <w:szCs w:val="21"/>
+          <w:lang w:eastAsia="cs-CZ"/>
+        </w:rPr>
+      </w:pPr>
+      <w:r>
+        <w:rPr>
+          <w:rFonts w:ascii="Consolas" w:eastAsia="Times New Roman" w:hAnsi="Consolas" w:cs="Times New Roman"/>
+          <w:color w:val="3B3B3B"/>
           <w:sz w:val="21"/>
           <w:szCs w:val="21"/>
           <w:lang w:eastAsia="cs-CZ"/>
@@ -38892,7 +38897,7 @@
       <w:r>
         <w:rPr>
           <w:rFonts w:ascii="Consolas" w:eastAsia="Times New Roman" w:hAnsi="Consolas" w:cs="Times New Roman"/>
-          <w:color w:val="8F41AD"/>
+          <w:color w:val="AF00DB"/>
           <w:sz w:val="21"/>
           <w:szCs w:val="21"/>
           <w:lang w:eastAsia="cs-CZ"/>
@@ -38902,7 +38907,7 @@
       <w:r>
         <w:rPr>
           <w:rFonts w:ascii="Consolas" w:eastAsia="Times New Roman" w:hAnsi="Consolas" w:cs="Times New Roman"/>
-          <w:color w:val="202020"/>
+          <w:color w:val="3B3B3B"/>
           <w:sz w:val="21"/>
           <w:szCs w:val="21"/>
           <w:lang w:eastAsia="cs-CZ"/>
@@ -38912,7 +38917,7 @@
       <w:r>
         <w:rPr>
           <w:rFonts w:ascii="Consolas" w:eastAsia="Times New Roman" w:hAnsi="Consolas" w:cs="Times New Roman"/>
-          <w:color w:val="282D85"/>
+          <w:color w:val="001080"/>
           <w:sz w:val="21"/>
           <w:szCs w:val="21"/>
           <w:lang w:eastAsia="cs-CZ"/>
@@ -38922,7 +38927,7 @@
       <w:r>
         <w:rPr>
           <w:rFonts w:ascii="Consolas" w:eastAsia="Times New Roman" w:hAnsi="Consolas" w:cs="Times New Roman"/>
-          <w:color w:val="202020"/>
+          <w:color w:val="3B3B3B"/>
           <w:sz w:val="21"/>
           <w:szCs w:val="21"/>
           <w:lang w:eastAsia="cs-CZ"/>
@@ -38932,7 +38937,7 @@
       <w:r>
         <w:rPr>
           <w:rFonts w:ascii="Consolas" w:eastAsia="Times New Roman" w:hAnsi="Consolas" w:cs="Times New Roman"/>
-          <w:color w:val="8F41AD"/>
+          <w:color w:val="AF00DB"/>
           <w:sz w:val="21"/>
           <w:szCs w:val="21"/>
           <w:lang w:eastAsia="cs-CZ"/>
@@ -38942,7 +38947,7 @@
       <w:r>
         <w:rPr>
           <w:rFonts w:ascii="Consolas" w:eastAsia="Times New Roman" w:hAnsi="Consolas" w:cs="Times New Roman"/>
-          <w:color w:val="202020"/>
+          <w:color w:val="3B3B3B"/>
           <w:sz w:val="21"/>
           <w:szCs w:val="21"/>
           <w:lang w:eastAsia="cs-CZ"/>
@@ -38963,16 +38968,16 @@
         <w:jc w:val="left"/>
         <w:rPr>
           <w:rFonts w:ascii="Consolas" w:eastAsia="Times New Roman" w:hAnsi="Consolas" w:cs="Times New Roman"/>
-          <w:color w:val="202020"/>
-          <w:sz w:val="21"/>
-          <w:szCs w:val="21"/>
-          <w:lang w:eastAsia="cs-CZ"/>
-        </w:rPr>
-      </w:pPr>
-      <w:r>
-        <w:rPr>
-          <w:rFonts w:ascii="Consolas" w:eastAsia="Times New Roman" w:hAnsi="Consolas" w:cs="Times New Roman"/>
-          <w:color w:val="202020"/>
+          <w:color w:val="3B3B3B"/>
+          <w:sz w:val="21"/>
+          <w:szCs w:val="21"/>
+          <w:lang w:eastAsia="cs-CZ"/>
+        </w:rPr>
+      </w:pPr>
+      <w:r>
+        <w:rPr>
+          <w:rFonts w:ascii="Consolas" w:eastAsia="Times New Roman" w:hAnsi="Consolas" w:cs="Times New Roman"/>
+          <w:color w:val="3B3B3B"/>
           <w:sz w:val="21"/>
           <w:szCs w:val="21"/>
           <w:lang w:eastAsia="cs-CZ"/>
@@ -38982,7 +38987,7 @@
       <w:r>
         <w:rPr>
           <w:rFonts w:ascii="Consolas" w:eastAsia="Times New Roman" w:hAnsi="Consolas" w:cs="Times New Roman"/>
-          <w:color w:val="5460C1"/>
+          <w:color w:val="0000FF"/>
           <w:sz w:val="21"/>
           <w:szCs w:val="21"/>
           <w:lang w:eastAsia="cs-CZ"/>
@@ -38992,7 +38997,7 @@
       <w:r>
         <w:rPr>
           <w:rFonts w:ascii="Consolas" w:eastAsia="Times New Roman" w:hAnsi="Consolas" w:cs="Times New Roman"/>
-          <w:color w:val="202020"/>
+          <w:color w:val="3B3B3B"/>
           <w:sz w:val="21"/>
           <w:szCs w:val="21"/>
           <w:lang w:eastAsia="cs-CZ"/>
@@ -39002,7 +39007,7 @@
       <w:r>
         <w:rPr>
           <w:rFonts w:ascii="Consolas" w:eastAsia="Times New Roman" w:hAnsi="Consolas" w:cs="Times New Roman"/>
-          <w:color w:val="3086C5"/>
+          <w:color w:val="0070C1"/>
           <w:sz w:val="21"/>
           <w:szCs w:val="21"/>
           <w:lang w:eastAsia="cs-CZ"/>
@@ -39012,7 +39017,7 @@
       <w:r>
         <w:rPr>
           <w:rFonts w:ascii="Consolas" w:eastAsia="Times New Roman" w:hAnsi="Consolas" w:cs="Times New Roman"/>
-          <w:color w:val="202020"/>
+          <w:color w:val="3B3B3B"/>
           <w:sz w:val="21"/>
           <w:szCs w:val="21"/>
           <w:lang w:eastAsia="cs-CZ"/>
@@ -39022,7 +39027,7 @@
       <w:r>
         <w:rPr>
           <w:rFonts w:ascii="Consolas" w:eastAsia="Times New Roman" w:hAnsi="Consolas" w:cs="Times New Roman"/>
-          <w:color w:val="573F35"/>
+          <w:color w:val="000000"/>
           <w:sz w:val="21"/>
           <w:szCs w:val="21"/>
           <w:lang w:eastAsia="cs-CZ"/>
@@ -39032,7 +39037,7 @@
       <w:r>
         <w:rPr>
           <w:rFonts w:ascii="Consolas" w:eastAsia="Times New Roman" w:hAnsi="Consolas" w:cs="Times New Roman"/>
-          <w:color w:val="202020"/>
+          <w:color w:val="3B3B3B"/>
           <w:sz w:val="21"/>
           <w:szCs w:val="21"/>
           <w:lang w:eastAsia="cs-CZ"/>
@@ -39042,7 +39047,7 @@
       <w:r>
         <w:rPr>
           <w:rFonts w:ascii="Consolas" w:eastAsia="Times New Roman" w:hAnsi="Consolas" w:cs="Times New Roman"/>
-          <w:color w:val="282D85"/>
+          <w:color w:val="001080"/>
           <w:sz w:val="21"/>
           <w:szCs w:val="21"/>
           <w:lang w:eastAsia="cs-CZ"/>
@@ -39052,7 +39057,7 @@
       <w:r>
         <w:rPr>
           <w:rFonts w:ascii="Consolas" w:eastAsia="Times New Roman" w:hAnsi="Consolas" w:cs="Times New Roman"/>
-          <w:color w:val="202020"/>
+          <w:color w:val="3B3B3B"/>
           <w:sz w:val="21"/>
           <w:szCs w:val="21"/>
           <w:lang w:eastAsia="cs-CZ"/>
@@ -39062,7 +39067,7 @@
       <w:r>
         <w:rPr>
           <w:rFonts w:ascii="Consolas" w:eastAsia="Times New Roman" w:hAnsi="Consolas" w:cs="Times New Roman"/>
-          <w:color w:val="2B9A69"/>
+          <w:color w:val="098658"/>
           <w:sz w:val="21"/>
           <w:szCs w:val="21"/>
           <w:lang w:eastAsia="cs-CZ"/>
@@ -39072,7 +39077,7 @@
       <w:r>
         <w:rPr>
           <w:rFonts w:ascii="Consolas" w:eastAsia="Times New Roman" w:hAnsi="Consolas" w:cs="Times New Roman"/>
-          <w:color w:val="202020"/>
+          <w:color w:val="3B3B3B"/>
           <w:sz w:val="21"/>
           <w:szCs w:val="21"/>
           <w:lang w:eastAsia="cs-CZ"/>
@@ -39082,7 +39087,7 @@
       <w:r>
         <w:rPr>
           <w:rFonts w:ascii="Consolas" w:eastAsia="Times New Roman" w:hAnsi="Consolas" w:cs="Times New Roman"/>
-          <w:color w:val="282D85"/>
+          <w:color w:val="001080"/>
           <w:sz w:val="21"/>
           <w:szCs w:val="21"/>
           <w:lang w:eastAsia="cs-CZ"/>
@@ -39092,7 +39097,7 @@
       <w:r>
         <w:rPr>
           <w:rFonts w:ascii="Consolas" w:eastAsia="Times New Roman" w:hAnsi="Consolas" w:cs="Times New Roman"/>
-          <w:color w:val="202020"/>
+          <w:color w:val="3B3B3B"/>
           <w:sz w:val="21"/>
           <w:szCs w:val="21"/>
           <w:lang w:eastAsia="cs-CZ"/>
@@ -39102,7 +39107,7 @@
       <w:r>
         <w:rPr>
           <w:rFonts w:ascii="Consolas" w:eastAsia="Times New Roman" w:hAnsi="Consolas" w:cs="Times New Roman"/>
-          <w:color w:val="573F35"/>
+          <w:color w:val="000000"/>
           <w:sz w:val="21"/>
           <w:szCs w:val="21"/>
           <w:lang w:eastAsia="cs-CZ"/>
@@ -39112,7 +39117,7 @@
       <w:r>
         <w:rPr>
           <w:rFonts w:ascii="Consolas" w:eastAsia="Times New Roman" w:hAnsi="Consolas" w:cs="Times New Roman"/>
-          <w:color w:val="202020"/>
+          <w:color w:val="3B3B3B"/>
           <w:sz w:val="21"/>
           <w:szCs w:val="21"/>
           <w:lang w:eastAsia="cs-CZ"/>
@@ -39122,7 +39127,7 @@
       <w:r>
         <w:rPr>
           <w:rFonts w:ascii="Consolas" w:eastAsia="Times New Roman" w:hAnsi="Consolas" w:cs="Times New Roman"/>
-          <w:color w:val="2B9A69"/>
+          <w:color w:val="098658"/>
           <w:sz w:val="21"/>
           <w:szCs w:val="21"/>
           <w:lang w:eastAsia="cs-CZ"/>
@@ -39132,7 +39137,7 @@
       <w:r>
         <w:rPr>
           <w:rFonts w:ascii="Consolas" w:eastAsia="Times New Roman" w:hAnsi="Consolas" w:cs="Times New Roman"/>
-          <w:color w:val="202020"/>
+          <w:color w:val="3B3B3B"/>
           <w:sz w:val="21"/>
           <w:szCs w:val="21"/>
           <w:lang w:eastAsia="cs-CZ"/>
@@ -39153,16 +39158,16 @@
         <w:jc w:val="left"/>
         <w:rPr>
           <w:rFonts w:ascii="Consolas" w:eastAsia="Times New Roman" w:hAnsi="Consolas" w:cs="Times New Roman"/>
-          <w:color w:val="202020"/>
-          <w:sz w:val="21"/>
-          <w:szCs w:val="21"/>
-          <w:lang w:eastAsia="cs-CZ"/>
-        </w:rPr>
-      </w:pPr>
-      <w:r>
-        <w:rPr>
-          <w:rFonts w:ascii="Consolas" w:eastAsia="Times New Roman" w:hAnsi="Consolas" w:cs="Times New Roman"/>
-          <w:color w:val="202020"/>
+          <w:color w:val="3B3B3B"/>
+          <w:sz w:val="21"/>
+          <w:szCs w:val="21"/>
+          <w:lang w:eastAsia="cs-CZ"/>
+        </w:rPr>
+      </w:pPr>
+      <w:r>
+        <w:rPr>
+          <w:rFonts w:ascii="Consolas" w:eastAsia="Times New Roman" w:hAnsi="Consolas" w:cs="Times New Roman"/>
+          <w:color w:val="3B3B3B"/>
           <w:sz w:val="21"/>
           <w:szCs w:val="21"/>
           <w:lang w:eastAsia="cs-CZ"/>
@@ -39172,7 +39177,7 @@
       <w:r>
         <w:rPr>
           <w:rFonts w:ascii="Consolas" w:eastAsia="Times New Roman" w:hAnsi="Consolas" w:cs="Times New Roman"/>
-          <w:color w:val="5460C1"/>
+          <w:color w:val="0000FF"/>
           <w:sz w:val="21"/>
           <w:szCs w:val="21"/>
           <w:lang w:eastAsia="cs-CZ"/>
@@ -39182,7 +39187,7 @@
       <w:r>
         <w:rPr>
           <w:rFonts w:ascii="Consolas" w:eastAsia="Times New Roman" w:hAnsi="Consolas" w:cs="Times New Roman"/>
-          <w:color w:val="202020"/>
+          <w:color w:val="3B3B3B"/>
           <w:sz w:val="21"/>
           <w:szCs w:val="21"/>
           <w:lang w:eastAsia="cs-CZ"/>
@@ -39192,7 +39197,7 @@
       <w:r>
         <w:rPr>
           <w:rFonts w:ascii="Consolas" w:eastAsia="Times New Roman" w:hAnsi="Consolas" w:cs="Times New Roman"/>
-          <w:color w:val="3086C5"/>
+          <w:color w:val="0070C1"/>
           <w:sz w:val="21"/>
           <w:szCs w:val="21"/>
           <w:lang w:eastAsia="cs-CZ"/>
@@ -39202,7 +39207,7 @@
       <w:r>
         <w:rPr>
           <w:rFonts w:ascii="Consolas" w:eastAsia="Times New Roman" w:hAnsi="Consolas" w:cs="Times New Roman"/>
-          <w:color w:val="202020"/>
+          <w:color w:val="3B3B3B"/>
           <w:sz w:val="21"/>
           <w:szCs w:val="21"/>
           <w:lang w:eastAsia="cs-CZ"/>
@@ -39212,7 +39217,7 @@
       <w:r>
         <w:rPr>
           <w:rFonts w:ascii="Consolas" w:eastAsia="Times New Roman" w:hAnsi="Consolas" w:cs="Times New Roman"/>
-          <w:color w:val="573F35"/>
+          <w:color w:val="000000"/>
           <w:sz w:val="21"/>
           <w:szCs w:val="21"/>
           <w:lang w:eastAsia="cs-CZ"/>
@@ -39222,7 +39227,7 @@
       <w:r>
         <w:rPr>
           <w:rFonts w:ascii="Consolas" w:eastAsia="Times New Roman" w:hAnsi="Consolas" w:cs="Times New Roman"/>
-          <w:color w:val="202020"/>
+          <w:color w:val="3B3B3B"/>
           <w:sz w:val="21"/>
           <w:szCs w:val="21"/>
           <w:lang w:eastAsia="cs-CZ"/>
@@ -39232,7 +39237,7 @@
       <w:r>
         <w:rPr>
           <w:rFonts w:ascii="Consolas" w:eastAsia="Times New Roman" w:hAnsi="Consolas" w:cs="Times New Roman"/>
-          <w:color w:val="3086C5"/>
+          <w:color w:val="0070C1"/>
           <w:sz w:val="21"/>
           <w:szCs w:val="21"/>
           <w:lang w:eastAsia="cs-CZ"/>
@@ -39242,7 +39247,7 @@
       <w:r>
         <w:rPr>
           <w:rFonts w:ascii="Consolas" w:eastAsia="Times New Roman" w:hAnsi="Consolas" w:cs="Times New Roman"/>
-          <w:color w:val="202020"/>
+          <w:color w:val="3B3B3B"/>
           <w:sz w:val="21"/>
           <w:szCs w:val="21"/>
           <w:lang w:eastAsia="cs-CZ"/>
@@ -39252,7 +39257,7 @@
       <w:r>
         <w:rPr>
           <w:rFonts w:ascii="Consolas" w:eastAsia="Times New Roman" w:hAnsi="Consolas" w:cs="Times New Roman"/>
-          <w:color w:val="98863B"/>
+          <w:color w:val="795E26"/>
           <w:sz w:val="21"/>
           <w:szCs w:val="21"/>
           <w:lang w:eastAsia="cs-CZ"/>
@@ -39262,7 +39267,7 @@
       <w:r>
         <w:rPr>
           <w:rFonts w:ascii="Consolas" w:eastAsia="Times New Roman" w:hAnsi="Consolas" w:cs="Times New Roman"/>
-          <w:color w:val="202020"/>
+          <w:color w:val="3B3B3B"/>
           <w:sz w:val="21"/>
           <w:szCs w:val="21"/>
           <w:lang w:eastAsia="cs-CZ"/>
@@ -39272,7 +39277,7 @@
       <w:r>
         <w:rPr>
           <w:rFonts w:ascii="Consolas" w:eastAsia="Times New Roman" w:hAnsi="Consolas" w:cs="Times New Roman"/>
-          <w:color w:val="282D85"/>
+          <w:color w:val="001080"/>
           <w:sz w:val="21"/>
           <w:szCs w:val="21"/>
           <w:lang w:eastAsia="cs-CZ"/>
@@ -39282,7 +39287,7 @@
       <w:r>
         <w:rPr>
           <w:rFonts w:ascii="Consolas" w:eastAsia="Times New Roman" w:hAnsi="Consolas" w:cs="Times New Roman"/>
-          <w:color w:val="202020"/>
+          <w:color w:val="3B3B3B"/>
           <w:sz w:val="21"/>
           <w:szCs w:val="21"/>
           <w:lang w:eastAsia="cs-CZ"/>
@@ -39292,7 +39297,7 @@
       <w:r>
         <w:rPr>
           <w:rFonts w:ascii="Consolas" w:eastAsia="Times New Roman" w:hAnsi="Consolas" w:cs="Times New Roman"/>
-          <w:color w:val="282D85"/>
+          <w:color w:val="001080"/>
           <w:sz w:val="21"/>
           <w:szCs w:val="21"/>
           <w:lang w:eastAsia="cs-CZ"/>
@@ -39302,7 +39307,7 @@
       <w:r>
         <w:rPr>
           <w:rFonts w:ascii="Consolas" w:eastAsia="Times New Roman" w:hAnsi="Consolas" w:cs="Times New Roman"/>
-          <w:color w:val="202020"/>
+          <w:color w:val="3B3B3B"/>
           <w:sz w:val="21"/>
           <w:szCs w:val="21"/>
           <w:lang w:eastAsia="cs-CZ"/>
@@ -39312,7 +39317,7 @@
       <w:r>
         <w:rPr>
           <w:rFonts w:ascii="Consolas" w:eastAsia="Times New Roman" w:hAnsi="Consolas" w:cs="Times New Roman"/>
-          <w:color w:val="5460C1"/>
+          <w:color w:val="0000FF"/>
           <w:sz w:val="21"/>
           <w:szCs w:val="21"/>
           <w:lang w:eastAsia="cs-CZ"/>
@@ -39322,7 +39327,7 @@
       <w:r>
         <w:rPr>
           <w:rFonts w:ascii="Consolas" w:eastAsia="Times New Roman" w:hAnsi="Consolas" w:cs="Times New Roman"/>
-          <w:color w:val="202020"/>
+          <w:color w:val="3B3B3B"/>
           <w:sz w:val="21"/>
           <w:szCs w:val="21"/>
           <w:lang w:eastAsia="cs-CZ"/>
@@ -39343,16 +39348,16 @@
         <w:jc w:val="left"/>
         <w:rPr>
           <w:rFonts w:ascii="Consolas" w:eastAsia="Times New Roman" w:hAnsi="Consolas" w:cs="Times New Roman"/>
-          <w:color w:val="202020"/>
-          <w:sz w:val="21"/>
-          <w:szCs w:val="21"/>
-          <w:lang w:eastAsia="cs-CZ"/>
-        </w:rPr>
-      </w:pPr>
-      <w:r>
-        <w:rPr>
-          <w:rFonts w:ascii="Consolas" w:eastAsia="Times New Roman" w:hAnsi="Consolas" w:cs="Times New Roman"/>
-          <w:color w:val="202020"/>
+          <w:color w:val="3B3B3B"/>
+          <w:sz w:val="21"/>
+          <w:szCs w:val="21"/>
+          <w:lang w:eastAsia="cs-CZ"/>
+        </w:rPr>
+      </w:pPr>
+      <w:r>
+        <w:rPr>
+          <w:rFonts w:ascii="Consolas" w:eastAsia="Times New Roman" w:hAnsi="Consolas" w:cs="Times New Roman"/>
+          <w:color w:val="3B3B3B"/>
           <w:sz w:val="21"/>
           <w:szCs w:val="21"/>
           <w:lang w:eastAsia="cs-CZ"/>
@@ -39362,7 +39367,7 @@
       <w:r>
         <w:rPr>
           <w:rFonts w:ascii="Consolas" w:eastAsia="Times New Roman" w:hAnsi="Consolas" w:cs="Times New Roman"/>
-          <w:color w:val="3086C5"/>
+          <w:color w:val="0070C1"/>
           <w:sz w:val="21"/>
           <w:szCs w:val="21"/>
           <w:lang w:eastAsia="cs-CZ"/>
@@ -39372,7 +39377,7 @@
       <w:r>
         <w:rPr>
           <w:rFonts w:ascii="Consolas" w:eastAsia="Times New Roman" w:hAnsi="Consolas" w:cs="Times New Roman"/>
-          <w:color w:val="202020"/>
+          <w:color w:val="3B3B3B"/>
           <w:sz w:val="21"/>
           <w:szCs w:val="21"/>
           <w:lang w:eastAsia="cs-CZ"/>
@@ -39393,16 +39398,16 @@
         <w:jc w:val="left"/>
         <w:rPr>
           <w:rFonts w:ascii="Consolas" w:eastAsia="Times New Roman" w:hAnsi="Consolas" w:cs="Times New Roman"/>
-          <w:color w:val="202020"/>
-          <w:sz w:val="21"/>
-          <w:szCs w:val="21"/>
-          <w:lang w:eastAsia="cs-CZ"/>
-        </w:rPr>
-      </w:pPr>
-      <w:r>
-        <w:rPr>
-          <w:rFonts w:ascii="Consolas" w:eastAsia="Times New Roman" w:hAnsi="Consolas" w:cs="Times New Roman"/>
-          <w:color w:val="202020"/>
+          <w:color w:val="3B3B3B"/>
+          <w:sz w:val="21"/>
+          <w:szCs w:val="21"/>
+          <w:lang w:eastAsia="cs-CZ"/>
+        </w:rPr>
+      </w:pPr>
+      <w:r>
+        <w:rPr>
+          <w:rFonts w:ascii="Consolas" w:eastAsia="Times New Roman" w:hAnsi="Consolas" w:cs="Times New Roman"/>
+          <w:color w:val="3B3B3B"/>
           <w:sz w:val="21"/>
           <w:szCs w:val="21"/>
           <w:lang w:eastAsia="cs-CZ"/>
@@ -39412,7 +39417,7 @@
       <w:r>
         <w:rPr>
           <w:rFonts w:ascii="Consolas" w:eastAsia="Times New Roman" w:hAnsi="Consolas" w:cs="Times New Roman"/>
-          <w:color w:val="B86855"/>
+          <w:color w:val="A31515"/>
           <w:sz w:val="21"/>
           <w:szCs w:val="21"/>
           <w:lang w:eastAsia="cs-CZ"/>
@@ -39422,7 +39427,7 @@
       <w:r>
         <w:rPr>
           <w:rFonts w:ascii="Consolas" w:eastAsia="Times New Roman" w:hAnsi="Consolas" w:cs="Times New Roman"/>
-          <w:color w:val="202020"/>
+          <w:color w:val="3B3B3B"/>
           <w:sz w:val="21"/>
           <w:szCs w:val="21"/>
           <w:lang w:eastAsia="cs-CZ"/>
@@ -39432,7 +39437,7 @@
       <w:r>
         <w:rPr>
           <w:rFonts w:ascii="Consolas" w:eastAsia="Times New Roman" w:hAnsi="Consolas" w:cs="Times New Roman"/>
-          <w:color w:val="573F35"/>
+          <w:color w:val="000000"/>
           <w:sz w:val="21"/>
           <w:szCs w:val="21"/>
           <w:lang w:eastAsia="cs-CZ"/>
@@ -39442,7 +39447,7 @@
       <w:r>
         <w:rPr>
           <w:rFonts w:ascii="Consolas" w:eastAsia="Times New Roman" w:hAnsi="Consolas" w:cs="Times New Roman"/>
-          <w:color w:val="202020"/>
+          <w:color w:val="3B3B3B"/>
           <w:sz w:val="21"/>
           <w:szCs w:val="21"/>
           <w:lang w:eastAsia="cs-CZ"/>
@@ -39452,7 +39457,7 @@
       <w:r>
         <w:rPr>
           <w:rFonts w:ascii="Consolas" w:eastAsia="Times New Roman" w:hAnsi="Consolas" w:cs="Times New Roman"/>
-          <w:color w:val="282D85"/>
+          <w:color w:val="001080"/>
           <w:sz w:val="21"/>
           <w:szCs w:val="21"/>
           <w:lang w:eastAsia="cs-CZ"/>
@@ -39462,7 +39467,7 @@
       <w:r>
         <w:rPr>
           <w:rFonts w:ascii="Consolas" w:eastAsia="Times New Roman" w:hAnsi="Consolas" w:cs="Times New Roman"/>
-          <w:color w:val="202020"/>
+          <w:color w:val="3B3B3B"/>
           <w:sz w:val="21"/>
           <w:szCs w:val="21"/>
           <w:lang w:eastAsia="cs-CZ"/>
@@ -39472,7 +39477,7 @@
       <w:r>
         <w:rPr>
           <w:rFonts w:ascii="Consolas" w:eastAsia="Times New Roman" w:hAnsi="Consolas" w:cs="Times New Roman"/>
-          <w:color w:val="282D85"/>
+          <w:color w:val="001080"/>
           <w:sz w:val="21"/>
           <w:szCs w:val="21"/>
           <w:lang w:eastAsia="cs-CZ"/>
@@ -39482,7 +39487,7 @@
       <w:r>
         <w:rPr>
           <w:rFonts w:ascii="Consolas" w:eastAsia="Times New Roman" w:hAnsi="Consolas" w:cs="Times New Roman"/>
-          <w:color w:val="202020"/>
+          <w:color w:val="3B3B3B"/>
           <w:sz w:val="21"/>
           <w:szCs w:val="21"/>
           <w:lang w:eastAsia="cs-CZ"/>
@@ -39503,16 +39508,16 @@
         <w:jc w:val="left"/>
         <w:rPr>
           <w:rFonts w:ascii="Consolas" w:eastAsia="Times New Roman" w:hAnsi="Consolas" w:cs="Times New Roman"/>
-          <w:color w:val="202020"/>
-          <w:sz w:val="21"/>
-          <w:szCs w:val="21"/>
-          <w:lang w:eastAsia="cs-CZ"/>
-        </w:rPr>
-      </w:pPr>
-      <w:r>
-        <w:rPr>
-          <w:rFonts w:ascii="Consolas" w:eastAsia="Times New Roman" w:hAnsi="Consolas" w:cs="Times New Roman"/>
-          <w:color w:val="202020"/>
+          <w:color w:val="3B3B3B"/>
+          <w:sz w:val="21"/>
+          <w:szCs w:val="21"/>
+          <w:lang w:eastAsia="cs-CZ"/>
+        </w:rPr>
+      </w:pPr>
+      <w:r>
+        <w:rPr>
+          <w:rFonts w:ascii="Consolas" w:eastAsia="Times New Roman" w:hAnsi="Consolas" w:cs="Times New Roman"/>
+          <w:color w:val="3B3B3B"/>
           <w:sz w:val="21"/>
           <w:szCs w:val="21"/>
           <w:lang w:eastAsia="cs-CZ"/>
@@ -39522,7 +39527,7 @@
       <w:r>
         <w:rPr>
           <w:rFonts w:ascii="Consolas" w:eastAsia="Times New Roman" w:hAnsi="Consolas" w:cs="Times New Roman"/>
-          <w:color w:val="3086C5"/>
+          <w:color w:val="0070C1"/>
           <w:sz w:val="21"/>
           <w:szCs w:val="21"/>
           <w:lang w:eastAsia="cs-CZ"/>
@@ -39532,7 +39537,7 @@
       <w:r>
         <w:rPr>
           <w:rFonts w:ascii="Consolas" w:eastAsia="Times New Roman" w:hAnsi="Consolas" w:cs="Times New Roman"/>
-          <w:color w:val="202020"/>
+          <w:color w:val="3B3B3B"/>
           <w:sz w:val="21"/>
           <w:szCs w:val="21"/>
           <w:lang w:eastAsia="cs-CZ"/>
@@ -39542,7 +39547,7 @@
       <w:r>
         <w:rPr>
           <w:rFonts w:ascii="Consolas" w:eastAsia="Times New Roman" w:hAnsi="Consolas" w:cs="Times New Roman"/>
-          <w:color w:val="573F35"/>
+          <w:color w:val="000000"/>
           <w:sz w:val="21"/>
           <w:szCs w:val="21"/>
           <w:lang w:eastAsia="cs-CZ"/>
@@ -39552,7 +39557,7 @@
       <w:r>
         <w:rPr>
           <w:rFonts w:ascii="Consolas" w:eastAsia="Times New Roman" w:hAnsi="Consolas" w:cs="Times New Roman"/>
-          <w:color w:val="202020"/>
+          <w:color w:val="3B3B3B"/>
           <w:sz w:val="21"/>
           <w:szCs w:val="21"/>
           <w:lang w:eastAsia="cs-CZ"/>
@@ -39562,7 +39567,7 @@
       <w:r>
         <w:rPr>
           <w:rFonts w:ascii="Consolas" w:eastAsia="Times New Roman" w:hAnsi="Consolas" w:cs="Times New Roman"/>
-          <w:color w:val="282D85"/>
+          <w:color w:val="001080"/>
           <w:sz w:val="21"/>
           <w:szCs w:val="21"/>
           <w:lang w:eastAsia="cs-CZ"/>
@@ -39572,7 +39577,7 @@
       <w:r>
         <w:rPr>
           <w:rFonts w:ascii="Consolas" w:eastAsia="Times New Roman" w:hAnsi="Consolas" w:cs="Times New Roman"/>
-          <w:color w:val="202020"/>
+          <w:color w:val="3B3B3B"/>
           <w:sz w:val="21"/>
           <w:szCs w:val="21"/>
           <w:lang w:eastAsia="cs-CZ"/>
@@ -39593,16 +39598,16 @@
         <w:jc w:val="left"/>
         <w:rPr>
           <w:rFonts w:ascii="Consolas" w:eastAsia="Times New Roman" w:hAnsi="Consolas" w:cs="Times New Roman"/>
-          <w:color w:val="202020"/>
-          <w:sz w:val="21"/>
-          <w:szCs w:val="21"/>
-          <w:lang w:eastAsia="cs-CZ"/>
-        </w:rPr>
-      </w:pPr>
-      <w:r>
-        <w:rPr>
-          <w:rFonts w:ascii="Consolas" w:eastAsia="Times New Roman" w:hAnsi="Consolas" w:cs="Times New Roman"/>
-          <w:color w:val="202020"/>
+          <w:color w:val="3B3B3B"/>
+          <w:sz w:val="21"/>
+          <w:szCs w:val="21"/>
+          <w:lang w:eastAsia="cs-CZ"/>
+        </w:rPr>
+      </w:pPr>
+      <w:r>
+        <w:rPr>
+          <w:rFonts w:ascii="Consolas" w:eastAsia="Times New Roman" w:hAnsi="Consolas" w:cs="Times New Roman"/>
+          <w:color w:val="3B3B3B"/>
           <w:sz w:val="21"/>
           <w:szCs w:val="21"/>
           <w:lang w:eastAsia="cs-CZ"/>
@@ -39623,16 +39628,16 @@
         <w:jc w:val="left"/>
         <w:rPr>
           <w:rFonts w:ascii="Consolas" w:eastAsia="Times New Roman" w:hAnsi="Consolas" w:cs="Times New Roman"/>
-          <w:color w:val="202020"/>
-          <w:sz w:val="21"/>
-          <w:szCs w:val="21"/>
-          <w:lang w:eastAsia="cs-CZ"/>
-        </w:rPr>
-      </w:pPr>
-      <w:r>
-        <w:rPr>
-          <w:rFonts w:ascii="Consolas" w:eastAsia="Times New Roman" w:hAnsi="Consolas" w:cs="Times New Roman"/>
-          <w:color w:val="202020"/>
+          <w:color w:val="3B3B3B"/>
+          <w:sz w:val="21"/>
+          <w:szCs w:val="21"/>
+          <w:lang w:eastAsia="cs-CZ"/>
+        </w:rPr>
+      </w:pPr>
+      <w:r>
+        <w:rPr>
+          <w:rFonts w:ascii="Consolas" w:eastAsia="Times New Roman" w:hAnsi="Consolas" w:cs="Times New Roman"/>
+          <w:color w:val="3B3B3B"/>
           <w:sz w:val="21"/>
           <w:szCs w:val="21"/>
           <w:lang w:eastAsia="cs-CZ"/>
@@ -39642,7 +39647,7 @@
       <w:r>
         <w:rPr>
           <w:rFonts w:ascii="Consolas" w:eastAsia="Times New Roman" w:hAnsi="Consolas" w:cs="Times New Roman"/>
-          <w:color w:val="3086C5"/>
+          <w:color w:val="0070C1"/>
           <w:sz w:val="21"/>
           <w:szCs w:val="21"/>
           <w:lang w:eastAsia="cs-CZ"/>
@@ -39652,7 +39657,7 @@
       <w:r>
         <w:rPr>
           <w:rFonts w:ascii="Consolas" w:eastAsia="Times New Roman" w:hAnsi="Consolas" w:cs="Times New Roman"/>
-          <w:color w:val="202020"/>
+          <w:color w:val="3B3B3B"/>
           <w:sz w:val="21"/>
           <w:szCs w:val="21"/>
           <w:lang w:eastAsia="cs-CZ"/>
@@ -39662,7 +39667,7 @@
       <w:r>
         <w:rPr>
           <w:rFonts w:ascii="Consolas" w:eastAsia="Times New Roman" w:hAnsi="Consolas" w:cs="Times New Roman"/>
-          <w:color w:val="98863B"/>
+          <w:color w:val="795E26"/>
           <w:sz w:val="21"/>
           <w:szCs w:val="21"/>
           <w:lang w:eastAsia="cs-CZ"/>
@@ -39672,7 +39677,7 @@
       <w:r>
         <w:rPr>
           <w:rFonts w:ascii="Consolas" w:eastAsia="Times New Roman" w:hAnsi="Consolas" w:cs="Times New Roman"/>
-          <w:color w:val="202020"/>
+          <w:color w:val="3B3B3B"/>
           <w:sz w:val="21"/>
           <w:szCs w:val="21"/>
           <w:lang w:eastAsia="cs-CZ"/>
@@ -39693,16 +39698,16 @@
         <w:jc w:val="left"/>
         <w:rPr>
           <w:rFonts w:ascii="Consolas" w:eastAsia="Times New Roman" w:hAnsi="Consolas" w:cs="Times New Roman"/>
-          <w:color w:val="202020"/>
-          <w:sz w:val="21"/>
-          <w:szCs w:val="21"/>
-          <w:lang w:eastAsia="cs-CZ"/>
-        </w:rPr>
-      </w:pPr>
-      <w:r>
-        <w:rPr>
-          <w:rFonts w:ascii="Consolas" w:eastAsia="Times New Roman" w:hAnsi="Consolas" w:cs="Times New Roman"/>
-          <w:color w:val="202020"/>
+          <w:color w:val="3B3B3B"/>
+          <w:sz w:val="21"/>
+          <w:szCs w:val="21"/>
+          <w:lang w:eastAsia="cs-CZ"/>
+        </w:rPr>
+      </w:pPr>
+      <w:r>
+        <w:rPr>
+          <w:rFonts w:ascii="Consolas" w:eastAsia="Times New Roman" w:hAnsi="Consolas" w:cs="Times New Roman"/>
+          <w:color w:val="3B3B3B"/>
           <w:sz w:val="21"/>
           <w:szCs w:val="21"/>
           <w:lang w:eastAsia="cs-CZ"/>
@@ -39712,7 +39717,7 @@
       <w:r>
         <w:rPr>
           <w:rFonts w:ascii="Consolas" w:eastAsia="Times New Roman" w:hAnsi="Consolas" w:cs="Times New Roman"/>
-          <w:color w:val="B86855"/>
+          <w:color w:val="A31515"/>
           <w:sz w:val="21"/>
           <w:szCs w:val="21"/>
           <w:lang w:eastAsia="cs-CZ"/>
@@ -39722,7 +39727,7 @@
       <w:r>
         <w:rPr>
           <w:rFonts w:ascii="Consolas" w:eastAsia="Times New Roman" w:hAnsi="Consolas" w:cs="Times New Roman"/>
-          <w:color w:val="202020"/>
+          <w:color w:val="3B3B3B"/>
           <w:sz w:val="21"/>
           <w:szCs w:val="21"/>
           <w:lang w:eastAsia="cs-CZ"/>
@@ -39743,16 +39748,16 @@
         <w:jc w:val="left"/>
         <w:rPr>
           <w:rFonts w:ascii="Consolas" w:eastAsia="Times New Roman" w:hAnsi="Consolas" w:cs="Times New Roman"/>
-          <w:color w:val="202020"/>
-          <w:sz w:val="21"/>
-          <w:szCs w:val="21"/>
-          <w:lang w:eastAsia="cs-CZ"/>
-        </w:rPr>
-      </w:pPr>
-      <w:r>
-        <w:rPr>
-          <w:rFonts w:ascii="Consolas" w:eastAsia="Times New Roman" w:hAnsi="Consolas" w:cs="Times New Roman"/>
-          <w:color w:val="202020"/>
+          <w:color w:val="3B3B3B"/>
+          <w:sz w:val="21"/>
+          <w:szCs w:val="21"/>
+          <w:lang w:eastAsia="cs-CZ"/>
+        </w:rPr>
+      </w:pPr>
+      <w:r>
+        <w:rPr>
+          <w:rFonts w:ascii="Consolas" w:eastAsia="Times New Roman" w:hAnsi="Consolas" w:cs="Times New Roman"/>
+          <w:color w:val="3B3B3B"/>
           <w:sz w:val="21"/>
           <w:szCs w:val="21"/>
           <w:lang w:eastAsia="cs-CZ"/>
@@ -39762,7 +39767,7 @@
       <w:r>
         <w:rPr>
           <w:rFonts w:ascii="Consolas" w:eastAsia="Times New Roman" w:hAnsi="Consolas" w:cs="Times New Roman"/>
-          <w:color w:val="3086C5"/>
+          <w:color w:val="0070C1"/>
           <w:sz w:val="21"/>
           <w:szCs w:val="21"/>
           <w:lang w:eastAsia="cs-CZ"/>
@@ -39772,7 +39777,7 @@
       <w:r>
         <w:rPr>
           <w:rFonts w:ascii="Consolas" w:eastAsia="Times New Roman" w:hAnsi="Consolas" w:cs="Times New Roman"/>
-          <w:color w:val="202020"/>
+          <w:color w:val="3B3B3B"/>
           <w:sz w:val="21"/>
           <w:szCs w:val="21"/>
           <w:lang w:eastAsia="cs-CZ"/>
@@ -39793,16 +39798,16 @@
         <w:jc w:val="left"/>
         <w:rPr>
           <w:rFonts w:ascii="Consolas" w:eastAsia="Times New Roman" w:hAnsi="Consolas" w:cs="Times New Roman"/>
-          <w:color w:val="202020"/>
-          <w:sz w:val="21"/>
-          <w:szCs w:val="21"/>
-          <w:lang w:eastAsia="cs-CZ"/>
-        </w:rPr>
-      </w:pPr>
-      <w:r>
-        <w:rPr>
-          <w:rFonts w:ascii="Consolas" w:eastAsia="Times New Roman" w:hAnsi="Consolas" w:cs="Times New Roman"/>
-          <w:color w:val="202020"/>
+          <w:color w:val="3B3B3B"/>
+          <w:sz w:val="21"/>
+          <w:szCs w:val="21"/>
+          <w:lang w:eastAsia="cs-CZ"/>
+        </w:rPr>
+      </w:pPr>
+      <w:r>
+        <w:rPr>
+          <w:rFonts w:ascii="Consolas" w:eastAsia="Times New Roman" w:hAnsi="Consolas" w:cs="Times New Roman"/>
+          <w:color w:val="3B3B3B"/>
           <w:sz w:val="21"/>
           <w:szCs w:val="21"/>
           <w:lang w:eastAsia="cs-CZ"/>
@@ -39823,16 +39828,16 @@
         <w:jc w:val="left"/>
         <w:rPr>
           <w:rFonts w:ascii="Consolas" w:eastAsia="Times New Roman" w:hAnsi="Consolas" w:cs="Times New Roman"/>
-          <w:color w:val="202020"/>
-          <w:sz w:val="21"/>
-          <w:szCs w:val="21"/>
-          <w:lang w:eastAsia="cs-CZ"/>
-        </w:rPr>
-      </w:pPr>
-      <w:r>
-        <w:rPr>
-          <w:rFonts w:ascii="Consolas" w:eastAsia="Times New Roman" w:hAnsi="Consolas" w:cs="Times New Roman"/>
-          <w:color w:val="202020"/>
+          <w:color w:val="3B3B3B"/>
+          <w:sz w:val="21"/>
+          <w:szCs w:val="21"/>
+          <w:lang w:eastAsia="cs-CZ"/>
+        </w:rPr>
+      </w:pPr>
+      <w:r>
+        <w:rPr>
+          <w:rFonts w:ascii="Consolas" w:eastAsia="Times New Roman" w:hAnsi="Consolas" w:cs="Times New Roman"/>
+          <w:color w:val="3B3B3B"/>
           <w:sz w:val="21"/>
           <w:szCs w:val="21"/>
           <w:lang w:eastAsia="cs-CZ"/>
@@ -39853,16 +39858,16 @@
         <w:jc w:val="left"/>
         <w:rPr>
           <w:rFonts w:ascii="Consolas" w:eastAsia="Times New Roman" w:hAnsi="Consolas" w:cs="Times New Roman"/>
-          <w:color w:val="202020"/>
-          <w:sz w:val="21"/>
-          <w:szCs w:val="21"/>
-          <w:lang w:eastAsia="cs-CZ"/>
-        </w:rPr>
-      </w:pPr>
-      <w:r>
-        <w:rPr>
-          <w:rFonts w:ascii="Consolas" w:eastAsia="Times New Roman" w:hAnsi="Consolas" w:cs="Times New Roman"/>
-          <w:color w:val="202020"/>
+          <w:color w:val="3B3B3B"/>
+          <w:sz w:val="21"/>
+          <w:szCs w:val="21"/>
+          <w:lang w:eastAsia="cs-CZ"/>
+        </w:rPr>
+      </w:pPr>
+      <w:r>
+        <w:rPr>
+          <w:rFonts w:ascii="Consolas" w:eastAsia="Times New Roman" w:hAnsi="Consolas" w:cs="Times New Roman"/>
+          <w:color w:val="3B3B3B"/>
           <w:sz w:val="21"/>
           <w:szCs w:val="21"/>
           <w:lang w:eastAsia="cs-CZ"/>
@@ -39883,16 +39888,16 @@
         <w:jc w:val="left"/>
         <w:rPr>
           <w:rFonts w:ascii="Consolas" w:eastAsia="Times New Roman" w:hAnsi="Consolas" w:cs="Times New Roman"/>
-          <w:color w:val="202020"/>
-          <w:sz w:val="21"/>
-          <w:szCs w:val="21"/>
-          <w:lang w:eastAsia="cs-CZ"/>
-        </w:rPr>
-      </w:pPr>
-      <w:r>
-        <w:rPr>
-          <w:rFonts w:ascii="Consolas" w:eastAsia="Times New Roman" w:hAnsi="Consolas" w:cs="Times New Roman"/>
-          <w:color w:val="202020"/>
+          <w:color w:val="3B3B3B"/>
+          <w:sz w:val="21"/>
+          <w:szCs w:val="21"/>
+          <w:lang w:eastAsia="cs-CZ"/>
+        </w:rPr>
+      </w:pPr>
+      <w:r>
+        <w:rPr>
+          <w:rFonts w:ascii="Consolas" w:eastAsia="Times New Roman" w:hAnsi="Consolas" w:cs="Times New Roman"/>
+          <w:color w:val="3B3B3B"/>
           <w:sz w:val="21"/>
           <w:szCs w:val="21"/>
           <w:lang w:eastAsia="cs-CZ"/>
@@ -39913,7 +39918,7 @@
         <w:jc w:val="left"/>
         <w:rPr>
           <w:rFonts w:ascii="Consolas" w:eastAsia="Times New Roman" w:hAnsi="Consolas" w:cs="Times New Roman"/>
-          <w:color w:val="202020"/>
+          <w:color w:val="3B3B3B"/>
           <w:sz w:val="21"/>
           <w:szCs w:val="21"/>
           <w:lang w:eastAsia="cs-CZ"/>
@@ -39933,16 +39938,16 @@
         <w:jc w:val="left"/>
         <w:rPr>
           <w:rFonts w:ascii="Consolas" w:eastAsia="Times New Roman" w:hAnsi="Consolas" w:cs="Times New Roman"/>
-          <w:color w:val="202020"/>
-          <w:sz w:val="21"/>
-          <w:szCs w:val="21"/>
-          <w:lang w:eastAsia="cs-CZ"/>
-        </w:rPr>
-      </w:pPr>
-      <w:r>
-        <w:rPr>
-          <w:rFonts w:ascii="Consolas" w:eastAsia="Times New Roman" w:hAnsi="Consolas" w:cs="Times New Roman"/>
-          <w:color w:val="202020"/>
+          <w:color w:val="3B3B3B"/>
+          <w:sz w:val="21"/>
+          <w:szCs w:val="21"/>
+          <w:lang w:eastAsia="cs-CZ"/>
+        </w:rPr>
+      </w:pPr>
+      <w:r>
+        <w:rPr>
+          <w:rFonts w:ascii="Consolas" w:eastAsia="Times New Roman" w:hAnsi="Consolas" w:cs="Times New Roman"/>
+          <w:color w:val="3B3B3B"/>
           <w:sz w:val="21"/>
           <w:szCs w:val="21"/>
           <w:lang w:eastAsia="cs-CZ"/>
@@ -39952,7 +39957,7 @@
       <w:r>
         <w:rPr>
           <w:rFonts w:ascii="Consolas" w:eastAsia="Times New Roman" w:hAnsi="Consolas" w:cs="Times New Roman"/>
-          <w:color w:val="282D85"/>
+          <w:color w:val="001080"/>
           <w:sz w:val="21"/>
           <w:szCs w:val="21"/>
           <w:lang w:eastAsia="cs-CZ"/>
@@ -39962,7 +39967,7 @@
       <w:r>
         <w:rPr>
           <w:rFonts w:ascii="Consolas" w:eastAsia="Times New Roman" w:hAnsi="Consolas" w:cs="Times New Roman"/>
-          <w:color w:val="202020"/>
+          <w:color w:val="3B3B3B"/>
           <w:sz w:val="21"/>
           <w:szCs w:val="21"/>
           <w:lang w:eastAsia="cs-CZ"/>
@@ -39972,7 +39977,7 @@
       <w:r>
         <w:rPr>
           <w:rFonts w:ascii="Consolas" w:eastAsia="Times New Roman" w:hAnsi="Consolas" w:cs="Times New Roman"/>
-          <w:color w:val="98863B"/>
+          <w:color w:val="795E26"/>
           <w:sz w:val="21"/>
           <w:szCs w:val="21"/>
           <w:lang w:eastAsia="cs-CZ"/>
@@ -39982,7 +39987,7 @@
       <w:r>
         <w:rPr>
           <w:rFonts w:ascii="Consolas" w:eastAsia="Times New Roman" w:hAnsi="Consolas" w:cs="Times New Roman"/>
-          <w:color w:val="202020"/>
+          <w:color w:val="3B3B3B"/>
           <w:sz w:val="21"/>
           <w:szCs w:val="21"/>
           <w:lang w:eastAsia="cs-CZ"/>
@@ -39992,7 +39997,7 @@
       <w:r>
         <w:rPr>
           <w:rFonts w:ascii="Consolas" w:eastAsia="Times New Roman" w:hAnsi="Consolas" w:cs="Times New Roman"/>
-          <w:color w:val="282D85"/>
+          <w:color w:val="001080"/>
           <w:sz w:val="21"/>
           <w:szCs w:val="21"/>
           <w:lang w:eastAsia="cs-CZ"/>
@@ -40002,7 +40007,7 @@
       <w:r>
         <w:rPr>
           <w:rFonts w:ascii="Consolas" w:eastAsia="Times New Roman" w:hAnsi="Consolas" w:cs="Times New Roman"/>
-          <w:color w:val="202020"/>
+          <w:color w:val="3B3B3B"/>
           <w:sz w:val="21"/>
           <w:szCs w:val="21"/>
           <w:lang w:eastAsia="cs-CZ"/>
@@ -40012,7 +40017,7 @@
       <w:r>
         <w:rPr>
           <w:rFonts w:ascii="Consolas" w:eastAsia="Times New Roman" w:hAnsi="Consolas" w:cs="Times New Roman"/>
-          <w:color w:val="5460C1"/>
+          <w:color w:val="0000FF"/>
           <w:sz w:val="21"/>
           <w:szCs w:val="21"/>
           <w:lang w:eastAsia="cs-CZ"/>
@@ -40022,7 +40027,7 @@
       <w:r>
         <w:rPr>
           <w:rFonts w:ascii="Consolas" w:eastAsia="Times New Roman" w:hAnsi="Consolas" w:cs="Times New Roman"/>
-          <w:color w:val="202020"/>
+          <w:color w:val="3B3B3B"/>
           <w:sz w:val="21"/>
           <w:szCs w:val="21"/>
           <w:lang w:eastAsia="cs-CZ"/>
@@ -40032,7 +40037,7 @@
       <w:r>
         <w:rPr>
           <w:rFonts w:ascii="Consolas" w:eastAsia="Times New Roman" w:hAnsi="Consolas" w:cs="Times New Roman"/>
-          <w:color w:val="282D85"/>
+          <w:color w:val="001080"/>
           <w:sz w:val="21"/>
           <w:szCs w:val="21"/>
           <w:lang w:eastAsia="cs-CZ"/>
@@ -40042,7 +40047,7 @@
       <w:r>
         <w:rPr>
           <w:rFonts w:ascii="Consolas" w:eastAsia="Times New Roman" w:hAnsi="Consolas" w:cs="Times New Roman"/>
-          <w:color w:val="202020"/>
+          <w:color w:val="3B3B3B"/>
           <w:sz w:val="21"/>
           <w:szCs w:val="21"/>
           <w:lang w:eastAsia="cs-CZ"/>
@@ -40052,7 +40057,7 @@
       <w:r>
         <w:rPr>
           <w:rFonts w:ascii="Consolas" w:eastAsia="Times New Roman" w:hAnsi="Consolas" w:cs="Times New Roman"/>
-          <w:color w:val="B86855"/>
+          <w:color w:val="A31515"/>
           <w:sz w:val="21"/>
           <w:szCs w:val="21"/>
           <w:lang w:eastAsia="cs-CZ"/>
@@ -40062,7 +40067,7 @@
       <w:r>
         <w:rPr>
           <w:rFonts w:ascii="Consolas" w:eastAsia="Times New Roman" w:hAnsi="Consolas" w:cs="Times New Roman"/>
-          <w:color w:val="202020"/>
+          <w:color w:val="3B3B3B"/>
           <w:sz w:val="21"/>
           <w:szCs w:val="21"/>
           <w:lang w:eastAsia="cs-CZ"/>
@@ -40083,16 +40088,16 @@
         <w:jc w:val="left"/>
         <w:rPr>
           <w:rFonts w:ascii="Consolas" w:eastAsia="Times New Roman" w:hAnsi="Consolas" w:cs="Times New Roman"/>
-          <w:color w:val="202020"/>
-          <w:sz w:val="21"/>
-          <w:szCs w:val="21"/>
-          <w:lang w:eastAsia="cs-CZ"/>
-        </w:rPr>
-      </w:pPr>
-      <w:r>
-        <w:rPr>
-          <w:rFonts w:ascii="Consolas" w:eastAsia="Times New Roman" w:hAnsi="Consolas" w:cs="Times New Roman"/>
-          <w:color w:val="202020"/>
+          <w:color w:val="3B3B3B"/>
+          <w:sz w:val="21"/>
+          <w:szCs w:val="21"/>
+          <w:lang w:eastAsia="cs-CZ"/>
+        </w:rPr>
+      </w:pPr>
+      <w:r>
+        <w:rPr>
+          <w:rFonts w:ascii="Consolas" w:eastAsia="Times New Roman" w:hAnsi="Consolas" w:cs="Times New Roman"/>
+          <w:color w:val="3B3B3B"/>
           <w:sz w:val="21"/>
           <w:szCs w:val="21"/>
           <w:lang w:eastAsia="cs-CZ"/>
@@ -40113,16 +40118,16 @@
         <w:jc w:val="left"/>
         <w:rPr>
           <w:rFonts w:ascii="Consolas" w:eastAsia="Times New Roman" w:hAnsi="Consolas" w:cs="Times New Roman"/>
-          <w:color w:val="202020"/>
-          <w:sz w:val="21"/>
-          <w:szCs w:val="21"/>
-          <w:lang w:eastAsia="cs-CZ"/>
-        </w:rPr>
-      </w:pPr>
-      <w:r>
-        <w:rPr>
-          <w:rFonts w:ascii="Consolas" w:eastAsia="Times New Roman" w:hAnsi="Consolas" w:cs="Times New Roman"/>
-          <w:color w:val="202020"/>
+          <w:color w:val="3B3B3B"/>
+          <w:sz w:val="21"/>
+          <w:szCs w:val="21"/>
+          <w:lang w:eastAsia="cs-CZ"/>
+        </w:rPr>
+      </w:pPr>
+      <w:r>
+        <w:rPr>
+          <w:rFonts w:ascii="Consolas" w:eastAsia="Times New Roman" w:hAnsi="Consolas" w:cs="Times New Roman"/>
+          <w:color w:val="3B3B3B"/>
           <w:sz w:val="21"/>
           <w:szCs w:val="21"/>
           <w:lang w:eastAsia="cs-CZ"/>
@@ -40179,16 +40184,16 @@
         <w:jc w:val="left"/>
         <w:rPr>
           <w:rFonts w:ascii="Consolas" w:eastAsia="Times New Roman" w:hAnsi="Consolas" w:cs="Times New Roman"/>
-          <w:color w:val="202020"/>
-          <w:sz w:val="21"/>
-          <w:szCs w:val="21"/>
-          <w:lang w:eastAsia="cs-CZ"/>
-        </w:rPr>
-      </w:pPr>
-      <w:r>
-        <w:rPr>
-          <w:rFonts w:ascii="Consolas" w:eastAsia="Times New Roman" w:hAnsi="Consolas" w:cs="Times New Roman"/>
-          <w:color w:val="3086C5"/>
+          <w:color w:val="3B3B3B"/>
+          <w:sz w:val="21"/>
+          <w:szCs w:val="21"/>
+          <w:lang w:eastAsia="cs-CZ"/>
+        </w:rPr>
+      </w:pPr>
+      <w:r>
+        <w:rPr>
+          <w:rFonts w:ascii="Consolas" w:eastAsia="Times New Roman" w:hAnsi="Consolas" w:cs="Times New Roman"/>
+          <w:color w:val="0070C1"/>
           <w:sz w:val="21"/>
           <w:szCs w:val="21"/>
           <w:lang w:eastAsia="cs-CZ"/>
@@ -40198,7 +40203,7 @@
       <w:r>
         <w:rPr>
           <w:rFonts w:ascii="Consolas" w:eastAsia="Times New Roman" w:hAnsi="Consolas" w:cs="Times New Roman"/>
-          <w:color w:val="202020"/>
+          <w:color w:val="3B3B3B"/>
           <w:sz w:val="21"/>
           <w:szCs w:val="21"/>
           <w:lang w:eastAsia="cs-CZ"/>
@@ -40208,7 +40213,7 @@
       <w:r>
         <w:rPr>
           <w:rFonts w:ascii="Consolas" w:eastAsia="Times New Roman" w:hAnsi="Consolas" w:cs="Times New Roman"/>
-          <w:color w:val="98863B"/>
+          <w:color w:val="795E26"/>
           <w:sz w:val="21"/>
           <w:szCs w:val="21"/>
           <w:lang w:eastAsia="cs-CZ"/>
@@ -40218,7 +40223,7 @@
       <w:r>
         <w:rPr>
           <w:rFonts w:ascii="Consolas" w:eastAsia="Times New Roman" w:hAnsi="Consolas" w:cs="Times New Roman"/>
-          <w:color w:val="202020"/>
+          <w:color w:val="3B3B3B"/>
           <w:sz w:val="21"/>
           <w:szCs w:val="21"/>
           <w:lang w:eastAsia="cs-CZ"/>
@@ -40228,7 +40233,7 @@
       <w:r>
         <w:rPr>
           <w:rFonts w:ascii="Consolas" w:eastAsia="Times New Roman" w:hAnsi="Consolas" w:cs="Times New Roman"/>
-          <w:color w:val="B86855"/>
+          <w:color w:val="A31515"/>
           <w:sz w:val="21"/>
           <w:szCs w:val="21"/>
           <w:lang w:eastAsia="cs-CZ"/>
@@ -40238,7 +40243,7 @@
       <w:r>
         <w:rPr>
           <w:rFonts w:ascii="Consolas" w:eastAsia="Times New Roman" w:hAnsi="Consolas" w:cs="Times New Roman"/>
-          <w:color w:val="202020"/>
+          <w:color w:val="3B3B3B"/>
           <w:sz w:val="21"/>
           <w:szCs w:val="21"/>
           <w:lang w:eastAsia="cs-CZ"/>
@@ -40248,7 +40253,7 @@
       <w:r>
         <w:rPr>
           <w:rFonts w:ascii="Consolas" w:eastAsia="Times New Roman" w:hAnsi="Consolas" w:cs="Times New Roman"/>
-          <w:color w:val="98863B"/>
+          <w:color w:val="795E26"/>
           <w:sz w:val="21"/>
           <w:szCs w:val="21"/>
           <w:lang w:eastAsia="cs-CZ"/>
@@ -40258,27 +40263,29 @@
       <w:r>
         <w:rPr>
           <w:rFonts w:ascii="Consolas" w:eastAsia="Times New Roman" w:hAnsi="Consolas" w:cs="Times New Roman"/>
-          <w:color w:val="202020"/>
+          <w:color w:val="3B3B3B"/>
           <w:sz w:val="21"/>
           <w:szCs w:val="21"/>
           <w:lang w:eastAsia="cs-CZ"/>
         </w:rPr>
         <w:t xml:space="preserve">, </w:t>
       </w:r>
-      <w:r>
-        <w:rPr>
-          <w:rFonts w:ascii="Consolas" w:eastAsia="Times New Roman" w:hAnsi="Consolas" w:cs="Times New Roman"/>
-          <w:color w:val="98863B"/>
-          <w:sz w:val="21"/>
-          <w:szCs w:val="21"/>
-          <w:lang w:eastAsia="cs-CZ"/>
-        </w:rPr>
-        <w:t>isAdmin</w:t>
-      </w:r>
-      <w:r>
-        <w:rPr>
-          <w:rFonts w:ascii="Consolas" w:eastAsia="Times New Roman" w:hAnsi="Consolas" w:cs="Times New Roman"/>
-          <w:color w:val="202020"/>
+      <w:proofErr w:type="spellStart"/>
+      <w:r>
+        <w:rPr>
+          <w:rFonts w:ascii="Consolas" w:eastAsia="Times New Roman" w:hAnsi="Consolas" w:cs="Times New Roman"/>
+          <w:color w:val="795E26"/>
+          <w:sz w:val="21"/>
+          <w:szCs w:val="21"/>
+          <w:lang w:eastAsia="cs-CZ"/>
+        </w:rPr>
+        <w:t>isAdminOrTrainer</w:t>
+      </w:r>
+      <w:proofErr w:type="spellEnd"/>
+      <w:r>
+        <w:rPr>
+          <w:rFonts w:ascii="Consolas" w:eastAsia="Times New Roman" w:hAnsi="Consolas" w:cs="Times New Roman"/>
+          <w:color w:val="3B3B3B"/>
           <w:sz w:val="21"/>
           <w:szCs w:val="21"/>
           <w:lang w:eastAsia="cs-CZ"/>
@@ -40288,7 +40295,7 @@
       <w:r>
         <w:rPr>
           <w:rFonts w:ascii="Consolas" w:eastAsia="Times New Roman" w:hAnsi="Consolas" w:cs="Times New Roman"/>
-          <w:color w:val="282D85"/>
+          <w:color w:val="001080"/>
           <w:sz w:val="21"/>
           <w:szCs w:val="21"/>
           <w:lang w:eastAsia="cs-CZ"/>
@@ -40298,7 +40305,7 @@
       <w:r>
         <w:rPr>
           <w:rFonts w:ascii="Consolas" w:eastAsia="Times New Roman" w:hAnsi="Consolas" w:cs="Times New Roman"/>
-          <w:color w:val="202020"/>
+          <w:color w:val="3B3B3B"/>
           <w:sz w:val="21"/>
           <w:szCs w:val="21"/>
           <w:lang w:eastAsia="cs-CZ"/>
@@ -40308,7 +40315,7 @@
       <w:r>
         <w:rPr>
           <w:rFonts w:ascii="Consolas" w:eastAsia="Times New Roman" w:hAnsi="Consolas" w:cs="Times New Roman"/>
-          <w:color w:val="282D85"/>
+          <w:color w:val="001080"/>
           <w:sz w:val="21"/>
           <w:szCs w:val="21"/>
           <w:lang w:eastAsia="cs-CZ"/>
@@ -40318,7 +40325,7 @@
       <w:r>
         <w:rPr>
           <w:rFonts w:ascii="Consolas" w:eastAsia="Times New Roman" w:hAnsi="Consolas" w:cs="Times New Roman"/>
-          <w:color w:val="202020"/>
+          <w:color w:val="3B3B3B"/>
           <w:sz w:val="21"/>
           <w:szCs w:val="21"/>
           <w:lang w:eastAsia="cs-CZ"/>
@@ -40328,7 +40335,7 @@
       <w:r>
         <w:rPr>
           <w:rFonts w:ascii="Consolas" w:eastAsia="Times New Roman" w:hAnsi="Consolas" w:cs="Times New Roman"/>
-          <w:color w:val="5460C1"/>
+          <w:color w:val="0000FF"/>
           <w:sz w:val="21"/>
           <w:szCs w:val="21"/>
           <w:lang w:eastAsia="cs-CZ"/>
@@ -40338,7 +40345,7 @@
       <w:r>
         <w:rPr>
           <w:rFonts w:ascii="Consolas" w:eastAsia="Times New Roman" w:hAnsi="Consolas" w:cs="Times New Roman"/>
-          <w:color w:val="202020"/>
+          <w:color w:val="3B3B3B"/>
           <w:sz w:val="21"/>
           <w:szCs w:val="21"/>
           <w:lang w:eastAsia="cs-CZ"/>
@@ -40359,16 +40366,16 @@
         <w:jc w:val="left"/>
         <w:rPr>
           <w:rFonts w:ascii="Consolas" w:eastAsia="Times New Roman" w:hAnsi="Consolas" w:cs="Times New Roman"/>
-          <w:color w:val="202020"/>
-          <w:sz w:val="21"/>
-          <w:szCs w:val="21"/>
-          <w:lang w:eastAsia="cs-CZ"/>
-        </w:rPr>
-      </w:pPr>
-      <w:r>
-        <w:rPr>
-          <w:rFonts w:ascii="Consolas" w:eastAsia="Times New Roman" w:hAnsi="Consolas" w:cs="Times New Roman"/>
-          <w:color w:val="202020"/>
+          <w:color w:val="3B3B3B"/>
+          <w:sz w:val="21"/>
+          <w:szCs w:val="21"/>
+          <w:lang w:eastAsia="cs-CZ"/>
+        </w:rPr>
+      </w:pPr>
+      <w:r>
+        <w:rPr>
+          <w:rFonts w:ascii="Consolas" w:eastAsia="Times New Roman" w:hAnsi="Consolas" w:cs="Times New Roman"/>
+          <w:color w:val="3B3B3B"/>
           <w:sz w:val="21"/>
           <w:szCs w:val="21"/>
           <w:lang w:eastAsia="cs-CZ"/>
@@ -40378,7 +40385,7 @@
       <w:r>
         <w:rPr>
           <w:rFonts w:ascii="Consolas" w:eastAsia="Times New Roman" w:hAnsi="Consolas" w:cs="Times New Roman"/>
-          <w:color w:val="5460C1"/>
+          <w:color w:val="0000FF"/>
           <w:sz w:val="21"/>
           <w:szCs w:val="21"/>
           <w:lang w:eastAsia="cs-CZ"/>
@@ -40388,7 +40395,7 @@
       <w:r>
         <w:rPr>
           <w:rFonts w:ascii="Consolas" w:eastAsia="Times New Roman" w:hAnsi="Consolas" w:cs="Times New Roman"/>
-          <w:color w:val="202020"/>
+          <w:color w:val="3B3B3B"/>
           <w:sz w:val="21"/>
           <w:szCs w:val="21"/>
           <w:lang w:eastAsia="cs-CZ"/>
@@ -40398,7 +40405,7 @@
       <w:r>
         <w:rPr>
           <w:rFonts w:ascii="Consolas" w:eastAsia="Times New Roman" w:hAnsi="Consolas" w:cs="Times New Roman"/>
-          <w:color w:val="3086C5"/>
+          <w:color w:val="0070C1"/>
           <w:sz w:val="21"/>
           <w:szCs w:val="21"/>
           <w:lang w:eastAsia="cs-CZ"/>
@@ -40408,7 +40415,7 @@
       <w:r>
         <w:rPr>
           <w:rFonts w:ascii="Consolas" w:eastAsia="Times New Roman" w:hAnsi="Consolas" w:cs="Times New Roman"/>
-          <w:color w:val="202020"/>
+          <w:color w:val="3B3B3B"/>
           <w:sz w:val="21"/>
           <w:szCs w:val="21"/>
           <w:lang w:eastAsia="cs-CZ"/>
@@ -40418,7 +40425,7 @@
       <w:r>
         <w:rPr>
           <w:rFonts w:ascii="Consolas" w:eastAsia="Times New Roman" w:hAnsi="Consolas" w:cs="Times New Roman"/>
-          <w:color w:val="573F35"/>
+          <w:color w:val="000000"/>
           <w:sz w:val="21"/>
           <w:szCs w:val="21"/>
           <w:lang w:eastAsia="cs-CZ"/>
@@ -40428,7 +40435,7 @@
       <w:r>
         <w:rPr>
           <w:rFonts w:ascii="Consolas" w:eastAsia="Times New Roman" w:hAnsi="Consolas" w:cs="Times New Roman"/>
-          <w:color w:val="202020"/>
+          <w:color w:val="3B3B3B"/>
           <w:sz w:val="21"/>
           <w:szCs w:val="21"/>
           <w:lang w:eastAsia="cs-CZ"/>
@@ -40438,7 +40445,7 @@
       <w:r>
         <w:rPr>
           <w:rFonts w:ascii="Consolas" w:eastAsia="Times New Roman" w:hAnsi="Consolas" w:cs="Times New Roman"/>
-          <w:color w:val="282D85"/>
+          <w:color w:val="001080"/>
           <w:sz w:val="21"/>
           <w:szCs w:val="21"/>
           <w:lang w:eastAsia="cs-CZ"/>
@@ -40448,7 +40455,7 @@
       <w:r>
         <w:rPr>
           <w:rFonts w:ascii="Consolas" w:eastAsia="Times New Roman" w:hAnsi="Consolas" w:cs="Times New Roman"/>
-          <w:color w:val="202020"/>
+          <w:color w:val="3B3B3B"/>
           <w:sz w:val="21"/>
           <w:szCs w:val="21"/>
           <w:lang w:eastAsia="cs-CZ"/>
@@ -40458,7 +40465,7 @@
       <w:r>
         <w:rPr>
           <w:rFonts w:ascii="Consolas" w:eastAsia="Times New Roman" w:hAnsi="Consolas" w:cs="Times New Roman"/>
-          <w:color w:val="282D85"/>
+          <w:color w:val="001080"/>
           <w:sz w:val="21"/>
           <w:szCs w:val="21"/>
           <w:lang w:eastAsia="cs-CZ"/>
@@ -40468,7 +40475,7 @@
       <w:r>
         <w:rPr>
           <w:rFonts w:ascii="Consolas" w:eastAsia="Times New Roman" w:hAnsi="Consolas" w:cs="Times New Roman"/>
-          <w:color w:val="202020"/>
+          <w:color w:val="3B3B3B"/>
           <w:sz w:val="21"/>
           <w:szCs w:val="21"/>
           <w:lang w:eastAsia="cs-CZ"/>
@@ -40489,7 +40496,7 @@
         <w:jc w:val="left"/>
         <w:rPr>
           <w:rFonts w:ascii="Consolas" w:eastAsia="Times New Roman" w:hAnsi="Consolas" w:cs="Times New Roman"/>
-          <w:color w:val="202020"/>
+          <w:color w:val="3B3B3B"/>
           <w:sz w:val="21"/>
           <w:szCs w:val="21"/>
           <w:lang w:eastAsia="cs-CZ"/>
@@ -40509,16 +40516,16 @@
         <w:jc w:val="left"/>
         <w:rPr>
           <w:rFonts w:ascii="Consolas" w:eastAsia="Times New Roman" w:hAnsi="Consolas" w:cs="Times New Roman"/>
-          <w:color w:val="202020"/>
-          <w:sz w:val="21"/>
-          <w:szCs w:val="21"/>
-          <w:lang w:eastAsia="cs-CZ"/>
-        </w:rPr>
-      </w:pPr>
-      <w:r>
-        <w:rPr>
-          <w:rFonts w:ascii="Consolas" w:eastAsia="Times New Roman" w:hAnsi="Consolas" w:cs="Times New Roman"/>
-          <w:color w:val="202020"/>
+          <w:color w:val="3B3B3B"/>
+          <w:sz w:val="21"/>
+          <w:szCs w:val="21"/>
+          <w:lang w:eastAsia="cs-CZ"/>
+        </w:rPr>
+      </w:pPr>
+      <w:r>
+        <w:rPr>
+          <w:rFonts w:ascii="Consolas" w:eastAsia="Times New Roman" w:hAnsi="Consolas" w:cs="Times New Roman"/>
+          <w:color w:val="3B3B3B"/>
           <w:sz w:val="21"/>
           <w:szCs w:val="21"/>
           <w:lang w:eastAsia="cs-CZ"/>
@@ -40528,7 +40535,7 @@
       <w:r>
         <w:rPr>
           <w:rFonts w:ascii="Consolas" w:eastAsia="Times New Roman" w:hAnsi="Consolas" w:cs="Times New Roman"/>
-          <w:color w:val="3086C5"/>
+          <w:color w:val="0070C1"/>
           <w:sz w:val="21"/>
           <w:szCs w:val="21"/>
           <w:lang w:eastAsia="cs-CZ"/>
@@ -40538,7 +40545,7 @@
       <w:r>
         <w:rPr>
           <w:rFonts w:ascii="Consolas" w:eastAsia="Times New Roman" w:hAnsi="Consolas" w:cs="Times New Roman"/>
-          <w:color w:val="202020"/>
+          <w:color w:val="3B3B3B"/>
           <w:sz w:val="21"/>
           <w:szCs w:val="21"/>
           <w:lang w:eastAsia="cs-CZ"/>
@@ -40548,7 +40555,7 @@
       <w:r>
         <w:rPr>
           <w:rFonts w:ascii="Consolas" w:eastAsia="Times New Roman" w:hAnsi="Consolas" w:cs="Times New Roman"/>
-          <w:color w:val="98863B"/>
+          <w:color w:val="795E26"/>
           <w:sz w:val="21"/>
           <w:szCs w:val="21"/>
           <w:lang w:eastAsia="cs-CZ"/>
@@ -40558,7 +40565,7 @@
       <w:r>
         <w:rPr>
           <w:rFonts w:ascii="Consolas" w:eastAsia="Times New Roman" w:hAnsi="Consolas" w:cs="Times New Roman"/>
-          <w:color w:val="202020"/>
+          <w:color w:val="3B3B3B"/>
           <w:sz w:val="21"/>
           <w:szCs w:val="21"/>
           <w:lang w:eastAsia="cs-CZ"/>
@@ -40568,7 +40575,7 @@
       <w:r>
         <w:rPr>
           <w:rFonts w:ascii="Consolas" w:eastAsia="Times New Roman" w:hAnsi="Consolas" w:cs="Times New Roman"/>
-          <w:color w:val="B86855"/>
+          <w:color w:val="A31515"/>
           <w:sz w:val="21"/>
           <w:szCs w:val="21"/>
           <w:lang w:eastAsia="cs-CZ"/>
@@ -40578,7 +40585,7 @@
       <w:r>
         <w:rPr>
           <w:rFonts w:ascii="Consolas" w:eastAsia="Times New Roman" w:hAnsi="Consolas" w:cs="Times New Roman"/>
-          <w:color w:val="202020"/>
+          <w:color w:val="3B3B3B"/>
           <w:sz w:val="21"/>
           <w:szCs w:val="21"/>
           <w:lang w:eastAsia="cs-CZ"/>
@@ -40588,7 +40595,7 @@
       <w:r>
         <w:rPr>
           <w:rFonts w:ascii="Consolas" w:eastAsia="Times New Roman" w:hAnsi="Consolas" w:cs="Times New Roman"/>
-          <w:color w:val="3086C5"/>
+          <w:color w:val="0070C1"/>
           <w:sz w:val="21"/>
           <w:szCs w:val="21"/>
           <w:lang w:eastAsia="cs-CZ"/>
@@ -40598,7 +40605,7 @@
       <w:r>
         <w:rPr>
           <w:rFonts w:ascii="Consolas" w:eastAsia="Times New Roman" w:hAnsi="Consolas" w:cs="Times New Roman"/>
-          <w:color w:val="202020"/>
+          <w:color w:val="3B3B3B"/>
           <w:sz w:val="21"/>
           <w:szCs w:val="21"/>
           <w:lang w:eastAsia="cs-CZ"/>
@@ -40608,7 +40615,7 @@
       <w:r>
         <w:rPr>
           <w:rFonts w:ascii="Consolas" w:eastAsia="Times New Roman" w:hAnsi="Consolas" w:cs="Times New Roman"/>
-          <w:color w:val="282D85"/>
+          <w:color w:val="001080"/>
           <w:sz w:val="21"/>
           <w:szCs w:val="21"/>
           <w:lang w:eastAsia="cs-CZ"/>
@@ -40618,7 +40625,7 @@
       <w:r>
         <w:rPr>
           <w:rFonts w:ascii="Consolas" w:eastAsia="Times New Roman" w:hAnsi="Consolas" w:cs="Times New Roman"/>
-          <w:color w:val="202020"/>
+          <w:color w:val="3B3B3B"/>
           <w:sz w:val="21"/>
           <w:szCs w:val="21"/>
           <w:lang w:eastAsia="cs-CZ"/>
@@ -40628,7 +40635,7 @@
       <w:r>
         <w:rPr>
           <w:rFonts w:ascii="Consolas" w:eastAsia="Times New Roman" w:hAnsi="Consolas" w:cs="Times New Roman"/>
-          <w:color w:val="282D85"/>
+          <w:color w:val="001080"/>
           <w:sz w:val="21"/>
           <w:szCs w:val="21"/>
           <w:lang w:eastAsia="cs-CZ"/>
@@ -40638,7 +40645,7 @@
       <w:r>
         <w:rPr>
           <w:rFonts w:ascii="Consolas" w:eastAsia="Times New Roman" w:hAnsi="Consolas" w:cs="Times New Roman"/>
-          <w:color w:val="202020"/>
+          <w:color w:val="3B3B3B"/>
           <w:sz w:val="21"/>
           <w:szCs w:val="21"/>
           <w:lang w:eastAsia="cs-CZ"/>
@@ -40648,7 +40655,7 @@
       <w:r>
         <w:rPr>
           <w:rFonts w:ascii="Consolas" w:eastAsia="Times New Roman" w:hAnsi="Consolas" w:cs="Times New Roman"/>
-          <w:color w:val="5460C1"/>
+          <w:color w:val="0000FF"/>
           <w:sz w:val="21"/>
           <w:szCs w:val="21"/>
           <w:lang w:eastAsia="cs-CZ"/>
@@ -40658,7 +40665,7 @@
       <w:r>
         <w:rPr>
           <w:rFonts w:ascii="Consolas" w:eastAsia="Times New Roman" w:hAnsi="Consolas" w:cs="Times New Roman"/>
-          <w:color w:val="202020"/>
+          <w:color w:val="3B3B3B"/>
           <w:sz w:val="21"/>
           <w:szCs w:val="21"/>
           <w:lang w:eastAsia="cs-CZ"/>
@@ -40679,16 +40686,16 @@
         <w:jc w:val="left"/>
         <w:rPr>
           <w:rFonts w:ascii="Consolas" w:eastAsia="Times New Roman" w:hAnsi="Consolas" w:cs="Times New Roman"/>
-          <w:color w:val="202020"/>
-          <w:sz w:val="21"/>
-          <w:szCs w:val="21"/>
-          <w:lang w:eastAsia="cs-CZ"/>
-        </w:rPr>
-      </w:pPr>
-      <w:r>
-        <w:rPr>
-          <w:rFonts w:ascii="Consolas" w:eastAsia="Times New Roman" w:hAnsi="Consolas" w:cs="Times New Roman"/>
-          <w:color w:val="202020"/>
+          <w:color w:val="3B3B3B"/>
+          <w:sz w:val="21"/>
+          <w:szCs w:val="21"/>
+          <w:lang w:eastAsia="cs-CZ"/>
+        </w:rPr>
+      </w:pPr>
+      <w:r>
+        <w:rPr>
+          <w:rFonts w:ascii="Consolas" w:eastAsia="Times New Roman" w:hAnsi="Consolas" w:cs="Times New Roman"/>
+          <w:color w:val="3B3B3B"/>
           <w:sz w:val="21"/>
           <w:szCs w:val="21"/>
           <w:lang w:eastAsia="cs-CZ"/>
@@ -40698,7 +40705,7 @@
       <w:r>
         <w:rPr>
           <w:rFonts w:ascii="Consolas" w:eastAsia="Times New Roman" w:hAnsi="Consolas" w:cs="Times New Roman"/>
-          <w:color w:val="3086C5"/>
+          <w:color w:val="0070C1"/>
           <w:sz w:val="21"/>
           <w:szCs w:val="21"/>
           <w:lang w:eastAsia="cs-CZ"/>
@@ -40708,7 +40715,7 @@
       <w:r>
         <w:rPr>
           <w:rFonts w:ascii="Consolas" w:eastAsia="Times New Roman" w:hAnsi="Consolas" w:cs="Times New Roman"/>
-          <w:color w:val="202020"/>
+          <w:color w:val="3B3B3B"/>
           <w:sz w:val="21"/>
           <w:szCs w:val="21"/>
           <w:lang w:eastAsia="cs-CZ"/>
@@ -40718,7 +40725,7 @@
       <w:r>
         <w:rPr>
           <w:rFonts w:ascii="Consolas" w:eastAsia="Times New Roman" w:hAnsi="Consolas" w:cs="Times New Roman"/>
-          <w:color w:val="98863B"/>
+          <w:color w:val="795E26"/>
           <w:sz w:val="21"/>
           <w:szCs w:val="21"/>
           <w:lang w:eastAsia="cs-CZ"/>
@@ -40728,7 +40735,7 @@
       <w:r>
         <w:rPr>
           <w:rFonts w:ascii="Consolas" w:eastAsia="Times New Roman" w:hAnsi="Consolas" w:cs="Times New Roman"/>
-          <w:color w:val="202020"/>
+          <w:color w:val="3B3B3B"/>
           <w:sz w:val="21"/>
           <w:szCs w:val="21"/>
           <w:lang w:eastAsia="cs-CZ"/>
@@ -40749,16 +40756,16 @@
         <w:jc w:val="left"/>
         <w:rPr>
           <w:rFonts w:ascii="Consolas" w:eastAsia="Times New Roman" w:hAnsi="Consolas" w:cs="Times New Roman"/>
-          <w:color w:val="202020"/>
-          <w:sz w:val="21"/>
-          <w:szCs w:val="21"/>
-          <w:lang w:eastAsia="cs-CZ"/>
-        </w:rPr>
-      </w:pPr>
-      <w:r>
-        <w:rPr>
-          <w:rFonts w:ascii="Consolas" w:eastAsia="Times New Roman" w:hAnsi="Consolas" w:cs="Times New Roman"/>
-          <w:color w:val="202020"/>
+          <w:color w:val="3B3B3B"/>
+          <w:sz w:val="21"/>
+          <w:szCs w:val="21"/>
+          <w:lang w:eastAsia="cs-CZ"/>
+        </w:rPr>
+      </w:pPr>
+      <w:r>
+        <w:rPr>
+          <w:rFonts w:ascii="Consolas" w:eastAsia="Times New Roman" w:hAnsi="Consolas" w:cs="Times New Roman"/>
+          <w:color w:val="3B3B3B"/>
           <w:sz w:val="21"/>
           <w:szCs w:val="21"/>
           <w:lang w:eastAsia="cs-CZ"/>
@@ -40768,7 +40775,7 @@
       <w:r>
         <w:rPr>
           <w:rFonts w:ascii="Consolas" w:eastAsia="Times New Roman" w:hAnsi="Consolas" w:cs="Times New Roman"/>
-          <w:color w:val="B86855"/>
+          <w:color w:val="A31515"/>
           <w:sz w:val="21"/>
           <w:szCs w:val="21"/>
           <w:lang w:eastAsia="cs-CZ"/>
@@ -40778,7 +40785,7 @@
       <w:r>
         <w:rPr>
           <w:rFonts w:ascii="Consolas" w:eastAsia="Times New Roman" w:hAnsi="Consolas" w:cs="Times New Roman"/>
-          <w:color w:val="202020"/>
+          <w:color w:val="3B3B3B"/>
           <w:sz w:val="21"/>
           <w:szCs w:val="21"/>
           <w:lang w:eastAsia="cs-CZ"/>
@@ -40799,16 +40806,16 @@
         <w:jc w:val="left"/>
         <w:rPr>
           <w:rFonts w:ascii="Consolas" w:eastAsia="Times New Roman" w:hAnsi="Consolas" w:cs="Times New Roman"/>
-          <w:color w:val="202020"/>
-          <w:sz w:val="21"/>
-          <w:szCs w:val="21"/>
-          <w:lang w:eastAsia="cs-CZ"/>
-        </w:rPr>
-      </w:pPr>
-      <w:r>
-        <w:rPr>
-          <w:rFonts w:ascii="Consolas" w:eastAsia="Times New Roman" w:hAnsi="Consolas" w:cs="Times New Roman"/>
-          <w:color w:val="202020"/>
+          <w:color w:val="3B3B3B"/>
+          <w:sz w:val="21"/>
+          <w:szCs w:val="21"/>
+          <w:lang w:eastAsia="cs-CZ"/>
+        </w:rPr>
+      </w:pPr>
+      <w:r>
+        <w:rPr>
+          <w:rFonts w:ascii="Consolas" w:eastAsia="Times New Roman" w:hAnsi="Consolas" w:cs="Times New Roman"/>
+          <w:color w:val="3B3B3B"/>
           <w:sz w:val="21"/>
           <w:szCs w:val="21"/>
           <w:lang w:eastAsia="cs-CZ"/>
@@ -40818,7 +40825,7 @@
       <w:r>
         <w:rPr>
           <w:rFonts w:ascii="Consolas" w:eastAsia="Times New Roman" w:hAnsi="Consolas" w:cs="Times New Roman"/>
-          <w:color w:val="3086C5"/>
+          <w:color w:val="0070C1"/>
           <w:sz w:val="21"/>
           <w:szCs w:val="21"/>
           <w:lang w:eastAsia="cs-CZ"/>
@@ -40828,7 +40835,7 @@
       <w:r>
         <w:rPr>
           <w:rFonts w:ascii="Consolas" w:eastAsia="Times New Roman" w:hAnsi="Consolas" w:cs="Times New Roman"/>
-          <w:color w:val="202020"/>
+          <w:color w:val="3B3B3B"/>
           <w:sz w:val="21"/>
           <w:szCs w:val="21"/>
           <w:lang w:eastAsia="cs-CZ"/>
@@ -40849,16 +40856,16 @@
         <w:jc w:val="left"/>
         <w:rPr>
           <w:rFonts w:ascii="Consolas" w:eastAsia="Times New Roman" w:hAnsi="Consolas" w:cs="Times New Roman"/>
-          <w:color w:val="202020"/>
-          <w:sz w:val="21"/>
-          <w:szCs w:val="21"/>
-          <w:lang w:eastAsia="cs-CZ"/>
-        </w:rPr>
-      </w:pPr>
-      <w:r>
-        <w:rPr>
-          <w:rFonts w:ascii="Consolas" w:eastAsia="Times New Roman" w:hAnsi="Consolas" w:cs="Times New Roman"/>
-          <w:color w:val="202020"/>
+          <w:color w:val="3B3B3B"/>
+          <w:sz w:val="21"/>
+          <w:szCs w:val="21"/>
+          <w:lang w:eastAsia="cs-CZ"/>
+        </w:rPr>
+      </w:pPr>
+      <w:r>
+        <w:rPr>
+          <w:rFonts w:ascii="Consolas" w:eastAsia="Times New Roman" w:hAnsi="Consolas" w:cs="Times New Roman"/>
+          <w:color w:val="3B3B3B"/>
           <w:sz w:val="21"/>
           <w:szCs w:val="21"/>
           <w:lang w:eastAsia="cs-CZ"/>
@@ -40868,7 +40875,7 @@
       <w:r>
         <w:rPr>
           <w:rFonts w:ascii="Consolas" w:eastAsia="Times New Roman" w:hAnsi="Consolas" w:cs="Times New Roman"/>
-          <w:color w:val="282D85"/>
+          <w:color w:val="001080"/>
           <w:sz w:val="21"/>
           <w:szCs w:val="21"/>
           <w:lang w:eastAsia="cs-CZ"/>
@@ -40878,7 +40885,7 @@
       <w:r>
         <w:rPr>
           <w:rFonts w:ascii="Consolas" w:eastAsia="Times New Roman" w:hAnsi="Consolas" w:cs="Times New Roman"/>
-          <w:color w:val="202020"/>
+          <w:color w:val="3B3B3B"/>
           <w:sz w:val="21"/>
           <w:szCs w:val="21"/>
           <w:lang w:eastAsia="cs-CZ"/>
@@ -40888,7 +40895,7 @@
       <w:r>
         <w:rPr>
           <w:rFonts w:ascii="Consolas" w:eastAsia="Times New Roman" w:hAnsi="Consolas" w:cs="Times New Roman"/>
-          <w:color w:val="282D85"/>
+          <w:color w:val="001080"/>
           <w:sz w:val="21"/>
           <w:szCs w:val="21"/>
           <w:lang w:eastAsia="cs-CZ"/>
@@ -40898,7 +40905,7 @@
       <w:r>
         <w:rPr>
           <w:rFonts w:ascii="Consolas" w:eastAsia="Times New Roman" w:hAnsi="Consolas" w:cs="Times New Roman"/>
-          <w:color w:val="202020"/>
+          <w:color w:val="3B3B3B"/>
           <w:sz w:val="21"/>
           <w:szCs w:val="21"/>
           <w:lang w:eastAsia="cs-CZ"/>
@@ -40908,7 +40915,7 @@
       <w:r>
         <w:rPr>
           <w:rFonts w:ascii="Consolas" w:eastAsia="Times New Roman" w:hAnsi="Consolas" w:cs="Times New Roman"/>
-          <w:color w:val="5460C1"/>
+          <w:color w:val="0000FF"/>
           <w:sz w:val="21"/>
           <w:szCs w:val="21"/>
           <w:lang w:eastAsia="cs-CZ"/>
@@ -40918,7 +40925,7 @@
       <w:r>
         <w:rPr>
           <w:rFonts w:ascii="Consolas" w:eastAsia="Times New Roman" w:hAnsi="Consolas" w:cs="Times New Roman"/>
-          <w:color w:val="202020"/>
+          <w:color w:val="3B3B3B"/>
           <w:sz w:val="21"/>
           <w:szCs w:val="21"/>
           <w:lang w:eastAsia="cs-CZ"/>
@@ -40939,16 +40946,16 @@
         <w:jc w:val="left"/>
         <w:rPr>
           <w:rFonts w:ascii="Consolas" w:eastAsia="Times New Roman" w:hAnsi="Consolas" w:cs="Times New Roman"/>
-          <w:color w:val="202020"/>
-          <w:sz w:val="21"/>
-          <w:szCs w:val="21"/>
-          <w:lang w:eastAsia="cs-CZ"/>
-        </w:rPr>
-      </w:pPr>
-      <w:r>
-        <w:rPr>
-          <w:rFonts w:ascii="Consolas" w:eastAsia="Times New Roman" w:hAnsi="Consolas" w:cs="Times New Roman"/>
-          <w:color w:val="202020"/>
+          <w:color w:val="3B3B3B"/>
+          <w:sz w:val="21"/>
+          <w:szCs w:val="21"/>
+          <w:lang w:eastAsia="cs-CZ"/>
+        </w:rPr>
+      </w:pPr>
+      <w:r>
+        <w:rPr>
+          <w:rFonts w:ascii="Consolas" w:eastAsia="Times New Roman" w:hAnsi="Consolas" w:cs="Times New Roman"/>
+          <w:color w:val="3B3B3B"/>
           <w:sz w:val="21"/>
           <w:szCs w:val="21"/>
           <w:lang w:eastAsia="cs-CZ"/>
@@ -40958,7 +40965,7 @@
       <w:r>
         <w:rPr>
           <w:rFonts w:ascii="Consolas" w:eastAsia="Times New Roman" w:hAnsi="Consolas" w:cs="Times New Roman"/>
-          <w:color w:val="3086C5"/>
+          <w:color w:val="0070C1"/>
           <w:sz w:val="21"/>
           <w:szCs w:val="21"/>
           <w:lang w:eastAsia="cs-CZ"/>
@@ -40968,7 +40975,7 @@
       <w:r>
         <w:rPr>
           <w:rFonts w:ascii="Consolas" w:eastAsia="Times New Roman" w:hAnsi="Consolas" w:cs="Times New Roman"/>
-          <w:color w:val="202020"/>
+          <w:color w:val="3B3B3B"/>
           <w:sz w:val="21"/>
           <w:szCs w:val="21"/>
           <w:lang w:eastAsia="cs-CZ"/>
@@ -40978,7 +40985,7 @@
       <w:r>
         <w:rPr>
           <w:rFonts w:ascii="Consolas" w:eastAsia="Times New Roman" w:hAnsi="Consolas" w:cs="Times New Roman"/>
-          <w:color w:val="98863B"/>
+          <w:color w:val="795E26"/>
           <w:sz w:val="21"/>
           <w:szCs w:val="21"/>
           <w:lang w:eastAsia="cs-CZ"/>
@@ -40988,7 +40995,7 @@
       <w:r>
         <w:rPr>
           <w:rFonts w:ascii="Consolas" w:eastAsia="Times New Roman" w:hAnsi="Consolas" w:cs="Times New Roman"/>
-          <w:color w:val="202020"/>
+          <w:color w:val="3B3B3B"/>
           <w:sz w:val="21"/>
           <w:szCs w:val="21"/>
           <w:lang w:eastAsia="cs-CZ"/>
@@ -40998,7 +41005,7 @@
       <w:r>
         <w:rPr>
           <w:rFonts w:ascii="Consolas" w:eastAsia="Times New Roman" w:hAnsi="Consolas" w:cs="Times New Roman"/>
-          <w:color w:val="B86855"/>
+          <w:color w:val="A31515"/>
           <w:sz w:val="21"/>
           <w:szCs w:val="21"/>
           <w:lang w:eastAsia="cs-CZ"/>
@@ -41008,7 +41015,7 @@
       <w:r>
         <w:rPr>
           <w:rFonts w:ascii="Consolas" w:eastAsia="Times New Roman" w:hAnsi="Consolas" w:cs="Times New Roman"/>
-          <w:color w:val="202020"/>
+          <w:color w:val="3B3B3B"/>
           <w:sz w:val="21"/>
           <w:szCs w:val="21"/>
           <w:lang w:eastAsia="cs-CZ"/>
@@ -41018,7 +41025,7 @@
       <w:r>
         <w:rPr>
           <w:rFonts w:ascii="Consolas" w:eastAsia="Times New Roman" w:hAnsi="Consolas" w:cs="Times New Roman"/>
-          <w:color w:val="3086C5"/>
+          <w:color w:val="0070C1"/>
           <w:sz w:val="21"/>
           <w:szCs w:val="21"/>
           <w:lang w:eastAsia="cs-CZ"/>
@@ -41028,7 +41035,7 @@
       <w:r>
         <w:rPr>
           <w:rFonts w:ascii="Consolas" w:eastAsia="Times New Roman" w:hAnsi="Consolas" w:cs="Times New Roman"/>
-          <w:color w:val="202020"/>
+          <w:color w:val="3B3B3B"/>
           <w:sz w:val="21"/>
           <w:szCs w:val="21"/>
           <w:lang w:eastAsia="cs-CZ"/>
@@ -41038,7 +41045,7 @@
       <w:r>
         <w:rPr>
           <w:rFonts w:ascii="Consolas" w:eastAsia="Times New Roman" w:hAnsi="Consolas" w:cs="Times New Roman"/>
-          <w:color w:val="282D85"/>
+          <w:color w:val="001080"/>
           <w:sz w:val="21"/>
           <w:szCs w:val="21"/>
           <w:lang w:eastAsia="cs-CZ"/>
@@ -41048,7 +41055,7 @@
       <w:r>
         <w:rPr>
           <w:rFonts w:ascii="Consolas" w:eastAsia="Times New Roman" w:hAnsi="Consolas" w:cs="Times New Roman"/>
-          <w:color w:val="202020"/>
+          <w:color w:val="3B3B3B"/>
           <w:sz w:val="21"/>
           <w:szCs w:val="21"/>
           <w:lang w:eastAsia="cs-CZ"/>
@@ -41058,7 +41065,7 @@
       <w:r>
         <w:rPr>
           <w:rFonts w:ascii="Consolas" w:eastAsia="Times New Roman" w:hAnsi="Consolas" w:cs="Times New Roman"/>
-          <w:color w:val="282D85"/>
+          <w:color w:val="001080"/>
           <w:sz w:val="21"/>
           <w:szCs w:val="21"/>
           <w:lang w:eastAsia="cs-CZ"/>
@@ -41068,7 +41075,7 @@
       <w:r>
         <w:rPr>
           <w:rFonts w:ascii="Consolas" w:eastAsia="Times New Roman" w:hAnsi="Consolas" w:cs="Times New Roman"/>
-          <w:color w:val="202020"/>
+          <w:color w:val="3B3B3B"/>
           <w:sz w:val="21"/>
           <w:szCs w:val="21"/>
           <w:lang w:eastAsia="cs-CZ"/>
@@ -41078,7 +41085,7 @@
       <w:r>
         <w:rPr>
           <w:rFonts w:ascii="Consolas" w:eastAsia="Times New Roman" w:hAnsi="Consolas" w:cs="Times New Roman"/>
-          <w:color w:val="5460C1"/>
+          <w:color w:val="0000FF"/>
           <w:sz w:val="21"/>
           <w:szCs w:val="21"/>
           <w:lang w:eastAsia="cs-CZ"/>
@@ -41088,7 +41095,7 @@
       <w:r>
         <w:rPr>
           <w:rFonts w:ascii="Consolas" w:eastAsia="Times New Roman" w:hAnsi="Consolas" w:cs="Times New Roman"/>
-          <w:color w:val="202020"/>
+          <w:color w:val="3B3B3B"/>
           <w:sz w:val="21"/>
           <w:szCs w:val="21"/>
           <w:lang w:eastAsia="cs-CZ"/>
@@ -41109,16 +41116,16 @@
         <w:jc w:val="left"/>
         <w:rPr>
           <w:rFonts w:ascii="Consolas" w:eastAsia="Times New Roman" w:hAnsi="Consolas" w:cs="Times New Roman"/>
-          <w:color w:val="202020"/>
-          <w:sz w:val="21"/>
-          <w:szCs w:val="21"/>
-          <w:lang w:eastAsia="cs-CZ"/>
-        </w:rPr>
-      </w:pPr>
-      <w:r>
-        <w:rPr>
-          <w:rFonts w:ascii="Consolas" w:eastAsia="Times New Roman" w:hAnsi="Consolas" w:cs="Times New Roman"/>
-          <w:color w:val="202020"/>
+          <w:color w:val="3B3B3B"/>
+          <w:sz w:val="21"/>
+          <w:szCs w:val="21"/>
+          <w:lang w:eastAsia="cs-CZ"/>
+        </w:rPr>
+      </w:pPr>
+      <w:r>
+        <w:rPr>
+          <w:rFonts w:ascii="Consolas" w:eastAsia="Times New Roman" w:hAnsi="Consolas" w:cs="Times New Roman"/>
+          <w:color w:val="3B3B3B"/>
           <w:sz w:val="21"/>
           <w:szCs w:val="21"/>
           <w:lang w:eastAsia="cs-CZ"/>
@@ -41128,7 +41135,7 @@
       <w:r>
         <w:rPr>
           <w:rFonts w:ascii="Consolas" w:eastAsia="Times New Roman" w:hAnsi="Consolas" w:cs="Times New Roman"/>
-          <w:color w:val="8F41AD"/>
+          <w:color w:val="AF00DB"/>
           <w:sz w:val="21"/>
           <w:szCs w:val="21"/>
           <w:lang w:eastAsia="cs-CZ"/>
@@ -41138,7 +41145,7 @@
       <w:r>
         <w:rPr>
           <w:rFonts w:ascii="Consolas" w:eastAsia="Times New Roman" w:hAnsi="Consolas" w:cs="Times New Roman"/>
-          <w:color w:val="202020"/>
+          <w:color w:val="3B3B3B"/>
           <w:sz w:val="21"/>
           <w:szCs w:val="21"/>
           <w:lang w:eastAsia="cs-CZ"/>
@@ -41148,7 +41155,7 @@
       <w:r>
         <w:rPr>
           <w:rFonts w:ascii="Consolas" w:eastAsia="Times New Roman" w:hAnsi="Consolas" w:cs="Times New Roman"/>
-          <w:color w:val="282D85"/>
+          <w:color w:val="001080"/>
           <w:sz w:val="21"/>
           <w:szCs w:val="21"/>
           <w:lang w:eastAsia="cs-CZ"/>
@@ -41158,7 +41165,7 @@
       <w:r>
         <w:rPr>
           <w:rFonts w:ascii="Consolas" w:eastAsia="Times New Roman" w:hAnsi="Consolas" w:cs="Times New Roman"/>
-          <w:color w:val="202020"/>
+          <w:color w:val="3B3B3B"/>
           <w:sz w:val="21"/>
           <w:szCs w:val="21"/>
           <w:lang w:eastAsia="cs-CZ"/>
@@ -41179,16 +41186,16 @@
         <w:jc w:val="left"/>
         <w:rPr>
           <w:rFonts w:ascii="Consolas" w:eastAsia="Times New Roman" w:hAnsi="Consolas" w:cs="Times New Roman"/>
-          <w:color w:val="202020"/>
-          <w:sz w:val="21"/>
-          <w:szCs w:val="21"/>
-          <w:lang w:eastAsia="cs-CZ"/>
-        </w:rPr>
-      </w:pPr>
-      <w:r>
-        <w:rPr>
-          <w:rFonts w:ascii="Consolas" w:eastAsia="Times New Roman" w:hAnsi="Consolas" w:cs="Times New Roman"/>
-          <w:color w:val="202020"/>
+          <w:color w:val="3B3B3B"/>
+          <w:sz w:val="21"/>
+          <w:szCs w:val="21"/>
+          <w:lang w:eastAsia="cs-CZ"/>
+        </w:rPr>
+      </w:pPr>
+      <w:r>
+        <w:rPr>
+          <w:rFonts w:ascii="Consolas" w:eastAsia="Times New Roman" w:hAnsi="Consolas" w:cs="Times New Roman"/>
+          <w:color w:val="3B3B3B"/>
           <w:sz w:val="21"/>
           <w:szCs w:val="21"/>
           <w:lang w:eastAsia="cs-CZ"/>
@@ -41198,7 +41205,7 @@
       <w:r>
         <w:rPr>
           <w:rFonts w:ascii="Consolas" w:eastAsia="Times New Roman" w:hAnsi="Consolas" w:cs="Times New Roman"/>
-          <w:color w:val="8F41AD"/>
+          <w:color w:val="AF00DB"/>
           <w:sz w:val="21"/>
           <w:szCs w:val="21"/>
           <w:lang w:eastAsia="cs-CZ"/>
@@ -41208,7 +41215,7 @@
       <w:r>
         <w:rPr>
           <w:rFonts w:ascii="Consolas" w:eastAsia="Times New Roman" w:hAnsi="Consolas" w:cs="Times New Roman"/>
-          <w:color w:val="202020"/>
+          <w:color w:val="3B3B3B"/>
           <w:sz w:val="21"/>
           <w:szCs w:val="21"/>
           <w:lang w:eastAsia="cs-CZ"/>
@@ -41218,7 +41225,7 @@
       <w:r>
         <w:rPr>
           <w:rFonts w:ascii="Consolas" w:eastAsia="Times New Roman" w:hAnsi="Consolas" w:cs="Times New Roman"/>
-          <w:color w:val="282D85"/>
+          <w:color w:val="001080"/>
           <w:sz w:val="21"/>
           <w:szCs w:val="21"/>
           <w:lang w:eastAsia="cs-CZ"/>
@@ -41239,16 +41246,16 @@
         <w:jc w:val="left"/>
         <w:rPr>
           <w:rFonts w:ascii="Consolas" w:eastAsia="Times New Roman" w:hAnsi="Consolas" w:cs="Times New Roman"/>
-          <w:color w:val="202020"/>
-          <w:sz w:val="21"/>
-          <w:szCs w:val="21"/>
-          <w:lang w:eastAsia="cs-CZ"/>
-        </w:rPr>
-      </w:pPr>
-      <w:r>
-        <w:rPr>
-          <w:rFonts w:ascii="Consolas" w:eastAsia="Times New Roman" w:hAnsi="Consolas" w:cs="Times New Roman"/>
-          <w:color w:val="202020"/>
+          <w:color w:val="3B3B3B"/>
+          <w:sz w:val="21"/>
+          <w:szCs w:val="21"/>
+          <w:lang w:eastAsia="cs-CZ"/>
+        </w:rPr>
+      </w:pPr>
+      <w:r>
+        <w:rPr>
+          <w:rFonts w:ascii="Consolas" w:eastAsia="Times New Roman" w:hAnsi="Consolas" w:cs="Times New Roman"/>
+          <w:color w:val="3B3B3B"/>
           <w:sz w:val="21"/>
           <w:szCs w:val="21"/>
           <w:lang w:eastAsia="cs-CZ"/>
@@ -41258,7 +41265,7 @@
       <w:r>
         <w:rPr>
           <w:rFonts w:ascii="Consolas" w:eastAsia="Times New Roman" w:hAnsi="Consolas" w:cs="Times New Roman"/>
-          <w:color w:val="98863B"/>
+          <w:color w:val="795E26"/>
           <w:sz w:val="21"/>
           <w:szCs w:val="21"/>
           <w:lang w:eastAsia="cs-CZ"/>
@@ -41268,7 +41275,7 @@
       <w:r>
         <w:rPr>
           <w:rFonts w:ascii="Consolas" w:eastAsia="Times New Roman" w:hAnsi="Consolas" w:cs="Times New Roman"/>
-          <w:color w:val="202020"/>
+          <w:color w:val="3B3B3B"/>
           <w:sz w:val="21"/>
           <w:szCs w:val="21"/>
           <w:lang w:eastAsia="cs-CZ"/>
@@ -41278,7 +41285,7 @@
       <w:r>
         <w:rPr>
           <w:rFonts w:ascii="Consolas" w:eastAsia="Times New Roman" w:hAnsi="Consolas" w:cs="Times New Roman"/>
-          <w:color w:val="2B9A69"/>
+          <w:color w:val="098658"/>
           <w:sz w:val="21"/>
           <w:szCs w:val="21"/>
           <w:lang w:eastAsia="cs-CZ"/>
@@ -41288,7 +41295,7 @@
       <w:r>
         <w:rPr>
           <w:rFonts w:ascii="Consolas" w:eastAsia="Times New Roman" w:hAnsi="Consolas" w:cs="Times New Roman"/>
-          <w:color w:val="202020"/>
+          <w:color w:val="3B3B3B"/>
           <w:sz w:val="21"/>
           <w:szCs w:val="21"/>
           <w:lang w:eastAsia="cs-CZ"/>
@@ -41309,16 +41316,16 @@
         <w:jc w:val="left"/>
         <w:rPr>
           <w:rFonts w:ascii="Consolas" w:eastAsia="Times New Roman" w:hAnsi="Consolas" w:cs="Times New Roman"/>
-          <w:color w:val="202020"/>
-          <w:sz w:val="21"/>
-          <w:szCs w:val="21"/>
-          <w:lang w:eastAsia="cs-CZ"/>
-        </w:rPr>
-      </w:pPr>
-      <w:r>
-        <w:rPr>
-          <w:rFonts w:ascii="Consolas" w:eastAsia="Times New Roman" w:hAnsi="Consolas" w:cs="Times New Roman"/>
-          <w:color w:val="202020"/>
+          <w:color w:val="3B3B3B"/>
+          <w:sz w:val="21"/>
+          <w:szCs w:val="21"/>
+          <w:lang w:eastAsia="cs-CZ"/>
+        </w:rPr>
+      </w:pPr>
+      <w:r>
+        <w:rPr>
+          <w:rFonts w:ascii="Consolas" w:eastAsia="Times New Roman" w:hAnsi="Consolas" w:cs="Times New Roman"/>
+          <w:color w:val="3B3B3B"/>
           <w:sz w:val="21"/>
           <w:szCs w:val="21"/>
           <w:lang w:eastAsia="cs-CZ"/>
@@ -41328,7 +41335,7 @@
       <w:r>
         <w:rPr>
           <w:rFonts w:ascii="Consolas" w:eastAsia="Times New Roman" w:hAnsi="Consolas" w:cs="Times New Roman"/>
-          <w:color w:val="98863B"/>
+          <w:color w:val="795E26"/>
           <w:sz w:val="21"/>
           <w:szCs w:val="21"/>
           <w:lang w:eastAsia="cs-CZ"/>
@@ -41338,7 +41345,7 @@
       <w:r>
         <w:rPr>
           <w:rFonts w:ascii="Consolas" w:eastAsia="Times New Roman" w:hAnsi="Consolas" w:cs="Times New Roman"/>
-          <w:color w:val="202020"/>
+          <w:color w:val="3B3B3B"/>
           <w:sz w:val="21"/>
           <w:szCs w:val="21"/>
           <w:lang w:eastAsia="cs-CZ"/>
@@ -41348,7 +41355,7 @@
       <w:r>
         <w:rPr>
           <w:rFonts w:ascii="Consolas" w:eastAsia="Times New Roman" w:hAnsi="Consolas" w:cs="Times New Roman"/>
-          <w:color w:val="282D85"/>
+          <w:color w:val="001080"/>
           <w:sz w:val="21"/>
           <w:szCs w:val="21"/>
           <w:lang w:eastAsia="cs-CZ"/>
@@ -41358,7 +41365,7 @@
       <w:r>
         <w:rPr>
           <w:rFonts w:ascii="Consolas" w:eastAsia="Times New Roman" w:hAnsi="Consolas" w:cs="Times New Roman"/>
-          <w:color w:val="202020"/>
+          <w:color w:val="3B3B3B"/>
           <w:sz w:val="21"/>
           <w:szCs w:val="21"/>
           <w:lang w:eastAsia="cs-CZ"/>
@@ -41368,7 +41375,7 @@
       <w:r>
         <w:rPr>
           <w:rFonts w:ascii="Consolas" w:eastAsia="Times New Roman" w:hAnsi="Consolas" w:cs="Times New Roman"/>
-          <w:color w:val="B86855"/>
+          <w:color w:val="A31515"/>
           <w:sz w:val="21"/>
           <w:szCs w:val="21"/>
           <w:lang w:eastAsia="cs-CZ"/>
@@ -41378,7 +41385,7 @@
       <w:r>
         <w:rPr>
           <w:rFonts w:ascii="Consolas" w:eastAsia="Times New Roman" w:hAnsi="Consolas" w:cs="Times New Roman"/>
-          <w:color w:val="202020"/>
+          <w:color w:val="3B3B3B"/>
           <w:sz w:val="21"/>
           <w:szCs w:val="21"/>
           <w:lang w:eastAsia="cs-CZ"/>
@@ -41399,16 +41406,16 @@
         <w:jc w:val="left"/>
         <w:rPr>
           <w:rFonts w:ascii="Consolas" w:eastAsia="Times New Roman" w:hAnsi="Consolas" w:cs="Times New Roman"/>
-          <w:color w:val="202020"/>
-          <w:sz w:val="21"/>
-          <w:szCs w:val="21"/>
-          <w:lang w:eastAsia="cs-CZ"/>
-        </w:rPr>
-      </w:pPr>
-      <w:r>
-        <w:rPr>
-          <w:rFonts w:ascii="Consolas" w:eastAsia="Times New Roman" w:hAnsi="Consolas" w:cs="Times New Roman"/>
-          <w:color w:val="202020"/>
+          <w:color w:val="3B3B3B"/>
+          <w:sz w:val="21"/>
+          <w:szCs w:val="21"/>
+          <w:lang w:eastAsia="cs-CZ"/>
+        </w:rPr>
+      </w:pPr>
+      <w:r>
+        <w:rPr>
+          <w:rFonts w:ascii="Consolas" w:eastAsia="Times New Roman" w:hAnsi="Consolas" w:cs="Times New Roman"/>
+          <w:color w:val="3B3B3B"/>
           <w:sz w:val="21"/>
           <w:szCs w:val="21"/>
           <w:lang w:eastAsia="cs-CZ"/>
@@ -41418,7 +41425,7 @@
       <w:r>
         <w:rPr>
           <w:rFonts w:ascii="Consolas" w:eastAsia="Times New Roman" w:hAnsi="Consolas" w:cs="Times New Roman"/>
-          <w:color w:val="8F41AD"/>
+          <w:color w:val="AF00DB"/>
           <w:sz w:val="21"/>
           <w:szCs w:val="21"/>
           <w:lang w:eastAsia="cs-CZ"/>
@@ -41428,7 +41435,7 @@
       <w:r>
         <w:rPr>
           <w:rFonts w:ascii="Consolas" w:eastAsia="Times New Roman" w:hAnsi="Consolas" w:cs="Times New Roman"/>
-          <w:color w:val="202020"/>
+          <w:color w:val="3B3B3B"/>
           <w:sz w:val="21"/>
           <w:szCs w:val="21"/>
           <w:lang w:eastAsia="cs-CZ"/>
@@ -41438,7 +41445,7 @@
       <w:r>
         <w:rPr>
           <w:rFonts w:ascii="Consolas" w:eastAsia="Times New Roman" w:hAnsi="Consolas" w:cs="Times New Roman"/>
-          <w:color w:val="282D85"/>
+          <w:color w:val="001080"/>
           <w:sz w:val="21"/>
           <w:szCs w:val="21"/>
           <w:lang w:eastAsia="cs-CZ"/>
@@ -41448,7 +41455,7 @@
       <w:r>
         <w:rPr>
           <w:rFonts w:ascii="Consolas" w:eastAsia="Times New Roman" w:hAnsi="Consolas" w:cs="Times New Roman"/>
-          <w:color w:val="202020"/>
+          <w:color w:val="3B3B3B"/>
           <w:sz w:val="21"/>
           <w:szCs w:val="21"/>
           <w:lang w:eastAsia="cs-CZ"/>
@@ -41458,7 +41465,7 @@
       <w:r>
         <w:rPr>
           <w:rFonts w:ascii="Consolas" w:eastAsia="Times New Roman" w:hAnsi="Consolas" w:cs="Times New Roman"/>
-          <w:color w:val="282D85"/>
+          <w:color w:val="001080"/>
           <w:sz w:val="21"/>
           <w:szCs w:val="21"/>
           <w:lang w:eastAsia="cs-CZ"/>
@@ -41468,7 +41475,7 @@
       <w:r>
         <w:rPr>
           <w:rFonts w:ascii="Consolas" w:eastAsia="Times New Roman" w:hAnsi="Consolas" w:cs="Times New Roman"/>
-          <w:color w:val="202020"/>
+          <w:color w:val="3B3B3B"/>
           <w:sz w:val="21"/>
           <w:szCs w:val="21"/>
           <w:lang w:eastAsia="cs-CZ"/>
@@ -41478,7 +41485,7 @@
       <w:r>
         <w:rPr>
           <w:rFonts w:ascii="Consolas" w:eastAsia="Times New Roman" w:hAnsi="Consolas" w:cs="Times New Roman"/>
-          <w:color w:val="573F35"/>
+          <w:color w:val="000000"/>
           <w:sz w:val="21"/>
           <w:szCs w:val="21"/>
           <w:lang w:eastAsia="cs-CZ"/>
@@ -41488,7 +41495,7 @@
       <w:r>
         <w:rPr>
           <w:rFonts w:ascii="Consolas" w:eastAsia="Times New Roman" w:hAnsi="Consolas" w:cs="Times New Roman"/>
-          <w:color w:val="202020"/>
+          <w:color w:val="3B3B3B"/>
           <w:sz w:val="21"/>
           <w:szCs w:val="21"/>
           <w:lang w:eastAsia="cs-CZ"/>
@@ -41498,7 +41505,7 @@
       <w:r>
         <w:rPr>
           <w:rFonts w:ascii="Consolas" w:eastAsia="Times New Roman" w:hAnsi="Consolas" w:cs="Times New Roman"/>
-          <w:color w:val="2B9A69"/>
+          <w:color w:val="098658"/>
           <w:sz w:val="21"/>
           <w:szCs w:val="21"/>
           <w:lang w:eastAsia="cs-CZ"/>
@@ -41508,7 +41515,7 @@
       <w:r>
         <w:rPr>
           <w:rFonts w:ascii="Consolas" w:eastAsia="Times New Roman" w:hAnsi="Consolas" w:cs="Times New Roman"/>
-          <w:color w:val="202020"/>
+          <w:color w:val="3B3B3B"/>
           <w:sz w:val="21"/>
           <w:szCs w:val="21"/>
           <w:lang w:eastAsia="cs-CZ"/>
@@ -41529,16 +41536,16 @@
         <w:jc w:val="left"/>
         <w:rPr>
           <w:rFonts w:ascii="Consolas" w:eastAsia="Times New Roman" w:hAnsi="Consolas" w:cs="Times New Roman"/>
-          <w:color w:val="202020"/>
-          <w:sz w:val="21"/>
-          <w:szCs w:val="21"/>
-          <w:lang w:eastAsia="cs-CZ"/>
-        </w:rPr>
-      </w:pPr>
-      <w:r>
-        <w:rPr>
-          <w:rFonts w:ascii="Consolas" w:eastAsia="Times New Roman" w:hAnsi="Consolas" w:cs="Times New Roman"/>
-          <w:color w:val="202020"/>
+          <w:color w:val="3B3B3B"/>
+          <w:sz w:val="21"/>
+          <w:szCs w:val="21"/>
+          <w:lang w:eastAsia="cs-CZ"/>
+        </w:rPr>
+      </w:pPr>
+      <w:r>
+        <w:rPr>
+          <w:rFonts w:ascii="Consolas" w:eastAsia="Times New Roman" w:hAnsi="Consolas" w:cs="Times New Roman"/>
+          <w:color w:val="3B3B3B"/>
           <w:sz w:val="21"/>
           <w:szCs w:val="21"/>
           <w:lang w:eastAsia="cs-CZ"/>
@@ -41548,7 +41555,7 @@
       <w:r>
         <w:rPr>
           <w:rFonts w:ascii="Consolas" w:eastAsia="Times New Roman" w:hAnsi="Consolas" w:cs="Times New Roman"/>
-          <w:color w:val="8F41AD"/>
+          <w:color w:val="AF00DB"/>
           <w:sz w:val="21"/>
           <w:szCs w:val="21"/>
           <w:lang w:eastAsia="cs-CZ"/>
@@ -41558,7 +41565,7 @@
       <w:r>
         <w:rPr>
           <w:rFonts w:ascii="Consolas" w:eastAsia="Times New Roman" w:hAnsi="Consolas" w:cs="Times New Roman"/>
-          <w:color w:val="202020"/>
+          <w:color w:val="3B3B3B"/>
           <w:sz w:val="21"/>
           <w:szCs w:val="21"/>
           <w:lang w:eastAsia="cs-CZ"/>
@@ -41568,7 +41575,7 @@
       <w:r>
         <w:rPr>
           <w:rFonts w:ascii="Consolas" w:eastAsia="Times New Roman" w:hAnsi="Consolas" w:cs="Times New Roman"/>
-          <w:color w:val="282D85"/>
+          <w:color w:val="001080"/>
           <w:sz w:val="21"/>
           <w:szCs w:val="21"/>
           <w:lang w:eastAsia="cs-CZ"/>
@@ -41578,7 +41585,7 @@
       <w:r>
         <w:rPr>
           <w:rFonts w:ascii="Consolas" w:eastAsia="Times New Roman" w:hAnsi="Consolas" w:cs="Times New Roman"/>
-          <w:color w:val="202020"/>
+          <w:color w:val="3B3B3B"/>
           <w:sz w:val="21"/>
           <w:szCs w:val="21"/>
           <w:lang w:eastAsia="cs-CZ"/>
@@ -41588,7 +41595,7 @@
       <w:r>
         <w:rPr>
           <w:rFonts w:ascii="Consolas" w:eastAsia="Times New Roman" w:hAnsi="Consolas" w:cs="Times New Roman"/>
-          <w:color w:val="98863B"/>
+          <w:color w:val="795E26"/>
           <w:sz w:val="21"/>
           <w:szCs w:val="21"/>
           <w:lang w:eastAsia="cs-CZ"/>
@@ -41598,7 +41605,7 @@
       <w:r>
         <w:rPr>
           <w:rFonts w:ascii="Consolas" w:eastAsia="Times New Roman" w:hAnsi="Consolas" w:cs="Times New Roman"/>
-          <w:color w:val="202020"/>
+          <w:color w:val="3B3B3B"/>
           <w:sz w:val="21"/>
           <w:szCs w:val="21"/>
           <w:lang w:eastAsia="cs-CZ"/>
@@ -41608,7 +41615,7 @@
       <w:r>
         <w:rPr>
           <w:rFonts w:ascii="Consolas" w:eastAsia="Times New Roman" w:hAnsi="Consolas" w:cs="Times New Roman"/>
-          <w:color w:val="2B9A69"/>
+          <w:color w:val="098658"/>
           <w:sz w:val="21"/>
           <w:szCs w:val="21"/>
           <w:lang w:eastAsia="cs-CZ"/>
@@ -41618,7 +41625,7 @@
       <w:r>
         <w:rPr>
           <w:rFonts w:ascii="Consolas" w:eastAsia="Times New Roman" w:hAnsi="Consolas" w:cs="Times New Roman"/>
-          <w:color w:val="202020"/>
+          <w:color w:val="3B3B3B"/>
           <w:sz w:val="21"/>
           <w:szCs w:val="21"/>
           <w:lang w:eastAsia="cs-CZ"/>
@@ -41628,7 +41635,7 @@
       <w:r>
         <w:rPr>
           <w:rFonts w:ascii="Consolas" w:eastAsia="Times New Roman" w:hAnsi="Consolas" w:cs="Times New Roman"/>
-          <w:color w:val="98863B"/>
+          <w:color w:val="795E26"/>
           <w:sz w:val="21"/>
           <w:szCs w:val="21"/>
           <w:lang w:eastAsia="cs-CZ"/>
@@ -41638,7 +41645,7 @@
       <w:r>
         <w:rPr>
           <w:rFonts w:ascii="Consolas" w:eastAsia="Times New Roman" w:hAnsi="Consolas" w:cs="Times New Roman"/>
-          <w:color w:val="202020"/>
+          <w:color w:val="3B3B3B"/>
           <w:sz w:val="21"/>
           <w:szCs w:val="21"/>
           <w:lang w:eastAsia="cs-CZ"/>
@@ -41648,7 +41655,7 @@
       <w:r>
         <w:rPr>
           <w:rFonts w:ascii="Consolas" w:eastAsia="Times New Roman" w:hAnsi="Consolas" w:cs="Times New Roman"/>
-          <w:color w:val="282D85"/>
+          <w:color w:val="001080"/>
           <w:sz w:val="21"/>
           <w:szCs w:val="21"/>
           <w:lang w:eastAsia="cs-CZ"/>
@@ -41658,7 +41665,7 @@
       <w:r>
         <w:rPr>
           <w:rFonts w:ascii="Consolas" w:eastAsia="Times New Roman" w:hAnsi="Consolas" w:cs="Times New Roman"/>
-          <w:color w:val="202020"/>
+          <w:color w:val="3B3B3B"/>
           <w:sz w:val="21"/>
           <w:szCs w:val="21"/>
           <w:lang w:eastAsia="cs-CZ"/>
@@ -41668,7 +41675,7 @@
       <w:r>
         <w:rPr>
           <w:rFonts w:ascii="Consolas" w:eastAsia="Times New Roman" w:hAnsi="Consolas" w:cs="Times New Roman"/>
-          <w:color w:val="B86855"/>
+          <w:color w:val="A31515"/>
           <w:sz w:val="21"/>
           <w:szCs w:val="21"/>
           <w:lang w:eastAsia="cs-CZ"/>
@@ -41678,7 +41685,7 @@
       <w:r>
         <w:rPr>
           <w:rFonts w:ascii="Consolas" w:eastAsia="Times New Roman" w:hAnsi="Consolas" w:cs="Times New Roman"/>
-          <w:color w:val="202020"/>
+          <w:color w:val="3B3B3B"/>
           <w:sz w:val="21"/>
           <w:szCs w:val="21"/>
           <w:lang w:eastAsia="cs-CZ"/>
@@ -41699,7 +41706,7 @@
         <w:jc w:val="left"/>
         <w:rPr>
           <w:rFonts w:ascii="Consolas" w:eastAsia="Times New Roman" w:hAnsi="Consolas" w:cs="Times New Roman"/>
-          <w:color w:val="202020"/>
+          <w:color w:val="3B3B3B"/>
           <w:sz w:val="21"/>
           <w:szCs w:val="21"/>
           <w:lang w:eastAsia="cs-CZ"/>
@@ -41719,27 +41726,26 @@
         <w:jc w:val="left"/>
         <w:rPr>
           <w:rFonts w:ascii="Consolas" w:eastAsia="Times New Roman" w:hAnsi="Consolas" w:cs="Times New Roman"/>
-          <w:color w:val="202020"/>
-          <w:sz w:val="21"/>
-          <w:szCs w:val="21"/>
-          <w:lang w:eastAsia="cs-CZ"/>
-        </w:rPr>
-      </w:pPr>
-      <w:r>
-        <w:rPr>
-          <w:rFonts w:ascii="Consolas" w:eastAsia="Times New Roman" w:hAnsi="Consolas" w:cs="Times New Roman"/>
-          <w:color w:val="202020"/>
-          <w:sz w:val="21"/>
-          <w:szCs w:val="21"/>
-          <w:lang w:eastAsia="cs-CZ"/>
-        </w:rPr>
-        <w:lastRenderedPageBreak/>
+          <w:color w:val="3B3B3B"/>
+          <w:sz w:val="21"/>
+          <w:szCs w:val="21"/>
+          <w:lang w:eastAsia="cs-CZ"/>
+        </w:rPr>
+      </w:pPr>
+      <w:r>
+        <w:rPr>
+          <w:rFonts w:ascii="Consolas" w:eastAsia="Times New Roman" w:hAnsi="Consolas" w:cs="Times New Roman"/>
+          <w:color w:val="3B3B3B"/>
+          <w:sz w:val="21"/>
+          <w:szCs w:val="21"/>
+          <w:lang w:eastAsia="cs-CZ"/>
+        </w:rPr>
         <w:t xml:space="preserve">          </w:t>
       </w:r>
       <w:r>
         <w:rPr>
           <w:rFonts w:ascii="Consolas" w:eastAsia="Times New Roman" w:hAnsi="Consolas" w:cs="Times New Roman"/>
-          <w:color w:val="8F41AD"/>
+          <w:color w:val="AF00DB"/>
           <w:sz w:val="21"/>
           <w:szCs w:val="21"/>
           <w:lang w:eastAsia="cs-CZ"/>
@@ -41749,7 +41755,7 @@
       <w:r>
         <w:rPr>
           <w:rFonts w:ascii="Consolas" w:eastAsia="Times New Roman" w:hAnsi="Consolas" w:cs="Times New Roman"/>
-          <w:color w:val="202020"/>
+          <w:color w:val="3B3B3B"/>
           <w:sz w:val="21"/>
           <w:szCs w:val="21"/>
           <w:lang w:eastAsia="cs-CZ"/>
@@ -41759,7 +41765,7 @@
       <w:r>
         <w:rPr>
           <w:rFonts w:ascii="Consolas" w:eastAsia="Times New Roman" w:hAnsi="Consolas" w:cs="Times New Roman"/>
-          <w:color w:val="282D85"/>
+          <w:color w:val="001080"/>
           <w:sz w:val="21"/>
           <w:szCs w:val="21"/>
           <w:lang w:eastAsia="cs-CZ"/>
@@ -41769,7 +41775,7 @@
       <w:r>
         <w:rPr>
           <w:rFonts w:ascii="Consolas" w:eastAsia="Times New Roman" w:hAnsi="Consolas" w:cs="Times New Roman"/>
-          <w:color w:val="202020"/>
+          <w:color w:val="3B3B3B"/>
           <w:sz w:val="21"/>
           <w:szCs w:val="21"/>
           <w:lang w:eastAsia="cs-CZ"/>
@@ -41779,7 +41785,7 @@
       <w:r>
         <w:rPr>
           <w:rFonts w:ascii="Consolas" w:eastAsia="Times New Roman" w:hAnsi="Consolas" w:cs="Times New Roman"/>
-          <w:color w:val="2B9A69"/>
+          <w:color w:val="098658"/>
           <w:sz w:val="21"/>
           <w:szCs w:val="21"/>
           <w:lang w:eastAsia="cs-CZ"/>
@@ -41789,7 +41795,7 @@
       <w:r>
         <w:rPr>
           <w:rFonts w:ascii="Consolas" w:eastAsia="Times New Roman" w:hAnsi="Consolas" w:cs="Times New Roman"/>
-          <w:color w:val="202020"/>
+          <w:color w:val="3B3B3B"/>
           <w:sz w:val="21"/>
           <w:szCs w:val="21"/>
           <w:lang w:eastAsia="cs-CZ"/>
@@ -41799,7 +41805,7 @@
       <w:r>
         <w:rPr>
           <w:rFonts w:ascii="Consolas" w:eastAsia="Times New Roman" w:hAnsi="Consolas" w:cs="Times New Roman"/>
-          <w:color w:val="282D85"/>
+          <w:color w:val="001080"/>
           <w:sz w:val="21"/>
           <w:szCs w:val="21"/>
           <w:lang w:eastAsia="cs-CZ"/>
@@ -41809,7 +41815,7 @@
       <w:r>
         <w:rPr>
           <w:rFonts w:ascii="Consolas" w:eastAsia="Times New Roman" w:hAnsi="Consolas" w:cs="Times New Roman"/>
-          <w:color w:val="202020"/>
+          <w:color w:val="3B3B3B"/>
           <w:sz w:val="21"/>
           <w:szCs w:val="21"/>
           <w:lang w:eastAsia="cs-CZ"/>
@@ -41830,16 +41836,16 @@
         <w:jc w:val="left"/>
         <w:rPr>
           <w:rFonts w:ascii="Consolas" w:eastAsia="Times New Roman" w:hAnsi="Consolas" w:cs="Times New Roman"/>
-          <w:color w:val="202020"/>
-          <w:sz w:val="21"/>
-          <w:szCs w:val="21"/>
-          <w:lang w:eastAsia="cs-CZ"/>
-        </w:rPr>
-      </w:pPr>
-      <w:r>
-        <w:rPr>
-          <w:rFonts w:ascii="Consolas" w:eastAsia="Times New Roman" w:hAnsi="Consolas" w:cs="Times New Roman"/>
-          <w:color w:val="202020"/>
+          <w:color w:val="3B3B3B"/>
+          <w:sz w:val="21"/>
+          <w:szCs w:val="21"/>
+          <w:lang w:eastAsia="cs-CZ"/>
+        </w:rPr>
+      </w:pPr>
+      <w:r>
+        <w:rPr>
+          <w:rFonts w:ascii="Consolas" w:eastAsia="Times New Roman" w:hAnsi="Consolas" w:cs="Times New Roman"/>
+          <w:color w:val="3B3B3B"/>
           <w:sz w:val="21"/>
           <w:szCs w:val="21"/>
           <w:lang w:eastAsia="cs-CZ"/>
@@ -41849,7 +41855,7 @@
       <w:r>
         <w:rPr>
           <w:rFonts w:ascii="Consolas" w:eastAsia="Times New Roman" w:hAnsi="Consolas" w:cs="Times New Roman"/>
-          <w:color w:val="5460C1"/>
+          <w:color w:val="0000FF"/>
           <w:sz w:val="21"/>
           <w:szCs w:val="21"/>
           <w:lang w:eastAsia="cs-CZ"/>
@@ -41859,7 +41865,7 @@
       <w:r>
         <w:rPr>
           <w:rFonts w:ascii="Consolas" w:eastAsia="Times New Roman" w:hAnsi="Consolas" w:cs="Times New Roman"/>
-          <w:color w:val="202020"/>
+          <w:color w:val="3B3B3B"/>
           <w:sz w:val="21"/>
           <w:szCs w:val="21"/>
           <w:lang w:eastAsia="cs-CZ"/>
@@ -41869,7 +41875,7 @@
       <w:r>
         <w:rPr>
           <w:rFonts w:ascii="Consolas" w:eastAsia="Times New Roman" w:hAnsi="Consolas" w:cs="Times New Roman"/>
-          <w:color w:val="3086C5"/>
+          <w:color w:val="0070C1"/>
           <w:sz w:val="21"/>
           <w:szCs w:val="21"/>
           <w:lang w:eastAsia="cs-CZ"/>
@@ -41879,7 +41885,7 @@
       <w:r>
         <w:rPr>
           <w:rFonts w:ascii="Consolas" w:eastAsia="Times New Roman" w:hAnsi="Consolas" w:cs="Times New Roman"/>
-          <w:color w:val="202020"/>
+          <w:color w:val="3B3B3B"/>
           <w:sz w:val="21"/>
           <w:szCs w:val="21"/>
           <w:lang w:eastAsia="cs-CZ"/>
@@ -41889,7 +41895,7 @@
       <w:r>
         <w:rPr>
           <w:rFonts w:ascii="Consolas" w:eastAsia="Times New Roman" w:hAnsi="Consolas" w:cs="Times New Roman"/>
-          <w:color w:val="573F35"/>
+          <w:color w:val="000000"/>
           <w:sz w:val="21"/>
           <w:szCs w:val="21"/>
           <w:lang w:eastAsia="cs-CZ"/>
@@ -41899,52 +41905,94 @@
       <w:r>
         <w:rPr>
           <w:rFonts w:ascii="Consolas" w:eastAsia="Times New Roman" w:hAnsi="Consolas" w:cs="Times New Roman"/>
-          <w:color w:val="202020"/>
+          <w:color w:val="3B3B3B"/>
           <w:sz w:val="21"/>
           <w:szCs w:val="21"/>
           <w:lang w:eastAsia="cs-CZ"/>
         </w:rPr>
         <w:t xml:space="preserve"> </w:t>
       </w:r>
-      <w:r>
-        <w:rPr>
-          <w:rFonts w:ascii="Consolas" w:eastAsia="Times New Roman" w:hAnsi="Consolas" w:cs="Times New Roman"/>
-          <w:color w:val="3086C5"/>
-          <w:sz w:val="21"/>
-          <w:szCs w:val="21"/>
-          <w:lang w:eastAsia="cs-CZ"/>
-        </w:rPr>
-        <w:t>path</w:t>
-      </w:r>
-      <w:r>
-        <w:rPr>
-          <w:rFonts w:ascii="Consolas" w:eastAsia="Times New Roman" w:hAnsi="Consolas" w:cs="Times New Roman"/>
-          <w:color w:val="202020"/>
-          <w:sz w:val="21"/>
-          <w:szCs w:val="21"/>
-          <w:lang w:eastAsia="cs-CZ"/>
-        </w:rPr>
-        <w:t>.</w:t>
-      </w:r>
-      <w:r>
-        <w:rPr>
-          <w:rFonts w:ascii="Consolas" w:eastAsia="Times New Roman" w:hAnsi="Consolas" w:cs="Times New Roman"/>
-          <w:color w:val="98863B"/>
-          <w:sz w:val="21"/>
-          <w:szCs w:val="21"/>
-          <w:lang w:eastAsia="cs-CZ"/>
-        </w:rPr>
-        <w:t>join</w:t>
-      </w:r>
-      <w:r>
-        <w:rPr>
-          <w:rFonts w:ascii="Consolas" w:eastAsia="Times New Roman" w:hAnsi="Consolas" w:cs="Times New Roman"/>
-          <w:color w:val="202020"/>
+      <w:proofErr w:type="spellStart"/>
+      <w:r>
+        <w:rPr>
+          <w:rFonts w:ascii="Consolas" w:eastAsia="Times New Roman" w:hAnsi="Consolas" w:cs="Times New Roman"/>
+          <w:color w:val="795E26"/>
+          <w:sz w:val="21"/>
+          <w:szCs w:val="21"/>
+          <w:lang w:eastAsia="cs-CZ"/>
+        </w:rPr>
+        <w:t>getFilePath</w:t>
+      </w:r>
+      <w:proofErr w:type="spellEnd"/>
+      <w:r>
+        <w:rPr>
+          <w:rFonts w:ascii="Consolas" w:eastAsia="Times New Roman" w:hAnsi="Consolas" w:cs="Times New Roman"/>
+          <w:color w:val="3B3B3B"/>
           <w:sz w:val="21"/>
           <w:szCs w:val="21"/>
           <w:lang w:eastAsia="cs-CZ"/>
         </w:rPr>
         <w:t>(</w:t>
+      </w:r>
+      <w:r>
+        <w:rPr>
+          <w:rFonts w:ascii="Consolas" w:eastAsia="Times New Roman" w:hAnsi="Consolas" w:cs="Times New Roman"/>
+          <w:color w:val="001080"/>
+          <w:sz w:val="21"/>
+          <w:szCs w:val="21"/>
+          <w:lang w:eastAsia="cs-CZ"/>
+        </w:rPr>
+        <w:t>eventRows</w:t>
+      </w:r>
+      <w:r>
+        <w:rPr>
+          <w:rFonts w:ascii="Consolas" w:eastAsia="Times New Roman" w:hAnsi="Consolas" w:cs="Times New Roman"/>
+          <w:color w:val="3B3B3B"/>
+          <w:sz w:val="21"/>
+          <w:szCs w:val="21"/>
+          <w:lang w:eastAsia="cs-CZ"/>
+        </w:rPr>
+        <w:t>[</w:t>
+      </w:r>
+      <w:r>
+        <w:rPr>
+          <w:rFonts w:ascii="Consolas" w:eastAsia="Times New Roman" w:hAnsi="Consolas" w:cs="Times New Roman"/>
+          <w:color w:val="098658"/>
+          <w:sz w:val="21"/>
+          <w:szCs w:val="21"/>
+          <w:lang w:eastAsia="cs-CZ"/>
+        </w:rPr>
+        <w:t>0</w:t>
+      </w:r>
+      <w:r>
+        <w:rPr>
+          <w:rFonts w:ascii="Consolas" w:eastAsia="Times New Roman" w:hAnsi="Consolas" w:cs="Times New Roman"/>
+          <w:color w:val="3B3B3B"/>
+          <w:sz w:val="21"/>
+          <w:szCs w:val="21"/>
+          <w:lang w:eastAsia="cs-CZ"/>
+        </w:rPr>
+        <w:t>].</w:t>
+      </w:r>
+      <w:r>
+        <w:rPr>
+          <w:rFonts w:ascii="Consolas" w:eastAsia="Times New Roman" w:hAnsi="Consolas" w:cs="Times New Roman"/>
+          <w:color w:val="001080"/>
+          <w:sz w:val="21"/>
+          <w:szCs w:val="21"/>
+          <w:lang w:eastAsia="cs-CZ"/>
+        </w:rPr>
+        <w:t>photo</w:t>
+      </w:r>
+      <w:r>
+        <w:rPr>
+          <w:rFonts w:ascii="Consolas" w:eastAsia="Times New Roman" w:hAnsi="Consolas" w:cs="Times New Roman"/>
+          <w:color w:val="3B3B3B"/>
+          <w:sz w:val="21"/>
+          <w:szCs w:val="21"/>
+          <w:lang w:eastAsia="cs-CZ"/>
+        </w:rPr>
+        <w:t>);</w:t>
       </w:r>
     </w:p>
     <w:p>
@@ -41960,101 +42008,161 @@
         <w:jc w:val="left"/>
         <w:rPr>
           <w:rFonts w:ascii="Consolas" w:eastAsia="Times New Roman" w:hAnsi="Consolas" w:cs="Times New Roman"/>
-          <w:color w:val="202020"/>
-          <w:sz w:val="21"/>
-          <w:szCs w:val="21"/>
-          <w:lang w:eastAsia="cs-CZ"/>
-        </w:rPr>
-      </w:pPr>
-      <w:r>
-        <w:rPr>
-          <w:rFonts w:ascii="Consolas" w:eastAsia="Times New Roman" w:hAnsi="Consolas" w:cs="Times New Roman"/>
-          <w:color w:val="202020"/>
-          <w:sz w:val="21"/>
-          <w:szCs w:val="21"/>
-          <w:lang w:eastAsia="cs-CZ"/>
-        </w:rPr>
-        <w:t xml:space="preserve">              </w:t>
-      </w:r>
-      <w:r>
-        <w:rPr>
-          <w:rFonts w:ascii="Consolas" w:eastAsia="Times New Roman" w:hAnsi="Consolas" w:cs="Times New Roman"/>
-          <w:color w:val="B86855"/>
-          <w:sz w:val="21"/>
-          <w:szCs w:val="21"/>
-          <w:lang w:eastAsia="cs-CZ"/>
-        </w:rPr>
-        <w:t>"C:</w:t>
-      </w:r>
-      <w:r>
-        <w:rPr>
-          <w:rFonts w:ascii="Consolas" w:eastAsia="Times New Roman" w:hAnsi="Consolas" w:cs="Times New Roman"/>
-          <w:color w:val="E14A46"/>
-          <w:sz w:val="21"/>
-          <w:szCs w:val="21"/>
-          <w:lang w:eastAsia="cs-CZ"/>
-        </w:rPr>
-        <w:t>\\</w:t>
-      </w:r>
-      <w:r>
-        <w:rPr>
-          <w:rFonts w:ascii="Consolas" w:eastAsia="Times New Roman" w:hAnsi="Consolas" w:cs="Times New Roman"/>
-          <w:color w:val="B86855"/>
-          <w:sz w:val="21"/>
-          <w:szCs w:val="21"/>
-          <w:lang w:eastAsia="cs-CZ"/>
-        </w:rPr>
-        <w:t>LacekTKD</w:t>
-      </w:r>
-      <w:r>
-        <w:rPr>
-          <w:rFonts w:ascii="Consolas" w:eastAsia="Times New Roman" w:hAnsi="Consolas" w:cs="Times New Roman"/>
-          <w:color w:val="E14A46"/>
-          <w:sz w:val="21"/>
-          <w:szCs w:val="21"/>
-          <w:lang w:eastAsia="cs-CZ"/>
-        </w:rPr>
-        <w:t>\\</w:t>
-      </w:r>
-      <w:r>
-        <w:rPr>
-          <w:rFonts w:ascii="Consolas" w:eastAsia="Times New Roman" w:hAnsi="Consolas" w:cs="Times New Roman"/>
-          <w:color w:val="B86855"/>
-          <w:sz w:val="21"/>
-          <w:szCs w:val="21"/>
-          <w:lang w:eastAsia="cs-CZ"/>
-        </w:rPr>
-        <w:t>Frontend</w:t>
-      </w:r>
-      <w:r>
-        <w:rPr>
-          <w:rFonts w:ascii="Consolas" w:eastAsia="Times New Roman" w:hAnsi="Consolas" w:cs="Times New Roman"/>
-          <w:color w:val="E14A46"/>
-          <w:sz w:val="21"/>
-          <w:szCs w:val="21"/>
-          <w:lang w:eastAsia="cs-CZ"/>
-        </w:rPr>
-        <w:t>\\</w:t>
-      </w:r>
-      <w:r>
-        <w:rPr>
-          <w:rFonts w:ascii="Consolas" w:eastAsia="Times New Roman" w:hAnsi="Consolas" w:cs="Times New Roman"/>
-          <w:color w:val="B86855"/>
-          <w:sz w:val="21"/>
-          <w:szCs w:val="21"/>
-          <w:lang w:eastAsia="cs-CZ"/>
-        </w:rPr>
-        <w:t>public"</w:t>
-      </w:r>
-      <w:r>
-        <w:rPr>
-          <w:rFonts w:ascii="Consolas" w:eastAsia="Times New Roman" w:hAnsi="Consolas" w:cs="Times New Roman"/>
-          <w:color w:val="202020"/>
-          <w:sz w:val="21"/>
-          <w:szCs w:val="21"/>
-          <w:lang w:eastAsia="cs-CZ"/>
-        </w:rPr>
-        <w:t>,</w:t>
+          <w:color w:val="3B3B3B"/>
+          <w:sz w:val="21"/>
+          <w:szCs w:val="21"/>
+          <w:lang w:eastAsia="cs-CZ"/>
+        </w:rPr>
+      </w:pPr>
+      <w:r>
+        <w:rPr>
+          <w:rFonts w:ascii="Consolas" w:eastAsia="Times New Roman" w:hAnsi="Consolas" w:cs="Times New Roman"/>
+          <w:color w:val="3B3B3B"/>
+          <w:sz w:val="21"/>
+          <w:szCs w:val="21"/>
+          <w:lang w:eastAsia="cs-CZ"/>
+        </w:rPr>
+        <w:t xml:space="preserve">            </w:t>
+      </w:r>
+      <w:r>
+        <w:rPr>
+          <w:rFonts w:ascii="Consolas" w:eastAsia="Times New Roman" w:hAnsi="Consolas" w:cs="Times New Roman"/>
+          <w:color w:val="AF00DB"/>
+          <w:sz w:val="21"/>
+          <w:szCs w:val="21"/>
+          <w:lang w:eastAsia="cs-CZ"/>
+        </w:rPr>
+        <w:t>if</w:t>
+      </w:r>
+      <w:r>
+        <w:rPr>
+          <w:rFonts w:ascii="Consolas" w:eastAsia="Times New Roman" w:hAnsi="Consolas" w:cs="Times New Roman"/>
+          <w:color w:val="3B3B3B"/>
+          <w:sz w:val="21"/>
+          <w:szCs w:val="21"/>
+          <w:lang w:eastAsia="cs-CZ"/>
+        </w:rPr>
+        <w:t xml:space="preserve"> (</w:t>
+      </w:r>
+      <w:r>
+        <w:rPr>
+          <w:rFonts w:ascii="Consolas" w:eastAsia="Times New Roman" w:hAnsi="Consolas" w:cs="Times New Roman"/>
+          <w:color w:val="267F99"/>
+          <w:sz w:val="21"/>
+          <w:szCs w:val="21"/>
+          <w:lang w:eastAsia="cs-CZ"/>
+        </w:rPr>
+        <w:t>fs</w:t>
+      </w:r>
+      <w:r>
+        <w:rPr>
+          <w:rFonts w:ascii="Consolas" w:eastAsia="Times New Roman" w:hAnsi="Consolas" w:cs="Times New Roman"/>
+          <w:color w:val="3B3B3B"/>
+          <w:sz w:val="21"/>
+          <w:szCs w:val="21"/>
+          <w:lang w:eastAsia="cs-CZ"/>
+        </w:rPr>
+        <w:t>.</w:t>
+      </w:r>
+      <w:r>
+        <w:rPr>
+          <w:rFonts w:ascii="Consolas" w:eastAsia="Times New Roman" w:hAnsi="Consolas" w:cs="Times New Roman"/>
+          <w:color w:val="795E26"/>
+          <w:sz w:val="21"/>
+          <w:szCs w:val="21"/>
+          <w:lang w:eastAsia="cs-CZ"/>
+        </w:rPr>
+        <w:t>existsSync</w:t>
+      </w:r>
+      <w:r>
+        <w:rPr>
+          <w:rFonts w:ascii="Consolas" w:eastAsia="Times New Roman" w:hAnsi="Consolas" w:cs="Times New Roman"/>
+          <w:color w:val="3B3B3B"/>
+          <w:sz w:val="21"/>
+          <w:szCs w:val="21"/>
+          <w:lang w:eastAsia="cs-CZ"/>
+        </w:rPr>
+        <w:t>(</w:t>
+      </w:r>
+      <w:r>
+        <w:rPr>
+          <w:rFonts w:ascii="Consolas" w:eastAsia="Times New Roman" w:hAnsi="Consolas" w:cs="Times New Roman"/>
+          <w:color w:val="0070C1"/>
+          <w:sz w:val="21"/>
+          <w:szCs w:val="21"/>
+          <w:lang w:eastAsia="cs-CZ"/>
+        </w:rPr>
+        <w:t>coverPath</w:t>
+      </w:r>
+      <w:r>
+        <w:rPr>
+          <w:rFonts w:ascii="Consolas" w:eastAsia="Times New Roman" w:hAnsi="Consolas" w:cs="Times New Roman"/>
+          <w:color w:val="3B3B3B"/>
+          <w:sz w:val="21"/>
+          <w:szCs w:val="21"/>
+          <w:lang w:eastAsia="cs-CZ"/>
+        </w:rPr>
+        <w:t xml:space="preserve">)) </w:t>
+      </w:r>
+      <w:r>
+        <w:rPr>
+          <w:rFonts w:ascii="Consolas" w:eastAsia="Times New Roman" w:hAnsi="Consolas" w:cs="Times New Roman"/>
+          <w:color w:val="267F99"/>
+          <w:sz w:val="21"/>
+          <w:szCs w:val="21"/>
+          <w:lang w:eastAsia="cs-CZ"/>
+        </w:rPr>
+        <w:t>fs</w:t>
+      </w:r>
+      <w:r>
+        <w:rPr>
+          <w:rFonts w:ascii="Consolas" w:eastAsia="Times New Roman" w:hAnsi="Consolas" w:cs="Times New Roman"/>
+          <w:color w:val="3B3B3B"/>
+          <w:sz w:val="21"/>
+          <w:szCs w:val="21"/>
+          <w:lang w:eastAsia="cs-CZ"/>
+        </w:rPr>
+        <w:t>.</w:t>
+      </w:r>
+      <w:r>
+        <w:rPr>
+          <w:rFonts w:ascii="Consolas" w:eastAsia="Times New Roman" w:hAnsi="Consolas" w:cs="Times New Roman"/>
+          <w:color w:val="795E26"/>
+          <w:sz w:val="21"/>
+          <w:szCs w:val="21"/>
+          <w:lang w:eastAsia="cs-CZ"/>
+        </w:rPr>
+        <w:t>unlinkSync</w:t>
+      </w:r>
+      <w:r>
+        <w:rPr>
+          <w:rFonts w:ascii="Consolas" w:eastAsia="Times New Roman" w:hAnsi="Consolas" w:cs="Times New Roman"/>
+          <w:color w:val="3B3B3B"/>
+          <w:sz w:val="21"/>
+          <w:szCs w:val="21"/>
+          <w:lang w:eastAsia="cs-CZ"/>
+        </w:rPr>
+        <w:t>(</w:t>
+      </w:r>
+      <w:r>
+        <w:rPr>
+          <w:rFonts w:ascii="Consolas" w:eastAsia="Times New Roman" w:hAnsi="Consolas" w:cs="Times New Roman"/>
+          <w:color w:val="0070C1"/>
+          <w:sz w:val="21"/>
+          <w:szCs w:val="21"/>
+          <w:lang w:eastAsia="cs-CZ"/>
+        </w:rPr>
+        <w:t>coverPath</w:t>
+      </w:r>
+      <w:r>
+        <w:rPr>
+          <w:rFonts w:ascii="Consolas" w:eastAsia="Times New Roman" w:hAnsi="Consolas" w:cs="Times New Roman"/>
+          <w:color w:val="3B3B3B"/>
+          <w:sz w:val="21"/>
+          <w:szCs w:val="21"/>
+          <w:lang w:eastAsia="cs-CZ"/>
+        </w:rPr>
+        <w:t>);</w:t>
       </w:r>
     </w:p>
     <w:p>
@@ -42070,81 +42178,21 @@
         <w:jc w:val="left"/>
         <w:rPr>
           <w:rFonts w:ascii="Consolas" w:eastAsia="Times New Roman" w:hAnsi="Consolas" w:cs="Times New Roman"/>
-          <w:color w:val="202020"/>
-          <w:sz w:val="21"/>
-          <w:szCs w:val="21"/>
-          <w:lang w:eastAsia="cs-CZ"/>
-        </w:rPr>
-      </w:pPr>
-      <w:r>
-        <w:rPr>
-          <w:rFonts w:ascii="Consolas" w:eastAsia="Times New Roman" w:hAnsi="Consolas" w:cs="Times New Roman"/>
-          <w:color w:val="202020"/>
-          <w:sz w:val="21"/>
-          <w:szCs w:val="21"/>
-          <w:lang w:eastAsia="cs-CZ"/>
-        </w:rPr>
-        <w:t xml:space="preserve">              </w:t>
-      </w:r>
-      <w:r>
-        <w:rPr>
-          <w:rFonts w:ascii="Consolas" w:eastAsia="Times New Roman" w:hAnsi="Consolas" w:cs="Times New Roman"/>
-          <w:color w:val="282D85"/>
-          <w:sz w:val="21"/>
-          <w:szCs w:val="21"/>
-          <w:lang w:eastAsia="cs-CZ"/>
-        </w:rPr>
-        <w:t>eventRows</w:t>
-      </w:r>
-      <w:r>
-        <w:rPr>
-          <w:rFonts w:ascii="Consolas" w:eastAsia="Times New Roman" w:hAnsi="Consolas" w:cs="Times New Roman"/>
-          <w:color w:val="202020"/>
-          <w:sz w:val="21"/>
-          <w:szCs w:val="21"/>
-          <w:lang w:eastAsia="cs-CZ"/>
-        </w:rPr>
-        <w:t>[</w:t>
-      </w:r>
-      <w:r>
-        <w:rPr>
-          <w:rFonts w:ascii="Consolas" w:eastAsia="Times New Roman" w:hAnsi="Consolas" w:cs="Times New Roman"/>
-          <w:color w:val="2B9A69"/>
-          <w:sz w:val="21"/>
-          <w:szCs w:val="21"/>
-          <w:lang w:eastAsia="cs-CZ"/>
-        </w:rPr>
-        <w:t>0</w:t>
-      </w:r>
-      <w:r>
-        <w:rPr>
-          <w:rFonts w:ascii="Consolas" w:eastAsia="Times New Roman" w:hAnsi="Consolas" w:cs="Times New Roman"/>
-          <w:color w:val="202020"/>
-          <w:sz w:val="21"/>
-          <w:szCs w:val="21"/>
-          <w:lang w:eastAsia="cs-CZ"/>
-        </w:rPr>
-        <w:t>].</w:t>
-      </w:r>
-      <w:r>
-        <w:rPr>
-          <w:rFonts w:ascii="Consolas" w:eastAsia="Times New Roman" w:hAnsi="Consolas" w:cs="Times New Roman"/>
-          <w:color w:val="282D85"/>
-          <w:sz w:val="21"/>
-          <w:szCs w:val="21"/>
-          <w:lang w:eastAsia="cs-CZ"/>
-        </w:rPr>
-        <w:t>photo</w:t>
-      </w:r>
-      <w:r>
-        <w:rPr>
-          <w:rFonts w:ascii="Consolas" w:eastAsia="Times New Roman" w:hAnsi="Consolas" w:cs="Times New Roman"/>
-          <w:color w:val="202020"/>
-          <w:sz w:val="21"/>
-          <w:szCs w:val="21"/>
-          <w:lang w:eastAsia="cs-CZ"/>
-        </w:rPr>
-        <w:t>,</w:t>
+          <w:color w:val="3B3B3B"/>
+          <w:sz w:val="21"/>
+          <w:szCs w:val="21"/>
+          <w:lang w:eastAsia="cs-CZ"/>
+        </w:rPr>
+      </w:pPr>
+      <w:r>
+        <w:rPr>
+          <w:rFonts w:ascii="Consolas" w:eastAsia="Times New Roman" w:hAnsi="Consolas" w:cs="Times New Roman"/>
+          <w:color w:val="3B3B3B"/>
+          <w:sz w:val="21"/>
+          <w:szCs w:val="21"/>
+          <w:lang w:eastAsia="cs-CZ"/>
+        </w:rPr>
+        <w:t>          }</w:t>
       </w:r>
     </w:p>
     <w:p>
@@ -42160,22 +42208,12 @@
         <w:jc w:val="left"/>
         <w:rPr>
           <w:rFonts w:ascii="Consolas" w:eastAsia="Times New Roman" w:hAnsi="Consolas" w:cs="Times New Roman"/>
-          <w:color w:val="202020"/>
-          <w:sz w:val="21"/>
-          <w:szCs w:val="21"/>
-          <w:lang w:eastAsia="cs-CZ"/>
-        </w:rPr>
-      </w:pPr>
-      <w:r>
-        <w:rPr>
-          <w:rFonts w:ascii="Consolas" w:eastAsia="Times New Roman" w:hAnsi="Consolas" w:cs="Times New Roman"/>
-          <w:color w:val="202020"/>
-          <w:sz w:val="21"/>
-          <w:szCs w:val="21"/>
-          <w:lang w:eastAsia="cs-CZ"/>
-        </w:rPr>
-        <w:t>            );</w:t>
-      </w:r>
+          <w:color w:val="3B3B3B"/>
+          <w:sz w:val="21"/>
+          <w:szCs w:val="21"/>
+          <w:lang w:eastAsia="cs-CZ"/>
+        </w:rPr>
+      </w:pPr>
     </w:p>
     <w:p>
       <w:pPr>
@@ -42190,26 +42228,26 @@
         <w:jc w:val="left"/>
         <w:rPr>
           <w:rFonts w:ascii="Consolas" w:eastAsia="Times New Roman" w:hAnsi="Consolas" w:cs="Times New Roman"/>
-          <w:color w:val="202020"/>
-          <w:sz w:val="21"/>
-          <w:szCs w:val="21"/>
-          <w:lang w:eastAsia="cs-CZ"/>
-        </w:rPr>
-      </w:pPr>
-      <w:r>
-        <w:rPr>
-          <w:rFonts w:ascii="Consolas" w:eastAsia="Times New Roman" w:hAnsi="Consolas" w:cs="Times New Roman"/>
-          <w:color w:val="202020"/>
-          <w:sz w:val="21"/>
-          <w:szCs w:val="21"/>
-          <w:lang w:eastAsia="cs-CZ"/>
-        </w:rPr>
-        <w:t xml:space="preserve">            </w:t>
-      </w:r>
-      <w:r>
-        <w:rPr>
-          <w:rFonts w:ascii="Consolas" w:eastAsia="Times New Roman" w:hAnsi="Consolas" w:cs="Times New Roman"/>
-          <w:color w:val="8F41AD"/>
+          <w:color w:val="3B3B3B"/>
+          <w:sz w:val="21"/>
+          <w:szCs w:val="21"/>
+          <w:lang w:eastAsia="cs-CZ"/>
+        </w:rPr>
+      </w:pPr>
+      <w:r>
+        <w:rPr>
+          <w:rFonts w:ascii="Consolas" w:eastAsia="Times New Roman" w:hAnsi="Consolas" w:cs="Times New Roman"/>
+          <w:color w:val="3B3B3B"/>
+          <w:sz w:val="21"/>
+          <w:szCs w:val="21"/>
+          <w:lang w:eastAsia="cs-CZ"/>
+        </w:rPr>
+        <w:t xml:space="preserve">          </w:t>
+      </w:r>
+      <w:r>
+        <w:rPr>
+          <w:rFonts w:ascii="Consolas" w:eastAsia="Times New Roman" w:hAnsi="Consolas" w:cs="Times New Roman"/>
+          <w:color w:val="AF00DB"/>
           <w:sz w:val="21"/>
           <w:szCs w:val="21"/>
           <w:lang w:eastAsia="cs-CZ"/>
@@ -42219,7 +42257,7 @@
       <w:r>
         <w:rPr>
           <w:rFonts w:ascii="Consolas" w:eastAsia="Times New Roman" w:hAnsi="Consolas" w:cs="Times New Roman"/>
-          <w:color w:val="202020"/>
+          <w:color w:val="3B3B3B"/>
           <w:sz w:val="21"/>
           <w:szCs w:val="21"/>
           <w:lang w:eastAsia="cs-CZ"/>
@@ -42229,122 +42267,22 @@
       <w:r>
         <w:rPr>
           <w:rFonts w:ascii="Consolas" w:eastAsia="Times New Roman" w:hAnsi="Consolas" w:cs="Times New Roman"/>
-          <w:color w:val="46969A"/>
-          <w:sz w:val="21"/>
-          <w:szCs w:val="21"/>
-          <w:lang w:eastAsia="cs-CZ"/>
-        </w:rPr>
-        <w:t>fs</w:t>
-      </w:r>
-      <w:r>
-        <w:rPr>
-          <w:rFonts w:ascii="Consolas" w:eastAsia="Times New Roman" w:hAnsi="Consolas" w:cs="Times New Roman"/>
-          <w:color w:val="202020"/>
-          <w:sz w:val="21"/>
-          <w:szCs w:val="21"/>
-          <w:lang w:eastAsia="cs-CZ"/>
-        </w:rPr>
-        <w:t>.</w:t>
-      </w:r>
-      <w:r>
-        <w:rPr>
-          <w:rFonts w:ascii="Consolas" w:eastAsia="Times New Roman" w:hAnsi="Consolas" w:cs="Times New Roman"/>
-          <w:color w:val="98863B"/>
-          <w:sz w:val="21"/>
-          <w:szCs w:val="21"/>
-          <w:lang w:eastAsia="cs-CZ"/>
-        </w:rPr>
-        <w:t>existsSync</w:t>
-      </w:r>
-      <w:r>
-        <w:rPr>
-          <w:rFonts w:ascii="Consolas" w:eastAsia="Times New Roman" w:hAnsi="Consolas" w:cs="Times New Roman"/>
-          <w:color w:val="202020"/>
-          <w:sz w:val="21"/>
-          <w:szCs w:val="21"/>
-          <w:lang w:eastAsia="cs-CZ"/>
-        </w:rPr>
-        <w:t>(</w:t>
-      </w:r>
-      <w:r>
-        <w:rPr>
-          <w:rFonts w:ascii="Consolas" w:eastAsia="Times New Roman" w:hAnsi="Consolas" w:cs="Times New Roman"/>
-          <w:color w:val="3086C5"/>
-          <w:sz w:val="21"/>
-          <w:szCs w:val="21"/>
-          <w:lang w:eastAsia="cs-CZ"/>
-        </w:rPr>
-        <w:t>coverPath</w:t>
-      </w:r>
-      <w:r>
-        <w:rPr>
-          <w:rFonts w:ascii="Consolas" w:eastAsia="Times New Roman" w:hAnsi="Consolas" w:cs="Times New Roman"/>
-          <w:color w:val="202020"/>
-          <w:sz w:val="21"/>
-          <w:szCs w:val="21"/>
-          <w:lang w:eastAsia="cs-CZ"/>
-        </w:rPr>
-        <w:t xml:space="preserve">)) </w:t>
-      </w:r>
-      <w:r>
-        <w:rPr>
-          <w:rFonts w:ascii="Consolas" w:eastAsia="Times New Roman" w:hAnsi="Consolas" w:cs="Times New Roman"/>
-          <w:color w:val="46969A"/>
-          <w:sz w:val="21"/>
-          <w:szCs w:val="21"/>
-          <w:lang w:eastAsia="cs-CZ"/>
-        </w:rPr>
-        <w:t>fs</w:t>
-      </w:r>
-      <w:r>
-        <w:rPr>
-          <w:rFonts w:ascii="Consolas" w:eastAsia="Times New Roman" w:hAnsi="Consolas" w:cs="Times New Roman"/>
-          <w:color w:val="202020"/>
-          <w:sz w:val="21"/>
-          <w:szCs w:val="21"/>
-          <w:lang w:eastAsia="cs-CZ"/>
-        </w:rPr>
-        <w:t>.</w:t>
-      </w:r>
-      <w:r>
-        <w:rPr>
-          <w:rFonts w:ascii="Consolas" w:eastAsia="Times New Roman" w:hAnsi="Consolas" w:cs="Times New Roman"/>
-          <w:color w:val="98863B"/>
-          <w:sz w:val="21"/>
-          <w:szCs w:val="21"/>
-          <w:lang w:eastAsia="cs-CZ"/>
-        </w:rPr>
-        <w:t>unlinkSync</w:t>
-      </w:r>
-      <w:r>
-        <w:rPr>
-          <w:rFonts w:ascii="Consolas" w:eastAsia="Times New Roman" w:hAnsi="Consolas" w:cs="Times New Roman"/>
-          <w:color w:val="202020"/>
-          <w:sz w:val="21"/>
-          <w:szCs w:val="21"/>
-          <w:lang w:eastAsia="cs-CZ"/>
-        </w:rPr>
-        <w:t>(</w:t>
-      </w:r>
-      <w:r>
-        <w:rPr>
-          <w:rFonts w:ascii="Consolas" w:eastAsia="Times New Roman" w:hAnsi="Consolas" w:cs="Times New Roman"/>
-          <w:color w:val="3086C5"/>
-          <w:sz w:val="21"/>
-          <w:szCs w:val="21"/>
-          <w:lang w:eastAsia="cs-CZ"/>
-        </w:rPr>
-        <w:t>coverPath</w:t>
-      </w:r>
-      <w:r>
-        <w:rPr>
-          <w:rFonts w:ascii="Consolas" w:eastAsia="Times New Roman" w:hAnsi="Consolas" w:cs="Times New Roman"/>
-          <w:color w:val="202020"/>
-          <w:sz w:val="21"/>
-          <w:szCs w:val="21"/>
-          <w:lang w:eastAsia="cs-CZ"/>
-        </w:rPr>
-        <w:t>);</w:t>
+          <w:color w:val="001080"/>
+          <w:sz w:val="21"/>
+          <w:szCs w:val="21"/>
+          <w:lang w:eastAsia="cs-CZ"/>
+        </w:rPr>
+        <w:t>photos</w:t>
+      </w:r>
+      <w:r>
+        <w:rPr>
+          <w:rFonts w:ascii="Consolas" w:eastAsia="Times New Roman" w:hAnsi="Consolas" w:cs="Times New Roman"/>
+          <w:color w:val="3B3B3B"/>
+          <w:sz w:val="21"/>
+          <w:szCs w:val="21"/>
+          <w:lang w:eastAsia="cs-CZ"/>
+        </w:rPr>
+        <w:t>) {</w:t>
       </w:r>
     </w:p>
     <w:p>
@@ -42360,21 +42298,101 @@
         <w:jc w:val="left"/>
         <w:rPr>
           <w:rFonts w:ascii="Consolas" w:eastAsia="Times New Roman" w:hAnsi="Consolas" w:cs="Times New Roman"/>
-          <w:color w:val="202020"/>
-          <w:sz w:val="21"/>
-          <w:szCs w:val="21"/>
-          <w:lang w:eastAsia="cs-CZ"/>
-        </w:rPr>
-      </w:pPr>
-      <w:r>
-        <w:rPr>
-          <w:rFonts w:ascii="Consolas" w:eastAsia="Times New Roman" w:hAnsi="Consolas" w:cs="Times New Roman"/>
-          <w:color w:val="202020"/>
-          <w:sz w:val="21"/>
-          <w:szCs w:val="21"/>
-          <w:lang w:eastAsia="cs-CZ"/>
-        </w:rPr>
-        <w:t>          }</w:t>
+          <w:color w:val="3B3B3B"/>
+          <w:sz w:val="21"/>
+          <w:szCs w:val="21"/>
+          <w:lang w:eastAsia="cs-CZ"/>
+        </w:rPr>
+      </w:pPr>
+      <w:r>
+        <w:rPr>
+          <w:rFonts w:ascii="Consolas" w:eastAsia="Times New Roman" w:hAnsi="Consolas" w:cs="Times New Roman"/>
+          <w:color w:val="3B3B3B"/>
+          <w:sz w:val="21"/>
+          <w:szCs w:val="21"/>
+          <w:lang w:eastAsia="cs-CZ"/>
+        </w:rPr>
+        <w:t xml:space="preserve">            </w:t>
+      </w:r>
+      <w:r>
+        <w:rPr>
+          <w:rFonts w:ascii="Consolas" w:eastAsia="Times New Roman" w:hAnsi="Consolas" w:cs="Times New Roman"/>
+          <w:color w:val="001080"/>
+          <w:sz w:val="21"/>
+          <w:szCs w:val="21"/>
+          <w:lang w:eastAsia="cs-CZ"/>
+        </w:rPr>
+        <w:t>photos</w:t>
+      </w:r>
+      <w:r>
+        <w:rPr>
+          <w:rFonts w:ascii="Consolas" w:eastAsia="Times New Roman" w:hAnsi="Consolas" w:cs="Times New Roman"/>
+          <w:color w:val="3B3B3B"/>
+          <w:sz w:val="21"/>
+          <w:szCs w:val="21"/>
+          <w:lang w:eastAsia="cs-CZ"/>
+        </w:rPr>
+        <w:t>.</w:t>
+      </w:r>
+      <w:r>
+        <w:rPr>
+          <w:rFonts w:ascii="Consolas" w:eastAsia="Times New Roman" w:hAnsi="Consolas" w:cs="Times New Roman"/>
+          <w:color w:val="795E26"/>
+          <w:sz w:val="21"/>
+          <w:szCs w:val="21"/>
+          <w:lang w:eastAsia="cs-CZ"/>
+        </w:rPr>
+        <w:t>forEach</w:t>
+      </w:r>
+      <w:r>
+        <w:rPr>
+          <w:rFonts w:ascii="Consolas" w:eastAsia="Times New Roman" w:hAnsi="Consolas" w:cs="Times New Roman"/>
+          <w:color w:val="3B3B3B"/>
+          <w:sz w:val="21"/>
+          <w:szCs w:val="21"/>
+          <w:lang w:eastAsia="cs-CZ"/>
+        </w:rPr>
+        <w:t>((</w:t>
+      </w:r>
+      <w:r>
+        <w:rPr>
+          <w:rFonts w:ascii="Consolas" w:eastAsia="Times New Roman" w:hAnsi="Consolas" w:cs="Times New Roman"/>
+          <w:color w:val="001080"/>
+          <w:sz w:val="21"/>
+          <w:szCs w:val="21"/>
+          <w:lang w:eastAsia="cs-CZ"/>
+        </w:rPr>
+        <w:t>photo</w:t>
+      </w:r>
+      <w:r>
+        <w:rPr>
+          <w:rFonts w:ascii="Consolas" w:eastAsia="Times New Roman" w:hAnsi="Consolas" w:cs="Times New Roman"/>
+          <w:color w:val="3B3B3B"/>
+          <w:sz w:val="21"/>
+          <w:szCs w:val="21"/>
+          <w:lang w:eastAsia="cs-CZ"/>
+        </w:rPr>
+        <w:t xml:space="preserve">) </w:t>
+      </w:r>
+      <w:r>
+        <w:rPr>
+          <w:rFonts w:ascii="Consolas" w:eastAsia="Times New Roman" w:hAnsi="Consolas" w:cs="Times New Roman"/>
+          <w:color w:val="0000FF"/>
+          <w:sz w:val="21"/>
+          <w:szCs w:val="21"/>
+          <w:lang w:eastAsia="cs-CZ"/>
+        </w:rPr>
+        <w:t>=&gt;</w:t>
+      </w:r>
+      <w:r>
+        <w:rPr>
+          <w:rFonts w:ascii="Consolas" w:eastAsia="Times New Roman" w:hAnsi="Consolas" w:cs="Times New Roman"/>
+          <w:color w:val="3B3B3B"/>
+          <w:sz w:val="21"/>
+          <w:szCs w:val="21"/>
+          <w:lang w:eastAsia="cs-CZ"/>
+        </w:rPr>
+        <w:t xml:space="preserve"> {</w:t>
       </w:r>
     </w:p>
     <w:p>
@@ -42390,12 +42408,144 @@
         <w:jc w:val="left"/>
         <w:rPr>
           <w:rFonts w:ascii="Consolas" w:eastAsia="Times New Roman" w:hAnsi="Consolas" w:cs="Times New Roman"/>
-          <w:color w:val="202020"/>
-          <w:sz w:val="21"/>
-          <w:szCs w:val="21"/>
-          <w:lang w:eastAsia="cs-CZ"/>
-        </w:rPr>
-      </w:pPr>
+          <w:color w:val="3B3B3B"/>
+          <w:sz w:val="21"/>
+          <w:szCs w:val="21"/>
+          <w:lang w:eastAsia="cs-CZ"/>
+        </w:rPr>
+      </w:pPr>
+      <w:r>
+        <w:rPr>
+          <w:rFonts w:ascii="Consolas" w:eastAsia="Times New Roman" w:hAnsi="Consolas" w:cs="Times New Roman"/>
+          <w:color w:val="3B3B3B"/>
+          <w:sz w:val="21"/>
+          <w:szCs w:val="21"/>
+          <w:lang w:eastAsia="cs-CZ"/>
+        </w:rPr>
+        <w:t xml:space="preserve">              </w:t>
+      </w:r>
+      <w:r>
+        <w:rPr>
+          <w:rFonts w:ascii="Consolas" w:eastAsia="Times New Roman" w:hAnsi="Consolas" w:cs="Times New Roman"/>
+          <w:color w:val="0000FF"/>
+          <w:sz w:val="21"/>
+          <w:szCs w:val="21"/>
+          <w:lang w:eastAsia="cs-CZ"/>
+        </w:rPr>
+        <w:t>const</w:t>
+      </w:r>
+      <w:r>
+        <w:rPr>
+          <w:rFonts w:ascii="Consolas" w:eastAsia="Times New Roman" w:hAnsi="Consolas" w:cs="Times New Roman"/>
+          <w:color w:val="3B3B3B"/>
+          <w:sz w:val="21"/>
+          <w:szCs w:val="21"/>
+          <w:lang w:eastAsia="cs-CZ"/>
+        </w:rPr>
+        <w:t xml:space="preserve"> </w:t>
+      </w:r>
+      <w:r>
+        <w:rPr>
+          <w:rFonts w:ascii="Consolas" w:eastAsia="Times New Roman" w:hAnsi="Consolas" w:cs="Times New Roman"/>
+          <w:color w:val="0070C1"/>
+          <w:sz w:val="21"/>
+          <w:szCs w:val="21"/>
+          <w:lang w:eastAsia="cs-CZ"/>
+        </w:rPr>
+        <w:t>fullPath</w:t>
+      </w:r>
+      <w:r>
+        <w:rPr>
+          <w:rFonts w:ascii="Consolas" w:eastAsia="Times New Roman" w:hAnsi="Consolas" w:cs="Times New Roman"/>
+          <w:color w:val="3B3B3B"/>
+          <w:sz w:val="21"/>
+          <w:szCs w:val="21"/>
+          <w:lang w:eastAsia="cs-CZ"/>
+        </w:rPr>
+        <w:t xml:space="preserve"> </w:t>
+      </w:r>
+      <w:r>
+        <w:rPr>
+          <w:rFonts w:ascii="Consolas" w:eastAsia="Times New Roman" w:hAnsi="Consolas" w:cs="Times New Roman"/>
+          <w:color w:val="000000"/>
+          <w:sz w:val="21"/>
+          <w:szCs w:val="21"/>
+          <w:lang w:eastAsia="cs-CZ"/>
+        </w:rPr>
+        <w:t>=</w:t>
+      </w:r>
+      <w:r>
+        <w:rPr>
+          <w:rFonts w:ascii="Consolas" w:eastAsia="Times New Roman" w:hAnsi="Consolas" w:cs="Times New Roman"/>
+          <w:color w:val="3B3B3B"/>
+          <w:sz w:val="21"/>
+          <w:szCs w:val="21"/>
+          <w:lang w:eastAsia="cs-CZ"/>
+        </w:rPr>
+        <w:t xml:space="preserve"> </w:t>
+      </w:r>
+      <w:proofErr w:type="spellStart"/>
+      <w:r>
+        <w:rPr>
+          <w:rFonts w:ascii="Consolas" w:eastAsia="Times New Roman" w:hAnsi="Consolas" w:cs="Times New Roman"/>
+          <w:color w:val="795E26"/>
+          <w:sz w:val="21"/>
+          <w:szCs w:val="21"/>
+          <w:lang w:eastAsia="cs-CZ"/>
+        </w:rPr>
+        <w:t>getFilePath</w:t>
+      </w:r>
+      <w:proofErr w:type="spellEnd"/>
+      <w:r>
+        <w:rPr>
+          <w:rFonts w:ascii="Consolas" w:eastAsia="Times New Roman" w:hAnsi="Consolas" w:cs="Times New Roman"/>
+          <w:color w:val="3B3B3B"/>
+          <w:sz w:val="21"/>
+          <w:szCs w:val="21"/>
+          <w:lang w:eastAsia="cs-CZ"/>
+        </w:rPr>
+        <w:t>(</w:t>
+      </w:r>
+      <w:r>
+        <w:rPr>
+          <w:rFonts w:ascii="Consolas" w:eastAsia="Times New Roman" w:hAnsi="Consolas" w:cs="Times New Roman"/>
+          <w:color w:val="001080"/>
+          <w:sz w:val="21"/>
+          <w:szCs w:val="21"/>
+          <w:lang w:eastAsia="cs-CZ"/>
+        </w:rPr>
+        <w:t>photo</w:t>
+      </w:r>
+      <w:r>
+        <w:rPr>
+          <w:rFonts w:ascii="Consolas" w:eastAsia="Times New Roman" w:hAnsi="Consolas" w:cs="Times New Roman"/>
+          <w:color w:val="3B3B3B"/>
+          <w:sz w:val="21"/>
+          <w:szCs w:val="21"/>
+          <w:lang w:eastAsia="cs-CZ"/>
+        </w:rPr>
+        <w:t>.</w:t>
+      </w:r>
+      <w:r>
+        <w:rPr>
+          <w:rFonts w:ascii="Consolas" w:eastAsia="Times New Roman" w:hAnsi="Consolas" w:cs="Times New Roman"/>
+          <w:color w:val="001080"/>
+          <w:sz w:val="21"/>
+          <w:szCs w:val="21"/>
+          <w:lang w:eastAsia="cs-CZ"/>
+        </w:rPr>
+        <w:t>img_path</w:t>
+      </w:r>
+      <w:r>
+        <w:rPr>
+          <w:rFonts w:ascii="Consolas" w:eastAsia="Times New Roman" w:hAnsi="Consolas" w:cs="Times New Roman"/>
+          <w:color w:val="3B3B3B"/>
+          <w:sz w:val="21"/>
+          <w:szCs w:val="21"/>
+          <w:lang w:eastAsia="cs-CZ"/>
+        </w:rPr>
+        <w:t>);</w:t>
+      </w:r>
     </w:p>
     <w:p>
       <w:pPr>
@@ -42410,26 +42560,26 @@
         <w:jc w:val="left"/>
         <w:rPr>
           <w:rFonts w:ascii="Consolas" w:eastAsia="Times New Roman" w:hAnsi="Consolas" w:cs="Times New Roman"/>
-          <w:color w:val="202020"/>
-          <w:sz w:val="21"/>
-          <w:szCs w:val="21"/>
-          <w:lang w:eastAsia="cs-CZ"/>
-        </w:rPr>
-      </w:pPr>
-      <w:r>
-        <w:rPr>
-          <w:rFonts w:ascii="Consolas" w:eastAsia="Times New Roman" w:hAnsi="Consolas" w:cs="Times New Roman"/>
-          <w:color w:val="202020"/>
-          <w:sz w:val="21"/>
-          <w:szCs w:val="21"/>
-          <w:lang w:eastAsia="cs-CZ"/>
-        </w:rPr>
-        <w:t xml:space="preserve">          </w:t>
-      </w:r>
-      <w:r>
-        <w:rPr>
-          <w:rFonts w:ascii="Consolas" w:eastAsia="Times New Roman" w:hAnsi="Consolas" w:cs="Times New Roman"/>
-          <w:color w:val="8F41AD"/>
+          <w:color w:val="3B3B3B"/>
+          <w:sz w:val="21"/>
+          <w:szCs w:val="21"/>
+          <w:lang w:eastAsia="cs-CZ"/>
+        </w:rPr>
+      </w:pPr>
+      <w:r>
+        <w:rPr>
+          <w:rFonts w:ascii="Consolas" w:eastAsia="Times New Roman" w:hAnsi="Consolas" w:cs="Times New Roman"/>
+          <w:color w:val="3B3B3B"/>
+          <w:sz w:val="21"/>
+          <w:szCs w:val="21"/>
+          <w:lang w:eastAsia="cs-CZ"/>
+        </w:rPr>
+        <w:t xml:space="preserve">              </w:t>
+      </w:r>
+      <w:r>
+        <w:rPr>
+          <w:rFonts w:ascii="Consolas" w:eastAsia="Times New Roman" w:hAnsi="Consolas" w:cs="Times New Roman"/>
+          <w:color w:val="AF00DB"/>
           <w:sz w:val="21"/>
           <w:szCs w:val="21"/>
           <w:lang w:eastAsia="cs-CZ"/>
@@ -42439,7 +42589,7 @@
       <w:r>
         <w:rPr>
           <w:rFonts w:ascii="Consolas" w:eastAsia="Times New Roman" w:hAnsi="Consolas" w:cs="Times New Roman"/>
-          <w:color w:val="202020"/>
+          <w:color w:val="3B3B3B"/>
           <w:sz w:val="21"/>
           <w:szCs w:val="21"/>
           <w:lang w:eastAsia="cs-CZ"/>
@@ -42449,22 +42599,122 @@
       <w:r>
         <w:rPr>
           <w:rFonts w:ascii="Consolas" w:eastAsia="Times New Roman" w:hAnsi="Consolas" w:cs="Times New Roman"/>
-          <w:color w:val="282D85"/>
-          <w:sz w:val="21"/>
-          <w:szCs w:val="21"/>
-          <w:lang w:eastAsia="cs-CZ"/>
-        </w:rPr>
-        <w:t>photos</w:t>
-      </w:r>
-      <w:r>
-        <w:rPr>
-          <w:rFonts w:ascii="Consolas" w:eastAsia="Times New Roman" w:hAnsi="Consolas" w:cs="Times New Roman"/>
-          <w:color w:val="202020"/>
-          <w:sz w:val="21"/>
-          <w:szCs w:val="21"/>
-          <w:lang w:eastAsia="cs-CZ"/>
-        </w:rPr>
-        <w:t>) {</w:t>
+          <w:color w:val="267F99"/>
+          <w:sz w:val="21"/>
+          <w:szCs w:val="21"/>
+          <w:lang w:eastAsia="cs-CZ"/>
+        </w:rPr>
+        <w:t>fs</w:t>
+      </w:r>
+      <w:r>
+        <w:rPr>
+          <w:rFonts w:ascii="Consolas" w:eastAsia="Times New Roman" w:hAnsi="Consolas" w:cs="Times New Roman"/>
+          <w:color w:val="3B3B3B"/>
+          <w:sz w:val="21"/>
+          <w:szCs w:val="21"/>
+          <w:lang w:eastAsia="cs-CZ"/>
+        </w:rPr>
+        <w:t>.</w:t>
+      </w:r>
+      <w:r>
+        <w:rPr>
+          <w:rFonts w:ascii="Consolas" w:eastAsia="Times New Roman" w:hAnsi="Consolas" w:cs="Times New Roman"/>
+          <w:color w:val="795E26"/>
+          <w:sz w:val="21"/>
+          <w:szCs w:val="21"/>
+          <w:lang w:eastAsia="cs-CZ"/>
+        </w:rPr>
+        <w:t>existsSync</w:t>
+      </w:r>
+      <w:r>
+        <w:rPr>
+          <w:rFonts w:ascii="Consolas" w:eastAsia="Times New Roman" w:hAnsi="Consolas" w:cs="Times New Roman"/>
+          <w:color w:val="3B3B3B"/>
+          <w:sz w:val="21"/>
+          <w:szCs w:val="21"/>
+          <w:lang w:eastAsia="cs-CZ"/>
+        </w:rPr>
+        <w:t>(</w:t>
+      </w:r>
+      <w:r>
+        <w:rPr>
+          <w:rFonts w:ascii="Consolas" w:eastAsia="Times New Roman" w:hAnsi="Consolas" w:cs="Times New Roman"/>
+          <w:color w:val="0070C1"/>
+          <w:sz w:val="21"/>
+          <w:szCs w:val="21"/>
+          <w:lang w:eastAsia="cs-CZ"/>
+        </w:rPr>
+        <w:t>fullPath</w:t>
+      </w:r>
+      <w:r>
+        <w:rPr>
+          <w:rFonts w:ascii="Consolas" w:eastAsia="Times New Roman" w:hAnsi="Consolas" w:cs="Times New Roman"/>
+          <w:color w:val="3B3B3B"/>
+          <w:sz w:val="21"/>
+          <w:szCs w:val="21"/>
+          <w:lang w:eastAsia="cs-CZ"/>
+        </w:rPr>
+        <w:t xml:space="preserve">)) </w:t>
+      </w:r>
+      <w:r>
+        <w:rPr>
+          <w:rFonts w:ascii="Consolas" w:eastAsia="Times New Roman" w:hAnsi="Consolas" w:cs="Times New Roman"/>
+          <w:color w:val="267F99"/>
+          <w:sz w:val="21"/>
+          <w:szCs w:val="21"/>
+          <w:lang w:eastAsia="cs-CZ"/>
+        </w:rPr>
+        <w:t>fs</w:t>
+      </w:r>
+      <w:r>
+        <w:rPr>
+          <w:rFonts w:ascii="Consolas" w:eastAsia="Times New Roman" w:hAnsi="Consolas" w:cs="Times New Roman"/>
+          <w:color w:val="3B3B3B"/>
+          <w:sz w:val="21"/>
+          <w:szCs w:val="21"/>
+          <w:lang w:eastAsia="cs-CZ"/>
+        </w:rPr>
+        <w:t>.</w:t>
+      </w:r>
+      <w:r>
+        <w:rPr>
+          <w:rFonts w:ascii="Consolas" w:eastAsia="Times New Roman" w:hAnsi="Consolas" w:cs="Times New Roman"/>
+          <w:color w:val="795E26"/>
+          <w:sz w:val="21"/>
+          <w:szCs w:val="21"/>
+          <w:lang w:eastAsia="cs-CZ"/>
+        </w:rPr>
+        <w:t>unlinkSync</w:t>
+      </w:r>
+      <w:r>
+        <w:rPr>
+          <w:rFonts w:ascii="Consolas" w:eastAsia="Times New Roman" w:hAnsi="Consolas" w:cs="Times New Roman"/>
+          <w:color w:val="3B3B3B"/>
+          <w:sz w:val="21"/>
+          <w:szCs w:val="21"/>
+          <w:lang w:eastAsia="cs-CZ"/>
+        </w:rPr>
+        <w:t>(</w:t>
+      </w:r>
+      <w:r>
+        <w:rPr>
+          <w:rFonts w:ascii="Consolas" w:eastAsia="Times New Roman" w:hAnsi="Consolas" w:cs="Times New Roman"/>
+          <w:color w:val="0070C1"/>
+          <w:sz w:val="21"/>
+          <w:szCs w:val="21"/>
+          <w:lang w:eastAsia="cs-CZ"/>
+        </w:rPr>
+        <w:t>fullPath</w:t>
+      </w:r>
+      <w:r>
+        <w:rPr>
+          <w:rFonts w:ascii="Consolas" w:eastAsia="Times New Roman" w:hAnsi="Consolas" w:cs="Times New Roman"/>
+          <w:color w:val="3B3B3B"/>
+          <w:sz w:val="21"/>
+          <w:szCs w:val="21"/>
+          <w:lang w:eastAsia="cs-CZ"/>
+        </w:rPr>
+        <w:t>);</w:t>
       </w:r>
     </w:p>
     <w:p>
@@ -42480,101 +42730,21 @@
         <w:jc w:val="left"/>
         <w:rPr>
           <w:rFonts w:ascii="Consolas" w:eastAsia="Times New Roman" w:hAnsi="Consolas" w:cs="Times New Roman"/>
-          <w:color w:val="202020"/>
-          <w:sz w:val="21"/>
-          <w:szCs w:val="21"/>
-          <w:lang w:eastAsia="cs-CZ"/>
-        </w:rPr>
-      </w:pPr>
-      <w:r>
-        <w:rPr>
-          <w:rFonts w:ascii="Consolas" w:eastAsia="Times New Roman" w:hAnsi="Consolas" w:cs="Times New Roman"/>
-          <w:color w:val="202020"/>
-          <w:sz w:val="21"/>
-          <w:szCs w:val="21"/>
-          <w:lang w:eastAsia="cs-CZ"/>
-        </w:rPr>
-        <w:t xml:space="preserve">            </w:t>
-      </w:r>
-      <w:r>
-        <w:rPr>
-          <w:rFonts w:ascii="Consolas" w:eastAsia="Times New Roman" w:hAnsi="Consolas" w:cs="Times New Roman"/>
-          <w:color w:val="282D85"/>
-          <w:sz w:val="21"/>
-          <w:szCs w:val="21"/>
-          <w:lang w:eastAsia="cs-CZ"/>
-        </w:rPr>
-        <w:t>photos</w:t>
-      </w:r>
-      <w:r>
-        <w:rPr>
-          <w:rFonts w:ascii="Consolas" w:eastAsia="Times New Roman" w:hAnsi="Consolas" w:cs="Times New Roman"/>
-          <w:color w:val="202020"/>
-          <w:sz w:val="21"/>
-          <w:szCs w:val="21"/>
-          <w:lang w:eastAsia="cs-CZ"/>
-        </w:rPr>
-        <w:t>.</w:t>
-      </w:r>
-      <w:r>
-        <w:rPr>
-          <w:rFonts w:ascii="Consolas" w:eastAsia="Times New Roman" w:hAnsi="Consolas" w:cs="Times New Roman"/>
-          <w:color w:val="98863B"/>
-          <w:sz w:val="21"/>
-          <w:szCs w:val="21"/>
-          <w:lang w:eastAsia="cs-CZ"/>
-        </w:rPr>
-        <w:t>forEach</w:t>
-      </w:r>
-      <w:r>
-        <w:rPr>
-          <w:rFonts w:ascii="Consolas" w:eastAsia="Times New Roman" w:hAnsi="Consolas" w:cs="Times New Roman"/>
-          <w:color w:val="202020"/>
-          <w:sz w:val="21"/>
-          <w:szCs w:val="21"/>
-          <w:lang w:eastAsia="cs-CZ"/>
-        </w:rPr>
-        <w:t>((</w:t>
-      </w:r>
-      <w:r>
-        <w:rPr>
-          <w:rFonts w:ascii="Consolas" w:eastAsia="Times New Roman" w:hAnsi="Consolas" w:cs="Times New Roman"/>
-          <w:color w:val="282D85"/>
-          <w:sz w:val="21"/>
-          <w:szCs w:val="21"/>
-          <w:lang w:eastAsia="cs-CZ"/>
-        </w:rPr>
-        <w:t>photo</w:t>
-      </w:r>
-      <w:r>
-        <w:rPr>
-          <w:rFonts w:ascii="Consolas" w:eastAsia="Times New Roman" w:hAnsi="Consolas" w:cs="Times New Roman"/>
-          <w:color w:val="202020"/>
-          <w:sz w:val="21"/>
-          <w:szCs w:val="21"/>
-          <w:lang w:eastAsia="cs-CZ"/>
-        </w:rPr>
-        <w:t xml:space="preserve">) </w:t>
-      </w:r>
-      <w:r>
-        <w:rPr>
-          <w:rFonts w:ascii="Consolas" w:eastAsia="Times New Roman" w:hAnsi="Consolas" w:cs="Times New Roman"/>
-          <w:color w:val="5460C1"/>
-          <w:sz w:val="21"/>
-          <w:szCs w:val="21"/>
-          <w:lang w:eastAsia="cs-CZ"/>
-        </w:rPr>
-        <w:t>=&gt;</w:t>
-      </w:r>
-      <w:r>
-        <w:rPr>
-          <w:rFonts w:ascii="Consolas" w:eastAsia="Times New Roman" w:hAnsi="Consolas" w:cs="Times New Roman"/>
-          <w:color w:val="202020"/>
-          <w:sz w:val="21"/>
-          <w:szCs w:val="21"/>
-          <w:lang w:eastAsia="cs-CZ"/>
-        </w:rPr>
-        <w:t xml:space="preserve"> {</w:t>
+          <w:color w:val="3B3B3B"/>
+          <w:sz w:val="21"/>
+          <w:szCs w:val="21"/>
+          <w:lang w:eastAsia="cs-CZ"/>
+        </w:rPr>
+      </w:pPr>
+      <w:r>
+        <w:rPr>
+          <w:rFonts w:ascii="Consolas" w:eastAsia="Times New Roman" w:hAnsi="Consolas" w:cs="Times New Roman"/>
+          <w:color w:val="3B3B3B"/>
+          <w:sz w:val="21"/>
+          <w:szCs w:val="21"/>
+          <w:lang w:eastAsia="cs-CZ"/>
+        </w:rPr>
+        <w:t>            });</w:t>
       </w:r>
     </w:p>
     <w:p>
@@ -42590,121 +42760,21 @@
         <w:jc w:val="left"/>
         <w:rPr>
           <w:rFonts w:ascii="Consolas" w:eastAsia="Times New Roman" w:hAnsi="Consolas" w:cs="Times New Roman"/>
-          <w:color w:val="202020"/>
-          <w:sz w:val="21"/>
-          <w:szCs w:val="21"/>
-          <w:lang w:eastAsia="cs-CZ"/>
-        </w:rPr>
-      </w:pPr>
-      <w:r>
-        <w:rPr>
-          <w:rFonts w:ascii="Consolas" w:eastAsia="Times New Roman" w:hAnsi="Consolas" w:cs="Times New Roman"/>
-          <w:color w:val="202020"/>
-          <w:sz w:val="21"/>
-          <w:szCs w:val="21"/>
-          <w:lang w:eastAsia="cs-CZ"/>
-        </w:rPr>
-        <w:t xml:space="preserve">              </w:t>
-      </w:r>
-      <w:r>
-        <w:rPr>
-          <w:rFonts w:ascii="Consolas" w:eastAsia="Times New Roman" w:hAnsi="Consolas" w:cs="Times New Roman"/>
-          <w:color w:val="5460C1"/>
-          <w:sz w:val="21"/>
-          <w:szCs w:val="21"/>
-          <w:lang w:eastAsia="cs-CZ"/>
-        </w:rPr>
-        <w:t>const</w:t>
-      </w:r>
-      <w:r>
-        <w:rPr>
-          <w:rFonts w:ascii="Consolas" w:eastAsia="Times New Roman" w:hAnsi="Consolas" w:cs="Times New Roman"/>
-          <w:color w:val="202020"/>
-          <w:sz w:val="21"/>
-          <w:szCs w:val="21"/>
-          <w:lang w:eastAsia="cs-CZ"/>
-        </w:rPr>
-        <w:t xml:space="preserve"> </w:t>
-      </w:r>
-      <w:r>
-        <w:rPr>
-          <w:rFonts w:ascii="Consolas" w:eastAsia="Times New Roman" w:hAnsi="Consolas" w:cs="Times New Roman"/>
-          <w:color w:val="3086C5"/>
-          <w:sz w:val="21"/>
-          <w:szCs w:val="21"/>
-          <w:lang w:eastAsia="cs-CZ"/>
-        </w:rPr>
-        <w:t>fullPath</w:t>
-      </w:r>
-      <w:r>
-        <w:rPr>
-          <w:rFonts w:ascii="Consolas" w:eastAsia="Times New Roman" w:hAnsi="Consolas" w:cs="Times New Roman"/>
-          <w:color w:val="202020"/>
-          <w:sz w:val="21"/>
-          <w:szCs w:val="21"/>
-          <w:lang w:eastAsia="cs-CZ"/>
-        </w:rPr>
-        <w:t xml:space="preserve"> </w:t>
-      </w:r>
-      <w:r>
-        <w:rPr>
-          <w:rFonts w:ascii="Consolas" w:eastAsia="Times New Roman" w:hAnsi="Consolas" w:cs="Times New Roman"/>
-          <w:color w:val="573F35"/>
-          <w:sz w:val="21"/>
-          <w:szCs w:val="21"/>
-          <w:lang w:eastAsia="cs-CZ"/>
-        </w:rPr>
-        <w:t>=</w:t>
-      </w:r>
-      <w:r>
-        <w:rPr>
-          <w:rFonts w:ascii="Consolas" w:eastAsia="Times New Roman" w:hAnsi="Consolas" w:cs="Times New Roman"/>
-          <w:color w:val="202020"/>
-          <w:sz w:val="21"/>
-          <w:szCs w:val="21"/>
-          <w:lang w:eastAsia="cs-CZ"/>
-        </w:rPr>
-        <w:t xml:space="preserve"> </w:t>
-      </w:r>
-      <w:r>
-        <w:rPr>
-          <w:rFonts w:ascii="Consolas" w:eastAsia="Times New Roman" w:hAnsi="Consolas" w:cs="Times New Roman"/>
-          <w:color w:val="3086C5"/>
-          <w:sz w:val="21"/>
-          <w:szCs w:val="21"/>
-          <w:lang w:eastAsia="cs-CZ"/>
-        </w:rPr>
-        <w:t>path</w:t>
-      </w:r>
-      <w:r>
-        <w:rPr>
-          <w:rFonts w:ascii="Consolas" w:eastAsia="Times New Roman" w:hAnsi="Consolas" w:cs="Times New Roman"/>
-          <w:color w:val="202020"/>
-          <w:sz w:val="21"/>
-          <w:szCs w:val="21"/>
-          <w:lang w:eastAsia="cs-CZ"/>
-        </w:rPr>
-        <w:t>.</w:t>
-      </w:r>
-      <w:r>
-        <w:rPr>
-          <w:rFonts w:ascii="Consolas" w:eastAsia="Times New Roman" w:hAnsi="Consolas" w:cs="Times New Roman"/>
-          <w:color w:val="98863B"/>
-          <w:sz w:val="21"/>
-          <w:szCs w:val="21"/>
-          <w:lang w:eastAsia="cs-CZ"/>
-        </w:rPr>
-        <w:t>join</w:t>
-      </w:r>
-      <w:r>
-        <w:rPr>
-          <w:rFonts w:ascii="Consolas" w:eastAsia="Times New Roman" w:hAnsi="Consolas" w:cs="Times New Roman"/>
-          <w:color w:val="202020"/>
-          <w:sz w:val="21"/>
-          <w:szCs w:val="21"/>
-          <w:lang w:eastAsia="cs-CZ"/>
-        </w:rPr>
-        <w:t>(</w:t>
+          <w:color w:val="3B3B3B"/>
+          <w:sz w:val="21"/>
+          <w:szCs w:val="21"/>
+          <w:lang w:eastAsia="cs-CZ"/>
+        </w:rPr>
+      </w:pPr>
+      <w:r>
+        <w:rPr>
+          <w:rFonts w:ascii="Consolas" w:eastAsia="Times New Roman" w:hAnsi="Consolas" w:cs="Times New Roman"/>
+          <w:color w:val="3B3B3B"/>
+          <w:sz w:val="21"/>
+          <w:szCs w:val="21"/>
+          <w:lang w:eastAsia="cs-CZ"/>
+        </w:rPr>
+        <w:t>          }</w:t>
       </w:r>
     </w:p>
     <w:p>
@@ -42720,102 +42790,12 @@
         <w:jc w:val="left"/>
         <w:rPr>
           <w:rFonts w:ascii="Consolas" w:eastAsia="Times New Roman" w:hAnsi="Consolas" w:cs="Times New Roman"/>
-          <w:color w:val="202020"/>
-          <w:sz w:val="21"/>
-          <w:szCs w:val="21"/>
-          <w:lang w:eastAsia="cs-CZ"/>
-        </w:rPr>
-      </w:pPr>
-      <w:r>
-        <w:rPr>
-          <w:rFonts w:ascii="Consolas" w:eastAsia="Times New Roman" w:hAnsi="Consolas" w:cs="Times New Roman"/>
-          <w:color w:val="202020"/>
-          <w:sz w:val="21"/>
-          <w:szCs w:val="21"/>
-          <w:lang w:eastAsia="cs-CZ"/>
-        </w:rPr>
-        <w:t xml:space="preserve">                </w:t>
-      </w:r>
-      <w:r>
-        <w:rPr>
-          <w:rFonts w:ascii="Consolas" w:eastAsia="Times New Roman" w:hAnsi="Consolas" w:cs="Times New Roman"/>
-          <w:color w:val="B86855"/>
-          <w:sz w:val="21"/>
-          <w:szCs w:val="21"/>
-          <w:lang w:eastAsia="cs-CZ"/>
-        </w:rPr>
-        <w:t>"C:</w:t>
-      </w:r>
-      <w:r>
-        <w:rPr>
-          <w:rFonts w:ascii="Consolas" w:eastAsia="Times New Roman" w:hAnsi="Consolas" w:cs="Times New Roman"/>
-          <w:color w:val="E14A46"/>
-          <w:sz w:val="21"/>
-          <w:szCs w:val="21"/>
-          <w:lang w:eastAsia="cs-CZ"/>
-        </w:rPr>
-        <w:t>\\</w:t>
-      </w:r>
-      <w:r>
-        <w:rPr>
-          <w:rFonts w:ascii="Consolas" w:eastAsia="Times New Roman" w:hAnsi="Consolas" w:cs="Times New Roman"/>
-          <w:color w:val="B86855"/>
-          <w:sz w:val="21"/>
-          <w:szCs w:val="21"/>
-          <w:lang w:eastAsia="cs-CZ"/>
-        </w:rPr>
-        <w:t>LacekTKD</w:t>
-      </w:r>
-      <w:r>
-        <w:rPr>
-          <w:rFonts w:ascii="Consolas" w:eastAsia="Times New Roman" w:hAnsi="Consolas" w:cs="Times New Roman"/>
-          <w:color w:val="E14A46"/>
-          <w:sz w:val="21"/>
-          <w:szCs w:val="21"/>
-          <w:lang w:eastAsia="cs-CZ"/>
-        </w:rPr>
-        <w:t>\\</w:t>
-      </w:r>
-      <w:r>
-        <w:rPr>
-          <w:rFonts w:ascii="Consolas" w:eastAsia="Times New Roman" w:hAnsi="Consolas" w:cs="Times New Roman"/>
-          <w:color w:val="B86855"/>
-          <w:sz w:val="21"/>
-          <w:szCs w:val="21"/>
-          <w:lang w:eastAsia="cs-CZ"/>
-        </w:rPr>
-        <w:t>Frontend</w:t>
-      </w:r>
-      <w:r>
-        <w:rPr>
-          <w:rFonts w:ascii="Consolas" w:eastAsia="Times New Roman" w:hAnsi="Consolas" w:cs="Times New Roman"/>
-          <w:color w:val="E14A46"/>
-          <w:sz w:val="21"/>
-          <w:szCs w:val="21"/>
-          <w:lang w:eastAsia="cs-CZ"/>
-        </w:rPr>
-        <w:t>\\</w:t>
-      </w:r>
-      <w:r>
-        <w:rPr>
-          <w:rFonts w:ascii="Consolas" w:eastAsia="Times New Roman" w:hAnsi="Consolas" w:cs="Times New Roman"/>
-          <w:color w:val="B86855"/>
-          <w:sz w:val="21"/>
-          <w:szCs w:val="21"/>
-          <w:lang w:eastAsia="cs-CZ"/>
-        </w:rPr>
-        <w:t>public"</w:t>
-      </w:r>
-      <w:r>
-        <w:rPr>
-          <w:rFonts w:ascii="Consolas" w:eastAsia="Times New Roman" w:hAnsi="Consolas" w:cs="Times New Roman"/>
-          <w:color w:val="202020"/>
-          <w:sz w:val="21"/>
-          <w:szCs w:val="21"/>
-          <w:lang w:eastAsia="cs-CZ"/>
-        </w:rPr>
-        <w:t>,</w:t>
-      </w:r>
+          <w:color w:val="3B3B3B"/>
+          <w:sz w:val="21"/>
+          <w:szCs w:val="21"/>
+          <w:lang w:eastAsia="cs-CZ"/>
+        </w:rPr>
+      </w:pPr>
     </w:p>
     <w:p>
       <w:pPr>
@@ -42830,36 +42810,36 @@
         <w:jc w:val="left"/>
         <w:rPr>
           <w:rFonts w:ascii="Consolas" w:eastAsia="Times New Roman" w:hAnsi="Consolas" w:cs="Times New Roman"/>
-          <w:color w:val="202020"/>
-          <w:sz w:val="21"/>
-          <w:szCs w:val="21"/>
-          <w:lang w:eastAsia="cs-CZ"/>
-        </w:rPr>
-      </w:pPr>
-      <w:r>
-        <w:rPr>
-          <w:rFonts w:ascii="Consolas" w:eastAsia="Times New Roman" w:hAnsi="Consolas" w:cs="Times New Roman"/>
-          <w:color w:val="202020"/>
-          <w:sz w:val="21"/>
-          <w:szCs w:val="21"/>
-          <w:lang w:eastAsia="cs-CZ"/>
-        </w:rPr>
-        <w:t xml:space="preserve">                </w:t>
-      </w:r>
-      <w:r>
-        <w:rPr>
-          <w:rFonts w:ascii="Consolas" w:eastAsia="Times New Roman" w:hAnsi="Consolas" w:cs="Times New Roman"/>
-          <w:color w:val="282D85"/>
-          <w:sz w:val="21"/>
-          <w:szCs w:val="21"/>
-          <w:lang w:eastAsia="cs-CZ"/>
-        </w:rPr>
-        <w:t>photo</w:t>
-      </w:r>
-      <w:r>
-        <w:rPr>
-          <w:rFonts w:ascii="Consolas" w:eastAsia="Times New Roman" w:hAnsi="Consolas" w:cs="Times New Roman"/>
-          <w:color w:val="202020"/>
+          <w:color w:val="3B3B3B"/>
+          <w:sz w:val="21"/>
+          <w:szCs w:val="21"/>
+          <w:lang w:eastAsia="cs-CZ"/>
+        </w:rPr>
+      </w:pPr>
+      <w:r>
+        <w:rPr>
+          <w:rFonts w:ascii="Consolas" w:eastAsia="Times New Roman" w:hAnsi="Consolas" w:cs="Times New Roman"/>
+          <w:color w:val="3B3B3B"/>
+          <w:sz w:val="21"/>
+          <w:szCs w:val="21"/>
+          <w:lang w:eastAsia="cs-CZ"/>
+        </w:rPr>
+        <w:t xml:space="preserve">          </w:t>
+      </w:r>
+      <w:r>
+        <w:rPr>
+          <w:rFonts w:ascii="Consolas" w:eastAsia="Times New Roman" w:hAnsi="Consolas" w:cs="Times New Roman"/>
+          <w:color w:val="001080"/>
+          <w:sz w:val="21"/>
+          <w:szCs w:val="21"/>
+          <w:lang w:eastAsia="cs-CZ"/>
+        </w:rPr>
+        <w:t>res</w:t>
+      </w:r>
+      <w:r>
+        <w:rPr>
+          <w:rFonts w:ascii="Consolas" w:eastAsia="Times New Roman" w:hAnsi="Consolas" w:cs="Times New Roman"/>
+          <w:color w:val="3B3B3B"/>
           <w:sz w:val="21"/>
           <w:szCs w:val="21"/>
           <w:lang w:eastAsia="cs-CZ"/>
@@ -42869,22 +42849,102 @@
       <w:r>
         <w:rPr>
           <w:rFonts w:ascii="Consolas" w:eastAsia="Times New Roman" w:hAnsi="Consolas" w:cs="Times New Roman"/>
-          <w:color w:val="282D85"/>
-          <w:sz w:val="21"/>
-          <w:szCs w:val="21"/>
-          <w:lang w:eastAsia="cs-CZ"/>
-        </w:rPr>
-        <w:t>img_path</w:t>
-      </w:r>
-      <w:r>
-        <w:rPr>
-          <w:rFonts w:ascii="Consolas" w:eastAsia="Times New Roman" w:hAnsi="Consolas" w:cs="Times New Roman"/>
-          <w:color w:val="202020"/>
-          <w:sz w:val="21"/>
-          <w:szCs w:val="21"/>
-          <w:lang w:eastAsia="cs-CZ"/>
-        </w:rPr>
-        <w:t>,</w:t>
+          <w:color w:val="795E26"/>
+          <w:sz w:val="21"/>
+          <w:szCs w:val="21"/>
+          <w:lang w:eastAsia="cs-CZ"/>
+        </w:rPr>
+        <w:t>json</w:t>
+      </w:r>
+      <w:r>
+        <w:rPr>
+          <w:rFonts w:ascii="Consolas" w:eastAsia="Times New Roman" w:hAnsi="Consolas" w:cs="Times New Roman"/>
+          <w:color w:val="3B3B3B"/>
+          <w:sz w:val="21"/>
+          <w:szCs w:val="21"/>
+          <w:lang w:eastAsia="cs-CZ"/>
+        </w:rPr>
+        <w:t xml:space="preserve">({ </w:t>
+      </w:r>
+      <w:r>
+        <w:rPr>
+          <w:rFonts w:ascii="Consolas" w:eastAsia="Times New Roman" w:hAnsi="Consolas" w:cs="Times New Roman"/>
+          <w:color w:val="001080"/>
+          <w:sz w:val="21"/>
+          <w:szCs w:val="21"/>
+          <w:lang w:eastAsia="cs-CZ"/>
+        </w:rPr>
+        <w:t>success:</w:t>
+      </w:r>
+      <w:r>
+        <w:rPr>
+          <w:rFonts w:ascii="Consolas" w:eastAsia="Times New Roman" w:hAnsi="Consolas" w:cs="Times New Roman"/>
+          <w:color w:val="3B3B3B"/>
+          <w:sz w:val="21"/>
+          <w:szCs w:val="21"/>
+          <w:lang w:eastAsia="cs-CZ"/>
+        </w:rPr>
+        <w:t xml:space="preserve"> </w:t>
+      </w:r>
+      <w:r>
+        <w:rPr>
+          <w:rFonts w:ascii="Consolas" w:eastAsia="Times New Roman" w:hAnsi="Consolas" w:cs="Times New Roman"/>
+          <w:color w:val="0000FF"/>
+          <w:sz w:val="21"/>
+          <w:szCs w:val="21"/>
+          <w:lang w:eastAsia="cs-CZ"/>
+        </w:rPr>
+        <w:t>true</w:t>
+      </w:r>
+      <w:r>
+        <w:rPr>
+          <w:rFonts w:ascii="Consolas" w:eastAsia="Times New Roman" w:hAnsi="Consolas" w:cs="Times New Roman"/>
+          <w:color w:val="3B3B3B"/>
+          <w:sz w:val="21"/>
+          <w:szCs w:val="21"/>
+          <w:lang w:eastAsia="cs-CZ"/>
+        </w:rPr>
+        <w:t xml:space="preserve">, </w:t>
+      </w:r>
+      <w:r>
+        <w:rPr>
+          <w:rFonts w:ascii="Consolas" w:eastAsia="Times New Roman" w:hAnsi="Consolas" w:cs="Times New Roman"/>
+          <w:color w:val="001080"/>
+          <w:sz w:val="21"/>
+          <w:szCs w:val="21"/>
+          <w:lang w:eastAsia="cs-CZ"/>
+        </w:rPr>
+        <w:t>message:</w:t>
+      </w:r>
+      <w:r>
+        <w:rPr>
+          <w:rFonts w:ascii="Consolas" w:eastAsia="Times New Roman" w:hAnsi="Consolas" w:cs="Times New Roman"/>
+          <w:color w:val="3B3B3B"/>
+          <w:sz w:val="21"/>
+          <w:szCs w:val="21"/>
+          <w:lang w:eastAsia="cs-CZ"/>
+        </w:rPr>
+        <w:t xml:space="preserve"> </w:t>
+      </w:r>
+      <w:r>
+        <w:rPr>
+          <w:rFonts w:ascii="Consolas" w:eastAsia="Times New Roman" w:hAnsi="Consolas" w:cs="Times New Roman"/>
+          <w:color w:val="A31515"/>
+          <w:sz w:val="21"/>
+          <w:szCs w:val="21"/>
+          <w:lang w:eastAsia="cs-CZ"/>
+        </w:rPr>
+        <w:t>"Aktualita byla smazána"</w:t>
+      </w:r>
+      <w:r>
+        <w:rPr>
+          <w:rFonts w:ascii="Consolas" w:eastAsia="Times New Roman" w:hAnsi="Consolas" w:cs="Times New Roman"/>
+          <w:color w:val="3B3B3B"/>
+          <w:sz w:val="21"/>
+          <w:szCs w:val="21"/>
+          <w:lang w:eastAsia="cs-CZ"/>
+        </w:rPr>
+        <w:t xml:space="preserve"> });</w:t>
       </w:r>
     </w:p>
     <w:p>
@@ -42900,21 +42960,21 @@
         <w:jc w:val="left"/>
         <w:rPr>
           <w:rFonts w:ascii="Consolas" w:eastAsia="Times New Roman" w:hAnsi="Consolas" w:cs="Times New Roman"/>
-          <w:color w:val="202020"/>
-          <w:sz w:val="21"/>
-          <w:szCs w:val="21"/>
-          <w:lang w:eastAsia="cs-CZ"/>
-        </w:rPr>
-      </w:pPr>
-      <w:r>
-        <w:rPr>
-          <w:rFonts w:ascii="Consolas" w:eastAsia="Times New Roman" w:hAnsi="Consolas" w:cs="Times New Roman"/>
-          <w:color w:val="202020"/>
-          <w:sz w:val="21"/>
-          <w:szCs w:val="21"/>
-          <w:lang w:eastAsia="cs-CZ"/>
-        </w:rPr>
-        <w:t>              );</w:t>
+          <w:color w:val="3B3B3B"/>
+          <w:sz w:val="21"/>
+          <w:szCs w:val="21"/>
+          <w:lang w:eastAsia="cs-CZ"/>
+        </w:rPr>
+      </w:pPr>
+      <w:r>
+        <w:rPr>
+          <w:rFonts w:ascii="Consolas" w:eastAsia="Times New Roman" w:hAnsi="Consolas" w:cs="Times New Roman"/>
+          <w:color w:val="3B3B3B"/>
+          <w:sz w:val="21"/>
+          <w:szCs w:val="21"/>
+          <w:lang w:eastAsia="cs-CZ"/>
+        </w:rPr>
+        <w:t>        });</w:t>
       </w:r>
     </w:p>
     <w:p>
@@ -42930,161 +42990,21 @@
         <w:jc w:val="left"/>
         <w:rPr>
           <w:rFonts w:ascii="Consolas" w:eastAsia="Times New Roman" w:hAnsi="Consolas" w:cs="Times New Roman"/>
-          <w:color w:val="202020"/>
-          <w:sz w:val="21"/>
-          <w:szCs w:val="21"/>
-          <w:lang w:eastAsia="cs-CZ"/>
-        </w:rPr>
-      </w:pPr>
-      <w:r>
-        <w:rPr>
-          <w:rFonts w:ascii="Consolas" w:eastAsia="Times New Roman" w:hAnsi="Consolas" w:cs="Times New Roman"/>
-          <w:color w:val="202020"/>
-          <w:sz w:val="21"/>
-          <w:szCs w:val="21"/>
-          <w:lang w:eastAsia="cs-CZ"/>
-        </w:rPr>
-        <w:t xml:space="preserve">              </w:t>
-      </w:r>
-      <w:r>
-        <w:rPr>
-          <w:rFonts w:ascii="Consolas" w:eastAsia="Times New Roman" w:hAnsi="Consolas" w:cs="Times New Roman"/>
-          <w:color w:val="8F41AD"/>
-          <w:sz w:val="21"/>
-          <w:szCs w:val="21"/>
-          <w:lang w:eastAsia="cs-CZ"/>
-        </w:rPr>
-        <w:t>if</w:t>
-      </w:r>
-      <w:r>
-        <w:rPr>
-          <w:rFonts w:ascii="Consolas" w:eastAsia="Times New Roman" w:hAnsi="Consolas" w:cs="Times New Roman"/>
-          <w:color w:val="202020"/>
-          <w:sz w:val="21"/>
-          <w:szCs w:val="21"/>
-          <w:lang w:eastAsia="cs-CZ"/>
-        </w:rPr>
-        <w:t xml:space="preserve"> (</w:t>
-      </w:r>
-      <w:r>
-        <w:rPr>
-          <w:rFonts w:ascii="Consolas" w:eastAsia="Times New Roman" w:hAnsi="Consolas" w:cs="Times New Roman"/>
-          <w:color w:val="46969A"/>
-          <w:sz w:val="21"/>
-          <w:szCs w:val="21"/>
-          <w:lang w:eastAsia="cs-CZ"/>
-        </w:rPr>
-        <w:t>fs</w:t>
-      </w:r>
-      <w:r>
-        <w:rPr>
-          <w:rFonts w:ascii="Consolas" w:eastAsia="Times New Roman" w:hAnsi="Consolas" w:cs="Times New Roman"/>
-          <w:color w:val="202020"/>
-          <w:sz w:val="21"/>
-          <w:szCs w:val="21"/>
-          <w:lang w:eastAsia="cs-CZ"/>
-        </w:rPr>
-        <w:t>.</w:t>
-      </w:r>
-      <w:r>
-        <w:rPr>
-          <w:rFonts w:ascii="Consolas" w:eastAsia="Times New Roman" w:hAnsi="Consolas" w:cs="Times New Roman"/>
-          <w:color w:val="98863B"/>
-          <w:sz w:val="21"/>
-          <w:szCs w:val="21"/>
-          <w:lang w:eastAsia="cs-CZ"/>
-        </w:rPr>
-        <w:t>existsSync</w:t>
-      </w:r>
-      <w:r>
-        <w:rPr>
-          <w:rFonts w:ascii="Consolas" w:eastAsia="Times New Roman" w:hAnsi="Consolas" w:cs="Times New Roman"/>
-          <w:color w:val="202020"/>
-          <w:sz w:val="21"/>
-          <w:szCs w:val="21"/>
-          <w:lang w:eastAsia="cs-CZ"/>
-        </w:rPr>
-        <w:t>(</w:t>
-      </w:r>
-      <w:r>
-        <w:rPr>
-          <w:rFonts w:ascii="Consolas" w:eastAsia="Times New Roman" w:hAnsi="Consolas" w:cs="Times New Roman"/>
-          <w:color w:val="3086C5"/>
-          <w:sz w:val="21"/>
-          <w:szCs w:val="21"/>
-          <w:lang w:eastAsia="cs-CZ"/>
-        </w:rPr>
-        <w:t>fullPath</w:t>
-      </w:r>
-      <w:r>
-        <w:rPr>
-          <w:rFonts w:ascii="Consolas" w:eastAsia="Times New Roman" w:hAnsi="Consolas" w:cs="Times New Roman"/>
-          <w:color w:val="202020"/>
-          <w:sz w:val="21"/>
-          <w:szCs w:val="21"/>
-          <w:lang w:eastAsia="cs-CZ"/>
-        </w:rPr>
-        <w:t xml:space="preserve">)) </w:t>
-      </w:r>
-      <w:r>
-        <w:rPr>
-          <w:rFonts w:ascii="Consolas" w:eastAsia="Times New Roman" w:hAnsi="Consolas" w:cs="Times New Roman"/>
-          <w:color w:val="46969A"/>
-          <w:sz w:val="21"/>
-          <w:szCs w:val="21"/>
-          <w:lang w:eastAsia="cs-CZ"/>
-        </w:rPr>
-        <w:t>fs</w:t>
-      </w:r>
-      <w:r>
-        <w:rPr>
-          <w:rFonts w:ascii="Consolas" w:eastAsia="Times New Roman" w:hAnsi="Consolas" w:cs="Times New Roman"/>
-          <w:color w:val="202020"/>
-          <w:sz w:val="21"/>
-          <w:szCs w:val="21"/>
-          <w:lang w:eastAsia="cs-CZ"/>
-        </w:rPr>
-        <w:t>.</w:t>
-      </w:r>
-      <w:r>
-        <w:rPr>
-          <w:rFonts w:ascii="Consolas" w:eastAsia="Times New Roman" w:hAnsi="Consolas" w:cs="Times New Roman"/>
-          <w:color w:val="98863B"/>
-          <w:sz w:val="21"/>
-          <w:szCs w:val="21"/>
-          <w:lang w:eastAsia="cs-CZ"/>
-        </w:rPr>
-        <w:t>unlinkSync</w:t>
-      </w:r>
-      <w:r>
-        <w:rPr>
-          <w:rFonts w:ascii="Consolas" w:eastAsia="Times New Roman" w:hAnsi="Consolas" w:cs="Times New Roman"/>
-          <w:color w:val="202020"/>
-          <w:sz w:val="21"/>
-          <w:szCs w:val="21"/>
-          <w:lang w:eastAsia="cs-CZ"/>
-        </w:rPr>
-        <w:t>(</w:t>
-      </w:r>
-      <w:r>
-        <w:rPr>
-          <w:rFonts w:ascii="Consolas" w:eastAsia="Times New Roman" w:hAnsi="Consolas" w:cs="Times New Roman"/>
-          <w:color w:val="3086C5"/>
-          <w:sz w:val="21"/>
-          <w:szCs w:val="21"/>
-          <w:lang w:eastAsia="cs-CZ"/>
-        </w:rPr>
-        <w:t>fullPath</w:t>
-      </w:r>
-      <w:r>
-        <w:rPr>
-          <w:rFonts w:ascii="Consolas" w:eastAsia="Times New Roman" w:hAnsi="Consolas" w:cs="Times New Roman"/>
-          <w:color w:val="202020"/>
-          <w:sz w:val="21"/>
-          <w:szCs w:val="21"/>
-          <w:lang w:eastAsia="cs-CZ"/>
-        </w:rPr>
-        <w:t>);</w:t>
+          <w:color w:val="3B3B3B"/>
+          <w:sz w:val="21"/>
+          <w:szCs w:val="21"/>
+          <w:lang w:eastAsia="cs-CZ"/>
+        </w:rPr>
+      </w:pPr>
+      <w:r>
+        <w:rPr>
+          <w:rFonts w:ascii="Consolas" w:eastAsia="Times New Roman" w:hAnsi="Consolas" w:cs="Times New Roman"/>
+          <w:color w:val="3B3B3B"/>
+          <w:sz w:val="21"/>
+          <w:szCs w:val="21"/>
+          <w:lang w:eastAsia="cs-CZ"/>
+        </w:rPr>
+        <w:t>      },</w:t>
       </w:r>
     </w:p>
     <w:p>
@@ -43100,21 +43020,21 @@
         <w:jc w:val="left"/>
         <w:rPr>
           <w:rFonts w:ascii="Consolas" w:eastAsia="Times New Roman" w:hAnsi="Consolas" w:cs="Times New Roman"/>
-          <w:color w:val="202020"/>
-          <w:sz w:val="21"/>
-          <w:szCs w:val="21"/>
-          <w:lang w:eastAsia="cs-CZ"/>
-        </w:rPr>
-      </w:pPr>
-      <w:r>
-        <w:rPr>
-          <w:rFonts w:ascii="Consolas" w:eastAsia="Times New Roman" w:hAnsi="Consolas" w:cs="Times New Roman"/>
-          <w:color w:val="202020"/>
-          <w:sz w:val="21"/>
-          <w:szCs w:val="21"/>
-          <w:lang w:eastAsia="cs-CZ"/>
-        </w:rPr>
-        <w:t>            });</w:t>
+          <w:color w:val="3B3B3B"/>
+          <w:sz w:val="21"/>
+          <w:szCs w:val="21"/>
+          <w:lang w:eastAsia="cs-CZ"/>
+        </w:rPr>
+      </w:pPr>
+      <w:r>
+        <w:rPr>
+          <w:rFonts w:ascii="Consolas" w:eastAsia="Times New Roman" w:hAnsi="Consolas" w:cs="Times New Roman"/>
+          <w:color w:val="3B3B3B"/>
+          <w:sz w:val="21"/>
+          <w:szCs w:val="21"/>
+          <w:lang w:eastAsia="cs-CZ"/>
+        </w:rPr>
+        <w:t>    );</w:t>
       </w:r>
     </w:p>
     <w:p>
@@ -43130,21 +43050,21 @@
         <w:jc w:val="left"/>
         <w:rPr>
           <w:rFonts w:ascii="Consolas" w:eastAsia="Times New Roman" w:hAnsi="Consolas" w:cs="Times New Roman"/>
-          <w:color w:val="202020"/>
-          <w:sz w:val="21"/>
-          <w:szCs w:val="21"/>
-          <w:lang w:eastAsia="cs-CZ"/>
-        </w:rPr>
-      </w:pPr>
-      <w:r>
-        <w:rPr>
-          <w:rFonts w:ascii="Consolas" w:eastAsia="Times New Roman" w:hAnsi="Consolas" w:cs="Times New Roman"/>
-          <w:color w:val="202020"/>
-          <w:sz w:val="21"/>
-          <w:szCs w:val="21"/>
-          <w:lang w:eastAsia="cs-CZ"/>
-        </w:rPr>
-        <w:t>          }</w:t>
+          <w:color w:val="3B3B3B"/>
+          <w:sz w:val="21"/>
+          <w:szCs w:val="21"/>
+          <w:lang w:eastAsia="cs-CZ"/>
+        </w:rPr>
+      </w:pPr>
+      <w:r>
+        <w:rPr>
+          <w:rFonts w:ascii="Consolas" w:eastAsia="Times New Roman" w:hAnsi="Consolas" w:cs="Times New Roman"/>
+          <w:color w:val="3B3B3B"/>
+          <w:sz w:val="21"/>
+          <w:szCs w:val="21"/>
+          <w:lang w:eastAsia="cs-CZ"/>
+        </w:rPr>
+        <w:t>  });</w:t>
       </w:r>
     </w:p>
     <w:p>
@@ -43160,12 +43080,65 @@
         <w:jc w:val="left"/>
         <w:rPr>
           <w:rFonts w:ascii="Consolas" w:eastAsia="Times New Roman" w:hAnsi="Consolas" w:cs="Times New Roman"/>
-          <w:color w:val="202020"/>
-          <w:sz w:val="21"/>
-          <w:szCs w:val="21"/>
-          <w:lang w:eastAsia="cs-CZ"/>
-        </w:rPr>
-      </w:pPr>
+          <w:color w:val="3B3B3B"/>
+          <w:sz w:val="21"/>
+          <w:szCs w:val="21"/>
+          <w:lang w:eastAsia="cs-CZ"/>
+        </w:rPr>
+      </w:pPr>
+      <w:r>
+        <w:rPr>
+          <w:rFonts w:ascii="Consolas" w:eastAsia="Times New Roman" w:hAnsi="Consolas" w:cs="Times New Roman"/>
+          <w:color w:val="3B3B3B"/>
+          <w:sz w:val="21"/>
+          <w:szCs w:val="21"/>
+          <w:lang w:eastAsia="cs-CZ"/>
+        </w:rPr>
+        <w:t>});</w:t>
+      </w:r>
+    </w:p>
+    <w:p>
+      <w:pPr>
+        <w:pStyle w:val="Nadpis3"/>
+      </w:pPr>
+      <w:r>
+        <w:t>Zabezpečení</w:t>
+      </w:r>
+    </w:p>
+    <w:p>
+      <w:r>
+        <w:t xml:space="preserve">Bezpečnost webové aplikace je klíčovou součástí každého moderního systému. V rámci </w:t>
+      </w:r>
+      <w:r>
+        <w:t>mé</w:t>
+      </w:r>
+      <w:r>
+        <w:t xml:space="preserve"> práce bylo implementováno několik vrstev zabezpečení pokrývajících autentizaci uživatelů, ochranu API endpointů a bezpečné ukládání přístupových údajů.</w:t>
+      </w:r>
+    </w:p>
+    <w:p>
+      <w:pPr>
+        <w:pStyle w:val="Nadpis3"/>
+      </w:pPr>
+      <w:r>
+        <w:t>Autentizace pomocí JWT</w:t>
+      </w:r>
+    </w:p>
+    <w:p>
+      <w:r>
+        <w:t xml:space="preserve">Pro autentizaci byl zvolen standard JSON Web Token (JWT), který představuje </w:t>
+      </w:r>
+      <w:r>
+        <w:t>bez stavový</w:t>
+      </w:r>
+      <w:r>
+        <w:t xml:space="preserve"> mechanismus ověřování identity uživatele. Na rozdíl od tradičních session-based přístupů JWT nevyžaduje ukládání stavu na straně serveru – veškeré potřebné informace jsou zakódovány přímo v tokenu.</w:t>
+      </w:r>
+    </w:p>
+    <w:p>
+      <w:r>
+        <w:t>Token se skládá ze tří částí oddělených tečkou: hlavičky (header) obsahující typ tokenu a použitý algoritmus, těla (payload) s uživatelskými daty a podpisu (signature) zajišťujícího integritu tokenu. Po úspěšném přihlášení server vygeneruje token s payloadem obsahujícím identifikátor uživatele, jeho přihlašovací jméno a roli. Token má nastavenou platnost jedné hodiny, po jejímž uplynutí je uživatel automaticky odhlášen.</w:t>
+      </w:r>
     </w:p>
     <w:p>
       <w:pPr>
@@ -43180,36 +43153,86 @@
         <w:jc w:val="left"/>
         <w:rPr>
           <w:rFonts w:ascii="Consolas" w:eastAsia="Times New Roman" w:hAnsi="Consolas" w:cs="Times New Roman"/>
-          <w:color w:val="202020"/>
-          <w:sz w:val="21"/>
-          <w:szCs w:val="21"/>
-          <w:lang w:eastAsia="cs-CZ"/>
-        </w:rPr>
-      </w:pPr>
-      <w:r>
-        <w:rPr>
-          <w:rFonts w:ascii="Consolas" w:eastAsia="Times New Roman" w:hAnsi="Consolas" w:cs="Times New Roman"/>
-          <w:color w:val="202020"/>
-          <w:sz w:val="21"/>
-          <w:szCs w:val="21"/>
-          <w:lang w:eastAsia="cs-CZ"/>
-        </w:rPr>
-        <w:t xml:space="preserve">          </w:t>
-      </w:r>
-      <w:r>
-        <w:rPr>
-          <w:rFonts w:ascii="Consolas" w:eastAsia="Times New Roman" w:hAnsi="Consolas" w:cs="Times New Roman"/>
-          <w:color w:val="282D85"/>
-          <w:sz w:val="21"/>
-          <w:szCs w:val="21"/>
-          <w:lang w:eastAsia="cs-CZ"/>
-        </w:rPr>
-        <w:t>res</w:t>
-      </w:r>
-      <w:r>
-        <w:rPr>
-          <w:rFonts w:ascii="Consolas" w:eastAsia="Times New Roman" w:hAnsi="Consolas" w:cs="Times New Roman"/>
-          <w:color w:val="202020"/>
+          <w:color w:val="3B3B3B"/>
+          <w:sz w:val="21"/>
+          <w:szCs w:val="21"/>
+          <w:lang w:eastAsia="cs-CZ"/>
+        </w:rPr>
+      </w:pPr>
+      <w:r>
+        <w:rPr>
+          <w:rFonts w:ascii="Consolas" w:eastAsia="Times New Roman" w:hAnsi="Consolas" w:cs="Times New Roman"/>
+          <w:color w:val="0000FF"/>
+          <w:sz w:val="21"/>
+          <w:szCs w:val="21"/>
+          <w:lang w:eastAsia="cs-CZ"/>
+        </w:rPr>
+        <w:t>const</w:t>
+      </w:r>
+      <w:r>
+        <w:rPr>
+          <w:rFonts w:ascii="Consolas" w:eastAsia="Times New Roman" w:hAnsi="Consolas" w:cs="Times New Roman"/>
+          <w:color w:val="3B3B3B"/>
+          <w:sz w:val="21"/>
+          <w:szCs w:val="21"/>
+          <w:lang w:eastAsia="cs-CZ"/>
+        </w:rPr>
+        <w:t xml:space="preserve"> </w:t>
+      </w:r>
+      <w:r>
+        <w:rPr>
+          <w:rFonts w:ascii="Consolas" w:eastAsia="Times New Roman" w:hAnsi="Consolas" w:cs="Times New Roman"/>
+          <w:color w:val="0070C1"/>
+          <w:sz w:val="21"/>
+          <w:szCs w:val="21"/>
+          <w:lang w:eastAsia="cs-CZ"/>
+        </w:rPr>
+        <w:t>token</w:t>
+      </w:r>
+      <w:r>
+        <w:rPr>
+          <w:rFonts w:ascii="Consolas" w:eastAsia="Times New Roman" w:hAnsi="Consolas" w:cs="Times New Roman"/>
+          <w:color w:val="3B3B3B"/>
+          <w:sz w:val="21"/>
+          <w:szCs w:val="21"/>
+          <w:lang w:eastAsia="cs-CZ"/>
+        </w:rPr>
+        <w:t xml:space="preserve"> </w:t>
+      </w:r>
+      <w:r>
+        <w:rPr>
+          <w:rFonts w:ascii="Consolas" w:eastAsia="Times New Roman" w:hAnsi="Consolas" w:cs="Times New Roman"/>
+          <w:color w:val="000000"/>
+          <w:sz w:val="21"/>
+          <w:szCs w:val="21"/>
+          <w:lang w:eastAsia="cs-CZ"/>
+        </w:rPr>
+        <w:t>=</w:t>
+      </w:r>
+      <w:r>
+        <w:rPr>
+          <w:rFonts w:ascii="Consolas" w:eastAsia="Times New Roman" w:hAnsi="Consolas" w:cs="Times New Roman"/>
+          <w:color w:val="3B3B3B"/>
+          <w:sz w:val="21"/>
+          <w:szCs w:val="21"/>
+          <w:lang w:eastAsia="cs-CZ"/>
+        </w:rPr>
+        <w:t xml:space="preserve"> </w:t>
+      </w:r>
+      <w:r>
+        <w:rPr>
+          <w:rFonts w:ascii="Consolas" w:eastAsia="Times New Roman" w:hAnsi="Consolas" w:cs="Times New Roman"/>
+          <w:color w:val="001080"/>
+          <w:sz w:val="21"/>
+          <w:szCs w:val="21"/>
+          <w:lang w:eastAsia="cs-CZ"/>
+        </w:rPr>
+        <w:t>jwt</w:t>
+      </w:r>
+      <w:r>
+        <w:rPr>
+          <w:rFonts w:ascii="Consolas" w:eastAsia="Times New Roman" w:hAnsi="Consolas" w:cs="Times New Roman"/>
+          <w:color w:val="3B3B3B"/>
           <w:sz w:val="21"/>
           <w:szCs w:val="21"/>
           <w:lang w:eastAsia="cs-CZ"/>
@@ -43219,102 +43242,22 @@
       <w:r>
         <w:rPr>
           <w:rFonts w:ascii="Consolas" w:eastAsia="Times New Roman" w:hAnsi="Consolas" w:cs="Times New Roman"/>
-          <w:color w:val="98863B"/>
-          <w:sz w:val="21"/>
-          <w:szCs w:val="21"/>
-          <w:lang w:eastAsia="cs-CZ"/>
-        </w:rPr>
-        <w:t>json</w:t>
-      </w:r>
-      <w:r>
-        <w:rPr>
-          <w:rFonts w:ascii="Consolas" w:eastAsia="Times New Roman" w:hAnsi="Consolas" w:cs="Times New Roman"/>
-          <w:color w:val="202020"/>
-          <w:sz w:val="21"/>
-          <w:szCs w:val="21"/>
-          <w:lang w:eastAsia="cs-CZ"/>
-        </w:rPr>
-        <w:t xml:space="preserve">({ </w:t>
-      </w:r>
-      <w:r>
-        <w:rPr>
-          <w:rFonts w:ascii="Consolas" w:eastAsia="Times New Roman" w:hAnsi="Consolas" w:cs="Times New Roman"/>
-          <w:color w:val="282D85"/>
-          <w:sz w:val="21"/>
-          <w:szCs w:val="21"/>
-          <w:lang w:eastAsia="cs-CZ"/>
-        </w:rPr>
-        <w:t>success:</w:t>
-      </w:r>
-      <w:r>
-        <w:rPr>
-          <w:rFonts w:ascii="Consolas" w:eastAsia="Times New Roman" w:hAnsi="Consolas" w:cs="Times New Roman"/>
-          <w:color w:val="202020"/>
-          <w:sz w:val="21"/>
-          <w:szCs w:val="21"/>
-          <w:lang w:eastAsia="cs-CZ"/>
-        </w:rPr>
-        <w:t xml:space="preserve"> </w:t>
-      </w:r>
-      <w:r>
-        <w:rPr>
-          <w:rFonts w:ascii="Consolas" w:eastAsia="Times New Roman" w:hAnsi="Consolas" w:cs="Times New Roman"/>
-          <w:color w:val="5460C1"/>
-          <w:sz w:val="21"/>
-          <w:szCs w:val="21"/>
-          <w:lang w:eastAsia="cs-CZ"/>
-        </w:rPr>
-        <w:t>true</w:t>
-      </w:r>
-      <w:r>
-        <w:rPr>
-          <w:rFonts w:ascii="Consolas" w:eastAsia="Times New Roman" w:hAnsi="Consolas" w:cs="Times New Roman"/>
-          <w:color w:val="202020"/>
-          <w:sz w:val="21"/>
-          <w:szCs w:val="21"/>
-          <w:lang w:eastAsia="cs-CZ"/>
-        </w:rPr>
-        <w:t xml:space="preserve">, </w:t>
-      </w:r>
-      <w:r>
-        <w:rPr>
-          <w:rFonts w:ascii="Consolas" w:eastAsia="Times New Roman" w:hAnsi="Consolas" w:cs="Times New Roman"/>
-          <w:color w:val="282D85"/>
-          <w:sz w:val="21"/>
-          <w:szCs w:val="21"/>
-          <w:lang w:eastAsia="cs-CZ"/>
-        </w:rPr>
-        <w:t>message:</w:t>
-      </w:r>
-      <w:r>
-        <w:rPr>
-          <w:rFonts w:ascii="Consolas" w:eastAsia="Times New Roman" w:hAnsi="Consolas" w:cs="Times New Roman"/>
-          <w:color w:val="202020"/>
-          <w:sz w:val="21"/>
-          <w:szCs w:val="21"/>
-          <w:lang w:eastAsia="cs-CZ"/>
-        </w:rPr>
-        <w:t xml:space="preserve"> </w:t>
-      </w:r>
-      <w:r>
-        <w:rPr>
-          <w:rFonts w:ascii="Consolas" w:eastAsia="Times New Roman" w:hAnsi="Consolas" w:cs="Times New Roman"/>
-          <w:color w:val="B86855"/>
-          <w:sz w:val="21"/>
-          <w:szCs w:val="21"/>
-          <w:lang w:eastAsia="cs-CZ"/>
-        </w:rPr>
-        <w:t>"Aktualita byla smazána"</w:t>
-      </w:r>
-      <w:r>
-        <w:rPr>
-          <w:rFonts w:ascii="Consolas" w:eastAsia="Times New Roman" w:hAnsi="Consolas" w:cs="Times New Roman"/>
-          <w:color w:val="202020"/>
-          <w:sz w:val="21"/>
-          <w:szCs w:val="21"/>
-          <w:lang w:eastAsia="cs-CZ"/>
-        </w:rPr>
-        <w:t xml:space="preserve"> });</w:t>
+          <w:color w:val="795E26"/>
+          <w:sz w:val="21"/>
+          <w:szCs w:val="21"/>
+          <w:lang w:eastAsia="cs-CZ"/>
+        </w:rPr>
+        <w:t>sign</w:t>
+      </w:r>
+      <w:r>
+        <w:rPr>
+          <w:rFonts w:ascii="Consolas" w:eastAsia="Times New Roman" w:hAnsi="Consolas" w:cs="Times New Roman"/>
+          <w:color w:val="3B3B3B"/>
+          <w:sz w:val="21"/>
+          <w:szCs w:val="21"/>
+          <w:lang w:eastAsia="cs-CZ"/>
+        </w:rPr>
+        <w:t>(</w:t>
       </w:r>
     </w:p>
     <w:p>
@@ -43330,21 +43273,201 @@
         <w:jc w:val="left"/>
         <w:rPr>
           <w:rFonts w:ascii="Consolas" w:eastAsia="Times New Roman" w:hAnsi="Consolas" w:cs="Times New Roman"/>
-          <w:color w:val="202020"/>
-          <w:sz w:val="21"/>
-          <w:szCs w:val="21"/>
-          <w:lang w:eastAsia="cs-CZ"/>
-        </w:rPr>
-      </w:pPr>
-      <w:r>
-        <w:rPr>
-          <w:rFonts w:ascii="Consolas" w:eastAsia="Times New Roman" w:hAnsi="Consolas" w:cs="Times New Roman"/>
-          <w:color w:val="202020"/>
-          <w:sz w:val="21"/>
-          <w:szCs w:val="21"/>
-          <w:lang w:eastAsia="cs-CZ"/>
-        </w:rPr>
-        <w:t>        });</w:t>
+          <w:color w:val="3B3B3B"/>
+          <w:sz w:val="21"/>
+          <w:szCs w:val="21"/>
+          <w:lang w:eastAsia="cs-CZ"/>
+        </w:rPr>
+      </w:pPr>
+      <w:r>
+        <w:rPr>
+          <w:rFonts w:ascii="Consolas" w:eastAsia="Times New Roman" w:hAnsi="Consolas" w:cs="Times New Roman"/>
+          <w:color w:val="3B3B3B"/>
+          <w:sz w:val="21"/>
+          <w:szCs w:val="21"/>
+          <w:lang w:eastAsia="cs-CZ"/>
+        </w:rPr>
+        <w:t xml:space="preserve">        { </w:t>
+      </w:r>
+      <w:r>
+        <w:rPr>
+          <w:rFonts w:ascii="Consolas" w:eastAsia="Times New Roman" w:hAnsi="Consolas" w:cs="Times New Roman"/>
+          <w:color w:val="001080"/>
+          <w:sz w:val="21"/>
+          <w:szCs w:val="21"/>
+          <w:lang w:eastAsia="cs-CZ"/>
+        </w:rPr>
+        <w:t>id:</w:t>
+      </w:r>
+      <w:r>
+        <w:rPr>
+          <w:rFonts w:ascii="Consolas" w:eastAsia="Times New Roman" w:hAnsi="Consolas" w:cs="Times New Roman"/>
+          <w:color w:val="3B3B3B"/>
+          <w:sz w:val="21"/>
+          <w:szCs w:val="21"/>
+          <w:lang w:eastAsia="cs-CZ"/>
+        </w:rPr>
+        <w:t xml:space="preserve"> </w:t>
+      </w:r>
+      <w:r>
+        <w:rPr>
+          <w:rFonts w:ascii="Consolas" w:eastAsia="Times New Roman" w:hAnsi="Consolas" w:cs="Times New Roman"/>
+          <w:color w:val="0070C1"/>
+          <w:sz w:val="21"/>
+          <w:szCs w:val="21"/>
+          <w:lang w:eastAsia="cs-CZ"/>
+        </w:rPr>
+        <w:t>user</w:t>
+      </w:r>
+      <w:r>
+        <w:rPr>
+          <w:rFonts w:ascii="Consolas" w:eastAsia="Times New Roman" w:hAnsi="Consolas" w:cs="Times New Roman"/>
+          <w:color w:val="3B3B3B"/>
+          <w:sz w:val="21"/>
+          <w:szCs w:val="21"/>
+          <w:lang w:eastAsia="cs-CZ"/>
+        </w:rPr>
+        <w:t>.</w:t>
+      </w:r>
+      <w:r>
+        <w:rPr>
+          <w:rFonts w:ascii="Consolas" w:eastAsia="Times New Roman" w:hAnsi="Consolas" w:cs="Times New Roman"/>
+          <w:color w:val="001080"/>
+          <w:sz w:val="21"/>
+          <w:szCs w:val="21"/>
+          <w:lang w:eastAsia="cs-CZ"/>
+        </w:rPr>
+        <w:t>id</w:t>
+      </w:r>
+      <w:r>
+        <w:rPr>
+          <w:rFonts w:ascii="Consolas" w:eastAsia="Times New Roman" w:hAnsi="Consolas" w:cs="Times New Roman"/>
+          <w:color w:val="3B3B3B"/>
+          <w:sz w:val="21"/>
+          <w:szCs w:val="21"/>
+          <w:lang w:eastAsia="cs-CZ"/>
+        </w:rPr>
+        <w:t xml:space="preserve">, </w:t>
+      </w:r>
+      <w:r>
+        <w:rPr>
+          <w:rFonts w:ascii="Consolas" w:eastAsia="Times New Roman" w:hAnsi="Consolas" w:cs="Times New Roman"/>
+          <w:color w:val="001080"/>
+          <w:sz w:val="21"/>
+          <w:szCs w:val="21"/>
+          <w:lang w:eastAsia="cs-CZ"/>
+        </w:rPr>
+        <w:t>login:</w:t>
+      </w:r>
+      <w:r>
+        <w:rPr>
+          <w:rFonts w:ascii="Consolas" w:eastAsia="Times New Roman" w:hAnsi="Consolas" w:cs="Times New Roman"/>
+          <w:color w:val="3B3B3B"/>
+          <w:sz w:val="21"/>
+          <w:szCs w:val="21"/>
+          <w:lang w:eastAsia="cs-CZ"/>
+        </w:rPr>
+        <w:t xml:space="preserve"> </w:t>
+      </w:r>
+      <w:r>
+        <w:rPr>
+          <w:rFonts w:ascii="Consolas" w:eastAsia="Times New Roman" w:hAnsi="Consolas" w:cs="Times New Roman"/>
+          <w:color w:val="0070C1"/>
+          <w:sz w:val="21"/>
+          <w:szCs w:val="21"/>
+          <w:lang w:eastAsia="cs-CZ"/>
+        </w:rPr>
+        <w:t>user</w:t>
+      </w:r>
+      <w:r>
+        <w:rPr>
+          <w:rFonts w:ascii="Consolas" w:eastAsia="Times New Roman" w:hAnsi="Consolas" w:cs="Times New Roman"/>
+          <w:color w:val="3B3B3B"/>
+          <w:sz w:val="21"/>
+          <w:szCs w:val="21"/>
+          <w:lang w:eastAsia="cs-CZ"/>
+        </w:rPr>
+        <w:t>.</w:t>
+      </w:r>
+      <w:r>
+        <w:rPr>
+          <w:rFonts w:ascii="Consolas" w:eastAsia="Times New Roman" w:hAnsi="Consolas" w:cs="Times New Roman"/>
+          <w:color w:val="001080"/>
+          <w:sz w:val="21"/>
+          <w:szCs w:val="21"/>
+          <w:lang w:eastAsia="cs-CZ"/>
+        </w:rPr>
+        <w:t>login</w:t>
+      </w:r>
+      <w:r>
+        <w:rPr>
+          <w:rFonts w:ascii="Consolas" w:eastAsia="Times New Roman" w:hAnsi="Consolas" w:cs="Times New Roman"/>
+          <w:color w:val="3B3B3B"/>
+          <w:sz w:val="21"/>
+          <w:szCs w:val="21"/>
+          <w:lang w:eastAsia="cs-CZ"/>
+        </w:rPr>
+        <w:t xml:space="preserve">, </w:t>
+      </w:r>
+      <w:r>
+        <w:rPr>
+          <w:rFonts w:ascii="Consolas" w:eastAsia="Times New Roman" w:hAnsi="Consolas" w:cs="Times New Roman"/>
+          <w:color w:val="001080"/>
+          <w:sz w:val="21"/>
+          <w:szCs w:val="21"/>
+          <w:lang w:eastAsia="cs-CZ"/>
+        </w:rPr>
+        <w:t>role:</w:t>
+      </w:r>
+      <w:r>
+        <w:rPr>
+          <w:rFonts w:ascii="Consolas" w:eastAsia="Times New Roman" w:hAnsi="Consolas" w:cs="Times New Roman"/>
+          <w:color w:val="3B3B3B"/>
+          <w:sz w:val="21"/>
+          <w:szCs w:val="21"/>
+          <w:lang w:eastAsia="cs-CZ"/>
+        </w:rPr>
+        <w:t xml:space="preserve"> </w:t>
+      </w:r>
+      <w:r>
+        <w:rPr>
+          <w:rFonts w:ascii="Consolas" w:eastAsia="Times New Roman" w:hAnsi="Consolas" w:cs="Times New Roman"/>
+          <w:color w:val="0070C1"/>
+          <w:sz w:val="21"/>
+          <w:szCs w:val="21"/>
+          <w:lang w:eastAsia="cs-CZ"/>
+        </w:rPr>
+        <w:t>user</w:t>
+      </w:r>
+      <w:r>
+        <w:rPr>
+          <w:rFonts w:ascii="Consolas" w:eastAsia="Times New Roman" w:hAnsi="Consolas" w:cs="Times New Roman"/>
+          <w:color w:val="3B3B3B"/>
+          <w:sz w:val="21"/>
+          <w:szCs w:val="21"/>
+          <w:lang w:eastAsia="cs-CZ"/>
+        </w:rPr>
+        <w:t>.</w:t>
+      </w:r>
+      <w:r>
+        <w:rPr>
+          <w:rFonts w:ascii="Consolas" w:eastAsia="Times New Roman" w:hAnsi="Consolas" w:cs="Times New Roman"/>
+          <w:color w:val="001080"/>
+          <w:sz w:val="21"/>
+          <w:szCs w:val="21"/>
+          <w:lang w:eastAsia="cs-CZ"/>
+        </w:rPr>
+        <w:t>role_name</w:t>
+      </w:r>
+      <w:r>
+        <w:rPr>
+          <w:rFonts w:ascii="Consolas" w:eastAsia="Times New Roman" w:hAnsi="Consolas" w:cs="Times New Roman"/>
+          <w:color w:val="3B3B3B"/>
+          <w:sz w:val="21"/>
+          <w:szCs w:val="21"/>
+          <w:lang w:eastAsia="cs-CZ"/>
+        </w:rPr>
+        <w:t xml:space="preserve"> },</w:t>
       </w:r>
     </w:p>
     <w:p>
@@ -43360,21 +43483,41 @@
         <w:jc w:val="left"/>
         <w:rPr>
           <w:rFonts w:ascii="Consolas" w:eastAsia="Times New Roman" w:hAnsi="Consolas" w:cs="Times New Roman"/>
-          <w:color w:val="202020"/>
-          <w:sz w:val="21"/>
-          <w:szCs w:val="21"/>
-          <w:lang w:eastAsia="cs-CZ"/>
-        </w:rPr>
-      </w:pPr>
-      <w:r>
-        <w:rPr>
-          <w:rFonts w:ascii="Consolas" w:eastAsia="Times New Roman" w:hAnsi="Consolas" w:cs="Times New Roman"/>
-          <w:color w:val="202020"/>
-          <w:sz w:val="21"/>
-          <w:szCs w:val="21"/>
-          <w:lang w:eastAsia="cs-CZ"/>
-        </w:rPr>
-        <w:t>      },</w:t>
+          <w:color w:val="3B3B3B"/>
+          <w:sz w:val="21"/>
+          <w:szCs w:val="21"/>
+          <w:lang w:eastAsia="cs-CZ"/>
+        </w:rPr>
+      </w:pPr>
+      <w:r>
+        <w:rPr>
+          <w:rFonts w:ascii="Consolas" w:eastAsia="Times New Roman" w:hAnsi="Consolas" w:cs="Times New Roman"/>
+          <w:color w:val="3B3B3B"/>
+          <w:sz w:val="21"/>
+          <w:szCs w:val="21"/>
+          <w:lang w:eastAsia="cs-CZ"/>
+        </w:rPr>
+        <w:t xml:space="preserve">        </w:t>
+      </w:r>
+      <w:r>
+        <w:rPr>
+          <w:rFonts w:ascii="Consolas" w:eastAsia="Times New Roman" w:hAnsi="Consolas" w:cs="Times New Roman"/>
+          <w:color w:val="0070C1"/>
+          <w:sz w:val="21"/>
+          <w:szCs w:val="21"/>
+          <w:lang w:eastAsia="cs-CZ"/>
+        </w:rPr>
+        <w:t>SECRET_KEY</w:t>
+      </w:r>
+      <w:r>
+        <w:rPr>
+          <w:rFonts w:ascii="Consolas" w:eastAsia="Times New Roman" w:hAnsi="Consolas" w:cs="Times New Roman"/>
+          <w:color w:val="3B3B3B"/>
+          <w:sz w:val="21"/>
+          <w:szCs w:val="21"/>
+          <w:lang w:eastAsia="cs-CZ"/>
+        </w:rPr>
+        <w:t>,</w:t>
       </w:r>
     </w:p>
     <w:p>
@@ -43390,21 +43533,61 @@
         <w:jc w:val="left"/>
         <w:rPr>
           <w:rFonts w:ascii="Consolas" w:eastAsia="Times New Roman" w:hAnsi="Consolas" w:cs="Times New Roman"/>
-          <w:color w:val="202020"/>
-          <w:sz w:val="21"/>
-          <w:szCs w:val="21"/>
-          <w:lang w:eastAsia="cs-CZ"/>
-        </w:rPr>
-      </w:pPr>
-      <w:r>
-        <w:rPr>
-          <w:rFonts w:ascii="Consolas" w:eastAsia="Times New Roman" w:hAnsi="Consolas" w:cs="Times New Roman"/>
-          <w:color w:val="202020"/>
-          <w:sz w:val="21"/>
-          <w:szCs w:val="21"/>
-          <w:lang w:eastAsia="cs-CZ"/>
-        </w:rPr>
-        <w:t>    );</w:t>
+          <w:color w:val="3B3B3B"/>
+          <w:sz w:val="21"/>
+          <w:szCs w:val="21"/>
+          <w:lang w:eastAsia="cs-CZ"/>
+        </w:rPr>
+      </w:pPr>
+      <w:r>
+        <w:rPr>
+          <w:rFonts w:ascii="Consolas" w:eastAsia="Times New Roman" w:hAnsi="Consolas" w:cs="Times New Roman"/>
+          <w:color w:val="3B3B3B"/>
+          <w:sz w:val="21"/>
+          <w:szCs w:val="21"/>
+          <w:lang w:eastAsia="cs-CZ"/>
+        </w:rPr>
+        <w:t xml:space="preserve">        { </w:t>
+      </w:r>
+      <w:r>
+        <w:rPr>
+          <w:rFonts w:ascii="Consolas" w:eastAsia="Times New Roman" w:hAnsi="Consolas" w:cs="Times New Roman"/>
+          <w:color w:val="001080"/>
+          <w:sz w:val="21"/>
+          <w:szCs w:val="21"/>
+          <w:lang w:eastAsia="cs-CZ"/>
+        </w:rPr>
+        <w:t>expiresIn:</w:t>
+      </w:r>
+      <w:r>
+        <w:rPr>
+          <w:rFonts w:ascii="Consolas" w:eastAsia="Times New Roman" w:hAnsi="Consolas" w:cs="Times New Roman"/>
+          <w:color w:val="3B3B3B"/>
+          <w:sz w:val="21"/>
+          <w:szCs w:val="21"/>
+          <w:lang w:eastAsia="cs-CZ"/>
+        </w:rPr>
+        <w:t xml:space="preserve"> </w:t>
+      </w:r>
+      <w:r>
+        <w:rPr>
+          <w:rFonts w:ascii="Consolas" w:eastAsia="Times New Roman" w:hAnsi="Consolas" w:cs="Times New Roman"/>
+          <w:color w:val="A31515"/>
+          <w:sz w:val="21"/>
+          <w:szCs w:val="21"/>
+          <w:lang w:eastAsia="cs-CZ"/>
+        </w:rPr>
+        <w:t>"7d"</w:t>
+      </w:r>
+      <w:r>
+        <w:rPr>
+          <w:rFonts w:ascii="Consolas" w:eastAsia="Times New Roman" w:hAnsi="Consolas" w:cs="Times New Roman"/>
+          <w:color w:val="3B3B3B"/>
+          <w:sz w:val="21"/>
+          <w:szCs w:val="21"/>
+          <w:lang w:eastAsia="cs-CZ"/>
+        </w:rPr>
+        <w:t xml:space="preserve"> },</w:t>
       </w:r>
     </w:p>
     <w:p>
@@ -43420,21 +43603,55 @@
         <w:jc w:val="left"/>
         <w:rPr>
           <w:rFonts w:ascii="Consolas" w:eastAsia="Times New Roman" w:hAnsi="Consolas" w:cs="Times New Roman"/>
-          <w:color w:val="202020"/>
-          <w:sz w:val="21"/>
-          <w:szCs w:val="21"/>
-          <w:lang w:eastAsia="cs-CZ"/>
-        </w:rPr>
-      </w:pPr>
-      <w:r>
-        <w:rPr>
-          <w:rFonts w:ascii="Consolas" w:eastAsia="Times New Roman" w:hAnsi="Consolas" w:cs="Times New Roman"/>
-          <w:color w:val="202020"/>
-          <w:sz w:val="21"/>
-          <w:szCs w:val="21"/>
-          <w:lang w:eastAsia="cs-CZ"/>
-        </w:rPr>
-        <w:t>  });</w:t>
+          <w:color w:val="3B3B3B"/>
+          <w:sz w:val="21"/>
+          <w:szCs w:val="21"/>
+          <w:lang w:eastAsia="cs-CZ"/>
+        </w:rPr>
+      </w:pPr>
+      <w:r>
+        <w:rPr>
+          <w:rFonts w:ascii="Consolas" w:eastAsia="Times New Roman" w:hAnsi="Consolas" w:cs="Times New Roman"/>
+          <w:color w:val="3B3B3B"/>
+          <w:sz w:val="21"/>
+          <w:szCs w:val="21"/>
+          <w:lang w:eastAsia="cs-CZ"/>
+        </w:rPr>
+        <w:t>      );</w:t>
+      </w:r>
+    </w:p>
+    <w:p>
+      <w:r>
+        <w:t>SECRET_</w:t>
+      </w:r>
+      <w:r>
+        <w:t>KEY – tajný</w:t>
+      </w:r>
+      <w:r>
+        <w:t xml:space="preserve"> klíč použitý k podpisu tokenu je uložen v</w:t>
+      </w:r>
+      <w:r>
+        <w:t xml:space="preserve"> konfiguračním </w:t>
+      </w:r>
+      <w:r>
+        <w:t>souboru .env a není součástí zdrojového kódu, čímž je zajištěna jeho bezpečnost.</w:t>
+      </w:r>
+      <w:r>
+        <w:t xml:space="preserve"> Samotný soubor .env je taktéž zahrnut v souboru .gitignore, čímž nedochází k jeho zpracování pomocí verzovacích nástrojů. </w:t>
+      </w:r>
+    </w:p>
+    <w:p>
+      <w:pPr>
+        <w:pStyle w:val="Nadpis3"/>
+      </w:pPr>
+      <w:r>
+        <w:lastRenderedPageBreak/>
+        <w:t>Hashování hesel</w:t>
+      </w:r>
+    </w:p>
+    <w:p>
+      <w:r>
+        <w:t>Uživatelská hesla se do databáze neukládají v čitelné podobně, ale při registraci se heslo do databáze odesílá zaheshované pomocí ByCript knihovny. Faktor hashovaní je nastaven na náročnost 10, faktor určuje výpočetní složitost procesu a znesnadňuje případné útoky.</w:t>
       </w:r>
     </w:p>
     <w:p>
@@ -43450,99 +43667,16 @@
         <w:jc w:val="left"/>
         <w:rPr>
           <w:rFonts w:ascii="Consolas" w:eastAsia="Times New Roman" w:hAnsi="Consolas" w:cs="Times New Roman"/>
-          <w:color w:val="202020"/>
-          <w:sz w:val="21"/>
-          <w:szCs w:val="21"/>
-          <w:lang w:eastAsia="cs-CZ"/>
-        </w:rPr>
-      </w:pPr>
-      <w:r>
-        <w:rPr>
-          <w:rFonts w:ascii="Consolas" w:eastAsia="Times New Roman" w:hAnsi="Consolas" w:cs="Times New Roman"/>
-          <w:color w:val="202020"/>
-          <w:sz w:val="21"/>
-          <w:szCs w:val="21"/>
-          <w:lang w:eastAsia="cs-CZ"/>
-        </w:rPr>
-        <w:t>});</w:t>
-      </w:r>
-    </w:p>
-    <w:p>
-      <w:pPr>
-        <w:pStyle w:val="Nadpis3"/>
-      </w:pPr>
-      <w:r>
-        <w:t>Zabezpečení</w:t>
-      </w:r>
-    </w:p>
-    <w:p>
-      <w:r>
-        <w:t xml:space="preserve">Bezpečnost webové aplikace je klíčovou součástí každého moderního systému. V rámci </w:t>
-      </w:r>
-      <w:r>
-        <w:t>mé</w:t>
-      </w:r>
-      <w:r>
-        <w:t xml:space="preserve"> práce bylo implementováno několik vrstev zabezpečení pokrývajících autentizaci uživatelů, ochranu API endpointů a bezpečné ukládání přístupových údajů.</w:t>
-      </w:r>
-    </w:p>
-    <w:p>
-      <w:pPr>
-        <w:pStyle w:val="Nadpis3"/>
-      </w:pPr>
-      <w:r>
-        <w:t>Autentizace pomocí JWT</w:t>
-      </w:r>
-    </w:p>
-    <w:p>
-      <w:r>
-        <w:t xml:space="preserve">Pro autentizaci byl zvolen standard JSON Web Token (JWT), který představuje </w:t>
-      </w:r>
-      <w:r>
-        <w:t>bez stavový</w:t>
-      </w:r>
-      <w:r>
-        <w:t xml:space="preserve"> mechanismus ověřování identity uživatele. Na rozdíl od tradičních session-based přístupů JWT nevyžaduje ukládání stavu na straně serveru – veškeré potřebné informace jsou zakódovány přímo v tokenu.</w:t>
-      </w:r>
-    </w:p>
-    <w:p>
-      <w:r>
-        <w:t>Token se skládá ze tří částí oddělených tečkou: hlavičky (header) obsahující typ tokenu a použitý algoritmus, těla (payload) s uživatelskými daty a podpisu (signature) zajišťujícího integritu tokenu. Po úspěšném přihlášení server vygeneruje token s payloadem obsahujícím identifikátor uživatele, jeho přihlašovací jméno a roli. Token má nastavenou platnost jedné hodiny, po jejímž uplynutí je uživatel automaticky odhlášen.</w:t>
-      </w:r>
-    </w:p>
-    <w:p>
-      <w:pPr>
-        <w:pBdr>
-          <w:top w:val="single" w:sz="4" w:space="1" w:color="auto"/>
-          <w:left w:val="single" w:sz="4" w:space="4" w:color="auto"/>
-          <w:bottom w:val="single" w:sz="4" w:space="1" w:color="auto"/>
-          <w:right w:val="single" w:sz="4" w:space="4" w:color="auto"/>
-        </w:pBdr>
-        <w:shd w:val="clear" w:color="auto" w:fill="FFFFFF"/>
-        <w:spacing w:after="0" w:line="285" w:lineRule="atLeast"/>
-        <w:jc w:val="left"/>
-        <w:rPr>
-          <w:rFonts w:ascii="Consolas" w:eastAsia="Times New Roman" w:hAnsi="Consolas" w:cs="Times New Roman"/>
-          <w:color w:val="202020"/>
-          <w:sz w:val="21"/>
-          <w:szCs w:val="21"/>
-          <w:lang w:eastAsia="cs-CZ"/>
-        </w:rPr>
-      </w:pPr>
-      <w:r>
-        <w:rPr>
-          <w:rFonts w:ascii="Consolas" w:eastAsia="Times New Roman" w:hAnsi="Consolas" w:cs="Times New Roman"/>
-          <w:color w:val="202020"/>
-          <w:sz w:val="21"/>
-          <w:szCs w:val="21"/>
-          <w:lang w:eastAsia="cs-CZ"/>
-        </w:rPr>
-        <w:t> </w:t>
-      </w:r>
-      <w:r>
-        <w:rPr>
-          <w:rFonts w:ascii="Consolas" w:eastAsia="Times New Roman" w:hAnsi="Consolas" w:cs="Times New Roman"/>
-          <w:color w:val="5460C1"/>
+          <w:color w:val="3B3B3B"/>
+          <w:sz w:val="21"/>
+          <w:szCs w:val="21"/>
+          <w:lang w:eastAsia="cs-CZ"/>
+        </w:rPr>
+      </w:pPr>
+      <w:r>
+        <w:rPr>
+          <w:rFonts w:ascii="Consolas" w:eastAsia="Times New Roman" w:hAnsi="Consolas" w:cs="Times New Roman"/>
+          <w:color w:val="0000FF"/>
           <w:sz w:val="21"/>
           <w:szCs w:val="21"/>
           <w:lang w:eastAsia="cs-CZ"/>
@@ -43552,7 +43686,7 @@
       <w:r>
         <w:rPr>
           <w:rFonts w:ascii="Consolas" w:eastAsia="Times New Roman" w:hAnsi="Consolas" w:cs="Times New Roman"/>
-          <w:color w:val="202020"/>
+          <w:color w:val="3B3B3B"/>
           <w:sz w:val="21"/>
           <w:szCs w:val="21"/>
           <w:lang w:eastAsia="cs-CZ"/>
@@ -43562,17 +43696,17 @@
       <w:r>
         <w:rPr>
           <w:rFonts w:ascii="Consolas" w:eastAsia="Times New Roman" w:hAnsi="Consolas" w:cs="Times New Roman"/>
-          <w:color w:val="3086C5"/>
-          <w:sz w:val="21"/>
-          <w:szCs w:val="21"/>
-          <w:lang w:eastAsia="cs-CZ"/>
-        </w:rPr>
-        <w:t>token</w:t>
-      </w:r>
-      <w:r>
-        <w:rPr>
-          <w:rFonts w:ascii="Consolas" w:eastAsia="Times New Roman" w:hAnsi="Consolas" w:cs="Times New Roman"/>
-          <w:color w:val="202020"/>
+          <w:color w:val="0070C1"/>
+          <w:sz w:val="21"/>
+          <w:szCs w:val="21"/>
+          <w:lang w:eastAsia="cs-CZ"/>
+        </w:rPr>
+        <w:t>hashedPassword</w:t>
+      </w:r>
+      <w:r>
+        <w:rPr>
+          <w:rFonts w:ascii="Consolas" w:eastAsia="Times New Roman" w:hAnsi="Consolas" w:cs="Times New Roman"/>
+          <w:color w:val="3B3B3B"/>
           <w:sz w:val="21"/>
           <w:szCs w:val="21"/>
           <w:lang w:eastAsia="cs-CZ"/>
@@ -43582,7 +43716,7 @@
       <w:r>
         <w:rPr>
           <w:rFonts w:ascii="Consolas" w:eastAsia="Times New Roman" w:hAnsi="Consolas" w:cs="Times New Roman"/>
-          <w:color w:val="573F35"/>
+          <w:color w:val="000000"/>
           <w:sz w:val="21"/>
           <w:szCs w:val="21"/>
           <w:lang w:eastAsia="cs-CZ"/>
@@ -43592,7 +43726,7 @@
       <w:r>
         <w:rPr>
           <w:rFonts w:ascii="Consolas" w:eastAsia="Times New Roman" w:hAnsi="Consolas" w:cs="Times New Roman"/>
-          <w:color w:val="202020"/>
+          <w:color w:val="3B3B3B"/>
           <w:sz w:val="21"/>
           <w:szCs w:val="21"/>
           <w:lang w:eastAsia="cs-CZ"/>
@@ -43602,17 +43736,37 @@
       <w:r>
         <w:rPr>
           <w:rFonts w:ascii="Consolas" w:eastAsia="Times New Roman" w:hAnsi="Consolas" w:cs="Times New Roman"/>
-          <w:color w:val="282D85"/>
-          <w:sz w:val="21"/>
-          <w:szCs w:val="21"/>
-          <w:lang w:eastAsia="cs-CZ"/>
-        </w:rPr>
-        <w:t>jwt</w:t>
-      </w:r>
-      <w:r>
-        <w:rPr>
-          <w:rFonts w:ascii="Consolas" w:eastAsia="Times New Roman" w:hAnsi="Consolas" w:cs="Times New Roman"/>
-          <w:color w:val="202020"/>
+          <w:color w:val="AF00DB"/>
+          <w:sz w:val="21"/>
+          <w:szCs w:val="21"/>
+          <w:lang w:eastAsia="cs-CZ"/>
+        </w:rPr>
+        <w:t>await</w:t>
+      </w:r>
+      <w:r>
+        <w:rPr>
+          <w:rFonts w:ascii="Consolas" w:eastAsia="Times New Roman" w:hAnsi="Consolas" w:cs="Times New Roman"/>
+          <w:color w:val="3B3B3B"/>
+          <w:sz w:val="21"/>
+          <w:szCs w:val="21"/>
+          <w:lang w:eastAsia="cs-CZ"/>
+        </w:rPr>
+        <w:t xml:space="preserve"> </w:t>
+      </w:r>
+      <w:r>
+        <w:rPr>
+          <w:rFonts w:ascii="Consolas" w:eastAsia="Times New Roman" w:hAnsi="Consolas" w:cs="Times New Roman"/>
+          <w:color w:val="001080"/>
+          <w:sz w:val="21"/>
+          <w:szCs w:val="21"/>
+          <w:lang w:eastAsia="cs-CZ"/>
+        </w:rPr>
+        <w:t>bcrypt</w:t>
+      </w:r>
+      <w:r>
+        <w:rPr>
+          <w:rFonts w:ascii="Consolas" w:eastAsia="Times New Roman" w:hAnsi="Consolas" w:cs="Times New Roman"/>
+          <w:color w:val="3B3B3B"/>
           <w:sz w:val="21"/>
           <w:szCs w:val="21"/>
           <w:lang w:eastAsia="cs-CZ"/>
@@ -43622,107 +43776,37 @@
       <w:r>
         <w:rPr>
           <w:rFonts w:ascii="Consolas" w:eastAsia="Times New Roman" w:hAnsi="Consolas" w:cs="Times New Roman"/>
-          <w:color w:val="98863B"/>
-          <w:sz w:val="21"/>
-          <w:szCs w:val="21"/>
-          <w:lang w:eastAsia="cs-CZ"/>
-        </w:rPr>
-        <w:t>sign</w:t>
-      </w:r>
-      <w:r>
-        <w:rPr>
-          <w:rFonts w:ascii="Consolas" w:eastAsia="Times New Roman" w:hAnsi="Consolas" w:cs="Times New Roman"/>
-          <w:color w:val="202020"/>
+          <w:color w:val="795E26"/>
+          <w:sz w:val="21"/>
+          <w:szCs w:val="21"/>
+          <w:lang w:eastAsia="cs-CZ"/>
+        </w:rPr>
+        <w:t>hash</w:t>
+      </w:r>
+      <w:r>
+        <w:rPr>
+          <w:rFonts w:ascii="Consolas" w:eastAsia="Times New Roman" w:hAnsi="Consolas" w:cs="Times New Roman"/>
+          <w:color w:val="3B3B3B"/>
           <w:sz w:val="21"/>
           <w:szCs w:val="21"/>
           <w:lang w:eastAsia="cs-CZ"/>
         </w:rPr>
         <w:t>(</w:t>
       </w:r>
-    </w:p>
-    <w:p>
-      <w:pPr>
-        <w:pBdr>
-          <w:top w:val="single" w:sz="4" w:space="1" w:color="auto"/>
-          <w:left w:val="single" w:sz="4" w:space="4" w:color="auto"/>
-          <w:bottom w:val="single" w:sz="4" w:space="1" w:color="auto"/>
-          <w:right w:val="single" w:sz="4" w:space="4" w:color="auto"/>
-        </w:pBdr>
-        <w:shd w:val="clear" w:color="auto" w:fill="FFFFFF"/>
-        <w:spacing w:after="0" w:line="285" w:lineRule="atLeast"/>
-        <w:jc w:val="left"/>
-        <w:rPr>
-          <w:rFonts w:ascii="Consolas" w:eastAsia="Times New Roman" w:hAnsi="Consolas" w:cs="Times New Roman"/>
-          <w:color w:val="202020"/>
-          <w:sz w:val="21"/>
-          <w:szCs w:val="21"/>
-          <w:lang w:eastAsia="cs-CZ"/>
-        </w:rPr>
-      </w:pPr>
-      <w:r>
-        <w:rPr>
-          <w:rFonts w:ascii="Consolas" w:eastAsia="Times New Roman" w:hAnsi="Consolas" w:cs="Times New Roman"/>
-          <w:color w:val="202020"/>
-          <w:sz w:val="21"/>
-          <w:szCs w:val="21"/>
-          <w:lang w:eastAsia="cs-CZ"/>
-        </w:rPr>
-        <w:t xml:space="preserve">        { </w:t>
-      </w:r>
-      <w:r>
-        <w:rPr>
-          <w:rFonts w:ascii="Consolas" w:eastAsia="Times New Roman" w:hAnsi="Consolas" w:cs="Times New Roman"/>
-          <w:color w:val="282D85"/>
-          <w:sz w:val="21"/>
-          <w:szCs w:val="21"/>
-          <w:lang w:eastAsia="cs-CZ"/>
-        </w:rPr>
-        <w:t>id:</w:t>
-      </w:r>
-      <w:r>
-        <w:rPr>
-          <w:rFonts w:ascii="Consolas" w:eastAsia="Times New Roman" w:hAnsi="Consolas" w:cs="Times New Roman"/>
-          <w:color w:val="202020"/>
-          <w:sz w:val="21"/>
-          <w:szCs w:val="21"/>
-          <w:lang w:eastAsia="cs-CZ"/>
-        </w:rPr>
-        <w:t xml:space="preserve"> </w:t>
-      </w:r>
-      <w:r>
-        <w:rPr>
-          <w:rFonts w:ascii="Consolas" w:eastAsia="Times New Roman" w:hAnsi="Consolas" w:cs="Times New Roman"/>
-          <w:color w:val="3086C5"/>
-          <w:sz w:val="21"/>
-          <w:szCs w:val="21"/>
-          <w:lang w:eastAsia="cs-CZ"/>
-        </w:rPr>
-        <w:t>user</w:t>
-      </w:r>
-      <w:r>
-        <w:rPr>
-          <w:rFonts w:ascii="Consolas" w:eastAsia="Times New Roman" w:hAnsi="Consolas" w:cs="Times New Roman"/>
-          <w:color w:val="202020"/>
-          <w:sz w:val="21"/>
-          <w:szCs w:val="21"/>
-          <w:lang w:eastAsia="cs-CZ"/>
-        </w:rPr>
-        <w:t>.</w:t>
-      </w:r>
-      <w:r>
-        <w:rPr>
-          <w:rFonts w:ascii="Consolas" w:eastAsia="Times New Roman" w:hAnsi="Consolas" w:cs="Times New Roman"/>
-          <w:color w:val="282D85"/>
-          <w:sz w:val="21"/>
-          <w:szCs w:val="21"/>
-          <w:lang w:eastAsia="cs-CZ"/>
-        </w:rPr>
-        <w:t>id</w:t>
-      </w:r>
-      <w:r>
-        <w:rPr>
-          <w:rFonts w:ascii="Consolas" w:eastAsia="Times New Roman" w:hAnsi="Consolas" w:cs="Times New Roman"/>
-          <w:color w:val="202020"/>
+      <w:r>
+        <w:rPr>
+          <w:rFonts w:ascii="Consolas" w:eastAsia="Times New Roman" w:hAnsi="Consolas" w:cs="Times New Roman"/>
+          <w:color w:val="0070C1"/>
+          <w:sz w:val="21"/>
+          <w:szCs w:val="21"/>
+          <w:lang w:eastAsia="cs-CZ"/>
+        </w:rPr>
+        <w:t>password</w:t>
+      </w:r>
+      <w:r>
+        <w:rPr>
+          <w:rFonts w:ascii="Consolas" w:eastAsia="Times New Roman" w:hAnsi="Consolas" w:cs="Times New Roman"/>
+          <w:color w:val="3B3B3B"/>
           <w:sz w:val="21"/>
           <w:szCs w:val="21"/>
           <w:lang w:eastAsia="cs-CZ"/>
@@ -43732,481 +43816,7 @@
       <w:r>
         <w:rPr>
           <w:rFonts w:ascii="Consolas" w:eastAsia="Times New Roman" w:hAnsi="Consolas" w:cs="Times New Roman"/>
-          <w:color w:val="282D85"/>
-          <w:sz w:val="21"/>
-          <w:szCs w:val="21"/>
-          <w:lang w:eastAsia="cs-CZ"/>
-        </w:rPr>
-        <w:t>login:</w:t>
-      </w:r>
-      <w:r>
-        <w:rPr>
-          <w:rFonts w:ascii="Consolas" w:eastAsia="Times New Roman" w:hAnsi="Consolas" w:cs="Times New Roman"/>
-          <w:color w:val="202020"/>
-          <w:sz w:val="21"/>
-          <w:szCs w:val="21"/>
-          <w:lang w:eastAsia="cs-CZ"/>
-        </w:rPr>
-        <w:t xml:space="preserve"> </w:t>
-      </w:r>
-      <w:r>
-        <w:rPr>
-          <w:rFonts w:ascii="Consolas" w:eastAsia="Times New Roman" w:hAnsi="Consolas" w:cs="Times New Roman"/>
-          <w:color w:val="3086C5"/>
-          <w:sz w:val="21"/>
-          <w:szCs w:val="21"/>
-          <w:lang w:eastAsia="cs-CZ"/>
-        </w:rPr>
-        <w:t>user</w:t>
-      </w:r>
-      <w:r>
-        <w:rPr>
-          <w:rFonts w:ascii="Consolas" w:eastAsia="Times New Roman" w:hAnsi="Consolas" w:cs="Times New Roman"/>
-          <w:color w:val="202020"/>
-          <w:sz w:val="21"/>
-          <w:szCs w:val="21"/>
-          <w:lang w:eastAsia="cs-CZ"/>
-        </w:rPr>
-        <w:t>.</w:t>
-      </w:r>
-      <w:r>
-        <w:rPr>
-          <w:rFonts w:ascii="Consolas" w:eastAsia="Times New Roman" w:hAnsi="Consolas" w:cs="Times New Roman"/>
-          <w:color w:val="282D85"/>
-          <w:sz w:val="21"/>
-          <w:szCs w:val="21"/>
-          <w:lang w:eastAsia="cs-CZ"/>
-        </w:rPr>
-        <w:t>login</w:t>
-      </w:r>
-      <w:r>
-        <w:rPr>
-          <w:rFonts w:ascii="Consolas" w:eastAsia="Times New Roman" w:hAnsi="Consolas" w:cs="Times New Roman"/>
-          <w:color w:val="202020"/>
-          <w:sz w:val="21"/>
-          <w:szCs w:val="21"/>
-          <w:lang w:eastAsia="cs-CZ"/>
-        </w:rPr>
-        <w:t xml:space="preserve">, </w:t>
-      </w:r>
-      <w:r>
-        <w:rPr>
-          <w:rFonts w:ascii="Consolas" w:eastAsia="Times New Roman" w:hAnsi="Consolas" w:cs="Times New Roman"/>
-          <w:color w:val="282D85"/>
-          <w:sz w:val="21"/>
-          <w:szCs w:val="21"/>
-          <w:lang w:eastAsia="cs-CZ"/>
-        </w:rPr>
-        <w:t>role:</w:t>
-      </w:r>
-      <w:r>
-        <w:rPr>
-          <w:rFonts w:ascii="Consolas" w:eastAsia="Times New Roman" w:hAnsi="Consolas" w:cs="Times New Roman"/>
-          <w:color w:val="202020"/>
-          <w:sz w:val="21"/>
-          <w:szCs w:val="21"/>
-          <w:lang w:eastAsia="cs-CZ"/>
-        </w:rPr>
-        <w:t xml:space="preserve"> </w:t>
-      </w:r>
-      <w:r>
-        <w:rPr>
-          <w:rFonts w:ascii="Consolas" w:eastAsia="Times New Roman" w:hAnsi="Consolas" w:cs="Times New Roman"/>
-          <w:color w:val="3086C5"/>
-          <w:sz w:val="21"/>
-          <w:szCs w:val="21"/>
-          <w:lang w:eastAsia="cs-CZ"/>
-        </w:rPr>
-        <w:t>user</w:t>
-      </w:r>
-      <w:r>
-        <w:rPr>
-          <w:rFonts w:ascii="Consolas" w:eastAsia="Times New Roman" w:hAnsi="Consolas" w:cs="Times New Roman"/>
-          <w:color w:val="202020"/>
-          <w:sz w:val="21"/>
-          <w:szCs w:val="21"/>
-          <w:lang w:eastAsia="cs-CZ"/>
-        </w:rPr>
-        <w:t>.</w:t>
-      </w:r>
-      <w:r>
-        <w:rPr>
-          <w:rFonts w:ascii="Consolas" w:eastAsia="Times New Roman" w:hAnsi="Consolas" w:cs="Times New Roman"/>
-          <w:color w:val="282D85"/>
-          <w:sz w:val="21"/>
-          <w:szCs w:val="21"/>
-          <w:lang w:eastAsia="cs-CZ"/>
-        </w:rPr>
-        <w:t>role_name</w:t>
-      </w:r>
-      <w:r>
-        <w:rPr>
-          <w:rFonts w:ascii="Consolas" w:eastAsia="Times New Roman" w:hAnsi="Consolas" w:cs="Times New Roman"/>
-          <w:color w:val="202020"/>
-          <w:sz w:val="21"/>
-          <w:szCs w:val="21"/>
-          <w:lang w:eastAsia="cs-CZ"/>
-        </w:rPr>
-        <w:t xml:space="preserve"> },</w:t>
-      </w:r>
-    </w:p>
-    <w:p>
-      <w:pPr>
-        <w:pBdr>
-          <w:top w:val="single" w:sz="4" w:space="1" w:color="auto"/>
-          <w:left w:val="single" w:sz="4" w:space="4" w:color="auto"/>
-          <w:bottom w:val="single" w:sz="4" w:space="1" w:color="auto"/>
-          <w:right w:val="single" w:sz="4" w:space="4" w:color="auto"/>
-        </w:pBdr>
-        <w:shd w:val="clear" w:color="auto" w:fill="FFFFFF"/>
-        <w:spacing w:after="0" w:line="285" w:lineRule="atLeast"/>
-        <w:jc w:val="left"/>
-        <w:rPr>
-          <w:rFonts w:ascii="Consolas" w:eastAsia="Times New Roman" w:hAnsi="Consolas" w:cs="Times New Roman"/>
-          <w:color w:val="202020"/>
-          <w:sz w:val="21"/>
-          <w:szCs w:val="21"/>
-          <w:lang w:eastAsia="cs-CZ"/>
-        </w:rPr>
-      </w:pPr>
-      <w:r>
-        <w:rPr>
-          <w:rFonts w:ascii="Consolas" w:eastAsia="Times New Roman" w:hAnsi="Consolas" w:cs="Times New Roman"/>
-          <w:color w:val="202020"/>
-          <w:sz w:val="21"/>
-          <w:szCs w:val="21"/>
-          <w:lang w:eastAsia="cs-CZ"/>
-        </w:rPr>
-        <w:t xml:space="preserve">        </w:t>
-      </w:r>
-      <w:r>
-        <w:rPr>
-          <w:rFonts w:ascii="Consolas" w:eastAsia="Times New Roman" w:hAnsi="Consolas" w:cs="Times New Roman"/>
-          <w:color w:val="3086C5"/>
-          <w:sz w:val="21"/>
-          <w:szCs w:val="21"/>
-          <w:lang w:eastAsia="cs-CZ"/>
-        </w:rPr>
-        <w:t>SECRET_KEY</w:t>
-      </w:r>
-      <w:r>
-        <w:rPr>
-          <w:rFonts w:ascii="Consolas" w:eastAsia="Times New Roman" w:hAnsi="Consolas" w:cs="Times New Roman"/>
-          <w:color w:val="202020"/>
-          <w:sz w:val="21"/>
-          <w:szCs w:val="21"/>
-          <w:lang w:eastAsia="cs-CZ"/>
-        </w:rPr>
-        <w:t>,</w:t>
-      </w:r>
-    </w:p>
-    <w:p>
-      <w:pPr>
-        <w:pBdr>
-          <w:top w:val="single" w:sz="4" w:space="1" w:color="auto"/>
-          <w:left w:val="single" w:sz="4" w:space="4" w:color="auto"/>
-          <w:bottom w:val="single" w:sz="4" w:space="1" w:color="auto"/>
-          <w:right w:val="single" w:sz="4" w:space="4" w:color="auto"/>
-        </w:pBdr>
-        <w:shd w:val="clear" w:color="auto" w:fill="FFFFFF"/>
-        <w:spacing w:after="0" w:line="285" w:lineRule="atLeast"/>
-        <w:jc w:val="left"/>
-        <w:rPr>
-          <w:rFonts w:ascii="Consolas" w:eastAsia="Times New Roman" w:hAnsi="Consolas" w:cs="Times New Roman"/>
-          <w:color w:val="202020"/>
-          <w:sz w:val="21"/>
-          <w:szCs w:val="21"/>
-          <w:lang w:eastAsia="cs-CZ"/>
-        </w:rPr>
-      </w:pPr>
-      <w:r>
-        <w:rPr>
-          <w:rFonts w:ascii="Consolas" w:eastAsia="Times New Roman" w:hAnsi="Consolas" w:cs="Times New Roman"/>
-          <w:color w:val="202020"/>
-          <w:sz w:val="21"/>
-          <w:szCs w:val="21"/>
-          <w:lang w:eastAsia="cs-CZ"/>
-        </w:rPr>
-        <w:t xml:space="preserve">        { </w:t>
-      </w:r>
-      <w:r>
-        <w:rPr>
-          <w:rFonts w:ascii="Consolas" w:eastAsia="Times New Roman" w:hAnsi="Consolas" w:cs="Times New Roman"/>
-          <w:color w:val="282D85"/>
-          <w:sz w:val="21"/>
-          <w:szCs w:val="21"/>
-          <w:lang w:eastAsia="cs-CZ"/>
-        </w:rPr>
-        <w:t>expiresIn:</w:t>
-      </w:r>
-      <w:r>
-        <w:rPr>
-          <w:rFonts w:ascii="Consolas" w:eastAsia="Times New Roman" w:hAnsi="Consolas" w:cs="Times New Roman"/>
-          <w:color w:val="202020"/>
-          <w:sz w:val="21"/>
-          <w:szCs w:val="21"/>
-          <w:lang w:eastAsia="cs-CZ"/>
-        </w:rPr>
-        <w:t xml:space="preserve"> </w:t>
-      </w:r>
-      <w:r>
-        <w:rPr>
-          <w:rFonts w:ascii="Consolas" w:eastAsia="Times New Roman" w:hAnsi="Consolas" w:cs="Times New Roman"/>
-          <w:color w:val="B86855"/>
-          <w:sz w:val="21"/>
-          <w:szCs w:val="21"/>
-          <w:lang w:eastAsia="cs-CZ"/>
-        </w:rPr>
-        <w:t>"1h"</w:t>
-      </w:r>
-      <w:r>
-        <w:rPr>
-          <w:rFonts w:ascii="Consolas" w:eastAsia="Times New Roman" w:hAnsi="Consolas" w:cs="Times New Roman"/>
-          <w:color w:val="202020"/>
-          <w:sz w:val="21"/>
-          <w:szCs w:val="21"/>
-          <w:lang w:eastAsia="cs-CZ"/>
-        </w:rPr>
-        <w:t xml:space="preserve"> },</w:t>
-      </w:r>
-    </w:p>
-    <w:p>
-      <w:pPr>
-        <w:pBdr>
-          <w:top w:val="single" w:sz="4" w:space="1" w:color="auto"/>
-          <w:left w:val="single" w:sz="4" w:space="4" w:color="auto"/>
-          <w:bottom w:val="single" w:sz="4" w:space="1" w:color="auto"/>
-          <w:right w:val="single" w:sz="4" w:space="4" w:color="auto"/>
-        </w:pBdr>
-        <w:shd w:val="clear" w:color="auto" w:fill="FFFFFF"/>
-        <w:spacing w:after="0" w:line="285" w:lineRule="atLeast"/>
-        <w:jc w:val="left"/>
-        <w:rPr>
-          <w:rFonts w:ascii="Consolas" w:eastAsia="Times New Roman" w:hAnsi="Consolas" w:cs="Times New Roman"/>
-          <w:color w:val="202020"/>
-          <w:sz w:val="21"/>
-          <w:szCs w:val="21"/>
-          <w:lang w:eastAsia="cs-CZ"/>
-        </w:rPr>
-      </w:pPr>
-      <w:r>
-        <w:rPr>
-          <w:rFonts w:ascii="Consolas" w:eastAsia="Times New Roman" w:hAnsi="Consolas" w:cs="Times New Roman"/>
-          <w:color w:val="202020"/>
-          <w:sz w:val="21"/>
-          <w:szCs w:val="21"/>
-          <w:lang w:eastAsia="cs-CZ"/>
-        </w:rPr>
-        <w:t>      );</w:t>
-      </w:r>
-    </w:p>
-    <w:p>
-      <w:r>
-        <w:lastRenderedPageBreak/>
-        <w:t>SECRET_</w:t>
-      </w:r>
-      <w:r>
-        <w:t>KEY – tajný</w:t>
-      </w:r>
-      <w:r>
-        <w:t xml:space="preserve"> klíč použitý k podpisu tokenu je uložen v</w:t>
-      </w:r>
-      <w:r>
-        <w:t xml:space="preserve"> konfiguračním </w:t>
-      </w:r>
-      <w:r>
-        <w:t>souboru .env a není součástí zdrojového kódu, čímž je zajištěna jeho bezpečnost.</w:t>
-      </w:r>
-      <w:r>
-        <w:t xml:space="preserve"> Samotný soubor .env je taktéž zahrnut v souboru .gitignore, čímž nedochází k jeho zpracování pomocí verzovacích nástrojů. </w:t>
-      </w:r>
-    </w:p>
-    <w:p>
-      <w:pPr>
-        <w:pStyle w:val="Nadpis3"/>
-      </w:pPr>
-      <w:r>
-        <w:t>Hashování hesel</w:t>
-      </w:r>
-    </w:p>
-    <w:p>
-      <w:r>
-        <w:t>Uživatelská hesla se do databáze neukládají v čitelné podobně, ale při registraci se heslo do databáze odesílá zaheshované pomocí ByCript knihovny. Faktor hashovaní je nastaven na náročnost 10, faktor určuje výpočetní složitost procesu a znesnadňuje případné útoky.</w:t>
-      </w:r>
-    </w:p>
-    <w:p>
-      <w:pPr>
-        <w:pBdr>
-          <w:top w:val="single" w:sz="4" w:space="1" w:color="auto"/>
-          <w:left w:val="single" w:sz="4" w:space="4" w:color="auto"/>
-          <w:bottom w:val="single" w:sz="4" w:space="1" w:color="auto"/>
-          <w:right w:val="single" w:sz="4" w:space="4" w:color="auto"/>
-        </w:pBdr>
-        <w:shd w:val="clear" w:color="auto" w:fill="FFFFFF"/>
-        <w:spacing w:after="0" w:line="285" w:lineRule="atLeast"/>
-        <w:jc w:val="left"/>
-        <w:rPr>
-          <w:rFonts w:ascii="Consolas" w:eastAsia="Times New Roman" w:hAnsi="Consolas" w:cs="Times New Roman"/>
-          <w:color w:val="202020"/>
-          <w:sz w:val="21"/>
-          <w:szCs w:val="21"/>
-          <w:lang w:eastAsia="cs-CZ"/>
-        </w:rPr>
-      </w:pPr>
-      <w:r>
-        <w:rPr>
-          <w:rFonts w:ascii="Consolas" w:eastAsia="Times New Roman" w:hAnsi="Consolas" w:cs="Times New Roman"/>
-          <w:color w:val="202020"/>
-          <w:sz w:val="21"/>
-          <w:szCs w:val="21"/>
-          <w:lang w:eastAsia="cs-CZ"/>
-        </w:rPr>
-        <w:t xml:space="preserve">  </w:t>
-      </w:r>
-      <w:r>
-        <w:rPr>
-          <w:rFonts w:ascii="Consolas" w:eastAsia="Times New Roman" w:hAnsi="Consolas" w:cs="Times New Roman"/>
-          <w:color w:val="5460C1"/>
-          <w:sz w:val="21"/>
-          <w:szCs w:val="21"/>
-          <w:lang w:eastAsia="cs-CZ"/>
-        </w:rPr>
-        <w:t>const</w:t>
-      </w:r>
-      <w:r>
-        <w:rPr>
-          <w:rFonts w:ascii="Consolas" w:eastAsia="Times New Roman" w:hAnsi="Consolas" w:cs="Times New Roman"/>
-          <w:color w:val="202020"/>
-          <w:sz w:val="21"/>
-          <w:szCs w:val="21"/>
-          <w:lang w:eastAsia="cs-CZ"/>
-        </w:rPr>
-        <w:t xml:space="preserve"> </w:t>
-      </w:r>
-      <w:r>
-        <w:rPr>
-          <w:rFonts w:ascii="Consolas" w:eastAsia="Times New Roman" w:hAnsi="Consolas" w:cs="Times New Roman"/>
-          <w:color w:val="3086C5"/>
-          <w:sz w:val="21"/>
-          <w:szCs w:val="21"/>
-          <w:lang w:eastAsia="cs-CZ"/>
-        </w:rPr>
-        <w:t>hashedPassword</w:t>
-      </w:r>
-      <w:r>
-        <w:rPr>
-          <w:rFonts w:ascii="Consolas" w:eastAsia="Times New Roman" w:hAnsi="Consolas" w:cs="Times New Roman"/>
-          <w:color w:val="202020"/>
-          <w:sz w:val="21"/>
-          <w:szCs w:val="21"/>
-          <w:lang w:eastAsia="cs-CZ"/>
-        </w:rPr>
-        <w:t xml:space="preserve"> </w:t>
-      </w:r>
-      <w:r>
-        <w:rPr>
-          <w:rFonts w:ascii="Consolas" w:eastAsia="Times New Roman" w:hAnsi="Consolas" w:cs="Times New Roman"/>
-          <w:color w:val="573F35"/>
-          <w:sz w:val="21"/>
-          <w:szCs w:val="21"/>
-          <w:lang w:eastAsia="cs-CZ"/>
-        </w:rPr>
-        <w:t>=</w:t>
-      </w:r>
-      <w:r>
-        <w:rPr>
-          <w:rFonts w:ascii="Consolas" w:eastAsia="Times New Roman" w:hAnsi="Consolas" w:cs="Times New Roman"/>
-          <w:color w:val="202020"/>
-          <w:sz w:val="21"/>
-          <w:szCs w:val="21"/>
-          <w:lang w:eastAsia="cs-CZ"/>
-        </w:rPr>
-        <w:t xml:space="preserve"> </w:t>
-      </w:r>
-      <w:r>
-        <w:rPr>
-          <w:rFonts w:ascii="Consolas" w:eastAsia="Times New Roman" w:hAnsi="Consolas" w:cs="Times New Roman"/>
-          <w:color w:val="8F41AD"/>
-          <w:sz w:val="21"/>
-          <w:szCs w:val="21"/>
-          <w:lang w:eastAsia="cs-CZ"/>
-        </w:rPr>
-        <w:t>await</w:t>
-      </w:r>
-      <w:r>
-        <w:rPr>
-          <w:rFonts w:ascii="Consolas" w:eastAsia="Times New Roman" w:hAnsi="Consolas" w:cs="Times New Roman"/>
-          <w:color w:val="202020"/>
-          <w:sz w:val="21"/>
-          <w:szCs w:val="21"/>
-          <w:lang w:eastAsia="cs-CZ"/>
-        </w:rPr>
-        <w:t xml:space="preserve"> </w:t>
-      </w:r>
-      <w:r>
-        <w:rPr>
-          <w:rFonts w:ascii="Consolas" w:eastAsia="Times New Roman" w:hAnsi="Consolas" w:cs="Times New Roman"/>
-          <w:color w:val="282D85"/>
-          <w:sz w:val="21"/>
-          <w:szCs w:val="21"/>
-          <w:lang w:eastAsia="cs-CZ"/>
-        </w:rPr>
-        <w:t>bcrypt</w:t>
-      </w:r>
-      <w:r>
-        <w:rPr>
-          <w:rFonts w:ascii="Consolas" w:eastAsia="Times New Roman" w:hAnsi="Consolas" w:cs="Times New Roman"/>
-          <w:color w:val="202020"/>
-          <w:sz w:val="21"/>
-          <w:szCs w:val="21"/>
-          <w:lang w:eastAsia="cs-CZ"/>
-        </w:rPr>
-        <w:t>.</w:t>
-      </w:r>
-      <w:r>
-        <w:rPr>
-          <w:rFonts w:ascii="Consolas" w:eastAsia="Times New Roman" w:hAnsi="Consolas" w:cs="Times New Roman"/>
-          <w:color w:val="98863B"/>
-          <w:sz w:val="21"/>
-          <w:szCs w:val="21"/>
-          <w:lang w:eastAsia="cs-CZ"/>
-        </w:rPr>
-        <w:t>hash</w:t>
-      </w:r>
-      <w:r>
-        <w:rPr>
-          <w:rFonts w:ascii="Consolas" w:eastAsia="Times New Roman" w:hAnsi="Consolas" w:cs="Times New Roman"/>
-          <w:color w:val="202020"/>
-          <w:sz w:val="21"/>
-          <w:szCs w:val="21"/>
-          <w:lang w:eastAsia="cs-CZ"/>
-        </w:rPr>
-        <w:t>(</w:t>
-      </w:r>
-      <w:r>
-        <w:rPr>
-          <w:rFonts w:ascii="Consolas" w:eastAsia="Times New Roman" w:hAnsi="Consolas" w:cs="Times New Roman"/>
-          <w:color w:val="3086C5"/>
-          <w:sz w:val="21"/>
-          <w:szCs w:val="21"/>
-          <w:lang w:eastAsia="cs-CZ"/>
-        </w:rPr>
-        <w:t>password</w:t>
-      </w:r>
-      <w:r>
-        <w:rPr>
-          <w:rFonts w:ascii="Consolas" w:eastAsia="Times New Roman" w:hAnsi="Consolas" w:cs="Times New Roman"/>
-          <w:color w:val="202020"/>
-          <w:sz w:val="21"/>
-          <w:szCs w:val="21"/>
-          <w:lang w:eastAsia="cs-CZ"/>
-        </w:rPr>
-        <w:t xml:space="preserve">, </w:t>
-      </w:r>
-      <w:r>
-        <w:rPr>
-          <w:rFonts w:ascii="Consolas" w:eastAsia="Times New Roman" w:hAnsi="Consolas" w:cs="Times New Roman"/>
-          <w:color w:val="2B9A69"/>
+          <w:color w:val="098658"/>
           <w:sz w:val="21"/>
           <w:szCs w:val="21"/>
           <w:lang w:eastAsia="cs-CZ"/>
@@ -44216,7 +43826,7 @@
       <w:r>
         <w:rPr>
           <w:rFonts w:ascii="Consolas" w:eastAsia="Times New Roman" w:hAnsi="Consolas" w:cs="Times New Roman"/>
-          <w:color w:val="202020"/>
+          <w:color w:val="3B3B3B"/>
           <w:sz w:val="21"/>
           <w:szCs w:val="21"/>
           <w:lang w:eastAsia="cs-CZ"/>
@@ -50905,6 +50515,7 @@
   <w:style w:type="character" w:default="1" w:styleId="Standardnpsmoodstavce">
     <w:name w:val="Default Paragraph Font"/>
     <w:uiPriority w:val="1"/>
+    <w:semiHidden/>
     <w:unhideWhenUsed/>
   </w:style>
   <w:style w:type="table" w:default="1" w:styleId="Normlntabulka">
@@ -52081,6 +51692,7 @@
     <w:rsid w:val="00BE008A"/>
     <w:rsid w:val="00C0644A"/>
     <w:rsid w:val="00C50AFF"/>
+    <w:rsid w:val="00C53741"/>
     <w:rsid w:val="00C576BC"/>
     <w:rsid w:val="00C75662"/>
     <w:rsid w:val="00C91DEC"/>
@@ -52860,12 +52472,9 @@
 </file>
 
 <file path=customXml/item2.xml><?xml version="1.0" encoding="utf-8"?>
-<?mso-contentType ?>
-<FormTemplates xmlns="http://schemas.microsoft.com/sharepoint/v3/contenttype/forms">
-  <Display>DocumentLibraryForm</Display>
-  <Edit>DocumentLibraryForm</Edit>
-  <New>DocumentLibraryForm</New>
-</FormTemplates>
+<p:properties xmlns:p="http://schemas.microsoft.com/office/2006/metadata/properties" xmlns:xsi="http://www.w3.org/2001/XMLSchema-instance" xmlns:pc="http://schemas.microsoft.com/office/infopath/2007/PartnerControls">
+  <documentManagement/>
+</p:properties>
 </file>
 
 <file path=customXml/item3.xml><?xml version="1.0" encoding="utf-8"?>
@@ -53005,9 +52614,12 @@
 </file>
 
 <file path=customXml/item5.xml><?xml version="1.0" encoding="utf-8"?>
-<p:properties xmlns:p="http://schemas.microsoft.com/office/2006/metadata/properties" xmlns:xsi="http://www.w3.org/2001/XMLSchema-instance" xmlns:pc="http://schemas.microsoft.com/office/infopath/2007/PartnerControls">
-  <documentManagement/>
-</p:properties>
+<?mso-contentType ?>
+<FormTemplates xmlns="http://schemas.microsoft.com/sharepoint/v3/contenttype/forms">
+  <Display>DocumentLibraryForm</Display>
+  <Edit>DocumentLibraryForm</Edit>
+  <New>DocumentLibraryForm</New>
+</FormTemplates>
 </file>
 
 <file path=customXml/itemProps1.xml><?xml version="1.0" encoding="utf-8"?>
@@ -53019,9 +52631,10 @@
 </file>
 
 <file path=customXml/itemProps2.xml><?xml version="1.0" encoding="utf-8"?>
-<ds:datastoreItem xmlns:ds="http://schemas.openxmlformats.org/officeDocument/2006/customXml" ds:itemID="{B7C1A596-E5BE-4405-BB39-8891EE7E0A9A}">
+<ds:datastoreItem xmlns:ds="http://schemas.openxmlformats.org/officeDocument/2006/customXml" ds:itemID="{EDE7D767-2E0D-494D-8433-FAEBD4A37F8E}">
   <ds:schemaRefs>
-    <ds:schemaRef ds:uri="http://schemas.microsoft.com/sharepoint/v3/contenttype/forms"/>
+    <ds:schemaRef ds:uri="http://schemas.microsoft.com/office/2006/metadata/properties"/>
+    <ds:schemaRef ds:uri="http://schemas.microsoft.com/office/infopath/2007/PartnerControls"/>
   </ds:schemaRefs>
 </ds:datastoreItem>
 </file>
@@ -53053,10 +52666,9 @@
 </file>
 
 <file path=customXml/itemProps5.xml><?xml version="1.0" encoding="utf-8"?>
-<ds:datastoreItem xmlns:ds="http://schemas.openxmlformats.org/officeDocument/2006/customXml" ds:itemID="{EDE7D767-2E0D-494D-8433-FAEBD4A37F8E}">
+<ds:datastoreItem xmlns:ds="http://schemas.openxmlformats.org/officeDocument/2006/customXml" ds:itemID="{B7C1A596-E5BE-4405-BB39-8891EE7E0A9A}">
   <ds:schemaRefs>
-    <ds:schemaRef ds:uri="http://schemas.microsoft.com/office/2006/metadata/properties"/>
-    <ds:schemaRef ds:uri="http://schemas.microsoft.com/office/infopath/2007/PartnerControls"/>
+    <ds:schemaRef ds:uri="http://schemas.microsoft.com/sharepoint/v3/contenttype/forms"/>
   </ds:schemaRefs>
 </ds:datastoreItem>
 </file>
--- a/bp_svobo229_v2.docx
+++ b/bp_svobo229_v2.docx
@@ -6319,14 +6319,27 @@
       <w:r>
         <w:t xml:space="preserve">Obr. </w:t>
       </w:r>
-      <w:fldSimple w:instr=" SEQ Obr. \* ARABIC ">
-        <w:r>
-          <w:rPr>
-            <w:noProof/>
-          </w:rPr>
-          <w:t>1</w:t>
-        </w:r>
-      </w:fldSimple>
+      <w:r>
+        <w:fldChar w:fldCharType="begin"/>
+      </w:r>
+      <w:r>
+        <w:instrText xml:space="preserve"> SEQ Obr. \* ARABIC </w:instrText>
+      </w:r>
+      <w:r>
+        <w:fldChar w:fldCharType="separate"/>
+      </w:r>
+      <w:r>
+        <w:rPr>
+          <w:noProof/>
+        </w:rPr>
+        <w:t>1</w:t>
+      </w:r>
+      <w:r>
+        <w:rPr>
+          <w:noProof/>
+        </w:rPr>
+        <w:fldChar w:fldCharType="end"/>
+      </w:r>
       <w:r>
         <w:t xml:space="preserve">: </w:t>
       </w:r>
@@ -6626,14 +6639,27 @@
       <w:r>
         <w:t xml:space="preserve">Obr. </w:t>
       </w:r>
-      <w:fldSimple w:instr=" SEQ Obr. \* ARABIC ">
-        <w:r>
-          <w:rPr>
-            <w:noProof/>
-          </w:rPr>
-          <w:t>2</w:t>
-        </w:r>
-      </w:fldSimple>
+      <w:r>
+        <w:fldChar w:fldCharType="begin"/>
+      </w:r>
+      <w:r>
+        <w:instrText xml:space="preserve"> SEQ Obr. \* ARABIC </w:instrText>
+      </w:r>
+      <w:r>
+        <w:fldChar w:fldCharType="separate"/>
+      </w:r>
+      <w:r>
+        <w:rPr>
+          <w:noProof/>
+        </w:rPr>
+        <w:t>2</w:t>
+      </w:r>
+      <w:r>
+        <w:rPr>
+          <w:noProof/>
+        </w:rPr>
+        <w:fldChar w:fldCharType="end"/>
+      </w:r>
       <w:r>
         <w:t>: Ukázka hooku</w:t>
       </w:r>
@@ -6745,14 +6771,27 @@
       <w:r>
         <w:t xml:space="preserve">Obr. </w:t>
       </w:r>
-      <w:fldSimple w:instr=" SEQ Obr. \* ARABIC ">
-        <w:r>
-          <w:rPr>
-            <w:noProof/>
-          </w:rPr>
-          <w:t>3</w:t>
-        </w:r>
-      </w:fldSimple>
+      <w:r>
+        <w:fldChar w:fldCharType="begin"/>
+      </w:r>
+      <w:r>
+        <w:instrText xml:space="preserve"> SEQ Obr. \* ARABIC </w:instrText>
+      </w:r>
+      <w:r>
+        <w:fldChar w:fldCharType="separate"/>
+      </w:r>
+      <w:r>
+        <w:rPr>
+          <w:noProof/>
+        </w:rPr>
+        <w:t>3</w:t>
+      </w:r>
+      <w:r>
+        <w:rPr>
+          <w:noProof/>
+        </w:rPr>
+        <w:fldChar w:fldCharType="end"/>
+      </w:r>
       <w:r>
         <w:t>: Příklad komponenty</w:t>
       </w:r>
@@ -6861,14 +6900,27 @@
       <w:r>
         <w:t xml:space="preserve">Obr. </w:t>
       </w:r>
-      <w:fldSimple w:instr=" SEQ Obr. \* ARABIC ">
-        <w:r>
-          <w:rPr>
-            <w:noProof/>
-          </w:rPr>
-          <w:t>4</w:t>
-        </w:r>
-      </w:fldSimple>
+      <w:r>
+        <w:fldChar w:fldCharType="begin"/>
+      </w:r>
+      <w:r>
+        <w:instrText xml:space="preserve"> SEQ Obr. \* ARABIC </w:instrText>
+      </w:r>
+      <w:r>
+        <w:fldChar w:fldCharType="separate"/>
+      </w:r>
+      <w:r>
+        <w:rPr>
+          <w:noProof/>
+        </w:rPr>
+        <w:t>4</w:t>
+      </w:r>
+      <w:r>
+        <w:rPr>
+          <w:noProof/>
+        </w:rPr>
+        <w:fldChar w:fldCharType="end"/>
+      </w:r>
       <w:r>
         <w:t>: Komponenta se vstupy</w:t>
       </w:r>
@@ -6937,14 +6989,27 @@
       <w:r>
         <w:t xml:space="preserve">Obr. </w:t>
       </w:r>
-      <w:fldSimple w:instr=" SEQ Obr. \* ARABIC ">
-        <w:r>
-          <w:rPr>
-            <w:noProof/>
-          </w:rPr>
-          <w:t>5</w:t>
-        </w:r>
-      </w:fldSimple>
+      <w:r>
+        <w:fldChar w:fldCharType="begin"/>
+      </w:r>
+      <w:r>
+        <w:instrText xml:space="preserve"> SEQ Obr. \* ARABIC </w:instrText>
+      </w:r>
+      <w:r>
+        <w:fldChar w:fldCharType="separate"/>
+      </w:r>
+      <w:r>
+        <w:rPr>
+          <w:noProof/>
+        </w:rPr>
+        <w:t>5</w:t>
+      </w:r>
+      <w:r>
+        <w:rPr>
+          <w:noProof/>
+        </w:rPr>
+        <w:fldChar w:fldCharType="end"/>
+      </w:r>
       <w:r>
         <w:t>: Práce se vstupy</w:t>
       </w:r>
@@ -7017,14 +7082,27 @@
       <w:r>
         <w:t xml:space="preserve">Obr. </w:t>
       </w:r>
-      <w:fldSimple w:instr=" SEQ Obr. \* ARABIC ">
-        <w:r>
-          <w:rPr>
-            <w:noProof/>
-          </w:rPr>
-          <w:t>6</w:t>
-        </w:r>
-      </w:fldSimple>
+      <w:r>
+        <w:fldChar w:fldCharType="begin"/>
+      </w:r>
+      <w:r>
+        <w:instrText xml:space="preserve"> SEQ Obr. \* ARABIC </w:instrText>
+      </w:r>
+      <w:r>
+        <w:fldChar w:fldCharType="separate"/>
+      </w:r>
+      <w:r>
+        <w:rPr>
+          <w:noProof/>
+        </w:rPr>
+        <w:t>6</w:t>
+      </w:r>
+      <w:r>
+        <w:rPr>
+          <w:noProof/>
+        </w:rPr>
+        <w:fldChar w:fldCharType="end"/>
+      </w:r>
       <w:r>
         <w:t>: Použití komponenty</w:t>
       </w:r>
@@ -7131,14 +7209,27 @@
       <w:r>
         <w:t xml:space="preserve">Obr. </w:t>
       </w:r>
-      <w:fldSimple w:instr=" SEQ Obr. \* ARABIC ">
-        <w:r>
-          <w:rPr>
-            <w:noProof/>
-          </w:rPr>
-          <w:t>7</w:t>
-        </w:r>
-      </w:fldSimple>
+      <w:r>
+        <w:fldChar w:fldCharType="begin"/>
+      </w:r>
+      <w:r>
+        <w:instrText xml:space="preserve"> SEQ Obr. \* ARABIC </w:instrText>
+      </w:r>
+      <w:r>
+        <w:fldChar w:fldCharType="separate"/>
+      </w:r>
+      <w:r>
+        <w:rPr>
+          <w:noProof/>
+        </w:rPr>
+        <w:t>7</w:t>
+      </w:r>
+      <w:r>
+        <w:rPr>
+          <w:noProof/>
+        </w:rPr>
+        <w:fldChar w:fldCharType="end"/>
+      </w:r>
       <w:r>
         <w:t>: Porovnání DOMu</w:t>
       </w:r>
@@ -7248,14 +7339,27 @@
       <w:r>
         <w:t xml:space="preserve">Obr. </w:t>
       </w:r>
-      <w:fldSimple w:instr=" SEQ Obr. \* ARABIC ">
-        <w:r>
-          <w:rPr>
-            <w:noProof/>
-          </w:rPr>
-          <w:t>8</w:t>
-        </w:r>
-      </w:fldSimple>
+      <w:r>
+        <w:fldChar w:fldCharType="begin"/>
+      </w:r>
+      <w:r>
+        <w:instrText xml:space="preserve"> SEQ Obr. \* ARABIC </w:instrText>
+      </w:r>
+      <w:r>
+        <w:fldChar w:fldCharType="separate"/>
+      </w:r>
+      <w:r>
+        <w:rPr>
+          <w:noProof/>
+        </w:rPr>
+        <w:t>8</w:t>
+      </w:r>
+      <w:r>
+        <w:rPr>
+          <w:noProof/>
+        </w:rPr>
+        <w:fldChar w:fldCharType="end"/>
+      </w:r>
       <w:r>
         <w:t>: Ukázka JSX</w:t>
       </w:r>
@@ -7402,14 +7506,27 @@
       <w:r>
         <w:t xml:space="preserve">Obr. </w:t>
       </w:r>
-      <w:fldSimple w:instr=" SEQ Obr. \* ARABIC ">
-        <w:r>
-          <w:rPr>
-            <w:noProof/>
-          </w:rPr>
-          <w:t>9</w:t>
-        </w:r>
-      </w:fldSimple>
+      <w:r>
+        <w:fldChar w:fldCharType="begin"/>
+      </w:r>
+      <w:r>
+        <w:instrText xml:space="preserve"> SEQ Obr. \* ARABIC </w:instrText>
+      </w:r>
+      <w:r>
+        <w:fldChar w:fldCharType="separate"/>
+      </w:r>
+      <w:r>
+        <w:rPr>
+          <w:noProof/>
+        </w:rPr>
+        <w:t>9</w:t>
+      </w:r>
+      <w:r>
+        <w:rPr>
+          <w:noProof/>
+        </w:rPr>
+        <w:fldChar w:fldCharType="end"/>
+      </w:r>
       <w:r>
         <w:t>: Ukázka kódu NodeJS</w:t>
       </w:r>
@@ -7680,14 +7797,27 @@
       <w:r>
         <w:t xml:space="preserve">Obr. </w:t>
       </w:r>
-      <w:fldSimple w:instr=" SEQ Obr. \* ARABIC ">
-        <w:r>
-          <w:rPr>
-            <w:noProof/>
-          </w:rPr>
-          <w:t>10</w:t>
-        </w:r>
-      </w:fldSimple>
+      <w:r>
+        <w:fldChar w:fldCharType="begin"/>
+      </w:r>
+      <w:r>
+        <w:instrText xml:space="preserve"> SEQ Obr. \* ARABIC </w:instrText>
+      </w:r>
+      <w:r>
+        <w:fldChar w:fldCharType="separate"/>
+      </w:r>
+      <w:r>
+        <w:rPr>
+          <w:noProof/>
+        </w:rPr>
+        <w:t>10</w:t>
+      </w:r>
+      <w:r>
+        <w:rPr>
+          <w:noProof/>
+        </w:rPr>
+        <w:fldChar w:fldCharType="end"/>
+      </w:r>
       <w:r>
         <w:t>: Logo NPM</w:t>
       </w:r>
@@ -7804,14 +7934,27 @@
       <w:r>
         <w:t xml:space="preserve">Obr. </w:t>
       </w:r>
-      <w:fldSimple w:instr=" SEQ Obr. \* ARABIC ">
-        <w:r>
-          <w:rPr>
-            <w:noProof/>
-          </w:rPr>
-          <w:t>11</w:t>
-        </w:r>
-      </w:fldSimple>
+      <w:r>
+        <w:fldChar w:fldCharType="begin"/>
+      </w:r>
+      <w:r>
+        <w:instrText xml:space="preserve"> SEQ Obr. \* ARABIC </w:instrText>
+      </w:r>
+      <w:r>
+        <w:fldChar w:fldCharType="separate"/>
+      </w:r>
+      <w:r>
+        <w:rPr>
+          <w:noProof/>
+        </w:rPr>
+        <w:t>11</w:t>
+      </w:r>
+      <w:r>
+        <w:rPr>
+          <w:noProof/>
+        </w:rPr>
+        <w:fldChar w:fldCharType="end"/>
+      </w:r>
       <w:r>
         <w:t>: Prostředí MySQL</w:t>
       </w:r>
@@ -7943,14 +8086,27 @@
       <w:r>
         <w:t xml:space="preserve">Obr. </w:t>
       </w:r>
-      <w:fldSimple w:instr=" SEQ Obr. \* ARABIC ">
-        <w:r>
-          <w:rPr>
-            <w:noProof/>
-          </w:rPr>
-          <w:t>12</w:t>
-        </w:r>
-      </w:fldSimple>
+      <w:r>
+        <w:fldChar w:fldCharType="begin"/>
+      </w:r>
+      <w:r>
+        <w:instrText xml:space="preserve"> SEQ Obr. \* ARABIC </w:instrText>
+      </w:r>
+      <w:r>
+        <w:fldChar w:fldCharType="separate"/>
+      </w:r>
+      <w:r>
+        <w:rPr>
+          <w:noProof/>
+        </w:rPr>
+        <w:t>12</w:t>
+      </w:r>
+      <w:r>
+        <w:rPr>
+          <w:noProof/>
+        </w:rPr>
+        <w:fldChar w:fldCharType="end"/>
+      </w:r>
       <w:r>
         <w:t>: Prostřední Figmy</w:t>
       </w:r>
@@ -8073,14 +8229,27 @@
       <w:r>
         <w:t xml:space="preserve">Obr. </w:t>
       </w:r>
-      <w:fldSimple w:instr=" SEQ Obr. \* ARABIC ">
-        <w:r>
-          <w:rPr>
-            <w:noProof/>
-          </w:rPr>
-          <w:t>13</w:t>
-        </w:r>
-      </w:fldSimple>
+      <w:r>
+        <w:fldChar w:fldCharType="begin"/>
+      </w:r>
+      <w:r>
+        <w:instrText xml:space="preserve"> SEQ Obr. \* ARABIC </w:instrText>
+      </w:r>
+      <w:r>
+        <w:fldChar w:fldCharType="separate"/>
+      </w:r>
+      <w:r>
+        <w:rPr>
+          <w:noProof/>
+        </w:rPr>
+        <w:t>13</w:t>
+      </w:r>
+      <w:r>
+        <w:rPr>
+          <w:noProof/>
+        </w:rPr>
+        <w:fldChar w:fldCharType="end"/>
+      </w:r>
       <w:r>
         <w:t>: Prostředí Visual Studio Code</w:t>
       </w:r>
@@ -8239,14 +8408,27 @@
       <w:r>
         <w:t xml:space="preserve">Obr. </w:t>
       </w:r>
-      <w:fldSimple w:instr=" SEQ Obr. \* ARABIC ">
-        <w:r>
-          <w:rPr>
-            <w:noProof/>
-          </w:rPr>
-          <w:t>14</w:t>
-        </w:r>
-      </w:fldSimple>
+      <w:r>
+        <w:fldChar w:fldCharType="begin"/>
+      </w:r>
+      <w:r>
+        <w:instrText xml:space="preserve"> SEQ Obr. \* ARABIC </w:instrText>
+      </w:r>
+      <w:r>
+        <w:fldChar w:fldCharType="separate"/>
+      </w:r>
+      <w:r>
+        <w:rPr>
+          <w:noProof/>
+        </w:rPr>
+        <w:t>14</w:t>
+      </w:r>
+      <w:r>
+        <w:rPr>
+          <w:noProof/>
+        </w:rPr>
+        <w:fldChar w:fldCharType="end"/>
+      </w:r>
       <w:r>
         <w:t>: Návrh úvodní stránky</w:t>
       </w:r>
@@ -9268,14 +9450,27 @@
       <w:r>
         <w:t xml:space="preserve">Obr. </w:t>
       </w:r>
-      <w:fldSimple w:instr=" SEQ Obr. \* ARABIC ">
-        <w:r>
-          <w:rPr>
-            <w:noProof/>
-          </w:rPr>
-          <w:t>16</w:t>
-        </w:r>
-      </w:fldSimple>
+      <w:r>
+        <w:fldChar w:fldCharType="begin"/>
+      </w:r>
+      <w:r>
+        <w:instrText xml:space="preserve"> SEQ Obr. \* ARABIC </w:instrText>
+      </w:r>
+      <w:r>
+        <w:fldChar w:fldCharType="separate"/>
+      </w:r>
+      <w:r>
+        <w:rPr>
+          <w:noProof/>
+        </w:rPr>
+        <w:t>15</w:t>
+      </w:r>
+      <w:r>
+        <w:rPr>
+          <w:noProof/>
+        </w:rPr>
+        <w:fldChar w:fldCharType="end"/>
+      </w:r>
       <w:r>
         <w:t xml:space="preserve"> </w:t>
       </w:r>
@@ -9410,14 +9605,11 @@
         <w:jc w:val="center"/>
       </w:pPr>
       <w:r>
-        <w:rPr>
-          <w:noProof/>
-        </w:rPr>
         <w:drawing>
-          <wp:inline distT="0" distB="0" distL="0" distR="0" wp14:anchorId="7B5E2BA2" wp14:editId="20D62497">
-            <wp:extent cx="1252871" cy="3171825"/>
-            <wp:effectExtent l="0" t="0" r="4445" b="0"/>
-            <wp:docPr id="602272705" name="Obrázek 1" descr="Obsah obrázku text, snímek obrazovky, Písmo, číslo&#10;&#10;Obsah generovaný pomocí AI může být nesprávný."/>
+          <wp:inline distT="0" distB="0" distL="0" distR="0" wp14:anchorId="7A206AB8" wp14:editId="2DA018F0">
+            <wp:extent cx="2060812" cy="3124103"/>
+            <wp:effectExtent l="0" t="0" r="0" b="635"/>
+            <wp:docPr id="1218419402" name="Obrázek 1"/>
             <wp:cNvGraphicFramePr>
               <a:graphicFrameLocks xmlns:a="http://schemas.openxmlformats.org/drawingml/2006/main" noChangeAspect="1"/>
             </wp:cNvGraphicFramePr>
@@ -9425,7 +9617,7 @@
               <a:graphicData uri="http://schemas.openxmlformats.org/drawingml/2006/picture">
                 <pic:pic xmlns:pic="http://schemas.openxmlformats.org/drawingml/2006/picture">
                   <pic:nvPicPr>
-                    <pic:cNvPr id="602272705" name="Obrázek 1" descr="Obsah obrázku text, snímek obrazovky, Písmo, číslo&#10;&#10;Obsah generovaný pomocí AI může být nesprávný."/>
+                    <pic:cNvPr id="1218419402" name=""/>
                     <pic:cNvPicPr/>
                   </pic:nvPicPr>
                   <pic:blipFill>
@@ -9437,7 +9629,7 @@
                   <pic:spPr>
                     <a:xfrm>
                       <a:off x="0" y="0"/>
-                      <a:ext cx="1256794" cy="3181757"/>
+                      <a:ext cx="2063893" cy="3128774"/>
                     </a:xfrm>
                     <a:prstGeom prst="rect">
                       <a:avLst/>
@@ -9458,14 +9650,27 @@
       <w:r>
         <w:t xml:space="preserve">Obr. </w:t>
       </w:r>
-      <w:fldSimple w:instr=" SEQ Obr. \* ARABIC ">
-        <w:r>
-          <w:rPr>
-            <w:noProof/>
-          </w:rPr>
-          <w:t>17</w:t>
-        </w:r>
-      </w:fldSimple>
+      <w:r>
+        <w:fldChar w:fldCharType="begin"/>
+      </w:r>
+      <w:r>
+        <w:instrText xml:space="preserve"> SEQ Obr. \* ARABIC </w:instrText>
+      </w:r>
+      <w:r>
+        <w:fldChar w:fldCharType="separate"/>
+      </w:r>
+      <w:r>
+        <w:rPr>
+          <w:noProof/>
+        </w:rPr>
+        <w:t>16</w:t>
+      </w:r>
+      <w:r>
+        <w:rPr>
+          <w:noProof/>
+        </w:rPr>
+        <w:fldChar w:fldCharType="end"/>
+      </w:r>
       <w:r>
         <w:t>: Struktura frontendu</w:t>
       </w:r>
@@ -20515,7 +20720,7 @@
     </w:p>
     <w:p>
       <w:r>
-        <w:t>Zde se nachází ukázka komponenty zkoušky</w:t>
+        <w:t>Komponenta zkoušky slouží jako hlavní kontejner ve kterém jsou naimportovány jednotlivé menší komponenty, které jsou společně propojené a které dohromady tvoří funkční celek pro zobrazení zkoušek uživateli.</w:t>
       </w:r>
     </w:p>
     <w:p>
@@ -22584,28 +22789,189 @@
     </w:p>
     <w:p>
       <w:r>
-        <w:t>Popsat importy, pak ten stav a jak to funguje, jak se jako předávají dynamicky hodnoty</w:t>
-      </w:r>
-    </w:p>
-    <w:p>
-      <w:pPr>
-        <w:pStyle w:val="Nadpis2"/>
-      </w:pPr>
-      <w:bookmarkStart w:id="37" w:name="_Toc226373089"/>
-      <w:r>
-        <w:t>Backend</w:t>
-      </w:r>
-      <w:bookmarkEnd w:id="37"/>
-    </w:p>
-    <w:p>
-      <w:r>
-        <w:t>Backendová část je postavena na JavaScriptovém enginu NodeJS</w:t>
-      </w:r>
-      <w:r>
-        <w:t xml:space="preserve"> a frameworku Express</w:t>
-      </w:r>
-      <w:r>
-        <w:t>. Ve složkách se nachází důležité soubory, které se starají o zabezpečení webu, navigaci a o výpis informací z databáze.</w:t>
+        <w:t xml:space="preserve">Stránku tvoří tabulka s přehledem pásků obsahující informace o názvu pásku, třídě danu či cupu, ceně za zkoušku na jednotlivý technický stupeň a obrázek páku. Pod tabulkou se nachází sekce, která se dynamicky mění na základě vybraného technického stupně. Sekci tvoří komponenty </w:t>
+      </w:r>
+      <w:r>
+        <w:t xml:space="preserve">Video a </w:t>
+      </w:r>
+      <w:proofErr w:type="spellStart"/>
+      <w:r>
+        <w:t>SestavyInfo</w:t>
+      </w:r>
+      <w:proofErr w:type="spellEnd"/>
+      <w:r>
+        <w:t xml:space="preserve">. Komponenta Video se vykresluje pouze v případě, pokud má daný technický stupeň v databázi uložený odkaz na video. Klíčové pojmy k jednotlivým sestavám vykresluje komponenta </w:t>
+      </w:r>
+      <w:proofErr w:type="spellStart"/>
+      <w:r>
+        <w:t>SestavyInfo</w:t>
+      </w:r>
+      <w:proofErr w:type="spellEnd"/>
+      <w:r>
+        <w:t>.</w:t>
+      </w:r>
+    </w:p>
+    <w:p>
+      <w:r>
+        <w:t xml:space="preserve">Dynamické vykreslování je realizováno pomocí </w:t>
+      </w:r>
+      <w:proofErr w:type="spellStart"/>
+      <w:r>
+        <w:t>useState</w:t>
+      </w:r>
+      <w:proofErr w:type="spellEnd"/>
+      <w:r>
+        <w:t xml:space="preserve"> </w:t>
+      </w:r>
+      <w:r>
+        <w:t>hooku</w:t>
+      </w:r>
+      <w:r>
+        <w:t>, kter</w:t>
+      </w:r>
+      <w:r>
+        <w:t>ý</w:t>
+      </w:r>
+      <w:r>
+        <w:t xml:space="preserve"> pracuje s informacemi o aktuálně zvoleném technickém stupni. Výchozí hodnota je nastavena na null, což zajišťuje, že při prvotním načtení stránky nebude vybrán žádný technický stupeň a tím pádem nebudou vykreslovány komponenty Video a </w:t>
+      </w:r>
+      <w:proofErr w:type="spellStart"/>
+      <w:r>
+        <w:t>Sestavy</w:t>
+      </w:r>
+      <w:r>
+        <w:t>I</w:t>
+      </w:r>
+      <w:r>
+        <w:t>nfo</w:t>
+      </w:r>
+      <w:proofErr w:type="spellEnd"/>
+      <w:r>
+        <w:t>. Pokud však uživatel vybere určitý technický stupeň pásu, tak dojde k dynamickému předání hodnot do jednotlivých komponent a vykreslí se komponenty se specifickými informacemi.</w:t>
+      </w:r>
+    </w:p>
+    <w:p>
+      <w:r>
+        <w:t>Spodní část</w:t>
+      </w:r>
+      <w:r>
+        <w:t xml:space="preserve"> stránky</w:t>
+      </w:r>
+      <w:r>
+        <w:t xml:space="preserve"> </w:t>
+      </w:r>
+      <w:r>
+        <w:t>tvoří</w:t>
+      </w:r>
+      <w:r>
+        <w:t xml:space="preserve"> </w:t>
+      </w:r>
+      <w:r>
+        <w:t>komponenta</w:t>
+      </w:r>
+      <w:r>
+        <w:t xml:space="preserve"> </w:t>
+      </w:r>
+      <w:proofErr w:type="spellStart"/>
+      <w:r>
+        <w:t>Prihlasky</w:t>
+      </w:r>
+      <w:proofErr w:type="spellEnd"/>
+      <w:r>
+        <w:t xml:space="preserve">, která zobrazuje </w:t>
+      </w:r>
+      <w:r>
+        <w:t xml:space="preserve">informace týkající se vypsaných zkoušek. Obsahuje informace o zkoušce, </w:t>
+      </w:r>
+      <w:r>
+        <w:t xml:space="preserve">datum konání a konce přihlášek, místo konání, cenu za účast a seznam přihlášených závodníků. </w:t>
+      </w:r>
+      <w:r>
+        <w:t xml:space="preserve">Závodníkům kteří jsou přihlášeni do systému je zde dostupné i tlačítko na přihlášení a odhlášení ze zkoušky. </w:t>
+      </w:r>
+      <w:r>
+        <w:t>Zobrazení zkoušek podléhá administrátorům a trenérům, kteří mají v administraci možnost zkoušku vytvořit, upravit, smazat a rozhodovat zda zkouška bude veřejná či skrytá.</w:t>
+      </w:r>
+    </w:p>
+    <w:p>
+      <w:pPr>
+        <w:pStyle w:val="Titulek"/>
+        <w:keepNext/>
+      </w:pPr>
+      <w:r>
+        <w:lastRenderedPageBreak/>
+        <w:drawing>
+          <wp:inline distT="0" distB="0" distL="0" distR="0" wp14:anchorId="6C22070A" wp14:editId="10C34F34">
+            <wp:extent cx="5399405" cy="5642610"/>
+            <wp:effectExtent l="0" t="0" r="0" b="0"/>
+            <wp:docPr id="1532986230" name="Obrázek 1"/>
+            <wp:cNvGraphicFramePr>
+              <a:graphicFrameLocks xmlns:a="http://schemas.openxmlformats.org/drawingml/2006/main" noChangeAspect="1"/>
+            </wp:cNvGraphicFramePr>
+            <a:graphic xmlns:a="http://schemas.openxmlformats.org/drawingml/2006/main">
+              <a:graphicData uri="http://schemas.openxmlformats.org/drawingml/2006/picture">
+                <pic:pic xmlns:pic="http://schemas.openxmlformats.org/drawingml/2006/picture">
+                  <pic:nvPicPr>
+                    <pic:cNvPr id="1532986230" name=""/>
+                    <pic:cNvPicPr/>
+                  </pic:nvPicPr>
+                  <pic:blipFill>
+                    <a:blip r:embed="rId35"/>
+                    <a:stretch>
+                      <a:fillRect/>
+                    </a:stretch>
+                  </pic:blipFill>
+                  <pic:spPr>
+                    <a:xfrm>
+                      <a:off x="0" y="0"/>
+                      <a:ext cx="5399405" cy="5642610"/>
+                    </a:xfrm>
+                    <a:prstGeom prst="rect">
+                      <a:avLst/>
+                    </a:prstGeom>
+                  </pic:spPr>
+                </pic:pic>
+              </a:graphicData>
+            </a:graphic>
+          </wp:inline>
+        </w:drawing>
+      </w:r>
+    </w:p>
+    <w:p>
+      <w:pPr>
+        <w:pStyle w:val="Titulek"/>
+      </w:pPr>
+      <w:r>
+        <w:t xml:space="preserve">Obr. </w:t>
+      </w:r>
+      <w:r>
+        <w:fldChar w:fldCharType="begin"/>
+      </w:r>
+      <w:r>
+        <w:instrText xml:space="preserve"> SEQ Obr. \* ARABIC </w:instrText>
+      </w:r>
+      <w:r>
+        <w:fldChar w:fldCharType="separate"/>
+      </w:r>
+      <w:r>
+        <w:rPr>
+          <w:noProof/>
+        </w:rPr>
+        <w:t>17</w:t>
+      </w:r>
+      <w:r>
+        <w:fldChar w:fldCharType="end"/>
+      </w:r>
+      <w:r>
+        <w:t>: Zkoušky</w:t>
+      </w:r>
+    </w:p>
+    <w:p>
+      <w:pPr>
+        <w:pStyle w:val="Zdroj"/>
+      </w:pPr>
+      <w:r>
+        <w:t>Zdroj: vlastní</w:t>
       </w:r>
     </w:p>
     <w:p>
@@ -22613,12 +22979,76 @@
         <w:pStyle w:val="Nadpis3"/>
       </w:pPr>
       <w:r>
-        <w:t>Struktura backendu</w:t>
-      </w:r>
-    </w:p>
-    <w:p>
-      <w:r>
-        <w:t>Backend složka obsahuje několik souborů a složek ve kterých se nachází všechny potřebné routy a konfigurace, které zajišťují správné dodávání dat pro frontend část aplikace.</w:t>
+        <w:t>Responzivita</w:t>
+      </w:r>
+    </w:p>
+    <w:p>
+      <w:r>
+        <w:t xml:space="preserve">Responzivita webových stránek je zajištěna pomocí CSS frameworku Tailwind CSS. </w:t>
+      </w:r>
+      <w:r>
+        <w:t xml:space="preserve">Hlavním úkolem bylo zajistit, aby se uživatelské rozhraní zobrazovalo správně na všech koncových zařízeních </w:t>
+      </w:r>
+      <w:r>
+        <w:t>bez ohledu</w:t>
+      </w:r>
+      <w:r>
+        <w:t xml:space="preserve"> na jejich rozlišení.</w:t>
+      </w:r>
+    </w:p>
+    <w:p>
+      <w:r>
+        <w:t>Řešení je realizováno metodou mobile-first, což znamená, že rozhraní bylo primárně optimalizováno pro mobilní zařízení a následně upravováno pro větší obrazovky</w:t>
+      </w:r>
+      <w:r>
+        <w:t xml:space="preserve"> jako jsou tablety, notebooky a desktopové počítače</w:t>
+      </w:r>
+      <w:r>
+        <w:t>. Zmíněná metoda zajišťuje dobré zobrazení na všech zařízeních</w:t>
+      </w:r>
+      <w:r>
+        <w:t>.</w:t>
+      </w:r>
+    </w:p>
+    <w:p>
+      <w:r>
+        <w:t xml:space="preserve">Správné rozvržení obsahu je především realizováno pomocí </w:t>
+      </w:r>
+      <w:proofErr w:type="spellStart"/>
+      <w:r>
+        <w:t>flexboxů</w:t>
+      </w:r>
+      <w:proofErr w:type="spellEnd"/>
+      <w:r>
+        <w:t xml:space="preserve"> a </w:t>
+      </w:r>
+      <w:proofErr w:type="spellStart"/>
+      <w:r>
+        <w:t>gridů</w:t>
+      </w:r>
+      <w:proofErr w:type="spellEnd"/>
+      <w:r>
+        <w:t>,</w:t>
+      </w:r>
+      <w:r>
+        <w:t xml:space="preserve"> které umožňují dynamicky přizpůsobovat rozmístění jednotlivých prvků na základě aktuálního rozlišení a v případě potřeby také některé prvky pro menší rozlišení skrýt. </w:t>
+      </w:r>
+    </w:p>
+    <w:p>
+      <w:proofErr w:type="spellStart"/>
+      <w:r>
+        <w:lastRenderedPageBreak/>
+        <w:t>Flexbox</w:t>
+      </w:r>
+      <w:proofErr w:type="spellEnd"/>
+      <w:r>
+        <w:t xml:space="preserve"> je využíván zejména pro zarovnání prvků jako je například navigační menu nebo </w:t>
+      </w:r>
+      <w:r>
+        <w:t>u některých komponent jako jsou informace týkající se závodníků. Grid je použit pro složitější rozvrhování obsahu jako jsou například seznamy závodníků nebo aktualit, kdy je potřeba měnit počet zobrazovaných prvků na základě aktuálního rozlišení.</w:t>
+      </w:r>
+      <w:r>
+        <w:t xml:space="preserve"> V případě většího rozlišení se prvky zobrazují vedle sebe a se zmenšováním rozlišení se prvky vykreslují pod sebe do sloupce.</w:t>
       </w:r>
     </w:p>
     <w:p>
@@ -22627,9 +23057,124 @@
         <w:jc w:val="center"/>
       </w:pPr>
       <w:r>
+        <w:drawing>
+          <wp:inline distT="0" distB="0" distL="0" distR="0" wp14:anchorId="315D7906" wp14:editId="42F2D4F7">
+            <wp:extent cx="1387000" cy="3700130"/>
+            <wp:effectExtent l="0" t="0" r="3810" b="0"/>
+            <wp:docPr id="1000507932" name="Obrázek 1"/>
+            <wp:cNvGraphicFramePr>
+              <a:graphicFrameLocks xmlns:a="http://schemas.openxmlformats.org/drawingml/2006/main" noChangeAspect="1"/>
+            </wp:cNvGraphicFramePr>
+            <a:graphic xmlns:a="http://schemas.openxmlformats.org/drawingml/2006/main">
+              <a:graphicData uri="http://schemas.openxmlformats.org/drawingml/2006/picture">
+                <pic:pic xmlns:pic="http://schemas.openxmlformats.org/drawingml/2006/picture">
+                  <pic:nvPicPr>
+                    <pic:cNvPr id="1000507932" name=""/>
+                    <pic:cNvPicPr/>
+                  </pic:nvPicPr>
+                  <pic:blipFill>
+                    <a:blip r:embed="rId36"/>
+                    <a:stretch>
+                      <a:fillRect/>
+                    </a:stretch>
+                  </pic:blipFill>
+                  <pic:spPr>
+                    <a:xfrm>
+                      <a:off x="0" y="0"/>
+                      <a:ext cx="1392426" cy="3714605"/>
+                    </a:xfrm>
+                    <a:prstGeom prst="rect">
+                      <a:avLst/>
+                    </a:prstGeom>
+                  </pic:spPr>
+                </pic:pic>
+              </a:graphicData>
+            </a:graphic>
+          </wp:inline>
+        </w:drawing>
+      </w:r>
+    </w:p>
+    <w:p>
+      <w:pPr>
+        <w:pStyle w:val="Titulek"/>
+      </w:pPr>
+      <w:r>
+        <w:t xml:space="preserve">Obr. </w:t>
+      </w:r>
+      <w:r>
+        <w:fldChar w:fldCharType="begin"/>
+      </w:r>
+      <w:r>
+        <w:instrText xml:space="preserve"> SEQ Obr. \* ARABIC </w:instrText>
+      </w:r>
+      <w:r>
+        <w:fldChar w:fldCharType="separate"/>
+      </w:r>
+      <w:r>
         <w:rPr>
           <w:noProof/>
         </w:rPr>
+        <w:t>18</w:t>
+      </w:r>
+      <w:r>
+        <w:fldChar w:fldCharType="end"/>
+      </w:r>
+      <w:r>
+        <w:t>: Ukázka mobilní responzivity</w:t>
+      </w:r>
+    </w:p>
+    <w:p>
+      <w:pPr>
+        <w:pStyle w:val="Zdroj"/>
+      </w:pPr>
+      <w:r>
+        <w:t>Zdroj: vlastní</w:t>
+      </w:r>
+    </w:p>
+    <w:p>
+      <w:pPr>
+        <w:pStyle w:val="Nadpis2"/>
+      </w:pPr>
+      <w:bookmarkStart w:id="37" w:name="_Toc226373089"/>
+      <w:r>
+        <w:t>Backend</w:t>
+      </w:r>
+      <w:bookmarkEnd w:id="37"/>
+    </w:p>
+    <w:p>
+      <w:r>
+        <w:t>Backendová část je postavena na JavaScriptovém enginu NodeJS</w:t>
+      </w:r>
+      <w:r>
+        <w:t xml:space="preserve"> a frameworku Express</w:t>
+      </w:r>
+      <w:r>
+        <w:t>. Ve složkách se nachází důležité soubory, které se starají o zabezpečení webu, navigaci a o výpis informací z databáze.</w:t>
+      </w:r>
+    </w:p>
+    <w:p>
+      <w:pPr>
+        <w:pStyle w:val="Nadpis3"/>
+      </w:pPr>
+      <w:r>
+        <w:t>Struktura backendu</w:t>
+      </w:r>
+    </w:p>
+    <w:p>
+      <w:r>
+        <w:t>Backend složka obsahuje několik souborů a složek ve kterých se nachází všechny potřebné routy a konfigurace, které zajišťují správné dodávání dat pro frontend část aplikace.</w:t>
+      </w:r>
+    </w:p>
+    <w:p>
+      <w:pPr>
+        <w:keepNext/>
+        <w:jc w:val="center"/>
+      </w:pPr>
+      <w:r>
+        <w:rPr>
+          <w:noProof/>
+        </w:rPr>
+        <w:lastRenderedPageBreak/>
         <w:drawing>
           <wp:inline distT="0" distB="0" distL="0" distR="0" wp14:anchorId="7608AF1E" wp14:editId="4632F6C0">
             <wp:extent cx="1733792" cy="2924583"/>
@@ -22646,7 +23191,7 @@
                     <pic:cNvPicPr/>
                   </pic:nvPicPr>
                   <pic:blipFill>
-                    <a:blip r:embed="rId35"/>
+                    <a:blip r:embed="rId37"/>
                     <a:stretch>
                       <a:fillRect/>
                     </a:stretch>
@@ -22681,14 +23226,27 @@
       <w:r>
         <w:t xml:space="preserve">Obr. </w:t>
       </w:r>
-      <w:fldSimple w:instr=" SEQ Obr. \* ARABIC ">
-        <w:r>
-          <w:rPr>
-            <w:noProof/>
-          </w:rPr>
-          <w:t>18</w:t>
-        </w:r>
-      </w:fldSimple>
+      <w:r>
+        <w:fldChar w:fldCharType="begin"/>
+      </w:r>
+      <w:r>
+        <w:instrText xml:space="preserve"> SEQ Obr. \* ARABIC </w:instrText>
+      </w:r>
+      <w:r>
+        <w:fldChar w:fldCharType="separate"/>
+      </w:r>
+      <w:r>
+        <w:rPr>
+          <w:noProof/>
+        </w:rPr>
+        <w:t>19</w:t>
+      </w:r>
+      <w:r>
+        <w:rPr>
+          <w:noProof/>
+        </w:rPr>
+        <w:fldChar w:fldCharType="end"/>
+      </w:r>
       <w:r>
         <w:t>: Struktura backendu</w:t>
       </w:r>
@@ -22696,15 +23254,9 @@
     </w:p>
     <w:p>
       <w:pPr>
-        <w:jc w:val="center"/>
-        <w:rPr>
-          <w:i/>
-        </w:rPr>
-      </w:pPr>
-      <w:r>
-        <w:rPr>
-          <w:i/>
-        </w:rPr>
+        <w:pStyle w:val="Zdroj"/>
+      </w:pPr>
+      <w:r>
         <w:t>Zdroj: vlastní</w:t>
       </w:r>
     </w:p>
@@ -22774,7 +23326,6 @@
           <w:b/>
           <w:bCs/>
         </w:rPr>
-        <w:lastRenderedPageBreak/>
         <w:t>Libs/</w:t>
       </w:r>
       <w:r>
@@ -23127,6 +23678,7 @@
         <w:pStyle w:val="Nadpis3"/>
       </w:pPr>
       <w:r>
+        <w:lastRenderedPageBreak/>
         <w:t>Routy</w:t>
       </w:r>
     </w:p>
@@ -24499,7 +25051,6 @@
           <w:szCs w:val="21"/>
           <w:lang w:eastAsia="cs-CZ"/>
         </w:rPr>
-        <w:lastRenderedPageBreak/>
         <w:t>const</w:t>
       </w:r>
       <w:r>
@@ -26180,6 +26731,7 @@
         <w:t xml:space="preserve">v samostatném souboru, přičemž HTTP metody GET, POST, PUT a DELETE odpovídají operacím </w:t>
       </w:r>
       <w:r>
+        <w:lastRenderedPageBreak/>
         <w:t>CRUD – vytváření</w:t>
       </w:r>
       <w:r>
@@ -26578,7 +27130,6 @@
           <w:szCs w:val="21"/>
           <w:lang w:eastAsia="cs-CZ"/>
         </w:rPr>
-        <w:lastRenderedPageBreak/>
         <w:t>        e.title,</w:t>
       </w:r>
     </w:p>
@@ -28189,6 +28740,7 @@
           <w:szCs w:val="21"/>
           <w:lang w:eastAsia="cs-CZ"/>
         </w:rPr>
+        <w:lastRenderedPageBreak/>
         <w:t xml:space="preserve">            </w:t>
       </w:r>
       <w:r>
@@ -28931,7 +29483,6 @@
           <w:szCs w:val="21"/>
           <w:lang w:eastAsia="cs-CZ"/>
         </w:rPr>
-        <w:lastRenderedPageBreak/>
         <w:t>        DATE_FORMAT(e.date_start, '%d.%m.%Y') AS date_start</w:t>
       </w:r>
     </w:p>
@@ -30375,6 +30926,7 @@
           <w:szCs w:val="21"/>
           <w:lang w:eastAsia="cs-CZ"/>
         </w:rPr>
+        <w:lastRenderedPageBreak/>
         <w:t xml:space="preserve">      </w:t>
       </w:r>
       <w:r>
@@ -31316,7 +31868,6 @@
           <w:szCs w:val="21"/>
           <w:lang w:eastAsia="cs-CZ"/>
         </w:rPr>
-        <w:lastRenderedPageBreak/>
         <w:t>router</w:t>
       </w:r>
       <w:r>
@@ -33539,6 +34090,7 @@
           <w:szCs w:val="21"/>
           <w:lang w:eastAsia="cs-CZ"/>
         </w:rPr>
+        <w:lastRenderedPageBreak/>
         <w:t xml:space="preserve">        </w:t>
       </w:r>
       <w:r>
@@ -36731,6 +37283,7 @@
           <w:szCs w:val="21"/>
           <w:lang w:eastAsia="cs-CZ"/>
         </w:rPr>
+        <w:lastRenderedPageBreak/>
         <w:t xml:space="preserve">    </w:t>
       </w:r>
       <w:r>
@@ -38501,7 +39054,6 @@
           <w:szCs w:val="21"/>
           <w:lang w:eastAsia="cs-CZ"/>
         </w:rPr>
-        <w:lastRenderedPageBreak/>
         <w:t xml:space="preserve">    </w:t>
       </w:r>
       <w:r>
@@ -40137,6 +40689,7 @@
     </w:p>
     <w:p>
       <w:r>
+        <w:lastRenderedPageBreak/>
         <w:t xml:space="preserve">Mazání aktualit zajišťuje metoda </w:t>
       </w:r>
       <w:r>
@@ -43121,6 +43674,7 @@
         <w:pStyle w:val="Nadpis3"/>
       </w:pPr>
       <w:r>
+        <w:lastRenderedPageBreak/>
         <w:t>Autentizace pomocí JWT</w:t>
       </w:r>
     </w:p>
@@ -43645,7 +44199,6 @@
         <w:pStyle w:val="Nadpis3"/>
       </w:pPr>
       <w:r>
-        <w:lastRenderedPageBreak/>
         <w:t>Hashování hesel</w:t>
       </w:r>
     </w:p>
@@ -43877,6 +44430,7 @@
         <w:pStyle w:val="Nadpis3"/>
       </w:pPr>
       <w:r>
+        <w:lastRenderedPageBreak/>
         <w:t>CORS</w:t>
       </w:r>
     </w:p>
@@ -44028,26 +44582,12 @@
       <w:r>
         <w:t>. Online. 2024. Dostupné z: </w:t>
       </w:r>
-      <w:hyperlink r:id="rId36" w:history="1">
+      <w:hyperlink r:id="rId38" w:history="1">
         <w:r>
           <w:rPr>
             <w:rStyle w:val="Hypertextovodkaz"/>
           </w:rPr>
-          <w:t>https://docs.npmjs.com/</w:t>
-        </w:r>
-        <w:proofErr w:type="spellStart"/>
-        <w:r>
-          <w:rPr>
-            <w:rStyle w:val="Hypertextovodkaz"/>
-          </w:rPr>
-          <w:t>about</w:t>
-        </w:r>
-        <w:proofErr w:type="spellEnd"/>
-        <w:r>
-          <w:rPr>
-            <w:rStyle w:val="Hypertextovodkaz"/>
-          </w:rPr>
-          <w:t>-npm</w:t>
+          <w:t>https://docs.npmjs.com/about-npm</w:t>
         </w:r>
       </w:hyperlink>
       <w:r>
@@ -44068,7 +44608,7 @@
       <w:r>
         <w:t xml:space="preserve">, T. The World Wide Web. Online. 1991. Dostupné z: </w:t>
       </w:r>
-      <w:hyperlink r:id="rId37" w:history="1">
+      <w:hyperlink r:id="rId39" w:history="1">
         <w:r>
           <w:rPr>
             <w:rStyle w:val="Hypertextovodkaz"/>
@@ -44094,7 +44634,7 @@
       <w:r>
         <w:t>. Online. 2024. Dostupné z: </w:t>
       </w:r>
-      <w:hyperlink r:id="rId38" w:history="1">
+      <w:hyperlink r:id="rId40" w:history="1">
         <w:r>
           <w:rPr>
             <w:rStyle w:val="Hypertextovodkaz"/>
@@ -44120,40 +44660,12 @@
       <w:r>
         <w:t>. Online. 2016. Dostupné z: </w:t>
       </w:r>
-      <w:hyperlink r:id="rId39" w:history="1">
+      <w:hyperlink r:id="rId41" w:history="1">
         <w:r>
           <w:rPr>
             <w:rStyle w:val="Hypertextovodkaz"/>
           </w:rPr>
-          <w:t>https://mv.gov.cz/</w:t>
-        </w:r>
-        <w:proofErr w:type="spellStart"/>
-        <w:r>
-          <w:rPr>
-            <w:rStyle w:val="Hypertextovodkaz"/>
-          </w:rPr>
-          <w:t>gdpr</w:t>
-        </w:r>
-        <w:proofErr w:type="spellEnd"/>
-        <w:r>
-          <w:rPr>
-            <w:rStyle w:val="Hypertextovodkaz"/>
-          </w:rPr>
-          <w:t>/</w:t>
-        </w:r>
-        <w:proofErr w:type="spellStart"/>
-        <w:r>
-          <w:rPr>
-            <w:rStyle w:val="Hypertextovodkaz"/>
-          </w:rPr>
-          <w:t>clanek</w:t>
-        </w:r>
-        <w:proofErr w:type="spellEnd"/>
-        <w:r>
-          <w:rPr>
-            <w:rStyle w:val="Hypertextovodkaz"/>
-          </w:rPr>
-          <w:t>/co-je-gdpr.aspx</w:t>
+          <w:t>https://mv.gov.cz/gdpr/clanek/co-je-gdpr.aspx</w:t>
         </w:r>
       </w:hyperlink>
       <w:r>
@@ -44174,7 +44686,7 @@
       <w:r>
         <w:t>. Online. HTTPS://WWW.WORLDTAEKWONDO.CZ/CZ/O-TAEKWONDO-CO-JE-TO-TAEKWONDO.HTML. Český svaz Taekwondo. 2024. Dostupné z: </w:t>
       </w:r>
-      <w:hyperlink r:id="rId40" w:history="1">
+      <w:hyperlink r:id="rId42" w:history="1">
         <w:r>
           <w:rPr>
             <w:rStyle w:val="Hypertextovodkaz"/>
@@ -44200,26 +44712,41 @@
       <w:r>
         <w:t>. Online. 2016. Dostupné z: </w:t>
       </w:r>
-      <w:hyperlink r:id="rId41" w:history="1">
+      <w:hyperlink r:id="rId43" w:history="1">
         <w:r>
           <w:rPr>
             <w:rStyle w:val="Hypertextovodkaz"/>
           </w:rPr>
-          <w:t>https://www.figma.com/</w:t>
+          <w:t>https://www.figma.com/about/</w:t>
         </w:r>
-        <w:proofErr w:type="spellStart"/>
+      </w:hyperlink>
+      <w:r>
+        <w:t>. [cit. 2024-12-22].</w:t>
+      </w:r>
+    </w:p>
+    <w:p>
+      <w:pPr>
+        <w:pStyle w:val="Seznamliteratury"/>
+      </w:pPr>
+      <w:r>
+        <w:t>Figma: co to je a jaké jsou jeho základní funkce a principy? Online. </w:t>
+      </w:r>
+      <w:r>
+        <w:rPr>
+          <w:i/>
+          <w:iCs/>
+        </w:rPr>
+        <w:t>DrawPlanet</w:t>
+      </w:r>
+      <w:r>
+        <w:t>. 2023, roč. 2023, č. 12, s. 1. Dostupné z: </w:t>
+      </w:r>
+      <w:hyperlink r:id="rId44" w:history="1">
         <w:r>
           <w:rPr>
             <w:rStyle w:val="Hypertextovodkaz"/>
           </w:rPr>
-          <w:t>about</w:t>
-        </w:r>
-        <w:proofErr w:type="spellEnd"/>
-        <w:r>
-          <w:rPr>
-            <w:rStyle w:val="Hypertextovodkaz"/>
-          </w:rPr>
-          <w:t>/</w:t>
+          <w:t>https://www.drawplanet.cz/co-je-tedy-figma/</w:t>
         </w:r>
       </w:hyperlink>
       <w:r>
@@ -44231,59 +44758,16 @@
         <w:pStyle w:val="Seznamliteratury"/>
       </w:pPr>
       <w:r>
-        <w:t>Figma: co to je a jaké jsou jeho základní funkce a principy? Online. </w:t>
-      </w:r>
-      <w:r>
         <w:rPr>
           <w:i/>
           <w:iCs/>
         </w:rPr>
-        <w:t>DrawPlanet</w:t>
-      </w:r>
-      <w:r>
-        <w:t>. 2023, roč. 2023, č. 12, s. 1. Dostupné z: </w:t>
-      </w:r>
-      <w:hyperlink r:id="rId42" w:history="1">
-        <w:r>
-          <w:rPr>
-            <w:rStyle w:val="Hypertextovodkaz"/>
-          </w:rPr>
-          <w:t>https://www.drawplanet.cz/co-je-tedy-</w:t>
-        </w:r>
-        <w:proofErr w:type="spellStart"/>
-        <w:r>
-          <w:rPr>
-            <w:rStyle w:val="Hypertextovodkaz"/>
-          </w:rPr>
-          <w:t>figma</w:t>
-        </w:r>
-        <w:proofErr w:type="spellEnd"/>
-        <w:r>
-          <w:rPr>
-            <w:rStyle w:val="Hypertextovodkaz"/>
-          </w:rPr>
-          <w:t>/</w:t>
-        </w:r>
-      </w:hyperlink>
-      <w:r>
-        <w:t>. [cit. 2024-12-22].</w:t>
-      </w:r>
-    </w:p>
-    <w:p>
-      <w:pPr>
-        <w:pStyle w:val="Seznamliteratury"/>
-      </w:pPr>
-      <w:r>
-        <w:rPr>
-          <w:i/>
-          <w:iCs/>
-        </w:rPr>
         <w:t>Chaffey</w:t>
       </w:r>
       <w:r>
         <w:t xml:space="preserve">, D., &amp; Ellis-Chadwick, F. Digital Marketing. Online. 2022. Dostupné z: </w:t>
       </w:r>
-      <w:hyperlink r:id="rId43" w:history="1">
+      <w:hyperlink r:id="rId45" w:history="1">
         <w:r>
           <w:rPr>
             <w:rStyle w:val="Hypertextovodkaz"/>
@@ -44309,7 +44793,7 @@
       <w:r>
         <w:t xml:space="preserve">, E. Responsive Web Design. Online. 2010. Dostupné z: </w:t>
       </w:r>
-      <w:hyperlink r:id="rId44" w:history="1">
+      <w:hyperlink r:id="rId46" w:history="1">
         <w:r>
           <w:rPr>
             <w:rStyle w:val="Hypertextovodkaz"/>
@@ -44335,7 +44819,7 @@
       <w:r>
         <w:t xml:space="preserve">. Online. 2024. Dostupné z: </w:t>
       </w:r>
-      <w:hyperlink r:id="rId45" w:tgtFrame="_new" w:history="1">
+      <w:hyperlink r:id="rId47" w:tgtFrame="_new" w:history="1">
         <w:r>
           <w:rPr>
             <w:rStyle w:val="Hypertextovodkaz"/>
@@ -44361,7 +44845,7 @@
       <w:r>
         <w:t>. Online. 2016. Dostupné z: </w:t>
       </w:r>
-      <w:hyperlink r:id="rId46" w:history="1">
+      <w:hyperlink r:id="rId48" w:history="1">
         <w:r>
           <w:rPr>
             <w:rStyle w:val="Hypertextovodkaz"/>
@@ -44387,21 +44871,13 @@
       <w:r>
         <w:t>. Online. 2009. Dostupné z: </w:t>
       </w:r>
-      <w:hyperlink r:id="rId47" w:history="1">
+      <w:hyperlink r:id="rId49" w:history="1">
         <w:r>
           <w:rPr>
             <w:rStyle w:val="Hypertextovodkaz"/>
           </w:rPr>
-          <w:t>https://nodejs.org/en/</w:t>
+          <w:t>https://nodejs.org/en/about</w:t>
         </w:r>
-        <w:proofErr w:type="spellStart"/>
-        <w:r>
-          <w:rPr>
-            <w:rStyle w:val="Hypertextovodkaz"/>
-          </w:rPr>
-          <w:t>about</w:t>
-        </w:r>
-        <w:proofErr w:type="spellEnd"/>
       </w:hyperlink>
       <w:r>
         <w:t>. [cit. 2024-12-22].</w:t>
@@ -44421,7 +44897,7 @@
       <w:r>
         <w:t xml:space="preserve">, T. What Is Web 2.0. Online. 2005. Dostupné z: </w:t>
       </w:r>
-      <w:hyperlink r:id="rId48" w:history="1">
+      <w:hyperlink r:id="rId50" w:history="1">
         <w:r>
           <w:rPr>
             <w:rStyle w:val="Hypertextovodkaz"/>
@@ -44447,7 +44923,7 @@
       <w:r>
         <w:t xml:space="preserve">. OWASP Top Ten. Online. 2024. Dostupné z: </w:t>
       </w:r>
-      <w:hyperlink r:id="rId49" w:history="1">
+      <w:hyperlink r:id="rId51" w:history="1">
         <w:r>
           <w:rPr>
             <w:rStyle w:val="Hypertextovodkaz"/>
@@ -44473,40 +44949,12 @@
       <w:r>
         <w:t>. Online. 2016. Dostupné z: </w:t>
       </w:r>
-      <w:hyperlink r:id="rId50" w:history="1">
+      <w:hyperlink r:id="rId52" w:history="1">
         <w:r>
           <w:rPr>
             <w:rStyle w:val="Hypertextovodkaz"/>
           </w:rPr>
-          <w:t>https://mv.gov.cz/</w:t>
-        </w:r>
-        <w:proofErr w:type="spellStart"/>
-        <w:r>
-          <w:rPr>
-            <w:rStyle w:val="Hypertextovodkaz"/>
-          </w:rPr>
-          <w:t>gdpr</w:t>
-        </w:r>
-        <w:proofErr w:type="spellEnd"/>
-        <w:r>
-          <w:rPr>
-            <w:rStyle w:val="Hypertextovodkaz"/>
-          </w:rPr>
-          <w:t>/</w:t>
-        </w:r>
-        <w:proofErr w:type="spellStart"/>
-        <w:r>
-          <w:rPr>
-            <w:rStyle w:val="Hypertextovodkaz"/>
-          </w:rPr>
-          <w:t>clanek</w:t>
-        </w:r>
-        <w:proofErr w:type="spellEnd"/>
-        <w:r>
-          <w:rPr>
-            <w:rStyle w:val="Hypertextovodkaz"/>
-          </w:rPr>
-          <w:t>/prava-subjektu-udaju.aspx</w:t>
+          <w:t>https://mv.gov.cz/gdpr/clanek/prava-subjektu-udaju.aspx</w:t>
         </w:r>
       </w:hyperlink>
       <w:r>
@@ -44527,7 +44975,7 @@
       <w:r>
         <w:t>. Online. 2013. Dostupné z: </w:t>
       </w:r>
-      <w:hyperlink r:id="rId51" w:history="1">
+      <w:hyperlink r:id="rId53" w:history="1">
         <w:r>
           <w:rPr>
             <w:rStyle w:val="Hypertextovodkaz"/>
@@ -44553,40 +45001,12 @@
       <w:r>
         <w:t>. Online. 2024. Dostupné z: </w:t>
       </w:r>
-      <w:hyperlink r:id="rId52" w:history="1">
+      <w:hyperlink r:id="rId54" w:history="1">
         <w:r>
           <w:rPr>
             <w:rStyle w:val="Hypertextovodkaz"/>
           </w:rPr>
-          <w:t>https://www.geeksforgeeks.org/</w:t>
-        </w:r>
-        <w:proofErr w:type="spellStart"/>
-        <w:r>
-          <w:rPr>
-            <w:rStyle w:val="Hypertextovodkaz"/>
-          </w:rPr>
-          <w:t>reactjs</w:t>
-        </w:r>
-        <w:proofErr w:type="spellEnd"/>
-        <w:r>
-          <w:rPr>
-            <w:rStyle w:val="Hypertextovodkaz"/>
-          </w:rPr>
-          <w:t>-</w:t>
-        </w:r>
-        <w:proofErr w:type="spellStart"/>
-        <w:r>
-          <w:rPr>
-            <w:rStyle w:val="Hypertextovodkaz"/>
-          </w:rPr>
-          <w:t>virtual</w:t>
-        </w:r>
-        <w:proofErr w:type="spellEnd"/>
-        <w:r>
-          <w:rPr>
-            <w:rStyle w:val="Hypertextovodkaz"/>
-          </w:rPr>
-          <w:t>-dom/</w:t>
+          <w:t>https://www.geeksforgeeks.org/reactjs-virtual-dom/</w:t>
         </w:r>
       </w:hyperlink>
       <w:r>
@@ -44607,7 +45027,7 @@
       <w:r>
         <w:t xml:space="preserve">. The Transport Layer Security (TLS) Protocol. Online. 2008. Dostupné z: </w:t>
       </w:r>
-      <w:hyperlink r:id="rId53" w:history="1">
+      <w:hyperlink r:id="rId55" w:history="1">
         <w:r>
           <w:rPr>
             <w:rStyle w:val="Hypertextovodkaz"/>
@@ -44633,7 +45053,7 @@
       <w:r>
         <w:t xml:space="preserve">, B. Artificial Intelligence in web Development. Online. 2023. Dostupné z: </w:t>
       </w:r>
-      <w:hyperlink r:id="rId54" w:history="1">
+      <w:hyperlink r:id="rId56" w:history="1">
         <w:r>
           <w:rPr>
             <w:rStyle w:val="Hypertextovodkaz"/>
@@ -44667,7 +45087,7 @@
       <w:r>
         <w:t>. Online. 2024. Dostupné z: </w:t>
       </w:r>
-      <w:hyperlink r:id="rId55" w:history="1">
+      <w:hyperlink r:id="rId57" w:history="1">
         <w:r>
           <w:rPr>
             <w:rStyle w:val="Hypertextovodkaz"/>
@@ -44705,7 +45125,7 @@
       <w:r>
         <w:t>. Online. 2024. Dostupné z: </w:t>
       </w:r>
-      <w:hyperlink r:id="rId56" w:history="1">
+      <w:hyperlink r:id="rId58" w:history="1">
         <w:r>
           <w:rPr>
             <w:rStyle w:val="Hypertextovodkaz"/>
@@ -44731,7 +45151,7 @@
       <w:r>
         <w:t xml:space="preserve">. HTML and Web Standards. Online. 2024. Dostupné z: </w:t>
       </w:r>
-      <w:hyperlink r:id="rId57" w:history="1">
+      <w:hyperlink r:id="rId59" w:history="1">
         <w:r>
           <w:rPr>
             <w:rStyle w:val="Hypertextovodkaz"/>
@@ -44744,7 +45164,7 @@
       </w:r>
     </w:p>
     <w:sectPr>
-      <w:footerReference w:type="default" r:id="rId58"/>
+      <w:footerReference w:type="default" r:id="rId60"/>
       <w:pgSz w:w="11906" w:h="16838"/>
       <w:pgMar w:top="1418" w:right="1418" w:bottom="1418" w:left="1985" w:header="709" w:footer="709" w:gutter="0"/>
       <w:cols w:space="708"/>
@@ -51638,6 +52058,7 @@
     <w:rsid w:val="00406C6A"/>
     <w:rsid w:val="00427646"/>
     <w:rsid w:val="00427C7D"/>
+    <w:rsid w:val="00450CBF"/>
     <w:rsid w:val="00460741"/>
     <w:rsid w:val="00463D1E"/>
     <w:rsid w:val="004649D4"/>
@@ -51680,6 +52101,7 @@
     <w:rsid w:val="00A43524"/>
     <w:rsid w:val="00A50638"/>
     <w:rsid w:val="00A766F6"/>
+    <w:rsid w:val="00AE56EA"/>
     <w:rsid w:val="00B12775"/>
     <w:rsid w:val="00B50241"/>
     <w:rsid w:val="00B67870"/>
@@ -52478,10 +52900,19 @@
 </file>
 
 <file path=customXml/item3.xml><?xml version="1.0" encoding="utf-8"?>
+<?mso-contentType ?>
+<FormTemplates xmlns="http://schemas.microsoft.com/sharepoint/v3/contenttype/forms">
+  <Display>DocumentLibraryForm</Display>
+  <Edit>DocumentLibraryForm</Edit>
+  <New>DocumentLibraryForm</New>
+</FormTemplates>
+</file>
+
+<file path=customXml/item4.xml><?xml version="1.0" encoding="utf-8"?>
 <b:Sources xmlns:b="http://schemas.openxmlformats.org/officeDocument/2006/bibliography" xmlns="http://schemas.openxmlformats.org/officeDocument/2006/bibliography" SelectedStyle="\APASixthEditionOfficeOnline.xsl" StyleName="APA" Version="6"/>
 </file>
 
-<file path=customXml/item4.xml><?xml version="1.0" encoding="utf-8"?>
+<file path=customXml/item5.xml><?xml version="1.0" encoding="utf-8"?>
 <ct:contentTypeSchema xmlns:ct="http://schemas.microsoft.com/office/2006/metadata/contentType" xmlns:ma="http://schemas.microsoft.com/office/2006/metadata/properties/metaAttributes" ct:_="" ma:_="" ma:contentTypeName="Dokument" ma:contentTypeID="0x010100AB4421CFC579A4449DC25ACBD6176571" ma:contentTypeVersion="2" ma:contentTypeDescription="Vytvoří nový dokument" ma:contentTypeScope="" ma:versionID="571ac08f18df58b33840592d245cde2d">
   <xsd:schema xmlns:xsd="http://www.w3.org/2001/XMLSchema" xmlns:xs="http://www.w3.org/2001/XMLSchema" xmlns:p="http://schemas.microsoft.com/office/2006/metadata/properties" xmlns:ns2="921a4a19-005d-42bf-a6ee-1c0f1cd55622" targetNamespace="http://schemas.microsoft.com/office/2006/metadata/properties" ma:root="true" ma:fieldsID="4559ad2502f86f60dcde6a0f6b3f7266" ns2:_="">
     <xsd:import namespace="921a4a19-005d-42bf-a6ee-1c0f1cd55622"/>
@@ -52613,15 +53044,6 @@
 </ct:contentTypeSchema>
 </file>
 
-<file path=customXml/item5.xml><?xml version="1.0" encoding="utf-8"?>
-<?mso-contentType ?>
-<FormTemplates xmlns="http://schemas.microsoft.com/sharepoint/v3/contenttype/forms">
-  <Display>DocumentLibraryForm</Display>
-  <Edit>DocumentLibraryForm</Edit>
-  <New>DocumentLibraryForm</New>
-</FormTemplates>
-</file>
-
 <file path=customXml/itemProps1.xml><?xml version="1.0" encoding="utf-8"?>
 <ds:datastoreItem xmlns:ds="http://schemas.openxmlformats.org/officeDocument/2006/customXml" ds:itemID="{55AF091B-3C7A-41E3-B477-F2FDAA23CFDA}">
   <ds:schemaRefs>
@@ -52640,6 +53062,14 @@
 </file>
 
 <file path=customXml/itemProps3.xml><?xml version="1.0" encoding="utf-8"?>
+<ds:datastoreItem xmlns:ds="http://schemas.openxmlformats.org/officeDocument/2006/customXml" ds:itemID="{B7C1A596-E5BE-4405-BB39-8891EE7E0A9A}">
+  <ds:schemaRefs>
+    <ds:schemaRef ds:uri="http://schemas.microsoft.com/sharepoint/v3/contenttype/forms"/>
+  </ds:schemaRefs>
+</ds:datastoreItem>
+</file>
+
+<file path=customXml/itemProps4.xml><?xml version="1.0" encoding="utf-8"?>
 <ds:datastoreItem xmlns:ds="http://schemas.openxmlformats.org/officeDocument/2006/customXml" ds:itemID="{016BB16A-1E0F-4115-AADC-10D5070CD6B8}">
   <ds:schemaRefs>
     <ds:schemaRef ds:uri="http://schemas.openxmlformats.org/officeDocument/2006/bibliography"/>
@@ -52647,7 +53077,7 @@
 </ds:datastoreItem>
 </file>
 
-<file path=customXml/itemProps4.xml><?xml version="1.0" encoding="utf-8"?>
+<file path=customXml/itemProps5.xml><?xml version="1.0" encoding="utf-8"?>
 <ds:datastoreItem xmlns:ds="http://schemas.openxmlformats.org/officeDocument/2006/customXml" ds:itemID="{838CEF72-1B4D-4D33-9891-FFC95F507282}">
   <ds:schemaRefs>
     <ds:schemaRef ds:uri="http://schemas.microsoft.com/office/2006/metadata/contentType"/>
@@ -52663,12 +53093,4 @@
     <ds:schemaRef ds:uri="http://schemas.microsoft.com/internal/obd"/>
   </ds:schemaRefs>
 </ds:datastoreItem>
-</file>
-
-<file path=customXml/itemProps5.xml><?xml version="1.0" encoding="utf-8"?>
-<ds:datastoreItem xmlns:ds="http://schemas.openxmlformats.org/officeDocument/2006/customXml" ds:itemID="{B7C1A596-E5BE-4405-BB39-8891EE7E0A9A}">
-  <ds:schemaRefs>
-    <ds:schemaRef ds:uri="http://schemas.microsoft.com/sharepoint/v3/contenttype/forms"/>
-  </ds:schemaRefs>
-</ds:datastoreItem>
 </file>
--- a/bp_svobo229_v2.docx
+++ b/bp_svobo229_v2.docx
@@ -1260,7 +1260,7 @@
       <w:r>
         <w:fldChar w:fldCharType="separate"/>
       </w:r>
-      <w:hyperlink w:anchor="_Toc226373068" w:history="1">
+      <w:hyperlink w:anchor="_Toc226829936" w:history="1">
         <w:r>
           <w:rPr>
             <w:rStyle w:val="Hypertextovodkaz"/>
@@ -1287,7 +1287,7 @@
             <w:noProof/>
             <w:webHidden/>
           </w:rPr>
-          <w:instrText xml:space="preserve"> PAGEREF _Toc226373068 \h </w:instrText>
+          <w:instrText xml:space="preserve"> PAGEREF _Toc226829936 \h </w:instrText>
         </w:r>
         <w:r>
           <w:rPr>
@@ -1335,7 +1335,7 @@
           <w14:ligatures w14:val="standardContextual"/>
         </w:rPr>
       </w:pPr>
-      <w:hyperlink w:anchor="_Toc226373069" w:history="1">
+      <w:hyperlink w:anchor="_Toc226829937" w:history="1">
         <w:r>
           <w:rPr>
             <w:rStyle w:val="Hypertextovodkaz"/>
@@ -1362,7 +1362,7 @@
             <w:noProof/>
             <w:webHidden/>
           </w:rPr>
-          <w:instrText xml:space="preserve"> PAGEREF _Toc226373069 \h </w:instrText>
+          <w:instrText xml:space="preserve"> PAGEREF _Toc226829937 \h </w:instrText>
         </w:r>
         <w:r>
           <w:rPr>
@@ -1410,7 +1410,7 @@
           <w14:ligatures w14:val="standardContextual"/>
         </w:rPr>
       </w:pPr>
-      <w:hyperlink w:anchor="_Toc226373070" w:history="1">
+      <w:hyperlink w:anchor="_Toc226829938" w:history="1">
         <w:r>
           <w:rPr>
             <w:rStyle w:val="Hypertextovodkaz"/>
@@ -1437,7 +1437,7 @@
             <w:noProof/>
             <w:webHidden/>
           </w:rPr>
-          <w:instrText xml:space="preserve"> PAGEREF _Toc226373070 \h </w:instrText>
+          <w:instrText xml:space="preserve"> PAGEREF _Toc226829938 \h </w:instrText>
         </w:r>
         <w:r>
           <w:rPr>
@@ -1486,7 +1486,7 @@
           <w14:ligatures w14:val="standardContextual"/>
         </w:rPr>
       </w:pPr>
-      <w:hyperlink w:anchor="_Toc226373071" w:history="1">
+      <w:hyperlink w:anchor="_Toc226829939" w:history="1">
         <w:r>
           <w:rPr>
             <w:rStyle w:val="Hypertextovodkaz"/>
@@ -1533,7 +1533,7 @@
             <w:noProof/>
             <w:webHidden/>
           </w:rPr>
-          <w:instrText xml:space="preserve"> PAGEREF _Toc226373071 \h </w:instrText>
+          <w:instrText xml:space="preserve"> PAGEREF _Toc226829939 \h </w:instrText>
         </w:r>
         <w:r>
           <w:rPr>
@@ -1581,7 +1581,7 @@
           <w14:ligatures w14:val="standardContextual"/>
         </w:rPr>
       </w:pPr>
-      <w:hyperlink w:anchor="_Toc226373072" w:history="1">
+      <w:hyperlink w:anchor="_Toc226829940" w:history="1">
         <w:r>
           <w:rPr>
             <w:rStyle w:val="Hypertextovodkaz"/>
@@ -1627,7 +1627,7 @@
             <w:noProof/>
             <w:webHidden/>
           </w:rPr>
-          <w:instrText xml:space="preserve"> PAGEREF _Toc226373072 \h </w:instrText>
+          <w:instrText xml:space="preserve"> PAGEREF _Toc226829940 \h </w:instrText>
         </w:r>
         <w:r>
           <w:rPr>
@@ -1675,7 +1675,7 @@
           <w14:ligatures w14:val="standardContextual"/>
         </w:rPr>
       </w:pPr>
-      <w:hyperlink w:anchor="_Toc226373073" w:history="1">
+      <w:hyperlink w:anchor="_Toc226829941" w:history="1">
         <w:r>
           <w:rPr>
             <w:rStyle w:val="Hypertextovodkaz"/>
@@ -1721,7 +1721,7 @@
             <w:noProof/>
             <w:webHidden/>
           </w:rPr>
-          <w:instrText xml:space="preserve"> PAGEREF _Toc226373073 \h </w:instrText>
+          <w:instrText xml:space="preserve"> PAGEREF _Toc226829941 \h </w:instrText>
         </w:r>
         <w:r>
           <w:rPr>
@@ -1770,7 +1770,7 @@
           <w14:ligatures w14:val="standardContextual"/>
         </w:rPr>
       </w:pPr>
-      <w:hyperlink w:anchor="_Toc226373074" w:history="1">
+      <w:hyperlink w:anchor="_Toc226829942" w:history="1">
         <w:r>
           <w:rPr>
             <w:rStyle w:val="Hypertextovodkaz"/>
@@ -1817,7 +1817,7 @@
             <w:noProof/>
             <w:webHidden/>
           </w:rPr>
-          <w:instrText xml:space="preserve"> PAGEREF _Toc226373074 \h </w:instrText>
+          <w:instrText xml:space="preserve"> PAGEREF _Toc226829942 \h </w:instrText>
         </w:r>
         <w:r>
           <w:rPr>
@@ -1865,7 +1865,7 @@
           <w14:ligatures w14:val="standardContextual"/>
         </w:rPr>
       </w:pPr>
-      <w:hyperlink w:anchor="_Toc226373075" w:history="1">
+      <w:hyperlink w:anchor="_Toc226829943" w:history="1">
         <w:r>
           <w:rPr>
             <w:rStyle w:val="Hypertextovodkaz"/>
@@ -1911,7 +1911,7 @@
             <w:noProof/>
             <w:webHidden/>
           </w:rPr>
-          <w:instrText xml:space="preserve"> PAGEREF _Toc226373075 \h </w:instrText>
+          <w:instrText xml:space="preserve"> PAGEREF _Toc226829943 \h </w:instrText>
         </w:r>
         <w:r>
           <w:rPr>
@@ -1959,7 +1959,7 @@
           <w14:ligatures w14:val="standardContextual"/>
         </w:rPr>
       </w:pPr>
-      <w:hyperlink w:anchor="_Toc226373076" w:history="1">
+      <w:hyperlink w:anchor="_Toc226829944" w:history="1">
         <w:r>
           <w:rPr>
             <w:rStyle w:val="Hypertextovodkaz"/>
@@ -2005,7 +2005,7 @@
             <w:noProof/>
             <w:webHidden/>
           </w:rPr>
-          <w:instrText xml:space="preserve"> PAGEREF _Toc226373076 \h </w:instrText>
+          <w:instrText xml:space="preserve"> PAGEREF _Toc226829944 \h </w:instrText>
         </w:r>
         <w:r>
           <w:rPr>
@@ -2053,7 +2053,7 @@
           <w14:ligatures w14:val="standardContextual"/>
         </w:rPr>
       </w:pPr>
-      <w:hyperlink w:anchor="_Toc226373077" w:history="1">
+      <w:hyperlink w:anchor="_Toc226829945" w:history="1">
         <w:r>
           <w:rPr>
             <w:rStyle w:val="Hypertextovodkaz"/>
@@ -2099,7 +2099,7 @@
             <w:noProof/>
             <w:webHidden/>
           </w:rPr>
-          <w:instrText xml:space="preserve"> PAGEREF _Toc226373077 \h </w:instrText>
+          <w:instrText xml:space="preserve"> PAGEREF _Toc226829945 \h </w:instrText>
         </w:r>
         <w:r>
           <w:rPr>
@@ -2147,7 +2147,7 @@
           <w14:ligatures w14:val="standardContextual"/>
         </w:rPr>
       </w:pPr>
-      <w:hyperlink w:anchor="_Toc226373078" w:history="1">
+      <w:hyperlink w:anchor="_Toc226829946" w:history="1">
         <w:r>
           <w:rPr>
             <w:rStyle w:val="Hypertextovodkaz"/>
@@ -2193,7 +2193,7 @@
             <w:noProof/>
             <w:webHidden/>
           </w:rPr>
-          <w:instrText xml:space="preserve"> PAGEREF _Toc226373078 \h </w:instrText>
+          <w:instrText xml:space="preserve"> PAGEREF _Toc226829946 \h </w:instrText>
         </w:r>
         <w:r>
           <w:rPr>
@@ -2241,7 +2241,7 @@
           <w14:ligatures w14:val="standardContextual"/>
         </w:rPr>
       </w:pPr>
-      <w:hyperlink w:anchor="_Toc226373079" w:history="1">
+      <w:hyperlink w:anchor="_Toc226829947" w:history="1">
         <w:r>
           <w:rPr>
             <w:rStyle w:val="Hypertextovodkaz"/>
@@ -2287,7 +2287,7 @@
             <w:noProof/>
             <w:webHidden/>
           </w:rPr>
-          <w:instrText xml:space="preserve"> PAGEREF _Toc226373079 \h </w:instrText>
+          <w:instrText xml:space="preserve"> PAGEREF _Toc226829947 \h </w:instrText>
         </w:r>
         <w:r>
           <w:rPr>
@@ -2335,7 +2335,7 @@
           <w14:ligatures w14:val="standardContextual"/>
         </w:rPr>
       </w:pPr>
-      <w:hyperlink w:anchor="_Toc226373080" w:history="1">
+      <w:hyperlink w:anchor="_Toc226829948" w:history="1">
         <w:r>
           <w:rPr>
             <w:rStyle w:val="Hypertextovodkaz"/>
@@ -2381,7 +2381,7 @@
             <w:noProof/>
             <w:webHidden/>
           </w:rPr>
-          <w:instrText xml:space="preserve"> PAGEREF _Toc226373080 \h </w:instrText>
+          <w:instrText xml:space="preserve"> PAGEREF _Toc226829948 \h </w:instrText>
         </w:r>
         <w:r>
           <w:rPr>
@@ -2429,7 +2429,7 @@
           <w14:ligatures w14:val="standardContextual"/>
         </w:rPr>
       </w:pPr>
-      <w:hyperlink w:anchor="_Toc226373081" w:history="1">
+      <w:hyperlink w:anchor="_Toc226829949" w:history="1">
         <w:r>
           <w:rPr>
             <w:rStyle w:val="Hypertextovodkaz"/>
@@ -2475,7 +2475,7 @@
             <w:noProof/>
             <w:webHidden/>
           </w:rPr>
-          <w:instrText xml:space="preserve"> PAGEREF _Toc226373081 \h </w:instrText>
+          <w:instrText xml:space="preserve"> PAGEREF _Toc226829949 \h </w:instrText>
         </w:r>
         <w:r>
           <w:rPr>
@@ -2523,7 +2523,7 @@
           <w14:ligatures w14:val="standardContextual"/>
         </w:rPr>
       </w:pPr>
-      <w:hyperlink w:anchor="_Toc226373082" w:history="1">
+      <w:hyperlink w:anchor="_Toc226829950" w:history="1">
         <w:r>
           <w:rPr>
             <w:rStyle w:val="Hypertextovodkaz"/>
@@ -2569,7 +2569,7 @@
             <w:noProof/>
             <w:webHidden/>
           </w:rPr>
-          <w:instrText xml:space="preserve"> PAGEREF _Toc226373082 \h </w:instrText>
+          <w:instrText xml:space="preserve"> PAGEREF _Toc226829950 \h </w:instrText>
         </w:r>
         <w:r>
           <w:rPr>
@@ -2618,7 +2618,7 @@
           <w14:ligatures w14:val="standardContextual"/>
         </w:rPr>
       </w:pPr>
-      <w:hyperlink w:anchor="_Toc226373083" w:history="1">
+      <w:hyperlink w:anchor="_Toc226829951" w:history="1">
         <w:r>
           <w:rPr>
             <w:rStyle w:val="Hypertextovodkaz"/>
@@ -2665,7 +2665,7 @@
             <w:noProof/>
             <w:webHidden/>
           </w:rPr>
-          <w:instrText xml:space="preserve"> PAGEREF _Toc226373083 \h </w:instrText>
+          <w:instrText xml:space="preserve"> PAGEREF _Toc226829951 \h </w:instrText>
         </w:r>
         <w:r>
           <w:rPr>
@@ -2713,7 +2713,7 @@
           <w14:ligatures w14:val="standardContextual"/>
         </w:rPr>
       </w:pPr>
-      <w:hyperlink w:anchor="_Toc226373084" w:history="1">
+      <w:hyperlink w:anchor="_Toc226829952" w:history="1">
         <w:r>
           <w:rPr>
             <w:rStyle w:val="Hypertextovodkaz"/>
@@ -2759,7 +2759,7 @@
             <w:noProof/>
             <w:webHidden/>
           </w:rPr>
-          <w:instrText xml:space="preserve"> PAGEREF _Toc226373084 \h </w:instrText>
+          <w:instrText xml:space="preserve"> PAGEREF _Toc226829952 \h </w:instrText>
         </w:r>
         <w:r>
           <w:rPr>
@@ -2807,7 +2807,7 @@
           <w14:ligatures w14:val="standardContextual"/>
         </w:rPr>
       </w:pPr>
-      <w:hyperlink w:anchor="_Toc226373085" w:history="1">
+      <w:hyperlink w:anchor="_Toc226829953" w:history="1">
         <w:r>
           <w:rPr>
             <w:rStyle w:val="Hypertextovodkaz"/>
@@ -2853,7 +2853,7 @@
             <w:noProof/>
             <w:webHidden/>
           </w:rPr>
-          <w:instrText xml:space="preserve"> PAGEREF _Toc226373085 \h </w:instrText>
+          <w:instrText xml:space="preserve"> PAGEREF _Toc226829953 \h </w:instrText>
         </w:r>
         <w:r>
           <w:rPr>
@@ -2901,7 +2901,7 @@
           <w14:ligatures w14:val="standardContextual"/>
         </w:rPr>
       </w:pPr>
-      <w:hyperlink w:anchor="_Toc226373086" w:history="1">
+      <w:hyperlink w:anchor="_Toc226829954" w:history="1">
         <w:r>
           <w:rPr>
             <w:rStyle w:val="Hypertextovodkaz"/>
@@ -2947,7 +2947,7 @@
             <w:noProof/>
             <w:webHidden/>
           </w:rPr>
-          <w:instrText xml:space="preserve"> PAGEREF _Toc226373086 \h </w:instrText>
+          <w:instrText xml:space="preserve"> PAGEREF _Toc226829954 \h </w:instrText>
         </w:r>
         <w:r>
           <w:rPr>
@@ -2996,7 +2996,7 @@
           <w14:ligatures w14:val="standardContextual"/>
         </w:rPr>
       </w:pPr>
-      <w:hyperlink w:anchor="_Toc226373087" w:history="1">
+      <w:hyperlink w:anchor="_Toc226829955" w:history="1">
         <w:r>
           <w:rPr>
             <w:rStyle w:val="Hypertextovodkaz"/>
@@ -3043,7 +3043,7 @@
             <w:noProof/>
             <w:webHidden/>
           </w:rPr>
-          <w:instrText xml:space="preserve"> PAGEREF _Toc226373087 \h </w:instrText>
+          <w:instrText xml:space="preserve"> PAGEREF _Toc226829955 \h </w:instrText>
         </w:r>
         <w:r>
           <w:rPr>
@@ -3063,7 +3063,7 @@
             <w:noProof/>
             <w:webHidden/>
           </w:rPr>
-          <w:t>28</w:t>
+          <w:t>29</w:t>
         </w:r>
         <w:r>
           <w:rPr>
@@ -3091,7 +3091,7 @@
           <w14:ligatures w14:val="standardContextual"/>
         </w:rPr>
       </w:pPr>
-      <w:hyperlink w:anchor="_Toc226373088" w:history="1">
+      <w:hyperlink w:anchor="_Toc226829956" w:history="1">
         <w:r>
           <w:rPr>
             <w:rStyle w:val="Hypertextovodkaz"/>
@@ -3137,7 +3137,7 @@
             <w:noProof/>
             <w:webHidden/>
           </w:rPr>
-          <w:instrText xml:space="preserve"> PAGEREF _Toc226373088 \h </w:instrText>
+          <w:instrText xml:space="preserve"> PAGEREF _Toc226829956 \h </w:instrText>
         </w:r>
         <w:r>
           <w:rPr>
@@ -3157,7 +3157,7 @@
             <w:noProof/>
             <w:webHidden/>
           </w:rPr>
-          <w:t>28</w:t>
+          <w:t>29</w:t>
         </w:r>
         <w:r>
           <w:rPr>
@@ -3185,7 +3185,7 @@
           <w14:ligatures w14:val="standardContextual"/>
         </w:rPr>
       </w:pPr>
-      <w:hyperlink w:anchor="_Toc226373089" w:history="1">
+      <w:hyperlink w:anchor="_Toc226829957" w:history="1">
         <w:r>
           <w:rPr>
             <w:rStyle w:val="Hypertextovodkaz"/>
@@ -3231,7 +3231,7 @@
             <w:noProof/>
             <w:webHidden/>
           </w:rPr>
-          <w:instrText xml:space="preserve"> PAGEREF _Toc226373089 \h </w:instrText>
+          <w:instrText xml:space="preserve"> PAGEREF _Toc226829957 \h </w:instrText>
         </w:r>
         <w:r>
           <w:rPr>
@@ -3251,7 +3251,7 @@
             <w:noProof/>
             <w:webHidden/>
           </w:rPr>
-          <w:t>32</w:t>
+          <w:t>36</w:t>
         </w:r>
         <w:r>
           <w:rPr>
@@ -3280,7 +3280,7 @@
           <w14:ligatures w14:val="standardContextual"/>
         </w:rPr>
       </w:pPr>
-      <w:hyperlink w:anchor="_Toc226373090" w:history="1">
+      <w:hyperlink w:anchor="_Toc226829958" w:history="1">
         <w:r>
           <w:rPr>
             <w:rStyle w:val="Hypertextovodkaz"/>
@@ -3327,7 +3327,7 @@
             <w:noProof/>
             <w:webHidden/>
           </w:rPr>
-          <w:instrText xml:space="preserve"> PAGEREF _Toc226373090 \h </w:instrText>
+          <w:instrText xml:space="preserve"> PAGEREF _Toc226829958 \h </w:instrText>
         </w:r>
         <w:r>
           <w:rPr>
@@ -3347,7 +3347,7 @@
             <w:noProof/>
             <w:webHidden/>
           </w:rPr>
-          <w:t>42</w:t>
+          <w:t>47</w:t>
         </w:r>
         <w:r>
           <w:rPr>
@@ -3375,7 +3375,7 @@
           <w14:ligatures w14:val="standardContextual"/>
         </w:rPr>
       </w:pPr>
-      <w:hyperlink w:anchor="_Toc226373091" w:history="1">
+      <w:hyperlink w:anchor="_Toc226829959" w:history="1">
         <w:r>
           <w:rPr>
             <w:rStyle w:val="Hypertextovodkaz"/>
@@ -3402,7 +3402,7 @@
             <w:noProof/>
             <w:webHidden/>
           </w:rPr>
-          <w:instrText xml:space="preserve"> PAGEREF _Toc226373091 \h </w:instrText>
+          <w:instrText xml:space="preserve"> PAGEREF _Toc226829959 \h </w:instrText>
         </w:r>
         <w:r>
           <w:rPr>
@@ -3422,7 +3422,7 @@
             <w:noProof/>
             <w:webHidden/>
           </w:rPr>
-          <w:t>43</w:t>
+          <w:t>48</w:t>
         </w:r>
         <w:r>
           <w:rPr>
@@ -3450,7 +3450,7 @@
           <w14:ligatures w14:val="standardContextual"/>
         </w:rPr>
       </w:pPr>
-      <w:hyperlink w:anchor="_Toc226373092" w:history="1">
+      <w:hyperlink w:anchor="_Toc226829960" w:history="1">
         <w:r>
           <w:rPr>
             <w:rStyle w:val="Hypertextovodkaz"/>
@@ -3477,7 +3477,7 @@
             <w:noProof/>
             <w:webHidden/>
           </w:rPr>
-          <w:instrText xml:space="preserve"> PAGEREF _Toc226373092 \h </w:instrText>
+          <w:instrText xml:space="preserve"> PAGEREF _Toc226829960 \h </w:instrText>
         </w:r>
         <w:r>
           <w:rPr>
@@ -3497,7 +3497,7 @@
             <w:noProof/>
             <w:webHidden/>
           </w:rPr>
-          <w:t>44</w:t>
+          <w:t>49</w:t>
         </w:r>
         <w:r>
           <w:rPr>
@@ -3537,7 +3537,7 @@
           <w:numId w:val="0"/>
         </w:numPr>
       </w:pPr>
-      <w:bookmarkStart w:id="0" w:name="_Toc226373068"/>
+      <w:bookmarkStart w:id="0" w:name="_Toc226829936"/>
       <w:r>
         <w:lastRenderedPageBreak/>
         <w:t>Seznam obrázků</w:t>
@@ -3578,7 +3578,7 @@
         </w:rPr>
         <w:fldChar w:fldCharType="separate"/>
       </w:r>
-      <w:hyperlink w:anchor="_Toc226373051" w:history="1">
+      <w:hyperlink w:anchor="_Toc226829961" w:history="1">
         <w:r>
           <w:rPr>
             <w:rStyle w:val="Hypertextovodkaz"/>
@@ -3605,7 +3605,7 @@
             <w:noProof/>
             <w:webHidden/>
           </w:rPr>
-          <w:instrText xml:space="preserve"> PAGEREF _Toc226373051 \h </w:instrText>
+          <w:instrText xml:space="preserve"> PAGEREF _Toc226829961 \h </w:instrText>
         </w:r>
         <w:r>
           <w:rPr>
@@ -3652,7 +3652,7 @@
           <w14:ligatures w14:val="standardContextual"/>
         </w:rPr>
       </w:pPr>
-      <w:hyperlink w:anchor="_Toc226373052" w:history="1">
+      <w:hyperlink w:anchor="_Toc226829962" w:history="1">
         <w:r>
           <w:rPr>
             <w:rStyle w:val="Hypertextovodkaz"/>
@@ -3679,7 +3679,7 @@
             <w:noProof/>
             <w:webHidden/>
           </w:rPr>
-          <w:instrText xml:space="preserve"> PAGEREF _Toc226373052 \h </w:instrText>
+          <w:instrText xml:space="preserve"> PAGEREF _Toc226829962 \h </w:instrText>
         </w:r>
         <w:r>
           <w:rPr>
@@ -3726,7 +3726,7 @@
           <w14:ligatures w14:val="standardContextual"/>
         </w:rPr>
       </w:pPr>
-      <w:hyperlink w:anchor="_Toc226373053" w:history="1">
+      <w:hyperlink w:anchor="_Toc226829963" w:history="1">
         <w:r>
           <w:rPr>
             <w:rStyle w:val="Hypertextovodkaz"/>
@@ -3753,7 +3753,7 @@
             <w:noProof/>
             <w:webHidden/>
           </w:rPr>
-          <w:instrText xml:space="preserve"> PAGEREF _Toc226373053 \h </w:instrText>
+          <w:instrText xml:space="preserve"> PAGEREF _Toc226829963 \h </w:instrText>
         </w:r>
         <w:r>
           <w:rPr>
@@ -3800,7 +3800,7 @@
           <w14:ligatures w14:val="standardContextual"/>
         </w:rPr>
       </w:pPr>
-      <w:hyperlink w:anchor="_Toc226373054" w:history="1">
+      <w:hyperlink w:anchor="_Toc226829964" w:history="1">
         <w:r>
           <w:rPr>
             <w:rStyle w:val="Hypertextovodkaz"/>
@@ -3827,7 +3827,7 @@
             <w:noProof/>
             <w:webHidden/>
           </w:rPr>
-          <w:instrText xml:space="preserve"> PAGEREF _Toc226373054 \h </w:instrText>
+          <w:instrText xml:space="preserve"> PAGEREF _Toc226829964 \h </w:instrText>
         </w:r>
         <w:r>
           <w:rPr>
@@ -3874,7 +3874,7 @@
           <w14:ligatures w14:val="standardContextual"/>
         </w:rPr>
       </w:pPr>
-      <w:hyperlink w:anchor="_Toc226373055" w:history="1">
+      <w:hyperlink w:anchor="_Toc226829965" w:history="1">
         <w:r>
           <w:rPr>
             <w:rStyle w:val="Hypertextovodkaz"/>
@@ -3901,7 +3901,7 @@
             <w:noProof/>
             <w:webHidden/>
           </w:rPr>
-          <w:instrText xml:space="preserve"> PAGEREF _Toc226373055 \h </w:instrText>
+          <w:instrText xml:space="preserve"> PAGEREF _Toc226829965 \h </w:instrText>
         </w:r>
         <w:r>
           <w:rPr>
@@ -3948,7 +3948,7 @@
           <w14:ligatures w14:val="standardContextual"/>
         </w:rPr>
       </w:pPr>
-      <w:hyperlink w:anchor="_Toc226373056" w:history="1">
+      <w:hyperlink w:anchor="_Toc226829966" w:history="1">
         <w:r>
           <w:rPr>
             <w:rStyle w:val="Hypertextovodkaz"/>
@@ -3975,7 +3975,7 @@
             <w:noProof/>
             <w:webHidden/>
           </w:rPr>
-          <w:instrText xml:space="preserve"> PAGEREF _Toc226373056 \h </w:instrText>
+          <w:instrText xml:space="preserve"> PAGEREF _Toc226829966 \h </w:instrText>
         </w:r>
         <w:r>
           <w:rPr>
@@ -4022,7 +4022,7 @@
           <w14:ligatures w14:val="standardContextual"/>
         </w:rPr>
       </w:pPr>
-      <w:hyperlink w:anchor="_Toc226373057" w:history="1">
+      <w:hyperlink w:anchor="_Toc226829967" w:history="1">
         <w:r>
           <w:rPr>
             <w:rStyle w:val="Hypertextovodkaz"/>
@@ -4049,7 +4049,7 @@
             <w:noProof/>
             <w:webHidden/>
           </w:rPr>
-          <w:instrText xml:space="preserve"> PAGEREF _Toc226373057 \h </w:instrText>
+          <w:instrText xml:space="preserve"> PAGEREF _Toc226829967 \h </w:instrText>
         </w:r>
         <w:r>
           <w:rPr>
@@ -4096,7 +4096,7 @@
           <w14:ligatures w14:val="standardContextual"/>
         </w:rPr>
       </w:pPr>
-      <w:hyperlink w:anchor="_Toc226373058" w:history="1">
+      <w:hyperlink w:anchor="_Toc226829968" w:history="1">
         <w:r>
           <w:rPr>
             <w:rStyle w:val="Hypertextovodkaz"/>
@@ -4123,7 +4123,7 @@
             <w:noProof/>
             <w:webHidden/>
           </w:rPr>
-          <w:instrText xml:space="preserve"> PAGEREF _Toc226373058 \h </w:instrText>
+          <w:instrText xml:space="preserve"> PAGEREF _Toc226829968 \h </w:instrText>
         </w:r>
         <w:r>
           <w:rPr>
@@ -4170,7 +4170,7 @@
           <w14:ligatures w14:val="standardContextual"/>
         </w:rPr>
       </w:pPr>
-      <w:hyperlink w:anchor="_Toc226373059" w:history="1">
+      <w:hyperlink w:anchor="_Toc226829969" w:history="1">
         <w:r>
           <w:rPr>
             <w:rStyle w:val="Hypertextovodkaz"/>
@@ -4197,7 +4197,7 @@
             <w:noProof/>
             <w:webHidden/>
           </w:rPr>
-          <w:instrText xml:space="preserve"> PAGEREF _Toc226373059 \h </w:instrText>
+          <w:instrText xml:space="preserve"> PAGEREF _Toc226829969 \h </w:instrText>
         </w:r>
         <w:r>
           <w:rPr>
@@ -4244,7 +4244,7 @@
           <w14:ligatures w14:val="standardContextual"/>
         </w:rPr>
       </w:pPr>
-      <w:hyperlink w:anchor="_Toc226373060" w:history="1">
+      <w:hyperlink w:anchor="_Toc226829970" w:history="1">
         <w:r>
           <w:rPr>
             <w:rStyle w:val="Hypertextovodkaz"/>
@@ -4271,7 +4271,7 @@
             <w:noProof/>
             <w:webHidden/>
           </w:rPr>
-          <w:instrText xml:space="preserve"> PAGEREF _Toc226373060 \h </w:instrText>
+          <w:instrText xml:space="preserve"> PAGEREF _Toc226829970 \h </w:instrText>
         </w:r>
         <w:r>
           <w:rPr>
@@ -4318,7 +4318,7 @@
           <w14:ligatures w14:val="standardContextual"/>
         </w:rPr>
       </w:pPr>
-      <w:hyperlink w:anchor="_Toc226373061" w:history="1">
+      <w:hyperlink w:anchor="_Toc226829971" w:history="1">
         <w:r>
           <w:rPr>
             <w:rStyle w:val="Hypertextovodkaz"/>
@@ -4345,7 +4345,7 @@
             <w:noProof/>
             <w:webHidden/>
           </w:rPr>
-          <w:instrText xml:space="preserve"> PAGEREF _Toc226373061 \h </w:instrText>
+          <w:instrText xml:space="preserve"> PAGEREF _Toc226829971 \h </w:instrText>
         </w:r>
         <w:r>
           <w:rPr>
@@ -4392,7 +4392,7 @@
           <w14:ligatures w14:val="standardContextual"/>
         </w:rPr>
       </w:pPr>
-      <w:hyperlink w:anchor="_Toc226373062" w:history="1">
+      <w:hyperlink w:anchor="_Toc226829972" w:history="1">
         <w:r>
           <w:rPr>
             <w:rStyle w:val="Hypertextovodkaz"/>
@@ -4419,7 +4419,7 @@
             <w:noProof/>
             <w:webHidden/>
           </w:rPr>
-          <w:instrText xml:space="preserve"> PAGEREF _Toc226373062 \h </w:instrText>
+          <w:instrText xml:space="preserve"> PAGEREF _Toc226829972 \h </w:instrText>
         </w:r>
         <w:r>
           <w:rPr>
@@ -4466,7 +4466,7 @@
           <w14:ligatures w14:val="standardContextual"/>
         </w:rPr>
       </w:pPr>
-      <w:hyperlink w:anchor="_Toc226373063" w:history="1">
+      <w:hyperlink w:anchor="_Toc226829973" w:history="1">
         <w:r>
           <w:rPr>
             <w:rStyle w:val="Hypertextovodkaz"/>
@@ -4493,7 +4493,7 @@
             <w:noProof/>
             <w:webHidden/>
           </w:rPr>
-          <w:instrText xml:space="preserve"> PAGEREF _Toc226373063 \h </w:instrText>
+          <w:instrText xml:space="preserve"> PAGEREF _Toc226829973 \h </w:instrText>
         </w:r>
         <w:r>
           <w:rPr>
@@ -4540,7 +4540,7 @@
           <w14:ligatures w14:val="standardContextual"/>
         </w:rPr>
       </w:pPr>
-      <w:hyperlink w:anchor="_Toc226373064" w:history="1">
+      <w:hyperlink w:anchor="_Toc226829974" w:history="1">
         <w:r>
           <w:rPr>
             <w:rStyle w:val="Hypertextovodkaz"/>
@@ -4567,7 +4567,7 @@
             <w:noProof/>
             <w:webHidden/>
           </w:rPr>
-          <w:instrText xml:space="preserve"> PAGEREF _Toc226373064 \h </w:instrText>
+          <w:instrText xml:space="preserve"> PAGEREF _Toc226829974 \h </w:instrText>
         </w:r>
         <w:r>
           <w:rPr>
@@ -4614,13 +4614,13 @@
           <w14:ligatures w14:val="standardContextual"/>
         </w:rPr>
       </w:pPr>
-      <w:hyperlink w:anchor="_Toc226373065" w:history="1">
+      <w:hyperlink w:anchor="_Toc226829975" w:history="1">
         <w:r>
           <w:rPr>
             <w:rStyle w:val="Hypertextovodkaz"/>
             <w:noProof/>
           </w:rPr>
-          <w:t>Obr. 16 Diagram</w:t>
+          <w:t>Obr. 15 Diagram</w:t>
         </w:r>
         <w:r>
           <w:rPr>
@@ -4641,81 +4641,7 @@
             <w:noProof/>
             <w:webHidden/>
           </w:rPr>
-          <w:instrText xml:space="preserve"> PAGEREF _Toc226373065 \h </w:instrText>
-        </w:r>
-        <w:r>
-          <w:rPr>
-            <w:noProof/>
-            <w:webHidden/>
-          </w:rPr>
-        </w:r>
-        <w:r>
-          <w:rPr>
-            <w:noProof/>
-            <w:webHidden/>
-          </w:rPr>
-          <w:fldChar w:fldCharType="separate"/>
-        </w:r>
-        <w:r>
-          <w:rPr>
-            <w:noProof/>
-            <w:webHidden/>
-          </w:rPr>
-          <w:t>27</w:t>
-        </w:r>
-        <w:r>
-          <w:rPr>
-            <w:noProof/>
-            <w:webHidden/>
-          </w:rPr>
-          <w:fldChar w:fldCharType="end"/>
-        </w:r>
-      </w:hyperlink>
-    </w:p>
-    <w:p>
-      <w:pPr>
-        <w:pStyle w:val="Seznamobrzk"/>
-        <w:tabs>
-          <w:tab w:val="right" w:leader="dot" w:pos="8493"/>
-        </w:tabs>
-        <w:rPr>
-          <w:rFonts w:eastAsiaTheme="minorEastAsia"/>
-          <w:noProof/>
-          <w:kern w:val="2"/>
-          <w:sz w:val="24"/>
-          <w:szCs w:val="24"/>
-          <w:lang w:eastAsia="cs-CZ"/>
-          <w14:ligatures w14:val="standardContextual"/>
-        </w:rPr>
-      </w:pPr>
-      <w:hyperlink w:anchor="_Toc226373066" w:history="1">
-        <w:r>
-          <w:rPr>
-            <w:rStyle w:val="Hypertextovodkaz"/>
-            <w:noProof/>
-          </w:rPr>
-          <w:t>Obr. 17: Struktura frontendu</w:t>
-        </w:r>
-        <w:r>
-          <w:rPr>
-            <w:noProof/>
-            <w:webHidden/>
-          </w:rPr>
-          <w:tab/>
-        </w:r>
-        <w:r>
-          <w:rPr>
-            <w:noProof/>
-            <w:webHidden/>
-          </w:rPr>
-          <w:fldChar w:fldCharType="begin"/>
-        </w:r>
-        <w:r>
-          <w:rPr>
-            <w:noProof/>
-            <w:webHidden/>
-          </w:rPr>
-          <w:instrText xml:space="preserve"> PAGEREF _Toc226373066 \h </w:instrText>
+          <w:instrText xml:space="preserve"> PAGEREF _Toc226829975 \h </w:instrText>
         </w:r>
         <w:r>
           <w:rPr>
@@ -4762,13 +4688,13 @@
           <w14:ligatures w14:val="standardContextual"/>
         </w:rPr>
       </w:pPr>
-      <w:hyperlink w:anchor="_Toc226373067" w:history="1">
+      <w:hyperlink w:anchor="_Toc226829976" w:history="1">
         <w:r>
           <w:rPr>
             <w:rStyle w:val="Hypertextovodkaz"/>
             <w:noProof/>
           </w:rPr>
-          <w:t>Obr. 18: Struktura backendu</w:t>
+          <w:t>Obr. 16: Struktura frontendu</w:t>
         </w:r>
         <w:r>
           <w:rPr>
@@ -4789,7 +4715,7 @@
             <w:noProof/>
             <w:webHidden/>
           </w:rPr>
-          <w:instrText xml:space="preserve"> PAGEREF _Toc226373067 \h </w:instrText>
+          <w:instrText xml:space="preserve"> PAGEREF _Toc226829976 \h </w:instrText>
         </w:r>
         <w:r>
           <w:rPr>
@@ -4809,7 +4735,7 @@
             <w:noProof/>
             <w:webHidden/>
           </w:rPr>
-          <w:t>32</w:t>
+          <w:t>29</w:t>
         </w:r>
         <w:r>
           <w:rPr>
@@ -4822,6 +4748,228 @@
     </w:p>
     <w:p>
       <w:pPr>
+        <w:pStyle w:val="Seznamobrzk"/>
+        <w:tabs>
+          <w:tab w:val="right" w:leader="dot" w:pos="8493"/>
+        </w:tabs>
+        <w:rPr>
+          <w:rFonts w:eastAsiaTheme="minorEastAsia"/>
+          <w:noProof/>
+          <w:kern w:val="2"/>
+          <w:sz w:val="24"/>
+          <w:szCs w:val="24"/>
+          <w:lang w:eastAsia="cs-CZ"/>
+          <w14:ligatures w14:val="standardContextual"/>
+        </w:rPr>
+      </w:pPr>
+      <w:hyperlink w:anchor="_Toc226829977" w:history="1">
+        <w:r>
+          <w:rPr>
+            <w:rStyle w:val="Hypertextovodkaz"/>
+            <w:noProof/>
+          </w:rPr>
+          <w:t>Obr. 17: Zkoušky</w:t>
+        </w:r>
+        <w:r>
+          <w:rPr>
+            <w:noProof/>
+            <w:webHidden/>
+          </w:rPr>
+          <w:tab/>
+        </w:r>
+        <w:r>
+          <w:rPr>
+            <w:noProof/>
+            <w:webHidden/>
+          </w:rPr>
+          <w:fldChar w:fldCharType="begin"/>
+        </w:r>
+        <w:r>
+          <w:rPr>
+            <w:noProof/>
+            <w:webHidden/>
+          </w:rPr>
+          <w:instrText xml:space="preserve"> PAGEREF _Toc226829977 \h </w:instrText>
+        </w:r>
+        <w:r>
+          <w:rPr>
+            <w:noProof/>
+            <w:webHidden/>
+          </w:rPr>
+        </w:r>
+        <w:r>
+          <w:rPr>
+            <w:noProof/>
+            <w:webHidden/>
+          </w:rPr>
+          <w:fldChar w:fldCharType="separate"/>
+        </w:r>
+        <w:r>
+          <w:rPr>
+            <w:noProof/>
+            <w:webHidden/>
+          </w:rPr>
+          <w:t>35</w:t>
+        </w:r>
+        <w:r>
+          <w:rPr>
+            <w:noProof/>
+            <w:webHidden/>
+          </w:rPr>
+          <w:fldChar w:fldCharType="end"/>
+        </w:r>
+      </w:hyperlink>
+    </w:p>
+    <w:p>
+      <w:pPr>
+        <w:pStyle w:val="Seznamobrzk"/>
+        <w:tabs>
+          <w:tab w:val="right" w:leader="dot" w:pos="8493"/>
+        </w:tabs>
+        <w:rPr>
+          <w:rFonts w:eastAsiaTheme="minorEastAsia"/>
+          <w:noProof/>
+          <w:kern w:val="2"/>
+          <w:sz w:val="24"/>
+          <w:szCs w:val="24"/>
+          <w:lang w:eastAsia="cs-CZ"/>
+          <w14:ligatures w14:val="standardContextual"/>
+        </w:rPr>
+      </w:pPr>
+      <w:hyperlink w:anchor="_Toc226829978" w:history="1">
+        <w:r>
+          <w:rPr>
+            <w:rStyle w:val="Hypertextovodkaz"/>
+            <w:noProof/>
+          </w:rPr>
+          <w:t>Obr. 18: Ukázka mobilní responzivity</w:t>
+        </w:r>
+        <w:r>
+          <w:rPr>
+            <w:noProof/>
+            <w:webHidden/>
+          </w:rPr>
+          <w:tab/>
+        </w:r>
+        <w:r>
+          <w:rPr>
+            <w:noProof/>
+            <w:webHidden/>
+          </w:rPr>
+          <w:fldChar w:fldCharType="begin"/>
+        </w:r>
+        <w:r>
+          <w:rPr>
+            <w:noProof/>
+            <w:webHidden/>
+          </w:rPr>
+          <w:instrText xml:space="preserve"> PAGEREF _Toc226829978 \h </w:instrText>
+        </w:r>
+        <w:r>
+          <w:rPr>
+            <w:noProof/>
+            <w:webHidden/>
+          </w:rPr>
+        </w:r>
+        <w:r>
+          <w:rPr>
+            <w:noProof/>
+            <w:webHidden/>
+          </w:rPr>
+          <w:fldChar w:fldCharType="separate"/>
+        </w:r>
+        <w:r>
+          <w:rPr>
+            <w:noProof/>
+            <w:webHidden/>
+          </w:rPr>
+          <w:t>36</w:t>
+        </w:r>
+        <w:r>
+          <w:rPr>
+            <w:noProof/>
+            <w:webHidden/>
+          </w:rPr>
+          <w:fldChar w:fldCharType="end"/>
+        </w:r>
+      </w:hyperlink>
+    </w:p>
+    <w:p>
+      <w:pPr>
+        <w:pStyle w:val="Seznamobrzk"/>
+        <w:tabs>
+          <w:tab w:val="right" w:leader="dot" w:pos="8493"/>
+        </w:tabs>
+        <w:rPr>
+          <w:rFonts w:eastAsiaTheme="minorEastAsia"/>
+          <w:noProof/>
+          <w:kern w:val="2"/>
+          <w:sz w:val="24"/>
+          <w:szCs w:val="24"/>
+          <w:lang w:eastAsia="cs-CZ"/>
+          <w14:ligatures w14:val="standardContextual"/>
+        </w:rPr>
+      </w:pPr>
+      <w:hyperlink w:anchor="_Toc226829979" w:history="1">
+        <w:r>
+          <w:rPr>
+            <w:rStyle w:val="Hypertextovodkaz"/>
+            <w:noProof/>
+          </w:rPr>
+          <w:t>Obr. 19: Struktura backendu</w:t>
+        </w:r>
+        <w:r>
+          <w:rPr>
+            <w:noProof/>
+            <w:webHidden/>
+          </w:rPr>
+          <w:tab/>
+        </w:r>
+        <w:r>
+          <w:rPr>
+            <w:noProof/>
+            <w:webHidden/>
+          </w:rPr>
+          <w:fldChar w:fldCharType="begin"/>
+        </w:r>
+        <w:r>
+          <w:rPr>
+            <w:noProof/>
+            <w:webHidden/>
+          </w:rPr>
+          <w:instrText xml:space="preserve"> PAGEREF _Toc226829979 \h </w:instrText>
+        </w:r>
+        <w:r>
+          <w:rPr>
+            <w:noProof/>
+            <w:webHidden/>
+          </w:rPr>
+        </w:r>
+        <w:r>
+          <w:rPr>
+            <w:noProof/>
+            <w:webHidden/>
+          </w:rPr>
+          <w:fldChar w:fldCharType="separate"/>
+        </w:r>
+        <w:r>
+          <w:rPr>
+            <w:noProof/>
+            <w:webHidden/>
+          </w:rPr>
+          <w:t>37</w:t>
+        </w:r>
+        <w:r>
+          <w:rPr>
+            <w:noProof/>
+            <w:webHidden/>
+          </w:rPr>
+          <w:fldChar w:fldCharType="end"/>
+        </w:r>
+      </w:hyperlink>
+    </w:p>
+    <w:p>
+      <w:pPr>
         <w:spacing w:after="160"/>
         <w:rPr>
           <w:color w:val="A6A6A6" w:themeColor="background1" w:themeShade="A6"/>
@@ -4852,7 +5000,7 @@
         </w:numPr>
         <w:ind w:left="431" w:hanging="431"/>
       </w:pPr>
-      <w:bookmarkStart w:id="1" w:name="_Toc226373069"/>
+      <w:bookmarkStart w:id="1" w:name="_Toc226829937"/>
       <w:r>
         <w:lastRenderedPageBreak/>
         <w:t>Seznam zkratek</w:t>
@@ -5065,7 +5213,7 @@
         </w:numPr>
         <w:ind w:left="431" w:hanging="431"/>
       </w:pPr>
-      <w:bookmarkStart w:id="2" w:name="_Toc226373070"/>
+      <w:bookmarkStart w:id="2" w:name="_Toc226829938"/>
       <w:r>
         <w:lastRenderedPageBreak/>
         <w:t>Úvod</w:t>
@@ -5150,7 +5298,7 @@
       <w:pPr>
         <w:pStyle w:val="Nadpis1"/>
       </w:pPr>
-      <w:bookmarkStart w:id="3" w:name="_Toc226373071"/>
+      <w:bookmarkStart w:id="3" w:name="_Toc226829939"/>
       <w:r>
         <w:lastRenderedPageBreak/>
         <w:t>Komunikace se zákazníkem</w:t>
@@ -5197,7 +5345,7 @@
       <w:pPr>
         <w:pStyle w:val="Nadpis2"/>
       </w:pPr>
-      <w:bookmarkStart w:id="4" w:name="_Toc226373072"/>
+      <w:bookmarkStart w:id="4" w:name="_Toc226829940"/>
       <w:r>
         <w:t>Stanovení požadovaných funkcí</w:t>
       </w:r>
@@ -5251,7 +5399,7 @@
       <w:pPr>
         <w:pStyle w:val="Nadpis2"/>
       </w:pPr>
-      <w:bookmarkStart w:id="5" w:name="_Toc226373073"/>
+      <w:bookmarkStart w:id="5" w:name="_Toc226829941"/>
       <w:r>
         <w:t>Návrh grafického designu</w:t>
       </w:r>
@@ -5313,7 +5461,7 @@
       <w:pPr>
         <w:pStyle w:val="Nadpis1"/>
       </w:pPr>
-      <w:bookmarkStart w:id="6" w:name="_Toc226373074"/>
+      <w:bookmarkStart w:id="6" w:name="_Toc226829942"/>
       <w:r>
         <w:lastRenderedPageBreak/>
         <w:t>Teoretická východiska</w:t>
@@ -5356,7 +5504,7 @@
       <w:pPr>
         <w:pStyle w:val="Nadpis2"/>
       </w:pPr>
-      <w:bookmarkStart w:id="7" w:name="_Toc226373075"/>
+      <w:bookmarkStart w:id="7" w:name="_Toc226829943"/>
       <w:r>
         <w:t>Co to je Taekwondo</w:t>
       </w:r>
@@ -5506,7 +5654,7 @@
       <w:pPr>
         <w:pStyle w:val="Nadpis2"/>
       </w:pPr>
-      <w:bookmarkStart w:id="8" w:name="_Toc226373076"/>
+      <w:bookmarkStart w:id="8" w:name="_Toc226829944"/>
       <w:r>
         <w:t>Úvod do problematiky webových stránek</w:t>
       </w:r>
@@ -5622,7 +5770,7 @@
       <w:pPr>
         <w:pStyle w:val="Nadpis2"/>
       </w:pPr>
-      <w:bookmarkStart w:id="9" w:name="_Toc226373077"/>
+      <w:bookmarkStart w:id="9" w:name="_Toc226829945"/>
       <w:r>
         <w:lastRenderedPageBreak/>
         <w:t>Definice webových stránek</w:t>
@@ -5710,7 +5858,7 @@
       <w:pPr>
         <w:pStyle w:val="Nadpis2"/>
       </w:pPr>
-      <w:bookmarkStart w:id="10" w:name="_Toc226373078"/>
+      <w:bookmarkStart w:id="10" w:name="_Toc226829946"/>
       <w:r>
         <w:t>Význam webových stránek</w:t>
       </w:r>
@@ -5731,7 +5879,7 @@
       <w:pPr>
         <w:pStyle w:val="Nadpis2"/>
       </w:pPr>
-      <w:bookmarkStart w:id="11" w:name="_Toc226373079"/>
+      <w:bookmarkStart w:id="11" w:name="_Toc226829947"/>
       <w:r>
         <w:t>Historický vývoj</w:t>
       </w:r>
@@ -5752,7 +5900,7 @@
       <w:pPr>
         <w:pStyle w:val="Nadpis2"/>
       </w:pPr>
-      <w:bookmarkStart w:id="12" w:name="_Toc226373080"/>
+      <w:bookmarkStart w:id="12" w:name="_Toc226829948"/>
       <w:r>
         <w:t>Současné trendy</w:t>
       </w:r>
@@ -5815,7 +5963,7 @@
       <w:pPr>
         <w:pStyle w:val="Nadpis2"/>
       </w:pPr>
-      <w:bookmarkStart w:id="13" w:name="_Toc226373081"/>
+      <w:bookmarkStart w:id="13" w:name="_Toc226829949"/>
       <w:r>
         <w:lastRenderedPageBreak/>
         <w:t>Bezpečnost</w:t>
@@ -5980,7 +6128,13 @@
         <w:t>Subjekt údajů má právo na to být informován o zpracování jeho osobních údajů.</w:t>
       </w:r>
       <w:r>
-        <w:t xml:space="preserve"> Přístupem k osobním údajům se rozumí právo subjektu získat od správce informaci (potvrzení), zda jsou či nejsou jeho osobní údaje zpracovávány a pokud jsou zpracovávány, má subjekt údajů právo osobní údaje získat a zároveň má právo získat následující informace:</w:t>
+        <w:t xml:space="preserve"> Přístupem k osobním údajům se rozumí právo subjektu získat od správce informaci (potvrzení), zda jsou </w:t>
+      </w:r>
+      <w:r>
+        <w:br/>
+      </w:r>
+      <w:r>
+        <w:t>či nejsou jeho osobní údaje zpracovávány a pokud jsou zpracovávány, má subjekt údajů právo osobní údaje získat a zároveň má právo získat následující informace:</w:t>
       </w:r>
     </w:p>
     <w:p>
@@ -6089,7 +6243,7 @@
       <w:pPr>
         <w:pStyle w:val="Nadpis2"/>
       </w:pPr>
-      <w:bookmarkStart w:id="14" w:name="_Toc226373082"/>
+      <w:bookmarkStart w:id="14" w:name="_Toc226829950"/>
       <w:r>
         <w:lastRenderedPageBreak/>
         <w:t>Technologie a nástroje pro vývoj webu</w:t>
@@ -6315,31 +6469,18 @@
       <w:pPr>
         <w:pStyle w:val="Titulek"/>
       </w:pPr>
-      <w:bookmarkStart w:id="15" w:name="_Toc226373051"/>
+      <w:bookmarkStart w:id="15" w:name="_Toc226829961"/>
       <w:r>
         <w:t xml:space="preserve">Obr. </w:t>
       </w:r>
-      <w:r>
-        <w:fldChar w:fldCharType="begin"/>
-      </w:r>
-      <w:r>
-        <w:instrText xml:space="preserve"> SEQ Obr. \* ARABIC </w:instrText>
-      </w:r>
-      <w:r>
-        <w:fldChar w:fldCharType="separate"/>
-      </w:r>
-      <w:r>
-        <w:rPr>
-          <w:noProof/>
-        </w:rPr>
-        <w:t>1</w:t>
-      </w:r>
-      <w:r>
-        <w:rPr>
-          <w:noProof/>
-        </w:rPr>
-        <w:fldChar w:fldCharType="end"/>
-      </w:r>
+      <w:fldSimple w:instr=" SEQ Obr. \* ARABIC ">
+        <w:r>
+          <w:rPr>
+            <w:noProof/>
+          </w:rPr>
+          <w:t>1</w:t>
+        </w:r>
+      </w:fldSimple>
       <w:r>
         <w:t xml:space="preserve">: </w:t>
       </w:r>
@@ -6635,31 +6776,18 @@
       <w:pPr>
         <w:pStyle w:val="Titulek"/>
       </w:pPr>
-      <w:bookmarkStart w:id="16" w:name="_Toc226373052"/>
+      <w:bookmarkStart w:id="16" w:name="_Toc226829962"/>
       <w:r>
         <w:t xml:space="preserve">Obr. </w:t>
       </w:r>
-      <w:r>
-        <w:fldChar w:fldCharType="begin"/>
-      </w:r>
-      <w:r>
-        <w:instrText xml:space="preserve"> SEQ Obr. \* ARABIC </w:instrText>
-      </w:r>
-      <w:r>
-        <w:fldChar w:fldCharType="separate"/>
-      </w:r>
-      <w:r>
-        <w:rPr>
-          <w:noProof/>
-        </w:rPr>
-        <w:t>2</w:t>
-      </w:r>
-      <w:r>
-        <w:rPr>
-          <w:noProof/>
-        </w:rPr>
-        <w:fldChar w:fldCharType="end"/>
-      </w:r>
+      <w:fldSimple w:instr=" SEQ Obr. \* ARABIC ">
+        <w:r>
+          <w:rPr>
+            <w:noProof/>
+          </w:rPr>
+          <w:t>2</w:t>
+        </w:r>
+      </w:fldSimple>
       <w:r>
         <w:t>: Ukázka hooku</w:t>
       </w:r>
@@ -6767,31 +6895,18 @@
       <w:pPr>
         <w:pStyle w:val="Titulek"/>
       </w:pPr>
-      <w:bookmarkStart w:id="17" w:name="_Toc226373053"/>
+      <w:bookmarkStart w:id="17" w:name="_Toc226829963"/>
       <w:r>
         <w:t xml:space="preserve">Obr. </w:t>
       </w:r>
-      <w:r>
-        <w:fldChar w:fldCharType="begin"/>
-      </w:r>
-      <w:r>
-        <w:instrText xml:space="preserve"> SEQ Obr. \* ARABIC </w:instrText>
-      </w:r>
-      <w:r>
-        <w:fldChar w:fldCharType="separate"/>
-      </w:r>
-      <w:r>
-        <w:rPr>
-          <w:noProof/>
-        </w:rPr>
-        <w:t>3</w:t>
-      </w:r>
-      <w:r>
-        <w:rPr>
-          <w:noProof/>
-        </w:rPr>
-        <w:fldChar w:fldCharType="end"/>
-      </w:r>
+      <w:fldSimple w:instr=" SEQ Obr. \* ARABIC ">
+        <w:r>
+          <w:rPr>
+            <w:noProof/>
+          </w:rPr>
+          <w:t>3</w:t>
+        </w:r>
+      </w:fldSimple>
       <w:r>
         <w:t>: Příklad komponenty</w:t>
       </w:r>
@@ -6896,31 +7011,18 @@
       <w:pPr>
         <w:pStyle w:val="Titulek"/>
       </w:pPr>
-      <w:bookmarkStart w:id="18" w:name="_Toc226373054"/>
+      <w:bookmarkStart w:id="18" w:name="_Toc226829964"/>
       <w:r>
         <w:t xml:space="preserve">Obr. </w:t>
       </w:r>
-      <w:r>
-        <w:fldChar w:fldCharType="begin"/>
-      </w:r>
-      <w:r>
-        <w:instrText xml:space="preserve"> SEQ Obr. \* ARABIC </w:instrText>
-      </w:r>
-      <w:r>
-        <w:fldChar w:fldCharType="separate"/>
-      </w:r>
-      <w:r>
-        <w:rPr>
-          <w:noProof/>
-        </w:rPr>
-        <w:t>4</w:t>
-      </w:r>
-      <w:r>
-        <w:rPr>
-          <w:noProof/>
-        </w:rPr>
-        <w:fldChar w:fldCharType="end"/>
-      </w:r>
+      <w:fldSimple w:instr=" SEQ Obr. \* ARABIC ">
+        <w:r>
+          <w:rPr>
+            <w:noProof/>
+          </w:rPr>
+          <w:t>4</w:t>
+        </w:r>
+      </w:fldSimple>
       <w:r>
         <w:t>: Komponenta se vstupy</w:t>
       </w:r>
@@ -6985,31 +7087,18 @@
       <w:pPr>
         <w:pStyle w:val="Titulek"/>
       </w:pPr>
-      <w:bookmarkStart w:id="19" w:name="_Toc226373055"/>
+      <w:bookmarkStart w:id="19" w:name="_Toc226829965"/>
       <w:r>
         <w:t xml:space="preserve">Obr. </w:t>
       </w:r>
-      <w:r>
-        <w:fldChar w:fldCharType="begin"/>
-      </w:r>
-      <w:r>
-        <w:instrText xml:space="preserve"> SEQ Obr. \* ARABIC </w:instrText>
-      </w:r>
-      <w:r>
-        <w:fldChar w:fldCharType="separate"/>
-      </w:r>
-      <w:r>
-        <w:rPr>
-          <w:noProof/>
-        </w:rPr>
-        <w:t>5</w:t>
-      </w:r>
-      <w:r>
-        <w:rPr>
-          <w:noProof/>
-        </w:rPr>
-        <w:fldChar w:fldCharType="end"/>
-      </w:r>
+      <w:fldSimple w:instr=" SEQ Obr. \* ARABIC ">
+        <w:r>
+          <w:rPr>
+            <w:noProof/>
+          </w:rPr>
+          <w:t>5</w:t>
+        </w:r>
+      </w:fldSimple>
       <w:r>
         <w:t>: Práce se vstupy</w:t>
       </w:r>
@@ -7078,31 +7167,18 @@
       <w:pPr>
         <w:pStyle w:val="Titulek"/>
       </w:pPr>
-      <w:bookmarkStart w:id="20" w:name="_Toc226373056"/>
+      <w:bookmarkStart w:id="20" w:name="_Toc226829966"/>
       <w:r>
         <w:t xml:space="preserve">Obr. </w:t>
       </w:r>
-      <w:r>
-        <w:fldChar w:fldCharType="begin"/>
-      </w:r>
-      <w:r>
-        <w:instrText xml:space="preserve"> SEQ Obr. \* ARABIC </w:instrText>
-      </w:r>
-      <w:r>
-        <w:fldChar w:fldCharType="separate"/>
-      </w:r>
-      <w:r>
-        <w:rPr>
-          <w:noProof/>
-        </w:rPr>
-        <w:t>6</w:t>
-      </w:r>
-      <w:r>
-        <w:rPr>
-          <w:noProof/>
-        </w:rPr>
-        <w:fldChar w:fldCharType="end"/>
-      </w:r>
+      <w:fldSimple w:instr=" SEQ Obr. \* ARABIC ">
+        <w:r>
+          <w:rPr>
+            <w:noProof/>
+          </w:rPr>
+          <w:t>6</w:t>
+        </w:r>
+      </w:fldSimple>
       <w:r>
         <w:t>: Použití komponenty</w:t>
       </w:r>
@@ -7205,31 +7281,18 @@
       <w:pPr>
         <w:pStyle w:val="Titulek"/>
       </w:pPr>
-      <w:bookmarkStart w:id="21" w:name="_Toc226373057"/>
+      <w:bookmarkStart w:id="21" w:name="_Toc226829967"/>
       <w:r>
         <w:t xml:space="preserve">Obr. </w:t>
       </w:r>
-      <w:r>
-        <w:fldChar w:fldCharType="begin"/>
-      </w:r>
-      <w:r>
-        <w:instrText xml:space="preserve"> SEQ Obr. \* ARABIC </w:instrText>
-      </w:r>
-      <w:r>
-        <w:fldChar w:fldCharType="separate"/>
-      </w:r>
-      <w:r>
-        <w:rPr>
-          <w:noProof/>
-        </w:rPr>
-        <w:t>7</w:t>
-      </w:r>
-      <w:r>
-        <w:rPr>
-          <w:noProof/>
-        </w:rPr>
-        <w:fldChar w:fldCharType="end"/>
-      </w:r>
+      <w:fldSimple w:instr=" SEQ Obr. \* ARABIC ">
+        <w:r>
+          <w:rPr>
+            <w:noProof/>
+          </w:rPr>
+          <w:t>7</w:t>
+        </w:r>
+      </w:fldSimple>
       <w:r>
         <w:t>: Porovnání DOMu</w:t>
       </w:r>
@@ -7335,31 +7398,18 @@
       <w:pPr>
         <w:pStyle w:val="Titulek"/>
       </w:pPr>
-      <w:bookmarkStart w:id="22" w:name="_Toc226373058"/>
+      <w:bookmarkStart w:id="22" w:name="_Toc226829968"/>
       <w:r>
         <w:t xml:space="preserve">Obr. </w:t>
       </w:r>
-      <w:r>
-        <w:fldChar w:fldCharType="begin"/>
-      </w:r>
-      <w:r>
-        <w:instrText xml:space="preserve"> SEQ Obr. \* ARABIC </w:instrText>
-      </w:r>
-      <w:r>
-        <w:fldChar w:fldCharType="separate"/>
-      </w:r>
-      <w:r>
-        <w:rPr>
-          <w:noProof/>
-        </w:rPr>
-        <w:t>8</w:t>
-      </w:r>
-      <w:r>
-        <w:rPr>
-          <w:noProof/>
-        </w:rPr>
-        <w:fldChar w:fldCharType="end"/>
-      </w:r>
+      <w:fldSimple w:instr=" SEQ Obr. \* ARABIC ">
+        <w:r>
+          <w:rPr>
+            <w:noProof/>
+          </w:rPr>
+          <w:t>8</w:t>
+        </w:r>
+      </w:fldSimple>
       <w:r>
         <w:t>: Ukázka JSX</w:t>
       </w:r>
@@ -7502,31 +7552,18 @@
       <w:pPr>
         <w:pStyle w:val="Titulek"/>
       </w:pPr>
-      <w:bookmarkStart w:id="23" w:name="_Toc226373059"/>
+      <w:bookmarkStart w:id="23" w:name="_Toc226829969"/>
       <w:r>
         <w:t xml:space="preserve">Obr. </w:t>
       </w:r>
-      <w:r>
-        <w:fldChar w:fldCharType="begin"/>
-      </w:r>
-      <w:r>
-        <w:instrText xml:space="preserve"> SEQ Obr. \* ARABIC </w:instrText>
-      </w:r>
-      <w:r>
-        <w:fldChar w:fldCharType="separate"/>
-      </w:r>
-      <w:r>
-        <w:rPr>
-          <w:noProof/>
-        </w:rPr>
-        <w:t>9</w:t>
-      </w:r>
-      <w:r>
-        <w:rPr>
-          <w:noProof/>
-        </w:rPr>
-        <w:fldChar w:fldCharType="end"/>
-      </w:r>
+      <w:fldSimple w:instr=" SEQ Obr. \* ARABIC ">
+        <w:r>
+          <w:rPr>
+            <w:noProof/>
+          </w:rPr>
+          <w:t>9</w:t>
+        </w:r>
+      </w:fldSimple>
       <w:r>
         <w:t>: Ukázka kódu NodeJS</w:t>
       </w:r>
@@ -7793,31 +7830,18 @@
       <w:pPr>
         <w:pStyle w:val="Titulek"/>
       </w:pPr>
-      <w:bookmarkStart w:id="24" w:name="_Toc226373060"/>
+      <w:bookmarkStart w:id="24" w:name="_Toc226829970"/>
       <w:r>
         <w:t xml:space="preserve">Obr. </w:t>
       </w:r>
-      <w:r>
-        <w:fldChar w:fldCharType="begin"/>
-      </w:r>
-      <w:r>
-        <w:instrText xml:space="preserve"> SEQ Obr. \* ARABIC </w:instrText>
-      </w:r>
-      <w:r>
-        <w:fldChar w:fldCharType="separate"/>
-      </w:r>
-      <w:r>
-        <w:rPr>
-          <w:noProof/>
-        </w:rPr>
-        <w:t>10</w:t>
-      </w:r>
-      <w:r>
-        <w:rPr>
-          <w:noProof/>
-        </w:rPr>
-        <w:fldChar w:fldCharType="end"/>
-      </w:r>
+      <w:fldSimple w:instr=" SEQ Obr. \* ARABIC ">
+        <w:r>
+          <w:rPr>
+            <w:noProof/>
+          </w:rPr>
+          <w:t>10</w:t>
+        </w:r>
+      </w:fldSimple>
       <w:r>
         <w:t>: Logo NPM</w:t>
       </w:r>
@@ -7930,31 +7954,18 @@
       <w:pPr>
         <w:pStyle w:val="Titulek"/>
       </w:pPr>
-      <w:bookmarkStart w:id="25" w:name="_Toc226373061"/>
+      <w:bookmarkStart w:id="25" w:name="_Toc226829971"/>
       <w:r>
         <w:t xml:space="preserve">Obr. </w:t>
       </w:r>
-      <w:r>
-        <w:fldChar w:fldCharType="begin"/>
-      </w:r>
-      <w:r>
-        <w:instrText xml:space="preserve"> SEQ Obr. \* ARABIC </w:instrText>
-      </w:r>
-      <w:r>
-        <w:fldChar w:fldCharType="separate"/>
-      </w:r>
-      <w:r>
-        <w:rPr>
-          <w:noProof/>
-        </w:rPr>
-        <w:t>11</w:t>
-      </w:r>
-      <w:r>
-        <w:rPr>
-          <w:noProof/>
-        </w:rPr>
-        <w:fldChar w:fldCharType="end"/>
-      </w:r>
+      <w:fldSimple w:instr=" SEQ Obr. \* ARABIC ">
+        <w:r>
+          <w:rPr>
+            <w:noProof/>
+          </w:rPr>
+          <w:t>11</w:t>
+        </w:r>
+      </w:fldSimple>
       <w:r>
         <w:t>: Prostředí MySQL</w:t>
       </w:r>
@@ -8082,31 +8093,18 @@
       <w:pPr>
         <w:pStyle w:val="Titulek"/>
       </w:pPr>
-      <w:bookmarkStart w:id="26" w:name="_Toc226373062"/>
+      <w:bookmarkStart w:id="26" w:name="_Toc226829972"/>
       <w:r>
         <w:t xml:space="preserve">Obr. </w:t>
       </w:r>
-      <w:r>
-        <w:fldChar w:fldCharType="begin"/>
-      </w:r>
-      <w:r>
-        <w:instrText xml:space="preserve"> SEQ Obr. \* ARABIC </w:instrText>
-      </w:r>
-      <w:r>
-        <w:fldChar w:fldCharType="separate"/>
-      </w:r>
-      <w:r>
-        <w:rPr>
-          <w:noProof/>
-        </w:rPr>
-        <w:t>12</w:t>
-      </w:r>
-      <w:r>
-        <w:rPr>
-          <w:noProof/>
-        </w:rPr>
-        <w:fldChar w:fldCharType="end"/>
-      </w:r>
+      <w:fldSimple w:instr=" SEQ Obr. \* ARABIC ">
+        <w:r>
+          <w:rPr>
+            <w:noProof/>
+          </w:rPr>
+          <w:t>12</w:t>
+        </w:r>
+      </w:fldSimple>
       <w:r>
         <w:t>: Prostřední Figmy</w:t>
       </w:r>
@@ -8225,31 +8223,18 @@
       <w:pPr>
         <w:pStyle w:val="Titulek"/>
       </w:pPr>
-      <w:bookmarkStart w:id="27" w:name="_Toc226373063"/>
+      <w:bookmarkStart w:id="27" w:name="_Toc226829973"/>
       <w:r>
         <w:t xml:space="preserve">Obr. </w:t>
       </w:r>
-      <w:r>
-        <w:fldChar w:fldCharType="begin"/>
-      </w:r>
-      <w:r>
-        <w:instrText xml:space="preserve"> SEQ Obr. \* ARABIC </w:instrText>
-      </w:r>
-      <w:r>
-        <w:fldChar w:fldCharType="separate"/>
-      </w:r>
-      <w:r>
-        <w:rPr>
-          <w:noProof/>
-        </w:rPr>
-        <w:t>13</w:t>
-      </w:r>
-      <w:r>
-        <w:rPr>
-          <w:noProof/>
-        </w:rPr>
-        <w:fldChar w:fldCharType="end"/>
-      </w:r>
+      <w:fldSimple w:instr=" SEQ Obr. \* ARABIC ">
+        <w:r>
+          <w:rPr>
+            <w:noProof/>
+          </w:rPr>
+          <w:t>13</w:t>
+        </w:r>
+      </w:fldSimple>
       <w:r>
         <w:t>: Prostředí Visual Studio Code</w:t>
       </w:r>
@@ -8267,7 +8252,7 @@
       <w:pPr>
         <w:pStyle w:val="Nadpis1"/>
       </w:pPr>
-      <w:bookmarkStart w:id="28" w:name="_Toc226373083"/>
+      <w:bookmarkStart w:id="28" w:name="_Toc226829951"/>
       <w:r>
         <w:lastRenderedPageBreak/>
         <w:t>Návrh</w:t>
@@ -8289,7 +8274,7 @@
       <w:pPr>
         <w:pStyle w:val="Nadpis2"/>
       </w:pPr>
-      <w:bookmarkStart w:id="29" w:name="_Toc226373084"/>
+      <w:bookmarkStart w:id="29" w:name="_Toc226829952"/>
       <w:r>
         <w:t>Uživatelské prostředí</w:t>
       </w:r>
@@ -8404,31 +8389,18 @@
       <w:pPr>
         <w:pStyle w:val="Titulek"/>
       </w:pPr>
-      <w:bookmarkStart w:id="30" w:name="_Toc226373064"/>
+      <w:bookmarkStart w:id="30" w:name="_Toc226829974"/>
       <w:r>
         <w:t xml:space="preserve">Obr. </w:t>
       </w:r>
-      <w:r>
-        <w:fldChar w:fldCharType="begin"/>
-      </w:r>
-      <w:r>
-        <w:instrText xml:space="preserve"> SEQ Obr. \* ARABIC </w:instrText>
-      </w:r>
-      <w:r>
-        <w:fldChar w:fldCharType="separate"/>
-      </w:r>
-      <w:r>
-        <w:rPr>
-          <w:noProof/>
-        </w:rPr>
-        <w:t>14</w:t>
-      </w:r>
-      <w:r>
-        <w:rPr>
-          <w:noProof/>
-        </w:rPr>
-        <w:fldChar w:fldCharType="end"/>
-      </w:r>
+      <w:fldSimple w:instr=" SEQ Obr. \* ARABIC ">
+        <w:r>
+          <w:rPr>
+            <w:noProof/>
+          </w:rPr>
+          <w:t>14</w:t>
+        </w:r>
+      </w:fldSimple>
       <w:r>
         <w:t>: Návrh úvodní stránky</w:t>
       </w:r>
@@ -8454,7 +8426,7 @@
       <w:pPr>
         <w:pStyle w:val="Nadpis2"/>
       </w:pPr>
-      <w:bookmarkStart w:id="31" w:name="_Toc226373085"/>
+      <w:bookmarkStart w:id="31" w:name="_Toc226829953"/>
       <w:r>
         <w:lastRenderedPageBreak/>
         <w:t>Uživatelské role</w:t>
@@ -8637,7 +8609,13 @@
         <w:t xml:space="preserve"> webu.</w:t>
       </w:r>
       <w:r>
-        <w:t xml:space="preserve"> To zahrnuje turnaje, zkoušky, aktuality, informace týkající se oddílu, závodníky případně sestavy potřebné k</w:t>
+        <w:t xml:space="preserve"> To zahrnuje turnaje, zkoušky, aktuality, informace týkající se oddílu, závodníky případně sestavy potřebné </w:t>
+      </w:r>
+      <w:r>
+        <w:br/>
+      </w:r>
+      <w:r>
+        <w:t>k</w:t>
       </w:r>
       <w:r>
         <w:t xml:space="preserve"> úspěšnému</w:t>
@@ -8665,7 +8643,7 @@
       <w:pPr>
         <w:pStyle w:val="Nadpis2"/>
       </w:pPr>
-      <w:bookmarkStart w:id="32" w:name="_Toc226373086"/>
+      <w:bookmarkStart w:id="32" w:name="_Toc226829954"/>
       <w:r>
         <w:t>Databáze</w:t>
       </w:r>
@@ -8799,7 +8777,7 @@
         <w:t>bílého</w:t>
       </w:r>
       <w:r>
-        <w:t xml:space="preserve"> pásku přes barevné pásky až po jednotlivé dany černého pásku. Každý stupeň má svůj název (belt_name), označení cupu (cup, např. „8. CUP" nebo „1. DAN"),  cenu zkoušky (price), cestu k obrázku pásku (img_path), doplňující informace (info) a cestu k výukovému videu (video_path). Tabulka je ve vztahu 1:N s tabulkou fighters – jeden technický stupeň může mít více závodníků, ale každý závodník má právě jeden aktuální stupeň.</w:t>
+        <w:t xml:space="preserve"> pásku přes barevné pásky až po jednotlivé dany černého pásku. Každý stupeň má svůj název (belt_name), označení cupu (cup, např. „8. CUP" nebo „1. DAN"), cenu zkoušky (price), cestu k obrázku pásku (img_path), doplňující informace (info) a cestu k výukovému videu (video_path). Tabulka je ve vztahu 1:N s tabulkou fighters – jeden technický stupeň může mít více závodníků, ale každý závodník má právě jeden aktuální stupeň.</w:t>
       </w:r>
     </w:p>
     <w:p>
@@ -8866,7 +8844,13 @@
         <w:t>uživatelskou roli</w:t>
       </w:r>
       <w:r>
-        <w:t xml:space="preserve"> v systému a fighter_id umožňuje provázání uživatelského účtu s konkrétním závodníkem. </w:t>
+        <w:t xml:space="preserve"> v systému a fighter_id umožňuje provázání uživatelského účtu </w:t>
+      </w:r>
+      <w:r>
+        <w:br/>
+      </w:r>
+      <w:r>
+        <w:t xml:space="preserve">s konkrétním závodníkem. </w:t>
       </w:r>
       <w:r>
         <w:t>P</w:t>
@@ -8893,7 +8877,13 @@
         <w:t>.</w:t>
       </w:r>
       <w:r>
-        <w:t xml:space="preserve"> Tabulka obsahuje i sloupec status (status), který určuje v jakém stavu se nachází uživatelský účet po registraci, na výběr jsou 3 možnosti pending pro podané žádosti, approved pro potvrzené účty a rejected pro zamítnuté účty.</w:t>
+        <w:t xml:space="preserve"> Tabulka obsahuje i sloupec status (status), který určuje</w:t>
+      </w:r>
+      <w:r>
+        <w:t>,</w:t>
+      </w:r>
+      <w:r>
+        <w:t xml:space="preserve"> v jakém stavu se nachází uživatelský účet po registraci, na výběr jsou 3 možnosti pending pro podané žádosti, approved pro potvrzené účty a rejected pro zamítnuté účty.</w:t>
       </w:r>
     </w:p>
     <w:p>
@@ -8978,7 +8968,13 @@
         <w:t xml:space="preserve"> Nachází se zde i sloupec status (status), který </w:t>
       </w:r>
       <w:r>
-        <w:t>obsahuje záznam zda turnaj či zkouška již proběhly.</w:t>
+        <w:t>obsahuje záznam</w:t>
+      </w:r>
+      <w:r>
+        <w:t>,</w:t>
+      </w:r>
+      <w:r>
+        <w:t xml:space="preserve"> zda turnaj či zkouška již proběhly.</w:t>
       </w:r>
     </w:p>
     <w:p>
@@ -9144,7 +9140,6 @@
           <w:bCs/>
         </w:rPr>
       </w:pPr>
-      <w:proofErr w:type="spellStart"/>
       <w:r>
         <w:rPr>
           <w:b/>
@@ -9152,7 +9147,6 @@
         </w:rPr>
         <w:t>Exam</w:t>
       </w:r>
-      <w:proofErr w:type="spellEnd"/>
       <w:r>
         <w:rPr>
           <w:b/>
@@ -9170,29 +9164,8 @@
     </w:p>
     <w:p>
       <w:r>
-        <w:t>Tabulka zkoušky obsahuje informace o zkouškách, mezi tyto informace patří název zkoušky (title), potřebné informace (</w:t>
-      </w:r>
-      <w:proofErr w:type="spellStart"/>
-      <w:r>
-        <w:t>description</w:t>
-      </w:r>
-      <w:proofErr w:type="spellEnd"/>
-      <w:r>
-        <w:t>), datum konání (</w:t>
-      </w:r>
-      <w:proofErr w:type="spellStart"/>
-      <w:r>
-        <w:t>date</w:t>
-      </w:r>
-      <w:proofErr w:type="spellEnd"/>
-      <w:r>
-        <w:t>), datum do kterého je možné se na zkoušky přihlásit (registrable_date), místo konání (location), cenu zkoušky (price), status (status) určující, zda je zkouška viditelná či nikoliv, id uživatele, který zkoušku vytvořil (</w:t>
-      </w:r>
-      <w:proofErr w:type="spellStart"/>
-      <w:r>
-        <w:t>created_by</w:t>
-      </w:r>
-      <w:proofErr w:type="spellEnd"/>
+        <w:t>Tabulka zkoušky obsahuje informace o zkouškách, mezi tyto informace patří název zkoušky (title), potřebné informace (description), datum konání (date), datum do kterého je možné se na zkoušky přihlásit (registrable_date), místo konání (location), cenu zkoušky (price), status (status) určující, zda je zkouška viditelná či nikoliv, id uživatele, který zkoušku vytvořil (created_by</w:t>
+      </w:r>
       <w:r>
         <w:t>)</w:t>
       </w:r>
@@ -9203,15 +9176,7 @@
         <w:t xml:space="preserve"> časové razítko vypsání zkoušky (created_at)</w:t>
       </w:r>
       <w:r>
-        <w:t xml:space="preserve"> a Google Calendar API (</w:t>
-      </w:r>
-      <w:proofErr w:type="spellStart"/>
-      <w:r>
-        <w:t>google_calendar_api</w:t>
-      </w:r>
-      <w:proofErr w:type="spellEnd"/>
-      <w:r>
-        <w:t>) pro evidenci zkoušky v Google kalendáři</w:t>
+        <w:t xml:space="preserve"> a Google Calendar API (google_calendar_api) pro evidenci zkoušky v Google kalendáři</w:t>
       </w:r>
       <w:r>
         <w:t>.</w:t>
@@ -9224,7 +9189,6 @@
           <w:bCs/>
         </w:rPr>
       </w:pPr>
-      <w:proofErr w:type="spellStart"/>
       <w:r>
         <w:rPr>
           <w:b/>
@@ -9232,7 +9196,6 @@
         </w:rPr>
         <w:t>Exam_registration</w:t>
       </w:r>
-      <w:proofErr w:type="spellEnd"/>
       <w:r>
         <w:rPr>
           <w:b/>
@@ -9259,16 +9222,11 @@
       <w:r>
         <w:t xml:space="preserve">Tabulka </w:t>
       </w:r>
-      <w:proofErr w:type="spellStart"/>
       <w:r>
         <w:t>exam</w:t>
       </w:r>
       <w:r>
-        <w:t>_registration</w:t>
-      </w:r>
-      <w:proofErr w:type="spellEnd"/>
-      <w:r>
-        <w:t xml:space="preserve"> re</w:t>
+        <w:t>_registration re</w:t>
       </w:r>
       <w:r>
         <w:t>prezentuje</w:t>
@@ -9280,7 +9238,13 @@
         <w:t>spojovací</w:t>
       </w:r>
       <w:r>
-        <w:t xml:space="preserve"> tabulku vztahu M:N mezi závodníky a </w:t>
+        <w:t xml:space="preserve"> tabulku vztahu M:N mezi závodníky </w:t>
+      </w:r>
+      <w:r>
+        <w:br/>
+      </w:r>
+      <w:r>
+        <w:t xml:space="preserve">a </w:t>
       </w:r>
       <w:r>
         <w:t>zkouškami</w:t>
@@ -9289,15 +9253,7 @@
         <w:t xml:space="preserve">. </w:t>
       </w:r>
       <w:r>
-        <w:t xml:space="preserve">Závodník se může přihlásit na více zkoušek a jedna zkouška může mít více zaregistrovaných závodníků. Registrace obsahuje cizí klíč </w:t>
-      </w:r>
-      <w:proofErr w:type="spellStart"/>
-      <w:r>
-        <w:t>exam_id</w:t>
-      </w:r>
-      <w:proofErr w:type="spellEnd"/>
-      <w:r>
-        <w:t xml:space="preserve"> odkazující na zkoušku které registrace podléhá a fighter_id určující registrovaného závodníka</w:t>
+        <w:t>Závodník se může přihlásit na více zkoušek a jedna zkouška může mít více zaregistrovaných závodníků. Registrace obsahuje cizí klíč exam_id odkazující na zkoušku které registrace podléhá a fighter_id určující registrovaného závodníka</w:t>
       </w:r>
       <w:r>
         <w:t>, nachází se zde i časové razítko (created_at) určující, kdy se uživatel přihlásil.</w:t>
@@ -9335,13 +9291,8 @@
         <w:t xml:space="preserve"> tournament_registration</w:t>
       </w:r>
       <w:r>
-        <w:t xml:space="preserve"> a </w:t>
-      </w:r>
-      <w:proofErr w:type="spellStart"/>
-      <w:r>
-        <w:t>exam_registration</w:t>
-      </w:r>
-      <w:proofErr w:type="spellEnd"/>
+        <w:t xml:space="preserve"> a exam_registration</w:t>
+      </w:r>
       <w:r>
         <w:t>, kter</w:t>
       </w:r>
@@ -9355,7 +9306,13 @@
         <w:t>í</w:t>
       </w:r>
       <w:r>
-        <w:t xml:space="preserve"> závodníky s turnaji </w:t>
+        <w:t xml:space="preserve"> závodníky </w:t>
+      </w:r>
+      <w:r>
+        <w:br/>
+      </w:r>
+      <w:r>
+        <w:t xml:space="preserve">s turnaji </w:t>
       </w:r>
       <w:r>
         <w:t>a</w:t>
@@ -9378,13 +9335,8 @@
         <w:t xml:space="preserve"> event_photos</w:t>
       </w:r>
       <w:r>
-        <w:t xml:space="preserve">, tournament_registration a </w:t>
-      </w:r>
-      <w:proofErr w:type="spellStart"/>
-      <w:r>
-        <w:t>exam_registraion</w:t>
-      </w:r>
-      <w:proofErr w:type="spellEnd"/>
+        <w:t>, tournament_registration a exam_registraion</w:t>
+      </w:r>
       <w:r>
         <w:t xml:space="preserve"> použív</w:t>
       </w:r>
@@ -9446,31 +9398,18 @@
       <w:pPr>
         <w:pStyle w:val="Titulek"/>
       </w:pPr>
-      <w:bookmarkStart w:id="33" w:name="_Toc226373065"/>
+      <w:bookmarkStart w:id="33" w:name="_Toc226829975"/>
       <w:r>
         <w:t xml:space="preserve">Obr. </w:t>
       </w:r>
-      <w:r>
-        <w:fldChar w:fldCharType="begin"/>
-      </w:r>
-      <w:r>
-        <w:instrText xml:space="preserve"> SEQ Obr. \* ARABIC </w:instrText>
-      </w:r>
-      <w:r>
-        <w:fldChar w:fldCharType="separate"/>
-      </w:r>
-      <w:r>
-        <w:rPr>
-          <w:noProof/>
-        </w:rPr>
-        <w:t>15</w:t>
-      </w:r>
-      <w:r>
-        <w:rPr>
-          <w:noProof/>
-        </w:rPr>
-        <w:fldChar w:fldCharType="end"/>
-      </w:r>
+      <w:fldSimple w:instr=" SEQ Obr. \* ARABIC ">
+        <w:r>
+          <w:rPr>
+            <w:noProof/>
+          </w:rPr>
+          <w:t>15</w:t>
+        </w:r>
+      </w:fldSimple>
       <w:r>
         <w:t xml:space="preserve"> </w:t>
       </w:r>
@@ -9495,7 +9434,7 @@
       <w:pPr>
         <w:pStyle w:val="Nadpis1"/>
       </w:pPr>
-      <w:bookmarkStart w:id="34" w:name="_Toc226373087"/>
+      <w:bookmarkStart w:id="34" w:name="_Toc226829955"/>
       <w:r>
         <w:lastRenderedPageBreak/>
         <w:t>Praktická část</w:t>
@@ -9554,7 +9493,7 @@
       <w:pPr>
         <w:pStyle w:val="Nadpis2"/>
       </w:pPr>
-      <w:bookmarkStart w:id="35" w:name="_Toc226373088"/>
+      <w:bookmarkStart w:id="35" w:name="_Toc226829956"/>
       <w:r>
         <w:t>Frontend</w:t>
       </w:r>
@@ -9605,6 +9544,9 @@
         <w:jc w:val="center"/>
       </w:pPr>
       <w:r>
+        <w:rPr>
+          <w:noProof/>
+        </w:rPr>
         <w:drawing>
           <wp:inline distT="0" distB="0" distL="0" distR="0" wp14:anchorId="7A206AB8" wp14:editId="2DA018F0">
             <wp:extent cx="2060812" cy="3124103"/>
@@ -9646,31 +9588,18 @@
       <w:pPr>
         <w:pStyle w:val="Titulek"/>
       </w:pPr>
-      <w:bookmarkStart w:id="36" w:name="_Toc226373066"/>
+      <w:bookmarkStart w:id="36" w:name="_Toc226829976"/>
       <w:r>
         <w:t xml:space="preserve">Obr. </w:t>
       </w:r>
-      <w:r>
-        <w:fldChar w:fldCharType="begin"/>
-      </w:r>
-      <w:r>
-        <w:instrText xml:space="preserve"> SEQ Obr. \* ARABIC </w:instrText>
-      </w:r>
-      <w:r>
-        <w:fldChar w:fldCharType="separate"/>
-      </w:r>
-      <w:r>
-        <w:rPr>
-          <w:noProof/>
-        </w:rPr>
-        <w:t>16</w:t>
-      </w:r>
-      <w:r>
-        <w:rPr>
-          <w:noProof/>
-        </w:rPr>
-        <w:fldChar w:fldCharType="end"/>
-      </w:r>
+      <w:fldSimple w:instr=" SEQ Obr. \* ARABIC ">
+        <w:r>
+          <w:rPr>
+            <w:noProof/>
+          </w:rPr>
+          <w:t>16</w:t>
+        </w:r>
+      </w:fldSimple>
       <w:r>
         <w:t>: Struktura frontendu</w:t>
       </w:r>
@@ -10019,7 +9948,19 @@
     </w:p>
     <w:p>
       <w:r>
-        <w:t>V projektu se nachází složka layout ve které jsou definovány všechny klíčové komponenty, které definují to jak bude stránka vypadat. Nachází se zde header, footer, sidebar a také container ve kterém se vykreslují všechny komponenty specifické pro určité stránky.</w:t>
+        <w:t>V projektu se nachází složka layout</w:t>
+      </w:r>
+      <w:r>
+        <w:t>,</w:t>
+      </w:r>
+      <w:r>
+        <w:t xml:space="preserve"> ve které jsou definovány všechny klíčové komponenty, které definují to</w:t>
+      </w:r>
+      <w:r>
+        <w:t>,</w:t>
+      </w:r>
+      <w:r>
+        <w:t xml:space="preserve"> jak bude stránka vypadat. Nachází se zde header, footer, sidebar a také container ve kterém se vykreslují všechny komponenty specifické pro určité stránky.</w:t>
       </w:r>
       <w:r>
         <w:t xml:space="preserve"> Komponenty z </w:t>
@@ -10056,7 +9997,13 @@
         <w:t xml:space="preserve">. </w:t>
       </w:r>
       <w:r>
-        <w:t xml:space="preserve">Stará se o to, co uživatel uvidí a jak se aplikace bude chovat jako celek. </w:t>
+        <w:t xml:space="preserve">Stará se </w:t>
+      </w:r>
+      <w:r>
+        <w:br/>
+      </w:r>
+      <w:r>
+        <w:t xml:space="preserve">o to, co uživatel uvidí a jak se aplikace bude chovat jako celek. </w:t>
       </w:r>
       <w:r>
         <w:t xml:space="preserve">Jsou zde </w:t>
@@ -12833,7 +12780,6 @@
         </w:rPr>
         <w:t xml:space="preserve"> </w:t>
       </w:r>
-      <w:proofErr w:type="spellStart"/>
       <w:r>
         <w:rPr>
           <w:rFonts w:ascii="Consolas" w:eastAsia="Times New Roman" w:hAnsi="Consolas" w:cs="Times New Roman"/>
@@ -12844,7 +12790,6 @@
         </w:rPr>
         <w:t>AdminMe</w:t>
       </w:r>
-      <w:proofErr w:type="spellEnd"/>
       <w:r>
         <w:rPr>
           <w:rFonts w:ascii="Consolas" w:eastAsia="Times New Roman" w:hAnsi="Consolas" w:cs="Times New Roman"/>
@@ -12883,29 +12828,7 @@
           <w:szCs w:val="21"/>
           <w:lang w:eastAsia="cs-CZ"/>
         </w:rPr>
-        <w:t>"./pages/_Admin/</w:t>
-      </w:r>
-      <w:proofErr w:type="spellStart"/>
-      <w:r>
-        <w:rPr>
-          <w:rFonts w:ascii="Consolas" w:eastAsia="Times New Roman" w:hAnsi="Consolas" w:cs="Times New Roman"/>
-          <w:color w:val="A31515"/>
-          <w:sz w:val="21"/>
-          <w:szCs w:val="21"/>
-          <w:lang w:eastAsia="cs-CZ"/>
-        </w:rPr>
-        <w:t>AdminMe</w:t>
-      </w:r>
-      <w:proofErr w:type="spellEnd"/>
-      <w:r>
-        <w:rPr>
-          <w:rFonts w:ascii="Consolas" w:eastAsia="Times New Roman" w:hAnsi="Consolas" w:cs="Times New Roman"/>
-          <w:color w:val="A31515"/>
-          <w:sz w:val="21"/>
-          <w:szCs w:val="21"/>
-          <w:lang w:eastAsia="cs-CZ"/>
-        </w:rPr>
-        <w:t>"</w:t>
+        <w:t>"./pages/_Admin/AdminMe"</w:t>
       </w:r>
       <w:r>
         <w:rPr>
@@ -12957,7 +12880,6 @@
         </w:rPr>
         <w:t xml:space="preserve"> </w:t>
       </w:r>
-      <w:proofErr w:type="spellStart"/>
       <w:r>
         <w:rPr>
           <w:rFonts w:ascii="Consolas" w:eastAsia="Times New Roman" w:hAnsi="Consolas" w:cs="Times New Roman"/>
@@ -12968,7 +12890,6 @@
         </w:rPr>
         <w:t>AktualitaDetail</w:t>
       </w:r>
-      <w:proofErr w:type="spellEnd"/>
       <w:r>
         <w:rPr>
           <w:rFonts w:ascii="Consolas" w:eastAsia="Times New Roman" w:hAnsi="Consolas" w:cs="Times New Roman"/>
@@ -13007,29 +12928,7 @@
           <w:szCs w:val="21"/>
           <w:lang w:eastAsia="cs-CZ"/>
         </w:rPr>
-        <w:t>"./pages/Home/</w:t>
-      </w:r>
-      <w:proofErr w:type="spellStart"/>
-      <w:r>
-        <w:rPr>
-          <w:rFonts w:ascii="Consolas" w:eastAsia="Times New Roman" w:hAnsi="Consolas" w:cs="Times New Roman"/>
-          <w:color w:val="A31515"/>
-          <w:sz w:val="21"/>
-          <w:szCs w:val="21"/>
-          <w:lang w:eastAsia="cs-CZ"/>
-        </w:rPr>
-        <w:t>AktualitaDetail</w:t>
-      </w:r>
-      <w:proofErr w:type="spellEnd"/>
-      <w:r>
-        <w:rPr>
-          <w:rFonts w:ascii="Consolas" w:eastAsia="Times New Roman" w:hAnsi="Consolas" w:cs="Times New Roman"/>
-          <w:color w:val="A31515"/>
-          <w:sz w:val="21"/>
-          <w:szCs w:val="21"/>
-          <w:lang w:eastAsia="cs-CZ"/>
-        </w:rPr>
-        <w:t>"</w:t>
+        <w:t>"./pages/Home/AktualitaDetail"</w:t>
       </w:r>
       <w:r>
         <w:rPr>
@@ -13081,7 +12980,6 @@
         </w:rPr>
         <w:t xml:space="preserve"> </w:t>
       </w:r>
-      <w:proofErr w:type="spellStart"/>
       <w:r>
         <w:rPr>
           <w:rFonts w:ascii="Consolas" w:eastAsia="Times New Roman" w:hAnsi="Consolas" w:cs="Times New Roman"/>
@@ -13092,7 +12990,6 @@
         </w:rPr>
         <w:t>TurnajDetail</w:t>
       </w:r>
-      <w:proofErr w:type="spellEnd"/>
       <w:r>
         <w:rPr>
           <w:rFonts w:ascii="Consolas" w:eastAsia="Times New Roman" w:hAnsi="Consolas" w:cs="Times New Roman"/>
@@ -13131,29 +13028,7 @@
           <w:szCs w:val="21"/>
           <w:lang w:eastAsia="cs-CZ"/>
         </w:rPr>
-        <w:t>"./pages/Turnaje/</w:t>
-      </w:r>
-      <w:proofErr w:type="spellStart"/>
-      <w:r>
-        <w:rPr>
-          <w:rFonts w:ascii="Consolas" w:eastAsia="Times New Roman" w:hAnsi="Consolas" w:cs="Times New Roman"/>
-          <w:color w:val="A31515"/>
-          <w:sz w:val="21"/>
-          <w:szCs w:val="21"/>
-          <w:lang w:eastAsia="cs-CZ"/>
-        </w:rPr>
-        <w:t>TurnajDetail</w:t>
-      </w:r>
-      <w:proofErr w:type="spellEnd"/>
-      <w:r>
-        <w:rPr>
-          <w:rFonts w:ascii="Consolas" w:eastAsia="Times New Roman" w:hAnsi="Consolas" w:cs="Times New Roman"/>
-          <w:color w:val="A31515"/>
-          <w:sz w:val="21"/>
-          <w:szCs w:val="21"/>
-          <w:lang w:eastAsia="cs-CZ"/>
-        </w:rPr>
-        <w:t>"</w:t>
+        <w:t>"./pages/Turnaje/TurnajDetail"</w:t>
       </w:r>
       <w:r>
         <w:rPr>
@@ -13205,7 +13080,6 @@
         </w:rPr>
         <w:t xml:space="preserve"> </w:t>
       </w:r>
-      <w:proofErr w:type="spellStart"/>
       <w:r>
         <w:rPr>
           <w:rFonts w:ascii="Consolas" w:eastAsia="Times New Roman" w:hAnsi="Consolas" w:cs="Times New Roman"/>
@@ -13216,7 +13090,6 @@
         </w:rPr>
         <w:t>AdminRequests</w:t>
       </w:r>
-      <w:proofErr w:type="spellEnd"/>
       <w:r>
         <w:rPr>
           <w:rFonts w:ascii="Consolas" w:eastAsia="Times New Roman" w:hAnsi="Consolas" w:cs="Times New Roman"/>
@@ -13255,29 +13128,7 @@
           <w:szCs w:val="21"/>
           <w:lang w:eastAsia="cs-CZ"/>
         </w:rPr>
-        <w:t>"./pages/_Admin/</w:t>
-      </w:r>
-      <w:proofErr w:type="spellStart"/>
-      <w:r>
-        <w:rPr>
-          <w:rFonts w:ascii="Consolas" w:eastAsia="Times New Roman" w:hAnsi="Consolas" w:cs="Times New Roman"/>
-          <w:color w:val="A31515"/>
-          <w:sz w:val="21"/>
-          <w:szCs w:val="21"/>
-          <w:lang w:eastAsia="cs-CZ"/>
-        </w:rPr>
-        <w:t>AdminRequests</w:t>
-      </w:r>
-      <w:proofErr w:type="spellEnd"/>
-      <w:r>
-        <w:rPr>
-          <w:rFonts w:ascii="Consolas" w:eastAsia="Times New Roman" w:hAnsi="Consolas" w:cs="Times New Roman"/>
-          <w:color w:val="A31515"/>
-          <w:sz w:val="21"/>
-          <w:szCs w:val="21"/>
-          <w:lang w:eastAsia="cs-CZ"/>
-        </w:rPr>
-        <w:t>"</w:t>
+        <w:t>"./pages/_Admin/AdminRequests"</w:t>
       </w:r>
       <w:r>
         <w:rPr>
@@ -13329,7 +13180,6 @@
         </w:rPr>
         <w:t xml:space="preserve"> </w:t>
       </w:r>
-      <w:proofErr w:type="spellStart"/>
       <w:r>
         <w:rPr>
           <w:rFonts w:ascii="Consolas" w:eastAsia="Times New Roman" w:hAnsi="Consolas" w:cs="Times New Roman"/>
@@ -13340,7 +13190,6 @@
         </w:rPr>
         <w:t>FighterDetail</w:t>
       </w:r>
-      <w:proofErr w:type="spellEnd"/>
       <w:r>
         <w:rPr>
           <w:rFonts w:ascii="Consolas" w:eastAsia="Times New Roman" w:hAnsi="Consolas" w:cs="Times New Roman"/>
@@ -13379,29 +13228,7 @@
           <w:szCs w:val="21"/>
           <w:lang w:eastAsia="cs-CZ"/>
         </w:rPr>
-        <w:t>"./pages/Zavodnici/</w:t>
-      </w:r>
-      <w:proofErr w:type="spellStart"/>
-      <w:r>
-        <w:rPr>
-          <w:rFonts w:ascii="Consolas" w:eastAsia="Times New Roman" w:hAnsi="Consolas" w:cs="Times New Roman"/>
-          <w:color w:val="A31515"/>
-          <w:sz w:val="21"/>
-          <w:szCs w:val="21"/>
-          <w:lang w:eastAsia="cs-CZ"/>
-        </w:rPr>
-        <w:t>FighterDetail</w:t>
-      </w:r>
-      <w:proofErr w:type="spellEnd"/>
-      <w:r>
-        <w:rPr>
-          <w:rFonts w:ascii="Consolas" w:eastAsia="Times New Roman" w:hAnsi="Consolas" w:cs="Times New Roman"/>
-          <w:color w:val="A31515"/>
-          <w:sz w:val="21"/>
-          <w:szCs w:val="21"/>
-          <w:lang w:eastAsia="cs-CZ"/>
-        </w:rPr>
-        <w:t>"</w:t>
+        <w:t>"./pages/Zavodnici/FighterDetail"</w:t>
       </w:r>
       <w:r>
         <w:rPr>
@@ -13453,7 +13280,6 @@
         </w:rPr>
         <w:t xml:space="preserve"> </w:t>
       </w:r>
-      <w:proofErr w:type="spellStart"/>
       <w:r>
         <w:rPr>
           <w:rFonts w:ascii="Consolas" w:eastAsia="Times New Roman" w:hAnsi="Consolas" w:cs="Times New Roman"/>
@@ -13464,7 +13290,6 @@
         </w:rPr>
         <w:t>AdminZkousky</w:t>
       </w:r>
-      <w:proofErr w:type="spellEnd"/>
       <w:r>
         <w:rPr>
           <w:rFonts w:ascii="Consolas" w:eastAsia="Times New Roman" w:hAnsi="Consolas" w:cs="Times New Roman"/>
@@ -13503,29 +13328,7 @@
           <w:szCs w:val="21"/>
           <w:lang w:eastAsia="cs-CZ"/>
         </w:rPr>
-        <w:t>"./pages/_Admin/</w:t>
-      </w:r>
-      <w:proofErr w:type="spellStart"/>
-      <w:r>
-        <w:rPr>
-          <w:rFonts w:ascii="Consolas" w:eastAsia="Times New Roman" w:hAnsi="Consolas" w:cs="Times New Roman"/>
-          <w:color w:val="A31515"/>
-          <w:sz w:val="21"/>
-          <w:szCs w:val="21"/>
-          <w:lang w:eastAsia="cs-CZ"/>
-        </w:rPr>
-        <w:t>AdminZkousky</w:t>
-      </w:r>
-      <w:proofErr w:type="spellEnd"/>
-      <w:r>
-        <w:rPr>
-          <w:rFonts w:ascii="Consolas" w:eastAsia="Times New Roman" w:hAnsi="Consolas" w:cs="Times New Roman"/>
-          <w:color w:val="A31515"/>
-          <w:sz w:val="21"/>
-          <w:szCs w:val="21"/>
-          <w:lang w:eastAsia="cs-CZ"/>
-        </w:rPr>
-        <w:t>"</w:t>
+        <w:t>"./pages/_Admin/AdminZkousky"</w:t>
       </w:r>
       <w:r>
         <w:rPr>
@@ -13577,7 +13380,6 @@
         </w:rPr>
         <w:t xml:space="preserve"> </w:t>
       </w:r>
-      <w:proofErr w:type="spellStart"/>
       <w:r>
         <w:rPr>
           <w:rFonts w:ascii="Consolas" w:eastAsia="Times New Roman" w:hAnsi="Consolas" w:cs="Times New Roman"/>
@@ -13588,7 +13390,6 @@
         </w:rPr>
         <w:t>Gdpr</w:t>
       </w:r>
-      <w:proofErr w:type="spellEnd"/>
       <w:r>
         <w:rPr>
           <w:rFonts w:ascii="Consolas" w:eastAsia="Times New Roman" w:hAnsi="Consolas" w:cs="Times New Roman"/>
@@ -13627,29 +13428,7 @@
           <w:szCs w:val="21"/>
           <w:lang w:eastAsia="cs-CZ"/>
         </w:rPr>
-        <w:t>"./pages/Login/</w:t>
-      </w:r>
-      <w:proofErr w:type="spellStart"/>
-      <w:r>
-        <w:rPr>
-          <w:rFonts w:ascii="Consolas" w:eastAsia="Times New Roman" w:hAnsi="Consolas" w:cs="Times New Roman"/>
-          <w:color w:val="A31515"/>
-          <w:sz w:val="21"/>
-          <w:szCs w:val="21"/>
-          <w:lang w:eastAsia="cs-CZ"/>
-        </w:rPr>
-        <w:t>Gdpr</w:t>
-      </w:r>
-      <w:proofErr w:type="spellEnd"/>
-      <w:r>
-        <w:rPr>
-          <w:rFonts w:ascii="Consolas" w:eastAsia="Times New Roman" w:hAnsi="Consolas" w:cs="Times New Roman"/>
-          <w:color w:val="A31515"/>
-          <w:sz w:val="21"/>
-          <w:szCs w:val="21"/>
-          <w:lang w:eastAsia="cs-CZ"/>
-        </w:rPr>
-        <w:t>"</w:t>
+        <w:t>"./pages/Login/Gdpr"</w:t>
       </w:r>
       <w:r>
         <w:rPr>
@@ -13701,7 +13480,6 @@
         </w:rPr>
         <w:t xml:space="preserve"> </w:t>
       </w:r>
-      <w:proofErr w:type="spellStart"/>
       <w:r>
         <w:rPr>
           <w:rFonts w:ascii="Consolas" w:eastAsia="Times New Roman" w:hAnsi="Consolas" w:cs="Times New Roman"/>
@@ -13712,7 +13490,6 @@
         </w:rPr>
         <w:t>NotFound</w:t>
       </w:r>
-      <w:proofErr w:type="spellEnd"/>
       <w:r>
         <w:rPr>
           <w:rFonts w:ascii="Consolas" w:eastAsia="Times New Roman" w:hAnsi="Consolas" w:cs="Times New Roman"/>
@@ -13751,29 +13528,7 @@
           <w:szCs w:val="21"/>
           <w:lang w:eastAsia="cs-CZ"/>
         </w:rPr>
-        <w:t>"./pages/Login/</w:t>
-      </w:r>
-      <w:proofErr w:type="spellStart"/>
-      <w:r>
-        <w:rPr>
-          <w:rFonts w:ascii="Consolas" w:eastAsia="Times New Roman" w:hAnsi="Consolas" w:cs="Times New Roman"/>
-          <w:color w:val="A31515"/>
-          <w:sz w:val="21"/>
-          <w:szCs w:val="21"/>
-          <w:lang w:eastAsia="cs-CZ"/>
-        </w:rPr>
-        <w:t>NotFound</w:t>
-      </w:r>
-      <w:proofErr w:type="spellEnd"/>
-      <w:r>
-        <w:rPr>
-          <w:rFonts w:ascii="Consolas" w:eastAsia="Times New Roman" w:hAnsi="Consolas" w:cs="Times New Roman"/>
-          <w:color w:val="A31515"/>
-          <w:sz w:val="21"/>
-          <w:szCs w:val="21"/>
-          <w:lang w:eastAsia="cs-CZ"/>
-        </w:rPr>
-        <w:t>"</w:t>
+        <w:t>"./pages/Login/NotFound"</w:t>
       </w:r>
       <w:r>
         <w:rPr>
@@ -13825,7 +13580,6 @@
         </w:rPr>
         <w:t xml:space="preserve"> </w:t>
       </w:r>
-      <w:proofErr w:type="spellStart"/>
       <w:r>
         <w:rPr>
           <w:rFonts w:ascii="Consolas" w:eastAsia="Times New Roman" w:hAnsi="Consolas" w:cs="Times New Roman"/>
@@ -13836,7 +13590,6 @@
         </w:rPr>
         <w:t>ScrollToTop</w:t>
       </w:r>
-      <w:proofErr w:type="spellEnd"/>
       <w:r>
         <w:rPr>
           <w:rFonts w:ascii="Consolas" w:eastAsia="Times New Roman" w:hAnsi="Consolas" w:cs="Times New Roman"/>
@@ -13875,29 +13628,7 @@
           <w:szCs w:val="21"/>
           <w:lang w:eastAsia="cs-CZ"/>
         </w:rPr>
-        <w:t>"./Components/</w:t>
-      </w:r>
-      <w:proofErr w:type="spellStart"/>
-      <w:r>
-        <w:rPr>
-          <w:rFonts w:ascii="Consolas" w:eastAsia="Times New Roman" w:hAnsi="Consolas" w:cs="Times New Roman"/>
-          <w:color w:val="A31515"/>
-          <w:sz w:val="21"/>
-          <w:szCs w:val="21"/>
-          <w:lang w:eastAsia="cs-CZ"/>
-        </w:rPr>
-        <w:t>ScrollToTop</w:t>
-      </w:r>
-      <w:proofErr w:type="spellEnd"/>
-      <w:r>
-        <w:rPr>
-          <w:rFonts w:ascii="Consolas" w:eastAsia="Times New Roman" w:hAnsi="Consolas" w:cs="Times New Roman"/>
-          <w:color w:val="A31515"/>
-          <w:sz w:val="21"/>
-          <w:szCs w:val="21"/>
-          <w:lang w:eastAsia="cs-CZ"/>
-        </w:rPr>
-        <w:t>"</w:t>
+        <w:t>"./Components/ScrollToTop"</w:t>
       </w:r>
       <w:r>
         <w:rPr>
@@ -13921,6 +13652,9 @@
         <w:t xml:space="preserve"> import routeru</w:t>
       </w:r>
       <w:r>
+        <w:t>,</w:t>
+      </w:r>
+      <w:r>
         <w:t xml:space="preserve"> který je zajištěn pomocí knihovny react-router-dom</w:t>
       </w:r>
       <w:r>
@@ -13945,6 +13679,9 @@
         <w:t xml:space="preserve"> souboru</w:t>
       </w:r>
       <w:r>
+        <w:t>,</w:t>
+      </w:r>
+      <w:r>
         <w:t xml:space="preserve"> </w:t>
       </w:r>
       <w:r>
@@ -13974,7 +13711,19 @@
         <w:t xml:space="preserve"> také logika</w:t>
       </w:r>
       <w:r>
-        <w:t xml:space="preserve"> určující zda se jedná o komponentu, která je skrytá za autentizací či </w:t>
+        <w:t xml:space="preserve"> určující</w:t>
+      </w:r>
+      <w:r>
+        <w:t>,</w:t>
+      </w:r>
+      <w:r>
+        <w:t xml:space="preserve"> zda se jedná o komponentu, která je skrytá za autentizací </w:t>
+      </w:r>
+      <w:r>
+        <w:br/>
+      </w:r>
+      <w:r>
+        <w:t xml:space="preserve">či </w:t>
       </w:r>
       <w:r>
         <w:t>jde o veřejnou část webu dostupnou pro běžného návštěvníka</w:t>
@@ -15069,7 +14818,6 @@
         </w:rPr>
         <w:t>&lt;</w:t>
       </w:r>
-      <w:proofErr w:type="spellStart"/>
       <w:r>
         <w:rPr>
           <w:rFonts w:ascii="Consolas" w:eastAsia="Times New Roman" w:hAnsi="Consolas" w:cs="Times New Roman"/>
@@ -15080,7 +14828,6 @@
         </w:rPr>
         <w:t>NotFound</w:t>
       </w:r>
-      <w:proofErr w:type="spellEnd"/>
       <w:r>
         <w:rPr>
           <w:rFonts w:ascii="Consolas" w:eastAsia="Times New Roman" w:hAnsi="Consolas" w:cs="Times New Roman"/>
@@ -15259,29 +15006,7 @@
           <w:szCs w:val="21"/>
           <w:lang w:eastAsia="cs-CZ"/>
         </w:rPr>
-        <w:t>"/admin/</w:t>
-      </w:r>
-      <w:proofErr w:type="spellStart"/>
-      <w:r>
-        <w:rPr>
-          <w:rFonts w:ascii="Consolas" w:eastAsia="Times New Roman" w:hAnsi="Consolas" w:cs="Times New Roman"/>
-          <w:color w:val="A31515"/>
-          <w:sz w:val="21"/>
-          <w:szCs w:val="21"/>
-          <w:lang w:eastAsia="cs-CZ"/>
-        </w:rPr>
-        <w:t>me</w:t>
-      </w:r>
-      <w:proofErr w:type="spellEnd"/>
-      <w:r>
-        <w:rPr>
-          <w:rFonts w:ascii="Consolas" w:eastAsia="Times New Roman" w:hAnsi="Consolas" w:cs="Times New Roman"/>
-          <w:color w:val="A31515"/>
-          <w:sz w:val="21"/>
-          <w:szCs w:val="21"/>
-          <w:lang w:eastAsia="cs-CZ"/>
-        </w:rPr>
-        <w:t>"</w:t>
+        <w:t>"/admin/me"</w:t>
       </w:r>
     </w:p>
     <w:p>
@@ -15403,7 +15128,6 @@
         </w:rPr>
         <w:t xml:space="preserve"> </w:t>
       </w:r>
-      <w:proofErr w:type="spellStart"/>
       <w:r>
         <w:rPr>
           <w:rFonts w:ascii="Consolas" w:eastAsia="Times New Roman" w:hAnsi="Consolas" w:cs="Times New Roman"/>
@@ -15414,7 +15138,6 @@
         </w:rPr>
         <w:t>allowedRoles</w:t>
       </w:r>
-      <w:proofErr w:type="spellEnd"/>
       <w:r>
         <w:rPr>
           <w:rFonts w:ascii="Consolas" w:eastAsia="Times New Roman" w:hAnsi="Consolas" w:cs="Times New Roman"/>
@@ -15565,7 +15288,6 @@
         </w:rPr>
         <w:t>&lt;</w:t>
       </w:r>
-      <w:proofErr w:type="spellStart"/>
       <w:r>
         <w:rPr>
           <w:rFonts w:ascii="Consolas" w:eastAsia="Times New Roman" w:hAnsi="Consolas" w:cs="Times New Roman"/>
@@ -15576,7 +15298,6 @@
         </w:rPr>
         <w:t>AdminMe</w:t>
       </w:r>
-      <w:proofErr w:type="spellEnd"/>
       <w:r>
         <w:rPr>
           <w:rFonts w:ascii="Consolas" w:eastAsia="Times New Roman" w:hAnsi="Consolas" w:cs="Times New Roman"/>
@@ -15967,7 +15688,6 @@
         </w:rPr>
         <w:t xml:space="preserve"> </w:t>
       </w:r>
-      <w:proofErr w:type="spellStart"/>
       <w:r>
         <w:rPr>
           <w:rFonts w:ascii="Consolas" w:eastAsia="Times New Roman" w:hAnsi="Consolas" w:cs="Times New Roman"/>
@@ -15978,7 +15698,6 @@
         </w:rPr>
         <w:t>allowedRoles</w:t>
       </w:r>
-      <w:proofErr w:type="spellEnd"/>
       <w:r>
         <w:rPr>
           <w:rFonts w:ascii="Consolas" w:eastAsia="Times New Roman" w:hAnsi="Consolas" w:cs="Times New Roman"/>
@@ -16489,7 +16208,6 @@
         </w:rPr>
         <w:t xml:space="preserve"> </w:t>
       </w:r>
-      <w:proofErr w:type="spellStart"/>
       <w:r>
         <w:rPr>
           <w:rFonts w:ascii="Consolas" w:eastAsia="Times New Roman" w:hAnsi="Consolas" w:cs="Times New Roman"/>
@@ -16500,7 +16218,6 @@
         </w:rPr>
         <w:t>allowedRoles</w:t>
       </w:r>
-      <w:proofErr w:type="spellEnd"/>
       <w:r>
         <w:rPr>
           <w:rFonts w:ascii="Consolas" w:eastAsia="Times New Roman" w:hAnsi="Consolas" w:cs="Times New Roman"/>
@@ -16611,7 +16328,6 @@
         </w:rPr>
         <w:t>&lt;</w:t>
       </w:r>
-      <w:proofErr w:type="spellStart"/>
       <w:r>
         <w:rPr>
           <w:rFonts w:ascii="Consolas" w:eastAsia="Times New Roman" w:hAnsi="Consolas" w:cs="Times New Roman"/>
@@ -16622,7 +16338,6 @@
         </w:rPr>
         <w:t>AdminRequests</w:t>
       </w:r>
-      <w:proofErr w:type="spellEnd"/>
       <w:r>
         <w:rPr>
           <w:rFonts w:ascii="Consolas" w:eastAsia="Times New Roman" w:hAnsi="Consolas" w:cs="Times New Roman"/>
@@ -17284,7 +16999,6 @@
         </w:rPr>
         <w:t>&lt;</w:t>
       </w:r>
-      <w:proofErr w:type="spellStart"/>
       <w:r>
         <w:rPr>
           <w:rFonts w:ascii="Consolas" w:eastAsia="Times New Roman" w:hAnsi="Consolas" w:cs="Times New Roman"/>
@@ -17295,7 +17009,6 @@
         </w:rPr>
         <w:t>ScrollToTop</w:t>
       </w:r>
-      <w:proofErr w:type="spellEnd"/>
       <w:r>
         <w:rPr>
           <w:rFonts w:ascii="Consolas" w:eastAsia="Times New Roman" w:hAnsi="Consolas" w:cs="Times New Roman"/>
@@ -19516,7 +19229,6 @@
         </w:rPr>
         <w:t>&lt;</w:t>
       </w:r>
-      <w:proofErr w:type="spellStart"/>
       <w:r>
         <w:rPr>
           <w:rFonts w:ascii="Consolas" w:eastAsia="Times New Roman" w:hAnsi="Consolas" w:cs="Times New Roman"/>
@@ -19527,7 +19239,6 @@
         </w:rPr>
         <w:t>AktualitaDetail</w:t>
       </w:r>
-      <w:proofErr w:type="spellEnd"/>
       <w:r>
         <w:rPr>
           <w:rFonts w:ascii="Consolas" w:eastAsia="Times New Roman" w:hAnsi="Consolas" w:cs="Times New Roman"/>
@@ -19718,7 +19429,6 @@
         </w:rPr>
         <w:t>&lt;</w:t>
       </w:r>
-      <w:proofErr w:type="spellStart"/>
       <w:r>
         <w:rPr>
           <w:rFonts w:ascii="Consolas" w:eastAsia="Times New Roman" w:hAnsi="Consolas" w:cs="Times New Roman"/>
@@ -19729,7 +19439,6 @@
         </w:rPr>
         <w:t>TurnajDetail</w:t>
       </w:r>
-      <w:proofErr w:type="spellEnd"/>
       <w:r>
         <w:rPr>
           <w:rFonts w:ascii="Consolas" w:eastAsia="Times New Roman" w:hAnsi="Consolas" w:cs="Times New Roman"/>
@@ -19868,29 +19577,7 @@
           <w:szCs w:val="21"/>
           <w:lang w:eastAsia="cs-CZ"/>
         </w:rPr>
-        <w:t>"/</w:t>
-      </w:r>
-      <w:proofErr w:type="spellStart"/>
-      <w:r>
-        <w:rPr>
-          <w:rFonts w:ascii="Consolas" w:eastAsia="Times New Roman" w:hAnsi="Consolas" w:cs="Times New Roman"/>
-          <w:color w:val="A31515"/>
-          <w:sz w:val="21"/>
-          <w:szCs w:val="21"/>
-          <w:lang w:eastAsia="cs-CZ"/>
-        </w:rPr>
-        <w:t>zavodnik</w:t>
-      </w:r>
-      <w:proofErr w:type="spellEnd"/>
-      <w:r>
-        <w:rPr>
-          <w:rFonts w:ascii="Consolas" w:eastAsia="Times New Roman" w:hAnsi="Consolas" w:cs="Times New Roman"/>
-          <w:color w:val="A31515"/>
-          <w:sz w:val="21"/>
-          <w:szCs w:val="21"/>
-          <w:lang w:eastAsia="cs-CZ"/>
-        </w:rPr>
-        <w:t>/:id"</w:t>
+        <w:t>"/zavodnik/:id"</w:t>
       </w:r>
       <w:r>
         <w:rPr>
@@ -19942,7 +19629,6 @@
         </w:rPr>
         <w:t>&lt;</w:t>
       </w:r>
-      <w:proofErr w:type="spellStart"/>
       <w:r>
         <w:rPr>
           <w:rFonts w:ascii="Consolas" w:eastAsia="Times New Roman" w:hAnsi="Consolas" w:cs="Times New Roman"/>
@@ -19953,7 +19639,6 @@
         </w:rPr>
         <w:t>FighterDetail</w:t>
       </w:r>
-      <w:proofErr w:type="spellEnd"/>
       <w:r>
         <w:rPr>
           <w:rFonts w:ascii="Consolas" w:eastAsia="Times New Roman" w:hAnsi="Consolas" w:cs="Times New Roman"/>
@@ -20092,29 +19777,7 @@
           <w:szCs w:val="21"/>
           <w:lang w:eastAsia="cs-CZ"/>
         </w:rPr>
-        <w:t>"/</w:t>
-      </w:r>
-      <w:proofErr w:type="spellStart"/>
-      <w:r>
-        <w:rPr>
-          <w:rFonts w:ascii="Consolas" w:eastAsia="Times New Roman" w:hAnsi="Consolas" w:cs="Times New Roman"/>
-          <w:color w:val="A31515"/>
-          <w:sz w:val="21"/>
-          <w:szCs w:val="21"/>
-          <w:lang w:eastAsia="cs-CZ"/>
-        </w:rPr>
-        <w:t>gdpr</w:t>
-      </w:r>
-      <w:proofErr w:type="spellEnd"/>
-      <w:r>
-        <w:rPr>
-          <w:rFonts w:ascii="Consolas" w:eastAsia="Times New Roman" w:hAnsi="Consolas" w:cs="Times New Roman"/>
-          <w:color w:val="A31515"/>
-          <w:sz w:val="21"/>
-          <w:szCs w:val="21"/>
-          <w:lang w:eastAsia="cs-CZ"/>
-        </w:rPr>
-        <w:t>"</w:t>
+        <w:t>"/gdpr"</w:t>
       </w:r>
       <w:r>
         <w:rPr>
@@ -20166,7 +19829,6 @@
         </w:rPr>
         <w:t>&lt;</w:t>
       </w:r>
-      <w:proofErr w:type="spellStart"/>
       <w:r>
         <w:rPr>
           <w:rFonts w:ascii="Consolas" w:eastAsia="Times New Roman" w:hAnsi="Consolas" w:cs="Times New Roman"/>
@@ -20177,7 +19839,6 @@
         </w:rPr>
         <w:t>Gdpr</w:t>
       </w:r>
-      <w:proofErr w:type="spellEnd"/>
       <w:r>
         <w:rPr>
           <w:rFonts w:ascii="Consolas" w:eastAsia="Times New Roman" w:hAnsi="Consolas" w:cs="Times New Roman"/>
@@ -20368,7 +20029,6 @@
         </w:rPr>
         <w:t>&lt;</w:t>
       </w:r>
-      <w:proofErr w:type="spellStart"/>
       <w:r>
         <w:rPr>
           <w:rFonts w:ascii="Consolas" w:eastAsia="Times New Roman" w:hAnsi="Consolas" w:cs="Times New Roman"/>
@@ -20379,7 +20039,6 @@
         </w:rPr>
         <w:t>NotFound</w:t>
       </w:r>
-      <w:proofErr w:type="spellEnd"/>
       <w:r>
         <w:rPr>
           <w:rFonts w:ascii="Consolas" w:eastAsia="Times New Roman" w:hAnsi="Consolas" w:cs="Times New Roman"/>
@@ -20710,17 +20369,18 @@
         <w:pStyle w:val="Nadpis3"/>
       </w:pPr>
       <w:r>
-        <w:t xml:space="preserve">Ukázka komponenty </w:t>
-      </w:r>
-      <w:proofErr w:type="spellStart"/>
-      <w:r>
-        <w:t>Zkousky.jsx</w:t>
-      </w:r>
-      <w:proofErr w:type="spellEnd"/>
-    </w:p>
-    <w:p>
-      <w:r>
-        <w:t>Komponenta zkoušky slouží jako hlavní kontejner ve kterém jsou naimportovány jednotlivé menší komponenty, které jsou společně propojené a které dohromady tvoří funkční celek pro zobrazení zkoušek uživateli.</w:t>
+        <w:t>Ukázka komponenty Zkousky.jsx</w:t>
+      </w:r>
+    </w:p>
+    <w:p>
+      <w:r>
+        <w:t>Komponenta zkoušky slouží jako hlavní kontejner</w:t>
+      </w:r>
+      <w:r>
+        <w:t>,</w:t>
+      </w:r>
+      <w:r>
+        <w:t xml:space="preserve"> ve kterém jsou naimportovány jednotlivé menší komponenty, které jsou společně propojené a které dohromady tvoří funkční celek pro zobrazení zkoušek uživateli.</w:t>
       </w:r>
     </w:p>
     <w:p>
@@ -20782,7 +20442,6 @@
         </w:rPr>
         <w:t xml:space="preserve">, { </w:t>
       </w:r>
-      <w:proofErr w:type="spellStart"/>
       <w:r>
         <w:rPr>
           <w:rFonts w:ascii="Consolas" w:eastAsia="Times New Roman" w:hAnsi="Consolas" w:cs="Times New Roman"/>
@@ -20793,7 +20452,6 @@
         </w:rPr>
         <w:t>useState</w:t>
       </w:r>
-      <w:proofErr w:type="spellEnd"/>
       <w:r>
         <w:rPr>
           <w:rFonts w:ascii="Consolas" w:eastAsia="Times New Roman" w:hAnsi="Consolas" w:cs="Times New Roman"/>
@@ -20884,7 +20542,6 @@
         </w:rPr>
         <w:t xml:space="preserve"> </w:t>
       </w:r>
-      <w:proofErr w:type="spellStart"/>
       <w:r>
         <w:rPr>
           <w:rFonts w:ascii="Consolas" w:eastAsia="Times New Roman" w:hAnsi="Consolas" w:cs="Times New Roman"/>
@@ -20895,7 +20552,6 @@
         </w:rPr>
         <w:t>Cenik</w:t>
       </w:r>
-      <w:proofErr w:type="spellEnd"/>
       <w:r>
         <w:rPr>
           <w:rFonts w:ascii="Consolas" w:eastAsia="Times New Roman" w:hAnsi="Consolas" w:cs="Times New Roman"/>
@@ -20934,29 +20590,7 @@
           <w:szCs w:val="21"/>
           <w:lang w:eastAsia="cs-CZ"/>
         </w:rPr>
-        <w:t>"../pages/Zkousky/</w:t>
-      </w:r>
-      <w:proofErr w:type="spellStart"/>
-      <w:r>
-        <w:rPr>
-          <w:rFonts w:ascii="Consolas" w:eastAsia="Times New Roman" w:hAnsi="Consolas" w:cs="Times New Roman"/>
-          <w:color w:val="A31515"/>
-          <w:sz w:val="21"/>
-          <w:szCs w:val="21"/>
-          <w:lang w:eastAsia="cs-CZ"/>
-        </w:rPr>
-        <w:t>Cenik</w:t>
-      </w:r>
-      <w:proofErr w:type="spellEnd"/>
-      <w:r>
-        <w:rPr>
-          <w:rFonts w:ascii="Consolas" w:eastAsia="Times New Roman" w:hAnsi="Consolas" w:cs="Times New Roman"/>
-          <w:color w:val="A31515"/>
-          <w:sz w:val="21"/>
-          <w:szCs w:val="21"/>
-          <w:lang w:eastAsia="cs-CZ"/>
-        </w:rPr>
-        <w:t>"</w:t>
+        <w:t>"../pages/Zkousky/Cenik"</w:t>
       </w:r>
       <w:r>
         <w:rPr>
@@ -21108,7 +20742,6 @@
         </w:rPr>
         <w:t xml:space="preserve"> </w:t>
       </w:r>
-      <w:proofErr w:type="spellStart"/>
       <w:r>
         <w:rPr>
           <w:rFonts w:ascii="Consolas" w:eastAsia="Times New Roman" w:hAnsi="Consolas" w:cs="Times New Roman"/>
@@ -21119,7 +20752,6 @@
         </w:rPr>
         <w:t>SestavyInfo</w:t>
       </w:r>
-      <w:proofErr w:type="spellEnd"/>
       <w:r>
         <w:rPr>
           <w:rFonts w:ascii="Consolas" w:eastAsia="Times New Roman" w:hAnsi="Consolas" w:cs="Times New Roman"/>
@@ -21158,29 +20790,7 @@
           <w:szCs w:val="21"/>
           <w:lang w:eastAsia="cs-CZ"/>
         </w:rPr>
-        <w:t>"../pages/Zkousky/</w:t>
-      </w:r>
-      <w:proofErr w:type="spellStart"/>
-      <w:r>
-        <w:rPr>
-          <w:rFonts w:ascii="Consolas" w:eastAsia="Times New Roman" w:hAnsi="Consolas" w:cs="Times New Roman"/>
-          <w:color w:val="A31515"/>
-          <w:sz w:val="21"/>
-          <w:szCs w:val="21"/>
-          <w:lang w:eastAsia="cs-CZ"/>
-        </w:rPr>
-        <w:t>SestavyInfo</w:t>
-      </w:r>
-      <w:proofErr w:type="spellEnd"/>
-      <w:r>
-        <w:rPr>
-          <w:rFonts w:ascii="Consolas" w:eastAsia="Times New Roman" w:hAnsi="Consolas" w:cs="Times New Roman"/>
-          <w:color w:val="A31515"/>
-          <w:sz w:val="21"/>
-          <w:szCs w:val="21"/>
-          <w:lang w:eastAsia="cs-CZ"/>
-        </w:rPr>
-        <w:t>"</w:t>
+        <w:t>"../pages/Zkousky/SestavyInfo"</w:t>
       </w:r>
       <w:r>
         <w:rPr>
@@ -21232,7 +20842,6 @@
         </w:rPr>
         <w:t xml:space="preserve"> </w:t>
       </w:r>
-      <w:proofErr w:type="spellStart"/>
       <w:r>
         <w:rPr>
           <w:rFonts w:ascii="Consolas" w:eastAsia="Times New Roman" w:hAnsi="Consolas" w:cs="Times New Roman"/>
@@ -21243,7 +20852,6 @@
         </w:rPr>
         <w:t>Prihlasky</w:t>
       </w:r>
-      <w:proofErr w:type="spellEnd"/>
       <w:r>
         <w:rPr>
           <w:rFonts w:ascii="Consolas" w:eastAsia="Times New Roman" w:hAnsi="Consolas" w:cs="Times New Roman"/>
@@ -21282,29 +20890,7 @@
           <w:szCs w:val="21"/>
           <w:lang w:eastAsia="cs-CZ"/>
         </w:rPr>
-        <w:t>"../pages/Zkousky/</w:t>
-      </w:r>
-      <w:proofErr w:type="spellStart"/>
-      <w:r>
-        <w:rPr>
-          <w:rFonts w:ascii="Consolas" w:eastAsia="Times New Roman" w:hAnsi="Consolas" w:cs="Times New Roman"/>
-          <w:color w:val="A31515"/>
-          <w:sz w:val="21"/>
-          <w:szCs w:val="21"/>
-          <w:lang w:eastAsia="cs-CZ"/>
-        </w:rPr>
-        <w:t>Prihlasky</w:t>
-      </w:r>
-      <w:proofErr w:type="spellEnd"/>
-      <w:r>
-        <w:rPr>
-          <w:rFonts w:ascii="Consolas" w:eastAsia="Times New Roman" w:hAnsi="Consolas" w:cs="Times New Roman"/>
-          <w:color w:val="A31515"/>
-          <w:sz w:val="21"/>
-          <w:szCs w:val="21"/>
-          <w:lang w:eastAsia="cs-CZ"/>
-        </w:rPr>
-        <w:t>"</w:t>
+        <w:t>"../pages/Zkousky/Prihlasky"</w:t>
       </w:r>
       <w:r>
         <w:rPr>
@@ -21446,7 +21032,6 @@
         </w:rPr>
         <w:t xml:space="preserve"> [</w:t>
       </w:r>
-      <w:proofErr w:type="spellStart"/>
       <w:r>
         <w:rPr>
           <w:rFonts w:ascii="Consolas" w:eastAsia="Times New Roman" w:hAnsi="Consolas" w:cs="Times New Roman"/>
@@ -21457,7 +21042,6 @@
         </w:rPr>
         <w:t>selectedBelt</w:t>
       </w:r>
-      <w:proofErr w:type="spellEnd"/>
       <w:r>
         <w:rPr>
           <w:rFonts w:ascii="Consolas" w:eastAsia="Times New Roman" w:hAnsi="Consolas" w:cs="Times New Roman"/>
@@ -21468,7 +21052,6 @@
         </w:rPr>
         <w:t xml:space="preserve">, </w:t>
       </w:r>
-      <w:proofErr w:type="spellStart"/>
       <w:r>
         <w:rPr>
           <w:rFonts w:ascii="Consolas" w:eastAsia="Times New Roman" w:hAnsi="Consolas" w:cs="Times New Roman"/>
@@ -21479,7 +21062,6 @@
         </w:rPr>
         <w:t>setSelectedBelt</w:t>
       </w:r>
-      <w:proofErr w:type="spellEnd"/>
       <w:r>
         <w:rPr>
           <w:rFonts w:ascii="Consolas" w:eastAsia="Times New Roman" w:hAnsi="Consolas" w:cs="Times New Roman"/>
@@ -21510,7 +21092,6 @@
         </w:rPr>
         <w:t xml:space="preserve"> </w:t>
       </w:r>
-      <w:proofErr w:type="spellStart"/>
       <w:r>
         <w:rPr>
           <w:rFonts w:ascii="Consolas" w:eastAsia="Times New Roman" w:hAnsi="Consolas" w:cs="Times New Roman"/>
@@ -21521,7 +21102,6 @@
         </w:rPr>
         <w:t>useState</w:t>
       </w:r>
-      <w:proofErr w:type="spellEnd"/>
       <w:r>
         <w:rPr>
           <w:rFonts w:ascii="Consolas" w:eastAsia="Times New Roman" w:hAnsi="Consolas" w:cs="Times New Roman"/>
@@ -21740,29 +21320,7 @@
           <w:szCs w:val="21"/>
           <w:lang w:eastAsia="cs-CZ"/>
         </w:rPr>
-        <w:t>"</w:t>
-      </w:r>
-      <w:proofErr w:type="spellStart"/>
-      <w:r>
-        <w:rPr>
-          <w:rFonts w:ascii="Consolas" w:eastAsia="Times New Roman" w:hAnsi="Consolas" w:cs="Times New Roman"/>
-          <w:color w:val="A31515"/>
-          <w:sz w:val="21"/>
-          <w:szCs w:val="21"/>
-          <w:lang w:eastAsia="cs-CZ"/>
-        </w:rPr>
-        <w:t>devider</w:t>
-      </w:r>
-      <w:proofErr w:type="spellEnd"/>
-      <w:r>
-        <w:rPr>
-          <w:rFonts w:ascii="Consolas" w:eastAsia="Times New Roman" w:hAnsi="Consolas" w:cs="Times New Roman"/>
-          <w:color w:val="A31515"/>
-          <w:sz w:val="21"/>
-          <w:szCs w:val="21"/>
-          <w:lang w:eastAsia="cs-CZ"/>
-        </w:rPr>
-        <w:t>"</w:t>
+        <w:t>"devider"</w:t>
       </w:r>
       <w:r>
         <w:rPr>
@@ -21854,7 +21412,6 @@
         </w:rPr>
         <w:t>&lt;</w:t>
       </w:r>
-      <w:proofErr w:type="spellStart"/>
       <w:r>
         <w:rPr>
           <w:rFonts w:ascii="Consolas" w:eastAsia="Times New Roman" w:hAnsi="Consolas" w:cs="Times New Roman"/>
@@ -21865,7 +21422,6 @@
         </w:rPr>
         <w:t>Cenik</w:t>
       </w:r>
-      <w:proofErr w:type="spellEnd"/>
       <w:r>
         <w:rPr>
           <w:rFonts w:ascii="Consolas" w:eastAsia="Times New Roman" w:hAnsi="Consolas" w:cs="Times New Roman"/>
@@ -21876,7 +21432,6 @@
         </w:rPr>
         <w:t xml:space="preserve"> </w:t>
       </w:r>
-      <w:proofErr w:type="spellStart"/>
       <w:r>
         <w:rPr>
           <w:rFonts w:ascii="Consolas" w:eastAsia="Times New Roman" w:hAnsi="Consolas" w:cs="Times New Roman"/>
@@ -21887,7 +21442,6 @@
         </w:rPr>
         <w:t>onSelectBelt</w:t>
       </w:r>
-      <w:proofErr w:type="spellEnd"/>
       <w:r>
         <w:rPr>
           <w:rFonts w:ascii="Consolas" w:eastAsia="Times New Roman" w:hAnsi="Consolas" w:cs="Times New Roman"/>
@@ -21908,7 +21462,6 @@
         </w:rPr>
         <w:t>{</w:t>
       </w:r>
-      <w:proofErr w:type="spellStart"/>
       <w:r>
         <w:rPr>
           <w:rFonts w:ascii="Consolas" w:eastAsia="Times New Roman" w:hAnsi="Consolas" w:cs="Times New Roman"/>
@@ -21919,7 +21472,6 @@
         </w:rPr>
         <w:t>setSelectedBelt</w:t>
       </w:r>
-      <w:proofErr w:type="spellEnd"/>
       <w:r>
         <w:rPr>
           <w:rFonts w:ascii="Consolas" w:eastAsia="Times New Roman" w:hAnsi="Consolas" w:cs="Times New Roman"/>
@@ -22010,7 +21562,6 @@
         </w:rPr>
         <w:t>{</w:t>
       </w:r>
-      <w:proofErr w:type="spellStart"/>
       <w:r>
         <w:rPr>
           <w:rFonts w:ascii="Consolas" w:eastAsia="Times New Roman" w:hAnsi="Consolas" w:cs="Times New Roman"/>
@@ -22021,7 +21572,6 @@
         </w:rPr>
         <w:t>selectedBelt</w:t>
       </w:r>
-      <w:proofErr w:type="spellEnd"/>
       <w:r>
         <w:rPr>
           <w:rFonts w:ascii="Consolas" w:eastAsia="Times New Roman" w:hAnsi="Consolas" w:cs="Times New Roman"/>
@@ -22110,29 +21660,7 @@
           <w:szCs w:val="21"/>
           <w:lang w:eastAsia="cs-CZ"/>
         </w:rPr>
-        <w:t xml:space="preserve">"flex flex-col </w:t>
-      </w:r>
-      <w:proofErr w:type="spellStart"/>
-      <w:r>
-        <w:rPr>
-          <w:rFonts w:ascii="Consolas" w:eastAsia="Times New Roman" w:hAnsi="Consolas" w:cs="Times New Roman"/>
-          <w:color w:val="A31515"/>
-          <w:sz w:val="21"/>
-          <w:szCs w:val="21"/>
-          <w:lang w:eastAsia="cs-CZ"/>
-        </w:rPr>
-        <w:t>lg:flex-row</w:t>
-      </w:r>
-      <w:proofErr w:type="spellEnd"/>
-      <w:r>
-        <w:rPr>
-          <w:rFonts w:ascii="Consolas" w:eastAsia="Times New Roman" w:hAnsi="Consolas" w:cs="Times New Roman"/>
-          <w:color w:val="A31515"/>
-          <w:sz w:val="21"/>
-          <w:szCs w:val="21"/>
-          <w:lang w:eastAsia="cs-CZ"/>
-        </w:rPr>
-        <w:t xml:space="preserve"> gap-5"</w:t>
+        <w:t>"flex flex-col lg:flex-row gap-5"</w:t>
       </w:r>
       <w:r>
         <w:rPr>
@@ -22204,7 +21732,6 @@
         </w:rPr>
         <w:t xml:space="preserve"> </w:t>
       </w:r>
-      <w:proofErr w:type="spellStart"/>
       <w:r>
         <w:rPr>
           <w:rFonts w:ascii="Consolas" w:eastAsia="Times New Roman" w:hAnsi="Consolas" w:cs="Times New Roman"/>
@@ -22215,7 +21742,6 @@
         </w:rPr>
         <w:t>belt</w:t>
       </w:r>
-      <w:proofErr w:type="spellEnd"/>
       <w:r>
         <w:rPr>
           <w:rFonts w:ascii="Consolas" w:eastAsia="Times New Roman" w:hAnsi="Consolas" w:cs="Times New Roman"/>
@@ -22236,7 +21762,6 @@
         </w:rPr>
         <w:t>{</w:t>
       </w:r>
-      <w:proofErr w:type="spellStart"/>
       <w:r>
         <w:rPr>
           <w:rFonts w:ascii="Consolas" w:eastAsia="Times New Roman" w:hAnsi="Consolas" w:cs="Times New Roman"/>
@@ -22247,7 +21772,6 @@
         </w:rPr>
         <w:t>selectedBelt</w:t>
       </w:r>
-      <w:proofErr w:type="spellEnd"/>
       <w:r>
         <w:rPr>
           <w:rFonts w:ascii="Consolas" w:eastAsia="Times New Roman" w:hAnsi="Consolas" w:cs="Times New Roman"/>
@@ -22318,7 +21842,6 @@
         </w:rPr>
         <w:t>&lt;</w:t>
       </w:r>
-      <w:proofErr w:type="spellStart"/>
       <w:r>
         <w:rPr>
           <w:rFonts w:ascii="Consolas" w:eastAsia="Times New Roman" w:hAnsi="Consolas" w:cs="Times New Roman"/>
@@ -22329,7 +21852,6 @@
         </w:rPr>
         <w:t>SestavyInfo</w:t>
       </w:r>
-      <w:proofErr w:type="spellEnd"/>
       <w:r>
         <w:rPr>
           <w:rFonts w:ascii="Consolas" w:eastAsia="Times New Roman" w:hAnsi="Consolas" w:cs="Times New Roman"/>
@@ -22340,7 +21862,6 @@
         </w:rPr>
         <w:t xml:space="preserve"> </w:t>
       </w:r>
-      <w:proofErr w:type="spellStart"/>
       <w:r>
         <w:rPr>
           <w:rFonts w:ascii="Consolas" w:eastAsia="Times New Roman" w:hAnsi="Consolas" w:cs="Times New Roman"/>
@@ -22351,7 +21872,6 @@
         </w:rPr>
         <w:t>belt</w:t>
       </w:r>
-      <w:proofErr w:type="spellEnd"/>
       <w:r>
         <w:rPr>
           <w:rFonts w:ascii="Consolas" w:eastAsia="Times New Roman" w:hAnsi="Consolas" w:cs="Times New Roman"/>
@@ -22372,7 +21892,6 @@
         </w:rPr>
         <w:t>{</w:t>
       </w:r>
-      <w:proofErr w:type="spellStart"/>
       <w:r>
         <w:rPr>
           <w:rFonts w:ascii="Consolas" w:eastAsia="Times New Roman" w:hAnsi="Consolas" w:cs="Times New Roman"/>
@@ -22383,7 +21902,6 @@
         </w:rPr>
         <w:t>selectedBelt</w:t>
       </w:r>
-      <w:proofErr w:type="spellEnd"/>
       <w:r>
         <w:rPr>
           <w:rFonts w:ascii="Consolas" w:eastAsia="Times New Roman" w:hAnsi="Consolas" w:cs="Times New Roman"/>
@@ -22554,7 +22072,6 @@
         </w:rPr>
         <w:t>&lt;</w:t>
       </w:r>
-      <w:proofErr w:type="spellStart"/>
       <w:r>
         <w:rPr>
           <w:rFonts w:ascii="Consolas" w:eastAsia="Times New Roman" w:hAnsi="Consolas" w:cs="Times New Roman"/>
@@ -22565,7 +22082,6 @@
         </w:rPr>
         <w:t>Prihlasky</w:t>
       </w:r>
-      <w:proofErr w:type="spellEnd"/>
       <w:r>
         <w:rPr>
           <w:rFonts w:ascii="Consolas" w:eastAsia="Times New Roman" w:hAnsi="Consolas" w:cs="Times New Roman"/>
@@ -22792,91 +22308,122 @@
         <w:t xml:space="preserve">Stránku tvoří tabulka s přehledem pásků obsahující informace o názvu pásku, třídě danu či cupu, ceně za zkoušku na jednotlivý technický stupeň a obrázek páku. Pod tabulkou se nachází sekce, která se dynamicky mění na základě vybraného technického stupně. Sekci tvoří komponenty </w:t>
       </w:r>
       <w:r>
-        <w:t xml:space="preserve">Video a </w:t>
-      </w:r>
-      <w:proofErr w:type="spellStart"/>
-      <w:r>
+        <w:rPr>
+          <w:i/>
+          <w:iCs/>
+        </w:rPr>
+        <w:t>Video</w:t>
+      </w:r>
+      <w:r>
+        <w:t xml:space="preserve"> a </w:t>
+      </w:r>
+      <w:r>
+        <w:rPr>
+          <w:i/>
+          <w:iCs/>
+        </w:rPr>
         <w:t>SestavyInfo</w:t>
       </w:r>
-      <w:proofErr w:type="spellEnd"/>
       <w:r>
         <w:t xml:space="preserve">. Komponenta Video se vykresluje pouze v případě, pokud má daný technický stupeň v databázi uložený odkaz na video. Klíčové pojmy k jednotlivým sestavám vykresluje komponenta </w:t>
       </w:r>
-      <w:proofErr w:type="spellStart"/>
-      <w:r>
+      <w:r>
+        <w:rPr>
+          <w:i/>
+          <w:iCs/>
+        </w:rPr>
         <w:t>SestavyInfo</w:t>
       </w:r>
-      <w:proofErr w:type="spellEnd"/>
       <w:r>
         <w:t>.</w:t>
       </w:r>
     </w:p>
     <w:p>
       <w:r>
-        <w:t xml:space="preserve">Dynamické vykreslování je realizováno pomocí </w:t>
-      </w:r>
-      <w:proofErr w:type="spellStart"/>
-      <w:r>
-        <w:t>useState</w:t>
-      </w:r>
-      <w:proofErr w:type="spellEnd"/>
+        <w:t xml:space="preserve">Dynamické vykreslování je realizováno pomocí useState </w:t>
+      </w:r>
+      <w:r>
+        <w:t>hooku</w:t>
+      </w:r>
+      <w:r>
+        <w:t>, kter</w:t>
+      </w:r>
+      <w:r>
+        <w:t>ý</w:t>
+      </w:r>
+      <w:r>
+        <w:t xml:space="preserve"> pracuje s informacemi </w:t>
+      </w:r>
+      <w:r>
+        <w:br/>
+      </w:r>
+      <w:r>
+        <w:t xml:space="preserve">o aktuálně zvoleném technickém stupni. Výchozí hodnota je nastavena na null, což zajišťuje, že při prvotním načtení stránky nebude vybrán žádný technický stupeň a tím pádem nebudou vykreslovány komponenty </w:t>
+      </w:r>
+      <w:r>
+        <w:rPr>
+          <w:i/>
+          <w:iCs/>
+        </w:rPr>
+        <w:t>Video</w:t>
+      </w:r>
+      <w:r>
+        <w:t xml:space="preserve"> a </w:t>
+      </w:r>
+      <w:r>
+        <w:rPr>
+          <w:i/>
+          <w:iCs/>
+        </w:rPr>
+        <w:t>Sestavy</w:t>
+      </w:r>
+      <w:r>
+        <w:rPr>
+          <w:i/>
+          <w:iCs/>
+        </w:rPr>
+        <w:t>I</w:t>
+      </w:r>
+      <w:r>
+        <w:rPr>
+          <w:i/>
+          <w:iCs/>
+        </w:rPr>
+        <w:t>nfo</w:t>
+      </w:r>
+      <w:r>
+        <w:t>. Pokud však uživatel vybere určitý technický stupeň pásu, tak dojde k dynamickému předání hodnot do jednotlivých komponent a vykreslí se komponenty se specifickými informacemi.</w:t>
+      </w:r>
+    </w:p>
+    <w:p>
+      <w:r>
+        <w:t>Spodní část</w:t>
+      </w:r>
+      <w:r>
+        <w:t xml:space="preserve"> stránky</w:t>
+      </w:r>
       <w:r>
         <w:t xml:space="preserve"> </w:t>
       </w:r>
       <w:r>
-        <w:t>hooku</w:t>
-      </w:r>
-      <w:r>
-        <w:t>, kter</w:t>
-      </w:r>
-      <w:r>
-        <w:t>ý</w:t>
-      </w:r>
-      <w:r>
-        <w:t xml:space="preserve"> pracuje s informacemi o aktuálně zvoleném technickém stupni. Výchozí hodnota je nastavena na null, což zajišťuje, že při prvotním načtení stránky nebude vybrán žádný technický stupeň a tím pádem nebudou vykreslovány komponenty Video a </w:t>
-      </w:r>
-      <w:proofErr w:type="spellStart"/>
-      <w:r>
-        <w:t>Sestavy</w:t>
-      </w:r>
-      <w:r>
-        <w:t>I</w:t>
-      </w:r>
-      <w:r>
-        <w:t>nfo</w:t>
-      </w:r>
-      <w:proofErr w:type="spellEnd"/>
-      <w:r>
-        <w:t>. Pokud však uživatel vybere určitý technický stupeň pásu, tak dojde k dynamickému předání hodnot do jednotlivých komponent a vykreslí se komponenty se specifickými informacemi.</w:t>
-      </w:r>
-    </w:p>
-    <w:p>
-      <w:r>
-        <w:t>Spodní část</w:t>
-      </w:r>
-      <w:r>
-        <w:t xml:space="preserve"> stránky</w:t>
+        <w:t>tvoří</w:t>
       </w:r>
       <w:r>
         <w:t xml:space="preserve"> </w:t>
       </w:r>
       <w:r>
-        <w:t>tvoří</w:t>
+        <w:t>komponenta</w:t>
       </w:r>
       <w:r>
         <w:t xml:space="preserve"> </w:t>
       </w:r>
       <w:r>
-        <w:t>komponenta</w:t>
-      </w:r>
-      <w:r>
-        <w:t xml:space="preserve"> </w:t>
-      </w:r>
-      <w:proofErr w:type="spellStart"/>
-      <w:r>
+        <w:rPr>
+          <w:i/>
+          <w:iCs/>
+        </w:rPr>
         <w:t>Prihlasky</w:t>
       </w:r>
-      <w:proofErr w:type="spellEnd"/>
       <w:r>
         <w:t xml:space="preserve">, která zobrazuje </w:t>
       </w:r>
@@ -22887,10 +22434,22 @@
         <w:t xml:space="preserve">datum konání a konce přihlášek, místo konání, cenu za účast a seznam přihlášených závodníků. </w:t>
       </w:r>
       <w:r>
-        <w:t xml:space="preserve">Závodníkům kteří jsou přihlášeni do systému je zde dostupné i tlačítko na přihlášení a odhlášení ze zkoušky. </w:t>
-      </w:r>
-      <w:r>
-        <w:t>Zobrazení zkoušek podléhá administrátorům a trenérům, kteří mají v administraci možnost zkoušku vytvořit, upravit, smazat a rozhodovat zda zkouška bude veřejná či skrytá.</w:t>
+        <w:t>Závodníkům</w:t>
+      </w:r>
+      <w:r>
+        <w:t>,</w:t>
+      </w:r>
+      <w:r>
+        <w:t xml:space="preserve"> kteří jsou přihlášeni do systému je zde dostupné i tlačítko na přihlášení a odhlášení ze zkoušky. </w:t>
+      </w:r>
+      <w:r>
+        <w:t>Zobrazení zkoušek podléhá administrátorům a trenérům, kteří mají v administraci možnost zkoušku vytvořit, upravit, smazat a rozhodovat</w:t>
+      </w:r>
+      <w:r>
+        <w:t>,</w:t>
+      </w:r>
+      <w:r>
+        <w:t xml:space="preserve"> zda zkouška bude veřejná či skrytá.</w:t>
       </w:r>
     </w:p>
     <w:p>
@@ -22899,6 +22458,9 @@
         <w:keepNext/>
       </w:pPr>
       <w:r>
+        <w:rPr>
+          <w:noProof/>
+        </w:rPr>
         <w:lastRenderedPageBreak/>
         <w:drawing>
           <wp:inline distT="0" distB="0" distL="0" distR="0" wp14:anchorId="6C22070A" wp14:editId="10C34F34">
@@ -22941,30 +22503,22 @@
       <w:pPr>
         <w:pStyle w:val="Titulek"/>
       </w:pPr>
+      <w:bookmarkStart w:id="37" w:name="_Toc226829977"/>
       <w:r>
         <w:t xml:space="preserve">Obr. </w:t>
       </w:r>
-      <w:r>
-        <w:fldChar w:fldCharType="begin"/>
-      </w:r>
-      <w:r>
-        <w:instrText xml:space="preserve"> SEQ Obr. \* ARABIC </w:instrText>
-      </w:r>
-      <w:r>
-        <w:fldChar w:fldCharType="separate"/>
-      </w:r>
-      <w:r>
-        <w:rPr>
-          <w:noProof/>
-        </w:rPr>
-        <w:t>17</w:t>
-      </w:r>
-      <w:r>
-        <w:fldChar w:fldCharType="end"/>
-      </w:r>
+      <w:fldSimple w:instr=" SEQ Obr. \* ARABIC ">
+        <w:r>
+          <w:rPr>
+            <w:noProof/>
+          </w:rPr>
+          <w:t>17</w:t>
+        </w:r>
+      </w:fldSimple>
       <w:r>
         <w:t>: Zkoušky</w:t>
       </w:r>
+      <w:bookmarkEnd w:id="37"/>
     </w:p>
     <w:p>
       <w:pPr>
@@ -23001,6 +22555,9 @@
         <w:t>Řešení je realizováno metodou mobile-first, což znamená, že rozhraní bylo primárně optimalizováno pro mobilní zařízení a následně upravováno pro větší obrazovky</w:t>
       </w:r>
       <w:r>
+        <w:t>,</w:t>
+      </w:r>
+      <w:r>
         <w:t xml:space="preserve"> jako jsou tablety, notebooky a desktopové počítače</w:t>
       </w:r>
       <w:r>
@@ -23012,43 +22569,64 @@
     </w:p>
     <w:p>
       <w:r>
-        <w:t xml:space="preserve">Správné rozvržení obsahu je především realizováno pomocí </w:t>
-      </w:r>
-      <w:proofErr w:type="spellStart"/>
-      <w:r>
-        <w:t>flexboxů</w:t>
-      </w:r>
-      <w:proofErr w:type="spellEnd"/>
-      <w:r>
-        <w:t xml:space="preserve"> a </w:t>
-      </w:r>
-      <w:proofErr w:type="spellStart"/>
-      <w:r>
-        <w:t>gridů</w:t>
-      </w:r>
-      <w:proofErr w:type="spellEnd"/>
+        <w:t>Správné rozvržení obsahu je především realizováno pomocí flexboxů a gridů</w:t>
+      </w:r>
       <w:r>
         <w:t>,</w:t>
       </w:r>
       <w:r>
-        <w:t xml:space="preserve"> které umožňují dynamicky přizpůsobovat rozmístění jednotlivých prvků na základě aktuálního rozlišení a v případě potřeby také některé prvky pro menší rozlišení skrýt. </w:t>
-      </w:r>
-    </w:p>
-    <w:p>
-      <w:proofErr w:type="spellStart"/>
+        <w:t xml:space="preserve"> které umožňují dynamicky přizpůsobovat rozmístění jednotlivých prvků na základě aktuálního rozlišení</w:t>
+      </w:r>
+      <w:r>
+        <w:br/>
+      </w:r>
+      <w:r>
+        <w:t xml:space="preserve">a v případě potřeby také některé prvky pro menší rozlišení skrýt. </w:t>
+      </w:r>
+    </w:p>
+    <w:p>
       <w:r>
         <w:lastRenderedPageBreak/>
-        <w:t>Flexbox</w:t>
-      </w:r>
-      <w:proofErr w:type="spellEnd"/>
-      <w:r>
-        <w:t xml:space="preserve"> je využíván zejména pro zarovnání prvků jako je například navigační menu nebo </w:t>
-      </w:r>
-      <w:r>
-        <w:t>u některých komponent jako jsou informace týkající se závodníků. Grid je použit pro složitější rozvrhování obsahu jako jsou například seznamy závodníků nebo aktualit, kdy je potřeba měnit počet zobrazovaných prvků na základě aktuálního rozlišení.</w:t>
-      </w:r>
-      <w:r>
-        <w:t xml:space="preserve"> V případě většího rozlišení se prvky zobrazují vedle sebe a se zmenšováním rozlišení se prvky vykreslují pod sebe do sloupce.</w:t>
+        <w:t>Flexbox je využíván zejména pro zarovnání prvků</w:t>
+      </w:r>
+      <w:r>
+        <w:t>,</w:t>
+      </w:r>
+      <w:r>
+        <w:t xml:space="preserve"> jako je například navigační menu</w:t>
+      </w:r>
+      <w:r>
+        <w:t>,</w:t>
+      </w:r>
+      <w:r>
+        <w:t xml:space="preserve"> nebo </w:t>
+      </w:r>
+      <w:r>
+        <w:br/>
+      </w:r>
+      <w:r>
+        <w:t>u některých komponent</w:t>
+      </w:r>
+      <w:r>
+        <w:t>,</w:t>
+      </w:r>
+      <w:r>
+        <w:t xml:space="preserve"> jako jsou informace týkající se závodníků. Grid je použit pro složitější rozvrhování obsahu</w:t>
+      </w:r>
+      <w:r>
+        <w:t>,</w:t>
+      </w:r>
+      <w:r>
+        <w:t xml:space="preserve"> jako jsou například seznamy závodníků nebo aktualit, kdy je potřeba měnit počet zobrazovaných prvků na základě aktuálního rozlišení.</w:t>
+      </w:r>
+      <w:r>
+        <w:t xml:space="preserve"> V případě většího rozlišení se prvky zobrazují vedle sebe</w:t>
+      </w:r>
+      <w:r>
+        <w:t>, zatímco</w:t>
+      </w:r>
+      <w:r>
+        <w:t xml:space="preserve"> se zmenšováním rozlišení se prvky vykreslují pod sebe do sloupce.</w:t>
       </w:r>
     </w:p>
     <w:p>
@@ -23057,6 +22635,9 @@
         <w:jc w:val="center"/>
       </w:pPr>
       <w:r>
+        <w:rPr>
+          <w:noProof/>
+        </w:rPr>
         <w:drawing>
           <wp:inline distT="0" distB="0" distL="0" distR="0" wp14:anchorId="315D7906" wp14:editId="42F2D4F7">
             <wp:extent cx="1387000" cy="3700130"/>
@@ -23098,30 +22679,22 @@
       <w:pPr>
         <w:pStyle w:val="Titulek"/>
       </w:pPr>
+      <w:bookmarkStart w:id="38" w:name="_Toc226829978"/>
       <w:r>
         <w:t xml:space="preserve">Obr. </w:t>
       </w:r>
-      <w:r>
-        <w:fldChar w:fldCharType="begin"/>
-      </w:r>
-      <w:r>
-        <w:instrText xml:space="preserve"> SEQ Obr. \* ARABIC </w:instrText>
-      </w:r>
-      <w:r>
-        <w:fldChar w:fldCharType="separate"/>
-      </w:r>
-      <w:r>
-        <w:rPr>
-          <w:noProof/>
-        </w:rPr>
-        <w:t>18</w:t>
-      </w:r>
-      <w:r>
-        <w:fldChar w:fldCharType="end"/>
-      </w:r>
+      <w:fldSimple w:instr=" SEQ Obr. \* ARABIC ">
+        <w:r>
+          <w:rPr>
+            <w:noProof/>
+          </w:rPr>
+          <w:t>18</w:t>
+        </w:r>
+      </w:fldSimple>
       <w:r>
         <w:t>: Ukázka mobilní responzivity</w:t>
       </w:r>
+      <w:bookmarkEnd w:id="38"/>
     </w:p>
     <w:p>
       <w:pPr>
@@ -23135,11 +22708,11 @@
       <w:pPr>
         <w:pStyle w:val="Nadpis2"/>
       </w:pPr>
-      <w:bookmarkStart w:id="37" w:name="_Toc226373089"/>
+      <w:bookmarkStart w:id="39" w:name="_Toc226829957"/>
       <w:r>
         <w:t>Backend</w:t>
       </w:r>
-      <w:bookmarkEnd w:id="37"/>
+      <w:bookmarkEnd w:id="39"/>
     </w:p>
     <w:p>
       <w:r>
@@ -23222,35 +22795,22 @@
       <w:pPr>
         <w:pStyle w:val="Titulek"/>
       </w:pPr>
-      <w:bookmarkStart w:id="38" w:name="_Toc226373067"/>
+      <w:bookmarkStart w:id="40" w:name="_Toc226829979"/>
       <w:r>
         <w:t xml:space="preserve">Obr. </w:t>
       </w:r>
-      <w:r>
-        <w:fldChar w:fldCharType="begin"/>
-      </w:r>
-      <w:r>
-        <w:instrText xml:space="preserve"> SEQ Obr. \* ARABIC </w:instrText>
-      </w:r>
-      <w:r>
-        <w:fldChar w:fldCharType="separate"/>
-      </w:r>
-      <w:r>
-        <w:rPr>
-          <w:noProof/>
-        </w:rPr>
-        <w:t>19</w:t>
-      </w:r>
-      <w:r>
-        <w:rPr>
-          <w:noProof/>
-        </w:rPr>
-        <w:fldChar w:fldCharType="end"/>
-      </w:r>
+      <w:fldSimple w:instr=" SEQ Obr. \* ARABIC ">
+        <w:r>
+          <w:rPr>
+            <w:noProof/>
+          </w:rPr>
+          <w:t>19</w:t>
+        </w:r>
+      </w:fldSimple>
       <w:r>
         <w:t>: Struktura backendu</w:t>
       </w:r>
-      <w:bookmarkEnd w:id="38"/>
+      <w:bookmarkEnd w:id="40"/>
     </w:p>
     <w:p>
       <w:pPr>
@@ -23305,12 +22865,15 @@
         <w:rPr>
           <w:iCs/>
         </w:rPr>
-        <w:t xml:space="preserve"> adresář obsahující middleware a JWT logiku</w:t>
-      </w:r>
-      <w:r>
-        <w:rPr>
-          <w:iCs/>
-        </w:rPr>
+        <w:t xml:space="preserve"> </w:t>
+      </w:r>
+      <w:r>
+        <w:t>adresář obsahující middleware a JWT logiku</w:t>
+      </w:r>
+      <w:r>
+        <w:t>,</w:t>
+      </w:r>
+      <w:r>
         <w:t xml:space="preserve"> starající se o autorizaci uživatelů</w:t>
       </w:r>
     </w:p>
@@ -23341,7 +22904,10 @@
         <w:rPr>
           <w:iCs/>
         </w:rPr>
-        <w:t xml:space="preserve"> obsahem adresáře je soubor zprostředkovávající propojení s databází</w:t>
+        <w:t xml:space="preserve"> </w:t>
+      </w:r>
+      <w:r>
+        <w:t>obsahem adresáře je soubor zprostředkovávající propojení s databází</w:t>
       </w:r>
     </w:p>
     <w:p>
@@ -23371,7 +22937,16 @@
         <w:rPr>
           <w:iCs/>
         </w:rPr>
-        <w:t xml:space="preserve"> závislosti týkající se projektu </w:t>
+        <w:t xml:space="preserve"> </w:t>
+      </w:r>
+      <w:r>
+        <w:t>závislosti týkající se projektu</w:t>
+      </w:r>
+      <w:r>
+        <w:rPr>
+          <w:iCs/>
+        </w:rPr>
+        <w:t xml:space="preserve"> </w:t>
       </w:r>
     </w:p>
     <w:p>
@@ -23401,15 +22976,21 @@
         <w:rPr>
           <w:iCs/>
         </w:rPr>
-        <w:t xml:space="preserve"> nachází se zde centrální Router.js soubor a řada podsložek vytvořených podle stránek ve kterých se nachází jednotlivé routery pro dané stránky</w:t>
+        <w:t xml:space="preserve"> </w:t>
+      </w:r>
+      <w:r>
+        <w:t>nachází se zde centrální Router.js soubor a řada podsložek vytvořených podle stránek</w:t>
+      </w:r>
+      <w:r>
+        <w:t>,</w:t>
+      </w:r>
+      <w:r>
+        <w:t xml:space="preserve"> ve kterých se nachází jednotlivé routery pro dané stránky</w:t>
       </w:r>
     </w:p>
     <w:p>
       <w:pPr>
         <w:jc w:val="left"/>
-        <w:rPr>
-          <w:iCs/>
-        </w:rPr>
       </w:pPr>
       <w:r>
         <w:rPr>
@@ -23434,18 +23015,30 @@
         <w:t xml:space="preserve"> </w:t>
       </w:r>
       <w:r>
-        <w:rPr>
-          <w:iCs/>
-        </w:rPr>
-        <w:t>obsahuje fotografie které uživatel nahrál a poté jsou roztřízeny do podsložek podle entity ke které patří</w:t>
+        <w:t>obsahuje fotografie</w:t>
+      </w:r>
+      <w:r>
+        <w:t>,</w:t>
+      </w:r>
+      <w:r>
+        <w:t xml:space="preserve"> které uživatel nahrál</w:t>
+      </w:r>
+      <w:r>
+        <w:t>,</w:t>
+      </w:r>
+      <w:r>
+        <w:t xml:space="preserve"> a poté jsou roztřízeny do podsložek podle entity</w:t>
+      </w:r>
+      <w:r>
+        <w:t>,</w:t>
+      </w:r>
+      <w:r>
+        <w:t xml:space="preserve"> ke které patří</w:t>
       </w:r>
     </w:p>
     <w:p>
       <w:pPr>
         <w:jc w:val="left"/>
-        <w:rPr>
-          <w:iCs/>
-        </w:rPr>
       </w:pPr>
       <w:r>
         <w:rPr>
@@ -23464,9 +23057,6 @@
         <w:t xml:space="preserve">– </w:t>
       </w:r>
       <w:r>
-        <w:rPr>
-          <w:iCs/>
-        </w:rPr>
         <w:t xml:space="preserve">adresář obsahující pomocné funkce, jako je například práce s datem nebo nahrávání souborů </w:t>
       </w:r>
     </w:p>
@@ -23506,24 +23096,42 @@
         <w:rPr>
           <w:iCs/>
         </w:rPr>
-        <w:t xml:space="preserve"> – konfigurační soubor ve kterém jsou uloženy citlivé informace jako jsou API klíče</w:t>
-      </w:r>
-      <w:r>
-        <w:rPr>
-          <w:iCs/>
-        </w:rPr>
-        <w:t>, JWT tokeny a údaje týkající se databáze s</w:t>
-      </w:r>
-      <w:r>
-        <w:rPr>
-          <w:iCs/>
-        </w:rPr>
+        <w:t xml:space="preserve"> – </w:t>
+      </w:r>
+      <w:r>
+        <w:t>konfigurační soubor</w:t>
+      </w:r>
+      <w:r>
+        <w:t>,</w:t>
+      </w:r>
+      <w:r>
+        <w:t xml:space="preserve"> ve kterém jsou uloženy citlivé informace</w:t>
+      </w:r>
+      <w:r>
+        <w:t>,</w:t>
+      </w:r>
+      <w:r>
+        <w:t xml:space="preserve"> jako jsou API klíče</w:t>
+      </w:r>
+      <w:r>
+        <w:t>, JWT</w:t>
+      </w:r>
+      <w:r>
+        <w:t xml:space="preserve"> SECRET_KEY</w:t>
+      </w:r>
+      <w:r>
+        <w:t xml:space="preserve"> a údaje týkající se databáze</w:t>
+      </w:r>
+      <w:r>
+        <w:t>,</w:t>
+      </w:r>
+      <w:r>
+        <w:t xml:space="preserve"> s</w:t>
+      </w:r>
+      <w:r>
         <w:t>e</w:t>
       </w:r>
       <w:r>
-        <w:rPr>
-          <w:iCs/>
-        </w:rPr>
         <w:t> kterou aplikace interaguje</w:t>
       </w:r>
     </w:p>
@@ -23551,15 +23159,24 @@
         <w:rPr>
           <w:iCs/>
         </w:rPr>
-        <w:t>reprezentuje jak má vypadat .env soubor</w:t>
+        <w:t>reprezentuje</w:t>
+      </w:r>
+      <w:r>
+        <w:rPr>
+          <w:iCs/>
+        </w:rPr>
+        <w:t>,</w:t>
+      </w:r>
+      <w:r>
+        <w:rPr>
+          <w:iCs/>
+        </w:rPr>
+        <w:t xml:space="preserve"> jak má vypadat .env soubor</w:t>
       </w:r>
     </w:p>
     <w:p>
       <w:pPr>
         <w:jc w:val="left"/>
-        <w:rPr>
-          <w:iCs/>
-        </w:rPr>
       </w:pPr>
       <w:r>
         <w:rPr>
@@ -23572,18 +23189,15 @@
         <w:rPr>
           <w:iCs/>
         </w:rPr>
-        <w:t xml:space="preserve"> – obsahuje složky, soubory nebo koncovky souborů, které nemá </w:t>
-      </w:r>
-      <w:r>
-        <w:rPr>
-          <w:iCs/>
-        </w:rPr>
+        <w:t xml:space="preserve"> – </w:t>
+      </w:r>
+      <w:r>
+        <w:t xml:space="preserve">obsahuje složky, soubory nebo koncovky souborů, které nemá </w:t>
+      </w:r>
+      <w:r>
         <w:t>verzovací</w:t>
       </w:r>
       <w:r>
-        <w:rPr>
-          <w:iCs/>
-        </w:rPr>
         <w:t xml:space="preserve"> nástroj spravovat</w:t>
       </w:r>
     </w:p>
@@ -23619,12 +23233,12 @@
         <w:rPr>
           <w:iCs/>
         </w:rPr>
-        <w:t xml:space="preserve"> – konfigurační soubor pro Google </w:t>
-      </w:r>
-      <w:r>
-        <w:rPr>
-          <w:iCs/>
-        </w:rPr>
+        <w:t xml:space="preserve"> – </w:t>
+      </w:r>
+      <w:r>
+        <w:t xml:space="preserve">konfigurační soubor pro Google </w:t>
+      </w:r>
+      <w:r>
         <w:t>kalendář</w:t>
       </w:r>
     </w:p>
@@ -23670,7 +23284,10 @@
         <w:rPr>
           <w:iCs/>
         </w:rPr>
-        <w:t xml:space="preserve"> – vstupní bod aplikace</w:t>
+        <w:t xml:space="preserve"> – </w:t>
+      </w:r>
+      <w:r>
+        <w:t>vstupní bod aplikace</w:t>
       </w:r>
     </w:p>
     <w:p>
@@ -25063,7 +24680,6 @@
         </w:rPr>
         <w:t xml:space="preserve"> </w:t>
       </w:r>
-      <w:proofErr w:type="spellStart"/>
       <w:r>
         <w:rPr>
           <w:rFonts w:ascii="Consolas" w:eastAsia="Times New Roman" w:hAnsi="Consolas" w:cs="Times New Roman"/>
@@ -25074,7 +24690,6 @@
         </w:rPr>
         <w:t>tournamentRegistrationRouter</w:t>
       </w:r>
-      <w:proofErr w:type="spellEnd"/>
       <w:r>
         <w:rPr>
           <w:rFonts w:ascii="Consolas" w:eastAsia="Times New Roman" w:hAnsi="Consolas" w:cs="Times New Roman"/>
@@ -25185,7 +24800,6 @@
         </w:rPr>
         <w:t xml:space="preserve"> </w:t>
       </w:r>
-      <w:proofErr w:type="spellStart"/>
       <w:r>
         <w:rPr>
           <w:rFonts w:ascii="Consolas" w:eastAsia="Times New Roman" w:hAnsi="Consolas" w:cs="Times New Roman"/>
@@ -25196,7 +24810,6 @@
         </w:rPr>
         <w:t>examRouter</w:t>
       </w:r>
-      <w:proofErr w:type="spellEnd"/>
       <w:r>
         <w:rPr>
           <w:rFonts w:ascii="Consolas" w:eastAsia="Times New Roman" w:hAnsi="Consolas" w:cs="Times New Roman"/>
@@ -25255,51 +24868,7 @@
           <w:szCs w:val="21"/>
           <w:lang w:eastAsia="cs-CZ"/>
         </w:rPr>
-        <w:t>"./</w:t>
-      </w:r>
-      <w:proofErr w:type="spellStart"/>
-      <w:r>
-        <w:rPr>
-          <w:rFonts w:ascii="Consolas" w:eastAsia="Times New Roman" w:hAnsi="Consolas" w:cs="Times New Roman"/>
-          <w:color w:val="A31515"/>
-          <w:sz w:val="21"/>
-          <w:szCs w:val="21"/>
-          <w:lang w:eastAsia="cs-CZ"/>
-        </w:rPr>
-        <w:t>Exams</w:t>
-      </w:r>
-      <w:proofErr w:type="spellEnd"/>
-      <w:r>
-        <w:rPr>
-          <w:rFonts w:ascii="Consolas" w:eastAsia="Times New Roman" w:hAnsi="Consolas" w:cs="Times New Roman"/>
-          <w:color w:val="A31515"/>
-          <w:sz w:val="21"/>
-          <w:szCs w:val="21"/>
-          <w:lang w:eastAsia="cs-CZ"/>
-        </w:rPr>
-        <w:t>/</w:t>
-      </w:r>
-      <w:proofErr w:type="spellStart"/>
-      <w:r>
-        <w:rPr>
-          <w:rFonts w:ascii="Consolas" w:eastAsia="Times New Roman" w:hAnsi="Consolas" w:cs="Times New Roman"/>
-          <w:color w:val="A31515"/>
-          <w:sz w:val="21"/>
-          <w:szCs w:val="21"/>
-          <w:lang w:eastAsia="cs-CZ"/>
-        </w:rPr>
-        <w:t>RouterExams</w:t>
-      </w:r>
-      <w:proofErr w:type="spellEnd"/>
-      <w:r>
-        <w:rPr>
-          <w:rFonts w:ascii="Consolas" w:eastAsia="Times New Roman" w:hAnsi="Consolas" w:cs="Times New Roman"/>
-          <w:color w:val="A31515"/>
-          <w:sz w:val="21"/>
-          <w:szCs w:val="21"/>
-          <w:lang w:eastAsia="cs-CZ"/>
-        </w:rPr>
-        <w:t>"</w:t>
+        <w:t>"./Exams/RouterExams"</w:t>
       </w:r>
       <w:r>
         <w:rPr>
@@ -26510,29 +26079,7 @@
           <w:szCs w:val="21"/>
           <w:lang w:eastAsia="cs-CZ"/>
         </w:rPr>
-        <w:t>"/</w:t>
-      </w:r>
-      <w:proofErr w:type="spellStart"/>
-      <w:r>
-        <w:rPr>
-          <w:rFonts w:ascii="Consolas" w:eastAsia="Times New Roman" w:hAnsi="Consolas" w:cs="Times New Roman"/>
-          <w:color w:val="A31515"/>
-          <w:sz w:val="21"/>
-          <w:szCs w:val="21"/>
-          <w:lang w:eastAsia="cs-CZ"/>
-        </w:rPr>
-        <w:t>tournamentRegistration</w:t>
-      </w:r>
-      <w:proofErr w:type="spellEnd"/>
-      <w:r>
-        <w:rPr>
-          <w:rFonts w:ascii="Consolas" w:eastAsia="Times New Roman" w:hAnsi="Consolas" w:cs="Times New Roman"/>
-          <w:color w:val="A31515"/>
-          <w:sz w:val="21"/>
-          <w:szCs w:val="21"/>
-          <w:lang w:eastAsia="cs-CZ"/>
-        </w:rPr>
-        <w:t>"</w:t>
+        <w:t>"/tournamentRegistration"</w:t>
       </w:r>
       <w:r>
         <w:rPr>
@@ -26544,7 +26091,6 @@
         </w:rPr>
         <w:t xml:space="preserve">, </w:t>
       </w:r>
-      <w:proofErr w:type="spellStart"/>
       <w:r>
         <w:rPr>
           <w:rFonts w:ascii="Consolas" w:eastAsia="Times New Roman" w:hAnsi="Consolas" w:cs="Times New Roman"/>
@@ -26555,7 +26101,6 @@
         </w:rPr>
         <w:t>tournamentRegistrationRouter</w:t>
       </w:r>
-      <w:proofErr w:type="spellEnd"/>
       <w:r>
         <w:rPr>
           <w:rFonts w:ascii="Consolas" w:eastAsia="Times New Roman" w:hAnsi="Consolas" w:cs="Times New Roman"/>
@@ -26634,29 +26179,7 @@
           <w:szCs w:val="21"/>
           <w:lang w:eastAsia="cs-CZ"/>
         </w:rPr>
-        <w:t>"/</w:t>
-      </w:r>
-      <w:proofErr w:type="spellStart"/>
-      <w:r>
-        <w:rPr>
-          <w:rFonts w:ascii="Consolas" w:eastAsia="Times New Roman" w:hAnsi="Consolas" w:cs="Times New Roman"/>
-          <w:color w:val="A31515"/>
-          <w:sz w:val="21"/>
-          <w:szCs w:val="21"/>
-          <w:lang w:eastAsia="cs-CZ"/>
-        </w:rPr>
-        <w:t>exams</w:t>
-      </w:r>
-      <w:proofErr w:type="spellEnd"/>
-      <w:r>
-        <w:rPr>
-          <w:rFonts w:ascii="Consolas" w:eastAsia="Times New Roman" w:hAnsi="Consolas" w:cs="Times New Roman"/>
-          <w:color w:val="A31515"/>
-          <w:sz w:val="21"/>
-          <w:szCs w:val="21"/>
-          <w:lang w:eastAsia="cs-CZ"/>
-        </w:rPr>
-        <w:t>"</w:t>
+        <w:t>"/exams"</w:t>
       </w:r>
       <w:r>
         <w:rPr>
@@ -26668,7 +26191,6 @@
         </w:rPr>
         <w:t xml:space="preserve">, </w:t>
       </w:r>
-      <w:proofErr w:type="spellStart"/>
       <w:r>
         <w:rPr>
           <w:rFonts w:ascii="Consolas" w:eastAsia="Times New Roman" w:hAnsi="Consolas" w:cs="Times New Roman"/>
@@ -26679,7 +26201,6 @@
         </w:rPr>
         <w:t>examRouter</w:t>
       </w:r>
-      <w:proofErr w:type="spellEnd"/>
       <w:r>
         <w:rPr>
           <w:rFonts w:ascii="Consolas" w:eastAsia="Times New Roman" w:hAnsi="Consolas" w:cs="Times New Roman"/>
@@ -30074,29 +29595,7 @@
           <w:szCs w:val="21"/>
           <w:lang w:eastAsia="cs-CZ"/>
         </w:rPr>
-        <w:t xml:space="preserve">        DATE_FORMAT(e.created_at, '%d.%m.%Y') AS </w:t>
-      </w:r>
-      <w:proofErr w:type="spellStart"/>
-      <w:r>
-        <w:rPr>
-          <w:rFonts w:ascii="Consolas" w:eastAsia="Times New Roman" w:hAnsi="Consolas" w:cs="Times New Roman"/>
-          <w:color w:val="A31515"/>
-          <w:sz w:val="21"/>
-          <w:szCs w:val="21"/>
-          <w:lang w:eastAsia="cs-CZ"/>
-        </w:rPr>
-        <w:t>created_at_formatted</w:t>
-      </w:r>
-      <w:proofErr w:type="spellEnd"/>
-      <w:r>
-        <w:rPr>
-          <w:rFonts w:ascii="Consolas" w:eastAsia="Times New Roman" w:hAnsi="Consolas" w:cs="Times New Roman"/>
-          <w:color w:val="A31515"/>
-          <w:sz w:val="21"/>
-          <w:szCs w:val="21"/>
-          <w:lang w:eastAsia="cs-CZ"/>
-        </w:rPr>
-        <w:t>,</w:t>
+        <w:t>        DATE_FORMAT(e.created_at, '%d.%m.%Y') AS created_at_formatted,</w:t>
       </w:r>
     </w:p>
     <w:p>
@@ -31940,7 +31439,6 @@
         </w:rPr>
         <w:t xml:space="preserve">, </w:t>
       </w:r>
-      <w:proofErr w:type="spellStart"/>
       <w:r>
         <w:rPr>
           <w:rFonts w:ascii="Consolas" w:eastAsia="Times New Roman" w:hAnsi="Consolas" w:cs="Times New Roman"/>
@@ -31951,7 +31449,6 @@
         </w:rPr>
         <w:t>isAdminOrTrainer</w:t>
       </w:r>
-      <w:proofErr w:type="spellEnd"/>
       <w:r>
         <w:rPr>
           <w:rFonts w:ascii="Consolas" w:eastAsia="Times New Roman" w:hAnsi="Consolas" w:cs="Times New Roman"/>
@@ -36053,7 +35550,6 @@
         </w:rPr>
         <w:t xml:space="preserve">, </w:t>
       </w:r>
-      <w:proofErr w:type="spellStart"/>
       <w:r>
         <w:rPr>
           <w:rFonts w:ascii="Consolas" w:eastAsia="Times New Roman" w:hAnsi="Consolas" w:cs="Times New Roman"/>
@@ -36064,7 +35560,6 @@
         </w:rPr>
         <w:t>isAdminOrTrainer</w:t>
       </w:r>
-      <w:proofErr w:type="spellEnd"/>
       <w:r>
         <w:rPr>
           <w:rFonts w:ascii="Consolas" w:eastAsia="Times New Roman" w:hAnsi="Consolas" w:cs="Times New Roman"/>
@@ -40823,7 +40318,6 @@
         </w:rPr>
         <w:t xml:space="preserve">, </w:t>
       </w:r>
-      <w:proofErr w:type="spellStart"/>
       <w:r>
         <w:rPr>
           <w:rFonts w:ascii="Consolas" w:eastAsia="Times New Roman" w:hAnsi="Consolas" w:cs="Times New Roman"/>
@@ -40834,7 +40328,6 @@
         </w:rPr>
         <w:t>isAdminOrTrainer</w:t>
       </w:r>
-      <w:proofErr w:type="spellEnd"/>
       <w:r>
         <w:rPr>
           <w:rFonts w:ascii="Consolas" w:eastAsia="Times New Roman" w:hAnsi="Consolas" w:cs="Times New Roman"/>
@@ -42465,7 +41958,6 @@
         </w:rPr>
         <w:t xml:space="preserve"> </w:t>
       </w:r>
-      <w:proofErr w:type="spellStart"/>
       <w:r>
         <w:rPr>
           <w:rFonts w:ascii="Consolas" w:eastAsia="Times New Roman" w:hAnsi="Consolas" w:cs="Times New Roman"/>
@@ -42476,7 +41968,6 @@
         </w:rPr>
         <w:t>getFilePath</w:t>
       </w:r>
-      <w:proofErr w:type="spellEnd"/>
       <w:r>
         <w:rPr>
           <w:rFonts w:ascii="Consolas" w:eastAsia="Times New Roman" w:hAnsi="Consolas" w:cs="Times New Roman"/>
@@ -43037,7 +42528,6 @@
         </w:rPr>
         <w:t xml:space="preserve"> </w:t>
       </w:r>
-      <w:proofErr w:type="spellStart"/>
       <w:r>
         <w:rPr>
           <w:rFonts w:ascii="Consolas" w:eastAsia="Times New Roman" w:hAnsi="Consolas" w:cs="Times New Roman"/>
@@ -43048,7 +42538,6 @@
         </w:rPr>
         <w:t>getFilePath</w:t>
       </w:r>
-      <w:proofErr w:type="spellEnd"/>
       <w:r>
         <w:rPr>
           <w:rFonts w:ascii="Consolas" w:eastAsia="Times New Roman" w:hAnsi="Consolas" w:cs="Times New Roman"/>
@@ -44449,19 +43938,63 @@
       <w:pPr>
         <w:pStyle w:val="Nadpis1"/>
       </w:pPr>
-      <w:bookmarkStart w:id="39" w:name="_Toc226373090"/>
+      <w:bookmarkStart w:id="41" w:name="_Toc226829958"/>
       <w:r>
         <w:lastRenderedPageBreak/>
         <w:t>Implementace řešení</w:t>
       </w:r>
-      <w:bookmarkEnd w:id="39"/>
-    </w:p>
-    <w:p>
-      <w:r>
-        <w:t>DOPSAT</w:t>
-      </w:r>
-      <w:r>
-        <w:t>!!!</w:t>
+      <w:bookmarkEnd w:id="41"/>
+    </w:p>
+    <w:p>
+      <w:r>
+        <w:t xml:space="preserve">Výsledné řešení je rozdělené na frontendovou a backendovou část, které jsou </w:t>
+      </w:r>
+      <w:r>
+        <w:t>provozovány odděleně, avšak spolu vzájemně komunikují</w:t>
+      </w:r>
+    </w:p>
+    <w:p>
+      <w:r>
+        <w:t>Frontendová část aplikace je nejdříve sestavena</w:t>
+      </w:r>
+      <w:r>
+        <w:t>,</w:t>
+      </w:r>
+      <w:r>
+        <w:t xml:space="preserve"> přičemž dojde k optimalizaci zdrojových </w:t>
+      </w:r>
+      <w:r>
+        <w:t>kódu</w:t>
+      </w:r>
+      <w:r>
+        <w:t xml:space="preserve"> a jejich převedení do statických souborů (HTML, CSS, JavaScript). Soubory jsou poté servírovány pomocí reverzní proxy, která zajišťuje jejich dostupnost pro koncové uživatele.</w:t>
+      </w:r>
+    </w:p>
+    <w:p>
+      <w:r>
+        <w:t>Backendová část je implementována v prostředí NodeJS</w:t>
+      </w:r>
+      <w:r>
+        <w:t xml:space="preserve"> a je spuštěna pomocí příkazu npm start. Backend je provozován jako služba, což zajišťuje nepřetržitý běh a dochází k automatickému spuštění při startu serveru.</w:t>
+      </w:r>
+      <w:r>
+        <w:t xml:space="preserve"> Zmíněné řešení zajišťuje vyšší stabilitu aplikace.</w:t>
+      </w:r>
+    </w:p>
+    <w:p>
+      <w:r>
+        <w:t>Reverzní proxy slouží jako prostředník mezi klientem a serverem</w:t>
+      </w:r>
+      <w:r>
+        <w:t xml:space="preserve">. Slouží k přesměrování požadavků na frontend část aplikace a zároveň směruje API požadavky na backend, který běží na jiném portu. Zmíněné řešení zajišťuje oddělení jednotlivých částí aplikace a zároveň </w:t>
+      </w:r>
+      <w:r>
+        <w:t>zvyšuje bezpečnost a efektivitu komunikace mezi nimi.</w:t>
+      </w:r>
+    </w:p>
+    <w:p>
+      <w:r>
+        <w:t>Výše popsaná architektura umožňuje lepší škálovatelnost, jednodušší správu a vyšší bezpečnost celého řešení.</w:t>
       </w:r>
     </w:p>
     <w:p/>
@@ -44474,14 +44007,14 @@
         </w:numPr>
         <w:ind w:left="431" w:hanging="431"/>
       </w:pPr>
-      <w:bookmarkStart w:id="40" w:name="_Toc60053869"/>
-      <w:bookmarkStart w:id="41" w:name="_Toc226373091"/>
+      <w:bookmarkStart w:id="42" w:name="_Toc60053869"/>
+      <w:bookmarkStart w:id="43" w:name="_Toc226829959"/>
       <w:r>
         <w:lastRenderedPageBreak/>
         <w:t>Závěr</w:t>
       </w:r>
-      <w:bookmarkEnd w:id="40"/>
-      <w:bookmarkEnd w:id="41"/>
+      <w:bookmarkEnd w:id="42"/>
+      <w:bookmarkEnd w:id="43"/>
     </w:p>
     <w:p>
       <w:r>
@@ -44510,31 +44043,31 @@
     </w:p>
     <w:p>
       <w:r>
-        <w:t xml:space="preserve">Tvorba bakalářské práce mi přinesla cenné zkušenosti nejen v oblasti programování, ale </w:t>
+        <w:t xml:space="preserve">Tvorba bakalářské práce mi přinesla cenné zkušenosti nejen v oblasti programování, </w:t>
       </w:r>
       <w:r>
         <w:br/>
       </w:r>
       <w:r>
-        <w:t xml:space="preserve">i v oblasti komunikace se zákazníkem a vyjednávání. Během vývoje jsem se seznámil s principy moderního designu a bezpečnosti webových stránek, </w:t>
+        <w:t xml:space="preserve">ale i v oblasti komunikace se zákazníkem a vyjednávání. Během vývoje jsem se seznámil s principy moderního designu a bezpečnosti webových stránek, </w:t>
       </w:r>
       <w:r>
         <w:t>získané</w:t>
       </w:r>
       <w:r>
-        <w:t xml:space="preserve"> zkušenosti považuji za velmi cenné </w:t>
-      </w:r>
-      <w:r>
-        <w:br/>
-      </w:r>
-      <w:r>
-        <w:t xml:space="preserve">a jsem si jistý, že mi pomohou v mém profesním růstu. Vytvořil jsem funkční webovou stránku, která splňuje veškeré požadavky, má praktickou hodnotu a přispívá k efektivnější organizaci </w:t>
-      </w:r>
-      <w:r>
-        <w:br/>
-      </w:r>
-      <w:r>
-        <w:t>a propagaci oddílu Taekwondo Lacek.</w:t>
+        <w:t xml:space="preserve"> zkušenosti považuji za velmi cenné a jsem si jistý, že mi pomohou v mém profesním růstu. Vytvořil jsem funkční webovou stránku, která splňuje veškeré požadavky, má praktickou hodnotu a přispívá k</w:t>
+      </w:r>
+      <w:r>
+        <w:t> </w:t>
+      </w:r>
+      <w:r>
+        <w:t>efektivnější</w:t>
+      </w:r>
+      <w:r>
+        <w:t xml:space="preserve"> </w:t>
+      </w:r>
+      <w:r>
+        <w:t>organizaci a propagaci oddílu Taekwondo Lacek.</w:t>
       </w:r>
     </w:p>
     <w:p>
@@ -44561,12 +44094,12 @@
         </w:numPr>
         <w:ind w:left="431" w:hanging="431"/>
       </w:pPr>
-      <w:bookmarkStart w:id="42" w:name="_Toc226373092"/>
+      <w:bookmarkStart w:id="44" w:name="_Toc226829960"/>
       <w:r>
         <w:lastRenderedPageBreak/>
         <w:t>Seznam použité literatury</w:t>
       </w:r>
-      <w:bookmarkEnd w:id="42"/>
+      <w:bookmarkEnd w:id="44"/>
     </w:p>
     <w:p>
       <w:pPr>
@@ -52034,10 +51567,12 @@
     <w:rsid w:val="00030807"/>
     <w:rsid w:val="00063792"/>
     <w:rsid w:val="00066453"/>
+    <w:rsid w:val="000B6FE7"/>
     <w:rsid w:val="000E44EE"/>
     <w:rsid w:val="000E5915"/>
     <w:rsid w:val="0012777F"/>
     <w:rsid w:val="001476E4"/>
+    <w:rsid w:val="001F4362"/>
     <w:rsid w:val="0020159E"/>
     <w:rsid w:val="002173EE"/>
     <w:rsid w:val="00217A4D"/>
@@ -52059,6 +51594,7 @@
     <w:rsid w:val="00427646"/>
     <w:rsid w:val="00427C7D"/>
     <w:rsid w:val="00450CBF"/>
+    <w:rsid w:val="00454575"/>
     <w:rsid w:val="00460741"/>
     <w:rsid w:val="00463D1E"/>
     <w:rsid w:val="004649D4"/>
@@ -52074,6 +51610,7 @@
     <w:rsid w:val="005D768A"/>
     <w:rsid w:val="005F19B0"/>
     <w:rsid w:val="00604492"/>
+    <w:rsid w:val="00646D81"/>
     <w:rsid w:val="00667E7A"/>
     <w:rsid w:val="00684E0D"/>
     <w:rsid w:val="006944B7"/>
@@ -52123,11 +51660,13 @@
     <w:rsid w:val="00CD6760"/>
     <w:rsid w:val="00D17CE7"/>
     <w:rsid w:val="00E0364E"/>
+    <w:rsid w:val="00E161FC"/>
     <w:rsid w:val="00E53066"/>
     <w:rsid w:val="00E85F47"/>
     <w:rsid w:val="00E866B4"/>
     <w:rsid w:val="00EB3F8A"/>
     <w:rsid w:val="00F12DE4"/>
+    <w:rsid w:val="00F2245B"/>
     <w:rsid w:val="00F73B1B"/>
     <w:rsid w:val="00FC053B"/>
     <w:rsid w:val="00FC4095"/>
@@ -52894,25 +52433,6 @@
 </file>
 
 <file path=customXml/item2.xml><?xml version="1.0" encoding="utf-8"?>
-<p:properties xmlns:p="http://schemas.microsoft.com/office/2006/metadata/properties" xmlns:xsi="http://www.w3.org/2001/XMLSchema-instance" xmlns:pc="http://schemas.microsoft.com/office/infopath/2007/PartnerControls">
-  <documentManagement/>
-</p:properties>
-</file>
-
-<file path=customXml/item3.xml><?xml version="1.0" encoding="utf-8"?>
-<?mso-contentType ?>
-<FormTemplates xmlns="http://schemas.microsoft.com/sharepoint/v3/contenttype/forms">
-  <Display>DocumentLibraryForm</Display>
-  <Edit>DocumentLibraryForm</Edit>
-  <New>DocumentLibraryForm</New>
-</FormTemplates>
-</file>
-
-<file path=customXml/item4.xml><?xml version="1.0" encoding="utf-8"?>
-<b:Sources xmlns:b="http://schemas.openxmlformats.org/officeDocument/2006/bibliography" xmlns="http://schemas.openxmlformats.org/officeDocument/2006/bibliography" SelectedStyle="\APASixthEditionOfficeOnline.xsl" StyleName="APA" Version="6"/>
-</file>
-
-<file path=customXml/item5.xml><?xml version="1.0" encoding="utf-8"?>
 <ct:contentTypeSchema xmlns:ct="http://schemas.microsoft.com/office/2006/metadata/contentType" xmlns:ma="http://schemas.microsoft.com/office/2006/metadata/properties/metaAttributes" ct:_="" ma:_="" ma:contentTypeName="Dokument" ma:contentTypeID="0x010100AB4421CFC579A4449DC25ACBD6176571" ma:contentTypeVersion="2" ma:contentTypeDescription="Vytvoří nový dokument" ma:contentTypeScope="" ma:versionID="571ac08f18df58b33840592d245cde2d">
   <xsd:schema xmlns:xsd="http://www.w3.org/2001/XMLSchema" xmlns:xs="http://www.w3.org/2001/XMLSchema" xmlns:p="http://schemas.microsoft.com/office/2006/metadata/properties" xmlns:ns2="921a4a19-005d-42bf-a6ee-1c0f1cd55622" targetNamespace="http://schemas.microsoft.com/office/2006/metadata/properties" ma:root="true" ma:fieldsID="4559ad2502f86f60dcde6a0f6b3f7266" ns2:_="">
     <xsd:import namespace="921a4a19-005d-42bf-a6ee-1c0f1cd55622"/>
@@ -53044,6 +52564,25 @@
 </ct:contentTypeSchema>
 </file>
 
+<file path=customXml/item3.xml><?xml version="1.0" encoding="utf-8"?>
+<?mso-contentType ?>
+<FormTemplates xmlns="http://schemas.microsoft.com/sharepoint/v3/contenttype/forms">
+  <Display>DocumentLibraryForm</Display>
+  <Edit>DocumentLibraryForm</Edit>
+  <New>DocumentLibraryForm</New>
+</FormTemplates>
+</file>
+
+<file path=customXml/item4.xml><?xml version="1.0" encoding="utf-8"?>
+<b:Sources xmlns:b="http://schemas.openxmlformats.org/officeDocument/2006/bibliography" xmlns="http://schemas.openxmlformats.org/officeDocument/2006/bibliography" SelectedStyle="\APASixthEditionOfficeOnline.xsl" StyleName="APA" Version="6"/>
+</file>
+
+<file path=customXml/item5.xml><?xml version="1.0" encoding="utf-8"?>
+<p:properties xmlns:p="http://schemas.microsoft.com/office/2006/metadata/properties" xmlns:xsi="http://www.w3.org/2001/XMLSchema-instance" xmlns:pc="http://schemas.microsoft.com/office/infopath/2007/PartnerControls">
+  <documentManagement/>
+</p:properties>
+</file>
+
 <file path=customXml/itemProps1.xml><?xml version="1.0" encoding="utf-8"?>
 <ds:datastoreItem xmlns:ds="http://schemas.openxmlformats.org/officeDocument/2006/customXml" ds:itemID="{55AF091B-3C7A-41E3-B477-F2FDAA23CFDA}">
   <ds:schemaRefs>
@@ -53053,10 +52592,19 @@
 </file>
 
 <file path=customXml/itemProps2.xml><?xml version="1.0" encoding="utf-8"?>
-<ds:datastoreItem xmlns:ds="http://schemas.openxmlformats.org/officeDocument/2006/customXml" ds:itemID="{EDE7D767-2E0D-494D-8433-FAEBD4A37F8E}">
+<ds:datastoreItem xmlns:ds="http://schemas.openxmlformats.org/officeDocument/2006/customXml" ds:itemID="{838CEF72-1B4D-4D33-9891-FFC95F507282}">
   <ds:schemaRefs>
+    <ds:schemaRef ds:uri="http://schemas.microsoft.com/office/2006/metadata/contentType"/>
+    <ds:schemaRef ds:uri="http://schemas.microsoft.com/office/2006/metadata/properties/metaAttributes"/>
+    <ds:schemaRef ds:uri="http://www.w3.org/2001/XMLSchema"/>
     <ds:schemaRef ds:uri="http://schemas.microsoft.com/office/2006/metadata/properties"/>
+    <ds:schemaRef ds:uri="921a4a19-005d-42bf-a6ee-1c0f1cd55622"/>
+    <ds:schemaRef ds:uri="http://schemas.microsoft.com/office/2006/documentManagement/types"/>
     <ds:schemaRef ds:uri="http://schemas.microsoft.com/office/infopath/2007/PartnerControls"/>
+    <ds:schemaRef ds:uri="http://schemas.openxmlformats.org/package/2006/metadata/core-properties"/>
+    <ds:schemaRef ds:uri="http://purl.org/dc/elements/1.1/"/>
+    <ds:schemaRef ds:uri="http://purl.org/dc/terms/"/>
+    <ds:schemaRef ds:uri="http://schemas.microsoft.com/internal/obd"/>
   </ds:schemaRefs>
 </ds:datastoreItem>
 </file>
@@ -53078,19 +52626,10 @@
 </file>
 
 <file path=customXml/itemProps5.xml><?xml version="1.0" encoding="utf-8"?>
-<ds:datastoreItem xmlns:ds="http://schemas.openxmlformats.org/officeDocument/2006/customXml" ds:itemID="{838CEF72-1B4D-4D33-9891-FFC95F507282}">
+<ds:datastoreItem xmlns:ds="http://schemas.openxmlformats.org/officeDocument/2006/customXml" ds:itemID="{EDE7D767-2E0D-494D-8433-FAEBD4A37F8E}">
   <ds:schemaRefs>
-    <ds:schemaRef ds:uri="http://schemas.microsoft.com/office/2006/metadata/contentType"/>
-    <ds:schemaRef ds:uri="http://schemas.microsoft.com/office/2006/metadata/properties/metaAttributes"/>
-    <ds:schemaRef ds:uri="http://www.w3.org/2001/XMLSchema"/>
     <ds:schemaRef ds:uri="http://schemas.microsoft.com/office/2006/metadata/properties"/>
-    <ds:schemaRef ds:uri="921a4a19-005d-42bf-a6ee-1c0f1cd55622"/>
-    <ds:schemaRef ds:uri="http://schemas.microsoft.com/office/2006/documentManagement/types"/>
     <ds:schemaRef ds:uri="http://schemas.microsoft.com/office/infopath/2007/PartnerControls"/>
-    <ds:schemaRef ds:uri="http://schemas.openxmlformats.org/package/2006/metadata/core-properties"/>
-    <ds:schemaRef ds:uri="http://purl.org/dc/elements/1.1/"/>
-    <ds:schemaRef ds:uri="http://purl.org/dc/terms/"/>
-    <ds:schemaRef ds:uri="http://schemas.microsoft.com/internal/obd"/>
   </ds:schemaRefs>
 </ds:datastoreItem>
 </file>
--- a/bp_svobo229_v2.docx
+++ b/bp_svobo229_v2.docx
@@ -1097,8 +1097,7 @@
           <w:placeholder>
             <w:docPart w:val="60FBE7C8F0194B14ABA29886BC5501D5"/>
           </w:placeholder>
-          <w:showingPlcHdr/>
-          <w:date>
+          <w:date w:fullDate="2026-04-14T00:00:00Z">
             <w:dateFormat w:val="d. MMMM yyyy"/>
             <w:lid w:val="cs-CZ"/>
             <w:storeMappedDataAs w:val="dateTime"/>
@@ -1107,10 +1106,7 @@
         </w:sdtPr>
         <w:sdtContent>
           <w:r>
-            <w:rPr>
-              <w:rStyle w:val="Zstupntext"/>
-            </w:rPr>
-            <w:t>Klikněte nebo klepněte sem a zadejte datum.</w:t>
+            <w:t>14. dubna 2026</w:t>
           </w:r>
         </w:sdtContent>
       </w:sdt>
@@ -1260,7 +1256,7 @@
       <w:r>
         <w:fldChar w:fldCharType="separate"/>
       </w:r>
-      <w:hyperlink w:anchor="_Toc226829936" w:history="1">
+      <w:hyperlink w:anchor="_Toc226920075" w:history="1">
         <w:r>
           <w:rPr>
             <w:rStyle w:val="Hypertextovodkaz"/>
@@ -1287,7 +1283,7 @@
             <w:noProof/>
             <w:webHidden/>
           </w:rPr>
-          <w:instrText xml:space="preserve"> PAGEREF _Toc226829936 \h </w:instrText>
+          <w:instrText xml:space="preserve"> PAGEREF _Toc226920075 \h </w:instrText>
         </w:r>
         <w:r>
           <w:rPr>
@@ -1335,7 +1331,7 @@
           <w14:ligatures w14:val="standardContextual"/>
         </w:rPr>
       </w:pPr>
-      <w:hyperlink w:anchor="_Toc226829937" w:history="1">
+      <w:hyperlink w:anchor="_Toc226920076" w:history="1">
         <w:r>
           <w:rPr>
             <w:rStyle w:val="Hypertextovodkaz"/>
@@ -1362,7 +1358,7 @@
             <w:noProof/>
             <w:webHidden/>
           </w:rPr>
-          <w:instrText xml:space="preserve"> PAGEREF _Toc226829937 \h </w:instrText>
+          <w:instrText xml:space="preserve"> PAGEREF _Toc226920076 \h </w:instrText>
         </w:r>
         <w:r>
           <w:rPr>
@@ -1410,7 +1406,7 @@
           <w14:ligatures w14:val="standardContextual"/>
         </w:rPr>
       </w:pPr>
-      <w:hyperlink w:anchor="_Toc226829938" w:history="1">
+      <w:hyperlink w:anchor="_Toc226920077" w:history="1">
         <w:r>
           <w:rPr>
             <w:rStyle w:val="Hypertextovodkaz"/>
@@ -1437,7 +1433,7 @@
             <w:noProof/>
             <w:webHidden/>
           </w:rPr>
-          <w:instrText xml:space="preserve"> PAGEREF _Toc226829938 \h </w:instrText>
+          <w:instrText xml:space="preserve"> PAGEREF _Toc226920077 \h </w:instrText>
         </w:r>
         <w:r>
           <w:rPr>
@@ -1486,7 +1482,7 @@
           <w14:ligatures w14:val="standardContextual"/>
         </w:rPr>
       </w:pPr>
-      <w:hyperlink w:anchor="_Toc226829939" w:history="1">
+      <w:hyperlink w:anchor="_Toc226920078" w:history="1">
         <w:r>
           <w:rPr>
             <w:rStyle w:val="Hypertextovodkaz"/>
@@ -1533,7 +1529,7 @@
             <w:noProof/>
             <w:webHidden/>
           </w:rPr>
-          <w:instrText xml:space="preserve"> PAGEREF _Toc226829939 \h </w:instrText>
+          <w:instrText xml:space="preserve"> PAGEREF _Toc226920078 \h </w:instrText>
         </w:r>
         <w:r>
           <w:rPr>
@@ -1581,7 +1577,7 @@
           <w14:ligatures w14:val="standardContextual"/>
         </w:rPr>
       </w:pPr>
-      <w:hyperlink w:anchor="_Toc226829940" w:history="1">
+      <w:hyperlink w:anchor="_Toc226920079" w:history="1">
         <w:r>
           <w:rPr>
             <w:rStyle w:val="Hypertextovodkaz"/>
@@ -1627,7 +1623,7 @@
             <w:noProof/>
             <w:webHidden/>
           </w:rPr>
-          <w:instrText xml:space="preserve"> PAGEREF _Toc226829940 \h </w:instrText>
+          <w:instrText xml:space="preserve"> PAGEREF _Toc226920079 \h </w:instrText>
         </w:r>
         <w:r>
           <w:rPr>
@@ -1675,7 +1671,7 @@
           <w14:ligatures w14:val="standardContextual"/>
         </w:rPr>
       </w:pPr>
-      <w:hyperlink w:anchor="_Toc226829941" w:history="1">
+      <w:hyperlink w:anchor="_Toc226920080" w:history="1">
         <w:r>
           <w:rPr>
             <w:rStyle w:val="Hypertextovodkaz"/>
@@ -1721,7 +1717,7 @@
             <w:noProof/>
             <w:webHidden/>
           </w:rPr>
-          <w:instrText xml:space="preserve"> PAGEREF _Toc226829941 \h </w:instrText>
+          <w:instrText xml:space="preserve"> PAGEREF _Toc226920080 \h </w:instrText>
         </w:r>
         <w:r>
           <w:rPr>
@@ -1770,7 +1766,7 @@
           <w14:ligatures w14:val="standardContextual"/>
         </w:rPr>
       </w:pPr>
-      <w:hyperlink w:anchor="_Toc226829942" w:history="1">
+      <w:hyperlink w:anchor="_Toc226920081" w:history="1">
         <w:r>
           <w:rPr>
             <w:rStyle w:val="Hypertextovodkaz"/>
@@ -1817,7 +1813,7 @@
             <w:noProof/>
             <w:webHidden/>
           </w:rPr>
-          <w:instrText xml:space="preserve"> PAGEREF _Toc226829942 \h </w:instrText>
+          <w:instrText xml:space="preserve"> PAGEREF _Toc226920081 \h </w:instrText>
         </w:r>
         <w:r>
           <w:rPr>
@@ -1865,7 +1861,7 @@
           <w14:ligatures w14:val="standardContextual"/>
         </w:rPr>
       </w:pPr>
-      <w:hyperlink w:anchor="_Toc226829943" w:history="1">
+      <w:hyperlink w:anchor="_Toc226920082" w:history="1">
         <w:r>
           <w:rPr>
             <w:rStyle w:val="Hypertextovodkaz"/>
@@ -1911,7 +1907,7 @@
             <w:noProof/>
             <w:webHidden/>
           </w:rPr>
-          <w:instrText xml:space="preserve"> PAGEREF _Toc226829943 \h </w:instrText>
+          <w:instrText xml:space="preserve"> PAGEREF _Toc226920082 \h </w:instrText>
         </w:r>
         <w:r>
           <w:rPr>
@@ -1959,7 +1955,7 @@
           <w14:ligatures w14:val="standardContextual"/>
         </w:rPr>
       </w:pPr>
-      <w:hyperlink w:anchor="_Toc226829944" w:history="1">
+      <w:hyperlink w:anchor="_Toc226920083" w:history="1">
         <w:r>
           <w:rPr>
             <w:rStyle w:val="Hypertextovodkaz"/>
@@ -2005,7 +2001,7 @@
             <w:noProof/>
             <w:webHidden/>
           </w:rPr>
-          <w:instrText xml:space="preserve"> PAGEREF _Toc226829944 \h </w:instrText>
+          <w:instrText xml:space="preserve"> PAGEREF _Toc226920083 \h </w:instrText>
         </w:r>
         <w:r>
           <w:rPr>
@@ -2053,7 +2049,7 @@
           <w14:ligatures w14:val="standardContextual"/>
         </w:rPr>
       </w:pPr>
-      <w:hyperlink w:anchor="_Toc226829945" w:history="1">
+      <w:hyperlink w:anchor="_Toc226920084" w:history="1">
         <w:r>
           <w:rPr>
             <w:rStyle w:val="Hypertextovodkaz"/>
@@ -2099,7 +2095,7 @@
             <w:noProof/>
             <w:webHidden/>
           </w:rPr>
-          <w:instrText xml:space="preserve"> PAGEREF _Toc226829945 \h </w:instrText>
+          <w:instrText xml:space="preserve"> PAGEREF _Toc226920084 \h </w:instrText>
         </w:r>
         <w:r>
           <w:rPr>
@@ -2147,7 +2143,7 @@
           <w14:ligatures w14:val="standardContextual"/>
         </w:rPr>
       </w:pPr>
-      <w:hyperlink w:anchor="_Toc226829946" w:history="1">
+      <w:hyperlink w:anchor="_Toc226920085" w:history="1">
         <w:r>
           <w:rPr>
             <w:rStyle w:val="Hypertextovodkaz"/>
@@ -2193,7 +2189,7 @@
             <w:noProof/>
             <w:webHidden/>
           </w:rPr>
-          <w:instrText xml:space="preserve"> PAGEREF _Toc226829946 \h </w:instrText>
+          <w:instrText xml:space="preserve"> PAGEREF _Toc226920085 \h </w:instrText>
         </w:r>
         <w:r>
           <w:rPr>
@@ -2241,7 +2237,7 @@
           <w14:ligatures w14:val="standardContextual"/>
         </w:rPr>
       </w:pPr>
-      <w:hyperlink w:anchor="_Toc226829947" w:history="1">
+      <w:hyperlink w:anchor="_Toc226920086" w:history="1">
         <w:r>
           <w:rPr>
             <w:rStyle w:val="Hypertextovodkaz"/>
@@ -2287,7 +2283,7 @@
             <w:noProof/>
             <w:webHidden/>
           </w:rPr>
-          <w:instrText xml:space="preserve"> PAGEREF _Toc226829947 \h </w:instrText>
+          <w:instrText xml:space="preserve"> PAGEREF _Toc226920086 \h </w:instrText>
         </w:r>
         <w:r>
           <w:rPr>
@@ -2335,7 +2331,7 @@
           <w14:ligatures w14:val="standardContextual"/>
         </w:rPr>
       </w:pPr>
-      <w:hyperlink w:anchor="_Toc226829948" w:history="1">
+      <w:hyperlink w:anchor="_Toc226920087" w:history="1">
         <w:r>
           <w:rPr>
             <w:rStyle w:val="Hypertextovodkaz"/>
@@ -2381,7 +2377,7 @@
             <w:noProof/>
             <w:webHidden/>
           </w:rPr>
-          <w:instrText xml:space="preserve"> PAGEREF _Toc226829948 \h </w:instrText>
+          <w:instrText xml:space="preserve"> PAGEREF _Toc226920087 \h </w:instrText>
         </w:r>
         <w:r>
           <w:rPr>
@@ -2429,7 +2425,7 @@
           <w14:ligatures w14:val="standardContextual"/>
         </w:rPr>
       </w:pPr>
-      <w:hyperlink w:anchor="_Toc226829949" w:history="1">
+      <w:hyperlink w:anchor="_Toc226920088" w:history="1">
         <w:r>
           <w:rPr>
             <w:rStyle w:val="Hypertextovodkaz"/>
@@ -2475,7 +2471,7 @@
             <w:noProof/>
             <w:webHidden/>
           </w:rPr>
-          <w:instrText xml:space="preserve"> PAGEREF _Toc226829949 \h </w:instrText>
+          <w:instrText xml:space="preserve"> PAGEREF _Toc226920088 \h </w:instrText>
         </w:r>
         <w:r>
           <w:rPr>
@@ -2523,7 +2519,7 @@
           <w14:ligatures w14:val="standardContextual"/>
         </w:rPr>
       </w:pPr>
-      <w:hyperlink w:anchor="_Toc226829950" w:history="1">
+      <w:hyperlink w:anchor="_Toc226920089" w:history="1">
         <w:r>
           <w:rPr>
             <w:rStyle w:val="Hypertextovodkaz"/>
@@ -2569,7 +2565,7 @@
             <w:noProof/>
             <w:webHidden/>
           </w:rPr>
-          <w:instrText xml:space="preserve"> PAGEREF _Toc226829950 \h </w:instrText>
+          <w:instrText xml:space="preserve"> PAGEREF _Toc226920089 \h </w:instrText>
         </w:r>
         <w:r>
           <w:rPr>
@@ -2618,7 +2614,7 @@
           <w14:ligatures w14:val="standardContextual"/>
         </w:rPr>
       </w:pPr>
-      <w:hyperlink w:anchor="_Toc226829951" w:history="1">
+      <w:hyperlink w:anchor="_Toc226920090" w:history="1">
         <w:r>
           <w:rPr>
             <w:rStyle w:val="Hypertextovodkaz"/>
@@ -2665,7 +2661,7 @@
             <w:noProof/>
             <w:webHidden/>
           </w:rPr>
-          <w:instrText xml:space="preserve"> PAGEREF _Toc226829951 \h </w:instrText>
+          <w:instrText xml:space="preserve"> PAGEREF _Toc226920090 \h </w:instrText>
         </w:r>
         <w:r>
           <w:rPr>
@@ -2713,7 +2709,7 @@
           <w14:ligatures w14:val="standardContextual"/>
         </w:rPr>
       </w:pPr>
-      <w:hyperlink w:anchor="_Toc226829952" w:history="1">
+      <w:hyperlink w:anchor="_Toc226920091" w:history="1">
         <w:r>
           <w:rPr>
             <w:rStyle w:val="Hypertextovodkaz"/>
@@ -2759,7 +2755,7 @@
             <w:noProof/>
             <w:webHidden/>
           </w:rPr>
-          <w:instrText xml:space="preserve"> PAGEREF _Toc226829952 \h </w:instrText>
+          <w:instrText xml:space="preserve"> PAGEREF _Toc226920091 \h </w:instrText>
         </w:r>
         <w:r>
           <w:rPr>
@@ -2807,7 +2803,7 @@
           <w14:ligatures w14:val="standardContextual"/>
         </w:rPr>
       </w:pPr>
-      <w:hyperlink w:anchor="_Toc226829953" w:history="1">
+      <w:hyperlink w:anchor="_Toc226920092" w:history="1">
         <w:r>
           <w:rPr>
             <w:rStyle w:val="Hypertextovodkaz"/>
@@ -2853,7 +2849,7 @@
             <w:noProof/>
             <w:webHidden/>
           </w:rPr>
-          <w:instrText xml:space="preserve"> PAGEREF _Toc226829953 \h </w:instrText>
+          <w:instrText xml:space="preserve"> PAGEREF _Toc226920092 \h </w:instrText>
         </w:r>
         <w:r>
           <w:rPr>
@@ -2901,7 +2897,7 @@
           <w14:ligatures w14:val="standardContextual"/>
         </w:rPr>
       </w:pPr>
-      <w:hyperlink w:anchor="_Toc226829954" w:history="1">
+      <w:hyperlink w:anchor="_Toc226920093" w:history="1">
         <w:r>
           <w:rPr>
             <w:rStyle w:val="Hypertextovodkaz"/>
@@ -2947,7 +2943,7 @@
             <w:noProof/>
             <w:webHidden/>
           </w:rPr>
-          <w:instrText xml:space="preserve"> PAGEREF _Toc226829954 \h </w:instrText>
+          <w:instrText xml:space="preserve"> PAGEREF _Toc226920093 \h </w:instrText>
         </w:r>
         <w:r>
           <w:rPr>
@@ -2996,7 +2992,7 @@
           <w14:ligatures w14:val="standardContextual"/>
         </w:rPr>
       </w:pPr>
-      <w:hyperlink w:anchor="_Toc226829955" w:history="1">
+      <w:hyperlink w:anchor="_Toc226920094" w:history="1">
         <w:r>
           <w:rPr>
             <w:rStyle w:val="Hypertextovodkaz"/>
@@ -3043,7 +3039,7 @@
             <w:noProof/>
             <w:webHidden/>
           </w:rPr>
-          <w:instrText xml:space="preserve"> PAGEREF _Toc226829955 \h </w:instrText>
+          <w:instrText xml:space="preserve"> PAGEREF _Toc226920094 \h </w:instrText>
         </w:r>
         <w:r>
           <w:rPr>
@@ -3091,7 +3087,7 @@
           <w14:ligatures w14:val="standardContextual"/>
         </w:rPr>
       </w:pPr>
-      <w:hyperlink w:anchor="_Toc226829956" w:history="1">
+      <w:hyperlink w:anchor="_Toc226920095" w:history="1">
         <w:r>
           <w:rPr>
             <w:rStyle w:val="Hypertextovodkaz"/>
@@ -3137,7 +3133,7 @@
             <w:noProof/>
             <w:webHidden/>
           </w:rPr>
-          <w:instrText xml:space="preserve"> PAGEREF _Toc226829956 \h </w:instrText>
+          <w:instrText xml:space="preserve"> PAGEREF _Toc226920095 \h </w:instrText>
         </w:r>
         <w:r>
           <w:rPr>
@@ -3185,7 +3181,7 @@
           <w14:ligatures w14:val="standardContextual"/>
         </w:rPr>
       </w:pPr>
-      <w:hyperlink w:anchor="_Toc226829957" w:history="1">
+      <w:hyperlink w:anchor="_Toc226920096" w:history="1">
         <w:r>
           <w:rPr>
             <w:rStyle w:val="Hypertextovodkaz"/>
@@ -3231,7 +3227,7 @@
             <w:noProof/>
             <w:webHidden/>
           </w:rPr>
-          <w:instrText xml:space="preserve"> PAGEREF _Toc226829957 \h </w:instrText>
+          <w:instrText xml:space="preserve"> PAGEREF _Toc226920096 \h </w:instrText>
         </w:r>
         <w:r>
           <w:rPr>
@@ -3280,7 +3276,7 @@
           <w14:ligatures w14:val="standardContextual"/>
         </w:rPr>
       </w:pPr>
-      <w:hyperlink w:anchor="_Toc226829958" w:history="1">
+      <w:hyperlink w:anchor="_Toc226920097" w:history="1">
         <w:r>
           <w:rPr>
             <w:rStyle w:val="Hypertextovodkaz"/>
@@ -3327,7 +3323,7 @@
             <w:noProof/>
             <w:webHidden/>
           </w:rPr>
-          <w:instrText xml:space="preserve"> PAGEREF _Toc226829958 \h </w:instrText>
+          <w:instrText xml:space="preserve"> PAGEREF _Toc226920097 \h </w:instrText>
         </w:r>
         <w:r>
           <w:rPr>
@@ -3375,7 +3371,7 @@
           <w14:ligatures w14:val="standardContextual"/>
         </w:rPr>
       </w:pPr>
-      <w:hyperlink w:anchor="_Toc226829959" w:history="1">
+      <w:hyperlink w:anchor="_Toc226920098" w:history="1">
         <w:r>
           <w:rPr>
             <w:rStyle w:val="Hypertextovodkaz"/>
@@ -3402,7 +3398,7 @@
             <w:noProof/>
             <w:webHidden/>
           </w:rPr>
-          <w:instrText xml:space="preserve"> PAGEREF _Toc226829959 \h </w:instrText>
+          <w:instrText xml:space="preserve"> PAGEREF _Toc226920098 \h </w:instrText>
         </w:r>
         <w:r>
           <w:rPr>
@@ -3450,7 +3446,7 @@
           <w14:ligatures w14:val="standardContextual"/>
         </w:rPr>
       </w:pPr>
-      <w:hyperlink w:anchor="_Toc226829960" w:history="1">
+      <w:hyperlink w:anchor="_Toc226920099" w:history="1">
         <w:r>
           <w:rPr>
             <w:rStyle w:val="Hypertextovodkaz"/>
@@ -3477,7 +3473,7 @@
             <w:noProof/>
             <w:webHidden/>
           </w:rPr>
-          <w:instrText xml:space="preserve"> PAGEREF _Toc226829960 \h </w:instrText>
+          <w:instrText xml:space="preserve"> PAGEREF _Toc226920099 \h </w:instrText>
         </w:r>
         <w:r>
           <w:rPr>
@@ -3537,7 +3533,7 @@
           <w:numId w:val="0"/>
         </w:numPr>
       </w:pPr>
-      <w:bookmarkStart w:id="0" w:name="_Toc226829936"/>
+      <w:bookmarkStart w:id="0" w:name="_Toc226920075"/>
       <w:r>
         <w:lastRenderedPageBreak/>
         <w:t>Seznam obrázků</w:t>
@@ -3578,7 +3574,7 @@
         </w:rPr>
         <w:fldChar w:fldCharType="separate"/>
       </w:r>
-      <w:hyperlink w:anchor="_Toc226829961" w:history="1">
+      <w:hyperlink w:anchor="_Toc226920100" w:history="1">
         <w:r>
           <w:rPr>
             <w:rStyle w:val="Hypertextovodkaz"/>
@@ -3605,7 +3601,7 @@
             <w:noProof/>
             <w:webHidden/>
           </w:rPr>
-          <w:instrText xml:space="preserve"> PAGEREF _Toc226829961 \h </w:instrText>
+          <w:instrText xml:space="preserve"> PAGEREF _Toc226920100 \h </w:instrText>
         </w:r>
         <w:r>
           <w:rPr>
@@ -3652,7 +3648,7 @@
           <w14:ligatures w14:val="standardContextual"/>
         </w:rPr>
       </w:pPr>
-      <w:hyperlink w:anchor="_Toc226829962" w:history="1">
+      <w:hyperlink w:anchor="_Toc226920101" w:history="1">
         <w:r>
           <w:rPr>
             <w:rStyle w:val="Hypertextovodkaz"/>
@@ -3679,7 +3675,7 @@
             <w:noProof/>
             <w:webHidden/>
           </w:rPr>
-          <w:instrText xml:space="preserve"> PAGEREF _Toc226829962 \h </w:instrText>
+          <w:instrText xml:space="preserve"> PAGEREF _Toc226920101 \h </w:instrText>
         </w:r>
         <w:r>
           <w:rPr>
@@ -3726,7 +3722,7 @@
           <w14:ligatures w14:val="standardContextual"/>
         </w:rPr>
       </w:pPr>
-      <w:hyperlink w:anchor="_Toc226829963" w:history="1">
+      <w:hyperlink w:anchor="_Toc226920102" w:history="1">
         <w:r>
           <w:rPr>
             <w:rStyle w:val="Hypertextovodkaz"/>
@@ -3753,7 +3749,7 @@
             <w:noProof/>
             <w:webHidden/>
           </w:rPr>
-          <w:instrText xml:space="preserve"> PAGEREF _Toc226829963 \h </w:instrText>
+          <w:instrText xml:space="preserve"> PAGEREF _Toc226920102 \h </w:instrText>
         </w:r>
         <w:r>
           <w:rPr>
@@ -3800,7 +3796,7 @@
           <w14:ligatures w14:val="standardContextual"/>
         </w:rPr>
       </w:pPr>
-      <w:hyperlink w:anchor="_Toc226829964" w:history="1">
+      <w:hyperlink w:anchor="_Toc226920103" w:history="1">
         <w:r>
           <w:rPr>
             <w:rStyle w:val="Hypertextovodkaz"/>
@@ -3827,7 +3823,7 @@
             <w:noProof/>
             <w:webHidden/>
           </w:rPr>
-          <w:instrText xml:space="preserve"> PAGEREF _Toc226829964 \h </w:instrText>
+          <w:instrText xml:space="preserve"> PAGEREF _Toc226920103 \h </w:instrText>
         </w:r>
         <w:r>
           <w:rPr>
@@ -3874,7 +3870,7 @@
           <w14:ligatures w14:val="standardContextual"/>
         </w:rPr>
       </w:pPr>
-      <w:hyperlink w:anchor="_Toc226829965" w:history="1">
+      <w:hyperlink w:anchor="_Toc226920104" w:history="1">
         <w:r>
           <w:rPr>
             <w:rStyle w:val="Hypertextovodkaz"/>
@@ -3901,7 +3897,7 @@
             <w:noProof/>
             <w:webHidden/>
           </w:rPr>
-          <w:instrText xml:space="preserve"> PAGEREF _Toc226829965 \h </w:instrText>
+          <w:instrText xml:space="preserve"> PAGEREF _Toc226920104 \h </w:instrText>
         </w:r>
         <w:r>
           <w:rPr>
@@ -3948,7 +3944,7 @@
           <w14:ligatures w14:val="standardContextual"/>
         </w:rPr>
       </w:pPr>
-      <w:hyperlink w:anchor="_Toc226829966" w:history="1">
+      <w:hyperlink w:anchor="_Toc226920105" w:history="1">
         <w:r>
           <w:rPr>
             <w:rStyle w:val="Hypertextovodkaz"/>
@@ -3975,7 +3971,7 @@
             <w:noProof/>
             <w:webHidden/>
           </w:rPr>
-          <w:instrText xml:space="preserve"> PAGEREF _Toc226829966 \h </w:instrText>
+          <w:instrText xml:space="preserve"> PAGEREF _Toc226920105 \h </w:instrText>
         </w:r>
         <w:r>
           <w:rPr>
@@ -4022,7 +4018,7 @@
           <w14:ligatures w14:val="standardContextual"/>
         </w:rPr>
       </w:pPr>
-      <w:hyperlink w:anchor="_Toc226829967" w:history="1">
+      <w:hyperlink w:anchor="_Toc226920106" w:history="1">
         <w:r>
           <w:rPr>
             <w:rStyle w:val="Hypertextovodkaz"/>
@@ -4049,7 +4045,7 @@
             <w:noProof/>
             <w:webHidden/>
           </w:rPr>
-          <w:instrText xml:space="preserve"> PAGEREF _Toc226829967 \h </w:instrText>
+          <w:instrText xml:space="preserve"> PAGEREF _Toc226920106 \h </w:instrText>
         </w:r>
         <w:r>
           <w:rPr>
@@ -4096,7 +4092,7 @@
           <w14:ligatures w14:val="standardContextual"/>
         </w:rPr>
       </w:pPr>
-      <w:hyperlink w:anchor="_Toc226829968" w:history="1">
+      <w:hyperlink w:anchor="_Toc226920107" w:history="1">
         <w:r>
           <w:rPr>
             <w:rStyle w:val="Hypertextovodkaz"/>
@@ -4123,7 +4119,7 @@
             <w:noProof/>
             <w:webHidden/>
           </w:rPr>
-          <w:instrText xml:space="preserve"> PAGEREF _Toc226829968 \h </w:instrText>
+          <w:instrText xml:space="preserve"> PAGEREF _Toc226920107 \h </w:instrText>
         </w:r>
         <w:r>
           <w:rPr>
@@ -4170,7 +4166,7 @@
           <w14:ligatures w14:val="standardContextual"/>
         </w:rPr>
       </w:pPr>
-      <w:hyperlink w:anchor="_Toc226829969" w:history="1">
+      <w:hyperlink w:anchor="_Toc226920108" w:history="1">
         <w:r>
           <w:rPr>
             <w:rStyle w:val="Hypertextovodkaz"/>
@@ -4197,7 +4193,7 @@
             <w:noProof/>
             <w:webHidden/>
           </w:rPr>
-          <w:instrText xml:space="preserve"> PAGEREF _Toc226829969 \h </w:instrText>
+          <w:instrText xml:space="preserve"> PAGEREF _Toc226920108 \h </w:instrText>
         </w:r>
         <w:r>
           <w:rPr>
@@ -4244,7 +4240,7 @@
           <w14:ligatures w14:val="standardContextual"/>
         </w:rPr>
       </w:pPr>
-      <w:hyperlink w:anchor="_Toc226829970" w:history="1">
+      <w:hyperlink w:anchor="_Toc226920109" w:history="1">
         <w:r>
           <w:rPr>
             <w:rStyle w:val="Hypertextovodkaz"/>
@@ -4271,7 +4267,7 @@
             <w:noProof/>
             <w:webHidden/>
           </w:rPr>
-          <w:instrText xml:space="preserve"> PAGEREF _Toc226829970 \h </w:instrText>
+          <w:instrText xml:space="preserve"> PAGEREF _Toc226920109 \h </w:instrText>
         </w:r>
         <w:r>
           <w:rPr>
@@ -4318,7 +4314,7 @@
           <w14:ligatures w14:val="standardContextual"/>
         </w:rPr>
       </w:pPr>
-      <w:hyperlink w:anchor="_Toc226829971" w:history="1">
+      <w:hyperlink w:anchor="_Toc226920110" w:history="1">
         <w:r>
           <w:rPr>
             <w:rStyle w:val="Hypertextovodkaz"/>
@@ -4345,7 +4341,7 @@
             <w:noProof/>
             <w:webHidden/>
           </w:rPr>
-          <w:instrText xml:space="preserve"> PAGEREF _Toc226829971 \h </w:instrText>
+          <w:instrText xml:space="preserve"> PAGEREF _Toc226920110 \h </w:instrText>
         </w:r>
         <w:r>
           <w:rPr>
@@ -4392,7 +4388,7 @@
           <w14:ligatures w14:val="standardContextual"/>
         </w:rPr>
       </w:pPr>
-      <w:hyperlink w:anchor="_Toc226829972" w:history="1">
+      <w:hyperlink w:anchor="_Toc226920111" w:history="1">
         <w:r>
           <w:rPr>
             <w:rStyle w:val="Hypertextovodkaz"/>
@@ -4419,7 +4415,7 @@
             <w:noProof/>
             <w:webHidden/>
           </w:rPr>
-          <w:instrText xml:space="preserve"> PAGEREF _Toc226829972 \h </w:instrText>
+          <w:instrText xml:space="preserve"> PAGEREF _Toc226920111 \h </w:instrText>
         </w:r>
         <w:r>
           <w:rPr>
@@ -4466,7 +4462,7 @@
           <w14:ligatures w14:val="standardContextual"/>
         </w:rPr>
       </w:pPr>
-      <w:hyperlink w:anchor="_Toc226829973" w:history="1">
+      <w:hyperlink w:anchor="_Toc226920112" w:history="1">
         <w:r>
           <w:rPr>
             <w:rStyle w:val="Hypertextovodkaz"/>
@@ -4493,7 +4489,7 @@
             <w:noProof/>
             <w:webHidden/>
           </w:rPr>
-          <w:instrText xml:space="preserve"> PAGEREF _Toc226829973 \h </w:instrText>
+          <w:instrText xml:space="preserve"> PAGEREF _Toc226920112 \h </w:instrText>
         </w:r>
         <w:r>
           <w:rPr>
@@ -4540,7 +4536,7 @@
           <w14:ligatures w14:val="standardContextual"/>
         </w:rPr>
       </w:pPr>
-      <w:hyperlink w:anchor="_Toc226829974" w:history="1">
+      <w:hyperlink w:anchor="_Toc226920113" w:history="1">
         <w:r>
           <w:rPr>
             <w:rStyle w:val="Hypertextovodkaz"/>
@@ -4567,7 +4563,7 @@
             <w:noProof/>
             <w:webHidden/>
           </w:rPr>
-          <w:instrText xml:space="preserve"> PAGEREF _Toc226829974 \h </w:instrText>
+          <w:instrText xml:space="preserve"> PAGEREF _Toc226920113 \h </w:instrText>
         </w:r>
         <w:r>
           <w:rPr>
@@ -4614,7 +4610,7 @@
           <w14:ligatures w14:val="standardContextual"/>
         </w:rPr>
       </w:pPr>
-      <w:hyperlink w:anchor="_Toc226829975" w:history="1">
+      <w:hyperlink w:anchor="_Toc226920114" w:history="1">
         <w:r>
           <w:rPr>
             <w:rStyle w:val="Hypertextovodkaz"/>
@@ -4641,7 +4637,7 @@
             <w:noProof/>
             <w:webHidden/>
           </w:rPr>
-          <w:instrText xml:space="preserve"> PAGEREF _Toc226829975 \h </w:instrText>
+          <w:instrText xml:space="preserve"> PAGEREF _Toc226920114 \h </w:instrText>
         </w:r>
         <w:r>
           <w:rPr>
@@ -4688,7 +4684,7 @@
           <w14:ligatures w14:val="standardContextual"/>
         </w:rPr>
       </w:pPr>
-      <w:hyperlink w:anchor="_Toc226829976" w:history="1">
+      <w:hyperlink w:anchor="_Toc226920115" w:history="1">
         <w:r>
           <w:rPr>
             <w:rStyle w:val="Hypertextovodkaz"/>
@@ -4715,7 +4711,7 @@
             <w:noProof/>
             <w:webHidden/>
           </w:rPr>
-          <w:instrText xml:space="preserve"> PAGEREF _Toc226829976 \h </w:instrText>
+          <w:instrText xml:space="preserve"> PAGEREF _Toc226920115 \h </w:instrText>
         </w:r>
         <w:r>
           <w:rPr>
@@ -4762,7 +4758,7 @@
           <w14:ligatures w14:val="standardContextual"/>
         </w:rPr>
       </w:pPr>
-      <w:hyperlink w:anchor="_Toc226829977" w:history="1">
+      <w:hyperlink w:anchor="_Toc226920116" w:history="1">
         <w:r>
           <w:rPr>
             <w:rStyle w:val="Hypertextovodkaz"/>
@@ -4789,7 +4785,7 @@
             <w:noProof/>
             <w:webHidden/>
           </w:rPr>
-          <w:instrText xml:space="preserve"> PAGEREF _Toc226829977 \h </w:instrText>
+          <w:instrText xml:space="preserve"> PAGEREF _Toc226920116 \h </w:instrText>
         </w:r>
         <w:r>
           <w:rPr>
@@ -4836,7 +4832,7 @@
           <w14:ligatures w14:val="standardContextual"/>
         </w:rPr>
       </w:pPr>
-      <w:hyperlink w:anchor="_Toc226829978" w:history="1">
+      <w:hyperlink w:anchor="_Toc226920117" w:history="1">
         <w:r>
           <w:rPr>
             <w:rStyle w:val="Hypertextovodkaz"/>
@@ -4863,7 +4859,7 @@
             <w:noProof/>
             <w:webHidden/>
           </w:rPr>
-          <w:instrText xml:space="preserve"> PAGEREF _Toc226829978 \h </w:instrText>
+          <w:instrText xml:space="preserve"> PAGEREF _Toc226920117 \h </w:instrText>
         </w:r>
         <w:r>
           <w:rPr>
@@ -4910,7 +4906,7 @@
           <w14:ligatures w14:val="standardContextual"/>
         </w:rPr>
       </w:pPr>
-      <w:hyperlink w:anchor="_Toc226829979" w:history="1">
+      <w:hyperlink w:anchor="_Toc226920118" w:history="1">
         <w:r>
           <w:rPr>
             <w:rStyle w:val="Hypertextovodkaz"/>
@@ -4937,7 +4933,7 @@
             <w:noProof/>
             <w:webHidden/>
           </w:rPr>
-          <w:instrText xml:space="preserve"> PAGEREF _Toc226829979 \h </w:instrText>
+          <w:instrText xml:space="preserve"> PAGEREF _Toc226920118 \h </w:instrText>
         </w:r>
         <w:r>
           <w:rPr>
@@ -5000,7 +4996,7 @@
         </w:numPr>
         <w:ind w:left="431" w:hanging="431"/>
       </w:pPr>
-      <w:bookmarkStart w:id="1" w:name="_Toc226829937"/>
+      <w:bookmarkStart w:id="1" w:name="_Toc226920076"/>
       <w:r>
         <w:lastRenderedPageBreak/>
         <w:t>Seznam zkratek</w:t>
@@ -5022,7 +5018,7 @@
         <w:t>Artificial intelligence</w:t>
       </w:r>
       <w:r>
-        <w:t xml:space="preserve"> (Umělá inteligence)</w:t>
+        <w:t xml:space="preserve"> (umělá inteligence)</w:t>
       </w:r>
     </w:p>
     <w:p>
@@ -5066,7 +5062,7 @@
         <w:t>Cascading Style Sheets</w:t>
       </w:r>
       <w:r>
-        <w:t xml:space="preserve"> (Kaskádové styly)</w:t>
+        <w:t xml:space="preserve"> (kaskádové styly)</w:t>
       </w:r>
     </w:p>
     <w:p>
@@ -5075,22 +5071,11 @@
         <w:ind w:left="1418" w:hanging="1418"/>
       </w:pPr>
       <w:r>
-        <w:t>GDPR</w:t>
+        <w:t>DOM</w:t>
       </w:r>
       <w:r>
         <w:tab/>
-      </w:r>
-      <w:r>
-        <w:t>General Data Protection Regulation</w:t>
-      </w:r>
-      <w:r>
-        <w:t xml:space="preserve"> (</w:t>
-      </w:r>
-      <w:r>
-        <w:t>Obecné nařízení o ochraně osobních údajů</w:t>
-      </w:r>
-      <w:r>
-        <w:t>)</w:t>
+        <w:t>Document Object Model(objektový model dokumentu)</w:t>
       </w:r>
     </w:p>
     <w:p>
@@ -5099,19 +5084,22 @@
         <w:ind w:left="1418" w:hanging="1418"/>
       </w:pPr>
       <w:r>
-        <w:t>HTML</w:t>
+        <w:t>GDPR</w:t>
       </w:r>
       <w:r>
         <w:tab/>
       </w:r>
       <w:r>
-        <w:t>Hyper</w:t>
-      </w:r>
-      <w:r>
-        <w:t>T</w:t>
-      </w:r>
-      <w:r>
-        <w:t>ext Markup Language</w:t>
+        <w:t>General Data Protection Regulation</w:t>
+      </w:r>
+      <w:r>
+        <w:t xml:space="preserve"> (o</w:t>
+      </w:r>
+      <w:r>
+        <w:t>becné nařízení o ochraně osobních údajů</w:t>
+      </w:r>
+      <w:r>
+        <w:t>)</w:t>
       </w:r>
     </w:p>
     <w:p>
@@ -5120,6 +5108,27 @@
         <w:ind w:left="1418" w:hanging="1418"/>
       </w:pPr>
       <w:r>
+        <w:t>HTML</w:t>
+      </w:r>
+      <w:r>
+        <w:tab/>
+      </w:r>
+      <w:r>
+        <w:t>Hyper</w:t>
+      </w:r>
+      <w:r>
+        <w:t>T</w:t>
+      </w:r>
+      <w:r>
+        <w:t>ext Markup Language</w:t>
+      </w:r>
+    </w:p>
+    <w:p>
+      <w:pPr>
+        <w:spacing w:after="160"/>
+        <w:ind w:left="1418" w:hanging="1418"/>
+      </w:pPr>
+      <w:r>
         <w:t>JS</w:t>
       </w:r>
       <w:r>
@@ -5165,7 +5174,7 @@
       </w:r>
       <w:r>
         <w:tab/>
-        <w:t>Node Package Manager (Node balíčkový manager)</w:t>
+        <w:t>Node Package Manager (node balíčkový manager)</w:t>
       </w:r>
     </w:p>
     <w:p>
@@ -5177,7 +5186,19 @@
       </w:r>
       <w:r>
         <w:tab/>
-        <w:t>User Interface (Uživatelské rozhraní)</w:t>
+        <w:t>User Interface (uživatelské rozhraní)</w:t>
+      </w:r>
+    </w:p>
+    <w:p>
+      <w:r>
+        <w:t>URL</w:t>
+      </w:r>
+      <w:r>
+        <w:tab/>
+      </w:r>
+      <w:r>
+        <w:tab/>
+        <w:t>Uniform Resource Locator(jednotný lokátor zdroje)</w:t>
       </w:r>
     </w:p>
     <w:p>
@@ -5213,7 +5234,7 @@
         </w:numPr>
         <w:ind w:left="431" w:hanging="431"/>
       </w:pPr>
-      <w:bookmarkStart w:id="2" w:name="_Toc226829938"/>
+      <w:bookmarkStart w:id="2" w:name="_Toc226920077"/>
       <w:r>
         <w:lastRenderedPageBreak/>
         <w:t>Úvod</w:t>
@@ -5263,7 +5284,13 @@
         <w:br/>
       </w:r>
       <w:r>
-        <w:t>a zároveň se zajímám o webové stránky a technologie související s jejich vývojem. Kombinace mých zájmů a zastaralé webové stránky oddílu mi sloužili jako dobrý návrh pro mou bakalářskou práci. Restrukturalizace webových stránek povede k zefektivnění práce a k lepšímu dojmu na náš oddíl, dále to pomůže marketingu.</w:t>
+        <w:t>a zároveň se zajímám o webové stránky a technologie související s jejich vývojem. Kombinace mých zájmů a zastaralé webové stránky oddílu mi sloužil</w:t>
+      </w:r>
+      <w:r>
+        <w:t>y</w:t>
+      </w:r>
+      <w:r>
+        <w:t xml:space="preserve"> jako dobrý návrh pro mou bakalářskou práci. Restrukturalizace webových stránek povede k zefektivnění práce a k lepšímu dojmu na náš oddíl, dále to pomůže marketingu.</w:t>
       </w:r>
     </w:p>
     <w:p>
@@ -5271,7 +5298,19 @@
         <w:spacing w:after="160"/>
       </w:pPr>
       <w:r>
-        <w:t xml:space="preserve">Pracovat budu ve vývojovém prostředí VisualStudioCode a k realizaci využiji JavaScriptový framework React společně s CSS frameworkem </w:t>
+        <w:t>Pracovat budu ve vývojovém prostředí Visual</w:t>
+      </w:r>
+      <w:r>
+        <w:t xml:space="preserve"> </w:t>
+      </w:r>
+      <w:r>
+        <w:t>Studio</w:t>
+      </w:r>
+      <w:r>
+        <w:t xml:space="preserve"> </w:t>
+      </w:r>
+      <w:r>
+        <w:t xml:space="preserve">Code a k realizaci využiji JavaScriptový framework React společně s CSS frameworkem </w:t>
       </w:r>
       <w:r>
         <w:t xml:space="preserve">Tailwind </w:t>
@@ -5285,7 +5324,37 @@
         <w:spacing w:after="160"/>
       </w:pPr>
       <w:r>
-        <w:t xml:space="preserve">Mým cílem je pro náš oddíl vytvořit nové moderní responzivní webové stránky, které budou disponovat všemi potřebnými funckionalitami a lákavým moderním zároveň jednoduchým designem, který bude obsahovat barvy </w:t>
+        <w:t>Mým cílem je pro náš oddíl vytvořit nové</w:t>
+      </w:r>
+      <w:r>
+        <w:t>,</w:t>
+      </w:r>
+      <w:r>
+        <w:t xml:space="preserve"> moderní</w:t>
+      </w:r>
+      <w:r>
+        <w:t xml:space="preserve"> a</w:t>
+      </w:r>
+      <w:r>
+        <w:t xml:space="preserve"> responzivní webové stránky, které budou disponovat všemi potřebnými fun</w:t>
+      </w:r>
+      <w:r>
+        <w:t>kc</w:t>
+      </w:r>
+      <w:r>
+        <w:t>ionalitami a lákavým</w:t>
+      </w:r>
+      <w:r>
+        <w:t>,</w:t>
+      </w:r>
+      <w:r>
+        <w:t xml:space="preserve"> moderním </w:t>
+      </w:r>
+      <w:r>
+        <w:t xml:space="preserve">a </w:t>
+      </w:r>
+      <w:r>
+        <w:t xml:space="preserve">zároveň jednoduchým designem, který bude obsahovat barvy </w:t>
       </w:r>
       <w:r>
         <w:t>T</w:t>
@@ -5298,7 +5367,7 @@
       <w:pPr>
         <w:pStyle w:val="Nadpis1"/>
       </w:pPr>
-      <w:bookmarkStart w:id="3" w:name="_Toc226829939"/>
+      <w:bookmarkStart w:id="3" w:name="_Toc226920078"/>
       <w:r>
         <w:lastRenderedPageBreak/>
         <w:t>Komunikace se zákazníkem</w:t>
@@ -5310,7 +5379,13 @@
     </w:p>
     <w:p>
       <w:r>
-        <w:t xml:space="preserve">Před samotnou tvorbou webových stránek bylo potřeba spojit se s majitelem oddílu Petrem Lackem a ostatními členy, kteří se aktivně podílí na propagaci, trénincích a organizacích sportovních událostí </w:t>
+        <w:t>Před samotnou tvorbou webových stránek bylo potřeba</w:t>
+      </w:r>
+      <w:r>
+        <w:t xml:space="preserve"> se</w:t>
+      </w:r>
+      <w:r>
+        <w:t xml:space="preserve"> spojit s majitelem oddílu Petrem Lackem a ostatními členy, kteří se aktivně podílí na propagaci, trénincích a organizacích sportovních událostí </w:t>
       </w:r>
       <w:r>
         <w:t>oddílu.</w:t>
@@ -5345,7 +5420,7 @@
       <w:pPr>
         <w:pStyle w:val="Nadpis2"/>
       </w:pPr>
-      <w:bookmarkStart w:id="4" w:name="_Toc226829940"/>
+      <w:bookmarkStart w:id="4" w:name="_Toc226920079"/>
       <w:r>
         <w:t>Stanovení požadovaných funkcí</w:t>
       </w:r>
@@ -5367,10 +5442,22 @@
         <w:t xml:space="preserve"> kalendář akcí, který se bude nacházet na hlavní stránce a bude zobrazovat všechny turnaje či zkoušky</w:t>
       </w:r>
       <w:r>
-        <w:t xml:space="preserve">. Každý člen oddílu bude mít vytvořen vlastní uživatelský profil nebo si o jeho tvorbu bude moci zažádat skrze formulář. Uživatelské profily budou umožnovat závodníkům se přihlásit na turnaje, zkoušky </w:t>
-      </w:r>
-      <w:r>
-        <w:t xml:space="preserve">či si upravit vlastní profilové informace jako jsou aktuální váha, email, telefonní číslo. </w:t>
+        <w:t>. Každý člen oddílu bude mít vytvořen vlastní uživatelský profil nebo si o jeho tvorbu bude moci zažádat skrze formulář. Uživatelské profily budou umož</w:t>
+      </w:r>
+      <w:r>
+        <w:t>ň</w:t>
+      </w:r>
+      <w:r>
+        <w:t xml:space="preserve">ovat závodníkům se přihlásit na turnaje, zkoušky </w:t>
+      </w:r>
+      <w:r>
+        <w:t>či si upravit vlastní profilové informace jako jsou</w:t>
+      </w:r>
+      <w:r>
+        <w:t>:</w:t>
+      </w:r>
+      <w:r>
+        <w:t xml:space="preserve"> aktuální váha, email, telefonní číslo. </w:t>
       </w:r>
     </w:p>
     <w:p>
@@ -5380,26 +5467,32 @@
     </w:p>
     <w:p>
       <w:r>
-        <w:t>V neposlední řade</w:t>
+        <w:t>V neposlední řad</w:t>
+      </w:r>
+      <w:r>
+        <w:t>ě</w:t>
       </w:r>
       <w:r>
         <w:t xml:space="preserve"> se na mě majitel oddílu obrátil s tím, že si přeje mít na úvodní stránce </w:t>
       </w:r>
       <w:r>
-        <w:t>video galerii</w:t>
+        <w:t>foto</w:t>
+      </w:r>
+      <w:r>
+        <w:t xml:space="preserve"> galerii</w:t>
       </w:r>
       <w:r>
         <w:t xml:space="preserve"> se sloganem</w:t>
       </w:r>
       <w:r>
-        <w:t xml:space="preserve"> a rád by na měl v patičce odkazy na týmové sociální sítě.</w:t>
+        <w:t xml:space="preserve"> a rád by měl v patičce odkazy na týmové sociální sítě.</w:t>
       </w:r>
     </w:p>
     <w:p>
       <w:pPr>
         <w:pStyle w:val="Nadpis2"/>
       </w:pPr>
-      <w:bookmarkStart w:id="5" w:name="_Toc226829941"/>
+      <w:bookmarkStart w:id="5" w:name="_Toc226920080"/>
       <w:r>
         <w:t>Návrh grafického designu</w:t>
       </w:r>
@@ -5461,7 +5554,7 @@
       <w:pPr>
         <w:pStyle w:val="Nadpis1"/>
       </w:pPr>
-      <w:bookmarkStart w:id="6" w:name="_Toc226829942"/>
+      <w:bookmarkStart w:id="6" w:name="_Toc226920081"/>
       <w:r>
         <w:lastRenderedPageBreak/>
         <w:t>Teoretická východiska</w:t>
@@ -5504,7 +5597,7 @@
       <w:pPr>
         <w:pStyle w:val="Nadpis2"/>
       </w:pPr>
-      <w:bookmarkStart w:id="7" w:name="_Toc226829943"/>
+      <w:bookmarkStart w:id="7" w:name="_Toc226920082"/>
       <w:r>
         <w:t>Co to je Taekwondo</w:t>
       </w:r>
@@ -5558,7 +5651,7 @@
         <w:t xml:space="preserve"> </w:t>
       </w:r>
       <w:r>
-        <w:t>(zápas): zahrnuje řízený i volný boj s důrazem na techniku a fyzickou zdatnost.</w:t>
+        <w:t>(zápas): zahrnuje řízený i volný boj s důrazem na techniku a fyzickou zdatnost</w:t>
       </w:r>
     </w:p>
     <w:p>
@@ -5583,7 +5676,7 @@
         <w:br/>
       </w:r>
       <w:r>
-        <w:t>a útočné techniky a zlepšují koordinaci a soustředění.</w:t>
+        <w:t>a útočné techniky a zlepšují koordinaci a soustředění</w:t>
       </w:r>
     </w:p>
     <w:p>
@@ -5602,7 +5695,7 @@
         <w:t>Kyokpa</w:t>
       </w:r>
       <w:r>
-        <w:t xml:space="preserve"> (přerážecí techniky): testují sílu, přesnost a koncentraci cvičence.</w:t>
+        <w:t xml:space="preserve"> (přerážecí techniky): testují sílu, přesnost a koncentraci cvičence</w:t>
       </w:r>
     </w:p>
     <w:p>
@@ -5627,7 +5720,7 @@
         <w:br/>
       </w:r>
       <w:r>
-        <w:t>s důrazem na rychlou reakci a adaptaci.</w:t>
+        <w:t>s důrazem na rychlou reakci a adaptaci</w:t>
       </w:r>
     </w:p>
     <w:p>
@@ -5654,7 +5747,7 @@
       <w:pPr>
         <w:pStyle w:val="Nadpis2"/>
       </w:pPr>
-      <w:bookmarkStart w:id="8" w:name="_Toc226829944"/>
+      <w:bookmarkStart w:id="8" w:name="_Toc226920083"/>
       <w:r>
         <w:t>Úvod do problematiky webových stránek</w:t>
       </w:r>
@@ -5665,7 +5758,13 @@
         <w:t xml:space="preserve">Webové stránky jsou v dnešní době již nedílnou součástí moderního světa. Pomocí webových stránek jsme schopni </w:t>
       </w:r>
       <w:r>
-        <w:t xml:space="preserve">se na internetu prezentovat, předávat informace, nabízet služby či komunikovat. </w:t>
+        <w:t xml:space="preserve">se na internetu prezentovat, předávat informace, nabízet služby </w:t>
+      </w:r>
+      <w:r>
+        <w:br/>
+      </w:r>
+      <w:r>
+        <w:t xml:space="preserve">či komunikovat. </w:t>
       </w:r>
     </w:p>
     <w:p>
@@ -5699,7 +5798,10 @@
         <w:t xml:space="preserve"> </w:t>
       </w:r>
       <w:r>
-        <w:t>Struktura a sémantika</w:t>
+        <w:t>s</w:t>
+      </w:r>
+      <w:r>
+        <w:t>truktura a sémantika</w:t>
       </w:r>
     </w:p>
     <w:p>
@@ -5729,7 +5831,10 @@
         <w:t xml:space="preserve"> </w:t>
       </w:r>
       <w:r>
-        <w:t>Vizuální prezentace a responzivita</w:t>
+        <w:t>v</w:t>
+      </w:r>
+      <w:r>
+        <w:t>izuální prezentace a responzivita</w:t>
       </w:r>
     </w:p>
     <w:p>
@@ -5752,7 +5857,13 @@
         <w:t>JavaScript:</w:t>
       </w:r>
       <w:r>
-        <w:t xml:space="preserve"> Dynamika a interaktivita </w:t>
+        <w:t xml:space="preserve"> </w:t>
+      </w:r>
+      <w:r>
+        <w:t>d</w:t>
+      </w:r>
+      <w:r>
+        <w:t xml:space="preserve">ynamika a interaktivita </w:t>
       </w:r>
     </w:p>
     <w:p>
@@ -5770,7 +5881,7 @@
       <w:pPr>
         <w:pStyle w:val="Nadpis2"/>
       </w:pPr>
-      <w:bookmarkStart w:id="9" w:name="_Toc226829945"/>
+      <w:bookmarkStart w:id="9" w:name="_Toc226920084"/>
       <w:r>
         <w:lastRenderedPageBreak/>
         <w:t>Definice webových stránek</w:t>
@@ -5802,7 +5913,20 @@
         </w:numPr>
       </w:pPr>
       <w:r>
-        <w:t>Prezentaci informací: Organizace mohou sdílet aktuální zprávy, produkty a služby.</w:t>
+        <w:rPr>
+          <w:b/>
+          <w:bCs/>
+        </w:rPr>
+        <w:t>Prezentaci informací:</w:t>
+      </w:r>
+      <w:r>
+        <w:t xml:space="preserve"> </w:t>
+      </w:r>
+      <w:r>
+        <w:t>o</w:t>
+      </w:r>
+      <w:r>
+        <w:t>rganizace mohou sdílet aktuální zprávy, produkty a služby</w:t>
       </w:r>
     </w:p>
     <w:p>
@@ -5814,10 +5938,20 @@
         </w:numPr>
       </w:pPr>
       <w:r>
-        <w:t>Marketing a reklamu: Podniky využívají web k oslovení širokého publika za nízké náklady</w:t>
-      </w:r>
-      <w:r>
-        <w:t>.</w:t>
+        <w:rPr>
+          <w:b/>
+          <w:bCs/>
+        </w:rPr>
+        <w:t>Marketing a reklamu:</w:t>
+      </w:r>
+      <w:r>
+        <w:t xml:space="preserve"> </w:t>
+      </w:r>
+      <w:r>
+        <w:t>p</w:t>
+      </w:r>
+      <w:r>
+        <w:t>odniky využívají web k oslovení širokého publika za nízké náklady</w:t>
       </w:r>
     </w:p>
     <w:p>
@@ -5829,7 +5963,20 @@
         </w:numPr>
       </w:pPr>
       <w:r>
-        <w:t>Komunikaci: Uživatelé mohou prostřednictvím webu sdílet informace a interagovat.</w:t>
+        <w:rPr>
+          <w:b/>
+          <w:bCs/>
+        </w:rPr>
+        <w:t>Komunikaci:</w:t>
+      </w:r>
+      <w:r>
+        <w:t xml:space="preserve"> </w:t>
+      </w:r>
+      <w:r>
+        <w:t>u</w:t>
+      </w:r>
+      <w:r>
+        <w:t>živatelé mohou prostřednictvím webu sdílet informace a interagovat</w:t>
       </w:r>
     </w:p>
     <w:p>
@@ -5841,7 +5988,20 @@
         </w:numPr>
       </w:pPr>
       <w:r>
-        <w:t>E-commerce: Elektronické obchody umožňují snadný nákup a prodej zboží</w:t>
+        <w:rPr>
+          <w:b/>
+          <w:bCs/>
+        </w:rPr>
+        <w:t>E-commerce:</w:t>
+      </w:r>
+      <w:r>
+        <w:t xml:space="preserve"> </w:t>
+      </w:r>
+      <w:r>
+        <w:t>e</w:t>
+      </w:r>
+      <w:r>
+        <w:t>lektronické obchody umožňují snadný nákup a prodej zboží</w:t>
       </w:r>
       <w:r>
         <w:t xml:space="preserve"> (Chaffey </w:t>
@@ -5850,15 +6010,12 @@
         <w:br/>
         <w:t>&amp; Ellis-Chadwick, 2022)</w:t>
       </w:r>
-      <w:r>
-        <w:t>.</w:t>
-      </w:r>
     </w:p>
     <w:p>
       <w:pPr>
         <w:pStyle w:val="Nadpis2"/>
       </w:pPr>
-      <w:bookmarkStart w:id="10" w:name="_Toc226829946"/>
+      <w:bookmarkStart w:id="10" w:name="_Toc226920085"/>
       <w:r>
         <w:t>Význam webových stránek</w:t>
       </w:r>
@@ -5879,7 +6036,7 @@
       <w:pPr>
         <w:pStyle w:val="Nadpis2"/>
       </w:pPr>
-      <w:bookmarkStart w:id="11" w:name="_Toc226829947"/>
+      <w:bookmarkStart w:id="11" w:name="_Toc226920086"/>
       <w:r>
         <w:t>Historický vývoj</w:t>
       </w:r>
@@ -5900,7 +6057,7 @@
       <w:pPr>
         <w:pStyle w:val="Nadpis2"/>
       </w:pPr>
-      <w:bookmarkStart w:id="12" w:name="_Toc226829948"/>
+      <w:bookmarkStart w:id="12" w:name="_Toc226920087"/>
       <w:r>
         <w:t>Současné trendy</w:t>
       </w:r>
@@ -5920,7 +6077,20 @@
         </w:numPr>
       </w:pPr>
       <w:r>
-        <w:t>Responzivní design: Optimalizace webů pro různá zařízení, včetně mobilů a tabletů (Marcotte, 2010).</w:t>
+        <w:rPr>
+          <w:b/>
+          <w:bCs/>
+        </w:rPr>
+        <w:t>Responzivní design:</w:t>
+      </w:r>
+      <w:r>
+        <w:t xml:space="preserve"> </w:t>
+      </w:r>
+      <w:r>
+        <w:t>o</w:t>
+      </w:r>
+      <w:r>
+        <w:t>ptimalizace webů pro různá zařízení, včetně mobilů a tabletů (Marcotte, 2010)</w:t>
       </w:r>
     </w:p>
     <w:p>
@@ -5932,7 +6102,20 @@
         </w:numPr>
       </w:pPr>
       <w:r>
-        <w:t>Použití AI: Implementace umělé inteligence pro personalizaci obsahu a zlepšení uživatelského zážitku (Smith et al., 2023).</w:t>
+        <w:rPr>
+          <w:b/>
+          <w:bCs/>
+        </w:rPr>
+        <w:t>Použití AI:</w:t>
+      </w:r>
+      <w:r>
+        <w:t xml:space="preserve"> </w:t>
+      </w:r>
+      <w:r>
+        <w:t>i</w:t>
+      </w:r>
+      <w:r>
+        <w:t>mplementace umělé inteligence pro personalizaci obsahu a zlepšení uživatelského zážitku (Smith et al., 2023)</w:t>
       </w:r>
     </w:p>
     <w:p>
@@ -5944,7 +6127,20 @@
         </w:numPr>
       </w:pPr>
       <w:r>
-        <w:t>Progressive Web Apps (PWA): Aplikace, které kombinují funkce webu a mobilních aplikací.</w:t>
+        <w:rPr>
+          <w:b/>
+          <w:bCs/>
+        </w:rPr>
+        <w:t>Progressive Web Apps (PWA):</w:t>
+      </w:r>
+      <w:r>
+        <w:t xml:space="preserve"> </w:t>
+      </w:r>
+      <w:r>
+        <w:t>a</w:t>
+      </w:r>
+      <w:r>
+        <w:t>plikace, které kombinují funkce webu a mobilních aplikací</w:t>
       </w:r>
     </w:p>
     <w:p>
@@ -5956,14 +6152,27 @@
         </w:numPr>
       </w:pPr>
       <w:r>
-        <w:t>Minimalismus a rychlost: Důraz na jednoduchý design a rychlé načítání stránek.</w:t>
+        <w:rPr>
+          <w:b/>
+          <w:bCs/>
+        </w:rPr>
+        <w:t>Minimalismus a rychlost:</w:t>
+      </w:r>
+      <w:r>
+        <w:t xml:space="preserve"> </w:t>
+      </w:r>
+      <w:r>
+        <w:t>d</w:t>
+      </w:r>
+      <w:r>
+        <w:t>ůraz na jednoduchý design a rychlé načítání stránek</w:t>
       </w:r>
     </w:p>
     <w:p>
       <w:pPr>
         <w:pStyle w:val="Nadpis2"/>
       </w:pPr>
-      <w:bookmarkStart w:id="13" w:name="_Toc226829949"/>
+      <w:bookmarkStart w:id="13" w:name="_Toc226920088"/>
       <w:r>
         <w:lastRenderedPageBreak/>
         <w:t>Bezpečnost</w:t>
@@ -5991,7 +6200,13 @@
         <w:t>Phishing:</w:t>
       </w:r>
       <w:r>
-        <w:t xml:space="preserve"> Podvodné stránky, které se snaží získat citlivé informace.</w:t>
+        <w:t xml:space="preserve"> </w:t>
+      </w:r>
+      <w:r>
+        <w:t>p</w:t>
+      </w:r>
+      <w:r>
+        <w:t>odvodné stránky, které se snaží získat citlivé informace</w:t>
       </w:r>
     </w:p>
     <w:p>
@@ -6010,7 +6225,13 @@
         <w:t>SQL injection:</w:t>
       </w:r>
       <w:r>
-        <w:t xml:space="preserve"> Neoprávněný přístup k databázím pomocí manipulace s dotazy.</w:t>
+        <w:t xml:space="preserve"> </w:t>
+      </w:r>
+      <w:r>
+        <w:t>n</w:t>
+      </w:r>
+      <w:r>
+        <w:t>eoprávněný přístup k databázím pomocí manipulace s dotazy</w:t>
       </w:r>
     </w:p>
     <w:p>
@@ -6029,7 +6250,13 @@
         <w:t>Cross-Site Scripting (XSS):</w:t>
       </w:r>
       <w:r>
-        <w:t xml:space="preserve"> Vložení škodlivého kódu do webové aplikace.</w:t>
+        <w:t xml:space="preserve"> </w:t>
+      </w:r>
+      <w:r>
+        <w:t>v</w:t>
+      </w:r>
+      <w:r>
+        <w:t>ložení škodlivého kódu do webové aplikace</w:t>
       </w:r>
     </w:p>
     <w:p>
@@ -6048,12 +6275,24 @@
         <w:t>Použití SSL/TLS:</w:t>
       </w:r>
       <w:r>
-        <w:t xml:space="preserve"> Šifrování komunikace mezi serverem a klientem jako standard ochrany dat (RFC 5246).</w:t>
-      </w:r>
-    </w:p>
-    <w:p>
-      <w:r>
-        <w:t xml:space="preserve">Prevence zahrnuje pravidelnou aktualizaci software, používání bezpečnostních certifikátů </w:t>
+        <w:t xml:space="preserve"> </w:t>
+      </w:r>
+      <w:r>
+        <w:t>š</w:t>
+      </w:r>
+      <w:r>
+        <w:t>ifrování komunikace mezi serverem a klientem jako standard ochrany dat (RFC 5246)</w:t>
+      </w:r>
+    </w:p>
+    <w:p>
+      <w:r>
+        <w:t>Prevence zahrnuje pravidelnou aktualizaci softwar</w:t>
+      </w:r>
+      <w:r>
+        <w:t>u</w:t>
+      </w:r>
+      <w:r>
+        <w:t xml:space="preserve">, používání bezpečnostních certifikátů </w:t>
       </w:r>
       <w:r>
         <w:br/>
@@ -6243,7 +6482,7 @@
       <w:pPr>
         <w:pStyle w:val="Nadpis2"/>
       </w:pPr>
-      <w:bookmarkStart w:id="14" w:name="_Toc226829950"/>
+      <w:bookmarkStart w:id="14" w:name="_Toc226920089"/>
       <w:r>
         <w:lastRenderedPageBreak/>
         <w:t>Technologie a nástroje pro vývoj webu</w:t>
@@ -6469,7 +6708,7 @@
       <w:pPr>
         <w:pStyle w:val="Titulek"/>
       </w:pPr>
-      <w:bookmarkStart w:id="15" w:name="_Toc226829961"/>
+      <w:bookmarkStart w:id="15" w:name="_Toc226920100"/>
       <w:r>
         <w:t xml:space="preserve">Obr. </w:t>
       </w:r>
@@ -6776,7 +7015,7 @@
       <w:pPr>
         <w:pStyle w:val="Titulek"/>
       </w:pPr>
-      <w:bookmarkStart w:id="16" w:name="_Toc226829962"/>
+      <w:bookmarkStart w:id="16" w:name="_Toc226920101"/>
       <w:r>
         <w:t xml:space="preserve">Obr. </w:t>
       </w:r>
@@ -6895,7 +7134,7 @@
       <w:pPr>
         <w:pStyle w:val="Titulek"/>
       </w:pPr>
-      <w:bookmarkStart w:id="17" w:name="_Toc226829963"/>
+      <w:bookmarkStart w:id="17" w:name="_Toc226920102"/>
       <w:r>
         <w:t xml:space="preserve">Obr. </w:t>
       </w:r>
@@ -7011,7 +7250,7 @@
       <w:pPr>
         <w:pStyle w:val="Titulek"/>
       </w:pPr>
-      <w:bookmarkStart w:id="18" w:name="_Toc226829964"/>
+      <w:bookmarkStart w:id="18" w:name="_Toc226920103"/>
       <w:r>
         <w:t xml:space="preserve">Obr. </w:t>
       </w:r>
@@ -7087,7 +7326,7 @@
       <w:pPr>
         <w:pStyle w:val="Titulek"/>
       </w:pPr>
-      <w:bookmarkStart w:id="19" w:name="_Toc226829965"/>
+      <w:bookmarkStart w:id="19" w:name="_Toc226920104"/>
       <w:r>
         <w:t xml:space="preserve">Obr. </w:t>
       </w:r>
@@ -7167,7 +7406,7 @@
       <w:pPr>
         <w:pStyle w:val="Titulek"/>
       </w:pPr>
-      <w:bookmarkStart w:id="20" w:name="_Toc226829966"/>
+      <w:bookmarkStart w:id="20" w:name="_Toc226920105"/>
       <w:r>
         <w:t xml:space="preserve">Obr. </w:t>
       </w:r>
@@ -7281,7 +7520,7 @@
       <w:pPr>
         <w:pStyle w:val="Titulek"/>
       </w:pPr>
-      <w:bookmarkStart w:id="21" w:name="_Toc226829967"/>
+      <w:bookmarkStart w:id="21" w:name="_Toc226920106"/>
       <w:r>
         <w:t xml:space="preserve">Obr. </w:t>
       </w:r>
@@ -7398,7 +7637,7 @@
       <w:pPr>
         <w:pStyle w:val="Titulek"/>
       </w:pPr>
-      <w:bookmarkStart w:id="22" w:name="_Toc226829968"/>
+      <w:bookmarkStart w:id="22" w:name="_Toc226920107"/>
       <w:r>
         <w:t xml:space="preserve">Obr. </w:t>
       </w:r>
@@ -7552,7 +7791,7 @@
       <w:pPr>
         <w:pStyle w:val="Titulek"/>
       </w:pPr>
-      <w:bookmarkStart w:id="23" w:name="_Toc226829969"/>
+      <w:bookmarkStart w:id="23" w:name="_Toc226920108"/>
       <w:r>
         <w:t xml:space="preserve">Obr. </w:t>
       </w:r>
@@ -7754,7 +7993,13 @@
         <w:t xml:space="preserve"> </w:t>
       </w:r>
       <w:r>
-        <w:t xml:space="preserve">NPM podporu správu verzí balíčků, což umožňuje vývojářům specifikovat </w:t>
+        <w:t>NPM podporu správ</w:t>
+      </w:r>
+      <w:r>
+        <w:t>y</w:t>
+      </w:r>
+      <w:r>
+        <w:t xml:space="preserve"> verzí balíčků, což umožňuje vývojářům specifikovat </w:t>
       </w:r>
       <w:r>
         <w:br/>
@@ -7830,7 +8075,7 @@
       <w:pPr>
         <w:pStyle w:val="Titulek"/>
       </w:pPr>
-      <w:bookmarkStart w:id="24" w:name="_Toc226829970"/>
+      <w:bookmarkStart w:id="24" w:name="_Toc226920109"/>
       <w:r>
         <w:t xml:space="preserve">Obr. </w:t>
       </w:r>
@@ -7910,14 +8155,11 @@
         <w:jc w:val="center"/>
       </w:pPr>
       <w:r>
-        <w:rPr>
-          <w:noProof/>
-        </w:rPr>
         <w:drawing>
-          <wp:inline distT="0" distB="0" distL="0" distR="0" wp14:anchorId="69876440" wp14:editId="31BFB48B">
-            <wp:extent cx="5399405" cy="3037205"/>
-            <wp:effectExtent l="0" t="0" r="0" b="0"/>
-            <wp:docPr id="202766120" name="Obrázek 1" descr="Obsah obrázku text, snímek obrazovky, software, Počítačová ikona&#10;&#10;Popis byl vytvořen automaticky"/>
+          <wp:inline distT="0" distB="0" distL="0" distR="0" wp14:anchorId="2B226C4D" wp14:editId="73C197B2">
+            <wp:extent cx="5399405" cy="2548890"/>
+            <wp:effectExtent l="0" t="0" r="0" b="3810"/>
+            <wp:docPr id="1371834299" name="Obrázek 1"/>
             <wp:cNvGraphicFramePr>
               <a:graphicFrameLocks xmlns:a="http://schemas.openxmlformats.org/drawingml/2006/main" noChangeAspect="1"/>
             </wp:cNvGraphicFramePr>
@@ -7925,7 +8167,7 @@
               <a:graphicData uri="http://schemas.openxmlformats.org/drawingml/2006/picture">
                 <pic:pic xmlns:pic="http://schemas.openxmlformats.org/drawingml/2006/picture">
                   <pic:nvPicPr>
-                    <pic:cNvPr id="202766120" name="Obrázek 1" descr="Obsah obrázku text, snímek obrazovky, software, Počítačová ikona&#10;&#10;Popis byl vytvořen automaticky"/>
+                    <pic:cNvPr id="1371834299" name=""/>
                     <pic:cNvPicPr/>
                   </pic:nvPicPr>
                   <pic:blipFill>
@@ -7937,7 +8179,7 @@
                   <pic:spPr>
                     <a:xfrm>
                       <a:off x="0" y="0"/>
-                      <a:ext cx="5399405" cy="3037205"/>
+                      <a:ext cx="5399405" cy="2548890"/>
                     </a:xfrm>
                     <a:prstGeom prst="rect">
                       <a:avLst/>
@@ -7954,7 +8196,7 @@
       <w:pPr>
         <w:pStyle w:val="Titulek"/>
       </w:pPr>
-      <w:bookmarkStart w:id="25" w:name="_Toc226829971"/>
+      <w:bookmarkStart w:id="25" w:name="_Toc226920110"/>
       <w:r>
         <w:t xml:space="preserve">Obr. </w:t>
       </w:r>
@@ -7984,41 +8226,41 @@
         <w:pStyle w:val="Nadpis3"/>
       </w:pPr>
       <w:r>
+        <w:t>Figma</w:t>
+      </w:r>
+    </w:p>
+    <w:p>
+      <w:r>
+        <w:t>Figma je cloudový nástroj pro návrh uživatelského rozhraní, který umožňuje týmům</w:t>
+      </w:r>
+      <w:r>
+        <w:t xml:space="preserve"> </w:t>
+      </w:r>
+      <w:r>
+        <w:br/>
+      </w:r>
+      <w:r>
+        <w:t>či jednotlivcům</w:t>
+      </w:r>
+      <w:r>
+        <w:t xml:space="preserve"> </w:t>
+      </w:r>
+      <w:r>
+        <w:t>pracovat</w:t>
+      </w:r>
+      <w:r>
+        <w:t xml:space="preserve"> v reálném čase na tvorbě webových stránek, mobilních aplikací </w:t>
+      </w:r>
+      <w:r>
+        <w:br/>
+      </w:r>
+      <w:r>
+        <w:t>a dalších digitálních produktů.</w:t>
+      </w:r>
+    </w:p>
+    <w:p>
+      <w:r>
         <w:lastRenderedPageBreak/>
-        <w:t>Figma</w:t>
-      </w:r>
-    </w:p>
-    <w:p>
-      <w:r>
-        <w:t>Figma je cloudový nástroj pro návrh uživatelského rozhraní, který umožňuje týmům</w:t>
-      </w:r>
-      <w:r>
-        <w:t xml:space="preserve"> </w:t>
-      </w:r>
-      <w:r>
-        <w:br/>
-      </w:r>
-      <w:r>
-        <w:t>či jednotlivcům</w:t>
-      </w:r>
-      <w:r>
-        <w:t xml:space="preserve"> </w:t>
-      </w:r>
-      <w:r>
-        <w:t>pracovat</w:t>
-      </w:r>
-      <w:r>
-        <w:t xml:space="preserve"> v reálném čase na tvorbě webových stránek, mobilních aplikací </w:t>
-      </w:r>
-      <w:r>
-        <w:br/>
-      </w:r>
-      <w:r>
-        <w:t>a dalších digitálních produktů.</w:t>
-      </w:r>
-    </w:p>
-    <w:p>
-      <w:r>
         <w:t>Figma je velmi oblíbená právě pro možnost spolupráce v reálném čase, možnosti tvořit komponenty a knihovny, které lze opakovaně využívat, což zajišťuje konzistenci v designu napříč projekty.</w:t>
       </w:r>
     </w:p>
@@ -8049,14 +8291,11 @@
         <w:jc w:val="center"/>
       </w:pPr>
       <w:r>
-        <w:rPr>
-          <w:noProof/>
-        </w:rPr>
         <w:drawing>
-          <wp:inline distT="0" distB="0" distL="0" distR="0" wp14:anchorId="1FC87548" wp14:editId="6F5BD0C1">
-            <wp:extent cx="5399405" cy="3037205"/>
+          <wp:inline distT="0" distB="0" distL="0" distR="0" wp14:anchorId="357CBCE0" wp14:editId="73246D89">
+            <wp:extent cx="5399405" cy="2865755"/>
             <wp:effectExtent l="0" t="0" r="0" b="0"/>
-            <wp:docPr id="1250151773" name="Obrázek 1" descr="Obsah obrázku text, snímek obrazovky, software, Počítačová ikona&#10;&#10;Popis byl vytvořen automaticky"/>
+            <wp:docPr id="49072966" name="Obrázek 1"/>
             <wp:cNvGraphicFramePr>
               <a:graphicFrameLocks xmlns:a="http://schemas.openxmlformats.org/drawingml/2006/main" noChangeAspect="1"/>
             </wp:cNvGraphicFramePr>
@@ -8064,7 +8303,7 @@
               <a:graphicData uri="http://schemas.openxmlformats.org/drawingml/2006/picture">
                 <pic:pic xmlns:pic="http://schemas.openxmlformats.org/drawingml/2006/picture">
                   <pic:nvPicPr>
-                    <pic:cNvPr id="1250151773" name="Obrázek 1" descr="Obsah obrázku text, snímek obrazovky, software, Počítačová ikona&#10;&#10;Popis byl vytvořen automaticky"/>
+                    <pic:cNvPr id="49072966" name=""/>
                     <pic:cNvPicPr/>
                   </pic:nvPicPr>
                   <pic:blipFill>
@@ -8076,7 +8315,7 @@
                   <pic:spPr>
                     <a:xfrm>
                       <a:off x="0" y="0"/>
-                      <a:ext cx="5399405" cy="3037205"/>
+                      <a:ext cx="5399405" cy="2865755"/>
                     </a:xfrm>
                     <a:prstGeom prst="rect">
                       <a:avLst/>
@@ -8093,7 +8332,7 @@
       <w:pPr>
         <w:pStyle w:val="Titulek"/>
       </w:pPr>
-      <w:bookmarkStart w:id="26" w:name="_Toc226829972"/>
+      <w:bookmarkStart w:id="26" w:name="_Toc226920111"/>
       <w:r>
         <w:t xml:space="preserve">Obr. </w:t>
       </w:r>
@@ -8178,15 +8417,12 @@
         <w:jc w:val="center"/>
       </w:pPr>
       <w:r>
-        <w:rPr>
-          <w:noProof/>
-        </w:rPr>
         <w:lastRenderedPageBreak/>
         <w:drawing>
-          <wp:inline distT="0" distB="0" distL="0" distR="0" wp14:anchorId="6B112463" wp14:editId="47403BC8">
-            <wp:extent cx="4676775" cy="2630721"/>
-            <wp:effectExtent l="0" t="0" r="0" b="0"/>
-            <wp:docPr id="882991353" name="Obrázek 1" descr="Obsah obrázku text, snímek obrazovky, software, Počítačová ikona&#10;&#10;Popis byl vytvořen automaticky"/>
+          <wp:inline distT="0" distB="0" distL="0" distR="0" wp14:anchorId="0CCEB274" wp14:editId="514D0004">
+            <wp:extent cx="5399405" cy="2894965"/>
+            <wp:effectExtent l="0" t="0" r="0" b="635"/>
+            <wp:docPr id="195003132" name="Obrázek 1"/>
             <wp:cNvGraphicFramePr>
               <a:graphicFrameLocks xmlns:a="http://schemas.openxmlformats.org/drawingml/2006/main" noChangeAspect="1"/>
             </wp:cNvGraphicFramePr>
@@ -8194,7 +8430,7 @@
               <a:graphicData uri="http://schemas.openxmlformats.org/drawingml/2006/picture">
                 <pic:pic xmlns:pic="http://schemas.openxmlformats.org/drawingml/2006/picture">
                   <pic:nvPicPr>
-                    <pic:cNvPr id="882991353" name="Obrázek 1" descr="Obsah obrázku text, snímek obrazovky, software, Počítačová ikona&#10;&#10;Popis byl vytvořen automaticky"/>
+                    <pic:cNvPr id="195003132" name=""/>
                     <pic:cNvPicPr/>
                   </pic:nvPicPr>
                   <pic:blipFill>
@@ -8206,7 +8442,7 @@
                   <pic:spPr>
                     <a:xfrm>
                       <a:off x="0" y="0"/>
-                      <a:ext cx="4689978" cy="2638148"/>
+                      <a:ext cx="5399405" cy="2894965"/>
                     </a:xfrm>
                     <a:prstGeom prst="rect">
                       <a:avLst/>
@@ -8223,7 +8459,7 @@
       <w:pPr>
         <w:pStyle w:val="Titulek"/>
       </w:pPr>
-      <w:bookmarkStart w:id="27" w:name="_Toc226829973"/>
+      <w:bookmarkStart w:id="27" w:name="_Toc226920112"/>
       <w:r>
         <w:t xml:space="preserve">Obr. </w:t>
       </w:r>
@@ -8252,7 +8488,7 @@
       <w:pPr>
         <w:pStyle w:val="Nadpis1"/>
       </w:pPr>
-      <w:bookmarkStart w:id="28" w:name="_Toc226829951"/>
+      <w:bookmarkStart w:id="28" w:name="_Toc226920090"/>
       <w:r>
         <w:lastRenderedPageBreak/>
         <w:t>Návrh</w:t>
@@ -8274,7 +8510,7 @@
       <w:pPr>
         <w:pStyle w:val="Nadpis2"/>
       </w:pPr>
-      <w:bookmarkStart w:id="29" w:name="_Toc226829952"/>
+      <w:bookmarkStart w:id="29" w:name="_Toc226920091"/>
       <w:r>
         <w:t>Uživatelské prostředí</w:t>
       </w:r>
@@ -8345,14 +8581,11 @@
         <w:jc w:val="center"/>
       </w:pPr>
       <w:r>
-        <w:rPr>
-          <w:noProof/>
-        </w:rPr>
         <w:drawing>
-          <wp:inline distT="0" distB="0" distL="0" distR="0" wp14:anchorId="7F19650A" wp14:editId="5C631017">
-            <wp:extent cx="4652387" cy="4543505"/>
-            <wp:effectExtent l="0" t="0" r="0" b="0"/>
-            <wp:docPr id="723304867" name="Obrázek 1" descr="Obsah obrázku text, elektronika, software, snímek obrazovky&#10;&#10;Obsah generovaný pomocí AI může být nesprávný."/>
+          <wp:inline distT="0" distB="0" distL="0" distR="0" wp14:anchorId="20836BF4" wp14:editId="4CD61F80">
+            <wp:extent cx="5399405" cy="5191125"/>
+            <wp:effectExtent l="0" t="0" r="0" b="9525"/>
+            <wp:docPr id="395972754" name="Obrázek 1"/>
             <wp:cNvGraphicFramePr>
               <a:graphicFrameLocks xmlns:a="http://schemas.openxmlformats.org/drawingml/2006/main" noChangeAspect="1"/>
             </wp:cNvGraphicFramePr>
@@ -8360,7 +8593,7 @@
               <a:graphicData uri="http://schemas.openxmlformats.org/drawingml/2006/picture">
                 <pic:pic xmlns:pic="http://schemas.openxmlformats.org/drawingml/2006/picture">
                   <pic:nvPicPr>
-                    <pic:cNvPr id="723304867" name="Obrázek 1" descr="Obsah obrázku text, elektronika, software, snímek obrazovky&#10;&#10;Obsah generovaný pomocí AI může být nesprávný."/>
+                    <pic:cNvPr id="395972754" name=""/>
                     <pic:cNvPicPr/>
                   </pic:nvPicPr>
                   <pic:blipFill>
@@ -8372,7 +8605,7 @@
                   <pic:spPr>
                     <a:xfrm>
                       <a:off x="0" y="0"/>
-                      <a:ext cx="4660498" cy="4551426"/>
+                      <a:ext cx="5399405" cy="5191125"/>
                     </a:xfrm>
                     <a:prstGeom prst="rect">
                       <a:avLst/>
@@ -8389,7 +8622,7 @@
       <w:pPr>
         <w:pStyle w:val="Titulek"/>
       </w:pPr>
-      <w:bookmarkStart w:id="30" w:name="_Toc226829974"/>
+      <w:bookmarkStart w:id="30" w:name="_Toc226920113"/>
       <w:r>
         <w:t xml:space="preserve">Obr. </w:t>
       </w:r>
@@ -8426,7 +8659,7 @@
       <w:pPr>
         <w:pStyle w:val="Nadpis2"/>
       </w:pPr>
-      <w:bookmarkStart w:id="31" w:name="_Toc226829953"/>
+      <w:bookmarkStart w:id="31" w:name="_Toc226920092"/>
       <w:r>
         <w:lastRenderedPageBreak/>
         <w:t>Uživatelské role</w:t>
@@ -8643,7 +8876,7 @@
       <w:pPr>
         <w:pStyle w:val="Nadpis2"/>
       </w:pPr>
-      <w:bookmarkStart w:id="32" w:name="_Toc226829954"/>
+      <w:bookmarkStart w:id="32" w:name="_Toc226920093"/>
       <w:r>
         <w:t>Databáze</w:t>
       </w:r>
@@ -8774,7 +9007,7 @@
         <w:t xml:space="preserve">, od </w:t>
       </w:r>
       <w:r>
-        <w:t>bílého</w:t>
+        <w:t>žlutého</w:t>
       </w:r>
       <w:r>
         <w:t xml:space="preserve"> pásku přes barevné pásky až po jednotlivé dany černého pásku. Každý stupeň má svůj název (belt_name), označení cupu (cup, např. „8. CUP" nebo „1. DAN"), cenu zkoušky (price), cestu k obrázku pásku (img_path), doplňující informace (info) a cestu k výukovému videu (video_path). Tabulka je ve vztahu 1:N s tabulkou fighters – jeden technický stupeň může mít více závodníků, ale každý závodník má právě jeden aktuální stupeň.</w:t>
@@ -8903,7 +9136,13 @@
     </w:p>
     <w:p>
       <w:r>
-        <w:t xml:space="preserve">Tabulka role definuje role a oprávnění uživatelů v systému. Aktuálně jsou definovány role jako administrátor (admin), trenér (trainer), uživatel (user) a různé třídy trenérů. Vztah s tabulkou users je 1:N – jedna role může být přiřazena více uživatelům, ale každý uživatel má právě jednu roli. </w:t>
+        <w:t xml:space="preserve">Tabulka role definuje role a oprávnění uživatelů v systému. Aktuálně jsou definovány role jako administrátor (admin), trenér (trainer), </w:t>
+      </w:r>
+      <w:r>
+        <w:t>závodník</w:t>
+      </w:r>
+      <w:r>
+        <w:t xml:space="preserve"> (user). Vztah s tabulkou users je 1:N – jedna role může být přiřazena více uživatelům, ale každý uživatel má právě jednu roli. </w:t>
       </w:r>
       <w:r>
         <w:t>T</w:t>
@@ -9256,7 +9495,13 @@
         <w:t>Závodník se může přihlásit na více zkoušek a jedna zkouška může mít více zaregistrovaných závodníků. Registrace obsahuje cizí klíč exam_id odkazující na zkoušku které registrace podléhá a fighter_id určující registrovaného závodníka</w:t>
       </w:r>
       <w:r>
-        <w:t>, nachází se zde i časové razítko (created_at) určující, kdy se uživatel přihlásil.</w:t>
+        <w:t xml:space="preserve">, nachází se zde i časové razítko (created_at) určující, kdy se </w:t>
+      </w:r>
+      <w:r>
+        <w:t>závodník na zkoušku</w:t>
+      </w:r>
+      <w:r>
+        <w:t xml:space="preserve"> přihlásil.</w:t>
       </w:r>
     </w:p>
     <w:p>
@@ -9398,7 +9643,7 @@
       <w:pPr>
         <w:pStyle w:val="Titulek"/>
       </w:pPr>
-      <w:bookmarkStart w:id="33" w:name="_Toc226829975"/>
+      <w:bookmarkStart w:id="33" w:name="_Toc226920114"/>
       <w:r>
         <w:t xml:space="preserve">Obr. </w:t>
       </w:r>
@@ -9434,7 +9679,7 @@
       <w:pPr>
         <w:pStyle w:val="Nadpis1"/>
       </w:pPr>
-      <w:bookmarkStart w:id="34" w:name="_Toc226829955"/>
+      <w:bookmarkStart w:id="34" w:name="_Toc226920094"/>
       <w:r>
         <w:lastRenderedPageBreak/>
         <w:t>Praktická část</w:t>
@@ -9443,13 +9688,25 @@
     </w:p>
     <w:p>
       <w:r>
-        <w:t>Praktická část práce se zabývá realizací webové aplikace pro TKD oddíl L</w:t>
+        <w:t>Praktická část práce se zabývá realizací webové aplikace pro oddíl</w:t>
+      </w:r>
+      <w:r>
+        <w:t xml:space="preserve"> TKD</w:t>
+      </w:r>
+      <w:r>
+        <w:t xml:space="preserve"> L</w:t>
       </w:r>
       <w:r>
         <w:t>ac</w:t>
       </w:r>
       <w:r>
-        <w:t>ek. Cílem bylo vytvořit plnohodnotný webový systém sestávající z veřejně přístupného webu pro návštěvníky</w:t>
+        <w:t xml:space="preserve">ek. Cílem bylo vytvořit plnohodnotný webový systém </w:t>
+      </w:r>
+      <w:r>
+        <w:t>skládající se</w:t>
+      </w:r>
+      <w:r>
+        <w:t xml:space="preserve"> z veřejně přístupného webu pro návštěvníky</w:t>
       </w:r>
       <w:r>
         <w:br/>
@@ -9493,7 +9750,7 @@
       <w:pPr>
         <w:pStyle w:val="Nadpis2"/>
       </w:pPr>
-      <w:bookmarkStart w:id="35" w:name="_Toc226829956"/>
+      <w:bookmarkStart w:id="35" w:name="_Toc226920095"/>
       <w:r>
         <w:t>Frontend</w:t>
       </w:r>
@@ -9501,7 +9758,13 @@
     </w:p>
     <w:p>
       <w:r>
-        <w:t xml:space="preserve">Část frontendu byla realizována pomocí Java skriptového frameworku React a stylována CSS frameworkem </w:t>
+        <w:t>Část frontendu byla realizována pomocí Java</w:t>
+      </w:r>
+      <w:r>
+        <w:t>Scriptového</w:t>
+      </w:r>
+      <w:r>
+        <w:t xml:space="preserve"> frameworku React a stylována CSS frameworkem </w:t>
       </w:r>
       <w:r>
         <w:t xml:space="preserve">Tailwind </w:t>
@@ -9588,7 +9851,7 @@
       <w:pPr>
         <w:pStyle w:val="Titulek"/>
       </w:pPr>
-      <w:bookmarkStart w:id="36" w:name="_Toc226829976"/>
+      <w:bookmarkStart w:id="36" w:name="_Toc226920115"/>
       <w:r>
         <w:t xml:space="preserve">Obr. </w:t>
       </w:r>
@@ -10015,7 +10278,17 @@
         <w:t xml:space="preserve"> a</w:t>
       </w:r>
       <w:r>
-        <w:t xml:space="preserve"> pomocí logiky &lt;ProtectedRoute&gt; jsou</w:t>
+        <w:t xml:space="preserve"> pomocí logiky </w:t>
+      </w:r>
+      <w:r>
+        <w:rPr>
+          <w:i/>
+          <w:iCs/>
+        </w:rPr>
+        <w:t>ProtectedRoute</w:t>
+      </w:r>
+      <w:r>
+        <w:t xml:space="preserve"> jsou</w:t>
       </w:r>
       <w:r>
         <w:t xml:space="preserve"> rozděleny na veřejnou </w:t>
@@ -22305,7 +22578,13 @@
     </w:p>
     <w:p>
       <w:r>
-        <w:t xml:space="preserve">Stránku tvoří tabulka s přehledem pásků obsahující informace o názvu pásku, třídě danu či cupu, ceně za zkoušku na jednotlivý technický stupeň a obrázek páku. Pod tabulkou se nachází sekce, která se dynamicky mění na základě vybraného technického stupně. Sekci tvoří komponenty </w:t>
+        <w:t>Stránku tvoří tabulka s přehledem pásků obsahující informace o názvu pásku, třídě danu či cupu, ceně za zkoušku na jednotlivý technický stupeň a obrázek pá</w:t>
+      </w:r>
+      <w:r>
+        <w:t>s</w:t>
+      </w:r>
+      <w:r>
+        <w:t xml:space="preserve">ku. Pod tabulkou se nachází sekce, která se dynamicky mění na základě vybraného technického stupně. Sekci tvoří komponenty </w:t>
       </w:r>
       <w:r>
         <w:rPr>
@@ -22325,7 +22604,17 @@
         <w:t>SestavyInfo</w:t>
       </w:r>
       <w:r>
-        <w:t xml:space="preserve">. Komponenta Video se vykresluje pouze v případě, pokud má daný technický stupeň v databázi uložený odkaz na video. Klíčové pojmy k jednotlivým sestavám vykresluje komponenta </w:t>
+        <w:t xml:space="preserve">. Komponenta </w:t>
+      </w:r>
+      <w:r>
+        <w:rPr>
+          <w:i/>
+          <w:iCs/>
+        </w:rPr>
+        <w:t>Video</w:t>
+      </w:r>
+      <w:r>
+        <w:t xml:space="preserve"> se vykresluje pouze v případě, pokud má daný technický stupeň v databázi uložený odkaz na video. Klíčové pojmy k jednotlivým sestavám vykresluje komponenta </w:t>
       </w:r>
       <w:r>
         <w:rPr>
@@ -22503,7 +22792,7 @@
       <w:pPr>
         <w:pStyle w:val="Titulek"/>
       </w:pPr>
-      <w:bookmarkStart w:id="37" w:name="_Toc226829977"/>
+      <w:bookmarkStart w:id="37" w:name="_Toc226920116"/>
       <w:r>
         <w:t xml:space="preserve">Obr. </w:t>
       </w:r>
@@ -22679,7 +22968,7 @@
       <w:pPr>
         <w:pStyle w:val="Titulek"/>
       </w:pPr>
-      <w:bookmarkStart w:id="38" w:name="_Toc226829978"/>
+      <w:bookmarkStart w:id="38" w:name="_Toc226920117"/>
       <w:r>
         <w:t xml:space="preserve">Obr. </w:t>
       </w:r>
@@ -22708,7 +22997,7 @@
       <w:pPr>
         <w:pStyle w:val="Nadpis2"/>
       </w:pPr>
-      <w:bookmarkStart w:id="39" w:name="_Toc226829957"/>
+      <w:bookmarkStart w:id="39" w:name="_Toc226920096"/>
       <w:r>
         <w:t>Backend</w:t>
       </w:r>
@@ -22795,7 +23084,7 @@
       <w:pPr>
         <w:pStyle w:val="Titulek"/>
       </w:pPr>
-      <w:bookmarkStart w:id="40" w:name="_Toc226829979"/>
+      <w:bookmarkStart w:id="40" w:name="_Toc226920118"/>
       <w:r>
         <w:t xml:space="preserve">Obr. </w:t>
       </w:r>
@@ -26332,7 +26621,19 @@
         <w:t>GET</w:t>
       </w:r>
       <w:r>
-        <w:t>, která vrací všechny potřebné informace jako je například název turnaje, náhledová fotografie, popis aktuality, status či datum kdy byla aktualita</w:t>
+        <w:t>, která vrací všechny potřebné informace</w:t>
+      </w:r>
+      <w:r>
+        <w:t>,</w:t>
+      </w:r>
+      <w:r>
+        <w:t xml:space="preserve"> jako je například název turnaje, náhledová fotografie, popis aktuality, status či datum</w:t>
+      </w:r>
+      <w:r>
+        <w:t>,</w:t>
+      </w:r>
+      <w:r>
+        <w:t xml:space="preserve"> kdy byla aktualita</w:t>
       </w:r>
       <w:r>
         <w:t xml:space="preserve"> vydána</w:t>
@@ -28775,7 +29076,13 @@
     </w:p>
     <w:p>
       <w:r>
-        <w:t>Endpoint je /api/events/latest a od předchozí ukázky se liší pouze SQL dotazem, který je upraven tak, aby zobrazovaly pouze aktuality, které mají stav nastavený na „Aktivní“</w:t>
+        <w:t>Endpoint je /api/events/latest a od předchozí ukázky se liší pouze SQL dotazem, který je upraven tak, aby zobrazovaly pouze aktuality, které mají stav nastavený na „</w:t>
+      </w:r>
+      <w:r>
+        <w:t>Dostupné</w:t>
+      </w:r>
+      <w:r>
+        <w:t>“</w:t>
       </w:r>
       <w:r>
         <w:t xml:space="preserve">, jsou nejnovější </w:t>
@@ -43180,7 +43487,13 @@
     </w:p>
     <w:p>
       <w:r>
-        <w:t>Token se skládá ze tří částí oddělených tečkou: hlavičky (header) obsahující typ tokenu a použitý algoritmus, těla (payload) s uživatelskými daty a podpisu (signature) zajišťujícího integritu tokenu. Po úspěšném přihlášení server vygeneruje token s payloadem obsahujícím identifikátor uživatele, jeho přihlašovací jméno a roli. Token má nastavenou platnost jedné hodiny, po jejímž uplynutí je uživatel automaticky odhlášen.</w:t>
+        <w:t xml:space="preserve">Token se skládá ze tří částí oddělených tečkou: hlavičky (header) obsahující typ tokenu a použitý algoritmus, těla (payload) s uživatelskými daty a podpisu (signature) zajišťujícího integritu tokenu. Po úspěšném přihlášení server vygeneruje token s payloadem obsahujícím identifikátor uživatele, jeho přihlašovací jméno a roli. Token má nastavenou platnost </w:t>
+      </w:r>
+      <w:r>
+        <w:t>7 dní</w:t>
+      </w:r>
+      <w:r>
+        <w:t>, po jejímž uplynutí je uživatel automaticky odhlášen.</w:t>
       </w:r>
     </w:p>
     <w:p>
@@ -43911,7 +44224,13 @@
         <w:br/>
       </w:r>
       <w:r>
-        <w:t>a přikládán ke každému chráněnému požadavku v Authorization hlavičce. Pro dynamické překreslení uživatelského rozhraní po přihlášení a odhlášení je využit mechanismus vlastních DOM událostí (authChange), který zajišťuje aktualizaci stavu bez nutnosti obnovení stránky.</w:t>
+        <w:t xml:space="preserve">a přikládán ke každému chráněnému požadavku v </w:t>
+      </w:r>
+      <w:r>
+        <w:t>a</w:t>
+      </w:r>
+      <w:r>
+        <w:t>uthorization hlavičce. Pro dynamické překreslení uživatelského rozhraní po přihlášení a odhlášení je využit mechanismus vlastních DOM událostí (authChange), který zajišťuje aktualizaci stavu bez nutnosti obnovení stránky.</w:t>
       </w:r>
     </w:p>
     <w:p>
@@ -43925,7 +44244,13 @@
     </w:p>
     <w:p>
       <w:r>
-        <w:t xml:space="preserve">Server má nakonfigurovanou politiku CORS (Cross-Origin Resource Sharing) povolenou pouze pro doménu http://localhost:5173, na které běží frontendová aplikace. </w:t>
+        <w:t>Server má nakonfigurovanou politiku CORS (Cross-Origin Resource Sharing) povolenou pouze pro doménu</w:t>
+      </w:r>
+      <w:r>
+        <w:t xml:space="preserve"> aplikace</w:t>
+      </w:r>
+      <w:r>
+        <w:t xml:space="preserve">, na které běží frontendová aplikace. </w:t>
       </w:r>
       <w:r>
         <w:t>Čímž</w:t>
@@ -43938,7 +44263,7 @@
       <w:pPr>
         <w:pStyle w:val="Nadpis1"/>
       </w:pPr>
-      <w:bookmarkStart w:id="41" w:name="_Toc226829958"/>
+      <w:bookmarkStart w:id="41" w:name="_Toc226920097"/>
       <w:r>
         <w:lastRenderedPageBreak/>
         <w:t>Implementace řešení</w:t>
@@ -43952,6 +44277,9 @@
       <w:r>
         <w:t>provozovány odděleně, avšak spolu vzájemně komunikují</w:t>
       </w:r>
+      <w:r>
+        <w:t>.</w:t>
+      </w:r>
     </w:p>
     <w:p>
       <w:r>
@@ -43967,7 +44295,13 @@
         <w:t>kódu</w:t>
       </w:r>
       <w:r>
-        <w:t xml:space="preserve"> a jejich převedení do statických souborů (HTML, CSS, JavaScript). Soubory jsou poté servírovány pomocí reverzní proxy, která zajišťuje jejich dostupnost pro koncové uživatele.</w:t>
+        <w:t xml:space="preserve"> a jejich převedení do statických souborů (HTML, CSS, JavaScript). Soubory jsou poté </w:t>
+      </w:r>
+      <w:r>
+        <w:t>odesílány</w:t>
+      </w:r>
+      <w:r>
+        <w:t xml:space="preserve"> pomocí reverzní proxy, která zajišťuje jejich dostupnost pro koncové uživatele.</w:t>
       </w:r>
     </w:p>
     <w:p>
@@ -44008,7 +44342,7 @@
         <w:ind w:left="431" w:hanging="431"/>
       </w:pPr>
       <w:bookmarkStart w:id="42" w:name="_Toc60053869"/>
-      <w:bookmarkStart w:id="43" w:name="_Toc226829959"/>
+      <w:bookmarkStart w:id="43" w:name="_Toc226920098"/>
       <w:r>
         <w:lastRenderedPageBreak/>
         <w:t>Závěr</w:t>
@@ -44029,7 +44363,16 @@
     </w:p>
     <w:p>
       <w:r>
-        <w:t xml:space="preserve">Obě verze webů splňují </w:t>
+        <w:t>Nové řešení</w:t>
+      </w:r>
+      <w:r>
+        <w:t xml:space="preserve"> </w:t>
+      </w:r>
+      <w:r>
+        <w:t>splňuje</w:t>
+      </w:r>
+      <w:r>
+        <w:t xml:space="preserve"> </w:t>
       </w:r>
       <w:r>
         <w:t>veškeré stanovené</w:t>
@@ -44038,7 +44381,13 @@
         <w:t xml:space="preserve"> požadavky</w:t>
       </w:r>
       <w:r>
-        <w:t xml:space="preserve">. Výsledem jsou webové stránky, které odpovídají současným požadavkům na design a technické standardy jako je například bezpečnost dat či responzivita, která je pro většinu uživatelů klíčová. </w:t>
+        <w:t>. V</w:t>
+      </w:r>
+      <w:r>
+        <w:t>ýsledkem</w:t>
+      </w:r>
+      <w:r>
+        <w:t xml:space="preserve"> jsou webové stránky, které odpovídají současným požadavkům na design a technické standardy jako je například bezpečnost dat či responzivita, která je pro většinu uživatelů klíčová. </w:t>
       </w:r>
     </w:p>
     <w:p>
@@ -44049,7 +44398,13 @@
         <w:br/>
       </w:r>
       <w:r>
-        <w:t xml:space="preserve">ale i v oblasti komunikace se zákazníkem a vyjednávání. Během vývoje jsem se seznámil s principy moderního designu a bezpečnosti webových stránek, </w:t>
+        <w:t>ale i v oblasti komunikace se zákazníkem a vyjednávání. Během vývoje jsem se seznámil s principy moderního designu a bezpečnost</w:t>
+      </w:r>
+      <w:r>
+        <w:t>í</w:t>
+      </w:r>
+      <w:r>
+        <w:t xml:space="preserve"> webových stránek, </w:t>
       </w:r>
       <w:r>
         <w:t>získané</w:t>
@@ -44094,7 +44449,7 @@
         </w:numPr>
         <w:ind w:left="431" w:hanging="431"/>
       </w:pPr>
-      <w:bookmarkStart w:id="44" w:name="_Toc226829960"/>
+      <w:bookmarkStart w:id="44" w:name="_Toc226920099"/>
       <w:r>
         <w:lastRenderedPageBreak/>
         <w:t>Seznam použité literatury</w:t>
@@ -51572,8 +51927,10 @@
     <w:rsid w:val="000E5915"/>
     <w:rsid w:val="0012777F"/>
     <w:rsid w:val="001476E4"/>
+    <w:rsid w:val="001856FA"/>
     <w:rsid w:val="001F4362"/>
     <w:rsid w:val="0020159E"/>
+    <w:rsid w:val="00213695"/>
     <w:rsid w:val="002173EE"/>
     <w:rsid w:val="00217A4D"/>
     <w:rsid w:val="0023678F"/>
@@ -52565,6 +52922,12 @@
 </file>
 
 <file path=customXml/item3.xml><?xml version="1.0" encoding="utf-8"?>
+<p:properties xmlns:p="http://schemas.microsoft.com/office/2006/metadata/properties" xmlns:xsi="http://www.w3.org/2001/XMLSchema-instance" xmlns:pc="http://schemas.microsoft.com/office/infopath/2007/PartnerControls">
+  <documentManagement/>
+</p:properties>
+</file>
+
+<file path=customXml/item4.xml><?xml version="1.0" encoding="utf-8"?>
 <?mso-contentType ?>
 <FormTemplates xmlns="http://schemas.microsoft.com/sharepoint/v3/contenttype/forms">
   <Display>DocumentLibraryForm</Display>
@@ -52573,14 +52936,8 @@
 </FormTemplates>
 </file>
 
-<file path=customXml/item4.xml><?xml version="1.0" encoding="utf-8"?>
+<file path=customXml/item5.xml><?xml version="1.0" encoding="utf-8"?>
 <b:Sources xmlns:b="http://schemas.openxmlformats.org/officeDocument/2006/bibliography" xmlns="http://schemas.openxmlformats.org/officeDocument/2006/bibliography" SelectedStyle="\APASixthEditionOfficeOnline.xsl" StyleName="APA" Version="6"/>
-</file>
-
-<file path=customXml/item5.xml><?xml version="1.0" encoding="utf-8"?>
-<p:properties xmlns:p="http://schemas.microsoft.com/office/2006/metadata/properties" xmlns:xsi="http://www.w3.org/2001/XMLSchema-instance" xmlns:pc="http://schemas.microsoft.com/office/infopath/2007/PartnerControls">
-  <documentManagement/>
-</p:properties>
 </file>
 
 <file path=customXml/itemProps1.xml><?xml version="1.0" encoding="utf-8"?>
@@ -52610,6 +52967,15 @@
 </file>
 
 <file path=customXml/itemProps3.xml><?xml version="1.0" encoding="utf-8"?>
+<ds:datastoreItem xmlns:ds="http://schemas.openxmlformats.org/officeDocument/2006/customXml" ds:itemID="{EDE7D767-2E0D-494D-8433-FAEBD4A37F8E}">
+  <ds:schemaRefs>
+    <ds:schemaRef ds:uri="http://schemas.microsoft.com/office/2006/metadata/properties"/>
+    <ds:schemaRef ds:uri="http://schemas.microsoft.com/office/infopath/2007/PartnerControls"/>
+  </ds:schemaRefs>
+</ds:datastoreItem>
+</file>
+
+<file path=customXml/itemProps4.xml><?xml version="1.0" encoding="utf-8"?>
 <ds:datastoreItem xmlns:ds="http://schemas.openxmlformats.org/officeDocument/2006/customXml" ds:itemID="{B7C1A596-E5BE-4405-BB39-8891EE7E0A9A}">
   <ds:schemaRefs>
     <ds:schemaRef ds:uri="http://schemas.microsoft.com/sharepoint/v3/contenttype/forms"/>
@@ -52617,19 +52983,10 @@
 </ds:datastoreItem>
 </file>
 
-<file path=customXml/itemProps4.xml><?xml version="1.0" encoding="utf-8"?>
+<file path=customXml/itemProps5.xml><?xml version="1.0" encoding="utf-8"?>
 <ds:datastoreItem xmlns:ds="http://schemas.openxmlformats.org/officeDocument/2006/customXml" ds:itemID="{016BB16A-1E0F-4115-AADC-10D5070CD6B8}">
   <ds:schemaRefs>
     <ds:schemaRef ds:uri="http://schemas.openxmlformats.org/officeDocument/2006/bibliography"/>
   </ds:schemaRefs>
 </ds:datastoreItem>
-</file>
-
-<file path=customXml/itemProps5.xml><?xml version="1.0" encoding="utf-8"?>
-<ds:datastoreItem xmlns:ds="http://schemas.openxmlformats.org/officeDocument/2006/customXml" ds:itemID="{EDE7D767-2E0D-494D-8433-FAEBD4A37F8E}">
-  <ds:schemaRefs>
-    <ds:schemaRef ds:uri="http://schemas.microsoft.com/office/2006/metadata/properties"/>
-    <ds:schemaRef ds:uri="http://schemas.microsoft.com/office/infopath/2007/PartnerControls"/>
-  </ds:schemaRefs>
-</ds:datastoreItem>
 </file>